--- a/Lakberendezés_Dokumentum.docx
+++ b/Lakberendezés_Dokumentum.docx
@@ -460,7 +460,7 @@
     <w:p>
       <w:pPr>
         <w:rPr>
-          <w:rFonts w:ascii="Times New Roman" w:hAnsi="Times New Roman" w:cs="Times New Roman"/>
+          <w:rFonts w:asciiTheme="majorHAnsi" w:hAnsiTheme="majorHAnsi" w:cs="Times New Roman"/>
           <w:sz w:val="20"/>
           <w:szCs w:val="20"/>
         </w:rPr>
@@ -468,59 +468,102 @@
     </w:p>
     <w:p>
       <w:pPr>
-        <w:rPr>
-          <w:rFonts w:ascii="Times New Roman" w:hAnsi="Times New Roman" w:cs="Times New Roman"/>
+        <w:spacing w:after="720"/>
+        <w:jc w:val="center"/>
+        <w:rPr>
+          <w:rFonts w:asciiTheme="majorHAnsi" w:hAnsiTheme="majorHAnsi" w:cs="Times New Roman"/>
+          <w:b/>
+          <w:bCs/>
+          <w:color w:val="156082" w:themeColor="accent1"/>
+          <w:sz w:val="36"/>
+          <w:szCs w:val="36"/>
+        </w:rPr>
+      </w:pPr>
+      <w:r>
+        <w:rPr>
+          <w:rFonts w:asciiTheme="majorHAnsi" w:hAnsiTheme="majorHAnsi" w:cs="Times New Roman"/>
+          <w:b/>
+          <w:bCs/>
+          <w:color w:val="156082" w:themeColor="accent1"/>
+          <w:sz w:val="36"/>
+          <w:szCs w:val="36"/>
+        </w:rPr>
+        <w:t>A projekt elkészítéséhez az alábbi kódolási nyelvek</w:t>
+      </w:r>
+      <w:r>
+        <w:rPr>
+          <w:rFonts w:asciiTheme="majorHAnsi" w:hAnsiTheme="majorHAnsi" w:cs="Times New Roman"/>
+          <w:b/>
+          <w:bCs/>
+          <w:color w:val="156082" w:themeColor="accent1"/>
+          <w:sz w:val="36"/>
+          <w:szCs w:val="36"/>
+        </w:rPr>
+        <w:t xml:space="preserve">, </w:t>
+      </w:r>
+      <w:r>
+        <w:rPr>
+          <w:rFonts w:asciiTheme="majorHAnsi" w:hAnsiTheme="majorHAnsi" w:cs="Times New Roman"/>
+          <w:b/>
+          <w:bCs/>
+          <w:color w:val="156082" w:themeColor="accent1"/>
+          <w:sz w:val="36"/>
+          <w:szCs w:val="36"/>
+        </w:rPr>
+        <w:t>szoftverek</w:t>
+      </w:r>
+      <w:r>
+        <w:rPr>
+          <w:rFonts w:asciiTheme="majorHAnsi" w:hAnsiTheme="majorHAnsi" w:cs="Times New Roman"/>
+          <w:b/>
+          <w:bCs/>
+          <w:color w:val="156082" w:themeColor="accent1"/>
+          <w:sz w:val="36"/>
+          <w:szCs w:val="36"/>
+        </w:rPr>
+        <w:t xml:space="preserve"> kerültek felhasználásra</w:t>
+      </w:r>
+      <w:r>
+        <w:rPr>
+          <w:rFonts w:asciiTheme="majorHAnsi" w:hAnsiTheme="majorHAnsi" w:cs="Times New Roman"/>
+          <w:b/>
+          <w:bCs/>
+          <w:color w:val="156082" w:themeColor="accent1"/>
+          <w:sz w:val="36"/>
+          <w:szCs w:val="36"/>
+        </w:rPr>
+        <w:t>:</w:t>
+      </w:r>
+    </w:p>
+    <w:p>
+      <w:pPr>
+        <w:rPr>
+          <w:rFonts w:cs="Times New Roman"/>
+          <w:color w:val="156082" w:themeColor="accent1"/>
           <w:sz w:val="20"/>
           <w:szCs w:val="20"/>
         </w:rPr>
       </w:pPr>
-      <w:r>
-        <w:rPr>
-          <w:rFonts w:ascii="Times New Roman" w:hAnsi="Times New Roman" w:cs="Times New Roman"/>
-          <w:sz w:val="20"/>
-          <w:szCs w:val="20"/>
-        </w:rPr>
-        <w:t>A projekt elkészítéséhez az alábbi kódolási nyelvek</w:t>
-      </w:r>
-      <w:r>
-        <w:rPr>
-          <w:rFonts w:ascii="Times New Roman" w:hAnsi="Times New Roman" w:cs="Times New Roman"/>
-          <w:sz w:val="20"/>
-          <w:szCs w:val="20"/>
-        </w:rPr>
-        <w:t>, eszközök kerültek felhasználásra</w:t>
-      </w:r>
-      <w:r>
-        <w:rPr>
-          <w:rFonts w:ascii="Times New Roman" w:hAnsi="Times New Roman" w:cs="Times New Roman"/>
-          <w:sz w:val="20"/>
-          <w:szCs w:val="20"/>
-        </w:rPr>
-        <w:t>:</w:t>
-      </w:r>
-    </w:p>
-    <w:p>
-      <w:pPr>
-        <w:rPr>
-          <w:rFonts w:ascii="Times New Roman" w:hAnsi="Times New Roman" w:cs="Times New Roman"/>
-          <w:sz w:val="20"/>
-          <w:szCs w:val="20"/>
-        </w:rPr>
-      </w:pPr>
-    </w:p>
-    <w:p>
-      <w:pPr>
-        <w:rPr>
-          <w:rFonts w:ascii="Times New Roman" w:hAnsi="Times New Roman" w:cs="Times New Roman"/>
-          <w:sz w:val="20"/>
-          <w:szCs w:val="20"/>
-        </w:rPr>
-      </w:pPr>
-      <w:r>
-        <w:rPr>
-          <w:rFonts w:ascii="Times New Roman" w:hAnsi="Times New Roman" w:cs="Times New Roman"/>
-          <w:sz w:val="20"/>
-          <w:szCs w:val="20"/>
+    </w:p>
+    <w:p>
+      <w:pPr>
+        <w:rPr>
+          <w:rFonts w:asciiTheme="majorHAnsi" w:hAnsiTheme="majorHAnsi" w:cs="Times New Roman"/>
+          <w:b/>
+          <w:bCs/>
+          <w:color w:val="156082" w:themeColor="accent1"/>
+          <w:sz w:val="36"/>
+          <w:szCs w:val="36"/>
+        </w:rPr>
+      </w:pPr>
+      <w:r>
+        <w:rPr>
+          <w:rFonts w:asciiTheme="majorHAnsi" w:hAnsiTheme="majorHAnsi" w:cs="Times New Roman"/>
+          <w:b/>
+          <w:bCs/>
+          <w:color w:val="156082" w:themeColor="accent1"/>
+          <w:sz w:val="36"/>
+          <w:szCs w:val="36"/>
         </w:rPr>
         <w:t>Front-end:</w:t>
       </w:r>
@@ -533,16 +576,18 @@
           <w:numId w:val="7"/>
         </w:numPr>
         <w:rPr>
-          <w:rFonts w:ascii="Times New Roman" w:hAnsi="Times New Roman" w:cs="Times New Roman"/>
-          <w:sz w:val="20"/>
-          <w:szCs w:val="20"/>
-        </w:rPr>
-      </w:pPr>
-      <w:r>
-        <w:rPr>
-          <w:rFonts w:ascii="Times New Roman" w:hAnsi="Times New Roman" w:cs="Times New Roman"/>
-          <w:sz w:val="20"/>
-          <w:szCs w:val="20"/>
+          <w:rFonts w:cs="Times New Roman"/>
+          <w:color w:val="156082" w:themeColor="accent1"/>
+          <w:sz w:val="32"/>
+          <w:szCs w:val="32"/>
+        </w:rPr>
+      </w:pPr>
+      <w:r>
+        <w:rPr>
+          <w:rFonts w:cs="Times New Roman"/>
+          <w:color w:val="156082" w:themeColor="accent1"/>
+          <w:sz w:val="32"/>
+          <w:szCs w:val="32"/>
         </w:rPr>
         <w:t>HTML</w:t>
       </w:r>
@@ -555,16 +600,18 @@
           <w:numId w:val="7"/>
         </w:numPr>
         <w:rPr>
-          <w:rFonts w:ascii="Times New Roman" w:hAnsi="Times New Roman" w:cs="Times New Roman"/>
-          <w:sz w:val="20"/>
-          <w:szCs w:val="20"/>
-        </w:rPr>
-      </w:pPr>
-      <w:r>
-        <w:rPr>
-          <w:rFonts w:ascii="Times New Roman" w:hAnsi="Times New Roman" w:cs="Times New Roman"/>
-          <w:sz w:val="20"/>
-          <w:szCs w:val="20"/>
+          <w:rFonts w:cs="Times New Roman"/>
+          <w:color w:val="156082" w:themeColor="accent1"/>
+          <w:sz w:val="32"/>
+          <w:szCs w:val="32"/>
+        </w:rPr>
+      </w:pPr>
+      <w:r>
+        <w:rPr>
+          <w:rFonts w:cs="Times New Roman"/>
+          <w:color w:val="156082" w:themeColor="accent1"/>
+          <w:sz w:val="32"/>
+          <w:szCs w:val="32"/>
         </w:rPr>
         <w:t>CSS</w:t>
       </w:r>
@@ -577,32 +624,36 @@
           <w:numId w:val="7"/>
         </w:numPr>
         <w:rPr>
-          <w:rFonts w:ascii="Times New Roman" w:hAnsi="Times New Roman" w:cs="Times New Roman"/>
-          <w:sz w:val="20"/>
-          <w:szCs w:val="20"/>
-        </w:rPr>
-      </w:pPr>
-      <w:r>
-        <w:rPr>
-          <w:rFonts w:ascii="Times New Roman" w:hAnsi="Times New Roman" w:cs="Times New Roman"/>
-          <w:sz w:val="20"/>
-          <w:szCs w:val="20"/>
+          <w:rFonts w:cs="Times New Roman"/>
+          <w:color w:val="156082" w:themeColor="accent1"/>
+          <w:sz w:val="32"/>
+          <w:szCs w:val="32"/>
+        </w:rPr>
+      </w:pPr>
+      <w:r>
+        <w:rPr>
+          <w:rFonts w:cs="Times New Roman"/>
+          <w:color w:val="156082" w:themeColor="accent1"/>
+          <w:sz w:val="32"/>
+          <w:szCs w:val="32"/>
         </w:rPr>
         <w:t>JavaScript (</w:t>
       </w:r>
       <w:r>
         <w:rPr>
-          <w:rFonts w:ascii="Times New Roman" w:hAnsi="Times New Roman" w:cs="Times New Roman"/>
-          <w:sz w:val="20"/>
-          <w:szCs w:val="20"/>
+          <w:rFonts w:cs="Times New Roman"/>
+          <w:color w:val="156082" w:themeColor="accent1"/>
+          <w:sz w:val="32"/>
+          <w:szCs w:val="32"/>
         </w:rPr>
         <w:t>REACT</w:t>
       </w:r>
       <w:r>
         <w:rPr>
-          <w:rFonts w:ascii="Times New Roman" w:hAnsi="Times New Roman" w:cs="Times New Roman"/>
-          <w:sz w:val="20"/>
-          <w:szCs w:val="20"/>
+          <w:rFonts w:cs="Times New Roman"/>
+          <w:color w:val="156082" w:themeColor="accent1"/>
+          <w:sz w:val="32"/>
+          <w:szCs w:val="32"/>
         </w:rPr>
         <w:t>)</w:t>
       </w:r>
@@ -610,25 +661,32 @@
     <w:p>
       <w:pPr>
         <w:rPr>
-          <w:rFonts w:ascii="Times New Roman" w:hAnsi="Times New Roman" w:cs="Times New Roman"/>
-          <w:sz w:val="20"/>
-          <w:szCs w:val="20"/>
-        </w:rPr>
-      </w:pPr>
-    </w:p>
-    <w:p>
-      <w:pPr>
-        <w:rPr>
-          <w:rFonts w:ascii="Times New Roman" w:hAnsi="Times New Roman" w:cs="Times New Roman"/>
-          <w:sz w:val="20"/>
-          <w:szCs w:val="20"/>
-        </w:rPr>
-      </w:pPr>
-      <w:r>
-        <w:rPr>
-          <w:rFonts w:ascii="Times New Roman" w:hAnsi="Times New Roman" w:cs="Times New Roman"/>
-          <w:sz w:val="20"/>
-          <w:szCs w:val="20"/>
+          <w:rFonts w:cs="Times New Roman"/>
+          <w:color w:val="156082" w:themeColor="accent1"/>
+          <w:sz w:val="32"/>
+          <w:szCs w:val="32"/>
+        </w:rPr>
+      </w:pPr>
+    </w:p>
+    <w:p>
+      <w:pPr>
+        <w:rPr>
+          <w:rFonts w:asciiTheme="majorHAnsi" w:hAnsiTheme="majorHAnsi" w:cs="Times New Roman"/>
+          <w:b/>
+          <w:bCs/>
+          <w:color w:val="156082" w:themeColor="accent1"/>
+          <w:sz w:val="36"/>
+          <w:szCs w:val="36"/>
+        </w:rPr>
+      </w:pPr>
+      <w:r>
+        <w:rPr>
+          <w:rFonts w:asciiTheme="majorHAnsi" w:hAnsiTheme="majorHAnsi" w:cs="Times New Roman"/>
+          <w:b/>
+          <w:bCs/>
+          <w:color w:val="156082" w:themeColor="accent1"/>
+          <w:sz w:val="36"/>
+          <w:szCs w:val="36"/>
         </w:rPr>
         <w:t>Back-end:</w:t>
       </w:r>
@@ -641,24 +699,27 @@
           <w:numId w:val="8"/>
         </w:numPr>
         <w:rPr>
-          <w:rFonts w:ascii="Times New Roman" w:hAnsi="Times New Roman" w:cs="Times New Roman"/>
-          <w:sz w:val="20"/>
-          <w:szCs w:val="20"/>
-        </w:rPr>
-      </w:pPr>
-      <w:r>
-        <w:rPr>
-          <w:rFonts w:ascii="Times New Roman" w:hAnsi="Times New Roman" w:cs="Times New Roman"/>
-          <w:sz w:val="20"/>
-          <w:szCs w:val="20"/>
+          <w:rFonts w:cs="Times New Roman"/>
+          <w:color w:val="156082" w:themeColor="accent1"/>
+          <w:sz w:val="32"/>
+          <w:szCs w:val="32"/>
+        </w:rPr>
+      </w:pPr>
+      <w:r>
+        <w:rPr>
+          <w:rFonts w:cs="Times New Roman"/>
+          <w:color w:val="156082" w:themeColor="accent1"/>
+          <w:sz w:val="32"/>
+          <w:szCs w:val="32"/>
         </w:rPr>
         <w:t>C</w:t>
       </w:r>
       <w:r>
         <w:rPr>
-          <w:rFonts w:ascii="Times New Roman" w:hAnsi="Times New Roman" w:cs="Times New Roman"/>
-          <w:sz w:val="20"/>
-          <w:szCs w:val="20"/>
+          <w:rFonts w:cs="Times New Roman"/>
+          <w:color w:val="156082" w:themeColor="accent1"/>
+          <w:sz w:val="32"/>
+          <w:szCs w:val="32"/>
         </w:rPr>
         <w:t>#</w:t>
       </w:r>
@@ -671,24 +732,27 @@
           <w:numId w:val="8"/>
         </w:numPr>
         <w:rPr>
-          <w:rFonts w:ascii="Times New Roman" w:hAnsi="Times New Roman" w:cs="Times New Roman"/>
-          <w:sz w:val="20"/>
-          <w:szCs w:val="20"/>
-        </w:rPr>
-      </w:pPr>
-      <w:r>
-        <w:rPr>
-          <w:rFonts w:ascii="Times New Roman" w:hAnsi="Times New Roman" w:cs="Times New Roman"/>
-          <w:sz w:val="20"/>
-          <w:szCs w:val="20"/>
+          <w:rFonts w:cs="Times New Roman"/>
+          <w:color w:val="156082" w:themeColor="accent1"/>
+          <w:sz w:val="32"/>
+          <w:szCs w:val="32"/>
+        </w:rPr>
+      </w:pPr>
+      <w:r>
+        <w:rPr>
+          <w:rFonts w:cs="Times New Roman"/>
+          <w:color w:val="156082" w:themeColor="accent1"/>
+          <w:sz w:val="32"/>
+          <w:szCs w:val="32"/>
         </w:rPr>
         <w:t>WPF</w:t>
       </w:r>
       <w:r>
         <w:rPr>
-          <w:rFonts w:ascii="Times New Roman" w:hAnsi="Times New Roman" w:cs="Times New Roman"/>
-          <w:sz w:val="20"/>
-          <w:szCs w:val="20"/>
+          <w:rFonts w:cs="Times New Roman"/>
+          <w:color w:val="156082" w:themeColor="accent1"/>
+          <w:sz w:val="32"/>
+          <w:szCs w:val="32"/>
         </w:rPr>
         <w:t xml:space="preserve"> Application</w:t>
       </w:r>
@@ -701,16 +765,18 @@
           <w:numId w:val="8"/>
         </w:numPr>
         <w:rPr>
-          <w:rFonts w:ascii="Times New Roman" w:hAnsi="Times New Roman" w:cs="Times New Roman"/>
-          <w:sz w:val="20"/>
-          <w:szCs w:val="20"/>
-        </w:rPr>
-      </w:pPr>
-      <w:r>
-        <w:rPr>
-          <w:rFonts w:ascii="Times New Roman" w:hAnsi="Times New Roman" w:cs="Times New Roman"/>
-          <w:sz w:val="20"/>
-          <w:szCs w:val="20"/>
+          <w:rFonts w:cs="Times New Roman"/>
+          <w:color w:val="156082" w:themeColor="accent1"/>
+          <w:sz w:val="32"/>
+          <w:szCs w:val="32"/>
+        </w:rPr>
+      </w:pPr>
+      <w:r>
+        <w:rPr>
+          <w:rFonts w:cs="Times New Roman"/>
+          <w:color w:val="156082" w:themeColor="accent1"/>
+          <w:sz w:val="32"/>
+          <w:szCs w:val="32"/>
         </w:rPr>
         <w:t>MySQL</w:t>
       </w:r>
@@ -718,105 +784,131 @@
     <w:p>
       <w:pPr>
         <w:rPr>
-          <w:rFonts w:ascii="Times New Roman" w:hAnsi="Times New Roman" w:cs="Times New Roman"/>
-          <w:sz w:val="20"/>
-          <w:szCs w:val="20"/>
-        </w:rPr>
-      </w:pPr>
-    </w:p>
-    <w:p>
-      <w:pPr>
-        <w:rPr>
-          <w:rFonts w:ascii="Times New Roman" w:hAnsi="Times New Roman" w:cs="Times New Roman"/>
-          <w:sz w:val="20"/>
-          <w:szCs w:val="20"/>
-        </w:rPr>
-      </w:pPr>
-      <w:r>
-        <w:rPr>
-          <w:rFonts w:ascii="Times New Roman" w:hAnsi="Times New Roman" w:cs="Times New Roman"/>
-          <w:sz w:val="20"/>
-          <w:szCs w:val="20"/>
+          <w:rFonts w:cs="Times New Roman"/>
+          <w:color w:val="156082" w:themeColor="accent1"/>
+          <w:sz w:val="32"/>
+          <w:szCs w:val="32"/>
+        </w:rPr>
+      </w:pPr>
+    </w:p>
+    <w:p>
+      <w:pPr>
+        <w:rPr>
+          <w:rFonts w:asciiTheme="majorHAnsi" w:hAnsiTheme="majorHAnsi" w:cs="Times New Roman"/>
+          <w:b/>
+          <w:bCs/>
+          <w:color w:val="156082" w:themeColor="accent1"/>
+          <w:sz w:val="36"/>
+          <w:szCs w:val="36"/>
+        </w:rPr>
+      </w:pPr>
+      <w:r>
+        <w:rPr>
+          <w:rFonts w:asciiTheme="majorHAnsi" w:hAnsiTheme="majorHAnsi" w:cs="Times New Roman"/>
+          <w:b/>
+          <w:bCs/>
+          <w:color w:val="156082" w:themeColor="accent1"/>
+          <w:sz w:val="36"/>
+          <w:szCs w:val="36"/>
         </w:rPr>
         <w:t>A</w:t>
       </w:r>
       <w:r>
         <w:rPr>
-          <w:rFonts w:ascii="Times New Roman" w:hAnsi="Times New Roman" w:cs="Times New Roman"/>
-          <w:sz w:val="20"/>
-          <w:szCs w:val="20"/>
+          <w:rFonts w:asciiTheme="majorHAnsi" w:hAnsiTheme="majorHAnsi" w:cs="Times New Roman"/>
+          <w:b/>
+          <w:bCs/>
+          <w:color w:val="156082" w:themeColor="accent1"/>
+          <w:sz w:val="36"/>
+          <w:szCs w:val="36"/>
         </w:rPr>
         <w:t xml:space="preserve"> pro</w:t>
       </w:r>
       <w:r>
         <w:rPr>
-          <w:rFonts w:ascii="Times New Roman" w:hAnsi="Times New Roman" w:cs="Times New Roman"/>
-          <w:sz w:val="20"/>
-          <w:szCs w:val="20"/>
+          <w:rFonts w:asciiTheme="majorHAnsi" w:hAnsiTheme="majorHAnsi" w:cs="Times New Roman"/>
+          <w:b/>
+          <w:bCs/>
+          <w:color w:val="156082" w:themeColor="accent1"/>
+          <w:sz w:val="36"/>
+          <w:szCs w:val="36"/>
         </w:rPr>
         <w:t>jek</w:t>
       </w:r>
       <w:r>
         <w:rPr>
-          <w:rFonts w:ascii="Times New Roman" w:hAnsi="Times New Roman" w:cs="Times New Roman"/>
-          <w:sz w:val="20"/>
-          <w:szCs w:val="20"/>
+          <w:rFonts w:asciiTheme="majorHAnsi" w:hAnsiTheme="majorHAnsi" w:cs="Times New Roman"/>
+          <w:b/>
+          <w:bCs/>
+          <w:color w:val="156082" w:themeColor="accent1"/>
+          <w:sz w:val="36"/>
+          <w:szCs w:val="36"/>
         </w:rPr>
         <w:t>t</w:t>
       </w:r>
       <w:r>
         <w:rPr>
-          <w:rFonts w:ascii="Times New Roman" w:hAnsi="Times New Roman" w:cs="Times New Roman"/>
-          <w:sz w:val="20"/>
-          <w:szCs w:val="20"/>
+          <w:rFonts w:asciiTheme="majorHAnsi" w:hAnsiTheme="majorHAnsi" w:cs="Times New Roman"/>
+          <w:b/>
+          <w:bCs/>
+          <w:color w:val="156082" w:themeColor="accent1"/>
+          <w:sz w:val="36"/>
+          <w:szCs w:val="36"/>
         </w:rPr>
         <w:t>hez</w:t>
       </w:r>
       <w:r>
         <w:rPr>
-          <w:rFonts w:ascii="Times New Roman" w:hAnsi="Times New Roman" w:cs="Times New Roman"/>
-          <w:sz w:val="20"/>
-          <w:szCs w:val="20"/>
+          <w:rFonts w:asciiTheme="majorHAnsi" w:hAnsiTheme="majorHAnsi" w:cs="Times New Roman"/>
+          <w:b/>
+          <w:bCs/>
+          <w:color w:val="156082" w:themeColor="accent1"/>
+          <w:sz w:val="36"/>
+          <w:szCs w:val="36"/>
         </w:rPr>
         <w:t xml:space="preserve"> használt </w:t>
       </w:r>
       <w:r>
         <w:rPr>
-          <w:rFonts w:ascii="Times New Roman" w:hAnsi="Times New Roman" w:cs="Times New Roman"/>
-          <w:sz w:val="20"/>
-          <w:szCs w:val="20"/>
+          <w:rFonts w:asciiTheme="majorHAnsi" w:hAnsiTheme="majorHAnsi" w:cs="Times New Roman"/>
+          <w:b/>
+          <w:bCs/>
+          <w:color w:val="156082" w:themeColor="accent1"/>
+          <w:sz w:val="36"/>
+          <w:szCs w:val="36"/>
         </w:rPr>
         <w:t>fejlesztési</w:t>
       </w:r>
       <w:r>
         <w:rPr>
-          <w:rFonts w:ascii="Times New Roman" w:hAnsi="Times New Roman" w:cs="Times New Roman"/>
-          <w:sz w:val="20"/>
-          <w:szCs w:val="20"/>
+          <w:rFonts w:asciiTheme="majorHAnsi" w:hAnsiTheme="majorHAnsi" w:cs="Times New Roman"/>
+          <w:b/>
+          <w:bCs/>
+          <w:color w:val="156082" w:themeColor="accent1"/>
+          <w:sz w:val="36"/>
+          <w:szCs w:val="36"/>
         </w:rPr>
         <w:t xml:space="preserve"> és </w:t>
       </w:r>
       <w:r>
         <w:rPr>
-          <w:rFonts w:ascii="Times New Roman" w:hAnsi="Times New Roman" w:cs="Times New Roman"/>
-          <w:sz w:val="20"/>
-          <w:szCs w:val="20"/>
-        </w:rPr>
-        <w:t xml:space="preserve">elérési </w:t>
-      </w:r>
-      <w:r>
-        <w:rPr>
-          <w:rFonts w:ascii="Times New Roman" w:hAnsi="Times New Roman" w:cs="Times New Roman"/>
-          <w:sz w:val="20"/>
-          <w:szCs w:val="20"/>
-        </w:rPr>
-        <w:t>környezetek</w:t>
-      </w:r>
-      <w:r>
-        <w:rPr>
-          <w:rFonts w:ascii="Times New Roman" w:hAnsi="Times New Roman" w:cs="Times New Roman"/>
-          <w:sz w:val="20"/>
-          <w:szCs w:val="20"/>
+          <w:rFonts w:asciiTheme="majorHAnsi" w:hAnsiTheme="majorHAnsi" w:cs="Times New Roman"/>
+          <w:b/>
+          <w:bCs/>
+          <w:color w:val="156082" w:themeColor="accent1"/>
+          <w:sz w:val="36"/>
+          <w:szCs w:val="36"/>
+        </w:rPr>
+        <w:t>elérési környezetek</w:t>
+      </w:r>
+      <w:r>
+        <w:rPr>
+          <w:rFonts w:asciiTheme="majorHAnsi" w:hAnsiTheme="majorHAnsi" w:cs="Times New Roman"/>
+          <w:b/>
+          <w:bCs/>
+          <w:color w:val="156082" w:themeColor="accent1"/>
+          <w:sz w:val="36"/>
+          <w:szCs w:val="36"/>
         </w:rPr>
         <w:t>:</w:t>
       </w:r>
@@ -829,16 +921,18 @@
           <w:numId w:val="9"/>
         </w:numPr>
         <w:rPr>
-          <w:rFonts w:ascii="Times New Roman" w:hAnsi="Times New Roman" w:cs="Times New Roman"/>
-          <w:sz w:val="20"/>
-          <w:szCs w:val="20"/>
-        </w:rPr>
-      </w:pPr>
-      <w:r>
-        <w:rPr>
-          <w:rFonts w:ascii="Times New Roman" w:hAnsi="Times New Roman" w:cs="Times New Roman"/>
-          <w:sz w:val="20"/>
-          <w:szCs w:val="20"/>
+          <w:rFonts w:cs="Times New Roman"/>
+          <w:color w:val="156082" w:themeColor="accent1"/>
+          <w:sz w:val="32"/>
+          <w:szCs w:val="32"/>
+        </w:rPr>
+      </w:pPr>
+      <w:r>
+        <w:rPr>
+          <w:rFonts w:cs="Times New Roman"/>
+          <w:color w:val="156082" w:themeColor="accent1"/>
+          <w:sz w:val="32"/>
+          <w:szCs w:val="32"/>
         </w:rPr>
         <w:t>Swagger</w:t>
       </w:r>
@@ -851,32 +945,36 @@
           <w:numId w:val="9"/>
         </w:numPr>
         <w:rPr>
-          <w:rFonts w:ascii="Times New Roman" w:hAnsi="Times New Roman" w:cs="Times New Roman"/>
-          <w:sz w:val="20"/>
-          <w:szCs w:val="20"/>
-        </w:rPr>
-      </w:pPr>
-      <w:r>
-        <w:rPr>
-          <w:rFonts w:ascii="Times New Roman" w:hAnsi="Times New Roman" w:cs="Times New Roman"/>
-          <w:sz w:val="20"/>
-          <w:szCs w:val="20"/>
+          <w:rFonts w:cs="Times New Roman"/>
+          <w:color w:val="156082" w:themeColor="accent1"/>
+          <w:sz w:val="32"/>
+          <w:szCs w:val="32"/>
+        </w:rPr>
+      </w:pPr>
+      <w:r>
+        <w:rPr>
+          <w:rFonts w:cs="Times New Roman"/>
+          <w:color w:val="156082" w:themeColor="accent1"/>
+          <w:sz w:val="32"/>
+          <w:szCs w:val="32"/>
         </w:rPr>
         <w:t xml:space="preserve">Visual </w:t>
       </w:r>
       <w:r>
         <w:rPr>
-          <w:rFonts w:ascii="Times New Roman" w:hAnsi="Times New Roman" w:cs="Times New Roman"/>
-          <w:sz w:val="20"/>
-          <w:szCs w:val="20"/>
+          <w:rFonts w:cs="Times New Roman"/>
+          <w:color w:val="156082" w:themeColor="accent1"/>
+          <w:sz w:val="32"/>
+          <w:szCs w:val="32"/>
         </w:rPr>
         <w:t>S</w:t>
       </w:r>
       <w:r>
         <w:rPr>
-          <w:rFonts w:ascii="Times New Roman" w:hAnsi="Times New Roman" w:cs="Times New Roman"/>
-          <w:sz w:val="20"/>
-          <w:szCs w:val="20"/>
+          <w:rFonts w:cs="Times New Roman"/>
+          <w:color w:val="156082" w:themeColor="accent1"/>
+          <w:sz w:val="32"/>
+          <w:szCs w:val="32"/>
         </w:rPr>
         <w:t>tudio 2022</w:t>
       </w:r>
@@ -889,32 +987,36 @@
           <w:numId w:val="9"/>
         </w:numPr>
         <w:rPr>
-          <w:rFonts w:ascii="Times New Roman" w:hAnsi="Times New Roman" w:cs="Times New Roman"/>
-          <w:sz w:val="20"/>
-          <w:szCs w:val="20"/>
-        </w:rPr>
-      </w:pPr>
-      <w:r>
-        <w:rPr>
-          <w:rFonts w:ascii="Times New Roman" w:hAnsi="Times New Roman" w:cs="Times New Roman"/>
-          <w:sz w:val="20"/>
-          <w:szCs w:val="20"/>
+          <w:rFonts w:cs="Times New Roman"/>
+          <w:color w:val="156082" w:themeColor="accent1"/>
+          <w:sz w:val="32"/>
+          <w:szCs w:val="32"/>
+        </w:rPr>
+      </w:pPr>
+      <w:r>
+        <w:rPr>
+          <w:rFonts w:cs="Times New Roman"/>
+          <w:color w:val="156082" w:themeColor="accent1"/>
+          <w:sz w:val="32"/>
+          <w:szCs w:val="32"/>
         </w:rPr>
         <w:t xml:space="preserve">Visual </w:t>
       </w:r>
       <w:r>
         <w:rPr>
-          <w:rFonts w:ascii="Times New Roman" w:hAnsi="Times New Roman" w:cs="Times New Roman"/>
-          <w:sz w:val="20"/>
-          <w:szCs w:val="20"/>
+          <w:rFonts w:cs="Times New Roman"/>
+          <w:color w:val="156082" w:themeColor="accent1"/>
+          <w:sz w:val="32"/>
+          <w:szCs w:val="32"/>
         </w:rPr>
         <w:t>S</w:t>
       </w:r>
       <w:r>
         <w:rPr>
-          <w:rFonts w:ascii="Times New Roman" w:hAnsi="Times New Roman" w:cs="Times New Roman"/>
-          <w:sz w:val="20"/>
-          <w:szCs w:val="20"/>
+          <w:rFonts w:cs="Times New Roman"/>
+          <w:color w:val="156082" w:themeColor="accent1"/>
+          <w:sz w:val="32"/>
+          <w:szCs w:val="32"/>
         </w:rPr>
         <w:t>tudio code</w:t>
       </w:r>
@@ -927,273 +1029,304 @@
           <w:numId w:val="9"/>
         </w:numPr>
         <w:rPr>
+          <w:rFonts w:cs="Times New Roman"/>
+          <w:color w:val="156082" w:themeColor="accent1"/>
+          <w:sz w:val="32"/>
+          <w:szCs w:val="32"/>
+        </w:rPr>
+      </w:pPr>
+      <w:r>
+        <w:rPr>
+          <w:rFonts w:cs="Times New Roman"/>
+          <w:color w:val="156082" w:themeColor="accent1"/>
+          <w:sz w:val="32"/>
+          <w:szCs w:val="32"/>
+        </w:rPr>
+        <w:t>phpMy</w:t>
+      </w:r>
+      <w:r>
+        <w:rPr>
+          <w:rFonts w:cs="Times New Roman"/>
+          <w:color w:val="156082" w:themeColor="accent1"/>
+          <w:sz w:val="32"/>
+          <w:szCs w:val="32"/>
+        </w:rPr>
+        <w:t>A</w:t>
+      </w:r>
+      <w:r>
+        <w:rPr>
+          <w:rFonts w:cs="Times New Roman"/>
+          <w:color w:val="156082" w:themeColor="accent1"/>
+          <w:sz w:val="32"/>
+          <w:szCs w:val="32"/>
+        </w:rPr>
+        <w:t>dmin</w:t>
+      </w:r>
+      <w:r>
+        <w:rPr>
+          <w:rFonts w:cs="Times New Roman"/>
+          <w:color w:val="156082" w:themeColor="accent1"/>
+          <w:sz w:val="32"/>
+          <w:szCs w:val="32"/>
+        </w:rPr>
+        <w:t xml:space="preserve"> </w:t>
+      </w:r>
+      <w:r>
+        <w:rPr>
+          <w:rFonts w:cs="Times New Roman"/>
+          <w:color w:val="156082" w:themeColor="accent1"/>
+          <w:sz w:val="32"/>
+          <w:szCs w:val="32"/>
+        </w:rPr>
+        <w:t>–</w:t>
+      </w:r>
+      <w:r>
+        <w:rPr>
+          <w:rFonts w:cs="Times New Roman"/>
+          <w:color w:val="156082" w:themeColor="accent1"/>
+          <w:sz w:val="32"/>
+          <w:szCs w:val="32"/>
+        </w:rPr>
+        <w:t xml:space="preserve"> XAMPP</w:t>
+      </w:r>
+    </w:p>
+    <w:p>
+      <w:pPr>
+        <w:rPr>
           <w:rFonts w:ascii="Times New Roman" w:hAnsi="Times New Roman" w:cs="Times New Roman"/>
           <w:sz w:val="20"/>
           <w:szCs w:val="20"/>
         </w:rPr>
       </w:pPr>
-      <w:r>
+    </w:p>
+    <w:p>
+      <w:pPr>
         <w:rPr>
           <w:rFonts w:ascii="Times New Roman" w:hAnsi="Times New Roman" w:cs="Times New Roman"/>
           <w:sz w:val="20"/>
           <w:szCs w:val="20"/>
         </w:rPr>
-        <w:t>phpMy</w:t>
-      </w:r>
-      <w:r>
+      </w:pPr>
+    </w:p>
+    <w:p>
+      <w:pPr>
         <w:rPr>
           <w:rFonts w:ascii="Times New Roman" w:hAnsi="Times New Roman" w:cs="Times New Roman"/>
           <w:sz w:val="20"/>
           <w:szCs w:val="20"/>
         </w:rPr>
-        <w:t>A</w:t>
-      </w:r>
-      <w:r>
+      </w:pPr>
+    </w:p>
+    <w:p>
+      <w:pPr>
         <w:rPr>
           <w:rFonts w:ascii="Times New Roman" w:hAnsi="Times New Roman" w:cs="Times New Roman"/>
           <w:sz w:val="20"/>
           <w:szCs w:val="20"/>
         </w:rPr>
-        <w:t>dmin</w:t>
-      </w:r>
-      <w:r>
+      </w:pPr>
+    </w:p>
+    <w:p>
+      <w:pPr>
         <w:rPr>
           <w:rFonts w:ascii="Times New Roman" w:hAnsi="Times New Roman" w:cs="Times New Roman"/>
           <w:sz w:val="20"/>
           <w:szCs w:val="20"/>
         </w:rPr>
-        <w:t xml:space="preserve"> </w:t>
-      </w:r>
-      <w:r>
+      </w:pPr>
+    </w:p>
+    <w:p>
+      <w:pPr>
         <w:rPr>
           <w:rFonts w:ascii="Times New Roman" w:hAnsi="Times New Roman" w:cs="Times New Roman"/>
           <w:sz w:val="20"/>
           <w:szCs w:val="20"/>
         </w:rPr>
-        <w:t>–</w:t>
-      </w:r>
+      </w:pPr>
       <w:r>
         <w:rPr>
           <w:rFonts w:ascii="Times New Roman" w:hAnsi="Times New Roman" w:cs="Times New Roman"/>
           <w:sz w:val="20"/>
           <w:szCs w:val="20"/>
         </w:rPr>
-        <w:t xml:space="preserve"> XAMPP</w:t>
-      </w:r>
-    </w:p>
-    <w:p>
-      <w:pPr>
-        <w:rPr>
-          <w:rFonts w:ascii="Times New Roman" w:hAnsi="Times New Roman" w:cs="Times New Roman"/>
-          <w:sz w:val="20"/>
-          <w:szCs w:val="20"/>
-        </w:rPr>
-      </w:pPr>
-    </w:p>
-    <w:p>
-      <w:pPr>
-        <w:rPr>
-          <w:rFonts w:ascii="Times New Roman" w:hAnsi="Times New Roman" w:cs="Times New Roman"/>
-          <w:sz w:val="20"/>
-          <w:szCs w:val="20"/>
-        </w:rPr>
-      </w:pPr>
-    </w:p>
-    <w:p>
-      <w:pPr>
-        <w:rPr>
-          <w:rFonts w:ascii="Times New Roman" w:hAnsi="Times New Roman" w:cs="Times New Roman"/>
-          <w:sz w:val="20"/>
-          <w:szCs w:val="20"/>
-        </w:rPr>
-      </w:pPr>
-    </w:p>
-    <w:p>
-      <w:pPr>
-        <w:rPr>
-          <w:rFonts w:ascii="Times New Roman" w:hAnsi="Times New Roman" w:cs="Times New Roman"/>
-          <w:sz w:val="20"/>
-          <w:szCs w:val="20"/>
-        </w:rPr>
-      </w:pPr>
-    </w:p>
-    <w:p>
-      <w:pPr>
-        <w:rPr>
-          <w:rFonts w:ascii="Times New Roman" w:hAnsi="Times New Roman" w:cs="Times New Roman"/>
-          <w:sz w:val="20"/>
-          <w:szCs w:val="20"/>
-        </w:rPr>
-      </w:pPr>
-    </w:p>
-    <w:p>
-      <w:pPr>
-        <w:rPr>
-          <w:rFonts w:ascii="Times New Roman" w:hAnsi="Times New Roman" w:cs="Times New Roman"/>
-          <w:sz w:val="20"/>
-          <w:szCs w:val="20"/>
-        </w:rPr>
-      </w:pPr>
-      <w:r>
-        <w:rPr>
-          <w:rFonts w:ascii="Times New Roman" w:hAnsi="Times New Roman" w:cs="Times New Roman"/>
-          <w:sz w:val="20"/>
-          <w:szCs w:val="20"/>
-        </w:rPr>
         <w:br w:type="page"/>
       </w:r>
     </w:p>
     <w:p>
       <w:pPr>
-        <w:rPr>
-          <w:rFonts w:ascii="Times New Roman" w:hAnsi="Times New Roman" w:cs="Times New Roman"/>
-          <w:color w:val="000000" w:themeColor="text1"/>
+        <w:spacing w:after="1200"/>
+        <w:jc w:val="center"/>
+        <w:rPr>
+          <w:rFonts w:asciiTheme="majorHAnsi" w:hAnsiTheme="majorHAnsi" w:cs="Times New Roman"/>
+          <w:b/>
+          <w:bCs/>
+          <w:color w:val="156082" w:themeColor="accent1"/>
+          <w:sz w:val="36"/>
+          <w:szCs w:val="36"/>
+        </w:rPr>
+      </w:pPr>
+      <w:r>
+        <w:rPr>
+          <w:rFonts w:asciiTheme="majorHAnsi" w:hAnsiTheme="majorHAnsi" w:cs="Times New Roman"/>
+          <w:b/>
+          <w:bCs/>
+          <w:color w:val="156082" w:themeColor="accent1"/>
+          <w:sz w:val="36"/>
+          <w:szCs w:val="36"/>
+        </w:rPr>
+        <w:lastRenderedPageBreak/>
+        <w:t>HTML összefoglaló</w:t>
+      </w:r>
+    </w:p>
+    <w:p>
+      <w:pPr>
+        <w:rPr>
+          <w:rFonts w:cs="Times New Roman"/>
+          <w:color w:val="156082" w:themeColor="accent1"/>
           <w:sz w:val="28"/>
           <w:szCs w:val="28"/>
         </w:rPr>
       </w:pPr>
-      <w:r>
-        <w:rPr>
-          <w:rFonts w:ascii="Times New Roman" w:hAnsi="Times New Roman" w:cs="Times New Roman"/>
-          <w:color w:val="000000" w:themeColor="text1"/>
+    </w:p>
+    <w:p>
+      <w:pPr>
+        <w:rPr>
+          <w:rFonts w:cs="Times New Roman"/>
+          <w:color w:val="156082" w:themeColor="accent1"/>
+          <w:sz w:val="32"/>
+          <w:szCs w:val="32"/>
+        </w:rPr>
+      </w:pPr>
+      <w:r>
+        <w:rPr>
+          <w:rFonts w:cs="Times New Roman"/>
+          <w:color w:val="156082" w:themeColor="accent1"/>
+          <w:sz w:val="32"/>
+          <w:szCs w:val="32"/>
+        </w:rPr>
+        <w:t xml:space="preserve">A HTML (HyperText Markup Language) a webes technológiák alapvető építőeleme, amely meghatározza a weboldalak struktúráját és tartalmát. </w:t>
+      </w:r>
+    </w:p>
+    <w:p>
+      <w:pPr>
+        <w:rPr>
+          <w:rFonts w:cs="Times New Roman"/>
+          <w:color w:val="156082" w:themeColor="accent1"/>
           <w:sz w:val="28"/>
           <w:szCs w:val="28"/>
         </w:rPr>
-        <w:lastRenderedPageBreak/>
-        <w:t xml:space="preserve"> HTML összefoglaló</w:t>
-      </w:r>
-    </w:p>
-    <w:p>
-      <w:pPr>
-        <w:rPr>
-          <w:rFonts w:ascii="Times New Roman" w:hAnsi="Times New Roman" w:cs="Times New Roman"/>
-          <w:color w:val="000000" w:themeColor="text1"/>
+      </w:pPr>
+    </w:p>
+    <w:p>
+      <w:pPr>
+        <w:spacing w:after="600"/>
+        <w:rPr>
+          <w:rFonts w:asciiTheme="majorHAnsi" w:hAnsiTheme="majorHAnsi" w:cs="Times New Roman"/>
+          <w:b/>
+          <w:bCs/>
+          <w:color w:val="156082" w:themeColor="accent1"/>
+          <w:sz w:val="36"/>
+          <w:szCs w:val="36"/>
+        </w:rPr>
+      </w:pPr>
+      <w:r>
+        <w:rPr>
+          <w:rFonts w:asciiTheme="majorHAnsi" w:hAnsiTheme="majorHAnsi" w:cs="Times New Roman"/>
+          <w:b/>
+          <w:bCs/>
+          <w:color w:val="156082" w:themeColor="accent1"/>
+          <w:sz w:val="36"/>
+          <w:szCs w:val="36"/>
+        </w:rPr>
+        <w:t xml:space="preserve"> Működési alapelvek</w:t>
+      </w:r>
+    </w:p>
+    <w:p>
+      <w:pPr>
+        <w:rPr>
+          <w:rFonts w:cs="Times New Roman"/>
+          <w:color w:val="156082" w:themeColor="accent1"/>
           <w:sz w:val="28"/>
           <w:szCs w:val="28"/>
         </w:rPr>
       </w:pPr>
-    </w:p>
-    <w:p>
-      <w:pPr>
-        <w:rPr>
-          <w:rFonts w:ascii="Times New Roman" w:hAnsi="Times New Roman" w:cs="Times New Roman"/>
-          <w:color w:val="000000" w:themeColor="text1"/>
+      <w:r>
+        <w:rPr>
+          <w:rFonts w:cs="Times New Roman"/>
+          <w:color w:val="156082" w:themeColor="accent1"/>
+          <w:sz w:val="32"/>
+          <w:szCs w:val="32"/>
+        </w:rPr>
+        <w:t>A HTML egy szabványosított leíró nyelv, amely elemeken (tag-eken) keresztül határozza meg a webtartalom szerkezetét. A webböngészők ezeket az elemeket értelmezik és jelenítik meg a felhasználók számára. A HTML dokumentumok hierarchikus felépítése lehetővé teszi a tartalom logikus strukturálását</w:t>
+      </w:r>
+      <w:r>
+        <w:rPr>
+          <w:rFonts w:cs="Times New Roman"/>
+          <w:color w:val="156082" w:themeColor="accent1"/>
           <w:sz w:val="28"/>
           <w:szCs w:val="28"/>
         </w:rPr>
-      </w:pPr>
-      <w:r>
-        <w:rPr>
-          <w:rFonts w:ascii="Times New Roman" w:hAnsi="Times New Roman" w:cs="Times New Roman"/>
-          <w:color w:val="000000" w:themeColor="text1"/>
+        <w:t>.</w:t>
+      </w:r>
+    </w:p>
+    <w:p>
+      <w:pPr>
+        <w:rPr>
+          <w:rFonts w:cs="Times New Roman"/>
+          <w:color w:val="156082" w:themeColor="accent1"/>
           <w:sz w:val="28"/>
           <w:szCs w:val="28"/>
         </w:rPr>
-        <w:t xml:space="preserve">A HTML (HyperText Markup Language) a webes technológiák alapvető építőeleme, amely meghatározza a weboldalak struktúráját és tartalmát. </w:t>
-      </w:r>
-    </w:p>
-    <w:p>
-      <w:pPr>
-        <w:rPr>
-          <w:rFonts w:ascii="Times New Roman" w:hAnsi="Times New Roman" w:cs="Times New Roman"/>
-          <w:color w:val="000000" w:themeColor="text1"/>
+      </w:pPr>
+    </w:p>
+    <w:p>
+      <w:pPr>
+        <w:spacing w:after="600"/>
+        <w:rPr>
+          <w:rFonts w:asciiTheme="majorHAnsi" w:hAnsiTheme="majorHAnsi" w:cs="Times New Roman"/>
+          <w:b/>
+          <w:bCs/>
+          <w:color w:val="156082" w:themeColor="accent1"/>
+          <w:sz w:val="36"/>
+          <w:szCs w:val="36"/>
+        </w:rPr>
+      </w:pPr>
+      <w:r>
+        <w:rPr>
+          <w:rFonts w:asciiTheme="majorHAnsi" w:hAnsiTheme="majorHAnsi" w:cs="Times New Roman"/>
+          <w:color w:val="156082" w:themeColor="accent1"/>
           <w:sz w:val="28"/>
           <w:szCs w:val="28"/>
         </w:rPr>
-      </w:pPr>
-    </w:p>
-    <w:p>
-      <w:pPr>
-        <w:rPr>
-          <w:rFonts w:ascii="Times New Roman" w:hAnsi="Times New Roman" w:cs="Times New Roman"/>
-          <w:color w:val="000000" w:themeColor="text1"/>
-          <w:sz w:val="28"/>
-          <w:szCs w:val="28"/>
-        </w:rPr>
-      </w:pPr>
-      <w:r>
-        <w:rPr>
-          <w:rFonts w:ascii="Times New Roman" w:hAnsi="Times New Roman" w:cs="Times New Roman"/>
-          <w:color w:val="000000" w:themeColor="text1"/>
-          <w:sz w:val="28"/>
-          <w:szCs w:val="28"/>
-        </w:rPr>
-        <w:t xml:space="preserve"> Működési alapelvek</w:t>
-      </w:r>
-    </w:p>
-    <w:p>
-      <w:pPr>
-        <w:rPr>
-          <w:rFonts w:ascii="Times New Roman" w:hAnsi="Times New Roman" w:cs="Times New Roman"/>
-          <w:color w:val="000000" w:themeColor="text1"/>
-          <w:sz w:val="28"/>
-          <w:szCs w:val="28"/>
-        </w:rPr>
-      </w:pPr>
-      <w:r>
-        <w:rPr>
-          <w:rFonts w:ascii="Times New Roman" w:hAnsi="Times New Roman" w:cs="Times New Roman"/>
-          <w:color w:val="000000" w:themeColor="text1"/>
-          <w:sz w:val="28"/>
-          <w:szCs w:val="28"/>
-        </w:rPr>
-        <w:t>A HTML egy szabványosított leíró nyelv, amely elemeken (tag-eken) keresztül határozza meg a webtartalom szerkezetét. A webböngészők ezeket az elemeket értelmezik és jelenítik meg a felhasználók számára. A HTML dokumentumok hierarchikus felépítése lehetővé teszi a tartalom logikus strukturálását.</w:t>
-      </w:r>
-    </w:p>
-    <w:p>
-      <w:pPr>
-        <w:rPr>
-          <w:rFonts w:ascii="Times New Roman" w:hAnsi="Times New Roman" w:cs="Times New Roman"/>
-          <w:color w:val="000000" w:themeColor="text1"/>
-          <w:sz w:val="28"/>
-          <w:szCs w:val="28"/>
-        </w:rPr>
-      </w:pPr>
-    </w:p>
-    <w:p>
-      <w:pPr>
-        <w:rPr>
-          <w:rFonts w:ascii="Times New Roman" w:hAnsi="Times New Roman" w:cs="Times New Roman"/>
-          <w:color w:val="000000" w:themeColor="text1"/>
-          <w:sz w:val="28"/>
-          <w:szCs w:val="28"/>
-        </w:rPr>
-      </w:pPr>
-      <w:r>
-        <w:rPr>
-          <w:rFonts w:ascii="Times New Roman" w:hAnsi="Times New Roman" w:cs="Times New Roman"/>
-          <w:color w:val="000000" w:themeColor="text1"/>
-          <w:sz w:val="28"/>
-          <w:szCs w:val="28"/>
-        </w:rPr>
-        <w:t xml:space="preserve"> Alapvető funkcionalitás</w:t>
-      </w:r>
-    </w:p>
-    <w:p>
-      <w:pPr>
-        <w:rPr>
-          <w:rFonts w:ascii="Times New Roman" w:hAnsi="Times New Roman" w:cs="Times New Roman"/>
-          <w:color w:val="000000" w:themeColor="text1"/>
-          <w:sz w:val="28"/>
-          <w:szCs w:val="28"/>
-        </w:rPr>
-      </w:pPr>
-    </w:p>
-    <w:p>
-      <w:pPr>
-        <w:rPr>
-          <w:rFonts w:ascii="Times New Roman" w:hAnsi="Times New Roman" w:cs="Times New Roman"/>
-          <w:color w:val="000000" w:themeColor="text1"/>
-          <w:sz w:val="28"/>
-          <w:szCs w:val="28"/>
-        </w:rPr>
-      </w:pPr>
-      <w:r>
-        <w:rPr>
-          <w:rFonts w:ascii="Times New Roman" w:hAnsi="Times New Roman" w:cs="Times New Roman"/>
-          <w:color w:val="000000" w:themeColor="text1"/>
-          <w:sz w:val="28"/>
-          <w:szCs w:val="28"/>
+        <w:t xml:space="preserve"> </w:t>
+      </w:r>
+      <w:r>
+        <w:rPr>
+          <w:rFonts w:asciiTheme="majorHAnsi" w:hAnsiTheme="majorHAnsi" w:cs="Times New Roman"/>
+          <w:b/>
+          <w:bCs/>
+          <w:color w:val="156082" w:themeColor="accent1"/>
+          <w:sz w:val="36"/>
+          <w:szCs w:val="36"/>
+        </w:rPr>
+        <w:t>Alapvető funkcionalitás</w:t>
+      </w:r>
+    </w:p>
+    <w:p>
+      <w:pPr>
+        <w:rPr>
+          <w:rFonts w:asciiTheme="majorHAnsi" w:hAnsiTheme="majorHAnsi" w:cs="Times New Roman"/>
+          <w:color w:val="156082" w:themeColor="accent1"/>
+          <w:sz w:val="32"/>
+          <w:szCs w:val="32"/>
+        </w:rPr>
+      </w:pPr>
+      <w:r>
+        <w:rPr>
+          <w:rFonts w:asciiTheme="majorHAnsi" w:hAnsiTheme="majorHAnsi" w:cs="Times New Roman"/>
+          <w:color w:val="156082" w:themeColor="accent1"/>
+          <w:sz w:val="32"/>
+          <w:szCs w:val="32"/>
         </w:rPr>
         <w:t>A HTML technológia elsődleges funkciói:</w:t>
       </w:r>
@@ -1206,18 +1339,18 @@
           <w:numId w:val="3"/>
         </w:numPr>
         <w:rPr>
-          <w:rFonts w:ascii="Times New Roman" w:hAnsi="Times New Roman" w:cs="Times New Roman"/>
-          <w:color w:val="000000" w:themeColor="text1"/>
-          <w:sz w:val="28"/>
-          <w:szCs w:val="28"/>
-        </w:rPr>
-      </w:pPr>
-      <w:r>
-        <w:rPr>
-          <w:rFonts w:ascii="Times New Roman" w:hAnsi="Times New Roman" w:cs="Times New Roman"/>
-          <w:color w:val="000000" w:themeColor="text1"/>
-          <w:sz w:val="28"/>
-          <w:szCs w:val="28"/>
+          <w:rFonts w:cs="Times New Roman"/>
+          <w:color w:val="156082" w:themeColor="accent1"/>
+          <w:sz w:val="32"/>
+          <w:szCs w:val="32"/>
+        </w:rPr>
+      </w:pPr>
+      <w:r>
+        <w:rPr>
+          <w:rFonts w:cs="Times New Roman"/>
+          <w:color w:val="156082" w:themeColor="accent1"/>
+          <w:sz w:val="32"/>
+          <w:szCs w:val="32"/>
         </w:rPr>
         <w:t>Strukturált tartalomkezelés</w:t>
       </w:r>
@@ -1230,18 +1363,18 @@
           <w:numId w:val="3"/>
         </w:numPr>
         <w:rPr>
-          <w:rFonts w:ascii="Times New Roman" w:hAnsi="Times New Roman" w:cs="Times New Roman"/>
-          <w:color w:val="000000" w:themeColor="text1"/>
-          <w:sz w:val="28"/>
-          <w:szCs w:val="28"/>
-        </w:rPr>
-      </w:pPr>
-      <w:r>
-        <w:rPr>
-          <w:rFonts w:ascii="Times New Roman" w:hAnsi="Times New Roman" w:cs="Times New Roman"/>
-          <w:color w:val="000000" w:themeColor="text1"/>
-          <w:sz w:val="28"/>
-          <w:szCs w:val="28"/>
+          <w:rFonts w:cs="Times New Roman"/>
+          <w:color w:val="156082" w:themeColor="accent1"/>
+          <w:sz w:val="32"/>
+          <w:szCs w:val="32"/>
+        </w:rPr>
+      </w:pPr>
+      <w:r>
+        <w:rPr>
+          <w:rFonts w:cs="Times New Roman"/>
+          <w:color w:val="156082" w:themeColor="accent1"/>
+          <w:sz w:val="32"/>
+          <w:szCs w:val="32"/>
         </w:rPr>
         <w:t>Hiperhivatkozások kezelése</w:t>
       </w:r>
@@ -1254,18 +1387,18 @@
           <w:numId w:val="3"/>
         </w:numPr>
         <w:rPr>
-          <w:rFonts w:ascii="Times New Roman" w:hAnsi="Times New Roman" w:cs="Times New Roman"/>
-          <w:color w:val="000000" w:themeColor="text1"/>
-          <w:sz w:val="28"/>
-          <w:szCs w:val="28"/>
-        </w:rPr>
-      </w:pPr>
-      <w:r>
-        <w:rPr>
-          <w:rFonts w:ascii="Times New Roman" w:hAnsi="Times New Roman" w:cs="Times New Roman"/>
-          <w:color w:val="000000" w:themeColor="text1"/>
-          <w:sz w:val="28"/>
-          <w:szCs w:val="28"/>
+          <w:rFonts w:cs="Times New Roman"/>
+          <w:color w:val="156082" w:themeColor="accent1"/>
+          <w:sz w:val="32"/>
+          <w:szCs w:val="32"/>
+        </w:rPr>
+      </w:pPr>
+      <w:r>
+        <w:rPr>
+          <w:rFonts w:cs="Times New Roman"/>
+          <w:color w:val="156082" w:themeColor="accent1"/>
+          <w:sz w:val="32"/>
+          <w:szCs w:val="32"/>
         </w:rPr>
         <w:t>Multimédiás tartalmak beágyazása</w:t>
       </w:r>
@@ -1278,18 +1411,18 @@
           <w:numId w:val="3"/>
         </w:numPr>
         <w:rPr>
-          <w:rFonts w:ascii="Times New Roman" w:hAnsi="Times New Roman" w:cs="Times New Roman"/>
-          <w:color w:val="000000" w:themeColor="text1"/>
-          <w:sz w:val="28"/>
-          <w:szCs w:val="28"/>
-        </w:rPr>
-      </w:pPr>
-      <w:r>
-        <w:rPr>
-          <w:rFonts w:ascii="Times New Roman" w:hAnsi="Times New Roman" w:cs="Times New Roman"/>
-          <w:color w:val="000000" w:themeColor="text1"/>
-          <w:sz w:val="28"/>
-          <w:szCs w:val="28"/>
+          <w:rFonts w:cs="Times New Roman"/>
+          <w:color w:val="156082" w:themeColor="accent1"/>
+          <w:sz w:val="32"/>
+          <w:szCs w:val="32"/>
+        </w:rPr>
+      </w:pPr>
+      <w:r>
+        <w:rPr>
+          <w:rFonts w:cs="Times New Roman"/>
+          <w:color w:val="156082" w:themeColor="accent1"/>
+          <w:sz w:val="32"/>
+          <w:szCs w:val="32"/>
         </w:rPr>
         <w:t>Űrlapok és interaktív elemek létrehozása</w:t>
       </w:r>
@@ -1301,184 +1434,202 @@
           <w:ilvl w:val="0"/>
           <w:numId w:val="3"/>
         </w:numPr>
-        <w:rPr>
-          <w:rFonts w:ascii="Times New Roman" w:hAnsi="Times New Roman" w:cs="Times New Roman"/>
-          <w:color w:val="000000" w:themeColor="text1"/>
+        <w:spacing w:after="600"/>
+        <w:rPr>
+          <w:rFonts w:cs="Times New Roman"/>
+          <w:color w:val="156082" w:themeColor="accent1"/>
+          <w:sz w:val="32"/>
+          <w:szCs w:val="32"/>
+        </w:rPr>
+      </w:pPr>
+      <w:r>
+        <w:rPr>
+          <w:rFonts w:cs="Times New Roman"/>
+          <w:color w:val="156082" w:themeColor="accent1"/>
+          <w:sz w:val="32"/>
+          <w:szCs w:val="32"/>
+        </w:rPr>
+        <w:t>Szemantikus tartalomjelölés</w:t>
+      </w:r>
+    </w:p>
+    <w:p>
+      <w:pPr>
+        <w:rPr>
+          <w:rFonts w:cs="Times New Roman"/>
+          <w:color w:val="156082" w:themeColor="accent1"/>
           <w:sz w:val="28"/>
           <w:szCs w:val="28"/>
         </w:rPr>
       </w:pPr>
-      <w:r>
-        <w:rPr>
-          <w:rFonts w:ascii="Times New Roman" w:hAnsi="Times New Roman" w:cs="Times New Roman"/>
-          <w:color w:val="000000" w:themeColor="text1"/>
+    </w:p>
+    <w:p>
+      <w:pPr>
+        <w:rPr>
+          <w:rFonts w:asciiTheme="majorHAnsi" w:hAnsiTheme="majorHAnsi" w:cs="Times New Roman"/>
+          <w:b/>
+          <w:bCs/>
+          <w:color w:val="156082" w:themeColor="accent1"/>
+          <w:sz w:val="36"/>
+          <w:szCs w:val="36"/>
+        </w:rPr>
+      </w:pPr>
+      <w:r>
+        <w:rPr>
+          <w:rFonts w:asciiTheme="majorHAnsi" w:hAnsiTheme="majorHAnsi" w:cs="Times New Roman"/>
+          <w:b/>
+          <w:bCs/>
+          <w:color w:val="156082" w:themeColor="accent1"/>
+          <w:sz w:val="36"/>
+          <w:szCs w:val="36"/>
+        </w:rPr>
+        <w:lastRenderedPageBreak/>
+        <w:t>Integráció más technológiákkal</w:t>
+      </w:r>
+    </w:p>
+    <w:p>
+      <w:pPr>
+        <w:rPr>
+          <w:rFonts w:asciiTheme="majorHAnsi" w:hAnsiTheme="majorHAnsi" w:cs="Times New Roman"/>
+          <w:color w:val="156082" w:themeColor="accent1"/>
+          <w:sz w:val="32"/>
+          <w:szCs w:val="32"/>
+        </w:rPr>
+      </w:pPr>
+      <w:r>
+        <w:rPr>
+          <w:rFonts w:asciiTheme="majorHAnsi" w:hAnsiTheme="majorHAnsi" w:cs="Times New Roman"/>
+          <w:color w:val="156082" w:themeColor="accent1"/>
+          <w:sz w:val="32"/>
+          <w:szCs w:val="32"/>
+        </w:rPr>
+        <w:t>A modern webfejlesztésben a HTML szorosan együttműködik más technológiákkal:</w:t>
+      </w:r>
+    </w:p>
+    <w:p>
+      <w:pPr>
+        <w:rPr>
+          <w:rFonts w:cs="Times New Roman"/>
+          <w:color w:val="156082" w:themeColor="accent1"/>
+          <w:sz w:val="32"/>
+          <w:szCs w:val="32"/>
+        </w:rPr>
+      </w:pPr>
+      <w:r>
+        <w:rPr>
+          <w:rFonts w:cs="Times New Roman"/>
+          <w:color w:val="156082" w:themeColor="accent1"/>
+          <w:sz w:val="32"/>
+          <w:szCs w:val="32"/>
+        </w:rPr>
+        <w:t>- CSS: Megjelenítés és elrendezés vezérlése</w:t>
+      </w:r>
+    </w:p>
+    <w:p>
+      <w:pPr>
+        <w:rPr>
+          <w:rFonts w:cs="Times New Roman"/>
+          <w:color w:val="156082" w:themeColor="accent1"/>
+          <w:sz w:val="32"/>
+          <w:szCs w:val="32"/>
+        </w:rPr>
+      </w:pPr>
+      <w:r>
+        <w:rPr>
+          <w:rFonts w:cs="Times New Roman"/>
+          <w:color w:val="156082" w:themeColor="accent1"/>
+          <w:sz w:val="32"/>
+          <w:szCs w:val="32"/>
+        </w:rPr>
+        <w:t>- JavaScript: Dinamikus funkcionalitás és interakció</w:t>
+      </w:r>
+    </w:p>
+    <w:p>
+      <w:pPr>
+        <w:rPr>
+          <w:rFonts w:cs="Times New Roman"/>
+          <w:color w:val="156082" w:themeColor="accent1"/>
+          <w:sz w:val="32"/>
+          <w:szCs w:val="32"/>
+        </w:rPr>
+      </w:pPr>
+      <w:r>
+        <w:rPr>
+          <w:rFonts w:cs="Times New Roman"/>
+          <w:color w:val="156082" w:themeColor="accent1"/>
+          <w:sz w:val="32"/>
+          <w:szCs w:val="32"/>
+        </w:rPr>
+        <w:t>- WebAPI-k: Böngésző funkcionalitások elérése</w:t>
+      </w:r>
+    </w:p>
+    <w:p>
+      <w:pPr>
+        <w:rPr>
+          <w:rFonts w:cs="Times New Roman"/>
+          <w:color w:val="156082" w:themeColor="accent1"/>
           <w:sz w:val="28"/>
           <w:szCs w:val="28"/>
         </w:rPr>
-        <w:t>Szemantikus tartalomjelölés</w:t>
-      </w:r>
-    </w:p>
-    <w:p>
-      <w:pPr>
-        <w:rPr>
-          <w:rFonts w:ascii="Times New Roman" w:hAnsi="Times New Roman" w:cs="Times New Roman"/>
-          <w:color w:val="000000" w:themeColor="text1"/>
+      </w:pPr>
+      <w:r>
+        <w:rPr>
+          <w:rFonts w:cs="Times New Roman"/>
+          <w:color w:val="156082" w:themeColor="accent1"/>
           <w:sz w:val="28"/>
           <w:szCs w:val="28"/>
         </w:rPr>
-      </w:pPr>
-    </w:p>
-    <w:p>
-      <w:pPr>
-        <w:rPr>
-          <w:rFonts w:ascii="Times New Roman" w:hAnsi="Times New Roman" w:cs="Times New Roman"/>
-          <w:color w:val="000000" w:themeColor="text1"/>
+        <w:t xml:space="preserve">  </w:t>
+      </w:r>
+    </w:p>
+    <w:p>
+      <w:pPr>
+        <w:rPr>
+          <w:rFonts w:asciiTheme="majorHAnsi" w:hAnsiTheme="majorHAnsi" w:cs="Times New Roman"/>
+          <w:b/>
+          <w:bCs/>
+          <w:color w:val="156082" w:themeColor="accent1"/>
+          <w:sz w:val="36"/>
+          <w:szCs w:val="36"/>
+        </w:rPr>
+      </w:pPr>
+      <w:r>
+        <w:rPr>
+          <w:rFonts w:asciiTheme="majorHAnsi" w:hAnsiTheme="majorHAnsi" w:cs="Times New Roman"/>
+          <w:b/>
+          <w:bCs/>
+          <w:color w:val="156082" w:themeColor="accent1"/>
+          <w:sz w:val="36"/>
+          <w:szCs w:val="36"/>
+        </w:rPr>
+        <w:t>Összegzés</w:t>
+      </w:r>
+    </w:p>
+    <w:p>
+      <w:pPr>
+        <w:rPr>
+          <w:rFonts w:cs="Times New Roman"/>
+          <w:color w:val="156082" w:themeColor="accent1"/>
           <w:sz w:val="28"/>
           <w:szCs w:val="28"/>
         </w:rPr>
       </w:pPr>
-      <w:r>
-        <w:rPr>
-          <w:rFonts w:ascii="Times New Roman" w:hAnsi="Times New Roman" w:cs="Times New Roman"/>
-          <w:color w:val="000000" w:themeColor="text1"/>
-          <w:sz w:val="28"/>
-          <w:szCs w:val="28"/>
-        </w:rPr>
-        <w:t>Integráció más technológiákkal</w:t>
-      </w:r>
-    </w:p>
-    <w:p>
-      <w:pPr>
-        <w:rPr>
-          <w:rFonts w:ascii="Times New Roman" w:hAnsi="Times New Roman" w:cs="Times New Roman"/>
-          <w:color w:val="000000" w:themeColor="text1"/>
-          <w:sz w:val="28"/>
-          <w:szCs w:val="28"/>
-        </w:rPr>
-      </w:pPr>
-      <w:r>
-        <w:rPr>
-          <w:rFonts w:ascii="Times New Roman" w:hAnsi="Times New Roman" w:cs="Times New Roman"/>
-          <w:color w:val="000000" w:themeColor="text1"/>
-          <w:sz w:val="28"/>
-          <w:szCs w:val="28"/>
-        </w:rPr>
-        <w:t>A modern webfejlesztésben a HTML szorosan együttműködik más technológiákkal:</w:t>
-      </w:r>
-    </w:p>
-    <w:p>
-      <w:pPr>
-        <w:rPr>
-          <w:rFonts w:ascii="Times New Roman" w:hAnsi="Times New Roman" w:cs="Times New Roman"/>
-          <w:color w:val="000000" w:themeColor="text1"/>
-          <w:sz w:val="28"/>
-          <w:szCs w:val="28"/>
-        </w:rPr>
-      </w:pPr>
-      <w:r>
-        <w:rPr>
-          <w:rFonts w:ascii="Times New Roman" w:hAnsi="Times New Roman" w:cs="Times New Roman"/>
-          <w:color w:val="000000" w:themeColor="text1"/>
-          <w:sz w:val="28"/>
-          <w:szCs w:val="28"/>
-        </w:rPr>
-        <w:t>- CSS: Megjelenítés és elrendezés vezérlése</w:t>
-      </w:r>
-    </w:p>
-    <w:p>
-      <w:pPr>
-        <w:rPr>
-          <w:rFonts w:ascii="Times New Roman" w:hAnsi="Times New Roman" w:cs="Times New Roman"/>
-          <w:color w:val="000000" w:themeColor="text1"/>
-          <w:sz w:val="28"/>
-          <w:szCs w:val="28"/>
-        </w:rPr>
-      </w:pPr>
-      <w:r>
-        <w:rPr>
-          <w:rFonts w:ascii="Times New Roman" w:hAnsi="Times New Roman" w:cs="Times New Roman"/>
-          <w:color w:val="000000" w:themeColor="text1"/>
-          <w:sz w:val="28"/>
-          <w:szCs w:val="28"/>
-        </w:rPr>
-        <w:t>- JavaScript: Dinamikus funkcionalitás és interakció</w:t>
-      </w:r>
-    </w:p>
-    <w:p>
-      <w:pPr>
-        <w:rPr>
-          <w:rFonts w:ascii="Times New Roman" w:hAnsi="Times New Roman" w:cs="Times New Roman"/>
-          <w:color w:val="000000" w:themeColor="text1"/>
-          <w:sz w:val="28"/>
-          <w:szCs w:val="28"/>
-        </w:rPr>
-      </w:pPr>
-      <w:r>
-        <w:rPr>
-          <w:rFonts w:ascii="Times New Roman" w:hAnsi="Times New Roman" w:cs="Times New Roman"/>
-          <w:color w:val="000000" w:themeColor="text1"/>
-          <w:sz w:val="28"/>
-          <w:szCs w:val="28"/>
-        </w:rPr>
-        <w:t>- WebAPI-k: Böngésző funkcionalitások elérése</w:t>
-      </w:r>
-    </w:p>
-    <w:p>
-      <w:pPr>
-        <w:rPr>
-          <w:rFonts w:ascii="Times New Roman" w:hAnsi="Times New Roman" w:cs="Times New Roman"/>
-          <w:color w:val="000000" w:themeColor="text1"/>
-          <w:sz w:val="28"/>
-          <w:szCs w:val="28"/>
-        </w:rPr>
-      </w:pPr>
-    </w:p>
-    <w:p>
-      <w:pPr>
-        <w:rPr>
-          <w:rFonts w:ascii="Times New Roman" w:hAnsi="Times New Roman" w:cs="Times New Roman"/>
-          <w:color w:val="000000" w:themeColor="text1"/>
-          <w:sz w:val="28"/>
-          <w:szCs w:val="28"/>
-        </w:rPr>
-      </w:pPr>
-      <w:r>
-        <w:rPr>
-          <w:rFonts w:ascii="Times New Roman" w:hAnsi="Times New Roman" w:cs="Times New Roman"/>
-          <w:color w:val="000000" w:themeColor="text1"/>
-          <w:sz w:val="28"/>
-          <w:szCs w:val="28"/>
-        </w:rPr>
-        <w:t>Összegzés</w:t>
-      </w:r>
-    </w:p>
-    <w:p>
-      <w:pPr>
-        <w:rPr>
-          <w:rFonts w:ascii="Times New Roman" w:hAnsi="Times New Roman" w:cs="Times New Roman"/>
-          <w:color w:val="000000" w:themeColor="text1"/>
-          <w:sz w:val="28"/>
-          <w:szCs w:val="28"/>
-        </w:rPr>
-      </w:pPr>
-    </w:p>
-    <w:p>
-      <w:pPr>
-        <w:rPr>
-          <w:rFonts w:ascii="Times New Roman" w:hAnsi="Times New Roman" w:cs="Times New Roman"/>
-          <w:color w:val="000000" w:themeColor="text1"/>
-          <w:sz w:val="28"/>
-          <w:szCs w:val="28"/>
-        </w:rPr>
-      </w:pPr>
-      <w:r>
-        <w:rPr>
-          <w:rFonts w:ascii="Times New Roman" w:hAnsi="Times New Roman" w:cs="Times New Roman"/>
-          <w:color w:val="000000" w:themeColor="text1"/>
-          <w:sz w:val="28"/>
-          <w:szCs w:val="28"/>
-        </w:rPr>
-        <w:lastRenderedPageBreak/>
+    </w:p>
+    <w:p>
+      <w:pPr>
+        <w:rPr>
+          <w:rFonts w:cs="Times New Roman"/>
+          <w:color w:val="156082" w:themeColor="accent1"/>
+          <w:sz w:val="32"/>
+          <w:szCs w:val="32"/>
+        </w:rPr>
+      </w:pPr>
+      <w:r>
+        <w:rPr>
+          <w:rFonts w:cs="Times New Roman"/>
+          <w:color w:val="156082" w:themeColor="accent1"/>
+          <w:sz w:val="32"/>
+          <w:szCs w:val="32"/>
+        </w:rPr>
         <w:t>A HTML technológia folyamatos fejlődése és szabványosítása biztosítja a webes alkalmazások megbízható alapját. A megfelelő HTML implementáció kulcsfontosságú a modern webalkalmazások fejlesztésében és karbantartásában.</w:t>
       </w:r>
     </w:p>
@@ -1488,16 +1639,16 @@
           <w:tab w:val="left" w:pos="3585"/>
         </w:tabs>
         <w:rPr>
-          <w:rFonts w:ascii="Times New Roman" w:hAnsi="Times New Roman" w:cs="Times New Roman"/>
-          <w:color w:val="000000" w:themeColor="text1"/>
+          <w:rFonts w:cs="Times New Roman"/>
+          <w:color w:val="156082" w:themeColor="accent1"/>
           <w:sz w:val="28"/>
           <w:szCs w:val="28"/>
         </w:rPr>
       </w:pPr>
       <w:r>
         <w:rPr>
-          <w:rFonts w:ascii="Times New Roman" w:hAnsi="Times New Roman" w:cs="Times New Roman"/>
-          <w:color w:val="000000" w:themeColor="text1"/>
+          <w:rFonts w:cs="Times New Roman"/>
+          <w:color w:val="156082" w:themeColor="accent1"/>
           <w:sz w:val="28"/>
           <w:szCs w:val="28"/>
         </w:rPr>
@@ -1507,16 +1658,16 @@
     <w:p>
       <w:pPr>
         <w:rPr>
-          <w:rFonts w:ascii="Times New Roman" w:hAnsi="Times New Roman" w:cs="Times New Roman"/>
-          <w:color w:val="000000" w:themeColor="text1"/>
+          <w:rFonts w:cs="Times New Roman"/>
+          <w:color w:val="156082" w:themeColor="accent1"/>
           <w:sz w:val="28"/>
           <w:szCs w:val="28"/>
         </w:rPr>
       </w:pPr>
       <w:r>
         <w:rPr>
-          <w:rFonts w:ascii="Times New Roman" w:hAnsi="Times New Roman" w:cs="Times New Roman"/>
-          <w:color w:val="000000" w:themeColor="text1"/>
+          <w:rFonts w:cs="Times New Roman"/>
+          <w:color w:val="156082" w:themeColor="accent1"/>
           <w:sz w:val="28"/>
           <w:szCs w:val="28"/>
         </w:rPr>
@@ -1525,29 +1676,98 @@
     </w:p>
     <w:p>
       <w:pPr>
-        <w:rPr>
-          <w:rFonts w:ascii="Times New Roman" w:hAnsi="Times New Roman" w:cs="Times New Roman"/>
-          <w:color w:val="000000" w:themeColor="text1"/>
+        <w:spacing w:after="600"/>
+        <w:jc w:val="center"/>
+        <w:rPr>
+          <w:rFonts w:asciiTheme="majorHAnsi" w:hAnsiTheme="majorHAnsi" w:cs="Times New Roman"/>
+          <w:b/>
+          <w:bCs/>
+          <w:color w:val="156082" w:themeColor="accent1"/>
+          <w:sz w:val="36"/>
+          <w:szCs w:val="36"/>
+        </w:rPr>
+      </w:pPr>
+      <w:r>
+        <w:rPr>
+          <w:rFonts w:asciiTheme="majorHAnsi" w:hAnsiTheme="majorHAnsi" w:cs="Times New Roman"/>
+          <w:b/>
+          <w:bCs/>
+          <w:color w:val="156082" w:themeColor="accent1"/>
+          <w:sz w:val="36"/>
+          <w:szCs w:val="36"/>
+        </w:rPr>
+        <w:lastRenderedPageBreak/>
+        <w:t>CSS összefoglaló</w:t>
+      </w:r>
+    </w:p>
+    <w:p>
+      <w:pPr>
+        <w:rPr>
+          <w:rFonts w:cs="Times New Roman"/>
+          <w:color w:val="156082" w:themeColor="accent1"/>
           <w:sz w:val="28"/>
           <w:szCs w:val="28"/>
         </w:rPr>
       </w:pPr>
-      <w:r>
-        <w:rPr>
-          <w:rFonts w:ascii="Times New Roman" w:hAnsi="Times New Roman" w:cs="Times New Roman"/>
-          <w:color w:val="000000" w:themeColor="text1"/>
+    </w:p>
+    <w:p>
+      <w:pPr>
+        <w:rPr>
+          <w:rFonts w:cs="Times New Roman"/>
+          <w:color w:val="156082" w:themeColor="accent1"/>
+          <w:sz w:val="32"/>
+          <w:szCs w:val="32"/>
+        </w:rPr>
+      </w:pPr>
+      <w:r>
+        <w:rPr>
+          <w:rFonts w:cs="Times New Roman"/>
+          <w:color w:val="156082" w:themeColor="accent1"/>
+          <w:sz w:val="32"/>
+          <w:szCs w:val="32"/>
+        </w:rPr>
+        <w:t xml:space="preserve">A CSS (Cascading Style Sheets) a webes megjelenítés szabványos technológiája, amely a HTML dokumentumok vizuális megjelenését és elrendezését szabályozza. </w:t>
+      </w:r>
+    </w:p>
+    <w:p>
+      <w:pPr>
+        <w:rPr>
+          <w:rFonts w:cs="Times New Roman"/>
+          <w:color w:val="156082" w:themeColor="accent1"/>
           <w:sz w:val="28"/>
           <w:szCs w:val="28"/>
         </w:rPr>
-        <w:lastRenderedPageBreak/>
-        <w:t>CSS összefoglaló</w:t>
-      </w:r>
-    </w:p>
-    <w:p>
-      <w:pPr>
-        <w:rPr>
-          <w:rFonts w:ascii="Times New Roman" w:hAnsi="Times New Roman" w:cs="Times New Roman"/>
-          <w:color w:val="000000" w:themeColor="text1"/>
+      </w:pPr>
+    </w:p>
+    <w:p>
+      <w:pPr>
+        <w:spacing w:after="600"/>
+        <w:rPr>
+          <w:rFonts w:asciiTheme="majorHAnsi" w:hAnsiTheme="majorHAnsi" w:cs="Times New Roman"/>
+          <w:b/>
+          <w:bCs/>
+          <w:color w:val="156082" w:themeColor="accent1"/>
+          <w:sz w:val="36"/>
+          <w:szCs w:val="36"/>
+        </w:rPr>
+      </w:pPr>
+      <w:r>
+        <w:rPr>
+          <w:rFonts w:asciiTheme="majorHAnsi" w:hAnsiTheme="majorHAnsi" w:cs="Times New Roman"/>
+          <w:b/>
+          <w:bCs/>
+          <w:color w:val="156082" w:themeColor="accent1"/>
+          <w:sz w:val="36"/>
+          <w:szCs w:val="36"/>
+        </w:rPr>
+        <w:t>Működési alapelvek</w:t>
+      </w:r>
+    </w:p>
+    <w:p>
+      <w:pPr>
+        <w:rPr>
+          <w:rFonts w:cs="Times New Roman"/>
+          <w:color w:val="156082" w:themeColor="accent1"/>
           <w:sz w:val="28"/>
           <w:szCs w:val="28"/>
         </w:rPr>
@@ -1556,56 +1776,351 @@
     <w:p>
       <w:pPr>
         <w:rPr>
-          <w:rFonts w:ascii="Times New Roman" w:hAnsi="Times New Roman" w:cs="Times New Roman"/>
-          <w:color w:val="000000" w:themeColor="text1"/>
+          <w:rFonts w:cs="Times New Roman"/>
+          <w:color w:val="156082" w:themeColor="accent1"/>
+          <w:sz w:val="32"/>
+          <w:szCs w:val="32"/>
+        </w:rPr>
+      </w:pPr>
+      <w:r>
+        <w:rPr>
+          <w:rFonts w:cs="Times New Roman"/>
+          <w:color w:val="156082" w:themeColor="accent1"/>
+          <w:sz w:val="32"/>
+          <w:szCs w:val="32"/>
+        </w:rPr>
+        <w:t>A CSS szelektorokon és deklarációkon alapuló szabályrendszer, amely lehetővé teszi a weboldalak stílusának precíz meghatározását. A böngészők a CSS szabályokat hierarchikus rendben alkalmazzák, figyelembe véve a specificitást és a kaszkádolást.</w:t>
+      </w:r>
+    </w:p>
+    <w:p>
+      <w:pPr>
+        <w:rPr>
+          <w:rFonts w:cs="Times New Roman"/>
+          <w:color w:val="156082" w:themeColor="accent1"/>
           <w:sz w:val="28"/>
           <w:szCs w:val="28"/>
         </w:rPr>
       </w:pPr>
-      <w:r>
-        <w:rPr>
-          <w:rFonts w:ascii="Times New Roman" w:hAnsi="Times New Roman" w:cs="Times New Roman"/>
-          <w:color w:val="000000" w:themeColor="text1"/>
+    </w:p>
+    <w:p>
+      <w:pPr>
+        <w:spacing w:after="600"/>
+        <w:rPr>
+          <w:rFonts w:asciiTheme="majorHAnsi" w:hAnsiTheme="majorHAnsi" w:cs="Times New Roman"/>
+          <w:b/>
+          <w:bCs/>
+          <w:color w:val="156082" w:themeColor="accent1"/>
+          <w:sz w:val="36"/>
+          <w:szCs w:val="36"/>
+        </w:rPr>
+      </w:pPr>
+      <w:r>
+        <w:rPr>
+          <w:rFonts w:cs="Times New Roman"/>
+          <w:b/>
+          <w:bCs/>
+          <w:color w:val="156082" w:themeColor="accent1"/>
+          <w:sz w:val="36"/>
+          <w:szCs w:val="36"/>
+        </w:rPr>
+        <w:t xml:space="preserve"> </w:t>
+      </w:r>
+      <w:r>
+        <w:rPr>
+          <w:rFonts w:asciiTheme="majorHAnsi" w:hAnsiTheme="majorHAnsi" w:cs="Times New Roman"/>
+          <w:b/>
+          <w:bCs/>
+          <w:color w:val="156082" w:themeColor="accent1"/>
+          <w:sz w:val="36"/>
+          <w:szCs w:val="36"/>
+        </w:rPr>
+        <w:t>Alapvető funkcionalitás</w:t>
+      </w:r>
+    </w:p>
+    <w:p>
+      <w:pPr>
+        <w:rPr>
+          <w:rFonts w:asciiTheme="majorHAnsi" w:hAnsiTheme="majorHAnsi" w:cs="Times New Roman"/>
+          <w:color w:val="156082" w:themeColor="accent1"/>
+          <w:sz w:val="32"/>
+          <w:szCs w:val="32"/>
+        </w:rPr>
+      </w:pPr>
+      <w:r>
+        <w:rPr>
+          <w:rFonts w:asciiTheme="majorHAnsi" w:hAnsiTheme="majorHAnsi" w:cs="Times New Roman"/>
+          <w:color w:val="156082" w:themeColor="accent1"/>
+          <w:sz w:val="32"/>
+          <w:szCs w:val="32"/>
+        </w:rPr>
+        <w:t>A CSS technológia fő területei:</w:t>
+      </w:r>
+    </w:p>
+    <w:p>
+      <w:pPr>
+        <w:rPr>
+          <w:rFonts w:cs="Times New Roman"/>
+          <w:color w:val="156082" w:themeColor="accent1"/>
+          <w:sz w:val="32"/>
+          <w:szCs w:val="32"/>
+        </w:rPr>
+      </w:pPr>
+      <w:r>
+        <w:rPr>
+          <w:rFonts w:cs="Times New Roman"/>
+          <w:color w:val="156082" w:themeColor="accent1"/>
+          <w:sz w:val="32"/>
+          <w:szCs w:val="32"/>
+        </w:rPr>
+        <w:t>- Színek és tipográfia kezelése</w:t>
+      </w:r>
+    </w:p>
+    <w:p>
+      <w:pPr>
+        <w:rPr>
+          <w:rFonts w:cs="Times New Roman"/>
+          <w:color w:val="156082" w:themeColor="accent1"/>
+          <w:sz w:val="32"/>
+          <w:szCs w:val="32"/>
+        </w:rPr>
+      </w:pPr>
+      <w:r>
+        <w:rPr>
+          <w:rFonts w:cs="Times New Roman"/>
+          <w:color w:val="156082" w:themeColor="accent1"/>
+          <w:sz w:val="32"/>
+          <w:szCs w:val="32"/>
+        </w:rPr>
+        <w:t>- Box model és layoutok definiálása</w:t>
+      </w:r>
+    </w:p>
+    <w:p>
+      <w:pPr>
+        <w:rPr>
+          <w:rFonts w:cs="Times New Roman"/>
+          <w:color w:val="156082" w:themeColor="accent1"/>
+          <w:sz w:val="32"/>
+          <w:szCs w:val="32"/>
+        </w:rPr>
+      </w:pPr>
+      <w:r>
+        <w:rPr>
+          <w:rFonts w:cs="Times New Roman"/>
+          <w:color w:val="156082" w:themeColor="accent1"/>
+          <w:sz w:val="32"/>
+          <w:szCs w:val="32"/>
+        </w:rPr>
+        <w:t>- Flexbox és Grid rendszerek</w:t>
+      </w:r>
+    </w:p>
+    <w:p>
+      <w:pPr>
+        <w:rPr>
+          <w:rFonts w:cs="Times New Roman"/>
+          <w:color w:val="156082" w:themeColor="accent1"/>
+          <w:sz w:val="32"/>
+          <w:szCs w:val="32"/>
+        </w:rPr>
+      </w:pPr>
+      <w:r>
+        <w:rPr>
+          <w:rFonts w:cs="Times New Roman"/>
+          <w:color w:val="156082" w:themeColor="accent1"/>
+          <w:sz w:val="32"/>
+          <w:szCs w:val="32"/>
+        </w:rPr>
+        <w:t>- Animációk és átmenetek</w:t>
+      </w:r>
+    </w:p>
+    <w:p>
+      <w:pPr>
+        <w:spacing w:after="600"/>
+        <w:rPr>
+          <w:rFonts w:cs="Times New Roman"/>
+          <w:color w:val="156082" w:themeColor="accent1"/>
+          <w:sz w:val="32"/>
+          <w:szCs w:val="32"/>
+        </w:rPr>
+      </w:pPr>
+      <w:r>
+        <w:rPr>
+          <w:rFonts w:cs="Times New Roman"/>
+          <w:color w:val="156082" w:themeColor="accent1"/>
+          <w:sz w:val="32"/>
+          <w:szCs w:val="32"/>
+        </w:rPr>
+        <w:t>- Reszponzív dizájn megvalósítása</w:t>
+      </w:r>
+    </w:p>
+    <w:p>
+      <w:pPr>
+        <w:rPr>
+          <w:rFonts w:cs="Times New Roman"/>
+          <w:color w:val="156082" w:themeColor="accent1"/>
           <w:sz w:val="28"/>
           <w:szCs w:val="28"/>
         </w:rPr>
-        <w:t xml:space="preserve">A CSS (Cascading Style Sheets) a webes megjelenítés szabványos technológiája, amely a HTML dokumentumok vizuális megjelenését és elrendezését szabályozza. </w:t>
-      </w:r>
-    </w:p>
-    <w:p>
-      <w:pPr>
-        <w:rPr>
-          <w:rFonts w:ascii="Times New Roman" w:hAnsi="Times New Roman" w:cs="Times New Roman"/>
-          <w:color w:val="000000" w:themeColor="text1"/>
+      </w:pPr>
+    </w:p>
+    <w:p>
+      <w:pPr>
+        <w:rPr>
+          <w:rFonts w:asciiTheme="majorHAnsi" w:hAnsiTheme="majorHAnsi" w:cs="Times New Roman"/>
+          <w:b/>
+          <w:bCs/>
+          <w:color w:val="156082" w:themeColor="accent1"/>
+          <w:sz w:val="36"/>
+          <w:szCs w:val="36"/>
+        </w:rPr>
+      </w:pPr>
+      <w:r>
+        <w:rPr>
+          <w:rFonts w:asciiTheme="majorHAnsi" w:hAnsiTheme="majorHAnsi" w:cs="Times New Roman"/>
+          <w:b/>
+          <w:bCs/>
+          <w:color w:val="156082" w:themeColor="accent1"/>
+          <w:sz w:val="36"/>
+          <w:szCs w:val="36"/>
+        </w:rPr>
+        <w:lastRenderedPageBreak/>
+        <w:t>Fejlesztési irányelvek</w:t>
+      </w:r>
+    </w:p>
+    <w:p>
+      <w:pPr>
+        <w:rPr>
+          <w:rFonts w:asciiTheme="majorHAnsi" w:hAnsiTheme="majorHAnsi" w:cs="Times New Roman"/>
+          <w:color w:val="156082" w:themeColor="accent1"/>
+          <w:sz w:val="32"/>
+          <w:szCs w:val="32"/>
+        </w:rPr>
+      </w:pPr>
+      <w:r>
+        <w:rPr>
+          <w:rFonts w:asciiTheme="majorHAnsi" w:hAnsiTheme="majorHAnsi" w:cs="Times New Roman"/>
+          <w:color w:val="156082" w:themeColor="accent1"/>
+          <w:sz w:val="32"/>
+          <w:szCs w:val="32"/>
+        </w:rPr>
+        <w:t>Hatékony CSS implementáció alapelvei:</w:t>
+      </w:r>
+    </w:p>
+    <w:p>
+      <w:pPr>
+        <w:rPr>
+          <w:rFonts w:cs="Times New Roman"/>
+          <w:color w:val="156082" w:themeColor="accent1"/>
+          <w:sz w:val="32"/>
+          <w:szCs w:val="32"/>
+        </w:rPr>
+      </w:pPr>
+      <w:r>
+        <w:rPr>
+          <w:rFonts w:cs="Times New Roman"/>
+          <w:color w:val="156082" w:themeColor="accent1"/>
+          <w:sz w:val="32"/>
+          <w:szCs w:val="32"/>
+        </w:rPr>
+        <w:t>- Újrahasználható kód írása</w:t>
+      </w:r>
+    </w:p>
+    <w:p>
+      <w:pPr>
+        <w:rPr>
+          <w:rFonts w:cs="Times New Roman"/>
+          <w:color w:val="156082" w:themeColor="accent1"/>
+          <w:sz w:val="32"/>
+          <w:szCs w:val="32"/>
+        </w:rPr>
+      </w:pPr>
+      <w:r>
+        <w:rPr>
+          <w:rFonts w:cs="Times New Roman"/>
+          <w:color w:val="156082" w:themeColor="accent1"/>
+          <w:sz w:val="32"/>
+          <w:szCs w:val="32"/>
+        </w:rPr>
+        <w:t>- Teljesítményoptimalizálás</w:t>
+      </w:r>
+    </w:p>
+    <w:p>
+      <w:pPr>
+        <w:rPr>
+          <w:rFonts w:cs="Times New Roman"/>
+          <w:color w:val="156082" w:themeColor="accent1"/>
+          <w:sz w:val="32"/>
+          <w:szCs w:val="32"/>
+        </w:rPr>
+      </w:pPr>
+      <w:r>
+        <w:rPr>
+          <w:rFonts w:cs="Times New Roman"/>
+          <w:color w:val="156082" w:themeColor="accent1"/>
+          <w:sz w:val="32"/>
+          <w:szCs w:val="32"/>
+        </w:rPr>
+        <w:t>- Böngészőkompatibilitás kezelése</w:t>
+      </w:r>
+    </w:p>
+    <w:p>
+      <w:pPr>
+        <w:rPr>
+          <w:rFonts w:cs="Times New Roman"/>
+          <w:color w:val="156082" w:themeColor="accent1"/>
           <w:sz w:val="28"/>
           <w:szCs w:val="28"/>
         </w:rPr>
       </w:pPr>
-    </w:p>
-    <w:p>
-      <w:pPr>
-        <w:rPr>
-          <w:rFonts w:ascii="Times New Roman" w:hAnsi="Times New Roman" w:cs="Times New Roman"/>
-          <w:color w:val="000000" w:themeColor="text1"/>
+      <w:r>
+        <w:rPr>
+          <w:rFonts w:cs="Times New Roman"/>
+          <w:color w:val="156082" w:themeColor="accent1"/>
           <w:sz w:val="28"/>
           <w:szCs w:val="28"/>
         </w:rPr>
-      </w:pPr>
-      <w:r>
-        <w:rPr>
-          <w:rFonts w:ascii="Times New Roman" w:hAnsi="Times New Roman" w:cs="Times New Roman"/>
-          <w:color w:val="000000" w:themeColor="text1"/>
+        <w:t>- Karbantartható struktúra kialakítása</w:t>
+      </w:r>
+    </w:p>
+    <w:p>
+      <w:pPr>
+        <w:rPr>
+          <w:rFonts w:cs="Times New Roman"/>
+          <w:b/>
+          <w:bCs/>
+          <w:color w:val="156082" w:themeColor="accent1"/>
           <w:sz w:val="28"/>
           <w:szCs w:val="28"/>
         </w:rPr>
-        <w:t>Működési alapelvek</w:t>
-      </w:r>
-    </w:p>
-    <w:p>
-      <w:pPr>
-        <w:rPr>
-          <w:rFonts w:ascii="Times New Roman" w:hAnsi="Times New Roman" w:cs="Times New Roman"/>
-          <w:color w:val="000000" w:themeColor="text1"/>
+      </w:pPr>
+    </w:p>
+    <w:p>
+      <w:pPr>
+        <w:rPr>
+          <w:rFonts w:asciiTheme="majorHAnsi" w:hAnsiTheme="majorHAnsi" w:cs="Times New Roman"/>
+          <w:b/>
+          <w:bCs/>
+          <w:color w:val="156082" w:themeColor="accent1"/>
+          <w:sz w:val="36"/>
+          <w:szCs w:val="36"/>
+        </w:rPr>
+      </w:pPr>
+      <w:r>
+        <w:rPr>
+          <w:rFonts w:asciiTheme="majorHAnsi" w:hAnsiTheme="majorHAnsi" w:cs="Times New Roman"/>
+          <w:b/>
+          <w:bCs/>
+          <w:color w:val="156082" w:themeColor="accent1"/>
+          <w:sz w:val="36"/>
+          <w:szCs w:val="36"/>
+        </w:rPr>
+        <w:t>Következtetés</w:t>
+      </w:r>
+    </w:p>
+    <w:p>
+      <w:pPr>
+        <w:rPr>
+          <w:rFonts w:cs="Times New Roman"/>
+          <w:color w:val="156082" w:themeColor="accent1"/>
           <w:sz w:val="28"/>
           <w:szCs w:val="28"/>
         </w:rPr>
@@ -1614,597 +2129,278 @@
     <w:p>
       <w:pPr>
         <w:rPr>
-          <w:rFonts w:ascii="Times New Roman" w:hAnsi="Times New Roman" w:cs="Times New Roman"/>
-          <w:color w:val="000000" w:themeColor="text1"/>
+          <w:rFonts w:cs="Times New Roman"/>
+          <w:color w:val="156082" w:themeColor="accent1"/>
+          <w:sz w:val="32"/>
+          <w:szCs w:val="32"/>
+        </w:rPr>
+      </w:pPr>
+      <w:r>
+        <w:rPr>
+          <w:rFonts w:cs="Times New Roman"/>
+          <w:color w:val="156082" w:themeColor="accent1"/>
+          <w:sz w:val="32"/>
+          <w:szCs w:val="32"/>
+        </w:rPr>
+        <w:t>A CSS technológia folyamatos fejlődése biztosítja a modern webalkalmazások rugalmas és hatékony stíluskezelését.</w:t>
+      </w:r>
+    </w:p>
+    <w:p>
+      <w:pPr>
+        <w:rPr>
+          <w:rFonts w:cs="Times New Roman"/>
+          <w:color w:val="156082" w:themeColor="accent1"/>
           <w:sz w:val="28"/>
           <w:szCs w:val="28"/>
         </w:rPr>
       </w:pPr>
       <w:r>
         <w:rPr>
-          <w:rFonts w:ascii="Times New Roman" w:hAnsi="Times New Roman" w:cs="Times New Roman"/>
-          <w:color w:val="000000" w:themeColor="text1"/>
+          <w:rFonts w:cs="Times New Roman"/>
+          <w:color w:val="156082" w:themeColor="accent1"/>
           <w:sz w:val="28"/>
           <w:szCs w:val="28"/>
         </w:rPr>
-        <w:t>A CSS szelektorokon és deklarációkon alapuló szabályrendszer, amely lehetővé teszi a weboldalak stílusának precíz meghatározását. A böngészők a CSS szabályokat hierarchikus rendben alkalmazzák, figyelembe véve a specificitást és a kaszkádolást.</w:t>
-      </w:r>
-    </w:p>
-    <w:p>
-      <w:pPr>
-        <w:rPr>
-          <w:rFonts w:ascii="Times New Roman" w:hAnsi="Times New Roman" w:cs="Times New Roman"/>
-          <w:color w:val="000000" w:themeColor="text1"/>
-          <w:sz w:val="28"/>
-          <w:szCs w:val="28"/>
-        </w:rPr>
-      </w:pPr>
-    </w:p>
-    <w:p>
-      <w:pPr>
-        <w:rPr>
-          <w:rFonts w:ascii="Times New Roman" w:hAnsi="Times New Roman" w:cs="Times New Roman"/>
-          <w:color w:val="000000" w:themeColor="text1"/>
-          <w:sz w:val="28"/>
-          <w:szCs w:val="28"/>
-        </w:rPr>
-      </w:pPr>
-      <w:r>
-        <w:rPr>
-          <w:rFonts w:ascii="Times New Roman" w:hAnsi="Times New Roman" w:cs="Times New Roman"/>
-          <w:color w:val="000000" w:themeColor="text1"/>
-          <w:sz w:val="28"/>
-          <w:szCs w:val="28"/>
-        </w:rPr>
-        <w:t xml:space="preserve"> Alapvető funkcionalitás</w:t>
-      </w:r>
-    </w:p>
-    <w:p>
-      <w:pPr>
-        <w:rPr>
-          <w:rFonts w:ascii="Times New Roman" w:hAnsi="Times New Roman" w:cs="Times New Roman"/>
-          <w:color w:val="000000" w:themeColor="text1"/>
-          <w:sz w:val="28"/>
-          <w:szCs w:val="28"/>
-        </w:rPr>
-      </w:pPr>
-      <w:r>
-        <w:rPr>
-          <w:rFonts w:ascii="Times New Roman" w:hAnsi="Times New Roman" w:cs="Times New Roman"/>
-          <w:color w:val="000000" w:themeColor="text1"/>
-          <w:sz w:val="28"/>
-          <w:szCs w:val="28"/>
-        </w:rPr>
-        <w:t>A CSS technológia fő területei:</w:t>
-      </w:r>
-    </w:p>
-    <w:p>
-      <w:pPr>
-        <w:rPr>
-          <w:rFonts w:ascii="Times New Roman" w:hAnsi="Times New Roman" w:cs="Times New Roman"/>
-          <w:color w:val="000000" w:themeColor="text1"/>
-          <w:sz w:val="28"/>
-          <w:szCs w:val="28"/>
-        </w:rPr>
-      </w:pPr>
-      <w:r>
-        <w:rPr>
-          <w:rFonts w:ascii="Times New Roman" w:hAnsi="Times New Roman" w:cs="Times New Roman"/>
-          <w:color w:val="000000" w:themeColor="text1"/>
-          <w:sz w:val="28"/>
-          <w:szCs w:val="28"/>
-        </w:rPr>
-        <w:t>- Színek és tipográfia kezelése</w:t>
-      </w:r>
-    </w:p>
-    <w:p>
-      <w:pPr>
-        <w:rPr>
-          <w:rFonts w:ascii="Times New Roman" w:hAnsi="Times New Roman" w:cs="Times New Roman"/>
-          <w:color w:val="000000" w:themeColor="text1"/>
-          <w:sz w:val="28"/>
-          <w:szCs w:val="28"/>
-        </w:rPr>
-      </w:pPr>
-      <w:r>
-        <w:rPr>
-          <w:rFonts w:ascii="Times New Roman" w:hAnsi="Times New Roman" w:cs="Times New Roman"/>
-          <w:color w:val="000000" w:themeColor="text1"/>
-          <w:sz w:val="28"/>
-          <w:szCs w:val="28"/>
-        </w:rPr>
-        <w:t>- Box model és layoutok definiálása</w:t>
-      </w:r>
-    </w:p>
-    <w:p>
-      <w:pPr>
-        <w:rPr>
-          <w:rFonts w:ascii="Times New Roman" w:hAnsi="Times New Roman" w:cs="Times New Roman"/>
-          <w:color w:val="000000" w:themeColor="text1"/>
-          <w:sz w:val="28"/>
-          <w:szCs w:val="28"/>
-        </w:rPr>
-      </w:pPr>
-      <w:r>
-        <w:rPr>
-          <w:rFonts w:ascii="Times New Roman" w:hAnsi="Times New Roman" w:cs="Times New Roman"/>
-          <w:color w:val="000000" w:themeColor="text1"/>
-          <w:sz w:val="28"/>
-          <w:szCs w:val="28"/>
-        </w:rPr>
-        <w:t>- Flexbox és Grid rendszerek</w:t>
-      </w:r>
-    </w:p>
-    <w:p>
-      <w:pPr>
-        <w:rPr>
-          <w:rFonts w:ascii="Times New Roman" w:hAnsi="Times New Roman" w:cs="Times New Roman"/>
-          <w:color w:val="000000" w:themeColor="text1"/>
-          <w:sz w:val="28"/>
-          <w:szCs w:val="28"/>
-        </w:rPr>
-      </w:pPr>
-      <w:r>
-        <w:rPr>
-          <w:rFonts w:ascii="Times New Roman" w:hAnsi="Times New Roman" w:cs="Times New Roman"/>
-          <w:color w:val="000000" w:themeColor="text1"/>
-          <w:sz w:val="28"/>
-          <w:szCs w:val="28"/>
-        </w:rPr>
-        <w:t>- Animációk és átmenetek</w:t>
-      </w:r>
-    </w:p>
-    <w:p>
-      <w:pPr>
-        <w:rPr>
-          <w:rFonts w:ascii="Times New Roman" w:hAnsi="Times New Roman" w:cs="Times New Roman"/>
-          <w:color w:val="000000" w:themeColor="text1"/>
-          <w:sz w:val="28"/>
-          <w:szCs w:val="28"/>
-        </w:rPr>
-      </w:pPr>
-      <w:r>
-        <w:rPr>
-          <w:rFonts w:ascii="Times New Roman" w:hAnsi="Times New Roman" w:cs="Times New Roman"/>
-          <w:color w:val="000000" w:themeColor="text1"/>
-          <w:sz w:val="28"/>
-          <w:szCs w:val="28"/>
-        </w:rPr>
-        <w:t>- Reszponzív dizájn megvalósítása</w:t>
-      </w:r>
-    </w:p>
-    <w:p>
-      <w:pPr>
-        <w:rPr>
-          <w:rFonts w:ascii="Times New Roman" w:hAnsi="Times New Roman" w:cs="Times New Roman"/>
-          <w:color w:val="000000" w:themeColor="text1"/>
-          <w:sz w:val="28"/>
-          <w:szCs w:val="28"/>
-        </w:rPr>
-      </w:pPr>
-    </w:p>
-    <w:p>
-      <w:pPr>
-        <w:rPr>
-          <w:rFonts w:ascii="Times New Roman" w:hAnsi="Times New Roman" w:cs="Times New Roman"/>
-          <w:color w:val="000000" w:themeColor="text1"/>
-          <w:sz w:val="28"/>
-          <w:szCs w:val="28"/>
-        </w:rPr>
-      </w:pPr>
-      <w:r>
-        <w:rPr>
-          <w:rFonts w:ascii="Times New Roman" w:hAnsi="Times New Roman" w:cs="Times New Roman"/>
-          <w:color w:val="000000" w:themeColor="text1"/>
-          <w:sz w:val="28"/>
-          <w:szCs w:val="28"/>
-        </w:rPr>
-        <w:t>Fejlesztési irányelvek</w:t>
-      </w:r>
-    </w:p>
-    <w:p>
-      <w:pPr>
-        <w:rPr>
-          <w:rFonts w:ascii="Times New Roman" w:hAnsi="Times New Roman" w:cs="Times New Roman"/>
-          <w:color w:val="000000" w:themeColor="text1"/>
-          <w:sz w:val="28"/>
-          <w:szCs w:val="28"/>
-        </w:rPr>
-      </w:pPr>
-      <w:r>
-        <w:rPr>
-          <w:rFonts w:ascii="Times New Roman" w:hAnsi="Times New Roman" w:cs="Times New Roman"/>
-          <w:color w:val="000000" w:themeColor="text1"/>
-          <w:sz w:val="28"/>
-          <w:szCs w:val="28"/>
-        </w:rPr>
-        <w:t>Hatékony CSS implementáció alapelvei:</w:t>
-      </w:r>
-    </w:p>
-    <w:p>
-      <w:pPr>
-        <w:rPr>
-          <w:rFonts w:ascii="Times New Roman" w:hAnsi="Times New Roman" w:cs="Times New Roman"/>
-          <w:color w:val="000000" w:themeColor="text1"/>
-          <w:sz w:val="28"/>
-          <w:szCs w:val="28"/>
-        </w:rPr>
-      </w:pPr>
-      <w:r>
-        <w:rPr>
-          <w:rFonts w:ascii="Times New Roman" w:hAnsi="Times New Roman" w:cs="Times New Roman"/>
-          <w:color w:val="000000" w:themeColor="text1"/>
-          <w:sz w:val="28"/>
-          <w:szCs w:val="28"/>
-        </w:rPr>
-        <w:t>- Újrahasználható kód írása</w:t>
-      </w:r>
-    </w:p>
-    <w:p>
-      <w:pPr>
-        <w:rPr>
-          <w:rFonts w:ascii="Times New Roman" w:hAnsi="Times New Roman" w:cs="Times New Roman"/>
-          <w:color w:val="000000" w:themeColor="text1"/>
-          <w:sz w:val="28"/>
-          <w:szCs w:val="28"/>
-        </w:rPr>
-      </w:pPr>
-      <w:r>
-        <w:rPr>
-          <w:rFonts w:ascii="Times New Roman" w:hAnsi="Times New Roman" w:cs="Times New Roman"/>
-          <w:color w:val="000000" w:themeColor="text1"/>
-          <w:sz w:val="28"/>
-          <w:szCs w:val="28"/>
-        </w:rPr>
-        <w:t>- Teljesítményoptimalizálás</w:t>
-      </w:r>
-    </w:p>
-    <w:p>
-      <w:pPr>
-        <w:rPr>
-          <w:rFonts w:ascii="Times New Roman" w:hAnsi="Times New Roman" w:cs="Times New Roman"/>
-          <w:color w:val="000000" w:themeColor="text1"/>
-          <w:sz w:val="28"/>
-          <w:szCs w:val="28"/>
-        </w:rPr>
-      </w:pPr>
-      <w:r>
-        <w:rPr>
-          <w:rFonts w:ascii="Times New Roman" w:hAnsi="Times New Roman" w:cs="Times New Roman"/>
-          <w:color w:val="000000" w:themeColor="text1"/>
-          <w:sz w:val="28"/>
-          <w:szCs w:val="28"/>
-        </w:rPr>
-        <w:t>- Böngészőkompatibilitás kezelése</w:t>
-      </w:r>
-    </w:p>
-    <w:p>
-      <w:pPr>
-        <w:rPr>
-          <w:rFonts w:ascii="Times New Roman" w:hAnsi="Times New Roman" w:cs="Times New Roman"/>
-          <w:color w:val="000000" w:themeColor="text1"/>
-          <w:sz w:val="28"/>
-          <w:szCs w:val="28"/>
-        </w:rPr>
-      </w:pPr>
-      <w:r>
-        <w:rPr>
-          <w:rFonts w:ascii="Times New Roman" w:hAnsi="Times New Roman" w:cs="Times New Roman"/>
-          <w:color w:val="000000" w:themeColor="text1"/>
-          <w:sz w:val="28"/>
-          <w:szCs w:val="28"/>
-        </w:rPr>
-        <w:t>- Karbantartható struktúra kialakítása</w:t>
-      </w:r>
-    </w:p>
-    <w:p>
-      <w:pPr>
-        <w:rPr>
-          <w:rFonts w:ascii="Times New Roman" w:hAnsi="Times New Roman" w:cs="Times New Roman"/>
-          <w:color w:val="000000" w:themeColor="text1"/>
-          <w:sz w:val="28"/>
-          <w:szCs w:val="28"/>
-        </w:rPr>
-      </w:pPr>
-    </w:p>
-    <w:p>
-      <w:pPr>
-        <w:rPr>
-          <w:rFonts w:ascii="Times New Roman" w:hAnsi="Times New Roman" w:cs="Times New Roman"/>
-          <w:color w:val="000000" w:themeColor="text1"/>
-          <w:sz w:val="28"/>
-          <w:szCs w:val="28"/>
-        </w:rPr>
-      </w:pPr>
-      <w:r>
-        <w:rPr>
-          <w:rFonts w:ascii="Times New Roman" w:hAnsi="Times New Roman" w:cs="Times New Roman"/>
-          <w:color w:val="000000" w:themeColor="text1"/>
-          <w:sz w:val="28"/>
-          <w:szCs w:val="28"/>
-        </w:rPr>
-        <w:lastRenderedPageBreak/>
-        <w:t>Következtetés</w:t>
-      </w:r>
-    </w:p>
-    <w:p>
-      <w:pPr>
-        <w:rPr>
-          <w:rFonts w:ascii="Times New Roman" w:hAnsi="Times New Roman" w:cs="Times New Roman"/>
-          <w:color w:val="000000" w:themeColor="text1"/>
-          <w:sz w:val="28"/>
-          <w:szCs w:val="28"/>
-        </w:rPr>
-      </w:pPr>
-    </w:p>
-    <w:p>
-      <w:pPr>
-        <w:rPr>
-          <w:rFonts w:ascii="Times New Roman" w:hAnsi="Times New Roman" w:cs="Times New Roman"/>
-          <w:color w:val="000000" w:themeColor="text1"/>
-          <w:sz w:val="28"/>
-          <w:szCs w:val="28"/>
-        </w:rPr>
-      </w:pPr>
-      <w:r>
-        <w:rPr>
-          <w:rFonts w:ascii="Times New Roman" w:hAnsi="Times New Roman" w:cs="Times New Roman"/>
-          <w:color w:val="000000" w:themeColor="text1"/>
-          <w:sz w:val="28"/>
-          <w:szCs w:val="28"/>
-        </w:rPr>
-        <w:t>A CSS technológia folyamatos fejlődése biztosítja a modern webalkalmazások rugalmas és hatékony stíluskezelését.</w:t>
-      </w:r>
-    </w:p>
-    <w:p>
-      <w:pPr>
-        <w:rPr>
-          <w:rFonts w:ascii="Times New Roman" w:hAnsi="Times New Roman" w:cs="Times New Roman"/>
-          <w:color w:val="000000" w:themeColor="text1"/>
-          <w:sz w:val="28"/>
-          <w:szCs w:val="28"/>
-        </w:rPr>
-      </w:pPr>
-      <w:r>
-        <w:rPr>
-          <w:rFonts w:ascii="Times New Roman" w:hAnsi="Times New Roman" w:cs="Times New Roman"/>
-          <w:color w:val="000000" w:themeColor="text1"/>
-          <w:sz w:val="28"/>
-          <w:szCs w:val="28"/>
-        </w:rPr>
         <w:br w:type="page"/>
       </w:r>
     </w:p>
     <w:p>
       <w:pPr>
-        <w:rPr>
-          <w:rFonts w:ascii="Times New Roman" w:hAnsi="Times New Roman" w:cs="Times New Roman"/>
-          <w:b/>
-          <w:bCs/>
-          <w:color w:val="000000" w:themeColor="text1"/>
-          <w:sz w:val="28"/>
-          <w:szCs w:val="28"/>
-        </w:rPr>
-      </w:pPr>
-      <w:r>
-        <w:rPr>
-          <w:rFonts w:ascii="Times New Roman" w:hAnsi="Times New Roman" w:cs="Times New Roman"/>
-          <w:b/>
-          <w:bCs/>
-          <w:color w:val="000000" w:themeColor="text1"/>
-          <w:sz w:val="28"/>
-          <w:szCs w:val="28"/>
+        <w:spacing w:after="1200"/>
+        <w:jc w:val="center"/>
+        <w:rPr>
+          <w:rFonts w:asciiTheme="majorHAnsi" w:hAnsiTheme="majorHAnsi" w:cs="Times New Roman"/>
+          <w:b/>
+          <w:bCs/>
+          <w:color w:val="156082" w:themeColor="accent1"/>
+          <w:sz w:val="36"/>
+          <w:szCs w:val="36"/>
+        </w:rPr>
+      </w:pPr>
+      <w:r>
+        <w:rPr>
+          <w:rFonts w:asciiTheme="majorHAnsi" w:hAnsiTheme="majorHAnsi" w:cs="Times New Roman"/>
+          <w:b/>
+          <w:bCs/>
+          <w:color w:val="156082" w:themeColor="accent1"/>
+          <w:sz w:val="36"/>
+          <w:szCs w:val="36"/>
         </w:rPr>
         <w:lastRenderedPageBreak/>
         <w:t xml:space="preserve">JavaScript </w:t>
       </w:r>
       <w:r>
         <w:rPr>
-          <w:rFonts w:ascii="Times New Roman" w:hAnsi="Times New Roman" w:cs="Times New Roman"/>
-          <w:b/>
-          <w:bCs/>
-          <w:color w:val="000000" w:themeColor="text1"/>
-          <w:sz w:val="28"/>
-          <w:szCs w:val="28"/>
+          <w:rFonts w:asciiTheme="majorHAnsi" w:hAnsiTheme="majorHAnsi" w:cs="Times New Roman"/>
+          <w:b/>
+          <w:bCs/>
+          <w:color w:val="156082" w:themeColor="accent1"/>
+          <w:sz w:val="36"/>
+          <w:szCs w:val="36"/>
         </w:rPr>
         <w:t>és React</w:t>
       </w:r>
       <w:r>
         <w:rPr>
-          <w:rFonts w:ascii="Times New Roman" w:hAnsi="Times New Roman" w:cs="Times New Roman"/>
-          <w:b/>
-          <w:bCs/>
-          <w:color w:val="000000" w:themeColor="text1"/>
-          <w:sz w:val="28"/>
-          <w:szCs w:val="28"/>
+          <w:rFonts w:asciiTheme="majorHAnsi" w:hAnsiTheme="majorHAnsi" w:cs="Times New Roman"/>
+          <w:b/>
+          <w:bCs/>
+          <w:color w:val="156082" w:themeColor="accent1"/>
+          <w:sz w:val="36"/>
+          <w:szCs w:val="36"/>
         </w:rPr>
         <w:t xml:space="preserve"> összefoglaló</w:t>
       </w:r>
     </w:p>
     <w:p>
       <w:pPr>
-        <w:rPr>
-          <w:rFonts w:ascii="Times New Roman" w:hAnsi="Times New Roman" w:cs="Times New Roman"/>
-          <w:b/>
-          <w:bCs/>
-          <w:color w:val="000000" w:themeColor="text1"/>
-          <w:sz w:val="28"/>
-          <w:szCs w:val="28"/>
-        </w:rPr>
-      </w:pPr>
-      <w:r>
-        <w:rPr>
-          <w:rFonts w:ascii="Times New Roman" w:hAnsi="Times New Roman" w:cs="Times New Roman"/>
-          <w:b/>
-          <w:bCs/>
-          <w:color w:val="000000" w:themeColor="text1"/>
-          <w:sz w:val="28"/>
-          <w:szCs w:val="28"/>
+        <w:spacing w:after="600"/>
+        <w:rPr>
+          <w:rFonts w:asciiTheme="majorHAnsi" w:hAnsiTheme="majorHAnsi" w:cs="Times New Roman"/>
+          <w:b/>
+          <w:bCs/>
+          <w:color w:val="156082" w:themeColor="accent1"/>
+          <w:sz w:val="36"/>
+          <w:szCs w:val="36"/>
+        </w:rPr>
+      </w:pPr>
+      <w:r>
+        <w:rPr>
+          <w:rFonts w:asciiTheme="majorHAnsi" w:hAnsiTheme="majorHAnsi" w:cs="Times New Roman"/>
+          <w:b/>
+          <w:bCs/>
+          <w:color w:val="156082" w:themeColor="accent1"/>
+          <w:sz w:val="36"/>
+          <w:szCs w:val="36"/>
         </w:rPr>
         <w:t>Bevezetés</w:t>
       </w:r>
     </w:p>
     <w:p>
       <w:pPr>
-        <w:rPr>
-          <w:rFonts w:ascii="Times New Roman" w:hAnsi="Times New Roman" w:cs="Times New Roman"/>
-          <w:color w:val="000000" w:themeColor="text1"/>
-          <w:sz w:val="28"/>
-          <w:szCs w:val="28"/>
-        </w:rPr>
-      </w:pPr>
-      <w:r>
-        <w:rPr>
-          <w:rFonts w:ascii="Times New Roman" w:hAnsi="Times New Roman" w:cs="Times New Roman"/>
-          <w:color w:val="000000" w:themeColor="text1"/>
-          <w:sz w:val="28"/>
-          <w:szCs w:val="28"/>
+        <w:spacing w:after="600"/>
+        <w:rPr>
+          <w:rFonts w:cs="Times New Roman"/>
+          <w:color w:val="156082" w:themeColor="accent1"/>
+          <w:sz w:val="32"/>
+          <w:szCs w:val="32"/>
+        </w:rPr>
+      </w:pPr>
+      <w:r>
+        <w:rPr>
+          <w:rFonts w:cs="Times New Roman"/>
+          <w:color w:val="156082" w:themeColor="accent1"/>
+          <w:sz w:val="32"/>
+          <w:szCs w:val="32"/>
         </w:rPr>
         <w:t>A JavaScript egy dinamikus, prototípus-alapú programozási nyelv, amely lehetővé teszi az interaktív webalkalmazások fejlesztését</w:t>
       </w:r>
       <w:r>
         <w:rPr>
-          <w:rFonts w:ascii="Times New Roman" w:hAnsi="Times New Roman" w:cs="Times New Roman"/>
-          <w:color w:val="000000" w:themeColor="text1"/>
-          <w:sz w:val="28"/>
-          <w:szCs w:val="28"/>
+          <w:rFonts w:cs="Times New Roman"/>
+          <w:color w:val="156082" w:themeColor="accent1"/>
+          <w:sz w:val="32"/>
+          <w:szCs w:val="32"/>
         </w:rPr>
         <w:t xml:space="preserve">. </w:t>
       </w:r>
       <w:r>
         <w:rPr>
-          <w:rFonts w:ascii="Times New Roman" w:hAnsi="Times New Roman" w:cs="Times New Roman"/>
-          <w:color w:val="000000" w:themeColor="text1"/>
-          <w:sz w:val="28"/>
-          <w:szCs w:val="28"/>
+          <w:rFonts w:cs="Times New Roman"/>
+          <w:color w:val="156082" w:themeColor="accent1"/>
+          <w:sz w:val="32"/>
+          <w:szCs w:val="32"/>
         </w:rPr>
         <w:t xml:space="preserve">A React </w:t>
       </w:r>
       <w:r>
         <w:rPr>
-          <w:rFonts w:ascii="Times New Roman" w:hAnsi="Times New Roman" w:cs="Times New Roman"/>
-          <w:color w:val="000000" w:themeColor="text1"/>
-          <w:sz w:val="28"/>
-          <w:szCs w:val="28"/>
+          <w:rFonts w:cs="Times New Roman"/>
+          <w:color w:val="156082" w:themeColor="accent1"/>
+          <w:sz w:val="32"/>
+          <w:szCs w:val="32"/>
         </w:rPr>
         <w:t>ezen belül</w:t>
       </w:r>
       <w:r>
         <w:rPr>
-          <w:rFonts w:ascii="Times New Roman" w:hAnsi="Times New Roman" w:cs="Times New Roman"/>
-          <w:color w:val="000000" w:themeColor="text1"/>
-          <w:sz w:val="28"/>
-          <w:szCs w:val="28"/>
+          <w:rFonts w:cs="Times New Roman"/>
+          <w:color w:val="156082" w:themeColor="accent1"/>
+          <w:sz w:val="32"/>
+          <w:szCs w:val="32"/>
         </w:rPr>
         <w:t xml:space="preserve"> egy </w:t>
       </w:r>
       <w:r>
         <w:rPr>
-          <w:rFonts w:ascii="Times New Roman" w:hAnsi="Times New Roman" w:cs="Times New Roman"/>
-          <w:color w:val="000000" w:themeColor="text1"/>
-          <w:sz w:val="28"/>
-          <w:szCs w:val="28"/>
+          <w:rFonts w:cs="Times New Roman"/>
+          <w:color w:val="156082" w:themeColor="accent1"/>
+          <w:sz w:val="32"/>
+          <w:szCs w:val="32"/>
         </w:rPr>
         <w:t>könyvtár,</w:t>
       </w:r>
       <w:r>
         <w:rPr>
-          <w:rFonts w:ascii="Times New Roman" w:hAnsi="Times New Roman" w:cs="Times New Roman"/>
-          <w:color w:val="000000" w:themeColor="text1"/>
-          <w:sz w:val="28"/>
-          <w:szCs w:val="28"/>
+          <w:rFonts w:cs="Times New Roman"/>
+          <w:color w:val="156082" w:themeColor="accent1"/>
+          <w:sz w:val="32"/>
+          <w:szCs w:val="32"/>
         </w:rPr>
         <w:t xml:space="preserve"> </w:t>
       </w:r>
       <w:r>
         <w:rPr>
-          <w:rFonts w:ascii="Times New Roman" w:hAnsi="Times New Roman" w:cs="Times New Roman"/>
-          <w:color w:val="000000" w:themeColor="text1"/>
-          <w:sz w:val="28"/>
-          <w:szCs w:val="28"/>
+          <w:rFonts w:cs="Times New Roman"/>
+          <w:color w:val="156082" w:themeColor="accent1"/>
+          <w:sz w:val="32"/>
+          <w:szCs w:val="32"/>
         </w:rPr>
         <w:t xml:space="preserve">ami </w:t>
       </w:r>
       <w:r>
         <w:rPr>
-          <w:rFonts w:ascii="Times New Roman" w:hAnsi="Times New Roman" w:cs="Times New Roman"/>
-          <w:color w:val="000000" w:themeColor="text1"/>
-          <w:sz w:val="28"/>
-          <w:szCs w:val="28"/>
+          <w:rFonts w:cs="Times New Roman"/>
+          <w:color w:val="156082" w:themeColor="accent1"/>
+          <w:sz w:val="32"/>
+          <w:szCs w:val="32"/>
         </w:rPr>
         <w:t>implementációja révén hatékony UI fejlesztést tesz lehetővé.</w:t>
       </w:r>
     </w:p>
     <w:p>
       <w:pPr>
-        <w:rPr>
-          <w:rFonts w:ascii="Times New Roman" w:hAnsi="Times New Roman" w:cs="Times New Roman"/>
-          <w:b/>
-          <w:bCs/>
-          <w:color w:val="000000" w:themeColor="text1"/>
-          <w:sz w:val="28"/>
-          <w:szCs w:val="28"/>
-        </w:rPr>
-      </w:pPr>
-      <w:r>
-        <w:rPr>
-          <w:rFonts w:ascii="Times New Roman" w:hAnsi="Times New Roman" w:cs="Times New Roman"/>
-          <w:b/>
-          <w:bCs/>
-          <w:color w:val="000000" w:themeColor="text1"/>
-          <w:sz w:val="28"/>
-          <w:szCs w:val="28"/>
+        <w:spacing w:after="600"/>
+        <w:rPr>
+          <w:rFonts w:asciiTheme="majorHAnsi" w:hAnsiTheme="majorHAnsi" w:cs="Times New Roman"/>
+          <w:b/>
+          <w:bCs/>
+          <w:color w:val="156082" w:themeColor="accent1"/>
+          <w:sz w:val="36"/>
+          <w:szCs w:val="36"/>
+        </w:rPr>
+      </w:pPr>
+      <w:r>
+        <w:rPr>
+          <w:rFonts w:asciiTheme="majorHAnsi" w:hAnsiTheme="majorHAnsi" w:cs="Times New Roman"/>
+          <w:b/>
+          <w:bCs/>
+          <w:color w:val="156082" w:themeColor="accent1"/>
+          <w:sz w:val="36"/>
+          <w:szCs w:val="36"/>
         </w:rPr>
         <w:t>Működési alapelvek</w:t>
       </w:r>
     </w:p>
     <w:p>
       <w:pPr>
-        <w:rPr>
-          <w:rFonts w:ascii="Times New Roman" w:hAnsi="Times New Roman" w:cs="Times New Roman"/>
-          <w:color w:val="000000" w:themeColor="text1"/>
-          <w:sz w:val="28"/>
-          <w:szCs w:val="28"/>
-        </w:rPr>
-      </w:pPr>
-      <w:r>
-        <w:rPr>
-          <w:rFonts w:ascii="Times New Roman" w:hAnsi="Times New Roman" w:cs="Times New Roman"/>
-          <w:color w:val="000000" w:themeColor="text1"/>
-          <w:sz w:val="28"/>
-          <w:szCs w:val="28"/>
+        <w:spacing w:after="600"/>
+        <w:rPr>
+          <w:rFonts w:cs="Times New Roman"/>
+          <w:color w:val="156082" w:themeColor="accent1"/>
+          <w:sz w:val="32"/>
+          <w:szCs w:val="32"/>
+        </w:rPr>
+      </w:pPr>
+      <w:r>
+        <w:rPr>
+          <w:rFonts w:cs="Times New Roman"/>
+          <w:color w:val="156082" w:themeColor="accent1"/>
+          <w:sz w:val="32"/>
+          <w:szCs w:val="32"/>
         </w:rPr>
         <w:t xml:space="preserve">A JavaScript eseményvezérelt, aszinkron programozási paradigmát követ, ahol a kód végrehajtása nem feltétlenül lineáris sorrendben történik. </w:t>
       </w:r>
       <w:r>
         <w:rPr>
-          <w:rFonts w:ascii="Times New Roman" w:hAnsi="Times New Roman" w:cs="Times New Roman"/>
-          <w:color w:val="000000" w:themeColor="text1"/>
-          <w:sz w:val="28"/>
-          <w:szCs w:val="28"/>
+          <w:rFonts w:cs="Times New Roman"/>
+          <w:color w:val="156082" w:themeColor="accent1"/>
+          <w:sz w:val="32"/>
+          <w:szCs w:val="32"/>
         </w:rPr>
         <w:t>A React deklaratív paradigmát követ, ahol a fejlesztők azt írják le, hogy minek kell megjelennie, nem pedig azt, hogyan.</w:t>
       </w:r>
     </w:p>
     <w:p>
       <w:pPr>
-        <w:rPr>
-          <w:rFonts w:ascii="Times New Roman" w:hAnsi="Times New Roman" w:cs="Times New Roman"/>
-          <w:b/>
-          <w:bCs/>
-          <w:color w:val="000000" w:themeColor="text1"/>
-          <w:sz w:val="28"/>
-          <w:szCs w:val="28"/>
-        </w:rPr>
-      </w:pPr>
-      <w:r>
-        <w:rPr>
-          <w:rFonts w:ascii="Times New Roman" w:hAnsi="Times New Roman" w:cs="Times New Roman"/>
-          <w:b/>
-          <w:bCs/>
-          <w:color w:val="000000" w:themeColor="text1"/>
-          <w:sz w:val="28"/>
-          <w:szCs w:val="28"/>
+        <w:spacing w:after="600"/>
+        <w:rPr>
+          <w:rFonts w:asciiTheme="majorHAnsi" w:hAnsiTheme="majorHAnsi" w:cs="Times New Roman"/>
+          <w:b/>
+          <w:bCs/>
+          <w:color w:val="156082" w:themeColor="accent1"/>
+          <w:sz w:val="36"/>
+          <w:szCs w:val="36"/>
+        </w:rPr>
+      </w:pPr>
+      <w:r>
+        <w:rPr>
+          <w:rFonts w:asciiTheme="majorHAnsi" w:hAnsiTheme="majorHAnsi" w:cs="Times New Roman"/>
+          <w:b/>
+          <w:bCs/>
+          <w:color w:val="156082" w:themeColor="accent1"/>
+          <w:sz w:val="36"/>
+          <w:szCs w:val="36"/>
         </w:rPr>
         <w:t>Alapvető funkcionalitás</w:t>
       </w:r>
@@ -2212,18 +2408,18 @@
     <w:p>
       <w:pPr>
         <w:rPr>
-          <w:rFonts w:ascii="Times New Roman" w:hAnsi="Times New Roman" w:cs="Times New Roman"/>
-          <w:color w:val="000000" w:themeColor="text1"/>
-          <w:sz w:val="28"/>
-          <w:szCs w:val="28"/>
-        </w:rPr>
-      </w:pPr>
-      <w:r>
-        <w:rPr>
-          <w:rFonts w:ascii="Times New Roman" w:hAnsi="Times New Roman" w:cs="Times New Roman"/>
-          <w:color w:val="000000" w:themeColor="text1"/>
-          <w:sz w:val="28"/>
-          <w:szCs w:val="28"/>
+          <w:rFonts w:asciiTheme="majorHAnsi" w:hAnsiTheme="majorHAnsi" w:cs="Times New Roman"/>
+          <w:color w:val="156082" w:themeColor="accent1"/>
+          <w:sz w:val="32"/>
+          <w:szCs w:val="32"/>
+        </w:rPr>
+      </w:pPr>
+      <w:r>
+        <w:rPr>
+          <w:rFonts w:asciiTheme="majorHAnsi" w:hAnsiTheme="majorHAnsi" w:cs="Times New Roman"/>
+          <w:color w:val="156082" w:themeColor="accent1"/>
+          <w:sz w:val="32"/>
+          <w:szCs w:val="32"/>
         </w:rPr>
         <w:t>Főbb jellemzők:</w:t>
       </w:r>
@@ -2235,18 +2431,18 @@
           <w:numId w:val="4"/>
         </w:numPr>
         <w:rPr>
-          <w:rFonts w:ascii="Times New Roman" w:hAnsi="Times New Roman" w:cs="Times New Roman"/>
-          <w:color w:val="000000" w:themeColor="text1"/>
-          <w:sz w:val="28"/>
-          <w:szCs w:val="28"/>
-        </w:rPr>
-      </w:pPr>
-      <w:r>
-        <w:rPr>
-          <w:rFonts w:ascii="Times New Roman" w:hAnsi="Times New Roman" w:cs="Times New Roman"/>
-          <w:color w:val="000000" w:themeColor="text1"/>
-          <w:sz w:val="28"/>
-          <w:szCs w:val="28"/>
+          <w:rFonts w:cs="Times New Roman"/>
+          <w:color w:val="156082" w:themeColor="accent1"/>
+          <w:sz w:val="32"/>
+          <w:szCs w:val="32"/>
+        </w:rPr>
+      </w:pPr>
+      <w:r>
+        <w:rPr>
+          <w:rFonts w:cs="Times New Roman"/>
+          <w:color w:val="156082" w:themeColor="accent1"/>
+          <w:sz w:val="32"/>
+          <w:szCs w:val="32"/>
         </w:rPr>
         <w:t>Objektum-orientált és funkcionális programozás</w:t>
       </w:r>
@@ -2258,18 +2454,18 @@
           <w:numId w:val="4"/>
         </w:numPr>
         <w:rPr>
-          <w:rFonts w:ascii="Times New Roman" w:hAnsi="Times New Roman" w:cs="Times New Roman"/>
-          <w:color w:val="000000" w:themeColor="text1"/>
-          <w:sz w:val="28"/>
-          <w:szCs w:val="28"/>
-        </w:rPr>
-      </w:pPr>
-      <w:r>
-        <w:rPr>
-          <w:rFonts w:ascii="Times New Roman" w:hAnsi="Times New Roman" w:cs="Times New Roman"/>
-          <w:color w:val="000000" w:themeColor="text1"/>
-          <w:sz w:val="28"/>
-          <w:szCs w:val="28"/>
+          <w:rFonts w:cs="Times New Roman"/>
+          <w:color w:val="156082" w:themeColor="accent1"/>
+          <w:sz w:val="32"/>
+          <w:szCs w:val="32"/>
+        </w:rPr>
+      </w:pPr>
+      <w:r>
+        <w:rPr>
+          <w:rFonts w:cs="Times New Roman"/>
+          <w:color w:val="156082" w:themeColor="accent1"/>
+          <w:sz w:val="32"/>
+          <w:szCs w:val="32"/>
         </w:rPr>
         <w:t>Aszinkron programozás (Promise-ok, async/await)</w:t>
       </w:r>
@@ -2281,18 +2477,18 @@
           <w:numId w:val="4"/>
         </w:numPr>
         <w:rPr>
-          <w:rFonts w:ascii="Times New Roman" w:hAnsi="Times New Roman" w:cs="Times New Roman"/>
-          <w:color w:val="000000" w:themeColor="text1"/>
-          <w:sz w:val="28"/>
-          <w:szCs w:val="28"/>
-        </w:rPr>
-      </w:pPr>
-      <w:r>
-        <w:rPr>
-          <w:rFonts w:ascii="Times New Roman" w:hAnsi="Times New Roman" w:cs="Times New Roman"/>
-          <w:color w:val="000000" w:themeColor="text1"/>
-          <w:sz w:val="28"/>
-          <w:szCs w:val="28"/>
+          <w:rFonts w:cs="Times New Roman"/>
+          <w:color w:val="156082" w:themeColor="accent1"/>
+          <w:sz w:val="32"/>
+          <w:szCs w:val="32"/>
+        </w:rPr>
+      </w:pPr>
+      <w:r>
+        <w:rPr>
+          <w:rFonts w:cs="Times New Roman"/>
+          <w:color w:val="156082" w:themeColor="accent1"/>
+          <w:sz w:val="32"/>
+          <w:szCs w:val="32"/>
         </w:rPr>
         <w:t xml:space="preserve">Komponens architektúra </w:t>
       </w:r>
@@ -2304,18 +2500,18 @@
           <w:numId w:val="4"/>
         </w:numPr>
         <w:rPr>
-          <w:rFonts w:ascii="Times New Roman" w:hAnsi="Times New Roman" w:cs="Times New Roman"/>
-          <w:color w:val="000000" w:themeColor="text1"/>
-          <w:sz w:val="28"/>
-          <w:szCs w:val="28"/>
-        </w:rPr>
-      </w:pPr>
-      <w:r>
-        <w:rPr>
-          <w:rFonts w:ascii="Times New Roman" w:hAnsi="Times New Roman" w:cs="Times New Roman"/>
-          <w:color w:val="000000" w:themeColor="text1"/>
-          <w:sz w:val="28"/>
-          <w:szCs w:val="28"/>
+          <w:rFonts w:cs="Times New Roman"/>
+          <w:color w:val="156082" w:themeColor="accent1"/>
+          <w:sz w:val="32"/>
+          <w:szCs w:val="32"/>
+        </w:rPr>
+      </w:pPr>
+      <w:r>
+        <w:rPr>
+          <w:rFonts w:cs="Times New Roman"/>
+          <w:color w:val="156082" w:themeColor="accent1"/>
+          <w:sz w:val="32"/>
+          <w:szCs w:val="32"/>
         </w:rPr>
         <w:t>Props és State kezelés</w:t>
       </w:r>
@@ -2326,79 +2522,81 @@
           <w:ilvl w:val="0"/>
           <w:numId w:val="4"/>
         </w:numPr>
-        <w:rPr>
-          <w:rFonts w:ascii="Times New Roman" w:hAnsi="Times New Roman" w:cs="Times New Roman"/>
-          <w:color w:val="000000" w:themeColor="text1"/>
+        <w:spacing w:after="600"/>
+        <w:rPr>
+          <w:rFonts w:cs="Times New Roman"/>
+          <w:color w:val="156082" w:themeColor="accent1"/>
+          <w:sz w:val="32"/>
+          <w:szCs w:val="32"/>
+        </w:rPr>
+      </w:pPr>
+      <w:r>
+        <w:rPr>
+          <w:rFonts w:cs="Times New Roman"/>
+          <w:color w:val="156082" w:themeColor="accent1"/>
+          <w:sz w:val="32"/>
+          <w:szCs w:val="32"/>
+        </w:rPr>
+        <w:t>API kommunikáció</w:t>
+      </w:r>
+      <w:r>
+        <w:rPr>
+          <w:rFonts w:cs="Times New Roman"/>
+          <w:color w:val="156082" w:themeColor="accent1"/>
+          <w:sz w:val="32"/>
+          <w:szCs w:val="32"/>
+        </w:rPr>
+        <w:t xml:space="preserve"> (</w:t>
+      </w:r>
+      <w:r>
+        <w:rPr>
+          <w:rFonts w:cs="Times New Roman"/>
+          <w:color w:val="156082" w:themeColor="accent1"/>
+          <w:sz w:val="32"/>
+          <w:szCs w:val="32"/>
+        </w:rPr>
+        <w:t>Context API</w:t>
+      </w:r>
+      <w:r>
+        <w:rPr>
+          <w:rFonts w:cs="Times New Roman"/>
+          <w:color w:val="156082" w:themeColor="accent1"/>
+          <w:sz w:val="32"/>
+          <w:szCs w:val="32"/>
+        </w:rPr>
+        <w:t>)</w:t>
+      </w:r>
+    </w:p>
+    <w:p>
+      <w:pPr>
+        <w:rPr>
+          <w:rFonts w:cs="Times New Roman"/>
+          <w:color w:val="156082" w:themeColor="accent1"/>
           <w:sz w:val="28"/>
           <w:szCs w:val="28"/>
         </w:rPr>
       </w:pPr>
-      <w:r>
-        <w:rPr>
-          <w:rFonts w:ascii="Times New Roman" w:hAnsi="Times New Roman" w:cs="Times New Roman"/>
-          <w:color w:val="000000" w:themeColor="text1"/>
-          <w:sz w:val="28"/>
-          <w:szCs w:val="28"/>
-        </w:rPr>
-        <w:t>API kommunikáció</w:t>
-      </w:r>
-      <w:r>
-        <w:rPr>
-          <w:rFonts w:ascii="Times New Roman" w:hAnsi="Times New Roman" w:cs="Times New Roman"/>
-          <w:color w:val="000000" w:themeColor="text1"/>
-          <w:sz w:val="28"/>
-          <w:szCs w:val="28"/>
-        </w:rPr>
-        <w:t xml:space="preserve"> (</w:t>
-      </w:r>
-      <w:r>
-        <w:rPr>
-          <w:rFonts w:ascii="Times New Roman" w:hAnsi="Times New Roman" w:cs="Times New Roman"/>
-          <w:color w:val="000000" w:themeColor="text1"/>
-          <w:sz w:val="28"/>
-          <w:szCs w:val="28"/>
-        </w:rPr>
-        <w:t>Context API</w:t>
-      </w:r>
-      <w:r>
-        <w:rPr>
-          <w:rFonts w:ascii="Times New Roman" w:hAnsi="Times New Roman" w:cs="Times New Roman"/>
-          <w:color w:val="000000" w:themeColor="text1"/>
-          <w:sz w:val="28"/>
-          <w:szCs w:val="28"/>
-        </w:rPr>
-        <w:t>)</w:t>
-      </w:r>
-    </w:p>
-    <w:p>
-      <w:pPr>
-        <w:rPr>
-          <w:rFonts w:ascii="Times New Roman" w:hAnsi="Times New Roman" w:cs="Times New Roman"/>
-          <w:color w:val="000000" w:themeColor="text1"/>
-          <w:sz w:val="28"/>
-          <w:szCs w:val="28"/>
-        </w:rPr>
-      </w:pPr>
-    </w:p>
-    <w:p>
-      <w:pPr>
-        <w:rPr>
-          <w:rFonts w:ascii="Times New Roman" w:hAnsi="Times New Roman" w:cs="Times New Roman"/>
-          <w:b/>
-          <w:bCs/>
-          <w:color w:val="000000" w:themeColor="text1"/>
-          <w:sz w:val="28"/>
-          <w:szCs w:val="28"/>
-        </w:rPr>
-      </w:pPr>
-      <w:r>
-        <w:rPr>
-          <w:rFonts w:ascii="Times New Roman" w:hAnsi="Times New Roman" w:cs="Times New Roman"/>
-          <w:b/>
-          <w:bCs/>
-          <w:color w:val="000000" w:themeColor="text1"/>
-          <w:sz w:val="28"/>
-          <w:szCs w:val="28"/>
+    </w:p>
+    <w:p>
+      <w:pPr>
+        <w:spacing w:after="600"/>
+        <w:rPr>
+          <w:rFonts w:asciiTheme="majorHAnsi" w:hAnsiTheme="majorHAnsi" w:cs="Times New Roman"/>
+          <w:b/>
+          <w:bCs/>
+          <w:color w:val="156082" w:themeColor="accent1"/>
+          <w:sz w:val="36"/>
+          <w:szCs w:val="36"/>
+        </w:rPr>
+      </w:pPr>
+      <w:r>
+        <w:rPr>
+          <w:rFonts w:asciiTheme="majorHAnsi" w:hAnsiTheme="majorHAnsi" w:cs="Times New Roman"/>
+          <w:b/>
+          <w:bCs/>
+          <w:color w:val="156082" w:themeColor="accent1"/>
+          <w:sz w:val="36"/>
+          <w:szCs w:val="36"/>
         </w:rPr>
         <w:t>Integráció más technológiákkal</w:t>
       </w:r>
@@ -2406,18 +2604,18 @@
     <w:p>
       <w:pPr>
         <w:rPr>
-          <w:rFonts w:ascii="Times New Roman" w:hAnsi="Times New Roman" w:cs="Times New Roman"/>
-          <w:color w:val="000000" w:themeColor="text1"/>
-          <w:sz w:val="28"/>
-          <w:szCs w:val="28"/>
-        </w:rPr>
-      </w:pPr>
-      <w:r>
-        <w:rPr>
-          <w:rFonts w:ascii="Times New Roman" w:hAnsi="Times New Roman" w:cs="Times New Roman"/>
-          <w:color w:val="000000" w:themeColor="text1"/>
-          <w:sz w:val="28"/>
-          <w:szCs w:val="28"/>
+          <w:rFonts w:asciiTheme="majorHAnsi" w:hAnsiTheme="majorHAnsi" w:cs="Times New Roman"/>
+          <w:color w:val="156082" w:themeColor="accent1"/>
+          <w:sz w:val="32"/>
+          <w:szCs w:val="32"/>
+        </w:rPr>
+      </w:pPr>
+      <w:r>
+        <w:rPr>
+          <w:rFonts w:asciiTheme="majorHAnsi" w:hAnsiTheme="majorHAnsi" w:cs="Times New Roman"/>
+          <w:color w:val="156082" w:themeColor="accent1"/>
+          <w:sz w:val="32"/>
+          <w:szCs w:val="32"/>
         </w:rPr>
         <w:t>JavaScript együttműködése:</w:t>
       </w:r>
@@ -2429,18 +2627,18 @@
           <w:numId w:val="5"/>
         </w:numPr>
         <w:rPr>
-          <w:rFonts w:ascii="Times New Roman" w:hAnsi="Times New Roman" w:cs="Times New Roman"/>
-          <w:color w:val="000000" w:themeColor="text1"/>
-          <w:sz w:val="28"/>
-          <w:szCs w:val="28"/>
-        </w:rPr>
-      </w:pPr>
-      <w:r>
-        <w:rPr>
-          <w:rFonts w:ascii="Times New Roman" w:hAnsi="Times New Roman" w:cs="Times New Roman"/>
-          <w:color w:val="000000" w:themeColor="text1"/>
-          <w:sz w:val="28"/>
-          <w:szCs w:val="28"/>
+          <w:rFonts w:cs="Times New Roman"/>
+          <w:color w:val="156082" w:themeColor="accent1"/>
+          <w:sz w:val="32"/>
+          <w:szCs w:val="32"/>
+        </w:rPr>
+      </w:pPr>
+      <w:r>
+        <w:rPr>
+          <w:rFonts w:cs="Times New Roman"/>
+          <w:color w:val="156082" w:themeColor="accent1"/>
+          <w:sz w:val="32"/>
+          <w:szCs w:val="32"/>
         </w:rPr>
         <w:t>HTML és CSS: DOM manipuláció</w:t>
       </w:r>
@@ -2452,18 +2650,18 @@
           <w:numId w:val="5"/>
         </w:numPr>
         <w:rPr>
-          <w:rFonts w:ascii="Times New Roman" w:hAnsi="Times New Roman" w:cs="Times New Roman"/>
-          <w:color w:val="000000" w:themeColor="text1"/>
-          <w:sz w:val="28"/>
-          <w:szCs w:val="28"/>
-        </w:rPr>
-      </w:pPr>
-      <w:r>
-        <w:rPr>
-          <w:rFonts w:ascii="Times New Roman" w:hAnsi="Times New Roman" w:cs="Times New Roman"/>
-          <w:color w:val="000000" w:themeColor="text1"/>
-          <w:sz w:val="28"/>
-          <w:szCs w:val="28"/>
+          <w:rFonts w:cs="Times New Roman"/>
+          <w:color w:val="156082" w:themeColor="accent1"/>
+          <w:sz w:val="32"/>
+          <w:szCs w:val="32"/>
+        </w:rPr>
+      </w:pPr>
+      <w:r>
+        <w:rPr>
+          <w:rFonts w:cs="Times New Roman"/>
+          <w:color w:val="156082" w:themeColor="accent1"/>
+          <w:sz w:val="32"/>
+          <w:szCs w:val="32"/>
         </w:rPr>
         <w:t>Styled-components: Stíluskezelés</w:t>
       </w:r>
@@ -2475,18 +2673,18 @@
           <w:numId w:val="5"/>
         </w:numPr>
         <w:rPr>
-          <w:rFonts w:ascii="Times New Roman" w:hAnsi="Times New Roman" w:cs="Times New Roman"/>
-          <w:color w:val="000000" w:themeColor="text1"/>
-          <w:sz w:val="28"/>
-          <w:szCs w:val="28"/>
-        </w:rPr>
-      </w:pPr>
-      <w:r>
-        <w:rPr>
-          <w:rFonts w:ascii="Times New Roman" w:hAnsi="Times New Roman" w:cs="Times New Roman"/>
-          <w:color w:val="000000" w:themeColor="text1"/>
-          <w:sz w:val="28"/>
-          <w:szCs w:val="28"/>
+          <w:rFonts w:cs="Times New Roman"/>
+          <w:color w:val="156082" w:themeColor="accent1"/>
+          <w:sz w:val="32"/>
+          <w:szCs w:val="32"/>
+        </w:rPr>
+      </w:pPr>
+      <w:r>
+        <w:rPr>
+          <w:rFonts w:cs="Times New Roman"/>
+          <w:color w:val="156082" w:themeColor="accent1"/>
+          <w:sz w:val="32"/>
+          <w:szCs w:val="32"/>
         </w:rPr>
         <w:t>React Router: Útválasztás</w:t>
       </w:r>
@@ -2498,18 +2696,18 @@
           <w:numId w:val="5"/>
         </w:numPr>
         <w:rPr>
-          <w:rFonts w:ascii="Times New Roman" w:hAnsi="Times New Roman" w:cs="Times New Roman"/>
-          <w:color w:val="000000" w:themeColor="text1"/>
-          <w:sz w:val="28"/>
-          <w:szCs w:val="28"/>
-        </w:rPr>
-      </w:pPr>
-      <w:r>
-        <w:rPr>
-          <w:rFonts w:ascii="Times New Roman" w:hAnsi="Times New Roman" w:cs="Times New Roman"/>
-          <w:color w:val="000000" w:themeColor="text1"/>
-          <w:sz w:val="28"/>
-          <w:szCs w:val="28"/>
+          <w:rFonts w:cs="Times New Roman"/>
+          <w:color w:val="156082" w:themeColor="accent1"/>
+          <w:sz w:val="32"/>
+          <w:szCs w:val="32"/>
+        </w:rPr>
+      </w:pPr>
+      <w:r>
+        <w:rPr>
+          <w:rFonts w:cs="Times New Roman"/>
+          <w:color w:val="156082" w:themeColor="accent1"/>
+          <w:sz w:val="32"/>
+          <w:szCs w:val="32"/>
         </w:rPr>
         <w:t>WebAPI-k: Böngésző funkcionalitások</w:t>
       </w:r>
@@ -2521,18 +2719,18 @@
           <w:numId w:val="5"/>
         </w:numPr>
         <w:rPr>
-          <w:rFonts w:ascii="Times New Roman" w:hAnsi="Times New Roman" w:cs="Times New Roman"/>
-          <w:color w:val="000000" w:themeColor="text1"/>
-          <w:sz w:val="28"/>
-          <w:szCs w:val="28"/>
-        </w:rPr>
-      </w:pPr>
-      <w:r>
-        <w:rPr>
-          <w:rFonts w:ascii="Times New Roman" w:hAnsi="Times New Roman" w:cs="Times New Roman"/>
-          <w:color w:val="000000" w:themeColor="text1"/>
-          <w:sz w:val="28"/>
-          <w:szCs w:val="28"/>
+          <w:rFonts w:cs="Times New Roman"/>
+          <w:color w:val="156082" w:themeColor="accent1"/>
+          <w:sz w:val="32"/>
+          <w:szCs w:val="32"/>
+        </w:rPr>
+      </w:pPr>
+      <w:r>
+        <w:rPr>
+          <w:rFonts w:cs="Times New Roman"/>
+          <w:color w:val="156082" w:themeColor="accent1"/>
+          <w:sz w:val="32"/>
+          <w:szCs w:val="32"/>
         </w:rPr>
         <w:t>Backend szolgáltatások: REST/GraphQL</w:t>
       </w:r>
@@ -2543,53 +2741,55 @@
           <w:ilvl w:val="0"/>
           <w:numId w:val="5"/>
         </w:numPr>
-        <w:rPr>
-          <w:rFonts w:ascii="Times New Roman" w:hAnsi="Times New Roman" w:cs="Times New Roman"/>
-          <w:color w:val="000000" w:themeColor="text1"/>
+        <w:spacing w:after="600"/>
+        <w:rPr>
+          <w:rFonts w:cs="Times New Roman"/>
+          <w:color w:val="156082" w:themeColor="accent1"/>
+          <w:sz w:val="32"/>
+          <w:szCs w:val="32"/>
+        </w:rPr>
+      </w:pPr>
+      <w:r>
+        <w:rPr>
+          <w:rFonts w:cs="Times New Roman"/>
+          <w:color w:val="156082" w:themeColor="accent1"/>
+          <w:sz w:val="32"/>
+          <w:szCs w:val="32"/>
+        </w:rPr>
+        <w:t>Node.js: Szerver oldali futtatás</w:t>
+      </w:r>
+    </w:p>
+    <w:p>
+      <w:pPr>
+        <w:ind w:left="720"/>
+        <w:rPr>
+          <w:rFonts w:cs="Times New Roman"/>
+          <w:color w:val="156082" w:themeColor="accent1"/>
           <w:sz w:val="28"/>
           <w:szCs w:val="28"/>
         </w:rPr>
       </w:pPr>
-      <w:r>
-        <w:rPr>
-          <w:rFonts w:ascii="Times New Roman" w:hAnsi="Times New Roman" w:cs="Times New Roman"/>
-          <w:color w:val="000000" w:themeColor="text1"/>
-          <w:sz w:val="28"/>
-          <w:szCs w:val="28"/>
-        </w:rPr>
-        <w:t>Node.js: Szerver oldali futtatás</w:t>
-      </w:r>
-    </w:p>
-    <w:p>
-      <w:pPr>
-        <w:ind w:left="720"/>
-        <w:rPr>
-          <w:rFonts w:ascii="Times New Roman" w:hAnsi="Times New Roman" w:cs="Times New Roman"/>
-          <w:color w:val="000000" w:themeColor="text1"/>
-          <w:sz w:val="28"/>
-          <w:szCs w:val="28"/>
-        </w:rPr>
-      </w:pPr>
-    </w:p>
-    <w:p>
-      <w:pPr>
-        <w:rPr>
-          <w:rFonts w:ascii="Times New Roman" w:hAnsi="Times New Roman" w:cs="Times New Roman"/>
-          <w:b/>
-          <w:bCs/>
-          <w:color w:val="000000" w:themeColor="text1"/>
-          <w:sz w:val="28"/>
-          <w:szCs w:val="28"/>
-        </w:rPr>
-      </w:pPr>
-      <w:r>
-        <w:rPr>
-          <w:rFonts w:ascii="Times New Roman" w:hAnsi="Times New Roman" w:cs="Times New Roman"/>
-          <w:b/>
-          <w:bCs/>
-          <w:color w:val="000000" w:themeColor="text1"/>
-          <w:sz w:val="28"/>
-          <w:szCs w:val="28"/>
+    </w:p>
+    <w:p>
+      <w:pPr>
+        <w:spacing w:after="600"/>
+        <w:rPr>
+          <w:rFonts w:asciiTheme="majorHAnsi" w:hAnsiTheme="majorHAnsi" w:cs="Times New Roman"/>
+          <w:b/>
+          <w:bCs/>
+          <w:color w:val="156082" w:themeColor="accent1"/>
+          <w:sz w:val="36"/>
+          <w:szCs w:val="36"/>
+        </w:rPr>
+      </w:pPr>
+      <w:r>
+        <w:rPr>
+          <w:rFonts w:asciiTheme="majorHAnsi" w:hAnsiTheme="majorHAnsi" w:cs="Times New Roman"/>
+          <w:b/>
+          <w:bCs/>
+          <w:color w:val="156082" w:themeColor="accent1"/>
+          <w:sz w:val="36"/>
+          <w:szCs w:val="36"/>
         </w:rPr>
         <w:t>Fejlesztési irányelvek</w:t>
       </w:r>
@@ -2597,20 +2797,19 @@
     <w:p>
       <w:pPr>
         <w:rPr>
-          <w:rFonts w:ascii="Times New Roman" w:hAnsi="Times New Roman" w:cs="Times New Roman"/>
-          <w:color w:val="000000" w:themeColor="text1"/>
-          <w:sz w:val="28"/>
-          <w:szCs w:val="28"/>
-        </w:rPr>
-      </w:pPr>
-      <w:r>
-        <w:rPr>
-          <w:rFonts w:ascii="Times New Roman" w:hAnsi="Times New Roman" w:cs="Times New Roman"/>
-          <w:color w:val="000000" w:themeColor="text1"/>
-          <w:sz w:val="28"/>
-          <w:szCs w:val="28"/>
-        </w:rPr>
-        <w:lastRenderedPageBreak/>
+          <w:rFonts w:asciiTheme="majorHAnsi" w:hAnsiTheme="majorHAnsi" w:cs="Times New Roman"/>
+          <w:color w:val="156082" w:themeColor="accent1"/>
+          <w:sz w:val="32"/>
+          <w:szCs w:val="32"/>
+        </w:rPr>
+      </w:pPr>
+      <w:r>
+        <w:rPr>
+          <w:rFonts w:asciiTheme="majorHAnsi" w:hAnsiTheme="majorHAnsi" w:cs="Times New Roman"/>
+          <w:color w:val="156082" w:themeColor="accent1"/>
+          <w:sz w:val="32"/>
+          <w:szCs w:val="32"/>
+        </w:rPr>
         <w:t>Legjobb gyakorlatok:</w:t>
       </w:r>
     </w:p>
@@ -2621,18 +2820,18 @@
           <w:numId w:val="6"/>
         </w:numPr>
         <w:rPr>
-          <w:rFonts w:ascii="Times New Roman" w:hAnsi="Times New Roman" w:cs="Times New Roman"/>
-          <w:color w:val="000000" w:themeColor="text1"/>
-          <w:sz w:val="28"/>
-          <w:szCs w:val="28"/>
-        </w:rPr>
-      </w:pPr>
-      <w:r>
-        <w:rPr>
-          <w:rFonts w:ascii="Times New Roman" w:hAnsi="Times New Roman" w:cs="Times New Roman"/>
-          <w:color w:val="000000" w:themeColor="text1"/>
-          <w:sz w:val="28"/>
-          <w:szCs w:val="28"/>
+          <w:rFonts w:cs="Times New Roman"/>
+          <w:color w:val="156082" w:themeColor="accent1"/>
+          <w:sz w:val="32"/>
+          <w:szCs w:val="32"/>
+        </w:rPr>
+      </w:pPr>
+      <w:r>
+        <w:rPr>
+          <w:rFonts w:cs="Times New Roman"/>
+          <w:color w:val="156082" w:themeColor="accent1"/>
+          <w:sz w:val="32"/>
+          <w:szCs w:val="32"/>
         </w:rPr>
         <w:t>Moduláris kód írása</w:t>
       </w:r>
@@ -2644,18 +2843,18 @@
           <w:numId w:val="6"/>
         </w:numPr>
         <w:rPr>
-          <w:rFonts w:ascii="Times New Roman" w:hAnsi="Times New Roman" w:cs="Times New Roman"/>
-          <w:color w:val="000000" w:themeColor="text1"/>
-          <w:sz w:val="28"/>
-          <w:szCs w:val="28"/>
-        </w:rPr>
-      </w:pPr>
-      <w:r>
-        <w:rPr>
-          <w:rFonts w:ascii="Times New Roman" w:hAnsi="Times New Roman" w:cs="Times New Roman"/>
-          <w:color w:val="000000" w:themeColor="text1"/>
-          <w:sz w:val="28"/>
-          <w:szCs w:val="28"/>
+          <w:rFonts w:cs="Times New Roman"/>
+          <w:color w:val="156082" w:themeColor="accent1"/>
+          <w:sz w:val="32"/>
+          <w:szCs w:val="32"/>
+        </w:rPr>
+      </w:pPr>
+      <w:r>
+        <w:rPr>
+          <w:rFonts w:cs="Times New Roman"/>
+          <w:color w:val="156082" w:themeColor="accent1"/>
+          <w:sz w:val="32"/>
+          <w:szCs w:val="32"/>
         </w:rPr>
         <w:t xml:space="preserve">Komponens újrahasználhatóság </w:t>
       </w:r>
@@ -2667,18 +2866,18 @@
           <w:numId w:val="6"/>
         </w:numPr>
         <w:rPr>
-          <w:rFonts w:ascii="Times New Roman" w:hAnsi="Times New Roman" w:cs="Times New Roman"/>
-          <w:color w:val="000000" w:themeColor="text1"/>
-          <w:sz w:val="28"/>
-          <w:szCs w:val="28"/>
-        </w:rPr>
-      </w:pPr>
-      <w:r>
-        <w:rPr>
-          <w:rFonts w:ascii="Times New Roman" w:hAnsi="Times New Roman" w:cs="Times New Roman"/>
-          <w:color w:val="000000" w:themeColor="text1"/>
-          <w:sz w:val="28"/>
-          <w:szCs w:val="28"/>
+          <w:rFonts w:cs="Times New Roman"/>
+          <w:color w:val="156082" w:themeColor="accent1"/>
+          <w:sz w:val="32"/>
+          <w:szCs w:val="32"/>
+        </w:rPr>
+      </w:pPr>
+      <w:r>
+        <w:rPr>
+          <w:rFonts w:cs="Times New Roman"/>
+          <w:color w:val="156082" w:themeColor="accent1"/>
+          <w:sz w:val="32"/>
+          <w:szCs w:val="32"/>
         </w:rPr>
         <w:t>Állapotkezelési stratégiák</w:t>
       </w:r>
@@ -2690,18 +2889,18 @@
           <w:numId w:val="6"/>
         </w:numPr>
         <w:rPr>
-          <w:rFonts w:ascii="Times New Roman" w:hAnsi="Times New Roman" w:cs="Times New Roman"/>
-          <w:color w:val="000000" w:themeColor="text1"/>
-          <w:sz w:val="28"/>
-          <w:szCs w:val="28"/>
-        </w:rPr>
-      </w:pPr>
-      <w:r>
-        <w:rPr>
-          <w:rFonts w:ascii="Times New Roman" w:hAnsi="Times New Roman" w:cs="Times New Roman"/>
-          <w:color w:val="000000" w:themeColor="text1"/>
-          <w:sz w:val="28"/>
-          <w:szCs w:val="28"/>
+          <w:rFonts w:cs="Times New Roman"/>
+          <w:color w:val="156082" w:themeColor="accent1"/>
+          <w:sz w:val="32"/>
+          <w:szCs w:val="32"/>
+        </w:rPr>
+      </w:pPr>
+      <w:r>
+        <w:rPr>
+          <w:rFonts w:cs="Times New Roman"/>
+          <w:color w:val="156082" w:themeColor="accent1"/>
+          <w:sz w:val="32"/>
+          <w:szCs w:val="32"/>
         </w:rPr>
         <w:t>Teljesítmény optimalizálás</w:t>
       </w:r>
@@ -2713,18 +2912,18 @@
           <w:numId w:val="6"/>
         </w:numPr>
         <w:rPr>
-          <w:rFonts w:ascii="Times New Roman" w:hAnsi="Times New Roman" w:cs="Times New Roman"/>
-          <w:color w:val="000000" w:themeColor="text1"/>
-          <w:sz w:val="28"/>
-          <w:szCs w:val="28"/>
-        </w:rPr>
-      </w:pPr>
-      <w:r>
-        <w:rPr>
-          <w:rFonts w:ascii="Times New Roman" w:hAnsi="Times New Roman" w:cs="Times New Roman"/>
-          <w:color w:val="000000" w:themeColor="text1"/>
-          <w:sz w:val="28"/>
-          <w:szCs w:val="28"/>
+          <w:rFonts w:cs="Times New Roman"/>
+          <w:color w:val="156082" w:themeColor="accent1"/>
+          <w:sz w:val="32"/>
+          <w:szCs w:val="32"/>
+        </w:rPr>
+      </w:pPr>
+      <w:r>
+        <w:rPr>
+          <w:rFonts w:cs="Times New Roman"/>
+          <w:color w:val="156082" w:themeColor="accent1"/>
+          <w:sz w:val="32"/>
+          <w:szCs w:val="32"/>
         </w:rPr>
         <w:t>Hibakezelés implementálása</w:t>
       </w:r>
@@ -2735,95 +2934,758 @@
           <w:ilvl w:val="0"/>
           <w:numId w:val="6"/>
         </w:numPr>
-        <w:rPr>
-          <w:rFonts w:ascii="Times New Roman" w:hAnsi="Times New Roman" w:cs="Times New Roman"/>
-          <w:color w:val="000000" w:themeColor="text1"/>
+        <w:spacing w:after="1560"/>
+        <w:rPr>
+          <w:rFonts w:cs="Times New Roman"/>
+          <w:color w:val="156082" w:themeColor="accent1"/>
+          <w:sz w:val="32"/>
+          <w:szCs w:val="32"/>
+        </w:rPr>
+      </w:pPr>
+      <w:r>
+        <w:rPr>
+          <w:rFonts w:cs="Times New Roman"/>
+          <w:color w:val="156082" w:themeColor="accent1"/>
+          <w:sz w:val="32"/>
+          <w:szCs w:val="32"/>
+        </w:rPr>
+        <w:t>Clean code elvek követése</w:t>
+      </w:r>
+    </w:p>
+    <w:p>
+      <w:pPr>
+        <w:spacing w:after="600"/>
+        <w:jc w:val="center"/>
+        <w:rPr>
+          <w:rFonts w:asciiTheme="majorHAnsi" w:hAnsiTheme="majorHAnsi" w:cs="Times New Roman"/>
+          <w:b/>
+          <w:bCs/>
+          <w:color w:val="156082" w:themeColor="accent1"/>
+          <w:sz w:val="36"/>
+          <w:szCs w:val="36"/>
+        </w:rPr>
+      </w:pPr>
+      <w:r>
+        <w:rPr>
+          <w:rFonts w:asciiTheme="majorHAnsi" w:hAnsiTheme="majorHAnsi" w:cs="Times New Roman"/>
+          <w:b/>
+          <w:bCs/>
+          <w:color w:val="156082" w:themeColor="accent1"/>
+          <w:sz w:val="36"/>
+          <w:szCs w:val="36"/>
+        </w:rPr>
+        <w:lastRenderedPageBreak/>
+        <w:t>C# összefoglaló</w:t>
+      </w:r>
+    </w:p>
+    <w:p>
+      <w:pPr>
+        <w:rPr>
+          <w:rFonts w:cs="Times New Roman"/>
+          <w:color w:val="156082" w:themeColor="accent1"/>
           <w:sz w:val="28"/>
           <w:szCs w:val="28"/>
         </w:rPr>
       </w:pPr>
-      <w:r>
-        <w:rPr>
-          <w:rFonts w:ascii="Times New Roman" w:hAnsi="Times New Roman" w:cs="Times New Roman"/>
-          <w:color w:val="000000" w:themeColor="text1"/>
+    </w:p>
+    <w:p>
+      <w:pPr>
+        <w:spacing w:after="600"/>
+        <w:rPr>
+          <w:rFonts w:asciiTheme="majorHAnsi" w:hAnsiTheme="majorHAnsi" w:cs="Times New Roman"/>
+          <w:b/>
+          <w:bCs/>
+          <w:color w:val="156082" w:themeColor="accent1"/>
+          <w:sz w:val="36"/>
+          <w:szCs w:val="36"/>
+        </w:rPr>
+      </w:pPr>
+      <w:r>
+        <w:rPr>
+          <w:rFonts w:asciiTheme="majorHAnsi" w:hAnsiTheme="majorHAnsi" w:cs="Times New Roman"/>
+          <w:b/>
+          <w:bCs/>
+          <w:color w:val="156082" w:themeColor="accent1"/>
           <w:sz w:val="28"/>
           <w:szCs w:val="28"/>
         </w:rPr>
-        <w:t>Clean code elvek követése</w:t>
-      </w:r>
-    </w:p>
-    <w:p>
-      <w:pPr>
-        <w:rPr>
-          <w:rFonts w:ascii="Times New Roman" w:hAnsi="Times New Roman" w:cs="Times New Roman"/>
-          <w:color w:val="000000" w:themeColor="text1"/>
+        <w:t xml:space="preserve"> </w:t>
+      </w:r>
+      <w:r>
+        <w:rPr>
+          <w:rFonts w:asciiTheme="majorHAnsi" w:hAnsiTheme="majorHAnsi" w:cs="Times New Roman"/>
+          <w:b/>
+          <w:bCs/>
+          <w:color w:val="156082" w:themeColor="accent1"/>
+          <w:sz w:val="36"/>
+          <w:szCs w:val="36"/>
+        </w:rPr>
+        <w:t>Bevezetés</w:t>
+      </w:r>
+    </w:p>
+    <w:p>
+      <w:pPr>
+        <w:spacing w:after="600"/>
+        <w:rPr>
+          <w:rFonts w:cs="Times New Roman"/>
+          <w:color w:val="156082" w:themeColor="accent1"/>
+          <w:sz w:val="32"/>
+          <w:szCs w:val="32"/>
+        </w:rPr>
+      </w:pPr>
+      <w:r>
+        <w:rPr>
+          <w:rFonts w:cs="Times New Roman"/>
+          <w:color w:val="156082" w:themeColor="accent1"/>
+          <w:sz w:val="32"/>
+          <w:szCs w:val="32"/>
+        </w:rPr>
+        <w:t>A C# egy modern, típusos, objektum-orientált programozási nyelv, amelyet a Microsoft fejlesztett ki a .NET platform részeként.</w:t>
+      </w:r>
+    </w:p>
+    <w:p>
+      <w:pPr>
+        <w:rPr>
+          <w:rFonts w:cs="Times New Roman"/>
+          <w:color w:val="156082" w:themeColor="accent1"/>
           <w:sz w:val="28"/>
           <w:szCs w:val="28"/>
         </w:rPr>
       </w:pPr>
-      <w:r>
-        <w:rPr>
-          <w:rFonts w:ascii="Times New Roman" w:hAnsi="Times New Roman" w:cs="Times New Roman"/>
-          <w:color w:val="000000" w:themeColor="text1"/>
+    </w:p>
+    <w:p>
+      <w:pPr>
+        <w:spacing w:after="600"/>
+        <w:rPr>
+          <w:rFonts w:asciiTheme="majorHAnsi" w:hAnsiTheme="majorHAnsi" w:cs="Times New Roman"/>
+          <w:b/>
+          <w:bCs/>
+          <w:color w:val="156082" w:themeColor="accent1"/>
+          <w:sz w:val="36"/>
+          <w:szCs w:val="36"/>
+        </w:rPr>
+      </w:pPr>
+      <w:r>
+        <w:rPr>
+          <w:rFonts w:asciiTheme="majorHAnsi" w:hAnsiTheme="majorHAnsi" w:cs="Times New Roman"/>
+          <w:b/>
+          <w:bCs/>
+          <w:color w:val="156082" w:themeColor="accent1"/>
+          <w:sz w:val="36"/>
+          <w:szCs w:val="36"/>
+        </w:rPr>
+        <w:t>Működési alapelvek</w:t>
+      </w:r>
+    </w:p>
+    <w:p>
+      <w:pPr>
+        <w:spacing w:after="600"/>
+        <w:rPr>
+          <w:rFonts w:cs="Times New Roman"/>
+          <w:color w:val="156082" w:themeColor="accent1"/>
+          <w:sz w:val="32"/>
+          <w:szCs w:val="32"/>
+        </w:rPr>
+      </w:pPr>
+      <w:r>
+        <w:rPr>
+          <w:rFonts w:cs="Times New Roman"/>
+          <w:color w:val="156082" w:themeColor="accent1"/>
+          <w:sz w:val="32"/>
+          <w:szCs w:val="32"/>
+        </w:rPr>
+        <w:t>A C# erős típusosságot és biztonságos memóriakezelést biztosít, támogatva mind az objektum-orientált, mind a funkcionális programozási paradigmákat.</w:t>
+      </w:r>
+    </w:p>
+    <w:p>
+      <w:pPr>
+        <w:rPr>
+          <w:rFonts w:cs="Times New Roman"/>
+          <w:color w:val="156082" w:themeColor="accent1"/>
           <w:sz w:val="28"/>
           <w:szCs w:val="28"/>
         </w:rPr>
-        <w:t>C# összefoglaló</w:t>
-      </w:r>
-    </w:p>
-    <w:p>
-      <w:pPr>
-        <w:rPr>
-          <w:rFonts w:ascii="Times New Roman" w:hAnsi="Times New Roman" w:cs="Times New Roman"/>
-          <w:color w:val="000000" w:themeColor="text1"/>
+      </w:pPr>
+    </w:p>
+    <w:p>
+      <w:pPr>
+        <w:spacing w:after="600"/>
+        <w:rPr>
+          <w:rFonts w:asciiTheme="majorHAnsi" w:hAnsiTheme="majorHAnsi" w:cs="Times New Roman"/>
+          <w:b/>
+          <w:bCs/>
+          <w:color w:val="156082" w:themeColor="accent1"/>
+          <w:sz w:val="36"/>
+          <w:szCs w:val="36"/>
+        </w:rPr>
+      </w:pPr>
+      <w:r>
+        <w:rPr>
+          <w:rFonts w:asciiTheme="majorHAnsi" w:hAnsiTheme="majorHAnsi" w:cs="Times New Roman"/>
+          <w:b/>
+          <w:bCs/>
+          <w:color w:val="156082" w:themeColor="accent1"/>
+          <w:sz w:val="36"/>
+          <w:szCs w:val="36"/>
+        </w:rPr>
+        <w:t>Alapvető funkcionalitás</w:t>
+      </w:r>
+    </w:p>
+    <w:p>
+      <w:pPr>
+        <w:rPr>
+          <w:rFonts w:cs="Times New Roman"/>
+          <w:color w:val="156082" w:themeColor="accent1"/>
+          <w:sz w:val="32"/>
+          <w:szCs w:val="32"/>
+        </w:rPr>
+      </w:pPr>
+      <w:r>
+        <w:rPr>
+          <w:rFonts w:cs="Times New Roman"/>
+          <w:color w:val="156082" w:themeColor="accent1"/>
+          <w:sz w:val="32"/>
+          <w:szCs w:val="32"/>
+        </w:rPr>
+        <w:t>Nyelvi jellemzők:</w:t>
+      </w:r>
+    </w:p>
+    <w:p>
+      <w:pPr>
+        <w:rPr>
+          <w:rFonts w:cs="Times New Roman"/>
+          <w:color w:val="156082" w:themeColor="accent1"/>
+          <w:sz w:val="32"/>
+          <w:szCs w:val="32"/>
+        </w:rPr>
+      </w:pPr>
+      <w:r>
+        <w:rPr>
+          <w:rFonts w:cs="Times New Roman"/>
+          <w:color w:val="156082" w:themeColor="accent1"/>
+          <w:sz w:val="32"/>
+          <w:szCs w:val="32"/>
+        </w:rPr>
+        <w:t>- Osztály alapú OOP</w:t>
+      </w:r>
+    </w:p>
+    <w:p>
+      <w:pPr>
+        <w:rPr>
+          <w:rFonts w:cs="Times New Roman"/>
+          <w:color w:val="156082" w:themeColor="accent1"/>
+          <w:sz w:val="32"/>
+          <w:szCs w:val="32"/>
+        </w:rPr>
+      </w:pPr>
+      <w:r>
+        <w:rPr>
+          <w:rFonts w:cs="Times New Roman"/>
+          <w:color w:val="156082" w:themeColor="accent1"/>
+          <w:sz w:val="32"/>
+          <w:szCs w:val="32"/>
+        </w:rPr>
+        <w:t>- Generikus típusok</w:t>
+      </w:r>
+    </w:p>
+    <w:p>
+      <w:pPr>
+        <w:rPr>
+          <w:rFonts w:cs="Times New Roman"/>
+          <w:color w:val="156082" w:themeColor="accent1"/>
+          <w:sz w:val="32"/>
+          <w:szCs w:val="32"/>
+        </w:rPr>
+      </w:pPr>
+      <w:r>
+        <w:rPr>
+          <w:rFonts w:cs="Times New Roman"/>
+          <w:color w:val="156082" w:themeColor="accent1"/>
+          <w:sz w:val="32"/>
+          <w:szCs w:val="32"/>
+        </w:rPr>
+        <w:t>- LINQ</w:t>
+      </w:r>
+      <w:r>
+        <w:rPr>
+          <w:rFonts w:cs="Times New Roman"/>
+          <w:color w:val="156082" w:themeColor="accent1"/>
+          <w:sz w:val="32"/>
+          <w:szCs w:val="32"/>
+        </w:rPr>
+        <w:t>/</w:t>
+      </w:r>
+      <w:r>
+        <w:rPr>
+          <w:rFonts w:cs="Times New Roman"/>
+          <w:color w:val="156082" w:themeColor="accent1"/>
+          <w:sz w:val="32"/>
+          <w:szCs w:val="32"/>
+        </w:rPr>
+        <w:t xml:space="preserve"> Async/await </w:t>
+      </w:r>
+    </w:p>
+    <w:p>
+      <w:pPr>
+        <w:spacing w:after="600"/>
+        <w:rPr>
+          <w:rFonts w:cs="Times New Roman"/>
+          <w:color w:val="156082" w:themeColor="accent1"/>
           <w:sz w:val="28"/>
           <w:szCs w:val="28"/>
         </w:rPr>
       </w:pPr>
-    </w:p>
-    <w:p>
-      <w:pPr>
-        <w:rPr>
-          <w:rFonts w:ascii="Times New Roman" w:hAnsi="Times New Roman" w:cs="Times New Roman"/>
-          <w:color w:val="000000" w:themeColor="text1"/>
+      <w:r>
+        <w:rPr>
+          <w:rFonts w:cs="Times New Roman"/>
+          <w:color w:val="156082" w:themeColor="accent1"/>
+          <w:sz w:val="32"/>
+          <w:szCs w:val="32"/>
+        </w:rPr>
+        <w:t>- Events és delegates</w:t>
+      </w:r>
+    </w:p>
+    <w:p>
+      <w:pPr>
+        <w:rPr>
+          <w:rFonts w:cs="Times New Roman"/>
+          <w:color w:val="156082" w:themeColor="accent1"/>
           <w:sz w:val="28"/>
           <w:szCs w:val="28"/>
         </w:rPr>
       </w:pPr>
-      <w:r>
-        <w:rPr>
-          <w:rFonts w:ascii="Times New Roman" w:hAnsi="Times New Roman" w:cs="Times New Roman"/>
-          <w:color w:val="000000" w:themeColor="text1"/>
+    </w:p>
+    <w:p>
+      <w:pPr>
+        <w:spacing w:after="600"/>
+        <w:rPr>
+          <w:rFonts w:asciiTheme="majorHAnsi" w:hAnsiTheme="majorHAnsi" w:cs="Times New Roman"/>
+          <w:b/>
+          <w:bCs/>
+          <w:color w:val="156082" w:themeColor="accent1"/>
+          <w:sz w:val="36"/>
+          <w:szCs w:val="36"/>
+        </w:rPr>
+      </w:pPr>
+      <w:r>
+        <w:rPr>
+          <w:rFonts w:asciiTheme="majorHAnsi" w:hAnsiTheme="majorHAnsi" w:cs="Times New Roman"/>
+          <w:b/>
+          <w:bCs/>
+          <w:color w:val="156082" w:themeColor="accent1"/>
+          <w:sz w:val="36"/>
+          <w:szCs w:val="36"/>
+        </w:rPr>
+        <w:lastRenderedPageBreak/>
+        <w:t>Integráció más technológiákkal</w:t>
+      </w:r>
+    </w:p>
+    <w:p>
+      <w:pPr>
+        <w:rPr>
+          <w:rFonts w:cs="Times New Roman"/>
+          <w:color w:val="156082" w:themeColor="accent1"/>
+          <w:sz w:val="32"/>
+          <w:szCs w:val="32"/>
+        </w:rPr>
+      </w:pPr>
+      <w:r>
+        <w:rPr>
+          <w:rFonts w:cs="Times New Roman"/>
+          <w:color w:val="156082" w:themeColor="accent1"/>
+          <w:sz w:val="32"/>
+          <w:szCs w:val="32"/>
+        </w:rPr>
+        <w:t>C# ökoszisztéma:</w:t>
+      </w:r>
+    </w:p>
+    <w:p>
+      <w:pPr>
+        <w:rPr>
+          <w:rFonts w:cs="Times New Roman"/>
+          <w:color w:val="156082" w:themeColor="accent1"/>
+          <w:sz w:val="32"/>
+          <w:szCs w:val="32"/>
+        </w:rPr>
+      </w:pPr>
+      <w:r>
+        <w:rPr>
+          <w:rFonts w:cs="Times New Roman"/>
+          <w:color w:val="156082" w:themeColor="accent1"/>
+          <w:sz w:val="32"/>
+          <w:szCs w:val="32"/>
+        </w:rPr>
+        <w:t>- .NET keretrendszer</w:t>
+      </w:r>
+    </w:p>
+    <w:p>
+      <w:pPr>
+        <w:rPr>
+          <w:rFonts w:cs="Times New Roman"/>
+          <w:color w:val="156082" w:themeColor="accent1"/>
+          <w:sz w:val="32"/>
+          <w:szCs w:val="32"/>
+        </w:rPr>
+      </w:pPr>
+      <w:r>
+        <w:rPr>
+          <w:rFonts w:cs="Times New Roman"/>
+          <w:color w:val="156082" w:themeColor="accent1"/>
+          <w:sz w:val="32"/>
+          <w:szCs w:val="32"/>
+        </w:rPr>
+        <w:t>- Visual Studio IDE</w:t>
+      </w:r>
+    </w:p>
+    <w:p>
+      <w:pPr>
+        <w:rPr>
+          <w:rFonts w:cs="Times New Roman"/>
+          <w:color w:val="156082" w:themeColor="accent1"/>
+          <w:sz w:val="32"/>
+          <w:szCs w:val="32"/>
+        </w:rPr>
+      </w:pPr>
+      <w:r>
+        <w:rPr>
+          <w:rFonts w:cs="Times New Roman"/>
+          <w:color w:val="156082" w:themeColor="accent1"/>
+          <w:sz w:val="32"/>
+          <w:szCs w:val="32"/>
+        </w:rPr>
+        <w:t>- NuGet csomagkezelő</w:t>
+      </w:r>
+    </w:p>
+    <w:p>
+      <w:pPr>
+        <w:spacing w:after="600"/>
+        <w:rPr>
+          <w:rFonts w:cs="Times New Roman"/>
+          <w:color w:val="156082" w:themeColor="accent1"/>
+          <w:sz w:val="32"/>
+          <w:szCs w:val="32"/>
+        </w:rPr>
+      </w:pPr>
+      <w:r>
+        <w:rPr>
+          <w:rFonts w:cs="Times New Roman"/>
+          <w:color w:val="156082" w:themeColor="accent1"/>
+          <w:sz w:val="32"/>
+          <w:szCs w:val="32"/>
+        </w:rPr>
+        <w:t>- Xamarin/MAUI</w:t>
+      </w:r>
+    </w:p>
+    <w:p>
+      <w:pPr>
+        <w:rPr>
+          <w:rFonts w:cs="Times New Roman"/>
+          <w:color w:val="156082" w:themeColor="accent1"/>
           <w:sz w:val="28"/>
           <w:szCs w:val="28"/>
         </w:rPr>
-        <w:t xml:space="preserve"> Bevezetés</w:t>
-      </w:r>
-    </w:p>
-    <w:p>
-      <w:pPr>
-        <w:rPr>
-          <w:rFonts w:ascii="Times New Roman" w:hAnsi="Times New Roman" w:cs="Times New Roman"/>
-          <w:color w:val="000000" w:themeColor="text1"/>
+      </w:pPr>
+    </w:p>
+    <w:p>
+      <w:pPr>
+        <w:spacing w:after="600"/>
+        <w:rPr>
+          <w:rFonts w:asciiTheme="majorHAnsi" w:hAnsiTheme="majorHAnsi" w:cs="Times New Roman"/>
+          <w:b/>
+          <w:bCs/>
+          <w:color w:val="156082" w:themeColor="accent1"/>
+          <w:sz w:val="36"/>
+          <w:szCs w:val="36"/>
+        </w:rPr>
+      </w:pPr>
+      <w:r>
+        <w:rPr>
+          <w:rFonts w:asciiTheme="majorHAnsi" w:hAnsiTheme="majorHAnsi" w:cs="Times New Roman"/>
+          <w:b/>
+          <w:bCs/>
+          <w:color w:val="156082" w:themeColor="accent1"/>
+          <w:sz w:val="36"/>
+          <w:szCs w:val="36"/>
+        </w:rPr>
+        <w:t>Fejlesztési irányelvek</w:t>
+      </w:r>
+    </w:p>
+    <w:p>
+      <w:pPr>
+        <w:rPr>
+          <w:rFonts w:cs="Times New Roman"/>
+          <w:color w:val="156082" w:themeColor="accent1"/>
+          <w:sz w:val="32"/>
+          <w:szCs w:val="32"/>
+        </w:rPr>
+      </w:pPr>
+      <w:r>
+        <w:rPr>
+          <w:rFonts w:cs="Times New Roman"/>
+          <w:color w:val="156082" w:themeColor="accent1"/>
+          <w:sz w:val="32"/>
+          <w:szCs w:val="32"/>
+        </w:rPr>
+        <w:t>Alap</w:t>
+      </w:r>
+      <w:r>
+        <w:rPr>
+          <w:rFonts w:cs="Times New Roman"/>
+          <w:color w:val="156082" w:themeColor="accent1"/>
+          <w:sz w:val="32"/>
+          <w:szCs w:val="32"/>
+        </w:rPr>
+        <w:t>v</w:t>
+      </w:r>
+      <w:r>
+        <w:rPr>
+          <w:rFonts w:cs="Times New Roman"/>
+          <w:color w:val="156082" w:themeColor="accent1"/>
+          <w:sz w:val="32"/>
+          <w:szCs w:val="32"/>
+        </w:rPr>
+        <w:t>ető</w:t>
+      </w:r>
+      <w:r>
+        <w:rPr>
+          <w:rFonts w:cs="Times New Roman"/>
+          <w:color w:val="156082" w:themeColor="accent1"/>
+          <w:sz w:val="32"/>
+          <w:szCs w:val="32"/>
+        </w:rPr>
+        <w:t xml:space="preserve"> gyakorlatok:</w:t>
+      </w:r>
+    </w:p>
+    <w:p>
+      <w:pPr>
+        <w:rPr>
+          <w:rFonts w:cs="Times New Roman"/>
+          <w:color w:val="156082" w:themeColor="accent1"/>
+          <w:sz w:val="32"/>
+          <w:szCs w:val="32"/>
+        </w:rPr>
+      </w:pPr>
+      <w:r>
+        <w:rPr>
+          <w:rFonts w:cs="Times New Roman"/>
+          <w:color w:val="156082" w:themeColor="accent1"/>
+          <w:sz w:val="32"/>
+          <w:szCs w:val="32"/>
+        </w:rPr>
+        <w:t>- Dependency Injection</w:t>
+      </w:r>
+    </w:p>
+    <w:p>
+      <w:pPr>
+        <w:rPr>
+          <w:rFonts w:cs="Times New Roman"/>
+          <w:color w:val="156082" w:themeColor="accent1"/>
+          <w:sz w:val="32"/>
+          <w:szCs w:val="32"/>
+        </w:rPr>
+      </w:pPr>
+      <w:r>
+        <w:rPr>
+          <w:rFonts w:cs="Times New Roman"/>
+          <w:color w:val="156082" w:themeColor="accent1"/>
+          <w:sz w:val="32"/>
+          <w:szCs w:val="32"/>
+        </w:rPr>
+        <w:t>- Unit tesztelés</w:t>
+      </w:r>
+    </w:p>
+    <w:p>
+      <w:pPr>
+        <w:rPr>
+          <w:rFonts w:cs="Times New Roman"/>
+          <w:color w:val="156082" w:themeColor="accent1"/>
+          <w:sz w:val="32"/>
+          <w:szCs w:val="32"/>
+        </w:rPr>
+      </w:pPr>
+      <w:r>
+        <w:rPr>
+          <w:rFonts w:cs="Times New Roman"/>
+          <w:color w:val="156082" w:themeColor="accent1"/>
+          <w:sz w:val="32"/>
+          <w:szCs w:val="32"/>
+        </w:rPr>
+        <w:t>- Clean architecture</w:t>
+      </w:r>
+    </w:p>
+    <w:p>
+      <w:pPr>
+        <w:spacing w:after="600"/>
+        <w:rPr>
+          <w:rFonts w:cs="Times New Roman"/>
+          <w:color w:val="156082" w:themeColor="accent1"/>
+          <w:sz w:val="32"/>
+          <w:szCs w:val="32"/>
+        </w:rPr>
+      </w:pPr>
+      <w:r>
+        <w:rPr>
+          <w:rFonts w:cs="Times New Roman"/>
+          <w:color w:val="156082" w:themeColor="accent1"/>
+          <w:sz w:val="32"/>
+          <w:szCs w:val="32"/>
+        </w:rPr>
+        <w:t>- Dokumentáció készítés</w:t>
+      </w:r>
+    </w:p>
+    <w:p>
+      <w:pPr>
+        <w:rPr>
+          <w:rFonts w:cs="Times New Roman"/>
+          <w:color w:val="156082" w:themeColor="accent1"/>
           <w:sz w:val="28"/>
           <w:szCs w:val="28"/>
         </w:rPr>
       </w:pPr>
-      <w:r>
-        <w:rPr>
-          <w:rFonts w:ascii="Times New Roman" w:hAnsi="Times New Roman" w:cs="Times New Roman"/>
-          <w:color w:val="000000" w:themeColor="text1"/>
+    </w:p>
+    <w:p>
+      <w:pPr>
+        <w:spacing w:after="600"/>
+        <w:rPr>
+          <w:rFonts w:asciiTheme="majorHAnsi" w:hAnsiTheme="majorHAnsi" w:cs="Times New Roman"/>
+          <w:color w:val="156082" w:themeColor="accent1"/>
+          <w:sz w:val="36"/>
+          <w:szCs w:val="36"/>
+        </w:rPr>
+      </w:pPr>
+      <w:r>
+        <w:rPr>
+          <w:rFonts w:asciiTheme="majorHAnsi" w:hAnsiTheme="majorHAnsi" w:cs="Times New Roman"/>
+          <w:b/>
+          <w:bCs/>
+          <w:color w:val="156082" w:themeColor="accent1"/>
+          <w:sz w:val="36"/>
+          <w:szCs w:val="36"/>
+        </w:rPr>
+        <w:t>Következtetés</w:t>
+      </w:r>
+    </w:p>
+    <w:p>
+      <w:pPr>
+        <w:spacing w:after="960"/>
+        <w:rPr>
+          <w:rFonts w:cs="Times New Roman"/>
+          <w:color w:val="156082" w:themeColor="accent1"/>
+          <w:sz w:val="32"/>
+          <w:szCs w:val="32"/>
+        </w:rPr>
+      </w:pPr>
+      <w:r>
+        <w:rPr>
+          <w:rFonts w:cs="Times New Roman"/>
+          <w:color w:val="156082" w:themeColor="accent1"/>
+          <w:sz w:val="32"/>
+          <w:szCs w:val="32"/>
+        </w:rPr>
+        <w:t>A C# egy rendkívül fejlett</w:t>
+      </w:r>
+      <w:r>
+        <w:rPr>
+          <w:rFonts w:cs="Times New Roman"/>
+          <w:color w:val="156082" w:themeColor="accent1"/>
+          <w:sz w:val="32"/>
+          <w:szCs w:val="32"/>
+        </w:rPr>
+        <w:t xml:space="preserve"> s</w:t>
+      </w:r>
+      <w:r>
+        <w:rPr>
+          <w:rFonts w:cs="Times New Roman"/>
+          <w:color w:val="156082" w:themeColor="accent1"/>
+          <w:sz w:val="32"/>
+          <w:szCs w:val="32"/>
+        </w:rPr>
+        <w:t>zéles körben alkalmazható</w:t>
+      </w:r>
+      <w:r>
+        <w:rPr>
+          <w:rFonts w:cs="Times New Roman"/>
+          <w:color w:val="156082" w:themeColor="accent1"/>
+          <w:sz w:val="32"/>
+          <w:szCs w:val="32"/>
+        </w:rPr>
+        <w:t xml:space="preserve"> nyelv, ami stabil</w:t>
+      </w:r>
+      <w:r>
+        <w:rPr>
+          <w:rFonts w:cs="Times New Roman"/>
+          <w:color w:val="156082" w:themeColor="accent1"/>
+          <w:sz w:val="32"/>
+          <w:szCs w:val="32"/>
+        </w:rPr>
+        <w:t xml:space="preserve"> alapot biztosít nagy méretű, komplex szoftverrendszerek megvalósításához.</w:t>
+      </w:r>
+    </w:p>
+    <w:p>
+      <w:pPr>
+        <w:spacing w:after="600"/>
+        <w:jc w:val="center"/>
+        <w:rPr>
+          <w:rFonts w:asciiTheme="majorHAnsi" w:hAnsiTheme="majorHAnsi" w:cs="Times New Roman"/>
+          <w:b/>
+          <w:bCs/>
+          <w:color w:val="156082" w:themeColor="accent1"/>
+          <w:sz w:val="36"/>
+          <w:szCs w:val="36"/>
+        </w:rPr>
+      </w:pPr>
+      <w:r>
+        <w:rPr>
+          <w:rFonts w:asciiTheme="majorHAnsi" w:hAnsiTheme="majorHAnsi" w:cs="Times New Roman"/>
+          <w:b/>
+          <w:bCs/>
+          <w:color w:val="156082" w:themeColor="accent1"/>
+          <w:sz w:val="36"/>
+          <w:szCs w:val="36"/>
+        </w:rPr>
+        <w:lastRenderedPageBreak/>
+        <w:t>MySQL összefoglaló</w:t>
+      </w:r>
+    </w:p>
+    <w:p>
+      <w:pPr>
+        <w:rPr>
+          <w:rFonts w:cs="Times New Roman"/>
+          <w:color w:val="156082" w:themeColor="accent1"/>
           <w:sz w:val="28"/>
           <w:szCs w:val="28"/>
         </w:rPr>
-        <w:t>A C# egy modern, típusos, objektum-orientált programozási nyelv, amelyet a Microsoft fejlesztett ki a .NET platform részeként.</w:t>
-      </w:r>
-    </w:p>
-    <w:p>
-      <w:pPr>
-        <w:rPr>
-          <w:rFonts w:ascii="Times New Roman" w:hAnsi="Times New Roman" w:cs="Times New Roman"/>
-          <w:color w:val="000000" w:themeColor="text1"/>
+      </w:pPr>
+    </w:p>
+    <w:p>
+      <w:pPr>
+        <w:spacing w:after="600"/>
+        <w:rPr>
+          <w:rFonts w:asciiTheme="majorHAnsi" w:hAnsiTheme="majorHAnsi" w:cs="Times New Roman"/>
+          <w:b/>
+          <w:bCs/>
+          <w:color w:val="156082" w:themeColor="accent1"/>
+          <w:sz w:val="36"/>
+          <w:szCs w:val="36"/>
+        </w:rPr>
+      </w:pPr>
+      <w:r>
+        <w:rPr>
+          <w:rFonts w:asciiTheme="majorHAnsi" w:hAnsiTheme="majorHAnsi" w:cs="Times New Roman"/>
+          <w:b/>
+          <w:bCs/>
+          <w:color w:val="156082" w:themeColor="accent1"/>
+          <w:sz w:val="36"/>
+          <w:szCs w:val="36"/>
+        </w:rPr>
+        <w:t>Bevezetés</w:t>
+      </w:r>
+    </w:p>
+    <w:p>
+      <w:pPr>
+        <w:rPr>
+          <w:rFonts w:cs="Times New Roman"/>
+          <w:color w:val="156082" w:themeColor="accent1"/>
           <w:sz w:val="28"/>
           <w:szCs w:val="28"/>
         </w:rPr>
@@ -2831,47 +3693,371 @@
     </w:p>
     <w:p>
       <w:pPr>
-        <w:rPr>
-          <w:rFonts w:ascii="Times New Roman" w:hAnsi="Times New Roman" w:cs="Times New Roman"/>
-          <w:color w:val="000000" w:themeColor="text1"/>
+        <w:spacing w:after="600"/>
+        <w:rPr>
+          <w:rFonts w:cs="Times New Roman"/>
+          <w:color w:val="156082" w:themeColor="accent1"/>
+          <w:sz w:val="32"/>
+          <w:szCs w:val="32"/>
+        </w:rPr>
+      </w:pPr>
+      <w:r>
+        <w:rPr>
+          <w:rFonts w:cs="Times New Roman"/>
+          <w:color w:val="156082" w:themeColor="accent1"/>
+          <w:sz w:val="32"/>
+          <w:szCs w:val="32"/>
+        </w:rPr>
+        <w:t>A MySQL egy nyílt forráskódú relációs adatbázis-kezelő rendszer, amely széles körben használt web és vállalati alkalmazásokban.</w:t>
+      </w:r>
+    </w:p>
+    <w:p>
+      <w:pPr>
+        <w:rPr>
+          <w:rFonts w:cs="Times New Roman"/>
+          <w:color w:val="156082" w:themeColor="accent1"/>
           <w:sz w:val="28"/>
           <w:szCs w:val="28"/>
         </w:rPr>
       </w:pPr>
-      <w:r>
-        <w:rPr>
-          <w:rFonts w:ascii="Times New Roman" w:hAnsi="Times New Roman" w:cs="Times New Roman"/>
-          <w:color w:val="000000" w:themeColor="text1"/>
+    </w:p>
+    <w:p>
+      <w:pPr>
+        <w:spacing w:after="600"/>
+        <w:rPr>
+          <w:rFonts w:asciiTheme="majorHAnsi" w:hAnsiTheme="majorHAnsi" w:cs="Times New Roman"/>
+          <w:b/>
+          <w:bCs/>
+          <w:color w:val="156082" w:themeColor="accent1"/>
+          <w:sz w:val="36"/>
+          <w:szCs w:val="36"/>
+        </w:rPr>
+      </w:pPr>
+      <w:r>
+        <w:rPr>
+          <w:rFonts w:asciiTheme="majorHAnsi" w:hAnsiTheme="majorHAnsi" w:cs="Times New Roman"/>
+          <w:b/>
+          <w:bCs/>
+          <w:color w:val="156082" w:themeColor="accent1"/>
+          <w:sz w:val="36"/>
+          <w:szCs w:val="36"/>
+        </w:rPr>
+        <w:t>Működési alapelvek</w:t>
+      </w:r>
+    </w:p>
+    <w:p>
+      <w:pPr>
+        <w:rPr>
+          <w:rFonts w:cs="Times New Roman"/>
+          <w:color w:val="156082" w:themeColor="accent1"/>
           <w:sz w:val="28"/>
           <w:szCs w:val="28"/>
         </w:rPr>
-        <w:t>Működési alapelvek</w:t>
-      </w:r>
-    </w:p>
-    <w:p>
-      <w:pPr>
-        <w:rPr>
-          <w:rFonts w:ascii="Times New Roman" w:hAnsi="Times New Roman" w:cs="Times New Roman"/>
-          <w:color w:val="000000" w:themeColor="text1"/>
+      </w:pPr>
+    </w:p>
+    <w:p>
+      <w:pPr>
+        <w:spacing w:after="600"/>
+        <w:rPr>
+          <w:rFonts w:cs="Times New Roman"/>
+          <w:color w:val="156082" w:themeColor="accent1"/>
+          <w:sz w:val="32"/>
+          <w:szCs w:val="32"/>
+        </w:rPr>
+      </w:pPr>
+      <w:r>
+        <w:rPr>
+          <w:rFonts w:cs="Times New Roman"/>
+          <w:color w:val="156082" w:themeColor="accent1"/>
+          <w:sz w:val="32"/>
+          <w:szCs w:val="32"/>
+        </w:rPr>
+        <w:t>A MySQL relációs adatmodellt használ, támogatva a komplex lekérdezéseket és adatmanipulációt.</w:t>
+      </w:r>
+    </w:p>
+    <w:p>
+      <w:pPr>
+        <w:rPr>
+          <w:rFonts w:cs="Times New Roman"/>
+          <w:color w:val="156082" w:themeColor="accent1"/>
           <w:sz w:val="28"/>
           <w:szCs w:val="28"/>
         </w:rPr>
       </w:pPr>
-      <w:r>
-        <w:rPr>
-          <w:rFonts w:ascii="Times New Roman" w:hAnsi="Times New Roman" w:cs="Times New Roman"/>
-          <w:color w:val="000000" w:themeColor="text1"/>
+    </w:p>
+    <w:p>
+      <w:pPr>
+        <w:spacing w:after="600"/>
+        <w:rPr>
+          <w:rFonts w:asciiTheme="majorHAnsi" w:hAnsiTheme="majorHAnsi" w:cs="Times New Roman"/>
+          <w:b/>
+          <w:bCs/>
+          <w:color w:val="156082" w:themeColor="accent1"/>
+          <w:sz w:val="36"/>
+          <w:szCs w:val="36"/>
+        </w:rPr>
+      </w:pPr>
+      <w:r>
+        <w:rPr>
+          <w:rFonts w:asciiTheme="majorHAnsi" w:hAnsiTheme="majorHAnsi" w:cs="Times New Roman"/>
+          <w:b/>
+          <w:bCs/>
+          <w:color w:val="156082" w:themeColor="accent1"/>
+          <w:sz w:val="36"/>
+          <w:szCs w:val="36"/>
+        </w:rPr>
+        <w:t>Alapvető funkcionalitás</w:t>
+      </w:r>
+    </w:p>
+    <w:p>
+      <w:pPr>
+        <w:rPr>
+          <w:rFonts w:asciiTheme="majorHAnsi" w:hAnsiTheme="majorHAnsi" w:cs="Times New Roman"/>
+          <w:color w:val="156082" w:themeColor="accent1"/>
+          <w:sz w:val="32"/>
+          <w:szCs w:val="32"/>
+        </w:rPr>
+      </w:pPr>
+      <w:r>
+        <w:rPr>
+          <w:rFonts w:asciiTheme="majorHAnsi" w:hAnsiTheme="majorHAnsi" w:cs="Times New Roman"/>
+          <w:color w:val="156082" w:themeColor="accent1"/>
+          <w:sz w:val="32"/>
+          <w:szCs w:val="32"/>
+        </w:rPr>
+        <w:t>Fő tulajdonságok:</w:t>
+      </w:r>
+    </w:p>
+    <w:p>
+      <w:pPr>
+        <w:rPr>
+          <w:rFonts w:cs="Times New Roman"/>
+          <w:color w:val="156082" w:themeColor="accent1"/>
+          <w:sz w:val="32"/>
+          <w:szCs w:val="32"/>
+        </w:rPr>
+      </w:pPr>
+      <w:r>
+        <w:rPr>
+          <w:rFonts w:cs="Times New Roman"/>
+          <w:color w:val="156082" w:themeColor="accent1"/>
+          <w:sz w:val="32"/>
+          <w:szCs w:val="32"/>
+        </w:rPr>
+        <w:t>- SQL szabvány támogatás</w:t>
+      </w:r>
+    </w:p>
+    <w:p>
+      <w:pPr>
+        <w:rPr>
+          <w:rFonts w:cs="Times New Roman"/>
+          <w:color w:val="156082" w:themeColor="accent1"/>
+          <w:sz w:val="32"/>
+          <w:szCs w:val="32"/>
+        </w:rPr>
+      </w:pPr>
+      <w:r>
+        <w:rPr>
+          <w:rFonts w:cs="Times New Roman"/>
+          <w:color w:val="156082" w:themeColor="accent1"/>
+          <w:sz w:val="32"/>
+          <w:szCs w:val="32"/>
+        </w:rPr>
+        <w:t>- Stored procedures</w:t>
+      </w:r>
+    </w:p>
+    <w:p>
+      <w:pPr>
+        <w:spacing w:after="600"/>
+        <w:rPr>
+          <w:rFonts w:cs="Times New Roman"/>
+          <w:color w:val="156082" w:themeColor="accent1"/>
+          <w:sz w:val="32"/>
+          <w:szCs w:val="32"/>
+        </w:rPr>
+      </w:pPr>
+      <w:r>
+        <w:rPr>
+          <w:rFonts w:cs="Times New Roman"/>
+          <w:color w:val="156082" w:themeColor="accent1"/>
+          <w:sz w:val="32"/>
+          <w:szCs w:val="32"/>
+        </w:rPr>
+        <w:t>- Replikáció és clustering</w:t>
+      </w:r>
+    </w:p>
+    <w:p>
+      <w:pPr>
+        <w:rPr>
+          <w:rFonts w:cs="Times New Roman"/>
+          <w:color w:val="156082" w:themeColor="accent1"/>
           <w:sz w:val="28"/>
           <w:szCs w:val="28"/>
         </w:rPr>
-        <w:t>A C# erős típusosságot és biztonságos memóriakezelést biztosít, támogatva mind az objektum-orientált, mind a funkcionális programozási paradigmákat.</w:t>
-      </w:r>
-    </w:p>
-    <w:p>
-      <w:pPr>
-        <w:rPr>
-          <w:rFonts w:ascii="Times New Roman" w:hAnsi="Times New Roman" w:cs="Times New Roman"/>
-          <w:color w:val="000000" w:themeColor="text1"/>
+      </w:pPr>
+    </w:p>
+    <w:p>
+      <w:pPr>
+        <w:spacing w:after="600"/>
+        <w:rPr>
+          <w:rFonts w:asciiTheme="majorHAnsi" w:hAnsiTheme="majorHAnsi" w:cs="Times New Roman"/>
+          <w:b/>
+          <w:bCs/>
+          <w:color w:val="156082" w:themeColor="accent1"/>
+          <w:sz w:val="36"/>
+          <w:szCs w:val="36"/>
+        </w:rPr>
+      </w:pPr>
+      <w:r>
+        <w:rPr>
+          <w:rFonts w:asciiTheme="majorHAnsi" w:hAnsiTheme="majorHAnsi" w:cs="Times New Roman"/>
+          <w:b/>
+          <w:bCs/>
+          <w:color w:val="156082" w:themeColor="accent1"/>
+          <w:sz w:val="36"/>
+          <w:szCs w:val="36"/>
+        </w:rPr>
+        <w:lastRenderedPageBreak/>
+        <w:t>Integráció más technológiákkal</w:t>
+      </w:r>
+    </w:p>
+    <w:p>
+      <w:pPr>
+        <w:rPr>
+          <w:rFonts w:asciiTheme="majorHAnsi" w:hAnsiTheme="majorHAnsi" w:cs="Times New Roman"/>
+          <w:color w:val="156082" w:themeColor="accent1"/>
+          <w:sz w:val="32"/>
+          <w:szCs w:val="32"/>
+        </w:rPr>
+      </w:pPr>
+      <w:r>
+        <w:rPr>
+          <w:rFonts w:asciiTheme="majorHAnsi" w:hAnsiTheme="majorHAnsi" w:cs="Times New Roman"/>
+          <w:color w:val="156082" w:themeColor="accent1"/>
+          <w:sz w:val="32"/>
+          <w:szCs w:val="32"/>
+        </w:rPr>
+        <w:t>MySQL kapcsolódások:</w:t>
+      </w:r>
+    </w:p>
+    <w:p>
+      <w:pPr>
+        <w:rPr>
+          <w:rFonts w:cs="Times New Roman"/>
+          <w:color w:val="156082" w:themeColor="accent1"/>
+          <w:sz w:val="32"/>
+          <w:szCs w:val="32"/>
+        </w:rPr>
+      </w:pPr>
+      <w:r>
+        <w:rPr>
+          <w:rFonts w:cs="Times New Roman"/>
+          <w:color w:val="156082" w:themeColor="accent1"/>
+          <w:sz w:val="32"/>
+          <w:szCs w:val="32"/>
+        </w:rPr>
+        <w:t xml:space="preserve">- Programozási nyelvek (PHP, Java, </w:t>
+      </w:r>
+      <w:r>
+        <w:rPr>
+          <w:rFonts w:cs="Times New Roman"/>
+          <w:color w:val="156082" w:themeColor="accent1"/>
+          <w:sz w:val="32"/>
+          <w:szCs w:val="32"/>
+        </w:rPr>
+        <w:t>C#</w:t>
+      </w:r>
+      <w:r>
+        <w:rPr>
+          <w:rFonts w:cs="Times New Roman"/>
+          <w:color w:val="156082" w:themeColor="accent1"/>
+          <w:sz w:val="32"/>
+          <w:szCs w:val="32"/>
+        </w:rPr>
+        <w:t xml:space="preserve"> stb.)</w:t>
+      </w:r>
+    </w:p>
+    <w:p>
+      <w:pPr>
+        <w:rPr>
+          <w:rFonts w:cs="Times New Roman"/>
+          <w:color w:val="156082" w:themeColor="accent1"/>
+          <w:sz w:val="32"/>
+          <w:szCs w:val="32"/>
+        </w:rPr>
+      </w:pPr>
+      <w:r>
+        <w:rPr>
+          <w:rFonts w:cs="Times New Roman"/>
+          <w:color w:val="156082" w:themeColor="accent1"/>
+          <w:sz w:val="32"/>
+          <w:szCs w:val="32"/>
+        </w:rPr>
+        <w:t>- ORM rendszerek</w:t>
+      </w:r>
+    </w:p>
+    <w:p>
+      <w:pPr>
+        <w:rPr>
+          <w:rFonts w:cs="Times New Roman"/>
+          <w:color w:val="156082" w:themeColor="accent1"/>
+          <w:sz w:val="32"/>
+          <w:szCs w:val="32"/>
+        </w:rPr>
+      </w:pPr>
+      <w:r>
+        <w:rPr>
+          <w:rFonts w:cs="Times New Roman"/>
+          <w:color w:val="156082" w:themeColor="accent1"/>
+          <w:sz w:val="32"/>
+          <w:szCs w:val="32"/>
+        </w:rPr>
+        <w:t>- Backup eszközök</w:t>
+      </w:r>
+      <w:r>
+        <w:rPr>
+          <w:rFonts w:cs="Times New Roman"/>
+          <w:color w:val="156082" w:themeColor="accent1"/>
+          <w:sz w:val="32"/>
+          <w:szCs w:val="32"/>
+        </w:rPr>
+        <w:t xml:space="preserve">, </w:t>
+      </w:r>
+      <w:r>
+        <w:rPr>
+          <w:rFonts w:cs="Times New Roman"/>
+          <w:color w:val="156082" w:themeColor="accent1"/>
+          <w:sz w:val="32"/>
+          <w:szCs w:val="32"/>
+        </w:rPr>
+        <w:t>Monitoring rendszerek</w:t>
+      </w:r>
+    </w:p>
+    <w:p>
+      <w:pPr>
+        <w:spacing w:after="600"/>
+        <w:rPr>
+          <w:rFonts w:cs="Times New Roman"/>
+          <w:color w:val="156082" w:themeColor="accent1"/>
+          <w:sz w:val="32"/>
+          <w:szCs w:val="32"/>
+        </w:rPr>
+      </w:pPr>
+      <w:r>
+        <w:rPr>
+          <w:rFonts w:cs="Times New Roman"/>
+          <w:color w:val="156082" w:themeColor="accent1"/>
+          <w:sz w:val="32"/>
+          <w:szCs w:val="32"/>
+        </w:rPr>
+        <w:t>- Cloud platformok</w:t>
+      </w:r>
+    </w:p>
+    <w:p>
+      <w:pPr>
+        <w:rPr>
+          <w:rFonts w:cs="Times New Roman"/>
+          <w:color w:val="156082" w:themeColor="accent1"/>
           <w:sz w:val="28"/>
           <w:szCs w:val="28"/>
         </w:rPr>
@@ -2879,1137 +4065,243 @@
     </w:p>
     <w:p>
       <w:pPr>
-        <w:rPr>
-          <w:rFonts w:ascii="Times New Roman" w:hAnsi="Times New Roman" w:cs="Times New Roman"/>
-          <w:color w:val="000000" w:themeColor="text1"/>
+        <w:spacing w:after="600"/>
+        <w:rPr>
+          <w:rFonts w:asciiTheme="majorHAnsi" w:hAnsiTheme="majorHAnsi" w:cs="Times New Roman"/>
+          <w:b/>
+          <w:bCs/>
+          <w:color w:val="156082" w:themeColor="accent1"/>
+          <w:sz w:val="36"/>
+          <w:szCs w:val="36"/>
+        </w:rPr>
+      </w:pPr>
+      <w:r>
+        <w:rPr>
+          <w:rFonts w:asciiTheme="majorHAnsi" w:hAnsiTheme="majorHAnsi" w:cs="Times New Roman"/>
+          <w:b/>
+          <w:bCs/>
+          <w:color w:val="156082" w:themeColor="accent1"/>
+          <w:sz w:val="36"/>
+          <w:szCs w:val="36"/>
+        </w:rPr>
+        <w:t>Fejlesztési irányelvek</w:t>
+      </w:r>
+    </w:p>
+    <w:p>
+      <w:pPr>
+        <w:rPr>
+          <w:rFonts w:asciiTheme="majorHAnsi" w:hAnsiTheme="majorHAnsi" w:cs="Times New Roman"/>
+          <w:color w:val="156082" w:themeColor="accent1"/>
+          <w:sz w:val="32"/>
+          <w:szCs w:val="32"/>
+        </w:rPr>
+      </w:pPr>
+      <w:r>
+        <w:rPr>
+          <w:rFonts w:asciiTheme="majorHAnsi" w:hAnsiTheme="majorHAnsi" w:cs="Times New Roman"/>
+          <w:color w:val="156082" w:themeColor="accent1"/>
+          <w:sz w:val="32"/>
+          <w:szCs w:val="32"/>
+        </w:rPr>
+        <w:t>Alapvető</w:t>
+      </w:r>
+      <w:r>
+        <w:rPr>
+          <w:rFonts w:asciiTheme="majorHAnsi" w:hAnsiTheme="majorHAnsi" w:cs="Times New Roman"/>
+          <w:color w:val="156082" w:themeColor="accent1"/>
+          <w:sz w:val="32"/>
+          <w:szCs w:val="32"/>
+        </w:rPr>
+        <w:t xml:space="preserve"> gyakorlatok:</w:t>
+      </w:r>
+    </w:p>
+    <w:p>
+      <w:pPr>
+        <w:rPr>
+          <w:rFonts w:cs="Times New Roman"/>
+          <w:color w:val="156082" w:themeColor="accent1"/>
+          <w:sz w:val="32"/>
+          <w:szCs w:val="32"/>
+        </w:rPr>
+      </w:pPr>
+      <w:r>
+        <w:rPr>
+          <w:rFonts w:cs="Times New Roman"/>
+          <w:color w:val="156082" w:themeColor="accent1"/>
+          <w:sz w:val="32"/>
+          <w:szCs w:val="32"/>
+        </w:rPr>
+        <w:t>- Adatbázis normalizáció</w:t>
+      </w:r>
+      <w:r>
+        <w:rPr>
+          <w:rFonts w:cs="Times New Roman"/>
+          <w:color w:val="156082" w:themeColor="accent1"/>
+          <w:sz w:val="32"/>
+          <w:szCs w:val="32"/>
+        </w:rPr>
+        <w:t xml:space="preserve">, </w:t>
+      </w:r>
+      <w:r>
+        <w:rPr>
+          <w:rFonts w:cs="Times New Roman"/>
+          <w:color w:val="156082" w:themeColor="accent1"/>
+          <w:sz w:val="32"/>
+          <w:szCs w:val="32"/>
+        </w:rPr>
+        <w:t>Index optimalizálás</w:t>
+      </w:r>
+    </w:p>
+    <w:p>
+      <w:pPr>
+        <w:rPr>
+          <w:rFonts w:cs="Times New Roman"/>
+          <w:color w:val="156082" w:themeColor="accent1"/>
+          <w:sz w:val="32"/>
+          <w:szCs w:val="32"/>
+        </w:rPr>
+      </w:pPr>
+      <w:r>
+        <w:rPr>
+          <w:rFonts w:cs="Times New Roman"/>
+          <w:color w:val="156082" w:themeColor="accent1"/>
+          <w:sz w:val="32"/>
+          <w:szCs w:val="32"/>
+        </w:rPr>
+        <w:t>- Biztonsági beállítások</w:t>
+      </w:r>
+    </w:p>
+    <w:p>
+      <w:pPr>
+        <w:spacing w:after="600"/>
+        <w:rPr>
+          <w:rFonts w:cs="Times New Roman"/>
+          <w:color w:val="156082" w:themeColor="accent1"/>
+          <w:sz w:val="32"/>
+          <w:szCs w:val="32"/>
+        </w:rPr>
+      </w:pPr>
+      <w:r>
+        <w:rPr>
+          <w:rFonts w:cs="Times New Roman"/>
+          <w:color w:val="156082" w:themeColor="accent1"/>
+          <w:sz w:val="32"/>
+          <w:szCs w:val="32"/>
+        </w:rPr>
+        <w:t>- Teljesítmény hangolás</w:t>
+      </w:r>
+      <w:r>
+        <w:rPr>
+          <w:rFonts w:cs="Times New Roman"/>
+          <w:color w:val="156082" w:themeColor="accent1"/>
+          <w:sz w:val="32"/>
+          <w:szCs w:val="32"/>
+        </w:rPr>
+        <w:t>,</w:t>
+      </w:r>
+      <w:r>
+        <w:rPr>
+          <w:rFonts w:cs="Times New Roman"/>
+          <w:color w:val="156082" w:themeColor="accent1"/>
+          <w:sz w:val="32"/>
+          <w:szCs w:val="32"/>
+        </w:rPr>
+        <w:t xml:space="preserve"> </w:t>
+      </w:r>
+      <w:r>
+        <w:rPr>
+          <w:rFonts w:cs="Times New Roman"/>
+          <w:color w:val="156082" w:themeColor="accent1"/>
+          <w:sz w:val="32"/>
+          <w:szCs w:val="32"/>
+        </w:rPr>
+        <w:t>Backup stratégiák</w:t>
+      </w:r>
+    </w:p>
+    <w:p>
+      <w:pPr>
+        <w:rPr>
+          <w:rFonts w:cs="Times New Roman"/>
+          <w:color w:val="156082" w:themeColor="accent1"/>
           <w:sz w:val="28"/>
           <w:szCs w:val="28"/>
         </w:rPr>
       </w:pPr>
-      <w:r>
-        <w:rPr>
-          <w:rFonts w:ascii="Times New Roman" w:hAnsi="Times New Roman" w:cs="Times New Roman"/>
-          <w:color w:val="000000" w:themeColor="text1"/>
+    </w:p>
+    <w:p>
+      <w:pPr>
+        <w:spacing w:after="600"/>
+        <w:rPr>
+          <w:rFonts w:asciiTheme="majorHAnsi" w:hAnsiTheme="majorHAnsi" w:cs="Times New Roman"/>
+          <w:b/>
+          <w:bCs/>
+          <w:color w:val="156082" w:themeColor="accent1"/>
+          <w:sz w:val="36"/>
+          <w:szCs w:val="36"/>
+        </w:rPr>
+      </w:pPr>
+      <w:r>
+        <w:rPr>
+          <w:rFonts w:asciiTheme="majorHAnsi" w:hAnsiTheme="majorHAnsi" w:cs="Times New Roman"/>
+          <w:b/>
+          <w:bCs/>
+          <w:color w:val="156082" w:themeColor="accent1"/>
+          <w:sz w:val="36"/>
+          <w:szCs w:val="36"/>
+        </w:rPr>
+        <w:t>Következtetés</w:t>
+      </w:r>
+    </w:p>
+    <w:p>
+      <w:pPr>
+        <w:rPr>
+          <w:rFonts w:cs="Times New Roman"/>
+          <w:color w:val="156082" w:themeColor="accent1"/>
           <w:sz w:val="28"/>
           <w:szCs w:val="28"/>
         </w:rPr>
-        <w:t>Alapvető funkcionalitás</w:t>
-      </w:r>
+      </w:pPr>
     </w:p>
     <w:p>
       <w:pPr>
         <w:rPr>
           <w:rFonts w:ascii="Times New Roman" w:hAnsi="Times New Roman" w:cs="Times New Roman"/>
-          <w:color w:val="000000" w:themeColor="text1"/>
-          <w:sz w:val="28"/>
-          <w:szCs w:val="28"/>
-        </w:rPr>
-      </w:pPr>
+          <w:sz w:val="32"/>
+          <w:szCs w:val="32"/>
+        </w:rPr>
+      </w:pPr>
+      <w:r>
+        <w:rPr>
+          <w:rFonts w:cs="Times New Roman"/>
+          <w:color w:val="156082" w:themeColor="accent1"/>
+          <w:sz w:val="32"/>
+          <w:szCs w:val="32"/>
+        </w:rPr>
+        <w:t xml:space="preserve">A MySQL megbízható és skálázható adatbázis megoldást nyújt különböző méretű </w:t>
+      </w:r>
+      <w:r>
+        <w:rPr>
+          <w:rFonts w:cs="Times New Roman"/>
+          <w:color w:val="156082" w:themeColor="accent1"/>
+          <w:sz w:val="32"/>
+          <w:szCs w:val="32"/>
+        </w:rPr>
+        <w:t>és fajta problémákhoz</w:t>
+      </w:r>
+      <w:r>
+        <w:rPr>
+          <w:rFonts w:cs="Times New Roman"/>
+          <w:color w:val="156082" w:themeColor="accent1"/>
+          <w:sz w:val="32"/>
+          <w:szCs w:val="32"/>
+        </w:rPr>
+        <w:t>.</w:t>
+      </w:r>
       <w:r>
         <w:rPr>
           <w:rFonts w:ascii="Times New Roman" w:hAnsi="Times New Roman" w:cs="Times New Roman"/>
-          <w:color w:val="000000" w:themeColor="text1"/>
-          <w:sz w:val="28"/>
-          <w:szCs w:val="28"/>
-        </w:rPr>
-        <w:t>Nyelvi jellemzők:</w:t>
-      </w:r>
-    </w:p>
-    <w:p>
-      <w:pPr>
-        <w:rPr>
-          <w:rFonts w:ascii="Times New Roman" w:hAnsi="Times New Roman" w:cs="Times New Roman"/>
-          <w:color w:val="000000" w:themeColor="text1"/>
-          <w:sz w:val="28"/>
-          <w:szCs w:val="28"/>
-        </w:rPr>
-      </w:pPr>
-      <w:r>
-        <w:rPr>
-          <w:rFonts w:ascii="Times New Roman" w:hAnsi="Times New Roman" w:cs="Times New Roman"/>
-          <w:color w:val="000000" w:themeColor="text1"/>
-          <w:sz w:val="28"/>
-          <w:szCs w:val="28"/>
-        </w:rPr>
-        <w:t>- Osztály alapú OOP</w:t>
-      </w:r>
-    </w:p>
-    <w:p>
-      <w:pPr>
-        <w:rPr>
-          <w:rFonts w:ascii="Times New Roman" w:hAnsi="Times New Roman" w:cs="Times New Roman"/>
-          <w:color w:val="000000" w:themeColor="text1"/>
-          <w:sz w:val="28"/>
-          <w:szCs w:val="28"/>
-        </w:rPr>
-      </w:pPr>
-      <w:r>
-        <w:rPr>
-          <w:rFonts w:ascii="Times New Roman" w:hAnsi="Times New Roman" w:cs="Times New Roman"/>
-          <w:color w:val="000000" w:themeColor="text1"/>
-          <w:sz w:val="28"/>
-          <w:szCs w:val="28"/>
-        </w:rPr>
-        <w:t>- Generikus típusok</w:t>
-      </w:r>
-    </w:p>
-    <w:p>
-      <w:pPr>
-        <w:rPr>
-          <w:rFonts w:ascii="Times New Roman" w:hAnsi="Times New Roman" w:cs="Times New Roman"/>
-          <w:color w:val="000000" w:themeColor="text1"/>
-          <w:sz w:val="28"/>
-          <w:szCs w:val="28"/>
-        </w:rPr>
-      </w:pPr>
-      <w:r>
-        <w:rPr>
-          <w:rFonts w:ascii="Times New Roman" w:hAnsi="Times New Roman" w:cs="Times New Roman"/>
-          <w:color w:val="000000" w:themeColor="text1"/>
-          <w:sz w:val="28"/>
-          <w:szCs w:val="28"/>
-        </w:rPr>
-        <w:t>- LINQ</w:t>
-      </w:r>
-      <w:r>
-        <w:rPr>
-          <w:rFonts w:ascii="Times New Roman" w:hAnsi="Times New Roman" w:cs="Times New Roman"/>
-          <w:color w:val="000000" w:themeColor="text1"/>
-          <w:sz w:val="28"/>
-          <w:szCs w:val="28"/>
-        </w:rPr>
-        <w:t>/</w:t>
-      </w:r>
-      <w:r>
-        <w:rPr>
-          <w:rFonts w:ascii="Times New Roman" w:hAnsi="Times New Roman" w:cs="Times New Roman"/>
-          <w:color w:val="000000" w:themeColor="text1"/>
-          <w:sz w:val="28"/>
-          <w:szCs w:val="28"/>
-        </w:rPr>
-        <w:t xml:space="preserve"> Async/await </w:t>
-      </w:r>
-    </w:p>
-    <w:p>
-      <w:pPr>
-        <w:rPr>
-          <w:rFonts w:ascii="Times New Roman" w:hAnsi="Times New Roman" w:cs="Times New Roman"/>
-          <w:color w:val="000000" w:themeColor="text1"/>
-          <w:sz w:val="28"/>
-          <w:szCs w:val="28"/>
-        </w:rPr>
-      </w:pPr>
-      <w:r>
-        <w:rPr>
-          <w:rFonts w:ascii="Times New Roman" w:hAnsi="Times New Roman" w:cs="Times New Roman"/>
-          <w:color w:val="000000" w:themeColor="text1"/>
-          <w:sz w:val="28"/>
-          <w:szCs w:val="28"/>
-        </w:rPr>
-        <w:t>- Events és delegates</w:t>
-      </w:r>
-    </w:p>
-    <w:p>
-      <w:pPr>
-        <w:rPr>
-          <w:rFonts w:ascii="Times New Roman" w:hAnsi="Times New Roman" w:cs="Times New Roman"/>
-          <w:color w:val="000000" w:themeColor="text1"/>
-          <w:sz w:val="28"/>
-          <w:szCs w:val="28"/>
-        </w:rPr>
-      </w:pPr>
-    </w:p>
-    <w:p>
-      <w:pPr>
-        <w:rPr>
-          <w:rFonts w:ascii="Times New Roman" w:hAnsi="Times New Roman" w:cs="Times New Roman"/>
-          <w:color w:val="000000" w:themeColor="text1"/>
-          <w:sz w:val="28"/>
-          <w:szCs w:val="28"/>
-        </w:rPr>
-      </w:pPr>
-      <w:r>
-        <w:rPr>
-          <w:rFonts w:ascii="Times New Roman" w:hAnsi="Times New Roman" w:cs="Times New Roman"/>
-          <w:color w:val="000000" w:themeColor="text1"/>
-          <w:sz w:val="28"/>
-          <w:szCs w:val="28"/>
-        </w:rPr>
-        <w:t>Integráció más technológiákkal</w:t>
-      </w:r>
-    </w:p>
-    <w:p>
-      <w:pPr>
-        <w:rPr>
-          <w:rFonts w:ascii="Times New Roman" w:hAnsi="Times New Roman" w:cs="Times New Roman"/>
-          <w:color w:val="000000" w:themeColor="text1"/>
-          <w:sz w:val="28"/>
-          <w:szCs w:val="28"/>
-        </w:rPr>
-      </w:pPr>
-      <w:r>
-        <w:rPr>
-          <w:rFonts w:ascii="Times New Roman" w:hAnsi="Times New Roman" w:cs="Times New Roman"/>
-          <w:color w:val="000000" w:themeColor="text1"/>
-          <w:sz w:val="28"/>
-          <w:szCs w:val="28"/>
-        </w:rPr>
-        <w:t>C# ökoszisztéma:</w:t>
-      </w:r>
-    </w:p>
-    <w:p>
-      <w:pPr>
-        <w:rPr>
-          <w:rFonts w:ascii="Times New Roman" w:hAnsi="Times New Roman" w:cs="Times New Roman"/>
-          <w:color w:val="000000" w:themeColor="text1"/>
-          <w:sz w:val="28"/>
-          <w:szCs w:val="28"/>
-        </w:rPr>
-      </w:pPr>
-      <w:r>
-        <w:rPr>
-          <w:rFonts w:ascii="Times New Roman" w:hAnsi="Times New Roman" w:cs="Times New Roman"/>
-          <w:color w:val="000000" w:themeColor="text1"/>
-          <w:sz w:val="28"/>
-          <w:szCs w:val="28"/>
-        </w:rPr>
-        <w:t>- .NET keretrendszer</w:t>
-      </w:r>
-    </w:p>
-    <w:p>
-      <w:pPr>
-        <w:rPr>
-          <w:rFonts w:ascii="Times New Roman" w:hAnsi="Times New Roman" w:cs="Times New Roman"/>
-          <w:color w:val="000000" w:themeColor="text1"/>
-          <w:sz w:val="28"/>
-          <w:szCs w:val="28"/>
-        </w:rPr>
-      </w:pPr>
-      <w:r>
-        <w:rPr>
-          <w:rFonts w:ascii="Times New Roman" w:hAnsi="Times New Roman" w:cs="Times New Roman"/>
-          <w:color w:val="000000" w:themeColor="text1"/>
-          <w:sz w:val="28"/>
-          <w:szCs w:val="28"/>
-        </w:rPr>
-        <w:lastRenderedPageBreak/>
-        <w:t>- Visual Studio IDE</w:t>
-      </w:r>
-    </w:p>
-    <w:p>
-      <w:pPr>
-        <w:rPr>
-          <w:rFonts w:ascii="Times New Roman" w:hAnsi="Times New Roman" w:cs="Times New Roman"/>
-          <w:color w:val="000000" w:themeColor="text1"/>
-          <w:sz w:val="28"/>
-          <w:szCs w:val="28"/>
-        </w:rPr>
-      </w:pPr>
-      <w:r>
-        <w:rPr>
-          <w:rFonts w:ascii="Times New Roman" w:hAnsi="Times New Roman" w:cs="Times New Roman"/>
-          <w:color w:val="000000" w:themeColor="text1"/>
-          <w:sz w:val="28"/>
-          <w:szCs w:val="28"/>
-        </w:rPr>
-        <w:t>- NuGet csomagkezelő</w:t>
-      </w:r>
-    </w:p>
-    <w:p>
-      <w:pPr>
-        <w:rPr>
-          <w:rFonts w:ascii="Times New Roman" w:hAnsi="Times New Roman" w:cs="Times New Roman"/>
-          <w:color w:val="000000" w:themeColor="text1"/>
-          <w:sz w:val="28"/>
-          <w:szCs w:val="28"/>
-        </w:rPr>
-      </w:pPr>
-      <w:r>
-        <w:rPr>
-          <w:rFonts w:ascii="Times New Roman" w:hAnsi="Times New Roman" w:cs="Times New Roman"/>
-          <w:color w:val="000000" w:themeColor="text1"/>
-          <w:sz w:val="28"/>
-          <w:szCs w:val="28"/>
-        </w:rPr>
-        <w:t>- Xamarin/MAUI</w:t>
-      </w:r>
-    </w:p>
-    <w:p>
-      <w:pPr>
-        <w:rPr>
-          <w:rFonts w:ascii="Times New Roman" w:hAnsi="Times New Roman" w:cs="Times New Roman"/>
-          <w:color w:val="000000" w:themeColor="text1"/>
-          <w:sz w:val="28"/>
-          <w:szCs w:val="28"/>
-        </w:rPr>
-      </w:pPr>
-    </w:p>
-    <w:p>
-      <w:pPr>
-        <w:rPr>
-          <w:rFonts w:ascii="Times New Roman" w:hAnsi="Times New Roman" w:cs="Times New Roman"/>
-          <w:color w:val="000000" w:themeColor="text1"/>
-          <w:sz w:val="28"/>
-          <w:szCs w:val="28"/>
-        </w:rPr>
-      </w:pPr>
-      <w:r>
-        <w:rPr>
-          <w:rFonts w:ascii="Times New Roman" w:hAnsi="Times New Roman" w:cs="Times New Roman"/>
-          <w:color w:val="000000" w:themeColor="text1"/>
-          <w:sz w:val="28"/>
-          <w:szCs w:val="28"/>
-        </w:rPr>
-        <w:t>Fejlesztési irányelvek</w:t>
-      </w:r>
-    </w:p>
-    <w:p>
-      <w:pPr>
-        <w:rPr>
-          <w:rFonts w:ascii="Times New Roman" w:hAnsi="Times New Roman" w:cs="Times New Roman"/>
-          <w:color w:val="000000" w:themeColor="text1"/>
-          <w:sz w:val="28"/>
-          <w:szCs w:val="28"/>
-        </w:rPr>
-      </w:pPr>
-      <w:r>
-        <w:rPr>
-          <w:rFonts w:ascii="Times New Roman" w:hAnsi="Times New Roman" w:cs="Times New Roman"/>
-          <w:color w:val="000000" w:themeColor="text1"/>
-          <w:sz w:val="28"/>
-          <w:szCs w:val="28"/>
-        </w:rPr>
-        <w:t>Alap</w:t>
-      </w:r>
-      <w:r>
-        <w:rPr>
-          <w:rFonts w:ascii="Times New Roman" w:hAnsi="Times New Roman" w:cs="Times New Roman"/>
-          <w:color w:val="000000" w:themeColor="text1"/>
-          <w:sz w:val="28"/>
-          <w:szCs w:val="28"/>
-        </w:rPr>
-        <w:t>v</w:t>
-      </w:r>
-      <w:r>
-        <w:rPr>
-          <w:rFonts w:ascii="Times New Roman" w:hAnsi="Times New Roman" w:cs="Times New Roman"/>
-          <w:color w:val="000000" w:themeColor="text1"/>
-          <w:sz w:val="28"/>
-          <w:szCs w:val="28"/>
-        </w:rPr>
-        <w:t>ető</w:t>
-      </w:r>
-      <w:r>
-        <w:rPr>
-          <w:rFonts w:ascii="Times New Roman" w:hAnsi="Times New Roman" w:cs="Times New Roman"/>
-          <w:color w:val="000000" w:themeColor="text1"/>
-          <w:sz w:val="28"/>
-          <w:szCs w:val="28"/>
-        </w:rPr>
-        <w:t xml:space="preserve"> gyakorlatok:</w:t>
-      </w:r>
-    </w:p>
-    <w:p>
-      <w:pPr>
-        <w:rPr>
-          <w:rFonts w:ascii="Times New Roman" w:hAnsi="Times New Roman" w:cs="Times New Roman"/>
-          <w:color w:val="000000" w:themeColor="text1"/>
-          <w:sz w:val="28"/>
-          <w:szCs w:val="28"/>
-        </w:rPr>
-      </w:pPr>
-      <w:r>
-        <w:rPr>
-          <w:rFonts w:ascii="Times New Roman" w:hAnsi="Times New Roman" w:cs="Times New Roman"/>
-          <w:color w:val="000000" w:themeColor="text1"/>
-          <w:sz w:val="28"/>
-          <w:szCs w:val="28"/>
-        </w:rPr>
-        <w:t>- Dependency Injection</w:t>
-      </w:r>
-    </w:p>
-    <w:p>
-      <w:pPr>
-        <w:rPr>
-          <w:rFonts w:ascii="Times New Roman" w:hAnsi="Times New Roman" w:cs="Times New Roman"/>
-          <w:color w:val="000000" w:themeColor="text1"/>
-          <w:sz w:val="28"/>
-          <w:szCs w:val="28"/>
-        </w:rPr>
-      </w:pPr>
-      <w:r>
-        <w:rPr>
-          <w:rFonts w:ascii="Times New Roman" w:hAnsi="Times New Roman" w:cs="Times New Roman"/>
-          <w:color w:val="000000" w:themeColor="text1"/>
-          <w:sz w:val="28"/>
-          <w:szCs w:val="28"/>
-        </w:rPr>
-        <w:t>- Unit tesztelés</w:t>
-      </w:r>
-    </w:p>
-    <w:p>
-      <w:pPr>
-        <w:rPr>
-          <w:rFonts w:ascii="Times New Roman" w:hAnsi="Times New Roman" w:cs="Times New Roman"/>
-          <w:color w:val="000000" w:themeColor="text1"/>
-          <w:sz w:val="28"/>
-          <w:szCs w:val="28"/>
-        </w:rPr>
-      </w:pPr>
-      <w:r>
-        <w:rPr>
-          <w:rFonts w:ascii="Times New Roman" w:hAnsi="Times New Roman" w:cs="Times New Roman"/>
-          <w:color w:val="000000" w:themeColor="text1"/>
-          <w:sz w:val="28"/>
-          <w:szCs w:val="28"/>
-        </w:rPr>
-        <w:t>- Clean architecture</w:t>
-      </w:r>
-    </w:p>
-    <w:p>
-      <w:pPr>
-        <w:rPr>
-          <w:rFonts w:ascii="Times New Roman" w:hAnsi="Times New Roman" w:cs="Times New Roman"/>
-          <w:color w:val="000000" w:themeColor="text1"/>
-          <w:sz w:val="28"/>
-          <w:szCs w:val="28"/>
-        </w:rPr>
-      </w:pPr>
-      <w:r>
-        <w:rPr>
-          <w:rFonts w:ascii="Times New Roman" w:hAnsi="Times New Roman" w:cs="Times New Roman"/>
-          <w:color w:val="000000" w:themeColor="text1"/>
-          <w:sz w:val="28"/>
-          <w:szCs w:val="28"/>
-        </w:rPr>
-        <w:t>- Dokumentáció készítés</w:t>
-      </w:r>
-    </w:p>
-    <w:p>
-      <w:pPr>
-        <w:rPr>
-          <w:rFonts w:ascii="Times New Roman" w:hAnsi="Times New Roman" w:cs="Times New Roman"/>
-          <w:color w:val="000000" w:themeColor="text1"/>
-          <w:sz w:val="28"/>
-          <w:szCs w:val="28"/>
-        </w:rPr>
-      </w:pPr>
-    </w:p>
-    <w:p>
-      <w:pPr>
-        <w:rPr>
-          <w:rFonts w:ascii="Times New Roman" w:hAnsi="Times New Roman" w:cs="Times New Roman"/>
-          <w:color w:val="000000" w:themeColor="text1"/>
-          <w:sz w:val="28"/>
-          <w:szCs w:val="28"/>
-        </w:rPr>
-      </w:pPr>
-      <w:r>
-        <w:rPr>
-          <w:rFonts w:ascii="Times New Roman" w:hAnsi="Times New Roman" w:cs="Times New Roman"/>
-          <w:color w:val="000000" w:themeColor="text1"/>
-          <w:sz w:val="28"/>
-          <w:szCs w:val="28"/>
-        </w:rPr>
-        <w:t>Következtetés</w:t>
-      </w:r>
-    </w:p>
-    <w:p>
-      <w:pPr>
-        <w:rPr>
-          <w:rFonts w:ascii="Times New Roman" w:hAnsi="Times New Roman" w:cs="Times New Roman"/>
-          <w:color w:val="000000" w:themeColor="text1"/>
-          <w:sz w:val="28"/>
-          <w:szCs w:val="28"/>
-        </w:rPr>
-      </w:pPr>
-      <w:r>
-        <w:rPr>
-          <w:rFonts w:ascii="Times New Roman" w:hAnsi="Times New Roman" w:cs="Times New Roman"/>
-          <w:color w:val="000000" w:themeColor="text1"/>
-          <w:sz w:val="28"/>
-          <w:szCs w:val="28"/>
-        </w:rPr>
-        <w:t>A C# egy rendkívül fejlett</w:t>
-      </w:r>
-      <w:r>
-        <w:rPr>
-          <w:rFonts w:ascii="Times New Roman" w:hAnsi="Times New Roman" w:cs="Times New Roman"/>
-          <w:color w:val="000000" w:themeColor="text1"/>
-          <w:sz w:val="28"/>
-          <w:szCs w:val="28"/>
-        </w:rPr>
-        <w:t xml:space="preserve"> s</w:t>
-      </w:r>
-      <w:r>
-        <w:rPr>
-          <w:rFonts w:ascii="Times New Roman" w:hAnsi="Times New Roman" w:cs="Times New Roman"/>
-          <w:color w:val="000000" w:themeColor="text1"/>
-          <w:sz w:val="28"/>
-          <w:szCs w:val="28"/>
-        </w:rPr>
-        <w:t>zéles körben alkalmazható</w:t>
-      </w:r>
-      <w:r>
-        <w:rPr>
-          <w:rFonts w:ascii="Times New Roman" w:hAnsi="Times New Roman" w:cs="Times New Roman"/>
-          <w:color w:val="000000" w:themeColor="text1"/>
-          <w:sz w:val="28"/>
-          <w:szCs w:val="28"/>
-        </w:rPr>
-        <w:t xml:space="preserve"> nyelv, ami stabil</w:t>
-      </w:r>
-      <w:r>
-        <w:rPr>
-          <w:rFonts w:ascii="Times New Roman" w:hAnsi="Times New Roman" w:cs="Times New Roman"/>
-          <w:color w:val="000000" w:themeColor="text1"/>
-          <w:sz w:val="28"/>
-          <w:szCs w:val="28"/>
-        </w:rPr>
-        <w:t xml:space="preserve"> alapot biztosít nagy méretű, komplex szoftverrendszerek megvalósításához.</w:t>
-      </w:r>
-    </w:p>
-    <w:p>
-      <w:pPr>
-        <w:rPr>
-          <w:rFonts w:ascii="Times New Roman" w:hAnsi="Times New Roman" w:cs="Times New Roman"/>
-          <w:color w:val="000000" w:themeColor="text1"/>
-          <w:sz w:val="28"/>
-          <w:szCs w:val="28"/>
-        </w:rPr>
-      </w:pPr>
-      <w:r>
-        <w:rPr>
-          <w:rFonts w:ascii="Times New Roman" w:hAnsi="Times New Roman" w:cs="Times New Roman"/>
-          <w:color w:val="000000" w:themeColor="text1"/>
-          <w:sz w:val="28"/>
-          <w:szCs w:val="28"/>
-        </w:rPr>
-        <w:t>MySQL összefoglaló</w:t>
-      </w:r>
-    </w:p>
-    <w:p>
-      <w:pPr>
-        <w:rPr>
-          <w:rFonts w:ascii="Times New Roman" w:hAnsi="Times New Roman" w:cs="Times New Roman"/>
-          <w:color w:val="000000" w:themeColor="text1"/>
-          <w:sz w:val="28"/>
-          <w:szCs w:val="28"/>
-        </w:rPr>
-      </w:pPr>
-    </w:p>
-    <w:p>
-      <w:pPr>
-        <w:rPr>
-          <w:rFonts w:ascii="Times New Roman" w:hAnsi="Times New Roman" w:cs="Times New Roman"/>
-          <w:color w:val="000000" w:themeColor="text1"/>
-          <w:sz w:val="28"/>
-          <w:szCs w:val="28"/>
-        </w:rPr>
-      </w:pPr>
-      <w:r>
-        <w:rPr>
-          <w:rFonts w:ascii="Times New Roman" w:hAnsi="Times New Roman" w:cs="Times New Roman"/>
-          <w:color w:val="000000" w:themeColor="text1"/>
-          <w:sz w:val="28"/>
-          <w:szCs w:val="28"/>
-        </w:rPr>
-        <w:t>Bevezetés</w:t>
-      </w:r>
-    </w:p>
-    <w:p>
-      <w:pPr>
-        <w:rPr>
-          <w:rFonts w:ascii="Times New Roman" w:hAnsi="Times New Roman" w:cs="Times New Roman"/>
-          <w:color w:val="000000" w:themeColor="text1"/>
-          <w:sz w:val="28"/>
-          <w:szCs w:val="28"/>
-        </w:rPr>
-      </w:pPr>
-    </w:p>
-    <w:p>
-      <w:pPr>
-        <w:rPr>
-          <w:rFonts w:ascii="Times New Roman" w:hAnsi="Times New Roman" w:cs="Times New Roman"/>
-          <w:color w:val="000000" w:themeColor="text1"/>
-          <w:sz w:val="28"/>
-          <w:szCs w:val="28"/>
-        </w:rPr>
-      </w:pPr>
-      <w:r>
-        <w:rPr>
-          <w:rFonts w:ascii="Times New Roman" w:hAnsi="Times New Roman" w:cs="Times New Roman"/>
-          <w:color w:val="000000" w:themeColor="text1"/>
-          <w:sz w:val="28"/>
-          <w:szCs w:val="28"/>
-        </w:rPr>
-        <w:t>A MySQL egy nyílt forráskódú relációs adatbázis-kezelő rendszer, amely széles körben használt web és vállalati alkalmazásokban.</w:t>
-      </w:r>
-    </w:p>
-    <w:p>
-      <w:pPr>
-        <w:rPr>
-          <w:rFonts w:ascii="Times New Roman" w:hAnsi="Times New Roman" w:cs="Times New Roman"/>
-          <w:color w:val="000000" w:themeColor="text1"/>
-          <w:sz w:val="28"/>
-          <w:szCs w:val="28"/>
-        </w:rPr>
-      </w:pPr>
-    </w:p>
-    <w:p>
-      <w:pPr>
-        <w:rPr>
-          <w:rFonts w:ascii="Times New Roman" w:hAnsi="Times New Roman" w:cs="Times New Roman"/>
-          <w:color w:val="000000" w:themeColor="text1"/>
-          <w:sz w:val="28"/>
-          <w:szCs w:val="28"/>
-        </w:rPr>
-      </w:pPr>
-      <w:r>
-        <w:rPr>
-          <w:rFonts w:ascii="Times New Roman" w:hAnsi="Times New Roman" w:cs="Times New Roman"/>
-          <w:color w:val="000000" w:themeColor="text1"/>
-          <w:sz w:val="28"/>
-          <w:szCs w:val="28"/>
-        </w:rPr>
-        <w:t>Működési alapelvek</w:t>
-      </w:r>
-    </w:p>
-    <w:p>
-      <w:pPr>
-        <w:rPr>
-          <w:rFonts w:ascii="Times New Roman" w:hAnsi="Times New Roman" w:cs="Times New Roman"/>
-          <w:color w:val="000000" w:themeColor="text1"/>
-          <w:sz w:val="28"/>
-          <w:szCs w:val="28"/>
-        </w:rPr>
-      </w:pPr>
-    </w:p>
-    <w:p>
-      <w:pPr>
-        <w:rPr>
-          <w:rFonts w:ascii="Times New Roman" w:hAnsi="Times New Roman" w:cs="Times New Roman"/>
-          <w:color w:val="000000" w:themeColor="text1"/>
-          <w:sz w:val="28"/>
-          <w:szCs w:val="28"/>
-        </w:rPr>
-      </w:pPr>
-      <w:r>
-        <w:rPr>
-          <w:rFonts w:ascii="Times New Roman" w:hAnsi="Times New Roman" w:cs="Times New Roman"/>
-          <w:color w:val="000000" w:themeColor="text1"/>
-          <w:sz w:val="28"/>
-          <w:szCs w:val="28"/>
-        </w:rPr>
-        <w:t>A MySQL relációs adatmodellt használ, támogatva a komplex lekérdezéseket és adatmanipulációt.</w:t>
-      </w:r>
-    </w:p>
-    <w:p>
-      <w:pPr>
-        <w:rPr>
-          <w:rFonts w:ascii="Times New Roman" w:hAnsi="Times New Roman" w:cs="Times New Roman"/>
-          <w:color w:val="000000" w:themeColor="text1"/>
-          <w:sz w:val="28"/>
-          <w:szCs w:val="28"/>
-        </w:rPr>
-      </w:pPr>
-    </w:p>
-    <w:p>
-      <w:pPr>
-        <w:rPr>
-          <w:rFonts w:ascii="Times New Roman" w:hAnsi="Times New Roman" w:cs="Times New Roman"/>
-          <w:color w:val="000000" w:themeColor="text1"/>
-          <w:sz w:val="28"/>
-          <w:szCs w:val="28"/>
-        </w:rPr>
-      </w:pPr>
-      <w:r>
-        <w:rPr>
-          <w:rFonts w:ascii="Times New Roman" w:hAnsi="Times New Roman" w:cs="Times New Roman"/>
-          <w:color w:val="000000" w:themeColor="text1"/>
-          <w:sz w:val="28"/>
-          <w:szCs w:val="28"/>
-        </w:rPr>
-        <w:t>Alapvető funkcionalitás</w:t>
-      </w:r>
-    </w:p>
-    <w:p>
-      <w:pPr>
-        <w:rPr>
-          <w:rFonts w:ascii="Times New Roman" w:hAnsi="Times New Roman" w:cs="Times New Roman"/>
-          <w:color w:val="000000" w:themeColor="text1"/>
-          <w:sz w:val="28"/>
-          <w:szCs w:val="28"/>
-        </w:rPr>
-      </w:pPr>
-      <w:r>
-        <w:rPr>
-          <w:rFonts w:ascii="Times New Roman" w:hAnsi="Times New Roman" w:cs="Times New Roman"/>
-          <w:color w:val="000000" w:themeColor="text1"/>
-          <w:sz w:val="28"/>
-          <w:szCs w:val="28"/>
-        </w:rPr>
-        <w:lastRenderedPageBreak/>
-        <w:t>Fő tulajdonságok:</w:t>
-      </w:r>
-    </w:p>
-    <w:p>
-      <w:pPr>
-        <w:rPr>
-          <w:rFonts w:ascii="Times New Roman" w:hAnsi="Times New Roman" w:cs="Times New Roman"/>
-          <w:color w:val="000000" w:themeColor="text1"/>
-          <w:sz w:val="28"/>
-          <w:szCs w:val="28"/>
-        </w:rPr>
-      </w:pPr>
-      <w:r>
-        <w:rPr>
-          <w:rFonts w:ascii="Times New Roman" w:hAnsi="Times New Roman" w:cs="Times New Roman"/>
-          <w:color w:val="000000" w:themeColor="text1"/>
-          <w:sz w:val="28"/>
-          <w:szCs w:val="28"/>
-        </w:rPr>
-        <w:t>- SQL szabvány támogatás</w:t>
-      </w:r>
-    </w:p>
-    <w:p>
-      <w:pPr>
-        <w:rPr>
-          <w:rFonts w:ascii="Times New Roman" w:hAnsi="Times New Roman" w:cs="Times New Roman"/>
-          <w:color w:val="000000" w:themeColor="text1"/>
-          <w:sz w:val="28"/>
-          <w:szCs w:val="28"/>
-        </w:rPr>
-      </w:pPr>
-      <w:r>
-        <w:rPr>
-          <w:rFonts w:ascii="Times New Roman" w:hAnsi="Times New Roman" w:cs="Times New Roman"/>
-          <w:color w:val="000000" w:themeColor="text1"/>
-          <w:sz w:val="28"/>
-          <w:szCs w:val="28"/>
-        </w:rPr>
-        <w:t>- Stored procedures</w:t>
-      </w:r>
-    </w:p>
-    <w:p>
-      <w:pPr>
-        <w:rPr>
-          <w:rFonts w:ascii="Times New Roman" w:hAnsi="Times New Roman" w:cs="Times New Roman"/>
-          <w:color w:val="000000" w:themeColor="text1"/>
-          <w:sz w:val="28"/>
-          <w:szCs w:val="28"/>
-        </w:rPr>
-      </w:pPr>
-      <w:r>
-        <w:rPr>
-          <w:rFonts w:ascii="Times New Roman" w:hAnsi="Times New Roman" w:cs="Times New Roman"/>
-          <w:color w:val="000000" w:themeColor="text1"/>
-          <w:sz w:val="28"/>
-          <w:szCs w:val="28"/>
-        </w:rPr>
-        <w:t>- Replikáció és clustering</w:t>
-      </w:r>
-    </w:p>
-    <w:p>
-      <w:pPr>
-        <w:rPr>
-          <w:rFonts w:ascii="Times New Roman" w:hAnsi="Times New Roman" w:cs="Times New Roman"/>
-          <w:color w:val="000000" w:themeColor="text1"/>
-          <w:sz w:val="28"/>
-          <w:szCs w:val="28"/>
-        </w:rPr>
-      </w:pPr>
-    </w:p>
-    <w:p>
-      <w:pPr>
-        <w:rPr>
-          <w:rFonts w:ascii="Times New Roman" w:hAnsi="Times New Roman" w:cs="Times New Roman"/>
-          <w:color w:val="000000" w:themeColor="text1"/>
-          <w:sz w:val="28"/>
-          <w:szCs w:val="28"/>
-        </w:rPr>
-      </w:pPr>
-      <w:r>
-        <w:rPr>
-          <w:rFonts w:ascii="Times New Roman" w:hAnsi="Times New Roman" w:cs="Times New Roman"/>
-          <w:color w:val="000000" w:themeColor="text1"/>
-          <w:sz w:val="28"/>
-          <w:szCs w:val="28"/>
-        </w:rPr>
-        <w:t>Integráció más technológiákkal</w:t>
-      </w:r>
-    </w:p>
-    <w:p>
-      <w:pPr>
-        <w:rPr>
-          <w:rFonts w:ascii="Times New Roman" w:hAnsi="Times New Roman" w:cs="Times New Roman"/>
-          <w:color w:val="000000" w:themeColor="text1"/>
-          <w:sz w:val="28"/>
-          <w:szCs w:val="28"/>
-        </w:rPr>
-      </w:pPr>
-      <w:r>
-        <w:rPr>
-          <w:rFonts w:ascii="Times New Roman" w:hAnsi="Times New Roman" w:cs="Times New Roman"/>
-          <w:color w:val="000000" w:themeColor="text1"/>
-          <w:sz w:val="28"/>
-          <w:szCs w:val="28"/>
-        </w:rPr>
-        <w:t>MySQL kapcsolódások:</w:t>
-      </w:r>
-    </w:p>
-    <w:p>
-      <w:pPr>
-        <w:rPr>
-          <w:rFonts w:ascii="Times New Roman" w:hAnsi="Times New Roman" w:cs="Times New Roman"/>
-          <w:color w:val="000000" w:themeColor="text1"/>
-          <w:sz w:val="28"/>
-          <w:szCs w:val="28"/>
-        </w:rPr>
-      </w:pPr>
-      <w:r>
-        <w:rPr>
-          <w:rFonts w:ascii="Times New Roman" w:hAnsi="Times New Roman" w:cs="Times New Roman"/>
-          <w:color w:val="000000" w:themeColor="text1"/>
-          <w:sz w:val="28"/>
-          <w:szCs w:val="28"/>
-        </w:rPr>
-        <w:t xml:space="preserve">- Programozási nyelvek (PHP, Java, </w:t>
-      </w:r>
-      <w:r>
-        <w:rPr>
-          <w:rFonts w:ascii="Times New Roman" w:hAnsi="Times New Roman" w:cs="Times New Roman"/>
-          <w:color w:val="000000" w:themeColor="text1"/>
-          <w:sz w:val="28"/>
-          <w:szCs w:val="28"/>
-        </w:rPr>
-        <w:t>C#</w:t>
-      </w:r>
-      <w:r>
-        <w:rPr>
-          <w:rFonts w:ascii="Times New Roman" w:hAnsi="Times New Roman" w:cs="Times New Roman"/>
-          <w:color w:val="000000" w:themeColor="text1"/>
-          <w:sz w:val="28"/>
-          <w:szCs w:val="28"/>
-        </w:rPr>
-        <w:t xml:space="preserve"> stb.)</w:t>
-      </w:r>
-    </w:p>
-    <w:p>
-      <w:pPr>
-        <w:rPr>
-          <w:rFonts w:ascii="Times New Roman" w:hAnsi="Times New Roman" w:cs="Times New Roman"/>
-          <w:color w:val="000000" w:themeColor="text1"/>
-          <w:sz w:val="28"/>
-          <w:szCs w:val="28"/>
-        </w:rPr>
-      </w:pPr>
-      <w:r>
-        <w:rPr>
-          <w:rFonts w:ascii="Times New Roman" w:hAnsi="Times New Roman" w:cs="Times New Roman"/>
-          <w:color w:val="000000" w:themeColor="text1"/>
-          <w:sz w:val="28"/>
-          <w:szCs w:val="28"/>
-        </w:rPr>
-        <w:t>- ORM rendszerek</w:t>
-      </w:r>
-    </w:p>
-    <w:p>
-      <w:pPr>
-        <w:rPr>
-          <w:rFonts w:ascii="Times New Roman" w:hAnsi="Times New Roman" w:cs="Times New Roman"/>
-          <w:color w:val="000000" w:themeColor="text1"/>
-          <w:sz w:val="28"/>
-          <w:szCs w:val="28"/>
-        </w:rPr>
-      </w:pPr>
-      <w:r>
-        <w:rPr>
-          <w:rFonts w:ascii="Times New Roman" w:hAnsi="Times New Roman" w:cs="Times New Roman"/>
-          <w:color w:val="000000" w:themeColor="text1"/>
-          <w:sz w:val="28"/>
-          <w:szCs w:val="28"/>
-        </w:rPr>
-        <w:t>- Backup eszközök</w:t>
-      </w:r>
-      <w:r>
-        <w:rPr>
-          <w:rFonts w:ascii="Times New Roman" w:hAnsi="Times New Roman" w:cs="Times New Roman"/>
-          <w:color w:val="000000" w:themeColor="text1"/>
-          <w:sz w:val="28"/>
-          <w:szCs w:val="28"/>
-        </w:rPr>
-        <w:t xml:space="preserve">, </w:t>
-      </w:r>
-      <w:r>
-        <w:rPr>
-          <w:rFonts w:ascii="Times New Roman" w:hAnsi="Times New Roman" w:cs="Times New Roman"/>
-          <w:color w:val="000000" w:themeColor="text1"/>
-          <w:sz w:val="28"/>
-          <w:szCs w:val="28"/>
-        </w:rPr>
-        <w:t>Monitoring rendszerek</w:t>
-      </w:r>
-    </w:p>
-    <w:p>
-      <w:pPr>
-        <w:rPr>
-          <w:rFonts w:ascii="Times New Roman" w:hAnsi="Times New Roman" w:cs="Times New Roman"/>
-          <w:color w:val="000000" w:themeColor="text1"/>
-          <w:sz w:val="28"/>
-          <w:szCs w:val="28"/>
-        </w:rPr>
-      </w:pPr>
-      <w:r>
-        <w:rPr>
-          <w:rFonts w:ascii="Times New Roman" w:hAnsi="Times New Roman" w:cs="Times New Roman"/>
-          <w:color w:val="000000" w:themeColor="text1"/>
-          <w:sz w:val="28"/>
-          <w:szCs w:val="28"/>
-        </w:rPr>
-        <w:t>- Cloud platformok</w:t>
-      </w:r>
-    </w:p>
-    <w:p>
-      <w:pPr>
-        <w:rPr>
-          <w:rFonts w:ascii="Times New Roman" w:hAnsi="Times New Roman" w:cs="Times New Roman"/>
-          <w:color w:val="000000" w:themeColor="text1"/>
-          <w:sz w:val="28"/>
-          <w:szCs w:val="28"/>
-        </w:rPr>
-      </w:pPr>
-    </w:p>
-    <w:p>
-      <w:pPr>
-        <w:rPr>
-          <w:rFonts w:ascii="Times New Roman" w:hAnsi="Times New Roman" w:cs="Times New Roman"/>
-          <w:color w:val="000000" w:themeColor="text1"/>
-          <w:sz w:val="28"/>
-          <w:szCs w:val="28"/>
-        </w:rPr>
-      </w:pPr>
-      <w:r>
-        <w:rPr>
-          <w:rFonts w:ascii="Times New Roman" w:hAnsi="Times New Roman" w:cs="Times New Roman"/>
-          <w:color w:val="000000" w:themeColor="text1"/>
-          <w:sz w:val="28"/>
-          <w:szCs w:val="28"/>
-        </w:rPr>
-        <w:t>Fejlesztési irányelvek</w:t>
-      </w:r>
-    </w:p>
-    <w:p>
-      <w:pPr>
-        <w:rPr>
-          <w:rFonts w:ascii="Times New Roman" w:hAnsi="Times New Roman" w:cs="Times New Roman"/>
-          <w:color w:val="000000" w:themeColor="text1"/>
-          <w:sz w:val="28"/>
-          <w:szCs w:val="28"/>
-        </w:rPr>
-      </w:pPr>
-      <w:r>
-        <w:rPr>
-          <w:rFonts w:ascii="Times New Roman" w:hAnsi="Times New Roman" w:cs="Times New Roman"/>
-          <w:color w:val="000000" w:themeColor="text1"/>
-          <w:sz w:val="28"/>
-          <w:szCs w:val="28"/>
-        </w:rPr>
-        <w:t>Alapvető</w:t>
-      </w:r>
-      <w:r>
-        <w:rPr>
-          <w:rFonts w:ascii="Times New Roman" w:hAnsi="Times New Roman" w:cs="Times New Roman"/>
-          <w:color w:val="000000" w:themeColor="text1"/>
-          <w:sz w:val="28"/>
-          <w:szCs w:val="28"/>
-        </w:rPr>
-        <w:t xml:space="preserve"> gyakorlatok:</w:t>
-      </w:r>
-    </w:p>
-    <w:p>
-      <w:pPr>
-        <w:rPr>
-          <w:rFonts w:ascii="Times New Roman" w:hAnsi="Times New Roman" w:cs="Times New Roman"/>
-          <w:color w:val="000000" w:themeColor="text1"/>
-          <w:sz w:val="28"/>
-          <w:szCs w:val="28"/>
-        </w:rPr>
-      </w:pPr>
-      <w:r>
-        <w:rPr>
-          <w:rFonts w:ascii="Times New Roman" w:hAnsi="Times New Roman" w:cs="Times New Roman"/>
-          <w:color w:val="000000" w:themeColor="text1"/>
-          <w:sz w:val="28"/>
-          <w:szCs w:val="28"/>
-        </w:rPr>
-        <w:t>- Adatbázis normalizáció</w:t>
-      </w:r>
-      <w:r>
-        <w:rPr>
-          <w:rFonts w:ascii="Times New Roman" w:hAnsi="Times New Roman" w:cs="Times New Roman"/>
-          <w:color w:val="000000" w:themeColor="text1"/>
-          <w:sz w:val="28"/>
-          <w:szCs w:val="28"/>
-        </w:rPr>
-        <w:t xml:space="preserve">, </w:t>
-      </w:r>
-      <w:r>
-        <w:rPr>
-          <w:rFonts w:ascii="Times New Roman" w:hAnsi="Times New Roman" w:cs="Times New Roman"/>
-          <w:color w:val="000000" w:themeColor="text1"/>
-          <w:sz w:val="28"/>
-          <w:szCs w:val="28"/>
-        </w:rPr>
-        <w:t>Index optimalizálás</w:t>
-      </w:r>
-    </w:p>
-    <w:p>
-      <w:pPr>
-        <w:rPr>
-          <w:rFonts w:ascii="Times New Roman" w:hAnsi="Times New Roman" w:cs="Times New Roman"/>
-          <w:color w:val="000000" w:themeColor="text1"/>
-          <w:sz w:val="28"/>
-          <w:szCs w:val="28"/>
-        </w:rPr>
-      </w:pPr>
-      <w:r>
-        <w:rPr>
-          <w:rFonts w:ascii="Times New Roman" w:hAnsi="Times New Roman" w:cs="Times New Roman"/>
-          <w:color w:val="000000" w:themeColor="text1"/>
-          <w:sz w:val="28"/>
-          <w:szCs w:val="28"/>
-        </w:rPr>
-        <w:t>- Biztonsági beállítások</w:t>
-      </w:r>
-    </w:p>
-    <w:p>
-      <w:pPr>
-        <w:rPr>
-          <w:rFonts w:ascii="Times New Roman" w:hAnsi="Times New Roman" w:cs="Times New Roman"/>
-          <w:color w:val="000000" w:themeColor="text1"/>
-          <w:sz w:val="28"/>
-          <w:szCs w:val="28"/>
-        </w:rPr>
-      </w:pPr>
-      <w:r>
-        <w:rPr>
-          <w:rFonts w:ascii="Times New Roman" w:hAnsi="Times New Roman" w:cs="Times New Roman"/>
-          <w:color w:val="000000" w:themeColor="text1"/>
-          <w:sz w:val="28"/>
-          <w:szCs w:val="28"/>
-        </w:rPr>
-        <w:t>- Teljesítmény hangolás</w:t>
-      </w:r>
-      <w:r>
-        <w:rPr>
-          <w:rFonts w:ascii="Times New Roman" w:hAnsi="Times New Roman" w:cs="Times New Roman"/>
-          <w:color w:val="000000" w:themeColor="text1"/>
-          <w:sz w:val="28"/>
-          <w:szCs w:val="28"/>
-        </w:rPr>
-        <w:t>,</w:t>
-      </w:r>
-      <w:r>
-        <w:rPr>
-          <w:rFonts w:ascii="Times New Roman" w:hAnsi="Times New Roman" w:cs="Times New Roman"/>
-          <w:color w:val="000000" w:themeColor="text1"/>
-          <w:sz w:val="28"/>
-          <w:szCs w:val="28"/>
-        </w:rPr>
-        <w:t xml:space="preserve"> </w:t>
-      </w:r>
-      <w:r>
-        <w:rPr>
-          <w:rFonts w:ascii="Times New Roman" w:hAnsi="Times New Roman" w:cs="Times New Roman"/>
-          <w:color w:val="000000" w:themeColor="text1"/>
-          <w:sz w:val="28"/>
-          <w:szCs w:val="28"/>
-        </w:rPr>
-        <w:t>Backup stratégiák</w:t>
-      </w:r>
-    </w:p>
-    <w:p>
-      <w:pPr>
-        <w:rPr>
-          <w:rFonts w:ascii="Times New Roman" w:hAnsi="Times New Roman" w:cs="Times New Roman"/>
-          <w:color w:val="000000" w:themeColor="text1"/>
-          <w:sz w:val="28"/>
-          <w:szCs w:val="28"/>
-        </w:rPr>
-      </w:pPr>
-    </w:p>
-    <w:p>
-      <w:pPr>
-        <w:rPr>
-          <w:rFonts w:ascii="Times New Roman" w:hAnsi="Times New Roman" w:cs="Times New Roman"/>
-          <w:color w:val="000000" w:themeColor="text1"/>
-          <w:sz w:val="28"/>
-          <w:szCs w:val="28"/>
-        </w:rPr>
-      </w:pPr>
-      <w:r>
-        <w:rPr>
-          <w:rFonts w:ascii="Times New Roman" w:hAnsi="Times New Roman" w:cs="Times New Roman"/>
-          <w:color w:val="000000" w:themeColor="text1"/>
-          <w:sz w:val="28"/>
-          <w:szCs w:val="28"/>
-        </w:rPr>
-        <w:t>Következtetés</w:t>
-      </w:r>
-    </w:p>
-    <w:p>
-      <w:pPr>
-        <w:rPr>
-          <w:rFonts w:ascii="Times New Roman" w:hAnsi="Times New Roman" w:cs="Times New Roman"/>
-          <w:color w:val="000000" w:themeColor="text1"/>
-          <w:sz w:val="28"/>
-          <w:szCs w:val="28"/>
-        </w:rPr>
-      </w:pPr>
-    </w:p>
-    <w:p>
-      <w:pPr>
-        <w:rPr>
-          <w:rFonts w:ascii="Times New Roman" w:hAnsi="Times New Roman" w:cs="Times New Roman"/>
-          <w:color w:val="000000" w:themeColor="text1"/>
-          <w:sz w:val="20"/>
-          <w:szCs w:val="20"/>
-        </w:rPr>
-      </w:pPr>
-      <w:r>
-        <w:rPr>
-          <w:rFonts w:ascii="Times New Roman" w:hAnsi="Times New Roman" w:cs="Times New Roman"/>
-          <w:color w:val="000000" w:themeColor="text1"/>
-          <w:sz w:val="28"/>
-          <w:szCs w:val="28"/>
-        </w:rPr>
-        <w:t xml:space="preserve">A MySQL megbízható és skálázható adatbázis megoldást nyújt különböző méretű </w:t>
-      </w:r>
-      <w:r>
-        <w:rPr>
-          <w:rFonts w:ascii="Times New Roman" w:hAnsi="Times New Roman" w:cs="Times New Roman"/>
-          <w:color w:val="000000" w:themeColor="text1"/>
-          <w:sz w:val="28"/>
-          <w:szCs w:val="28"/>
-        </w:rPr>
-        <w:t>és fajta problémákhoz</w:t>
-      </w:r>
-      <w:r>
-        <w:rPr>
-          <w:rFonts w:ascii="Times New Roman" w:hAnsi="Times New Roman" w:cs="Times New Roman"/>
-          <w:color w:val="000000" w:themeColor="text1"/>
-          <w:sz w:val="28"/>
-          <w:szCs w:val="28"/>
-        </w:rPr>
-        <w:t>.</w:t>
-      </w:r>
-      <w:r>
-        <w:rPr>
-          <w:rFonts w:ascii="Times New Roman" w:hAnsi="Times New Roman" w:cs="Times New Roman"/>
-          <w:color w:val="000000" w:themeColor="text1"/>
-          <w:sz w:val="20"/>
-          <w:szCs w:val="20"/>
+          <w:sz w:val="32"/>
+          <w:szCs w:val="32"/>
         </w:rPr>
         <w:br w:type="page"/>
       </w:r>
@@ -6263,7 +6555,7 @@
     <w:rsidRoot w:val="00BE5DE9"/>
     <w:rsid w:val="0045496F"/>
     <w:rsid w:val="00BE5DE9"/>
-    <w:rsid w:val="00BF69B4"/>
+    <w:rsid w:val="00C46BE9"/>
   </w:rsids>
   <m:mathPr>
     <m:mathFont m:val="Cambria Math"/>

--- a/Lakberendezés_Dokumentum.docx
+++ b/Lakberendezés_Dokumentum.docx
@@ -4314,6 +4314,2991 @@
           <w:szCs w:val="20"/>
         </w:rPr>
       </w:pPr>
+      <w:r>
+        <w:rPr>
+          <w:rFonts w:ascii="Times New Roman" w:hAnsi="Times New Roman" w:cs="Times New Roman"/>
+          <w:sz w:val="20"/>
+          <w:szCs w:val="20"/>
+        </w:rPr>
+        <w:lastRenderedPageBreak/>
+        <w:t>Visual Studio Code fejlesztőeszköz összefoglaló</w:t>
+      </w:r>
+    </w:p>
+    <w:p>
+      <w:pPr>
+        <w:rPr>
+          <w:rFonts w:ascii="Times New Roman" w:hAnsi="Times New Roman" w:cs="Times New Roman"/>
+          <w:sz w:val="20"/>
+          <w:szCs w:val="20"/>
+        </w:rPr>
+      </w:pPr>
+    </w:p>
+    <w:p>
+      <w:pPr>
+        <w:rPr>
+          <w:rFonts w:ascii="Times New Roman" w:hAnsi="Times New Roman" w:cs="Times New Roman"/>
+          <w:sz w:val="20"/>
+          <w:szCs w:val="20"/>
+        </w:rPr>
+      </w:pPr>
+      <w:r>
+        <w:rPr>
+          <w:rFonts w:ascii="Times New Roman" w:hAnsi="Times New Roman" w:cs="Times New Roman"/>
+          <w:sz w:val="20"/>
+          <w:szCs w:val="20"/>
+        </w:rPr>
+        <w:t xml:space="preserve"> Bevezetés</w:t>
+      </w:r>
+    </w:p>
+    <w:p>
+      <w:pPr>
+        <w:rPr>
+          <w:rFonts w:ascii="Times New Roman" w:hAnsi="Times New Roman" w:cs="Times New Roman"/>
+          <w:sz w:val="20"/>
+          <w:szCs w:val="20"/>
+        </w:rPr>
+      </w:pPr>
+    </w:p>
+    <w:p>
+      <w:pPr>
+        <w:rPr>
+          <w:rFonts w:ascii="Times New Roman" w:hAnsi="Times New Roman" w:cs="Times New Roman"/>
+          <w:sz w:val="20"/>
+          <w:szCs w:val="20"/>
+        </w:rPr>
+      </w:pPr>
+      <w:r>
+        <w:rPr>
+          <w:rFonts w:ascii="Times New Roman" w:hAnsi="Times New Roman" w:cs="Times New Roman"/>
+          <w:sz w:val="20"/>
+          <w:szCs w:val="20"/>
+        </w:rPr>
+        <w:t>A Visual Studio Code egy nyílt forráskódú, platformfüggetlen kódszerkesztő, amely kiterjedt bővítmény-rendszerrel és integrált fejlesztői eszközökkel rendelkezik.</w:t>
+      </w:r>
+    </w:p>
+    <w:p>
+      <w:pPr>
+        <w:rPr>
+          <w:rFonts w:ascii="Times New Roman" w:hAnsi="Times New Roman" w:cs="Times New Roman"/>
+          <w:sz w:val="20"/>
+          <w:szCs w:val="20"/>
+        </w:rPr>
+      </w:pPr>
+    </w:p>
+    <w:p>
+      <w:pPr>
+        <w:rPr>
+          <w:rFonts w:ascii="Times New Roman" w:hAnsi="Times New Roman" w:cs="Times New Roman"/>
+          <w:sz w:val="20"/>
+          <w:szCs w:val="20"/>
+        </w:rPr>
+      </w:pPr>
+      <w:r>
+        <w:rPr>
+          <w:rFonts w:ascii="Times New Roman" w:hAnsi="Times New Roman" w:cs="Times New Roman"/>
+          <w:sz w:val="20"/>
+          <w:szCs w:val="20"/>
+        </w:rPr>
+        <w:t>Működési alapelvek</w:t>
+      </w:r>
+    </w:p>
+    <w:p>
+      <w:pPr>
+        <w:rPr>
+          <w:rFonts w:ascii="Times New Roman" w:hAnsi="Times New Roman" w:cs="Times New Roman"/>
+          <w:sz w:val="20"/>
+          <w:szCs w:val="20"/>
+        </w:rPr>
+      </w:pPr>
+    </w:p>
+    <w:p>
+      <w:pPr>
+        <w:rPr>
+          <w:rFonts w:ascii="Times New Roman" w:hAnsi="Times New Roman" w:cs="Times New Roman"/>
+          <w:sz w:val="20"/>
+          <w:szCs w:val="20"/>
+        </w:rPr>
+      </w:pPr>
+      <w:proofErr w:type="spellStart"/>
+      <w:r>
+        <w:rPr>
+          <w:rFonts w:ascii="Times New Roman" w:hAnsi="Times New Roman" w:cs="Times New Roman"/>
+          <w:sz w:val="20"/>
+          <w:szCs w:val="20"/>
+        </w:rPr>
+        <w:t>Electron</w:t>
+      </w:r>
+      <w:proofErr w:type="spellEnd"/>
+      <w:r>
+        <w:rPr>
+          <w:rFonts w:ascii="Times New Roman" w:hAnsi="Times New Roman" w:cs="Times New Roman"/>
+          <w:sz w:val="20"/>
+          <w:szCs w:val="20"/>
+        </w:rPr>
+        <w:t>-alapú alkalmazásként fut, amely kombinál egy hatékony szövegszerkesztőt fejlett fejlesztői eszközökkel és bővítmény-rendszerrel.</w:t>
+      </w:r>
+    </w:p>
+    <w:p>
+      <w:pPr>
+        <w:rPr>
+          <w:rFonts w:ascii="Times New Roman" w:hAnsi="Times New Roman" w:cs="Times New Roman"/>
+          <w:sz w:val="20"/>
+          <w:szCs w:val="20"/>
+        </w:rPr>
+      </w:pPr>
+    </w:p>
+    <w:p>
+      <w:pPr>
+        <w:rPr>
+          <w:rFonts w:ascii="Times New Roman" w:hAnsi="Times New Roman" w:cs="Times New Roman"/>
+          <w:sz w:val="20"/>
+          <w:szCs w:val="20"/>
+        </w:rPr>
+      </w:pPr>
+      <w:r>
+        <w:rPr>
+          <w:rFonts w:ascii="Times New Roman" w:hAnsi="Times New Roman" w:cs="Times New Roman"/>
+          <w:sz w:val="20"/>
+          <w:szCs w:val="20"/>
+        </w:rPr>
+        <w:t xml:space="preserve"> Technológiai háttér</w:t>
+      </w:r>
+    </w:p>
+    <w:p>
+      <w:pPr>
+        <w:rPr>
+          <w:rFonts w:ascii="Times New Roman" w:hAnsi="Times New Roman" w:cs="Times New Roman"/>
+          <w:sz w:val="20"/>
+          <w:szCs w:val="20"/>
+        </w:rPr>
+      </w:pPr>
+    </w:p>
+    <w:p>
+      <w:pPr>
+        <w:rPr>
+          <w:rFonts w:ascii="Times New Roman" w:hAnsi="Times New Roman" w:cs="Times New Roman"/>
+          <w:sz w:val="20"/>
+          <w:szCs w:val="20"/>
+        </w:rPr>
+      </w:pPr>
+      <w:r>
+        <w:rPr>
+          <w:rFonts w:ascii="Times New Roman" w:hAnsi="Times New Roman" w:cs="Times New Roman"/>
+          <w:sz w:val="20"/>
+          <w:szCs w:val="20"/>
+        </w:rPr>
+        <w:t>Működési elemek:</w:t>
+      </w:r>
+    </w:p>
+    <w:p>
+      <w:pPr>
+        <w:rPr>
+          <w:rFonts w:ascii="Times New Roman" w:hAnsi="Times New Roman" w:cs="Times New Roman"/>
+          <w:sz w:val="20"/>
+          <w:szCs w:val="20"/>
+        </w:rPr>
+      </w:pPr>
+      <w:r>
+        <w:rPr>
+          <w:rFonts w:ascii="Times New Roman" w:hAnsi="Times New Roman" w:cs="Times New Roman"/>
+          <w:sz w:val="20"/>
+          <w:szCs w:val="20"/>
+        </w:rPr>
+        <w:t>1. Beépített nyelvi támogatás</w:t>
+      </w:r>
+    </w:p>
+    <w:p>
+      <w:pPr>
+        <w:rPr>
+          <w:rFonts w:ascii="Times New Roman" w:hAnsi="Times New Roman" w:cs="Times New Roman"/>
+          <w:sz w:val="20"/>
+          <w:szCs w:val="20"/>
+        </w:rPr>
+      </w:pPr>
+      <w:r>
+        <w:rPr>
+          <w:rFonts w:ascii="Times New Roman" w:hAnsi="Times New Roman" w:cs="Times New Roman"/>
+          <w:sz w:val="20"/>
+          <w:szCs w:val="20"/>
+        </w:rPr>
+        <w:t xml:space="preserve">2. </w:t>
+      </w:r>
+      <w:proofErr w:type="spellStart"/>
+      <w:r>
+        <w:rPr>
+          <w:rFonts w:ascii="Times New Roman" w:hAnsi="Times New Roman" w:cs="Times New Roman"/>
+          <w:sz w:val="20"/>
+          <w:szCs w:val="20"/>
+        </w:rPr>
+        <w:t>IntelliSense</w:t>
+      </w:r>
+      <w:proofErr w:type="spellEnd"/>
+      <w:r>
+        <w:rPr>
+          <w:rFonts w:ascii="Times New Roman" w:hAnsi="Times New Roman" w:cs="Times New Roman"/>
+          <w:sz w:val="20"/>
+          <w:szCs w:val="20"/>
+        </w:rPr>
+        <w:t xml:space="preserve"> kódkiegészítés</w:t>
+      </w:r>
+    </w:p>
+    <w:p>
+      <w:pPr>
+        <w:rPr>
+          <w:rFonts w:ascii="Times New Roman" w:hAnsi="Times New Roman" w:cs="Times New Roman"/>
+          <w:sz w:val="20"/>
+          <w:szCs w:val="20"/>
+        </w:rPr>
+      </w:pPr>
+      <w:r>
+        <w:rPr>
+          <w:rFonts w:ascii="Times New Roman" w:hAnsi="Times New Roman" w:cs="Times New Roman"/>
+          <w:sz w:val="20"/>
+          <w:szCs w:val="20"/>
+        </w:rPr>
+        <w:t xml:space="preserve">3. Beépített </w:t>
+      </w:r>
+      <w:proofErr w:type="spellStart"/>
+      <w:r>
+        <w:rPr>
+          <w:rFonts w:ascii="Times New Roman" w:hAnsi="Times New Roman" w:cs="Times New Roman"/>
+          <w:sz w:val="20"/>
+          <w:szCs w:val="20"/>
+        </w:rPr>
+        <w:t>Git</w:t>
+      </w:r>
+      <w:proofErr w:type="spellEnd"/>
+      <w:r>
+        <w:rPr>
+          <w:rFonts w:ascii="Times New Roman" w:hAnsi="Times New Roman" w:cs="Times New Roman"/>
+          <w:sz w:val="20"/>
+          <w:szCs w:val="20"/>
+        </w:rPr>
+        <w:t xml:space="preserve"> integráció</w:t>
+      </w:r>
+    </w:p>
+    <w:p>
+      <w:pPr>
+        <w:rPr>
+          <w:rFonts w:ascii="Times New Roman" w:hAnsi="Times New Roman" w:cs="Times New Roman"/>
+          <w:sz w:val="20"/>
+          <w:szCs w:val="20"/>
+        </w:rPr>
+      </w:pPr>
+      <w:r>
+        <w:rPr>
+          <w:rFonts w:ascii="Times New Roman" w:hAnsi="Times New Roman" w:cs="Times New Roman"/>
+          <w:sz w:val="20"/>
+          <w:szCs w:val="20"/>
+        </w:rPr>
+        <w:t>4. Integrált terminál</w:t>
+      </w:r>
+    </w:p>
+    <w:p>
+      <w:pPr>
+        <w:rPr>
+          <w:rFonts w:ascii="Times New Roman" w:hAnsi="Times New Roman" w:cs="Times New Roman"/>
+          <w:sz w:val="20"/>
+          <w:szCs w:val="20"/>
+        </w:rPr>
+      </w:pPr>
+      <w:r>
+        <w:rPr>
+          <w:rFonts w:ascii="Times New Roman" w:hAnsi="Times New Roman" w:cs="Times New Roman"/>
+          <w:sz w:val="20"/>
+          <w:szCs w:val="20"/>
+        </w:rPr>
+        <w:t xml:space="preserve">5. </w:t>
+      </w:r>
+      <w:proofErr w:type="spellStart"/>
+      <w:r>
+        <w:rPr>
+          <w:rFonts w:ascii="Times New Roman" w:hAnsi="Times New Roman" w:cs="Times New Roman"/>
+          <w:sz w:val="20"/>
+          <w:szCs w:val="20"/>
+        </w:rPr>
+        <w:t>Debug</w:t>
+      </w:r>
+      <w:proofErr w:type="spellEnd"/>
+      <w:r>
+        <w:rPr>
+          <w:rFonts w:ascii="Times New Roman" w:hAnsi="Times New Roman" w:cs="Times New Roman"/>
+          <w:sz w:val="20"/>
+          <w:szCs w:val="20"/>
+        </w:rPr>
+        <w:t xml:space="preserve"> funkcionalitás</w:t>
+      </w:r>
+    </w:p>
+    <w:p>
+      <w:pPr>
+        <w:rPr>
+          <w:rFonts w:ascii="Times New Roman" w:hAnsi="Times New Roman" w:cs="Times New Roman"/>
+          <w:sz w:val="20"/>
+          <w:szCs w:val="20"/>
+        </w:rPr>
+      </w:pPr>
+    </w:p>
+    <w:p>
+      <w:pPr>
+        <w:rPr>
+          <w:rFonts w:ascii="Times New Roman" w:hAnsi="Times New Roman" w:cs="Times New Roman"/>
+          <w:sz w:val="20"/>
+          <w:szCs w:val="20"/>
+        </w:rPr>
+      </w:pPr>
+      <w:r>
+        <w:rPr>
+          <w:rFonts w:ascii="Times New Roman" w:hAnsi="Times New Roman" w:cs="Times New Roman"/>
+          <w:sz w:val="20"/>
+          <w:szCs w:val="20"/>
+        </w:rPr>
+        <w:t>Alapvető funkcionalitás</w:t>
+      </w:r>
+    </w:p>
+    <w:p>
+      <w:pPr>
+        <w:rPr>
+          <w:rFonts w:ascii="Times New Roman" w:hAnsi="Times New Roman" w:cs="Times New Roman"/>
+          <w:sz w:val="20"/>
+          <w:szCs w:val="20"/>
+        </w:rPr>
+      </w:pPr>
+    </w:p>
+    <w:p>
+      <w:pPr>
+        <w:rPr>
+          <w:rFonts w:ascii="Times New Roman" w:hAnsi="Times New Roman" w:cs="Times New Roman"/>
+          <w:sz w:val="20"/>
+          <w:szCs w:val="20"/>
+        </w:rPr>
+      </w:pPr>
+      <w:r>
+        <w:rPr>
+          <w:rFonts w:ascii="Times New Roman" w:hAnsi="Times New Roman" w:cs="Times New Roman"/>
+          <w:sz w:val="20"/>
+          <w:szCs w:val="20"/>
+        </w:rPr>
+        <w:t>Fő jellemzők:</w:t>
+      </w:r>
+    </w:p>
+    <w:p>
+      <w:pPr>
+        <w:rPr>
+          <w:rFonts w:ascii="Times New Roman" w:hAnsi="Times New Roman" w:cs="Times New Roman"/>
+          <w:sz w:val="20"/>
+          <w:szCs w:val="20"/>
+        </w:rPr>
+      </w:pPr>
+      <w:r>
+        <w:rPr>
+          <w:rFonts w:ascii="Times New Roman" w:hAnsi="Times New Roman" w:cs="Times New Roman"/>
+          <w:sz w:val="20"/>
+          <w:szCs w:val="20"/>
+        </w:rPr>
+        <w:t>- Többnyelvű kódszerkesztés</w:t>
+      </w:r>
+    </w:p>
+    <w:p>
+      <w:pPr>
+        <w:rPr>
+          <w:rFonts w:ascii="Times New Roman" w:hAnsi="Times New Roman" w:cs="Times New Roman"/>
+          <w:sz w:val="20"/>
+          <w:szCs w:val="20"/>
+        </w:rPr>
+      </w:pPr>
+      <w:r>
+        <w:rPr>
+          <w:rFonts w:ascii="Times New Roman" w:hAnsi="Times New Roman" w:cs="Times New Roman"/>
+          <w:sz w:val="20"/>
+          <w:szCs w:val="20"/>
+        </w:rPr>
+        <w:t>- Bővítmény rendszer</w:t>
+      </w:r>
+    </w:p>
+    <w:p>
+      <w:pPr>
+        <w:rPr>
+          <w:rFonts w:ascii="Times New Roman" w:hAnsi="Times New Roman" w:cs="Times New Roman"/>
+          <w:sz w:val="20"/>
+          <w:szCs w:val="20"/>
+        </w:rPr>
+      </w:pPr>
+      <w:r>
+        <w:rPr>
+          <w:rFonts w:ascii="Times New Roman" w:hAnsi="Times New Roman" w:cs="Times New Roman"/>
+          <w:sz w:val="20"/>
+          <w:szCs w:val="20"/>
+        </w:rPr>
+        <w:t xml:space="preserve">- </w:t>
+      </w:r>
+      <w:proofErr w:type="spellStart"/>
+      <w:r>
+        <w:rPr>
+          <w:rFonts w:ascii="Times New Roman" w:hAnsi="Times New Roman" w:cs="Times New Roman"/>
+          <w:sz w:val="20"/>
+          <w:szCs w:val="20"/>
+        </w:rPr>
+        <w:t>Testreszabható</w:t>
+      </w:r>
+      <w:proofErr w:type="spellEnd"/>
+      <w:r>
+        <w:rPr>
+          <w:rFonts w:ascii="Times New Roman" w:hAnsi="Times New Roman" w:cs="Times New Roman"/>
+          <w:sz w:val="20"/>
+          <w:szCs w:val="20"/>
+        </w:rPr>
+        <w:t xml:space="preserve"> felület</w:t>
+      </w:r>
+    </w:p>
+    <w:p>
+      <w:pPr>
+        <w:rPr>
+          <w:rFonts w:ascii="Times New Roman" w:hAnsi="Times New Roman" w:cs="Times New Roman"/>
+          <w:sz w:val="20"/>
+          <w:szCs w:val="20"/>
+        </w:rPr>
+      </w:pPr>
+      <w:r>
+        <w:rPr>
+          <w:rFonts w:ascii="Times New Roman" w:hAnsi="Times New Roman" w:cs="Times New Roman"/>
+          <w:sz w:val="20"/>
+          <w:szCs w:val="20"/>
+        </w:rPr>
+        <w:t>- Integrált verziókezelés</w:t>
+      </w:r>
+    </w:p>
+    <w:p>
+      <w:pPr>
+        <w:rPr>
+          <w:rFonts w:ascii="Times New Roman" w:hAnsi="Times New Roman" w:cs="Times New Roman"/>
+          <w:sz w:val="20"/>
+          <w:szCs w:val="20"/>
+        </w:rPr>
+      </w:pPr>
+      <w:r>
+        <w:rPr>
+          <w:rFonts w:ascii="Times New Roman" w:hAnsi="Times New Roman" w:cs="Times New Roman"/>
+          <w:sz w:val="20"/>
+          <w:szCs w:val="20"/>
+        </w:rPr>
+        <w:t xml:space="preserve">- </w:t>
+      </w:r>
+      <w:proofErr w:type="spellStart"/>
+      <w:r>
+        <w:rPr>
+          <w:rFonts w:ascii="Times New Roman" w:hAnsi="Times New Roman" w:cs="Times New Roman"/>
+          <w:sz w:val="20"/>
+          <w:szCs w:val="20"/>
+        </w:rPr>
+        <w:t>Live</w:t>
+      </w:r>
+      <w:proofErr w:type="spellEnd"/>
+      <w:r>
+        <w:rPr>
+          <w:rFonts w:ascii="Times New Roman" w:hAnsi="Times New Roman" w:cs="Times New Roman"/>
+          <w:sz w:val="20"/>
+          <w:szCs w:val="20"/>
+        </w:rPr>
+        <w:t xml:space="preserve"> </w:t>
+      </w:r>
+      <w:proofErr w:type="spellStart"/>
+      <w:r>
+        <w:rPr>
+          <w:rFonts w:ascii="Times New Roman" w:hAnsi="Times New Roman" w:cs="Times New Roman"/>
+          <w:sz w:val="20"/>
+          <w:szCs w:val="20"/>
+        </w:rPr>
+        <w:t>Share</w:t>
+      </w:r>
+      <w:proofErr w:type="spellEnd"/>
+      <w:r>
+        <w:rPr>
+          <w:rFonts w:ascii="Times New Roman" w:hAnsi="Times New Roman" w:cs="Times New Roman"/>
+          <w:sz w:val="20"/>
+          <w:szCs w:val="20"/>
+        </w:rPr>
+        <w:t xml:space="preserve"> együttműködés</w:t>
+      </w:r>
+    </w:p>
+    <w:p>
+      <w:pPr>
+        <w:rPr>
+          <w:rFonts w:ascii="Times New Roman" w:hAnsi="Times New Roman" w:cs="Times New Roman"/>
+          <w:sz w:val="20"/>
+          <w:szCs w:val="20"/>
+        </w:rPr>
+      </w:pPr>
+    </w:p>
+    <w:p>
+      <w:pPr>
+        <w:rPr>
+          <w:rFonts w:ascii="Times New Roman" w:hAnsi="Times New Roman" w:cs="Times New Roman"/>
+          <w:sz w:val="20"/>
+          <w:szCs w:val="20"/>
+        </w:rPr>
+      </w:pPr>
+      <w:r>
+        <w:rPr>
+          <w:rFonts w:ascii="Times New Roman" w:hAnsi="Times New Roman" w:cs="Times New Roman"/>
+          <w:sz w:val="20"/>
+          <w:szCs w:val="20"/>
+        </w:rPr>
+        <w:t>Integráció más technológiákkal</w:t>
+      </w:r>
+    </w:p>
+    <w:p>
+      <w:pPr>
+        <w:rPr>
+          <w:rFonts w:ascii="Times New Roman" w:hAnsi="Times New Roman" w:cs="Times New Roman"/>
+          <w:sz w:val="20"/>
+          <w:szCs w:val="20"/>
+        </w:rPr>
+      </w:pPr>
+    </w:p>
+    <w:p>
+      <w:pPr>
+        <w:rPr>
+          <w:rFonts w:ascii="Times New Roman" w:hAnsi="Times New Roman" w:cs="Times New Roman"/>
+          <w:sz w:val="20"/>
+          <w:szCs w:val="20"/>
+        </w:rPr>
+      </w:pPr>
+      <w:r>
+        <w:rPr>
+          <w:rFonts w:ascii="Times New Roman" w:hAnsi="Times New Roman" w:cs="Times New Roman"/>
+          <w:sz w:val="20"/>
+          <w:szCs w:val="20"/>
+        </w:rPr>
+        <w:t>Támogatott területek:</w:t>
+      </w:r>
+    </w:p>
+    <w:p>
+      <w:pPr>
+        <w:rPr>
+          <w:rFonts w:ascii="Times New Roman" w:hAnsi="Times New Roman" w:cs="Times New Roman"/>
+          <w:sz w:val="20"/>
+          <w:szCs w:val="20"/>
+        </w:rPr>
+      </w:pPr>
+      <w:r>
+        <w:rPr>
+          <w:rFonts w:ascii="Times New Roman" w:hAnsi="Times New Roman" w:cs="Times New Roman"/>
+          <w:sz w:val="20"/>
+          <w:szCs w:val="20"/>
+        </w:rPr>
+        <w:t>- Web fejlesztés (HTML, CSS, JS)</w:t>
+      </w:r>
+    </w:p>
+    <w:p>
+      <w:pPr>
+        <w:rPr>
+          <w:rFonts w:ascii="Times New Roman" w:hAnsi="Times New Roman" w:cs="Times New Roman"/>
+          <w:sz w:val="20"/>
+          <w:szCs w:val="20"/>
+        </w:rPr>
+      </w:pPr>
+      <w:r>
+        <w:rPr>
+          <w:rFonts w:ascii="Times New Roman" w:hAnsi="Times New Roman" w:cs="Times New Roman"/>
+          <w:sz w:val="20"/>
+          <w:szCs w:val="20"/>
+        </w:rPr>
+        <w:lastRenderedPageBreak/>
+        <w:t>- Backend fejlesztés</w:t>
+      </w:r>
+    </w:p>
+    <w:p>
+      <w:pPr>
+        <w:rPr>
+          <w:rFonts w:ascii="Times New Roman" w:hAnsi="Times New Roman" w:cs="Times New Roman"/>
+          <w:sz w:val="20"/>
+          <w:szCs w:val="20"/>
+        </w:rPr>
+      </w:pPr>
+      <w:r>
+        <w:rPr>
+          <w:rFonts w:ascii="Times New Roman" w:hAnsi="Times New Roman" w:cs="Times New Roman"/>
+          <w:sz w:val="20"/>
+          <w:szCs w:val="20"/>
+        </w:rPr>
+        <w:t xml:space="preserve">- </w:t>
+      </w:r>
+      <w:proofErr w:type="spellStart"/>
+      <w:r>
+        <w:rPr>
+          <w:rFonts w:ascii="Times New Roman" w:hAnsi="Times New Roman" w:cs="Times New Roman"/>
+          <w:sz w:val="20"/>
+          <w:szCs w:val="20"/>
+        </w:rPr>
+        <w:t>Konténerizáció</w:t>
+      </w:r>
+      <w:proofErr w:type="spellEnd"/>
+      <w:r>
+        <w:rPr>
+          <w:rFonts w:ascii="Times New Roman" w:hAnsi="Times New Roman" w:cs="Times New Roman"/>
+          <w:sz w:val="20"/>
+          <w:szCs w:val="20"/>
+        </w:rPr>
+        <w:t xml:space="preserve"> (Docker)</w:t>
+      </w:r>
+    </w:p>
+    <w:p>
+      <w:pPr>
+        <w:rPr>
+          <w:rFonts w:ascii="Times New Roman" w:hAnsi="Times New Roman" w:cs="Times New Roman"/>
+          <w:sz w:val="20"/>
+          <w:szCs w:val="20"/>
+        </w:rPr>
+      </w:pPr>
+      <w:r>
+        <w:rPr>
+          <w:rFonts w:ascii="Times New Roman" w:hAnsi="Times New Roman" w:cs="Times New Roman"/>
+          <w:sz w:val="20"/>
+          <w:szCs w:val="20"/>
+        </w:rPr>
+        <w:t>- Cloud fejlesztés</w:t>
+      </w:r>
+    </w:p>
+    <w:p>
+      <w:pPr>
+        <w:rPr>
+          <w:rFonts w:ascii="Times New Roman" w:hAnsi="Times New Roman" w:cs="Times New Roman"/>
+          <w:sz w:val="20"/>
+          <w:szCs w:val="20"/>
+        </w:rPr>
+      </w:pPr>
+      <w:r>
+        <w:rPr>
+          <w:rFonts w:ascii="Times New Roman" w:hAnsi="Times New Roman" w:cs="Times New Roman"/>
+          <w:sz w:val="20"/>
+          <w:szCs w:val="20"/>
+        </w:rPr>
+        <w:t xml:space="preserve">- </w:t>
+      </w:r>
+      <w:proofErr w:type="spellStart"/>
+      <w:r>
+        <w:rPr>
+          <w:rFonts w:ascii="Times New Roman" w:hAnsi="Times New Roman" w:cs="Times New Roman"/>
+          <w:sz w:val="20"/>
+          <w:szCs w:val="20"/>
+        </w:rPr>
+        <w:t>Remote</w:t>
+      </w:r>
+      <w:proofErr w:type="spellEnd"/>
+      <w:r>
+        <w:rPr>
+          <w:rFonts w:ascii="Times New Roman" w:hAnsi="Times New Roman" w:cs="Times New Roman"/>
+          <w:sz w:val="20"/>
+          <w:szCs w:val="20"/>
+        </w:rPr>
+        <w:t xml:space="preserve"> </w:t>
+      </w:r>
+      <w:proofErr w:type="spellStart"/>
+      <w:r>
+        <w:rPr>
+          <w:rFonts w:ascii="Times New Roman" w:hAnsi="Times New Roman" w:cs="Times New Roman"/>
+          <w:sz w:val="20"/>
+          <w:szCs w:val="20"/>
+        </w:rPr>
+        <w:t>Development</w:t>
+      </w:r>
+      <w:proofErr w:type="spellEnd"/>
+    </w:p>
+    <w:p>
+      <w:pPr>
+        <w:rPr>
+          <w:rFonts w:ascii="Times New Roman" w:hAnsi="Times New Roman" w:cs="Times New Roman"/>
+          <w:sz w:val="20"/>
+          <w:szCs w:val="20"/>
+        </w:rPr>
+      </w:pPr>
+    </w:p>
+    <w:p>
+      <w:pPr>
+        <w:rPr>
+          <w:rFonts w:ascii="Times New Roman" w:hAnsi="Times New Roman" w:cs="Times New Roman"/>
+          <w:sz w:val="20"/>
+          <w:szCs w:val="20"/>
+        </w:rPr>
+      </w:pPr>
+    </w:p>
+    <w:p>
+      <w:pPr>
+        <w:rPr>
+          <w:rFonts w:ascii="Times New Roman" w:hAnsi="Times New Roman" w:cs="Times New Roman"/>
+          <w:sz w:val="20"/>
+          <w:szCs w:val="20"/>
+        </w:rPr>
+      </w:pPr>
+      <w:r>
+        <w:rPr>
+          <w:rFonts w:ascii="Times New Roman" w:hAnsi="Times New Roman" w:cs="Times New Roman"/>
+          <w:sz w:val="20"/>
+          <w:szCs w:val="20"/>
+        </w:rPr>
+        <w:br w:type="page"/>
+      </w:r>
+    </w:p>
+    <w:p>
+      <w:pPr>
+        <w:rPr>
+          <w:rFonts w:ascii="Times New Roman" w:hAnsi="Times New Roman" w:cs="Times New Roman"/>
+          <w:sz w:val="20"/>
+          <w:szCs w:val="20"/>
+        </w:rPr>
+      </w:pPr>
+      <w:r>
+        <w:rPr>
+          <w:rFonts w:ascii="Times New Roman" w:hAnsi="Times New Roman" w:cs="Times New Roman"/>
+          <w:sz w:val="20"/>
+          <w:szCs w:val="20"/>
+        </w:rPr>
+        <w:lastRenderedPageBreak/>
+        <w:t># Visual Studio 2022 fejlesztőeszköz összefoglaló</w:t>
+      </w:r>
+    </w:p>
+    <w:p>
+      <w:pPr>
+        <w:rPr>
+          <w:rFonts w:ascii="Times New Roman" w:hAnsi="Times New Roman" w:cs="Times New Roman"/>
+          <w:sz w:val="20"/>
+          <w:szCs w:val="20"/>
+        </w:rPr>
+      </w:pPr>
+    </w:p>
+    <w:p>
+      <w:pPr>
+        <w:rPr>
+          <w:rFonts w:ascii="Times New Roman" w:hAnsi="Times New Roman" w:cs="Times New Roman"/>
+          <w:sz w:val="20"/>
+          <w:szCs w:val="20"/>
+        </w:rPr>
+      </w:pPr>
+      <w:r>
+        <w:rPr>
+          <w:rFonts w:ascii="Times New Roman" w:hAnsi="Times New Roman" w:cs="Times New Roman"/>
+          <w:sz w:val="20"/>
+          <w:szCs w:val="20"/>
+        </w:rPr>
+        <w:t>## Bevezetés</w:t>
+      </w:r>
+    </w:p>
+    <w:p>
+      <w:pPr>
+        <w:rPr>
+          <w:rFonts w:ascii="Times New Roman" w:hAnsi="Times New Roman" w:cs="Times New Roman"/>
+          <w:sz w:val="20"/>
+          <w:szCs w:val="20"/>
+        </w:rPr>
+      </w:pPr>
+    </w:p>
+    <w:p>
+      <w:pPr>
+        <w:rPr>
+          <w:rFonts w:ascii="Times New Roman" w:hAnsi="Times New Roman" w:cs="Times New Roman"/>
+          <w:sz w:val="20"/>
+          <w:szCs w:val="20"/>
+        </w:rPr>
+      </w:pPr>
+      <w:r>
+        <w:rPr>
+          <w:rFonts w:ascii="Times New Roman" w:hAnsi="Times New Roman" w:cs="Times New Roman"/>
+          <w:sz w:val="20"/>
+          <w:szCs w:val="20"/>
+        </w:rPr>
+        <w:t>A Visual Studio 2022 a Microsoft integrált fejlesztőkörnyezete (IDE), amely átfogó eszközkészletet biztosít professzionális alkalmazásfejlesztéshez.</w:t>
+      </w:r>
+    </w:p>
+    <w:p>
+      <w:pPr>
+        <w:rPr>
+          <w:rFonts w:ascii="Times New Roman" w:hAnsi="Times New Roman" w:cs="Times New Roman"/>
+          <w:sz w:val="20"/>
+          <w:szCs w:val="20"/>
+        </w:rPr>
+      </w:pPr>
+    </w:p>
+    <w:p>
+      <w:pPr>
+        <w:rPr>
+          <w:rFonts w:ascii="Times New Roman" w:hAnsi="Times New Roman" w:cs="Times New Roman"/>
+          <w:sz w:val="20"/>
+          <w:szCs w:val="20"/>
+        </w:rPr>
+      </w:pPr>
+      <w:r>
+        <w:rPr>
+          <w:rFonts w:ascii="Times New Roman" w:hAnsi="Times New Roman" w:cs="Times New Roman"/>
+          <w:sz w:val="20"/>
+          <w:szCs w:val="20"/>
+        </w:rPr>
+        <w:t>## Működési alapelvek</w:t>
+      </w:r>
+    </w:p>
+    <w:p>
+      <w:pPr>
+        <w:rPr>
+          <w:rFonts w:ascii="Times New Roman" w:hAnsi="Times New Roman" w:cs="Times New Roman"/>
+          <w:sz w:val="20"/>
+          <w:szCs w:val="20"/>
+        </w:rPr>
+      </w:pPr>
+    </w:p>
+    <w:p>
+      <w:pPr>
+        <w:rPr>
+          <w:rFonts w:ascii="Times New Roman" w:hAnsi="Times New Roman" w:cs="Times New Roman"/>
+          <w:sz w:val="20"/>
+          <w:szCs w:val="20"/>
+        </w:rPr>
+      </w:pPr>
+      <w:r>
+        <w:rPr>
+          <w:rFonts w:ascii="Times New Roman" w:hAnsi="Times New Roman" w:cs="Times New Roman"/>
+          <w:sz w:val="20"/>
+          <w:szCs w:val="20"/>
+        </w:rPr>
+        <w:t xml:space="preserve">64 bites alkalmazásként fut, támogatva a nagy méretű projektek hatékony kezelését, beépített fordítóval és </w:t>
+      </w:r>
+      <w:proofErr w:type="spellStart"/>
+      <w:r>
+        <w:rPr>
+          <w:rFonts w:ascii="Times New Roman" w:hAnsi="Times New Roman" w:cs="Times New Roman"/>
+          <w:sz w:val="20"/>
+          <w:szCs w:val="20"/>
+        </w:rPr>
+        <w:t>debuggerrel</w:t>
+      </w:r>
+      <w:proofErr w:type="spellEnd"/>
+      <w:r>
+        <w:rPr>
+          <w:rFonts w:ascii="Times New Roman" w:hAnsi="Times New Roman" w:cs="Times New Roman"/>
+          <w:sz w:val="20"/>
+          <w:szCs w:val="20"/>
+        </w:rPr>
+        <w:t>.</w:t>
+      </w:r>
+    </w:p>
+    <w:p>
+      <w:pPr>
+        <w:rPr>
+          <w:rFonts w:ascii="Times New Roman" w:hAnsi="Times New Roman" w:cs="Times New Roman"/>
+          <w:sz w:val="20"/>
+          <w:szCs w:val="20"/>
+        </w:rPr>
+      </w:pPr>
+    </w:p>
+    <w:p>
+      <w:pPr>
+        <w:rPr>
+          <w:rFonts w:ascii="Times New Roman" w:hAnsi="Times New Roman" w:cs="Times New Roman"/>
+          <w:sz w:val="20"/>
+          <w:szCs w:val="20"/>
+        </w:rPr>
+      </w:pPr>
+      <w:r>
+        <w:rPr>
+          <w:rFonts w:ascii="Times New Roman" w:hAnsi="Times New Roman" w:cs="Times New Roman"/>
+          <w:sz w:val="20"/>
+          <w:szCs w:val="20"/>
+        </w:rPr>
+        <w:t>## Technológiai háttér</w:t>
+      </w:r>
+    </w:p>
+    <w:p>
+      <w:pPr>
+        <w:rPr>
+          <w:rFonts w:ascii="Times New Roman" w:hAnsi="Times New Roman" w:cs="Times New Roman"/>
+          <w:sz w:val="20"/>
+          <w:szCs w:val="20"/>
+        </w:rPr>
+      </w:pPr>
+    </w:p>
+    <w:p>
+      <w:pPr>
+        <w:rPr>
+          <w:rFonts w:ascii="Times New Roman" w:hAnsi="Times New Roman" w:cs="Times New Roman"/>
+          <w:sz w:val="20"/>
+          <w:szCs w:val="20"/>
+        </w:rPr>
+      </w:pPr>
+      <w:r>
+        <w:rPr>
+          <w:rFonts w:ascii="Times New Roman" w:hAnsi="Times New Roman" w:cs="Times New Roman"/>
+          <w:sz w:val="20"/>
+          <w:szCs w:val="20"/>
+        </w:rPr>
+        <w:t>Fő komponensek:</w:t>
+      </w:r>
+    </w:p>
+    <w:p>
+      <w:pPr>
+        <w:rPr>
+          <w:rFonts w:ascii="Times New Roman" w:hAnsi="Times New Roman" w:cs="Times New Roman"/>
+          <w:sz w:val="20"/>
+          <w:szCs w:val="20"/>
+        </w:rPr>
+      </w:pPr>
+      <w:r>
+        <w:rPr>
+          <w:rFonts w:ascii="Times New Roman" w:hAnsi="Times New Roman" w:cs="Times New Roman"/>
+          <w:sz w:val="20"/>
+          <w:szCs w:val="20"/>
+        </w:rPr>
+        <w:t>1. .NET fejlesztési környezet</w:t>
+      </w:r>
+    </w:p>
+    <w:p>
+      <w:pPr>
+        <w:rPr>
+          <w:rFonts w:ascii="Times New Roman" w:hAnsi="Times New Roman" w:cs="Times New Roman"/>
+          <w:sz w:val="20"/>
+          <w:szCs w:val="20"/>
+        </w:rPr>
+      </w:pPr>
+      <w:r>
+        <w:rPr>
+          <w:rFonts w:ascii="Times New Roman" w:hAnsi="Times New Roman" w:cs="Times New Roman"/>
+          <w:sz w:val="20"/>
+          <w:szCs w:val="20"/>
+        </w:rPr>
+        <w:t xml:space="preserve">2. Beépített </w:t>
+      </w:r>
+      <w:proofErr w:type="spellStart"/>
+      <w:r>
+        <w:rPr>
+          <w:rFonts w:ascii="Times New Roman" w:hAnsi="Times New Roman" w:cs="Times New Roman"/>
+          <w:sz w:val="20"/>
+          <w:szCs w:val="20"/>
+        </w:rPr>
+        <w:t>debugging</w:t>
+      </w:r>
+      <w:proofErr w:type="spellEnd"/>
+      <w:r>
+        <w:rPr>
+          <w:rFonts w:ascii="Times New Roman" w:hAnsi="Times New Roman" w:cs="Times New Roman"/>
+          <w:sz w:val="20"/>
+          <w:szCs w:val="20"/>
+        </w:rPr>
+        <w:t xml:space="preserve"> rendszer</w:t>
+      </w:r>
+    </w:p>
+    <w:p>
+      <w:pPr>
+        <w:rPr>
+          <w:rFonts w:ascii="Times New Roman" w:hAnsi="Times New Roman" w:cs="Times New Roman"/>
+          <w:sz w:val="20"/>
+          <w:szCs w:val="20"/>
+        </w:rPr>
+      </w:pPr>
+      <w:r>
+        <w:rPr>
+          <w:rFonts w:ascii="Times New Roman" w:hAnsi="Times New Roman" w:cs="Times New Roman"/>
+          <w:sz w:val="20"/>
+          <w:szCs w:val="20"/>
+        </w:rPr>
+        <w:t>3. Vizuális tervezőeszközök</w:t>
+      </w:r>
+    </w:p>
+    <w:p>
+      <w:pPr>
+        <w:rPr>
+          <w:rFonts w:ascii="Times New Roman" w:hAnsi="Times New Roman" w:cs="Times New Roman"/>
+          <w:sz w:val="20"/>
+          <w:szCs w:val="20"/>
+        </w:rPr>
+      </w:pPr>
+      <w:r>
+        <w:rPr>
+          <w:rFonts w:ascii="Times New Roman" w:hAnsi="Times New Roman" w:cs="Times New Roman"/>
+          <w:sz w:val="20"/>
+          <w:szCs w:val="20"/>
+        </w:rPr>
+        <w:t>4. Teljesítmény profilozás</w:t>
+      </w:r>
+    </w:p>
+    <w:p>
+      <w:pPr>
+        <w:rPr>
+          <w:rFonts w:ascii="Times New Roman" w:hAnsi="Times New Roman" w:cs="Times New Roman"/>
+          <w:sz w:val="20"/>
+          <w:szCs w:val="20"/>
+        </w:rPr>
+      </w:pPr>
+      <w:r>
+        <w:rPr>
+          <w:rFonts w:ascii="Times New Roman" w:hAnsi="Times New Roman" w:cs="Times New Roman"/>
+          <w:sz w:val="20"/>
+          <w:szCs w:val="20"/>
+        </w:rPr>
+        <w:t>5. Tesztelési keretrendszer</w:t>
+      </w:r>
+    </w:p>
+    <w:p>
+      <w:pPr>
+        <w:rPr>
+          <w:rFonts w:ascii="Times New Roman" w:hAnsi="Times New Roman" w:cs="Times New Roman"/>
+          <w:sz w:val="20"/>
+          <w:szCs w:val="20"/>
+        </w:rPr>
+      </w:pPr>
+    </w:p>
+    <w:p>
+      <w:pPr>
+        <w:rPr>
+          <w:rFonts w:ascii="Times New Roman" w:hAnsi="Times New Roman" w:cs="Times New Roman"/>
+          <w:sz w:val="20"/>
+          <w:szCs w:val="20"/>
+        </w:rPr>
+      </w:pPr>
+      <w:r>
+        <w:rPr>
+          <w:rFonts w:ascii="Times New Roman" w:hAnsi="Times New Roman" w:cs="Times New Roman"/>
+          <w:sz w:val="20"/>
+          <w:szCs w:val="20"/>
+        </w:rPr>
+        <w:t>## Alapvető funkcionalitás</w:t>
+      </w:r>
+    </w:p>
+    <w:p>
+      <w:pPr>
+        <w:rPr>
+          <w:rFonts w:ascii="Times New Roman" w:hAnsi="Times New Roman" w:cs="Times New Roman"/>
+          <w:sz w:val="20"/>
+          <w:szCs w:val="20"/>
+        </w:rPr>
+      </w:pPr>
+    </w:p>
+    <w:p>
+      <w:pPr>
+        <w:rPr>
+          <w:rFonts w:ascii="Times New Roman" w:hAnsi="Times New Roman" w:cs="Times New Roman"/>
+          <w:sz w:val="20"/>
+          <w:szCs w:val="20"/>
+        </w:rPr>
+      </w:pPr>
+      <w:r>
+        <w:rPr>
+          <w:rFonts w:ascii="Times New Roman" w:hAnsi="Times New Roman" w:cs="Times New Roman"/>
+          <w:sz w:val="20"/>
+          <w:szCs w:val="20"/>
+        </w:rPr>
+        <w:t>Főbb jellemzők:</w:t>
+      </w:r>
+    </w:p>
+    <w:p>
+      <w:pPr>
+        <w:rPr>
+          <w:rFonts w:ascii="Times New Roman" w:hAnsi="Times New Roman" w:cs="Times New Roman"/>
+          <w:sz w:val="20"/>
+          <w:szCs w:val="20"/>
+        </w:rPr>
+      </w:pPr>
+      <w:r>
+        <w:rPr>
+          <w:rFonts w:ascii="Times New Roman" w:hAnsi="Times New Roman" w:cs="Times New Roman"/>
+          <w:sz w:val="20"/>
+          <w:szCs w:val="20"/>
+        </w:rPr>
+        <w:t>- Intelligens kódszerkesztés</w:t>
+      </w:r>
+    </w:p>
+    <w:p>
+      <w:pPr>
+        <w:rPr>
+          <w:rFonts w:ascii="Times New Roman" w:hAnsi="Times New Roman" w:cs="Times New Roman"/>
+          <w:sz w:val="20"/>
+          <w:szCs w:val="20"/>
+        </w:rPr>
+      </w:pPr>
+      <w:r>
+        <w:rPr>
+          <w:rFonts w:ascii="Times New Roman" w:hAnsi="Times New Roman" w:cs="Times New Roman"/>
+          <w:sz w:val="20"/>
+          <w:szCs w:val="20"/>
+        </w:rPr>
+        <w:t>- Vizuális tervezőeszközök</w:t>
+      </w:r>
+    </w:p>
+    <w:p>
+      <w:pPr>
+        <w:rPr>
+          <w:rFonts w:ascii="Times New Roman" w:hAnsi="Times New Roman" w:cs="Times New Roman"/>
+          <w:sz w:val="20"/>
+          <w:szCs w:val="20"/>
+        </w:rPr>
+      </w:pPr>
+      <w:r>
+        <w:rPr>
+          <w:rFonts w:ascii="Times New Roman" w:hAnsi="Times New Roman" w:cs="Times New Roman"/>
+          <w:sz w:val="20"/>
+          <w:szCs w:val="20"/>
+        </w:rPr>
+        <w:t>- Beépített tesztelési eszközök</w:t>
+      </w:r>
+    </w:p>
+    <w:p>
+      <w:pPr>
+        <w:rPr>
+          <w:rFonts w:ascii="Times New Roman" w:hAnsi="Times New Roman" w:cs="Times New Roman"/>
+          <w:sz w:val="20"/>
+          <w:szCs w:val="20"/>
+        </w:rPr>
+      </w:pPr>
+      <w:r>
+        <w:rPr>
+          <w:rFonts w:ascii="Times New Roman" w:hAnsi="Times New Roman" w:cs="Times New Roman"/>
+          <w:sz w:val="20"/>
+          <w:szCs w:val="20"/>
+        </w:rPr>
+        <w:t>- Forráskód verziókezelés</w:t>
+      </w:r>
+    </w:p>
+    <w:p>
+      <w:pPr>
+        <w:rPr>
+          <w:rFonts w:ascii="Times New Roman" w:hAnsi="Times New Roman" w:cs="Times New Roman"/>
+          <w:sz w:val="20"/>
+          <w:szCs w:val="20"/>
+        </w:rPr>
+      </w:pPr>
+      <w:r>
+        <w:rPr>
+          <w:rFonts w:ascii="Times New Roman" w:hAnsi="Times New Roman" w:cs="Times New Roman"/>
+          <w:sz w:val="20"/>
+          <w:szCs w:val="20"/>
+        </w:rPr>
+        <w:t>- Azure integráció</w:t>
+      </w:r>
+    </w:p>
+    <w:p>
+      <w:pPr>
+        <w:rPr>
+          <w:rFonts w:ascii="Times New Roman" w:hAnsi="Times New Roman" w:cs="Times New Roman"/>
+          <w:sz w:val="20"/>
+          <w:szCs w:val="20"/>
+        </w:rPr>
+      </w:pPr>
+    </w:p>
+    <w:p>
+      <w:pPr>
+        <w:rPr>
+          <w:rFonts w:ascii="Times New Roman" w:hAnsi="Times New Roman" w:cs="Times New Roman"/>
+          <w:sz w:val="20"/>
+          <w:szCs w:val="20"/>
+        </w:rPr>
+      </w:pPr>
+      <w:r>
+        <w:rPr>
+          <w:rFonts w:ascii="Times New Roman" w:hAnsi="Times New Roman" w:cs="Times New Roman"/>
+          <w:sz w:val="20"/>
+          <w:szCs w:val="20"/>
+        </w:rPr>
+        <w:t>## Integráció más technológiákkal</w:t>
+      </w:r>
+    </w:p>
+    <w:p>
+      <w:pPr>
+        <w:rPr>
+          <w:rFonts w:ascii="Times New Roman" w:hAnsi="Times New Roman" w:cs="Times New Roman"/>
+          <w:sz w:val="20"/>
+          <w:szCs w:val="20"/>
+        </w:rPr>
+      </w:pPr>
+    </w:p>
+    <w:p>
+      <w:pPr>
+        <w:rPr>
+          <w:rFonts w:ascii="Times New Roman" w:hAnsi="Times New Roman" w:cs="Times New Roman"/>
+          <w:sz w:val="20"/>
+          <w:szCs w:val="20"/>
+        </w:rPr>
+      </w:pPr>
+      <w:r>
+        <w:rPr>
+          <w:rFonts w:ascii="Times New Roman" w:hAnsi="Times New Roman" w:cs="Times New Roman"/>
+          <w:sz w:val="20"/>
+          <w:szCs w:val="20"/>
+        </w:rPr>
+        <w:t>Támogatott területek:</w:t>
+      </w:r>
+    </w:p>
+    <w:p>
+      <w:pPr>
+        <w:rPr>
+          <w:rFonts w:ascii="Times New Roman" w:hAnsi="Times New Roman" w:cs="Times New Roman"/>
+          <w:sz w:val="20"/>
+          <w:szCs w:val="20"/>
+        </w:rPr>
+      </w:pPr>
+      <w:r>
+        <w:rPr>
+          <w:rFonts w:ascii="Times New Roman" w:hAnsi="Times New Roman" w:cs="Times New Roman"/>
+          <w:sz w:val="20"/>
+          <w:szCs w:val="20"/>
+        </w:rPr>
+        <w:t>- .NET Framework/</w:t>
+      </w:r>
+      <w:proofErr w:type="spellStart"/>
+      <w:r>
+        <w:rPr>
+          <w:rFonts w:ascii="Times New Roman" w:hAnsi="Times New Roman" w:cs="Times New Roman"/>
+          <w:sz w:val="20"/>
+          <w:szCs w:val="20"/>
+        </w:rPr>
+        <w:t>Core</w:t>
+      </w:r>
+      <w:proofErr w:type="spellEnd"/>
+      <w:r>
+        <w:rPr>
+          <w:rFonts w:ascii="Times New Roman" w:hAnsi="Times New Roman" w:cs="Times New Roman"/>
+          <w:sz w:val="20"/>
+          <w:szCs w:val="20"/>
+        </w:rPr>
+        <w:t xml:space="preserve"> fejlesztés</w:t>
+      </w:r>
+    </w:p>
+    <w:p>
+      <w:pPr>
+        <w:rPr>
+          <w:rFonts w:ascii="Times New Roman" w:hAnsi="Times New Roman" w:cs="Times New Roman"/>
+          <w:sz w:val="20"/>
+          <w:szCs w:val="20"/>
+        </w:rPr>
+      </w:pPr>
+      <w:r>
+        <w:rPr>
+          <w:rFonts w:ascii="Times New Roman" w:hAnsi="Times New Roman" w:cs="Times New Roman"/>
+          <w:sz w:val="20"/>
+          <w:szCs w:val="20"/>
+        </w:rPr>
+        <w:lastRenderedPageBreak/>
+        <w:t>- C++ fejlesztés</w:t>
+      </w:r>
+    </w:p>
+    <w:p>
+      <w:pPr>
+        <w:rPr>
+          <w:rFonts w:ascii="Times New Roman" w:hAnsi="Times New Roman" w:cs="Times New Roman"/>
+          <w:sz w:val="20"/>
+          <w:szCs w:val="20"/>
+        </w:rPr>
+      </w:pPr>
+      <w:r>
+        <w:rPr>
+          <w:rFonts w:ascii="Times New Roman" w:hAnsi="Times New Roman" w:cs="Times New Roman"/>
+          <w:sz w:val="20"/>
+          <w:szCs w:val="20"/>
+        </w:rPr>
+        <w:t>- Web fejlesztés</w:t>
+      </w:r>
+    </w:p>
+    <w:p>
+      <w:pPr>
+        <w:rPr>
+          <w:rFonts w:ascii="Times New Roman" w:hAnsi="Times New Roman" w:cs="Times New Roman"/>
+          <w:sz w:val="20"/>
+          <w:szCs w:val="20"/>
+        </w:rPr>
+      </w:pPr>
+      <w:r>
+        <w:rPr>
+          <w:rFonts w:ascii="Times New Roman" w:hAnsi="Times New Roman" w:cs="Times New Roman"/>
+          <w:sz w:val="20"/>
+          <w:szCs w:val="20"/>
+        </w:rPr>
+        <w:t>- Mobil fejlesztés</w:t>
+      </w:r>
+    </w:p>
+    <w:p>
+      <w:pPr>
+        <w:rPr>
+          <w:rFonts w:ascii="Times New Roman" w:hAnsi="Times New Roman" w:cs="Times New Roman"/>
+          <w:sz w:val="20"/>
+          <w:szCs w:val="20"/>
+        </w:rPr>
+      </w:pPr>
+      <w:r>
+        <w:rPr>
+          <w:rFonts w:ascii="Times New Roman" w:hAnsi="Times New Roman" w:cs="Times New Roman"/>
+          <w:sz w:val="20"/>
+          <w:szCs w:val="20"/>
+        </w:rPr>
+        <w:t>- Cloud szolgáltatások</w:t>
+      </w:r>
+    </w:p>
+    <w:p>
+      <w:pPr>
+        <w:rPr>
+          <w:rFonts w:ascii="Times New Roman" w:hAnsi="Times New Roman" w:cs="Times New Roman"/>
+          <w:sz w:val="20"/>
+          <w:szCs w:val="20"/>
+        </w:rPr>
+      </w:pPr>
+    </w:p>
+    <w:p>
+      <w:pPr>
+        <w:rPr>
+          <w:rFonts w:ascii="Times New Roman" w:hAnsi="Times New Roman" w:cs="Times New Roman"/>
+          <w:sz w:val="20"/>
+          <w:szCs w:val="20"/>
+        </w:rPr>
+      </w:pPr>
+      <w:r>
+        <w:rPr>
+          <w:rFonts w:ascii="Times New Roman" w:hAnsi="Times New Roman" w:cs="Times New Roman"/>
+          <w:sz w:val="20"/>
+          <w:szCs w:val="20"/>
+        </w:rPr>
+        <w:t>## Következtetés</w:t>
+      </w:r>
+    </w:p>
+    <w:p>
+      <w:pPr>
+        <w:rPr>
+          <w:rFonts w:ascii="Times New Roman" w:hAnsi="Times New Roman" w:cs="Times New Roman"/>
+          <w:sz w:val="20"/>
+          <w:szCs w:val="20"/>
+        </w:rPr>
+      </w:pPr>
+    </w:p>
+    <w:p>
+      <w:pPr>
+        <w:rPr>
+          <w:rFonts w:ascii="Times New Roman" w:hAnsi="Times New Roman" w:cs="Times New Roman"/>
+          <w:sz w:val="20"/>
+          <w:szCs w:val="20"/>
+        </w:rPr>
+      </w:pPr>
+      <w:r>
+        <w:rPr>
+          <w:rFonts w:ascii="Times New Roman" w:hAnsi="Times New Roman" w:cs="Times New Roman"/>
+          <w:sz w:val="20"/>
+          <w:szCs w:val="20"/>
+        </w:rPr>
+        <w:t xml:space="preserve">A Visual Studio 2022 egy komplett, </w:t>
+      </w:r>
+      <w:proofErr w:type="spellStart"/>
+      <w:r>
+        <w:rPr>
+          <w:rFonts w:ascii="Times New Roman" w:hAnsi="Times New Roman" w:cs="Times New Roman"/>
+          <w:sz w:val="20"/>
+          <w:szCs w:val="20"/>
+        </w:rPr>
+        <w:t>enterprise</w:t>
+      </w:r>
+      <w:proofErr w:type="spellEnd"/>
+      <w:r>
+        <w:rPr>
+          <w:rFonts w:ascii="Times New Roman" w:hAnsi="Times New Roman" w:cs="Times New Roman"/>
+          <w:sz w:val="20"/>
+          <w:szCs w:val="20"/>
+        </w:rPr>
+        <w:t xml:space="preserve"> szintű fejlesztőkörnyezet, amely különösen alkalmas nagyméretű, komplex alkalmazások fejlesztésére.</w:t>
+      </w:r>
+    </w:p>
+    <w:p>
+      <w:pPr>
+        <w:rPr>
+          <w:rFonts w:ascii="Times New Roman" w:hAnsi="Times New Roman" w:cs="Times New Roman"/>
+          <w:sz w:val="20"/>
+          <w:szCs w:val="20"/>
+        </w:rPr>
+      </w:pPr>
+      <w:r>
+        <w:rPr>
+          <w:rFonts w:ascii="Times New Roman" w:hAnsi="Times New Roman" w:cs="Times New Roman"/>
+          <w:sz w:val="20"/>
+          <w:szCs w:val="20"/>
+        </w:rPr>
+        <w:br w:type="page"/>
+      </w:r>
+    </w:p>
+    <w:p>
+      <w:pPr>
+        <w:rPr>
+          <w:rFonts w:ascii="Times New Roman" w:hAnsi="Times New Roman" w:cs="Times New Roman"/>
+          <w:sz w:val="20"/>
+          <w:szCs w:val="20"/>
+        </w:rPr>
+      </w:pPr>
+      <w:r>
+        <w:rPr>
+          <w:rFonts w:ascii="Times New Roman" w:hAnsi="Times New Roman" w:cs="Times New Roman"/>
+          <w:sz w:val="20"/>
+          <w:szCs w:val="20"/>
+        </w:rPr>
+        <w:lastRenderedPageBreak/>
+        <w:t># Swagger (</w:t>
+      </w:r>
+      <w:proofErr w:type="spellStart"/>
+      <w:r>
+        <w:rPr>
+          <w:rFonts w:ascii="Times New Roman" w:hAnsi="Times New Roman" w:cs="Times New Roman"/>
+          <w:sz w:val="20"/>
+          <w:szCs w:val="20"/>
+        </w:rPr>
+        <w:t>OpenAPI</w:t>
+      </w:r>
+      <w:proofErr w:type="spellEnd"/>
+      <w:r>
+        <w:rPr>
+          <w:rFonts w:ascii="Times New Roman" w:hAnsi="Times New Roman" w:cs="Times New Roman"/>
+          <w:sz w:val="20"/>
+          <w:szCs w:val="20"/>
+        </w:rPr>
+        <w:t>) fejlesztőeszköz összefoglaló</w:t>
+      </w:r>
+    </w:p>
+    <w:p>
+      <w:pPr>
+        <w:rPr>
+          <w:rFonts w:ascii="Times New Roman" w:hAnsi="Times New Roman" w:cs="Times New Roman"/>
+          <w:sz w:val="20"/>
+          <w:szCs w:val="20"/>
+        </w:rPr>
+      </w:pPr>
+    </w:p>
+    <w:p>
+      <w:pPr>
+        <w:rPr>
+          <w:rFonts w:ascii="Times New Roman" w:hAnsi="Times New Roman" w:cs="Times New Roman"/>
+          <w:sz w:val="20"/>
+          <w:szCs w:val="20"/>
+        </w:rPr>
+      </w:pPr>
+      <w:r>
+        <w:rPr>
+          <w:rFonts w:ascii="Times New Roman" w:hAnsi="Times New Roman" w:cs="Times New Roman"/>
+          <w:sz w:val="20"/>
+          <w:szCs w:val="20"/>
+        </w:rPr>
+        <w:t>## Bevezetés</w:t>
+      </w:r>
+    </w:p>
+    <w:p>
+      <w:pPr>
+        <w:rPr>
+          <w:rFonts w:ascii="Times New Roman" w:hAnsi="Times New Roman" w:cs="Times New Roman"/>
+          <w:sz w:val="20"/>
+          <w:szCs w:val="20"/>
+        </w:rPr>
+      </w:pPr>
+    </w:p>
+    <w:p>
+      <w:pPr>
+        <w:rPr>
+          <w:rFonts w:ascii="Times New Roman" w:hAnsi="Times New Roman" w:cs="Times New Roman"/>
+          <w:sz w:val="20"/>
+          <w:szCs w:val="20"/>
+        </w:rPr>
+      </w:pPr>
+      <w:r>
+        <w:rPr>
+          <w:rFonts w:ascii="Times New Roman" w:hAnsi="Times New Roman" w:cs="Times New Roman"/>
+          <w:sz w:val="20"/>
+          <w:szCs w:val="20"/>
+        </w:rPr>
+        <w:t>A Swagger (</w:t>
+      </w:r>
+      <w:proofErr w:type="spellStart"/>
+      <w:r>
+        <w:rPr>
+          <w:rFonts w:ascii="Times New Roman" w:hAnsi="Times New Roman" w:cs="Times New Roman"/>
+          <w:sz w:val="20"/>
+          <w:szCs w:val="20"/>
+        </w:rPr>
+        <w:t>OpenAPI</w:t>
+      </w:r>
+      <w:proofErr w:type="spellEnd"/>
+      <w:r>
+        <w:rPr>
+          <w:rFonts w:ascii="Times New Roman" w:hAnsi="Times New Roman" w:cs="Times New Roman"/>
+          <w:sz w:val="20"/>
+          <w:szCs w:val="20"/>
+        </w:rPr>
+        <w:t xml:space="preserve">) egy API dokumentációs és tervezési keretrendszer, amely lehetővé teszi </w:t>
+      </w:r>
+      <w:proofErr w:type="spellStart"/>
+      <w:r>
+        <w:rPr>
+          <w:rFonts w:ascii="Times New Roman" w:hAnsi="Times New Roman" w:cs="Times New Roman"/>
+          <w:sz w:val="20"/>
+          <w:szCs w:val="20"/>
+        </w:rPr>
+        <w:t>RESTful</w:t>
+      </w:r>
+      <w:proofErr w:type="spellEnd"/>
+      <w:r>
+        <w:rPr>
+          <w:rFonts w:ascii="Times New Roman" w:hAnsi="Times New Roman" w:cs="Times New Roman"/>
+          <w:sz w:val="20"/>
+          <w:szCs w:val="20"/>
+        </w:rPr>
+        <w:t xml:space="preserve"> API-k szabványos leírását és tesztelését.</w:t>
+      </w:r>
+    </w:p>
+    <w:p>
+      <w:pPr>
+        <w:rPr>
+          <w:rFonts w:ascii="Times New Roman" w:hAnsi="Times New Roman" w:cs="Times New Roman"/>
+          <w:sz w:val="20"/>
+          <w:szCs w:val="20"/>
+        </w:rPr>
+      </w:pPr>
+    </w:p>
+    <w:p>
+      <w:pPr>
+        <w:rPr>
+          <w:rFonts w:ascii="Times New Roman" w:hAnsi="Times New Roman" w:cs="Times New Roman"/>
+          <w:sz w:val="20"/>
+          <w:szCs w:val="20"/>
+        </w:rPr>
+      </w:pPr>
+      <w:r>
+        <w:rPr>
+          <w:rFonts w:ascii="Times New Roman" w:hAnsi="Times New Roman" w:cs="Times New Roman"/>
+          <w:sz w:val="20"/>
+          <w:szCs w:val="20"/>
+        </w:rPr>
+        <w:t>## Működési alapelvek</w:t>
+      </w:r>
+    </w:p>
+    <w:p>
+      <w:pPr>
+        <w:rPr>
+          <w:rFonts w:ascii="Times New Roman" w:hAnsi="Times New Roman" w:cs="Times New Roman"/>
+          <w:sz w:val="20"/>
+          <w:szCs w:val="20"/>
+        </w:rPr>
+      </w:pPr>
+    </w:p>
+    <w:p>
+      <w:pPr>
+        <w:rPr>
+          <w:rFonts w:ascii="Times New Roman" w:hAnsi="Times New Roman" w:cs="Times New Roman"/>
+          <w:sz w:val="20"/>
+          <w:szCs w:val="20"/>
+        </w:rPr>
+      </w:pPr>
+      <w:r>
+        <w:rPr>
+          <w:rFonts w:ascii="Times New Roman" w:hAnsi="Times New Roman" w:cs="Times New Roman"/>
+          <w:sz w:val="20"/>
+          <w:szCs w:val="20"/>
+        </w:rPr>
+        <w:t>Az eszköz JSON vagy YAML formátumban definiált API specifikációkon alapul, amelyekből automatikusan generál interaktív dokumentációt és kliens könyvtárakat.</w:t>
+      </w:r>
+    </w:p>
+    <w:p>
+      <w:pPr>
+        <w:rPr>
+          <w:rFonts w:ascii="Times New Roman" w:hAnsi="Times New Roman" w:cs="Times New Roman"/>
+          <w:sz w:val="20"/>
+          <w:szCs w:val="20"/>
+        </w:rPr>
+      </w:pPr>
+    </w:p>
+    <w:p>
+      <w:pPr>
+        <w:rPr>
+          <w:rFonts w:ascii="Times New Roman" w:hAnsi="Times New Roman" w:cs="Times New Roman"/>
+          <w:sz w:val="20"/>
+          <w:szCs w:val="20"/>
+        </w:rPr>
+      </w:pPr>
+      <w:r>
+        <w:rPr>
+          <w:rFonts w:ascii="Times New Roman" w:hAnsi="Times New Roman" w:cs="Times New Roman"/>
+          <w:sz w:val="20"/>
+          <w:szCs w:val="20"/>
+        </w:rPr>
+        <w:t>## Technológiai háttér</w:t>
+      </w:r>
+    </w:p>
+    <w:p>
+      <w:pPr>
+        <w:rPr>
+          <w:rFonts w:ascii="Times New Roman" w:hAnsi="Times New Roman" w:cs="Times New Roman"/>
+          <w:sz w:val="20"/>
+          <w:szCs w:val="20"/>
+        </w:rPr>
+      </w:pPr>
+    </w:p>
+    <w:p>
+      <w:pPr>
+        <w:rPr>
+          <w:rFonts w:ascii="Times New Roman" w:hAnsi="Times New Roman" w:cs="Times New Roman"/>
+          <w:sz w:val="20"/>
+          <w:szCs w:val="20"/>
+        </w:rPr>
+      </w:pPr>
+      <w:r>
+        <w:rPr>
+          <w:rFonts w:ascii="Times New Roman" w:hAnsi="Times New Roman" w:cs="Times New Roman"/>
+          <w:sz w:val="20"/>
+          <w:szCs w:val="20"/>
+        </w:rPr>
+        <w:t>Működési folyamat:</w:t>
+      </w:r>
+    </w:p>
+    <w:p>
+      <w:pPr>
+        <w:rPr>
+          <w:rFonts w:ascii="Times New Roman" w:hAnsi="Times New Roman" w:cs="Times New Roman"/>
+          <w:sz w:val="20"/>
+          <w:szCs w:val="20"/>
+        </w:rPr>
+      </w:pPr>
+      <w:r>
+        <w:rPr>
+          <w:rFonts w:ascii="Times New Roman" w:hAnsi="Times New Roman" w:cs="Times New Roman"/>
+          <w:sz w:val="20"/>
+          <w:szCs w:val="20"/>
+        </w:rPr>
+        <w:t>1. API specifikáció definiálása</w:t>
+      </w:r>
+    </w:p>
+    <w:p>
+      <w:pPr>
+        <w:rPr>
+          <w:rFonts w:ascii="Times New Roman" w:hAnsi="Times New Roman" w:cs="Times New Roman"/>
+          <w:sz w:val="20"/>
+          <w:szCs w:val="20"/>
+        </w:rPr>
+      </w:pPr>
+      <w:r>
+        <w:rPr>
+          <w:rFonts w:ascii="Times New Roman" w:hAnsi="Times New Roman" w:cs="Times New Roman"/>
+          <w:sz w:val="20"/>
+          <w:szCs w:val="20"/>
+        </w:rPr>
+        <w:t>2. Dokumentáció automatikus generálása</w:t>
+      </w:r>
+    </w:p>
+    <w:p>
+      <w:pPr>
+        <w:rPr>
+          <w:rFonts w:ascii="Times New Roman" w:hAnsi="Times New Roman" w:cs="Times New Roman"/>
+          <w:sz w:val="20"/>
+          <w:szCs w:val="20"/>
+        </w:rPr>
+      </w:pPr>
+      <w:r>
+        <w:rPr>
+          <w:rFonts w:ascii="Times New Roman" w:hAnsi="Times New Roman" w:cs="Times New Roman"/>
+          <w:sz w:val="20"/>
+          <w:szCs w:val="20"/>
+        </w:rPr>
+        <w:t>3. Interaktív API felület létrehozása</w:t>
+      </w:r>
+    </w:p>
+    <w:p>
+      <w:pPr>
+        <w:rPr>
+          <w:rFonts w:ascii="Times New Roman" w:hAnsi="Times New Roman" w:cs="Times New Roman"/>
+          <w:sz w:val="20"/>
+          <w:szCs w:val="20"/>
+        </w:rPr>
+      </w:pPr>
+      <w:r>
+        <w:rPr>
+          <w:rFonts w:ascii="Times New Roman" w:hAnsi="Times New Roman" w:cs="Times New Roman"/>
+          <w:sz w:val="20"/>
+          <w:szCs w:val="20"/>
+        </w:rPr>
+        <w:t>4. Kliens kód generálása különböző nyelvekhez</w:t>
+      </w:r>
+    </w:p>
+    <w:p>
+      <w:pPr>
+        <w:rPr>
+          <w:rFonts w:ascii="Times New Roman" w:hAnsi="Times New Roman" w:cs="Times New Roman"/>
+          <w:sz w:val="20"/>
+          <w:szCs w:val="20"/>
+        </w:rPr>
+      </w:pPr>
+      <w:r>
+        <w:rPr>
+          <w:rFonts w:ascii="Times New Roman" w:hAnsi="Times New Roman" w:cs="Times New Roman"/>
+          <w:sz w:val="20"/>
+          <w:szCs w:val="20"/>
+        </w:rPr>
+        <w:t>5. API tesztelési környezet biztosítása</w:t>
+      </w:r>
+    </w:p>
+    <w:p>
+      <w:pPr>
+        <w:rPr>
+          <w:rFonts w:ascii="Times New Roman" w:hAnsi="Times New Roman" w:cs="Times New Roman"/>
+          <w:sz w:val="20"/>
+          <w:szCs w:val="20"/>
+        </w:rPr>
+      </w:pPr>
+    </w:p>
+    <w:p>
+      <w:pPr>
+        <w:rPr>
+          <w:rFonts w:ascii="Times New Roman" w:hAnsi="Times New Roman" w:cs="Times New Roman"/>
+          <w:sz w:val="20"/>
+          <w:szCs w:val="20"/>
+        </w:rPr>
+      </w:pPr>
+      <w:r>
+        <w:rPr>
+          <w:rFonts w:ascii="Times New Roman" w:hAnsi="Times New Roman" w:cs="Times New Roman"/>
+          <w:sz w:val="20"/>
+          <w:szCs w:val="20"/>
+        </w:rPr>
+        <w:t>## Alapvető funkcionalitás</w:t>
+      </w:r>
+    </w:p>
+    <w:p>
+      <w:pPr>
+        <w:rPr>
+          <w:rFonts w:ascii="Times New Roman" w:hAnsi="Times New Roman" w:cs="Times New Roman"/>
+          <w:sz w:val="20"/>
+          <w:szCs w:val="20"/>
+        </w:rPr>
+      </w:pPr>
+    </w:p>
+    <w:p>
+      <w:pPr>
+        <w:rPr>
+          <w:rFonts w:ascii="Times New Roman" w:hAnsi="Times New Roman" w:cs="Times New Roman"/>
+          <w:sz w:val="20"/>
+          <w:szCs w:val="20"/>
+        </w:rPr>
+      </w:pPr>
+      <w:r>
+        <w:rPr>
+          <w:rFonts w:ascii="Times New Roman" w:hAnsi="Times New Roman" w:cs="Times New Roman"/>
+          <w:sz w:val="20"/>
+          <w:szCs w:val="20"/>
+        </w:rPr>
+        <w:t>Fő jellemzők:</w:t>
+      </w:r>
+    </w:p>
+    <w:p>
+      <w:pPr>
+        <w:rPr>
+          <w:rFonts w:ascii="Times New Roman" w:hAnsi="Times New Roman" w:cs="Times New Roman"/>
+          <w:sz w:val="20"/>
+          <w:szCs w:val="20"/>
+        </w:rPr>
+      </w:pPr>
+      <w:r>
+        <w:rPr>
+          <w:rFonts w:ascii="Times New Roman" w:hAnsi="Times New Roman" w:cs="Times New Roman"/>
+          <w:sz w:val="20"/>
+          <w:szCs w:val="20"/>
+        </w:rPr>
+        <w:t>- Interaktív API dokumentáció</w:t>
+      </w:r>
+    </w:p>
+    <w:p>
+      <w:pPr>
+        <w:rPr>
+          <w:rFonts w:ascii="Times New Roman" w:hAnsi="Times New Roman" w:cs="Times New Roman"/>
+          <w:sz w:val="20"/>
+          <w:szCs w:val="20"/>
+        </w:rPr>
+      </w:pPr>
+      <w:r>
+        <w:rPr>
+          <w:rFonts w:ascii="Times New Roman" w:hAnsi="Times New Roman" w:cs="Times New Roman"/>
+          <w:sz w:val="20"/>
+          <w:szCs w:val="20"/>
+        </w:rPr>
+        <w:t xml:space="preserve">- </w:t>
+      </w:r>
+      <w:proofErr w:type="spellStart"/>
+      <w:r>
+        <w:rPr>
+          <w:rFonts w:ascii="Times New Roman" w:hAnsi="Times New Roman" w:cs="Times New Roman"/>
+          <w:sz w:val="20"/>
+          <w:szCs w:val="20"/>
+        </w:rPr>
+        <w:t>Endpoint</w:t>
+      </w:r>
+      <w:proofErr w:type="spellEnd"/>
+      <w:r>
+        <w:rPr>
+          <w:rFonts w:ascii="Times New Roman" w:hAnsi="Times New Roman" w:cs="Times New Roman"/>
+          <w:sz w:val="20"/>
+          <w:szCs w:val="20"/>
+        </w:rPr>
+        <w:t xml:space="preserve"> tesztelési lehetőség</w:t>
+      </w:r>
+    </w:p>
+    <w:p>
+      <w:pPr>
+        <w:rPr>
+          <w:rFonts w:ascii="Times New Roman" w:hAnsi="Times New Roman" w:cs="Times New Roman"/>
+          <w:sz w:val="20"/>
+          <w:szCs w:val="20"/>
+        </w:rPr>
+      </w:pPr>
+      <w:r>
+        <w:rPr>
+          <w:rFonts w:ascii="Times New Roman" w:hAnsi="Times New Roman" w:cs="Times New Roman"/>
+          <w:sz w:val="20"/>
+          <w:szCs w:val="20"/>
+        </w:rPr>
+        <w:t>- Automatikus kódgenerálás</w:t>
+      </w:r>
+    </w:p>
+    <w:p>
+      <w:pPr>
+        <w:rPr>
+          <w:rFonts w:ascii="Times New Roman" w:hAnsi="Times New Roman" w:cs="Times New Roman"/>
+          <w:sz w:val="20"/>
+          <w:szCs w:val="20"/>
+        </w:rPr>
+      </w:pPr>
+      <w:r>
+        <w:rPr>
+          <w:rFonts w:ascii="Times New Roman" w:hAnsi="Times New Roman" w:cs="Times New Roman"/>
+          <w:sz w:val="20"/>
+          <w:szCs w:val="20"/>
+        </w:rPr>
+        <w:t xml:space="preserve">- </w:t>
+      </w:r>
+      <w:proofErr w:type="spellStart"/>
+      <w:r>
+        <w:rPr>
+          <w:rFonts w:ascii="Times New Roman" w:hAnsi="Times New Roman" w:cs="Times New Roman"/>
+          <w:sz w:val="20"/>
+          <w:szCs w:val="20"/>
+        </w:rPr>
+        <w:t>Schema</w:t>
+      </w:r>
+      <w:proofErr w:type="spellEnd"/>
+      <w:r>
+        <w:rPr>
+          <w:rFonts w:ascii="Times New Roman" w:hAnsi="Times New Roman" w:cs="Times New Roman"/>
+          <w:sz w:val="20"/>
+          <w:szCs w:val="20"/>
+        </w:rPr>
+        <w:t xml:space="preserve"> validáció</w:t>
+      </w:r>
+    </w:p>
+    <w:p>
+      <w:pPr>
+        <w:rPr>
+          <w:rFonts w:ascii="Times New Roman" w:hAnsi="Times New Roman" w:cs="Times New Roman"/>
+          <w:sz w:val="20"/>
+          <w:szCs w:val="20"/>
+        </w:rPr>
+      </w:pPr>
+      <w:r>
+        <w:rPr>
+          <w:rFonts w:ascii="Times New Roman" w:hAnsi="Times New Roman" w:cs="Times New Roman"/>
+          <w:sz w:val="20"/>
+          <w:szCs w:val="20"/>
+        </w:rPr>
+        <w:t xml:space="preserve">- </w:t>
+      </w:r>
+      <w:proofErr w:type="spellStart"/>
+      <w:r>
+        <w:rPr>
+          <w:rFonts w:ascii="Times New Roman" w:hAnsi="Times New Roman" w:cs="Times New Roman"/>
+          <w:sz w:val="20"/>
+          <w:szCs w:val="20"/>
+        </w:rPr>
+        <w:t>OAuth</w:t>
+      </w:r>
+      <w:proofErr w:type="spellEnd"/>
+      <w:r>
+        <w:rPr>
+          <w:rFonts w:ascii="Times New Roman" w:hAnsi="Times New Roman" w:cs="Times New Roman"/>
+          <w:sz w:val="20"/>
+          <w:szCs w:val="20"/>
+        </w:rPr>
+        <w:t xml:space="preserve"> és más </w:t>
+      </w:r>
+      <w:proofErr w:type="spellStart"/>
+      <w:r>
+        <w:rPr>
+          <w:rFonts w:ascii="Times New Roman" w:hAnsi="Times New Roman" w:cs="Times New Roman"/>
+          <w:sz w:val="20"/>
+          <w:szCs w:val="20"/>
+        </w:rPr>
+        <w:t>autentikációs</w:t>
+      </w:r>
+      <w:proofErr w:type="spellEnd"/>
+      <w:r>
+        <w:rPr>
+          <w:rFonts w:ascii="Times New Roman" w:hAnsi="Times New Roman" w:cs="Times New Roman"/>
+          <w:sz w:val="20"/>
+          <w:szCs w:val="20"/>
+        </w:rPr>
+        <w:t xml:space="preserve"> módszerek támogatása</w:t>
+      </w:r>
+    </w:p>
+    <w:p>
+      <w:pPr>
+        <w:rPr>
+          <w:rFonts w:ascii="Times New Roman" w:hAnsi="Times New Roman" w:cs="Times New Roman"/>
+          <w:sz w:val="20"/>
+          <w:szCs w:val="20"/>
+        </w:rPr>
+      </w:pPr>
+    </w:p>
+    <w:p>
+      <w:pPr>
+        <w:rPr>
+          <w:rFonts w:ascii="Times New Roman" w:hAnsi="Times New Roman" w:cs="Times New Roman"/>
+          <w:sz w:val="20"/>
+          <w:szCs w:val="20"/>
+        </w:rPr>
+      </w:pPr>
+      <w:r>
+        <w:rPr>
+          <w:rFonts w:ascii="Times New Roman" w:hAnsi="Times New Roman" w:cs="Times New Roman"/>
+          <w:sz w:val="20"/>
+          <w:szCs w:val="20"/>
+        </w:rPr>
+        <w:t>## Integráció más technológiákkal</w:t>
+      </w:r>
+    </w:p>
+    <w:p>
+      <w:pPr>
+        <w:rPr>
+          <w:rFonts w:ascii="Times New Roman" w:hAnsi="Times New Roman" w:cs="Times New Roman"/>
+          <w:sz w:val="20"/>
+          <w:szCs w:val="20"/>
+        </w:rPr>
+      </w:pPr>
+    </w:p>
+    <w:p>
+      <w:pPr>
+        <w:rPr>
+          <w:rFonts w:ascii="Times New Roman" w:hAnsi="Times New Roman" w:cs="Times New Roman"/>
+          <w:sz w:val="20"/>
+          <w:szCs w:val="20"/>
+        </w:rPr>
+      </w:pPr>
+      <w:r>
+        <w:rPr>
+          <w:rFonts w:ascii="Times New Roman" w:hAnsi="Times New Roman" w:cs="Times New Roman"/>
+          <w:sz w:val="20"/>
+          <w:szCs w:val="20"/>
+        </w:rPr>
+        <w:t>Kapcsolódási pontok:</w:t>
+      </w:r>
+    </w:p>
+    <w:p>
+      <w:pPr>
+        <w:rPr>
+          <w:rFonts w:ascii="Times New Roman" w:hAnsi="Times New Roman" w:cs="Times New Roman"/>
+          <w:sz w:val="20"/>
+          <w:szCs w:val="20"/>
+        </w:rPr>
+      </w:pPr>
+      <w:r>
+        <w:rPr>
+          <w:rFonts w:ascii="Times New Roman" w:hAnsi="Times New Roman" w:cs="Times New Roman"/>
+          <w:sz w:val="20"/>
+          <w:szCs w:val="20"/>
+        </w:rPr>
+        <w:t>- .NET Core/ASP.NET</w:t>
+      </w:r>
+    </w:p>
+    <w:p>
+      <w:pPr>
+        <w:rPr>
+          <w:rFonts w:ascii="Times New Roman" w:hAnsi="Times New Roman" w:cs="Times New Roman"/>
+          <w:sz w:val="20"/>
+          <w:szCs w:val="20"/>
+        </w:rPr>
+      </w:pPr>
+      <w:r>
+        <w:rPr>
+          <w:rFonts w:ascii="Times New Roman" w:hAnsi="Times New Roman" w:cs="Times New Roman"/>
+          <w:sz w:val="20"/>
+          <w:szCs w:val="20"/>
+        </w:rPr>
+        <w:lastRenderedPageBreak/>
+        <w:t>- Node.js</w:t>
+      </w:r>
+    </w:p>
+    <w:p>
+      <w:pPr>
+        <w:rPr>
+          <w:rFonts w:ascii="Times New Roman" w:hAnsi="Times New Roman" w:cs="Times New Roman"/>
+          <w:sz w:val="20"/>
+          <w:szCs w:val="20"/>
+        </w:rPr>
+      </w:pPr>
+      <w:r>
+        <w:rPr>
+          <w:rFonts w:ascii="Times New Roman" w:hAnsi="Times New Roman" w:cs="Times New Roman"/>
+          <w:sz w:val="20"/>
+          <w:szCs w:val="20"/>
+        </w:rPr>
+        <w:t>- Java Spring</w:t>
+      </w:r>
+    </w:p>
+    <w:p>
+      <w:pPr>
+        <w:rPr>
+          <w:rFonts w:ascii="Times New Roman" w:hAnsi="Times New Roman" w:cs="Times New Roman"/>
+          <w:sz w:val="20"/>
+          <w:szCs w:val="20"/>
+        </w:rPr>
+      </w:pPr>
+      <w:r>
+        <w:rPr>
+          <w:rFonts w:ascii="Times New Roman" w:hAnsi="Times New Roman" w:cs="Times New Roman"/>
+          <w:sz w:val="20"/>
+          <w:szCs w:val="20"/>
+        </w:rPr>
+        <w:t xml:space="preserve">- Python </w:t>
+      </w:r>
+      <w:proofErr w:type="spellStart"/>
+      <w:r>
+        <w:rPr>
+          <w:rFonts w:ascii="Times New Roman" w:hAnsi="Times New Roman" w:cs="Times New Roman"/>
+          <w:sz w:val="20"/>
+          <w:szCs w:val="20"/>
+        </w:rPr>
+        <w:t>Flask</w:t>
+      </w:r>
+      <w:proofErr w:type="spellEnd"/>
+      <w:r>
+        <w:rPr>
+          <w:rFonts w:ascii="Times New Roman" w:hAnsi="Times New Roman" w:cs="Times New Roman"/>
+          <w:sz w:val="20"/>
+          <w:szCs w:val="20"/>
+        </w:rPr>
+        <w:t>/</w:t>
+      </w:r>
+      <w:proofErr w:type="spellStart"/>
+      <w:r>
+        <w:rPr>
+          <w:rFonts w:ascii="Times New Roman" w:hAnsi="Times New Roman" w:cs="Times New Roman"/>
+          <w:sz w:val="20"/>
+          <w:szCs w:val="20"/>
+        </w:rPr>
+        <w:t>Django</w:t>
+      </w:r>
+      <w:proofErr w:type="spellEnd"/>
+    </w:p>
+    <w:p>
+      <w:pPr>
+        <w:rPr>
+          <w:rFonts w:ascii="Times New Roman" w:hAnsi="Times New Roman" w:cs="Times New Roman"/>
+          <w:sz w:val="20"/>
+          <w:szCs w:val="20"/>
+        </w:rPr>
+      </w:pPr>
+      <w:r>
+        <w:rPr>
+          <w:rFonts w:ascii="Times New Roman" w:hAnsi="Times New Roman" w:cs="Times New Roman"/>
+          <w:sz w:val="20"/>
+          <w:szCs w:val="20"/>
+        </w:rPr>
+        <w:t>- CI/CD rendszerek</w:t>
+      </w:r>
+    </w:p>
+    <w:p>
+      <w:pPr>
+        <w:rPr>
+          <w:rFonts w:ascii="Times New Roman" w:hAnsi="Times New Roman" w:cs="Times New Roman"/>
+          <w:sz w:val="20"/>
+          <w:szCs w:val="20"/>
+        </w:rPr>
+      </w:pPr>
+    </w:p>
+    <w:p>
+      <w:pPr>
+        <w:rPr>
+          <w:rFonts w:ascii="Times New Roman" w:hAnsi="Times New Roman" w:cs="Times New Roman"/>
+          <w:sz w:val="20"/>
+          <w:szCs w:val="20"/>
+        </w:rPr>
+      </w:pPr>
+      <w:r>
+        <w:rPr>
+          <w:rFonts w:ascii="Times New Roman" w:hAnsi="Times New Roman" w:cs="Times New Roman"/>
+          <w:sz w:val="20"/>
+          <w:szCs w:val="20"/>
+        </w:rPr>
+        <w:t>## Fejlesztési irányelvek</w:t>
+      </w:r>
+    </w:p>
+    <w:p>
+      <w:pPr>
+        <w:rPr>
+          <w:rFonts w:ascii="Times New Roman" w:hAnsi="Times New Roman" w:cs="Times New Roman"/>
+          <w:sz w:val="20"/>
+          <w:szCs w:val="20"/>
+        </w:rPr>
+      </w:pPr>
+    </w:p>
+    <w:p>
+      <w:pPr>
+        <w:rPr>
+          <w:rFonts w:ascii="Times New Roman" w:hAnsi="Times New Roman" w:cs="Times New Roman"/>
+          <w:sz w:val="20"/>
+          <w:szCs w:val="20"/>
+        </w:rPr>
+      </w:pPr>
+      <w:r>
+        <w:rPr>
+          <w:rFonts w:ascii="Times New Roman" w:hAnsi="Times New Roman" w:cs="Times New Roman"/>
+          <w:sz w:val="20"/>
+          <w:szCs w:val="20"/>
+        </w:rPr>
+        <w:t>Ajánlott gyakorlatok:</w:t>
+      </w:r>
+    </w:p>
+    <w:p>
+      <w:pPr>
+        <w:rPr>
+          <w:rFonts w:ascii="Times New Roman" w:hAnsi="Times New Roman" w:cs="Times New Roman"/>
+          <w:sz w:val="20"/>
+          <w:szCs w:val="20"/>
+        </w:rPr>
+      </w:pPr>
+      <w:r>
+        <w:rPr>
+          <w:rFonts w:ascii="Times New Roman" w:hAnsi="Times New Roman" w:cs="Times New Roman"/>
+          <w:sz w:val="20"/>
+          <w:szCs w:val="20"/>
+        </w:rPr>
+        <w:t>- API verziókezelés</w:t>
+      </w:r>
+    </w:p>
+    <w:p>
+      <w:pPr>
+        <w:rPr>
+          <w:rFonts w:ascii="Times New Roman" w:hAnsi="Times New Roman" w:cs="Times New Roman"/>
+          <w:sz w:val="20"/>
+          <w:szCs w:val="20"/>
+        </w:rPr>
+      </w:pPr>
+      <w:r>
+        <w:rPr>
+          <w:rFonts w:ascii="Times New Roman" w:hAnsi="Times New Roman" w:cs="Times New Roman"/>
+          <w:sz w:val="20"/>
+          <w:szCs w:val="20"/>
+        </w:rPr>
+        <w:t>- Részletes paraméter dokumentáció</w:t>
+      </w:r>
+    </w:p>
+    <w:p>
+      <w:pPr>
+        <w:rPr>
+          <w:rFonts w:ascii="Times New Roman" w:hAnsi="Times New Roman" w:cs="Times New Roman"/>
+          <w:sz w:val="20"/>
+          <w:szCs w:val="20"/>
+        </w:rPr>
+      </w:pPr>
+      <w:r>
+        <w:rPr>
+          <w:rFonts w:ascii="Times New Roman" w:hAnsi="Times New Roman" w:cs="Times New Roman"/>
+          <w:sz w:val="20"/>
+          <w:szCs w:val="20"/>
+        </w:rPr>
+        <w:t>- Példák és tesztesetek definiálása</w:t>
+      </w:r>
+    </w:p>
+    <w:p>
+      <w:pPr>
+        <w:rPr>
+          <w:rFonts w:ascii="Times New Roman" w:hAnsi="Times New Roman" w:cs="Times New Roman"/>
+          <w:sz w:val="20"/>
+          <w:szCs w:val="20"/>
+        </w:rPr>
+      </w:pPr>
+      <w:r>
+        <w:rPr>
+          <w:rFonts w:ascii="Times New Roman" w:hAnsi="Times New Roman" w:cs="Times New Roman"/>
+          <w:sz w:val="20"/>
+          <w:szCs w:val="20"/>
+        </w:rPr>
+        <w:t>- Biztonsági konfigurációk</w:t>
+      </w:r>
+    </w:p>
+    <w:p>
+      <w:pPr>
+        <w:rPr>
+          <w:rFonts w:ascii="Times New Roman" w:hAnsi="Times New Roman" w:cs="Times New Roman"/>
+          <w:sz w:val="20"/>
+          <w:szCs w:val="20"/>
+        </w:rPr>
+      </w:pPr>
+      <w:r>
+        <w:rPr>
+          <w:rFonts w:ascii="Times New Roman" w:hAnsi="Times New Roman" w:cs="Times New Roman"/>
+          <w:sz w:val="20"/>
+          <w:szCs w:val="20"/>
+        </w:rPr>
+        <w:t>- Szabványos hibakezelés</w:t>
+      </w:r>
+    </w:p>
+    <w:p>
+      <w:pPr>
+        <w:rPr>
+          <w:rFonts w:ascii="Times New Roman" w:hAnsi="Times New Roman" w:cs="Times New Roman"/>
+          <w:sz w:val="20"/>
+          <w:szCs w:val="20"/>
+        </w:rPr>
+      </w:pPr>
+    </w:p>
+    <w:p>
+      <w:pPr>
+        <w:rPr>
+          <w:rFonts w:ascii="Times New Roman" w:hAnsi="Times New Roman" w:cs="Times New Roman"/>
+          <w:sz w:val="20"/>
+          <w:szCs w:val="20"/>
+        </w:rPr>
+      </w:pPr>
+      <w:r>
+        <w:rPr>
+          <w:rFonts w:ascii="Times New Roman" w:hAnsi="Times New Roman" w:cs="Times New Roman"/>
+          <w:sz w:val="20"/>
+          <w:szCs w:val="20"/>
+        </w:rPr>
+        <w:t>## Következtetés</w:t>
+      </w:r>
+    </w:p>
+    <w:p>
+      <w:pPr>
+        <w:rPr>
+          <w:rFonts w:ascii="Times New Roman" w:hAnsi="Times New Roman" w:cs="Times New Roman"/>
+          <w:sz w:val="20"/>
+          <w:szCs w:val="20"/>
+        </w:rPr>
+      </w:pPr>
+    </w:p>
+    <w:p>
+      <w:pPr>
+        <w:rPr>
+          <w:rFonts w:ascii="Times New Roman" w:hAnsi="Times New Roman" w:cs="Times New Roman"/>
+          <w:sz w:val="20"/>
+          <w:szCs w:val="20"/>
+        </w:rPr>
+      </w:pPr>
+      <w:r>
+        <w:rPr>
+          <w:rFonts w:ascii="Times New Roman" w:hAnsi="Times New Roman" w:cs="Times New Roman"/>
+          <w:sz w:val="20"/>
+          <w:szCs w:val="20"/>
+        </w:rPr>
+        <w:t>A Swagger nélkülözhetetlen eszköz modern API fejlesztéshez, amely jelentősen megkönnyíti a dokumentációt és a fejlesztőcsapatok közötti együttműködést.</w:t>
+      </w:r>
+    </w:p>
+    <w:p>
+      <w:pPr>
+        <w:rPr>
+          <w:rFonts w:ascii="Times New Roman" w:hAnsi="Times New Roman" w:cs="Times New Roman"/>
+          <w:sz w:val="20"/>
+          <w:szCs w:val="20"/>
+        </w:rPr>
+      </w:pPr>
+      <w:r>
+        <w:rPr>
+          <w:rFonts w:ascii="Times New Roman" w:hAnsi="Times New Roman" w:cs="Times New Roman"/>
+          <w:sz w:val="20"/>
+          <w:szCs w:val="20"/>
+        </w:rPr>
+        <w:br w:type="page"/>
+      </w:r>
+    </w:p>
+    <w:p>
+      <w:pPr>
+        <w:rPr>
+          <w:rFonts w:ascii="Times New Roman" w:hAnsi="Times New Roman" w:cs="Times New Roman"/>
+          <w:sz w:val="20"/>
+          <w:szCs w:val="20"/>
+        </w:rPr>
+      </w:pPr>
+    </w:p>
+    <w:p>
+      <w:pPr>
+        <w:rPr>
+          <w:rFonts w:ascii="Times New Roman" w:hAnsi="Times New Roman" w:cs="Times New Roman"/>
+          <w:sz w:val="20"/>
+          <w:szCs w:val="20"/>
+        </w:rPr>
+      </w:pPr>
+      <w:r>
+        <w:rPr>
+          <w:rFonts w:ascii="Times New Roman" w:hAnsi="Times New Roman" w:cs="Times New Roman"/>
+          <w:sz w:val="20"/>
+          <w:szCs w:val="20"/>
+        </w:rPr>
+        <w:br w:type="page"/>
+      </w:r>
+      <w:r>
+        <w:rPr>
+          <w:rFonts w:ascii="Times New Roman" w:hAnsi="Times New Roman" w:cs="Times New Roman"/>
+          <w:sz w:val="20"/>
+          <w:szCs w:val="20"/>
+        </w:rPr>
+        <w:lastRenderedPageBreak/>
+        <w:t># phpMyAdmin fejlesztőeszköz összefoglaló</w:t>
+      </w:r>
+    </w:p>
+    <w:p>
+      <w:pPr>
+        <w:rPr>
+          <w:rFonts w:ascii="Times New Roman" w:hAnsi="Times New Roman" w:cs="Times New Roman"/>
+          <w:sz w:val="20"/>
+          <w:szCs w:val="20"/>
+        </w:rPr>
+      </w:pPr>
+    </w:p>
+    <w:p>
+      <w:pPr>
+        <w:rPr>
+          <w:rFonts w:ascii="Times New Roman" w:hAnsi="Times New Roman" w:cs="Times New Roman"/>
+          <w:sz w:val="20"/>
+          <w:szCs w:val="20"/>
+        </w:rPr>
+      </w:pPr>
+      <w:r>
+        <w:rPr>
+          <w:rFonts w:ascii="Times New Roman" w:hAnsi="Times New Roman" w:cs="Times New Roman"/>
+          <w:sz w:val="20"/>
+          <w:szCs w:val="20"/>
+        </w:rPr>
+        <w:t>## Bevezetés</w:t>
+      </w:r>
+    </w:p>
+    <w:p>
+      <w:pPr>
+        <w:rPr>
+          <w:rFonts w:ascii="Times New Roman" w:hAnsi="Times New Roman" w:cs="Times New Roman"/>
+          <w:sz w:val="20"/>
+          <w:szCs w:val="20"/>
+        </w:rPr>
+      </w:pPr>
+    </w:p>
+    <w:p>
+      <w:pPr>
+        <w:rPr>
+          <w:rFonts w:ascii="Times New Roman" w:hAnsi="Times New Roman" w:cs="Times New Roman"/>
+          <w:sz w:val="20"/>
+          <w:szCs w:val="20"/>
+        </w:rPr>
+      </w:pPr>
+      <w:r>
+        <w:rPr>
+          <w:rFonts w:ascii="Times New Roman" w:hAnsi="Times New Roman" w:cs="Times New Roman"/>
+          <w:sz w:val="20"/>
+          <w:szCs w:val="20"/>
+        </w:rPr>
+        <w:t>A phpMyAdmin egy nyílt forráskódú webes felülettel rendelkező MySQL/</w:t>
+      </w:r>
+      <w:proofErr w:type="spellStart"/>
+      <w:r>
+        <w:rPr>
+          <w:rFonts w:ascii="Times New Roman" w:hAnsi="Times New Roman" w:cs="Times New Roman"/>
+          <w:sz w:val="20"/>
+          <w:szCs w:val="20"/>
+        </w:rPr>
+        <w:t>MariaDB</w:t>
+      </w:r>
+      <w:proofErr w:type="spellEnd"/>
+      <w:r>
+        <w:rPr>
+          <w:rFonts w:ascii="Times New Roman" w:hAnsi="Times New Roman" w:cs="Times New Roman"/>
+          <w:sz w:val="20"/>
+          <w:szCs w:val="20"/>
+        </w:rPr>
+        <w:t xml:space="preserve"> adatbázis-kezelő eszköz, amely egyszerűsíti az adatbázisok adminisztrációját.</w:t>
+      </w:r>
+    </w:p>
+    <w:p>
+      <w:pPr>
+        <w:rPr>
+          <w:rFonts w:ascii="Times New Roman" w:hAnsi="Times New Roman" w:cs="Times New Roman"/>
+          <w:sz w:val="20"/>
+          <w:szCs w:val="20"/>
+        </w:rPr>
+      </w:pPr>
+    </w:p>
+    <w:p>
+      <w:pPr>
+        <w:rPr>
+          <w:rFonts w:ascii="Times New Roman" w:hAnsi="Times New Roman" w:cs="Times New Roman"/>
+          <w:sz w:val="20"/>
+          <w:szCs w:val="20"/>
+        </w:rPr>
+      </w:pPr>
+      <w:r>
+        <w:rPr>
+          <w:rFonts w:ascii="Times New Roman" w:hAnsi="Times New Roman" w:cs="Times New Roman"/>
+          <w:sz w:val="20"/>
+          <w:szCs w:val="20"/>
+        </w:rPr>
+        <w:t>## Működési alapelvek</w:t>
+      </w:r>
+    </w:p>
+    <w:p>
+      <w:pPr>
+        <w:rPr>
+          <w:rFonts w:ascii="Times New Roman" w:hAnsi="Times New Roman" w:cs="Times New Roman"/>
+          <w:sz w:val="20"/>
+          <w:szCs w:val="20"/>
+        </w:rPr>
+      </w:pPr>
+    </w:p>
+    <w:p>
+      <w:pPr>
+        <w:rPr>
+          <w:rFonts w:ascii="Times New Roman" w:hAnsi="Times New Roman" w:cs="Times New Roman"/>
+          <w:sz w:val="20"/>
+          <w:szCs w:val="20"/>
+        </w:rPr>
+      </w:pPr>
+      <w:r>
+        <w:rPr>
+          <w:rFonts w:ascii="Times New Roman" w:hAnsi="Times New Roman" w:cs="Times New Roman"/>
+          <w:sz w:val="20"/>
+          <w:szCs w:val="20"/>
+        </w:rPr>
+        <w:t>PHP-ban írt webalkalmazásként működik, amely grafikus felületet biztosít MySQL műveletek végrehajtásához.</w:t>
+      </w:r>
+    </w:p>
+    <w:p>
+      <w:pPr>
+        <w:rPr>
+          <w:rFonts w:ascii="Times New Roman" w:hAnsi="Times New Roman" w:cs="Times New Roman"/>
+          <w:sz w:val="20"/>
+          <w:szCs w:val="20"/>
+        </w:rPr>
+      </w:pPr>
+    </w:p>
+    <w:p>
+      <w:pPr>
+        <w:rPr>
+          <w:rFonts w:ascii="Times New Roman" w:hAnsi="Times New Roman" w:cs="Times New Roman"/>
+          <w:sz w:val="20"/>
+          <w:szCs w:val="20"/>
+        </w:rPr>
+      </w:pPr>
+      <w:r>
+        <w:rPr>
+          <w:rFonts w:ascii="Times New Roman" w:hAnsi="Times New Roman" w:cs="Times New Roman"/>
+          <w:sz w:val="20"/>
+          <w:szCs w:val="20"/>
+        </w:rPr>
+        <w:t>## Technológiai háttér</w:t>
+      </w:r>
+    </w:p>
+    <w:p>
+      <w:pPr>
+        <w:rPr>
+          <w:rFonts w:ascii="Times New Roman" w:hAnsi="Times New Roman" w:cs="Times New Roman"/>
+          <w:sz w:val="20"/>
+          <w:szCs w:val="20"/>
+        </w:rPr>
+      </w:pPr>
+    </w:p>
+    <w:p>
+      <w:pPr>
+        <w:rPr>
+          <w:rFonts w:ascii="Times New Roman" w:hAnsi="Times New Roman" w:cs="Times New Roman"/>
+          <w:sz w:val="20"/>
+          <w:szCs w:val="20"/>
+        </w:rPr>
+      </w:pPr>
+      <w:r>
+        <w:rPr>
+          <w:rFonts w:ascii="Times New Roman" w:hAnsi="Times New Roman" w:cs="Times New Roman"/>
+          <w:sz w:val="20"/>
+          <w:szCs w:val="20"/>
+        </w:rPr>
+        <w:t>Működési folyamat:</w:t>
+      </w:r>
+    </w:p>
+    <w:p>
+      <w:pPr>
+        <w:rPr>
+          <w:rFonts w:ascii="Times New Roman" w:hAnsi="Times New Roman" w:cs="Times New Roman"/>
+          <w:sz w:val="20"/>
+          <w:szCs w:val="20"/>
+        </w:rPr>
+      </w:pPr>
+      <w:r>
+        <w:rPr>
+          <w:rFonts w:ascii="Times New Roman" w:hAnsi="Times New Roman" w:cs="Times New Roman"/>
+          <w:sz w:val="20"/>
+          <w:szCs w:val="20"/>
+        </w:rPr>
+        <w:t>1. Web-alapú felület biztosítása</w:t>
+      </w:r>
+    </w:p>
+    <w:p>
+      <w:pPr>
+        <w:rPr>
+          <w:rFonts w:ascii="Times New Roman" w:hAnsi="Times New Roman" w:cs="Times New Roman"/>
+          <w:sz w:val="20"/>
+          <w:szCs w:val="20"/>
+        </w:rPr>
+      </w:pPr>
+      <w:r>
+        <w:rPr>
+          <w:rFonts w:ascii="Times New Roman" w:hAnsi="Times New Roman" w:cs="Times New Roman"/>
+          <w:sz w:val="20"/>
+          <w:szCs w:val="20"/>
+        </w:rPr>
+        <w:t>2. SQL lekérdezések végrehajtása</w:t>
+      </w:r>
+    </w:p>
+    <w:p>
+      <w:pPr>
+        <w:rPr>
+          <w:rFonts w:ascii="Times New Roman" w:hAnsi="Times New Roman" w:cs="Times New Roman"/>
+          <w:sz w:val="20"/>
+          <w:szCs w:val="20"/>
+        </w:rPr>
+      </w:pPr>
+      <w:r>
+        <w:rPr>
+          <w:rFonts w:ascii="Times New Roman" w:hAnsi="Times New Roman" w:cs="Times New Roman"/>
+          <w:sz w:val="20"/>
+          <w:szCs w:val="20"/>
+        </w:rPr>
+        <w:t>3. Adatbázis struktúra kezelése</w:t>
+      </w:r>
+    </w:p>
+    <w:p>
+      <w:pPr>
+        <w:rPr>
+          <w:rFonts w:ascii="Times New Roman" w:hAnsi="Times New Roman" w:cs="Times New Roman"/>
+          <w:sz w:val="20"/>
+          <w:szCs w:val="20"/>
+        </w:rPr>
+      </w:pPr>
+      <w:r>
+        <w:rPr>
+          <w:rFonts w:ascii="Times New Roman" w:hAnsi="Times New Roman" w:cs="Times New Roman"/>
+          <w:sz w:val="20"/>
+          <w:szCs w:val="20"/>
+        </w:rPr>
+        <w:t>4. Jogosultságkezelés</w:t>
+      </w:r>
+    </w:p>
+    <w:p>
+      <w:pPr>
+        <w:rPr>
+          <w:rFonts w:ascii="Times New Roman" w:hAnsi="Times New Roman" w:cs="Times New Roman"/>
+          <w:sz w:val="20"/>
+          <w:szCs w:val="20"/>
+        </w:rPr>
+      </w:pPr>
+      <w:r>
+        <w:rPr>
+          <w:rFonts w:ascii="Times New Roman" w:hAnsi="Times New Roman" w:cs="Times New Roman"/>
+          <w:sz w:val="20"/>
+          <w:szCs w:val="20"/>
+        </w:rPr>
+        <w:t>5. Import/Export funkciók</w:t>
+      </w:r>
+    </w:p>
+    <w:p>
+      <w:pPr>
+        <w:rPr>
+          <w:rFonts w:ascii="Times New Roman" w:hAnsi="Times New Roman" w:cs="Times New Roman"/>
+          <w:sz w:val="20"/>
+          <w:szCs w:val="20"/>
+        </w:rPr>
+      </w:pPr>
+    </w:p>
+    <w:p>
+      <w:pPr>
+        <w:rPr>
+          <w:rFonts w:ascii="Times New Roman" w:hAnsi="Times New Roman" w:cs="Times New Roman"/>
+          <w:sz w:val="20"/>
+          <w:szCs w:val="20"/>
+        </w:rPr>
+      </w:pPr>
+      <w:r>
+        <w:rPr>
+          <w:rFonts w:ascii="Times New Roman" w:hAnsi="Times New Roman" w:cs="Times New Roman"/>
+          <w:sz w:val="20"/>
+          <w:szCs w:val="20"/>
+        </w:rPr>
+        <w:t>## Alapvető funkcionalitás</w:t>
+      </w:r>
+    </w:p>
+    <w:p>
+      <w:pPr>
+        <w:rPr>
+          <w:rFonts w:ascii="Times New Roman" w:hAnsi="Times New Roman" w:cs="Times New Roman"/>
+          <w:sz w:val="20"/>
+          <w:szCs w:val="20"/>
+        </w:rPr>
+      </w:pPr>
+    </w:p>
+    <w:p>
+      <w:pPr>
+        <w:rPr>
+          <w:rFonts w:ascii="Times New Roman" w:hAnsi="Times New Roman" w:cs="Times New Roman"/>
+          <w:sz w:val="20"/>
+          <w:szCs w:val="20"/>
+        </w:rPr>
+      </w:pPr>
+      <w:r>
+        <w:rPr>
+          <w:rFonts w:ascii="Times New Roman" w:hAnsi="Times New Roman" w:cs="Times New Roman"/>
+          <w:sz w:val="20"/>
+          <w:szCs w:val="20"/>
+        </w:rPr>
+        <w:t>Fő jellemzők:</w:t>
+      </w:r>
+    </w:p>
+    <w:p>
+      <w:pPr>
+        <w:rPr>
+          <w:rFonts w:ascii="Times New Roman" w:hAnsi="Times New Roman" w:cs="Times New Roman"/>
+          <w:sz w:val="20"/>
+          <w:szCs w:val="20"/>
+        </w:rPr>
+      </w:pPr>
+      <w:r>
+        <w:rPr>
+          <w:rFonts w:ascii="Times New Roman" w:hAnsi="Times New Roman" w:cs="Times New Roman"/>
+          <w:sz w:val="20"/>
+          <w:szCs w:val="20"/>
+        </w:rPr>
+        <w:t>- Vizuális adatbázis kezelés</w:t>
+      </w:r>
+    </w:p>
+    <w:p>
+      <w:pPr>
+        <w:rPr>
+          <w:rFonts w:ascii="Times New Roman" w:hAnsi="Times New Roman" w:cs="Times New Roman"/>
+          <w:sz w:val="20"/>
+          <w:szCs w:val="20"/>
+        </w:rPr>
+      </w:pPr>
+      <w:r>
+        <w:rPr>
+          <w:rFonts w:ascii="Times New Roman" w:hAnsi="Times New Roman" w:cs="Times New Roman"/>
+          <w:sz w:val="20"/>
+          <w:szCs w:val="20"/>
+        </w:rPr>
+        <w:t>- SQL lekérdezés szerkesztő</w:t>
+      </w:r>
+    </w:p>
+    <w:p>
+      <w:pPr>
+        <w:rPr>
+          <w:rFonts w:ascii="Times New Roman" w:hAnsi="Times New Roman" w:cs="Times New Roman"/>
+          <w:sz w:val="20"/>
+          <w:szCs w:val="20"/>
+        </w:rPr>
+      </w:pPr>
+      <w:r>
+        <w:rPr>
+          <w:rFonts w:ascii="Times New Roman" w:hAnsi="Times New Roman" w:cs="Times New Roman"/>
+          <w:sz w:val="20"/>
+          <w:szCs w:val="20"/>
+        </w:rPr>
+        <w:t>- Adatimport/export</w:t>
+      </w:r>
+    </w:p>
+    <w:p>
+      <w:pPr>
+        <w:rPr>
+          <w:rFonts w:ascii="Times New Roman" w:hAnsi="Times New Roman" w:cs="Times New Roman"/>
+          <w:sz w:val="20"/>
+          <w:szCs w:val="20"/>
+        </w:rPr>
+      </w:pPr>
+      <w:r>
+        <w:rPr>
+          <w:rFonts w:ascii="Times New Roman" w:hAnsi="Times New Roman" w:cs="Times New Roman"/>
+          <w:sz w:val="20"/>
+          <w:szCs w:val="20"/>
+        </w:rPr>
+        <w:t>- Felhasználókezelés</w:t>
+      </w:r>
+    </w:p>
+    <w:p>
+      <w:pPr>
+        <w:rPr>
+          <w:rFonts w:ascii="Times New Roman" w:hAnsi="Times New Roman" w:cs="Times New Roman"/>
+          <w:sz w:val="20"/>
+          <w:szCs w:val="20"/>
+        </w:rPr>
+      </w:pPr>
+      <w:r>
+        <w:rPr>
+          <w:rFonts w:ascii="Times New Roman" w:hAnsi="Times New Roman" w:cs="Times New Roman"/>
+          <w:sz w:val="20"/>
+          <w:szCs w:val="20"/>
+        </w:rPr>
+        <w:t>- Backup funkciók</w:t>
+      </w:r>
+    </w:p>
+    <w:p>
+      <w:pPr>
+        <w:rPr>
+          <w:rFonts w:ascii="Times New Roman" w:hAnsi="Times New Roman" w:cs="Times New Roman"/>
+          <w:sz w:val="20"/>
+          <w:szCs w:val="20"/>
+        </w:rPr>
+      </w:pPr>
+    </w:p>
+    <w:p>
+      <w:pPr>
+        <w:rPr>
+          <w:rFonts w:ascii="Times New Roman" w:hAnsi="Times New Roman" w:cs="Times New Roman"/>
+          <w:sz w:val="20"/>
+          <w:szCs w:val="20"/>
+        </w:rPr>
+      </w:pPr>
+      <w:r>
+        <w:rPr>
+          <w:rFonts w:ascii="Times New Roman" w:hAnsi="Times New Roman" w:cs="Times New Roman"/>
+          <w:sz w:val="20"/>
+          <w:szCs w:val="20"/>
+        </w:rPr>
+        <w:t>## Integráció más technológiákkal</w:t>
+      </w:r>
+    </w:p>
+    <w:p>
+      <w:pPr>
+        <w:rPr>
+          <w:rFonts w:ascii="Times New Roman" w:hAnsi="Times New Roman" w:cs="Times New Roman"/>
+          <w:sz w:val="20"/>
+          <w:szCs w:val="20"/>
+        </w:rPr>
+      </w:pPr>
+    </w:p>
+    <w:p>
+      <w:pPr>
+        <w:rPr>
+          <w:rFonts w:ascii="Times New Roman" w:hAnsi="Times New Roman" w:cs="Times New Roman"/>
+          <w:sz w:val="20"/>
+          <w:szCs w:val="20"/>
+        </w:rPr>
+      </w:pPr>
+      <w:r>
+        <w:rPr>
+          <w:rFonts w:ascii="Times New Roman" w:hAnsi="Times New Roman" w:cs="Times New Roman"/>
+          <w:sz w:val="20"/>
+          <w:szCs w:val="20"/>
+        </w:rPr>
+        <w:t>Kapcsolódási pontok:</w:t>
+      </w:r>
+    </w:p>
+    <w:p>
+      <w:pPr>
+        <w:rPr>
+          <w:rFonts w:ascii="Times New Roman" w:hAnsi="Times New Roman" w:cs="Times New Roman"/>
+          <w:sz w:val="20"/>
+          <w:szCs w:val="20"/>
+        </w:rPr>
+      </w:pPr>
+      <w:r>
+        <w:rPr>
+          <w:rFonts w:ascii="Times New Roman" w:hAnsi="Times New Roman" w:cs="Times New Roman"/>
+          <w:sz w:val="20"/>
+          <w:szCs w:val="20"/>
+        </w:rPr>
+        <w:t>- MySQL/</w:t>
+      </w:r>
+      <w:proofErr w:type="spellStart"/>
+      <w:r>
+        <w:rPr>
+          <w:rFonts w:ascii="Times New Roman" w:hAnsi="Times New Roman" w:cs="Times New Roman"/>
+          <w:sz w:val="20"/>
+          <w:szCs w:val="20"/>
+        </w:rPr>
+        <w:t>MariaDB</w:t>
+      </w:r>
+      <w:proofErr w:type="spellEnd"/>
+    </w:p>
+    <w:p>
+      <w:pPr>
+        <w:rPr>
+          <w:rFonts w:ascii="Times New Roman" w:hAnsi="Times New Roman" w:cs="Times New Roman"/>
+          <w:sz w:val="20"/>
+          <w:szCs w:val="20"/>
+        </w:rPr>
+      </w:pPr>
+      <w:r>
+        <w:rPr>
+          <w:rFonts w:ascii="Times New Roman" w:hAnsi="Times New Roman" w:cs="Times New Roman"/>
+          <w:sz w:val="20"/>
+          <w:szCs w:val="20"/>
+        </w:rPr>
+        <w:lastRenderedPageBreak/>
+        <w:t>- Web szerverek</w:t>
+      </w:r>
+    </w:p>
+    <w:p>
+      <w:pPr>
+        <w:rPr>
+          <w:rFonts w:ascii="Times New Roman" w:hAnsi="Times New Roman" w:cs="Times New Roman"/>
+          <w:sz w:val="20"/>
+          <w:szCs w:val="20"/>
+        </w:rPr>
+      </w:pPr>
+      <w:r>
+        <w:rPr>
+          <w:rFonts w:ascii="Times New Roman" w:hAnsi="Times New Roman" w:cs="Times New Roman"/>
+          <w:sz w:val="20"/>
+          <w:szCs w:val="20"/>
+        </w:rPr>
+        <w:t>- PHP alkalmazások</w:t>
+      </w:r>
+    </w:p>
+    <w:p>
+      <w:pPr>
+        <w:rPr>
+          <w:rFonts w:ascii="Times New Roman" w:hAnsi="Times New Roman" w:cs="Times New Roman"/>
+          <w:sz w:val="20"/>
+          <w:szCs w:val="20"/>
+        </w:rPr>
+      </w:pPr>
+      <w:r>
+        <w:rPr>
+          <w:rFonts w:ascii="Times New Roman" w:hAnsi="Times New Roman" w:cs="Times New Roman"/>
+          <w:sz w:val="20"/>
+          <w:szCs w:val="20"/>
+        </w:rPr>
+        <w:t>- Backup rendszerek</w:t>
+      </w:r>
+    </w:p>
+    <w:p>
+      <w:pPr>
+        <w:rPr>
+          <w:rFonts w:ascii="Times New Roman" w:hAnsi="Times New Roman" w:cs="Times New Roman"/>
+          <w:sz w:val="20"/>
+          <w:szCs w:val="20"/>
+        </w:rPr>
+      </w:pPr>
+      <w:r>
+        <w:rPr>
+          <w:rFonts w:ascii="Times New Roman" w:hAnsi="Times New Roman" w:cs="Times New Roman"/>
+          <w:sz w:val="20"/>
+          <w:szCs w:val="20"/>
+        </w:rPr>
+        <w:t xml:space="preserve">- </w:t>
+      </w:r>
+      <w:proofErr w:type="spellStart"/>
+      <w:r>
+        <w:rPr>
+          <w:rFonts w:ascii="Times New Roman" w:hAnsi="Times New Roman" w:cs="Times New Roman"/>
+          <w:sz w:val="20"/>
+          <w:szCs w:val="20"/>
+        </w:rPr>
+        <w:t>Hosting</w:t>
+      </w:r>
+      <w:proofErr w:type="spellEnd"/>
+      <w:r>
+        <w:rPr>
+          <w:rFonts w:ascii="Times New Roman" w:hAnsi="Times New Roman" w:cs="Times New Roman"/>
+          <w:sz w:val="20"/>
+          <w:szCs w:val="20"/>
+        </w:rPr>
+        <w:t xml:space="preserve"> szolgáltatások</w:t>
+      </w:r>
+    </w:p>
+    <w:p>
+      <w:pPr>
+        <w:rPr>
+          <w:rFonts w:ascii="Times New Roman" w:hAnsi="Times New Roman" w:cs="Times New Roman"/>
+          <w:sz w:val="20"/>
+          <w:szCs w:val="20"/>
+        </w:rPr>
+      </w:pPr>
+    </w:p>
+    <w:p>
+      <w:pPr>
+        <w:rPr>
+          <w:rFonts w:ascii="Times New Roman" w:hAnsi="Times New Roman" w:cs="Times New Roman"/>
+          <w:sz w:val="20"/>
+          <w:szCs w:val="20"/>
+        </w:rPr>
+      </w:pPr>
+      <w:r>
+        <w:rPr>
+          <w:rFonts w:ascii="Times New Roman" w:hAnsi="Times New Roman" w:cs="Times New Roman"/>
+          <w:sz w:val="20"/>
+          <w:szCs w:val="20"/>
+        </w:rPr>
+        <w:t>## Következtetés</w:t>
+      </w:r>
+    </w:p>
+    <w:p>
+      <w:pPr>
+        <w:rPr>
+          <w:rFonts w:ascii="Times New Roman" w:hAnsi="Times New Roman" w:cs="Times New Roman"/>
+          <w:sz w:val="20"/>
+          <w:szCs w:val="20"/>
+        </w:rPr>
+      </w:pPr>
+    </w:p>
+    <w:p>
+      <w:pPr>
+        <w:rPr>
+          <w:rFonts w:ascii="Times New Roman" w:hAnsi="Times New Roman" w:cs="Times New Roman"/>
+          <w:sz w:val="20"/>
+          <w:szCs w:val="20"/>
+        </w:rPr>
+      </w:pPr>
+      <w:r>
+        <w:rPr>
+          <w:rFonts w:ascii="Times New Roman" w:hAnsi="Times New Roman" w:cs="Times New Roman"/>
+          <w:sz w:val="20"/>
+          <w:szCs w:val="20"/>
+        </w:rPr>
+        <w:t>A phpMyAdmin egy megbízható és széles körben használt eszköz MySQL adatbázisok kezeléséhez, amely különösen hasznos web-alapú projektek fejlesztésénél.</w:t>
+      </w:r>
+    </w:p>
+    <w:p>
+      <w:pPr>
+        <w:rPr>
+          <w:rFonts w:ascii="Times New Roman" w:hAnsi="Times New Roman" w:cs="Times New Roman"/>
+          <w:sz w:val="20"/>
+          <w:szCs w:val="20"/>
+        </w:rPr>
+      </w:pPr>
+      <w:r>
+        <w:rPr>
+          <w:rFonts w:ascii="Times New Roman" w:hAnsi="Times New Roman" w:cs="Times New Roman"/>
+          <w:sz w:val="20"/>
+          <w:szCs w:val="20"/>
+        </w:rPr>
+        <w:t>Következtetés</w:t>
+      </w:r>
+    </w:p>
+    <w:p>
+      <w:pPr>
+        <w:rPr>
+          <w:rFonts w:ascii="Times New Roman" w:hAnsi="Times New Roman" w:cs="Times New Roman"/>
+          <w:sz w:val="20"/>
+          <w:szCs w:val="20"/>
+        </w:rPr>
+      </w:pPr>
+    </w:p>
+    <w:p>
+      <w:pPr>
+        <w:rPr>
+          <w:rFonts w:ascii="Times New Roman" w:hAnsi="Times New Roman" w:cs="Times New Roman"/>
+          <w:sz w:val="20"/>
+          <w:szCs w:val="20"/>
+        </w:rPr>
+      </w:pPr>
+      <w:r>
+        <w:rPr>
+          <w:rFonts w:ascii="Times New Roman" w:hAnsi="Times New Roman" w:cs="Times New Roman"/>
+          <w:sz w:val="20"/>
+          <w:szCs w:val="20"/>
+        </w:rPr>
+        <w:t>A VS Code egy rendkívül rugalmas és hatékony fejlesztőeszköz, amely alkalmazkodik a modern fejlesztési igényekhez és folyamatokhoz.</w:t>
+      </w:r>
     </w:p>
     <w:p>
       <w:pPr>
@@ -6555,7 +9540,7 @@
     <w:rsidRoot w:val="00BE5DE9"/>
     <w:rsid w:val="0045496F"/>
     <w:rsid w:val="00BE5DE9"/>
-    <w:rsid w:val="00C46BE9"/>
+    <w:rsid w:val="00CB6BA0"/>
   </w:rsids>
   <m:mathPr>
     <m:mathFont m:val="Cambria Math"/>

--- a/Lakberendezés_Dokumentum.docx
+++ b/Lakberendezés_Dokumentum.docx
@@ -4321,7 +4321,7 @@
           <w:szCs w:val="20"/>
         </w:rPr>
         <w:lastRenderedPageBreak/>
-        <w:t>Visual Studio Code fejlesztőeszköz összefoglaló</w:t>
+        <w:t>Visual Studio Code összefoglaló</w:t>
       </w:r>
     </w:p>
     <w:p>
@@ -4363,23 +4363,172 @@
       <w:pPr>
         <w:rPr>
           <w:rFonts w:ascii="Times New Roman" w:hAnsi="Times New Roman" w:cs="Times New Roman"/>
-          <w:sz w:val="20"/>
-          <w:szCs w:val="20"/>
-        </w:rPr>
-      </w:pPr>
-      <w:r>
-        <w:rPr>
-          <w:rFonts w:ascii="Times New Roman" w:hAnsi="Times New Roman" w:cs="Times New Roman"/>
-          <w:sz w:val="20"/>
-          <w:szCs w:val="20"/>
-        </w:rPr>
-        <w:t>A Visual Studio Code egy nyílt forráskódú, platformfüggetlen kódszerkesztő, amely kiterjedt bővítmény-rendszerrel és integrált fejlesztői eszközökkel rendelkezik.</w:t>
-      </w:r>
-    </w:p>
-    <w:p>
-      <w:pPr>
-        <w:rPr>
-          <w:rFonts w:ascii="Times New Roman" w:hAnsi="Times New Roman" w:cs="Times New Roman"/>
+          <w:color w:val="000000" w:themeColor="text1"/>
+          <w:sz w:val="20"/>
+          <w:szCs w:val="20"/>
+        </w:rPr>
+      </w:pPr>
+      <w:r>
+        <w:rPr>
+          <w:rFonts w:ascii="Times New Roman" w:hAnsi="Times New Roman" w:cs="Times New Roman"/>
+          <w:color w:val="000000" w:themeColor="text1"/>
+          <w:sz w:val="20"/>
+          <w:szCs w:val="20"/>
+        </w:rPr>
+        <w:t>A Visual Studio Code </w:t>
+      </w:r>
+      <w:r>
+        <w:rPr>
+          <w:rFonts w:ascii="Times New Roman" w:hAnsi="Times New Roman" w:cs="Times New Roman"/>
+          <w:color w:val="000000" w:themeColor="text1"/>
+          <w:sz w:val="20"/>
+          <w:szCs w:val="20"/>
+        </w:rPr>
+        <w:t xml:space="preserve">egy </w:t>
+      </w:r>
+      <w:r>
+        <w:rPr>
+          <w:rFonts w:ascii="Times New Roman" w:hAnsi="Times New Roman" w:cs="Times New Roman"/>
+          <w:color w:val="000000" w:themeColor="text1"/>
+          <w:sz w:val="20"/>
+          <w:szCs w:val="20"/>
+        </w:rPr>
+        <w:t>ingyenes, </w:t>
+      </w:r>
+      <w:hyperlink r:id="rId8" w:tooltip="Nyílt forráskódú szoftver" w:history="1">
+        <w:r>
+          <w:rPr>
+            <w:rStyle w:val="Hiperhivatkozs"/>
+            <w:rFonts w:ascii="Times New Roman" w:hAnsi="Times New Roman" w:cs="Times New Roman"/>
+            <w:color w:val="000000" w:themeColor="text1"/>
+            <w:sz w:val="20"/>
+            <w:szCs w:val="20"/>
+            <w:u w:val="none"/>
+          </w:rPr>
+          <w:t>nyílt forráskódú</w:t>
+        </w:r>
+      </w:hyperlink>
+      <w:r>
+        <w:rPr>
+          <w:rFonts w:ascii="Times New Roman" w:hAnsi="Times New Roman" w:cs="Times New Roman"/>
+          <w:color w:val="000000" w:themeColor="text1"/>
+          <w:sz w:val="20"/>
+          <w:szCs w:val="20"/>
+        </w:rPr>
+        <w:t> </w:t>
+      </w:r>
+      <w:r>
+        <w:rPr>
+          <w:rFonts w:ascii="Times New Roman" w:hAnsi="Times New Roman" w:cs="Times New Roman"/>
+          <w:color w:val="000000" w:themeColor="text1"/>
+          <w:sz w:val="20"/>
+          <w:szCs w:val="20"/>
+        </w:rPr>
+        <w:t>rendszer</w:t>
+      </w:r>
+      <w:r>
+        <w:rPr>
+          <w:rFonts w:ascii="Times New Roman" w:hAnsi="Times New Roman" w:cs="Times New Roman"/>
+          <w:color w:val="000000" w:themeColor="text1"/>
+          <w:sz w:val="20"/>
+          <w:szCs w:val="20"/>
+        </w:rPr>
+        <w:t>, melyet a </w:t>
+      </w:r>
+      <w:hyperlink r:id="rId9" w:tooltip="Microsoft" w:history="1">
+        <w:r>
+          <w:rPr>
+            <w:rStyle w:val="Hiperhivatkozs"/>
+            <w:rFonts w:ascii="Times New Roman" w:hAnsi="Times New Roman" w:cs="Times New Roman"/>
+            <w:color w:val="000000" w:themeColor="text1"/>
+            <w:sz w:val="20"/>
+            <w:szCs w:val="20"/>
+            <w:u w:val="none"/>
+          </w:rPr>
+          <w:t>Microsoft</w:t>
+        </w:r>
+      </w:hyperlink>
+      <w:r>
+        <w:rPr>
+          <w:rFonts w:ascii="Times New Roman" w:hAnsi="Times New Roman" w:cs="Times New Roman"/>
+          <w:color w:val="000000" w:themeColor="text1"/>
+          <w:sz w:val="20"/>
+          <w:szCs w:val="20"/>
+        </w:rPr>
+        <w:t> fejleszt </w:t>
+      </w:r>
+      <w:hyperlink r:id="rId10" w:tooltip="Windows" w:history="1">
+        <w:r>
+          <w:rPr>
+            <w:rStyle w:val="Hiperhivatkozs"/>
+            <w:rFonts w:ascii="Times New Roman" w:hAnsi="Times New Roman" w:cs="Times New Roman"/>
+            <w:color w:val="000000" w:themeColor="text1"/>
+            <w:sz w:val="20"/>
+            <w:szCs w:val="20"/>
+            <w:u w:val="none"/>
+          </w:rPr>
+          <w:t>Windows</w:t>
+        </w:r>
+      </w:hyperlink>
+      <w:r>
+        <w:rPr>
+          <w:rFonts w:ascii="Times New Roman" w:hAnsi="Times New Roman" w:cs="Times New Roman"/>
+          <w:color w:val="000000" w:themeColor="text1"/>
+          <w:sz w:val="20"/>
+          <w:szCs w:val="20"/>
+        </w:rPr>
+        <w:t>, </w:t>
+      </w:r>
+      <w:hyperlink r:id="rId11" w:tooltip="Linux" w:history="1">
+        <w:r>
+          <w:rPr>
+            <w:rStyle w:val="Hiperhivatkozs"/>
+            <w:rFonts w:ascii="Times New Roman" w:hAnsi="Times New Roman" w:cs="Times New Roman"/>
+            <w:color w:val="000000" w:themeColor="text1"/>
+            <w:sz w:val="20"/>
+            <w:szCs w:val="20"/>
+            <w:u w:val="none"/>
+          </w:rPr>
+          <w:t>Linux</w:t>
+        </w:r>
+      </w:hyperlink>
+      <w:r>
+        <w:rPr>
+          <w:rFonts w:ascii="Times New Roman" w:hAnsi="Times New Roman" w:cs="Times New Roman"/>
+          <w:color w:val="000000" w:themeColor="text1"/>
+          <w:sz w:val="20"/>
+          <w:szCs w:val="20"/>
+        </w:rPr>
+        <w:t> és </w:t>
+      </w:r>
+      <w:hyperlink r:id="rId12" w:tooltip="MacOS" w:history="1">
+        <w:r>
+          <w:rPr>
+            <w:rStyle w:val="Hiperhivatkozs"/>
+            <w:rFonts w:ascii="Times New Roman" w:hAnsi="Times New Roman" w:cs="Times New Roman"/>
+            <w:color w:val="000000" w:themeColor="text1"/>
+            <w:sz w:val="20"/>
+            <w:szCs w:val="20"/>
+            <w:u w:val="none"/>
+          </w:rPr>
+          <w:t>macOS</w:t>
+        </w:r>
+      </w:hyperlink>
+      <w:r>
+        <w:rPr>
+          <w:rFonts w:ascii="Times New Roman" w:hAnsi="Times New Roman" w:cs="Times New Roman"/>
+          <w:color w:val="000000" w:themeColor="text1"/>
+          <w:sz w:val="20"/>
+          <w:szCs w:val="20"/>
+        </w:rPr>
+        <w:t> operációs rendszerekhez.</w:t>
+      </w:r>
+    </w:p>
+    <w:p>
+      <w:pPr>
+        <w:rPr>
+          <w:rFonts w:ascii="Times New Roman" w:hAnsi="Times New Roman" w:cs="Times New Roman"/>
+          <w:color w:val="000000" w:themeColor="text1"/>
           <w:sz w:val="20"/>
           <w:szCs w:val="20"/>
         </w:rPr>
@@ -4419,6 +4568,14 @@
           <w:szCs w:val="20"/>
         </w:rPr>
       </w:pPr>
+      <w:r>
+        <w:rPr>
+          <w:rFonts w:ascii="Times New Roman" w:hAnsi="Times New Roman" w:cs="Times New Roman"/>
+          <w:sz w:val="20"/>
+          <w:szCs w:val="20"/>
+        </w:rPr>
+        <w:t xml:space="preserve">Egyfajta szerkesztő/IDE hibrid, ami rendelkezik hibakeresés, intelligens kiegészítés, és </w:t>
+      </w:r>
       <w:proofErr w:type="spellStart"/>
       <w:r>
         <w:rPr>
@@ -4426,7 +4583,7 @@
           <w:sz w:val="20"/>
           <w:szCs w:val="20"/>
         </w:rPr>
-        <w:t>Electron</w:t>
+        <w:t>git</w:t>
       </w:r>
       <w:proofErr w:type="spellEnd"/>
       <w:r>
@@ -4435,93 +4592,328 @@
           <w:sz w:val="20"/>
           <w:szCs w:val="20"/>
         </w:rPr>
-        <w:t>-alapú alkalmazásként fut, amely kombinál egy hatékony szövegszerkesztőt fejlett fejlesztői eszközökkel és bővítmény-rendszerrel.</w:t>
-      </w:r>
-    </w:p>
-    <w:p>
-      <w:pPr>
-        <w:rPr>
-          <w:rFonts w:ascii="Times New Roman" w:hAnsi="Times New Roman" w:cs="Times New Roman"/>
-          <w:sz w:val="20"/>
-          <w:szCs w:val="20"/>
-        </w:rPr>
-      </w:pPr>
-    </w:p>
-    <w:p>
-      <w:pPr>
-        <w:rPr>
-          <w:rFonts w:ascii="Times New Roman" w:hAnsi="Times New Roman" w:cs="Times New Roman"/>
-          <w:sz w:val="20"/>
-          <w:szCs w:val="20"/>
-        </w:rPr>
-      </w:pPr>
-      <w:r>
-        <w:rPr>
-          <w:rFonts w:ascii="Times New Roman" w:hAnsi="Times New Roman" w:cs="Times New Roman"/>
-          <w:sz w:val="20"/>
-          <w:szCs w:val="20"/>
-        </w:rPr>
-        <w:t xml:space="preserve"> Technológiai háttér</w:t>
-      </w:r>
-    </w:p>
-    <w:p>
-      <w:pPr>
-        <w:rPr>
-          <w:rFonts w:ascii="Times New Roman" w:hAnsi="Times New Roman" w:cs="Times New Roman"/>
-          <w:sz w:val="20"/>
-          <w:szCs w:val="20"/>
-        </w:rPr>
-      </w:pPr>
-    </w:p>
-    <w:p>
-      <w:pPr>
-        <w:rPr>
-          <w:rFonts w:ascii="Times New Roman" w:hAnsi="Times New Roman" w:cs="Times New Roman"/>
-          <w:sz w:val="20"/>
-          <w:szCs w:val="20"/>
-        </w:rPr>
-      </w:pPr>
-      <w:r>
-        <w:rPr>
-          <w:rFonts w:ascii="Times New Roman" w:hAnsi="Times New Roman" w:cs="Times New Roman"/>
-          <w:sz w:val="20"/>
-          <w:szCs w:val="20"/>
-        </w:rPr>
-        <w:t>Működési elemek:</w:t>
-      </w:r>
-    </w:p>
-    <w:p>
-      <w:pPr>
-        <w:rPr>
-          <w:rFonts w:ascii="Times New Roman" w:hAnsi="Times New Roman" w:cs="Times New Roman"/>
-          <w:sz w:val="20"/>
-          <w:szCs w:val="20"/>
-        </w:rPr>
-      </w:pPr>
-      <w:r>
-        <w:rPr>
-          <w:rFonts w:ascii="Times New Roman" w:hAnsi="Times New Roman" w:cs="Times New Roman"/>
-          <w:sz w:val="20"/>
-          <w:szCs w:val="20"/>
-        </w:rPr>
-        <w:t>1. Beépített nyelvi támogatás</w:t>
-      </w:r>
-    </w:p>
-    <w:p>
-      <w:pPr>
-        <w:rPr>
-          <w:rFonts w:ascii="Times New Roman" w:hAnsi="Times New Roman" w:cs="Times New Roman"/>
-          <w:sz w:val="20"/>
-          <w:szCs w:val="20"/>
-        </w:rPr>
-      </w:pPr>
-      <w:r>
-        <w:rPr>
-          <w:rFonts w:ascii="Times New Roman" w:hAnsi="Times New Roman" w:cs="Times New Roman"/>
-          <w:sz w:val="20"/>
-          <w:szCs w:val="20"/>
-        </w:rPr>
-        <w:t xml:space="preserve">2. </w:t>
+        <w:t xml:space="preserve"> támogatással, valamint bővítmények tucatjával személyre szabható és bővíthető a tudása</w:t>
+      </w:r>
+      <w:r>
+        <w:rPr>
+          <w:rFonts w:ascii="Times New Roman" w:hAnsi="Times New Roman" w:cs="Times New Roman"/>
+          <w:sz w:val="20"/>
+          <w:szCs w:val="20"/>
+        </w:rPr>
+        <w:t xml:space="preserve"> </w:t>
+      </w:r>
+      <w:r>
+        <w:rPr>
+          <w:rFonts w:ascii="Times New Roman" w:hAnsi="Times New Roman" w:cs="Times New Roman"/>
+          <w:sz w:val="20"/>
+          <w:szCs w:val="20"/>
+        </w:rPr>
+        <w:t xml:space="preserve">amely kombinál egy hatékony szövegszerkesztőt fejlett fejlesztői </w:t>
+      </w:r>
+      <w:r>
+        <w:rPr>
+          <w:rFonts w:ascii="Times New Roman" w:hAnsi="Times New Roman" w:cs="Times New Roman"/>
+          <w:sz w:val="20"/>
+          <w:szCs w:val="20"/>
+        </w:rPr>
+        <w:t>keretek között</w:t>
+      </w:r>
+      <w:r>
+        <w:rPr>
+          <w:rFonts w:ascii="Times New Roman" w:hAnsi="Times New Roman" w:cs="Times New Roman"/>
+          <w:sz w:val="20"/>
+          <w:szCs w:val="20"/>
+        </w:rPr>
+        <w:t>.</w:t>
+      </w:r>
+      <w:r>
+        <w:rPr>
+          <w:rFonts w:ascii="Times New Roman" w:hAnsi="Times New Roman" w:cs="Times New Roman"/>
+          <w:sz w:val="20"/>
+          <w:szCs w:val="20"/>
+        </w:rPr>
+        <w:t> </w:t>
+      </w:r>
+    </w:p>
+    <w:p>
+      <w:pPr>
+        <w:rPr>
+          <w:rFonts w:ascii="Times New Roman" w:hAnsi="Times New Roman" w:cs="Times New Roman"/>
+          <w:sz w:val="20"/>
+          <w:szCs w:val="20"/>
+        </w:rPr>
+      </w:pPr>
+    </w:p>
+    <w:p>
+      <w:pPr>
+        <w:rPr>
+          <w:rFonts w:ascii="Times New Roman" w:hAnsi="Times New Roman" w:cs="Times New Roman"/>
+          <w:sz w:val="20"/>
+          <w:szCs w:val="20"/>
+        </w:rPr>
+      </w:pPr>
+    </w:p>
+    <w:p>
+      <w:pPr>
+        <w:rPr>
+          <w:rFonts w:ascii="Times New Roman" w:hAnsi="Times New Roman" w:cs="Times New Roman"/>
+          <w:sz w:val="20"/>
+          <w:szCs w:val="20"/>
+        </w:rPr>
+      </w:pPr>
+      <w:r>
+        <w:rPr>
+          <w:rFonts w:ascii="Times New Roman" w:hAnsi="Times New Roman" w:cs="Times New Roman"/>
+          <w:sz w:val="20"/>
+          <w:szCs w:val="20"/>
+        </w:rPr>
+        <w:t>Alapvető funkcionalitás</w:t>
+      </w:r>
+    </w:p>
+    <w:p>
+      <w:pPr>
+        <w:rPr>
+          <w:rFonts w:ascii="Times New Roman" w:hAnsi="Times New Roman" w:cs="Times New Roman"/>
+          <w:sz w:val="20"/>
+          <w:szCs w:val="20"/>
+        </w:rPr>
+      </w:pPr>
+    </w:p>
+    <w:p>
+      <w:pPr>
+        <w:rPr>
+          <w:rFonts w:ascii="Times New Roman" w:hAnsi="Times New Roman" w:cs="Times New Roman"/>
+          <w:sz w:val="20"/>
+          <w:szCs w:val="20"/>
+        </w:rPr>
+      </w:pPr>
+      <w:r>
+        <w:rPr>
+          <w:rFonts w:ascii="Times New Roman" w:hAnsi="Times New Roman" w:cs="Times New Roman"/>
+          <w:sz w:val="20"/>
+          <w:szCs w:val="20"/>
+        </w:rPr>
+        <w:t>Fő</w:t>
+      </w:r>
+      <w:r>
+        <w:rPr>
+          <w:rFonts w:ascii="Times New Roman" w:hAnsi="Times New Roman" w:cs="Times New Roman"/>
+          <w:sz w:val="20"/>
+          <w:szCs w:val="20"/>
+        </w:rPr>
+        <w:t>bb</w:t>
+      </w:r>
+      <w:r>
+        <w:rPr>
+          <w:rFonts w:ascii="Times New Roman" w:hAnsi="Times New Roman" w:cs="Times New Roman"/>
+          <w:sz w:val="20"/>
+          <w:szCs w:val="20"/>
+        </w:rPr>
+        <w:t xml:space="preserve"> jellemző</w:t>
+      </w:r>
+      <w:r>
+        <w:rPr>
+          <w:rFonts w:ascii="Times New Roman" w:hAnsi="Times New Roman" w:cs="Times New Roman"/>
+          <w:sz w:val="20"/>
+          <w:szCs w:val="20"/>
+        </w:rPr>
+        <w:t>i</w:t>
+      </w:r>
+      <w:r>
+        <w:rPr>
+          <w:rFonts w:ascii="Times New Roman" w:hAnsi="Times New Roman" w:cs="Times New Roman"/>
+          <w:sz w:val="20"/>
+          <w:szCs w:val="20"/>
+        </w:rPr>
+        <w:t>:</w:t>
+      </w:r>
+    </w:p>
+    <w:p>
+      <w:pPr>
+        <w:rPr>
+          <w:rFonts w:ascii="Times New Roman" w:hAnsi="Times New Roman" w:cs="Times New Roman"/>
+          <w:sz w:val="20"/>
+          <w:szCs w:val="20"/>
+        </w:rPr>
+      </w:pPr>
+      <w:r>
+        <w:rPr>
+          <w:rFonts w:ascii="Times New Roman" w:hAnsi="Times New Roman" w:cs="Times New Roman"/>
+          <w:sz w:val="20"/>
+          <w:szCs w:val="20"/>
+        </w:rPr>
+        <w:t>- Többnyelvű kódszerkesztés</w:t>
+      </w:r>
+    </w:p>
+    <w:p>
+      <w:pPr>
+        <w:rPr>
+          <w:rFonts w:ascii="Times New Roman" w:hAnsi="Times New Roman" w:cs="Times New Roman"/>
+          <w:sz w:val="20"/>
+          <w:szCs w:val="20"/>
+        </w:rPr>
+      </w:pPr>
+      <w:r>
+        <w:rPr>
+          <w:rFonts w:ascii="Times New Roman" w:hAnsi="Times New Roman" w:cs="Times New Roman"/>
+          <w:sz w:val="20"/>
+          <w:szCs w:val="20"/>
+        </w:rPr>
+        <w:t>- Bővítmény rendszer</w:t>
+      </w:r>
+    </w:p>
+    <w:p>
+      <w:pPr>
+        <w:rPr>
+          <w:rFonts w:ascii="Times New Roman" w:hAnsi="Times New Roman" w:cs="Times New Roman"/>
+          <w:sz w:val="20"/>
+          <w:szCs w:val="20"/>
+        </w:rPr>
+      </w:pPr>
+      <w:r>
+        <w:rPr>
+          <w:rFonts w:ascii="Times New Roman" w:hAnsi="Times New Roman" w:cs="Times New Roman"/>
+          <w:sz w:val="20"/>
+          <w:szCs w:val="20"/>
+        </w:rPr>
+        <w:t>- Testreszabható felület</w:t>
+      </w:r>
+    </w:p>
+    <w:p>
+      <w:pPr>
+        <w:rPr>
+          <w:rFonts w:ascii="Times New Roman" w:hAnsi="Times New Roman" w:cs="Times New Roman"/>
+          <w:sz w:val="20"/>
+          <w:szCs w:val="20"/>
+        </w:rPr>
+      </w:pPr>
+      <w:r>
+        <w:rPr>
+          <w:rFonts w:ascii="Times New Roman" w:hAnsi="Times New Roman" w:cs="Times New Roman"/>
+          <w:sz w:val="20"/>
+          <w:szCs w:val="20"/>
+        </w:rPr>
+        <w:t>- Integrált verziókezelés</w:t>
+      </w:r>
+    </w:p>
+    <w:p>
+      <w:pPr>
+        <w:rPr>
+          <w:rFonts w:ascii="Times New Roman" w:hAnsi="Times New Roman" w:cs="Times New Roman"/>
+          <w:sz w:val="20"/>
+          <w:szCs w:val="20"/>
+        </w:rPr>
+      </w:pPr>
+      <w:r>
+        <w:rPr>
+          <w:rFonts w:ascii="Times New Roman" w:hAnsi="Times New Roman" w:cs="Times New Roman"/>
+          <w:sz w:val="20"/>
+          <w:szCs w:val="20"/>
+        </w:rPr>
+        <w:t>- Live Share együttműködés</w:t>
+      </w:r>
+    </w:p>
+    <w:p>
+      <w:pPr>
+        <w:rPr>
+          <w:rFonts w:ascii="Times New Roman" w:hAnsi="Times New Roman" w:cs="Times New Roman"/>
+          <w:sz w:val="20"/>
+          <w:szCs w:val="20"/>
+        </w:rPr>
+      </w:pPr>
+    </w:p>
+    <w:p>
+      <w:pPr>
+        <w:rPr>
+          <w:rFonts w:ascii="Times New Roman" w:hAnsi="Times New Roman" w:cs="Times New Roman"/>
+          <w:sz w:val="20"/>
+          <w:szCs w:val="20"/>
+        </w:rPr>
+      </w:pPr>
+      <w:r>
+        <w:rPr>
+          <w:rFonts w:ascii="Times New Roman" w:hAnsi="Times New Roman" w:cs="Times New Roman"/>
+          <w:sz w:val="20"/>
+          <w:szCs w:val="20"/>
+        </w:rPr>
+        <w:t>Integráció más technológiákkal</w:t>
+      </w:r>
+    </w:p>
+    <w:p>
+      <w:pPr>
+        <w:rPr>
+          <w:rFonts w:ascii="Times New Roman" w:hAnsi="Times New Roman" w:cs="Times New Roman"/>
+          <w:sz w:val="20"/>
+          <w:szCs w:val="20"/>
+        </w:rPr>
+      </w:pPr>
+    </w:p>
+    <w:p>
+      <w:pPr>
+        <w:rPr>
+          <w:rFonts w:ascii="Times New Roman" w:hAnsi="Times New Roman" w:cs="Times New Roman"/>
+          <w:sz w:val="20"/>
+          <w:szCs w:val="20"/>
+        </w:rPr>
+      </w:pPr>
+      <w:r>
+        <w:rPr>
+          <w:rFonts w:ascii="Times New Roman" w:hAnsi="Times New Roman" w:cs="Times New Roman"/>
+          <w:sz w:val="20"/>
+          <w:szCs w:val="20"/>
+        </w:rPr>
+        <w:t>Támogatott területek:</w:t>
+      </w:r>
+    </w:p>
+    <w:p>
+      <w:pPr>
+        <w:rPr>
+          <w:rFonts w:ascii="Times New Roman" w:hAnsi="Times New Roman" w:cs="Times New Roman"/>
+          <w:sz w:val="20"/>
+          <w:szCs w:val="20"/>
+        </w:rPr>
+      </w:pPr>
+      <w:r>
+        <w:rPr>
+          <w:rFonts w:ascii="Times New Roman" w:hAnsi="Times New Roman" w:cs="Times New Roman"/>
+          <w:sz w:val="20"/>
+          <w:szCs w:val="20"/>
+        </w:rPr>
+        <w:t>- Web fejlesztés (HTML, CSS, JS)</w:t>
+      </w:r>
+    </w:p>
+    <w:p>
+      <w:pPr>
+        <w:rPr>
+          <w:rFonts w:ascii="Times New Roman" w:hAnsi="Times New Roman" w:cs="Times New Roman"/>
+          <w:sz w:val="20"/>
+          <w:szCs w:val="20"/>
+        </w:rPr>
+      </w:pPr>
+      <w:r>
+        <w:rPr>
+          <w:rFonts w:ascii="Times New Roman" w:hAnsi="Times New Roman" w:cs="Times New Roman"/>
+          <w:sz w:val="20"/>
+          <w:szCs w:val="20"/>
+        </w:rPr>
+        <w:t>- Backend fejlesztés</w:t>
+      </w:r>
+    </w:p>
+    <w:p>
+      <w:pPr>
+        <w:rPr>
+          <w:rFonts w:ascii="Times New Roman" w:hAnsi="Times New Roman" w:cs="Times New Roman"/>
+          <w:sz w:val="20"/>
+          <w:szCs w:val="20"/>
+        </w:rPr>
+      </w:pPr>
+      <w:r>
+        <w:rPr>
+          <w:rFonts w:ascii="Times New Roman" w:hAnsi="Times New Roman" w:cs="Times New Roman"/>
+          <w:sz w:val="20"/>
+          <w:szCs w:val="20"/>
+        </w:rPr>
+        <w:t xml:space="preserve">- </w:t>
       </w:r>
       <w:proofErr w:type="spellStart"/>
       <w:r>
@@ -4530,7 +4922,7 @@
           <w:sz w:val="20"/>
           <w:szCs w:val="20"/>
         </w:rPr>
-        <w:t>IntelliSense</w:t>
+        <w:t>Konténerizáció</w:t>
       </w:r>
       <w:proofErr w:type="spellEnd"/>
       <w:r>
@@ -4539,24 +4931,41 @@
           <w:sz w:val="20"/>
           <w:szCs w:val="20"/>
         </w:rPr>
-        <w:t xml:space="preserve"> kódkiegészítés</w:t>
-      </w:r>
-    </w:p>
-    <w:p>
-      <w:pPr>
-        <w:rPr>
-          <w:rFonts w:ascii="Times New Roman" w:hAnsi="Times New Roman" w:cs="Times New Roman"/>
-          <w:sz w:val="20"/>
-          <w:szCs w:val="20"/>
-        </w:rPr>
-      </w:pPr>
-      <w:r>
-        <w:rPr>
-          <w:rFonts w:ascii="Times New Roman" w:hAnsi="Times New Roman" w:cs="Times New Roman"/>
-          <w:sz w:val="20"/>
-          <w:szCs w:val="20"/>
-        </w:rPr>
-        <w:t xml:space="preserve">3. Beépített </w:t>
+        <w:t xml:space="preserve"> (Docker)</w:t>
+      </w:r>
+    </w:p>
+    <w:p>
+      <w:pPr>
+        <w:rPr>
+          <w:rFonts w:ascii="Times New Roman" w:hAnsi="Times New Roman" w:cs="Times New Roman"/>
+          <w:sz w:val="20"/>
+          <w:szCs w:val="20"/>
+        </w:rPr>
+      </w:pPr>
+      <w:r>
+        <w:rPr>
+          <w:rFonts w:ascii="Times New Roman" w:hAnsi="Times New Roman" w:cs="Times New Roman"/>
+          <w:sz w:val="20"/>
+          <w:szCs w:val="20"/>
+        </w:rPr>
+        <w:t>- Cloud fejlesztés</w:t>
+      </w:r>
+    </w:p>
+    <w:p>
+      <w:pPr>
+        <w:rPr>
+          <w:rFonts w:ascii="Times New Roman" w:hAnsi="Times New Roman" w:cs="Times New Roman"/>
+          <w:sz w:val="20"/>
+          <w:szCs w:val="20"/>
+        </w:rPr>
+      </w:pPr>
+      <w:r>
+        <w:rPr>
+          <w:rFonts w:ascii="Times New Roman" w:hAnsi="Times New Roman" w:cs="Times New Roman"/>
+          <w:sz w:val="20"/>
+          <w:szCs w:val="20"/>
+        </w:rPr>
+        <w:t xml:space="preserve">- </w:t>
       </w:r>
       <w:proofErr w:type="spellStart"/>
       <w:r>
@@ -4565,7 +4974,7 @@
           <w:sz w:val="20"/>
           <w:szCs w:val="20"/>
         </w:rPr>
-        <w:t>Git</w:t>
+        <w:t>Remote</w:t>
       </w:r>
       <w:proofErr w:type="spellEnd"/>
       <w:r>
@@ -4574,41 +4983,7 @@
           <w:sz w:val="20"/>
           <w:szCs w:val="20"/>
         </w:rPr>
-        <w:t xml:space="preserve"> integráció</w:t>
-      </w:r>
-    </w:p>
-    <w:p>
-      <w:pPr>
-        <w:rPr>
-          <w:rFonts w:ascii="Times New Roman" w:hAnsi="Times New Roman" w:cs="Times New Roman"/>
-          <w:sz w:val="20"/>
-          <w:szCs w:val="20"/>
-        </w:rPr>
-      </w:pPr>
-      <w:r>
-        <w:rPr>
-          <w:rFonts w:ascii="Times New Roman" w:hAnsi="Times New Roman" w:cs="Times New Roman"/>
-          <w:sz w:val="20"/>
-          <w:szCs w:val="20"/>
-        </w:rPr>
-        <w:t>4. Integrált terminál</w:t>
-      </w:r>
-    </w:p>
-    <w:p>
-      <w:pPr>
-        <w:rPr>
-          <w:rFonts w:ascii="Times New Roman" w:hAnsi="Times New Roman" w:cs="Times New Roman"/>
-          <w:sz w:val="20"/>
-          <w:szCs w:val="20"/>
-        </w:rPr>
-      </w:pPr>
-      <w:r>
-        <w:rPr>
-          <w:rFonts w:ascii="Times New Roman" w:hAnsi="Times New Roman" w:cs="Times New Roman"/>
-          <w:sz w:val="20"/>
-          <w:szCs w:val="20"/>
-        </w:rPr>
-        <w:t xml:space="preserve">5. </w:t>
+        <w:t xml:space="preserve"> </w:t>
       </w:r>
       <w:proofErr w:type="spellStart"/>
       <w:r>
@@ -4617,16 +4992,165 @@
           <w:sz w:val="20"/>
           <w:szCs w:val="20"/>
         </w:rPr>
-        <w:t>Debug</w:t>
+        <w:t>Development</w:t>
       </w:r>
       <w:proofErr w:type="spellEnd"/>
-      <w:r>
-        <w:rPr>
-          <w:rFonts w:ascii="Times New Roman" w:hAnsi="Times New Roman" w:cs="Times New Roman"/>
-          <w:sz w:val="20"/>
-          <w:szCs w:val="20"/>
-        </w:rPr>
-        <w:t xml:space="preserve"> funkcionalitás</w:t>
+    </w:p>
+    <w:p>
+      <w:pPr>
+        <w:rPr>
+          <w:rFonts w:ascii="Times New Roman" w:hAnsi="Times New Roman" w:cs="Times New Roman"/>
+          <w:sz w:val="20"/>
+          <w:szCs w:val="20"/>
+        </w:rPr>
+      </w:pPr>
+    </w:p>
+    <w:p>
+      <w:pPr>
+        <w:rPr>
+          <w:rFonts w:ascii="Times New Roman" w:hAnsi="Times New Roman" w:cs="Times New Roman"/>
+          <w:sz w:val="20"/>
+          <w:szCs w:val="20"/>
+        </w:rPr>
+      </w:pPr>
+    </w:p>
+    <w:p>
+      <w:pPr>
+        <w:rPr>
+          <w:rFonts w:ascii="Times New Roman" w:hAnsi="Times New Roman" w:cs="Times New Roman"/>
+          <w:sz w:val="20"/>
+          <w:szCs w:val="20"/>
+        </w:rPr>
+      </w:pPr>
+      <w:r>
+        <w:rPr>
+          <w:rFonts w:ascii="Times New Roman" w:hAnsi="Times New Roman" w:cs="Times New Roman"/>
+          <w:sz w:val="20"/>
+          <w:szCs w:val="20"/>
+        </w:rPr>
+        <w:br w:type="page"/>
+      </w:r>
+    </w:p>
+    <w:p>
+      <w:pPr>
+        <w:rPr>
+          <w:rFonts w:ascii="Times New Roman" w:hAnsi="Times New Roman" w:cs="Times New Roman"/>
+          <w:sz w:val="20"/>
+          <w:szCs w:val="20"/>
+        </w:rPr>
+      </w:pPr>
+      <w:r>
+        <w:rPr>
+          <w:rFonts w:ascii="Times New Roman" w:hAnsi="Times New Roman" w:cs="Times New Roman"/>
+          <w:sz w:val="20"/>
+          <w:szCs w:val="20"/>
+        </w:rPr>
+        <w:lastRenderedPageBreak/>
+        <w:t>Visual Studio 2022 fejlesztőeszköz összefoglaló</w:t>
+      </w:r>
+    </w:p>
+    <w:p>
+      <w:pPr>
+        <w:rPr>
+          <w:rFonts w:ascii="Times New Roman" w:hAnsi="Times New Roman" w:cs="Times New Roman"/>
+          <w:sz w:val="20"/>
+          <w:szCs w:val="20"/>
+        </w:rPr>
+      </w:pPr>
+    </w:p>
+    <w:p>
+      <w:pPr>
+        <w:rPr>
+          <w:rFonts w:ascii="Times New Roman" w:hAnsi="Times New Roman" w:cs="Times New Roman"/>
+          <w:sz w:val="20"/>
+          <w:szCs w:val="20"/>
+        </w:rPr>
+      </w:pPr>
+      <w:r>
+        <w:rPr>
+          <w:rFonts w:ascii="Times New Roman" w:hAnsi="Times New Roman" w:cs="Times New Roman"/>
+          <w:sz w:val="20"/>
+          <w:szCs w:val="20"/>
+        </w:rPr>
+        <w:t>Bevezetés</w:t>
+      </w:r>
+    </w:p>
+    <w:p>
+      <w:pPr>
+        <w:rPr>
+          <w:rFonts w:ascii="Times New Roman" w:hAnsi="Times New Roman" w:cs="Times New Roman"/>
+          <w:sz w:val="20"/>
+          <w:szCs w:val="20"/>
+        </w:rPr>
+      </w:pPr>
+    </w:p>
+    <w:p>
+      <w:pPr>
+        <w:rPr>
+          <w:rFonts w:ascii="Times New Roman" w:hAnsi="Times New Roman" w:cs="Times New Roman"/>
+          <w:sz w:val="20"/>
+          <w:szCs w:val="20"/>
+        </w:rPr>
+      </w:pPr>
+      <w:r>
+        <w:rPr>
+          <w:rFonts w:ascii="Times New Roman" w:hAnsi="Times New Roman" w:cs="Times New Roman"/>
+          <w:sz w:val="20"/>
+          <w:szCs w:val="20"/>
+        </w:rPr>
+        <w:t>A Visual Studio 2022 a Microsoft integrált fejlesztőkörnyezete (IDE), amely átfogó eszközkészletet biztosít professzionális alkalmazásfejlesztéshez.</w:t>
+      </w:r>
+    </w:p>
+    <w:p>
+      <w:pPr>
+        <w:rPr>
+          <w:rFonts w:ascii="Times New Roman" w:hAnsi="Times New Roman" w:cs="Times New Roman"/>
+          <w:sz w:val="20"/>
+          <w:szCs w:val="20"/>
+        </w:rPr>
+      </w:pPr>
+    </w:p>
+    <w:p>
+      <w:pPr>
+        <w:rPr>
+          <w:rFonts w:ascii="Times New Roman" w:hAnsi="Times New Roman" w:cs="Times New Roman"/>
+          <w:sz w:val="20"/>
+          <w:szCs w:val="20"/>
+        </w:rPr>
+      </w:pPr>
+      <w:r>
+        <w:rPr>
+          <w:rFonts w:ascii="Times New Roman" w:hAnsi="Times New Roman" w:cs="Times New Roman"/>
+          <w:sz w:val="20"/>
+          <w:szCs w:val="20"/>
+        </w:rPr>
+        <w:t>Működési alapelvek</w:t>
+      </w:r>
+    </w:p>
+    <w:p>
+      <w:pPr>
+        <w:rPr>
+          <w:rFonts w:ascii="Times New Roman" w:hAnsi="Times New Roman" w:cs="Times New Roman"/>
+          <w:sz w:val="20"/>
+          <w:szCs w:val="20"/>
+        </w:rPr>
+      </w:pPr>
+    </w:p>
+    <w:p>
+      <w:pPr>
+        <w:rPr>
+          <w:rFonts w:ascii="Times New Roman" w:hAnsi="Times New Roman" w:cs="Times New Roman"/>
+          <w:sz w:val="20"/>
+          <w:szCs w:val="20"/>
+        </w:rPr>
+      </w:pPr>
+      <w:r>
+        <w:rPr>
+          <w:rFonts w:ascii="Times New Roman" w:hAnsi="Times New Roman" w:cs="Times New Roman"/>
+          <w:sz w:val="20"/>
+          <w:szCs w:val="20"/>
+        </w:rPr>
+        <w:t>64 bites alkalmazásként fut, támogatva a nagy méretű projektek hatékony kezelését, beépített fordítóval és debuggerrel.</w:t>
       </w:r>
     </w:p>
     <w:p>
@@ -4678,58 +5202,684 @@
           <w:sz w:val="20"/>
           <w:szCs w:val="20"/>
         </w:rPr>
-        <w:t>Fő jellemzők:</w:t>
-      </w:r>
-    </w:p>
-    <w:p>
-      <w:pPr>
-        <w:rPr>
-          <w:rFonts w:ascii="Times New Roman" w:hAnsi="Times New Roman" w:cs="Times New Roman"/>
-          <w:sz w:val="20"/>
-          <w:szCs w:val="20"/>
-        </w:rPr>
-      </w:pPr>
-      <w:r>
-        <w:rPr>
-          <w:rFonts w:ascii="Times New Roman" w:hAnsi="Times New Roman" w:cs="Times New Roman"/>
-          <w:sz w:val="20"/>
-          <w:szCs w:val="20"/>
-        </w:rPr>
-        <w:t>- Többnyelvű kódszerkesztés</w:t>
-      </w:r>
-    </w:p>
-    <w:p>
-      <w:pPr>
-        <w:rPr>
-          <w:rFonts w:ascii="Times New Roman" w:hAnsi="Times New Roman" w:cs="Times New Roman"/>
-          <w:sz w:val="20"/>
-          <w:szCs w:val="20"/>
-        </w:rPr>
-      </w:pPr>
-      <w:r>
-        <w:rPr>
-          <w:rFonts w:ascii="Times New Roman" w:hAnsi="Times New Roman" w:cs="Times New Roman"/>
-          <w:sz w:val="20"/>
-          <w:szCs w:val="20"/>
-        </w:rPr>
-        <w:t>- Bővítmény rendszer</w:t>
-      </w:r>
-    </w:p>
-    <w:p>
-      <w:pPr>
-        <w:rPr>
-          <w:rFonts w:ascii="Times New Roman" w:hAnsi="Times New Roman" w:cs="Times New Roman"/>
-          <w:sz w:val="20"/>
-          <w:szCs w:val="20"/>
-        </w:rPr>
-      </w:pPr>
-      <w:r>
-        <w:rPr>
-          <w:rFonts w:ascii="Times New Roman" w:hAnsi="Times New Roman" w:cs="Times New Roman"/>
-          <w:sz w:val="20"/>
-          <w:szCs w:val="20"/>
-        </w:rPr>
-        <w:t xml:space="preserve">- </w:t>
+        <w:t>Főbb jellemzők:</w:t>
+      </w:r>
+    </w:p>
+    <w:p>
+      <w:pPr>
+        <w:rPr>
+          <w:rFonts w:ascii="Times New Roman" w:hAnsi="Times New Roman" w:cs="Times New Roman"/>
+          <w:sz w:val="20"/>
+          <w:szCs w:val="20"/>
+        </w:rPr>
+      </w:pPr>
+      <w:r>
+        <w:rPr>
+          <w:rFonts w:ascii="Times New Roman" w:hAnsi="Times New Roman" w:cs="Times New Roman"/>
+          <w:sz w:val="20"/>
+          <w:szCs w:val="20"/>
+        </w:rPr>
+        <w:t>- Intelligens kódszerkesztés</w:t>
+      </w:r>
+    </w:p>
+    <w:p>
+      <w:pPr>
+        <w:rPr>
+          <w:rFonts w:ascii="Times New Roman" w:hAnsi="Times New Roman" w:cs="Times New Roman"/>
+          <w:sz w:val="20"/>
+          <w:szCs w:val="20"/>
+        </w:rPr>
+      </w:pPr>
+      <w:r>
+        <w:rPr>
+          <w:rFonts w:ascii="Times New Roman" w:hAnsi="Times New Roman" w:cs="Times New Roman"/>
+          <w:sz w:val="20"/>
+          <w:szCs w:val="20"/>
+        </w:rPr>
+        <w:t>- Vizuális tervezőeszközök</w:t>
+      </w:r>
+    </w:p>
+    <w:p>
+      <w:pPr>
+        <w:rPr>
+          <w:rFonts w:ascii="Times New Roman" w:hAnsi="Times New Roman" w:cs="Times New Roman"/>
+          <w:sz w:val="20"/>
+          <w:szCs w:val="20"/>
+        </w:rPr>
+      </w:pPr>
+      <w:r>
+        <w:rPr>
+          <w:rFonts w:ascii="Times New Roman" w:hAnsi="Times New Roman" w:cs="Times New Roman"/>
+          <w:sz w:val="20"/>
+          <w:szCs w:val="20"/>
+        </w:rPr>
+        <w:t>- Beépített tesztelési eszközök</w:t>
+      </w:r>
+    </w:p>
+    <w:p>
+      <w:pPr>
+        <w:rPr>
+          <w:rFonts w:ascii="Times New Roman" w:hAnsi="Times New Roman" w:cs="Times New Roman"/>
+          <w:sz w:val="20"/>
+          <w:szCs w:val="20"/>
+        </w:rPr>
+      </w:pPr>
+      <w:r>
+        <w:rPr>
+          <w:rFonts w:ascii="Times New Roman" w:hAnsi="Times New Roman" w:cs="Times New Roman"/>
+          <w:sz w:val="20"/>
+          <w:szCs w:val="20"/>
+        </w:rPr>
+        <w:t>- Forráskód verziókezelés</w:t>
+      </w:r>
+    </w:p>
+    <w:p>
+      <w:pPr>
+        <w:rPr>
+          <w:rFonts w:ascii="Times New Roman" w:hAnsi="Times New Roman" w:cs="Times New Roman"/>
+          <w:sz w:val="20"/>
+          <w:szCs w:val="20"/>
+        </w:rPr>
+      </w:pPr>
+      <w:r>
+        <w:rPr>
+          <w:rFonts w:ascii="Times New Roman" w:hAnsi="Times New Roman" w:cs="Times New Roman"/>
+          <w:sz w:val="20"/>
+          <w:szCs w:val="20"/>
+        </w:rPr>
+        <w:t>-Tesztelés beépített keretrendszerre</w:t>
+      </w:r>
+      <w:r>
+        <w:rPr>
+          <w:rFonts w:ascii="Times New Roman" w:hAnsi="Times New Roman" w:cs="Times New Roman"/>
+          <w:sz w:val="20"/>
+          <w:szCs w:val="20"/>
+        </w:rPr>
+        <w:t>l</w:t>
+      </w:r>
+    </w:p>
+    <w:p>
+      <w:pPr>
+        <w:rPr>
+          <w:rFonts w:ascii="Times New Roman" w:hAnsi="Times New Roman" w:cs="Times New Roman"/>
+          <w:sz w:val="20"/>
+          <w:szCs w:val="20"/>
+        </w:rPr>
+      </w:pPr>
+    </w:p>
+    <w:p>
+      <w:pPr>
+        <w:rPr>
+          <w:rFonts w:ascii="Times New Roman" w:hAnsi="Times New Roman" w:cs="Times New Roman"/>
+          <w:sz w:val="20"/>
+          <w:szCs w:val="20"/>
+        </w:rPr>
+      </w:pPr>
+      <w:r>
+        <w:rPr>
+          <w:rFonts w:ascii="Times New Roman" w:hAnsi="Times New Roman" w:cs="Times New Roman"/>
+          <w:sz w:val="20"/>
+          <w:szCs w:val="20"/>
+        </w:rPr>
+        <w:t>Integráció más technológiákkal</w:t>
+      </w:r>
+    </w:p>
+    <w:p>
+      <w:pPr>
+        <w:rPr>
+          <w:rFonts w:ascii="Times New Roman" w:hAnsi="Times New Roman" w:cs="Times New Roman"/>
+          <w:sz w:val="20"/>
+          <w:szCs w:val="20"/>
+        </w:rPr>
+      </w:pPr>
+    </w:p>
+    <w:p>
+      <w:pPr>
+        <w:rPr>
+          <w:rFonts w:ascii="Times New Roman" w:hAnsi="Times New Roman" w:cs="Times New Roman"/>
+          <w:sz w:val="20"/>
+          <w:szCs w:val="20"/>
+        </w:rPr>
+      </w:pPr>
+      <w:r>
+        <w:rPr>
+          <w:rFonts w:ascii="Times New Roman" w:hAnsi="Times New Roman" w:cs="Times New Roman"/>
+          <w:sz w:val="20"/>
+          <w:szCs w:val="20"/>
+        </w:rPr>
+        <w:t>Támogatott területek:</w:t>
+      </w:r>
+    </w:p>
+    <w:p>
+      <w:pPr>
+        <w:rPr>
+          <w:rFonts w:ascii="Times New Roman" w:hAnsi="Times New Roman" w:cs="Times New Roman"/>
+          <w:sz w:val="20"/>
+          <w:szCs w:val="20"/>
+        </w:rPr>
+      </w:pPr>
+      <w:r>
+        <w:rPr>
+          <w:rFonts w:ascii="Times New Roman" w:hAnsi="Times New Roman" w:cs="Times New Roman"/>
+          <w:sz w:val="20"/>
+          <w:szCs w:val="20"/>
+        </w:rPr>
+        <w:t>- .NET Framework/Core fejlesztés</w:t>
+      </w:r>
+    </w:p>
+    <w:p>
+      <w:pPr>
+        <w:rPr>
+          <w:rFonts w:ascii="Times New Roman" w:hAnsi="Times New Roman" w:cs="Times New Roman"/>
+          <w:sz w:val="20"/>
+          <w:szCs w:val="20"/>
+        </w:rPr>
+      </w:pPr>
+      <w:r>
+        <w:rPr>
+          <w:rFonts w:ascii="Times New Roman" w:hAnsi="Times New Roman" w:cs="Times New Roman"/>
+          <w:sz w:val="20"/>
+          <w:szCs w:val="20"/>
+        </w:rPr>
+        <w:t>- C++ fejlesztés</w:t>
+      </w:r>
+    </w:p>
+    <w:p>
+      <w:pPr>
+        <w:rPr>
+          <w:rFonts w:ascii="Times New Roman" w:hAnsi="Times New Roman" w:cs="Times New Roman"/>
+          <w:sz w:val="20"/>
+          <w:szCs w:val="20"/>
+        </w:rPr>
+      </w:pPr>
+      <w:r>
+        <w:rPr>
+          <w:rFonts w:ascii="Times New Roman" w:hAnsi="Times New Roman" w:cs="Times New Roman"/>
+          <w:sz w:val="20"/>
+          <w:szCs w:val="20"/>
+        </w:rPr>
+        <w:t>- Web fejlesztés</w:t>
+      </w:r>
+    </w:p>
+    <w:p>
+      <w:pPr>
+        <w:rPr>
+          <w:rFonts w:ascii="Times New Roman" w:hAnsi="Times New Roman" w:cs="Times New Roman"/>
+          <w:sz w:val="20"/>
+          <w:szCs w:val="20"/>
+        </w:rPr>
+      </w:pPr>
+      <w:r>
+        <w:rPr>
+          <w:rFonts w:ascii="Times New Roman" w:hAnsi="Times New Roman" w:cs="Times New Roman"/>
+          <w:sz w:val="20"/>
+          <w:szCs w:val="20"/>
+        </w:rPr>
+        <w:t>- Mobil fejlesztés</w:t>
+      </w:r>
+    </w:p>
+    <w:p>
+      <w:pPr>
+        <w:rPr>
+          <w:rFonts w:ascii="Times New Roman" w:hAnsi="Times New Roman" w:cs="Times New Roman"/>
+          <w:sz w:val="20"/>
+          <w:szCs w:val="20"/>
+        </w:rPr>
+      </w:pPr>
+    </w:p>
+    <w:p>
+      <w:pPr>
+        <w:rPr>
+          <w:rFonts w:ascii="Times New Roman" w:hAnsi="Times New Roman" w:cs="Times New Roman"/>
+          <w:sz w:val="20"/>
+          <w:szCs w:val="20"/>
+        </w:rPr>
+      </w:pPr>
+      <w:r>
+        <w:rPr>
+          <w:rFonts w:ascii="Times New Roman" w:hAnsi="Times New Roman" w:cs="Times New Roman"/>
+          <w:sz w:val="20"/>
+          <w:szCs w:val="20"/>
+        </w:rPr>
+        <w:t>Következtetés</w:t>
+      </w:r>
+    </w:p>
+    <w:p>
+      <w:pPr>
+        <w:rPr>
+          <w:rFonts w:ascii="Times New Roman" w:hAnsi="Times New Roman" w:cs="Times New Roman"/>
+          <w:sz w:val="20"/>
+          <w:szCs w:val="20"/>
+        </w:rPr>
+      </w:pPr>
+    </w:p>
+    <w:p>
+      <w:pPr>
+        <w:rPr>
+          <w:rFonts w:ascii="Times New Roman" w:hAnsi="Times New Roman" w:cs="Times New Roman"/>
+          <w:sz w:val="20"/>
+          <w:szCs w:val="20"/>
+        </w:rPr>
+      </w:pPr>
+      <w:r>
+        <w:rPr>
+          <w:rFonts w:ascii="Times New Roman" w:hAnsi="Times New Roman" w:cs="Times New Roman"/>
+          <w:sz w:val="20"/>
+          <w:szCs w:val="20"/>
+        </w:rPr>
+        <w:t xml:space="preserve">A Visual Studio 2022 egy komplett, </w:t>
+      </w:r>
+      <w:r>
+        <w:rPr>
+          <w:rFonts w:ascii="Times New Roman" w:hAnsi="Times New Roman" w:cs="Times New Roman"/>
+          <w:sz w:val="20"/>
+          <w:szCs w:val="20"/>
+        </w:rPr>
+        <w:t>magas</w:t>
+      </w:r>
+      <w:r>
+        <w:rPr>
+          <w:rFonts w:ascii="Times New Roman" w:hAnsi="Times New Roman" w:cs="Times New Roman"/>
+          <w:sz w:val="20"/>
+          <w:szCs w:val="20"/>
+        </w:rPr>
+        <w:t xml:space="preserve"> szintű fejlesztőkörnyezet, amely különösen alkalmas nagyméretű, komplex alkalmazások fejlesztésére.</w:t>
+      </w:r>
+    </w:p>
+    <w:p>
+      <w:pPr>
+        <w:rPr>
+          <w:rFonts w:ascii="Times New Roman" w:hAnsi="Times New Roman" w:cs="Times New Roman"/>
+          <w:sz w:val="20"/>
+          <w:szCs w:val="20"/>
+        </w:rPr>
+      </w:pPr>
+      <w:r>
+        <w:rPr>
+          <w:rFonts w:ascii="Times New Roman" w:hAnsi="Times New Roman" w:cs="Times New Roman"/>
+          <w:sz w:val="20"/>
+          <w:szCs w:val="20"/>
+        </w:rPr>
+        <w:br w:type="page"/>
+      </w:r>
+    </w:p>
+    <w:p>
+      <w:pPr>
+        <w:rPr>
+          <w:rFonts w:ascii="Times New Roman" w:hAnsi="Times New Roman" w:cs="Times New Roman"/>
+          <w:sz w:val="20"/>
+          <w:szCs w:val="20"/>
+        </w:rPr>
+      </w:pPr>
+      <w:r>
+        <w:rPr>
+          <w:rFonts w:ascii="Times New Roman" w:hAnsi="Times New Roman" w:cs="Times New Roman"/>
+          <w:sz w:val="20"/>
+          <w:szCs w:val="20"/>
+        </w:rPr>
+        <w:lastRenderedPageBreak/>
+        <w:t>Swagger (OpenAPI) összefoglaló</w:t>
+      </w:r>
+    </w:p>
+    <w:p>
+      <w:pPr>
+        <w:rPr>
+          <w:rFonts w:ascii="Times New Roman" w:hAnsi="Times New Roman" w:cs="Times New Roman"/>
+          <w:sz w:val="20"/>
+          <w:szCs w:val="20"/>
+        </w:rPr>
+      </w:pPr>
+    </w:p>
+    <w:p>
+      <w:pPr>
+        <w:rPr>
+          <w:rFonts w:ascii="Times New Roman" w:hAnsi="Times New Roman" w:cs="Times New Roman"/>
+          <w:sz w:val="20"/>
+          <w:szCs w:val="20"/>
+        </w:rPr>
+      </w:pPr>
+      <w:r>
+        <w:rPr>
+          <w:rFonts w:ascii="Times New Roman" w:hAnsi="Times New Roman" w:cs="Times New Roman"/>
+          <w:sz w:val="20"/>
+          <w:szCs w:val="20"/>
+        </w:rPr>
+        <w:t>Bevezetés</w:t>
+      </w:r>
+    </w:p>
+    <w:p>
+      <w:pPr>
+        <w:rPr>
+          <w:rFonts w:ascii="Times New Roman" w:hAnsi="Times New Roman" w:cs="Times New Roman"/>
+          <w:sz w:val="20"/>
+          <w:szCs w:val="20"/>
+        </w:rPr>
+      </w:pPr>
+    </w:p>
+    <w:p>
+      <w:pPr>
+        <w:rPr>
+          <w:rFonts w:ascii="Times New Roman" w:hAnsi="Times New Roman" w:cs="Times New Roman"/>
+          <w:sz w:val="20"/>
+          <w:szCs w:val="20"/>
+        </w:rPr>
+      </w:pPr>
+      <w:r>
+        <w:rPr>
+          <w:rFonts w:ascii="Times New Roman" w:hAnsi="Times New Roman" w:cs="Times New Roman"/>
+          <w:sz w:val="20"/>
+          <w:szCs w:val="20"/>
+        </w:rPr>
+        <w:t>A Swagger (OpenAPI) egy API dokumentációs és tervezési keretrendszer, amely lehetővé teszi RESTful API-k szabványos leírását és tesztelését.</w:t>
+      </w:r>
+    </w:p>
+    <w:p>
+      <w:pPr>
+        <w:rPr>
+          <w:rFonts w:ascii="Times New Roman" w:hAnsi="Times New Roman" w:cs="Times New Roman"/>
+          <w:sz w:val="20"/>
+          <w:szCs w:val="20"/>
+        </w:rPr>
+      </w:pPr>
+    </w:p>
+    <w:p>
+      <w:pPr>
+        <w:rPr>
+          <w:rFonts w:ascii="Times New Roman" w:hAnsi="Times New Roman" w:cs="Times New Roman"/>
+          <w:sz w:val="20"/>
+          <w:szCs w:val="20"/>
+        </w:rPr>
+      </w:pPr>
+      <w:r>
+        <w:rPr>
+          <w:rFonts w:ascii="Times New Roman" w:hAnsi="Times New Roman" w:cs="Times New Roman"/>
+          <w:sz w:val="20"/>
+          <w:szCs w:val="20"/>
+        </w:rPr>
+        <w:t>Működési alapelvek</w:t>
+      </w:r>
+    </w:p>
+    <w:p>
+      <w:pPr>
+        <w:rPr>
+          <w:rFonts w:ascii="Times New Roman" w:hAnsi="Times New Roman" w:cs="Times New Roman"/>
+          <w:sz w:val="20"/>
+          <w:szCs w:val="20"/>
+        </w:rPr>
+      </w:pPr>
+    </w:p>
+    <w:p>
+      <w:pPr>
+        <w:rPr>
+          <w:rFonts w:ascii="Times New Roman" w:hAnsi="Times New Roman" w:cs="Times New Roman"/>
+          <w:sz w:val="20"/>
+          <w:szCs w:val="20"/>
+        </w:rPr>
+      </w:pPr>
+      <w:r>
+        <w:rPr>
+          <w:rFonts w:ascii="Times New Roman" w:hAnsi="Times New Roman" w:cs="Times New Roman"/>
+          <w:sz w:val="20"/>
+          <w:szCs w:val="20"/>
+        </w:rPr>
+        <w:t>Az eszköz JSON vagy YAML formátumban definiált API specifikációkon alapul, amelyekből automatikusan generál interaktív dokumentációt és kliens könyvtárakat.</w:t>
+      </w:r>
+    </w:p>
+    <w:p>
+      <w:pPr>
+        <w:rPr>
+          <w:rFonts w:ascii="Times New Roman" w:hAnsi="Times New Roman" w:cs="Times New Roman"/>
+          <w:sz w:val="20"/>
+          <w:szCs w:val="20"/>
+        </w:rPr>
+      </w:pPr>
+    </w:p>
+    <w:p>
+      <w:pPr>
+        <w:rPr>
+          <w:rFonts w:ascii="Times New Roman" w:hAnsi="Times New Roman" w:cs="Times New Roman"/>
+          <w:sz w:val="20"/>
+          <w:szCs w:val="20"/>
+        </w:rPr>
+      </w:pPr>
+      <w:r>
+        <w:rPr>
+          <w:rFonts w:ascii="Times New Roman" w:hAnsi="Times New Roman" w:cs="Times New Roman"/>
+          <w:sz w:val="20"/>
+          <w:szCs w:val="20"/>
+        </w:rPr>
+        <w:t>Technológiai háttér</w:t>
+      </w:r>
+    </w:p>
+    <w:p>
+      <w:pPr>
+        <w:rPr>
+          <w:rFonts w:ascii="Times New Roman" w:hAnsi="Times New Roman" w:cs="Times New Roman"/>
+          <w:sz w:val="20"/>
+          <w:szCs w:val="20"/>
+        </w:rPr>
+      </w:pPr>
+    </w:p>
+    <w:p>
+      <w:pPr>
+        <w:rPr>
+          <w:rFonts w:ascii="Times New Roman" w:hAnsi="Times New Roman" w:cs="Times New Roman"/>
+          <w:sz w:val="20"/>
+          <w:szCs w:val="20"/>
+        </w:rPr>
+      </w:pPr>
+      <w:r>
+        <w:rPr>
+          <w:rFonts w:ascii="Times New Roman" w:hAnsi="Times New Roman" w:cs="Times New Roman"/>
+          <w:sz w:val="20"/>
+          <w:szCs w:val="20"/>
+        </w:rPr>
+        <w:t>Működési folyamat:</w:t>
+      </w:r>
+    </w:p>
+    <w:p>
+      <w:pPr>
+        <w:rPr>
+          <w:rFonts w:ascii="Times New Roman" w:hAnsi="Times New Roman" w:cs="Times New Roman"/>
+          <w:sz w:val="20"/>
+          <w:szCs w:val="20"/>
+        </w:rPr>
+      </w:pPr>
+      <w:r>
+        <w:rPr>
+          <w:rFonts w:ascii="Times New Roman" w:hAnsi="Times New Roman" w:cs="Times New Roman"/>
+          <w:sz w:val="20"/>
+          <w:szCs w:val="20"/>
+        </w:rPr>
+        <w:t>1. API specifikáció definiálása</w:t>
+      </w:r>
+    </w:p>
+    <w:p>
+      <w:pPr>
+        <w:rPr>
+          <w:rFonts w:ascii="Times New Roman" w:hAnsi="Times New Roman" w:cs="Times New Roman"/>
+          <w:sz w:val="20"/>
+          <w:szCs w:val="20"/>
+        </w:rPr>
+      </w:pPr>
+      <w:r>
+        <w:rPr>
+          <w:rFonts w:ascii="Times New Roman" w:hAnsi="Times New Roman" w:cs="Times New Roman"/>
+          <w:sz w:val="20"/>
+          <w:szCs w:val="20"/>
+        </w:rPr>
+        <w:t>2. Dokumentáció automatikus generálása</w:t>
+      </w:r>
+    </w:p>
+    <w:p>
+      <w:pPr>
+        <w:rPr>
+          <w:rFonts w:ascii="Times New Roman" w:hAnsi="Times New Roman" w:cs="Times New Roman"/>
+          <w:sz w:val="20"/>
+          <w:szCs w:val="20"/>
+        </w:rPr>
+      </w:pPr>
+      <w:r>
+        <w:rPr>
+          <w:rFonts w:ascii="Times New Roman" w:hAnsi="Times New Roman" w:cs="Times New Roman"/>
+          <w:sz w:val="20"/>
+          <w:szCs w:val="20"/>
+        </w:rPr>
+        <w:t>3. Interaktív API felület létrehozása</w:t>
+      </w:r>
+    </w:p>
+    <w:p>
+      <w:pPr>
+        <w:rPr>
+          <w:rFonts w:ascii="Times New Roman" w:hAnsi="Times New Roman" w:cs="Times New Roman"/>
+          <w:sz w:val="20"/>
+          <w:szCs w:val="20"/>
+        </w:rPr>
+      </w:pPr>
+      <w:r>
+        <w:rPr>
+          <w:rFonts w:ascii="Times New Roman" w:hAnsi="Times New Roman" w:cs="Times New Roman"/>
+          <w:sz w:val="20"/>
+          <w:szCs w:val="20"/>
+        </w:rPr>
+        <w:t>4. Kliens kód generálása különböző nyelvekhez</w:t>
+      </w:r>
+    </w:p>
+    <w:p>
+      <w:pPr>
+        <w:rPr>
+          <w:rFonts w:ascii="Times New Roman" w:hAnsi="Times New Roman" w:cs="Times New Roman"/>
+          <w:sz w:val="20"/>
+          <w:szCs w:val="20"/>
+        </w:rPr>
+      </w:pPr>
+      <w:r>
+        <w:rPr>
+          <w:rFonts w:ascii="Times New Roman" w:hAnsi="Times New Roman" w:cs="Times New Roman"/>
+          <w:sz w:val="20"/>
+          <w:szCs w:val="20"/>
+        </w:rPr>
+        <w:t>5. API tesztelési környezet biztosítása</w:t>
+      </w:r>
+    </w:p>
+    <w:p>
+      <w:pPr>
+        <w:rPr>
+          <w:rFonts w:ascii="Times New Roman" w:hAnsi="Times New Roman" w:cs="Times New Roman"/>
+          <w:sz w:val="20"/>
+          <w:szCs w:val="20"/>
+        </w:rPr>
+      </w:pPr>
+    </w:p>
+    <w:p>
+      <w:pPr>
+        <w:rPr>
+          <w:rFonts w:ascii="Times New Roman" w:hAnsi="Times New Roman" w:cs="Times New Roman"/>
+          <w:sz w:val="20"/>
+          <w:szCs w:val="20"/>
+        </w:rPr>
+      </w:pPr>
+      <w:r>
+        <w:rPr>
+          <w:rFonts w:ascii="Times New Roman" w:hAnsi="Times New Roman" w:cs="Times New Roman"/>
+          <w:sz w:val="20"/>
+          <w:szCs w:val="20"/>
+        </w:rPr>
+        <w:t>Integráció más technológiákkal</w:t>
+      </w:r>
+    </w:p>
+    <w:p>
+      <w:pPr>
+        <w:rPr>
+          <w:rFonts w:ascii="Times New Roman" w:hAnsi="Times New Roman" w:cs="Times New Roman"/>
+          <w:sz w:val="20"/>
+          <w:szCs w:val="20"/>
+        </w:rPr>
+      </w:pPr>
+    </w:p>
+    <w:p>
+      <w:pPr>
+        <w:rPr>
+          <w:rFonts w:ascii="Times New Roman" w:hAnsi="Times New Roman" w:cs="Times New Roman"/>
+          <w:sz w:val="20"/>
+          <w:szCs w:val="20"/>
+        </w:rPr>
+      </w:pPr>
+      <w:r>
+        <w:rPr>
+          <w:rFonts w:ascii="Times New Roman" w:hAnsi="Times New Roman" w:cs="Times New Roman"/>
+          <w:sz w:val="20"/>
+          <w:szCs w:val="20"/>
+        </w:rPr>
+        <w:t>Kapcsolódási pontok:</w:t>
+      </w:r>
+    </w:p>
+    <w:p>
+      <w:pPr>
+        <w:rPr>
+          <w:rFonts w:ascii="Times New Roman" w:hAnsi="Times New Roman" w:cs="Times New Roman"/>
+          <w:sz w:val="20"/>
+          <w:szCs w:val="20"/>
+        </w:rPr>
+      </w:pPr>
+      <w:r>
+        <w:rPr>
+          <w:rFonts w:ascii="Times New Roman" w:hAnsi="Times New Roman" w:cs="Times New Roman"/>
+          <w:sz w:val="20"/>
+          <w:szCs w:val="20"/>
+        </w:rPr>
+        <w:t>- .NET Core/ASP.NET</w:t>
+      </w:r>
+    </w:p>
+    <w:p>
+      <w:pPr>
+        <w:rPr>
+          <w:rFonts w:ascii="Times New Roman" w:hAnsi="Times New Roman" w:cs="Times New Roman"/>
+          <w:sz w:val="20"/>
+          <w:szCs w:val="20"/>
+        </w:rPr>
+      </w:pPr>
+      <w:r>
+        <w:rPr>
+          <w:rFonts w:ascii="Times New Roman" w:hAnsi="Times New Roman" w:cs="Times New Roman"/>
+          <w:sz w:val="20"/>
+          <w:szCs w:val="20"/>
+        </w:rPr>
+        <w:t>- Node.js</w:t>
+      </w:r>
+    </w:p>
+    <w:p>
+      <w:pPr>
+        <w:rPr>
+          <w:rFonts w:ascii="Times New Roman" w:hAnsi="Times New Roman" w:cs="Times New Roman"/>
+          <w:sz w:val="20"/>
+          <w:szCs w:val="20"/>
+        </w:rPr>
+      </w:pPr>
+      <w:r>
+        <w:rPr>
+          <w:rFonts w:ascii="Times New Roman" w:hAnsi="Times New Roman" w:cs="Times New Roman"/>
+          <w:sz w:val="20"/>
+          <w:szCs w:val="20"/>
+        </w:rPr>
+        <w:t>- Java Spring</w:t>
+      </w:r>
+    </w:p>
+    <w:p>
+      <w:pPr>
+        <w:rPr>
+          <w:rFonts w:ascii="Times New Roman" w:hAnsi="Times New Roman" w:cs="Times New Roman"/>
+          <w:sz w:val="20"/>
+          <w:szCs w:val="20"/>
+        </w:rPr>
+      </w:pPr>
+      <w:r>
+        <w:rPr>
+          <w:rFonts w:ascii="Times New Roman" w:hAnsi="Times New Roman" w:cs="Times New Roman"/>
+          <w:sz w:val="20"/>
+          <w:szCs w:val="20"/>
+        </w:rPr>
+        <w:t xml:space="preserve">- Python </w:t>
       </w:r>
       <w:proofErr w:type="spellStart"/>
       <w:r>
@@ -4738,7 +5888,7 @@
           <w:sz w:val="20"/>
           <w:szCs w:val="20"/>
         </w:rPr>
-        <w:t>Testreszabható</w:t>
+        <w:t>Flask</w:t>
       </w:r>
       <w:proofErr w:type="spellEnd"/>
       <w:r>
@@ -4747,41 +5897,7 @@
           <w:sz w:val="20"/>
           <w:szCs w:val="20"/>
         </w:rPr>
-        <w:t xml:space="preserve"> felület</w:t>
-      </w:r>
-    </w:p>
-    <w:p>
-      <w:pPr>
-        <w:rPr>
-          <w:rFonts w:ascii="Times New Roman" w:hAnsi="Times New Roman" w:cs="Times New Roman"/>
-          <w:sz w:val="20"/>
-          <w:szCs w:val="20"/>
-        </w:rPr>
-      </w:pPr>
-      <w:r>
-        <w:rPr>
-          <w:rFonts w:ascii="Times New Roman" w:hAnsi="Times New Roman" w:cs="Times New Roman"/>
-          <w:sz w:val="20"/>
-          <w:szCs w:val="20"/>
-        </w:rPr>
-        <w:t>- Integrált verziókezelés</w:t>
-      </w:r>
-    </w:p>
-    <w:p>
-      <w:pPr>
-        <w:rPr>
-          <w:rFonts w:ascii="Times New Roman" w:hAnsi="Times New Roman" w:cs="Times New Roman"/>
-          <w:sz w:val="20"/>
-          <w:szCs w:val="20"/>
-        </w:rPr>
-      </w:pPr>
-      <w:r>
-        <w:rPr>
-          <w:rFonts w:ascii="Times New Roman" w:hAnsi="Times New Roman" w:cs="Times New Roman"/>
-          <w:sz w:val="20"/>
-          <w:szCs w:val="20"/>
-        </w:rPr>
-        <w:t xml:space="preserve">- </w:t>
+        <w:t>/</w:t>
       </w:r>
       <w:proofErr w:type="spellStart"/>
       <w:r>
@@ -4790,103 +5906,94 @@
           <w:sz w:val="20"/>
           <w:szCs w:val="20"/>
         </w:rPr>
-        <w:t>Live</w:t>
+        <w:t>Django</w:t>
       </w:r>
       <w:proofErr w:type="spellEnd"/>
-      <w:r>
-        <w:rPr>
-          <w:rFonts w:ascii="Times New Roman" w:hAnsi="Times New Roman" w:cs="Times New Roman"/>
-          <w:sz w:val="20"/>
-          <w:szCs w:val="20"/>
-        </w:rPr>
-        <w:t xml:space="preserve"> </w:t>
-      </w:r>
-      <w:proofErr w:type="spellStart"/>
-      <w:r>
-        <w:rPr>
-          <w:rFonts w:ascii="Times New Roman" w:hAnsi="Times New Roman" w:cs="Times New Roman"/>
-          <w:sz w:val="20"/>
-          <w:szCs w:val="20"/>
-        </w:rPr>
-        <w:t>Share</w:t>
-      </w:r>
-      <w:proofErr w:type="spellEnd"/>
-      <w:r>
-        <w:rPr>
-          <w:rFonts w:ascii="Times New Roman" w:hAnsi="Times New Roman" w:cs="Times New Roman"/>
-          <w:sz w:val="20"/>
-          <w:szCs w:val="20"/>
-        </w:rPr>
-        <w:t xml:space="preserve"> együttműködés</w:t>
-      </w:r>
-    </w:p>
-    <w:p>
-      <w:pPr>
-        <w:rPr>
-          <w:rFonts w:ascii="Times New Roman" w:hAnsi="Times New Roman" w:cs="Times New Roman"/>
-          <w:sz w:val="20"/>
-          <w:szCs w:val="20"/>
-        </w:rPr>
-      </w:pPr>
-    </w:p>
-    <w:p>
-      <w:pPr>
-        <w:rPr>
-          <w:rFonts w:ascii="Times New Roman" w:hAnsi="Times New Roman" w:cs="Times New Roman"/>
-          <w:sz w:val="20"/>
-          <w:szCs w:val="20"/>
-        </w:rPr>
-      </w:pPr>
-      <w:r>
-        <w:rPr>
-          <w:rFonts w:ascii="Times New Roman" w:hAnsi="Times New Roman" w:cs="Times New Roman"/>
-          <w:sz w:val="20"/>
-          <w:szCs w:val="20"/>
-        </w:rPr>
-        <w:t>Integráció más technológiákkal</w:t>
-      </w:r>
-    </w:p>
-    <w:p>
-      <w:pPr>
-        <w:rPr>
-          <w:rFonts w:ascii="Times New Roman" w:hAnsi="Times New Roman" w:cs="Times New Roman"/>
-          <w:sz w:val="20"/>
-          <w:szCs w:val="20"/>
-        </w:rPr>
-      </w:pPr>
-    </w:p>
-    <w:p>
-      <w:pPr>
-        <w:rPr>
-          <w:rFonts w:ascii="Times New Roman" w:hAnsi="Times New Roman" w:cs="Times New Roman"/>
-          <w:sz w:val="20"/>
-          <w:szCs w:val="20"/>
-        </w:rPr>
-      </w:pPr>
-      <w:r>
-        <w:rPr>
-          <w:rFonts w:ascii="Times New Roman" w:hAnsi="Times New Roman" w:cs="Times New Roman"/>
-          <w:sz w:val="20"/>
-          <w:szCs w:val="20"/>
-        </w:rPr>
-        <w:t>Támogatott területek:</w:t>
-      </w:r>
-    </w:p>
-    <w:p>
-      <w:pPr>
-        <w:rPr>
-          <w:rFonts w:ascii="Times New Roman" w:hAnsi="Times New Roman" w:cs="Times New Roman"/>
-          <w:sz w:val="20"/>
-          <w:szCs w:val="20"/>
-        </w:rPr>
-      </w:pPr>
-      <w:r>
-        <w:rPr>
-          <w:rFonts w:ascii="Times New Roman" w:hAnsi="Times New Roman" w:cs="Times New Roman"/>
-          <w:sz w:val="20"/>
-          <w:szCs w:val="20"/>
-        </w:rPr>
-        <w:t>- Web fejlesztés (HTML, CSS, JS)</w:t>
+    </w:p>
+    <w:p>
+      <w:pPr>
+        <w:rPr>
+          <w:rFonts w:ascii="Times New Roman" w:hAnsi="Times New Roman" w:cs="Times New Roman"/>
+          <w:sz w:val="20"/>
+          <w:szCs w:val="20"/>
+        </w:rPr>
+      </w:pPr>
+      <w:r>
+        <w:rPr>
+          <w:rFonts w:ascii="Times New Roman" w:hAnsi="Times New Roman" w:cs="Times New Roman"/>
+          <w:sz w:val="20"/>
+          <w:szCs w:val="20"/>
+        </w:rPr>
+        <w:t>- CI/CD rendszerek</w:t>
+      </w:r>
+    </w:p>
+    <w:p>
+      <w:pPr>
+        <w:rPr>
+          <w:rFonts w:ascii="Times New Roman" w:hAnsi="Times New Roman" w:cs="Times New Roman"/>
+          <w:sz w:val="20"/>
+          <w:szCs w:val="20"/>
+        </w:rPr>
+      </w:pPr>
+    </w:p>
+    <w:p>
+      <w:pPr>
+        <w:rPr>
+          <w:rFonts w:ascii="Times New Roman" w:hAnsi="Times New Roman" w:cs="Times New Roman"/>
+          <w:sz w:val="20"/>
+          <w:szCs w:val="20"/>
+        </w:rPr>
+      </w:pPr>
+      <w:r>
+        <w:rPr>
+          <w:rFonts w:ascii="Times New Roman" w:hAnsi="Times New Roman" w:cs="Times New Roman"/>
+          <w:sz w:val="20"/>
+          <w:szCs w:val="20"/>
+        </w:rPr>
+        <w:t>Fejlesztési irányelvek</w:t>
+      </w:r>
+    </w:p>
+    <w:p>
+      <w:pPr>
+        <w:rPr>
+          <w:rFonts w:ascii="Times New Roman" w:hAnsi="Times New Roman" w:cs="Times New Roman"/>
+          <w:sz w:val="20"/>
+          <w:szCs w:val="20"/>
+        </w:rPr>
+      </w:pPr>
+    </w:p>
+    <w:p>
+      <w:pPr>
+        <w:rPr>
+          <w:rFonts w:ascii="Times New Roman" w:hAnsi="Times New Roman" w:cs="Times New Roman"/>
+          <w:sz w:val="20"/>
+          <w:szCs w:val="20"/>
+        </w:rPr>
+      </w:pPr>
+      <w:r>
+        <w:rPr>
+          <w:rFonts w:ascii="Times New Roman" w:hAnsi="Times New Roman" w:cs="Times New Roman"/>
+          <w:sz w:val="20"/>
+          <w:szCs w:val="20"/>
+        </w:rPr>
+        <w:t>Ajánlott gyakorlatok:</w:t>
+      </w:r>
+    </w:p>
+    <w:p>
+      <w:pPr>
+        <w:rPr>
+          <w:rFonts w:ascii="Times New Roman" w:hAnsi="Times New Roman" w:cs="Times New Roman"/>
+          <w:sz w:val="20"/>
+          <w:szCs w:val="20"/>
+        </w:rPr>
+      </w:pPr>
+      <w:r>
+        <w:rPr>
+          <w:rFonts w:ascii="Times New Roman" w:hAnsi="Times New Roman" w:cs="Times New Roman"/>
+          <w:sz w:val="20"/>
+          <w:szCs w:val="20"/>
+        </w:rPr>
+        <w:t>- API verziókezelés</w:t>
       </w:r>
     </w:p>
     <w:p>
@@ -4904,123 +6011,111 @@
           <w:szCs w:val="20"/>
         </w:rPr>
         <w:lastRenderedPageBreak/>
-        <w:t>- Backend fejlesztés</w:t>
-      </w:r>
-    </w:p>
-    <w:p>
-      <w:pPr>
-        <w:rPr>
-          <w:rFonts w:ascii="Times New Roman" w:hAnsi="Times New Roman" w:cs="Times New Roman"/>
-          <w:sz w:val="20"/>
-          <w:szCs w:val="20"/>
-        </w:rPr>
-      </w:pPr>
-      <w:r>
-        <w:rPr>
-          <w:rFonts w:ascii="Times New Roman" w:hAnsi="Times New Roman" w:cs="Times New Roman"/>
-          <w:sz w:val="20"/>
-          <w:szCs w:val="20"/>
-        </w:rPr>
-        <w:t xml:space="preserve">- </w:t>
-      </w:r>
-      <w:proofErr w:type="spellStart"/>
-      <w:r>
-        <w:rPr>
-          <w:rFonts w:ascii="Times New Roman" w:hAnsi="Times New Roman" w:cs="Times New Roman"/>
-          <w:sz w:val="20"/>
-          <w:szCs w:val="20"/>
-        </w:rPr>
-        <w:t>Konténerizáció</w:t>
-      </w:r>
-      <w:proofErr w:type="spellEnd"/>
-      <w:r>
-        <w:rPr>
-          <w:rFonts w:ascii="Times New Roman" w:hAnsi="Times New Roman" w:cs="Times New Roman"/>
-          <w:sz w:val="20"/>
-          <w:szCs w:val="20"/>
-        </w:rPr>
-        <w:t xml:space="preserve"> (Docker)</w:t>
-      </w:r>
-    </w:p>
-    <w:p>
-      <w:pPr>
-        <w:rPr>
-          <w:rFonts w:ascii="Times New Roman" w:hAnsi="Times New Roman" w:cs="Times New Roman"/>
-          <w:sz w:val="20"/>
-          <w:szCs w:val="20"/>
-        </w:rPr>
-      </w:pPr>
-      <w:r>
-        <w:rPr>
-          <w:rFonts w:ascii="Times New Roman" w:hAnsi="Times New Roman" w:cs="Times New Roman"/>
-          <w:sz w:val="20"/>
-          <w:szCs w:val="20"/>
-        </w:rPr>
-        <w:t>- Cloud fejlesztés</w:t>
-      </w:r>
-    </w:p>
-    <w:p>
-      <w:pPr>
-        <w:rPr>
-          <w:rFonts w:ascii="Times New Roman" w:hAnsi="Times New Roman" w:cs="Times New Roman"/>
-          <w:sz w:val="20"/>
-          <w:szCs w:val="20"/>
-        </w:rPr>
-      </w:pPr>
-      <w:r>
-        <w:rPr>
-          <w:rFonts w:ascii="Times New Roman" w:hAnsi="Times New Roman" w:cs="Times New Roman"/>
-          <w:sz w:val="20"/>
-          <w:szCs w:val="20"/>
-        </w:rPr>
-        <w:t xml:space="preserve">- </w:t>
-      </w:r>
-      <w:proofErr w:type="spellStart"/>
-      <w:r>
-        <w:rPr>
-          <w:rFonts w:ascii="Times New Roman" w:hAnsi="Times New Roman" w:cs="Times New Roman"/>
-          <w:sz w:val="20"/>
-          <w:szCs w:val="20"/>
-        </w:rPr>
-        <w:t>Remote</w:t>
-      </w:r>
-      <w:proofErr w:type="spellEnd"/>
-      <w:r>
-        <w:rPr>
-          <w:rFonts w:ascii="Times New Roman" w:hAnsi="Times New Roman" w:cs="Times New Roman"/>
-          <w:sz w:val="20"/>
-          <w:szCs w:val="20"/>
-        </w:rPr>
-        <w:t xml:space="preserve"> </w:t>
-      </w:r>
-      <w:proofErr w:type="spellStart"/>
-      <w:r>
-        <w:rPr>
-          <w:rFonts w:ascii="Times New Roman" w:hAnsi="Times New Roman" w:cs="Times New Roman"/>
-          <w:sz w:val="20"/>
-          <w:szCs w:val="20"/>
-        </w:rPr>
-        <w:t>Development</w:t>
-      </w:r>
-      <w:proofErr w:type="spellEnd"/>
-    </w:p>
-    <w:p>
-      <w:pPr>
-        <w:rPr>
-          <w:rFonts w:ascii="Times New Roman" w:hAnsi="Times New Roman" w:cs="Times New Roman"/>
-          <w:sz w:val="20"/>
-          <w:szCs w:val="20"/>
-        </w:rPr>
-      </w:pPr>
-    </w:p>
-    <w:p>
-      <w:pPr>
-        <w:rPr>
-          <w:rFonts w:ascii="Times New Roman" w:hAnsi="Times New Roman" w:cs="Times New Roman"/>
-          <w:sz w:val="20"/>
-          <w:szCs w:val="20"/>
-        </w:rPr>
-      </w:pPr>
+        <w:t>- Részletes paraméter dokumentáció</w:t>
+      </w:r>
+    </w:p>
+    <w:p>
+      <w:pPr>
+        <w:rPr>
+          <w:rFonts w:ascii="Times New Roman" w:hAnsi="Times New Roman" w:cs="Times New Roman"/>
+          <w:sz w:val="20"/>
+          <w:szCs w:val="20"/>
+        </w:rPr>
+      </w:pPr>
+      <w:r>
+        <w:rPr>
+          <w:rFonts w:ascii="Times New Roman" w:hAnsi="Times New Roman" w:cs="Times New Roman"/>
+          <w:sz w:val="20"/>
+          <w:szCs w:val="20"/>
+        </w:rPr>
+        <w:t>- Példák és tesztesetek definiálása</w:t>
+      </w:r>
+    </w:p>
+    <w:p>
+      <w:pPr>
+        <w:rPr>
+          <w:rFonts w:ascii="Times New Roman" w:hAnsi="Times New Roman" w:cs="Times New Roman"/>
+          <w:sz w:val="20"/>
+          <w:szCs w:val="20"/>
+        </w:rPr>
+      </w:pPr>
+      <w:r>
+        <w:rPr>
+          <w:rFonts w:ascii="Times New Roman" w:hAnsi="Times New Roman" w:cs="Times New Roman"/>
+          <w:sz w:val="20"/>
+          <w:szCs w:val="20"/>
+        </w:rPr>
+        <w:t>- Biztonsági konfigurációk</w:t>
+      </w:r>
+    </w:p>
+    <w:p>
+      <w:pPr>
+        <w:rPr>
+          <w:rFonts w:ascii="Times New Roman" w:hAnsi="Times New Roman" w:cs="Times New Roman"/>
+          <w:sz w:val="20"/>
+          <w:szCs w:val="20"/>
+        </w:rPr>
+      </w:pPr>
+      <w:r>
+        <w:rPr>
+          <w:rFonts w:ascii="Times New Roman" w:hAnsi="Times New Roman" w:cs="Times New Roman"/>
+          <w:sz w:val="20"/>
+          <w:szCs w:val="20"/>
+        </w:rPr>
+        <w:t>- Szabványos hibakezelés</w:t>
+      </w:r>
+    </w:p>
+    <w:p>
+      <w:pPr>
+        <w:rPr>
+          <w:rFonts w:ascii="Times New Roman" w:hAnsi="Times New Roman" w:cs="Times New Roman"/>
+          <w:sz w:val="20"/>
+          <w:szCs w:val="20"/>
+        </w:rPr>
+      </w:pPr>
+    </w:p>
+    <w:p>
+      <w:pPr>
+        <w:rPr>
+          <w:rFonts w:ascii="Times New Roman" w:hAnsi="Times New Roman" w:cs="Times New Roman"/>
+          <w:sz w:val="20"/>
+          <w:szCs w:val="20"/>
+        </w:rPr>
+      </w:pPr>
+      <w:r>
+        <w:rPr>
+          <w:rFonts w:ascii="Times New Roman" w:hAnsi="Times New Roman" w:cs="Times New Roman"/>
+          <w:sz w:val="20"/>
+          <w:szCs w:val="20"/>
+        </w:rPr>
+        <w:t>Következtetés</w:t>
+      </w:r>
+    </w:p>
+    <w:p>
+      <w:pPr>
+        <w:rPr>
+          <w:rFonts w:ascii="Times New Roman" w:hAnsi="Times New Roman" w:cs="Times New Roman"/>
+          <w:sz w:val="20"/>
+          <w:szCs w:val="20"/>
+        </w:rPr>
+      </w:pPr>
+    </w:p>
+    <w:p>
+      <w:pPr>
+        <w:rPr>
+          <w:rFonts w:ascii="Times New Roman" w:hAnsi="Times New Roman" w:cs="Times New Roman"/>
+          <w:sz w:val="20"/>
+          <w:szCs w:val="20"/>
+        </w:rPr>
+      </w:pPr>
+      <w:r>
+        <w:rPr>
+          <w:rFonts w:ascii="Times New Roman" w:hAnsi="Times New Roman" w:cs="Times New Roman"/>
+          <w:sz w:val="20"/>
+          <w:szCs w:val="20"/>
+        </w:rPr>
+        <w:t>A Swagger nélkülözhetetlen eszköz modern API fejlesztéshez, amely jelentősen megkönnyíti a dokumentációt és a fejlesztőcsapatok közötti együttműködést.</w:t>
+      </w:r>
     </w:p>
     <w:p>
       <w:pPr>
@@ -5054,1583 +6149,6 @@
           <w:szCs w:val="20"/>
         </w:rPr>
         <w:lastRenderedPageBreak/>
-        <w:t># Visual Studio 2022 fejlesztőeszköz összefoglaló</w:t>
-      </w:r>
-    </w:p>
-    <w:p>
-      <w:pPr>
-        <w:rPr>
-          <w:rFonts w:ascii="Times New Roman" w:hAnsi="Times New Roman" w:cs="Times New Roman"/>
-          <w:sz w:val="20"/>
-          <w:szCs w:val="20"/>
-        </w:rPr>
-      </w:pPr>
-    </w:p>
-    <w:p>
-      <w:pPr>
-        <w:rPr>
-          <w:rFonts w:ascii="Times New Roman" w:hAnsi="Times New Roman" w:cs="Times New Roman"/>
-          <w:sz w:val="20"/>
-          <w:szCs w:val="20"/>
-        </w:rPr>
-      </w:pPr>
-      <w:r>
-        <w:rPr>
-          <w:rFonts w:ascii="Times New Roman" w:hAnsi="Times New Roman" w:cs="Times New Roman"/>
-          <w:sz w:val="20"/>
-          <w:szCs w:val="20"/>
-        </w:rPr>
-        <w:t>## Bevezetés</w:t>
-      </w:r>
-    </w:p>
-    <w:p>
-      <w:pPr>
-        <w:rPr>
-          <w:rFonts w:ascii="Times New Roman" w:hAnsi="Times New Roman" w:cs="Times New Roman"/>
-          <w:sz w:val="20"/>
-          <w:szCs w:val="20"/>
-        </w:rPr>
-      </w:pPr>
-    </w:p>
-    <w:p>
-      <w:pPr>
-        <w:rPr>
-          <w:rFonts w:ascii="Times New Roman" w:hAnsi="Times New Roman" w:cs="Times New Roman"/>
-          <w:sz w:val="20"/>
-          <w:szCs w:val="20"/>
-        </w:rPr>
-      </w:pPr>
-      <w:r>
-        <w:rPr>
-          <w:rFonts w:ascii="Times New Roman" w:hAnsi="Times New Roman" w:cs="Times New Roman"/>
-          <w:sz w:val="20"/>
-          <w:szCs w:val="20"/>
-        </w:rPr>
-        <w:t>A Visual Studio 2022 a Microsoft integrált fejlesztőkörnyezete (IDE), amely átfogó eszközkészletet biztosít professzionális alkalmazásfejlesztéshez.</w:t>
-      </w:r>
-    </w:p>
-    <w:p>
-      <w:pPr>
-        <w:rPr>
-          <w:rFonts w:ascii="Times New Roman" w:hAnsi="Times New Roman" w:cs="Times New Roman"/>
-          <w:sz w:val="20"/>
-          <w:szCs w:val="20"/>
-        </w:rPr>
-      </w:pPr>
-    </w:p>
-    <w:p>
-      <w:pPr>
-        <w:rPr>
-          <w:rFonts w:ascii="Times New Roman" w:hAnsi="Times New Roman" w:cs="Times New Roman"/>
-          <w:sz w:val="20"/>
-          <w:szCs w:val="20"/>
-        </w:rPr>
-      </w:pPr>
-      <w:r>
-        <w:rPr>
-          <w:rFonts w:ascii="Times New Roman" w:hAnsi="Times New Roman" w:cs="Times New Roman"/>
-          <w:sz w:val="20"/>
-          <w:szCs w:val="20"/>
-        </w:rPr>
-        <w:t>## Működési alapelvek</w:t>
-      </w:r>
-    </w:p>
-    <w:p>
-      <w:pPr>
-        <w:rPr>
-          <w:rFonts w:ascii="Times New Roman" w:hAnsi="Times New Roman" w:cs="Times New Roman"/>
-          <w:sz w:val="20"/>
-          <w:szCs w:val="20"/>
-        </w:rPr>
-      </w:pPr>
-    </w:p>
-    <w:p>
-      <w:pPr>
-        <w:rPr>
-          <w:rFonts w:ascii="Times New Roman" w:hAnsi="Times New Roman" w:cs="Times New Roman"/>
-          <w:sz w:val="20"/>
-          <w:szCs w:val="20"/>
-        </w:rPr>
-      </w:pPr>
-      <w:r>
-        <w:rPr>
-          <w:rFonts w:ascii="Times New Roman" w:hAnsi="Times New Roman" w:cs="Times New Roman"/>
-          <w:sz w:val="20"/>
-          <w:szCs w:val="20"/>
-        </w:rPr>
-        <w:t xml:space="preserve">64 bites alkalmazásként fut, támogatva a nagy méretű projektek hatékony kezelését, beépített fordítóval és </w:t>
-      </w:r>
-      <w:proofErr w:type="spellStart"/>
-      <w:r>
-        <w:rPr>
-          <w:rFonts w:ascii="Times New Roman" w:hAnsi="Times New Roman" w:cs="Times New Roman"/>
-          <w:sz w:val="20"/>
-          <w:szCs w:val="20"/>
-        </w:rPr>
-        <w:t>debuggerrel</w:t>
-      </w:r>
-      <w:proofErr w:type="spellEnd"/>
-      <w:r>
-        <w:rPr>
-          <w:rFonts w:ascii="Times New Roman" w:hAnsi="Times New Roman" w:cs="Times New Roman"/>
-          <w:sz w:val="20"/>
-          <w:szCs w:val="20"/>
-        </w:rPr>
-        <w:t>.</w:t>
-      </w:r>
-    </w:p>
-    <w:p>
-      <w:pPr>
-        <w:rPr>
-          <w:rFonts w:ascii="Times New Roman" w:hAnsi="Times New Roman" w:cs="Times New Roman"/>
-          <w:sz w:val="20"/>
-          <w:szCs w:val="20"/>
-        </w:rPr>
-      </w:pPr>
-    </w:p>
-    <w:p>
-      <w:pPr>
-        <w:rPr>
-          <w:rFonts w:ascii="Times New Roman" w:hAnsi="Times New Roman" w:cs="Times New Roman"/>
-          <w:sz w:val="20"/>
-          <w:szCs w:val="20"/>
-        </w:rPr>
-      </w:pPr>
-      <w:r>
-        <w:rPr>
-          <w:rFonts w:ascii="Times New Roman" w:hAnsi="Times New Roman" w:cs="Times New Roman"/>
-          <w:sz w:val="20"/>
-          <w:szCs w:val="20"/>
-        </w:rPr>
-        <w:t>## Technológiai háttér</w:t>
-      </w:r>
-    </w:p>
-    <w:p>
-      <w:pPr>
-        <w:rPr>
-          <w:rFonts w:ascii="Times New Roman" w:hAnsi="Times New Roman" w:cs="Times New Roman"/>
-          <w:sz w:val="20"/>
-          <w:szCs w:val="20"/>
-        </w:rPr>
-      </w:pPr>
-    </w:p>
-    <w:p>
-      <w:pPr>
-        <w:rPr>
-          <w:rFonts w:ascii="Times New Roman" w:hAnsi="Times New Roman" w:cs="Times New Roman"/>
-          <w:sz w:val="20"/>
-          <w:szCs w:val="20"/>
-        </w:rPr>
-      </w:pPr>
-      <w:r>
-        <w:rPr>
-          <w:rFonts w:ascii="Times New Roman" w:hAnsi="Times New Roman" w:cs="Times New Roman"/>
-          <w:sz w:val="20"/>
-          <w:szCs w:val="20"/>
-        </w:rPr>
-        <w:t>Fő komponensek:</w:t>
-      </w:r>
-    </w:p>
-    <w:p>
-      <w:pPr>
-        <w:rPr>
-          <w:rFonts w:ascii="Times New Roman" w:hAnsi="Times New Roman" w:cs="Times New Roman"/>
-          <w:sz w:val="20"/>
-          <w:szCs w:val="20"/>
-        </w:rPr>
-      </w:pPr>
-      <w:r>
-        <w:rPr>
-          <w:rFonts w:ascii="Times New Roman" w:hAnsi="Times New Roman" w:cs="Times New Roman"/>
-          <w:sz w:val="20"/>
-          <w:szCs w:val="20"/>
-        </w:rPr>
-        <w:t>1. .NET fejlesztési környezet</w:t>
-      </w:r>
-    </w:p>
-    <w:p>
-      <w:pPr>
-        <w:rPr>
-          <w:rFonts w:ascii="Times New Roman" w:hAnsi="Times New Roman" w:cs="Times New Roman"/>
-          <w:sz w:val="20"/>
-          <w:szCs w:val="20"/>
-        </w:rPr>
-      </w:pPr>
-      <w:r>
-        <w:rPr>
-          <w:rFonts w:ascii="Times New Roman" w:hAnsi="Times New Roman" w:cs="Times New Roman"/>
-          <w:sz w:val="20"/>
-          <w:szCs w:val="20"/>
-        </w:rPr>
-        <w:t xml:space="preserve">2. Beépített </w:t>
-      </w:r>
-      <w:proofErr w:type="spellStart"/>
-      <w:r>
-        <w:rPr>
-          <w:rFonts w:ascii="Times New Roman" w:hAnsi="Times New Roman" w:cs="Times New Roman"/>
-          <w:sz w:val="20"/>
-          <w:szCs w:val="20"/>
-        </w:rPr>
-        <w:t>debugging</w:t>
-      </w:r>
-      <w:proofErr w:type="spellEnd"/>
-      <w:r>
-        <w:rPr>
-          <w:rFonts w:ascii="Times New Roman" w:hAnsi="Times New Roman" w:cs="Times New Roman"/>
-          <w:sz w:val="20"/>
-          <w:szCs w:val="20"/>
-        </w:rPr>
-        <w:t xml:space="preserve"> rendszer</w:t>
-      </w:r>
-    </w:p>
-    <w:p>
-      <w:pPr>
-        <w:rPr>
-          <w:rFonts w:ascii="Times New Roman" w:hAnsi="Times New Roman" w:cs="Times New Roman"/>
-          <w:sz w:val="20"/>
-          <w:szCs w:val="20"/>
-        </w:rPr>
-      </w:pPr>
-      <w:r>
-        <w:rPr>
-          <w:rFonts w:ascii="Times New Roman" w:hAnsi="Times New Roman" w:cs="Times New Roman"/>
-          <w:sz w:val="20"/>
-          <w:szCs w:val="20"/>
-        </w:rPr>
-        <w:t>3. Vizuális tervezőeszközök</w:t>
-      </w:r>
-    </w:p>
-    <w:p>
-      <w:pPr>
-        <w:rPr>
-          <w:rFonts w:ascii="Times New Roman" w:hAnsi="Times New Roman" w:cs="Times New Roman"/>
-          <w:sz w:val="20"/>
-          <w:szCs w:val="20"/>
-        </w:rPr>
-      </w:pPr>
-      <w:r>
-        <w:rPr>
-          <w:rFonts w:ascii="Times New Roman" w:hAnsi="Times New Roman" w:cs="Times New Roman"/>
-          <w:sz w:val="20"/>
-          <w:szCs w:val="20"/>
-        </w:rPr>
-        <w:t>4. Teljesítmény profilozás</w:t>
-      </w:r>
-    </w:p>
-    <w:p>
-      <w:pPr>
-        <w:rPr>
-          <w:rFonts w:ascii="Times New Roman" w:hAnsi="Times New Roman" w:cs="Times New Roman"/>
-          <w:sz w:val="20"/>
-          <w:szCs w:val="20"/>
-        </w:rPr>
-      </w:pPr>
-      <w:r>
-        <w:rPr>
-          <w:rFonts w:ascii="Times New Roman" w:hAnsi="Times New Roman" w:cs="Times New Roman"/>
-          <w:sz w:val="20"/>
-          <w:szCs w:val="20"/>
-        </w:rPr>
-        <w:t>5. Tesztelési keretrendszer</w:t>
-      </w:r>
-    </w:p>
-    <w:p>
-      <w:pPr>
-        <w:rPr>
-          <w:rFonts w:ascii="Times New Roman" w:hAnsi="Times New Roman" w:cs="Times New Roman"/>
-          <w:sz w:val="20"/>
-          <w:szCs w:val="20"/>
-        </w:rPr>
-      </w:pPr>
-    </w:p>
-    <w:p>
-      <w:pPr>
-        <w:rPr>
-          <w:rFonts w:ascii="Times New Roman" w:hAnsi="Times New Roman" w:cs="Times New Roman"/>
-          <w:sz w:val="20"/>
-          <w:szCs w:val="20"/>
-        </w:rPr>
-      </w:pPr>
-      <w:r>
-        <w:rPr>
-          <w:rFonts w:ascii="Times New Roman" w:hAnsi="Times New Roman" w:cs="Times New Roman"/>
-          <w:sz w:val="20"/>
-          <w:szCs w:val="20"/>
-        </w:rPr>
-        <w:t>## Alapvető funkcionalitás</w:t>
-      </w:r>
-    </w:p>
-    <w:p>
-      <w:pPr>
-        <w:rPr>
-          <w:rFonts w:ascii="Times New Roman" w:hAnsi="Times New Roman" w:cs="Times New Roman"/>
-          <w:sz w:val="20"/>
-          <w:szCs w:val="20"/>
-        </w:rPr>
-      </w:pPr>
-    </w:p>
-    <w:p>
-      <w:pPr>
-        <w:rPr>
-          <w:rFonts w:ascii="Times New Roman" w:hAnsi="Times New Roman" w:cs="Times New Roman"/>
-          <w:sz w:val="20"/>
-          <w:szCs w:val="20"/>
-        </w:rPr>
-      </w:pPr>
-      <w:r>
-        <w:rPr>
-          <w:rFonts w:ascii="Times New Roman" w:hAnsi="Times New Roman" w:cs="Times New Roman"/>
-          <w:sz w:val="20"/>
-          <w:szCs w:val="20"/>
-        </w:rPr>
-        <w:t>Főbb jellemzők:</w:t>
-      </w:r>
-    </w:p>
-    <w:p>
-      <w:pPr>
-        <w:rPr>
-          <w:rFonts w:ascii="Times New Roman" w:hAnsi="Times New Roman" w:cs="Times New Roman"/>
-          <w:sz w:val="20"/>
-          <w:szCs w:val="20"/>
-        </w:rPr>
-      </w:pPr>
-      <w:r>
-        <w:rPr>
-          <w:rFonts w:ascii="Times New Roman" w:hAnsi="Times New Roman" w:cs="Times New Roman"/>
-          <w:sz w:val="20"/>
-          <w:szCs w:val="20"/>
-        </w:rPr>
-        <w:t>- Intelligens kódszerkesztés</w:t>
-      </w:r>
-    </w:p>
-    <w:p>
-      <w:pPr>
-        <w:rPr>
-          <w:rFonts w:ascii="Times New Roman" w:hAnsi="Times New Roman" w:cs="Times New Roman"/>
-          <w:sz w:val="20"/>
-          <w:szCs w:val="20"/>
-        </w:rPr>
-      </w:pPr>
-      <w:r>
-        <w:rPr>
-          <w:rFonts w:ascii="Times New Roman" w:hAnsi="Times New Roman" w:cs="Times New Roman"/>
-          <w:sz w:val="20"/>
-          <w:szCs w:val="20"/>
-        </w:rPr>
-        <w:t>- Vizuális tervezőeszközök</w:t>
-      </w:r>
-    </w:p>
-    <w:p>
-      <w:pPr>
-        <w:rPr>
-          <w:rFonts w:ascii="Times New Roman" w:hAnsi="Times New Roman" w:cs="Times New Roman"/>
-          <w:sz w:val="20"/>
-          <w:szCs w:val="20"/>
-        </w:rPr>
-      </w:pPr>
-      <w:r>
-        <w:rPr>
-          <w:rFonts w:ascii="Times New Roman" w:hAnsi="Times New Roman" w:cs="Times New Roman"/>
-          <w:sz w:val="20"/>
-          <w:szCs w:val="20"/>
-        </w:rPr>
-        <w:t>- Beépített tesztelési eszközök</w:t>
-      </w:r>
-    </w:p>
-    <w:p>
-      <w:pPr>
-        <w:rPr>
-          <w:rFonts w:ascii="Times New Roman" w:hAnsi="Times New Roman" w:cs="Times New Roman"/>
-          <w:sz w:val="20"/>
-          <w:szCs w:val="20"/>
-        </w:rPr>
-      </w:pPr>
-      <w:r>
-        <w:rPr>
-          <w:rFonts w:ascii="Times New Roman" w:hAnsi="Times New Roman" w:cs="Times New Roman"/>
-          <w:sz w:val="20"/>
-          <w:szCs w:val="20"/>
-        </w:rPr>
-        <w:t>- Forráskód verziókezelés</w:t>
-      </w:r>
-    </w:p>
-    <w:p>
-      <w:pPr>
-        <w:rPr>
-          <w:rFonts w:ascii="Times New Roman" w:hAnsi="Times New Roman" w:cs="Times New Roman"/>
-          <w:sz w:val="20"/>
-          <w:szCs w:val="20"/>
-        </w:rPr>
-      </w:pPr>
-      <w:r>
-        <w:rPr>
-          <w:rFonts w:ascii="Times New Roman" w:hAnsi="Times New Roman" w:cs="Times New Roman"/>
-          <w:sz w:val="20"/>
-          <w:szCs w:val="20"/>
-        </w:rPr>
-        <w:t>- Azure integráció</w:t>
-      </w:r>
-    </w:p>
-    <w:p>
-      <w:pPr>
-        <w:rPr>
-          <w:rFonts w:ascii="Times New Roman" w:hAnsi="Times New Roman" w:cs="Times New Roman"/>
-          <w:sz w:val="20"/>
-          <w:szCs w:val="20"/>
-        </w:rPr>
-      </w:pPr>
-    </w:p>
-    <w:p>
-      <w:pPr>
-        <w:rPr>
-          <w:rFonts w:ascii="Times New Roman" w:hAnsi="Times New Roman" w:cs="Times New Roman"/>
-          <w:sz w:val="20"/>
-          <w:szCs w:val="20"/>
-        </w:rPr>
-      </w:pPr>
-      <w:r>
-        <w:rPr>
-          <w:rFonts w:ascii="Times New Roman" w:hAnsi="Times New Roman" w:cs="Times New Roman"/>
-          <w:sz w:val="20"/>
-          <w:szCs w:val="20"/>
-        </w:rPr>
-        <w:t>## Integráció más technológiákkal</w:t>
-      </w:r>
-    </w:p>
-    <w:p>
-      <w:pPr>
-        <w:rPr>
-          <w:rFonts w:ascii="Times New Roman" w:hAnsi="Times New Roman" w:cs="Times New Roman"/>
-          <w:sz w:val="20"/>
-          <w:szCs w:val="20"/>
-        </w:rPr>
-      </w:pPr>
-    </w:p>
-    <w:p>
-      <w:pPr>
-        <w:rPr>
-          <w:rFonts w:ascii="Times New Roman" w:hAnsi="Times New Roman" w:cs="Times New Roman"/>
-          <w:sz w:val="20"/>
-          <w:szCs w:val="20"/>
-        </w:rPr>
-      </w:pPr>
-      <w:r>
-        <w:rPr>
-          <w:rFonts w:ascii="Times New Roman" w:hAnsi="Times New Roman" w:cs="Times New Roman"/>
-          <w:sz w:val="20"/>
-          <w:szCs w:val="20"/>
-        </w:rPr>
-        <w:t>Támogatott területek:</w:t>
-      </w:r>
-    </w:p>
-    <w:p>
-      <w:pPr>
-        <w:rPr>
-          <w:rFonts w:ascii="Times New Roman" w:hAnsi="Times New Roman" w:cs="Times New Roman"/>
-          <w:sz w:val="20"/>
-          <w:szCs w:val="20"/>
-        </w:rPr>
-      </w:pPr>
-      <w:r>
-        <w:rPr>
-          <w:rFonts w:ascii="Times New Roman" w:hAnsi="Times New Roman" w:cs="Times New Roman"/>
-          <w:sz w:val="20"/>
-          <w:szCs w:val="20"/>
-        </w:rPr>
-        <w:t>- .NET Framework/</w:t>
-      </w:r>
-      <w:proofErr w:type="spellStart"/>
-      <w:r>
-        <w:rPr>
-          <w:rFonts w:ascii="Times New Roman" w:hAnsi="Times New Roman" w:cs="Times New Roman"/>
-          <w:sz w:val="20"/>
-          <w:szCs w:val="20"/>
-        </w:rPr>
-        <w:t>Core</w:t>
-      </w:r>
-      <w:proofErr w:type="spellEnd"/>
-      <w:r>
-        <w:rPr>
-          <w:rFonts w:ascii="Times New Roman" w:hAnsi="Times New Roman" w:cs="Times New Roman"/>
-          <w:sz w:val="20"/>
-          <w:szCs w:val="20"/>
-        </w:rPr>
-        <w:t xml:space="preserve"> fejlesztés</w:t>
-      </w:r>
-    </w:p>
-    <w:p>
-      <w:pPr>
-        <w:rPr>
-          <w:rFonts w:ascii="Times New Roman" w:hAnsi="Times New Roman" w:cs="Times New Roman"/>
-          <w:sz w:val="20"/>
-          <w:szCs w:val="20"/>
-        </w:rPr>
-      </w:pPr>
-      <w:r>
-        <w:rPr>
-          <w:rFonts w:ascii="Times New Roman" w:hAnsi="Times New Roman" w:cs="Times New Roman"/>
-          <w:sz w:val="20"/>
-          <w:szCs w:val="20"/>
-        </w:rPr>
-        <w:lastRenderedPageBreak/>
-        <w:t>- C++ fejlesztés</w:t>
-      </w:r>
-    </w:p>
-    <w:p>
-      <w:pPr>
-        <w:rPr>
-          <w:rFonts w:ascii="Times New Roman" w:hAnsi="Times New Roman" w:cs="Times New Roman"/>
-          <w:sz w:val="20"/>
-          <w:szCs w:val="20"/>
-        </w:rPr>
-      </w:pPr>
-      <w:r>
-        <w:rPr>
-          <w:rFonts w:ascii="Times New Roman" w:hAnsi="Times New Roman" w:cs="Times New Roman"/>
-          <w:sz w:val="20"/>
-          <w:szCs w:val="20"/>
-        </w:rPr>
-        <w:t>- Web fejlesztés</w:t>
-      </w:r>
-    </w:p>
-    <w:p>
-      <w:pPr>
-        <w:rPr>
-          <w:rFonts w:ascii="Times New Roman" w:hAnsi="Times New Roman" w:cs="Times New Roman"/>
-          <w:sz w:val="20"/>
-          <w:szCs w:val="20"/>
-        </w:rPr>
-      </w:pPr>
-      <w:r>
-        <w:rPr>
-          <w:rFonts w:ascii="Times New Roman" w:hAnsi="Times New Roman" w:cs="Times New Roman"/>
-          <w:sz w:val="20"/>
-          <w:szCs w:val="20"/>
-        </w:rPr>
-        <w:t>- Mobil fejlesztés</w:t>
-      </w:r>
-    </w:p>
-    <w:p>
-      <w:pPr>
-        <w:rPr>
-          <w:rFonts w:ascii="Times New Roman" w:hAnsi="Times New Roman" w:cs="Times New Roman"/>
-          <w:sz w:val="20"/>
-          <w:szCs w:val="20"/>
-        </w:rPr>
-      </w:pPr>
-      <w:r>
-        <w:rPr>
-          <w:rFonts w:ascii="Times New Roman" w:hAnsi="Times New Roman" w:cs="Times New Roman"/>
-          <w:sz w:val="20"/>
-          <w:szCs w:val="20"/>
-        </w:rPr>
-        <w:t>- Cloud szolgáltatások</w:t>
-      </w:r>
-    </w:p>
-    <w:p>
-      <w:pPr>
-        <w:rPr>
-          <w:rFonts w:ascii="Times New Roman" w:hAnsi="Times New Roman" w:cs="Times New Roman"/>
-          <w:sz w:val="20"/>
-          <w:szCs w:val="20"/>
-        </w:rPr>
-      </w:pPr>
-    </w:p>
-    <w:p>
-      <w:pPr>
-        <w:rPr>
-          <w:rFonts w:ascii="Times New Roman" w:hAnsi="Times New Roman" w:cs="Times New Roman"/>
-          <w:sz w:val="20"/>
-          <w:szCs w:val="20"/>
-        </w:rPr>
-      </w:pPr>
-      <w:r>
-        <w:rPr>
-          <w:rFonts w:ascii="Times New Roman" w:hAnsi="Times New Roman" w:cs="Times New Roman"/>
-          <w:sz w:val="20"/>
-          <w:szCs w:val="20"/>
-        </w:rPr>
-        <w:t>## Következtetés</w:t>
-      </w:r>
-    </w:p>
-    <w:p>
-      <w:pPr>
-        <w:rPr>
-          <w:rFonts w:ascii="Times New Roman" w:hAnsi="Times New Roman" w:cs="Times New Roman"/>
-          <w:sz w:val="20"/>
-          <w:szCs w:val="20"/>
-        </w:rPr>
-      </w:pPr>
-    </w:p>
-    <w:p>
-      <w:pPr>
-        <w:rPr>
-          <w:rFonts w:ascii="Times New Roman" w:hAnsi="Times New Roman" w:cs="Times New Roman"/>
-          <w:sz w:val="20"/>
-          <w:szCs w:val="20"/>
-        </w:rPr>
-      </w:pPr>
-      <w:r>
-        <w:rPr>
-          <w:rFonts w:ascii="Times New Roman" w:hAnsi="Times New Roman" w:cs="Times New Roman"/>
-          <w:sz w:val="20"/>
-          <w:szCs w:val="20"/>
-        </w:rPr>
-        <w:t xml:space="preserve">A Visual Studio 2022 egy komplett, </w:t>
-      </w:r>
-      <w:proofErr w:type="spellStart"/>
-      <w:r>
-        <w:rPr>
-          <w:rFonts w:ascii="Times New Roman" w:hAnsi="Times New Roman" w:cs="Times New Roman"/>
-          <w:sz w:val="20"/>
-          <w:szCs w:val="20"/>
-        </w:rPr>
-        <w:t>enterprise</w:t>
-      </w:r>
-      <w:proofErr w:type="spellEnd"/>
-      <w:r>
-        <w:rPr>
-          <w:rFonts w:ascii="Times New Roman" w:hAnsi="Times New Roman" w:cs="Times New Roman"/>
-          <w:sz w:val="20"/>
-          <w:szCs w:val="20"/>
-        </w:rPr>
-        <w:t xml:space="preserve"> szintű fejlesztőkörnyezet, amely különösen alkalmas nagyméretű, komplex alkalmazások fejlesztésére.</w:t>
-      </w:r>
-    </w:p>
-    <w:p>
-      <w:pPr>
-        <w:rPr>
-          <w:rFonts w:ascii="Times New Roman" w:hAnsi="Times New Roman" w:cs="Times New Roman"/>
-          <w:sz w:val="20"/>
-          <w:szCs w:val="20"/>
-        </w:rPr>
-      </w:pPr>
-      <w:r>
-        <w:rPr>
-          <w:rFonts w:ascii="Times New Roman" w:hAnsi="Times New Roman" w:cs="Times New Roman"/>
-          <w:sz w:val="20"/>
-          <w:szCs w:val="20"/>
-        </w:rPr>
-        <w:br w:type="page"/>
-      </w:r>
-    </w:p>
-    <w:p>
-      <w:pPr>
-        <w:rPr>
-          <w:rFonts w:ascii="Times New Roman" w:hAnsi="Times New Roman" w:cs="Times New Roman"/>
-          <w:sz w:val="20"/>
-          <w:szCs w:val="20"/>
-        </w:rPr>
-      </w:pPr>
-      <w:r>
-        <w:rPr>
-          <w:rFonts w:ascii="Times New Roman" w:hAnsi="Times New Roman" w:cs="Times New Roman"/>
-          <w:sz w:val="20"/>
-          <w:szCs w:val="20"/>
-        </w:rPr>
-        <w:lastRenderedPageBreak/>
-        <w:t># Swagger (</w:t>
-      </w:r>
-      <w:proofErr w:type="spellStart"/>
-      <w:r>
-        <w:rPr>
-          <w:rFonts w:ascii="Times New Roman" w:hAnsi="Times New Roman" w:cs="Times New Roman"/>
-          <w:sz w:val="20"/>
-          <w:szCs w:val="20"/>
-        </w:rPr>
-        <w:t>OpenAPI</w:t>
-      </w:r>
-      <w:proofErr w:type="spellEnd"/>
-      <w:r>
-        <w:rPr>
-          <w:rFonts w:ascii="Times New Roman" w:hAnsi="Times New Roman" w:cs="Times New Roman"/>
-          <w:sz w:val="20"/>
-          <w:szCs w:val="20"/>
-        </w:rPr>
-        <w:t>) fejlesztőeszköz összefoglaló</w:t>
-      </w:r>
-    </w:p>
-    <w:p>
-      <w:pPr>
-        <w:rPr>
-          <w:rFonts w:ascii="Times New Roman" w:hAnsi="Times New Roman" w:cs="Times New Roman"/>
-          <w:sz w:val="20"/>
-          <w:szCs w:val="20"/>
-        </w:rPr>
-      </w:pPr>
-    </w:p>
-    <w:p>
-      <w:pPr>
-        <w:rPr>
-          <w:rFonts w:ascii="Times New Roman" w:hAnsi="Times New Roman" w:cs="Times New Roman"/>
-          <w:sz w:val="20"/>
-          <w:szCs w:val="20"/>
-        </w:rPr>
-      </w:pPr>
-      <w:r>
-        <w:rPr>
-          <w:rFonts w:ascii="Times New Roman" w:hAnsi="Times New Roman" w:cs="Times New Roman"/>
-          <w:sz w:val="20"/>
-          <w:szCs w:val="20"/>
-        </w:rPr>
-        <w:t>## Bevezetés</w:t>
-      </w:r>
-    </w:p>
-    <w:p>
-      <w:pPr>
-        <w:rPr>
-          <w:rFonts w:ascii="Times New Roman" w:hAnsi="Times New Roman" w:cs="Times New Roman"/>
-          <w:sz w:val="20"/>
-          <w:szCs w:val="20"/>
-        </w:rPr>
-      </w:pPr>
-    </w:p>
-    <w:p>
-      <w:pPr>
-        <w:rPr>
-          <w:rFonts w:ascii="Times New Roman" w:hAnsi="Times New Roman" w:cs="Times New Roman"/>
-          <w:sz w:val="20"/>
-          <w:szCs w:val="20"/>
-        </w:rPr>
-      </w:pPr>
-      <w:r>
-        <w:rPr>
-          <w:rFonts w:ascii="Times New Roman" w:hAnsi="Times New Roman" w:cs="Times New Roman"/>
-          <w:sz w:val="20"/>
-          <w:szCs w:val="20"/>
-        </w:rPr>
-        <w:t>A Swagger (</w:t>
-      </w:r>
-      <w:proofErr w:type="spellStart"/>
-      <w:r>
-        <w:rPr>
-          <w:rFonts w:ascii="Times New Roman" w:hAnsi="Times New Roman" w:cs="Times New Roman"/>
-          <w:sz w:val="20"/>
-          <w:szCs w:val="20"/>
-        </w:rPr>
-        <w:t>OpenAPI</w:t>
-      </w:r>
-      <w:proofErr w:type="spellEnd"/>
-      <w:r>
-        <w:rPr>
-          <w:rFonts w:ascii="Times New Roman" w:hAnsi="Times New Roman" w:cs="Times New Roman"/>
-          <w:sz w:val="20"/>
-          <w:szCs w:val="20"/>
-        </w:rPr>
-        <w:t xml:space="preserve">) egy API dokumentációs és tervezési keretrendszer, amely lehetővé teszi </w:t>
-      </w:r>
-      <w:proofErr w:type="spellStart"/>
-      <w:r>
-        <w:rPr>
-          <w:rFonts w:ascii="Times New Roman" w:hAnsi="Times New Roman" w:cs="Times New Roman"/>
-          <w:sz w:val="20"/>
-          <w:szCs w:val="20"/>
-        </w:rPr>
-        <w:t>RESTful</w:t>
-      </w:r>
-      <w:proofErr w:type="spellEnd"/>
-      <w:r>
-        <w:rPr>
-          <w:rFonts w:ascii="Times New Roman" w:hAnsi="Times New Roman" w:cs="Times New Roman"/>
-          <w:sz w:val="20"/>
-          <w:szCs w:val="20"/>
-        </w:rPr>
-        <w:t xml:space="preserve"> API-k szabványos leírását és tesztelését.</w:t>
-      </w:r>
-    </w:p>
-    <w:p>
-      <w:pPr>
-        <w:rPr>
-          <w:rFonts w:ascii="Times New Roman" w:hAnsi="Times New Roman" w:cs="Times New Roman"/>
-          <w:sz w:val="20"/>
-          <w:szCs w:val="20"/>
-        </w:rPr>
-      </w:pPr>
-    </w:p>
-    <w:p>
-      <w:pPr>
-        <w:rPr>
-          <w:rFonts w:ascii="Times New Roman" w:hAnsi="Times New Roman" w:cs="Times New Roman"/>
-          <w:sz w:val="20"/>
-          <w:szCs w:val="20"/>
-        </w:rPr>
-      </w:pPr>
-      <w:r>
-        <w:rPr>
-          <w:rFonts w:ascii="Times New Roman" w:hAnsi="Times New Roman" w:cs="Times New Roman"/>
-          <w:sz w:val="20"/>
-          <w:szCs w:val="20"/>
-        </w:rPr>
-        <w:t>## Működési alapelvek</w:t>
-      </w:r>
-    </w:p>
-    <w:p>
-      <w:pPr>
-        <w:rPr>
-          <w:rFonts w:ascii="Times New Roman" w:hAnsi="Times New Roman" w:cs="Times New Roman"/>
-          <w:sz w:val="20"/>
-          <w:szCs w:val="20"/>
-        </w:rPr>
-      </w:pPr>
-    </w:p>
-    <w:p>
-      <w:pPr>
-        <w:rPr>
-          <w:rFonts w:ascii="Times New Roman" w:hAnsi="Times New Roman" w:cs="Times New Roman"/>
-          <w:sz w:val="20"/>
-          <w:szCs w:val="20"/>
-        </w:rPr>
-      </w:pPr>
-      <w:r>
-        <w:rPr>
-          <w:rFonts w:ascii="Times New Roman" w:hAnsi="Times New Roman" w:cs="Times New Roman"/>
-          <w:sz w:val="20"/>
-          <w:szCs w:val="20"/>
-        </w:rPr>
-        <w:t>Az eszköz JSON vagy YAML formátumban definiált API specifikációkon alapul, amelyekből automatikusan generál interaktív dokumentációt és kliens könyvtárakat.</w:t>
-      </w:r>
-    </w:p>
-    <w:p>
-      <w:pPr>
-        <w:rPr>
-          <w:rFonts w:ascii="Times New Roman" w:hAnsi="Times New Roman" w:cs="Times New Roman"/>
-          <w:sz w:val="20"/>
-          <w:szCs w:val="20"/>
-        </w:rPr>
-      </w:pPr>
-    </w:p>
-    <w:p>
-      <w:pPr>
-        <w:rPr>
-          <w:rFonts w:ascii="Times New Roman" w:hAnsi="Times New Roman" w:cs="Times New Roman"/>
-          <w:sz w:val="20"/>
-          <w:szCs w:val="20"/>
-        </w:rPr>
-      </w:pPr>
-      <w:r>
-        <w:rPr>
-          <w:rFonts w:ascii="Times New Roman" w:hAnsi="Times New Roman" w:cs="Times New Roman"/>
-          <w:sz w:val="20"/>
-          <w:szCs w:val="20"/>
-        </w:rPr>
-        <w:t>## Technológiai háttér</w:t>
-      </w:r>
-    </w:p>
-    <w:p>
-      <w:pPr>
-        <w:rPr>
-          <w:rFonts w:ascii="Times New Roman" w:hAnsi="Times New Roman" w:cs="Times New Roman"/>
-          <w:sz w:val="20"/>
-          <w:szCs w:val="20"/>
-        </w:rPr>
-      </w:pPr>
-    </w:p>
-    <w:p>
-      <w:pPr>
-        <w:rPr>
-          <w:rFonts w:ascii="Times New Roman" w:hAnsi="Times New Roman" w:cs="Times New Roman"/>
-          <w:sz w:val="20"/>
-          <w:szCs w:val="20"/>
-        </w:rPr>
-      </w:pPr>
-      <w:r>
-        <w:rPr>
-          <w:rFonts w:ascii="Times New Roman" w:hAnsi="Times New Roman" w:cs="Times New Roman"/>
-          <w:sz w:val="20"/>
-          <w:szCs w:val="20"/>
-        </w:rPr>
-        <w:t>Működési folyamat:</w:t>
-      </w:r>
-    </w:p>
-    <w:p>
-      <w:pPr>
-        <w:rPr>
-          <w:rFonts w:ascii="Times New Roman" w:hAnsi="Times New Roman" w:cs="Times New Roman"/>
-          <w:sz w:val="20"/>
-          <w:szCs w:val="20"/>
-        </w:rPr>
-      </w:pPr>
-      <w:r>
-        <w:rPr>
-          <w:rFonts w:ascii="Times New Roman" w:hAnsi="Times New Roman" w:cs="Times New Roman"/>
-          <w:sz w:val="20"/>
-          <w:szCs w:val="20"/>
-        </w:rPr>
-        <w:t>1. API specifikáció definiálása</w:t>
-      </w:r>
-    </w:p>
-    <w:p>
-      <w:pPr>
-        <w:rPr>
-          <w:rFonts w:ascii="Times New Roman" w:hAnsi="Times New Roman" w:cs="Times New Roman"/>
-          <w:sz w:val="20"/>
-          <w:szCs w:val="20"/>
-        </w:rPr>
-      </w:pPr>
-      <w:r>
-        <w:rPr>
-          <w:rFonts w:ascii="Times New Roman" w:hAnsi="Times New Roman" w:cs="Times New Roman"/>
-          <w:sz w:val="20"/>
-          <w:szCs w:val="20"/>
-        </w:rPr>
-        <w:t>2. Dokumentáció automatikus generálása</w:t>
-      </w:r>
-    </w:p>
-    <w:p>
-      <w:pPr>
-        <w:rPr>
-          <w:rFonts w:ascii="Times New Roman" w:hAnsi="Times New Roman" w:cs="Times New Roman"/>
-          <w:sz w:val="20"/>
-          <w:szCs w:val="20"/>
-        </w:rPr>
-      </w:pPr>
-      <w:r>
-        <w:rPr>
-          <w:rFonts w:ascii="Times New Roman" w:hAnsi="Times New Roman" w:cs="Times New Roman"/>
-          <w:sz w:val="20"/>
-          <w:szCs w:val="20"/>
-        </w:rPr>
-        <w:t>3. Interaktív API felület létrehozása</w:t>
-      </w:r>
-    </w:p>
-    <w:p>
-      <w:pPr>
-        <w:rPr>
-          <w:rFonts w:ascii="Times New Roman" w:hAnsi="Times New Roman" w:cs="Times New Roman"/>
-          <w:sz w:val="20"/>
-          <w:szCs w:val="20"/>
-        </w:rPr>
-      </w:pPr>
-      <w:r>
-        <w:rPr>
-          <w:rFonts w:ascii="Times New Roman" w:hAnsi="Times New Roman" w:cs="Times New Roman"/>
-          <w:sz w:val="20"/>
-          <w:szCs w:val="20"/>
-        </w:rPr>
-        <w:t>4. Kliens kód generálása különböző nyelvekhez</w:t>
-      </w:r>
-    </w:p>
-    <w:p>
-      <w:pPr>
-        <w:rPr>
-          <w:rFonts w:ascii="Times New Roman" w:hAnsi="Times New Roman" w:cs="Times New Roman"/>
-          <w:sz w:val="20"/>
-          <w:szCs w:val="20"/>
-        </w:rPr>
-      </w:pPr>
-      <w:r>
-        <w:rPr>
-          <w:rFonts w:ascii="Times New Roman" w:hAnsi="Times New Roman" w:cs="Times New Roman"/>
-          <w:sz w:val="20"/>
-          <w:szCs w:val="20"/>
-        </w:rPr>
-        <w:t>5. API tesztelési környezet biztosítása</w:t>
-      </w:r>
-    </w:p>
-    <w:p>
-      <w:pPr>
-        <w:rPr>
-          <w:rFonts w:ascii="Times New Roman" w:hAnsi="Times New Roman" w:cs="Times New Roman"/>
-          <w:sz w:val="20"/>
-          <w:szCs w:val="20"/>
-        </w:rPr>
-      </w:pPr>
-    </w:p>
-    <w:p>
-      <w:pPr>
-        <w:rPr>
-          <w:rFonts w:ascii="Times New Roman" w:hAnsi="Times New Roman" w:cs="Times New Roman"/>
-          <w:sz w:val="20"/>
-          <w:szCs w:val="20"/>
-        </w:rPr>
-      </w:pPr>
-      <w:r>
-        <w:rPr>
-          <w:rFonts w:ascii="Times New Roman" w:hAnsi="Times New Roman" w:cs="Times New Roman"/>
-          <w:sz w:val="20"/>
-          <w:szCs w:val="20"/>
-        </w:rPr>
-        <w:t>## Alapvető funkcionalitás</w:t>
-      </w:r>
-    </w:p>
-    <w:p>
-      <w:pPr>
-        <w:rPr>
-          <w:rFonts w:ascii="Times New Roman" w:hAnsi="Times New Roman" w:cs="Times New Roman"/>
-          <w:sz w:val="20"/>
-          <w:szCs w:val="20"/>
-        </w:rPr>
-      </w:pPr>
-    </w:p>
-    <w:p>
-      <w:pPr>
-        <w:rPr>
-          <w:rFonts w:ascii="Times New Roman" w:hAnsi="Times New Roman" w:cs="Times New Roman"/>
-          <w:sz w:val="20"/>
-          <w:szCs w:val="20"/>
-        </w:rPr>
-      </w:pPr>
-      <w:r>
-        <w:rPr>
-          <w:rFonts w:ascii="Times New Roman" w:hAnsi="Times New Roman" w:cs="Times New Roman"/>
-          <w:sz w:val="20"/>
-          <w:szCs w:val="20"/>
-        </w:rPr>
-        <w:t>Fő jellemzők:</w:t>
-      </w:r>
-    </w:p>
-    <w:p>
-      <w:pPr>
-        <w:rPr>
-          <w:rFonts w:ascii="Times New Roman" w:hAnsi="Times New Roman" w:cs="Times New Roman"/>
-          <w:sz w:val="20"/>
-          <w:szCs w:val="20"/>
-        </w:rPr>
-      </w:pPr>
-      <w:r>
-        <w:rPr>
-          <w:rFonts w:ascii="Times New Roman" w:hAnsi="Times New Roman" w:cs="Times New Roman"/>
-          <w:sz w:val="20"/>
-          <w:szCs w:val="20"/>
-        </w:rPr>
-        <w:t>- Interaktív API dokumentáció</w:t>
-      </w:r>
-    </w:p>
-    <w:p>
-      <w:pPr>
-        <w:rPr>
-          <w:rFonts w:ascii="Times New Roman" w:hAnsi="Times New Roman" w:cs="Times New Roman"/>
-          <w:sz w:val="20"/>
-          <w:szCs w:val="20"/>
-        </w:rPr>
-      </w:pPr>
-      <w:r>
-        <w:rPr>
-          <w:rFonts w:ascii="Times New Roman" w:hAnsi="Times New Roman" w:cs="Times New Roman"/>
-          <w:sz w:val="20"/>
-          <w:szCs w:val="20"/>
-        </w:rPr>
-        <w:t xml:space="preserve">- </w:t>
-      </w:r>
-      <w:proofErr w:type="spellStart"/>
-      <w:r>
-        <w:rPr>
-          <w:rFonts w:ascii="Times New Roman" w:hAnsi="Times New Roman" w:cs="Times New Roman"/>
-          <w:sz w:val="20"/>
-          <w:szCs w:val="20"/>
-        </w:rPr>
-        <w:t>Endpoint</w:t>
-      </w:r>
-      <w:proofErr w:type="spellEnd"/>
-      <w:r>
-        <w:rPr>
-          <w:rFonts w:ascii="Times New Roman" w:hAnsi="Times New Roman" w:cs="Times New Roman"/>
-          <w:sz w:val="20"/>
-          <w:szCs w:val="20"/>
-        </w:rPr>
-        <w:t xml:space="preserve"> tesztelési lehetőség</w:t>
-      </w:r>
-    </w:p>
-    <w:p>
-      <w:pPr>
-        <w:rPr>
-          <w:rFonts w:ascii="Times New Roman" w:hAnsi="Times New Roman" w:cs="Times New Roman"/>
-          <w:sz w:val="20"/>
-          <w:szCs w:val="20"/>
-        </w:rPr>
-      </w:pPr>
-      <w:r>
-        <w:rPr>
-          <w:rFonts w:ascii="Times New Roman" w:hAnsi="Times New Roman" w:cs="Times New Roman"/>
-          <w:sz w:val="20"/>
-          <w:szCs w:val="20"/>
-        </w:rPr>
-        <w:t>- Automatikus kódgenerálás</w:t>
-      </w:r>
-    </w:p>
-    <w:p>
-      <w:pPr>
-        <w:rPr>
-          <w:rFonts w:ascii="Times New Roman" w:hAnsi="Times New Roman" w:cs="Times New Roman"/>
-          <w:sz w:val="20"/>
-          <w:szCs w:val="20"/>
-        </w:rPr>
-      </w:pPr>
-      <w:r>
-        <w:rPr>
-          <w:rFonts w:ascii="Times New Roman" w:hAnsi="Times New Roman" w:cs="Times New Roman"/>
-          <w:sz w:val="20"/>
-          <w:szCs w:val="20"/>
-        </w:rPr>
-        <w:t xml:space="preserve">- </w:t>
-      </w:r>
-      <w:proofErr w:type="spellStart"/>
-      <w:r>
-        <w:rPr>
-          <w:rFonts w:ascii="Times New Roman" w:hAnsi="Times New Roman" w:cs="Times New Roman"/>
-          <w:sz w:val="20"/>
-          <w:szCs w:val="20"/>
-        </w:rPr>
-        <w:t>Schema</w:t>
-      </w:r>
-      <w:proofErr w:type="spellEnd"/>
-      <w:r>
-        <w:rPr>
-          <w:rFonts w:ascii="Times New Roman" w:hAnsi="Times New Roman" w:cs="Times New Roman"/>
-          <w:sz w:val="20"/>
-          <w:szCs w:val="20"/>
-        </w:rPr>
-        <w:t xml:space="preserve"> validáció</w:t>
-      </w:r>
-    </w:p>
-    <w:p>
-      <w:pPr>
-        <w:rPr>
-          <w:rFonts w:ascii="Times New Roman" w:hAnsi="Times New Roman" w:cs="Times New Roman"/>
-          <w:sz w:val="20"/>
-          <w:szCs w:val="20"/>
-        </w:rPr>
-      </w:pPr>
-      <w:r>
-        <w:rPr>
-          <w:rFonts w:ascii="Times New Roman" w:hAnsi="Times New Roman" w:cs="Times New Roman"/>
-          <w:sz w:val="20"/>
-          <w:szCs w:val="20"/>
-        </w:rPr>
-        <w:t xml:space="preserve">- </w:t>
-      </w:r>
-      <w:proofErr w:type="spellStart"/>
-      <w:r>
-        <w:rPr>
-          <w:rFonts w:ascii="Times New Roman" w:hAnsi="Times New Roman" w:cs="Times New Roman"/>
-          <w:sz w:val="20"/>
-          <w:szCs w:val="20"/>
-        </w:rPr>
-        <w:t>OAuth</w:t>
-      </w:r>
-      <w:proofErr w:type="spellEnd"/>
-      <w:r>
-        <w:rPr>
-          <w:rFonts w:ascii="Times New Roman" w:hAnsi="Times New Roman" w:cs="Times New Roman"/>
-          <w:sz w:val="20"/>
-          <w:szCs w:val="20"/>
-        </w:rPr>
-        <w:t xml:space="preserve"> és más </w:t>
-      </w:r>
-      <w:proofErr w:type="spellStart"/>
-      <w:r>
-        <w:rPr>
-          <w:rFonts w:ascii="Times New Roman" w:hAnsi="Times New Roman" w:cs="Times New Roman"/>
-          <w:sz w:val="20"/>
-          <w:szCs w:val="20"/>
-        </w:rPr>
-        <w:t>autentikációs</w:t>
-      </w:r>
-      <w:proofErr w:type="spellEnd"/>
-      <w:r>
-        <w:rPr>
-          <w:rFonts w:ascii="Times New Roman" w:hAnsi="Times New Roman" w:cs="Times New Roman"/>
-          <w:sz w:val="20"/>
-          <w:szCs w:val="20"/>
-        </w:rPr>
-        <w:t xml:space="preserve"> módszerek támogatása</w:t>
-      </w:r>
-    </w:p>
-    <w:p>
-      <w:pPr>
-        <w:rPr>
-          <w:rFonts w:ascii="Times New Roman" w:hAnsi="Times New Roman" w:cs="Times New Roman"/>
-          <w:sz w:val="20"/>
-          <w:szCs w:val="20"/>
-        </w:rPr>
-      </w:pPr>
-    </w:p>
-    <w:p>
-      <w:pPr>
-        <w:rPr>
-          <w:rFonts w:ascii="Times New Roman" w:hAnsi="Times New Roman" w:cs="Times New Roman"/>
-          <w:sz w:val="20"/>
-          <w:szCs w:val="20"/>
-        </w:rPr>
-      </w:pPr>
-      <w:r>
-        <w:rPr>
-          <w:rFonts w:ascii="Times New Roman" w:hAnsi="Times New Roman" w:cs="Times New Roman"/>
-          <w:sz w:val="20"/>
-          <w:szCs w:val="20"/>
-        </w:rPr>
-        <w:t>## Integráció más technológiákkal</w:t>
-      </w:r>
-    </w:p>
-    <w:p>
-      <w:pPr>
-        <w:rPr>
-          <w:rFonts w:ascii="Times New Roman" w:hAnsi="Times New Roman" w:cs="Times New Roman"/>
-          <w:sz w:val="20"/>
-          <w:szCs w:val="20"/>
-        </w:rPr>
-      </w:pPr>
-    </w:p>
-    <w:p>
-      <w:pPr>
-        <w:rPr>
-          <w:rFonts w:ascii="Times New Roman" w:hAnsi="Times New Roman" w:cs="Times New Roman"/>
-          <w:sz w:val="20"/>
-          <w:szCs w:val="20"/>
-        </w:rPr>
-      </w:pPr>
-      <w:r>
-        <w:rPr>
-          <w:rFonts w:ascii="Times New Roman" w:hAnsi="Times New Roman" w:cs="Times New Roman"/>
-          <w:sz w:val="20"/>
-          <w:szCs w:val="20"/>
-        </w:rPr>
-        <w:t>Kapcsolódási pontok:</w:t>
-      </w:r>
-    </w:p>
-    <w:p>
-      <w:pPr>
-        <w:rPr>
-          <w:rFonts w:ascii="Times New Roman" w:hAnsi="Times New Roman" w:cs="Times New Roman"/>
-          <w:sz w:val="20"/>
-          <w:szCs w:val="20"/>
-        </w:rPr>
-      </w:pPr>
-      <w:r>
-        <w:rPr>
-          <w:rFonts w:ascii="Times New Roman" w:hAnsi="Times New Roman" w:cs="Times New Roman"/>
-          <w:sz w:val="20"/>
-          <w:szCs w:val="20"/>
-        </w:rPr>
-        <w:t>- .NET Core/ASP.NET</w:t>
-      </w:r>
-    </w:p>
-    <w:p>
-      <w:pPr>
-        <w:rPr>
-          <w:rFonts w:ascii="Times New Roman" w:hAnsi="Times New Roman" w:cs="Times New Roman"/>
-          <w:sz w:val="20"/>
-          <w:szCs w:val="20"/>
-        </w:rPr>
-      </w:pPr>
-      <w:r>
-        <w:rPr>
-          <w:rFonts w:ascii="Times New Roman" w:hAnsi="Times New Roman" w:cs="Times New Roman"/>
-          <w:sz w:val="20"/>
-          <w:szCs w:val="20"/>
-        </w:rPr>
-        <w:lastRenderedPageBreak/>
-        <w:t>- Node.js</w:t>
-      </w:r>
-    </w:p>
-    <w:p>
-      <w:pPr>
-        <w:rPr>
-          <w:rFonts w:ascii="Times New Roman" w:hAnsi="Times New Roman" w:cs="Times New Roman"/>
-          <w:sz w:val="20"/>
-          <w:szCs w:val="20"/>
-        </w:rPr>
-      </w:pPr>
-      <w:r>
-        <w:rPr>
-          <w:rFonts w:ascii="Times New Roman" w:hAnsi="Times New Roman" w:cs="Times New Roman"/>
-          <w:sz w:val="20"/>
-          <w:szCs w:val="20"/>
-        </w:rPr>
-        <w:t>- Java Spring</w:t>
-      </w:r>
-    </w:p>
-    <w:p>
-      <w:pPr>
-        <w:rPr>
-          <w:rFonts w:ascii="Times New Roman" w:hAnsi="Times New Roman" w:cs="Times New Roman"/>
-          <w:sz w:val="20"/>
-          <w:szCs w:val="20"/>
-        </w:rPr>
-      </w:pPr>
-      <w:r>
-        <w:rPr>
-          <w:rFonts w:ascii="Times New Roman" w:hAnsi="Times New Roman" w:cs="Times New Roman"/>
-          <w:sz w:val="20"/>
-          <w:szCs w:val="20"/>
-        </w:rPr>
-        <w:t xml:space="preserve">- Python </w:t>
-      </w:r>
-      <w:proofErr w:type="spellStart"/>
-      <w:r>
-        <w:rPr>
-          <w:rFonts w:ascii="Times New Roman" w:hAnsi="Times New Roman" w:cs="Times New Roman"/>
-          <w:sz w:val="20"/>
-          <w:szCs w:val="20"/>
-        </w:rPr>
-        <w:t>Flask</w:t>
-      </w:r>
-      <w:proofErr w:type="spellEnd"/>
-      <w:r>
-        <w:rPr>
-          <w:rFonts w:ascii="Times New Roman" w:hAnsi="Times New Roman" w:cs="Times New Roman"/>
-          <w:sz w:val="20"/>
-          <w:szCs w:val="20"/>
-        </w:rPr>
-        <w:t>/</w:t>
-      </w:r>
-      <w:proofErr w:type="spellStart"/>
-      <w:r>
-        <w:rPr>
-          <w:rFonts w:ascii="Times New Roman" w:hAnsi="Times New Roman" w:cs="Times New Roman"/>
-          <w:sz w:val="20"/>
-          <w:szCs w:val="20"/>
-        </w:rPr>
-        <w:t>Django</w:t>
-      </w:r>
-      <w:proofErr w:type="spellEnd"/>
-    </w:p>
-    <w:p>
-      <w:pPr>
-        <w:rPr>
-          <w:rFonts w:ascii="Times New Roman" w:hAnsi="Times New Roman" w:cs="Times New Roman"/>
-          <w:sz w:val="20"/>
-          <w:szCs w:val="20"/>
-        </w:rPr>
-      </w:pPr>
-      <w:r>
-        <w:rPr>
-          <w:rFonts w:ascii="Times New Roman" w:hAnsi="Times New Roman" w:cs="Times New Roman"/>
-          <w:sz w:val="20"/>
-          <w:szCs w:val="20"/>
-        </w:rPr>
-        <w:t>- CI/CD rendszerek</w:t>
-      </w:r>
-    </w:p>
-    <w:p>
-      <w:pPr>
-        <w:rPr>
-          <w:rFonts w:ascii="Times New Roman" w:hAnsi="Times New Roman" w:cs="Times New Roman"/>
-          <w:sz w:val="20"/>
-          <w:szCs w:val="20"/>
-        </w:rPr>
-      </w:pPr>
-    </w:p>
-    <w:p>
-      <w:pPr>
-        <w:rPr>
-          <w:rFonts w:ascii="Times New Roman" w:hAnsi="Times New Roman" w:cs="Times New Roman"/>
-          <w:sz w:val="20"/>
-          <w:szCs w:val="20"/>
-        </w:rPr>
-      </w:pPr>
-      <w:r>
-        <w:rPr>
-          <w:rFonts w:ascii="Times New Roman" w:hAnsi="Times New Roman" w:cs="Times New Roman"/>
-          <w:sz w:val="20"/>
-          <w:szCs w:val="20"/>
-        </w:rPr>
-        <w:t>## Fejlesztési irányelvek</w:t>
-      </w:r>
-    </w:p>
-    <w:p>
-      <w:pPr>
-        <w:rPr>
-          <w:rFonts w:ascii="Times New Roman" w:hAnsi="Times New Roman" w:cs="Times New Roman"/>
-          <w:sz w:val="20"/>
-          <w:szCs w:val="20"/>
-        </w:rPr>
-      </w:pPr>
-    </w:p>
-    <w:p>
-      <w:pPr>
-        <w:rPr>
-          <w:rFonts w:ascii="Times New Roman" w:hAnsi="Times New Roman" w:cs="Times New Roman"/>
-          <w:sz w:val="20"/>
-          <w:szCs w:val="20"/>
-        </w:rPr>
-      </w:pPr>
-      <w:r>
-        <w:rPr>
-          <w:rFonts w:ascii="Times New Roman" w:hAnsi="Times New Roman" w:cs="Times New Roman"/>
-          <w:sz w:val="20"/>
-          <w:szCs w:val="20"/>
-        </w:rPr>
-        <w:t>Ajánlott gyakorlatok:</w:t>
-      </w:r>
-    </w:p>
-    <w:p>
-      <w:pPr>
-        <w:rPr>
-          <w:rFonts w:ascii="Times New Roman" w:hAnsi="Times New Roman" w:cs="Times New Roman"/>
-          <w:sz w:val="20"/>
-          <w:szCs w:val="20"/>
-        </w:rPr>
-      </w:pPr>
-      <w:r>
-        <w:rPr>
-          <w:rFonts w:ascii="Times New Roman" w:hAnsi="Times New Roman" w:cs="Times New Roman"/>
-          <w:sz w:val="20"/>
-          <w:szCs w:val="20"/>
-        </w:rPr>
-        <w:t>- API verziókezelés</w:t>
-      </w:r>
-    </w:p>
-    <w:p>
-      <w:pPr>
-        <w:rPr>
-          <w:rFonts w:ascii="Times New Roman" w:hAnsi="Times New Roman" w:cs="Times New Roman"/>
-          <w:sz w:val="20"/>
-          <w:szCs w:val="20"/>
-        </w:rPr>
-      </w:pPr>
-      <w:r>
-        <w:rPr>
-          <w:rFonts w:ascii="Times New Roman" w:hAnsi="Times New Roman" w:cs="Times New Roman"/>
-          <w:sz w:val="20"/>
-          <w:szCs w:val="20"/>
-        </w:rPr>
-        <w:t>- Részletes paraméter dokumentáció</w:t>
-      </w:r>
-    </w:p>
-    <w:p>
-      <w:pPr>
-        <w:rPr>
-          <w:rFonts w:ascii="Times New Roman" w:hAnsi="Times New Roman" w:cs="Times New Roman"/>
-          <w:sz w:val="20"/>
-          <w:szCs w:val="20"/>
-        </w:rPr>
-      </w:pPr>
-      <w:r>
-        <w:rPr>
-          <w:rFonts w:ascii="Times New Roman" w:hAnsi="Times New Roman" w:cs="Times New Roman"/>
-          <w:sz w:val="20"/>
-          <w:szCs w:val="20"/>
-        </w:rPr>
-        <w:t>- Példák és tesztesetek definiálása</w:t>
-      </w:r>
-    </w:p>
-    <w:p>
-      <w:pPr>
-        <w:rPr>
-          <w:rFonts w:ascii="Times New Roman" w:hAnsi="Times New Roman" w:cs="Times New Roman"/>
-          <w:sz w:val="20"/>
-          <w:szCs w:val="20"/>
-        </w:rPr>
-      </w:pPr>
-      <w:r>
-        <w:rPr>
-          <w:rFonts w:ascii="Times New Roman" w:hAnsi="Times New Roman" w:cs="Times New Roman"/>
-          <w:sz w:val="20"/>
-          <w:szCs w:val="20"/>
-        </w:rPr>
-        <w:t>- Biztonsági konfigurációk</w:t>
-      </w:r>
-    </w:p>
-    <w:p>
-      <w:pPr>
-        <w:rPr>
-          <w:rFonts w:ascii="Times New Roman" w:hAnsi="Times New Roman" w:cs="Times New Roman"/>
-          <w:sz w:val="20"/>
-          <w:szCs w:val="20"/>
-        </w:rPr>
-      </w:pPr>
-      <w:r>
-        <w:rPr>
-          <w:rFonts w:ascii="Times New Roman" w:hAnsi="Times New Roman" w:cs="Times New Roman"/>
-          <w:sz w:val="20"/>
-          <w:szCs w:val="20"/>
-        </w:rPr>
-        <w:t>- Szabványos hibakezelés</w:t>
-      </w:r>
-    </w:p>
-    <w:p>
-      <w:pPr>
-        <w:rPr>
-          <w:rFonts w:ascii="Times New Roman" w:hAnsi="Times New Roman" w:cs="Times New Roman"/>
-          <w:sz w:val="20"/>
-          <w:szCs w:val="20"/>
-        </w:rPr>
-      </w:pPr>
-    </w:p>
-    <w:p>
-      <w:pPr>
-        <w:rPr>
-          <w:rFonts w:ascii="Times New Roman" w:hAnsi="Times New Roman" w:cs="Times New Roman"/>
-          <w:sz w:val="20"/>
-          <w:szCs w:val="20"/>
-        </w:rPr>
-      </w:pPr>
-      <w:r>
-        <w:rPr>
-          <w:rFonts w:ascii="Times New Roman" w:hAnsi="Times New Roman" w:cs="Times New Roman"/>
-          <w:sz w:val="20"/>
-          <w:szCs w:val="20"/>
-        </w:rPr>
-        <w:t>## Következtetés</w:t>
-      </w:r>
-    </w:p>
-    <w:p>
-      <w:pPr>
-        <w:rPr>
-          <w:rFonts w:ascii="Times New Roman" w:hAnsi="Times New Roman" w:cs="Times New Roman"/>
-          <w:sz w:val="20"/>
-          <w:szCs w:val="20"/>
-        </w:rPr>
-      </w:pPr>
-    </w:p>
-    <w:p>
-      <w:pPr>
-        <w:rPr>
-          <w:rFonts w:ascii="Times New Roman" w:hAnsi="Times New Roman" w:cs="Times New Roman"/>
-          <w:sz w:val="20"/>
-          <w:szCs w:val="20"/>
-        </w:rPr>
-      </w:pPr>
-      <w:r>
-        <w:rPr>
-          <w:rFonts w:ascii="Times New Roman" w:hAnsi="Times New Roman" w:cs="Times New Roman"/>
-          <w:sz w:val="20"/>
-          <w:szCs w:val="20"/>
-        </w:rPr>
-        <w:t>A Swagger nélkülözhetetlen eszköz modern API fejlesztéshez, amely jelentősen megkönnyíti a dokumentációt és a fejlesztőcsapatok közötti együttműködést.</w:t>
-      </w:r>
-    </w:p>
-    <w:p>
-      <w:pPr>
-        <w:rPr>
-          <w:rFonts w:ascii="Times New Roman" w:hAnsi="Times New Roman" w:cs="Times New Roman"/>
-          <w:sz w:val="20"/>
-          <w:szCs w:val="20"/>
-        </w:rPr>
-      </w:pPr>
-      <w:r>
-        <w:rPr>
-          <w:rFonts w:ascii="Times New Roman" w:hAnsi="Times New Roman" w:cs="Times New Roman"/>
-          <w:sz w:val="20"/>
-          <w:szCs w:val="20"/>
-        </w:rPr>
-        <w:br w:type="page"/>
-      </w:r>
-    </w:p>
-    <w:p>
-      <w:pPr>
-        <w:rPr>
-          <w:rFonts w:ascii="Times New Roman" w:hAnsi="Times New Roman" w:cs="Times New Roman"/>
-          <w:sz w:val="20"/>
-          <w:szCs w:val="20"/>
-        </w:rPr>
-      </w:pPr>
-    </w:p>
-    <w:p>
-      <w:pPr>
-        <w:rPr>
-          <w:rFonts w:ascii="Times New Roman" w:hAnsi="Times New Roman" w:cs="Times New Roman"/>
-          <w:sz w:val="20"/>
-          <w:szCs w:val="20"/>
-        </w:rPr>
-      </w:pPr>
-      <w:r>
-        <w:rPr>
-          <w:rFonts w:ascii="Times New Roman" w:hAnsi="Times New Roman" w:cs="Times New Roman"/>
-          <w:sz w:val="20"/>
-          <w:szCs w:val="20"/>
-        </w:rPr>
         <w:br w:type="page"/>
       </w:r>
       <w:r>
@@ -9435,6 +8953,29 @@
       <w14:ligatures w14:val="none"/>
     </w:rPr>
   </w:style>
+  <w:style w:type="character" w:styleId="Hiperhivatkozs">
+    <w:name w:val="Hyperlink"/>
+    <w:basedOn w:val="Bekezdsalapbettpusa"/>
+    <w:uiPriority w:val="99"/>
+    <w:unhideWhenUsed/>
+    <w:rsid w:val="003334BC"/>
+    <w:rPr>
+      <w:color w:val="467886" w:themeColor="hyperlink"/>
+      <w:u w:val="single"/>
+    </w:rPr>
+  </w:style>
+  <w:style w:type="character" w:styleId="Feloldatlanmegemlts">
+    <w:name w:val="Unresolved Mention"/>
+    <w:basedOn w:val="Bekezdsalapbettpusa"/>
+    <w:uiPriority w:val="99"/>
+    <w:semiHidden/>
+    <w:unhideWhenUsed/>
+    <w:rsid w:val="003334BC"/>
+    <w:rPr>
+      <w:color w:val="605E5C"/>
+      <w:shd w:val="clear" w:color="auto" w:fill="E1DFDD"/>
+    </w:rPr>
+  </w:style>
 </w:styles>
 </file>
 
@@ -9538,9 +9079,9 @@
   </w:compat>
   <w:rsids>
     <w:rsidRoot w:val="00BE5DE9"/>
+    <w:rsid w:val="00163F92"/>
     <w:rsid w:val="0045496F"/>
     <w:rsid w:val="00BE5DE9"/>
-    <w:rsid w:val="00CB6BA0"/>
   </w:rsids>
   <m:mathPr>
     <m:mathFont m:val="Cambria Math"/>

--- a/Lakberendezés_Dokumentum.docx
+++ b/Lakberendezés_Dokumentum.docx
@@ -1,11 +1,17 @@
 
 <file path=word/document.xml><?xml version="1.0" encoding="utf-8"?>
-<w:document xmlns:wpc="http://schemas.microsoft.com/office/word/2010/wordprocessingCanvas" xmlns:cx="http://schemas.microsoft.com/office/drawing/2014/chartex" xmlns:cx1="http://schemas.microsoft.com/office/drawing/2015/9/8/chartex" xmlns:cx2="http://schemas.microsoft.com/office/drawing/2015/10/21/chartex" xmlns:cx3="http://schemas.microsoft.com/office/drawing/2016/5/9/chartex" xmlns:cx4="http://schemas.microsoft.com/office/drawing/2016/5/10/chartex" xmlns:cx5="http://schemas.microsoft.com/office/drawing/2016/5/11/chartex" xmlns:cx6="http://schemas.microsoft.com/office/drawing/2016/5/12/chartex" xmlns:cx7="http://schemas.microsoft.com/office/drawing/2016/5/13/chartex" xmlns:cx8="http://schemas.microsoft.com/office/drawing/2016/5/14/chartex" xmlns:mc="http://schemas.openxmlformats.org/markup-compatibility/2006" xmlns:aink="http://schemas.microsoft.com/office/drawing/2016/ink" xmlns:am3d="http://schemas.microsoft.com/office/drawing/2017/model3d" xmlns:o="urn:schemas-microsoft-com:office:office" xmlns:oel="http://schemas.microsoft.com/office/2019/extlst" xmlns:r="http://schemas.openxmlformats.org/officeDocument/2006/relationships" xmlns:m="http://schemas.openxmlformats.org/officeDocument/2006/math" xmlns:v="urn:schemas-microsoft-com:vml" xmlns:wp14="http://schemas.microsoft.com/office/word/2010/wordprocessingDrawing" xmlns:wp="http://schemas.openxmlformats.org/drawingml/2006/wordprocessingDrawing" xmlns:w10="urn:schemas-microsoft-com:office:word" xmlns:w="http://schemas.openxmlformats.org/wordprocessingml/2006/main" xmlns:w14="http://schemas.microsoft.com/office/word/2010/wordml" xmlns:w15="http://schemas.microsoft.com/office/word/2012/wordml" xmlns:w16cex="http://schemas.microsoft.com/office/word/2018/wordml/cex" xmlns:w16cid="http://schemas.microsoft.com/office/word/2016/wordml/cid" xmlns:w16="http://schemas.microsoft.com/office/word/2018/wordml" xmlns:w16du="http://schemas.microsoft.com/office/word/2023/wordml/word16du" xmlns:w16sdtdh="http://schemas.microsoft.com/office/word/2020/wordml/sdtdatahash" xmlns:w16sdtfl="http://schemas.microsoft.com/office/word/2024/wordml/sdtformatlock" xmlns:w16se="http://schemas.microsoft.com/office/word/2015/wordml/symex" xmlns:wpg="http://schemas.microsoft.com/office/word/2010/wordprocessingGroup" xmlns:wpi="http://schemas.microsoft.com/office/word/2010/wordprocessingInk" xmlns:wne="http://schemas.microsoft.com/office/word/2006/wordml" xmlns:wps="http://schemas.microsoft.com/office/word/2010/wordprocessingShape" mc:Ignorable="w14 w15 w16se w16cid w16 w16cex w16sdtdh w16sdtfl w16du wp14">
+<w:document xmlns:wpc="http://schemas.microsoft.com/office/word/2010/wordprocessingCanvas" xmlns:cx="http://schemas.microsoft.com/office/drawing/2014/chartex" xmlns:cx1="http://schemas.microsoft.com/office/drawing/2015/9/8/chartex" xmlns:cx2="http://schemas.microsoft.com/office/drawing/2015/10/21/chartex" xmlns:cx3="http://schemas.microsoft.com/office/drawing/2016/5/9/chartex" xmlns:cx4="http://schemas.microsoft.com/office/drawing/2016/5/10/chartex" xmlns:cx5="http://schemas.microsoft.com/office/drawing/2016/5/11/chartex" xmlns:cx6="http://schemas.microsoft.com/office/drawing/2016/5/12/chartex" xmlns:cx7="http://schemas.microsoft.com/office/drawing/2016/5/13/chartex" xmlns:cx8="http://schemas.microsoft.com/office/drawing/2016/5/14/chartex" xmlns:mc="http://schemas.openxmlformats.org/markup-compatibility/2006" xmlns:aink="http://schemas.microsoft.com/office/drawing/2016/ink" xmlns:am3d="http://schemas.microsoft.com/office/drawing/2017/model3d" xmlns:o="urn:schemas-microsoft-com:office:office" xmlns:r="http://schemas.openxmlformats.org/officeDocument/2006/relationships" xmlns:m="http://schemas.openxmlformats.org/officeDocument/2006/math" xmlns:v="urn:schemas-microsoft-com:vml" xmlns:wp14="http://schemas.microsoft.com/office/word/2010/wordprocessingDrawing" xmlns:wp="http://schemas.openxmlformats.org/drawingml/2006/wordprocessingDrawing" xmlns:w10="urn:schemas-microsoft-com:office:word" xmlns:w="http://schemas.openxmlformats.org/wordprocessingml/2006/main" xmlns:w14="http://schemas.microsoft.com/office/word/2010/wordml" xmlns:w15="http://schemas.microsoft.com/office/word/2012/wordml" xmlns:w16cid="http://schemas.microsoft.com/office/word/2016/wordml/cid" xmlns:w16se="http://schemas.microsoft.com/office/word/2015/wordml/symex" xmlns:wpg="http://schemas.microsoft.com/office/word/2010/wordprocessingGroup" xmlns:wpi="http://schemas.microsoft.com/office/word/2010/wordprocessingInk" xmlns:wne="http://schemas.microsoft.com/office/word/2006/wordml" xmlns:wps="http://schemas.microsoft.com/office/word/2010/wordprocessingShape" mc:Ignorable="w14 w15 w16se w16cid wp14">
   <w:body>
     <w:sdt>
       <w:sdtPr>
         <w:rPr>
-          <w:color w:val="156082" w:themeColor="accent1"/>
+          <w:rFonts w:eastAsiaTheme="minorHAnsi"/>
+          <w:color w:val="156082" w:themeColor="accent1"/>
+          <w:kern w:val="2"/>
+          <w:sz w:val="24"/>
+          <w:szCs w:val="24"/>
+          <w:lang w:eastAsia="en-US"/>
+          <w14:ligatures w14:val="standardContextual"/>
         </w:rPr>
         <w:id w:val="1786227190"/>
         <w:docPartObj>
@@ -15,13 +21,10 @@
       </w:sdtPr>
       <w:sdtEndPr>
         <w:rPr>
-          <w:rFonts w:ascii="Times New Roman" w:eastAsiaTheme="minorHAnsi" w:hAnsi="Times New Roman" w:cs="Times New Roman"/>
+          <w:rFonts w:ascii="Times New Roman" w:hAnsi="Times New Roman" w:cs="Times New Roman"/>
           <w:color w:val="auto"/>
-          <w:kern w:val="2"/>
           <w:sz w:val="20"/>
           <w:szCs w:val="20"/>
-          <w:lang w:eastAsia="en-US"/>
-          <w14:ligatures w14:val="standardContextual"/>
         </w:rPr>
       </w:sdtEndPr>
       <w:sdtContent>
@@ -136,6 +139,7 @@
             <w:dataBinding w:prefixMappings="xmlns:ns0='http://purl.org/dc/elements/1.1/' xmlns:ns1='http://schemas.openxmlformats.org/package/2006/metadata/core-properties' " w:xpath="/ns1:coreProperties[1]/ns0:subject[1]" w:storeItemID="{6C3C8BC8-F283-45AE-878A-BAB7291924A1}"/>
             <w:text/>
           </w:sdtPr>
+          <w:sdtEndPr/>
           <w:sdtContent>
             <w:p>
               <w:pPr>
@@ -250,6 +254,7 @@
                                     <w:calendar w:val="gregorian"/>
                                   </w:date>
                                 </w:sdtPr>
+                                <w:sdtEndPr/>
                                 <w:sdtContent>
                                   <w:p>
                                     <w:pPr>
@@ -270,16 +275,7 @@
                                         <w:sz w:val="28"/>
                                         <w:szCs w:val="28"/>
                                       </w:rPr>
-                                      <w:t>2025. február 21.</w:t>
-                                    </w:r>
-                                    <w:r>
-                                      <w:rPr>
-                                        <w:caps/>
-                                        <w:color w:val="156082" w:themeColor="accent1"/>
-                                        <w:sz w:val="28"/>
-                                        <w:szCs w:val="28"/>
-                                      </w:rPr>
-                                      <w:t xml:space="preserve"> -</w:t>
+                                      <w:t xml:space="preserve">2025. február 21. - </w:t>
                                     </w:r>
                                   </w:p>
                                 </w:sdtContent>
@@ -310,7 +306,7 @@
                     <v:stroke joinstyle="miter"/>
                     <v:path gradientshapeok="t" o:connecttype="rect"/>
                   </v:shapetype>
-                  <v:shape id="Szövegdoboz 146" o:spid="_x0000_s1026" type="#_x0000_t202" style="position:absolute;left:0;text-align:left;margin-left:0;margin-top:0;width:516pt;height:43.9pt;z-index:251659264;visibility:visible;mso-wrap-style:square;mso-width-percent:1000;mso-height-percent:0;mso-top-percent:850;mso-wrap-distance-left:9pt;mso-wrap-distance-top:0;mso-wrap-distance-right:9pt;mso-wrap-distance-bottom:0;mso-position-horizontal:center;mso-position-horizontal-relative:margin;mso-position-vertical-relative:page;mso-width-percent:1000;mso-height-percent:0;mso-top-percent:850;mso-width-relative:margin;mso-height-relative:margin;v-text-anchor:bottom" o:gfxdata="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" filled="f" stroked="f" strokeweight=".5pt">
+                  <v:shape id="Szövegdoboz 146" o:spid="_x0000_s1026" type="#_x0000_t202" style="position:absolute;left:0;text-align:left;margin-left:0;margin-top:0;width:516pt;height:43.9pt;z-index:251659264;visibility:visible;mso-wrap-style:square;mso-width-percent:1000;mso-height-percent:0;mso-top-percent:850;mso-wrap-distance-left:9pt;mso-wrap-distance-top:0;mso-wrap-distance-right:9pt;mso-wrap-distance-bottom:0;mso-position-horizontal:center;mso-position-horizontal-relative:margin;mso-position-vertical-relative:page;mso-width-percent:1000;mso-height-percent:0;mso-top-percent:850;mso-width-relative:margin;mso-height-relative:margin;v-text-anchor:bottom" o:gfxdata="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" filled="f" stroked="f" strokeweight=".5pt">
                     <v:textbox style="mso-fit-shape-to-text:t" inset="0,0,0,0">
                       <w:txbxContent>
                         <w:sdt>
@@ -332,6 +328,7 @@
                               <w:calendar w:val="gregorian"/>
                             </w:date>
                           </w:sdtPr>
+                          <w:sdtEndPr/>
                           <w:sdtContent>
                             <w:p>
                               <w:pPr>
@@ -352,16 +349,7 @@
                                   <w:sz w:val="28"/>
                                   <w:szCs w:val="28"/>
                                 </w:rPr>
-                                <w:t>2025. február 21.</w:t>
-                              </w:r>
-                              <w:r>
-                                <w:rPr>
-                                  <w:caps/>
-                                  <w:color w:val="156082" w:themeColor="accent1"/>
-                                  <w:sz w:val="28"/>
-                                  <w:szCs w:val="28"/>
-                                </w:rPr>
-                                <w:t xml:space="preserve"> -</w:t>
+                                <w:t xml:space="preserve">2025. február 21. - </w:t>
                               </w:r>
                             </w:p>
                           </w:sdtContent>
@@ -2316,16 +2304,7 @@
           <w:sz w:val="32"/>
           <w:szCs w:val="32"/>
         </w:rPr>
-        <w:t xml:space="preserve">ami </w:t>
-      </w:r>
-      <w:r>
-        <w:rPr>
-          <w:rFonts w:cs="Times New Roman"/>
-          <w:color w:val="156082" w:themeColor="accent1"/>
-          <w:sz w:val="32"/>
-          <w:szCs w:val="32"/>
-        </w:rPr>
-        <w:t>implementációja révén hatékony UI fejlesztést tesz lehetővé.</w:t>
+        <w:t>ami implementációja révén hatékony UI fejlesztést tesz lehetővé.</w:t>
       </w:r>
     </w:p>
     <w:p>
@@ -2546,25 +2525,7 @@
           <w:sz w:val="32"/>
           <w:szCs w:val="32"/>
         </w:rPr>
-        <w:t xml:space="preserve"> (</w:t>
-      </w:r>
-      <w:r>
-        <w:rPr>
-          <w:rFonts w:cs="Times New Roman"/>
-          <w:color w:val="156082" w:themeColor="accent1"/>
-          <w:sz w:val="32"/>
-          <w:szCs w:val="32"/>
-        </w:rPr>
-        <w:t>Context API</w:t>
-      </w:r>
-      <w:r>
-        <w:rPr>
-          <w:rFonts w:cs="Times New Roman"/>
-          <w:color w:val="156082" w:themeColor="accent1"/>
-          <w:sz w:val="32"/>
-          <w:szCs w:val="32"/>
-        </w:rPr>
-        <w:t>)</w:t>
+        <w:t xml:space="preserve"> (Context API)</w:t>
       </w:r>
     </w:p>
     <w:p>
@@ -3582,43 +3543,7 @@
           <w:sz w:val="32"/>
           <w:szCs w:val="32"/>
         </w:rPr>
-        <w:t>A C# egy rendkívül fejlett</w:t>
-      </w:r>
-      <w:r>
-        <w:rPr>
-          <w:rFonts w:cs="Times New Roman"/>
-          <w:color w:val="156082" w:themeColor="accent1"/>
-          <w:sz w:val="32"/>
-          <w:szCs w:val="32"/>
-        </w:rPr>
-        <w:t xml:space="preserve"> s</w:t>
-      </w:r>
-      <w:r>
-        <w:rPr>
-          <w:rFonts w:cs="Times New Roman"/>
-          <w:color w:val="156082" w:themeColor="accent1"/>
-          <w:sz w:val="32"/>
-          <w:szCs w:val="32"/>
-        </w:rPr>
-        <w:t>zéles körben alkalmazható</w:t>
-      </w:r>
-      <w:r>
-        <w:rPr>
-          <w:rFonts w:cs="Times New Roman"/>
-          <w:color w:val="156082" w:themeColor="accent1"/>
-          <w:sz w:val="32"/>
-          <w:szCs w:val="32"/>
-        </w:rPr>
-        <w:t xml:space="preserve"> nyelv, ami stabil</w:t>
-      </w:r>
-      <w:r>
-        <w:rPr>
-          <w:rFonts w:cs="Times New Roman"/>
-          <w:color w:val="156082" w:themeColor="accent1"/>
-          <w:sz w:val="32"/>
-          <w:szCs w:val="32"/>
-        </w:rPr>
-        <w:t xml:space="preserve"> alapot biztosít nagy méretű, komplex szoftverrendszerek megvalósításához.</w:t>
+        <w:t>A C# egy rendkívül fejlett széles körben alkalmazható nyelv, ami stabil alapot biztosít nagy méretű, komplex szoftverrendszerek megvalósításához.</w:t>
       </w:r>
     </w:p>
     <w:p>
@@ -4308,101 +4233,106 @@
     </w:p>
     <w:p>
       <w:pPr>
-        <w:rPr>
-          <w:rFonts w:ascii="Times New Roman" w:hAnsi="Times New Roman" w:cs="Times New Roman"/>
+        <w:spacing w:after="600"/>
+        <w:jc w:val="center"/>
+        <w:rPr>
+          <w:rFonts w:asciiTheme="majorHAnsi" w:hAnsiTheme="majorHAnsi" w:cs="Times New Roman"/>
+          <w:b/>
+          <w:color w:val="156082" w:themeColor="accent1"/>
+          <w:sz w:val="36"/>
+          <w:szCs w:val="36"/>
+        </w:rPr>
+      </w:pPr>
+      <w:r>
+        <w:rPr>
+          <w:rFonts w:asciiTheme="majorHAnsi" w:hAnsiTheme="majorHAnsi" w:cs="Times New Roman"/>
+          <w:b/>
+          <w:color w:val="156082" w:themeColor="accent1"/>
+          <w:sz w:val="36"/>
+          <w:szCs w:val="36"/>
+        </w:rPr>
+        <w:lastRenderedPageBreak/>
+        <w:t>Visual Studio Code összefoglaló</w:t>
+      </w:r>
+    </w:p>
+    <w:p>
+      <w:pPr>
+        <w:rPr>
+          <w:rFonts w:cs="Times New Roman"/>
+          <w:color w:val="156082" w:themeColor="accent1"/>
           <w:sz w:val="20"/>
           <w:szCs w:val="20"/>
         </w:rPr>
       </w:pPr>
-      <w:r>
-        <w:rPr>
-          <w:rFonts w:ascii="Times New Roman" w:hAnsi="Times New Roman" w:cs="Times New Roman"/>
+    </w:p>
+    <w:p>
+      <w:pPr>
+        <w:spacing w:after="600"/>
+        <w:rPr>
+          <w:rFonts w:asciiTheme="majorHAnsi" w:hAnsiTheme="majorHAnsi" w:cs="Times New Roman"/>
+          <w:b/>
+          <w:color w:val="156082" w:themeColor="accent1"/>
+          <w:sz w:val="36"/>
+          <w:szCs w:val="36"/>
+        </w:rPr>
+      </w:pPr>
+      <w:r>
+        <w:rPr>
+          <w:rFonts w:asciiTheme="majorHAnsi" w:hAnsiTheme="majorHAnsi" w:cs="Times New Roman"/>
+          <w:color w:val="156082" w:themeColor="accent1"/>
+          <w:sz w:val="36"/>
+          <w:szCs w:val="36"/>
+        </w:rPr>
+        <w:t xml:space="preserve"> </w:t>
+      </w:r>
+      <w:r>
+        <w:rPr>
+          <w:rFonts w:asciiTheme="majorHAnsi" w:hAnsiTheme="majorHAnsi" w:cs="Times New Roman"/>
+          <w:b/>
+          <w:color w:val="156082" w:themeColor="accent1"/>
+          <w:sz w:val="36"/>
+          <w:szCs w:val="36"/>
+        </w:rPr>
+        <w:t>Bevezetés</w:t>
+      </w:r>
+    </w:p>
+    <w:p>
+      <w:pPr>
+        <w:rPr>
+          <w:rFonts w:cs="Times New Roman"/>
+          <w:color w:val="156082" w:themeColor="accent1"/>
           <w:sz w:val="20"/>
           <w:szCs w:val="20"/>
         </w:rPr>
-        <w:lastRenderedPageBreak/>
-        <w:t>Visual Studio Code összefoglaló</w:t>
-      </w:r>
-    </w:p>
-    <w:p>
-      <w:pPr>
-        <w:rPr>
-          <w:rFonts w:ascii="Times New Roman" w:hAnsi="Times New Roman" w:cs="Times New Roman"/>
-          <w:sz w:val="20"/>
-          <w:szCs w:val="20"/>
-        </w:rPr>
-      </w:pPr>
-    </w:p>
-    <w:p>
-      <w:pPr>
-        <w:rPr>
-          <w:rFonts w:ascii="Times New Roman" w:hAnsi="Times New Roman" w:cs="Times New Roman"/>
-          <w:sz w:val="20"/>
-          <w:szCs w:val="20"/>
-        </w:rPr>
-      </w:pPr>
-      <w:r>
-        <w:rPr>
-          <w:rFonts w:ascii="Times New Roman" w:hAnsi="Times New Roman" w:cs="Times New Roman"/>
-          <w:sz w:val="20"/>
-          <w:szCs w:val="20"/>
-        </w:rPr>
-        <w:t xml:space="preserve"> Bevezetés</w:t>
-      </w:r>
-    </w:p>
-    <w:p>
-      <w:pPr>
-        <w:rPr>
-          <w:rFonts w:ascii="Times New Roman" w:hAnsi="Times New Roman" w:cs="Times New Roman"/>
-          <w:sz w:val="20"/>
-          <w:szCs w:val="20"/>
-        </w:rPr>
-      </w:pPr>
-    </w:p>
-    <w:p>
-      <w:pPr>
-        <w:rPr>
-          <w:rFonts w:ascii="Times New Roman" w:hAnsi="Times New Roman" w:cs="Times New Roman"/>
-          <w:color w:val="000000" w:themeColor="text1"/>
-          <w:sz w:val="20"/>
-          <w:szCs w:val="20"/>
-        </w:rPr>
-      </w:pPr>
-      <w:r>
-        <w:rPr>
-          <w:rFonts w:ascii="Times New Roman" w:hAnsi="Times New Roman" w:cs="Times New Roman"/>
-          <w:color w:val="000000" w:themeColor="text1"/>
-          <w:sz w:val="20"/>
-          <w:szCs w:val="20"/>
-        </w:rPr>
-        <w:t>A Visual Studio Code </w:t>
-      </w:r>
-      <w:r>
-        <w:rPr>
-          <w:rFonts w:ascii="Times New Roman" w:hAnsi="Times New Roman" w:cs="Times New Roman"/>
-          <w:color w:val="000000" w:themeColor="text1"/>
-          <w:sz w:val="20"/>
-          <w:szCs w:val="20"/>
-        </w:rPr>
-        <w:t xml:space="preserve">egy </w:t>
-      </w:r>
-      <w:r>
-        <w:rPr>
-          <w:rFonts w:ascii="Times New Roman" w:hAnsi="Times New Roman" w:cs="Times New Roman"/>
-          <w:color w:val="000000" w:themeColor="text1"/>
-          <w:sz w:val="20"/>
-          <w:szCs w:val="20"/>
-        </w:rPr>
-        <w:t>ingyenes, </w:t>
+      </w:pPr>
+    </w:p>
+    <w:p>
+      <w:pPr>
+        <w:spacing w:after="600"/>
+        <w:rPr>
+          <w:rFonts w:cs="Times New Roman"/>
+          <w:color w:val="156082" w:themeColor="accent1"/>
+          <w:sz w:val="32"/>
+          <w:szCs w:val="32"/>
+        </w:rPr>
+      </w:pPr>
+      <w:r>
+        <w:rPr>
+          <w:rFonts w:cs="Times New Roman"/>
+          <w:color w:val="156082" w:themeColor="accent1"/>
+          <w:sz w:val="32"/>
+          <w:szCs w:val="32"/>
+        </w:rPr>
+        <w:t>A Visual Studio Code egy ingyenes, </w:t>
       </w:r>
       <w:hyperlink r:id="rId8" w:tooltip="Nyílt forráskódú szoftver" w:history="1">
         <w:r>
           <w:rPr>
             <w:rStyle w:val="Hiperhivatkozs"/>
-            <w:rFonts w:ascii="Times New Roman" w:hAnsi="Times New Roman" w:cs="Times New Roman"/>
-            <w:color w:val="000000" w:themeColor="text1"/>
-            <w:sz w:val="20"/>
-            <w:szCs w:val="20"/>
+            <w:rFonts w:cs="Times New Roman"/>
+            <w:color w:val="156082" w:themeColor="accent1"/>
+            <w:sz w:val="32"/>
+            <w:szCs w:val="32"/>
             <w:u w:val="none"/>
           </w:rPr>
           <w:t>nyílt forráskódú</w:t>
@@ -4410,39 +4340,21 @@
       </w:hyperlink>
       <w:r>
         <w:rPr>
-          <w:rFonts w:ascii="Times New Roman" w:hAnsi="Times New Roman" w:cs="Times New Roman"/>
-          <w:color w:val="000000" w:themeColor="text1"/>
-          <w:sz w:val="20"/>
-          <w:szCs w:val="20"/>
-        </w:rPr>
-        <w:t> </w:t>
-      </w:r>
-      <w:r>
-        <w:rPr>
-          <w:rFonts w:ascii="Times New Roman" w:hAnsi="Times New Roman" w:cs="Times New Roman"/>
-          <w:color w:val="000000" w:themeColor="text1"/>
-          <w:sz w:val="20"/>
-          <w:szCs w:val="20"/>
-        </w:rPr>
-        <w:t>rendszer</w:t>
-      </w:r>
-      <w:r>
-        <w:rPr>
-          <w:rFonts w:ascii="Times New Roman" w:hAnsi="Times New Roman" w:cs="Times New Roman"/>
-          <w:color w:val="000000" w:themeColor="text1"/>
-          <w:sz w:val="20"/>
-          <w:szCs w:val="20"/>
-        </w:rPr>
-        <w:t>, melyet a </w:t>
+          <w:rFonts w:cs="Times New Roman"/>
+          <w:color w:val="156082" w:themeColor="accent1"/>
+          <w:sz w:val="32"/>
+          <w:szCs w:val="32"/>
+        </w:rPr>
+        <w:t> rendszer, melyet a </w:t>
       </w:r>
       <w:hyperlink r:id="rId9" w:tooltip="Microsoft" w:history="1">
         <w:r>
           <w:rPr>
             <w:rStyle w:val="Hiperhivatkozs"/>
-            <w:rFonts w:ascii="Times New Roman" w:hAnsi="Times New Roman" w:cs="Times New Roman"/>
-            <w:color w:val="000000" w:themeColor="text1"/>
-            <w:sz w:val="20"/>
-            <w:szCs w:val="20"/>
+            <w:rFonts w:cs="Times New Roman"/>
+            <w:color w:val="156082" w:themeColor="accent1"/>
+            <w:sz w:val="32"/>
+            <w:szCs w:val="32"/>
             <w:u w:val="none"/>
           </w:rPr>
           <w:t>Microsoft</w:t>
@@ -4450,10 +4362,10 @@
       </w:hyperlink>
       <w:r>
         <w:rPr>
-          <w:rFonts w:ascii="Times New Roman" w:hAnsi="Times New Roman" w:cs="Times New Roman"/>
-          <w:color w:val="000000" w:themeColor="text1"/>
-          <w:sz w:val="20"/>
-          <w:szCs w:val="20"/>
+          <w:rFonts w:cs="Times New Roman"/>
+          <w:color w:val="156082" w:themeColor="accent1"/>
+          <w:sz w:val="32"/>
+          <w:szCs w:val="32"/>
         </w:rPr>
         <w:t> fejleszt </w:t>
       </w:r>
@@ -4461,10 +4373,10 @@
         <w:r>
           <w:rPr>
             <w:rStyle w:val="Hiperhivatkozs"/>
-            <w:rFonts w:ascii="Times New Roman" w:hAnsi="Times New Roman" w:cs="Times New Roman"/>
-            <w:color w:val="000000" w:themeColor="text1"/>
-            <w:sz w:val="20"/>
-            <w:szCs w:val="20"/>
+            <w:rFonts w:cs="Times New Roman"/>
+            <w:color w:val="156082" w:themeColor="accent1"/>
+            <w:sz w:val="32"/>
+            <w:szCs w:val="32"/>
             <w:u w:val="none"/>
           </w:rPr>
           <w:t>Windows</w:t>
@@ -4472,10 +4384,10 @@
       </w:hyperlink>
       <w:r>
         <w:rPr>
-          <w:rFonts w:ascii="Times New Roman" w:hAnsi="Times New Roman" w:cs="Times New Roman"/>
-          <w:color w:val="000000" w:themeColor="text1"/>
-          <w:sz w:val="20"/>
-          <w:szCs w:val="20"/>
+          <w:rFonts w:cs="Times New Roman"/>
+          <w:color w:val="156082" w:themeColor="accent1"/>
+          <w:sz w:val="32"/>
+          <w:szCs w:val="32"/>
         </w:rPr>
         <w:t>, </w:t>
       </w:r>
@@ -4483,10 +4395,10 @@
         <w:r>
           <w:rPr>
             <w:rStyle w:val="Hiperhivatkozs"/>
-            <w:rFonts w:ascii="Times New Roman" w:hAnsi="Times New Roman" w:cs="Times New Roman"/>
-            <w:color w:val="000000" w:themeColor="text1"/>
-            <w:sz w:val="20"/>
-            <w:szCs w:val="20"/>
+            <w:rFonts w:cs="Times New Roman"/>
+            <w:color w:val="156082" w:themeColor="accent1"/>
+            <w:sz w:val="32"/>
+            <w:szCs w:val="32"/>
             <w:u w:val="none"/>
           </w:rPr>
           <w:t>Linux</w:t>
@@ -4494,10 +4406,10 @@
       </w:hyperlink>
       <w:r>
         <w:rPr>
-          <w:rFonts w:ascii="Times New Roman" w:hAnsi="Times New Roman" w:cs="Times New Roman"/>
-          <w:color w:val="000000" w:themeColor="text1"/>
-          <w:sz w:val="20"/>
-          <w:szCs w:val="20"/>
+          <w:rFonts w:cs="Times New Roman"/>
+          <w:color w:val="156082" w:themeColor="accent1"/>
+          <w:sz w:val="32"/>
+          <w:szCs w:val="32"/>
         </w:rPr>
         <w:t> és </w:t>
       </w:r>
@@ -4505,10 +4417,10 @@
         <w:r>
           <w:rPr>
             <w:rStyle w:val="Hiperhivatkozs"/>
-            <w:rFonts w:ascii="Times New Roman" w:hAnsi="Times New Roman" w:cs="Times New Roman"/>
-            <w:color w:val="000000" w:themeColor="text1"/>
-            <w:sz w:val="20"/>
-            <w:szCs w:val="20"/>
+            <w:rFonts w:cs="Times New Roman"/>
+            <w:color w:val="156082" w:themeColor="accent1"/>
+            <w:sz w:val="32"/>
+            <w:szCs w:val="32"/>
             <w:u w:val="none"/>
           </w:rPr>
           <w:t>macOS</w:t>
@@ -4516,23 +4428,493 @@
       </w:hyperlink>
       <w:r>
         <w:rPr>
-          <w:rFonts w:ascii="Times New Roman" w:hAnsi="Times New Roman" w:cs="Times New Roman"/>
-          <w:color w:val="000000" w:themeColor="text1"/>
+          <w:rFonts w:cs="Times New Roman"/>
+          <w:color w:val="156082" w:themeColor="accent1"/>
+          <w:sz w:val="32"/>
+          <w:szCs w:val="32"/>
+        </w:rPr>
+        <w:t> operációs rendszerekhez.</w:t>
+      </w:r>
+    </w:p>
+    <w:p>
+      <w:pPr>
+        <w:rPr>
+          <w:rFonts w:cs="Times New Roman"/>
+          <w:color w:val="156082" w:themeColor="accent1"/>
           <w:sz w:val="20"/>
           <w:szCs w:val="20"/>
         </w:rPr>
-        <w:t> operációs rendszerekhez.</w:t>
-      </w:r>
-    </w:p>
-    <w:p>
-      <w:pPr>
-        <w:rPr>
-          <w:rFonts w:ascii="Times New Roman" w:hAnsi="Times New Roman" w:cs="Times New Roman"/>
-          <w:color w:val="000000" w:themeColor="text1"/>
+      </w:pPr>
+    </w:p>
+    <w:p>
+      <w:pPr>
+        <w:spacing w:after="600"/>
+        <w:rPr>
+          <w:rFonts w:asciiTheme="majorHAnsi" w:hAnsiTheme="majorHAnsi" w:cs="Times New Roman"/>
+          <w:b/>
+          <w:color w:val="156082" w:themeColor="accent1"/>
+          <w:sz w:val="36"/>
+          <w:szCs w:val="36"/>
+        </w:rPr>
+      </w:pPr>
+      <w:r>
+        <w:rPr>
+          <w:rFonts w:asciiTheme="majorHAnsi" w:hAnsiTheme="majorHAnsi" w:cs="Times New Roman"/>
+          <w:b/>
+          <w:color w:val="156082" w:themeColor="accent1"/>
+          <w:sz w:val="36"/>
+          <w:szCs w:val="36"/>
+        </w:rPr>
+        <w:t>Működési alapelvek</w:t>
+      </w:r>
+    </w:p>
+    <w:p>
+      <w:pPr>
+        <w:rPr>
+          <w:rFonts w:cs="Times New Roman"/>
+          <w:color w:val="156082" w:themeColor="accent1"/>
           <w:sz w:val="20"/>
           <w:szCs w:val="20"/>
         </w:rPr>
       </w:pPr>
+    </w:p>
+    <w:p>
+      <w:pPr>
+        <w:spacing w:after="600"/>
+        <w:rPr>
+          <w:rFonts w:cs="Times New Roman"/>
+          <w:color w:val="156082" w:themeColor="accent1"/>
+          <w:sz w:val="32"/>
+          <w:szCs w:val="32"/>
+        </w:rPr>
+      </w:pPr>
+      <w:r>
+        <w:rPr>
+          <w:rFonts w:cs="Times New Roman"/>
+          <w:color w:val="156082" w:themeColor="accent1"/>
+          <w:sz w:val="32"/>
+          <w:szCs w:val="32"/>
+        </w:rPr>
+        <w:t xml:space="preserve">Egyfajta szerkesztő/IDE hibrid, ami rendelkezik hibakeresés, intelligens kiegészítés, és git támogatással, valamint bővítmények tucatjával személyre szabható és bővíthető a tudása </w:t>
+      </w:r>
+      <w:r>
+        <w:rPr>
+          <w:rFonts w:cs="Times New Roman"/>
+          <w:color w:val="156082" w:themeColor="accent1"/>
+          <w:sz w:val="32"/>
+          <w:szCs w:val="32"/>
+        </w:rPr>
+        <w:t xml:space="preserve">amely kombinál egy hatékony szövegszerkesztőt fejlett fejlesztői </w:t>
+      </w:r>
+      <w:r>
+        <w:rPr>
+          <w:rFonts w:cs="Times New Roman"/>
+          <w:color w:val="156082" w:themeColor="accent1"/>
+          <w:sz w:val="32"/>
+          <w:szCs w:val="32"/>
+        </w:rPr>
+        <w:t>keretek között.</w:t>
+      </w:r>
+      <w:r>
+        <w:rPr>
+          <w:rFonts w:cs="Times New Roman"/>
+          <w:color w:val="156082" w:themeColor="accent1"/>
+          <w:sz w:val="32"/>
+          <w:szCs w:val="32"/>
+        </w:rPr>
+        <w:t> </w:t>
+      </w:r>
+    </w:p>
+    <w:p>
+      <w:pPr>
+        <w:rPr>
+          <w:rFonts w:cs="Times New Roman"/>
+          <w:color w:val="156082" w:themeColor="accent1"/>
+          <w:sz w:val="20"/>
+          <w:szCs w:val="20"/>
+        </w:rPr>
+      </w:pPr>
+    </w:p>
+    <w:p>
+      <w:pPr>
+        <w:rPr>
+          <w:rFonts w:cs="Times New Roman"/>
+          <w:color w:val="156082" w:themeColor="accent1"/>
+          <w:sz w:val="36"/>
+          <w:szCs w:val="36"/>
+        </w:rPr>
+      </w:pPr>
+    </w:p>
+    <w:p>
+      <w:pPr>
+        <w:spacing w:after="600"/>
+        <w:rPr>
+          <w:rFonts w:asciiTheme="majorHAnsi" w:hAnsiTheme="majorHAnsi" w:cs="Times New Roman"/>
+          <w:color w:val="156082" w:themeColor="accent1"/>
+          <w:sz w:val="36"/>
+          <w:szCs w:val="36"/>
+        </w:rPr>
+      </w:pPr>
+    </w:p>
+    <w:p>
+      <w:pPr>
+        <w:spacing w:after="600"/>
+        <w:rPr>
+          <w:rFonts w:asciiTheme="majorHAnsi" w:hAnsiTheme="majorHAnsi" w:cs="Times New Roman"/>
+          <w:color w:val="156082" w:themeColor="accent1"/>
+          <w:sz w:val="36"/>
+          <w:szCs w:val="36"/>
+        </w:rPr>
+      </w:pPr>
+    </w:p>
+    <w:p>
+      <w:pPr>
+        <w:spacing w:after="600"/>
+        <w:rPr>
+          <w:rFonts w:asciiTheme="majorHAnsi" w:hAnsiTheme="majorHAnsi" w:cs="Times New Roman"/>
+          <w:color w:val="156082" w:themeColor="accent1"/>
+          <w:sz w:val="36"/>
+          <w:szCs w:val="36"/>
+        </w:rPr>
+      </w:pPr>
+    </w:p>
+    <w:p>
+      <w:pPr>
+        <w:spacing w:after="600"/>
+        <w:rPr>
+          <w:rFonts w:asciiTheme="majorHAnsi" w:hAnsiTheme="majorHAnsi" w:cs="Times New Roman"/>
+          <w:b/>
+          <w:color w:val="156082" w:themeColor="accent1"/>
+          <w:sz w:val="36"/>
+          <w:szCs w:val="36"/>
+        </w:rPr>
+      </w:pPr>
+      <w:r>
+        <w:rPr>
+          <w:rFonts w:asciiTheme="majorHAnsi" w:hAnsiTheme="majorHAnsi" w:cs="Times New Roman"/>
+          <w:b/>
+          <w:color w:val="156082" w:themeColor="accent1"/>
+          <w:sz w:val="36"/>
+          <w:szCs w:val="36"/>
+        </w:rPr>
+        <w:lastRenderedPageBreak/>
+        <w:t>Alapvető funkcionalitás</w:t>
+      </w:r>
+    </w:p>
+    <w:p>
+      <w:pPr>
+        <w:rPr>
+          <w:rFonts w:cs="Times New Roman"/>
+          <w:color w:val="156082" w:themeColor="accent1"/>
+          <w:sz w:val="20"/>
+          <w:szCs w:val="20"/>
+        </w:rPr>
+      </w:pPr>
+    </w:p>
+    <w:p>
+      <w:pPr>
+        <w:rPr>
+          <w:rFonts w:cs="Times New Roman"/>
+          <w:color w:val="156082" w:themeColor="accent1"/>
+          <w:sz w:val="32"/>
+          <w:szCs w:val="32"/>
+        </w:rPr>
+      </w:pPr>
+      <w:r>
+        <w:rPr>
+          <w:rFonts w:cs="Times New Roman"/>
+          <w:color w:val="156082" w:themeColor="accent1"/>
+          <w:sz w:val="32"/>
+          <w:szCs w:val="32"/>
+        </w:rPr>
+        <w:t>Fő</w:t>
+      </w:r>
+      <w:r>
+        <w:rPr>
+          <w:rFonts w:cs="Times New Roman"/>
+          <w:color w:val="156082" w:themeColor="accent1"/>
+          <w:sz w:val="32"/>
+          <w:szCs w:val="32"/>
+        </w:rPr>
+        <w:t>bb</w:t>
+      </w:r>
+      <w:r>
+        <w:rPr>
+          <w:rFonts w:cs="Times New Roman"/>
+          <w:color w:val="156082" w:themeColor="accent1"/>
+          <w:sz w:val="32"/>
+          <w:szCs w:val="32"/>
+        </w:rPr>
+        <w:t xml:space="preserve"> jellemző</w:t>
+      </w:r>
+      <w:r>
+        <w:rPr>
+          <w:rFonts w:cs="Times New Roman"/>
+          <w:color w:val="156082" w:themeColor="accent1"/>
+          <w:sz w:val="32"/>
+          <w:szCs w:val="32"/>
+        </w:rPr>
+        <w:t>i</w:t>
+      </w:r>
+      <w:r>
+        <w:rPr>
+          <w:rFonts w:cs="Times New Roman"/>
+          <w:color w:val="156082" w:themeColor="accent1"/>
+          <w:sz w:val="32"/>
+          <w:szCs w:val="32"/>
+        </w:rPr>
+        <w:t>:</w:t>
+      </w:r>
+    </w:p>
+    <w:p>
+      <w:pPr>
+        <w:rPr>
+          <w:rFonts w:cs="Times New Roman"/>
+          <w:color w:val="156082" w:themeColor="accent1"/>
+          <w:sz w:val="32"/>
+          <w:szCs w:val="32"/>
+        </w:rPr>
+      </w:pPr>
+      <w:r>
+        <w:rPr>
+          <w:rFonts w:cs="Times New Roman"/>
+          <w:color w:val="156082" w:themeColor="accent1"/>
+          <w:sz w:val="32"/>
+          <w:szCs w:val="32"/>
+        </w:rPr>
+        <w:t>- Többnyelvű kódszerkesztés</w:t>
+      </w:r>
+    </w:p>
+    <w:p>
+      <w:pPr>
+        <w:rPr>
+          <w:rFonts w:cs="Times New Roman"/>
+          <w:color w:val="156082" w:themeColor="accent1"/>
+          <w:sz w:val="32"/>
+          <w:szCs w:val="32"/>
+        </w:rPr>
+      </w:pPr>
+      <w:r>
+        <w:rPr>
+          <w:rFonts w:cs="Times New Roman"/>
+          <w:color w:val="156082" w:themeColor="accent1"/>
+          <w:sz w:val="32"/>
+          <w:szCs w:val="32"/>
+        </w:rPr>
+        <w:t>- Bővítmény rendszer</w:t>
+      </w:r>
+    </w:p>
+    <w:p>
+      <w:pPr>
+        <w:rPr>
+          <w:rFonts w:cs="Times New Roman"/>
+          <w:color w:val="156082" w:themeColor="accent1"/>
+          <w:sz w:val="32"/>
+          <w:szCs w:val="32"/>
+        </w:rPr>
+      </w:pPr>
+      <w:r>
+        <w:rPr>
+          <w:rFonts w:cs="Times New Roman"/>
+          <w:color w:val="156082" w:themeColor="accent1"/>
+          <w:sz w:val="32"/>
+          <w:szCs w:val="32"/>
+        </w:rPr>
+        <w:t>- Testreszabható felület</w:t>
+      </w:r>
+    </w:p>
+    <w:p>
+      <w:pPr>
+        <w:rPr>
+          <w:rFonts w:cs="Times New Roman"/>
+          <w:color w:val="156082" w:themeColor="accent1"/>
+          <w:sz w:val="32"/>
+          <w:szCs w:val="32"/>
+        </w:rPr>
+      </w:pPr>
+      <w:r>
+        <w:rPr>
+          <w:rFonts w:cs="Times New Roman"/>
+          <w:color w:val="156082" w:themeColor="accent1"/>
+          <w:sz w:val="32"/>
+          <w:szCs w:val="32"/>
+        </w:rPr>
+        <w:t>- Integrált verziókezelés</w:t>
+      </w:r>
+    </w:p>
+    <w:p>
+      <w:pPr>
+        <w:rPr>
+          <w:rFonts w:cs="Times New Roman"/>
+          <w:color w:val="156082" w:themeColor="accent1"/>
+          <w:sz w:val="32"/>
+          <w:szCs w:val="32"/>
+        </w:rPr>
+      </w:pPr>
+      <w:r>
+        <w:rPr>
+          <w:rFonts w:cs="Times New Roman"/>
+          <w:color w:val="156082" w:themeColor="accent1"/>
+          <w:sz w:val="32"/>
+          <w:szCs w:val="32"/>
+        </w:rPr>
+        <w:t>- Live Share együttműködés</w:t>
+      </w:r>
+    </w:p>
+    <w:p>
+      <w:pPr>
+        <w:rPr>
+          <w:rFonts w:cs="Times New Roman"/>
+          <w:color w:val="156082" w:themeColor="accent1"/>
+          <w:sz w:val="20"/>
+          <w:szCs w:val="20"/>
+        </w:rPr>
+      </w:pPr>
+    </w:p>
+    <w:p>
+      <w:pPr>
+        <w:rPr>
+          <w:rFonts w:asciiTheme="majorHAnsi" w:hAnsiTheme="majorHAnsi" w:cs="Times New Roman"/>
+          <w:b/>
+          <w:color w:val="156082" w:themeColor="accent1"/>
+          <w:sz w:val="36"/>
+          <w:szCs w:val="36"/>
+        </w:rPr>
+      </w:pPr>
+      <w:r>
+        <w:rPr>
+          <w:rFonts w:asciiTheme="majorHAnsi" w:hAnsiTheme="majorHAnsi" w:cs="Times New Roman"/>
+          <w:b/>
+          <w:color w:val="156082" w:themeColor="accent1"/>
+          <w:sz w:val="36"/>
+          <w:szCs w:val="36"/>
+        </w:rPr>
+        <w:t>Integráció más technológiákkal</w:t>
+      </w:r>
+    </w:p>
+    <w:p>
+      <w:pPr>
+        <w:rPr>
+          <w:rFonts w:cs="Times New Roman"/>
+          <w:color w:val="156082" w:themeColor="accent1"/>
+          <w:sz w:val="20"/>
+          <w:szCs w:val="20"/>
+        </w:rPr>
+      </w:pPr>
+    </w:p>
+    <w:p>
+      <w:pPr>
+        <w:rPr>
+          <w:rFonts w:cs="Times New Roman"/>
+          <w:color w:val="156082" w:themeColor="accent1"/>
+          <w:sz w:val="32"/>
+          <w:szCs w:val="32"/>
+        </w:rPr>
+      </w:pPr>
+      <w:r>
+        <w:rPr>
+          <w:rFonts w:cs="Times New Roman"/>
+          <w:color w:val="156082" w:themeColor="accent1"/>
+          <w:sz w:val="32"/>
+          <w:szCs w:val="32"/>
+        </w:rPr>
+        <w:t>Támogatott területek:</w:t>
+      </w:r>
+    </w:p>
+    <w:p>
+      <w:pPr>
+        <w:rPr>
+          <w:rFonts w:cs="Times New Roman"/>
+          <w:color w:val="156082" w:themeColor="accent1"/>
+          <w:sz w:val="32"/>
+          <w:szCs w:val="32"/>
+        </w:rPr>
+      </w:pPr>
+      <w:r>
+        <w:rPr>
+          <w:rFonts w:cs="Times New Roman"/>
+          <w:color w:val="156082" w:themeColor="accent1"/>
+          <w:sz w:val="32"/>
+          <w:szCs w:val="32"/>
+        </w:rPr>
+        <w:t>- Web fejlesztés (HTML, CSS, JS)</w:t>
+      </w:r>
+    </w:p>
+    <w:p>
+      <w:pPr>
+        <w:rPr>
+          <w:rFonts w:cs="Times New Roman"/>
+          <w:color w:val="156082" w:themeColor="accent1"/>
+          <w:sz w:val="32"/>
+          <w:szCs w:val="32"/>
+        </w:rPr>
+      </w:pPr>
+      <w:r>
+        <w:rPr>
+          <w:rFonts w:cs="Times New Roman"/>
+          <w:color w:val="156082" w:themeColor="accent1"/>
+          <w:sz w:val="32"/>
+          <w:szCs w:val="32"/>
+        </w:rPr>
+        <w:t>- Backend fejlesztés</w:t>
+      </w:r>
+    </w:p>
+    <w:p>
+      <w:pPr>
+        <w:rPr>
+          <w:rFonts w:cs="Times New Roman"/>
+          <w:color w:val="156082" w:themeColor="accent1"/>
+          <w:sz w:val="32"/>
+          <w:szCs w:val="32"/>
+        </w:rPr>
+      </w:pPr>
+      <w:r>
+        <w:rPr>
+          <w:rFonts w:cs="Times New Roman"/>
+          <w:color w:val="156082" w:themeColor="accent1"/>
+          <w:sz w:val="32"/>
+          <w:szCs w:val="32"/>
+        </w:rPr>
+        <w:t>- Konténerizáció (Docker)</w:t>
+      </w:r>
+    </w:p>
+    <w:p>
+      <w:pPr>
+        <w:rPr>
+          <w:rFonts w:cs="Times New Roman"/>
+          <w:color w:val="156082" w:themeColor="accent1"/>
+          <w:sz w:val="32"/>
+          <w:szCs w:val="32"/>
+        </w:rPr>
+      </w:pPr>
+      <w:r>
+        <w:rPr>
+          <w:rFonts w:cs="Times New Roman"/>
+          <w:color w:val="156082" w:themeColor="accent1"/>
+          <w:sz w:val="32"/>
+          <w:szCs w:val="32"/>
+        </w:rPr>
+        <w:t>- Cloud fejlesztés</w:t>
+      </w:r>
+    </w:p>
+    <w:p>
+      <w:pPr>
+        <w:rPr>
+          <w:rFonts w:cs="Times New Roman"/>
+          <w:color w:val="156082" w:themeColor="accent1"/>
+          <w:sz w:val="32"/>
+          <w:szCs w:val="32"/>
+        </w:rPr>
+      </w:pPr>
+      <w:r>
+        <w:rPr>
+          <w:rFonts w:cs="Times New Roman"/>
+          <w:color w:val="156082" w:themeColor="accent1"/>
+          <w:sz w:val="32"/>
+          <w:szCs w:val="32"/>
+        </w:rPr>
+        <w:t>- Remote Development</w:t>
+      </w:r>
     </w:p>
     <w:p>
       <w:pPr>
@@ -4542,14 +4924,15 @@
           <w:szCs w:val="20"/>
         </w:rPr>
       </w:pPr>
-      <w:r>
+    </w:p>
+    <w:p>
+      <w:pPr>
         <w:rPr>
           <w:rFonts w:ascii="Times New Roman" w:hAnsi="Times New Roman" w:cs="Times New Roman"/>
           <w:sz w:val="20"/>
           <w:szCs w:val="20"/>
         </w:rPr>
-        <w:t>Működési alapelvek</w:t>
-      </w:r>
+      </w:pPr>
     </w:p>
     <w:p>
       <w:pPr>
@@ -4559,2264 +4942,1719 @@
           <w:szCs w:val="20"/>
         </w:rPr>
       </w:pPr>
-    </w:p>
-    <w:p>
-      <w:pPr>
+      <w:r>
         <w:rPr>
           <w:rFonts w:ascii="Times New Roman" w:hAnsi="Times New Roman" w:cs="Times New Roman"/>
           <w:sz w:val="20"/>
           <w:szCs w:val="20"/>
         </w:rPr>
-      </w:pPr>
-      <w:r>
+        <w:br w:type="page"/>
+      </w:r>
+    </w:p>
+    <w:p>
+      <w:pPr>
+        <w:spacing w:after="600"/>
+        <w:jc w:val="center"/>
+        <w:rPr>
+          <w:rFonts w:asciiTheme="majorHAnsi" w:hAnsiTheme="majorHAnsi" w:cs="Times New Roman"/>
+          <w:b/>
+          <w:color w:val="156082" w:themeColor="accent1"/>
+          <w:sz w:val="36"/>
+          <w:szCs w:val="36"/>
+        </w:rPr>
+      </w:pPr>
+      <w:r>
+        <w:rPr>
+          <w:rFonts w:asciiTheme="majorHAnsi" w:hAnsiTheme="majorHAnsi" w:cs="Times New Roman"/>
+          <w:b/>
+          <w:color w:val="156082" w:themeColor="accent1"/>
+          <w:sz w:val="36"/>
+          <w:szCs w:val="36"/>
+        </w:rPr>
+        <w:lastRenderedPageBreak/>
+        <w:t>Visual Studio 2022 összefoglaló</w:t>
+      </w:r>
+    </w:p>
+    <w:p>
+      <w:pPr>
+        <w:rPr>
+          <w:rFonts w:cs="Times New Roman"/>
+          <w:color w:val="156082" w:themeColor="accent1"/>
+          <w:sz w:val="20"/>
+          <w:szCs w:val="20"/>
+        </w:rPr>
+      </w:pPr>
+    </w:p>
+    <w:p>
+      <w:pPr>
+        <w:spacing w:after="600"/>
+        <w:rPr>
+          <w:rFonts w:asciiTheme="majorHAnsi" w:hAnsiTheme="majorHAnsi" w:cs="Times New Roman"/>
+          <w:b/>
+          <w:color w:val="156082" w:themeColor="accent1"/>
+          <w:sz w:val="36"/>
+          <w:szCs w:val="36"/>
+        </w:rPr>
+      </w:pPr>
+      <w:r>
+        <w:rPr>
+          <w:rFonts w:asciiTheme="majorHAnsi" w:hAnsiTheme="majorHAnsi" w:cs="Times New Roman"/>
+          <w:b/>
+          <w:color w:val="156082" w:themeColor="accent1"/>
+          <w:sz w:val="36"/>
+          <w:szCs w:val="36"/>
+        </w:rPr>
+        <w:t>Bevezetés</w:t>
+      </w:r>
+    </w:p>
+    <w:p>
+      <w:pPr>
+        <w:rPr>
+          <w:rFonts w:cs="Times New Roman"/>
+          <w:color w:val="156082" w:themeColor="accent1"/>
+          <w:sz w:val="20"/>
+          <w:szCs w:val="20"/>
+        </w:rPr>
+      </w:pPr>
+    </w:p>
+    <w:p>
+      <w:pPr>
+        <w:spacing w:after="600"/>
+        <w:rPr>
+          <w:rFonts w:cs="Times New Roman"/>
+          <w:color w:val="156082" w:themeColor="accent1"/>
+          <w:sz w:val="32"/>
+          <w:szCs w:val="32"/>
+        </w:rPr>
+      </w:pPr>
+      <w:r>
+        <w:rPr>
+          <w:rFonts w:cs="Times New Roman"/>
+          <w:color w:val="156082" w:themeColor="accent1"/>
+          <w:sz w:val="32"/>
+          <w:szCs w:val="32"/>
+        </w:rPr>
+        <w:t>A Visual Studio 2022 a Microsoft integrált fejlesztőkörnyezete (IDE), amely átfogó eszközkészletet biztosít professzionális alkalmazásfejlesztéshez.</w:t>
+      </w:r>
+    </w:p>
+    <w:p>
+      <w:pPr>
+        <w:rPr>
+          <w:rFonts w:cs="Times New Roman"/>
+          <w:color w:val="156082" w:themeColor="accent1"/>
+          <w:sz w:val="20"/>
+          <w:szCs w:val="20"/>
+        </w:rPr>
+      </w:pPr>
+    </w:p>
+    <w:p>
+      <w:pPr>
+        <w:spacing w:after="600"/>
+        <w:rPr>
+          <w:rFonts w:asciiTheme="majorHAnsi" w:hAnsiTheme="majorHAnsi" w:cs="Times New Roman"/>
+          <w:b/>
+          <w:color w:val="156082" w:themeColor="accent1"/>
+          <w:sz w:val="36"/>
+          <w:szCs w:val="36"/>
+        </w:rPr>
+      </w:pPr>
+      <w:r>
+        <w:rPr>
+          <w:rFonts w:asciiTheme="majorHAnsi" w:hAnsiTheme="majorHAnsi" w:cs="Times New Roman"/>
+          <w:b/>
+          <w:color w:val="156082" w:themeColor="accent1"/>
+          <w:sz w:val="36"/>
+          <w:szCs w:val="36"/>
+        </w:rPr>
+        <w:t>Működési alapelvek</w:t>
+      </w:r>
+    </w:p>
+    <w:p>
+      <w:pPr>
+        <w:rPr>
+          <w:rFonts w:cs="Times New Roman"/>
+          <w:color w:val="156082" w:themeColor="accent1"/>
+          <w:sz w:val="20"/>
+          <w:szCs w:val="20"/>
+        </w:rPr>
+      </w:pPr>
+    </w:p>
+    <w:p>
+      <w:pPr>
+        <w:spacing w:after="600"/>
+        <w:rPr>
+          <w:rFonts w:cs="Times New Roman"/>
+          <w:color w:val="156082" w:themeColor="accent1"/>
+          <w:sz w:val="32"/>
+          <w:szCs w:val="32"/>
+        </w:rPr>
+      </w:pPr>
+      <w:r>
+        <w:rPr>
+          <w:rFonts w:cs="Times New Roman"/>
+          <w:color w:val="156082" w:themeColor="accent1"/>
+          <w:sz w:val="32"/>
+          <w:szCs w:val="32"/>
+        </w:rPr>
+        <w:t>64 bites alkalmazásként fut, támogatva a nagy méretű projektek hatékony kezelését, beépített fordítóval és debuggerrel.</w:t>
+      </w:r>
+    </w:p>
+    <w:p>
+      <w:pPr>
+        <w:rPr>
+          <w:rFonts w:cs="Times New Roman"/>
+          <w:color w:val="156082" w:themeColor="accent1"/>
+          <w:sz w:val="20"/>
+          <w:szCs w:val="20"/>
+        </w:rPr>
+      </w:pPr>
+    </w:p>
+    <w:p>
+      <w:pPr>
+        <w:spacing w:after="600"/>
+        <w:rPr>
+          <w:rFonts w:asciiTheme="majorHAnsi" w:hAnsiTheme="majorHAnsi" w:cs="Times New Roman"/>
+          <w:b/>
+          <w:color w:val="156082" w:themeColor="accent1"/>
+          <w:sz w:val="36"/>
+          <w:szCs w:val="36"/>
+        </w:rPr>
+      </w:pPr>
+      <w:r>
+        <w:rPr>
+          <w:rFonts w:asciiTheme="majorHAnsi" w:hAnsiTheme="majorHAnsi" w:cs="Times New Roman"/>
+          <w:b/>
+          <w:color w:val="156082" w:themeColor="accent1"/>
+          <w:sz w:val="36"/>
+          <w:szCs w:val="36"/>
+        </w:rPr>
+        <w:t>Alapvető funkcionalitás</w:t>
+      </w:r>
+    </w:p>
+    <w:p>
+      <w:pPr>
+        <w:rPr>
+          <w:rFonts w:cs="Times New Roman"/>
+          <w:color w:val="156082" w:themeColor="accent1"/>
+          <w:sz w:val="32"/>
+          <w:szCs w:val="32"/>
+        </w:rPr>
+      </w:pPr>
+      <w:r>
+        <w:rPr>
+          <w:rFonts w:cs="Times New Roman"/>
+          <w:color w:val="156082" w:themeColor="accent1"/>
+          <w:sz w:val="32"/>
+          <w:szCs w:val="32"/>
+        </w:rPr>
+        <w:t>Főbb jellemzők:</w:t>
+      </w:r>
+    </w:p>
+    <w:p>
+      <w:pPr>
+        <w:rPr>
+          <w:rFonts w:cs="Times New Roman"/>
+          <w:color w:val="156082" w:themeColor="accent1"/>
+          <w:sz w:val="32"/>
+          <w:szCs w:val="32"/>
+        </w:rPr>
+      </w:pPr>
+      <w:r>
+        <w:rPr>
+          <w:rFonts w:cs="Times New Roman"/>
+          <w:color w:val="156082" w:themeColor="accent1"/>
+          <w:sz w:val="32"/>
+          <w:szCs w:val="32"/>
+        </w:rPr>
+        <w:t>- Intelligens kódszerkesztés</w:t>
+      </w:r>
+    </w:p>
+    <w:p>
+      <w:pPr>
+        <w:rPr>
+          <w:rFonts w:cs="Times New Roman"/>
+          <w:color w:val="156082" w:themeColor="accent1"/>
+          <w:sz w:val="32"/>
+          <w:szCs w:val="32"/>
+        </w:rPr>
+      </w:pPr>
+      <w:r>
+        <w:rPr>
+          <w:rFonts w:cs="Times New Roman"/>
+          <w:color w:val="156082" w:themeColor="accent1"/>
+          <w:sz w:val="32"/>
+          <w:szCs w:val="32"/>
+        </w:rPr>
+        <w:t>- Vizuális tervezőeszközök</w:t>
+      </w:r>
+    </w:p>
+    <w:p>
+      <w:pPr>
+        <w:rPr>
+          <w:rFonts w:cs="Times New Roman"/>
+          <w:color w:val="156082" w:themeColor="accent1"/>
+          <w:sz w:val="32"/>
+          <w:szCs w:val="32"/>
+        </w:rPr>
+      </w:pPr>
+      <w:r>
+        <w:rPr>
+          <w:rFonts w:cs="Times New Roman"/>
+          <w:color w:val="156082" w:themeColor="accent1"/>
+          <w:sz w:val="32"/>
+          <w:szCs w:val="32"/>
+        </w:rPr>
+        <w:t>- Beépített tesztelési eszközök</w:t>
+      </w:r>
+    </w:p>
+    <w:p>
+      <w:pPr>
+        <w:rPr>
+          <w:rFonts w:cs="Times New Roman"/>
+          <w:color w:val="156082" w:themeColor="accent1"/>
+          <w:sz w:val="32"/>
+          <w:szCs w:val="32"/>
+        </w:rPr>
+      </w:pPr>
+      <w:r>
+        <w:rPr>
+          <w:rFonts w:cs="Times New Roman"/>
+          <w:color w:val="156082" w:themeColor="accent1"/>
+          <w:sz w:val="32"/>
+          <w:szCs w:val="32"/>
+        </w:rPr>
+        <w:t>- Forráskód verziókezelés</w:t>
+      </w:r>
+    </w:p>
+    <w:p>
+      <w:pPr>
+        <w:rPr>
+          <w:rFonts w:cs="Times New Roman"/>
+          <w:color w:val="156082" w:themeColor="accent1"/>
+          <w:sz w:val="32"/>
+          <w:szCs w:val="32"/>
+        </w:rPr>
+      </w:pPr>
+      <w:r>
+        <w:rPr>
+          <w:rFonts w:cs="Times New Roman"/>
+          <w:color w:val="156082" w:themeColor="accent1"/>
+          <w:sz w:val="32"/>
+          <w:szCs w:val="32"/>
+        </w:rPr>
+        <w:t>-Tesztelés beépített keretrendszerre</w:t>
+      </w:r>
+      <w:r>
+        <w:rPr>
+          <w:rFonts w:cs="Times New Roman"/>
+          <w:color w:val="156082" w:themeColor="accent1"/>
+          <w:sz w:val="32"/>
+          <w:szCs w:val="32"/>
+        </w:rPr>
+        <w:t>l</w:t>
+      </w:r>
+    </w:p>
+    <w:p>
+      <w:pPr>
+        <w:rPr>
+          <w:rFonts w:cs="Times New Roman"/>
+          <w:color w:val="156082" w:themeColor="accent1"/>
+          <w:sz w:val="20"/>
+          <w:szCs w:val="20"/>
+        </w:rPr>
+      </w:pPr>
+    </w:p>
+    <w:p>
+      <w:pPr>
+        <w:rPr>
+          <w:rFonts w:asciiTheme="majorHAnsi" w:hAnsiTheme="majorHAnsi" w:cs="Times New Roman"/>
+          <w:b/>
+          <w:color w:val="156082" w:themeColor="accent1"/>
+          <w:sz w:val="36"/>
+          <w:szCs w:val="36"/>
+        </w:rPr>
+      </w:pPr>
+      <w:r>
+        <w:rPr>
+          <w:rFonts w:asciiTheme="majorHAnsi" w:hAnsiTheme="majorHAnsi" w:cs="Times New Roman"/>
+          <w:b/>
+          <w:color w:val="156082" w:themeColor="accent1"/>
+          <w:sz w:val="36"/>
+          <w:szCs w:val="36"/>
+        </w:rPr>
+        <w:t>Integráció más technológiákkal</w:t>
+      </w:r>
+    </w:p>
+    <w:p>
+      <w:pPr>
+        <w:rPr>
+          <w:rFonts w:cs="Times New Roman"/>
+          <w:color w:val="156082" w:themeColor="accent1"/>
+          <w:sz w:val="20"/>
+          <w:szCs w:val="20"/>
+        </w:rPr>
+      </w:pPr>
+    </w:p>
+    <w:p>
+      <w:pPr>
+        <w:rPr>
+          <w:rFonts w:cs="Times New Roman"/>
+          <w:color w:val="156082" w:themeColor="accent1"/>
+          <w:sz w:val="32"/>
+          <w:szCs w:val="32"/>
+        </w:rPr>
+      </w:pPr>
+      <w:r>
+        <w:rPr>
+          <w:rFonts w:cs="Times New Roman"/>
+          <w:color w:val="156082" w:themeColor="accent1"/>
+          <w:sz w:val="32"/>
+          <w:szCs w:val="32"/>
+        </w:rPr>
+        <w:t>Támogatott területek:</w:t>
+      </w:r>
+    </w:p>
+    <w:p>
+      <w:pPr>
+        <w:rPr>
+          <w:rFonts w:cs="Times New Roman"/>
+          <w:color w:val="156082" w:themeColor="accent1"/>
+          <w:sz w:val="32"/>
+          <w:szCs w:val="32"/>
+        </w:rPr>
+      </w:pPr>
+      <w:r>
+        <w:rPr>
+          <w:rFonts w:cs="Times New Roman"/>
+          <w:color w:val="156082" w:themeColor="accent1"/>
+          <w:sz w:val="32"/>
+          <w:szCs w:val="32"/>
+        </w:rPr>
+        <w:t>- .NET Framework/Core fejlesztés</w:t>
+      </w:r>
+    </w:p>
+    <w:p>
+      <w:pPr>
+        <w:rPr>
+          <w:rFonts w:cs="Times New Roman"/>
+          <w:color w:val="156082" w:themeColor="accent1"/>
+          <w:sz w:val="32"/>
+          <w:szCs w:val="32"/>
+        </w:rPr>
+      </w:pPr>
+      <w:r>
+        <w:rPr>
+          <w:rFonts w:cs="Times New Roman"/>
+          <w:color w:val="156082" w:themeColor="accent1"/>
+          <w:sz w:val="32"/>
+          <w:szCs w:val="32"/>
+        </w:rPr>
+        <w:t>- C++ fejlesztés</w:t>
+      </w:r>
+    </w:p>
+    <w:p>
+      <w:pPr>
+        <w:rPr>
+          <w:rFonts w:cs="Times New Roman"/>
+          <w:color w:val="156082" w:themeColor="accent1"/>
+          <w:sz w:val="32"/>
+          <w:szCs w:val="32"/>
+        </w:rPr>
+      </w:pPr>
+      <w:r>
+        <w:rPr>
+          <w:rFonts w:cs="Times New Roman"/>
+          <w:color w:val="156082" w:themeColor="accent1"/>
+          <w:sz w:val="32"/>
+          <w:szCs w:val="32"/>
+        </w:rPr>
+        <w:t>- Web fejlesztés</w:t>
+      </w:r>
+    </w:p>
+    <w:p>
+      <w:pPr>
+        <w:rPr>
+          <w:rFonts w:cs="Times New Roman"/>
+          <w:color w:val="156082" w:themeColor="accent1"/>
+          <w:sz w:val="32"/>
+          <w:szCs w:val="32"/>
+        </w:rPr>
+      </w:pPr>
+      <w:r>
+        <w:rPr>
+          <w:rFonts w:cs="Times New Roman"/>
+          <w:color w:val="156082" w:themeColor="accent1"/>
+          <w:sz w:val="32"/>
+          <w:szCs w:val="32"/>
+        </w:rPr>
+        <w:t>- Mobil fejlesztés</w:t>
+      </w:r>
+    </w:p>
+    <w:p>
+      <w:pPr>
         <w:rPr>
           <w:rFonts w:ascii="Times New Roman" w:hAnsi="Times New Roman" w:cs="Times New Roman"/>
           <w:sz w:val="20"/>
           <w:szCs w:val="20"/>
         </w:rPr>
-        <w:t xml:space="preserve">Egyfajta szerkesztő/IDE hibrid, ami rendelkezik hibakeresés, intelligens kiegészítés, és </w:t>
-      </w:r>
-      <w:proofErr w:type="spellStart"/>
-      <w:r>
+      </w:pPr>
+    </w:p>
+    <w:p>
+      <w:pPr>
         <w:rPr>
           <w:rFonts w:ascii="Times New Roman" w:hAnsi="Times New Roman" w:cs="Times New Roman"/>
           <w:sz w:val="20"/>
           <w:szCs w:val="20"/>
         </w:rPr>
-        <w:t>git</w:t>
-      </w:r>
-      <w:proofErr w:type="spellEnd"/>
+      </w:pPr>
       <w:r>
         <w:rPr>
           <w:rFonts w:ascii="Times New Roman" w:hAnsi="Times New Roman" w:cs="Times New Roman"/>
           <w:sz w:val="20"/>
           <w:szCs w:val="20"/>
         </w:rPr>
-        <w:t xml:space="preserve"> támogatással, valamint bővítmények tucatjával személyre szabható és bővíthető a tudása</w:t>
-      </w:r>
-      <w:r>
+        <w:br w:type="page"/>
+      </w:r>
+    </w:p>
+    <w:p>
+      <w:pPr>
+        <w:spacing w:after="600"/>
+        <w:jc w:val="center"/>
+        <w:rPr>
+          <w:rFonts w:asciiTheme="majorHAnsi" w:hAnsiTheme="majorHAnsi" w:cs="Times New Roman"/>
+          <w:b/>
+          <w:color w:val="156082" w:themeColor="accent1"/>
+          <w:sz w:val="36"/>
+          <w:szCs w:val="36"/>
+        </w:rPr>
+      </w:pPr>
+      <w:r>
+        <w:rPr>
+          <w:rFonts w:asciiTheme="majorHAnsi" w:hAnsiTheme="majorHAnsi" w:cs="Times New Roman"/>
+          <w:b/>
+          <w:color w:val="156082" w:themeColor="accent1"/>
+          <w:sz w:val="36"/>
+          <w:szCs w:val="36"/>
+        </w:rPr>
+        <w:lastRenderedPageBreak/>
+        <w:t>Swagger összefoglaló</w:t>
+      </w:r>
+    </w:p>
+    <w:p>
+      <w:pPr>
+        <w:rPr>
+          <w:rFonts w:cs="Times New Roman"/>
+          <w:color w:val="156082" w:themeColor="accent1"/>
+          <w:sz w:val="20"/>
+          <w:szCs w:val="20"/>
+        </w:rPr>
+      </w:pPr>
+    </w:p>
+    <w:p>
+      <w:pPr>
+        <w:spacing w:after="600"/>
+        <w:rPr>
+          <w:rFonts w:asciiTheme="majorHAnsi" w:hAnsiTheme="majorHAnsi" w:cs="Times New Roman"/>
+          <w:b/>
+          <w:color w:val="156082" w:themeColor="accent1"/>
+          <w:sz w:val="36"/>
+          <w:szCs w:val="36"/>
+        </w:rPr>
+      </w:pPr>
+      <w:r>
+        <w:rPr>
+          <w:rFonts w:asciiTheme="majorHAnsi" w:hAnsiTheme="majorHAnsi" w:cs="Times New Roman"/>
+          <w:b/>
+          <w:color w:val="156082" w:themeColor="accent1"/>
+          <w:sz w:val="36"/>
+          <w:szCs w:val="36"/>
+        </w:rPr>
+        <w:t>Bevezetés</w:t>
+      </w:r>
+    </w:p>
+    <w:p>
+      <w:pPr>
+        <w:rPr>
+          <w:rFonts w:cs="Times New Roman"/>
+          <w:color w:val="156082" w:themeColor="accent1"/>
+          <w:sz w:val="20"/>
+          <w:szCs w:val="20"/>
+        </w:rPr>
+      </w:pPr>
+    </w:p>
+    <w:p>
+      <w:pPr>
+        <w:spacing w:after="600"/>
+        <w:rPr>
+          <w:rFonts w:cs="Times New Roman"/>
+          <w:color w:val="156082" w:themeColor="accent1"/>
+          <w:sz w:val="32"/>
+          <w:szCs w:val="32"/>
+        </w:rPr>
+      </w:pPr>
+      <w:r>
+        <w:rPr>
+          <w:rFonts w:cs="Times New Roman"/>
+          <w:color w:val="156082" w:themeColor="accent1"/>
+          <w:sz w:val="32"/>
+          <w:szCs w:val="32"/>
+        </w:rPr>
+        <w:t>A Swagger egy API dokumentációs és tervezési keretrendszer, amely lehetővé teszi RESTful API-k szabványos leírását és tesztelését.</w:t>
+      </w:r>
+    </w:p>
+    <w:p>
+      <w:pPr>
+        <w:rPr>
+          <w:rFonts w:cs="Times New Roman"/>
+          <w:color w:val="156082" w:themeColor="accent1"/>
+          <w:sz w:val="20"/>
+          <w:szCs w:val="20"/>
+        </w:rPr>
+      </w:pPr>
+    </w:p>
+    <w:p>
+      <w:pPr>
+        <w:spacing w:after="600"/>
+        <w:rPr>
+          <w:rFonts w:asciiTheme="majorHAnsi" w:hAnsiTheme="majorHAnsi" w:cs="Times New Roman"/>
+          <w:b/>
+          <w:color w:val="156082" w:themeColor="accent1"/>
+          <w:sz w:val="36"/>
+          <w:szCs w:val="36"/>
+        </w:rPr>
+      </w:pPr>
+      <w:r>
+        <w:rPr>
+          <w:rFonts w:asciiTheme="majorHAnsi" w:hAnsiTheme="majorHAnsi" w:cs="Times New Roman"/>
+          <w:b/>
+          <w:color w:val="156082" w:themeColor="accent1"/>
+          <w:sz w:val="36"/>
+          <w:szCs w:val="36"/>
+        </w:rPr>
+        <w:t>Működési alapelvek</w:t>
+      </w:r>
+    </w:p>
+    <w:p>
+      <w:pPr>
+        <w:rPr>
+          <w:rFonts w:cs="Times New Roman"/>
+          <w:color w:val="156082" w:themeColor="accent1"/>
+          <w:sz w:val="20"/>
+          <w:szCs w:val="20"/>
+        </w:rPr>
+      </w:pPr>
+    </w:p>
+    <w:p>
+      <w:pPr>
+        <w:spacing w:after="600"/>
+        <w:rPr>
+          <w:rFonts w:cs="Times New Roman"/>
+          <w:color w:val="156082" w:themeColor="accent1"/>
+          <w:sz w:val="32"/>
+          <w:szCs w:val="32"/>
+        </w:rPr>
+      </w:pPr>
+      <w:r>
+        <w:rPr>
+          <w:rFonts w:cs="Times New Roman"/>
+          <w:color w:val="156082" w:themeColor="accent1"/>
+          <w:sz w:val="32"/>
+          <w:szCs w:val="32"/>
+        </w:rPr>
+        <w:t>Az eszköz JSON vagy YAML formátumban definiált API specifikációkon alapul, amelyekből automatikusan generál interaktív dokumentációt és kliens könyvtárakat.</w:t>
+      </w:r>
+    </w:p>
+    <w:p>
+      <w:pPr>
+        <w:rPr>
+          <w:rFonts w:cs="Times New Roman"/>
+          <w:color w:val="156082" w:themeColor="accent1"/>
+          <w:sz w:val="20"/>
+          <w:szCs w:val="20"/>
+        </w:rPr>
+      </w:pPr>
+    </w:p>
+    <w:p>
+      <w:pPr>
+        <w:spacing w:after="480"/>
+        <w:rPr>
+          <w:rFonts w:asciiTheme="majorHAnsi" w:hAnsiTheme="majorHAnsi" w:cs="Times New Roman"/>
+          <w:b/>
+          <w:color w:val="156082" w:themeColor="accent1"/>
+          <w:sz w:val="36"/>
+          <w:szCs w:val="36"/>
+        </w:rPr>
+      </w:pPr>
+      <w:r>
+        <w:rPr>
+          <w:rFonts w:asciiTheme="majorHAnsi" w:hAnsiTheme="majorHAnsi" w:cs="Times New Roman"/>
+          <w:b/>
+          <w:color w:val="156082" w:themeColor="accent1"/>
+          <w:sz w:val="36"/>
+          <w:szCs w:val="36"/>
+        </w:rPr>
+        <w:t>Technológiai háttér</w:t>
+      </w:r>
+    </w:p>
+    <w:p>
+      <w:pPr>
+        <w:rPr>
+          <w:rFonts w:cs="Times New Roman"/>
+          <w:color w:val="156082" w:themeColor="accent1"/>
+          <w:sz w:val="20"/>
+          <w:szCs w:val="20"/>
+        </w:rPr>
+      </w:pPr>
+    </w:p>
+    <w:p>
+      <w:pPr>
+        <w:rPr>
+          <w:rFonts w:cs="Times New Roman"/>
+          <w:color w:val="156082" w:themeColor="accent1"/>
+          <w:sz w:val="32"/>
+          <w:szCs w:val="32"/>
+        </w:rPr>
+      </w:pPr>
+      <w:r>
+        <w:rPr>
+          <w:rFonts w:cs="Times New Roman"/>
+          <w:color w:val="156082" w:themeColor="accent1"/>
+          <w:sz w:val="32"/>
+          <w:szCs w:val="32"/>
+        </w:rPr>
+        <w:t>Működési folyamat:</w:t>
+      </w:r>
+    </w:p>
+    <w:p>
+      <w:pPr>
+        <w:rPr>
+          <w:rFonts w:cs="Times New Roman"/>
+          <w:color w:val="156082" w:themeColor="accent1"/>
+          <w:sz w:val="32"/>
+          <w:szCs w:val="32"/>
+        </w:rPr>
+      </w:pPr>
+      <w:r>
+        <w:rPr>
+          <w:rFonts w:cs="Times New Roman"/>
+          <w:color w:val="156082" w:themeColor="accent1"/>
+          <w:sz w:val="32"/>
+          <w:szCs w:val="32"/>
+        </w:rPr>
+        <w:t>1. API specifikáció definiálása</w:t>
+      </w:r>
+    </w:p>
+    <w:p>
+      <w:pPr>
+        <w:rPr>
+          <w:rFonts w:cs="Times New Roman"/>
+          <w:color w:val="156082" w:themeColor="accent1"/>
+          <w:sz w:val="32"/>
+          <w:szCs w:val="32"/>
+        </w:rPr>
+      </w:pPr>
+      <w:r>
+        <w:rPr>
+          <w:rFonts w:cs="Times New Roman"/>
+          <w:color w:val="156082" w:themeColor="accent1"/>
+          <w:sz w:val="32"/>
+          <w:szCs w:val="32"/>
+        </w:rPr>
+        <w:t>2. Dokumentáció automatikus generálása</w:t>
+      </w:r>
+    </w:p>
+    <w:p>
+      <w:pPr>
+        <w:rPr>
+          <w:rFonts w:cs="Times New Roman"/>
+          <w:color w:val="156082" w:themeColor="accent1"/>
+          <w:sz w:val="32"/>
+          <w:szCs w:val="32"/>
+        </w:rPr>
+      </w:pPr>
+      <w:r>
+        <w:rPr>
+          <w:rFonts w:cs="Times New Roman"/>
+          <w:color w:val="156082" w:themeColor="accent1"/>
+          <w:sz w:val="32"/>
+          <w:szCs w:val="32"/>
+        </w:rPr>
+        <w:t>3. Interaktív API felület létrehozása</w:t>
+      </w:r>
+    </w:p>
+    <w:p>
+      <w:pPr>
+        <w:rPr>
+          <w:rFonts w:cs="Times New Roman"/>
+          <w:color w:val="156082" w:themeColor="accent1"/>
+          <w:sz w:val="32"/>
+          <w:szCs w:val="32"/>
+        </w:rPr>
+      </w:pPr>
+      <w:r>
+        <w:rPr>
+          <w:rFonts w:cs="Times New Roman"/>
+          <w:color w:val="156082" w:themeColor="accent1"/>
+          <w:sz w:val="32"/>
+          <w:szCs w:val="32"/>
+        </w:rPr>
+        <w:t>4. Kliens kód generálása különböző nyelvekhez</w:t>
+      </w:r>
+    </w:p>
+    <w:p>
+      <w:pPr>
+        <w:rPr>
+          <w:rFonts w:cs="Times New Roman"/>
+          <w:color w:val="156082" w:themeColor="accent1"/>
+          <w:sz w:val="32"/>
+          <w:szCs w:val="32"/>
+        </w:rPr>
+      </w:pPr>
+      <w:r>
+        <w:rPr>
+          <w:rFonts w:cs="Times New Roman"/>
+          <w:color w:val="156082" w:themeColor="accent1"/>
+          <w:sz w:val="32"/>
+          <w:szCs w:val="32"/>
+        </w:rPr>
+        <w:t>5. API tesztelési környezet biztosítása</w:t>
+      </w:r>
+    </w:p>
+    <w:p>
+      <w:pPr>
+        <w:rPr>
+          <w:rFonts w:cs="Times New Roman"/>
+          <w:color w:val="156082" w:themeColor="accent1"/>
+          <w:sz w:val="20"/>
+          <w:szCs w:val="20"/>
+        </w:rPr>
+      </w:pPr>
+    </w:p>
+    <w:p>
+      <w:pPr>
+        <w:spacing w:after="480"/>
+        <w:rPr>
+          <w:rFonts w:asciiTheme="majorHAnsi" w:hAnsiTheme="majorHAnsi" w:cs="Times New Roman"/>
+          <w:b/>
+          <w:color w:val="156082" w:themeColor="accent1"/>
+          <w:sz w:val="36"/>
+          <w:szCs w:val="36"/>
+        </w:rPr>
+      </w:pPr>
+      <w:r>
+        <w:rPr>
+          <w:rFonts w:asciiTheme="majorHAnsi" w:hAnsiTheme="majorHAnsi" w:cs="Times New Roman"/>
+          <w:b/>
+          <w:color w:val="156082" w:themeColor="accent1"/>
+          <w:sz w:val="36"/>
+          <w:szCs w:val="36"/>
+        </w:rPr>
+        <w:t>Integráció más technológiákkal</w:t>
+      </w:r>
+    </w:p>
+    <w:p>
+      <w:pPr>
+        <w:rPr>
+          <w:rFonts w:cs="Times New Roman"/>
+          <w:color w:val="156082" w:themeColor="accent1"/>
+          <w:sz w:val="20"/>
+          <w:szCs w:val="20"/>
+        </w:rPr>
+      </w:pPr>
+    </w:p>
+    <w:p>
+      <w:pPr>
+        <w:rPr>
+          <w:rFonts w:cs="Times New Roman"/>
+          <w:color w:val="156082" w:themeColor="accent1"/>
+          <w:sz w:val="32"/>
+          <w:szCs w:val="32"/>
+        </w:rPr>
+      </w:pPr>
+      <w:r>
+        <w:rPr>
+          <w:rFonts w:cs="Times New Roman"/>
+          <w:color w:val="156082" w:themeColor="accent1"/>
+          <w:sz w:val="32"/>
+          <w:szCs w:val="32"/>
+        </w:rPr>
+        <w:t>Kapcsolódási pontok:</w:t>
+      </w:r>
+    </w:p>
+    <w:p>
+      <w:pPr>
+        <w:rPr>
+          <w:rFonts w:cs="Times New Roman"/>
+          <w:color w:val="156082" w:themeColor="accent1"/>
+          <w:sz w:val="32"/>
+          <w:szCs w:val="32"/>
+        </w:rPr>
+      </w:pPr>
+      <w:r>
+        <w:rPr>
+          <w:rFonts w:cs="Times New Roman"/>
+          <w:color w:val="156082" w:themeColor="accent1"/>
+          <w:sz w:val="32"/>
+          <w:szCs w:val="32"/>
+        </w:rPr>
+        <w:t>- .NET Core/ASP.NET</w:t>
+      </w:r>
+    </w:p>
+    <w:p>
+      <w:pPr>
+        <w:rPr>
+          <w:rFonts w:cs="Times New Roman"/>
+          <w:color w:val="156082" w:themeColor="accent1"/>
+          <w:sz w:val="32"/>
+          <w:szCs w:val="32"/>
+        </w:rPr>
+      </w:pPr>
+      <w:r>
+        <w:rPr>
+          <w:rFonts w:cs="Times New Roman"/>
+          <w:color w:val="156082" w:themeColor="accent1"/>
+          <w:sz w:val="32"/>
+          <w:szCs w:val="32"/>
+        </w:rPr>
+        <w:t>- Node.js</w:t>
+      </w:r>
+    </w:p>
+    <w:p>
+      <w:pPr>
+        <w:rPr>
+          <w:rFonts w:cs="Times New Roman"/>
+          <w:color w:val="156082" w:themeColor="accent1"/>
+          <w:sz w:val="32"/>
+          <w:szCs w:val="32"/>
+        </w:rPr>
+      </w:pPr>
+      <w:r>
+        <w:rPr>
+          <w:rFonts w:cs="Times New Roman"/>
+          <w:color w:val="156082" w:themeColor="accent1"/>
+          <w:sz w:val="32"/>
+          <w:szCs w:val="32"/>
+        </w:rPr>
+        <w:t>- Java Spring</w:t>
+      </w:r>
+    </w:p>
+    <w:p>
+      <w:pPr>
+        <w:spacing w:after="480"/>
+        <w:rPr>
+          <w:rFonts w:cs="Times New Roman"/>
+          <w:color w:val="156082" w:themeColor="accent1"/>
+          <w:sz w:val="32"/>
+          <w:szCs w:val="32"/>
+        </w:rPr>
+      </w:pPr>
+      <w:r>
+        <w:rPr>
+          <w:rFonts w:cs="Times New Roman"/>
+          <w:color w:val="156082" w:themeColor="accent1"/>
+          <w:sz w:val="32"/>
+          <w:szCs w:val="32"/>
+        </w:rPr>
+        <w:t>- CI/CD rendszerek</w:t>
+      </w:r>
+    </w:p>
+    <w:p>
+      <w:pPr>
+        <w:rPr>
+          <w:rFonts w:cs="Times New Roman"/>
+          <w:color w:val="156082" w:themeColor="accent1"/>
+          <w:sz w:val="20"/>
+          <w:szCs w:val="20"/>
+        </w:rPr>
+      </w:pPr>
+    </w:p>
+    <w:p>
+      <w:pPr>
+        <w:spacing w:after="480"/>
+        <w:rPr>
+          <w:rFonts w:asciiTheme="majorHAnsi" w:hAnsiTheme="majorHAnsi" w:cs="Times New Roman"/>
+          <w:b/>
+          <w:color w:val="156082" w:themeColor="accent1"/>
+          <w:sz w:val="36"/>
+          <w:szCs w:val="36"/>
+        </w:rPr>
+      </w:pPr>
+      <w:r>
+        <w:rPr>
+          <w:rFonts w:asciiTheme="majorHAnsi" w:hAnsiTheme="majorHAnsi" w:cs="Times New Roman"/>
+          <w:b/>
+          <w:color w:val="156082" w:themeColor="accent1"/>
+          <w:sz w:val="36"/>
+          <w:szCs w:val="36"/>
+        </w:rPr>
+        <w:t>Fejlesztési irányelvek</w:t>
+      </w:r>
+    </w:p>
+    <w:p>
+      <w:pPr>
+        <w:rPr>
+          <w:rFonts w:cs="Times New Roman"/>
+          <w:color w:val="156082" w:themeColor="accent1"/>
+          <w:sz w:val="20"/>
+          <w:szCs w:val="20"/>
+        </w:rPr>
+      </w:pPr>
+    </w:p>
+    <w:p>
+      <w:pPr>
+        <w:rPr>
+          <w:rFonts w:cs="Times New Roman"/>
+          <w:color w:val="156082" w:themeColor="accent1"/>
+          <w:sz w:val="32"/>
+          <w:szCs w:val="32"/>
+        </w:rPr>
+      </w:pPr>
+      <w:r>
+        <w:rPr>
+          <w:rFonts w:cs="Times New Roman"/>
+          <w:color w:val="156082" w:themeColor="accent1"/>
+          <w:sz w:val="32"/>
+          <w:szCs w:val="32"/>
+        </w:rPr>
+        <w:t>Ajánlott gyakorlatok:</w:t>
+      </w:r>
+    </w:p>
+    <w:p>
+      <w:pPr>
+        <w:rPr>
+          <w:rFonts w:cs="Times New Roman"/>
+          <w:color w:val="156082" w:themeColor="accent1"/>
+          <w:sz w:val="32"/>
+          <w:szCs w:val="32"/>
+        </w:rPr>
+      </w:pPr>
+      <w:r>
+        <w:rPr>
+          <w:rFonts w:cs="Times New Roman"/>
+          <w:color w:val="156082" w:themeColor="accent1"/>
+          <w:sz w:val="32"/>
+          <w:szCs w:val="32"/>
+        </w:rPr>
+        <w:t>- API verziókezelés</w:t>
+      </w:r>
+    </w:p>
+    <w:p>
+      <w:pPr>
+        <w:rPr>
+          <w:rFonts w:cs="Times New Roman"/>
+          <w:color w:val="156082" w:themeColor="accent1"/>
+          <w:sz w:val="32"/>
+          <w:szCs w:val="32"/>
+        </w:rPr>
+      </w:pPr>
+      <w:r>
+        <w:rPr>
+          <w:rFonts w:cs="Times New Roman"/>
+          <w:color w:val="156082" w:themeColor="accent1"/>
+          <w:sz w:val="32"/>
+          <w:szCs w:val="32"/>
+        </w:rPr>
+        <w:t>- Részletes paraméter dokumentáció</w:t>
+      </w:r>
+    </w:p>
+    <w:p>
+      <w:pPr>
+        <w:rPr>
+          <w:rFonts w:cs="Times New Roman"/>
+          <w:color w:val="156082" w:themeColor="accent1"/>
+          <w:sz w:val="32"/>
+          <w:szCs w:val="32"/>
+        </w:rPr>
+      </w:pPr>
+      <w:r>
+        <w:rPr>
+          <w:rFonts w:cs="Times New Roman"/>
+          <w:color w:val="156082" w:themeColor="accent1"/>
+          <w:sz w:val="32"/>
+          <w:szCs w:val="32"/>
+        </w:rPr>
+        <w:t>- Példák és tesztesetek definiálása</w:t>
+      </w:r>
+    </w:p>
+    <w:p>
+      <w:pPr>
+        <w:rPr>
+          <w:rFonts w:cs="Times New Roman"/>
+          <w:color w:val="156082" w:themeColor="accent1"/>
+          <w:sz w:val="32"/>
+          <w:szCs w:val="32"/>
+        </w:rPr>
+      </w:pPr>
+      <w:r>
+        <w:rPr>
+          <w:rFonts w:cs="Times New Roman"/>
+          <w:color w:val="156082" w:themeColor="accent1"/>
+          <w:sz w:val="32"/>
+          <w:szCs w:val="32"/>
+        </w:rPr>
+        <w:t>- Biztonsági konfigurációk</w:t>
+      </w:r>
+    </w:p>
+    <w:p>
+      <w:pPr>
+        <w:rPr>
+          <w:rFonts w:cs="Times New Roman"/>
+          <w:color w:val="156082" w:themeColor="accent1"/>
+          <w:sz w:val="32"/>
+          <w:szCs w:val="32"/>
+        </w:rPr>
+      </w:pPr>
+      <w:r>
+        <w:rPr>
+          <w:rFonts w:cs="Times New Roman"/>
+          <w:color w:val="156082" w:themeColor="accent1"/>
+          <w:sz w:val="32"/>
+          <w:szCs w:val="32"/>
+        </w:rPr>
+        <w:t>- Szabványos hibakezelés</w:t>
+      </w:r>
+    </w:p>
+    <w:p>
+      <w:pPr>
         <w:rPr>
           <w:rFonts w:ascii="Times New Roman" w:hAnsi="Times New Roman" w:cs="Times New Roman"/>
           <w:sz w:val="20"/>
           <w:szCs w:val="20"/>
         </w:rPr>
-        <w:t xml:space="preserve"> </w:t>
-      </w:r>
+      </w:pPr>
+    </w:p>
+    <w:p>
+      <w:pPr>
+        <w:spacing w:after="600"/>
+        <w:jc w:val="center"/>
+        <w:rPr>
+          <w:rFonts w:asciiTheme="majorHAnsi" w:hAnsiTheme="majorHAnsi" w:cs="Times New Roman"/>
+          <w:b/>
+          <w:color w:val="156082" w:themeColor="accent1"/>
+          <w:sz w:val="36"/>
+          <w:szCs w:val="36"/>
+        </w:rPr>
+      </w:pPr>
       <w:r>
         <w:rPr>
           <w:rFonts w:ascii="Times New Roman" w:hAnsi="Times New Roman" w:cs="Times New Roman"/>
           <w:sz w:val="20"/>
           <w:szCs w:val="20"/>
         </w:rPr>
-        <w:t xml:space="preserve">amely kombinál egy hatékony szövegszerkesztőt fejlett fejlesztői </w:t>
-      </w:r>
-      <w:r>
+        <w:br w:type="page"/>
+      </w:r>
+      <w:r>
+        <w:rPr>
+          <w:rFonts w:asciiTheme="majorHAnsi" w:hAnsiTheme="majorHAnsi" w:cs="Times New Roman"/>
+          <w:b/>
+          <w:color w:val="156082" w:themeColor="accent1"/>
+          <w:sz w:val="36"/>
+          <w:szCs w:val="36"/>
+        </w:rPr>
+        <w:lastRenderedPageBreak/>
+        <w:t>phpMyAdmin összefoglaló</w:t>
+      </w:r>
+    </w:p>
+    <w:p>
+      <w:pPr>
+        <w:rPr>
+          <w:rFonts w:cs="Times New Roman"/>
+          <w:color w:val="156082" w:themeColor="accent1"/>
+          <w:sz w:val="20"/>
+          <w:szCs w:val="20"/>
+        </w:rPr>
+      </w:pPr>
+    </w:p>
+    <w:p>
+      <w:pPr>
+        <w:spacing w:after="480"/>
+        <w:rPr>
+          <w:rFonts w:asciiTheme="majorHAnsi" w:hAnsiTheme="majorHAnsi" w:cs="Times New Roman"/>
+          <w:b/>
+          <w:color w:val="156082" w:themeColor="accent1"/>
+          <w:sz w:val="36"/>
+          <w:szCs w:val="36"/>
+        </w:rPr>
+      </w:pPr>
+      <w:r>
+        <w:rPr>
+          <w:rFonts w:asciiTheme="majorHAnsi" w:hAnsiTheme="majorHAnsi" w:cs="Times New Roman"/>
+          <w:b/>
+          <w:color w:val="156082" w:themeColor="accent1"/>
+          <w:sz w:val="36"/>
+          <w:szCs w:val="36"/>
+        </w:rPr>
+        <w:t>Bevezetés</w:t>
+      </w:r>
+    </w:p>
+    <w:p>
+      <w:pPr>
+        <w:rPr>
+          <w:rFonts w:cs="Times New Roman"/>
+          <w:color w:val="156082" w:themeColor="accent1"/>
+          <w:sz w:val="20"/>
+          <w:szCs w:val="20"/>
+        </w:rPr>
+      </w:pPr>
+    </w:p>
+    <w:p>
+      <w:pPr>
+        <w:rPr>
+          <w:rFonts w:cs="Times New Roman"/>
+          <w:color w:val="156082" w:themeColor="accent1"/>
+          <w:sz w:val="32"/>
+          <w:szCs w:val="32"/>
+        </w:rPr>
+      </w:pPr>
+      <w:r>
+        <w:rPr>
+          <w:rFonts w:cs="Times New Roman"/>
+          <w:color w:val="156082" w:themeColor="accent1"/>
+          <w:sz w:val="32"/>
+          <w:szCs w:val="32"/>
+        </w:rPr>
+        <w:t>A phpMyAdmin egy nyílt forráskódú webes felülettel rendelkező MySQL/MariaDB adatbázis-kezelő eszköz, amely egyszerűsíti az adatbázisok adminisztrációját.</w:t>
+      </w:r>
+    </w:p>
+    <w:p>
+      <w:pPr>
+        <w:rPr>
+          <w:rFonts w:cs="Times New Roman"/>
+          <w:color w:val="156082" w:themeColor="accent1"/>
+          <w:sz w:val="20"/>
+          <w:szCs w:val="20"/>
+        </w:rPr>
+      </w:pPr>
+    </w:p>
+    <w:p>
+      <w:pPr>
+        <w:spacing w:after="480"/>
+        <w:rPr>
+          <w:rFonts w:asciiTheme="majorHAnsi" w:hAnsiTheme="majorHAnsi" w:cs="Times New Roman"/>
+          <w:b/>
+          <w:color w:val="156082" w:themeColor="accent1"/>
+          <w:sz w:val="36"/>
+          <w:szCs w:val="36"/>
+        </w:rPr>
+      </w:pPr>
+      <w:r>
+        <w:rPr>
+          <w:rFonts w:asciiTheme="majorHAnsi" w:hAnsiTheme="majorHAnsi" w:cs="Times New Roman"/>
+          <w:b/>
+          <w:color w:val="156082" w:themeColor="accent1"/>
+          <w:sz w:val="36"/>
+          <w:szCs w:val="36"/>
+        </w:rPr>
+        <w:t>Működési alapelvek</w:t>
+      </w:r>
+    </w:p>
+    <w:p>
+      <w:pPr>
+        <w:rPr>
+          <w:rFonts w:cs="Times New Roman"/>
+          <w:color w:val="156082" w:themeColor="accent1"/>
+          <w:sz w:val="20"/>
+          <w:szCs w:val="20"/>
+        </w:rPr>
+      </w:pPr>
+    </w:p>
+    <w:p>
+      <w:pPr>
+        <w:rPr>
+          <w:rFonts w:cs="Times New Roman"/>
+          <w:color w:val="156082" w:themeColor="accent1"/>
+          <w:sz w:val="32"/>
+          <w:szCs w:val="32"/>
+        </w:rPr>
+      </w:pPr>
+      <w:r>
+        <w:rPr>
+          <w:rFonts w:cs="Times New Roman"/>
+          <w:color w:val="156082" w:themeColor="accent1"/>
+          <w:sz w:val="32"/>
+          <w:szCs w:val="32"/>
+        </w:rPr>
+        <w:t>PHP-ban írt webalkalmazásként működik, amely grafikus felületet biztosít MySQL műveletek végrehajtásához.</w:t>
+      </w:r>
+    </w:p>
+    <w:p>
+      <w:pPr>
+        <w:rPr>
+          <w:rFonts w:cs="Times New Roman"/>
+          <w:color w:val="156082" w:themeColor="accent1"/>
+          <w:sz w:val="20"/>
+          <w:szCs w:val="20"/>
+        </w:rPr>
+      </w:pPr>
+    </w:p>
+    <w:p>
+      <w:pPr>
+        <w:spacing w:after="480"/>
+        <w:rPr>
+          <w:rFonts w:asciiTheme="majorHAnsi" w:hAnsiTheme="majorHAnsi" w:cs="Times New Roman"/>
+          <w:b/>
+          <w:color w:val="156082" w:themeColor="accent1"/>
+          <w:sz w:val="36"/>
+          <w:szCs w:val="36"/>
+        </w:rPr>
+      </w:pPr>
+      <w:r>
+        <w:rPr>
+          <w:rFonts w:asciiTheme="majorHAnsi" w:hAnsiTheme="majorHAnsi" w:cs="Times New Roman"/>
+          <w:b/>
+          <w:color w:val="156082" w:themeColor="accent1"/>
+          <w:sz w:val="36"/>
+          <w:szCs w:val="36"/>
+        </w:rPr>
+        <w:t>Technológiai háttér</w:t>
+      </w:r>
+    </w:p>
+    <w:p>
+      <w:pPr>
+        <w:rPr>
+          <w:rFonts w:cs="Times New Roman"/>
+          <w:color w:val="156082" w:themeColor="accent1"/>
+          <w:sz w:val="20"/>
+          <w:szCs w:val="20"/>
+        </w:rPr>
+      </w:pPr>
+    </w:p>
+    <w:p>
+      <w:pPr>
+        <w:rPr>
+          <w:rFonts w:cs="Times New Roman"/>
+          <w:color w:val="156082" w:themeColor="accent1"/>
+          <w:sz w:val="32"/>
+          <w:szCs w:val="32"/>
+        </w:rPr>
+      </w:pPr>
+      <w:r>
+        <w:rPr>
+          <w:rFonts w:cs="Times New Roman"/>
+          <w:color w:val="156082" w:themeColor="accent1"/>
+          <w:sz w:val="32"/>
+          <w:szCs w:val="32"/>
+        </w:rPr>
+        <w:t>Működési folyamat:</w:t>
+      </w:r>
+    </w:p>
+    <w:p>
+      <w:pPr>
+        <w:rPr>
+          <w:rFonts w:cs="Times New Roman"/>
+          <w:color w:val="156082" w:themeColor="accent1"/>
+          <w:sz w:val="32"/>
+          <w:szCs w:val="32"/>
+        </w:rPr>
+      </w:pPr>
+      <w:r>
+        <w:rPr>
+          <w:rFonts w:cs="Times New Roman"/>
+          <w:color w:val="156082" w:themeColor="accent1"/>
+          <w:sz w:val="32"/>
+          <w:szCs w:val="32"/>
+        </w:rPr>
+        <w:t>1. Web-alapú felület biztosítása</w:t>
+      </w:r>
+    </w:p>
+    <w:p>
+      <w:pPr>
+        <w:rPr>
+          <w:rFonts w:cs="Times New Roman"/>
+          <w:color w:val="156082" w:themeColor="accent1"/>
+          <w:sz w:val="32"/>
+          <w:szCs w:val="32"/>
+        </w:rPr>
+      </w:pPr>
+      <w:r>
+        <w:rPr>
+          <w:rFonts w:cs="Times New Roman"/>
+          <w:color w:val="156082" w:themeColor="accent1"/>
+          <w:sz w:val="32"/>
+          <w:szCs w:val="32"/>
+        </w:rPr>
+        <w:t>2. SQL lekérdezések végrehajtása</w:t>
+      </w:r>
+    </w:p>
+    <w:p>
+      <w:pPr>
+        <w:rPr>
+          <w:rFonts w:cs="Times New Roman"/>
+          <w:color w:val="156082" w:themeColor="accent1"/>
+          <w:sz w:val="32"/>
+          <w:szCs w:val="32"/>
+        </w:rPr>
+      </w:pPr>
+      <w:r>
+        <w:rPr>
+          <w:rFonts w:cs="Times New Roman"/>
+          <w:color w:val="156082" w:themeColor="accent1"/>
+          <w:sz w:val="32"/>
+          <w:szCs w:val="32"/>
+        </w:rPr>
+        <w:t>3. Adatbázis struktúra kezelése</w:t>
+      </w:r>
+    </w:p>
+    <w:p>
+      <w:pPr>
+        <w:rPr>
+          <w:rFonts w:cs="Times New Roman"/>
+          <w:color w:val="156082" w:themeColor="accent1"/>
+          <w:sz w:val="32"/>
+          <w:szCs w:val="32"/>
+        </w:rPr>
+      </w:pPr>
+      <w:r>
+        <w:rPr>
+          <w:rFonts w:cs="Times New Roman"/>
+          <w:color w:val="156082" w:themeColor="accent1"/>
+          <w:sz w:val="32"/>
+          <w:szCs w:val="32"/>
+        </w:rPr>
+        <w:t>4. Jogosultságkezelés</w:t>
+      </w:r>
+    </w:p>
+    <w:p>
+      <w:pPr>
+        <w:spacing w:after="480"/>
+        <w:rPr>
+          <w:rFonts w:cs="Times New Roman"/>
+          <w:color w:val="156082" w:themeColor="accent1"/>
+          <w:sz w:val="32"/>
+          <w:szCs w:val="32"/>
+        </w:rPr>
+      </w:pPr>
+      <w:r>
+        <w:rPr>
+          <w:rFonts w:cs="Times New Roman"/>
+          <w:color w:val="156082" w:themeColor="accent1"/>
+          <w:sz w:val="32"/>
+          <w:szCs w:val="32"/>
+        </w:rPr>
+        <w:t>5. Import/Export funkciók</w:t>
+      </w:r>
+      <w:bookmarkStart w:id="0" w:name="_GoBack"/>
+      <w:bookmarkEnd w:id="0"/>
+    </w:p>
+    <w:p>
+      <w:pPr>
+        <w:rPr>
+          <w:rFonts w:cs="Times New Roman"/>
+          <w:color w:val="156082" w:themeColor="accent1"/>
+          <w:sz w:val="20"/>
+          <w:szCs w:val="20"/>
+        </w:rPr>
+      </w:pPr>
+    </w:p>
+    <w:p>
+      <w:pPr>
+        <w:rPr>
+          <w:rFonts w:asciiTheme="majorHAnsi" w:hAnsiTheme="majorHAnsi" w:cs="Times New Roman"/>
+          <w:b/>
+          <w:color w:val="156082" w:themeColor="accent1"/>
+          <w:sz w:val="36"/>
+          <w:szCs w:val="36"/>
+        </w:rPr>
+      </w:pPr>
+      <w:r>
+        <w:rPr>
+          <w:rFonts w:asciiTheme="majorHAnsi" w:hAnsiTheme="majorHAnsi" w:cs="Times New Roman"/>
+          <w:b/>
+          <w:color w:val="156082" w:themeColor="accent1"/>
+          <w:sz w:val="36"/>
+          <w:szCs w:val="36"/>
+        </w:rPr>
+        <w:lastRenderedPageBreak/>
+        <w:t>Alapvető funkcionalitás</w:t>
+      </w:r>
+    </w:p>
+    <w:p>
+      <w:pPr>
+        <w:rPr>
+          <w:rFonts w:cs="Times New Roman"/>
+          <w:color w:val="156082" w:themeColor="accent1"/>
+          <w:sz w:val="20"/>
+          <w:szCs w:val="20"/>
+        </w:rPr>
+      </w:pPr>
+    </w:p>
+    <w:p>
+      <w:pPr>
+        <w:rPr>
+          <w:rFonts w:cs="Times New Roman"/>
+          <w:color w:val="156082" w:themeColor="accent1"/>
+          <w:sz w:val="32"/>
+          <w:szCs w:val="32"/>
+        </w:rPr>
+      </w:pPr>
+      <w:r>
+        <w:rPr>
+          <w:rFonts w:cs="Times New Roman"/>
+          <w:color w:val="156082" w:themeColor="accent1"/>
+          <w:sz w:val="32"/>
+          <w:szCs w:val="32"/>
+        </w:rPr>
+        <w:t>Fő jellemzők:</w:t>
+      </w:r>
+    </w:p>
+    <w:p>
+      <w:pPr>
+        <w:rPr>
+          <w:rFonts w:cs="Times New Roman"/>
+          <w:color w:val="156082" w:themeColor="accent1"/>
+          <w:sz w:val="32"/>
+          <w:szCs w:val="32"/>
+        </w:rPr>
+      </w:pPr>
+      <w:r>
+        <w:rPr>
+          <w:rFonts w:cs="Times New Roman"/>
+          <w:color w:val="156082" w:themeColor="accent1"/>
+          <w:sz w:val="32"/>
+          <w:szCs w:val="32"/>
+        </w:rPr>
+        <w:t>- Vizuális adatbázis kezelés</w:t>
+      </w:r>
+    </w:p>
+    <w:p>
+      <w:pPr>
+        <w:rPr>
+          <w:rFonts w:cs="Times New Roman"/>
+          <w:color w:val="156082" w:themeColor="accent1"/>
+          <w:sz w:val="32"/>
+          <w:szCs w:val="32"/>
+        </w:rPr>
+      </w:pPr>
+      <w:r>
+        <w:rPr>
+          <w:rFonts w:cs="Times New Roman"/>
+          <w:color w:val="156082" w:themeColor="accent1"/>
+          <w:sz w:val="32"/>
+          <w:szCs w:val="32"/>
+        </w:rPr>
+        <w:t>- SQL lekérdezés szerkesztő</w:t>
+      </w:r>
+    </w:p>
+    <w:p>
+      <w:pPr>
+        <w:rPr>
+          <w:rFonts w:cs="Times New Roman"/>
+          <w:color w:val="156082" w:themeColor="accent1"/>
+          <w:sz w:val="32"/>
+          <w:szCs w:val="32"/>
+        </w:rPr>
+      </w:pPr>
+      <w:r>
+        <w:rPr>
+          <w:rFonts w:cs="Times New Roman"/>
+          <w:color w:val="156082" w:themeColor="accent1"/>
+          <w:sz w:val="32"/>
+          <w:szCs w:val="32"/>
+        </w:rPr>
+        <w:t>- Adatimport/export</w:t>
+      </w:r>
+    </w:p>
+    <w:p>
+      <w:pPr>
+        <w:rPr>
+          <w:rFonts w:cs="Times New Roman"/>
+          <w:color w:val="156082" w:themeColor="accent1"/>
+          <w:sz w:val="32"/>
+          <w:szCs w:val="32"/>
+        </w:rPr>
+      </w:pPr>
+      <w:r>
+        <w:rPr>
+          <w:rFonts w:cs="Times New Roman"/>
+          <w:color w:val="156082" w:themeColor="accent1"/>
+          <w:sz w:val="32"/>
+          <w:szCs w:val="32"/>
+        </w:rPr>
+        <w:t>- Felhasználókezelés</w:t>
+      </w:r>
+    </w:p>
+    <w:p>
+      <w:pPr>
+        <w:rPr>
+          <w:rFonts w:cs="Times New Roman"/>
+          <w:color w:val="156082" w:themeColor="accent1"/>
+          <w:sz w:val="32"/>
+          <w:szCs w:val="32"/>
+        </w:rPr>
+      </w:pPr>
+      <w:r>
+        <w:rPr>
+          <w:rFonts w:cs="Times New Roman"/>
+          <w:color w:val="156082" w:themeColor="accent1"/>
+          <w:sz w:val="32"/>
+          <w:szCs w:val="32"/>
+        </w:rPr>
+        <w:t>- Backup funkciók</w:t>
+      </w:r>
+    </w:p>
+    <w:p>
+      <w:pPr>
+        <w:rPr>
+          <w:rFonts w:cs="Times New Roman"/>
+          <w:color w:val="156082" w:themeColor="accent1"/>
+          <w:sz w:val="20"/>
+          <w:szCs w:val="20"/>
+        </w:rPr>
+      </w:pPr>
+    </w:p>
+    <w:p>
+      <w:pPr>
+        <w:rPr>
+          <w:rFonts w:asciiTheme="majorHAnsi" w:hAnsiTheme="majorHAnsi" w:cs="Times New Roman"/>
+          <w:b/>
+          <w:color w:val="156082" w:themeColor="accent1"/>
+          <w:sz w:val="36"/>
+          <w:szCs w:val="36"/>
+        </w:rPr>
+      </w:pPr>
+      <w:r>
+        <w:rPr>
+          <w:rFonts w:asciiTheme="majorHAnsi" w:hAnsiTheme="majorHAnsi" w:cs="Times New Roman"/>
+          <w:b/>
+          <w:color w:val="156082" w:themeColor="accent1"/>
+          <w:sz w:val="36"/>
+          <w:szCs w:val="36"/>
+        </w:rPr>
+        <w:t>Integráció más technológiákkal</w:t>
+      </w:r>
+    </w:p>
+    <w:p>
+      <w:pPr>
+        <w:rPr>
+          <w:rFonts w:cs="Times New Roman"/>
+          <w:color w:val="156082" w:themeColor="accent1"/>
+          <w:sz w:val="20"/>
+          <w:szCs w:val="20"/>
+        </w:rPr>
+      </w:pPr>
+    </w:p>
+    <w:p>
+      <w:pPr>
+        <w:rPr>
+          <w:rFonts w:cs="Times New Roman"/>
+          <w:color w:val="156082" w:themeColor="accent1"/>
+          <w:sz w:val="32"/>
+          <w:szCs w:val="32"/>
+        </w:rPr>
+      </w:pPr>
+      <w:r>
+        <w:rPr>
+          <w:rFonts w:cs="Times New Roman"/>
+          <w:color w:val="156082" w:themeColor="accent1"/>
+          <w:sz w:val="32"/>
+          <w:szCs w:val="32"/>
+        </w:rPr>
+        <w:t>Kapcsolódási pontok:</w:t>
+      </w:r>
+    </w:p>
+    <w:p>
+      <w:pPr>
+        <w:rPr>
+          <w:rFonts w:cs="Times New Roman"/>
+          <w:color w:val="156082" w:themeColor="accent1"/>
+          <w:sz w:val="32"/>
+          <w:szCs w:val="32"/>
+        </w:rPr>
+      </w:pPr>
+      <w:r>
+        <w:rPr>
+          <w:rFonts w:cs="Times New Roman"/>
+          <w:color w:val="156082" w:themeColor="accent1"/>
+          <w:sz w:val="32"/>
+          <w:szCs w:val="32"/>
+        </w:rPr>
+        <w:t>- MySQL/MariaDB</w:t>
+      </w:r>
+    </w:p>
+    <w:p>
+      <w:pPr>
+        <w:rPr>
+          <w:rFonts w:cs="Times New Roman"/>
+          <w:color w:val="156082" w:themeColor="accent1"/>
+          <w:sz w:val="32"/>
+          <w:szCs w:val="32"/>
+        </w:rPr>
+      </w:pPr>
+      <w:r>
+        <w:rPr>
+          <w:rFonts w:cs="Times New Roman"/>
+          <w:color w:val="156082" w:themeColor="accent1"/>
+          <w:sz w:val="32"/>
+          <w:szCs w:val="32"/>
+        </w:rPr>
+        <w:t>- Web szerverek</w:t>
+      </w:r>
+    </w:p>
+    <w:p>
+      <w:pPr>
+        <w:rPr>
+          <w:rFonts w:cs="Times New Roman"/>
+          <w:color w:val="156082" w:themeColor="accent1"/>
+          <w:sz w:val="32"/>
+          <w:szCs w:val="32"/>
+        </w:rPr>
+      </w:pPr>
+      <w:r>
+        <w:rPr>
+          <w:rFonts w:cs="Times New Roman"/>
+          <w:color w:val="156082" w:themeColor="accent1"/>
+          <w:sz w:val="32"/>
+          <w:szCs w:val="32"/>
+        </w:rPr>
+        <w:t>- PHP alkalmazások</w:t>
+      </w:r>
+    </w:p>
+    <w:p>
+      <w:pPr>
+        <w:rPr>
+          <w:rFonts w:cs="Times New Roman"/>
+          <w:color w:val="156082" w:themeColor="accent1"/>
+          <w:sz w:val="32"/>
+          <w:szCs w:val="32"/>
+        </w:rPr>
+      </w:pPr>
+      <w:r>
+        <w:rPr>
+          <w:rFonts w:cs="Times New Roman"/>
+          <w:color w:val="156082" w:themeColor="accent1"/>
+          <w:sz w:val="32"/>
+          <w:szCs w:val="32"/>
+        </w:rPr>
+        <w:t>- Backup rendszerek</w:t>
+      </w:r>
+    </w:p>
+    <w:p>
+      <w:pPr>
+        <w:rPr>
+          <w:rFonts w:cs="Times New Roman"/>
+          <w:color w:val="156082" w:themeColor="accent1"/>
+          <w:sz w:val="32"/>
+          <w:szCs w:val="32"/>
+        </w:rPr>
+      </w:pPr>
+      <w:r>
+        <w:rPr>
+          <w:rFonts w:cs="Times New Roman"/>
+          <w:color w:val="156082" w:themeColor="accent1"/>
+          <w:sz w:val="32"/>
+          <w:szCs w:val="32"/>
+        </w:rPr>
+        <w:t>- Hosting szolgáltatások</w:t>
+      </w:r>
+    </w:p>
+    <w:p>
+      <w:pPr>
         <w:rPr>
           <w:rFonts w:ascii="Times New Roman" w:hAnsi="Times New Roman" w:cs="Times New Roman"/>
           <w:sz w:val="20"/>
           <w:szCs w:val="20"/>
         </w:rPr>
-        <w:t>keretek között</w:t>
-      </w:r>
-      <w:r>
-        <w:rPr>
-          <w:rFonts w:ascii="Times New Roman" w:hAnsi="Times New Roman" w:cs="Times New Roman"/>
-          <w:sz w:val="20"/>
-          <w:szCs w:val="20"/>
-        </w:rPr>
-        <w:t>.</w:t>
-      </w:r>
-      <w:r>
-        <w:rPr>
-          <w:rFonts w:ascii="Times New Roman" w:hAnsi="Times New Roman" w:cs="Times New Roman"/>
-          <w:sz w:val="20"/>
-          <w:szCs w:val="20"/>
-        </w:rPr>
-        <w:t> </w:t>
-      </w:r>
-    </w:p>
-    <w:p>
-      <w:pPr>
-        <w:rPr>
-          <w:rFonts w:ascii="Times New Roman" w:hAnsi="Times New Roman" w:cs="Times New Roman"/>
-          <w:sz w:val="20"/>
-          <w:szCs w:val="20"/>
-        </w:rPr>
-      </w:pPr>
-    </w:p>
-    <w:p>
-      <w:pPr>
-        <w:rPr>
-          <w:rFonts w:ascii="Times New Roman" w:hAnsi="Times New Roman" w:cs="Times New Roman"/>
-          <w:sz w:val="20"/>
-          <w:szCs w:val="20"/>
-        </w:rPr>
-      </w:pPr>
-    </w:p>
-    <w:p>
-      <w:pPr>
-        <w:rPr>
-          <w:rFonts w:ascii="Times New Roman" w:hAnsi="Times New Roman" w:cs="Times New Roman"/>
-          <w:sz w:val="20"/>
-          <w:szCs w:val="20"/>
-        </w:rPr>
-      </w:pPr>
-      <w:r>
-        <w:rPr>
-          <w:rFonts w:ascii="Times New Roman" w:hAnsi="Times New Roman" w:cs="Times New Roman"/>
-          <w:sz w:val="20"/>
-          <w:szCs w:val="20"/>
-        </w:rPr>
-        <w:t>Alapvető funkcionalitás</w:t>
-      </w:r>
-    </w:p>
-    <w:p>
-      <w:pPr>
-        <w:rPr>
-          <w:rFonts w:ascii="Times New Roman" w:hAnsi="Times New Roman" w:cs="Times New Roman"/>
-          <w:sz w:val="20"/>
-          <w:szCs w:val="20"/>
-        </w:rPr>
-      </w:pPr>
-    </w:p>
-    <w:p>
-      <w:pPr>
-        <w:rPr>
-          <w:rFonts w:ascii="Times New Roman" w:hAnsi="Times New Roman" w:cs="Times New Roman"/>
-          <w:sz w:val="20"/>
-          <w:szCs w:val="20"/>
-        </w:rPr>
-      </w:pPr>
-      <w:r>
-        <w:rPr>
-          <w:rFonts w:ascii="Times New Roman" w:hAnsi="Times New Roman" w:cs="Times New Roman"/>
-          <w:sz w:val="20"/>
-          <w:szCs w:val="20"/>
-        </w:rPr>
-        <w:t>Fő</w:t>
-      </w:r>
-      <w:r>
-        <w:rPr>
-          <w:rFonts w:ascii="Times New Roman" w:hAnsi="Times New Roman" w:cs="Times New Roman"/>
-          <w:sz w:val="20"/>
-          <w:szCs w:val="20"/>
-        </w:rPr>
-        <w:t>bb</w:t>
-      </w:r>
-      <w:r>
-        <w:rPr>
-          <w:rFonts w:ascii="Times New Roman" w:hAnsi="Times New Roman" w:cs="Times New Roman"/>
-          <w:sz w:val="20"/>
-          <w:szCs w:val="20"/>
-        </w:rPr>
-        <w:t xml:space="preserve"> jellemző</w:t>
-      </w:r>
-      <w:r>
-        <w:rPr>
-          <w:rFonts w:ascii="Times New Roman" w:hAnsi="Times New Roman" w:cs="Times New Roman"/>
-          <w:sz w:val="20"/>
-          <w:szCs w:val="20"/>
-        </w:rPr>
-        <w:t>i</w:t>
-      </w:r>
-      <w:r>
-        <w:rPr>
-          <w:rFonts w:ascii="Times New Roman" w:hAnsi="Times New Roman" w:cs="Times New Roman"/>
-          <w:sz w:val="20"/>
-          <w:szCs w:val="20"/>
-        </w:rPr>
-        <w:t>:</w:t>
-      </w:r>
-    </w:p>
-    <w:p>
-      <w:pPr>
-        <w:rPr>
-          <w:rFonts w:ascii="Times New Roman" w:hAnsi="Times New Roman" w:cs="Times New Roman"/>
-          <w:sz w:val="20"/>
-          <w:szCs w:val="20"/>
-        </w:rPr>
-      </w:pPr>
-      <w:r>
-        <w:rPr>
-          <w:rFonts w:ascii="Times New Roman" w:hAnsi="Times New Roman" w:cs="Times New Roman"/>
-          <w:sz w:val="20"/>
-          <w:szCs w:val="20"/>
-        </w:rPr>
-        <w:t>- Többnyelvű kódszerkesztés</w:t>
-      </w:r>
-    </w:p>
-    <w:p>
-      <w:pPr>
-        <w:rPr>
-          <w:rFonts w:ascii="Times New Roman" w:hAnsi="Times New Roman" w:cs="Times New Roman"/>
-          <w:sz w:val="20"/>
-          <w:szCs w:val="20"/>
-        </w:rPr>
-      </w:pPr>
-      <w:r>
-        <w:rPr>
-          <w:rFonts w:ascii="Times New Roman" w:hAnsi="Times New Roman" w:cs="Times New Roman"/>
-          <w:sz w:val="20"/>
-          <w:szCs w:val="20"/>
-        </w:rPr>
-        <w:t>- Bővítmény rendszer</w:t>
-      </w:r>
-    </w:p>
-    <w:p>
-      <w:pPr>
-        <w:rPr>
-          <w:rFonts w:ascii="Times New Roman" w:hAnsi="Times New Roman" w:cs="Times New Roman"/>
-          <w:sz w:val="20"/>
-          <w:szCs w:val="20"/>
-        </w:rPr>
-      </w:pPr>
-      <w:r>
-        <w:rPr>
-          <w:rFonts w:ascii="Times New Roman" w:hAnsi="Times New Roman" w:cs="Times New Roman"/>
-          <w:sz w:val="20"/>
-          <w:szCs w:val="20"/>
-        </w:rPr>
-        <w:t>- Testreszabható felület</w:t>
-      </w:r>
-    </w:p>
-    <w:p>
-      <w:pPr>
-        <w:rPr>
-          <w:rFonts w:ascii="Times New Roman" w:hAnsi="Times New Roman" w:cs="Times New Roman"/>
-          <w:sz w:val="20"/>
-          <w:szCs w:val="20"/>
-        </w:rPr>
-      </w:pPr>
-      <w:r>
-        <w:rPr>
-          <w:rFonts w:ascii="Times New Roman" w:hAnsi="Times New Roman" w:cs="Times New Roman"/>
-          <w:sz w:val="20"/>
-          <w:szCs w:val="20"/>
-        </w:rPr>
-        <w:t>- Integrált verziókezelés</w:t>
-      </w:r>
-    </w:p>
-    <w:p>
-      <w:pPr>
-        <w:rPr>
-          <w:rFonts w:ascii="Times New Roman" w:hAnsi="Times New Roman" w:cs="Times New Roman"/>
-          <w:sz w:val="20"/>
-          <w:szCs w:val="20"/>
-        </w:rPr>
-      </w:pPr>
-      <w:r>
-        <w:rPr>
-          <w:rFonts w:ascii="Times New Roman" w:hAnsi="Times New Roman" w:cs="Times New Roman"/>
-          <w:sz w:val="20"/>
-          <w:szCs w:val="20"/>
-        </w:rPr>
-        <w:t>- Live Share együttműködés</w:t>
-      </w:r>
-    </w:p>
-    <w:p>
-      <w:pPr>
-        <w:rPr>
-          <w:rFonts w:ascii="Times New Roman" w:hAnsi="Times New Roman" w:cs="Times New Roman"/>
-          <w:sz w:val="20"/>
-          <w:szCs w:val="20"/>
-        </w:rPr>
-      </w:pPr>
-    </w:p>
-    <w:p>
-      <w:pPr>
-        <w:rPr>
-          <w:rFonts w:ascii="Times New Roman" w:hAnsi="Times New Roman" w:cs="Times New Roman"/>
-          <w:sz w:val="20"/>
-          <w:szCs w:val="20"/>
-        </w:rPr>
-      </w:pPr>
-      <w:r>
-        <w:rPr>
-          <w:rFonts w:ascii="Times New Roman" w:hAnsi="Times New Roman" w:cs="Times New Roman"/>
-          <w:sz w:val="20"/>
-          <w:szCs w:val="20"/>
-        </w:rPr>
-        <w:t>Integráció más technológiákkal</w:t>
-      </w:r>
-    </w:p>
-    <w:p>
-      <w:pPr>
-        <w:rPr>
-          <w:rFonts w:ascii="Times New Roman" w:hAnsi="Times New Roman" w:cs="Times New Roman"/>
-          <w:sz w:val="20"/>
-          <w:szCs w:val="20"/>
-        </w:rPr>
-      </w:pPr>
-    </w:p>
-    <w:p>
-      <w:pPr>
-        <w:rPr>
-          <w:rFonts w:ascii="Times New Roman" w:hAnsi="Times New Roman" w:cs="Times New Roman"/>
-          <w:sz w:val="20"/>
-          <w:szCs w:val="20"/>
-        </w:rPr>
-      </w:pPr>
-      <w:r>
-        <w:rPr>
-          <w:rFonts w:ascii="Times New Roman" w:hAnsi="Times New Roman" w:cs="Times New Roman"/>
-          <w:sz w:val="20"/>
-          <w:szCs w:val="20"/>
-        </w:rPr>
-        <w:t>Támogatott területek:</w:t>
-      </w:r>
-    </w:p>
-    <w:p>
-      <w:pPr>
-        <w:rPr>
-          <w:rFonts w:ascii="Times New Roman" w:hAnsi="Times New Roman" w:cs="Times New Roman"/>
-          <w:sz w:val="20"/>
-          <w:szCs w:val="20"/>
-        </w:rPr>
-      </w:pPr>
-      <w:r>
-        <w:rPr>
-          <w:rFonts w:ascii="Times New Roman" w:hAnsi="Times New Roman" w:cs="Times New Roman"/>
-          <w:sz w:val="20"/>
-          <w:szCs w:val="20"/>
-        </w:rPr>
-        <w:t>- Web fejlesztés (HTML, CSS, JS)</w:t>
-      </w:r>
-    </w:p>
-    <w:p>
-      <w:pPr>
-        <w:rPr>
-          <w:rFonts w:ascii="Times New Roman" w:hAnsi="Times New Roman" w:cs="Times New Roman"/>
-          <w:sz w:val="20"/>
-          <w:szCs w:val="20"/>
-        </w:rPr>
-      </w:pPr>
-      <w:r>
-        <w:rPr>
-          <w:rFonts w:ascii="Times New Roman" w:hAnsi="Times New Roman" w:cs="Times New Roman"/>
-          <w:sz w:val="20"/>
-          <w:szCs w:val="20"/>
-        </w:rPr>
-        <w:t>- Backend fejlesztés</w:t>
-      </w:r>
-    </w:p>
-    <w:p>
-      <w:pPr>
-        <w:rPr>
-          <w:rFonts w:ascii="Times New Roman" w:hAnsi="Times New Roman" w:cs="Times New Roman"/>
-          <w:sz w:val="20"/>
-          <w:szCs w:val="20"/>
-        </w:rPr>
-      </w:pPr>
-      <w:r>
-        <w:rPr>
-          <w:rFonts w:ascii="Times New Roman" w:hAnsi="Times New Roman" w:cs="Times New Roman"/>
-          <w:sz w:val="20"/>
-          <w:szCs w:val="20"/>
-        </w:rPr>
-        <w:t xml:space="preserve">- </w:t>
-      </w:r>
-      <w:proofErr w:type="spellStart"/>
-      <w:r>
-        <w:rPr>
-          <w:rFonts w:ascii="Times New Roman" w:hAnsi="Times New Roman" w:cs="Times New Roman"/>
-          <w:sz w:val="20"/>
-          <w:szCs w:val="20"/>
-        </w:rPr>
-        <w:t>Konténerizáció</w:t>
-      </w:r>
-      <w:proofErr w:type="spellEnd"/>
-      <w:r>
-        <w:rPr>
-          <w:rFonts w:ascii="Times New Roman" w:hAnsi="Times New Roman" w:cs="Times New Roman"/>
-          <w:sz w:val="20"/>
-          <w:szCs w:val="20"/>
-        </w:rPr>
-        <w:t xml:space="preserve"> (Docker)</w:t>
-      </w:r>
-    </w:p>
-    <w:p>
-      <w:pPr>
-        <w:rPr>
-          <w:rFonts w:ascii="Times New Roman" w:hAnsi="Times New Roman" w:cs="Times New Roman"/>
-          <w:sz w:val="20"/>
-          <w:szCs w:val="20"/>
-        </w:rPr>
-      </w:pPr>
-      <w:r>
-        <w:rPr>
-          <w:rFonts w:ascii="Times New Roman" w:hAnsi="Times New Roman" w:cs="Times New Roman"/>
-          <w:sz w:val="20"/>
-          <w:szCs w:val="20"/>
-        </w:rPr>
-        <w:t>- Cloud fejlesztés</w:t>
-      </w:r>
-    </w:p>
-    <w:p>
-      <w:pPr>
-        <w:rPr>
-          <w:rFonts w:ascii="Times New Roman" w:hAnsi="Times New Roman" w:cs="Times New Roman"/>
-          <w:sz w:val="20"/>
-          <w:szCs w:val="20"/>
-        </w:rPr>
-      </w:pPr>
-      <w:r>
-        <w:rPr>
-          <w:rFonts w:ascii="Times New Roman" w:hAnsi="Times New Roman" w:cs="Times New Roman"/>
-          <w:sz w:val="20"/>
-          <w:szCs w:val="20"/>
-        </w:rPr>
-        <w:t xml:space="preserve">- </w:t>
-      </w:r>
-      <w:proofErr w:type="spellStart"/>
-      <w:r>
-        <w:rPr>
-          <w:rFonts w:ascii="Times New Roman" w:hAnsi="Times New Roman" w:cs="Times New Roman"/>
-          <w:sz w:val="20"/>
-          <w:szCs w:val="20"/>
-        </w:rPr>
-        <w:t>Remote</w:t>
-      </w:r>
-      <w:proofErr w:type="spellEnd"/>
-      <w:r>
-        <w:rPr>
-          <w:rFonts w:ascii="Times New Roman" w:hAnsi="Times New Roman" w:cs="Times New Roman"/>
-          <w:sz w:val="20"/>
-          <w:szCs w:val="20"/>
-        </w:rPr>
-        <w:t xml:space="preserve"> </w:t>
-      </w:r>
-      <w:proofErr w:type="spellStart"/>
-      <w:r>
-        <w:rPr>
-          <w:rFonts w:ascii="Times New Roman" w:hAnsi="Times New Roman" w:cs="Times New Roman"/>
-          <w:sz w:val="20"/>
-          <w:szCs w:val="20"/>
-        </w:rPr>
-        <w:t>Development</w:t>
-      </w:r>
-      <w:proofErr w:type="spellEnd"/>
-    </w:p>
-    <w:p>
-      <w:pPr>
-        <w:rPr>
-          <w:rFonts w:ascii="Times New Roman" w:hAnsi="Times New Roman" w:cs="Times New Roman"/>
-          <w:sz w:val="20"/>
-          <w:szCs w:val="20"/>
-        </w:rPr>
-      </w:pPr>
-    </w:p>
-    <w:p>
-      <w:pPr>
-        <w:rPr>
-          <w:rFonts w:ascii="Times New Roman" w:hAnsi="Times New Roman" w:cs="Times New Roman"/>
-          <w:sz w:val="20"/>
-          <w:szCs w:val="20"/>
-        </w:rPr>
-      </w:pPr>
-    </w:p>
-    <w:p>
-      <w:pPr>
-        <w:rPr>
-          <w:rFonts w:ascii="Times New Roman" w:hAnsi="Times New Roman" w:cs="Times New Roman"/>
-          <w:sz w:val="20"/>
-          <w:szCs w:val="20"/>
-        </w:rPr>
-      </w:pPr>
-      <w:r>
-        <w:rPr>
-          <w:rFonts w:ascii="Times New Roman" w:hAnsi="Times New Roman" w:cs="Times New Roman"/>
-          <w:sz w:val="20"/>
-          <w:szCs w:val="20"/>
-        </w:rPr>
-        <w:br w:type="page"/>
-      </w:r>
-    </w:p>
-    <w:p>
-      <w:pPr>
-        <w:rPr>
-          <w:rFonts w:ascii="Times New Roman" w:hAnsi="Times New Roman" w:cs="Times New Roman"/>
-          <w:sz w:val="20"/>
-          <w:szCs w:val="20"/>
-        </w:rPr>
-      </w:pPr>
-      <w:r>
-        <w:rPr>
-          <w:rFonts w:ascii="Times New Roman" w:hAnsi="Times New Roman" w:cs="Times New Roman"/>
-          <w:sz w:val="20"/>
-          <w:szCs w:val="20"/>
-        </w:rPr>
-        <w:lastRenderedPageBreak/>
-        <w:t>Visual Studio 2022 fejlesztőeszköz összefoglaló</w:t>
-      </w:r>
-    </w:p>
-    <w:p>
-      <w:pPr>
-        <w:rPr>
-          <w:rFonts w:ascii="Times New Roman" w:hAnsi="Times New Roman" w:cs="Times New Roman"/>
-          <w:sz w:val="20"/>
-          <w:szCs w:val="20"/>
-        </w:rPr>
-      </w:pPr>
-    </w:p>
-    <w:p>
-      <w:pPr>
-        <w:rPr>
-          <w:rFonts w:ascii="Times New Roman" w:hAnsi="Times New Roman" w:cs="Times New Roman"/>
-          <w:sz w:val="20"/>
-          <w:szCs w:val="20"/>
-        </w:rPr>
-      </w:pPr>
-      <w:r>
-        <w:rPr>
-          <w:rFonts w:ascii="Times New Roman" w:hAnsi="Times New Roman" w:cs="Times New Roman"/>
-          <w:sz w:val="20"/>
-          <w:szCs w:val="20"/>
-        </w:rPr>
-        <w:t>Bevezetés</w:t>
-      </w:r>
-    </w:p>
-    <w:p>
-      <w:pPr>
-        <w:rPr>
-          <w:rFonts w:ascii="Times New Roman" w:hAnsi="Times New Roman" w:cs="Times New Roman"/>
-          <w:sz w:val="20"/>
-          <w:szCs w:val="20"/>
-        </w:rPr>
-      </w:pPr>
-    </w:p>
-    <w:p>
-      <w:pPr>
-        <w:rPr>
-          <w:rFonts w:ascii="Times New Roman" w:hAnsi="Times New Roman" w:cs="Times New Roman"/>
-          <w:sz w:val="20"/>
-          <w:szCs w:val="20"/>
-        </w:rPr>
-      </w:pPr>
-      <w:r>
-        <w:rPr>
-          <w:rFonts w:ascii="Times New Roman" w:hAnsi="Times New Roman" w:cs="Times New Roman"/>
-          <w:sz w:val="20"/>
-          <w:szCs w:val="20"/>
-        </w:rPr>
-        <w:t>A Visual Studio 2022 a Microsoft integrált fejlesztőkörnyezete (IDE), amely átfogó eszközkészletet biztosít professzionális alkalmazásfejlesztéshez.</w:t>
-      </w:r>
-    </w:p>
-    <w:p>
-      <w:pPr>
-        <w:rPr>
-          <w:rFonts w:ascii="Times New Roman" w:hAnsi="Times New Roman" w:cs="Times New Roman"/>
-          <w:sz w:val="20"/>
-          <w:szCs w:val="20"/>
-        </w:rPr>
-      </w:pPr>
-    </w:p>
-    <w:p>
-      <w:pPr>
-        <w:rPr>
-          <w:rFonts w:ascii="Times New Roman" w:hAnsi="Times New Roman" w:cs="Times New Roman"/>
-          <w:sz w:val="20"/>
-          <w:szCs w:val="20"/>
-        </w:rPr>
-      </w:pPr>
-      <w:r>
-        <w:rPr>
-          <w:rFonts w:ascii="Times New Roman" w:hAnsi="Times New Roman" w:cs="Times New Roman"/>
-          <w:sz w:val="20"/>
-          <w:szCs w:val="20"/>
-        </w:rPr>
-        <w:t>Működési alapelvek</w:t>
-      </w:r>
-    </w:p>
-    <w:p>
-      <w:pPr>
-        <w:rPr>
-          <w:rFonts w:ascii="Times New Roman" w:hAnsi="Times New Roman" w:cs="Times New Roman"/>
-          <w:sz w:val="20"/>
-          <w:szCs w:val="20"/>
-        </w:rPr>
-      </w:pPr>
-    </w:p>
-    <w:p>
-      <w:pPr>
-        <w:rPr>
-          <w:rFonts w:ascii="Times New Roman" w:hAnsi="Times New Roman" w:cs="Times New Roman"/>
-          <w:sz w:val="20"/>
-          <w:szCs w:val="20"/>
-        </w:rPr>
-      </w:pPr>
-      <w:r>
-        <w:rPr>
-          <w:rFonts w:ascii="Times New Roman" w:hAnsi="Times New Roman" w:cs="Times New Roman"/>
-          <w:sz w:val="20"/>
-          <w:szCs w:val="20"/>
-        </w:rPr>
-        <w:t>64 bites alkalmazásként fut, támogatva a nagy méretű projektek hatékony kezelését, beépített fordítóval és debuggerrel.</w:t>
-      </w:r>
-    </w:p>
-    <w:p>
-      <w:pPr>
-        <w:rPr>
-          <w:rFonts w:ascii="Times New Roman" w:hAnsi="Times New Roman" w:cs="Times New Roman"/>
-          <w:sz w:val="20"/>
-          <w:szCs w:val="20"/>
-        </w:rPr>
-      </w:pPr>
-    </w:p>
-    <w:p>
-      <w:pPr>
-        <w:rPr>
-          <w:rFonts w:ascii="Times New Roman" w:hAnsi="Times New Roman" w:cs="Times New Roman"/>
-          <w:sz w:val="20"/>
-          <w:szCs w:val="20"/>
-        </w:rPr>
-      </w:pPr>
-      <w:r>
-        <w:rPr>
-          <w:rFonts w:ascii="Times New Roman" w:hAnsi="Times New Roman" w:cs="Times New Roman"/>
-          <w:sz w:val="20"/>
-          <w:szCs w:val="20"/>
-        </w:rPr>
-        <w:t>Alapvető funkcionalitás</w:t>
-      </w:r>
-    </w:p>
-    <w:p>
-      <w:pPr>
-        <w:rPr>
-          <w:rFonts w:ascii="Times New Roman" w:hAnsi="Times New Roman" w:cs="Times New Roman"/>
-          <w:sz w:val="20"/>
-          <w:szCs w:val="20"/>
-        </w:rPr>
-      </w:pPr>
-    </w:p>
-    <w:p>
-      <w:pPr>
-        <w:rPr>
-          <w:rFonts w:ascii="Times New Roman" w:hAnsi="Times New Roman" w:cs="Times New Roman"/>
-          <w:sz w:val="20"/>
-          <w:szCs w:val="20"/>
-        </w:rPr>
-      </w:pPr>
-      <w:r>
-        <w:rPr>
-          <w:rFonts w:ascii="Times New Roman" w:hAnsi="Times New Roman" w:cs="Times New Roman"/>
-          <w:sz w:val="20"/>
-          <w:szCs w:val="20"/>
-        </w:rPr>
-        <w:t>Főbb jellemzők:</w:t>
-      </w:r>
-    </w:p>
-    <w:p>
-      <w:pPr>
-        <w:rPr>
-          <w:rFonts w:ascii="Times New Roman" w:hAnsi="Times New Roman" w:cs="Times New Roman"/>
-          <w:sz w:val="20"/>
-          <w:szCs w:val="20"/>
-        </w:rPr>
-      </w:pPr>
-      <w:r>
-        <w:rPr>
-          <w:rFonts w:ascii="Times New Roman" w:hAnsi="Times New Roman" w:cs="Times New Roman"/>
-          <w:sz w:val="20"/>
-          <w:szCs w:val="20"/>
-        </w:rPr>
-        <w:t>- Intelligens kódszerkesztés</w:t>
-      </w:r>
-    </w:p>
-    <w:p>
-      <w:pPr>
-        <w:rPr>
-          <w:rFonts w:ascii="Times New Roman" w:hAnsi="Times New Roman" w:cs="Times New Roman"/>
-          <w:sz w:val="20"/>
-          <w:szCs w:val="20"/>
-        </w:rPr>
-      </w:pPr>
-      <w:r>
-        <w:rPr>
-          <w:rFonts w:ascii="Times New Roman" w:hAnsi="Times New Roman" w:cs="Times New Roman"/>
-          <w:sz w:val="20"/>
-          <w:szCs w:val="20"/>
-        </w:rPr>
-        <w:t>- Vizuális tervezőeszközök</w:t>
-      </w:r>
-    </w:p>
-    <w:p>
-      <w:pPr>
-        <w:rPr>
-          <w:rFonts w:ascii="Times New Roman" w:hAnsi="Times New Roman" w:cs="Times New Roman"/>
-          <w:sz w:val="20"/>
-          <w:szCs w:val="20"/>
-        </w:rPr>
-      </w:pPr>
-      <w:r>
-        <w:rPr>
-          <w:rFonts w:ascii="Times New Roman" w:hAnsi="Times New Roman" w:cs="Times New Roman"/>
-          <w:sz w:val="20"/>
-          <w:szCs w:val="20"/>
-        </w:rPr>
-        <w:t>- Beépített tesztelési eszközök</w:t>
-      </w:r>
-    </w:p>
-    <w:p>
-      <w:pPr>
-        <w:rPr>
-          <w:rFonts w:ascii="Times New Roman" w:hAnsi="Times New Roman" w:cs="Times New Roman"/>
-          <w:sz w:val="20"/>
-          <w:szCs w:val="20"/>
-        </w:rPr>
-      </w:pPr>
-      <w:r>
-        <w:rPr>
-          <w:rFonts w:ascii="Times New Roman" w:hAnsi="Times New Roman" w:cs="Times New Roman"/>
-          <w:sz w:val="20"/>
-          <w:szCs w:val="20"/>
-        </w:rPr>
-        <w:t>- Forráskód verziókezelés</w:t>
-      </w:r>
-    </w:p>
-    <w:p>
-      <w:pPr>
-        <w:rPr>
-          <w:rFonts w:ascii="Times New Roman" w:hAnsi="Times New Roman" w:cs="Times New Roman"/>
-          <w:sz w:val="20"/>
-          <w:szCs w:val="20"/>
-        </w:rPr>
-      </w:pPr>
-      <w:r>
-        <w:rPr>
-          <w:rFonts w:ascii="Times New Roman" w:hAnsi="Times New Roman" w:cs="Times New Roman"/>
-          <w:sz w:val="20"/>
-          <w:szCs w:val="20"/>
-        </w:rPr>
-        <w:t>-Tesztelés beépített keretrendszerre</w:t>
-      </w:r>
-      <w:r>
-        <w:rPr>
-          <w:rFonts w:ascii="Times New Roman" w:hAnsi="Times New Roman" w:cs="Times New Roman"/>
-          <w:sz w:val="20"/>
-          <w:szCs w:val="20"/>
-        </w:rPr>
-        <w:t>l</w:t>
-      </w:r>
-    </w:p>
-    <w:p>
-      <w:pPr>
-        <w:rPr>
-          <w:rFonts w:ascii="Times New Roman" w:hAnsi="Times New Roman" w:cs="Times New Roman"/>
-          <w:sz w:val="20"/>
-          <w:szCs w:val="20"/>
-        </w:rPr>
-      </w:pPr>
-    </w:p>
-    <w:p>
-      <w:pPr>
-        <w:rPr>
-          <w:rFonts w:ascii="Times New Roman" w:hAnsi="Times New Roman" w:cs="Times New Roman"/>
-          <w:sz w:val="20"/>
-          <w:szCs w:val="20"/>
-        </w:rPr>
-      </w:pPr>
-      <w:r>
-        <w:rPr>
-          <w:rFonts w:ascii="Times New Roman" w:hAnsi="Times New Roman" w:cs="Times New Roman"/>
-          <w:sz w:val="20"/>
-          <w:szCs w:val="20"/>
-        </w:rPr>
-        <w:t>Integráció más technológiákkal</w:t>
-      </w:r>
-    </w:p>
-    <w:p>
-      <w:pPr>
-        <w:rPr>
-          <w:rFonts w:ascii="Times New Roman" w:hAnsi="Times New Roman" w:cs="Times New Roman"/>
-          <w:sz w:val="20"/>
-          <w:szCs w:val="20"/>
-        </w:rPr>
-      </w:pPr>
-    </w:p>
-    <w:p>
-      <w:pPr>
-        <w:rPr>
-          <w:rFonts w:ascii="Times New Roman" w:hAnsi="Times New Roman" w:cs="Times New Roman"/>
-          <w:sz w:val="20"/>
-          <w:szCs w:val="20"/>
-        </w:rPr>
-      </w:pPr>
-      <w:r>
-        <w:rPr>
-          <w:rFonts w:ascii="Times New Roman" w:hAnsi="Times New Roman" w:cs="Times New Roman"/>
-          <w:sz w:val="20"/>
-          <w:szCs w:val="20"/>
-        </w:rPr>
-        <w:t>Támogatott területek:</w:t>
-      </w:r>
-    </w:p>
-    <w:p>
-      <w:pPr>
-        <w:rPr>
-          <w:rFonts w:ascii="Times New Roman" w:hAnsi="Times New Roman" w:cs="Times New Roman"/>
-          <w:sz w:val="20"/>
-          <w:szCs w:val="20"/>
-        </w:rPr>
-      </w:pPr>
-      <w:r>
-        <w:rPr>
-          <w:rFonts w:ascii="Times New Roman" w:hAnsi="Times New Roman" w:cs="Times New Roman"/>
-          <w:sz w:val="20"/>
-          <w:szCs w:val="20"/>
-        </w:rPr>
-        <w:t>- .NET Framework/Core fejlesztés</w:t>
-      </w:r>
-    </w:p>
-    <w:p>
-      <w:pPr>
-        <w:rPr>
-          <w:rFonts w:ascii="Times New Roman" w:hAnsi="Times New Roman" w:cs="Times New Roman"/>
-          <w:sz w:val="20"/>
-          <w:szCs w:val="20"/>
-        </w:rPr>
-      </w:pPr>
-      <w:r>
-        <w:rPr>
-          <w:rFonts w:ascii="Times New Roman" w:hAnsi="Times New Roman" w:cs="Times New Roman"/>
-          <w:sz w:val="20"/>
-          <w:szCs w:val="20"/>
-        </w:rPr>
-        <w:t>- C++ fejlesztés</w:t>
-      </w:r>
-    </w:p>
-    <w:p>
-      <w:pPr>
-        <w:rPr>
-          <w:rFonts w:ascii="Times New Roman" w:hAnsi="Times New Roman" w:cs="Times New Roman"/>
-          <w:sz w:val="20"/>
-          <w:szCs w:val="20"/>
-        </w:rPr>
-      </w:pPr>
-      <w:r>
-        <w:rPr>
-          <w:rFonts w:ascii="Times New Roman" w:hAnsi="Times New Roman" w:cs="Times New Roman"/>
-          <w:sz w:val="20"/>
-          <w:szCs w:val="20"/>
-        </w:rPr>
-        <w:t>- Web fejlesztés</w:t>
-      </w:r>
-    </w:p>
-    <w:p>
-      <w:pPr>
-        <w:rPr>
-          <w:rFonts w:ascii="Times New Roman" w:hAnsi="Times New Roman" w:cs="Times New Roman"/>
-          <w:sz w:val="20"/>
-          <w:szCs w:val="20"/>
-        </w:rPr>
-      </w:pPr>
-      <w:r>
-        <w:rPr>
-          <w:rFonts w:ascii="Times New Roman" w:hAnsi="Times New Roman" w:cs="Times New Roman"/>
-          <w:sz w:val="20"/>
-          <w:szCs w:val="20"/>
-        </w:rPr>
-        <w:t>- Mobil fejlesztés</w:t>
-      </w:r>
-    </w:p>
-    <w:p>
-      <w:pPr>
-        <w:rPr>
-          <w:rFonts w:ascii="Times New Roman" w:hAnsi="Times New Roman" w:cs="Times New Roman"/>
-          <w:sz w:val="20"/>
-          <w:szCs w:val="20"/>
-        </w:rPr>
-      </w:pPr>
-    </w:p>
-    <w:p>
-      <w:pPr>
-        <w:rPr>
-          <w:rFonts w:ascii="Times New Roman" w:hAnsi="Times New Roman" w:cs="Times New Roman"/>
-          <w:sz w:val="20"/>
-          <w:szCs w:val="20"/>
-        </w:rPr>
-      </w:pPr>
-      <w:r>
-        <w:rPr>
-          <w:rFonts w:ascii="Times New Roman" w:hAnsi="Times New Roman" w:cs="Times New Roman"/>
-          <w:sz w:val="20"/>
-          <w:szCs w:val="20"/>
-        </w:rPr>
-        <w:t>Következtetés</w:t>
-      </w:r>
-    </w:p>
-    <w:p>
-      <w:pPr>
-        <w:rPr>
-          <w:rFonts w:ascii="Times New Roman" w:hAnsi="Times New Roman" w:cs="Times New Roman"/>
-          <w:sz w:val="20"/>
-          <w:szCs w:val="20"/>
-        </w:rPr>
-      </w:pPr>
-    </w:p>
-    <w:p>
-      <w:pPr>
-        <w:rPr>
-          <w:rFonts w:ascii="Times New Roman" w:hAnsi="Times New Roman" w:cs="Times New Roman"/>
-          <w:sz w:val="20"/>
-          <w:szCs w:val="20"/>
-        </w:rPr>
-      </w:pPr>
-      <w:r>
-        <w:rPr>
-          <w:rFonts w:ascii="Times New Roman" w:hAnsi="Times New Roman" w:cs="Times New Roman"/>
-          <w:sz w:val="20"/>
-          <w:szCs w:val="20"/>
-        </w:rPr>
-        <w:t xml:space="preserve">A Visual Studio 2022 egy komplett, </w:t>
-      </w:r>
-      <w:r>
-        <w:rPr>
-          <w:rFonts w:ascii="Times New Roman" w:hAnsi="Times New Roman" w:cs="Times New Roman"/>
-          <w:sz w:val="20"/>
-          <w:szCs w:val="20"/>
-        </w:rPr>
-        <w:t>magas</w:t>
-      </w:r>
-      <w:r>
-        <w:rPr>
-          <w:rFonts w:ascii="Times New Roman" w:hAnsi="Times New Roman" w:cs="Times New Roman"/>
-          <w:sz w:val="20"/>
-          <w:szCs w:val="20"/>
-        </w:rPr>
-        <w:t xml:space="preserve"> szintű fejlesztőkörnyezet, amely különösen alkalmas nagyméretű, komplex alkalmazások fejlesztésére.</w:t>
-      </w:r>
-    </w:p>
-    <w:p>
-      <w:pPr>
-        <w:rPr>
-          <w:rFonts w:ascii="Times New Roman" w:hAnsi="Times New Roman" w:cs="Times New Roman"/>
-          <w:sz w:val="20"/>
-          <w:szCs w:val="20"/>
-        </w:rPr>
-      </w:pPr>
-      <w:r>
-        <w:rPr>
-          <w:rFonts w:ascii="Times New Roman" w:hAnsi="Times New Roman" w:cs="Times New Roman"/>
-          <w:sz w:val="20"/>
-          <w:szCs w:val="20"/>
-        </w:rPr>
-        <w:br w:type="page"/>
-      </w:r>
-    </w:p>
-    <w:p>
-      <w:pPr>
-        <w:rPr>
-          <w:rFonts w:ascii="Times New Roman" w:hAnsi="Times New Roman" w:cs="Times New Roman"/>
-          <w:sz w:val="20"/>
-          <w:szCs w:val="20"/>
-        </w:rPr>
-      </w:pPr>
-      <w:r>
-        <w:rPr>
-          <w:rFonts w:ascii="Times New Roman" w:hAnsi="Times New Roman" w:cs="Times New Roman"/>
-          <w:sz w:val="20"/>
-          <w:szCs w:val="20"/>
-        </w:rPr>
-        <w:lastRenderedPageBreak/>
-        <w:t>Swagger (OpenAPI) összefoglaló</w:t>
-      </w:r>
-    </w:p>
-    <w:p>
-      <w:pPr>
-        <w:rPr>
-          <w:rFonts w:ascii="Times New Roman" w:hAnsi="Times New Roman" w:cs="Times New Roman"/>
-          <w:sz w:val="20"/>
-          <w:szCs w:val="20"/>
-        </w:rPr>
-      </w:pPr>
-    </w:p>
-    <w:p>
-      <w:pPr>
-        <w:rPr>
-          <w:rFonts w:ascii="Times New Roman" w:hAnsi="Times New Roman" w:cs="Times New Roman"/>
-          <w:sz w:val="20"/>
-          <w:szCs w:val="20"/>
-        </w:rPr>
-      </w:pPr>
-      <w:r>
-        <w:rPr>
-          <w:rFonts w:ascii="Times New Roman" w:hAnsi="Times New Roman" w:cs="Times New Roman"/>
-          <w:sz w:val="20"/>
-          <w:szCs w:val="20"/>
-        </w:rPr>
-        <w:t>Bevezetés</w:t>
-      </w:r>
-    </w:p>
-    <w:p>
-      <w:pPr>
-        <w:rPr>
-          <w:rFonts w:ascii="Times New Roman" w:hAnsi="Times New Roman" w:cs="Times New Roman"/>
-          <w:sz w:val="20"/>
-          <w:szCs w:val="20"/>
-        </w:rPr>
-      </w:pPr>
-    </w:p>
-    <w:p>
-      <w:pPr>
-        <w:rPr>
-          <w:rFonts w:ascii="Times New Roman" w:hAnsi="Times New Roman" w:cs="Times New Roman"/>
-          <w:sz w:val="20"/>
-          <w:szCs w:val="20"/>
-        </w:rPr>
-      </w:pPr>
-      <w:r>
-        <w:rPr>
-          <w:rFonts w:ascii="Times New Roman" w:hAnsi="Times New Roman" w:cs="Times New Roman"/>
-          <w:sz w:val="20"/>
-          <w:szCs w:val="20"/>
-        </w:rPr>
-        <w:t>A Swagger (OpenAPI) egy API dokumentációs és tervezési keretrendszer, amely lehetővé teszi RESTful API-k szabványos leírását és tesztelését.</w:t>
-      </w:r>
-    </w:p>
-    <w:p>
-      <w:pPr>
-        <w:rPr>
-          <w:rFonts w:ascii="Times New Roman" w:hAnsi="Times New Roman" w:cs="Times New Roman"/>
-          <w:sz w:val="20"/>
-          <w:szCs w:val="20"/>
-        </w:rPr>
-      </w:pPr>
-    </w:p>
-    <w:p>
-      <w:pPr>
-        <w:rPr>
-          <w:rFonts w:ascii="Times New Roman" w:hAnsi="Times New Roman" w:cs="Times New Roman"/>
-          <w:sz w:val="20"/>
-          <w:szCs w:val="20"/>
-        </w:rPr>
-      </w:pPr>
-      <w:r>
-        <w:rPr>
-          <w:rFonts w:ascii="Times New Roman" w:hAnsi="Times New Roman" w:cs="Times New Roman"/>
-          <w:sz w:val="20"/>
-          <w:szCs w:val="20"/>
-        </w:rPr>
-        <w:t>Működési alapelvek</w:t>
-      </w:r>
-    </w:p>
-    <w:p>
-      <w:pPr>
-        <w:rPr>
-          <w:rFonts w:ascii="Times New Roman" w:hAnsi="Times New Roman" w:cs="Times New Roman"/>
-          <w:sz w:val="20"/>
-          <w:szCs w:val="20"/>
-        </w:rPr>
-      </w:pPr>
-    </w:p>
-    <w:p>
-      <w:pPr>
-        <w:rPr>
-          <w:rFonts w:ascii="Times New Roman" w:hAnsi="Times New Roman" w:cs="Times New Roman"/>
-          <w:sz w:val="20"/>
-          <w:szCs w:val="20"/>
-        </w:rPr>
-      </w:pPr>
-      <w:r>
-        <w:rPr>
-          <w:rFonts w:ascii="Times New Roman" w:hAnsi="Times New Roman" w:cs="Times New Roman"/>
-          <w:sz w:val="20"/>
-          <w:szCs w:val="20"/>
-        </w:rPr>
-        <w:t>Az eszköz JSON vagy YAML formátumban definiált API specifikációkon alapul, amelyekből automatikusan generál interaktív dokumentációt és kliens könyvtárakat.</w:t>
-      </w:r>
-    </w:p>
-    <w:p>
-      <w:pPr>
-        <w:rPr>
-          <w:rFonts w:ascii="Times New Roman" w:hAnsi="Times New Roman" w:cs="Times New Roman"/>
-          <w:sz w:val="20"/>
-          <w:szCs w:val="20"/>
-        </w:rPr>
-      </w:pPr>
-    </w:p>
-    <w:p>
-      <w:pPr>
-        <w:rPr>
-          <w:rFonts w:ascii="Times New Roman" w:hAnsi="Times New Roman" w:cs="Times New Roman"/>
-          <w:sz w:val="20"/>
-          <w:szCs w:val="20"/>
-        </w:rPr>
-      </w:pPr>
-      <w:r>
-        <w:rPr>
-          <w:rFonts w:ascii="Times New Roman" w:hAnsi="Times New Roman" w:cs="Times New Roman"/>
-          <w:sz w:val="20"/>
-          <w:szCs w:val="20"/>
-        </w:rPr>
-        <w:t>Technológiai háttér</w:t>
-      </w:r>
-    </w:p>
-    <w:p>
-      <w:pPr>
-        <w:rPr>
-          <w:rFonts w:ascii="Times New Roman" w:hAnsi="Times New Roman" w:cs="Times New Roman"/>
-          <w:sz w:val="20"/>
-          <w:szCs w:val="20"/>
-        </w:rPr>
-      </w:pPr>
-    </w:p>
-    <w:p>
-      <w:pPr>
-        <w:rPr>
-          <w:rFonts w:ascii="Times New Roman" w:hAnsi="Times New Roman" w:cs="Times New Roman"/>
-          <w:sz w:val="20"/>
-          <w:szCs w:val="20"/>
-        </w:rPr>
-      </w:pPr>
-      <w:r>
-        <w:rPr>
-          <w:rFonts w:ascii="Times New Roman" w:hAnsi="Times New Roman" w:cs="Times New Roman"/>
-          <w:sz w:val="20"/>
-          <w:szCs w:val="20"/>
-        </w:rPr>
-        <w:t>Működési folyamat:</w:t>
-      </w:r>
-    </w:p>
-    <w:p>
-      <w:pPr>
-        <w:rPr>
-          <w:rFonts w:ascii="Times New Roman" w:hAnsi="Times New Roman" w:cs="Times New Roman"/>
-          <w:sz w:val="20"/>
-          <w:szCs w:val="20"/>
-        </w:rPr>
-      </w:pPr>
-      <w:r>
-        <w:rPr>
-          <w:rFonts w:ascii="Times New Roman" w:hAnsi="Times New Roman" w:cs="Times New Roman"/>
-          <w:sz w:val="20"/>
-          <w:szCs w:val="20"/>
-        </w:rPr>
-        <w:t>1. API specifikáció definiálása</w:t>
-      </w:r>
-    </w:p>
-    <w:p>
-      <w:pPr>
-        <w:rPr>
-          <w:rFonts w:ascii="Times New Roman" w:hAnsi="Times New Roman" w:cs="Times New Roman"/>
-          <w:sz w:val="20"/>
-          <w:szCs w:val="20"/>
-        </w:rPr>
-      </w:pPr>
-      <w:r>
-        <w:rPr>
-          <w:rFonts w:ascii="Times New Roman" w:hAnsi="Times New Roman" w:cs="Times New Roman"/>
-          <w:sz w:val="20"/>
-          <w:szCs w:val="20"/>
-        </w:rPr>
-        <w:t>2. Dokumentáció automatikus generálása</w:t>
-      </w:r>
-    </w:p>
-    <w:p>
-      <w:pPr>
-        <w:rPr>
-          <w:rFonts w:ascii="Times New Roman" w:hAnsi="Times New Roman" w:cs="Times New Roman"/>
-          <w:sz w:val="20"/>
-          <w:szCs w:val="20"/>
-        </w:rPr>
-      </w:pPr>
-      <w:r>
-        <w:rPr>
-          <w:rFonts w:ascii="Times New Roman" w:hAnsi="Times New Roman" w:cs="Times New Roman"/>
-          <w:sz w:val="20"/>
-          <w:szCs w:val="20"/>
-        </w:rPr>
-        <w:t>3. Interaktív API felület létrehozása</w:t>
-      </w:r>
-    </w:p>
-    <w:p>
-      <w:pPr>
-        <w:rPr>
-          <w:rFonts w:ascii="Times New Roman" w:hAnsi="Times New Roman" w:cs="Times New Roman"/>
-          <w:sz w:val="20"/>
-          <w:szCs w:val="20"/>
-        </w:rPr>
-      </w:pPr>
-      <w:r>
-        <w:rPr>
-          <w:rFonts w:ascii="Times New Roman" w:hAnsi="Times New Roman" w:cs="Times New Roman"/>
-          <w:sz w:val="20"/>
-          <w:szCs w:val="20"/>
-        </w:rPr>
-        <w:t>4. Kliens kód generálása különböző nyelvekhez</w:t>
-      </w:r>
-    </w:p>
-    <w:p>
-      <w:pPr>
-        <w:rPr>
-          <w:rFonts w:ascii="Times New Roman" w:hAnsi="Times New Roman" w:cs="Times New Roman"/>
-          <w:sz w:val="20"/>
-          <w:szCs w:val="20"/>
-        </w:rPr>
-      </w:pPr>
-      <w:r>
-        <w:rPr>
-          <w:rFonts w:ascii="Times New Roman" w:hAnsi="Times New Roman" w:cs="Times New Roman"/>
-          <w:sz w:val="20"/>
-          <w:szCs w:val="20"/>
-        </w:rPr>
-        <w:t>5. API tesztelési környezet biztosítása</w:t>
-      </w:r>
-    </w:p>
-    <w:p>
-      <w:pPr>
-        <w:rPr>
-          <w:rFonts w:ascii="Times New Roman" w:hAnsi="Times New Roman" w:cs="Times New Roman"/>
-          <w:sz w:val="20"/>
-          <w:szCs w:val="20"/>
-        </w:rPr>
-      </w:pPr>
-    </w:p>
-    <w:p>
-      <w:pPr>
-        <w:rPr>
-          <w:rFonts w:ascii="Times New Roman" w:hAnsi="Times New Roman" w:cs="Times New Roman"/>
-          <w:sz w:val="20"/>
-          <w:szCs w:val="20"/>
-        </w:rPr>
-      </w:pPr>
-      <w:r>
-        <w:rPr>
-          <w:rFonts w:ascii="Times New Roman" w:hAnsi="Times New Roman" w:cs="Times New Roman"/>
-          <w:sz w:val="20"/>
-          <w:szCs w:val="20"/>
-        </w:rPr>
-        <w:t>Integráció más technológiákkal</w:t>
-      </w:r>
-    </w:p>
-    <w:p>
-      <w:pPr>
-        <w:rPr>
-          <w:rFonts w:ascii="Times New Roman" w:hAnsi="Times New Roman" w:cs="Times New Roman"/>
-          <w:sz w:val="20"/>
-          <w:szCs w:val="20"/>
-        </w:rPr>
-      </w:pPr>
-    </w:p>
-    <w:p>
-      <w:pPr>
-        <w:rPr>
-          <w:rFonts w:ascii="Times New Roman" w:hAnsi="Times New Roman" w:cs="Times New Roman"/>
-          <w:sz w:val="20"/>
-          <w:szCs w:val="20"/>
-        </w:rPr>
-      </w:pPr>
-      <w:r>
-        <w:rPr>
-          <w:rFonts w:ascii="Times New Roman" w:hAnsi="Times New Roman" w:cs="Times New Roman"/>
-          <w:sz w:val="20"/>
-          <w:szCs w:val="20"/>
-        </w:rPr>
-        <w:t>Kapcsolódási pontok:</w:t>
-      </w:r>
-    </w:p>
-    <w:p>
-      <w:pPr>
-        <w:rPr>
-          <w:rFonts w:ascii="Times New Roman" w:hAnsi="Times New Roman" w:cs="Times New Roman"/>
-          <w:sz w:val="20"/>
-          <w:szCs w:val="20"/>
-        </w:rPr>
-      </w:pPr>
-      <w:r>
-        <w:rPr>
-          <w:rFonts w:ascii="Times New Roman" w:hAnsi="Times New Roman" w:cs="Times New Roman"/>
-          <w:sz w:val="20"/>
-          <w:szCs w:val="20"/>
-        </w:rPr>
-        <w:t>- .NET Core/ASP.NET</w:t>
-      </w:r>
-    </w:p>
-    <w:p>
-      <w:pPr>
-        <w:rPr>
-          <w:rFonts w:ascii="Times New Roman" w:hAnsi="Times New Roman" w:cs="Times New Roman"/>
-          <w:sz w:val="20"/>
-          <w:szCs w:val="20"/>
-        </w:rPr>
-      </w:pPr>
-      <w:r>
-        <w:rPr>
-          <w:rFonts w:ascii="Times New Roman" w:hAnsi="Times New Roman" w:cs="Times New Roman"/>
-          <w:sz w:val="20"/>
-          <w:szCs w:val="20"/>
-        </w:rPr>
-        <w:t>- Node.js</w:t>
-      </w:r>
-    </w:p>
-    <w:p>
-      <w:pPr>
-        <w:rPr>
-          <w:rFonts w:ascii="Times New Roman" w:hAnsi="Times New Roman" w:cs="Times New Roman"/>
-          <w:sz w:val="20"/>
-          <w:szCs w:val="20"/>
-        </w:rPr>
-      </w:pPr>
-      <w:r>
-        <w:rPr>
-          <w:rFonts w:ascii="Times New Roman" w:hAnsi="Times New Roman" w:cs="Times New Roman"/>
-          <w:sz w:val="20"/>
-          <w:szCs w:val="20"/>
-        </w:rPr>
-        <w:t>- Java Spring</w:t>
-      </w:r>
-    </w:p>
-    <w:p>
-      <w:pPr>
-        <w:rPr>
-          <w:rFonts w:ascii="Times New Roman" w:hAnsi="Times New Roman" w:cs="Times New Roman"/>
-          <w:sz w:val="20"/>
-          <w:szCs w:val="20"/>
-        </w:rPr>
-      </w:pPr>
-      <w:r>
-        <w:rPr>
-          <w:rFonts w:ascii="Times New Roman" w:hAnsi="Times New Roman" w:cs="Times New Roman"/>
-          <w:sz w:val="20"/>
-          <w:szCs w:val="20"/>
-        </w:rPr>
-        <w:t xml:space="preserve">- Python </w:t>
-      </w:r>
-      <w:proofErr w:type="spellStart"/>
-      <w:r>
-        <w:rPr>
-          <w:rFonts w:ascii="Times New Roman" w:hAnsi="Times New Roman" w:cs="Times New Roman"/>
-          <w:sz w:val="20"/>
-          <w:szCs w:val="20"/>
-        </w:rPr>
-        <w:t>Flask</w:t>
-      </w:r>
-      <w:proofErr w:type="spellEnd"/>
-      <w:r>
-        <w:rPr>
-          <w:rFonts w:ascii="Times New Roman" w:hAnsi="Times New Roman" w:cs="Times New Roman"/>
-          <w:sz w:val="20"/>
-          <w:szCs w:val="20"/>
-        </w:rPr>
-        <w:t>/</w:t>
-      </w:r>
-      <w:proofErr w:type="spellStart"/>
-      <w:r>
-        <w:rPr>
-          <w:rFonts w:ascii="Times New Roman" w:hAnsi="Times New Roman" w:cs="Times New Roman"/>
-          <w:sz w:val="20"/>
-          <w:szCs w:val="20"/>
-        </w:rPr>
-        <w:t>Django</w:t>
-      </w:r>
-      <w:proofErr w:type="spellEnd"/>
-    </w:p>
-    <w:p>
-      <w:pPr>
-        <w:rPr>
-          <w:rFonts w:ascii="Times New Roman" w:hAnsi="Times New Roman" w:cs="Times New Roman"/>
-          <w:sz w:val="20"/>
-          <w:szCs w:val="20"/>
-        </w:rPr>
-      </w:pPr>
-      <w:r>
-        <w:rPr>
-          <w:rFonts w:ascii="Times New Roman" w:hAnsi="Times New Roman" w:cs="Times New Roman"/>
-          <w:sz w:val="20"/>
-          <w:szCs w:val="20"/>
-        </w:rPr>
-        <w:t>- CI/CD rendszerek</w:t>
-      </w:r>
-    </w:p>
-    <w:p>
-      <w:pPr>
-        <w:rPr>
-          <w:rFonts w:ascii="Times New Roman" w:hAnsi="Times New Roman" w:cs="Times New Roman"/>
-          <w:sz w:val="20"/>
-          <w:szCs w:val="20"/>
-        </w:rPr>
-      </w:pPr>
-    </w:p>
-    <w:p>
-      <w:pPr>
-        <w:rPr>
-          <w:rFonts w:ascii="Times New Roman" w:hAnsi="Times New Roman" w:cs="Times New Roman"/>
-          <w:sz w:val="20"/>
-          <w:szCs w:val="20"/>
-        </w:rPr>
-      </w:pPr>
-      <w:r>
-        <w:rPr>
-          <w:rFonts w:ascii="Times New Roman" w:hAnsi="Times New Roman" w:cs="Times New Roman"/>
-          <w:sz w:val="20"/>
-          <w:szCs w:val="20"/>
-        </w:rPr>
-        <w:t>Fejlesztési irányelvek</w:t>
-      </w:r>
-    </w:p>
-    <w:p>
-      <w:pPr>
-        <w:rPr>
-          <w:rFonts w:ascii="Times New Roman" w:hAnsi="Times New Roman" w:cs="Times New Roman"/>
-          <w:sz w:val="20"/>
-          <w:szCs w:val="20"/>
-        </w:rPr>
-      </w:pPr>
-    </w:p>
-    <w:p>
-      <w:pPr>
-        <w:rPr>
-          <w:rFonts w:ascii="Times New Roman" w:hAnsi="Times New Roman" w:cs="Times New Roman"/>
-          <w:sz w:val="20"/>
-          <w:szCs w:val="20"/>
-        </w:rPr>
-      </w:pPr>
-      <w:r>
-        <w:rPr>
-          <w:rFonts w:ascii="Times New Roman" w:hAnsi="Times New Roman" w:cs="Times New Roman"/>
-          <w:sz w:val="20"/>
-          <w:szCs w:val="20"/>
-        </w:rPr>
-        <w:t>Ajánlott gyakorlatok:</w:t>
-      </w:r>
-    </w:p>
-    <w:p>
-      <w:pPr>
-        <w:rPr>
-          <w:rFonts w:ascii="Times New Roman" w:hAnsi="Times New Roman" w:cs="Times New Roman"/>
-          <w:sz w:val="20"/>
-          <w:szCs w:val="20"/>
-        </w:rPr>
-      </w:pPr>
-      <w:r>
-        <w:rPr>
-          <w:rFonts w:ascii="Times New Roman" w:hAnsi="Times New Roman" w:cs="Times New Roman"/>
-          <w:sz w:val="20"/>
-          <w:szCs w:val="20"/>
-        </w:rPr>
-        <w:t>- API verziókezelés</w:t>
-      </w:r>
-    </w:p>
-    <w:p>
-      <w:pPr>
-        <w:rPr>
-          <w:rFonts w:ascii="Times New Roman" w:hAnsi="Times New Roman" w:cs="Times New Roman"/>
-          <w:sz w:val="20"/>
-          <w:szCs w:val="20"/>
-        </w:rPr>
-      </w:pPr>
-      <w:r>
-        <w:rPr>
-          <w:rFonts w:ascii="Times New Roman" w:hAnsi="Times New Roman" w:cs="Times New Roman"/>
-          <w:sz w:val="20"/>
-          <w:szCs w:val="20"/>
-        </w:rPr>
-        <w:lastRenderedPageBreak/>
-        <w:t>- Részletes paraméter dokumentáció</w:t>
-      </w:r>
-    </w:p>
-    <w:p>
-      <w:pPr>
-        <w:rPr>
-          <w:rFonts w:ascii="Times New Roman" w:hAnsi="Times New Roman" w:cs="Times New Roman"/>
-          <w:sz w:val="20"/>
-          <w:szCs w:val="20"/>
-        </w:rPr>
-      </w:pPr>
-      <w:r>
-        <w:rPr>
-          <w:rFonts w:ascii="Times New Roman" w:hAnsi="Times New Roman" w:cs="Times New Roman"/>
-          <w:sz w:val="20"/>
-          <w:szCs w:val="20"/>
-        </w:rPr>
-        <w:t>- Példák és tesztesetek definiálása</w:t>
-      </w:r>
-    </w:p>
-    <w:p>
-      <w:pPr>
-        <w:rPr>
-          <w:rFonts w:ascii="Times New Roman" w:hAnsi="Times New Roman" w:cs="Times New Roman"/>
-          <w:sz w:val="20"/>
-          <w:szCs w:val="20"/>
-        </w:rPr>
-      </w:pPr>
-      <w:r>
-        <w:rPr>
-          <w:rFonts w:ascii="Times New Roman" w:hAnsi="Times New Roman" w:cs="Times New Roman"/>
-          <w:sz w:val="20"/>
-          <w:szCs w:val="20"/>
-        </w:rPr>
-        <w:t>- Biztonsági konfigurációk</w:t>
-      </w:r>
-    </w:p>
-    <w:p>
-      <w:pPr>
-        <w:rPr>
-          <w:rFonts w:ascii="Times New Roman" w:hAnsi="Times New Roman" w:cs="Times New Roman"/>
-          <w:sz w:val="20"/>
-          <w:szCs w:val="20"/>
-        </w:rPr>
-      </w:pPr>
-      <w:r>
-        <w:rPr>
-          <w:rFonts w:ascii="Times New Roman" w:hAnsi="Times New Roman" w:cs="Times New Roman"/>
-          <w:sz w:val="20"/>
-          <w:szCs w:val="20"/>
-        </w:rPr>
-        <w:t>- Szabványos hibakezelés</w:t>
-      </w:r>
-    </w:p>
-    <w:p>
-      <w:pPr>
-        <w:rPr>
-          <w:rFonts w:ascii="Times New Roman" w:hAnsi="Times New Roman" w:cs="Times New Roman"/>
-          <w:sz w:val="20"/>
-          <w:szCs w:val="20"/>
-        </w:rPr>
-      </w:pPr>
-    </w:p>
-    <w:p>
-      <w:pPr>
-        <w:rPr>
-          <w:rFonts w:ascii="Times New Roman" w:hAnsi="Times New Roman" w:cs="Times New Roman"/>
-          <w:sz w:val="20"/>
-          <w:szCs w:val="20"/>
-        </w:rPr>
-      </w:pPr>
-      <w:r>
-        <w:rPr>
-          <w:rFonts w:ascii="Times New Roman" w:hAnsi="Times New Roman" w:cs="Times New Roman"/>
-          <w:sz w:val="20"/>
-          <w:szCs w:val="20"/>
-        </w:rPr>
-        <w:t>Következtetés</w:t>
-      </w:r>
-    </w:p>
-    <w:p>
-      <w:pPr>
-        <w:rPr>
-          <w:rFonts w:ascii="Times New Roman" w:hAnsi="Times New Roman" w:cs="Times New Roman"/>
-          <w:sz w:val="20"/>
-          <w:szCs w:val="20"/>
-        </w:rPr>
-      </w:pPr>
-    </w:p>
-    <w:p>
-      <w:pPr>
-        <w:rPr>
-          <w:rFonts w:ascii="Times New Roman" w:hAnsi="Times New Roman" w:cs="Times New Roman"/>
-          <w:sz w:val="20"/>
-          <w:szCs w:val="20"/>
-        </w:rPr>
-      </w:pPr>
-      <w:r>
-        <w:rPr>
-          <w:rFonts w:ascii="Times New Roman" w:hAnsi="Times New Roman" w:cs="Times New Roman"/>
-          <w:sz w:val="20"/>
-          <w:szCs w:val="20"/>
-        </w:rPr>
-        <w:t>A Swagger nélkülözhetetlen eszköz modern API fejlesztéshez, amely jelentősen megkönnyíti a dokumentációt és a fejlesztőcsapatok közötti együttműködést.</w:t>
-      </w:r>
-    </w:p>
-    <w:p>
-      <w:pPr>
-        <w:rPr>
-          <w:rFonts w:ascii="Times New Roman" w:hAnsi="Times New Roman" w:cs="Times New Roman"/>
-          <w:sz w:val="20"/>
-          <w:szCs w:val="20"/>
-        </w:rPr>
-      </w:pPr>
-      <w:r>
-        <w:rPr>
-          <w:rFonts w:ascii="Times New Roman" w:hAnsi="Times New Roman" w:cs="Times New Roman"/>
-          <w:sz w:val="20"/>
-          <w:szCs w:val="20"/>
-        </w:rPr>
-        <w:br w:type="page"/>
-      </w:r>
-    </w:p>
-    <w:p>
-      <w:pPr>
-        <w:rPr>
-          <w:rFonts w:ascii="Times New Roman" w:hAnsi="Times New Roman" w:cs="Times New Roman"/>
-          <w:sz w:val="20"/>
-          <w:szCs w:val="20"/>
-        </w:rPr>
-      </w:pPr>
-      <w:r>
-        <w:rPr>
-          <w:rFonts w:ascii="Times New Roman" w:hAnsi="Times New Roman" w:cs="Times New Roman"/>
-          <w:sz w:val="20"/>
-          <w:szCs w:val="20"/>
-        </w:rPr>
-        <w:lastRenderedPageBreak/>
-        <w:br w:type="page"/>
-      </w:r>
-      <w:r>
-        <w:rPr>
-          <w:rFonts w:ascii="Times New Roman" w:hAnsi="Times New Roman" w:cs="Times New Roman"/>
-          <w:sz w:val="20"/>
-          <w:szCs w:val="20"/>
-        </w:rPr>
-        <w:lastRenderedPageBreak/>
-        <w:t># phpMyAdmin fejlesztőeszköz összefoglaló</w:t>
-      </w:r>
-    </w:p>
-    <w:p>
-      <w:pPr>
-        <w:rPr>
-          <w:rFonts w:ascii="Times New Roman" w:hAnsi="Times New Roman" w:cs="Times New Roman"/>
-          <w:sz w:val="20"/>
-          <w:szCs w:val="20"/>
-        </w:rPr>
-      </w:pPr>
-    </w:p>
-    <w:p>
-      <w:pPr>
-        <w:rPr>
-          <w:rFonts w:ascii="Times New Roman" w:hAnsi="Times New Roman" w:cs="Times New Roman"/>
-          <w:sz w:val="20"/>
-          <w:szCs w:val="20"/>
-        </w:rPr>
-      </w:pPr>
-      <w:r>
-        <w:rPr>
-          <w:rFonts w:ascii="Times New Roman" w:hAnsi="Times New Roman" w:cs="Times New Roman"/>
-          <w:sz w:val="20"/>
-          <w:szCs w:val="20"/>
-        </w:rPr>
-        <w:t>## Bevezetés</w:t>
-      </w:r>
-    </w:p>
-    <w:p>
-      <w:pPr>
-        <w:rPr>
-          <w:rFonts w:ascii="Times New Roman" w:hAnsi="Times New Roman" w:cs="Times New Roman"/>
-          <w:sz w:val="20"/>
-          <w:szCs w:val="20"/>
-        </w:rPr>
-      </w:pPr>
-    </w:p>
-    <w:p>
-      <w:pPr>
-        <w:rPr>
-          <w:rFonts w:ascii="Times New Roman" w:hAnsi="Times New Roman" w:cs="Times New Roman"/>
-          <w:sz w:val="20"/>
-          <w:szCs w:val="20"/>
-        </w:rPr>
-      </w:pPr>
-      <w:r>
-        <w:rPr>
-          <w:rFonts w:ascii="Times New Roman" w:hAnsi="Times New Roman" w:cs="Times New Roman"/>
-          <w:sz w:val="20"/>
-          <w:szCs w:val="20"/>
-        </w:rPr>
-        <w:t>A phpMyAdmin egy nyílt forráskódú webes felülettel rendelkező MySQL/</w:t>
-      </w:r>
-      <w:proofErr w:type="spellStart"/>
-      <w:r>
-        <w:rPr>
-          <w:rFonts w:ascii="Times New Roman" w:hAnsi="Times New Roman" w:cs="Times New Roman"/>
-          <w:sz w:val="20"/>
-          <w:szCs w:val="20"/>
-        </w:rPr>
-        <w:t>MariaDB</w:t>
-      </w:r>
-      <w:proofErr w:type="spellEnd"/>
-      <w:r>
-        <w:rPr>
-          <w:rFonts w:ascii="Times New Roman" w:hAnsi="Times New Roman" w:cs="Times New Roman"/>
-          <w:sz w:val="20"/>
-          <w:szCs w:val="20"/>
-        </w:rPr>
-        <w:t xml:space="preserve"> adatbázis-kezelő eszköz, amely egyszerűsíti az adatbázisok adminisztrációját.</w:t>
-      </w:r>
-    </w:p>
-    <w:p>
-      <w:pPr>
-        <w:rPr>
-          <w:rFonts w:ascii="Times New Roman" w:hAnsi="Times New Roman" w:cs="Times New Roman"/>
-          <w:sz w:val="20"/>
-          <w:szCs w:val="20"/>
-        </w:rPr>
-      </w:pPr>
-    </w:p>
-    <w:p>
-      <w:pPr>
-        <w:rPr>
-          <w:rFonts w:ascii="Times New Roman" w:hAnsi="Times New Roman" w:cs="Times New Roman"/>
-          <w:sz w:val="20"/>
-          <w:szCs w:val="20"/>
-        </w:rPr>
-      </w:pPr>
-      <w:r>
-        <w:rPr>
-          <w:rFonts w:ascii="Times New Roman" w:hAnsi="Times New Roman" w:cs="Times New Roman"/>
-          <w:sz w:val="20"/>
-          <w:szCs w:val="20"/>
-        </w:rPr>
-        <w:t>## Működési alapelvek</w:t>
-      </w:r>
-    </w:p>
-    <w:p>
-      <w:pPr>
-        <w:rPr>
-          <w:rFonts w:ascii="Times New Roman" w:hAnsi="Times New Roman" w:cs="Times New Roman"/>
-          <w:sz w:val="20"/>
-          <w:szCs w:val="20"/>
-        </w:rPr>
-      </w:pPr>
-    </w:p>
-    <w:p>
-      <w:pPr>
-        <w:rPr>
-          <w:rFonts w:ascii="Times New Roman" w:hAnsi="Times New Roman" w:cs="Times New Roman"/>
-          <w:sz w:val="20"/>
-          <w:szCs w:val="20"/>
-        </w:rPr>
-      </w:pPr>
-      <w:r>
-        <w:rPr>
-          <w:rFonts w:ascii="Times New Roman" w:hAnsi="Times New Roman" w:cs="Times New Roman"/>
-          <w:sz w:val="20"/>
-          <w:szCs w:val="20"/>
-        </w:rPr>
-        <w:t>PHP-ban írt webalkalmazásként működik, amely grafikus felületet biztosít MySQL műveletek végrehajtásához.</w:t>
-      </w:r>
-    </w:p>
-    <w:p>
-      <w:pPr>
-        <w:rPr>
-          <w:rFonts w:ascii="Times New Roman" w:hAnsi="Times New Roman" w:cs="Times New Roman"/>
-          <w:sz w:val="20"/>
-          <w:szCs w:val="20"/>
-        </w:rPr>
-      </w:pPr>
-    </w:p>
-    <w:p>
-      <w:pPr>
-        <w:rPr>
-          <w:rFonts w:ascii="Times New Roman" w:hAnsi="Times New Roman" w:cs="Times New Roman"/>
-          <w:sz w:val="20"/>
-          <w:szCs w:val="20"/>
-        </w:rPr>
-      </w:pPr>
-      <w:r>
-        <w:rPr>
-          <w:rFonts w:ascii="Times New Roman" w:hAnsi="Times New Roman" w:cs="Times New Roman"/>
-          <w:sz w:val="20"/>
-          <w:szCs w:val="20"/>
-        </w:rPr>
-        <w:t>## Technológiai háttér</w:t>
-      </w:r>
-    </w:p>
-    <w:p>
-      <w:pPr>
-        <w:rPr>
-          <w:rFonts w:ascii="Times New Roman" w:hAnsi="Times New Roman" w:cs="Times New Roman"/>
-          <w:sz w:val="20"/>
-          <w:szCs w:val="20"/>
-        </w:rPr>
-      </w:pPr>
-    </w:p>
-    <w:p>
-      <w:pPr>
-        <w:rPr>
-          <w:rFonts w:ascii="Times New Roman" w:hAnsi="Times New Roman" w:cs="Times New Roman"/>
-          <w:sz w:val="20"/>
-          <w:szCs w:val="20"/>
-        </w:rPr>
-      </w:pPr>
-      <w:r>
-        <w:rPr>
-          <w:rFonts w:ascii="Times New Roman" w:hAnsi="Times New Roman" w:cs="Times New Roman"/>
-          <w:sz w:val="20"/>
-          <w:szCs w:val="20"/>
-        </w:rPr>
-        <w:t>Működési folyamat:</w:t>
-      </w:r>
-    </w:p>
-    <w:p>
-      <w:pPr>
-        <w:rPr>
-          <w:rFonts w:ascii="Times New Roman" w:hAnsi="Times New Roman" w:cs="Times New Roman"/>
-          <w:sz w:val="20"/>
-          <w:szCs w:val="20"/>
-        </w:rPr>
-      </w:pPr>
-      <w:r>
-        <w:rPr>
-          <w:rFonts w:ascii="Times New Roman" w:hAnsi="Times New Roman" w:cs="Times New Roman"/>
-          <w:sz w:val="20"/>
-          <w:szCs w:val="20"/>
-        </w:rPr>
-        <w:t>1. Web-alapú felület biztosítása</w:t>
-      </w:r>
-    </w:p>
-    <w:p>
-      <w:pPr>
-        <w:rPr>
-          <w:rFonts w:ascii="Times New Roman" w:hAnsi="Times New Roman" w:cs="Times New Roman"/>
-          <w:sz w:val="20"/>
-          <w:szCs w:val="20"/>
-        </w:rPr>
-      </w:pPr>
-      <w:r>
-        <w:rPr>
-          <w:rFonts w:ascii="Times New Roman" w:hAnsi="Times New Roman" w:cs="Times New Roman"/>
-          <w:sz w:val="20"/>
-          <w:szCs w:val="20"/>
-        </w:rPr>
-        <w:t>2. SQL lekérdezések végrehajtása</w:t>
-      </w:r>
-    </w:p>
-    <w:p>
-      <w:pPr>
-        <w:rPr>
-          <w:rFonts w:ascii="Times New Roman" w:hAnsi="Times New Roman" w:cs="Times New Roman"/>
-          <w:sz w:val="20"/>
-          <w:szCs w:val="20"/>
-        </w:rPr>
-      </w:pPr>
-      <w:r>
-        <w:rPr>
-          <w:rFonts w:ascii="Times New Roman" w:hAnsi="Times New Roman" w:cs="Times New Roman"/>
-          <w:sz w:val="20"/>
-          <w:szCs w:val="20"/>
-        </w:rPr>
-        <w:t>3. Adatbázis struktúra kezelése</w:t>
-      </w:r>
-    </w:p>
-    <w:p>
-      <w:pPr>
-        <w:rPr>
-          <w:rFonts w:ascii="Times New Roman" w:hAnsi="Times New Roman" w:cs="Times New Roman"/>
-          <w:sz w:val="20"/>
-          <w:szCs w:val="20"/>
-        </w:rPr>
-      </w:pPr>
-      <w:r>
-        <w:rPr>
-          <w:rFonts w:ascii="Times New Roman" w:hAnsi="Times New Roman" w:cs="Times New Roman"/>
-          <w:sz w:val="20"/>
-          <w:szCs w:val="20"/>
-        </w:rPr>
-        <w:t>4. Jogosultságkezelés</w:t>
-      </w:r>
-    </w:p>
-    <w:p>
-      <w:pPr>
-        <w:rPr>
-          <w:rFonts w:ascii="Times New Roman" w:hAnsi="Times New Roman" w:cs="Times New Roman"/>
-          <w:sz w:val="20"/>
-          <w:szCs w:val="20"/>
-        </w:rPr>
-      </w:pPr>
-      <w:r>
-        <w:rPr>
-          <w:rFonts w:ascii="Times New Roman" w:hAnsi="Times New Roman" w:cs="Times New Roman"/>
-          <w:sz w:val="20"/>
-          <w:szCs w:val="20"/>
-        </w:rPr>
-        <w:t>5. Import/Export funkciók</w:t>
-      </w:r>
-    </w:p>
-    <w:p>
-      <w:pPr>
-        <w:rPr>
-          <w:rFonts w:ascii="Times New Roman" w:hAnsi="Times New Roman" w:cs="Times New Roman"/>
-          <w:sz w:val="20"/>
-          <w:szCs w:val="20"/>
-        </w:rPr>
-      </w:pPr>
-    </w:p>
-    <w:p>
-      <w:pPr>
-        <w:rPr>
-          <w:rFonts w:ascii="Times New Roman" w:hAnsi="Times New Roman" w:cs="Times New Roman"/>
-          <w:sz w:val="20"/>
-          <w:szCs w:val="20"/>
-        </w:rPr>
-      </w:pPr>
-      <w:r>
-        <w:rPr>
-          <w:rFonts w:ascii="Times New Roman" w:hAnsi="Times New Roman" w:cs="Times New Roman"/>
-          <w:sz w:val="20"/>
-          <w:szCs w:val="20"/>
-        </w:rPr>
-        <w:t>## Alapvető funkcionalitás</w:t>
-      </w:r>
-    </w:p>
-    <w:p>
-      <w:pPr>
-        <w:rPr>
-          <w:rFonts w:ascii="Times New Roman" w:hAnsi="Times New Roman" w:cs="Times New Roman"/>
-          <w:sz w:val="20"/>
-          <w:szCs w:val="20"/>
-        </w:rPr>
-      </w:pPr>
-    </w:p>
-    <w:p>
-      <w:pPr>
-        <w:rPr>
-          <w:rFonts w:ascii="Times New Roman" w:hAnsi="Times New Roman" w:cs="Times New Roman"/>
-          <w:sz w:val="20"/>
-          <w:szCs w:val="20"/>
-        </w:rPr>
-      </w:pPr>
-      <w:r>
-        <w:rPr>
-          <w:rFonts w:ascii="Times New Roman" w:hAnsi="Times New Roman" w:cs="Times New Roman"/>
-          <w:sz w:val="20"/>
-          <w:szCs w:val="20"/>
-        </w:rPr>
-        <w:t>Fő jellemzők:</w:t>
-      </w:r>
-    </w:p>
-    <w:p>
-      <w:pPr>
-        <w:rPr>
-          <w:rFonts w:ascii="Times New Roman" w:hAnsi="Times New Roman" w:cs="Times New Roman"/>
-          <w:sz w:val="20"/>
-          <w:szCs w:val="20"/>
-        </w:rPr>
-      </w:pPr>
-      <w:r>
-        <w:rPr>
-          <w:rFonts w:ascii="Times New Roman" w:hAnsi="Times New Roman" w:cs="Times New Roman"/>
-          <w:sz w:val="20"/>
-          <w:szCs w:val="20"/>
-        </w:rPr>
-        <w:t>- Vizuális adatbázis kezelés</w:t>
-      </w:r>
-    </w:p>
-    <w:p>
-      <w:pPr>
-        <w:rPr>
-          <w:rFonts w:ascii="Times New Roman" w:hAnsi="Times New Roman" w:cs="Times New Roman"/>
-          <w:sz w:val="20"/>
-          <w:szCs w:val="20"/>
-        </w:rPr>
-      </w:pPr>
-      <w:r>
-        <w:rPr>
-          <w:rFonts w:ascii="Times New Roman" w:hAnsi="Times New Roman" w:cs="Times New Roman"/>
-          <w:sz w:val="20"/>
-          <w:szCs w:val="20"/>
-        </w:rPr>
-        <w:t>- SQL lekérdezés szerkesztő</w:t>
-      </w:r>
-    </w:p>
-    <w:p>
-      <w:pPr>
-        <w:rPr>
-          <w:rFonts w:ascii="Times New Roman" w:hAnsi="Times New Roman" w:cs="Times New Roman"/>
-          <w:sz w:val="20"/>
-          <w:szCs w:val="20"/>
-        </w:rPr>
-      </w:pPr>
-      <w:r>
-        <w:rPr>
-          <w:rFonts w:ascii="Times New Roman" w:hAnsi="Times New Roman" w:cs="Times New Roman"/>
-          <w:sz w:val="20"/>
-          <w:szCs w:val="20"/>
-        </w:rPr>
-        <w:t>- Adatimport/export</w:t>
-      </w:r>
-    </w:p>
-    <w:p>
-      <w:pPr>
-        <w:rPr>
-          <w:rFonts w:ascii="Times New Roman" w:hAnsi="Times New Roman" w:cs="Times New Roman"/>
-          <w:sz w:val="20"/>
-          <w:szCs w:val="20"/>
-        </w:rPr>
-      </w:pPr>
-      <w:r>
-        <w:rPr>
-          <w:rFonts w:ascii="Times New Roman" w:hAnsi="Times New Roman" w:cs="Times New Roman"/>
-          <w:sz w:val="20"/>
-          <w:szCs w:val="20"/>
-        </w:rPr>
-        <w:t>- Felhasználókezelés</w:t>
-      </w:r>
-    </w:p>
-    <w:p>
-      <w:pPr>
-        <w:rPr>
-          <w:rFonts w:ascii="Times New Roman" w:hAnsi="Times New Roman" w:cs="Times New Roman"/>
-          <w:sz w:val="20"/>
-          <w:szCs w:val="20"/>
-        </w:rPr>
-      </w:pPr>
-      <w:r>
-        <w:rPr>
-          <w:rFonts w:ascii="Times New Roman" w:hAnsi="Times New Roman" w:cs="Times New Roman"/>
-          <w:sz w:val="20"/>
-          <w:szCs w:val="20"/>
-        </w:rPr>
-        <w:t>- Backup funkciók</w:t>
-      </w:r>
-    </w:p>
-    <w:p>
-      <w:pPr>
-        <w:rPr>
-          <w:rFonts w:ascii="Times New Roman" w:hAnsi="Times New Roman" w:cs="Times New Roman"/>
-          <w:sz w:val="20"/>
-          <w:szCs w:val="20"/>
-        </w:rPr>
-      </w:pPr>
-    </w:p>
-    <w:p>
-      <w:pPr>
-        <w:rPr>
-          <w:rFonts w:ascii="Times New Roman" w:hAnsi="Times New Roman" w:cs="Times New Roman"/>
-          <w:sz w:val="20"/>
-          <w:szCs w:val="20"/>
-        </w:rPr>
-      </w:pPr>
-      <w:r>
-        <w:rPr>
-          <w:rFonts w:ascii="Times New Roman" w:hAnsi="Times New Roman" w:cs="Times New Roman"/>
-          <w:sz w:val="20"/>
-          <w:szCs w:val="20"/>
-        </w:rPr>
-        <w:t>## Integráció más technológiákkal</w:t>
-      </w:r>
-    </w:p>
-    <w:p>
-      <w:pPr>
-        <w:rPr>
-          <w:rFonts w:ascii="Times New Roman" w:hAnsi="Times New Roman" w:cs="Times New Roman"/>
-          <w:sz w:val="20"/>
-          <w:szCs w:val="20"/>
-        </w:rPr>
-      </w:pPr>
-    </w:p>
-    <w:p>
-      <w:pPr>
-        <w:rPr>
-          <w:rFonts w:ascii="Times New Roman" w:hAnsi="Times New Roman" w:cs="Times New Roman"/>
-          <w:sz w:val="20"/>
-          <w:szCs w:val="20"/>
-        </w:rPr>
-      </w:pPr>
-      <w:r>
-        <w:rPr>
-          <w:rFonts w:ascii="Times New Roman" w:hAnsi="Times New Roman" w:cs="Times New Roman"/>
-          <w:sz w:val="20"/>
-          <w:szCs w:val="20"/>
-        </w:rPr>
-        <w:t>Kapcsolódási pontok:</w:t>
-      </w:r>
-    </w:p>
-    <w:p>
-      <w:pPr>
-        <w:rPr>
-          <w:rFonts w:ascii="Times New Roman" w:hAnsi="Times New Roman" w:cs="Times New Roman"/>
-          <w:sz w:val="20"/>
-          <w:szCs w:val="20"/>
-        </w:rPr>
-      </w:pPr>
-      <w:r>
-        <w:rPr>
-          <w:rFonts w:ascii="Times New Roman" w:hAnsi="Times New Roman" w:cs="Times New Roman"/>
-          <w:sz w:val="20"/>
-          <w:szCs w:val="20"/>
-        </w:rPr>
-        <w:t>- MySQL/</w:t>
-      </w:r>
-      <w:proofErr w:type="spellStart"/>
-      <w:r>
-        <w:rPr>
-          <w:rFonts w:ascii="Times New Roman" w:hAnsi="Times New Roman" w:cs="Times New Roman"/>
-          <w:sz w:val="20"/>
-          <w:szCs w:val="20"/>
-        </w:rPr>
-        <w:t>MariaDB</w:t>
-      </w:r>
-      <w:proofErr w:type="spellEnd"/>
-    </w:p>
-    <w:p>
-      <w:pPr>
-        <w:rPr>
-          <w:rFonts w:ascii="Times New Roman" w:hAnsi="Times New Roman" w:cs="Times New Roman"/>
-          <w:sz w:val="20"/>
-          <w:szCs w:val="20"/>
-        </w:rPr>
-      </w:pPr>
-      <w:r>
-        <w:rPr>
-          <w:rFonts w:ascii="Times New Roman" w:hAnsi="Times New Roman" w:cs="Times New Roman"/>
-          <w:sz w:val="20"/>
-          <w:szCs w:val="20"/>
-        </w:rPr>
-        <w:lastRenderedPageBreak/>
-        <w:t>- Web szerverek</w:t>
-      </w:r>
-    </w:p>
-    <w:p>
-      <w:pPr>
-        <w:rPr>
-          <w:rFonts w:ascii="Times New Roman" w:hAnsi="Times New Roman" w:cs="Times New Roman"/>
-          <w:sz w:val="20"/>
-          <w:szCs w:val="20"/>
-        </w:rPr>
-      </w:pPr>
-      <w:r>
-        <w:rPr>
-          <w:rFonts w:ascii="Times New Roman" w:hAnsi="Times New Roman" w:cs="Times New Roman"/>
-          <w:sz w:val="20"/>
-          <w:szCs w:val="20"/>
-        </w:rPr>
-        <w:t>- PHP alkalmazások</w:t>
-      </w:r>
-    </w:p>
-    <w:p>
-      <w:pPr>
-        <w:rPr>
-          <w:rFonts w:ascii="Times New Roman" w:hAnsi="Times New Roman" w:cs="Times New Roman"/>
-          <w:sz w:val="20"/>
-          <w:szCs w:val="20"/>
-        </w:rPr>
-      </w:pPr>
-      <w:r>
-        <w:rPr>
-          <w:rFonts w:ascii="Times New Roman" w:hAnsi="Times New Roman" w:cs="Times New Roman"/>
-          <w:sz w:val="20"/>
-          <w:szCs w:val="20"/>
-        </w:rPr>
-        <w:t>- Backup rendszerek</w:t>
-      </w:r>
-    </w:p>
-    <w:p>
-      <w:pPr>
-        <w:rPr>
-          <w:rFonts w:ascii="Times New Roman" w:hAnsi="Times New Roman" w:cs="Times New Roman"/>
-          <w:sz w:val="20"/>
-          <w:szCs w:val="20"/>
-        </w:rPr>
-      </w:pPr>
-      <w:r>
-        <w:rPr>
-          <w:rFonts w:ascii="Times New Roman" w:hAnsi="Times New Roman" w:cs="Times New Roman"/>
-          <w:sz w:val="20"/>
-          <w:szCs w:val="20"/>
-        </w:rPr>
-        <w:t xml:space="preserve">- </w:t>
-      </w:r>
-      <w:proofErr w:type="spellStart"/>
-      <w:r>
-        <w:rPr>
-          <w:rFonts w:ascii="Times New Roman" w:hAnsi="Times New Roman" w:cs="Times New Roman"/>
-          <w:sz w:val="20"/>
-          <w:szCs w:val="20"/>
-        </w:rPr>
-        <w:t>Hosting</w:t>
-      </w:r>
-      <w:proofErr w:type="spellEnd"/>
-      <w:r>
-        <w:rPr>
-          <w:rFonts w:ascii="Times New Roman" w:hAnsi="Times New Roman" w:cs="Times New Roman"/>
-          <w:sz w:val="20"/>
-          <w:szCs w:val="20"/>
-        </w:rPr>
-        <w:t xml:space="preserve"> szolgáltatások</w:t>
-      </w:r>
-    </w:p>
-    <w:p>
-      <w:pPr>
-        <w:rPr>
-          <w:rFonts w:ascii="Times New Roman" w:hAnsi="Times New Roman" w:cs="Times New Roman"/>
-          <w:sz w:val="20"/>
-          <w:szCs w:val="20"/>
-        </w:rPr>
-      </w:pPr>
-    </w:p>
-    <w:p>
-      <w:pPr>
-        <w:rPr>
-          <w:rFonts w:ascii="Times New Roman" w:hAnsi="Times New Roman" w:cs="Times New Roman"/>
-          <w:sz w:val="20"/>
-          <w:szCs w:val="20"/>
-        </w:rPr>
-      </w:pPr>
-      <w:r>
-        <w:rPr>
-          <w:rFonts w:ascii="Times New Roman" w:hAnsi="Times New Roman" w:cs="Times New Roman"/>
-          <w:sz w:val="20"/>
-          <w:szCs w:val="20"/>
-        </w:rPr>
-        <w:t>## Következtetés</w:t>
-      </w:r>
-    </w:p>
-    <w:p>
-      <w:pPr>
-        <w:rPr>
-          <w:rFonts w:ascii="Times New Roman" w:hAnsi="Times New Roman" w:cs="Times New Roman"/>
-          <w:sz w:val="20"/>
-          <w:szCs w:val="20"/>
-        </w:rPr>
-      </w:pPr>
-    </w:p>
-    <w:p>
-      <w:pPr>
-        <w:rPr>
-          <w:rFonts w:ascii="Times New Roman" w:hAnsi="Times New Roman" w:cs="Times New Roman"/>
-          <w:sz w:val="20"/>
-          <w:szCs w:val="20"/>
-        </w:rPr>
-      </w:pPr>
-      <w:r>
-        <w:rPr>
-          <w:rFonts w:ascii="Times New Roman" w:hAnsi="Times New Roman" w:cs="Times New Roman"/>
-          <w:sz w:val="20"/>
-          <w:szCs w:val="20"/>
-        </w:rPr>
-        <w:t>A phpMyAdmin egy megbízható és széles körben használt eszköz MySQL adatbázisok kezeléséhez, amely különösen hasznos web-alapú projektek fejlesztésénél.</w:t>
-      </w:r>
-    </w:p>
-    <w:p>
-      <w:pPr>
-        <w:rPr>
-          <w:rFonts w:ascii="Times New Roman" w:hAnsi="Times New Roman" w:cs="Times New Roman"/>
-          <w:sz w:val="20"/>
-          <w:szCs w:val="20"/>
-        </w:rPr>
-      </w:pPr>
-      <w:r>
-        <w:rPr>
-          <w:rFonts w:ascii="Times New Roman" w:hAnsi="Times New Roman" w:cs="Times New Roman"/>
-          <w:sz w:val="20"/>
-          <w:szCs w:val="20"/>
-        </w:rPr>
-        <w:t>Következtetés</w:t>
-      </w:r>
-    </w:p>
-    <w:p>
-      <w:pPr>
-        <w:rPr>
-          <w:rFonts w:ascii="Times New Roman" w:hAnsi="Times New Roman" w:cs="Times New Roman"/>
-          <w:sz w:val="20"/>
-          <w:szCs w:val="20"/>
-        </w:rPr>
-      </w:pPr>
-    </w:p>
-    <w:p>
-      <w:pPr>
-        <w:rPr>
-          <w:rFonts w:ascii="Times New Roman" w:hAnsi="Times New Roman" w:cs="Times New Roman"/>
-          <w:sz w:val="20"/>
-          <w:szCs w:val="20"/>
-        </w:rPr>
-      </w:pPr>
-      <w:r>
-        <w:rPr>
-          <w:rFonts w:ascii="Times New Roman" w:hAnsi="Times New Roman" w:cs="Times New Roman"/>
-          <w:sz w:val="20"/>
-          <w:szCs w:val="20"/>
-        </w:rPr>
-        <w:t>A VS Code egy rendkívül rugalmas és hatékony fejlesztőeszköz, amely alkalmazkodik a modern fejlesztési igényekhez és folyamatokhoz.</w:t>
-      </w:r>
+      </w:pPr>
     </w:p>
     <w:p>
       <w:pPr>
@@ -6849,7 +6687,7 @@
 </file>
 
 <file path=word/numbering.xml><?xml version="1.0" encoding="utf-8"?>
-<w:numbering xmlns:wpc="http://schemas.microsoft.com/office/word/2010/wordprocessingCanvas" xmlns:cx="http://schemas.microsoft.com/office/drawing/2014/chartex" xmlns:cx1="http://schemas.microsoft.com/office/drawing/2015/9/8/chartex" xmlns:cx2="http://schemas.microsoft.com/office/drawing/2015/10/21/chartex" xmlns:cx3="http://schemas.microsoft.com/office/drawing/2016/5/9/chartex" xmlns:cx4="http://schemas.microsoft.com/office/drawing/2016/5/10/chartex" xmlns:cx5="http://schemas.microsoft.com/office/drawing/2016/5/11/chartex" xmlns:cx6="http://schemas.microsoft.com/office/drawing/2016/5/12/chartex" xmlns:cx7="http://schemas.microsoft.com/office/drawing/2016/5/13/chartex" xmlns:cx8="http://schemas.microsoft.com/office/drawing/2016/5/14/chartex" xmlns:mc="http://schemas.openxmlformats.org/markup-compatibility/2006" xmlns:aink="http://schemas.microsoft.com/office/drawing/2016/ink" xmlns:am3d="http://schemas.microsoft.com/office/drawing/2017/model3d" xmlns:o="urn:schemas-microsoft-com:office:office" xmlns:oel="http://schemas.microsoft.com/office/2019/extlst" xmlns:r="http://schemas.openxmlformats.org/officeDocument/2006/relationships" xmlns:m="http://schemas.openxmlformats.org/officeDocument/2006/math" xmlns:v="urn:schemas-microsoft-com:vml" xmlns:wp14="http://schemas.microsoft.com/office/word/2010/wordprocessingDrawing" xmlns:wp="http://schemas.openxmlformats.org/drawingml/2006/wordprocessingDrawing" xmlns:w10="urn:schemas-microsoft-com:office:word" xmlns:w="http://schemas.openxmlformats.org/wordprocessingml/2006/main" xmlns:w14="http://schemas.microsoft.com/office/word/2010/wordml" xmlns:w15="http://schemas.microsoft.com/office/word/2012/wordml" xmlns:w16cex="http://schemas.microsoft.com/office/word/2018/wordml/cex" xmlns:w16cid="http://schemas.microsoft.com/office/word/2016/wordml/cid" xmlns:w16="http://schemas.microsoft.com/office/word/2018/wordml" xmlns:w16du="http://schemas.microsoft.com/office/word/2023/wordml/word16du" xmlns:w16sdtdh="http://schemas.microsoft.com/office/word/2020/wordml/sdtdatahash" xmlns:w16sdtfl="http://schemas.microsoft.com/office/word/2024/wordml/sdtformatlock" xmlns:w16se="http://schemas.microsoft.com/office/word/2015/wordml/symex" xmlns:wpg="http://schemas.microsoft.com/office/word/2010/wordprocessingGroup" xmlns:wpi="http://schemas.microsoft.com/office/word/2010/wordprocessingInk" xmlns:wne="http://schemas.microsoft.com/office/word/2006/wordml" xmlns:wps="http://schemas.microsoft.com/office/word/2010/wordprocessingShape" mc:Ignorable="w14 w15 w16se w16cid w16 w16cex w16sdtdh w16sdtfl w16du wp14">
+<w:numbering xmlns:wpc="http://schemas.microsoft.com/office/word/2010/wordprocessingCanvas" xmlns:cx="http://schemas.microsoft.com/office/drawing/2014/chartex" xmlns:cx1="http://schemas.microsoft.com/office/drawing/2015/9/8/chartex" xmlns:cx2="http://schemas.microsoft.com/office/drawing/2015/10/21/chartex" xmlns:cx3="http://schemas.microsoft.com/office/drawing/2016/5/9/chartex" xmlns:cx4="http://schemas.microsoft.com/office/drawing/2016/5/10/chartex" xmlns:cx5="http://schemas.microsoft.com/office/drawing/2016/5/11/chartex" xmlns:cx6="http://schemas.microsoft.com/office/drawing/2016/5/12/chartex" xmlns:cx7="http://schemas.microsoft.com/office/drawing/2016/5/13/chartex" xmlns:cx8="http://schemas.microsoft.com/office/drawing/2016/5/14/chartex" xmlns:mc="http://schemas.openxmlformats.org/markup-compatibility/2006" xmlns:aink="http://schemas.microsoft.com/office/drawing/2016/ink" xmlns:am3d="http://schemas.microsoft.com/office/drawing/2017/model3d" xmlns:o="urn:schemas-microsoft-com:office:office" xmlns:r="http://schemas.openxmlformats.org/officeDocument/2006/relationships" xmlns:m="http://schemas.openxmlformats.org/officeDocument/2006/math" xmlns:v="urn:schemas-microsoft-com:vml" xmlns:wp14="http://schemas.microsoft.com/office/word/2010/wordprocessingDrawing" xmlns:wp="http://schemas.openxmlformats.org/drawingml/2006/wordprocessingDrawing" xmlns:w10="urn:schemas-microsoft-com:office:word" xmlns:w="http://schemas.openxmlformats.org/wordprocessingml/2006/main" xmlns:w14="http://schemas.microsoft.com/office/word/2010/wordml" xmlns:w15="http://schemas.microsoft.com/office/word/2012/wordml" xmlns:w16cid="http://schemas.microsoft.com/office/word/2016/wordml/cid" xmlns:w16se="http://schemas.microsoft.com/office/word/2015/wordml/symex" xmlns:wpg="http://schemas.microsoft.com/office/word/2010/wordprocessingGroup" xmlns:wpi="http://schemas.microsoft.com/office/word/2010/wordprocessingInk" xmlns:wne="http://schemas.microsoft.com/office/word/2006/wordml" xmlns:wps="http://schemas.microsoft.com/office/word/2010/wordprocessingShape" mc:Ignorable="w14 w15 w16se w16cid wp14">
   <w:abstractNum w:abstractNumId="0" w15:restartNumberingAfterBreak="0">
     <w:nsid w:val="1B1C4840"/>
     <w:multiLevelType w:val="hybridMultilevel"/>
@@ -7974,38 +7812,38 @@
       </w:rPr>
     </w:lvl>
   </w:abstractNum>
-  <w:num w:numId="1" w16cid:durableId="1233010047">
+  <w:num w:numId="1">
     <w:abstractNumId w:val="8"/>
   </w:num>
-  <w:num w:numId="2" w16cid:durableId="567886972">
+  <w:num w:numId="2">
     <w:abstractNumId w:val="1"/>
   </w:num>
-  <w:num w:numId="3" w16cid:durableId="1717969039">
+  <w:num w:numId="3">
     <w:abstractNumId w:val="2"/>
   </w:num>
-  <w:num w:numId="4" w16cid:durableId="139277322">
+  <w:num w:numId="4">
     <w:abstractNumId w:val="3"/>
   </w:num>
-  <w:num w:numId="5" w16cid:durableId="84546189">
+  <w:num w:numId="5">
     <w:abstractNumId w:val="5"/>
   </w:num>
-  <w:num w:numId="6" w16cid:durableId="2145388449">
+  <w:num w:numId="6">
     <w:abstractNumId w:val="7"/>
   </w:num>
-  <w:num w:numId="7" w16cid:durableId="1941139343">
+  <w:num w:numId="7">
     <w:abstractNumId w:val="0"/>
   </w:num>
-  <w:num w:numId="8" w16cid:durableId="665789327">
+  <w:num w:numId="8">
     <w:abstractNumId w:val="6"/>
   </w:num>
-  <w:num w:numId="9" w16cid:durableId="408189605">
+  <w:num w:numId="9">
     <w:abstractNumId w:val="4"/>
   </w:num>
 </w:numbering>
 </file>
 
 <file path=word/styles.xml><?xml version="1.0" encoding="utf-8"?>
-<w:styles xmlns:mc="http://schemas.openxmlformats.org/markup-compatibility/2006" xmlns:r="http://schemas.openxmlformats.org/officeDocument/2006/relationships" xmlns:w="http://schemas.openxmlformats.org/wordprocessingml/2006/main" xmlns:w14="http://schemas.microsoft.com/office/word/2010/wordml" xmlns:w15="http://schemas.microsoft.com/office/word/2012/wordml" xmlns:w16cex="http://schemas.microsoft.com/office/word/2018/wordml/cex" xmlns:w16cid="http://schemas.microsoft.com/office/word/2016/wordml/cid" xmlns:w16="http://schemas.microsoft.com/office/word/2018/wordml" xmlns:w16du="http://schemas.microsoft.com/office/word/2023/wordml/word16du" xmlns:w16sdtdh="http://schemas.microsoft.com/office/word/2020/wordml/sdtdatahash" xmlns:w16sdtfl="http://schemas.microsoft.com/office/word/2024/wordml/sdtformatlock" xmlns:w16se="http://schemas.microsoft.com/office/word/2015/wordml/symex" mc:Ignorable="w14 w15 w16se w16cid w16 w16cex w16sdtdh w16sdtfl w16du">
+<w:styles xmlns:mc="http://schemas.openxmlformats.org/markup-compatibility/2006" xmlns:r="http://schemas.openxmlformats.org/officeDocument/2006/relationships" xmlns:w="http://schemas.openxmlformats.org/wordprocessingml/2006/main" xmlns:w14="http://schemas.microsoft.com/office/word/2010/wordml" xmlns:w15="http://schemas.microsoft.com/office/word/2012/wordml" xmlns:w16cid="http://schemas.microsoft.com/office/word/2016/wordml/cid" xmlns:w16se="http://schemas.microsoft.com/office/word/2015/wordml/symex" mc:Ignorable="w14 w15 w16se w16cid">
   <w:docDefaults>
     <w:rPrDefault>
       <w:rPr>
@@ -8023,7 +7861,7 @@
       </w:pPr>
     </w:pPrDefault>
   </w:docDefaults>
-  <w:latentStyles w:defLockedState="0" w:defUIPriority="99" w:defSemiHidden="0" w:defUnhideWhenUsed="0" w:defQFormat="0" w:count="376">
+  <w:latentStyles w:defLockedState="0" w:defUIPriority="99" w:defSemiHidden="0" w:defUnhideWhenUsed="0" w:defQFormat="0" w:count="375">
     <w:lsdException w:name="Normal" w:uiPriority="0" w:qFormat="1"/>
     <w:lsdException w:name="heading 1" w:uiPriority="9" w:qFormat="1"/>
     <w:lsdException w:name="heading 2" w:semiHidden="1" w:uiPriority="9" w:unhideWhenUsed="1" w:qFormat="1"/>
@@ -8399,7 +8237,6 @@
     <w:lsdException w:name="Smart Hyperlink" w:semiHidden="1" w:unhideWhenUsed="1"/>
     <w:lsdException w:name="Hashtag" w:semiHidden="1" w:unhideWhenUsed="1"/>
     <w:lsdException w:name="Unresolved Mention" w:semiHidden="1" w:unhideWhenUsed="1"/>
-    <w:lsdException w:name="Smart Link" w:semiHidden="1" w:unhideWhenUsed="1"/>
   </w:latentStyles>
   <w:style w:type="paragraph" w:default="1" w:styleId="Norml">
     <w:name w:val="Normal"/>
@@ -8607,6 +8444,7 @@
   <w:style w:type="character" w:default="1" w:styleId="Bekezdsalapbettpusa">
     <w:name w:val="Default Paragraph Font"/>
     <w:uiPriority w:val="1"/>
+    <w:semiHidden/>
     <w:unhideWhenUsed/>
   </w:style>
   <w:style w:type="table" w:default="1" w:styleId="Normltblzat">
@@ -8980,7 +8818,7 @@
 </file>
 
 <file path=word/glossary/document.xml><?xml version="1.0" encoding="utf-8"?>
-<w:glossaryDocument xmlns:wpc="http://schemas.microsoft.com/office/word/2010/wordprocessingCanvas" xmlns:cx="http://schemas.microsoft.com/office/drawing/2014/chartex" xmlns:cx1="http://schemas.microsoft.com/office/drawing/2015/9/8/chartex" xmlns:cx2="http://schemas.microsoft.com/office/drawing/2015/10/21/chartex" xmlns:cx3="http://schemas.microsoft.com/office/drawing/2016/5/9/chartex" xmlns:cx4="http://schemas.microsoft.com/office/drawing/2016/5/10/chartex" xmlns:cx5="http://schemas.microsoft.com/office/drawing/2016/5/11/chartex" xmlns:cx6="http://schemas.microsoft.com/office/drawing/2016/5/12/chartex" xmlns:cx7="http://schemas.microsoft.com/office/drawing/2016/5/13/chartex" xmlns:cx8="http://schemas.microsoft.com/office/drawing/2016/5/14/chartex" xmlns:mc="http://schemas.openxmlformats.org/markup-compatibility/2006" xmlns:aink="http://schemas.microsoft.com/office/drawing/2016/ink" xmlns:am3d="http://schemas.microsoft.com/office/drawing/2017/model3d" xmlns:o="urn:schemas-microsoft-com:office:office" xmlns:oel="http://schemas.microsoft.com/office/2019/extlst" xmlns:r="http://schemas.openxmlformats.org/officeDocument/2006/relationships" xmlns:m="http://schemas.openxmlformats.org/officeDocument/2006/math" xmlns:v="urn:schemas-microsoft-com:vml" xmlns:wp14="http://schemas.microsoft.com/office/word/2010/wordprocessingDrawing" xmlns:wp="http://schemas.openxmlformats.org/drawingml/2006/wordprocessingDrawing" xmlns:w10="urn:schemas-microsoft-com:office:word" xmlns:w="http://schemas.openxmlformats.org/wordprocessingml/2006/main" xmlns:w14="http://schemas.microsoft.com/office/word/2010/wordml" xmlns:w15="http://schemas.microsoft.com/office/word/2012/wordml" xmlns:w16cex="http://schemas.microsoft.com/office/word/2018/wordml/cex" xmlns:w16cid="http://schemas.microsoft.com/office/word/2016/wordml/cid" xmlns:w16="http://schemas.microsoft.com/office/word/2018/wordml" xmlns:w16du="http://schemas.microsoft.com/office/word/2023/wordml/word16du" xmlns:w16sdtdh="http://schemas.microsoft.com/office/word/2020/wordml/sdtdatahash" xmlns:w16sdtfl="http://schemas.microsoft.com/office/word/2024/wordml/sdtformatlock" xmlns:w16se="http://schemas.microsoft.com/office/word/2015/wordml/symex" xmlns:wpg="http://schemas.microsoft.com/office/word/2010/wordprocessingGroup" xmlns:wpi="http://schemas.microsoft.com/office/word/2010/wordprocessingInk" xmlns:wne="http://schemas.microsoft.com/office/word/2006/wordml" xmlns:wps="http://schemas.microsoft.com/office/word/2010/wordprocessingShape" mc:Ignorable="w14 w15 w16se w16cid w16 w16cex w16sdtdh w16sdtfl w16du wp14">
+<w:glossaryDocument xmlns:wpc="http://schemas.microsoft.com/office/word/2010/wordprocessingCanvas" xmlns:cx="http://schemas.microsoft.com/office/drawing/2014/chartex" xmlns:cx1="http://schemas.microsoft.com/office/drawing/2015/9/8/chartex" xmlns:cx2="http://schemas.microsoft.com/office/drawing/2015/10/21/chartex" xmlns:cx3="http://schemas.microsoft.com/office/drawing/2016/5/9/chartex" xmlns:cx4="http://schemas.microsoft.com/office/drawing/2016/5/10/chartex" xmlns:cx5="http://schemas.microsoft.com/office/drawing/2016/5/11/chartex" xmlns:cx6="http://schemas.microsoft.com/office/drawing/2016/5/12/chartex" xmlns:cx7="http://schemas.microsoft.com/office/drawing/2016/5/13/chartex" xmlns:cx8="http://schemas.microsoft.com/office/drawing/2016/5/14/chartex" xmlns:mc="http://schemas.openxmlformats.org/markup-compatibility/2006" xmlns:aink="http://schemas.microsoft.com/office/drawing/2016/ink" xmlns:am3d="http://schemas.microsoft.com/office/drawing/2017/model3d" xmlns:o="urn:schemas-microsoft-com:office:office" xmlns:r="http://schemas.openxmlformats.org/officeDocument/2006/relationships" xmlns:m="http://schemas.openxmlformats.org/officeDocument/2006/math" xmlns:v="urn:schemas-microsoft-com:vml" xmlns:wp14="http://schemas.microsoft.com/office/word/2010/wordprocessingDrawing" xmlns:wp="http://schemas.openxmlformats.org/drawingml/2006/wordprocessingDrawing" xmlns:w10="urn:schemas-microsoft-com:office:word" xmlns:w="http://schemas.openxmlformats.org/wordprocessingml/2006/main" xmlns:w14="http://schemas.microsoft.com/office/word/2010/wordml" xmlns:w15="http://schemas.microsoft.com/office/word/2012/wordml" xmlns:w16cid="http://schemas.microsoft.com/office/word/2016/wordml/cid" xmlns:w16se="http://schemas.microsoft.com/office/word/2015/wordml/symex" xmlns:wpg="http://schemas.microsoft.com/office/word/2010/wordprocessingGroup" xmlns:wpi="http://schemas.microsoft.com/office/word/2010/wordprocessingInk" xmlns:wne="http://schemas.microsoft.com/office/word/2006/wordml" xmlns:wps="http://schemas.microsoft.com/office/word/2010/wordprocessingShape" mc:Ignorable="w14 w15 w16se w16cid wp14">
   <w:docParts>
     <w:docPart>
       <w:docPartPr>
@@ -9004,7 +8842,7 @@
           </w:pPr>
           <w:r>
             <w:rPr>
-              <w:color w:val="156082" w:themeColor="accent1"/>
+              <w:color w:val="4472C4" w:themeColor="accent1"/>
               <w:sz w:val="28"/>
               <w:szCs w:val="28"/>
             </w:rPr>
@@ -9018,7 +8856,7 @@
 </file>
 
 <file path=word/glossary/fontTable.xml><?xml version="1.0" encoding="utf-8"?>
-<w:fonts xmlns:mc="http://schemas.openxmlformats.org/markup-compatibility/2006" xmlns:r="http://schemas.openxmlformats.org/officeDocument/2006/relationships" xmlns:w="http://schemas.openxmlformats.org/wordprocessingml/2006/main" xmlns:w14="http://schemas.microsoft.com/office/word/2010/wordml" xmlns:w15="http://schemas.microsoft.com/office/word/2012/wordml" xmlns:w16cex="http://schemas.microsoft.com/office/word/2018/wordml/cex" xmlns:w16cid="http://schemas.microsoft.com/office/word/2016/wordml/cid" xmlns:w16="http://schemas.microsoft.com/office/word/2018/wordml" xmlns:w16du="http://schemas.microsoft.com/office/word/2023/wordml/word16du" xmlns:w16sdtdh="http://schemas.microsoft.com/office/word/2020/wordml/sdtdatahash" xmlns:w16sdtfl="http://schemas.microsoft.com/office/word/2024/wordml/sdtformatlock" xmlns:w16se="http://schemas.microsoft.com/office/word/2015/wordml/symex" mc:Ignorable="w14 w15 w16se w16cid w16 w16cex w16sdtdh w16sdtfl w16du">
+<w:fonts xmlns:mc="http://schemas.openxmlformats.org/markup-compatibility/2006" xmlns:r="http://schemas.openxmlformats.org/officeDocument/2006/relationships" xmlns:w="http://schemas.openxmlformats.org/wordprocessingml/2006/main" xmlns:w14="http://schemas.microsoft.com/office/word/2010/wordml" xmlns:w15="http://schemas.microsoft.com/office/word/2012/wordml" xmlns:w16cid="http://schemas.microsoft.com/office/word/2016/wordml/cid" xmlns:w16se="http://schemas.microsoft.com/office/word/2015/wordml/symex" mc:Ignorable="w14 w15 w16se w16cid">
   <w:font w:name="Symbol">
     <w:panose1 w:val="05050102010706020507"/>
     <w:charset w:val="02"/>
@@ -9028,10 +8866,10 @@
   </w:font>
   <w:font w:name="Times New Roman">
     <w:panose1 w:val="02020603050405020304"/>
-    <w:charset w:val="EE"/>
+    <w:charset w:val="00"/>
     <w:family w:val="roman"/>
     <w:pitch w:val="variable"/>
-    <w:sig w:usb0="E0002EFF" w:usb1="C000785B" w:usb2="00000009" w:usb3="00000000" w:csb0="000001FF" w:csb1="00000000"/>
+    <w:sig w:usb0="E0002AFF" w:usb1="C0007843" w:usb2="00000009" w:usb3="00000000" w:csb0="000001FF" w:csb1="00000000"/>
   </w:font>
   <w:font w:name="Courier New">
     <w:panose1 w:val="02070309020205020404"/>
@@ -9048,22 +8886,38 @@
     <w:sig w:usb0="00000000" w:usb1="10000000" w:usb2="00000000" w:usb3="00000000" w:csb0="80000000" w:csb1="00000000"/>
   </w:font>
   <w:font w:name="Aptos">
+    <w:altName w:val="Calibri"/>
     <w:charset w:val="00"/>
     <w:family w:val="swiss"/>
     <w:pitch w:val="variable"/>
     <w:sig w:usb0="20000287" w:usb1="00000003" w:usb2="00000000" w:usb3="00000000" w:csb0="0000019F" w:csb1="00000000"/>
   </w:font>
   <w:font w:name="Aptos Display">
+    <w:altName w:val="Calibri"/>
     <w:charset w:val="00"/>
     <w:family w:val="swiss"/>
     <w:pitch w:val="variable"/>
     <w:sig w:usb0="20000287" w:usb1="00000003" w:usb2="00000000" w:usb3="00000000" w:csb0="0000019F" w:csb1="00000000"/>
   </w:font>
+  <w:font w:name="Calibri">
+    <w:panose1 w:val="020F0502020204030204"/>
+    <w:charset w:val="00"/>
+    <w:family w:val="swiss"/>
+    <w:pitch w:val="variable"/>
+    <w:sig w:usb0="E00002FF" w:usb1="4000ACFF" w:usb2="00000001" w:usb3="00000000" w:csb0="0000019F" w:csb1="00000000"/>
+  </w:font>
+  <w:font w:name="Calibri Light">
+    <w:panose1 w:val="020F0302020204030204"/>
+    <w:charset w:val="00"/>
+    <w:family w:val="swiss"/>
+    <w:pitch w:val="variable"/>
+    <w:sig w:usb0="A00002EF" w:usb1="4000207B" w:usb2="00000000" w:usb3="00000000" w:csb0="0000009F" w:csb1="00000000"/>
+  </w:font>
 </w:fonts>
 </file>
 
 <file path=word/glossary/settings.xml><?xml version="1.0" encoding="utf-8"?>
-<w:settings xmlns:mc="http://schemas.openxmlformats.org/markup-compatibility/2006" xmlns:o="urn:schemas-microsoft-com:office:office" xmlns:r="http://schemas.openxmlformats.org/officeDocument/2006/relationships" xmlns:m="http://schemas.openxmlformats.org/officeDocument/2006/math" xmlns:v="urn:schemas-microsoft-com:vml" xmlns:w10="urn:schemas-microsoft-com:office:word" xmlns:w="http://schemas.openxmlformats.org/wordprocessingml/2006/main" xmlns:w14="http://schemas.microsoft.com/office/word/2010/wordml" xmlns:w15="http://schemas.microsoft.com/office/word/2012/wordml" xmlns:w16cex="http://schemas.microsoft.com/office/word/2018/wordml/cex" xmlns:w16cid="http://schemas.microsoft.com/office/word/2016/wordml/cid" xmlns:w16="http://schemas.microsoft.com/office/word/2018/wordml" xmlns:w16du="http://schemas.microsoft.com/office/word/2023/wordml/word16du" xmlns:w16sdtdh="http://schemas.microsoft.com/office/word/2020/wordml/sdtdatahash" xmlns:w16sdtfl="http://schemas.microsoft.com/office/word/2024/wordml/sdtformatlock" xmlns:w16se="http://schemas.microsoft.com/office/word/2015/wordml/symex" xmlns:sl="http://schemas.openxmlformats.org/schemaLibrary/2006/main" mc:Ignorable="w14 w15 w16se w16cid w16 w16cex w16sdtdh w16sdtfl w16du">
+<w:settings xmlns:mc="http://schemas.openxmlformats.org/markup-compatibility/2006" xmlns:o="urn:schemas-microsoft-com:office:office" xmlns:r="http://schemas.openxmlformats.org/officeDocument/2006/relationships" xmlns:m="http://schemas.openxmlformats.org/officeDocument/2006/math" xmlns:v="urn:schemas-microsoft-com:vml" xmlns:w10="urn:schemas-microsoft-com:office:word" xmlns:w="http://schemas.openxmlformats.org/wordprocessingml/2006/main" xmlns:w14="http://schemas.microsoft.com/office/word/2010/wordml" xmlns:w15="http://schemas.microsoft.com/office/word/2012/wordml" xmlns:w16cid="http://schemas.microsoft.com/office/word/2016/wordml/cid" xmlns:w16se="http://schemas.microsoft.com/office/word/2015/wordml/symex" xmlns:sl="http://schemas.openxmlformats.org/schemaLibrary/2006/main" mc:Ignorable="w14 w15 w16se w16cid">
   <w:view w:val="normal"/>
   <w:defaultTabStop w:val="708"/>
   <w:hyphenationZone w:val="425"/>
@@ -9082,6 +8936,8 @@
     <w:rsid w:val="00163F92"/>
     <w:rsid w:val="0045496F"/>
     <w:rsid w:val="00BE5DE9"/>
+    <w:rsid w:val="00CA364F"/>
+    <w:rsid w:val="00DA63B6"/>
   </w:rsids>
   <m:mathPr>
     <m:mathFont m:val="Cambria Math"/>
@@ -9105,7 +8961,7 @@
 </file>
 
 <file path=word/glossary/styles.xml><?xml version="1.0" encoding="utf-8"?>
-<w:styles xmlns:mc="http://schemas.openxmlformats.org/markup-compatibility/2006" xmlns:r="http://schemas.openxmlformats.org/officeDocument/2006/relationships" xmlns:w="http://schemas.openxmlformats.org/wordprocessingml/2006/main" xmlns:w14="http://schemas.microsoft.com/office/word/2010/wordml" xmlns:w15="http://schemas.microsoft.com/office/word/2012/wordml" xmlns:w16cex="http://schemas.microsoft.com/office/word/2018/wordml/cex" xmlns:w16cid="http://schemas.microsoft.com/office/word/2016/wordml/cid" xmlns:w16="http://schemas.microsoft.com/office/word/2018/wordml" xmlns:w16du="http://schemas.microsoft.com/office/word/2023/wordml/word16du" xmlns:w16sdtdh="http://schemas.microsoft.com/office/word/2020/wordml/sdtdatahash" xmlns:w16sdtfl="http://schemas.microsoft.com/office/word/2024/wordml/sdtformatlock" xmlns:w16se="http://schemas.microsoft.com/office/word/2015/wordml/symex" mc:Ignorable="w14 w15 w16se w16cid w16 w16cex w16sdtdh w16sdtfl w16du">
+<w:styles xmlns:mc="http://schemas.openxmlformats.org/markup-compatibility/2006" xmlns:r="http://schemas.openxmlformats.org/officeDocument/2006/relationships" xmlns:w="http://schemas.openxmlformats.org/wordprocessingml/2006/main" xmlns:w14="http://schemas.microsoft.com/office/word/2010/wordml" xmlns:w15="http://schemas.microsoft.com/office/word/2012/wordml" xmlns:w16cid="http://schemas.microsoft.com/office/word/2016/wordml/cid" xmlns:w16se="http://schemas.microsoft.com/office/word/2015/wordml/symex" mc:Ignorable="w14 w15 w16se w16cid">
   <w:docDefaults>
     <w:rPrDefault>
       <w:rPr>
@@ -9123,7 +8979,7 @@
       </w:pPr>
     </w:pPrDefault>
   </w:docDefaults>
-  <w:latentStyles w:defLockedState="0" w:defUIPriority="99" w:defSemiHidden="0" w:defUnhideWhenUsed="0" w:defQFormat="0" w:count="376">
+  <w:latentStyles w:defLockedState="0" w:defUIPriority="99" w:defSemiHidden="0" w:defUnhideWhenUsed="0" w:defQFormat="0" w:count="375">
     <w:lsdException w:name="Normal" w:uiPriority="0" w:qFormat="1"/>
     <w:lsdException w:name="heading 1" w:uiPriority="9" w:qFormat="1"/>
     <w:lsdException w:name="heading 2" w:semiHidden="1" w:uiPriority="9" w:unhideWhenUsed="1" w:qFormat="1"/>
@@ -9499,7 +9355,6 @@
     <w:lsdException w:name="Smart Hyperlink" w:semiHidden="1" w:unhideWhenUsed="1"/>
     <w:lsdException w:name="Hashtag" w:semiHidden="1" w:unhideWhenUsed="1"/>
     <w:lsdException w:name="Unresolved Mention" w:semiHidden="1" w:unhideWhenUsed="1"/>
-    <w:lsdException w:name="Smart Link" w:semiHidden="1" w:unhideWhenUsed="1"/>
   </w:latentStyles>
   <w:style w:type="paragraph" w:default="1" w:styleId="Norml">
     <w:name w:val="Normal"/>
@@ -9544,7 +9399,7 @@
 </file>
 
 <file path=word/glossary/webSettings.xml><?xml version="1.0" encoding="utf-8"?>
-<w:webSettings xmlns:mc="http://schemas.openxmlformats.org/markup-compatibility/2006" xmlns:r="http://schemas.openxmlformats.org/officeDocument/2006/relationships" xmlns:w="http://schemas.openxmlformats.org/wordprocessingml/2006/main" xmlns:w14="http://schemas.microsoft.com/office/word/2010/wordml" xmlns:w15="http://schemas.microsoft.com/office/word/2012/wordml" xmlns:w16cex="http://schemas.microsoft.com/office/word/2018/wordml/cex" xmlns:w16cid="http://schemas.microsoft.com/office/word/2016/wordml/cid" xmlns:w16="http://schemas.microsoft.com/office/word/2018/wordml" xmlns:w16du="http://schemas.microsoft.com/office/word/2023/wordml/word16du" xmlns:w16sdtdh="http://schemas.microsoft.com/office/word/2020/wordml/sdtdatahash" xmlns:w16sdtfl="http://schemas.microsoft.com/office/word/2024/wordml/sdtformatlock" xmlns:w16se="http://schemas.microsoft.com/office/word/2015/wordml/symex" mc:Ignorable="w14 w15 w16se w16cid w16 w16cex w16sdtdh w16sdtfl w16du">
+<w:webSettings xmlns:mc="http://schemas.openxmlformats.org/markup-compatibility/2006" xmlns:r="http://schemas.openxmlformats.org/officeDocument/2006/relationships" xmlns:w="http://schemas.openxmlformats.org/wordprocessingml/2006/main" xmlns:w14="http://schemas.microsoft.com/office/word/2010/wordml" xmlns:w15="http://schemas.microsoft.com/office/word/2012/wordml" xmlns:w16cid="http://schemas.microsoft.com/office/word/2016/wordml/cid" xmlns:w16se="http://schemas.microsoft.com/office/word/2015/wordml/symex" mc:Ignorable="w14 w15 w16se w16cid">
   <w:optimizeForBrowser/>
   <w:allowPNG/>
 </w:webSettings>

--- a/Lakberendezés_Dokumentum.docx
+++ b/Lakberendezés_Dokumentum.docx
@@ -1,6 +1,6 @@
 
 <file path=word/document.xml><?xml version="1.0" encoding="utf-8"?>
-<w:document xmlns:wpc="http://schemas.microsoft.com/office/word/2010/wordprocessingCanvas" xmlns:cx="http://schemas.microsoft.com/office/drawing/2014/chartex" xmlns:cx1="http://schemas.microsoft.com/office/drawing/2015/9/8/chartex" xmlns:cx2="http://schemas.microsoft.com/office/drawing/2015/10/21/chartex" xmlns:cx3="http://schemas.microsoft.com/office/drawing/2016/5/9/chartex" xmlns:cx4="http://schemas.microsoft.com/office/drawing/2016/5/10/chartex" xmlns:cx5="http://schemas.microsoft.com/office/drawing/2016/5/11/chartex" xmlns:cx6="http://schemas.microsoft.com/office/drawing/2016/5/12/chartex" xmlns:cx7="http://schemas.microsoft.com/office/drawing/2016/5/13/chartex" xmlns:cx8="http://schemas.microsoft.com/office/drawing/2016/5/14/chartex" xmlns:mc="http://schemas.openxmlformats.org/markup-compatibility/2006" xmlns:aink="http://schemas.microsoft.com/office/drawing/2016/ink" xmlns:am3d="http://schemas.microsoft.com/office/drawing/2017/model3d" xmlns:o="urn:schemas-microsoft-com:office:office" xmlns:r="http://schemas.openxmlformats.org/officeDocument/2006/relationships" xmlns:m="http://schemas.openxmlformats.org/officeDocument/2006/math" xmlns:v="urn:schemas-microsoft-com:vml" xmlns:wp14="http://schemas.microsoft.com/office/word/2010/wordprocessingDrawing" xmlns:wp="http://schemas.openxmlformats.org/drawingml/2006/wordprocessingDrawing" xmlns:w10="urn:schemas-microsoft-com:office:word" xmlns:w="http://schemas.openxmlformats.org/wordprocessingml/2006/main" xmlns:w14="http://schemas.microsoft.com/office/word/2010/wordml" xmlns:w15="http://schemas.microsoft.com/office/word/2012/wordml" xmlns:w16cid="http://schemas.microsoft.com/office/word/2016/wordml/cid" xmlns:w16se="http://schemas.microsoft.com/office/word/2015/wordml/symex" xmlns:wpg="http://schemas.microsoft.com/office/word/2010/wordprocessingGroup" xmlns:wpi="http://schemas.microsoft.com/office/word/2010/wordprocessingInk" xmlns:wne="http://schemas.microsoft.com/office/word/2006/wordml" xmlns:wps="http://schemas.microsoft.com/office/word/2010/wordprocessingShape" mc:Ignorable="w14 w15 w16se w16cid wp14">
+<w:document xmlns:wpc="http://schemas.microsoft.com/office/word/2010/wordprocessingCanvas" xmlns:cx="http://schemas.microsoft.com/office/drawing/2014/chartex" xmlns:cx1="http://schemas.microsoft.com/office/drawing/2015/9/8/chartex" xmlns:cx2="http://schemas.microsoft.com/office/drawing/2015/10/21/chartex" xmlns:cx3="http://schemas.microsoft.com/office/drawing/2016/5/9/chartex" xmlns:cx4="http://schemas.microsoft.com/office/drawing/2016/5/10/chartex" xmlns:cx5="http://schemas.microsoft.com/office/drawing/2016/5/11/chartex" xmlns:cx6="http://schemas.microsoft.com/office/drawing/2016/5/12/chartex" xmlns:cx7="http://schemas.microsoft.com/office/drawing/2016/5/13/chartex" xmlns:cx8="http://schemas.microsoft.com/office/drawing/2016/5/14/chartex" xmlns:mc="http://schemas.openxmlformats.org/markup-compatibility/2006" xmlns:aink="http://schemas.microsoft.com/office/drawing/2016/ink" xmlns:am3d="http://schemas.microsoft.com/office/drawing/2017/model3d" xmlns:o="urn:schemas-microsoft-com:office:office" xmlns:oel="http://schemas.microsoft.com/office/2019/extlst" xmlns:r="http://schemas.openxmlformats.org/officeDocument/2006/relationships" xmlns:m="http://schemas.openxmlformats.org/officeDocument/2006/math" xmlns:v="urn:schemas-microsoft-com:vml" xmlns:wp14="http://schemas.microsoft.com/office/word/2010/wordprocessingDrawing" xmlns:wp="http://schemas.openxmlformats.org/drawingml/2006/wordprocessingDrawing" xmlns:w10="urn:schemas-microsoft-com:office:word" xmlns:w="http://schemas.openxmlformats.org/wordprocessingml/2006/main" xmlns:w14="http://schemas.microsoft.com/office/word/2010/wordml" xmlns:w15="http://schemas.microsoft.com/office/word/2012/wordml" xmlns:w16cex="http://schemas.microsoft.com/office/word/2018/wordml/cex" xmlns:w16cid="http://schemas.microsoft.com/office/word/2016/wordml/cid" xmlns:w16="http://schemas.microsoft.com/office/word/2018/wordml" xmlns:w16du="http://schemas.microsoft.com/office/word/2023/wordml/word16du" xmlns:w16sdtdh="http://schemas.microsoft.com/office/word/2020/wordml/sdtdatahash" xmlns:w16sdtfl="http://schemas.microsoft.com/office/word/2024/wordml/sdtformatlock" xmlns:w16se="http://schemas.microsoft.com/office/word/2015/wordml/symex" xmlns:wpg="http://schemas.microsoft.com/office/word/2010/wordprocessingGroup" xmlns:wpi="http://schemas.microsoft.com/office/word/2010/wordprocessingInk" xmlns:wne="http://schemas.microsoft.com/office/word/2006/wordml" xmlns:wps="http://schemas.microsoft.com/office/word/2010/wordprocessingShape" mc:Ignorable="w14 w15 w16se w16cid w16 w16cex w16sdtdh w16sdtfl w16du wp14">
   <w:body>
     <w:sdt>
       <w:sdtPr>
@@ -58,7 +58,7 @@
                         <pic:cNvPicPr/>
                       </pic:nvPicPr>
                       <pic:blipFill>
-                        <a:blip r:embed="rId6" cstate="print">
+                        <a:blip r:embed="rId8" cstate="print">
                           <a:duotone>
                             <a:schemeClr val="accent1">
                               <a:shade val="45000"/>
@@ -139,7 +139,6 @@
             <w:dataBinding w:prefixMappings="xmlns:ns0='http://purl.org/dc/elements/1.1/' xmlns:ns1='http://schemas.openxmlformats.org/package/2006/metadata/core-properties' " w:xpath="/ns1:coreProperties[1]/ns0:subject[1]" w:storeItemID="{6C3C8BC8-F283-45AE-878A-BAB7291924A1}"/>
             <w:text/>
           </w:sdtPr>
-          <w:sdtEndPr/>
           <w:sdtContent>
             <w:p>
               <w:pPr>
@@ -254,7 +253,6 @@
                                     <w:calendar w:val="gregorian"/>
                                   </w:date>
                                 </w:sdtPr>
-                                <w:sdtEndPr/>
                                 <w:sdtContent>
                                   <w:p>
                                     <w:pPr>
@@ -275,7 +273,7 @@
                                         <w:sz w:val="28"/>
                                         <w:szCs w:val="28"/>
                                       </w:rPr>
-                                      <w:t xml:space="preserve">2025. február 21. - </w:t>
+                                      <w:t>2025. február 21.</w:t>
                                     </w:r>
                                   </w:p>
                                 </w:sdtContent>
@@ -306,7 +304,7 @@
                     <v:stroke joinstyle="miter"/>
                     <v:path gradientshapeok="t" o:connecttype="rect"/>
                   </v:shapetype>
-                  <v:shape id="Szövegdoboz 146" o:spid="_x0000_s1026" type="#_x0000_t202" style="position:absolute;left:0;text-align:left;margin-left:0;margin-top:0;width:516pt;height:43.9pt;z-index:251659264;visibility:visible;mso-wrap-style:square;mso-width-percent:1000;mso-height-percent:0;mso-top-percent:850;mso-wrap-distance-left:9pt;mso-wrap-distance-top:0;mso-wrap-distance-right:9pt;mso-wrap-distance-bottom:0;mso-position-horizontal:center;mso-position-horizontal-relative:margin;mso-position-vertical-relative:page;mso-width-percent:1000;mso-height-percent:0;mso-top-percent:850;mso-width-relative:margin;mso-height-relative:margin;v-text-anchor:bottom" o:gfxdata="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" filled="f" stroked="f" strokeweight=".5pt">
+                  <v:shape id="Szövegdoboz 146" o:spid="_x0000_s1026" type="#_x0000_t202" style="position:absolute;left:0;text-align:left;margin-left:0;margin-top:0;width:516pt;height:43.9pt;z-index:251659264;visibility:visible;mso-wrap-style:square;mso-width-percent:1000;mso-height-percent:0;mso-top-percent:850;mso-wrap-distance-left:9pt;mso-wrap-distance-top:0;mso-wrap-distance-right:9pt;mso-wrap-distance-bottom:0;mso-position-horizontal:center;mso-position-horizontal-relative:margin;mso-position-vertical-relative:page;mso-width-percent:1000;mso-height-percent:0;mso-top-percent:850;mso-width-relative:margin;mso-height-relative:margin;v-text-anchor:bottom" o:gfxdata="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" filled="f" stroked="f" strokeweight=".5pt">
                     <v:textbox style="mso-fit-shape-to-text:t" inset="0,0,0,0">
                       <w:txbxContent>
                         <w:sdt>
@@ -328,7 +326,6 @@
                               <w:calendar w:val="gregorian"/>
                             </w:date>
                           </w:sdtPr>
-                          <w:sdtEndPr/>
                           <w:sdtContent>
                             <w:p>
                               <w:pPr>
@@ -349,7 +346,7 @@
                                   <w:sz w:val="28"/>
                                   <w:szCs w:val="28"/>
                                 </w:rPr>
-                                <w:t xml:space="preserve">2025. február 21. - </w:t>
+                                <w:t>2025. február 21.</w:t>
                               </w:r>
                             </w:p>
                           </w:sdtContent>
@@ -383,7 +380,7 @@
                         <pic:cNvPicPr/>
                       </pic:nvPicPr>
                       <pic:blipFill>
-                        <a:blip r:embed="rId7" cstate="print">
+                        <a:blip r:embed="rId9" cstate="print">
                           <a:duotone>
                             <a:schemeClr val="accent1">
                               <a:shade val="45000"/>
@@ -425,6 +422,250 @@
               <w:szCs w:val="20"/>
             </w:rPr>
           </w:pPr>
+        </w:p>
+        <w:p>
+          <w:pPr>
+            <w:spacing w:after="120"/>
+            <w:jc w:val="center"/>
+            <w:rPr>
+              <w:rFonts w:asciiTheme="majorHAnsi" w:hAnsiTheme="majorHAnsi" w:cs="Times New Roman"/>
+              <w:color w:val="156082" w:themeColor="accent1"/>
+              <w:sz w:val="20"/>
+              <w:szCs w:val="20"/>
+            </w:rPr>
+          </w:pPr>
+          <w:r>
+            <w:rPr>
+              <w:rFonts w:ascii="Times New Roman" w:hAnsi="Times New Roman" w:cs="Times New Roman"/>
+              <w:sz w:val="20"/>
+              <w:szCs w:val="20"/>
+            </w:rPr>
+            <w:br w:type="page"/>
+          </w:r>
+        </w:p>
+        <w:p>
+          <w:pPr>
+            <w:spacing w:after="600"/>
+            <w:jc w:val="center"/>
+            <w:rPr>
+              <w:rFonts w:asciiTheme="majorHAnsi" w:hAnsiTheme="majorHAnsi" w:cs="Times New Roman"/>
+              <w:color w:val="156082" w:themeColor="accent1"/>
+              <w:sz w:val="20"/>
+              <w:szCs w:val="20"/>
+            </w:rPr>
+          </w:pPr>
+          <w:r>
+            <w:rPr>
+              <w:rFonts w:asciiTheme="majorHAnsi" w:hAnsiTheme="majorHAnsi" w:cs="Times New Roman"/>
+              <w:color w:val="156082" w:themeColor="accent1"/>
+              <w:sz w:val="20"/>
+              <w:szCs w:val="20"/>
+            </w:rPr>
+            <w:lastRenderedPageBreak/>
+            <w:t>Bevezető</w:t>
+          </w:r>
+        </w:p>
+        <w:p>
+          <w:pPr>
+            <w:spacing w:after="600"/>
+            <w:rPr>
+              <w:rFonts w:asciiTheme="majorHAnsi" w:hAnsiTheme="majorHAnsi" w:cs="Times New Roman"/>
+              <w:color w:val="156082" w:themeColor="accent1"/>
+              <w:sz w:val="20"/>
+              <w:szCs w:val="20"/>
+            </w:rPr>
+          </w:pPr>
+          <w:r>
+            <w:rPr>
+              <w:rFonts w:asciiTheme="majorHAnsi" w:hAnsiTheme="majorHAnsi" w:cs="Times New Roman"/>
+              <w:color w:val="156082" w:themeColor="accent1"/>
+              <w:sz w:val="20"/>
+              <w:szCs w:val="20"/>
+            </w:rPr>
+            <w:t>Mi a projekt lényege?</w:t>
+          </w:r>
+        </w:p>
+        <w:p>
+          <w:pPr>
+            <w:spacing w:after="600"/>
+            <w:rPr>
+              <w:rFonts w:cs="Times New Roman"/>
+              <w:color w:val="156082" w:themeColor="accent1"/>
+              <w:sz w:val="20"/>
+              <w:szCs w:val="20"/>
+            </w:rPr>
+          </w:pPr>
+          <w:r>
+            <w:rPr>
+              <w:rFonts w:cs="Times New Roman"/>
+              <w:color w:val="156082" w:themeColor="accent1"/>
+              <w:sz w:val="20"/>
+              <w:szCs w:val="20"/>
+            </w:rPr>
+            <w:t xml:space="preserve">Röviden, egy szobatervező. Egy egyszerű bejelentkezés után </w:t>
+          </w:r>
+          <w:r>
+            <w:rPr>
+              <w:rFonts w:cs="Times New Roman"/>
+              <w:color w:val="156082" w:themeColor="accent1"/>
+              <w:sz w:val="20"/>
+              <w:szCs w:val="20"/>
+            </w:rPr>
+            <w:t>a weboldal segítségével különböző bútorokból összeválogatva tervezhetjük meg a leendő álomszobánkat. Az oldalon több fajta bútorbolt termékei közül tud a felhasználó választani kedve, igénye szerint</w:t>
+          </w:r>
+          <w:r>
+            <w:rPr>
+              <w:rFonts w:cs="Times New Roman"/>
+              <w:color w:val="156082" w:themeColor="accent1"/>
+              <w:sz w:val="20"/>
+              <w:szCs w:val="20"/>
+            </w:rPr>
+            <w:t>.</w:t>
+          </w:r>
+        </w:p>
+        <w:p>
+          <w:pPr>
+            <w:spacing w:after="600"/>
+            <w:rPr>
+              <w:rFonts w:asciiTheme="majorHAnsi" w:hAnsiTheme="majorHAnsi" w:cs="Times New Roman"/>
+              <w:color w:val="156082" w:themeColor="accent1"/>
+              <w:sz w:val="20"/>
+              <w:szCs w:val="20"/>
+            </w:rPr>
+          </w:pPr>
+          <w:r>
+            <w:rPr>
+              <w:rFonts w:asciiTheme="majorHAnsi" w:hAnsiTheme="majorHAnsi" w:cs="Times New Roman"/>
+              <w:color w:val="156082" w:themeColor="accent1"/>
+              <w:sz w:val="20"/>
+              <w:szCs w:val="20"/>
+            </w:rPr>
+            <w:t>A tervezőről</w:t>
+          </w:r>
+        </w:p>
+        <w:p>
+          <w:pPr>
+            <w:rPr>
+              <w:rFonts w:cs="Times New Roman"/>
+              <w:color w:val="156082" w:themeColor="accent1"/>
+              <w:sz w:val="20"/>
+              <w:szCs w:val="20"/>
+            </w:rPr>
+          </w:pPr>
+          <w:r>
+            <w:rPr>
+              <w:rFonts w:cs="Times New Roman"/>
+              <w:color w:val="156082" w:themeColor="accent1"/>
+              <w:sz w:val="20"/>
+              <w:szCs w:val="20"/>
+            </w:rPr>
+            <w:t xml:space="preserve">Az oldalon található a Tervező rész, amiben </w:t>
+          </w:r>
+          <w:r>
+            <w:rPr>
+              <w:rFonts w:cs="Times New Roman"/>
+              <w:color w:val="156082" w:themeColor="accent1"/>
+              <w:sz w:val="20"/>
+              <w:szCs w:val="20"/>
+            </w:rPr>
+            <w:t>a választott szobák közül (fürdő, nappali, konyha,</w:t>
+          </w:r>
+          <w:r>
+            <w:rPr>
+              <w:rFonts w:cs="Times New Roman"/>
+              <w:color w:val="156082" w:themeColor="accent1"/>
+              <w:sz w:val="20"/>
+              <w:szCs w:val="20"/>
+            </w:rPr>
+            <w:t xml:space="preserve"> </w:t>
+          </w:r>
+          <w:r>
+            <w:rPr>
+              <w:rFonts w:cs="Times New Roman"/>
+              <w:color w:val="156082" w:themeColor="accent1"/>
+              <w:sz w:val="20"/>
+              <w:szCs w:val="20"/>
+            </w:rPr>
+            <w:t>étkező hálószoba)</w:t>
+          </w:r>
+          <w:r>
+            <w:rPr>
+              <w:rFonts w:cs="Times New Roman"/>
+              <w:color w:val="156082" w:themeColor="accent1"/>
+              <w:sz w:val="20"/>
+              <w:szCs w:val="20"/>
+            </w:rPr>
+            <w:t xml:space="preserve"> bármelyik </w:t>
+          </w:r>
+          <w:r>
+            <w:rPr>
+              <w:rFonts w:cs="Times New Roman"/>
+              <w:color w:val="156082" w:themeColor="accent1"/>
+              <w:sz w:val="20"/>
+              <w:szCs w:val="20"/>
+            </w:rPr>
+            <w:t>kiválasztása után elkezdhetjük szabadon a tervezést ahogy csak szeretnénk. Elég csak kiválasztani a tetszőleges bútort vagy bútorokat, a tervezőn való elhelyezés után már el is készült egy tervünk. Egy felhasználó több tervet is elmenthet, viszont előhívásra csak a legkorábbi fog előhívódni.</w:t>
+          </w:r>
+        </w:p>
+        <w:p>
+          <w:pPr>
+            <w:rPr>
+              <w:rFonts w:cs="Times New Roman"/>
+              <w:color w:val="156082" w:themeColor="accent1"/>
+              <w:sz w:val="20"/>
+              <w:szCs w:val="20"/>
+            </w:rPr>
+          </w:pPr>
+        </w:p>
+        <w:p>
+          <w:pPr>
+            <w:spacing w:after="480"/>
+            <w:rPr>
+              <w:rFonts w:cs="Times New Roman"/>
+              <w:color w:val="156082" w:themeColor="accent1"/>
+              <w:sz w:val="20"/>
+              <w:szCs w:val="20"/>
+            </w:rPr>
+          </w:pPr>
+          <w:r>
+            <w:rPr>
+              <w:rFonts w:cs="Times New Roman"/>
+              <w:color w:val="156082" w:themeColor="accent1"/>
+              <w:sz w:val="20"/>
+              <w:szCs w:val="20"/>
+            </w:rPr>
+            <w:t>Megrendelés, szállítás</w:t>
+          </w:r>
+        </w:p>
+        <w:p>
+          <w:pPr>
+            <w:spacing w:after="120"/>
+            <w:rPr>
+              <w:rFonts w:cs="Times New Roman"/>
+              <w:color w:val="156082" w:themeColor="accent1"/>
+              <w:sz w:val="20"/>
+              <w:szCs w:val="20"/>
+            </w:rPr>
+          </w:pPr>
+          <w:r>
+            <w:rPr>
+              <w:rFonts w:cs="Times New Roman"/>
+              <w:color w:val="156082" w:themeColor="accent1"/>
+              <w:sz w:val="20"/>
+              <w:szCs w:val="20"/>
+            </w:rPr>
+            <w:t xml:space="preserve">Miután összeválogatásra kerültek az adott bútorok, függetlenül az adott üzlettől, akkor az oldal küldeni fog egy e-mait a kiválasztott bútorokkal és a hozzájuk tartozó ár listával.   </w:t>
+          </w:r>
+        </w:p>
+        <w:p>
+          <w:pPr>
+            <w:spacing w:after="0"/>
+            <w:rPr>
+              <w:rFonts w:ascii="Times New Roman" w:hAnsi="Times New Roman" w:cs="Times New Roman"/>
+              <w:sz w:val="20"/>
+              <w:szCs w:val="20"/>
+            </w:rPr>
+          </w:pPr>
           <w:r>
             <w:rPr>
               <w:rFonts w:ascii="Times New Roman" w:hAnsi="Times New Roman" w:cs="Times New Roman"/>
@@ -1192,7 +1433,27 @@
           <w:sz w:val="32"/>
           <w:szCs w:val="32"/>
         </w:rPr>
-        <w:t xml:space="preserve">A HTML (HyperText Markup Language) a webes technológiák alapvető építőeleme, amely meghatározza a weboldalak struktúráját és tartalmát. </w:t>
+        <w:t xml:space="preserve">A HTML (HyperText </w:t>
+      </w:r>
+      <w:proofErr w:type="spellStart"/>
+      <w:r>
+        <w:rPr>
+          <w:rFonts w:cs="Times New Roman"/>
+          <w:color w:val="156082" w:themeColor="accent1"/>
+          <w:sz w:val="32"/>
+          <w:szCs w:val="32"/>
+        </w:rPr>
+        <w:t>Markup</w:t>
+      </w:r>
+      <w:proofErr w:type="spellEnd"/>
+      <w:r>
+        <w:rPr>
+          <w:rFonts w:cs="Times New Roman"/>
+          <w:color w:val="156082" w:themeColor="accent1"/>
+          <w:sz w:val="32"/>
+          <w:szCs w:val="32"/>
+        </w:rPr>
+        <w:t xml:space="preserve"> Language) a webes technológiák alapvető építőeleme, amely meghatározza a weboldalak struktúráját és tartalmát. </w:t>
       </w:r>
     </w:p>
     <w:p>
@@ -1245,7 +1506,27 @@
           <w:sz w:val="32"/>
           <w:szCs w:val="32"/>
         </w:rPr>
-        <w:t>A HTML egy szabványosított leíró nyelv, amely elemeken (tag-eken) keresztül határozza meg a webtartalom szerkezetét. A webböngészők ezeket az elemeket értelmezik és jelenítik meg a felhasználók számára. A HTML dokumentumok hierarchikus felépítése lehetővé teszi a tartalom logikus strukturálását</w:t>
+        <w:t>A HTML egy szabványosított leíró nyelv, amely elemeken (tag-</w:t>
+      </w:r>
+      <w:proofErr w:type="spellStart"/>
+      <w:r>
+        <w:rPr>
+          <w:rFonts w:cs="Times New Roman"/>
+          <w:color w:val="156082" w:themeColor="accent1"/>
+          <w:sz w:val="32"/>
+          <w:szCs w:val="32"/>
+        </w:rPr>
+        <w:t>eken</w:t>
+      </w:r>
+      <w:proofErr w:type="spellEnd"/>
+      <w:r>
+        <w:rPr>
+          <w:rFonts w:cs="Times New Roman"/>
+          <w:color w:val="156082" w:themeColor="accent1"/>
+          <w:sz w:val="32"/>
+          <w:szCs w:val="32"/>
+        </w:rPr>
+        <w:t>) keresztül határozza meg a webtartalom szerkezetét. A webböngészők ezeket az elemeket értelmezik és jelenítik meg a felhasználók számára. A HTML dokumentumok hierarchikus felépítése lehetővé teszi a tartalom logikus strukturálását</w:t>
       </w:r>
       <w:r>
         <w:rPr>
@@ -1452,6 +1733,7 @@
     </w:p>
     <w:p>
       <w:pPr>
+        <w:spacing w:after="720"/>
         <w:rPr>
           <w:rFonts w:asciiTheme="majorHAnsi" w:hAnsiTheme="majorHAnsi" w:cs="Times New Roman"/>
           <w:b/>
@@ -1533,6 +1815,7 @@
     </w:p>
     <w:p>
       <w:pPr>
+        <w:spacing w:after="600"/>
         <w:rPr>
           <w:rFonts w:cs="Times New Roman"/>
           <w:color w:val="156082" w:themeColor="accent1"/>
@@ -1571,6 +1854,7 @@
     </w:p>
     <w:p>
       <w:pPr>
+        <w:spacing w:after="240"/>
         <w:rPr>
           <w:rFonts w:asciiTheme="majorHAnsi" w:hAnsiTheme="majorHAnsi" w:cs="Times New Roman"/>
           <w:b/>
@@ -2101,7 +2385,7 @@
           <w:sz w:val="36"/>
           <w:szCs w:val="36"/>
         </w:rPr>
-        <w:t>Következtetés</w:t>
+        <w:t>Összegzés</w:t>
       </w:r>
     </w:p>
     <w:p>
@@ -2446,7 +2730,47 @@
           <w:sz w:val="32"/>
           <w:szCs w:val="32"/>
         </w:rPr>
-        <w:t>Aszinkron programozás (Promise-ok, async/await)</w:t>
+        <w:t>Aszinkron programozás (</w:t>
+      </w:r>
+      <w:proofErr w:type="spellStart"/>
+      <w:r>
+        <w:rPr>
+          <w:rFonts w:cs="Times New Roman"/>
+          <w:color w:val="156082" w:themeColor="accent1"/>
+          <w:sz w:val="32"/>
+          <w:szCs w:val="32"/>
+        </w:rPr>
+        <w:t>Promise</w:t>
+      </w:r>
+      <w:proofErr w:type="spellEnd"/>
+      <w:r>
+        <w:rPr>
+          <w:rFonts w:cs="Times New Roman"/>
+          <w:color w:val="156082" w:themeColor="accent1"/>
+          <w:sz w:val="32"/>
+          <w:szCs w:val="32"/>
+        </w:rPr>
+        <w:t xml:space="preserve">-ok, </w:t>
+      </w:r>
+      <w:proofErr w:type="spellStart"/>
+      <w:r>
+        <w:rPr>
+          <w:rFonts w:cs="Times New Roman"/>
+          <w:color w:val="156082" w:themeColor="accent1"/>
+          <w:sz w:val="32"/>
+          <w:szCs w:val="32"/>
+        </w:rPr>
+        <w:t>async</w:t>
+      </w:r>
+      <w:proofErr w:type="spellEnd"/>
+      <w:r>
+        <w:rPr>
+          <w:rFonts w:cs="Times New Roman"/>
+          <w:color w:val="156082" w:themeColor="accent1"/>
+          <w:sz w:val="32"/>
+          <w:szCs w:val="32"/>
+        </w:rPr>
+        <w:t>/await)</w:t>
       </w:r>
     </w:p>
     <w:p>
@@ -2693,8 +3017,19 @@
           <w:sz w:val="32"/>
           <w:szCs w:val="32"/>
         </w:rPr>
-        <w:t>Backend szolgáltatások: REST/GraphQL</w:t>
-      </w:r>
+        <w:t>Backend szolgáltatások: REST/</w:t>
+      </w:r>
+      <w:proofErr w:type="spellStart"/>
+      <w:r>
+        <w:rPr>
+          <w:rFonts w:cs="Times New Roman"/>
+          <w:color w:val="156082" w:themeColor="accent1"/>
+          <w:sz w:val="32"/>
+          <w:szCs w:val="32"/>
+        </w:rPr>
+        <w:t>GraphQL</w:t>
+      </w:r>
+      <w:proofErr w:type="spellEnd"/>
     </w:p>
     <w:p>
       <w:pPr>
@@ -3183,7 +3518,7 @@
           <w:sz w:val="32"/>
           <w:szCs w:val="32"/>
         </w:rPr>
-        <w:t xml:space="preserve"> Async/await </w:t>
+        <w:t xml:space="preserve">Async/await </w:t>
       </w:r>
     </w:p>
     <w:p>
@@ -3523,7 +3858,7 @@
           <w:sz w:val="36"/>
           <w:szCs w:val="36"/>
         </w:rPr>
-        <w:t>Következtetés</w:t>
+        <w:t>Összegzés</w:t>
       </w:r>
     </w:p>
     <w:p>
@@ -4155,7 +4490,7 @@
     </w:p>
     <w:p>
       <w:pPr>
-        <w:spacing w:after="600"/>
+        <w:spacing w:after="480"/>
         <w:rPr>
           <w:rFonts w:asciiTheme="majorHAnsi" w:hAnsiTheme="majorHAnsi" w:cs="Times New Roman"/>
           <w:b/>
@@ -4174,11 +4509,12 @@
           <w:sz w:val="36"/>
           <w:szCs w:val="36"/>
         </w:rPr>
-        <w:t>Következtetés</w:t>
-      </w:r>
-    </w:p>
-    <w:p>
-      <w:pPr>
+        <w:t>Összegzés</w:t>
+      </w:r>
+    </w:p>
+    <w:p>
+      <w:pPr>
+        <w:spacing w:after="0"/>
         <w:rPr>
           <w:rFonts w:cs="Times New Roman"/>
           <w:color w:val="156082" w:themeColor="accent1"/>
@@ -4325,7 +4661,7 @@
         </w:rPr>
         <w:t>A Visual Studio Code egy ingyenes, </w:t>
       </w:r>
-      <w:hyperlink r:id="rId8" w:tooltip="Nyílt forráskódú szoftver" w:history="1">
+      <w:hyperlink r:id="rId10" w:tooltip="Nyílt forráskódú szoftver" w:history="1">
         <w:r>
           <w:rPr>
             <w:rStyle w:val="Hiperhivatkozs"/>
@@ -4347,7 +4683,7 @@
         </w:rPr>
         <w:t> rendszer, melyet a </w:t>
       </w:r>
-      <w:hyperlink r:id="rId9" w:tooltip="Microsoft" w:history="1">
+      <w:hyperlink r:id="rId11" w:tooltip="Microsoft" w:history="1">
         <w:r>
           <w:rPr>
             <w:rStyle w:val="Hiperhivatkozs"/>
@@ -4369,7 +4705,7 @@
         </w:rPr>
         <w:t> fejleszt </w:t>
       </w:r>
-      <w:hyperlink r:id="rId10" w:tooltip="Windows" w:history="1">
+      <w:hyperlink r:id="rId12" w:tooltip="Windows" w:history="1">
         <w:r>
           <w:rPr>
             <w:rStyle w:val="Hiperhivatkozs"/>
@@ -4391,7 +4727,7 @@
         </w:rPr>
         <w:t>, </w:t>
       </w:r>
-      <w:hyperlink r:id="rId11" w:tooltip="Linux" w:history="1">
+      <w:hyperlink r:id="rId13" w:tooltip="Linux" w:history="1">
         <w:r>
           <w:rPr>
             <w:rStyle w:val="Hiperhivatkozs"/>
@@ -4413,7 +4749,7 @@
         </w:rPr>
         <w:t> és </w:t>
       </w:r>
-      <w:hyperlink r:id="rId12" w:tooltip="MacOS" w:history="1">
+      <w:hyperlink r:id="rId14" w:tooltip="MacOS" w:history="1">
         <w:r>
           <w:rPr>
             <w:rStyle w:val="Hiperhivatkozs"/>
@@ -4495,7 +4831,45 @@
           <w:sz w:val="32"/>
           <w:szCs w:val="32"/>
         </w:rPr>
-        <w:t xml:space="preserve">Egyfajta szerkesztő/IDE hibrid, ami rendelkezik hibakeresés, intelligens kiegészítés, és git támogatással, valamint bővítmények tucatjával személyre szabható és bővíthető a tudása </w:t>
+        <w:t xml:space="preserve">Egyfajta szerkesztő/IDE hibrid, ami rendelkezik hibakeresés, intelligens kiegészítés, és </w:t>
+      </w:r>
+      <w:proofErr w:type="spellStart"/>
+      <w:r>
+        <w:rPr>
+          <w:rFonts w:cs="Times New Roman"/>
+          <w:color w:val="156082" w:themeColor="accent1"/>
+          <w:sz w:val="32"/>
+          <w:szCs w:val="32"/>
+        </w:rPr>
+        <w:t>git</w:t>
+      </w:r>
+      <w:proofErr w:type="spellEnd"/>
+      <w:r>
+        <w:rPr>
+          <w:rFonts w:cs="Times New Roman"/>
+          <w:color w:val="156082" w:themeColor="accent1"/>
+          <w:sz w:val="32"/>
+          <w:szCs w:val="32"/>
+        </w:rPr>
+        <w:t xml:space="preserve"> támogatással, valamint bővítmények tucatjával személyre szabható és bővíthető a </w:t>
+      </w:r>
+      <w:r>
+        <w:rPr>
+          <w:rFonts w:cs="Times New Roman"/>
+          <w:color w:val="156082" w:themeColor="accent1"/>
+          <w:sz w:val="32"/>
+          <w:szCs w:val="32"/>
+        </w:rPr>
+        <w:t>tudása,</w:t>
+      </w:r>
+      <w:r>
+        <w:rPr>
+          <w:rFonts w:cs="Times New Roman"/>
+          <w:color w:val="156082" w:themeColor="accent1"/>
+          <w:sz w:val="32"/>
+          <w:szCs w:val="32"/>
+        </w:rPr>
+        <w:t xml:space="preserve"> </w:t>
       </w:r>
       <w:r>
         <w:rPr>
@@ -4580,7 +4954,7 @@
     </w:p>
     <w:p>
       <w:pPr>
-        <w:spacing w:after="600"/>
+        <w:spacing w:after="480"/>
         <w:rPr>
           <w:rFonts w:asciiTheme="majorHAnsi" w:hAnsiTheme="majorHAnsi" w:cs="Times New Roman"/>
           <w:b/>
@@ -4895,25 +5269,6 @@
           <w:szCs w:val="32"/>
         </w:rPr>
         <w:t>- Cloud fejlesztés</w:t>
-      </w:r>
-    </w:p>
-    <w:p>
-      <w:pPr>
-        <w:rPr>
-          <w:rFonts w:cs="Times New Roman"/>
-          <w:color w:val="156082" w:themeColor="accent1"/>
-          <w:sz w:val="32"/>
-          <w:szCs w:val="32"/>
-        </w:rPr>
-      </w:pPr>
-      <w:r>
-        <w:rPr>
-          <w:rFonts w:cs="Times New Roman"/>
-          <w:color w:val="156082" w:themeColor="accent1"/>
-          <w:sz w:val="32"/>
-          <w:szCs w:val="32"/>
-        </w:rPr>
-        <w:t>- Remote Development</w:t>
       </w:r>
     </w:p>
     <w:p>
@@ -5514,7 +5869,7 @@
     </w:p>
     <w:p>
       <w:pPr>
-        <w:spacing w:after="600"/>
+        <w:spacing w:after="480"/>
         <w:rPr>
           <w:rFonts w:asciiTheme="majorHAnsi" w:hAnsiTheme="majorHAnsi" w:cs="Times New Roman"/>
           <w:b/>
@@ -5546,7 +5901,7 @@
     </w:p>
     <w:p>
       <w:pPr>
-        <w:spacing w:after="600"/>
+        <w:spacing w:after="360"/>
         <w:rPr>
           <w:rFonts w:cs="Times New Roman"/>
           <w:color w:val="156082" w:themeColor="accent1"/>
@@ -6113,7 +6468,27 @@
           <w:sz w:val="32"/>
           <w:szCs w:val="32"/>
         </w:rPr>
-        <w:t>A phpMyAdmin egy nyílt forráskódú webes felülettel rendelkező MySQL/MariaDB adatbázis-kezelő eszköz, amely egyszerűsíti az adatbázisok adminisztrációját.</w:t>
+        <w:t>A phpMyAdmin egy nyílt forráskódú webes felülettel rendelkező MySQL/</w:t>
+      </w:r>
+      <w:proofErr w:type="spellStart"/>
+      <w:r>
+        <w:rPr>
+          <w:rFonts w:cs="Times New Roman"/>
+          <w:color w:val="156082" w:themeColor="accent1"/>
+          <w:sz w:val="32"/>
+          <w:szCs w:val="32"/>
+        </w:rPr>
+        <w:t>MariaDB</w:t>
+      </w:r>
+      <w:proofErr w:type="spellEnd"/>
+      <w:r>
+        <w:rPr>
+          <w:rFonts w:cs="Times New Roman"/>
+          <w:color w:val="156082" w:themeColor="accent1"/>
+          <w:sz w:val="32"/>
+          <w:szCs w:val="32"/>
+        </w:rPr>
+        <w:t xml:space="preserve"> adatbázis-kezelő eszköz, amely egyszerűsíti az adatbázisok adminisztrációját.</w:t>
       </w:r>
     </w:p>
     <w:p>
@@ -6333,8 +6708,6 @@
         </w:rPr>
         <w:t>5. Import/Export funkciók</w:t>
       </w:r>
-      <w:bookmarkStart w:id="0" w:name="_GoBack"/>
-      <w:bookmarkEnd w:id="0"/>
     </w:p>
     <w:p>
       <w:pPr>
@@ -6568,8 +6941,19 @@
           <w:sz w:val="32"/>
           <w:szCs w:val="32"/>
         </w:rPr>
-        <w:t>- MySQL/MariaDB</w:t>
-      </w:r>
+        <w:t>- MySQL/</w:t>
+      </w:r>
+      <w:proofErr w:type="spellStart"/>
+      <w:r>
+        <w:rPr>
+          <w:rFonts w:cs="Times New Roman"/>
+          <w:color w:val="156082" w:themeColor="accent1"/>
+          <w:sz w:val="32"/>
+          <w:szCs w:val="32"/>
+        </w:rPr>
+        <w:t>MariaDB</w:t>
+      </w:r>
+      <w:proofErr w:type="spellEnd"/>
     </w:p>
     <w:p>
       <w:pPr>
@@ -6644,7 +7028,27 @@
           <w:sz w:val="32"/>
           <w:szCs w:val="32"/>
         </w:rPr>
-        <w:t>- Hosting szolgáltatások</w:t>
+        <w:t xml:space="preserve">- </w:t>
+      </w:r>
+      <w:proofErr w:type="spellStart"/>
+      <w:r>
+        <w:rPr>
+          <w:rFonts w:cs="Times New Roman"/>
+          <w:color w:val="156082" w:themeColor="accent1"/>
+          <w:sz w:val="32"/>
+          <w:szCs w:val="32"/>
+        </w:rPr>
+        <w:t>Hosting</w:t>
+      </w:r>
+      <w:proofErr w:type="spellEnd"/>
+      <w:r>
+        <w:rPr>
+          <w:rFonts w:cs="Times New Roman"/>
+          <w:color w:val="156082" w:themeColor="accent1"/>
+          <w:sz w:val="32"/>
+          <w:szCs w:val="32"/>
+        </w:rPr>
+        <w:t xml:space="preserve"> szolgáltatások</w:t>
       </w:r>
     </w:p>
     <w:p>
@@ -6686,8 +7090,58 @@
 </w:document>
 </file>
 
+<file path=word/endnotes.xml><?xml version="1.0" encoding="utf-8"?>
+<w:endnotes xmlns:wpc="http://schemas.microsoft.com/office/word/2010/wordprocessingCanvas" xmlns:cx="http://schemas.microsoft.com/office/drawing/2014/chartex" xmlns:cx1="http://schemas.microsoft.com/office/drawing/2015/9/8/chartex" xmlns:cx2="http://schemas.microsoft.com/office/drawing/2015/10/21/chartex" xmlns:cx3="http://schemas.microsoft.com/office/drawing/2016/5/9/chartex" xmlns:cx4="http://schemas.microsoft.com/office/drawing/2016/5/10/chartex" xmlns:cx5="http://schemas.microsoft.com/office/drawing/2016/5/11/chartex" xmlns:cx6="http://schemas.microsoft.com/office/drawing/2016/5/12/chartex" xmlns:cx7="http://schemas.microsoft.com/office/drawing/2016/5/13/chartex" xmlns:cx8="http://schemas.microsoft.com/office/drawing/2016/5/14/chartex" xmlns:mc="http://schemas.openxmlformats.org/markup-compatibility/2006" xmlns:aink="http://schemas.microsoft.com/office/drawing/2016/ink" xmlns:am3d="http://schemas.microsoft.com/office/drawing/2017/model3d" xmlns:o="urn:schemas-microsoft-com:office:office" xmlns:oel="http://schemas.microsoft.com/office/2019/extlst" xmlns:r="http://schemas.openxmlformats.org/officeDocument/2006/relationships" xmlns:m="http://schemas.openxmlformats.org/officeDocument/2006/math" xmlns:v="urn:schemas-microsoft-com:vml" xmlns:wp14="http://schemas.microsoft.com/office/word/2010/wordprocessingDrawing" xmlns:wp="http://schemas.openxmlformats.org/drawingml/2006/wordprocessingDrawing" xmlns:w10="urn:schemas-microsoft-com:office:word" xmlns:w="http://schemas.openxmlformats.org/wordprocessingml/2006/main" xmlns:w14="http://schemas.microsoft.com/office/word/2010/wordml" xmlns:w15="http://schemas.microsoft.com/office/word/2012/wordml" xmlns:w16cex="http://schemas.microsoft.com/office/word/2018/wordml/cex" xmlns:w16cid="http://schemas.microsoft.com/office/word/2016/wordml/cid" xmlns:w16="http://schemas.microsoft.com/office/word/2018/wordml" xmlns:w16du="http://schemas.microsoft.com/office/word/2023/wordml/word16du" xmlns:w16sdtdh="http://schemas.microsoft.com/office/word/2020/wordml/sdtdatahash" xmlns:w16sdtfl="http://schemas.microsoft.com/office/word/2024/wordml/sdtformatlock" xmlns:w16se="http://schemas.microsoft.com/office/word/2015/wordml/symex" xmlns:wpg="http://schemas.microsoft.com/office/word/2010/wordprocessingGroup" xmlns:wpi="http://schemas.microsoft.com/office/word/2010/wordprocessingInk" xmlns:wne="http://schemas.microsoft.com/office/word/2006/wordml" xmlns:wps="http://schemas.microsoft.com/office/word/2010/wordprocessingShape" mc:Ignorable="w14 w15 w16se w16cid w16 w16cex w16sdtdh w16sdtfl w16du wp14">
+  <w:endnote w:type="separator" w:id="-1">
+    <w:p>
+      <w:pPr>
+        <w:spacing w:after="0" w:line="240" w:lineRule="auto"/>
+      </w:pPr>
+      <w:r>
+        <w:separator/>
+      </w:r>
+    </w:p>
+  </w:endnote>
+  <w:endnote w:type="continuationSeparator" w:id="0">
+    <w:p>
+      <w:pPr>
+        <w:spacing w:after="0" w:line="240" w:lineRule="auto"/>
+      </w:pPr>
+      <w:r>
+        <w:continuationSeparator/>
+      </w:r>
+    </w:p>
+  </w:endnote>
+</w:endnotes>
+</file>
+
+<file path=word/footnotes.xml><?xml version="1.0" encoding="utf-8"?>
+<w:footnotes xmlns:wpc="http://schemas.microsoft.com/office/word/2010/wordprocessingCanvas" xmlns:cx="http://schemas.microsoft.com/office/drawing/2014/chartex" xmlns:cx1="http://schemas.microsoft.com/office/drawing/2015/9/8/chartex" xmlns:cx2="http://schemas.microsoft.com/office/drawing/2015/10/21/chartex" xmlns:cx3="http://schemas.microsoft.com/office/drawing/2016/5/9/chartex" xmlns:cx4="http://schemas.microsoft.com/office/drawing/2016/5/10/chartex" xmlns:cx5="http://schemas.microsoft.com/office/drawing/2016/5/11/chartex" xmlns:cx6="http://schemas.microsoft.com/office/drawing/2016/5/12/chartex" xmlns:cx7="http://schemas.microsoft.com/office/drawing/2016/5/13/chartex" xmlns:cx8="http://schemas.microsoft.com/office/drawing/2016/5/14/chartex" xmlns:mc="http://schemas.openxmlformats.org/markup-compatibility/2006" xmlns:aink="http://schemas.microsoft.com/office/drawing/2016/ink" xmlns:am3d="http://schemas.microsoft.com/office/drawing/2017/model3d" xmlns:o="urn:schemas-microsoft-com:office:office" xmlns:oel="http://schemas.microsoft.com/office/2019/extlst" xmlns:r="http://schemas.openxmlformats.org/officeDocument/2006/relationships" xmlns:m="http://schemas.openxmlformats.org/officeDocument/2006/math" xmlns:v="urn:schemas-microsoft-com:vml" xmlns:wp14="http://schemas.microsoft.com/office/word/2010/wordprocessingDrawing" xmlns:wp="http://schemas.openxmlformats.org/drawingml/2006/wordprocessingDrawing" xmlns:w10="urn:schemas-microsoft-com:office:word" xmlns:w="http://schemas.openxmlformats.org/wordprocessingml/2006/main" xmlns:w14="http://schemas.microsoft.com/office/word/2010/wordml" xmlns:w15="http://schemas.microsoft.com/office/word/2012/wordml" xmlns:w16cex="http://schemas.microsoft.com/office/word/2018/wordml/cex" xmlns:w16cid="http://schemas.microsoft.com/office/word/2016/wordml/cid" xmlns:w16="http://schemas.microsoft.com/office/word/2018/wordml" xmlns:w16du="http://schemas.microsoft.com/office/word/2023/wordml/word16du" xmlns:w16sdtdh="http://schemas.microsoft.com/office/word/2020/wordml/sdtdatahash" xmlns:w16sdtfl="http://schemas.microsoft.com/office/word/2024/wordml/sdtformatlock" xmlns:w16se="http://schemas.microsoft.com/office/word/2015/wordml/symex" xmlns:wpg="http://schemas.microsoft.com/office/word/2010/wordprocessingGroup" xmlns:wpi="http://schemas.microsoft.com/office/word/2010/wordprocessingInk" xmlns:wne="http://schemas.microsoft.com/office/word/2006/wordml" xmlns:wps="http://schemas.microsoft.com/office/word/2010/wordprocessingShape" mc:Ignorable="w14 w15 w16se w16cid w16 w16cex w16sdtdh w16sdtfl w16du wp14">
+  <w:footnote w:type="separator" w:id="-1">
+    <w:p>
+      <w:pPr>
+        <w:spacing w:after="0" w:line="240" w:lineRule="auto"/>
+      </w:pPr>
+      <w:r>
+        <w:separator/>
+      </w:r>
+    </w:p>
+  </w:footnote>
+  <w:footnote w:type="continuationSeparator" w:id="0">
+    <w:p>
+      <w:pPr>
+        <w:spacing w:after="0" w:line="240" w:lineRule="auto"/>
+      </w:pPr>
+      <w:r>
+        <w:continuationSeparator/>
+      </w:r>
+    </w:p>
+  </w:footnote>
+</w:footnotes>
+</file>
+
 <file path=word/numbering.xml><?xml version="1.0" encoding="utf-8"?>
-<w:numbering xmlns:wpc="http://schemas.microsoft.com/office/word/2010/wordprocessingCanvas" xmlns:cx="http://schemas.microsoft.com/office/drawing/2014/chartex" xmlns:cx1="http://schemas.microsoft.com/office/drawing/2015/9/8/chartex" xmlns:cx2="http://schemas.microsoft.com/office/drawing/2015/10/21/chartex" xmlns:cx3="http://schemas.microsoft.com/office/drawing/2016/5/9/chartex" xmlns:cx4="http://schemas.microsoft.com/office/drawing/2016/5/10/chartex" xmlns:cx5="http://schemas.microsoft.com/office/drawing/2016/5/11/chartex" xmlns:cx6="http://schemas.microsoft.com/office/drawing/2016/5/12/chartex" xmlns:cx7="http://schemas.microsoft.com/office/drawing/2016/5/13/chartex" xmlns:cx8="http://schemas.microsoft.com/office/drawing/2016/5/14/chartex" xmlns:mc="http://schemas.openxmlformats.org/markup-compatibility/2006" xmlns:aink="http://schemas.microsoft.com/office/drawing/2016/ink" xmlns:am3d="http://schemas.microsoft.com/office/drawing/2017/model3d" xmlns:o="urn:schemas-microsoft-com:office:office" xmlns:r="http://schemas.openxmlformats.org/officeDocument/2006/relationships" xmlns:m="http://schemas.openxmlformats.org/officeDocument/2006/math" xmlns:v="urn:schemas-microsoft-com:vml" xmlns:wp14="http://schemas.microsoft.com/office/word/2010/wordprocessingDrawing" xmlns:wp="http://schemas.openxmlformats.org/drawingml/2006/wordprocessingDrawing" xmlns:w10="urn:schemas-microsoft-com:office:word" xmlns:w="http://schemas.openxmlformats.org/wordprocessingml/2006/main" xmlns:w14="http://schemas.microsoft.com/office/word/2010/wordml" xmlns:w15="http://schemas.microsoft.com/office/word/2012/wordml" xmlns:w16cid="http://schemas.microsoft.com/office/word/2016/wordml/cid" xmlns:w16se="http://schemas.microsoft.com/office/word/2015/wordml/symex" xmlns:wpg="http://schemas.microsoft.com/office/word/2010/wordprocessingGroup" xmlns:wpi="http://schemas.microsoft.com/office/word/2010/wordprocessingInk" xmlns:wne="http://schemas.microsoft.com/office/word/2006/wordml" xmlns:wps="http://schemas.microsoft.com/office/word/2010/wordprocessingShape" mc:Ignorable="w14 w15 w16se w16cid wp14">
+<w:numbering xmlns:wpc="http://schemas.microsoft.com/office/word/2010/wordprocessingCanvas" xmlns:cx="http://schemas.microsoft.com/office/drawing/2014/chartex" xmlns:cx1="http://schemas.microsoft.com/office/drawing/2015/9/8/chartex" xmlns:cx2="http://schemas.microsoft.com/office/drawing/2015/10/21/chartex" xmlns:cx3="http://schemas.microsoft.com/office/drawing/2016/5/9/chartex" xmlns:cx4="http://schemas.microsoft.com/office/drawing/2016/5/10/chartex" xmlns:cx5="http://schemas.microsoft.com/office/drawing/2016/5/11/chartex" xmlns:cx6="http://schemas.microsoft.com/office/drawing/2016/5/12/chartex" xmlns:cx7="http://schemas.microsoft.com/office/drawing/2016/5/13/chartex" xmlns:cx8="http://schemas.microsoft.com/office/drawing/2016/5/14/chartex" xmlns:mc="http://schemas.openxmlformats.org/markup-compatibility/2006" xmlns:aink="http://schemas.microsoft.com/office/drawing/2016/ink" xmlns:am3d="http://schemas.microsoft.com/office/drawing/2017/model3d" xmlns:o="urn:schemas-microsoft-com:office:office" xmlns:oel="http://schemas.microsoft.com/office/2019/extlst" xmlns:r="http://schemas.openxmlformats.org/officeDocument/2006/relationships" xmlns:m="http://schemas.openxmlformats.org/officeDocument/2006/math" xmlns:v="urn:schemas-microsoft-com:vml" xmlns:wp14="http://schemas.microsoft.com/office/word/2010/wordprocessingDrawing" xmlns:wp="http://schemas.openxmlformats.org/drawingml/2006/wordprocessingDrawing" xmlns:w10="urn:schemas-microsoft-com:office:word" xmlns:w="http://schemas.openxmlformats.org/wordprocessingml/2006/main" xmlns:w14="http://schemas.microsoft.com/office/word/2010/wordml" xmlns:w15="http://schemas.microsoft.com/office/word/2012/wordml" xmlns:w16cex="http://schemas.microsoft.com/office/word/2018/wordml/cex" xmlns:w16cid="http://schemas.microsoft.com/office/word/2016/wordml/cid" xmlns:w16="http://schemas.microsoft.com/office/word/2018/wordml" xmlns:w16du="http://schemas.microsoft.com/office/word/2023/wordml/word16du" xmlns:w16sdtdh="http://schemas.microsoft.com/office/word/2020/wordml/sdtdatahash" xmlns:w16sdtfl="http://schemas.microsoft.com/office/word/2024/wordml/sdtformatlock" xmlns:w16se="http://schemas.microsoft.com/office/word/2015/wordml/symex" xmlns:wpg="http://schemas.microsoft.com/office/word/2010/wordprocessingGroup" xmlns:wpi="http://schemas.microsoft.com/office/word/2010/wordprocessingInk" xmlns:wne="http://schemas.microsoft.com/office/word/2006/wordml" xmlns:wps="http://schemas.microsoft.com/office/word/2010/wordprocessingShape" mc:Ignorable="w14 w15 w16se w16cid w16 w16cex w16sdtdh w16sdtfl w16du wp14">
   <w:abstractNum w:abstractNumId="0" w15:restartNumberingAfterBreak="0">
     <w:nsid w:val="1B1C4840"/>
     <w:multiLevelType w:val="hybridMultilevel"/>
@@ -7812,38 +8266,38 @@
       </w:rPr>
     </w:lvl>
   </w:abstractNum>
-  <w:num w:numId="1">
+  <w:num w:numId="1" w16cid:durableId="470051676">
     <w:abstractNumId w:val="8"/>
   </w:num>
-  <w:num w:numId="2">
+  <w:num w:numId="2" w16cid:durableId="1573197101">
     <w:abstractNumId w:val="1"/>
   </w:num>
-  <w:num w:numId="3">
+  <w:num w:numId="3" w16cid:durableId="277564722">
     <w:abstractNumId w:val="2"/>
   </w:num>
-  <w:num w:numId="4">
+  <w:num w:numId="4" w16cid:durableId="1398552986">
     <w:abstractNumId w:val="3"/>
   </w:num>
-  <w:num w:numId="5">
+  <w:num w:numId="5" w16cid:durableId="1242641923">
     <w:abstractNumId w:val="5"/>
   </w:num>
-  <w:num w:numId="6">
+  <w:num w:numId="6" w16cid:durableId="800460400">
     <w:abstractNumId w:val="7"/>
   </w:num>
-  <w:num w:numId="7">
+  <w:num w:numId="7" w16cid:durableId="498152262">
     <w:abstractNumId w:val="0"/>
   </w:num>
-  <w:num w:numId="8">
+  <w:num w:numId="8" w16cid:durableId="1002783656">
     <w:abstractNumId w:val="6"/>
   </w:num>
-  <w:num w:numId="9">
+  <w:num w:numId="9" w16cid:durableId="1036543049">
     <w:abstractNumId w:val="4"/>
   </w:num>
 </w:numbering>
 </file>
 
 <file path=word/styles.xml><?xml version="1.0" encoding="utf-8"?>
-<w:styles xmlns:mc="http://schemas.openxmlformats.org/markup-compatibility/2006" xmlns:r="http://schemas.openxmlformats.org/officeDocument/2006/relationships" xmlns:w="http://schemas.openxmlformats.org/wordprocessingml/2006/main" xmlns:w14="http://schemas.microsoft.com/office/word/2010/wordml" xmlns:w15="http://schemas.microsoft.com/office/word/2012/wordml" xmlns:w16cid="http://schemas.microsoft.com/office/word/2016/wordml/cid" xmlns:w16se="http://schemas.microsoft.com/office/word/2015/wordml/symex" mc:Ignorable="w14 w15 w16se w16cid">
+<w:styles xmlns:mc="http://schemas.openxmlformats.org/markup-compatibility/2006" xmlns:r="http://schemas.openxmlformats.org/officeDocument/2006/relationships" xmlns:w="http://schemas.openxmlformats.org/wordprocessingml/2006/main" xmlns:w14="http://schemas.microsoft.com/office/word/2010/wordml" xmlns:w15="http://schemas.microsoft.com/office/word/2012/wordml" xmlns:w16cex="http://schemas.microsoft.com/office/word/2018/wordml/cex" xmlns:w16cid="http://schemas.microsoft.com/office/word/2016/wordml/cid" xmlns:w16="http://schemas.microsoft.com/office/word/2018/wordml" xmlns:w16du="http://schemas.microsoft.com/office/word/2023/wordml/word16du" xmlns:w16sdtdh="http://schemas.microsoft.com/office/word/2020/wordml/sdtdatahash" xmlns:w16sdtfl="http://schemas.microsoft.com/office/word/2024/wordml/sdtformatlock" xmlns:w16se="http://schemas.microsoft.com/office/word/2015/wordml/symex" mc:Ignorable="w14 w15 w16se w16cid w16 w16cex w16sdtdh w16sdtfl w16du">
   <w:docDefaults>
     <w:rPrDefault>
       <w:rPr>
@@ -7861,7 +8315,7 @@
       </w:pPr>
     </w:pPrDefault>
   </w:docDefaults>
-  <w:latentStyles w:defLockedState="0" w:defUIPriority="99" w:defSemiHidden="0" w:defUnhideWhenUsed="0" w:defQFormat="0" w:count="375">
+  <w:latentStyles w:defLockedState="0" w:defUIPriority="99" w:defSemiHidden="0" w:defUnhideWhenUsed="0" w:defQFormat="0" w:count="376">
     <w:lsdException w:name="Normal" w:uiPriority="0" w:qFormat="1"/>
     <w:lsdException w:name="heading 1" w:uiPriority="9" w:qFormat="1"/>
     <w:lsdException w:name="heading 2" w:semiHidden="1" w:uiPriority="9" w:unhideWhenUsed="1" w:qFormat="1"/>
@@ -8237,6 +8691,7 @@
     <w:lsdException w:name="Smart Hyperlink" w:semiHidden="1" w:unhideWhenUsed="1"/>
     <w:lsdException w:name="Hashtag" w:semiHidden="1" w:unhideWhenUsed="1"/>
     <w:lsdException w:name="Unresolved Mention" w:semiHidden="1" w:unhideWhenUsed="1"/>
+    <w:lsdException w:name="Smart Link" w:semiHidden="1" w:unhideWhenUsed="1"/>
   </w:latentStyles>
   <w:style w:type="paragraph" w:default="1" w:styleId="Norml">
     <w:name w:val="Normal"/>
@@ -8814,11 +9269,55 @@
       <w:shd w:val="clear" w:color="auto" w:fill="E1DFDD"/>
     </w:rPr>
   </w:style>
+  <w:style w:type="paragraph" w:styleId="lfej">
+    <w:name w:val="header"/>
+    <w:basedOn w:val="Norml"/>
+    <w:link w:val="lfejChar"/>
+    <w:uiPriority w:val="99"/>
+    <w:unhideWhenUsed/>
+    <w:rsid w:val="007E7BAA"/>
+    <w:pPr>
+      <w:tabs>
+        <w:tab w:val="center" w:pos="4536"/>
+        <w:tab w:val="right" w:pos="9072"/>
+      </w:tabs>
+      <w:spacing w:after="0" w:line="240" w:lineRule="auto"/>
+    </w:pPr>
+  </w:style>
+  <w:style w:type="character" w:customStyle="1" w:styleId="lfejChar">
+    <w:name w:val="Élőfej Char"/>
+    <w:basedOn w:val="Bekezdsalapbettpusa"/>
+    <w:link w:val="lfej"/>
+    <w:uiPriority w:val="99"/>
+    <w:rsid w:val="007E7BAA"/>
+  </w:style>
+  <w:style w:type="paragraph" w:styleId="llb">
+    <w:name w:val="footer"/>
+    <w:basedOn w:val="Norml"/>
+    <w:link w:val="llbChar"/>
+    <w:uiPriority w:val="99"/>
+    <w:unhideWhenUsed/>
+    <w:rsid w:val="007E7BAA"/>
+    <w:pPr>
+      <w:tabs>
+        <w:tab w:val="center" w:pos="4536"/>
+        <w:tab w:val="right" w:pos="9072"/>
+      </w:tabs>
+      <w:spacing w:after="0" w:line="240" w:lineRule="auto"/>
+    </w:pPr>
+  </w:style>
+  <w:style w:type="character" w:customStyle="1" w:styleId="llbChar">
+    <w:name w:val="Élőláb Char"/>
+    <w:basedOn w:val="Bekezdsalapbettpusa"/>
+    <w:link w:val="llb"/>
+    <w:uiPriority w:val="99"/>
+    <w:rsid w:val="007E7BAA"/>
+  </w:style>
 </w:styles>
 </file>
 
 <file path=word/glossary/document.xml><?xml version="1.0" encoding="utf-8"?>
-<w:glossaryDocument xmlns:wpc="http://schemas.microsoft.com/office/word/2010/wordprocessingCanvas" xmlns:cx="http://schemas.microsoft.com/office/drawing/2014/chartex" xmlns:cx1="http://schemas.microsoft.com/office/drawing/2015/9/8/chartex" xmlns:cx2="http://schemas.microsoft.com/office/drawing/2015/10/21/chartex" xmlns:cx3="http://schemas.microsoft.com/office/drawing/2016/5/9/chartex" xmlns:cx4="http://schemas.microsoft.com/office/drawing/2016/5/10/chartex" xmlns:cx5="http://schemas.microsoft.com/office/drawing/2016/5/11/chartex" xmlns:cx6="http://schemas.microsoft.com/office/drawing/2016/5/12/chartex" xmlns:cx7="http://schemas.microsoft.com/office/drawing/2016/5/13/chartex" xmlns:cx8="http://schemas.microsoft.com/office/drawing/2016/5/14/chartex" xmlns:mc="http://schemas.openxmlformats.org/markup-compatibility/2006" xmlns:aink="http://schemas.microsoft.com/office/drawing/2016/ink" xmlns:am3d="http://schemas.microsoft.com/office/drawing/2017/model3d" xmlns:o="urn:schemas-microsoft-com:office:office" xmlns:r="http://schemas.openxmlformats.org/officeDocument/2006/relationships" xmlns:m="http://schemas.openxmlformats.org/officeDocument/2006/math" xmlns:v="urn:schemas-microsoft-com:vml" xmlns:wp14="http://schemas.microsoft.com/office/word/2010/wordprocessingDrawing" xmlns:wp="http://schemas.openxmlformats.org/drawingml/2006/wordprocessingDrawing" xmlns:w10="urn:schemas-microsoft-com:office:word" xmlns:w="http://schemas.openxmlformats.org/wordprocessingml/2006/main" xmlns:w14="http://schemas.microsoft.com/office/word/2010/wordml" xmlns:w15="http://schemas.microsoft.com/office/word/2012/wordml" xmlns:w16cid="http://schemas.microsoft.com/office/word/2016/wordml/cid" xmlns:w16se="http://schemas.microsoft.com/office/word/2015/wordml/symex" xmlns:wpg="http://schemas.microsoft.com/office/word/2010/wordprocessingGroup" xmlns:wpi="http://schemas.microsoft.com/office/word/2010/wordprocessingInk" xmlns:wne="http://schemas.microsoft.com/office/word/2006/wordml" xmlns:wps="http://schemas.microsoft.com/office/word/2010/wordprocessingShape" mc:Ignorable="w14 w15 w16se w16cid wp14">
+<w:glossaryDocument xmlns:wpc="http://schemas.microsoft.com/office/word/2010/wordprocessingCanvas" xmlns:cx="http://schemas.microsoft.com/office/drawing/2014/chartex" xmlns:cx1="http://schemas.microsoft.com/office/drawing/2015/9/8/chartex" xmlns:cx2="http://schemas.microsoft.com/office/drawing/2015/10/21/chartex" xmlns:cx3="http://schemas.microsoft.com/office/drawing/2016/5/9/chartex" xmlns:cx4="http://schemas.microsoft.com/office/drawing/2016/5/10/chartex" xmlns:cx5="http://schemas.microsoft.com/office/drawing/2016/5/11/chartex" xmlns:cx6="http://schemas.microsoft.com/office/drawing/2016/5/12/chartex" xmlns:cx7="http://schemas.microsoft.com/office/drawing/2016/5/13/chartex" xmlns:cx8="http://schemas.microsoft.com/office/drawing/2016/5/14/chartex" xmlns:mc="http://schemas.openxmlformats.org/markup-compatibility/2006" xmlns:aink="http://schemas.microsoft.com/office/drawing/2016/ink" xmlns:am3d="http://schemas.microsoft.com/office/drawing/2017/model3d" xmlns:o="urn:schemas-microsoft-com:office:office" xmlns:oel="http://schemas.microsoft.com/office/2019/extlst" xmlns:r="http://schemas.openxmlformats.org/officeDocument/2006/relationships" xmlns:m="http://schemas.openxmlformats.org/officeDocument/2006/math" xmlns:v="urn:schemas-microsoft-com:vml" xmlns:wp14="http://schemas.microsoft.com/office/word/2010/wordprocessingDrawing" xmlns:wp="http://schemas.openxmlformats.org/drawingml/2006/wordprocessingDrawing" xmlns:w10="urn:schemas-microsoft-com:office:word" xmlns:w="http://schemas.openxmlformats.org/wordprocessingml/2006/main" xmlns:w14="http://schemas.microsoft.com/office/word/2010/wordml" xmlns:w15="http://schemas.microsoft.com/office/word/2012/wordml" xmlns:w16cex="http://schemas.microsoft.com/office/word/2018/wordml/cex" xmlns:w16cid="http://schemas.microsoft.com/office/word/2016/wordml/cid" xmlns:w16="http://schemas.microsoft.com/office/word/2018/wordml" xmlns:w16du="http://schemas.microsoft.com/office/word/2023/wordml/word16du" xmlns:w16sdtdh="http://schemas.microsoft.com/office/word/2020/wordml/sdtdatahash" xmlns:w16sdtfl="http://schemas.microsoft.com/office/word/2024/wordml/sdtformatlock" xmlns:w16se="http://schemas.microsoft.com/office/word/2015/wordml/symex" xmlns:wpg="http://schemas.microsoft.com/office/word/2010/wordprocessingGroup" xmlns:wpi="http://schemas.microsoft.com/office/word/2010/wordprocessingInk" xmlns:wne="http://schemas.microsoft.com/office/word/2006/wordml" xmlns:wps="http://schemas.microsoft.com/office/word/2010/wordprocessingShape" mc:Ignorable="w14 w15 w16se w16cid w16 w16cex w16sdtdh w16sdtfl w16du wp14">
   <w:docParts>
     <w:docPart>
       <w:docPartPr>
@@ -8842,7 +9341,7 @@
           </w:pPr>
           <w:r>
             <w:rPr>
-              <w:color w:val="4472C4" w:themeColor="accent1"/>
+              <w:color w:val="156082" w:themeColor="accent1"/>
               <w:sz w:val="28"/>
               <w:szCs w:val="28"/>
             </w:rPr>
@@ -8856,7 +9355,7 @@
 </file>
 
 <file path=word/glossary/fontTable.xml><?xml version="1.0" encoding="utf-8"?>
-<w:fonts xmlns:mc="http://schemas.openxmlformats.org/markup-compatibility/2006" xmlns:r="http://schemas.openxmlformats.org/officeDocument/2006/relationships" xmlns:w="http://schemas.openxmlformats.org/wordprocessingml/2006/main" xmlns:w14="http://schemas.microsoft.com/office/word/2010/wordml" xmlns:w15="http://schemas.microsoft.com/office/word/2012/wordml" xmlns:w16cid="http://schemas.microsoft.com/office/word/2016/wordml/cid" xmlns:w16se="http://schemas.microsoft.com/office/word/2015/wordml/symex" mc:Ignorable="w14 w15 w16se w16cid">
+<w:fonts xmlns:mc="http://schemas.openxmlformats.org/markup-compatibility/2006" xmlns:r="http://schemas.openxmlformats.org/officeDocument/2006/relationships" xmlns:w="http://schemas.openxmlformats.org/wordprocessingml/2006/main" xmlns:w14="http://schemas.microsoft.com/office/word/2010/wordml" xmlns:w15="http://schemas.microsoft.com/office/word/2012/wordml" xmlns:w16cex="http://schemas.microsoft.com/office/word/2018/wordml/cex" xmlns:w16cid="http://schemas.microsoft.com/office/word/2016/wordml/cid" xmlns:w16="http://schemas.microsoft.com/office/word/2018/wordml" xmlns:w16du="http://schemas.microsoft.com/office/word/2023/wordml/word16du" xmlns:w16sdtdh="http://schemas.microsoft.com/office/word/2020/wordml/sdtdatahash" xmlns:w16sdtfl="http://schemas.microsoft.com/office/word/2024/wordml/sdtformatlock" xmlns:w16se="http://schemas.microsoft.com/office/word/2015/wordml/symex" mc:Ignorable="w14 w15 w16se w16cid w16 w16cex w16sdtdh w16sdtfl w16du">
   <w:font w:name="Symbol">
     <w:panose1 w:val="05050102010706020507"/>
     <w:charset w:val="02"/>
@@ -8866,10 +9365,10 @@
   </w:font>
   <w:font w:name="Times New Roman">
     <w:panose1 w:val="02020603050405020304"/>
-    <w:charset w:val="00"/>
+    <w:charset w:val="EE"/>
     <w:family w:val="roman"/>
     <w:pitch w:val="variable"/>
-    <w:sig w:usb0="E0002AFF" w:usb1="C0007843" w:usb2="00000009" w:usb3="00000000" w:csb0="000001FF" w:csb1="00000000"/>
+    <w:sig w:usb0="E0002EFF" w:usb1="C000785B" w:usb2="00000009" w:usb3="00000000" w:csb0="000001FF" w:csb1="00000000"/>
   </w:font>
   <w:font w:name="Courier New">
     <w:panose1 w:val="02070309020205020404"/>
@@ -8886,38 +9385,22 @@
     <w:sig w:usb0="00000000" w:usb1="10000000" w:usb2="00000000" w:usb3="00000000" w:csb0="80000000" w:csb1="00000000"/>
   </w:font>
   <w:font w:name="Aptos">
-    <w:altName w:val="Calibri"/>
     <w:charset w:val="00"/>
     <w:family w:val="swiss"/>
     <w:pitch w:val="variable"/>
     <w:sig w:usb0="20000287" w:usb1="00000003" w:usb2="00000000" w:usb3="00000000" w:csb0="0000019F" w:csb1="00000000"/>
   </w:font>
   <w:font w:name="Aptos Display">
-    <w:altName w:val="Calibri"/>
     <w:charset w:val="00"/>
     <w:family w:val="swiss"/>
     <w:pitch w:val="variable"/>
     <w:sig w:usb0="20000287" w:usb1="00000003" w:usb2="00000000" w:usb3="00000000" w:csb0="0000019F" w:csb1="00000000"/>
   </w:font>
-  <w:font w:name="Calibri">
-    <w:panose1 w:val="020F0502020204030204"/>
-    <w:charset w:val="00"/>
-    <w:family w:val="swiss"/>
-    <w:pitch w:val="variable"/>
-    <w:sig w:usb0="E00002FF" w:usb1="4000ACFF" w:usb2="00000001" w:usb3="00000000" w:csb0="0000019F" w:csb1="00000000"/>
-  </w:font>
-  <w:font w:name="Calibri Light">
-    <w:panose1 w:val="020F0302020204030204"/>
-    <w:charset w:val="00"/>
-    <w:family w:val="swiss"/>
-    <w:pitch w:val="variable"/>
-    <w:sig w:usb0="A00002EF" w:usb1="4000207B" w:usb2="00000000" w:usb3="00000000" w:csb0="0000009F" w:csb1="00000000"/>
-  </w:font>
 </w:fonts>
 </file>
 
 <file path=word/glossary/settings.xml><?xml version="1.0" encoding="utf-8"?>
-<w:settings xmlns:mc="http://schemas.openxmlformats.org/markup-compatibility/2006" xmlns:o="urn:schemas-microsoft-com:office:office" xmlns:r="http://schemas.openxmlformats.org/officeDocument/2006/relationships" xmlns:m="http://schemas.openxmlformats.org/officeDocument/2006/math" xmlns:v="urn:schemas-microsoft-com:vml" xmlns:w10="urn:schemas-microsoft-com:office:word" xmlns:w="http://schemas.openxmlformats.org/wordprocessingml/2006/main" xmlns:w14="http://schemas.microsoft.com/office/word/2010/wordml" xmlns:w15="http://schemas.microsoft.com/office/word/2012/wordml" xmlns:w16cid="http://schemas.microsoft.com/office/word/2016/wordml/cid" xmlns:w16se="http://schemas.microsoft.com/office/word/2015/wordml/symex" xmlns:sl="http://schemas.openxmlformats.org/schemaLibrary/2006/main" mc:Ignorable="w14 w15 w16se w16cid">
+<w:settings xmlns:mc="http://schemas.openxmlformats.org/markup-compatibility/2006" xmlns:o="urn:schemas-microsoft-com:office:office" xmlns:r="http://schemas.openxmlformats.org/officeDocument/2006/relationships" xmlns:m="http://schemas.openxmlformats.org/officeDocument/2006/math" xmlns:v="urn:schemas-microsoft-com:vml" xmlns:w10="urn:schemas-microsoft-com:office:word" xmlns:w="http://schemas.openxmlformats.org/wordprocessingml/2006/main" xmlns:w14="http://schemas.microsoft.com/office/word/2010/wordml" xmlns:w15="http://schemas.microsoft.com/office/word/2012/wordml" xmlns:w16cex="http://schemas.microsoft.com/office/word/2018/wordml/cex" xmlns:w16cid="http://schemas.microsoft.com/office/word/2016/wordml/cid" xmlns:w16="http://schemas.microsoft.com/office/word/2018/wordml" xmlns:w16du="http://schemas.microsoft.com/office/word/2023/wordml/word16du" xmlns:w16sdtdh="http://schemas.microsoft.com/office/word/2020/wordml/sdtdatahash" xmlns:w16sdtfl="http://schemas.microsoft.com/office/word/2024/wordml/sdtformatlock" xmlns:w16se="http://schemas.microsoft.com/office/word/2015/wordml/symex" xmlns:sl="http://schemas.openxmlformats.org/schemaLibrary/2006/main" mc:Ignorable="w14 w15 w16se w16cid w16 w16cex w16sdtdh w16sdtfl w16du">
   <w:view w:val="normal"/>
   <w:defaultTabStop w:val="708"/>
   <w:hyphenationZone w:val="425"/>
@@ -8933,11 +9416,15 @@
   </w:compat>
   <w:rsids>
     <w:rsidRoot w:val="00BE5DE9"/>
+    <w:rsid w:val="00011C75"/>
     <w:rsid w:val="00163F92"/>
     <w:rsid w:val="0045496F"/>
+    <w:rsid w:val="00704093"/>
+    <w:rsid w:val="008B7A20"/>
     <w:rsid w:val="00BE5DE9"/>
     <w:rsid w:val="00CA364F"/>
     <w:rsid w:val="00DA63B6"/>
+    <w:rsid w:val="00EE4C93"/>
   </w:rsids>
   <m:mathPr>
     <m:mathFont m:val="Cambria Math"/>
@@ -8961,7 +9448,7 @@
 </file>
 
 <file path=word/glossary/styles.xml><?xml version="1.0" encoding="utf-8"?>
-<w:styles xmlns:mc="http://schemas.openxmlformats.org/markup-compatibility/2006" xmlns:r="http://schemas.openxmlformats.org/officeDocument/2006/relationships" xmlns:w="http://schemas.openxmlformats.org/wordprocessingml/2006/main" xmlns:w14="http://schemas.microsoft.com/office/word/2010/wordml" xmlns:w15="http://schemas.microsoft.com/office/word/2012/wordml" xmlns:w16cid="http://schemas.microsoft.com/office/word/2016/wordml/cid" xmlns:w16se="http://schemas.microsoft.com/office/word/2015/wordml/symex" mc:Ignorable="w14 w15 w16se w16cid">
+<w:styles xmlns:mc="http://schemas.openxmlformats.org/markup-compatibility/2006" xmlns:r="http://schemas.openxmlformats.org/officeDocument/2006/relationships" xmlns:w="http://schemas.openxmlformats.org/wordprocessingml/2006/main" xmlns:w14="http://schemas.microsoft.com/office/word/2010/wordml" xmlns:w15="http://schemas.microsoft.com/office/word/2012/wordml" xmlns:w16cex="http://schemas.microsoft.com/office/word/2018/wordml/cex" xmlns:w16cid="http://schemas.microsoft.com/office/word/2016/wordml/cid" xmlns:w16="http://schemas.microsoft.com/office/word/2018/wordml" xmlns:w16du="http://schemas.microsoft.com/office/word/2023/wordml/word16du" xmlns:w16sdtdh="http://schemas.microsoft.com/office/word/2020/wordml/sdtdatahash" xmlns:w16sdtfl="http://schemas.microsoft.com/office/word/2024/wordml/sdtformatlock" xmlns:w16se="http://schemas.microsoft.com/office/word/2015/wordml/symex" mc:Ignorable="w14 w15 w16se w16cid w16 w16cex w16sdtdh w16sdtfl w16du">
   <w:docDefaults>
     <w:rPrDefault>
       <w:rPr>
@@ -8979,7 +9466,7 @@
       </w:pPr>
     </w:pPrDefault>
   </w:docDefaults>
-  <w:latentStyles w:defLockedState="0" w:defUIPriority="99" w:defSemiHidden="0" w:defUnhideWhenUsed="0" w:defQFormat="0" w:count="375">
+  <w:latentStyles w:defLockedState="0" w:defUIPriority="99" w:defSemiHidden="0" w:defUnhideWhenUsed="0" w:defQFormat="0" w:count="376">
     <w:lsdException w:name="Normal" w:uiPriority="0" w:qFormat="1"/>
     <w:lsdException w:name="heading 1" w:uiPriority="9" w:qFormat="1"/>
     <w:lsdException w:name="heading 2" w:semiHidden="1" w:uiPriority="9" w:unhideWhenUsed="1" w:qFormat="1"/>
@@ -9355,6 +9842,7 @@
     <w:lsdException w:name="Smart Hyperlink" w:semiHidden="1" w:unhideWhenUsed="1"/>
     <w:lsdException w:name="Hashtag" w:semiHidden="1" w:unhideWhenUsed="1"/>
     <w:lsdException w:name="Unresolved Mention" w:semiHidden="1" w:unhideWhenUsed="1"/>
+    <w:lsdException w:name="Smart Link" w:semiHidden="1" w:unhideWhenUsed="1"/>
   </w:latentStyles>
   <w:style w:type="paragraph" w:default="1" w:styleId="Norml">
     <w:name w:val="Normal"/>
@@ -9387,10 +9875,6 @@
     <w:semiHidden/>
     <w:unhideWhenUsed/>
   </w:style>
-  <w:style w:type="paragraph" w:customStyle="1" w:styleId="72F4C307DD6E4987917F25E7AB22D720">
-    <w:name w:val="72F4C307DD6E4987917F25E7AB22D720"/>
-    <w:rsid w:val="00BE5DE9"/>
-  </w:style>
   <w:style w:type="paragraph" w:customStyle="1" w:styleId="B6C8A7EBEC0B4B009D7C8F39F769C367">
     <w:name w:val="B6C8A7EBEC0B4B009D7C8F39F769C367"/>
     <w:rsid w:val="00BE5DE9"/>
@@ -9399,7 +9883,7 @@
 </file>
 
 <file path=word/glossary/webSettings.xml><?xml version="1.0" encoding="utf-8"?>
-<w:webSettings xmlns:mc="http://schemas.openxmlformats.org/markup-compatibility/2006" xmlns:r="http://schemas.openxmlformats.org/officeDocument/2006/relationships" xmlns:w="http://schemas.openxmlformats.org/wordprocessingml/2006/main" xmlns:w14="http://schemas.microsoft.com/office/word/2010/wordml" xmlns:w15="http://schemas.microsoft.com/office/word/2012/wordml" xmlns:w16cid="http://schemas.microsoft.com/office/word/2016/wordml/cid" xmlns:w16se="http://schemas.microsoft.com/office/word/2015/wordml/symex" mc:Ignorable="w14 w15 w16se w16cid">
+<w:webSettings xmlns:mc="http://schemas.openxmlformats.org/markup-compatibility/2006" xmlns:r="http://schemas.openxmlformats.org/officeDocument/2006/relationships" xmlns:w="http://schemas.openxmlformats.org/wordprocessingml/2006/main" xmlns:w14="http://schemas.microsoft.com/office/word/2010/wordml" xmlns:w15="http://schemas.microsoft.com/office/word/2012/wordml" xmlns:w16cex="http://schemas.microsoft.com/office/word/2018/wordml/cex" xmlns:w16cid="http://schemas.microsoft.com/office/word/2016/wordml/cid" xmlns:w16="http://schemas.microsoft.com/office/word/2018/wordml" xmlns:w16du="http://schemas.microsoft.com/office/word/2023/wordml/word16du" xmlns:w16sdtdh="http://schemas.microsoft.com/office/word/2020/wordml/sdtdatahash" xmlns:w16sdtfl="http://schemas.microsoft.com/office/word/2024/wordml/sdtformatlock" xmlns:w16se="http://schemas.microsoft.com/office/word/2015/wordml/symex" mc:Ignorable="w14 w15 w16se w16cid w16 w16cex w16sdtdh w16sdtfl w16du">
   <w:optimizeForBrowser/>
   <w:allowPNG/>
 </w:webSettings>

--- a/Lakberendezés_Dokumentum.docx
+++ b/Lakberendezés_Dokumentum.docx
@@ -102,9 +102,9 @@
               <w:lang w:val="en-US"/>
             </w:rPr>
             <w:drawing>
-              <wp:inline distT="0" distB="0" distL="0" distR="0" wp14:anchorId="556A8CAC" wp14:editId="7EE5E5A2">
-                <wp:extent cx="1961240" cy="839470"/>
-                <wp:effectExtent l="0" t="0" r="1270" b="0"/>
+              <wp:inline distT="0" distB="0" distL="0" distR="0" wp14:anchorId="556A8CAC" wp14:editId="23C64FF5">
+                <wp:extent cx="2450448" cy="1048866"/>
+                <wp:effectExtent l="0" t="0" r="7620" b="0"/>
                 <wp:docPr id="1" name="Kép 1" descr="MSZC logo"/>
                 <wp:cNvGraphicFramePr>
                   <a:graphicFrameLocks xmlns:a="http://schemas.openxmlformats.org/drawingml/2006/main" noChangeAspect="1"/>
@@ -134,7 +134,7 @@
                       <pic:spPr bwMode="auto">
                         <a:xfrm>
                           <a:off x="0" y="0"/>
-                          <a:ext cx="1971375" cy="843808"/>
+                          <a:ext cx="2480661" cy="1061798"/>
                         </a:xfrm>
                         <a:prstGeom prst="rect">
                           <a:avLst/>
@@ -2744,7 +2744,7 @@
           <w:sz w:val="22"/>
           <w:szCs w:val="22"/>
         </w:rPr>
-        <w:t xml:space="preserve">A CSS (Cascading Style Sheets) a webes megjelenítés szabványos technológiája, amely a HTML dokumentumok vizuális megjelenését és elrendezését szabályozza. </w:t>
+        <w:t>A CSS (Cascading Style Sheets) a webes megjelenítés szabványos technológiája, amely lehetővé teszi a HTML dokumentumok vizuális megjelenésének és elrendezésének precíz szabályozását. A CSS nélkülözhetetlen eszköz a modern webdesign és a felhasználói élmény kialakításában.</w:t>
       </w:r>
     </w:p>
     <w:p>
@@ -2810,7 +2810,115 @@
           <w:sz w:val="22"/>
           <w:szCs w:val="22"/>
         </w:rPr>
-        <w:t>A CSS szelektorokon és deklarációkon alapuló szabályrendszer, amely lehetővé teszi a weboldalak stílusának precíz meghatározását. A böngészők a CSS szabályokat hierarchikus rendben alkalmazzák, figyelembe véve a specificitást és a kaszkádolást.</w:t>
+        <w:t>A CSS szelektorokon</w:t>
+      </w:r>
+      <w:r>
+        <w:rPr>
+          <w:rFonts w:cs="Times New Roman"/>
+          <w:color w:val="156082" w:themeColor="accent1"/>
+          <w:sz w:val="22"/>
+          <w:szCs w:val="22"/>
+        </w:rPr>
+        <w:t xml:space="preserve"> </w:t>
+      </w:r>
+      <w:r>
+        <w:rPr>
+          <w:rFonts w:cs="Times New Roman"/>
+          <w:color w:val="156082" w:themeColor="accent1"/>
+          <w:sz w:val="22"/>
+          <w:szCs w:val="22"/>
+        </w:rPr>
+        <w:t>(pl. h</w:t>
+      </w:r>
+      <w:r>
+        <w:rPr>
+          <w:rFonts w:cs="Times New Roman"/>
+          <w:color w:val="156082" w:themeColor="accent1"/>
+          <w:sz w:val="22"/>
+          <w:szCs w:val="22"/>
+        </w:rPr>
+        <w:t>1, .</w:t>
+      </w:r>
+      <w:r>
+        <w:rPr>
+          <w:rFonts w:cs="Times New Roman"/>
+          <w:color w:val="156082" w:themeColor="accent1"/>
+          <w:sz w:val="22"/>
+          <w:szCs w:val="22"/>
+        </w:rPr>
+        <w:t>osztaly, #azonosito)</w:t>
+      </w:r>
+      <w:r>
+        <w:rPr>
+          <w:rFonts w:cs="Times New Roman"/>
+          <w:color w:val="156082" w:themeColor="accent1"/>
+          <w:sz w:val="22"/>
+          <w:szCs w:val="22"/>
+        </w:rPr>
+        <w:t xml:space="preserve"> és deklarációkon</w:t>
+      </w:r>
+      <w:r>
+        <w:rPr>
+          <w:rFonts w:cs="Times New Roman"/>
+          <w:color w:val="156082" w:themeColor="accent1"/>
+          <w:sz w:val="22"/>
+          <w:szCs w:val="22"/>
+        </w:rPr>
+        <w:t xml:space="preserve"> </w:t>
+      </w:r>
+      <w:r>
+        <w:rPr>
+          <w:rFonts w:cs="Times New Roman"/>
+          <w:color w:val="156082" w:themeColor="accent1"/>
+          <w:sz w:val="22"/>
+          <w:szCs w:val="22"/>
+        </w:rPr>
+        <w:t>(pl. </w:t>
+      </w:r>
+      <w:r>
+        <w:rPr>
+          <w:rFonts w:cs="Times New Roman"/>
+          <w:color w:val="156082" w:themeColor="accent1"/>
+          <w:sz w:val="22"/>
+          <w:szCs w:val="22"/>
+        </w:rPr>
+        <w:t>margin</w:t>
+      </w:r>
+      <w:r>
+        <w:rPr>
+          <w:rFonts w:cs="Times New Roman"/>
+          <w:color w:val="156082" w:themeColor="accent1"/>
+          <w:sz w:val="22"/>
+          <w:szCs w:val="22"/>
+        </w:rPr>
+        <w:t xml:space="preserve">: </w:t>
+      </w:r>
+      <w:r>
+        <w:rPr>
+          <w:rFonts w:cs="Times New Roman"/>
+          <w:color w:val="156082" w:themeColor="accent1"/>
+          <w:sz w:val="22"/>
+          <w:szCs w:val="22"/>
+        </w:rPr>
+        <w:t>10px</w:t>
+      </w:r>
+      <w:r>
+        <w:rPr>
+          <w:rFonts w:cs="Times New Roman"/>
+          <w:color w:val="156082" w:themeColor="accent1"/>
+          <w:sz w:val="22"/>
+          <w:szCs w:val="22"/>
+        </w:rPr>
+        <w:t>;)</w:t>
+      </w:r>
+      <w:r>
+        <w:rPr>
+          <w:rFonts w:cs="Times New Roman"/>
+          <w:color w:val="156082" w:themeColor="accent1"/>
+          <w:sz w:val="22"/>
+          <w:szCs w:val="22"/>
+        </w:rPr>
+        <w:t xml:space="preserve"> alapuló szabályrendszer, amely lehetővé teszi a weboldalak stílusának precíz meghatározását. A böngészők a CSS szabályokat hierarchikus rendben alkalmazzák, figyelembe véve a specificitást és a kaszkádolást.</w:t>
       </w:r>
     </w:p>
     <w:p>
@@ -3159,18 +3267,39 @@
         </w:rPr>
         <w:t>A CSS technológia folyamatos fejlődése biztosítja a modern webalkalmazások rugalmas és hatékony stíluskezelését.</w:t>
       </w:r>
-    </w:p>
-    <w:p>
-      <w:pPr>
-        <w:spacing w:before="60" w:after="60"/>
-        <w:rPr>
-          <w:rFonts w:cs="Times New Roman"/>
-          <w:color w:val="156082" w:themeColor="accent1"/>
-          <w:sz w:val="22"/>
-          <w:szCs w:val="22"/>
-        </w:rPr>
-      </w:pPr>
-      <w:r>
+      <w:r>
+        <w:rPr>
+          <w:rFonts w:cs="Times New Roman"/>
+          <w:color w:val="156082" w:themeColor="accent1"/>
+          <w:sz w:val="22"/>
+          <w:szCs w:val="22"/>
+        </w:rPr>
+        <w:t xml:space="preserve"> </w:t>
+      </w:r>
+      <w:r>
+        <w:rPr>
+          <w:rFonts w:cs="Times New Roman"/>
+          <w:color w:val="156082" w:themeColor="accent1"/>
+          <w:sz w:val="22"/>
+          <w:szCs w:val="22"/>
+        </w:rPr>
+        <w:t> A CSS3 új funkciói, mint például a Grid és Flexbox rendszerek, valamint az animációk, lehetővé teszik a kreatív és reszponzív webdesign megvalósítását.”</w:t>
+      </w:r>
+    </w:p>
+    <w:p>
+      <w:pPr>
+        <w:spacing w:before="60" w:after="60"/>
+        <w:rPr>
+          <w:rFonts w:cs="Times New Roman"/>
+          <w:color w:val="156082" w:themeColor="accent1"/>
+          <w:sz w:val="22"/>
+          <w:szCs w:val="22"/>
+        </w:rPr>
+      </w:pPr>
+    </w:p>
+    <w:p>
+      <w:pPr>
+        <w:spacing w:before="60" w:after="60"/>
         <w:rPr>
           <w:rFonts w:cs="Times New Roman"/>
           <w:b/>
@@ -3179,8 +3308,7 @@
           <w:sz w:val="22"/>
           <w:szCs w:val="22"/>
         </w:rPr>
-        <w:t xml:space="preserve">JavaScript </w:t>
-      </w:r>
+      </w:pPr>
       <w:r>
         <w:rPr>
           <w:rFonts w:cs="Times New Roman"/>
@@ -3190,7 +3318,7 @@
           <w:sz w:val="22"/>
           <w:szCs w:val="22"/>
         </w:rPr>
-        <w:t>és React</w:t>
+        <w:t xml:space="preserve">JavaScript </w:t>
       </w:r>
       <w:r>
         <w:rPr>
@@ -3201,12 +3329,9 @@
           <w:sz w:val="22"/>
           <w:szCs w:val="22"/>
         </w:rPr>
-        <w:t xml:space="preserve"> összefoglaló</w:t>
-      </w:r>
-    </w:p>
-    <w:p>
-      <w:pPr>
-        <w:spacing w:before="60" w:after="60"/>
+        <w:t>és React</w:t>
+      </w:r>
+      <w:r>
         <w:rPr>
           <w:rFonts w:cs="Times New Roman"/>
           <w:b/>
@@ -3215,8 +3340,23 @@
           <w:sz w:val="22"/>
           <w:szCs w:val="22"/>
         </w:rPr>
-      </w:pPr>
-      <w:r>
+        <w:t xml:space="preserve"> összefoglaló</w:t>
+      </w:r>
+    </w:p>
+    <w:p>
+      <w:pPr>
+        <w:spacing w:before="60" w:after="60"/>
+        <w:rPr>
+          <w:rFonts w:cs="Times New Roman"/>
+          <w:color w:val="156082" w:themeColor="accent1"/>
+          <w:sz w:val="22"/>
+          <w:szCs w:val="22"/>
+        </w:rPr>
+      </w:pPr>
+    </w:p>
+    <w:p>
+      <w:pPr>
+        <w:spacing w:before="60" w:after="60"/>
         <w:rPr>
           <w:rFonts w:cs="Times New Roman"/>
           <w:b/>
@@ -3225,95 +3365,8 @@
           <w:sz w:val="22"/>
           <w:szCs w:val="22"/>
         </w:rPr>
-        <w:t>Bevezetés</w:t>
-      </w:r>
-    </w:p>
-    <w:p>
-      <w:pPr>
-        <w:spacing w:before="60" w:after="60"/>
-        <w:rPr>
-          <w:rFonts w:cs="Times New Roman"/>
-          <w:color w:val="156082" w:themeColor="accent1"/>
-          <w:sz w:val="22"/>
-          <w:szCs w:val="22"/>
-        </w:rPr>
-      </w:pPr>
-      <w:r>
-        <w:rPr>
-          <w:rFonts w:cs="Times New Roman"/>
-          <w:color w:val="156082" w:themeColor="accent1"/>
-          <w:sz w:val="22"/>
-          <w:szCs w:val="22"/>
-        </w:rPr>
-        <w:t>A JavaScript egy dinamikus, prototípus-alapú programozási nyelv, amely lehetővé teszi az interaktív webalkalmazások fejlesztését</w:t>
-      </w:r>
-      <w:r>
-        <w:rPr>
-          <w:rFonts w:cs="Times New Roman"/>
-          <w:color w:val="156082" w:themeColor="accent1"/>
-          <w:sz w:val="22"/>
-          <w:szCs w:val="22"/>
-        </w:rPr>
-        <w:t xml:space="preserve">. </w:t>
-      </w:r>
-      <w:r>
-        <w:rPr>
-          <w:rFonts w:cs="Times New Roman"/>
-          <w:color w:val="156082" w:themeColor="accent1"/>
-          <w:sz w:val="22"/>
-          <w:szCs w:val="22"/>
-        </w:rPr>
-        <w:t xml:space="preserve">A React </w:t>
-      </w:r>
-      <w:r>
-        <w:rPr>
-          <w:rFonts w:cs="Times New Roman"/>
-          <w:color w:val="156082" w:themeColor="accent1"/>
-          <w:sz w:val="22"/>
-          <w:szCs w:val="22"/>
-        </w:rPr>
-        <w:t>ezen belül</w:t>
-      </w:r>
-      <w:r>
-        <w:rPr>
-          <w:rFonts w:cs="Times New Roman"/>
-          <w:color w:val="156082" w:themeColor="accent1"/>
-          <w:sz w:val="22"/>
-          <w:szCs w:val="22"/>
-        </w:rPr>
-        <w:t xml:space="preserve"> egy </w:t>
-      </w:r>
-      <w:r>
-        <w:rPr>
-          <w:rFonts w:cs="Times New Roman"/>
-          <w:color w:val="156082" w:themeColor="accent1"/>
-          <w:sz w:val="22"/>
-          <w:szCs w:val="22"/>
-        </w:rPr>
-        <w:t>könyvtár,</w:t>
-      </w:r>
-      <w:r>
-        <w:rPr>
-          <w:rFonts w:cs="Times New Roman"/>
-          <w:color w:val="156082" w:themeColor="accent1"/>
-          <w:sz w:val="22"/>
-          <w:szCs w:val="22"/>
-        </w:rPr>
-        <w:t xml:space="preserve"> </w:t>
-      </w:r>
-      <w:r>
-        <w:rPr>
-          <w:rFonts w:cs="Times New Roman"/>
-          <w:color w:val="156082" w:themeColor="accent1"/>
-          <w:sz w:val="22"/>
-          <w:szCs w:val="22"/>
-        </w:rPr>
-        <w:t>ami implementációja révén hatékony UI fejlesztést tesz lehetővé.</w:t>
-      </w:r>
-    </w:p>
-    <w:p>
-      <w:pPr>
-        <w:spacing w:before="60" w:after="60"/>
+      </w:pPr>
+      <w:r>
         <w:rPr>
           <w:rFonts w:cs="Times New Roman"/>
           <w:b/>
@@ -3322,8 +3375,96 @@
           <w:sz w:val="22"/>
           <w:szCs w:val="22"/>
         </w:rPr>
-      </w:pPr>
-      <w:r>
+        <w:t>Bevezetés</w:t>
+      </w:r>
+    </w:p>
+    <w:p>
+      <w:pPr>
+        <w:spacing w:before="60" w:after="60"/>
+        <w:rPr>
+          <w:rFonts w:cs="Times New Roman"/>
+          <w:color w:val="156082" w:themeColor="accent1"/>
+          <w:sz w:val="22"/>
+          <w:szCs w:val="22"/>
+        </w:rPr>
+      </w:pPr>
+      <w:r>
+        <w:rPr>
+          <w:rFonts w:cs="Times New Roman"/>
+          <w:color w:val="156082" w:themeColor="accent1"/>
+          <w:sz w:val="22"/>
+          <w:szCs w:val="22"/>
+        </w:rPr>
+        <w:lastRenderedPageBreak/>
+        <w:t>A JavaScript egy dinamikus, prototípus-alapú programozási nyelv, amely lehetővé teszi az interaktív webalkalmazások fejlesztését</w:t>
+      </w:r>
+      <w:r>
+        <w:rPr>
+          <w:rFonts w:cs="Times New Roman"/>
+          <w:color w:val="156082" w:themeColor="accent1"/>
+          <w:sz w:val="22"/>
+          <w:szCs w:val="22"/>
+        </w:rPr>
+        <w:t xml:space="preserve">. </w:t>
+      </w:r>
+      <w:r>
+        <w:rPr>
+          <w:rFonts w:cs="Times New Roman"/>
+          <w:color w:val="156082" w:themeColor="accent1"/>
+          <w:sz w:val="22"/>
+          <w:szCs w:val="22"/>
+        </w:rPr>
+        <w:t xml:space="preserve">A React </w:t>
+      </w:r>
+      <w:r>
+        <w:rPr>
+          <w:rFonts w:cs="Times New Roman"/>
+          <w:color w:val="156082" w:themeColor="accent1"/>
+          <w:sz w:val="22"/>
+          <w:szCs w:val="22"/>
+        </w:rPr>
+        <w:t>ezen belül</w:t>
+      </w:r>
+      <w:r>
+        <w:rPr>
+          <w:rFonts w:cs="Times New Roman"/>
+          <w:color w:val="156082" w:themeColor="accent1"/>
+          <w:sz w:val="22"/>
+          <w:szCs w:val="22"/>
+        </w:rPr>
+        <w:t xml:space="preserve"> egy </w:t>
+      </w:r>
+      <w:r>
+        <w:rPr>
+          <w:rFonts w:cs="Times New Roman"/>
+          <w:color w:val="156082" w:themeColor="accent1"/>
+          <w:sz w:val="22"/>
+          <w:szCs w:val="22"/>
+        </w:rPr>
+        <w:t>könyvtár,</w:t>
+      </w:r>
+      <w:r>
+        <w:rPr>
+          <w:rFonts w:cs="Times New Roman"/>
+          <w:color w:val="156082" w:themeColor="accent1"/>
+          <w:sz w:val="22"/>
+          <w:szCs w:val="22"/>
+        </w:rPr>
+        <w:t xml:space="preserve"> </w:t>
+      </w:r>
+      <w:r>
+        <w:rPr>
+          <w:rFonts w:cs="Times New Roman"/>
+          <w:color w:val="156082" w:themeColor="accent1"/>
+          <w:sz w:val="22"/>
+          <w:szCs w:val="22"/>
+        </w:rPr>
+        <w:t>ami implementációja révén hatékony UI fejlesztést tesz lehetővé.</w:t>
+      </w:r>
+    </w:p>
+    <w:p>
+      <w:pPr>
+        <w:spacing w:before="60" w:after="60"/>
         <w:rPr>
           <w:rFonts w:cs="Times New Roman"/>
           <w:b/>
@@ -3332,41 +3473,8 @@
           <w:sz w:val="22"/>
           <w:szCs w:val="22"/>
         </w:rPr>
-        <w:t>Működési alapelvek</w:t>
-      </w:r>
-    </w:p>
-    <w:p>
-      <w:pPr>
-        <w:spacing w:before="60" w:after="60"/>
-        <w:rPr>
-          <w:rFonts w:cs="Times New Roman"/>
-          <w:color w:val="156082" w:themeColor="accent1"/>
-          <w:sz w:val="22"/>
-          <w:szCs w:val="22"/>
-        </w:rPr>
-      </w:pPr>
-      <w:r>
-        <w:rPr>
-          <w:rFonts w:cs="Times New Roman"/>
-          <w:color w:val="156082" w:themeColor="accent1"/>
-          <w:sz w:val="22"/>
-          <w:szCs w:val="22"/>
-        </w:rPr>
-        <w:t xml:space="preserve">A JavaScript eseményvezérelt, aszinkron programozási paradigmát követ, ahol a kód végrehajtása nem feltétlenül lineáris sorrendben történik. </w:t>
-      </w:r>
-      <w:r>
-        <w:rPr>
-          <w:rFonts w:cs="Times New Roman"/>
-          <w:color w:val="156082" w:themeColor="accent1"/>
-          <w:sz w:val="22"/>
-          <w:szCs w:val="22"/>
-        </w:rPr>
-        <w:t>A React deklaratív paradigmát követ, ahol a fejlesztők azt írják le, hogy minek kell megjelennie, nem pedig azt, hogyan.</w:t>
-      </w:r>
-    </w:p>
-    <w:p>
-      <w:pPr>
-        <w:spacing w:before="60" w:after="60"/>
+      </w:pPr>
+      <w:r>
         <w:rPr>
           <w:rFonts w:cs="Times New Roman"/>
           <w:b/>
@@ -3375,8 +3483,41 @@
           <w:sz w:val="22"/>
           <w:szCs w:val="22"/>
         </w:rPr>
-      </w:pPr>
-      <w:r>
+        <w:t>Működési alapelvek</w:t>
+      </w:r>
+    </w:p>
+    <w:p>
+      <w:pPr>
+        <w:spacing w:before="60" w:after="60"/>
+        <w:rPr>
+          <w:rFonts w:cs="Times New Roman"/>
+          <w:color w:val="156082" w:themeColor="accent1"/>
+          <w:sz w:val="22"/>
+          <w:szCs w:val="22"/>
+        </w:rPr>
+      </w:pPr>
+      <w:r>
+        <w:rPr>
+          <w:rFonts w:cs="Times New Roman"/>
+          <w:color w:val="156082" w:themeColor="accent1"/>
+          <w:sz w:val="22"/>
+          <w:szCs w:val="22"/>
+        </w:rPr>
+        <w:t xml:space="preserve">A JavaScript eseményvezérelt, aszinkron programozási paradigmát követ, ahol a kód végrehajtása nem feltétlenül lineáris sorrendben történik. </w:t>
+      </w:r>
+      <w:r>
+        <w:rPr>
+          <w:rFonts w:cs="Times New Roman"/>
+          <w:color w:val="156082" w:themeColor="accent1"/>
+          <w:sz w:val="22"/>
+          <w:szCs w:val="22"/>
+        </w:rPr>
+        <w:t>A React deklaratív paradigmát követ, ahol a fejlesztők azt írják le, hogy minek kell megjelennie, nem pedig azt, hogyan.</w:t>
+      </w:r>
+    </w:p>
+    <w:p>
+      <w:pPr>
+        <w:spacing w:before="60" w:after="60"/>
         <w:rPr>
           <w:rFonts w:cs="Times New Roman"/>
           <w:b/>
@@ -3385,6 +3526,16 @@
           <w:sz w:val="22"/>
           <w:szCs w:val="22"/>
         </w:rPr>
+      </w:pPr>
+      <w:r>
+        <w:rPr>
+          <w:rFonts w:cs="Times New Roman"/>
+          <w:b/>
+          <w:bCs/>
+          <w:color w:val="156082" w:themeColor="accent1"/>
+          <w:sz w:val="22"/>
+          <w:szCs w:val="22"/>
+        </w:rPr>
         <w:t>Alapvető funkcionalitás</w:t>
       </w:r>
     </w:p>
@@ -3405,7 +3556,6 @@
           <w:sz w:val="22"/>
           <w:szCs w:val="22"/>
         </w:rPr>
-        <w:lastRenderedPageBreak/>
         <w:t>Főbb jellemzők:</w:t>
       </w:r>
     </w:p>
@@ -3535,7 +3685,43 @@
           <w:sz w:val="22"/>
           <w:szCs w:val="22"/>
         </w:rPr>
-        <w:t xml:space="preserve"> (Context API)</w:t>
+        <w:t xml:space="preserve"> (</w:t>
+      </w:r>
+      <w:r>
+        <w:rPr>
+          <w:rFonts w:cs="Times New Roman"/>
+          <w:color w:val="156082" w:themeColor="accent1"/>
+          <w:sz w:val="22"/>
+          <w:szCs w:val="22"/>
+        </w:rPr>
+        <w:t>CRUD k</w:t>
+      </w:r>
+      <w:r>
+        <w:rPr>
+          <w:rFonts w:cs="Times New Roman"/>
+          <w:color w:val="156082" w:themeColor="accent1"/>
+          <w:sz w:val="22"/>
+          <w:szCs w:val="22"/>
+        </w:rPr>
+        <w:t>é</w:t>
+      </w:r>
+      <w:r>
+        <w:rPr>
+          <w:rFonts w:cs="Times New Roman"/>
+          <w:color w:val="156082" w:themeColor="accent1"/>
+          <w:sz w:val="22"/>
+          <w:szCs w:val="22"/>
+        </w:rPr>
+        <w:t xml:space="preserve">rések vagy axios </w:t>
+      </w:r>
+      <w:r>
+        <w:rPr>
+          <w:rFonts w:cs="Times New Roman"/>
+          <w:color w:val="156082" w:themeColor="accent1"/>
+          <w:sz w:val="22"/>
+          <w:szCs w:val="22"/>
+        </w:rPr>
+        <w:t>)</w:t>
       </w:r>
     </w:p>
     <w:p>
@@ -3942,6 +4128,79 @@
         <w:spacing w:before="60" w:after="60"/>
         <w:rPr>
           <w:rFonts w:cs="Times New Roman"/>
+          <w:color w:val="156082" w:themeColor="accent1"/>
+          <w:sz w:val="22"/>
+          <w:szCs w:val="22"/>
+        </w:rPr>
+      </w:pPr>
+    </w:p>
+    <w:p>
+      <w:pPr>
+        <w:spacing w:before="60" w:after="60"/>
+        <w:rPr>
+          <w:rFonts w:cs="Times New Roman"/>
+          <w:color w:val="156082" w:themeColor="accent1"/>
+          <w:sz w:val="22"/>
+          <w:szCs w:val="22"/>
+        </w:rPr>
+      </w:pPr>
+      <w:r>
+        <w:rPr>
+          <w:rFonts w:cs="Times New Roman"/>
+          <w:color w:val="156082" w:themeColor="accent1"/>
+          <w:sz w:val="22"/>
+          <w:szCs w:val="22"/>
+        </w:rPr>
+        <w:t xml:space="preserve">Összegzés </w:t>
+      </w:r>
+    </w:p>
+    <w:p>
+      <w:pPr>
+        <w:spacing w:before="60" w:after="60"/>
+        <w:rPr>
+          <w:rFonts w:cs="Times New Roman"/>
+          <w:color w:val="156082" w:themeColor="accent1"/>
+          <w:sz w:val="22"/>
+          <w:szCs w:val="22"/>
+        </w:rPr>
+      </w:pPr>
+      <w:r>
+        <w:rPr>
+          <w:rFonts w:cs="Times New Roman"/>
+          <w:color w:val="156082" w:themeColor="accent1"/>
+          <w:sz w:val="22"/>
+          <w:szCs w:val="22"/>
+        </w:rPr>
+        <w:t>A JavaScript és a React együtt alkotja a modern webalkalmazások fejlesztésének alapját. A JavaScript dinamikus és aszinkron jellege, valamint a React komponensalapú architektúrája lehetővé teszi a hatékony és skálázható felhasználói felületek létrehozását.</w:t>
+      </w:r>
+    </w:p>
+    <w:p>
+      <w:pPr>
+        <w:spacing w:before="60" w:after="60"/>
+        <w:rPr>
+          <w:rFonts w:cs="Times New Roman"/>
+          <w:color w:val="156082" w:themeColor="accent1"/>
+          <w:sz w:val="22"/>
+          <w:szCs w:val="22"/>
+        </w:rPr>
+      </w:pPr>
+    </w:p>
+    <w:p>
+      <w:pPr>
+        <w:spacing w:before="60" w:after="60"/>
+        <w:rPr>
+          <w:rFonts w:cs="Times New Roman"/>
+          <w:color w:val="156082" w:themeColor="accent1"/>
+          <w:sz w:val="22"/>
+          <w:szCs w:val="22"/>
+        </w:rPr>
+      </w:pPr>
+    </w:p>
+    <w:p>
+      <w:pPr>
+        <w:spacing w:before="60" w:after="60"/>
+        <w:rPr>
+          <w:rFonts w:cs="Times New Roman"/>
           <w:b/>
           <w:bCs/>
           <w:color w:val="156082" w:themeColor="accent1"/>
@@ -4183,7 +4442,6 @@
           <w:sz w:val="22"/>
           <w:szCs w:val="22"/>
         </w:rPr>
-        <w:lastRenderedPageBreak/>
         <w:t>- LINQ</w:t>
       </w:r>
       <w:r>
@@ -4878,7 +5136,6 @@
           <w:sz w:val="22"/>
           <w:szCs w:val="22"/>
         </w:rPr>
-        <w:lastRenderedPageBreak/>
         <w:t>Integráció más technológiákkal</w:t>
       </w:r>
     </w:p>
@@ -5502,6 +5759,7 @@
           <w:sz w:val="22"/>
           <w:szCs w:val="22"/>
         </w:rPr>
+        <w:lastRenderedPageBreak/>
         <w:t>Működési alapelvek</w:t>
       </w:r>
     </w:p>
@@ -5811,359 +6069,359 @@
           <w:sz w:val="22"/>
           <w:szCs w:val="22"/>
         </w:rPr>
+        <w:t>Integráció más technológiákkal</w:t>
+      </w:r>
+    </w:p>
+    <w:p>
+      <w:pPr>
+        <w:spacing w:before="60" w:after="60"/>
+        <w:rPr>
+          <w:rFonts w:cs="Times New Roman"/>
+          <w:color w:val="156082" w:themeColor="accent1"/>
+          <w:sz w:val="22"/>
+          <w:szCs w:val="22"/>
+        </w:rPr>
+      </w:pPr>
+    </w:p>
+    <w:p>
+      <w:pPr>
+        <w:spacing w:before="60" w:after="60"/>
+        <w:rPr>
+          <w:rFonts w:cs="Times New Roman"/>
+          <w:color w:val="156082" w:themeColor="accent1"/>
+          <w:sz w:val="22"/>
+          <w:szCs w:val="22"/>
+        </w:rPr>
+      </w:pPr>
+      <w:r>
+        <w:rPr>
+          <w:rFonts w:cs="Times New Roman"/>
+          <w:color w:val="156082" w:themeColor="accent1"/>
+          <w:sz w:val="22"/>
+          <w:szCs w:val="22"/>
+        </w:rPr>
+        <w:t>Támogatott területek:</w:t>
+      </w:r>
+    </w:p>
+    <w:p>
+      <w:pPr>
+        <w:spacing w:before="60" w:after="60"/>
+        <w:rPr>
+          <w:rFonts w:cs="Times New Roman"/>
+          <w:color w:val="156082" w:themeColor="accent1"/>
+          <w:sz w:val="22"/>
+          <w:szCs w:val="22"/>
+        </w:rPr>
+      </w:pPr>
+      <w:r>
+        <w:rPr>
+          <w:rFonts w:cs="Times New Roman"/>
+          <w:color w:val="156082" w:themeColor="accent1"/>
+          <w:sz w:val="22"/>
+          <w:szCs w:val="22"/>
+        </w:rPr>
+        <w:t>- Web fejlesztés (HTML, CSS, JS)</w:t>
+      </w:r>
+    </w:p>
+    <w:p>
+      <w:pPr>
+        <w:spacing w:before="60" w:after="60"/>
+        <w:rPr>
+          <w:rFonts w:cs="Times New Roman"/>
+          <w:color w:val="156082" w:themeColor="accent1"/>
+          <w:sz w:val="22"/>
+          <w:szCs w:val="22"/>
+        </w:rPr>
+      </w:pPr>
+      <w:r>
+        <w:rPr>
+          <w:rFonts w:cs="Times New Roman"/>
+          <w:color w:val="156082" w:themeColor="accent1"/>
+          <w:sz w:val="22"/>
+          <w:szCs w:val="22"/>
+        </w:rPr>
+        <w:t>- Backend fejlesztés</w:t>
+      </w:r>
+    </w:p>
+    <w:p>
+      <w:pPr>
+        <w:spacing w:before="60" w:after="60"/>
+        <w:rPr>
+          <w:rFonts w:cs="Times New Roman"/>
+          <w:color w:val="156082" w:themeColor="accent1"/>
+          <w:sz w:val="22"/>
+          <w:szCs w:val="22"/>
+        </w:rPr>
+      </w:pPr>
+      <w:r>
+        <w:rPr>
+          <w:rFonts w:cs="Times New Roman"/>
+          <w:color w:val="156082" w:themeColor="accent1"/>
+          <w:sz w:val="22"/>
+          <w:szCs w:val="22"/>
+        </w:rPr>
+        <w:t>- Konténerizáció (Docker)</w:t>
+      </w:r>
+    </w:p>
+    <w:p>
+      <w:pPr>
+        <w:spacing w:before="60" w:after="60"/>
+        <w:rPr>
+          <w:rFonts w:cs="Times New Roman"/>
+          <w:color w:val="156082" w:themeColor="accent1"/>
+          <w:sz w:val="22"/>
+          <w:szCs w:val="22"/>
+        </w:rPr>
+      </w:pPr>
+      <w:r>
+        <w:rPr>
+          <w:rFonts w:cs="Times New Roman"/>
+          <w:color w:val="156082" w:themeColor="accent1"/>
+          <w:sz w:val="22"/>
+          <w:szCs w:val="22"/>
+        </w:rPr>
+        <w:t>- Cloud fejlesztés</w:t>
+      </w:r>
+    </w:p>
+    <w:p>
+      <w:pPr>
+        <w:spacing w:before="60" w:after="60"/>
+        <w:rPr>
+          <w:rFonts w:cs="Times New Roman"/>
+          <w:sz w:val="22"/>
+          <w:szCs w:val="22"/>
+        </w:rPr>
+      </w:pPr>
+    </w:p>
+    <w:p>
+      <w:pPr>
+        <w:spacing w:before="60" w:after="60"/>
+        <w:rPr>
+          <w:rFonts w:cs="Times New Roman"/>
+          <w:sz w:val="22"/>
+          <w:szCs w:val="22"/>
+        </w:rPr>
+      </w:pPr>
+    </w:p>
+    <w:p>
+      <w:pPr>
+        <w:spacing w:before="60" w:after="60"/>
+        <w:rPr>
+          <w:rFonts w:cs="Times New Roman"/>
+          <w:sz w:val="22"/>
+          <w:szCs w:val="22"/>
+        </w:rPr>
+      </w:pPr>
+      <w:r>
+        <w:rPr>
+          <w:rFonts w:cs="Times New Roman"/>
+          <w:b/>
+          <w:color w:val="156082" w:themeColor="accent1"/>
+          <w:sz w:val="22"/>
+          <w:szCs w:val="22"/>
+        </w:rPr>
+        <w:t>Visual Studio 2022 összefoglaló</w:t>
+      </w:r>
+    </w:p>
+    <w:p>
+      <w:pPr>
+        <w:spacing w:before="60" w:after="60"/>
+        <w:rPr>
+          <w:rFonts w:cs="Times New Roman"/>
+          <w:color w:val="156082" w:themeColor="accent1"/>
+          <w:sz w:val="22"/>
+          <w:szCs w:val="22"/>
+        </w:rPr>
+      </w:pPr>
+    </w:p>
+    <w:p>
+      <w:pPr>
+        <w:spacing w:before="60" w:after="60"/>
+        <w:rPr>
+          <w:rFonts w:cs="Times New Roman"/>
+          <w:b/>
+          <w:color w:val="156082" w:themeColor="accent1"/>
+          <w:sz w:val="22"/>
+          <w:szCs w:val="22"/>
+        </w:rPr>
+      </w:pPr>
+      <w:r>
+        <w:rPr>
+          <w:rFonts w:cs="Times New Roman"/>
+          <w:b/>
+          <w:color w:val="156082" w:themeColor="accent1"/>
+          <w:sz w:val="22"/>
+          <w:szCs w:val="22"/>
+        </w:rPr>
+        <w:t>Bevezetés</w:t>
+      </w:r>
+    </w:p>
+    <w:p>
+      <w:pPr>
+        <w:spacing w:before="60" w:after="60"/>
+        <w:rPr>
+          <w:rFonts w:cs="Times New Roman"/>
+          <w:color w:val="156082" w:themeColor="accent1"/>
+          <w:sz w:val="22"/>
+          <w:szCs w:val="22"/>
+        </w:rPr>
+      </w:pPr>
+    </w:p>
+    <w:p>
+      <w:pPr>
+        <w:spacing w:before="60" w:after="60"/>
+        <w:rPr>
+          <w:rFonts w:cs="Times New Roman"/>
+          <w:color w:val="156082" w:themeColor="accent1"/>
+          <w:sz w:val="22"/>
+          <w:szCs w:val="22"/>
+        </w:rPr>
+      </w:pPr>
+      <w:r>
+        <w:rPr>
+          <w:rFonts w:cs="Times New Roman"/>
+          <w:color w:val="156082" w:themeColor="accent1"/>
+          <w:sz w:val="22"/>
+          <w:szCs w:val="22"/>
+        </w:rPr>
+        <w:t>A Visual Studio 2022 a Microsoft integrált fejlesztőkörnyezete (IDE), amely átfogó eszközkészletet biztosít professzionális alkalmazásfejlesztéshez.</w:t>
+      </w:r>
+    </w:p>
+    <w:p>
+      <w:pPr>
+        <w:spacing w:before="60" w:after="60"/>
+        <w:rPr>
+          <w:rFonts w:cs="Times New Roman"/>
+          <w:color w:val="156082" w:themeColor="accent1"/>
+          <w:sz w:val="22"/>
+          <w:szCs w:val="22"/>
+        </w:rPr>
+      </w:pPr>
+    </w:p>
+    <w:p>
+      <w:pPr>
+        <w:spacing w:before="60" w:after="60"/>
+        <w:rPr>
+          <w:rFonts w:cs="Times New Roman"/>
+          <w:b/>
+          <w:color w:val="156082" w:themeColor="accent1"/>
+          <w:sz w:val="22"/>
+          <w:szCs w:val="22"/>
+        </w:rPr>
+      </w:pPr>
+      <w:r>
+        <w:rPr>
+          <w:rFonts w:cs="Times New Roman"/>
+          <w:b/>
+          <w:color w:val="156082" w:themeColor="accent1"/>
+          <w:sz w:val="22"/>
+          <w:szCs w:val="22"/>
+        </w:rPr>
+        <w:t>Működési alapelvek</w:t>
+      </w:r>
+    </w:p>
+    <w:p>
+      <w:pPr>
+        <w:spacing w:before="60" w:after="60"/>
+        <w:rPr>
+          <w:rFonts w:cs="Times New Roman"/>
+          <w:color w:val="156082" w:themeColor="accent1"/>
+          <w:sz w:val="22"/>
+          <w:szCs w:val="22"/>
+        </w:rPr>
+      </w:pPr>
+    </w:p>
+    <w:p>
+      <w:pPr>
+        <w:spacing w:before="60" w:after="60"/>
+        <w:rPr>
+          <w:rFonts w:cs="Times New Roman"/>
+          <w:color w:val="156082" w:themeColor="accent1"/>
+          <w:sz w:val="22"/>
+          <w:szCs w:val="22"/>
+        </w:rPr>
+      </w:pPr>
+      <w:r>
+        <w:rPr>
+          <w:rFonts w:cs="Times New Roman"/>
+          <w:color w:val="156082" w:themeColor="accent1"/>
+          <w:sz w:val="22"/>
+          <w:szCs w:val="22"/>
+        </w:rPr>
+        <w:t>64 bites alkalmazásként fut, támogatva a nagy méretű projektek hatékony kezelését, beépített fordítóval és debuggerrel.</w:t>
+      </w:r>
+    </w:p>
+    <w:p>
+      <w:pPr>
+        <w:spacing w:before="60" w:after="60"/>
+        <w:rPr>
+          <w:rFonts w:cs="Times New Roman"/>
+          <w:color w:val="156082" w:themeColor="accent1"/>
+          <w:sz w:val="22"/>
+          <w:szCs w:val="22"/>
+        </w:rPr>
+      </w:pPr>
+    </w:p>
+    <w:p>
+      <w:pPr>
+        <w:spacing w:before="60" w:after="60"/>
+        <w:rPr>
+          <w:rFonts w:cs="Times New Roman"/>
+          <w:b/>
+          <w:color w:val="156082" w:themeColor="accent1"/>
+          <w:sz w:val="22"/>
+          <w:szCs w:val="22"/>
+        </w:rPr>
+      </w:pPr>
+      <w:r>
+        <w:rPr>
+          <w:rFonts w:cs="Times New Roman"/>
+          <w:b/>
+          <w:color w:val="156082" w:themeColor="accent1"/>
+          <w:sz w:val="22"/>
+          <w:szCs w:val="22"/>
+        </w:rPr>
+        <w:t>Alapvető funkcionalitás</w:t>
+      </w:r>
+    </w:p>
+    <w:p>
+      <w:pPr>
+        <w:spacing w:before="60" w:after="60"/>
+        <w:rPr>
+          <w:rFonts w:cs="Times New Roman"/>
+          <w:color w:val="156082" w:themeColor="accent1"/>
+          <w:sz w:val="22"/>
+          <w:szCs w:val="22"/>
+        </w:rPr>
+      </w:pPr>
+      <w:r>
+        <w:rPr>
+          <w:rFonts w:cs="Times New Roman"/>
+          <w:color w:val="156082" w:themeColor="accent1"/>
+          <w:sz w:val="22"/>
+          <w:szCs w:val="22"/>
+        </w:rPr>
+        <w:t>Főbb jellemzők:</w:t>
+      </w:r>
+    </w:p>
+    <w:p>
+      <w:pPr>
+        <w:spacing w:before="60" w:after="60"/>
+        <w:rPr>
+          <w:rFonts w:cs="Times New Roman"/>
+          <w:color w:val="156082" w:themeColor="accent1"/>
+          <w:sz w:val="22"/>
+          <w:szCs w:val="22"/>
+        </w:rPr>
+      </w:pPr>
+      <w:r>
+        <w:rPr>
+          <w:rFonts w:cs="Times New Roman"/>
+          <w:color w:val="156082" w:themeColor="accent1"/>
+          <w:sz w:val="22"/>
+          <w:szCs w:val="22"/>
+        </w:rPr>
         <w:lastRenderedPageBreak/>
-        <w:t>Integráció más technológiákkal</w:t>
-      </w:r>
-    </w:p>
-    <w:p>
-      <w:pPr>
-        <w:spacing w:before="60" w:after="60"/>
-        <w:rPr>
-          <w:rFonts w:cs="Times New Roman"/>
-          <w:color w:val="156082" w:themeColor="accent1"/>
-          <w:sz w:val="22"/>
-          <w:szCs w:val="22"/>
-        </w:rPr>
-      </w:pPr>
-    </w:p>
-    <w:p>
-      <w:pPr>
-        <w:spacing w:before="60" w:after="60"/>
-        <w:rPr>
-          <w:rFonts w:cs="Times New Roman"/>
-          <w:color w:val="156082" w:themeColor="accent1"/>
-          <w:sz w:val="22"/>
-          <w:szCs w:val="22"/>
-        </w:rPr>
-      </w:pPr>
-      <w:r>
-        <w:rPr>
-          <w:rFonts w:cs="Times New Roman"/>
-          <w:color w:val="156082" w:themeColor="accent1"/>
-          <w:sz w:val="22"/>
-          <w:szCs w:val="22"/>
-        </w:rPr>
-        <w:t>Támogatott területek:</w:t>
-      </w:r>
-    </w:p>
-    <w:p>
-      <w:pPr>
-        <w:spacing w:before="60" w:after="60"/>
-        <w:rPr>
-          <w:rFonts w:cs="Times New Roman"/>
-          <w:color w:val="156082" w:themeColor="accent1"/>
-          <w:sz w:val="22"/>
-          <w:szCs w:val="22"/>
-        </w:rPr>
-      </w:pPr>
-      <w:r>
-        <w:rPr>
-          <w:rFonts w:cs="Times New Roman"/>
-          <w:color w:val="156082" w:themeColor="accent1"/>
-          <w:sz w:val="22"/>
-          <w:szCs w:val="22"/>
-        </w:rPr>
-        <w:t>- Web fejlesztés (HTML, CSS, JS)</w:t>
-      </w:r>
-    </w:p>
-    <w:p>
-      <w:pPr>
-        <w:spacing w:before="60" w:after="60"/>
-        <w:rPr>
-          <w:rFonts w:cs="Times New Roman"/>
-          <w:color w:val="156082" w:themeColor="accent1"/>
-          <w:sz w:val="22"/>
-          <w:szCs w:val="22"/>
-        </w:rPr>
-      </w:pPr>
-      <w:r>
-        <w:rPr>
-          <w:rFonts w:cs="Times New Roman"/>
-          <w:color w:val="156082" w:themeColor="accent1"/>
-          <w:sz w:val="22"/>
-          <w:szCs w:val="22"/>
-        </w:rPr>
-        <w:t>- Backend fejlesztés</w:t>
-      </w:r>
-    </w:p>
-    <w:p>
-      <w:pPr>
-        <w:spacing w:before="60" w:after="60"/>
-        <w:rPr>
-          <w:rFonts w:cs="Times New Roman"/>
-          <w:color w:val="156082" w:themeColor="accent1"/>
-          <w:sz w:val="22"/>
-          <w:szCs w:val="22"/>
-        </w:rPr>
-      </w:pPr>
-      <w:r>
-        <w:rPr>
-          <w:rFonts w:cs="Times New Roman"/>
-          <w:color w:val="156082" w:themeColor="accent1"/>
-          <w:sz w:val="22"/>
-          <w:szCs w:val="22"/>
-        </w:rPr>
-        <w:t>- Konténerizáció (Docker)</w:t>
-      </w:r>
-    </w:p>
-    <w:p>
-      <w:pPr>
-        <w:spacing w:before="60" w:after="60"/>
-        <w:rPr>
-          <w:rFonts w:cs="Times New Roman"/>
-          <w:color w:val="156082" w:themeColor="accent1"/>
-          <w:sz w:val="22"/>
-          <w:szCs w:val="22"/>
-        </w:rPr>
-      </w:pPr>
-      <w:r>
-        <w:rPr>
-          <w:rFonts w:cs="Times New Roman"/>
-          <w:color w:val="156082" w:themeColor="accent1"/>
-          <w:sz w:val="22"/>
-          <w:szCs w:val="22"/>
-        </w:rPr>
-        <w:t>- Cloud fejlesztés</w:t>
-      </w:r>
-    </w:p>
-    <w:p>
-      <w:pPr>
-        <w:spacing w:before="60" w:after="60"/>
-        <w:rPr>
-          <w:rFonts w:cs="Times New Roman"/>
-          <w:sz w:val="22"/>
-          <w:szCs w:val="22"/>
-        </w:rPr>
-      </w:pPr>
-    </w:p>
-    <w:p>
-      <w:pPr>
-        <w:spacing w:before="60" w:after="60"/>
-        <w:rPr>
-          <w:rFonts w:cs="Times New Roman"/>
-          <w:sz w:val="22"/>
-          <w:szCs w:val="22"/>
-        </w:rPr>
-      </w:pPr>
-    </w:p>
-    <w:p>
-      <w:pPr>
-        <w:spacing w:before="60" w:after="60"/>
-        <w:rPr>
-          <w:rFonts w:cs="Times New Roman"/>
-          <w:sz w:val="22"/>
-          <w:szCs w:val="22"/>
-        </w:rPr>
-      </w:pPr>
-      <w:r>
-        <w:rPr>
-          <w:rFonts w:cs="Times New Roman"/>
-          <w:b/>
-          <w:color w:val="156082" w:themeColor="accent1"/>
-          <w:sz w:val="22"/>
-          <w:szCs w:val="22"/>
-        </w:rPr>
-        <w:t>Visual Studio 2022 összefoglaló</w:t>
-      </w:r>
-    </w:p>
-    <w:p>
-      <w:pPr>
-        <w:spacing w:before="60" w:after="60"/>
-        <w:rPr>
-          <w:rFonts w:cs="Times New Roman"/>
-          <w:color w:val="156082" w:themeColor="accent1"/>
-          <w:sz w:val="22"/>
-          <w:szCs w:val="22"/>
-        </w:rPr>
-      </w:pPr>
-    </w:p>
-    <w:p>
-      <w:pPr>
-        <w:spacing w:before="60" w:after="60"/>
-        <w:rPr>
-          <w:rFonts w:cs="Times New Roman"/>
-          <w:b/>
-          <w:color w:val="156082" w:themeColor="accent1"/>
-          <w:sz w:val="22"/>
-          <w:szCs w:val="22"/>
-        </w:rPr>
-      </w:pPr>
-      <w:r>
-        <w:rPr>
-          <w:rFonts w:cs="Times New Roman"/>
-          <w:b/>
-          <w:color w:val="156082" w:themeColor="accent1"/>
-          <w:sz w:val="22"/>
-          <w:szCs w:val="22"/>
-        </w:rPr>
-        <w:t>Bevezetés</w:t>
-      </w:r>
-    </w:p>
-    <w:p>
-      <w:pPr>
-        <w:spacing w:before="60" w:after="60"/>
-        <w:rPr>
-          <w:rFonts w:cs="Times New Roman"/>
-          <w:color w:val="156082" w:themeColor="accent1"/>
-          <w:sz w:val="22"/>
-          <w:szCs w:val="22"/>
-        </w:rPr>
-      </w:pPr>
-    </w:p>
-    <w:p>
-      <w:pPr>
-        <w:spacing w:before="60" w:after="60"/>
-        <w:rPr>
-          <w:rFonts w:cs="Times New Roman"/>
-          <w:color w:val="156082" w:themeColor="accent1"/>
-          <w:sz w:val="22"/>
-          <w:szCs w:val="22"/>
-        </w:rPr>
-      </w:pPr>
-      <w:r>
-        <w:rPr>
-          <w:rFonts w:cs="Times New Roman"/>
-          <w:color w:val="156082" w:themeColor="accent1"/>
-          <w:sz w:val="22"/>
-          <w:szCs w:val="22"/>
-        </w:rPr>
-        <w:t>A Visual Studio 2022 a Microsoft integrált fejlesztőkörnyezete (IDE), amely átfogó eszközkészletet biztosít professzionális alkalmazásfejlesztéshez.</w:t>
-      </w:r>
-    </w:p>
-    <w:p>
-      <w:pPr>
-        <w:spacing w:before="60" w:after="60"/>
-        <w:rPr>
-          <w:rFonts w:cs="Times New Roman"/>
-          <w:color w:val="156082" w:themeColor="accent1"/>
-          <w:sz w:val="22"/>
-          <w:szCs w:val="22"/>
-        </w:rPr>
-      </w:pPr>
-    </w:p>
-    <w:p>
-      <w:pPr>
-        <w:spacing w:before="60" w:after="60"/>
-        <w:rPr>
-          <w:rFonts w:cs="Times New Roman"/>
-          <w:b/>
-          <w:color w:val="156082" w:themeColor="accent1"/>
-          <w:sz w:val="22"/>
-          <w:szCs w:val="22"/>
-        </w:rPr>
-      </w:pPr>
-      <w:r>
-        <w:rPr>
-          <w:rFonts w:cs="Times New Roman"/>
-          <w:b/>
-          <w:color w:val="156082" w:themeColor="accent1"/>
-          <w:sz w:val="22"/>
-          <w:szCs w:val="22"/>
-        </w:rPr>
-        <w:t>Működési alapelvek</w:t>
-      </w:r>
-    </w:p>
-    <w:p>
-      <w:pPr>
-        <w:spacing w:before="60" w:after="60"/>
-        <w:rPr>
-          <w:rFonts w:cs="Times New Roman"/>
-          <w:color w:val="156082" w:themeColor="accent1"/>
-          <w:sz w:val="22"/>
-          <w:szCs w:val="22"/>
-        </w:rPr>
-      </w:pPr>
-    </w:p>
-    <w:p>
-      <w:pPr>
-        <w:spacing w:before="60" w:after="60"/>
-        <w:rPr>
-          <w:rFonts w:cs="Times New Roman"/>
-          <w:color w:val="156082" w:themeColor="accent1"/>
-          <w:sz w:val="22"/>
-          <w:szCs w:val="22"/>
-        </w:rPr>
-      </w:pPr>
-      <w:r>
-        <w:rPr>
-          <w:rFonts w:cs="Times New Roman"/>
-          <w:color w:val="156082" w:themeColor="accent1"/>
-          <w:sz w:val="22"/>
-          <w:szCs w:val="22"/>
-        </w:rPr>
-        <w:t>64 bites alkalmazásként fut, támogatva a nagy méretű projektek hatékony kezelését, beépített fordítóval és debuggerrel.</w:t>
-      </w:r>
-    </w:p>
-    <w:p>
-      <w:pPr>
-        <w:spacing w:before="60" w:after="60"/>
-        <w:rPr>
-          <w:rFonts w:cs="Times New Roman"/>
-          <w:color w:val="156082" w:themeColor="accent1"/>
-          <w:sz w:val="22"/>
-          <w:szCs w:val="22"/>
-        </w:rPr>
-      </w:pPr>
-    </w:p>
-    <w:p>
-      <w:pPr>
-        <w:spacing w:before="60" w:after="60"/>
-        <w:rPr>
-          <w:rFonts w:cs="Times New Roman"/>
-          <w:b/>
-          <w:color w:val="156082" w:themeColor="accent1"/>
-          <w:sz w:val="22"/>
-          <w:szCs w:val="22"/>
-        </w:rPr>
-      </w:pPr>
-      <w:r>
-        <w:rPr>
-          <w:rFonts w:cs="Times New Roman"/>
-          <w:b/>
-          <w:color w:val="156082" w:themeColor="accent1"/>
-          <w:sz w:val="22"/>
-          <w:szCs w:val="22"/>
-        </w:rPr>
-        <w:t>Alapvető funkcionalitás</w:t>
-      </w:r>
-    </w:p>
-    <w:p>
-      <w:pPr>
-        <w:spacing w:before="60" w:after="60"/>
-        <w:rPr>
-          <w:rFonts w:cs="Times New Roman"/>
-          <w:color w:val="156082" w:themeColor="accent1"/>
-          <w:sz w:val="22"/>
-          <w:szCs w:val="22"/>
-        </w:rPr>
-      </w:pPr>
-      <w:r>
-        <w:rPr>
-          <w:rFonts w:cs="Times New Roman"/>
-          <w:color w:val="156082" w:themeColor="accent1"/>
-          <w:sz w:val="22"/>
-          <w:szCs w:val="22"/>
-        </w:rPr>
-        <w:t>Főbb jellemzők:</w:t>
-      </w:r>
-    </w:p>
-    <w:p>
-      <w:pPr>
-        <w:spacing w:before="60" w:after="60"/>
-        <w:rPr>
-          <w:rFonts w:cs="Times New Roman"/>
-          <w:color w:val="156082" w:themeColor="accent1"/>
-          <w:sz w:val="22"/>
-          <w:szCs w:val="22"/>
-        </w:rPr>
-      </w:pPr>
-      <w:r>
-        <w:rPr>
-          <w:rFonts w:cs="Times New Roman"/>
-          <w:color w:val="156082" w:themeColor="accent1"/>
-          <w:sz w:val="22"/>
-          <w:szCs w:val="22"/>
-        </w:rPr>
         <w:t>- Intelligens kódszerkesztés</w:t>
       </w:r>
     </w:p>
@@ -8191,7 +8449,25 @@
           <w:szCs w:val="22"/>
         </w:rPr>
         <w:lastRenderedPageBreak/>
-        <w:t>(async/await), teljesítményoptimalizálás, biztonságos kódolási gyakorlatok követése, verziókezelés és csomagmenedzsment (NuGet) alkalmazása, részletes dokumentáció készítése, valamint az automatizált tesztelés. A .NET platform folyamatos fejlődése és nyílt forráskódúvá válása révén egy modern, rugalmas és hatékony fejlesztési környezetet biztosít, amely támogatja a legkülönfélébb alkalmazástípusok fejlesztését keresztplatform környezetben.</w:t>
+        <w:t>(async/await), teljesítményoptimalizálás, biztonságos kódolási gyakorlatok követése, verziókezelés és csomagmenedzsment (NuGet) alkalmazása, részletes dokumentáció készítése, valamint az automatizált tesztelés. A .NET platform folyamatos fejlődése és nyílt forráskódúvá válása révén egy modern, rugalmas és hatékony fejlesztési környezetet biztosít, amely támogatja a legkülönfélébb alkalmazástípusok fejlesztését keresztplatform</w:t>
+      </w:r>
+      <w:r>
+        <w:rPr>
+          <w:rFonts w:asciiTheme="minorHAnsi" w:hAnsiTheme="minorHAnsi"/>
+          <w:color w:val="156082" w:themeColor="accent1"/>
+          <w:sz w:val="22"/>
+          <w:szCs w:val="22"/>
+        </w:rPr>
+        <w:t xml:space="preserve"> </w:t>
+      </w:r>
+      <w:r>
+        <w:rPr>
+          <w:rFonts w:asciiTheme="minorHAnsi" w:hAnsiTheme="minorHAnsi"/>
+          <w:color w:val="156082" w:themeColor="accent1"/>
+          <w:sz w:val="22"/>
+          <w:szCs w:val="22"/>
+        </w:rPr>
+        <w:t>környezetben.</w:t>
       </w:r>
     </w:p>
     <w:p>
@@ -9047,9 +9323,12 @@
           <w:sz w:val="22"/>
           <w:szCs w:val="22"/>
         </w:rPr>
-        <w:t xml:space="preserve">A </w:t>
-      </w:r>
-      <w:r>
+        <w:t>A Firebase egy Google által fejlesztett platform, amely számos eszközt és szolgáltatást kínál mobil és webalkalmazások fejlesztéséhez, üzemeltetéséhez és skálázásához. A Firebase célja, hogy egyszerűsítse a fejlesztési folyamatot, miközben hatékony és skálázható megoldásokat kínál a fejlesztők számára.</w:t>
+      </w:r>
+    </w:p>
+    <w:p>
+      <w:pPr>
+        <w:spacing w:before="60" w:after="60"/>
         <w:rPr>
           <w:rFonts w:cs="Times New Roman"/>
           <w:b/>
@@ -9058,37 +9337,7 @@
           <w:sz w:val="22"/>
           <w:szCs w:val="22"/>
         </w:rPr>
-        <w:t>Firebase</w:t>
-      </w:r>
-      <w:r>
-        <w:rPr>
-          <w:rFonts w:cs="Times New Roman"/>
-          <w:color w:val="156082" w:themeColor="accent1"/>
-          <w:sz w:val="22"/>
-          <w:szCs w:val="22"/>
-        </w:rPr>
-        <w:t xml:space="preserve"> egy fejlesztői platform, amelyet a Google kínál, és célja, hogy segítse a mobil- és webalkalmazások gyors fejlesztését, üzemeltetését és skálázását. A Firebase különböző eszközöket és szolgáltatásokat biztosít, amelyek lehetővé teszik a fejlesztők számára, hogy egyszerűen és hatékonyan építsenek, teszteljenek, telepítsenek és optimalizáljanak alkalmazásokat.</w:t>
-      </w:r>
-    </w:p>
-    <w:p>
-      <w:pPr>
-        <w:spacing w:before="60" w:after="60"/>
-        <w:rPr>
-          <w:rFonts w:cs="Times New Roman"/>
-          <w:color w:val="156082" w:themeColor="accent1"/>
-          <w:sz w:val="22"/>
-          <w:szCs w:val="22"/>
-        </w:rPr>
-      </w:pPr>
-      <w:r>
-        <w:rPr>
-          <w:rFonts w:cs="Times New Roman"/>
-          <w:color w:val="156082" w:themeColor="accent1"/>
-          <w:sz w:val="22"/>
-          <w:szCs w:val="22"/>
-        </w:rPr>
-        <w:t xml:space="preserve">A </w:t>
-      </w:r>
+      </w:pPr>
       <w:r>
         <w:rPr>
           <w:rFonts w:cs="Times New Roman"/>
@@ -9098,33 +9347,62 @@
           <w:sz w:val="22"/>
           <w:szCs w:val="22"/>
         </w:rPr>
-        <w:t>Firebase</w:t>
-      </w:r>
-      <w:r>
-        <w:rPr>
-          <w:rFonts w:cs="Times New Roman"/>
-          <w:color w:val="156082" w:themeColor="accent1"/>
-          <w:sz w:val="22"/>
-          <w:szCs w:val="22"/>
-        </w:rPr>
-        <w:t xml:space="preserve"> legfontosabb funkciói közé tartoznak:</w:t>
-      </w:r>
-    </w:p>
-    <w:p>
-      <w:pPr>
-        <w:numPr>
-          <w:ilvl w:val="0"/>
-          <w:numId w:val="13"/>
-        </w:numPr>
-        <w:spacing w:before="60" w:after="60"/>
-        <w:rPr>
-          <w:rFonts w:cs="Times New Roman"/>
-          <w:color w:val="156082" w:themeColor="accent1"/>
-          <w:sz w:val="22"/>
-          <w:szCs w:val="22"/>
-        </w:rPr>
-      </w:pPr>
-      <w:r>
+        <w:t>Felépítése és működése</w:t>
+      </w:r>
+    </w:p>
+    <w:p>
+      <w:pPr>
+        <w:spacing w:before="60" w:after="60"/>
+        <w:rPr>
+          <w:rFonts w:cs="Times New Roman"/>
+          <w:color w:val="156082" w:themeColor="accent1"/>
+          <w:sz w:val="22"/>
+          <w:szCs w:val="22"/>
+        </w:rPr>
+      </w:pPr>
+      <w:r>
+        <w:rPr>
+          <w:rFonts w:cs="Times New Roman"/>
+          <w:color w:val="156082" w:themeColor="accent1"/>
+          <w:sz w:val="22"/>
+          <w:szCs w:val="22"/>
+        </w:rPr>
+        <w:t>A Firebase egy átfogó platform, amely több alrendszerből áll, mindegyik egy adott területre fókuszál. Ezek közé tartozik például a valós idejű adatbázis, hitelesítés, tárhely, üzenetküldés, analitika és még sok más. A Firebase felépítése moduláris, ami azt jelenti, hogy a fejlesztők csak azokat a szolgáltatásokat használhatják, amelyekre valóban szükségük van. A platform felhőalapú, ami lehetővé teszi a könnyű integrációt és skálázhatóságot.</w:t>
+      </w:r>
+    </w:p>
+    <w:p>
+      <w:pPr>
+        <w:spacing w:before="60" w:after="60"/>
+        <w:rPr>
+          <w:rFonts w:cs="Times New Roman"/>
+          <w:color w:val="156082" w:themeColor="accent1"/>
+          <w:sz w:val="22"/>
+          <w:szCs w:val="22"/>
+        </w:rPr>
+      </w:pPr>
+      <w:r>
+        <w:rPr>
+          <w:rFonts w:cs="Times New Roman"/>
+          <w:color w:val="156082" w:themeColor="accent1"/>
+          <w:sz w:val="22"/>
+          <w:szCs w:val="22"/>
+        </w:rPr>
+        <w:t xml:space="preserve">A Firebase valós idejű adatbázisa például lehetővé teszi, hogy az alkalmazások valós időben szinkronizálják az adatokat a felhőben, miközben a hitelesítési rendszere egyszerű és </w:t>
+      </w:r>
+      <w:r>
+        <w:rPr>
+          <w:rFonts w:cs="Times New Roman"/>
+          <w:color w:val="156082" w:themeColor="accent1"/>
+          <w:sz w:val="22"/>
+          <w:szCs w:val="22"/>
+        </w:rPr>
+        <w:lastRenderedPageBreak/>
+        <w:t>biztonságos módszert kínál a felhasználók azonosítására. A Firebase Cloud Messaging (FCM) segítségével pedig könnyedén küldhetünk értesítéseket a felhasználóknak.</w:t>
+      </w:r>
+    </w:p>
+    <w:p>
+      <w:pPr>
+        <w:spacing w:before="60" w:after="60"/>
         <w:rPr>
           <w:rFonts w:cs="Times New Roman"/>
           <w:b/>
@@ -9133,31 +9411,6 @@
           <w:sz w:val="22"/>
           <w:szCs w:val="22"/>
         </w:rPr>
-        <w:t>Adatbázisok</w:t>
-      </w:r>
-      <w:r>
-        <w:rPr>
-          <w:rFonts w:cs="Times New Roman"/>
-          <w:color w:val="156082" w:themeColor="accent1"/>
-          <w:sz w:val="22"/>
-          <w:szCs w:val="22"/>
-        </w:rPr>
-        <w:t>:</w:t>
-      </w:r>
-    </w:p>
-    <w:p>
-      <w:pPr>
-        <w:numPr>
-          <w:ilvl w:val="1"/>
-          <w:numId w:val="13"/>
-        </w:numPr>
-        <w:spacing w:before="60" w:after="60"/>
-        <w:rPr>
-          <w:rFonts w:cs="Times New Roman"/>
-          <w:color w:val="156082" w:themeColor="accent1"/>
-          <w:sz w:val="22"/>
-          <w:szCs w:val="22"/>
-        </w:rPr>
       </w:pPr>
       <w:r>
         <w:rPr>
@@ -9168,33 +9421,114 @@
           <w:sz w:val="22"/>
           <w:szCs w:val="22"/>
         </w:rPr>
-        <w:t>Realtime Database</w:t>
-      </w:r>
-      <w:r>
-        <w:rPr>
-          <w:rFonts w:cs="Times New Roman"/>
-          <w:color w:val="156082" w:themeColor="accent1"/>
-          <w:sz w:val="22"/>
-          <w:szCs w:val="22"/>
-        </w:rPr>
-        <w:t>: Egy valós idejű adatbázis, amely lehetővé teszi az alkalmazások számára, hogy valós időben szinkronizálják az adatokat a felhasználók között.</w:t>
-      </w:r>
-    </w:p>
-    <w:p>
-      <w:pPr>
-        <w:numPr>
-          <w:ilvl w:val="1"/>
-          <w:numId w:val="13"/>
-        </w:numPr>
-        <w:spacing w:before="60" w:after="60"/>
-        <w:rPr>
-          <w:rFonts w:cs="Times New Roman"/>
-          <w:color w:val="156082" w:themeColor="accent1"/>
-          <w:sz w:val="22"/>
-          <w:szCs w:val="22"/>
-        </w:rPr>
-      </w:pPr>
-      <w:r>
+        <w:t>Használata</w:t>
+      </w:r>
+    </w:p>
+    <w:p>
+      <w:pPr>
+        <w:spacing w:before="60" w:after="60"/>
+        <w:rPr>
+          <w:rFonts w:cs="Times New Roman"/>
+          <w:color w:val="156082" w:themeColor="accent1"/>
+          <w:sz w:val="22"/>
+          <w:szCs w:val="22"/>
+        </w:rPr>
+      </w:pPr>
+      <w:r>
+        <w:rPr>
+          <w:rFonts w:cs="Times New Roman"/>
+          <w:color w:val="156082" w:themeColor="accent1"/>
+          <w:sz w:val="22"/>
+          <w:szCs w:val="22"/>
+        </w:rPr>
+        <w:t>A Firebase használatának megkezdéséhez először létre kell hozni egy projektet a Firebase konzolon. Ezután hozzáadhatjuk a Firebase SDK-t a projektünkhöz, és konfigurálhatjuk a szükséges szolgáltatásokat. A Firebase számos platformot támogat, beleértve az iOS-t, Androidot és a webet, így könnyen integrálható mindenféle alkalmazásba.</w:t>
+      </w:r>
+    </w:p>
+    <w:p>
+      <w:pPr>
+        <w:spacing w:before="60" w:after="60"/>
+        <w:rPr>
+          <w:rFonts w:cs="Times New Roman"/>
+          <w:color w:val="156082" w:themeColor="accent1"/>
+          <w:sz w:val="22"/>
+          <w:szCs w:val="22"/>
+        </w:rPr>
+      </w:pPr>
+      <w:r>
+        <w:rPr>
+          <w:rFonts w:cs="Times New Roman"/>
+          <w:color w:val="156082" w:themeColor="accent1"/>
+          <w:sz w:val="22"/>
+          <w:szCs w:val="22"/>
+        </w:rPr>
+        <w:t>A Firebase szolgáltatásai közé tartozik például a Firestore, egy skálázható és hatékony NoSQL adatbázis, amely valós idejű adatszinkronizációt tesz lehetővé. A Firebase Authentication pedig egyszerű és biztonságos módszert kínál a felhasználók hitelesítésére, támogatva a többféle bejelentkezési módszert, mint például az email-jelszó, a telefonszám, vagy a közösségi média fiókok.</w:t>
+      </w:r>
+    </w:p>
+    <w:p>
+      <w:pPr>
+        <w:spacing w:before="60" w:after="60"/>
+        <w:rPr>
+          <w:rFonts w:cs="Times New Roman"/>
+          <w:color w:val="156082" w:themeColor="accent1"/>
+          <w:sz w:val="22"/>
+          <w:szCs w:val="22"/>
+        </w:rPr>
+      </w:pPr>
+    </w:p>
+    <w:p>
+      <w:pPr>
+        <w:spacing w:before="60" w:after="60"/>
+        <w:rPr>
+          <w:rFonts w:cs="Times New Roman"/>
+          <w:color w:val="156082" w:themeColor="accent1"/>
+          <w:sz w:val="22"/>
+          <w:szCs w:val="22"/>
+        </w:rPr>
+      </w:pPr>
+      <w:r>
+        <w:rPr>
+          <w:rFonts w:cs="Times New Roman"/>
+          <w:color w:val="156082" w:themeColor="accent1"/>
+          <w:sz w:val="22"/>
+          <w:szCs w:val="22"/>
+        </w:rPr>
+        <w:t>Axios</w:t>
+      </w:r>
+    </w:p>
+    <w:p>
+      <w:pPr>
+        <w:spacing w:before="60" w:after="60"/>
+        <w:rPr>
+          <w:rFonts w:cs="Times New Roman"/>
+          <w:color w:val="156082" w:themeColor="accent1"/>
+          <w:sz w:val="22"/>
+          <w:szCs w:val="22"/>
+        </w:rPr>
+      </w:pPr>
+    </w:p>
+    <w:p>
+      <w:pPr>
+        <w:spacing w:before="60" w:after="60"/>
+        <w:rPr>
+          <w:rFonts w:cs="Times New Roman"/>
+          <w:color w:val="156082" w:themeColor="accent1"/>
+          <w:sz w:val="22"/>
+          <w:szCs w:val="22"/>
+        </w:rPr>
+      </w:pPr>
+      <w:r>
+        <w:rPr>
+          <w:rFonts w:cs="Times New Roman"/>
+          <w:color w:val="156082" w:themeColor="accent1"/>
+          <w:sz w:val="22"/>
+          <w:szCs w:val="22"/>
+        </w:rPr>
+        <w:t>Az Axios egy népszerű JavaScript könyvtár, amelyet HTTP kérések küldésére használnak, főleg aszinkron kommunikáció során, legyen szó böngészőben futó alkalmazásokról vagy Node.js környezetről. Az Axios célja, hogy egyszerűbbé és hatékonyabbá tegye a HTTP kérések kezelését, miközben számos hasznos funkciót kínál, például a kérések és válaszok módosítását, automatikus JSON adatkonverziót, és fejlett hibakezelést.</w:t>
+      </w:r>
+    </w:p>
+    <w:p>
+      <w:pPr>
+        <w:spacing w:before="60" w:after="60"/>
         <w:rPr>
           <w:rFonts w:cs="Times New Roman"/>
           <w:b/>
@@ -9203,32 +9537,6 @@
           <w:sz w:val="22"/>
           <w:szCs w:val="22"/>
         </w:rPr>
-        <w:lastRenderedPageBreak/>
-        <w:t>Cloud Firestore</w:t>
-      </w:r>
-      <w:r>
-        <w:rPr>
-          <w:rFonts w:cs="Times New Roman"/>
-          <w:color w:val="156082" w:themeColor="accent1"/>
-          <w:sz w:val="22"/>
-          <w:szCs w:val="22"/>
-        </w:rPr>
-        <w:t>: Egy skálázható, flexibilis adatbázis, amely az alkalmazások számára rugalmasan kezeli az adatokat, és szintén támogatja a valós idejű adatkezelést.</w:t>
-      </w:r>
-    </w:p>
-    <w:p>
-      <w:pPr>
-        <w:numPr>
-          <w:ilvl w:val="0"/>
-          <w:numId w:val="13"/>
-        </w:numPr>
-        <w:spacing w:before="60" w:after="60"/>
-        <w:rPr>
-          <w:rFonts w:cs="Times New Roman"/>
-          <w:color w:val="156082" w:themeColor="accent1"/>
-          <w:sz w:val="22"/>
-          <w:szCs w:val="22"/>
-        </w:rPr>
       </w:pPr>
       <w:r>
         <w:rPr>
@@ -9239,33 +9547,32 @@
           <w:sz w:val="22"/>
           <w:szCs w:val="22"/>
         </w:rPr>
-        <w:t>Authentication (Hitelesítés)</w:t>
-      </w:r>
-      <w:r>
-        <w:rPr>
-          <w:rFonts w:cs="Times New Roman"/>
-          <w:color w:val="156082" w:themeColor="accent1"/>
-          <w:sz w:val="22"/>
-          <w:szCs w:val="22"/>
-        </w:rPr>
-        <w:t>: Firebase Authentication szolgáltatás, amely egyszerűsíti a felhasználói hitelesítést, beleértve a jelszóval, közösségi média fiókokkal (pl. Google, Facebook) történő bejelentkezést.</w:t>
-      </w:r>
-    </w:p>
-    <w:p>
-      <w:pPr>
-        <w:numPr>
-          <w:ilvl w:val="0"/>
-          <w:numId w:val="13"/>
-        </w:numPr>
-        <w:spacing w:before="60" w:after="60"/>
-        <w:rPr>
-          <w:rFonts w:cs="Times New Roman"/>
-          <w:color w:val="156082" w:themeColor="accent1"/>
-          <w:sz w:val="22"/>
-          <w:szCs w:val="22"/>
-        </w:rPr>
-      </w:pPr>
-      <w:r>
+        <w:t>Felépítése és működése</w:t>
+      </w:r>
+    </w:p>
+    <w:p>
+      <w:pPr>
+        <w:spacing w:before="60" w:after="60"/>
+        <w:rPr>
+          <w:rFonts w:cs="Times New Roman"/>
+          <w:color w:val="156082" w:themeColor="accent1"/>
+          <w:sz w:val="22"/>
+          <w:szCs w:val="22"/>
+        </w:rPr>
+      </w:pPr>
+      <w:r>
+        <w:rPr>
+          <w:rFonts w:cs="Times New Roman"/>
+          <w:color w:val="156082" w:themeColor="accent1"/>
+          <w:sz w:val="22"/>
+          <w:szCs w:val="22"/>
+        </w:rPr>
+        <w:t>Az Axios egy Promise-alapú könyvtár, ami azt jelenti, hogy minden kérés visszatér egy Promise objektummal. Ez lehetővé teszi a válaszok és hibák egyszerű kezelését a modern JavaScript alkalmazásokban. Az Axios két fő részből áll: a kliens oldali és a szerver oldali kérések kezeléséből. A kliens oldalon a böngészőben futó alkalmazások használják, míg a szerver oldalon a Node.js alkalmazások. Az Axios konfigurálható és bővíthető, ami lehetővé teszi a fejlesztők számára, hogy testreszabják a kéréseket és válaszokat az igényeik szerint.</w:t>
+      </w:r>
+    </w:p>
+    <w:p>
+      <w:pPr>
+        <w:spacing w:before="60" w:after="60"/>
         <w:rPr>
           <w:rFonts w:cs="Times New Roman"/>
           <w:b/>
@@ -9274,31 +9581,6 @@
           <w:sz w:val="22"/>
           <w:szCs w:val="22"/>
         </w:rPr>
-        <w:t>Cloud Storage</w:t>
-      </w:r>
-      <w:r>
-        <w:rPr>
-          <w:rFonts w:cs="Times New Roman"/>
-          <w:color w:val="156082" w:themeColor="accent1"/>
-          <w:sz w:val="22"/>
-          <w:szCs w:val="22"/>
-        </w:rPr>
-        <w:t>: Nagy fájlok, például képek és videók tárolására szolgáló eszköz, amely skálázható, és a felhasználók közötti fájlmegosztásra is alkalmas.</w:t>
-      </w:r>
-    </w:p>
-    <w:p>
-      <w:pPr>
-        <w:numPr>
-          <w:ilvl w:val="0"/>
-          <w:numId w:val="13"/>
-        </w:numPr>
-        <w:spacing w:before="60" w:after="60"/>
-        <w:rPr>
-          <w:rFonts w:cs="Times New Roman"/>
-          <w:color w:val="156082" w:themeColor="accent1"/>
-          <w:sz w:val="22"/>
-          <w:szCs w:val="22"/>
-        </w:rPr>
       </w:pPr>
       <w:r>
         <w:rPr>
@@ -9309,1364 +9591,27 @@
           <w:sz w:val="22"/>
           <w:szCs w:val="22"/>
         </w:rPr>
-        <w:t>Hosting</w:t>
-      </w:r>
-      <w:r>
-        <w:rPr>
-          <w:rFonts w:cs="Times New Roman"/>
-          <w:color w:val="156082" w:themeColor="accent1"/>
-          <w:sz w:val="22"/>
-          <w:szCs w:val="22"/>
-        </w:rPr>
-        <w:t>: Statikus weboldalak és alkalmazások gyors és biztonságos kiszolgálása, SSL tanúsítvánnyal és globális CDN (Content Delivery Network) használatával.</w:t>
-      </w:r>
-    </w:p>
-    <w:p>
-      <w:pPr>
-        <w:numPr>
-          <w:ilvl w:val="0"/>
-          <w:numId w:val="13"/>
-        </w:numPr>
-        <w:spacing w:before="60" w:after="60"/>
-        <w:rPr>
-          <w:rFonts w:cs="Times New Roman"/>
-          <w:color w:val="156082" w:themeColor="accent1"/>
-          <w:sz w:val="22"/>
-          <w:szCs w:val="22"/>
-        </w:rPr>
-      </w:pPr>
-      <w:r>
-        <w:rPr>
-          <w:rFonts w:cs="Times New Roman"/>
-          <w:b/>
-          <w:bCs/>
-          <w:color w:val="156082" w:themeColor="accent1"/>
-          <w:sz w:val="22"/>
-          <w:szCs w:val="22"/>
-        </w:rPr>
-        <w:t>Cloud Functions</w:t>
-      </w:r>
-      <w:r>
-        <w:rPr>
-          <w:rFonts w:cs="Times New Roman"/>
-          <w:color w:val="156082" w:themeColor="accent1"/>
-          <w:sz w:val="22"/>
-          <w:szCs w:val="22"/>
-        </w:rPr>
-        <w:t>: A szerver nélküli számítási funkciók, amelyek lehetővé teszik, hogy a fejlesztők kódot futtassanak válaszként egy eseményre (például adatbázis módosítása, autentikációs események, stb.).</w:t>
-      </w:r>
-    </w:p>
-    <w:p>
-      <w:pPr>
-        <w:numPr>
-          <w:ilvl w:val="0"/>
-          <w:numId w:val="13"/>
-        </w:numPr>
-        <w:spacing w:before="60" w:after="60"/>
-        <w:rPr>
-          <w:rFonts w:cs="Times New Roman"/>
-          <w:color w:val="156082" w:themeColor="accent1"/>
-          <w:sz w:val="22"/>
-          <w:szCs w:val="22"/>
-        </w:rPr>
-      </w:pPr>
-      <w:r>
-        <w:rPr>
-          <w:rFonts w:cs="Times New Roman"/>
-          <w:b/>
-          <w:bCs/>
-          <w:color w:val="156082" w:themeColor="accent1"/>
-          <w:sz w:val="22"/>
-          <w:szCs w:val="22"/>
-        </w:rPr>
-        <w:t>Firebase Analytics</w:t>
-      </w:r>
-      <w:r>
-        <w:rPr>
-          <w:rFonts w:cs="Times New Roman"/>
-          <w:color w:val="156082" w:themeColor="accent1"/>
-          <w:sz w:val="22"/>
-          <w:szCs w:val="22"/>
-        </w:rPr>
-        <w:t>: Az alkalmazás használatának nyomon követésére szolgáló eszköz, amely lehetővé teszi a fejlesztők számára a felhasználói viselkedés és az alkalmazás teljesítményének elemzését.</w:t>
-      </w:r>
-    </w:p>
-    <w:p>
-      <w:pPr>
-        <w:numPr>
-          <w:ilvl w:val="0"/>
-          <w:numId w:val="13"/>
-        </w:numPr>
-        <w:spacing w:before="60" w:after="60"/>
-        <w:rPr>
-          <w:rFonts w:cs="Times New Roman"/>
-          <w:color w:val="156082" w:themeColor="accent1"/>
-          <w:sz w:val="22"/>
-          <w:szCs w:val="22"/>
-        </w:rPr>
-      </w:pPr>
-      <w:r>
-        <w:rPr>
-          <w:rFonts w:cs="Times New Roman"/>
-          <w:b/>
-          <w:bCs/>
-          <w:color w:val="156082" w:themeColor="accent1"/>
-          <w:sz w:val="22"/>
-          <w:szCs w:val="22"/>
-        </w:rPr>
-        <w:t>Crashlytics</w:t>
-      </w:r>
-      <w:r>
-        <w:rPr>
-          <w:rFonts w:cs="Times New Roman"/>
-          <w:color w:val="156082" w:themeColor="accent1"/>
-          <w:sz w:val="22"/>
-          <w:szCs w:val="22"/>
-        </w:rPr>
-        <w:t>: Hibaelemző eszköz, amely segít nyomon követni és javítani az alkalmazás hibáit és összeomlásait.</w:t>
-      </w:r>
-    </w:p>
-    <w:p>
-      <w:pPr>
-        <w:numPr>
-          <w:ilvl w:val="0"/>
-          <w:numId w:val="13"/>
-        </w:numPr>
-        <w:spacing w:before="60" w:after="60"/>
-        <w:rPr>
-          <w:rFonts w:cs="Times New Roman"/>
-          <w:color w:val="156082" w:themeColor="accent1"/>
-          <w:sz w:val="22"/>
-          <w:szCs w:val="22"/>
-        </w:rPr>
-      </w:pPr>
-      <w:r>
-        <w:rPr>
-          <w:rFonts w:cs="Times New Roman"/>
-          <w:b/>
-          <w:bCs/>
-          <w:color w:val="156082" w:themeColor="accent1"/>
-          <w:sz w:val="22"/>
-          <w:szCs w:val="22"/>
-        </w:rPr>
-        <w:t>Push Notifications</w:t>
-      </w:r>
-      <w:r>
-        <w:rPr>
-          <w:rFonts w:cs="Times New Roman"/>
-          <w:color w:val="156082" w:themeColor="accent1"/>
-          <w:sz w:val="22"/>
-          <w:szCs w:val="22"/>
-        </w:rPr>
-        <w:t>: Az alkalmazások számára push értesítések küldésére szolgáló eszköz.</w:t>
-      </w:r>
-    </w:p>
-    <w:p>
-      <w:pPr>
-        <w:spacing w:before="60" w:after="60"/>
-        <w:rPr>
-          <w:rFonts w:cs="Times New Roman"/>
-          <w:color w:val="156082" w:themeColor="accent1"/>
-          <w:sz w:val="22"/>
-          <w:szCs w:val="22"/>
-        </w:rPr>
-      </w:pPr>
-      <w:r>
-        <w:rPr>
-          <w:rFonts w:cs="Times New Roman"/>
-          <w:b/>
-          <w:bCs/>
-          <w:color w:val="156082" w:themeColor="accent1"/>
-          <w:sz w:val="22"/>
-          <w:szCs w:val="22"/>
-        </w:rPr>
-        <w:t>Mire használják a Firebase-t?</w:t>
-      </w:r>
-    </w:p>
-    <w:p>
-      <w:pPr>
-        <w:numPr>
-          <w:ilvl w:val="0"/>
-          <w:numId w:val="14"/>
-        </w:numPr>
-        <w:spacing w:before="60" w:after="60"/>
-        <w:rPr>
-          <w:rFonts w:cs="Times New Roman"/>
-          <w:color w:val="156082" w:themeColor="accent1"/>
-          <w:sz w:val="22"/>
-          <w:szCs w:val="22"/>
-        </w:rPr>
-      </w:pPr>
-      <w:r>
-        <w:rPr>
-          <w:rFonts w:cs="Times New Roman"/>
-          <w:b/>
-          <w:bCs/>
-          <w:color w:val="156082" w:themeColor="accent1"/>
-          <w:sz w:val="22"/>
-          <w:szCs w:val="22"/>
-        </w:rPr>
-        <w:t>Mobil- és webalkalmazások fejlesztésére</w:t>
-      </w:r>
-      <w:r>
-        <w:rPr>
-          <w:rFonts w:cs="Times New Roman"/>
-          <w:color w:val="156082" w:themeColor="accent1"/>
-          <w:sz w:val="22"/>
-          <w:szCs w:val="22"/>
-        </w:rPr>
-        <w:t>: Firebase biztosítja az alapvető eszközöket (adatbázisok, hitelesítés, tárolás, értesítések), amelyek lehetővé teszik a gyors fejlesztést.</w:t>
-      </w:r>
-    </w:p>
-    <w:p>
-      <w:pPr>
-        <w:numPr>
-          <w:ilvl w:val="0"/>
-          <w:numId w:val="14"/>
-        </w:numPr>
-        <w:spacing w:before="60" w:after="60"/>
-        <w:rPr>
-          <w:rFonts w:cs="Times New Roman"/>
-          <w:color w:val="156082" w:themeColor="accent1"/>
-          <w:sz w:val="22"/>
-          <w:szCs w:val="22"/>
-        </w:rPr>
-      </w:pPr>
-      <w:r>
-        <w:rPr>
-          <w:rFonts w:cs="Times New Roman"/>
-          <w:b/>
-          <w:bCs/>
-          <w:color w:val="156082" w:themeColor="accent1"/>
-          <w:sz w:val="22"/>
-          <w:szCs w:val="22"/>
-        </w:rPr>
-        <w:t>Valós idejű alkalmazások építése</w:t>
-      </w:r>
-      <w:r>
-        <w:rPr>
-          <w:rFonts w:cs="Times New Roman"/>
-          <w:color w:val="156082" w:themeColor="accent1"/>
-          <w:sz w:val="22"/>
-          <w:szCs w:val="22"/>
-        </w:rPr>
-        <w:t>: A Firebase kiválóan alkalmas olyan alkalmazások készítésére, amelyek gyors adatfrissítéseket igényelnek, mint például chatalkalmazások, játékok, kollaboratív eszközök.</w:t>
-      </w:r>
-    </w:p>
-    <w:p>
-      <w:pPr>
-        <w:numPr>
-          <w:ilvl w:val="0"/>
-          <w:numId w:val="14"/>
-        </w:numPr>
-        <w:spacing w:before="60" w:after="60"/>
-        <w:rPr>
-          <w:rFonts w:cs="Times New Roman"/>
-          <w:color w:val="156082" w:themeColor="accent1"/>
-          <w:sz w:val="22"/>
-          <w:szCs w:val="22"/>
-        </w:rPr>
-      </w:pPr>
-      <w:r>
-        <w:rPr>
-          <w:rFonts w:cs="Times New Roman"/>
-          <w:b/>
-          <w:bCs/>
-          <w:color w:val="156082" w:themeColor="accent1"/>
-          <w:sz w:val="22"/>
-          <w:szCs w:val="22"/>
-        </w:rPr>
-        <w:t>Backend nélkül történő fejlesztés</w:t>
-      </w:r>
-      <w:r>
-        <w:rPr>
-          <w:rFonts w:cs="Times New Roman"/>
-          <w:color w:val="156082" w:themeColor="accent1"/>
-          <w:sz w:val="22"/>
-          <w:szCs w:val="22"/>
-        </w:rPr>
-        <w:t>: A Firebase "szerver nélküli" megoldásokat kínál, így a fejlesztők nem kell, hogy saját szervert kezeljenek vagy üzemeltessenek.</w:t>
-      </w:r>
-    </w:p>
-    <w:p>
-      <w:pPr>
-        <w:numPr>
-          <w:ilvl w:val="0"/>
-          <w:numId w:val="14"/>
-        </w:numPr>
-        <w:spacing w:before="60" w:after="60"/>
-        <w:rPr>
-          <w:rFonts w:cs="Times New Roman"/>
-          <w:color w:val="156082" w:themeColor="accent1"/>
-          <w:sz w:val="22"/>
-          <w:szCs w:val="22"/>
-        </w:rPr>
-      </w:pPr>
-      <w:r>
-        <w:rPr>
-          <w:rFonts w:cs="Times New Roman"/>
-          <w:b/>
-          <w:bCs/>
-          <w:color w:val="156082" w:themeColor="accent1"/>
-          <w:sz w:val="22"/>
-          <w:szCs w:val="22"/>
-        </w:rPr>
-        <w:t>Alkalmazások optimalizálása és tesztelése</w:t>
-      </w:r>
-      <w:r>
-        <w:rPr>
-          <w:rFonts w:cs="Times New Roman"/>
-          <w:color w:val="156082" w:themeColor="accent1"/>
-          <w:sz w:val="22"/>
-          <w:szCs w:val="22"/>
-        </w:rPr>
-        <w:t>: Az eszközök, mint a Firebase Analytics, Crashlytics és A/B Testing segítenek az alkalmazások teljesítményének javításában és a felhasználói élmény optimalizálásában.</w:t>
-      </w:r>
-    </w:p>
-    <w:p>
-      <w:pPr>
-        <w:spacing w:before="60" w:after="60"/>
-        <w:rPr>
-          <w:rFonts w:cs="Times New Roman"/>
-          <w:color w:val="156082" w:themeColor="accent1"/>
-          <w:sz w:val="22"/>
-          <w:szCs w:val="22"/>
-        </w:rPr>
-      </w:pPr>
-      <w:r>
-        <w:rPr>
-          <w:rFonts w:cs="Times New Roman"/>
-          <w:color w:val="156082" w:themeColor="accent1"/>
-          <w:sz w:val="22"/>
-          <w:szCs w:val="22"/>
-        </w:rPr>
-        <w:t>A Firebase a könnyű integrációval, a valós idejű adatszinkronizálással és az erőteljes funkciók széles skálájával vált a mobil- és webfejlesztők egyik legnépszerűbb platformjává.</w:t>
-      </w:r>
-    </w:p>
-    <w:p>
-      <w:pPr>
-        <w:spacing w:before="60" w:after="60"/>
-        <w:rPr>
-          <w:rFonts w:cs="Times New Roman"/>
-          <w:color w:val="156082" w:themeColor="accent1"/>
-          <w:sz w:val="22"/>
-          <w:szCs w:val="22"/>
-        </w:rPr>
-      </w:pPr>
-    </w:p>
-    <w:p>
-      <w:pPr>
-        <w:spacing w:before="60" w:after="60"/>
-        <w:rPr>
-          <w:rFonts w:cs="Times New Roman"/>
-          <w:color w:val="156082" w:themeColor="accent1"/>
-          <w:sz w:val="22"/>
-          <w:szCs w:val="22"/>
-        </w:rPr>
-      </w:pPr>
-    </w:p>
-    <w:p>
-      <w:pPr>
-        <w:spacing w:before="60" w:after="60"/>
-        <w:rPr>
-          <w:rFonts w:cs="Times New Roman"/>
-          <w:color w:val="156082" w:themeColor="accent1"/>
-          <w:sz w:val="22"/>
-          <w:szCs w:val="22"/>
-        </w:rPr>
-      </w:pPr>
-      <w:r>
-        <w:rPr>
-          <w:rFonts w:cs="Times New Roman"/>
-          <w:color w:val="156082" w:themeColor="accent1"/>
-          <w:sz w:val="22"/>
-          <w:szCs w:val="22"/>
-        </w:rPr>
-        <w:t xml:space="preserve">Axios </w:t>
-      </w:r>
-    </w:p>
-    <w:p>
-      <w:pPr>
-        <w:spacing w:before="60" w:after="60"/>
-        <w:rPr>
-          <w:rFonts w:cs="Times New Roman"/>
-          <w:color w:val="156082" w:themeColor="accent1"/>
-          <w:sz w:val="22"/>
-          <w:szCs w:val="22"/>
-        </w:rPr>
-      </w:pPr>
-    </w:p>
-    <w:p>
-      <w:pPr>
-        <w:spacing w:before="60" w:after="60"/>
-        <w:rPr>
-          <w:rFonts w:cs="Times New Roman"/>
-          <w:color w:val="156082" w:themeColor="accent1"/>
-          <w:sz w:val="22"/>
-          <w:szCs w:val="22"/>
-        </w:rPr>
-      </w:pPr>
-      <w:r>
-        <w:rPr>
-          <w:rFonts w:cs="Times New Roman"/>
-          <w:color w:val="156082" w:themeColor="accent1"/>
-          <w:sz w:val="22"/>
-          <w:szCs w:val="22"/>
-        </w:rPr>
-        <w:t xml:space="preserve">Az </w:t>
-      </w:r>
-      <w:r>
-        <w:rPr>
-          <w:rFonts w:cs="Times New Roman"/>
-          <w:b/>
-          <w:bCs/>
-          <w:color w:val="156082" w:themeColor="accent1"/>
-          <w:sz w:val="22"/>
-          <w:szCs w:val="22"/>
-        </w:rPr>
-        <w:t>Axios</w:t>
-      </w:r>
-      <w:r>
-        <w:rPr>
-          <w:rFonts w:cs="Times New Roman"/>
-          <w:color w:val="156082" w:themeColor="accent1"/>
-          <w:sz w:val="22"/>
-          <w:szCs w:val="22"/>
-        </w:rPr>
-        <w:t xml:space="preserve"> egy népszerű, </w:t>
-      </w:r>
-      <w:r>
-        <w:rPr>
-          <w:rFonts w:cs="Times New Roman"/>
-          <w:b/>
-          <w:bCs/>
-          <w:color w:val="156082" w:themeColor="accent1"/>
-          <w:sz w:val="22"/>
-          <w:szCs w:val="22"/>
-        </w:rPr>
-        <w:t>nyílt forráskódú JavaScript könyvtár</w:t>
-      </w:r>
-      <w:r>
-        <w:rPr>
-          <w:rFonts w:cs="Times New Roman"/>
-          <w:color w:val="156082" w:themeColor="accent1"/>
-          <w:sz w:val="22"/>
-          <w:szCs w:val="22"/>
-        </w:rPr>
-        <w:t xml:space="preserve">, amelyet HTTP kérések (pl. GET, POST, PUT, DELETE) végrehajtására használnak, általában </w:t>
-      </w:r>
-      <w:r>
-        <w:rPr>
-          <w:rFonts w:cs="Times New Roman"/>
-          <w:b/>
-          <w:bCs/>
-          <w:color w:val="156082" w:themeColor="accent1"/>
-          <w:sz w:val="22"/>
-          <w:szCs w:val="22"/>
-        </w:rPr>
-        <w:t>webalkalmazásokban</w:t>
-      </w:r>
-      <w:r>
-        <w:rPr>
-          <w:rFonts w:cs="Times New Roman"/>
-          <w:color w:val="156082" w:themeColor="accent1"/>
-          <w:sz w:val="22"/>
-          <w:szCs w:val="22"/>
-        </w:rPr>
-        <w:t xml:space="preserve">. Az Axios </w:t>
-      </w:r>
-      <w:r>
-        <w:rPr>
-          <w:rFonts w:cs="Times New Roman"/>
-          <w:color w:val="156082" w:themeColor="accent1"/>
-          <w:sz w:val="22"/>
-          <w:szCs w:val="22"/>
-        </w:rPr>
-        <w:lastRenderedPageBreak/>
-        <w:t>egyszerűsíti az aszinkron adatlekéréseket és válaszokat a szerverről, és könnyen használható mind böngészőkben, mind Node.js környezetben.</w:t>
-      </w:r>
-    </w:p>
-    <w:p>
-      <w:pPr>
-        <w:spacing w:before="60" w:after="60"/>
-        <w:rPr>
-          <w:rFonts w:cs="Times New Roman"/>
-          <w:b/>
-          <w:bCs/>
-          <w:color w:val="156082" w:themeColor="accent1"/>
-          <w:sz w:val="22"/>
-          <w:szCs w:val="22"/>
-        </w:rPr>
-      </w:pPr>
-      <w:r>
-        <w:rPr>
-          <w:rFonts w:cs="Times New Roman"/>
-          <w:b/>
-          <w:bCs/>
-          <w:color w:val="156082" w:themeColor="accent1"/>
-          <w:sz w:val="22"/>
-          <w:szCs w:val="22"/>
-        </w:rPr>
-        <w:t>Az Axios főbb jellemzői:</w:t>
-      </w:r>
-    </w:p>
-    <w:p>
-      <w:pPr>
-        <w:numPr>
-          <w:ilvl w:val="0"/>
-          <w:numId w:val="15"/>
-        </w:numPr>
-        <w:spacing w:before="60" w:after="60"/>
-        <w:rPr>
-          <w:rFonts w:cs="Times New Roman"/>
-          <w:color w:val="156082" w:themeColor="accent1"/>
-          <w:sz w:val="22"/>
-          <w:szCs w:val="22"/>
-        </w:rPr>
-      </w:pPr>
-      <w:r>
-        <w:rPr>
-          <w:rFonts w:cs="Times New Roman"/>
-          <w:b/>
-          <w:bCs/>
-          <w:color w:val="156082" w:themeColor="accent1"/>
-          <w:sz w:val="22"/>
-          <w:szCs w:val="22"/>
-        </w:rPr>
-        <w:t>Promise alapú</w:t>
-      </w:r>
-      <w:r>
-        <w:rPr>
-          <w:rFonts w:cs="Times New Roman"/>
-          <w:color w:val="156082" w:themeColor="accent1"/>
-          <w:sz w:val="22"/>
-          <w:szCs w:val="22"/>
-        </w:rPr>
-        <w:t>: Az Axios Promise-okat használ, így könnyen integrálható az aszinkron JavaScript kódokba, és támogatja a then, catch és finally metódusokat. Az Axios lehetővé teszi a async/await szintaxist is, amely tisztább és érthetőbb kódot eredményez.</w:t>
-      </w:r>
-    </w:p>
-    <w:p>
-      <w:pPr>
-        <w:numPr>
-          <w:ilvl w:val="0"/>
-          <w:numId w:val="15"/>
-        </w:numPr>
-        <w:spacing w:before="60" w:after="60"/>
-        <w:rPr>
-          <w:rFonts w:cs="Times New Roman"/>
-          <w:color w:val="156082" w:themeColor="accent1"/>
-          <w:sz w:val="22"/>
-          <w:szCs w:val="22"/>
-        </w:rPr>
-      </w:pPr>
-      <w:r>
-        <w:rPr>
-          <w:rFonts w:cs="Times New Roman"/>
-          <w:b/>
-          <w:bCs/>
-          <w:color w:val="156082" w:themeColor="accent1"/>
-          <w:sz w:val="22"/>
-          <w:szCs w:val="22"/>
-        </w:rPr>
-        <w:t>HTTP kérések támogatása</w:t>
-      </w:r>
-      <w:r>
-        <w:rPr>
-          <w:rFonts w:cs="Times New Roman"/>
-          <w:color w:val="156082" w:themeColor="accent1"/>
-          <w:sz w:val="22"/>
-          <w:szCs w:val="22"/>
-        </w:rPr>
-        <w:t>: Az Axios támogatja a leggyakoribb HTTP metódusokat, például:</w:t>
-      </w:r>
-    </w:p>
-    <w:p>
-      <w:pPr>
-        <w:numPr>
-          <w:ilvl w:val="1"/>
-          <w:numId w:val="15"/>
-        </w:numPr>
-        <w:spacing w:before="60" w:after="60"/>
-        <w:rPr>
-          <w:rFonts w:cs="Times New Roman"/>
-          <w:color w:val="156082" w:themeColor="accent1"/>
-          <w:sz w:val="22"/>
-          <w:szCs w:val="22"/>
-        </w:rPr>
-      </w:pPr>
-      <w:r>
-        <w:rPr>
-          <w:rFonts w:cs="Times New Roman"/>
-          <w:color w:val="156082" w:themeColor="accent1"/>
-          <w:sz w:val="22"/>
-          <w:szCs w:val="22"/>
-        </w:rPr>
-        <w:t>GET (adatok lekérése)</w:t>
-      </w:r>
-    </w:p>
-    <w:p>
-      <w:pPr>
-        <w:numPr>
-          <w:ilvl w:val="1"/>
-          <w:numId w:val="15"/>
-        </w:numPr>
-        <w:spacing w:before="60" w:after="60"/>
-        <w:rPr>
-          <w:rFonts w:cs="Times New Roman"/>
-          <w:color w:val="156082" w:themeColor="accent1"/>
-          <w:sz w:val="22"/>
-          <w:szCs w:val="22"/>
-        </w:rPr>
-      </w:pPr>
-      <w:r>
-        <w:rPr>
-          <w:rFonts w:cs="Times New Roman"/>
-          <w:color w:val="156082" w:themeColor="accent1"/>
-          <w:sz w:val="22"/>
-          <w:szCs w:val="22"/>
-        </w:rPr>
-        <w:t>POST (adatok küldése)</w:t>
-      </w:r>
-    </w:p>
-    <w:p>
-      <w:pPr>
-        <w:numPr>
-          <w:ilvl w:val="1"/>
-          <w:numId w:val="15"/>
-        </w:numPr>
-        <w:spacing w:before="60" w:after="60"/>
-        <w:rPr>
-          <w:rFonts w:cs="Times New Roman"/>
-          <w:color w:val="156082" w:themeColor="accent1"/>
-          <w:sz w:val="22"/>
-          <w:szCs w:val="22"/>
-        </w:rPr>
-      </w:pPr>
-      <w:r>
-        <w:rPr>
-          <w:rFonts w:cs="Times New Roman"/>
-          <w:color w:val="156082" w:themeColor="accent1"/>
-          <w:sz w:val="22"/>
-          <w:szCs w:val="22"/>
-        </w:rPr>
-        <w:t>PUT (adatok frissítése)</w:t>
-      </w:r>
-    </w:p>
-    <w:p>
-      <w:pPr>
-        <w:numPr>
-          <w:ilvl w:val="1"/>
-          <w:numId w:val="15"/>
-        </w:numPr>
-        <w:spacing w:before="60" w:after="60"/>
-        <w:rPr>
-          <w:rFonts w:cs="Times New Roman"/>
-          <w:color w:val="156082" w:themeColor="accent1"/>
-          <w:sz w:val="22"/>
-          <w:szCs w:val="22"/>
-        </w:rPr>
-      </w:pPr>
-      <w:r>
-        <w:rPr>
-          <w:rFonts w:cs="Times New Roman"/>
-          <w:color w:val="156082" w:themeColor="accent1"/>
-          <w:sz w:val="22"/>
-          <w:szCs w:val="22"/>
-        </w:rPr>
-        <w:t>DELETE (adatok törlése)</w:t>
-      </w:r>
-    </w:p>
-    <w:p>
-      <w:pPr>
-        <w:numPr>
-          <w:ilvl w:val="1"/>
-          <w:numId w:val="15"/>
-        </w:numPr>
-        <w:spacing w:before="60" w:after="60"/>
-        <w:rPr>
-          <w:rFonts w:cs="Times New Roman"/>
-          <w:color w:val="156082" w:themeColor="accent1"/>
-          <w:sz w:val="22"/>
-          <w:szCs w:val="22"/>
-        </w:rPr>
-      </w:pPr>
-      <w:r>
-        <w:rPr>
-          <w:rFonts w:cs="Times New Roman"/>
-          <w:color w:val="156082" w:themeColor="accent1"/>
-          <w:sz w:val="22"/>
-          <w:szCs w:val="22"/>
-        </w:rPr>
-        <w:t>PATCH (részleges frissítés)</w:t>
-      </w:r>
-    </w:p>
-    <w:p>
-      <w:pPr>
-        <w:numPr>
-          <w:ilvl w:val="0"/>
-          <w:numId w:val="15"/>
-        </w:numPr>
-        <w:spacing w:before="60" w:after="60"/>
-        <w:rPr>
-          <w:rFonts w:cs="Times New Roman"/>
-          <w:color w:val="156082" w:themeColor="accent1"/>
-          <w:sz w:val="22"/>
-          <w:szCs w:val="22"/>
-        </w:rPr>
-      </w:pPr>
-      <w:r>
-        <w:rPr>
-          <w:rFonts w:cs="Times New Roman"/>
-          <w:b/>
-          <w:bCs/>
-          <w:color w:val="156082" w:themeColor="accent1"/>
-          <w:sz w:val="22"/>
-          <w:szCs w:val="22"/>
-        </w:rPr>
-        <w:t>Automatikus JSON feldolgozás</w:t>
-      </w:r>
-      <w:r>
-        <w:rPr>
-          <w:rFonts w:cs="Times New Roman"/>
-          <w:color w:val="156082" w:themeColor="accent1"/>
-          <w:sz w:val="22"/>
-          <w:szCs w:val="22"/>
-        </w:rPr>
-        <w:t>: Az Axios automatikusan JSON válaszokat dolgoz fel, így nem szükséges manuálisan JSON.parse-t hívni a válaszokon.</w:t>
-      </w:r>
-    </w:p>
-    <w:p>
-      <w:pPr>
-        <w:numPr>
-          <w:ilvl w:val="0"/>
-          <w:numId w:val="15"/>
-        </w:numPr>
-        <w:spacing w:before="60" w:after="60"/>
-        <w:rPr>
-          <w:rFonts w:cs="Times New Roman"/>
-          <w:color w:val="156082" w:themeColor="accent1"/>
-          <w:sz w:val="22"/>
-          <w:szCs w:val="22"/>
-        </w:rPr>
-      </w:pPr>
-      <w:r>
-        <w:rPr>
-          <w:rFonts w:cs="Times New Roman"/>
-          <w:b/>
-          <w:bCs/>
-          <w:color w:val="156082" w:themeColor="accent1"/>
-          <w:sz w:val="22"/>
-          <w:szCs w:val="22"/>
-        </w:rPr>
-        <w:t>Interceptors (interceptorok)</w:t>
-      </w:r>
-      <w:r>
-        <w:rPr>
-          <w:rFonts w:cs="Times New Roman"/>
-          <w:color w:val="156082" w:themeColor="accent1"/>
-          <w:sz w:val="22"/>
-          <w:szCs w:val="22"/>
-        </w:rPr>
-        <w:t xml:space="preserve">: Az Axios lehetőséget biztosít arra, hogy </w:t>
-      </w:r>
-      <w:r>
-        <w:rPr>
-          <w:rFonts w:cs="Times New Roman"/>
-          <w:b/>
-          <w:bCs/>
-          <w:color w:val="156082" w:themeColor="accent1"/>
-          <w:sz w:val="22"/>
-          <w:szCs w:val="22"/>
-        </w:rPr>
-        <w:t>interceptorokat</w:t>
-      </w:r>
-      <w:r>
-        <w:rPr>
-          <w:rFonts w:cs="Times New Roman"/>
-          <w:color w:val="156082" w:themeColor="accent1"/>
-          <w:sz w:val="22"/>
-          <w:szCs w:val="22"/>
-        </w:rPr>
-        <w:t xml:space="preserve"> adjunk hozzá a kérések és válaszok elő- és utókezeléséhez. Például kezelhetjük a hibákat, logolhatjuk az adatokat, vagy hozzáadhatunk autentikációs tokeneket a kérésekhez.</w:t>
-      </w:r>
-    </w:p>
-    <w:p>
-      <w:pPr>
-        <w:numPr>
-          <w:ilvl w:val="0"/>
-          <w:numId w:val="15"/>
-        </w:numPr>
-        <w:spacing w:before="60" w:after="60"/>
-        <w:rPr>
-          <w:rFonts w:cs="Times New Roman"/>
-          <w:color w:val="156082" w:themeColor="accent1"/>
-          <w:sz w:val="22"/>
-          <w:szCs w:val="22"/>
-        </w:rPr>
-      </w:pPr>
-      <w:r>
-        <w:rPr>
-          <w:rFonts w:cs="Times New Roman"/>
-          <w:b/>
-          <w:bCs/>
-          <w:color w:val="156082" w:themeColor="accent1"/>
-          <w:sz w:val="22"/>
-          <w:szCs w:val="22"/>
-        </w:rPr>
-        <w:t>Kérések és válaszok testreszabása</w:t>
-      </w:r>
-      <w:r>
-        <w:rPr>
-          <w:rFonts w:cs="Times New Roman"/>
-          <w:color w:val="156082" w:themeColor="accent1"/>
-          <w:sz w:val="22"/>
-          <w:szCs w:val="22"/>
-        </w:rPr>
-        <w:t>: Az Axios lehetővé teszi a kérések (pl. fejléc beállítások, URL paraméterek, timeout beállítások) és válaszok testreszabását, így rugalmasan alkalmazható különböző igényekhez.</w:t>
-      </w:r>
-    </w:p>
-    <w:p>
-      <w:pPr>
-        <w:numPr>
-          <w:ilvl w:val="0"/>
-          <w:numId w:val="15"/>
-        </w:numPr>
-        <w:spacing w:before="60" w:after="60"/>
-        <w:rPr>
-          <w:rFonts w:cs="Times New Roman"/>
-          <w:color w:val="156082" w:themeColor="accent1"/>
-          <w:sz w:val="22"/>
-          <w:szCs w:val="22"/>
-        </w:rPr>
-      </w:pPr>
-      <w:r>
-        <w:rPr>
-          <w:rFonts w:cs="Times New Roman"/>
-          <w:b/>
-          <w:bCs/>
-          <w:color w:val="156082" w:themeColor="accent1"/>
-          <w:sz w:val="22"/>
-          <w:szCs w:val="22"/>
-        </w:rPr>
-        <w:t>Keresztszerveres kérés támogatás (CORS)</w:t>
-      </w:r>
-      <w:r>
-        <w:rPr>
-          <w:rFonts w:cs="Times New Roman"/>
-          <w:color w:val="156082" w:themeColor="accent1"/>
-          <w:sz w:val="22"/>
-          <w:szCs w:val="22"/>
-        </w:rPr>
-        <w:t>: Az Axios támogatja a CORS (Cross-Origin Resource Sharing) kéréseket, amely lehetővé teszi, hogy az alkalmazás más domaineken lévő szerverekkel kommunikáljon.</w:t>
-      </w:r>
-    </w:p>
-    <w:p>
-      <w:pPr>
-        <w:numPr>
-          <w:ilvl w:val="0"/>
-          <w:numId w:val="15"/>
-        </w:numPr>
-        <w:spacing w:before="60" w:after="60"/>
-        <w:rPr>
-          <w:rFonts w:cs="Times New Roman"/>
-          <w:color w:val="156082" w:themeColor="accent1"/>
-          <w:sz w:val="22"/>
-          <w:szCs w:val="22"/>
-        </w:rPr>
-      </w:pPr>
-      <w:r>
-        <w:rPr>
-          <w:rFonts w:cs="Times New Roman"/>
-          <w:b/>
-          <w:bCs/>
-          <w:color w:val="156082" w:themeColor="accent1"/>
-          <w:sz w:val="22"/>
-          <w:szCs w:val="22"/>
-        </w:rPr>
-        <w:t>Hibakezelés</w:t>
-      </w:r>
-      <w:r>
-        <w:rPr>
-          <w:rFonts w:cs="Times New Roman"/>
-          <w:color w:val="156082" w:themeColor="accent1"/>
-          <w:sz w:val="22"/>
-          <w:szCs w:val="22"/>
-        </w:rPr>
-        <w:t>: Az Axios beépített hibakezeléssel rendelkezik, amely segít a hálózati hibák, például a timeoutok vagy a nem megfelelő válaszok kezelésében.</w:t>
-      </w:r>
-    </w:p>
-    <w:p>
-      <w:pPr>
-        <w:spacing w:before="60" w:after="60"/>
-        <w:rPr>
-          <w:rFonts w:cs="Times New Roman"/>
-          <w:b/>
-          <w:bCs/>
-          <w:color w:val="156082" w:themeColor="accent1"/>
-          <w:sz w:val="22"/>
-          <w:szCs w:val="22"/>
-        </w:rPr>
-      </w:pPr>
-      <w:r>
-        <w:rPr>
-          <w:rFonts w:cs="Times New Roman"/>
-          <w:b/>
-          <w:bCs/>
-          <w:color w:val="156082" w:themeColor="accent1"/>
-          <w:sz w:val="22"/>
-          <w:szCs w:val="22"/>
-        </w:rPr>
-        <w:t>Mire használják az Axios-t?</w:t>
-      </w:r>
-    </w:p>
-    <w:p>
-      <w:pPr>
-        <w:numPr>
-          <w:ilvl w:val="0"/>
-          <w:numId w:val="16"/>
-        </w:numPr>
-        <w:spacing w:before="60" w:after="60"/>
-        <w:rPr>
-          <w:rFonts w:cs="Times New Roman"/>
-          <w:color w:val="156082" w:themeColor="accent1"/>
-          <w:sz w:val="22"/>
-          <w:szCs w:val="22"/>
-        </w:rPr>
-      </w:pPr>
-      <w:r>
-        <w:rPr>
-          <w:rFonts w:cs="Times New Roman"/>
-          <w:b/>
-          <w:bCs/>
-          <w:color w:val="156082" w:themeColor="accent1"/>
-          <w:sz w:val="22"/>
-          <w:szCs w:val="22"/>
-        </w:rPr>
-        <w:t>Aszinkron HTTP kérések küldése</w:t>
-      </w:r>
-      <w:r>
-        <w:rPr>
-          <w:rFonts w:cs="Times New Roman"/>
-          <w:color w:val="156082" w:themeColor="accent1"/>
-          <w:sz w:val="22"/>
-          <w:szCs w:val="22"/>
-        </w:rPr>
-        <w:t>: Az Axios legfőbb felhasználási területe az aszinkron HTTP kérések küldése. Például, ha egy webalkalmazás adatokat szeretne lekérni egy szerverről vagy egy API-ról (pl. felhasználói információk, bejegyzések, termékek listája), akkor az Axios segítségével könnyedén elérhetjük az adatokat.</w:t>
-      </w:r>
-    </w:p>
-    <w:p>
-      <w:pPr>
-        <w:numPr>
-          <w:ilvl w:val="0"/>
-          <w:numId w:val="16"/>
-        </w:numPr>
-        <w:spacing w:before="60" w:after="60"/>
-        <w:rPr>
-          <w:rFonts w:cs="Times New Roman"/>
-          <w:color w:val="156082" w:themeColor="accent1"/>
-          <w:sz w:val="22"/>
-          <w:szCs w:val="22"/>
-        </w:rPr>
-      </w:pPr>
-      <w:r>
-        <w:rPr>
-          <w:rFonts w:cs="Times New Roman"/>
-          <w:b/>
-          <w:bCs/>
-          <w:color w:val="156082" w:themeColor="accent1"/>
-          <w:sz w:val="22"/>
-          <w:szCs w:val="22"/>
-        </w:rPr>
-        <w:t>API kommunikáció</w:t>
-      </w:r>
-      <w:r>
-        <w:rPr>
-          <w:rFonts w:cs="Times New Roman"/>
-          <w:color w:val="156082" w:themeColor="accent1"/>
-          <w:sz w:val="22"/>
-          <w:szCs w:val="22"/>
-        </w:rPr>
-        <w:t>: Az Axios segítségével egyszerűen kommunikálhatunk RESTful API-kal vagy GraphQL API-kal, és kezelhetjük az adatokat a frontend és a backend között. Például, egy React vagy Vue.js alkalmazás Axios-t használhat az API-k hívásához és válaszok kezeléséhez.</w:t>
-      </w:r>
-    </w:p>
-    <w:p>
-      <w:pPr>
-        <w:numPr>
-          <w:ilvl w:val="0"/>
-          <w:numId w:val="16"/>
-        </w:numPr>
-        <w:spacing w:before="60" w:after="60"/>
-        <w:rPr>
-          <w:rFonts w:cs="Times New Roman"/>
-          <w:color w:val="156082" w:themeColor="accent1"/>
-          <w:sz w:val="22"/>
-          <w:szCs w:val="22"/>
-        </w:rPr>
-      </w:pPr>
-      <w:r>
-        <w:rPr>
-          <w:rFonts w:cs="Times New Roman"/>
-          <w:b/>
-          <w:bCs/>
-          <w:color w:val="156082" w:themeColor="accent1"/>
-          <w:sz w:val="22"/>
-          <w:szCs w:val="22"/>
-        </w:rPr>
-        <w:t>Form adatok küldése</w:t>
-      </w:r>
-      <w:r>
-        <w:rPr>
-          <w:rFonts w:cs="Times New Roman"/>
-          <w:color w:val="156082" w:themeColor="accent1"/>
-          <w:sz w:val="22"/>
-          <w:szCs w:val="22"/>
-        </w:rPr>
-        <w:t>: Az Axios ideális eszköz formák adatainak küldésére, például felhasználói regisztráció, bejelentkezés, kommentek, stb. Az Axios segítségével az adatok egyszerűen elküldhetők a szerverre.</w:t>
-      </w:r>
-    </w:p>
-    <w:p>
-      <w:pPr>
-        <w:numPr>
-          <w:ilvl w:val="0"/>
-          <w:numId w:val="16"/>
-        </w:numPr>
-        <w:spacing w:before="60" w:after="60"/>
-        <w:rPr>
-          <w:rFonts w:cs="Times New Roman"/>
-          <w:color w:val="156082" w:themeColor="accent1"/>
-          <w:sz w:val="22"/>
-          <w:szCs w:val="22"/>
-        </w:rPr>
-      </w:pPr>
-      <w:r>
-        <w:rPr>
-          <w:rFonts w:cs="Times New Roman"/>
-          <w:b/>
-          <w:bCs/>
-          <w:color w:val="156082" w:themeColor="accent1"/>
-          <w:sz w:val="22"/>
-          <w:szCs w:val="22"/>
-        </w:rPr>
-        <w:t>Fájlok feltöltése és letöltése</w:t>
-      </w:r>
-      <w:r>
-        <w:rPr>
-          <w:rFonts w:cs="Times New Roman"/>
-          <w:color w:val="156082" w:themeColor="accent1"/>
-          <w:sz w:val="22"/>
-          <w:szCs w:val="22"/>
-        </w:rPr>
-        <w:t>: Az Axios használható fájlok, képek, videók feltöltésére és letöltésére is. Az Axios automatikusan kezeli a fájlok bináris adatainak kezelését.</w:t>
-      </w:r>
-    </w:p>
-    <w:p>
-      <w:pPr>
-        <w:numPr>
-          <w:ilvl w:val="0"/>
-          <w:numId w:val="16"/>
-        </w:numPr>
-        <w:spacing w:before="60" w:after="60"/>
-        <w:rPr>
-          <w:rFonts w:cs="Times New Roman"/>
-          <w:color w:val="156082" w:themeColor="accent1"/>
-          <w:sz w:val="22"/>
-          <w:szCs w:val="22"/>
-        </w:rPr>
-      </w:pPr>
-      <w:r>
-        <w:rPr>
-          <w:rFonts w:cs="Times New Roman"/>
-          <w:b/>
-          <w:bCs/>
-          <w:color w:val="156082" w:themeColor="accent1"/>
-          <w:sz w:val="22"/>
-          <w:szCs w:val="22"/>
-        </w:rPr>
-        <w:lastRenderedPageBreak/>
-        <w:t>Autentikációs tokenek kezelése</w:t>
-      </w:r>
-      <w:r>
-        <w:rPr>
-          <w:rFonts w:cs="Times New Roman"/>
-          <w:color w:val="156082" w:themeColor="accent1"/>
-          <w:sz w:val="22"/>
-          <w:szCs w:val="22"/>
-        </w:rPr>
-        <w:t>: Az Axios gyakran használatos webalkalmazásokban az autentikációs tokenek (pl. JWT tokenek) kezelésére. Az interceptorok segítségével beállíthatjuk a megfelelő HTTP fejlécet a kéréshez, hogy a felhasználó jogosultságai érvényesüljenek.</w:t>
-      </w:r>
-    </w:p>
-    <w:p>
-      <w:pPr>
-        <w:numPr>
-          <w:ilvl w:val="0"/>
-          <w:numId w:val="16"/>
-        </w:numPr>
-        <w:spacing w:before="60" w:after="60"/>
-        <w:rPr>
-          <w:rFonts w:cs="Times New Roman"/>
-          <w:color w:val="156082" w:themeColor="accent1"/>
-          <w:sz w:val="22"/>
-          <w:szCs w:val="22"/>
-        </w:rPr>
-      </w:pPr>
-      <w:r>
-        <w:rPr>
-          <w:rFonts w:cs="Times New Roman"/>
-          <w:b/>
-          <w:bCs/>
-          <w:color w:val="156082" w:themeColor="accent1"/>
-          <w:sz w:val="22"/>
-          <w:szCs w:val="22"/>
-        </w:rPr>
-        <w:t>Hálózati hibák kezelése</w:t>
-      </w:r>
-      <w:r>
-        <w:rPr>
-          <w:rFonts w:cs="Times New Roman"/>
-          <w:color w:val="156082" w:themeColor="accent1"/>
-          <w:sz w:val="22"/>
-          <w:szCs w:val="22"/>
-        </w:rPr>
-        <w:t>: Az Axios hibakezelési lehetőségei segítenek a különböző típusú hálózati hibák (pl. nem elérhető szerver, 404-es hiba, stb.) kezelésében, így biztosíthatjuk az alkalmazás stabilitását.</w:t>
-      </w:r>
-    </w:p>
-    <w:p>
-      <w:pPr>
-        <w:numPr>
-          <w:ilvl w:val="0"/>
-          <w:numId w:val="16"/>
-        </w:numPr>
-        <w:spacing w:before="60" w:after="60"/>
-        <w:rPr>
-          <w:rFonts w:cs="Times New Roman"/>
-          <w:color w:val="156082" w:themeColor="accent1"/>
-          <w:sz w:val="22"/>
-          <w:szCs w:val="22"/>
-        </w:rPr>
-      </w:pPr>
-      <w:r>
-        <w:rPr>
-          <w:rFonts w:cs="Times New Roman"/>
-          <w:b/>
-          <w:bCs/>
-          <w:color w:val="156082" w:themeColor="accent1"/>
-          <w:sz w:val="22"/>
-          <w:szCs w:val="22"/>
-        </w:rPr>
-        <w:t>Batch kérések kezelése</w:t>
-      </w:r>
-      <w:r>
-        <w:rPr>
-          <w:rFonts w:cs="Times New Roman"/>
-          <w:color w:val="156082" w:themeColor="accent1"/>
-          <w:sz w:val="22"/>
-          <w:szCs w:val="22"/>
-        </w:rPr>
-        <w:t>: Az Axios használható több HTTP kérés egyszerre történő kezelésére is, például párhuzamos kérések küldésére, majd azok eredményeinek egyesítésére.</w:t>
-      </w:r>
-    </w:p>
-    <w:p>
-      <w:pPr>
-        <w:spacing w:before="60" w:after="60"/>
-        <w:rPr>
-          <w:rFonts w:cs="Times New Roman"/>
-          <w:b/>
-          <w:bCs/>
-          <w:color w:val="156082" w:themeColor="accent1"/>
-          <w:sz w:val="22"/>
-          <w:szCs w:val="22"/>
-        </w:rPr>
-      </w:pPr>
-      <w:r>
-        <w:rPr>
-          <w:rFonts w:cs="Times New Roman"/>
-          <w:b/>
-          <w:bCs/>
-          <w:color w:val="156082" w:themeColor="accent1"/>
-          <w:sz w:val="22"/>
-          <w:szCs w:val="22"/>
-        </w:rPr>
-        <w:t>Miért népszerű az Axios?</w:t>
-      </w:r>
-    </w:p>
-    <w:p>
-      <w:pPr>
-        <w:numPr>
-          <w:ilvl w:val="0"/>
-          <w:numId w:val="17"/>
-        </w:numPr>
-        <w:spacing w:before="60" w:after="60"/>
-        <w:rPr>
-          <w:rFonts w:cs="Times New Roman"/>
-          <w:color w:val="156082" w:themeColor="accent1"/>
-          <w:sz w:val="22"/>
-          <w:szCs w:val="22"/>
-        </w:rPr>
-      </w:pPr>
-      <w:r>
-        <w:rPr>
-          <w:rFonts w:cs="Times New Roman"/>
-          <w:b/>
-          <w:bCs/>
-          <w:color w:val="156082" w:themeColor="accent1"/>
-          <w:sz w:val="22"/>
-          <w:szCs w:val="22"/>
-        </w:rPr>
-        <w:t>Egyszerű használat</w:t>
-      </w:r>
-      <w:r>
-        <w:rPr>
-          <w:rFonts w:cs="Times New Roman"/>
-          <w:color w:val="156082" w:themeColor="accent1"/>
-          <w:sz w:val="22"/>
-          <w:szCs w:val="22"/>
-        </w:rPr>
-        <w:t>: Az Axios egyszerű API-t biztosít, amely könnyen integrálható bármilyen JavaScript alapú alkalmazásba. A dokumentációja világos és könnyen érthető.</w:t>
-      </w:r>
-    </w:p>
-    <w:p>
-      <w:pPr>
-        <w:numPr>
-          <w:ilvl w:val="0"/>
-          <w:numId w:val="17"/>
-        </w:numPr>
-        <w:spacing w:before="60" w:after="60"/>
-        <w:rPr>
-          <w:rFonts w:cs="Times New Roman"/>
-          <w:color w:val="156082" w:themeColor="accent1"/>
-          <w:sz w:val="22"/>
-          <w:szCs w:val="22"/>
-        </w:rPr>
-      </w:pPr>
-      <w:r>
-        <w:rPr>
-          <w:rFonts w:cs="Times New Roman"/>
-          <w:b/>
-          <w:bCs/>
-          <w:color w:val="156082" w:themeColor="accent1"/>
-          <w:sz w:val="22"/>
-          <w:szCs w:val="22"/>
-        </w:rPr>
-        <w:t>Promise alapú működés</w:t>
-      </w:r>
-      <w:r>
-        <w:rPr>
-          <w:rFonts w:cs="Times New Roman"/>
-          <w:color w:val="156082" w:themeColor="accent1"/>
-          <w:sz w:val="22"/>
-          <w:szCs w:val="22"/>
-        </w:rPr>
-        <w:t>: A Promise alapú megközelítés biztosítja a könnyű aszinkron vezérlést, és támogatja az async/await szintaxist, amely tisztább és átláthatóbb kódot eredményez.</w:t>
-      </w:r>
-    </w:p>
-    <w:p>
-      <w:pPr>
-        <w:numPr>
-          <w:ilvl w:val="0"/>
-          <w:numId w:val="17"/>
-        </w:numPr>
-        <w:spacing w:before="60" w:after="60"/>
-        <w:rPr>
-          <w:rFonts w:cs="Times New Roman"/>
-          <w:color w:val="156082" w:themeColor="accent1"/>
-          <w:sz w:val="22"/>
-          <w:szCs w:val="22"/>
-        </w:rPr>
-      </w:pPr>
-      <w:r>
-        <w:rPr>
-          <w:rFonts w:cs="Times New Roman"/>
-          <w:b/>
-          <w:bCs/>
-          <w:color w:val="156082" w:themeColor="accent1"/>
-          <w:sz w:val="22"/>
-          <w:szCs w:val="22"/>
-        </w:rPr>
-        <w:t>Széles körű támogatás</w:t>
-      </w:r>
-      <w:r>
-        <w:rPr>
-          <w:rFonts w:cs="Times New Roman"/>
-          <w:color w:val="156082" w:themeColor="accent1"/>
-          <w:sz w:val="22"/>
-          <w:szCs w:val="22"/>
-        </w:rPr>
-        <w:t>: Az Axios széles körben támogatott a különböző front-end könyvtárak és frameworkök, mint például React, Angular, Vue.js, de használható más JavaScript környezetekben is, mint például Node.js.</w:t>
-      </w:r>
-    </w:p>
-    <w:p>
-      <w:pPr>
-        <w:numPr>
-          <w:ilvl w:val="0"/>
-          <w:numId w:val="17"/>
-        </w:numPr>
-        <w:spacing w:before="60" w:after="60"/>
-        <w:rPr>
-          <w:rFonts w:cs="Times New Roman"/>
-          <w:color w:val="156082" w:themeColor="accent1"/>
-          <w:sz w:val="22"/>
-          <w:szCs w:val="22"/>
-        </w:rPr>
-      </w:pPr>
-      <w:r>
-        <w:rPr>
-          <w:rFonts w:cs="Times New Roman"/>
-          <w:b/>
-          <w:bCs/>
-          <w:color w:val="156082" w:themeColor="accent1"/>
-          <w:sz w:val="22"/>
-          <w:szCs w:val="22"/>
-        </w:rPr>
-        <w:t>Kiváló hibakezelés</w:t>
-      </w:r>
-      <w:r>
-        <w:rPr>
-          <w:rFonts w:cs="Times New Roman"/>
-          <w:color w:val="156082" w:themeColor="accent1"/>
-          <w:sz w:val="22"/>
-          <w:szCs w:val="22"/>
-        </w:rPr>
-        <w:t>: Az Axios beépített hibakezelési mechanizmusai segítenek a problémák gyors és hatékony megoldásában, például ha a hálózati kérés nem sikerül.</w:t>
-      </w:r>
-    </w:p>
-    <w:p>
-      <w:pPr>
-        <w:spacing w:before="60" w:after="60"/>
-        <w:rPr>
-          <w:rFonts w:cs="Times New Roman"/>
-          <w:color w:val="156082" w:themeColor="accent1"/>
-          <w:sz w:val="22"/>
-          <w:szCs w:val="22"/>
-        </w:rPr>
-      </w:pPr>
-      <w:r>
-        <w:rPr>
-          <w:rFonts w:cs="Times New Roman"/>
-          <w:color w:val="156082" w:themeColor="accent1"/>
-          <w:sz w:val="22"/>
-          <w:szCs w:val="22"/>
-        </w:rPr>
-        <w:t xml:space="preserve">Összefoglalva, az </w:t>
-      </w:r>
-      <w:r>
-        <w:rPr>
-          <w:rFonts w:cs="Times New Roman"/>
-          <w:b/>
-          <w:bCs/>
-          <w:color w:val="156082" w:themeColor="accent1"/>
-          <w:sz w:val="22"/>
-          <w:szCs w:val="22"/>
-        </w:rPr>
-        <w:t>Axios</w:t>
-      </w:r>
-      <w:r>
-        <w:rPr>
-          <w:rFonts w:cs="Times New Roman"/>
-          <w:color w:val="156082" w:themeColor="accent1"/>
-          <w:sz w:val="22"/>
-          <w:szCs w:val="22"/>
-        </w:rPr>
-        <w:t xml:space="preserve"> egy egyszerű és hatékony eszköz HTTP kérések végrehajtására, amely különösen hasznos a webalkalmazásokban történő adatkommunikációhoz, API integrációkhoz és a felhasználói interakciókhoz.</w:t>
+        <w:t>Használata</w:t>
+      </w:r>
+    </w:p>
+    <w:p>
+      <w:pPr>
+        <w:spacing w:before="60" w:after="60"/>
+        <w:rPr>
+          <w:rFonts w:cs="Times New Roman"/>
+          <w:color w:val="156082" w:themeColor="accent1"/>
+          <w:sz w:val="22"/>
+          <w:szCs w:val="22"/>
+        </w:rPr>
+      </w:pPr>
+      <w:r>
+        <w:rPr>
+          <w:rFonts w:cs="Times New Roman"/>
+          <w:color w:val="156082" w:themeColor="accent1"/>
+          <w:sz w:val="22"/>
+          <w:szCs w:val="22"/>
+        </w:rPr>
+        <w:t>Az Axios használatának megkezdéséhez először telepíteni kell a csomagot. Ezután importálhatjuk az Axios-t a projektünkbe, és elkezdhetjük használni. Az Axios többféle HTTP metódust támogat, például GET, POST, PUT, DELETE stb. Az Axios lehetővé teszi a kérések konfigurálását is, például adatok küldését POST kéréssel vagy fejlécek hozzáadását a kérésekhez.</w:t>
       </w:r>
     </w:p>
     <w:p>
@@ -10807,6 +9752,7 @@
           <w:sz w:val="22"/>
           <w:szCs w:val="22"/>
         </w:rPr>
+        <w:lastRenderedPageBreak/>
         <w:t>Motiváció és elköteleződés növelése</w:t>
       </w:r>
       <w:r>
@@ -10943,7 +9889,6 @@
           <w:sz w:val="22"/>
           <w:szCs w:val="22"/>
         </w:rPr>
-        <w:lastRenderedPageBreak/>
         <w:t>Az achievementek izgalmasabbá teszik a felhasználók számára az oldalon végzett tevékenységeket, segítve a monotonitás elkerülését.</w:t>
       </w:r>
     </w:p>
@@ -11443,6 +10388,7 @@
           <w:sz w:val="22"/>
           <w:szCs w:val="22"/>
         </w:rPr>
+        <w:lastRenderedPageBreak/>
         <w:t>Egyes e-kereskedelmi weboldalak is használhatnak achievementeket, hogy jutalmazzák a vásárlókat. Például: "Első vásárlás", "10 vásárlás", "Hűség kedvezmény", stb. Ez motiválja a felhasználókat a rendszeres vásárlásra.</w:t>
       </w:r>
     </w:p>
@@ -11561,7 +10507,6 @@
           <w:sz w:val="22"/>
           <w:szCs w:val="22"/>
         </w:rPr>
-        <w:lastRenderedPageBreak/>
         <w:t>Az achievementek elterjedtek a videojátékokban, és egyre inkább webalapú játékokban is. A felhasználók különböző játékbeli</w:t>
       </w:r>
       <w:r>
@@ -12127,6 +11072,7 @@
           <w:sz w:val="22"/>
           <w:szCs w:val="22"/>
         </w:rPr>
+        <w:lastRenderedPageBreak/>
         <w:t xml:space="preserve">Achievement: a </w:t>
       </w:r>
       <w:r>
@@ -12391,894 +11337,894 @@
           <w:sz w:val="22"/>
           <w:szCs w:val="22"/>
         </w:rPr>
+        <w:t>1, „all” Az összes achievementet visszaadja függetlenül a felhasználótól (Admin jogosultság)</w:t>
+      </w:r>
+    </w:p>
+    <w:p>
+      <w:pPr>
+        <w:spacing w:before="60" w:after="60"/>
+        <w:rPr>
+          <w:rFonts w:cs="Times New Roman"/>
+          <w:color w:val="156082" w:themeColor="accent1"/>
+          <w:sz w:val="22"/>
+          <w:szCs w:val="22"/>
+        </w:rPr>
+      </w:pPr>
+      <w:r>
+        <w:rPr>
+          <w:rFonts w:cs="Times New Roman"/>
+          <w:color w:val="156082" w:themeColor="accent1"/>
+          <w:sz w:val="22"/>
+          <w:szCs w:val="22"/>
+        </w:rPr>
+        <w:t>2, „Me” Visszaadja az éppen bejelentkezett felhasználó által elért achievementeket. (User és Admin is egyaránt)</w:t>
+      </w:r>
+    </w:p>
+    <w:p>
+      <w:pPr>
+        <w:spacing w:before="60" w:after="60"/>
+        <w:rPr>
+          <w:rFonts w:cs="Times New Roman"/>
+          <w:color w:val="156082" w:themeColor="accent1"/>
+          <w:sz w:val="22"/>
+          <w:szCs w:val="22"/>
+        </w:rPr>
+      </w:pPr>
+      <w:r>
+        <w:rPr>
+          <w:rFonts w:cs="Times New Roman"/>
+          <w:color w:val="156082" w:themeColor="accent1"/>
+          <w:sz w:val="22"/>
+          <w:szCs w:val="22"/>
+        </w:rPr>
+        <w:t>3</w:t>
+      </w:r>
+      <w:r>
+        <w:rPr>
+          <w:rFonts w:cs="Times New Roman"/>
+          <w:color w:val="156082" w:themeColor="accent1"/>
+          <w:sz w:val="22"/>
+          <w:szCs w:val="22"/>
+        </w:rPr>
+        <w:t>,” userid</w:t>
+      </w:r>
+      <w:r>
+        <w:rPr>
+          <w:rFonts w:cs="Times New Roman"/>
+          <w:color w:val="156082" w:themeColor="accent1"/>
+          <w:sz w:val="22"/>
+          <w:szCs w:val="22"/>
+        </w:rPr>
+        <w:t>” Visszaadja felhasználói azonosító szerint az elért achievementeket (szintén User és admin jogosultság)</w:t>
+      </w:r>
+    </w:p>
+    <w:p>
+      <w:pPr>
+        <w:spacing w:before="60" w:after="60"/>
+        <w:rPr>
+          <w:rFonts w:cs="Times New Roman"/>
+          <w:color w:val="156082" w:themeColor="accent1"/>
+          <w:sz w:val="22"/>
+          <w:szCs w:val="22"/>
+        </w:rPr>
+      </w:pPr>
+      <w:r>
+        <w:rPr>
+          <w:rFonts w:cs="Times New Roman"/>
+          <w:color w:val="156082" w:themeColor="accent1"/>
+          <w:sz w:val="22"/>
+          <w:szCs w:val="22"/>
+        </w:rPr>
+        <w:t>4, „</w:t>
+      </w:r>
+      <w:r>
+        <w:rPr>
+          <w:rFonts w:cs="Times New Roman"/>
+          <w:color w:val="156082" w:themeColor="accent1"/>
+          <w:sz w:val="22"/>
+          <w:szCs w:val="22"/>
+        </w:rPr>
+        <w:t>new” Egy</w:t>
+      </w:r>
+      <w:r>
+        <w:rPr>
+          <w:rFonts w:cs="Times New Roman"/>
+          <w:color w:val="156082" w:themeColor="accent1"/>
+          <w:sz w:val="22"/>
+          <w:szCs w:val="22"/>
+        </w:rPr>
+        <w:t xml:space="preserve"> új achievementet add hozzá a felhasználó </w:t>
+      </w:r>
+      <w:r>
+        <w:rPr>
+          <w:rFonts w:cs="Times New Roman"/>
+          <w:color w:val="156082" w:themeColor="accent1"/>
+          <w:sz w:val="22"/>
+          <w:szCs w:val="22"/>
+        </w:rPr>
+        <w:t>gyűjteményéhez (</w:t>
+      </w:r>
+      <w:r>
+        <w:rPr>
+          <w:rFonts w:cs="Times New Roman"/>
+          <w:color w:val="156082" w:themeColor="accent1"/>
+          <w:sz w:val="22"/>
+          <w:szCs w:val="22"/>
+        </w:rPr>
+        <w:t>user és admin is)</w:t>
+      </w:r>
+    </w:p>
+    <w:p>
+      <w:pPr>
+        <w:spacing w:before="60" w:after="60"/>
+        <w:rPr>
+          <w:rFonts w:cs="Times New Roman"/>
+          <w:color w:val="156082" w:themeColor="accent1"/>
+          <w:sz w:val="22"/>
+          <w:szCs w:val="22"/>
+        </w:rPr>
+      </w:pPr>
+    </w:p>
+    <w:p>
+      <w:pPr>
+        <w:spacing w:before="60" w:after="60"/>
+        <w:rPr>
+          <w:rFonts w:cs="Times New Roman"/>
+          <w:color w:val="156082" w:themeColor="accent1"/>
+          <w:sz w:val="22"/>
+          <w:szCs w:val="22"/>
+        </w:rPr>
+      </w:pPr>
+      <w:r>
+        <w:rPr>
+          <w:rFonts w:cs="Times New Roman"/>
+          <w:color w:val="156082" w:themeColor="accent1"/>
+          <w:sz w:val="22"/>
+          <w:szCs w:val="22"/>
+        </w:rPr>
+        <w:t>5</w:t>
+      </w:r>
+      <w:r>
+        <w:rPr>
+          <w:rFonts w:cs="Times New Roman"/>
+          <w:color w:val="156082" w:themeColor="accent1"/>
+          <w:sz w:val="22"/>
+          <w:szCs w:val="22"/>
+        </w:rPr>
+        <w:t>,” delete</w:t>
+      </w:r>
+      <w:r>
+        <w:rPr>
+          <w:rFonts w:cs="Times New Roman"/>
+          <w:color w:val="156082" w:themeColor="accent1"/>
+          <w:sz w:val="22"/>
+          <w:szCs w:val="22"/>
+        </w:rPr>
+        <w:t xml:space="preserve"> </w:t>
+      </w:r>
+      <w:r>
+        <w:rPr>
+          <w:rFonts w:cs="Times New Roman"/>
+          <w:color w:val="156082" w:themeColor="accent1"/>
+          <w:sz w:val="22"/>
+          <w:szCs w:val="22"/>
+        </w:rPr>
+        <w:t>id” Törli</w:t>
+      </w:r>
+      <w:r>
+        <w:rPr>
+          <w:rFonts w:cs="Times New Roman"/>
+          <w:color w:val="156082" w:themeColor="accent1"/>
+          <w:sz w:val="22"/>
+          <w:szCs w:val="22"/>
+        </w:rPr>
+        <w:t xml:space="preserve"> az elért achievementeket azonosító </w:t>
+      </w:r>
+      <w:r>
+        <w:rPr>
+          <w:rFonts w:cs="Times New Roman"/>
+          <w:color w:val="156082" w:themeColor="accent1"/>
+          <w:sz w:val="22"/>
+          <w:szCs w:val="22"/>
+        </w:rPr>
+        <w:t>alapján. (</w:t>
+      </w:r>
+      <w:r>
+        <w:rPr>
+          <w:rFonts w:cs="Times New Roman"/>
+          <w:color w:val="156082" w:themeColor="accent1"/>
+          <w:sz w:val="22"/>
+          <w:szCs w:val="22"/>
+        </w:rPr>
+        <w:t>Admin jog)</w:t>
+      </w:r>
+    </w:p>
+    <w:p>
+      <w:pPr>
+        <w:spacing w:before="60" w:after="60"/>
+        <w:rPr>
+          <w:rFonts w:cs="Times New Roman"/>
+          <w:color w:val="156082" w:themeColor="accent1"/>
+          <w:sz w:val="22"/>
+          <w:szCs w:val="22"/>
+        </w:rPr>
+      </w:pPr>
+    </w:p>
+    <w:p>
+      <w:pPr>
+        <w:spacing w:before="60" w:after="60"/>
+        <w:rPr>
+          <w:rFonts w:cs="Times New Roman"/>
+          <w:color w:val="156082" w:themeColor="accent1"/>
+          <w:sz w:val="22"/>
+          <w:szCs w:val="22"/>
+        </w:rPr>
+      </w:pPr>
+      <w:r>
+        <w:rPr>
+          <w:rFonts w:cs="Times New Roman"/>
+          <w:color w:val="156082" w:themeColor="accent1"/>
+          <w:sz w:val="22"/>
+          <w:szCs w:val="22"/>
+        </w:rPr>
+        <w:t>Szobák</w:t>
+      </w:r>
+    </w:p>
+    <w:p>
+      <w:pPr>
+        <w:spacing w:before="60" w:after="60"/>
+        <w:rPr>
+          <w:rFonts w:cs="Times New Roman"/>
+          <w:color w:val="156082" w:themeColor="accent1"/>
+          <w:sz w:val="22"/>
+          <w:szCs w:val="22"/>
+        </w:rPr>
+      </w:pPr>
+      <w:r>
+        <w:rPr>
+          <w:rFonts w:cs="Times New Roman"/>
+          <w:color w:val="156082" w:themeColor="accent1"/>
+          <w:sz w:val="22"/>
+          <w:szCs w:val="22"/>
+        </w:rPr>
+        <w:t>1, „</w:t>
+      </w:r>
+      <w:r>
+        <w:rPr>
+          <w:rFonts w:cs="Times New Roman"/>
+          <w:color w:val="156082" w:themeColor="accent1"/>
+          <w:sz w:val="22"/>
+          <w:szCs w:val="22"/>
+        </w:rPr>
+        <w:t>get” Visszaadja</w:t>
+      </w:r>
+      <w:r>
+        <w:rPr>
+          <w:rFonts w:cs="Times New Roman"/>
+          <w:color w:val="156082" w:themeColor="accent1"/>
+          <w:sz w:val="22"/>
+          <w:szCs w:val="22"/>
+        </w:rPr>
+        <w:t xml:space="preserve"> az összes szobát függetlenül </w:t>
+      </w:r>
+      <w:r>
+        <w:rPr>
+          <w:rFonts w:cs="Times New Roman"/>
+          <w:color w:val="156082" w:themeColor="accent1"/>
+          <w:sz w:val="22"/>
+          <w:szCs w:val="22"/>
+        </w:rPr>
+        <w:t>bármitől. (</w:t>
+      </w:r>
+      <w:r>
+        <w:rPr>
+          <w:rFonts w:cs="Times New Roman"/>
+          <w:color w:val="156082" w:themeColor="accent1"/>
+          <w:sz w:val="22"/>
+          <w:szCs w:val="22"/>
+        </w:rPr>
+        <w:t>Admin jog)</w:t>
+      </w:r>
+    </w:p>
+    <w:p>
+      <w:pPr>
+        <w:spacing w:before="60" w:after="60"/>
+        <w:rPr>
+          <w:rFonts w:cs="Times New Roman"/>
+          <w:color w:val="156082" w:themeColor="accent1"/>
+          <w:sz w:val="22"/>
+          <w:szCs w:val="22"/>
+        </w:rPr>
+      </w:pPr>
+      <w:r>
+        <w:rPr>
+          <w:rFonts w:cs="Times New Roman"/>
+          <w:color w:val="156082" w:themeColor="accent1"/>
+          <w:sz w:val="22"/>
+          <w:szCs w:val="22"/>
+        </w:rPr>
+        <w:t>2, „</w:t>
+      </w:r>
+      <w:r>
+        <w:rPr>
+          <w:rFonts w:cs="Times New Roman"/>
+          <w:color w:val="156082" w:themeColor="accent1"/>
+          <w:sz w:val="22"/>
+          <w:szCs w:val="22"/>
+        </w:rPr>
+        <w:t>id” visszaadja</w:t>
+      </w:r>
+      <w:r>
+        <w:rPr>
+          <w:rFonts w:cs="Times New Roman"/>
+          <w:color w:val="156082" w:themeColor="accent1"/>
+          <w:sz w:val="22"/>
+          <w:szCs w:val="22"/>
+        </w:rPr>
+        <w:t xml:space="preserve"> az összes szobát azonosító alapján </w:t>
+      </w:r>
+      <w:r>
+        <w:rPr>
+          <w:rFonts w:cs="Times New Roman"/>
+          <w:color w:val="156082" w:themeColor="accent1"/>
+          <w:sz w:val="22"/>
+          <w:szCs w:val="22"/>
+        </w:rPr>
+        <w:t>szűrve. (</w:t>
+      </w:r>
+      <w:r>
+        <w:rPr>
+          <w:rFonts w:cs="Times New Roman"/>
+          <w:color w:val="156082" w:themeColor="accent1"/>
+          <w:sz w:val="22"/>
+          <w:szCs w:val="22"/>
+        </w:rPr>
+        <w:t>User és admin is)</w:t>
+      </w:r>
+    </w:p>
+    <w:p>
+      <w:pPr>
+        <w:spacing w:before="60" w:after="60"/>
+        <w:rPr>
+          <w:rFonts w:cs="Times New Roman"/>
+          <w:color w:val="156082" w:themeColor="accent1"/>
+          <w:sz w:val="22"/>
+          <w:szCs w:val="22"/>
+        </w:rPr>
+      </w:pPr>
+      <w:r>
+        <w:rPr>
+          <w:rFonts w:cs="Times New Roman"/>
+          <w:color w:val="156082" w:themeColor="accent1"/>
+          <w:sz w:val="22"/>
+          <w:szCs w:val="22"/>
+        </w:rPr>
+        <w:t xml:space="preserve">3. „put </w:t>
+      </w:r>
+      <w:r>
+        <w:rPr>
+          <w:rFonts w:cs="Times New Roman"/>
+          <w:color w:val="156082" w:themeColor="accent1"/>
+          <w:sz w:val="22"/>
+          <w:szCs w:val="22"/>
+        </w:rPr>
+        <w:t>id” Azonosító</w:t>
+      </w:r>
+      <w:r>
+        <w:rPr>
+          <w:rFonts w:cs="Times New Roman"/>
+          <w:color w:val="156082" w:themeColor="accent1"/>
+          <w:sz w:val="22"/>
+          <w:szCs w:val="22"/>
+        </w:rPr>
+        <w:t xml:space="preserve"> alapján tudunk módosítást végezni az adatok értékein (Admin jogosultság)</w:t>
+      </w:r>
+    </w:p>
+    <w:p>
+      <w:pPr>
+        <w:spacing w:before="60" w:after="60"/>
+        <w:rPr>
+          <w:rFonts w:cs="Times New Roman"/>
+          <w:color w:val="156082" w:themeColor="accent1"/>
+          <w:sz w:val="22"/>
+          <w:szCs w:val="22"/>
+        </w:rPr>
+      </w:pPr>
+      <w:r>
+        <w:rPr>
+          <w:rFonts w:cs="Times New Roman"/>
+          <w:color w:val="156082" w:themeColor="accent1"/>
+          <w:sz w:val="22"/>
+          <w:szCs w:val="22"/>
+        </w:rPr>
+        <w:t xml:space="preserve">4, „post” </w:t>
+      </w:r>
+      <w:r>
+        <w:rPr>
+          <w:rFonts w:cs="Times New Roman"/>
+          <w:color w:val="156082" w:themeColor="accent1"/>
+          <w:sz w:val="22"/>
+          <w:szCs w:val="22"/>
+        </w:rPr>
+        <w:t>Új helység</w:t>
+      </w:r>
+      <w:r>
+        <w:rPr>
+          <w:rFonts w:cs="Times New Roman"/>
+          <w:color w:val="156082" w:themeColor="accent1"/>
+          <w:sz w:val="22"/>
+          <w:szCs w:val="22"/>
+        </w:rPr>
+        <w:t xml:space="preserve"> felvitele (Admin)</w:t>
+      </w:r>
+    </w:p>
+    <w:p>
+      <w:pPr>
+        <w:spacing w:before="60" w:after="60"/>
+        <w:rPr>
+          <w:rFonts w:cs="Times New Roman"/>
+          <w:color w:val="156082" w:themeColor="accent1"/>
+          <w:sz w:val="22"/>
+          <w:szCs w:val="22"/>
+        </w:rPr>
+      </w:pPr>
+      <w:r>
+        <w:rPr>
+          <w:rFonts w:cs="Times New Roman"/>
+          <w:color w:val="156082" w:themeColor="accent1"/>
+          <w:sz w:val="22"/>
+          <w:szCs w:val="22"/>
+        </w:rPr>
+        <w:t>5, „</w:t>
+      </w:r>
+      <w:r>
+        <w:rPr>
+          <w:rFonts w:cs="Times New Roman"/>
+          <w:color w:val="156082" w:themeColor="accent1"/>
+          <w:sz w:val="22"/>
+          <w:szCs w:val="22"/>
+        </w:rPr>
+        <w:t>EXPORT” A meglévő</w:t>
+      </w:r>
+      <w:r>
+        <w:rPr>
+          <w:rFonts w:cs="Times New Roman"/>
+          <w:color w:val="156082" w:themeColor="accent1"/>
+          <w:sz w:val="22"/>
+          <w:szCs w:val="22"/>
+        </w:rPr>
+        <w:t xml:space="preserve"> adatokat exportálja egy excel fileba majd amikor ez megtörtént lementi az asztalra és végül meg is nyitja </w:t>
+      </w:r>
+      <w:r>
+        <w:rPr>
+          <w:rFonts w:cs="Times New Roman"/>
+          <w:color w:val="156082" w:themeColor="accent1"/>
+          <w:sz w:val="22"/>
+          <w:szCs w:val="22"/>
+        </w:rPr>
+        <w:t>azt. (</w:t>
+      </w:r>
+      <w:r>
+        <w:rPr>
+          <w:rFonts w:cs="Times New Roman"/>
+          <w:color w:val="156082" w:themeColor="accent1"/>
+          <w:sz w:val="22"/>
+          <w:szCs w:val="22"/>
+        </w:rPr>
+        <w:t>Admin)</w:t>
+      </w:r>
+    </w:p>
+    <w:p>
+      <w:pPr>
+        <w:spacing w:before="60" w:after="60"/>
+        <w:rPr>
+          <w:rFonts w:cs="Times New Roman"/>
+          <w:color w:val="156082" w:themeColor="accent1"/>
+          <w:sz w:val="22"/>
+          <w:szCs w:val="22"/>
+        </w:rPr>
+      </w:pPr>
+      <w:r>
+        <w:rPr>
+          <w:rFonts w:cs="Times New Roman"/>
+          <w:color w:val="156082" w:themeColor="accent1"/>
+          <w:sz w:val="22"/>
+          <w:szCs w:val="22"/>
+        </w:rPr>
+        <w:t xml:space="preserve">6, „delete </w:t>
+      </w:r>
+      <w:bookmarkStart w:id="1" w:name="_Hlk192953552"/>
+      <w:r>
+        <w:rPr>
+          <w:rFonts w:cs="Times New Roman"/>
+          <w:color w:val="156082" w:themeColor="accent1"/>
+          <w:sz w:val="22"/>
+          <w:szCs w:val="22"/>
+        </w:rPr>
+        <w:t>id” Azonosító</w:t>
+      </w:r>
+      <w:r>
+        <w:rPr>
+          <w:rFonts w:cs="Times New Roman"/>
+          <w:color w:val="156082" w:themeColor="accent1"/>
+          <w:sz w:val="22"/>
+          <w:szCs w:val="22"/>
+        </w:rPr>
+        <w:t xml:space="preserve"> alapján való szűrés majd törlés (Admin)</w:t>
+      </w:r>
+      <w:bookmarkEnd w:id="1"/>
+    </w:p>
+    <w:p>
+      <w:pPr>
+        <w:spacing w:before="60" w:after="60"/>
+        <w:rPr>
+          <w:rFonts w:cs="Times New Roman"/>
+          <w:color w:val="156082" w:themeColor="accent1"/>
+          <w:sz w:val="22"/>
+          <w:szCs w:val="22"/>
+        </w:rPr>
+      </w:pPr>
+    </w:p>
+    <w:p>
+      <w:pPr>
+        <w:spacing w:before="60" w:after="60"/>
+        <w:rPr>
+          <w:rFonts w:cs="Times New Roman"/>
+          <w:color w:val="156082" w:themeColor="accent1"/>
+          <w:sz w:val="22"/>
+          <w:szCs w:val="22"/>
+        </w:rPr>
+      </w:pPr>
+      <w:r>
+        <w:rPr>
+          <w:rFonts w:cs="Times New Roman"/>
+          <w:color w:val="156082" w:themeColor="accent1"/>
+          <w:sz w:val="22"/>
+          <w:szCs w:val="22"/>
+        </w:rPr>
+        <w:t>Email</w:t>
+      </w:r>
+    </w:p>
+    <w:p>
+      <w:pPr>
+        <w:spacing w:before="60" w:after="60"/>
+        <w:rPr>
+          <w:rFonts w:cs="Times New Roman"/>
+          <w:color w:val="156082" w:themeColor="accent1"/>
+          <w:sz w:val="22"/>
+          <w:szCs w:val="22"/>
+        </w:rPr>
+      </w:pPr>
+      <w:r>
+        <w:rPr>
+          <w:rFonts w:cs="Times New Roman"/>
+          <w:color w:val="156082" w:themeColor="accent1"/>
+          <w:sz w:val="22"/>
+          <w:szCs w:val="22"/>
+        </w:rPr>
+        <w:t>1, „</w:t>
+      </w:r>
+      <w:r>
+        <w:rPr>
+          <w:rFonts w:cs="Times New Roman"/>
+          <w:color w:val="156082" w:themeColor="accent1"/>
+          <w:sz w:val="22"/>
+          <w:szCs w:val="22"/>
+        </w:rPr>
+        <w:t>send-</w:t>
+      </w:r>
+      <w:r>
+        <w:rPr>
+          <w:rFonts w:cs="Times New Roman"/>
+          <w:color w:val="156082" w:themeColor="accent1"/>
+          <w:sz w:val="22"/>
+          <w:szCs w:val="22"/>
+        </w:rPr>
+        <w:t>cart” A</w:t>
+      </w:r>
+      <w:r>
+        <w:rPr>
+          <w:rFonts w:cs="Times New Roman"/>
+          <w:color w:val="156082" w:themeColor="accent1"/>
+          <w:sz w:val="22"/>
+          <w:szCs w:val="22"/>
+        </w:rPr>
+        <w:t xml:space="preserve"> már kosárba tett termékeket egy gombnyomással elküldheti magának emailben ezzel is könnyítve a dolgát a későbbi nézegetéshez. (User és Admin </w:t>
+      </w:r>
+      <w:r>
+        <w:rPr>
+          <w:rFonts w:cs="Times New Roman"/>
+          <w:color w:val="156082" w:themeColor="accent1"/>
+          <w:sz w:val="22"/>
+          <w:szCs w:val="22"/>
+        </w:rPr>
+        <w:t>is)</w:t>
+      </w:r>
+    </w:p>
+    <w:p>
+      <w:pPr>
+        <w:spacing w:before="60" w:after="60"/>
+        <w:rPr>
+          <w:rFonts w:cs="Times New Roman"/>
+          <w:color w:val="156082" w:themeColor="accent1"/>
+          <w:sz w:val="22"/>
+          <w:szCs w:val="22"/>
+        </w:rPr>
+      </w:pPr>
+    </w:p>
+    <w:p>
+      <w:pPr>
+        <w:spacing w:before="60" w:after="60"/>
+        <w:rPr>
+          <w:rFonts w:cs="Times New Roman"/>
+          <w:color w:val="156082" w:themeColor="accent1"/>
+          <w:sz w:val="22"/>
+          <w:szCs w:val="22"/>
+        </w:rPr>
+      </w:pPr>
+      <w:r>
+        <w:rPr>
+          <w:rFonts w:cs="Times New Roman"/>
+          <w:color w:val="156082" w:themeColor="accent1"/>
+          <w:sz w:val="22"/>
+          <w:szCs w:val="22"/>
+        </w:rPr>
+        <w:t>PlanProducts</w:t>
+      </w:r>
+    </w:p>
+    <w:p>
+      <w:pPr>
+        <w:spacing w:before="60" w:after="60"/>
+        <w:rPr>
+          <w:rFonts w:cs="Times New Roman"/>
+          <w:color w:val="156082" w:themeColor="accent1"/>
+          <w:sz w:val="22"/>
+          <w:szCs w:val="22"/>
+        </w:rPr>
+      </w:pPr>
+      <w:r>
+        <w:rPr>
+          <w:rFonts w:cs="Times New Roman"/>
+          <w:color w:val="156082" w:themeColor="accent1"/>
+          <w:sz w:val="22"/>
+          <w:szCs w:val="22"/>
+        </w:rPr>
+        <w:t>1, „get-products/{planid</w:t>
+      </w:r>
+      <w:r>
+        <w:rPr>
+          <w:rFonts w:cs="Times New Roman"/>
+          <w:color w:val="156082" w:themeColor="accent1"/>
+          <w:sz w:val="22"/>
+          <w:szCs w:val="22"/>
+        </w:rPr>
+        <w:t>}” Lekéri</w:t>
+      </w:r>
+      <w:r>
+        <w:rPr>
+          <w:rFonts w:cs="Times New Roman"/>
+          <w:color w:val="156082" w:themeColor="accent1"/>
+          <w:sz w:val="22"/>
+          <w:szCs w:val="22"/>
+        </w:rPr>
+        <w:t xml:space="preserve"> azokat a </w:t>
+      </w:r>
+      <w:r>
+        <w:rPr>
+          <w:rFonts w:cs="Times New Roman"/>
+          <w:color w:val="156082" w:themeColor="accent1"/>
+          <w:sz w:val="22"/>
+          <w:szCs w:val="22"/>
+        </w:rPr>
+        <w:t>termékeket,</w:t>
+      </w:r>
+      <w:r>
+        <w:rPr>
+          <w:rFonts w:cs="Times New Roman"/>
+          <w:color w:val="156082" w:themeColor="accent1"/>
+          <w:sz w:val="22"/>
+          <w:szCs w:val="22"/>
+        </w:rPr>
+        <w:t xml:space="preserve"> amik az adott tervhez tartoznak (terv azonosító alapján) </w:t>
+      </w:r>
+      <w:r>
+        <w:rPr>
+          <w:rFonts w:cs="Times New Roman"/>
+          <w:color w:val="156082" w:themeColor="accent1"/>
+          <w:sz w:val="22"/>
+          <w:szCs w:val="22"/>
+        </w:rPr>
+        <w:t>(User</w:t>
+      </w:r>
+      <w:r>
+        <w:rPr>
+          <w:rFonts w:cs="Times New Roman"/>
+          <w:color w:val="156082" w:themeColor="accent1"/>
+          <w:sz w:val="22"/>
+          <w:szCs w:val="22"/>
+        </w:rPr>
+        <w:t xml:space="preserve"> és Admin is)</w:t>
+      </w:r>
+    </w:p>
+    <w:p>
+      <w:pPr>
+        <w:spacing w:before="60" w:after="60"/>
+        <w:rPr>
+          <w:rFonts w:cs="Times New Roman"/>
+          <w:color w:val="156082" w:themeColor="accent1"/>
+          <w:sz w:val="22"/>
+          <w:szCs w:val="22"/>
+        </w:rPr>
+      </w:pPr>
+      <w:r>
+        <w:rPr>
+          <w:rFonts w:cs="Times New Roman"/>
+          <w:color w:val="156082" w:themeColor="accent1"/>
+          <w:sz w:val="22"/>
+          <w:szCs w:val="22"/>
+        </w:rPr>
+        <w:t>2, „</w:t>
+      </w:r>
+      <w:r>
+        <w:rPr>
+          <w:rFonts w:cs="Times New Roman"/>
+          <w:color w:val="156082" w:themeColor="accent1"/>
+          <w:sz w:val="22"/>
+          <w:szCs w:val="22"/>
+        </w:rPr>
+        <w:t>get” Lekéri</w:t>
+      </w:r>
+      <w:r>
+        <w:rPr>
+          <w:rFonts w:cs="Times New Roman"/>
+          <w:color w:val="156082" w:themeColor="accent1"/>
+          <w:sz w:val="22"/>
+          <w:szCs w:val="22"/>
+        </w:rPr>
+        <w:t xml:space="preserve"> az összes adatot függetlenül </w:t>
+      </w:r>
+      <w:r>
+        <w:rPr>
+          <w:rFonts w:cs="Times New Roman"/>
+          <w:color w:val="156082" w:themeColor="accent1"/>
+          <w:sz w:val="22"/>
+          <w:szCs w:val="22"/>
+        </w:rPr>
+        <w:t>bármitől.</w:t>
+      </w:r>
+      <w:r>
+        <w:rPr>
+          <w:rFonts w:cs="Times New Roman"/>
+          <w:color w:val="156082" w:themeColor="accent1"/>
+          <w:sz w:val="22"/>
+          <w:szCs w:val="22"/>
+        </w:rPr>
+        <w:t xml:space="preserve"> (</w:t>
+      </w:r>
+      <w:r>
+        <w:rPr>
+          <w:rFonts w:cs="Times New Roman"/>
+          <w:color w:val="156082" w:themeColor="accent1"/>
+          <w:sz w:val="22"/>
+          <w:szCs w:val="22"/>
+        </w:rPr>
+        <w:t>Admin)</w:t>
+      </w:r>
+    </w:p>
+    <w:p>
+      <w:pPr>
+        <w:spacing w:before="60" w:after="60"/>
+        <w:rPr>
+          <w:rFonts w:cs="Times New Roman"/>
+          <w:color w:val="156082" w:themeColor="accent1"/>
+          <w:sz w:val="22"/>
+          <w:szCs w:val="22"/>
+        </w:rPr>
+      </w:pPr>
+      <w:r>
+        <w:rPr>
+          <w:rFonts w:cs="Times New Roman"/>
+          <w:color w:val="156082" w:themeColor="accent1"/>
+          <w:sz w:val="22"/>
+          <w:szCs w:val="22"/>
+        </w:rPr>
+        <w:t>3, „get id” Lekéri az adatokat azonosító alapján (Admin)</w:t>
+      </w:r>
+    </w:p>
+    <w:p>
+      <w:pPr>
+        <w:spacing w:before="60" w:after="60"/>
+        <w:rPr>
+          <w:rFonts w:cs="Times New Roman"/>
+          <w:color w:val="156082" w:themeColor="accent1"/>
+          <w:sz w:val="22"/>
+          <w:szCs w:val="22"/>
+        </w:rPr>
+      </w:pPr>
+      <w:r>
+        <w:rPr>
+          <w:rFonts w:cs="Times New Roman"/>
+          <w:color w:val="156082" w:themeColor="accent1"/>
+          <w:sz w:val="22"/>
+          <w:szCs w:val="22"/>
+        </w:rPr>
+        <w:t xml:space="preserve">4.” put </w:t>
+      </w:r>
+      <w:r>
+        <w:rPr>
+          <w:rFonts w:cs="Times New Roman"/>
+          <w:color w:val="156082" w:themeColor="accent1"/>
+          <w:sz w:val="22"/>
+          <w:szCs w:val="22"/>
+        </w:rPr>
+        <w:t>id” Azonosító</w:t>
+      </w:r>
+      <w:r>
+        <w:rPr>
+          <w:rFonts w:cs="Times New Roman"/>
+          <w:color w:val="156082" w:themeColor="accent1"/>
+          <w:sz w:val="22"/>
+          <w:szCs w:val="22"/>
+        </w:rPr>
+        <w:t xml:space="preserve"> alapján tudunk módosítani az adatok értékein. (Admin)</w:t>
+      </w:r>
+    </w:p>
+    <w:p>
+      <w:pPr>
+        <w:spacing w:before="60" w:after="60"/>
+        <w:rPr>
+          <w:rFonts w:cs="Times New Roman"/>
+          <w:color w:val="156082" w:themeColor="accent1"/>
+          <w:sz w:val="22"/>
+          <w:szCs w:val="22"/>
+        </w:rPr>
+      </w:pPr>
+      <w:r>
+        <w:rPr>
+          <w:rFonts w:cs="Times New Roman"/>
+          <w:color w:val="156082" w:themeColor="accent1"/>
+          <w:sz w:val="22"/>
+          <w:szCs w:val="22"/>
+        </w:rPr>
+        <w:t xml:space="preserve">5, </w:t>
+      </w:r>
+      <w:r>
+        <w:rPr>
+          <w:rFonts w:cs="Times New Roman"/>
+          <w:color w:val="156082" w:themeColor="accent1"/>
+          <w:sz w:val="22"/>
+          <w:szCs w:val="22"/>
+        </w:rPr>
+        <w:t>„post” Új</w:t>
+      </w:r>
+      <w:r>
+        <w:rPr>
+          <w:rFonts w:cs="Times New Roman"/>
+          <w:color w:val="156082" w:themeColor="accent1"/>
+          <w:sz w:val="22"/>
+          <w:szCs w:val="22"/>
+        </w:rPr>
+        <w:t xml:space="preserve"> adat felvitele (Admin)</w:t>
+      </w:r>
+    </w:p>
+    <w:p>
+      <w:pPr>
+        <w:spacing w:before="60" w:after="60"/>
+        <w:rPr>
+          <w:rFonts w:cs="Times New Roman"/>
+          <w:color w:val="156082" w:themeColor="accent1"/>
+          <w:sz w:val="22"/>
+          <w:szCs w:val="22"/>
+        </w:rPr>
+      </w:pPr>
+      <w:r>
+        <w:rPr>
+          <w:rFonts w:cs="Times New Roman"/>
+          <w:color w:val="156082" w:themeColor="accent1"/>
+          <w:sz w:val="22"/>
+          <w:szCs w:val="22"/>
+        </w:rPr>
         <w:lastRenderedPageBreak/>
-        <w:t>1, „all” Az összes achievementet visszaadja függetlenül a felhasználótól (Admin jogosultság)</w:t>
-      </w:r>
-    </w:p>
-    <w:p>
-      <w:pPr>
-        <w:spacing w:before="60" w:after="60"/>
-        <w:rPr>
-          <w:rFonts w:cs="Times New Roman"/>
-          <w:color w:val="156082" w:themeColor="accent1"/>
-          <w:sz w:val="22"/>
-          <w:szCs w:val="22"/>
-        </w:rPr>
-      </w:pPr>
-      <w:r>
-        <w:rPr>
-          <w:rFonts w:cs="Times New Roman"/>
-          <w:color w:val="156082" w:themeColor="accent1"/>
-          <w:sz w:val="22"/>
-          <w:szCs w:val="22"/>
-        </w:rPr>
-        <w:t>2, „Me” Visszaadja az éppen bejelentkezett felhasználó által elért achievementeket. (User és Admin is egyaránt)</w:t>
-      </w:r>
-    </w:p>
-    <w:p>
-      <w:pPr>
-        <w:spacing w:before="60" w:after="60"/>
-        <w:rPr>
-          <w:rFonts w:cs="Times New Roman"/>
-          <w:color w:val="156082" w:themeColor="accent1"/>
-          <w:sz w:val="22"/>
-          <w:szCs w:val="22"/>
-        </w:rPr>
-      </w:pPr>
-      <w:r>
-        <w:rPr>
-          <w:rFonts w:cs="Times New Roman"/>
-          <w:color w:val="156082" w:themeColor="accent1"/>
-          <w:sz w:val="22"/>
-          <w:szCs w:val="22"/>
-        </w:rPr>
-        <w:t>3</w:t>
-      </w:r>
-      <w:r>
-        <w:rPr>
-          <w:rFonts w:cs="Times New Roman"/>
-          <w:color w:val="156082" w:themeColor="accent1"/>
-          <w:sz w:val="22"/>
-          <w:szCs w:val="22"/>
-        </w:rPr>
-        <w:t>,” userid</w:t>
-      </w:r>
-      <w:r>
-        <w:rPr>
-          <w:rFonts w:cs="Times New Roman"/>
-          <w:color w:val="156082" w:themeColor="accent1"/>
-          <w:sz w:val="22"/>
-          <w:szCs w:val="22"/>
-        </w:rPr>
-        <w:t>” Visszaadja felhasználói azonosító szerint az elért achievementeket (szintén User és admin jogosultság)</w:t>
-      </w:r>
-    </w:p>
-    <w:p>
-      <w:pPr>
-        <w:spacing w:before="60" w:after="60"/>
-        <w:rPr>
-          <w:rFonts w:cs="Times New Roman"/>
-          <w:color w:val="156082" w:themeColor="accent1"/>
-          <w:sz w:val="22"/>
-          <w:szCs w:val="22"/>
-        </w:rPr>
-      </w:pPr>
-      <w:r>
-        <w:rPr>
-          <w:rFonts w:cs="Times New Roman"/>
-          <w:color w:val="156082" w:themeColor="accent1"/>
-          <w:sz w:val="22"/>
-          <w:szCs w:val="22"/>
-        </w:rPr>
-        <w:t>4, „</w:t>
-      </w:r>
-      <w:r>
-        <w:rPr>
-          <w:rFonts w:cs="Times New Roman"/>
-          <w:color w:val="156082" w:themeColor="accent1"/>
-          <w:sz w:val="22"/>
-          <w:szCs w:val="22"/>
-        </w:rPr>
-        <w:t>new” Egy</w:t>
-      </w:r>
-      <w:r>
-        <w:rPr>
-          <w:rFonts w:cs="Times New Roman"/>
-          <w:color w:val="156082" w:themeColor="accent1"/>
-          <w:sz w:val="22"/>
-          <w:szCs w:val="22"/>
-        </w:rPr>
-        <w:t xml:space="preserve"> új achievementet add hozzá a felhasználó </w:t>
-      </w:r>
-      <w:r>
-        <w:rPr>
-          <w:rFonts w:cs="Times New Roman"/>
-          <w:color w:val="156082" w:themeColor="accent1"/>
-          <w:sz w:val="22"/>
-          <w:szCs w:val="22"/>
-        </w:rPr>
-        <w:t>gyűjteményéhez (</w:t>
-      </w:r>
-      <w:r>
-        <w:rPr>
-          <w:rFonts w:cs="Times New Roman"/>
-          <w:color w:val="156082" w:themeColor="accent1"/>
-          <w:sz w:val="22"/>
-          <w:szCs w:val="22"/>
-        </w:rPr>
-        <w:t>user és admin is)</w:t>
-      </w:r>
-    </w:p>
-    <w:p>
-      <w:pPr>
-        <w:spacing w:before="60" w:after="60"/>
-        <w:rPr>
-          <w:rFonts w:cs="Times New Roman"/>
-          <w:color w:val="156082" w:themeColor="accent1"/>
-          <w:sz w:val="22"/>
-          <w:szCs w:val="22"/>
-        </w:rPr>
-      </w:pPr>
-    </w:p>
-    <w:p>
-      <w:pPr>
-        <w:spacing w:before="60" w:after="60"/>
-        <w:rPr>
-          <w:rFonts w:cs="Times New Roman"/>
-          <w:color w:val="156082" w:themeColor="accent1"/>
-          <w:sz w:val="22"/>
-          <w:szCs w:val="22"/>
-        </w:rPr>
-      </w:pPr>
-      <w:r>
-        <w:rPr>
-          <w:rFonts w:cs="Times New Roman"/>
-          <w:color w:val="156082" w:themeColor="accent1"/>
-          <w:sz w:val="22"/>
-          <w:szCs w:val="22"/>
-        </w:rPr>
-        <w:t>5</w:t>
-      </w:r>
-      <w:r>
-        <w:rPr>
-          <w:rFonts w:cs="Times New Roman"/>
-          <w:color w:val="156082" w:themeColor="accent1"/>
-          <w:sz w:val="22"/>
-          <w:szCs w:val="22"/>
-        </w:rPr>
-        <w:t>,” delete</w:t>
-      </w:r>
-      <w:r>
-        <w:rPr>
-          <w:rFonts w:cs="Times New Roman"/>
-          <w:color w:val="156082" w:themeColor="accent1"/>
-          <w:sz w:val="22"/>
-          <w:szCs w:val="22"/>
-        </w:rPr>
-        <w:t xml:space="preserve"> </w:t>
-      </w:r>
-      <w:r>
-        <w:rPr>
-          <w:rFonts w:cs="Times New Roman"/>
-          <w:color w:val="156082" w:themeColor="accent1"/>
-          <w:sz w:val="22"/>
-          <w:szCs w:val="22"/>
-        </w:rPr>
-        <w:t>id” Törli</w:t>
-      </w:r>
-      <w:r>
-        <w:rPr>
-          <w:rFonts w:cs="Times New Roman"/>
-          <w:color w:val="156082" w:themeColor="accent1"/>
-          <w:sz w:val="22"/>
-          <w:szCs w:val="22"/>
-        </w:rPr>
-        <w:t xml:space="preserve"> az elért achievementeket azonosító </w:t>
-      </w:r>
-      <w:r>
-        <w:rPr>
-          <w:rFonts w:cs="Times New Roman"/>
-          <w:color w:val="156082" w:themeColor="accent1"/>
-          <w:sz w:val="22"/>
-          <w:szCs w:val="22"/>
-        </w:rPr>
-        <w:t>alapján. (</w:t>
-      </w:r>
-      <w:r>
-        <w:rPr>
-          <w:rFonts w:cs="Times New Roman"/>
-          <w:color w:val="156082" w:themeColor="accent1"/>
-          <w:sz w:val="22"/>
-          <w:szCs w:val="22"/>
-        </w:rPr>
-        <w:t>Admin jog)</w:t>
-      </w:r>
-    </w:p>
-    <w:p>
-      <w:pPr>
-        <w:spacing w:before="60" w:after="60"/>
-        <w:rPr>
-          <w:rFonts w:cs="Times New Roman"/>
-          <w:color w:val="156082" w:themeColor="accent1"/>
-          <w:sz w:val="22"/>
-          <w:szCs w:val="22"/>
-        </w:rPr>
-      </w:pPr>
-    </w:p>
-    <w:p>
-      <w:pPr>
-        <w:spacing w:before="60" w:after="60"/>
-        <w:rPr>
-          <w:rFonts w:cs="Times New Roman"/>
-          <w:color w:val="156082" w:themeColor="accent1"/>
-          <w:sz w:val="22"/>
-          <w:szCs w:val="22"/>
-        </w:rPr>
-      </w:pPr>
-      <w:r>
-        <w:rPr>
-          <w:rFonts w:cs="Times New Roman"/>
-          <w:color w:val="156082" w:themeColor="accent1"/>
-          <w:sz w:val="22"/>
-          <w:szCs w:val="22"/>
-        </w:rPr>
-        <w:t>Szobák</w:t>
-      </w:r>
-    </w:p>
-    <w:p>
-      <w:pPr>
-        <w:spacing w:before="60" w:after="60"/>
-        <w:rPr>
-          <w:rFonts w:cs="Times New Roman"/>
-          <w:color w:val="156082" w:themeColor="accent1"/>
-          <w:sz w:val="22"/>
-          <w:szCs w:val="22"/>
-        </w:rPr>
-      </w:pPr>
-      <w:r>
-        <w:rPr>
-          <w:rFonts w:cs="Times New Roman"/>
-          <w:color w:val="156082" w:themeColor="accent1"/>
-          <w:sz w:val="22"/>
-          <w:szCs w:val="22"/>
-        </w:rPr>
-        <w:t>1, „</w:t>
-      </w:r>
-      <w:r>
-        <w:rPr>
-          <w:rFonts w:cs="Times New Roman"/>
-          <w:color w:val="156082" w:themeColor="accent1"/>
-          <w:sz w:val="22"/>
-          <w:szCs w:val="22"/>
-        </w:rPr>
-        <w:t>get” Visszaadja</w:t>
-      </w:r>
-      <w:r>
-        <w:rPr>
-          <w:rFonts w:cs="Times New Roman"/>
-          <w:color w:val="156082" w:themeColor="accent1"/>
-          <w:sz w:val="22"/>
-          <w:szCs w:val="22"/>
-        </w:rPr>
-        <w:t xml:space="preserve"> az összes szobát függetlenül </w:t>
-      </w:r>
-      <w:r>
-        <w:rPr>
-          <w:rFonts w:cs="Times New Roman"/>
-          <w:color w:val="156082" w:themeColor="accent1"/>
-          <w:sz w:val="22"/>
-          <w:szCs w:val="22"/>
-        </w:rPr>
-        <w:t>bármitől. (</w:t>
-      </w:r>
-      <w:r>
-        <w:rPr>
-          <w:rFonts w:cs="Times New Roman"/>
-          <w:color w:val="156082" w:themeColor="accent1"/>
-          <w:sz w:val="22"/>
-          <w:szCs w:val="22"/>
-        </w:rPr>
-        <w:t>Admin jog)</w:t>
-      </w:r>
-    </w:p>
-    <w:p>
-      <w:pPr>
-        <w:spacing w:before="60" w:after="60"/>
-        <w:rPr>
-          <w:rFonts w:cs="Times New Roman"/>
-          <w:color w:val="156082" w:themeColor="accent1"/>
-          <w:sz w:val="22"/>
-          <w:szCs w:val="22"/>
-        </w:rPr>
-      </w:pPr>
-      <w:r>
-        <w:rPr>
-          <w:rFonts w:cs="Times New Roman"/>
-          <w:color w:val="156082" w:themeColor="accent1"/>
-          <w:sz w:val="22"/>
-          <w:szCs w:val="22"/>
-        </w:rPr>
-        <w:t>2, „</w:t>
-      </w:r>
-      <w:r>
-        <w:rPr>
-          <w:rFonts w:cs="Times New Roman"/>
-          <w:color w:val="156082" w:themeColor="accent1"/>
-          <w:sz w:val="22"/>
-          <w:szCs w:val="22"/>
-        </w:rPr>
-        <w:t>id” visszaadja</w:t>
-      </w:r>
-      <w:r>
-        <w:rPr>
-          <w:rFonts w:cs="Times New Roman"/>
-          <w:color w:val="156082" w:themeColor="accent1"/>
-          <w:sz w:val="22"/>
-          <w:szCs w:val="22"/>
-        </w:rPr>
-        <w:t xml:space="preserve"> az összes szobát azonosító alapján </w:t>
-      </w:r>
-      <w:r>
-        <w:rPr>
-          <w:rFonts w:cs="Times New Roman"/>
-          <w:color w:val="156082" w:themeColor="accent1"/>
-          <w:sz w:val="22"/>
-          <w:szCs w:val="22"/>
-        </w:rPr>
-        <w:t>szűrve. (</w:t>
-      </w:r>
-      <w:r>
-        <w:rPr>
-          <w:rFonts w:cs="Times New Roman"/>
-          <w:color w:val="156082" w:themeColor="accent1"/>
-          <w:sz w:val="22"/>
-          <w:szCs w:val="22"/>
-        </w:rPr>
-        <w:t>User és admin is)</w:t>
-      </w:r>
-    </w:p>
-    <w:p>
-      <w:pPr>
-        <w:spacing w:before="60" w:after="60"/>
-        <w:rPr>
-          <w:rFonts w:cs="Times New Roman"/>
-          <w:color w:val="156082" w:themeColor="accent1"/>
-          <w:sz w:val="22"/>
-          <w:szCs w:val="22"/>
-        </w:rPr>
-      </w:pPr>
-      <w:r>
-        <w:rPr>
-          <w:rFonts w:cs="Times New Roman"/>
-          <w:color w:val="156082" w:themeColor="accent1"/>
-          <w:sz w:val="22"/>
-          <w:szCs w:val="22"/>
-        </w:rPr>
-        <w:t xml:space="preserve">3. „put </w:t>
-      </w:r>
-      <w:r>
-        <w:rPr>
-          <w:rFonts w:cs="Times New Roman"/>
-          <w:color w:val="156082" w:themeColor="accent1"/>
-          <w:sz w:val="22"/>
-          <w:szCs w:val="22"/>
-        </w:rPr>
-        <w:t>id” Azonosító</w:t>
-      </w:r>
-      <w:r>
-        <w:rPr>
-          <w:rFonts w:cs="Times New Roman"/>
-          <w:color w:val="156082" w:themeColor="accent1"/>
-          <w:sz w:val="22"/>
-          <w:szCs w:val="22"/>
-        </w:rPr>
-        <w:t xml:space="preserve"> alapján tudunk módosítást végezni az adatok értékein (Admin jogosultság)</w:t>
-      </w:r>
-    </w:p>
-    <w:p>
-      <w:pPr>
-        <w:spacing w:before="60" w:after="60"/>
-        <w:rPr>
-          <w:rFonts w:cs="Times New Roman"/>
-          <w:color w:val="156082" w:themeColor="accent1"/>
-          <w:sz w:val="22"/>
-          <w:szCs w:val="22"/>
-        </w:rPr>
-      </w:pPr>
-      <w:r>
-        <w:rPr>
-          <w:rFonts w:cs="Times New Roman"/>
-          <w:color w:val="156082" w:themeColor="accent1"/>
-          <w:sz w:val="22"/>
-          <w:szCs w:val="22"/>
-        </w:rPr>
-        <w:t xml:space="preserve">4, „post” </w:t>
-      </w:r>
-      <w:r>
-        <w:rPr>
-          <w:rFonts w:cs="Times New Roman"/>
-          <w:color w:val="156082" w:themeColor="accent1"/>
-          <w:sz w:val="22"/>
-          <w:szCs w:val="22"/>
-        </w:rPr>
-        <w:t>Új helység</w:t>
-      </w:r>
-      <w:r>
-        <w:rPr>
-          <w:rFonts w:cs="Times New Roman"/>
-          <w:color w:val="156082" w:themeColor="accent1"/>
-          <w:sz w:val="22"/>
-          <w:szCs w:val="22"/>
-        </w:rPr>
-        <w:t xml:space="preserve"> felvitele (Admin)</w:t>
-      </w:r>
-    </w:p>
-    <w:p>
-      <w:pPr>
-        <w:spacing w:before="60" w:after="60"/>
-        <w:rPr>
-          <w:rFonts w:cs="Times New Roman"/>
-          <w:color w:val="156082" w:themeColor="accent1"/>
-          <w:sz w:val="22"/>
-          <w:szCs w:val="22"/>
-        </w:rPr>
-      </w:pPr>
-      <w:r>
-        <w:rPr>
-          <w:rFonts w:cs="Times New Roman"/>
-          <w:color w:val="156082" w:themeColor="accent1"/>
-          <w:sz w:val="22"/>
-          <w:szCs w:val="22"/>
-        </w:rPr>
-        <w:t>5, „</w:t>
-      </w:r>
-      <w:r>
-        <w:rPr>
-          <w:rFonts w:cs="Times New Roman"/>
-          <w:color w:val="156082" w:themeColor="accent1"/>
-          <w:sz w:val="22"/>
-          <w:szCs w:val="22"/>
-        </w:rPr>
-        <w:t>EXPORT” A meglévő</w:t>
-      </w:r>
-      <w:r>
-        <w:rPr>
-          <w:rFonts w:cs="Times New Roman"/>
-          <w:color w:val="156082" w:themeColor="accent1"/>
-          <w:sz w:val="22"/>
-          <w:szCs w:val="22"/>
-        </w:rPr>
-        <w:t xml:space="preserve"> adatokat exportálja egy excel fileba majd amikor ez megtörtént lementi az asztalra és végül meg is nyitja </w:t>
-      </w:r>
-      <w:r>
-        <w:rPr>
-          <w:rFonts w:cs="Times New Roman"/>
-          <w:color w:val="156082" w:themeColor="accent1"/>
-          <w:sz w:val="22"/>
-          <w:szCs w:val="22"/>
-        </w:rPr>
-        <w:t>azt. (</w:t>
-      </w:r>
-      <w:r>
-        <w:rPr>
-          <w:rFonts w:cs="Times New Roman"/>
-          <w:color w:val="156082" w:themeColor="accent1"/>
-          <w:sz w:val="22"/>
-          <w:szCs w:val="22"/>
-        </w:rPr>
-        <w:t>Admin)</w:t>
-      </w:r>
-    </w:p>
-    <w:p>
-      <w:pPr>
-        <w:spacing w:before="60" w:after="60"/>
-        <w:rPr>
-          <w:rFonts w:cs="Times New Roman"/>
-          <w:color w:val="156082" w:themeColor="accent1"/>
-          <w:sz w:val="22"/>
-          <w:szCs w:val="22"/>
-        </w:rPr>
-      </w:pPr>
-      <w:r>
-        <w:rPr>
-          <w:rFonts w:cs="Times New Roman"/>
-          <w:color w:val="156082" w:themeColor="accent1"/>
-          <w:sz w:val="22"/>
-          <w:szCs w:val="22"/>
-        </w:rPr>
-        <w:t xml:space="preserve">6, „delete </w:t>
-      </w:r>
-      <w:bookmarkStart w:id="1" w:name="_Hlk192953552"/>
-      <w:r>
-        <w:rPr>
-          <w:rFonts w:cs="Times New Roman"/>
-          <w:color w:val="156082" w:themeColor="accent1"/>
-          <w:sz w:val="22"/>
-          <w:szCs w:val="22"/>
-        </w:rPr>
-        <w:t>id” Azonosító</w:t>
-      </w:r>
-      <w:r>
-        <w:rPr>
-          <w:rFonts w:cs="Times New Roman"/>
-          <w:color w:val="156082" w:themeColor="accent1"/>
-          <w:sz w:val="22"/>
-          <w:szCs w:val="22"/>
-        </w:rPr>
-        <w:t xml:space="preserve"> alapján való szűrés majd törlés (Admin)</w:t>
-      </w:r>
-      <w:bookmarkEnd w:id="1"/>
-    </w:p>
-    <w:p>
-      <w:pPr>
-        <w:spacing w:before="60" w:after="60"/>
-        <w:rPr>
-          <w:rFonts w:cs="Times New Roman"/>
-          <w:color w:val="156082" w:themeColor="accent1"/>
-          <w:sz w:val="22"/>
-          <w:szCs w:val="22"/>
-        </w:rPr>
-      </w:pPr>
-    </w:p>
-    <w:p>
-      <w:pPr>
-        <w:spacing w:before="60" w:after="60"/>
-        <w:rPr>
-          <w:rFonts w:cs="Times New Roman"/>
-          <w:color w:val="156082" w:themeColor="accent1"/>
-          <w:sz w:val="22"/>
-          <w:szCs w:val="22"/>
-        </w:rPr>
-      </w:pPr>
-      <w:r>
-        <w:rPr>
-          <w:rFonts w:cs="Times New Roman"/>
-          <w:color w:val="156082" w:themeColor="accent1"/>
-          <w:sz w:val="22"/>
-          <w:szCs w:val="22"/>
-        </w:rPr>
-        <w:t>Email</w:t>
-      </w:r>
-    </w:p>
-    <w:p>
-      <w:pPr>
-        <w:spacing w:before="60" w:after="60"/>
-        <w:rPr>
-          <w:rFonts w:cs="Times New Roman"/>
-          <w:color w:val="156082" w:themeColor="accent1"/>
-          <w:sz w:val="22"/>
-          <w:szCs w:val="22"/>
-        </w:rPr>
-      </w:pPr>
-      <w:r>
-        <w:rPr>
-          <w:rFonts w:cs="Times New Roman"/>
-          <w:color w:val="156082" w:themeColor="accent1"/>
-          <w:sz w:val="22"/>
-          <w:szCs w:val="22"/>
-        </w:rPr>
-        <w:t>1, „</w:t>
-      </w:r>
-      <w:r>
-        <w:rPr>
-          <w:rFonts w:cs="Times New Roman"/>
-          <w:color w:val="156082" w:themeColor="accent1"/>
-          <w:sz w:val="22"/>
-          <w:szCs w:val="22"/>
-        </w:rPr>
-        <w:t>send-</w:t>
-      </w:r>
-      <w:r>
-        <w:rPr>
-          <w:rFonts w:cs="Times New Roman"/>
-          <w:color w:val="156082" w:themeColor="accent1"/>
-          <w:sz w:val="22"/>
-          <w:szCs w:val="22"/>
-        </w:rPr>
-        <w:t>cart” A</w:t>
-      </w:r>
-      <w:r>
-        <w:rPr>
-          <w:rFonts w:cs="Times New Roman"/>
-          <w:color w:val="156082" w:themeColor="accent1"/>
-          <w:sz w:val="22"/>
-          <w:szCs w:val="22"/>
-        </w:rPr>
-        <w:t xml:space="preserve"> már kosárba tett termékeket egy gombnyomással elküldheti magának emailben ezzel is könnyítve a dolgát a későbbi nézegetéshez. (User és Admin </w:t>
-      </w:r>
-      <w:r>
-        <w:rPr>
-          <w:rFonts w:cs="Times New Roman"/>
-          <w:color w:val="156082" w:themeColor="accent1"/>
-          <w:sz w:val="22"/>
-          <w:szCs w:val="22"/>
-        </w:rPr>
-        <w:t>is)</w:t>
-      </w:r>
-    </w:p>
-    <w:p>
-      <w:pPr>
-        <w:spacing w:before="60" w:after="60"/>
-        <w:rPr>
-          <w:rFonts w:cs="Times New Roman"/>
-          <w:color w:val="156082" w:themeColor="accent1"/>
-          <w:sz w:val="22"/>
-          <w:szCs w:val="22"/>
-        </w:rPr>
-      </w:pPr>
-    </w:p>
-    <w:p>
-      <w:pPr>
-        <w:spacing w:before="60" w:after="60"/>
-        <w:rPr>
-          <w:rFonts w:cs="Times New Roman"/>
-          <w:color w:val="156082" w:themeColor="accent1"/>
-          <w:sz w:val="22"/>
-          <w:szCs w:val="22"/>
-        </w:rPr>
-      </w:pPr>
-      <w:r>
-        <w:rPr>
-          <w:rFonts w:cs="Times New Roman"/>
-          <w:color w:val="156082" w:themeColor="accent1"/>
-          <w:sz w:val="22"/>
-          <w:szCs w:val="22"/>
-        </w:rPr>
-        <w:t>PlanProducts</w:t>
-      </w:r>
-    </w:p>
-    <w:p>
-      <w:pPr>
-        <w:spacing w:before="60" w:after="60"/>
-        <w:rPr>
-          <w:rFonts w:cs="Times New Roman"/>
-          <w:color w:val="156082" w:themeColor="accent1"/>
-          <w:sz w:val="22"/>
-          <w:szCs w:val="22"/>
-        </w:rPr>
-      </w:pPr>
-      <w:r>
-        <w:rPr>
-          <w:rFonts w:cs="Times New Roman"/>
-          <w:color w:val="156082" w:themeColor="accent1"/>
-          <w:sz w:val="22"/>
-          <w:szCs w:val="22"/>
-        </w:rPr>
-        <w:t>1, „get-products/{planid</w:t>
-      </w:r>
-      <w:r>
-        <w:rPr>
-          <w:rFonts w:cs="Times New Roman"/>
-          <w:color w:val="156082" w:themeColor="accent1"/>
-          <w:sz w:val="22"/>
-          <w:szCs w:val="22"/>
-        </w:rPr>
-        <w:t>}” Lekéri</w:t>
-      </w:r>
-      <w:r>
-        <w:rPr>
-          <w:rFonts w:cs="Times New Roman"/>
-          <w:color w:val="156082" w:themeColor="accent1"/>
-          <w:sz w:val="22"/>
-          <w:szCs w:val="22"/>
-        </w:rPr>
-        <w:t xml:space="preserve"> azokat a </w:t>
-      </w:r>
-      <w:r>
-        <w:rPr>
-          <w:rFonts w:cs="Times New Roman"/>
-          <w:color w:val="156082" w:themeColor="accent1"/>
-          <w:sz w:val="22"/>
-          <w:szCs w:val="22"/>
-        </w:rPr>
-        <w:t>termékeket,</w:t>
-      </w:r>
-      <w:r>
-        <w:rPr>
-          <w:rFonts w:cs="Times New Roman"/>
-          <w:color w:val="156082" w:themeColor="accent1"/>
-          <w:sz w:val="22"/>
-          <w:szCs w:val="22"/>
-        </w:rPr>
-        <w:t xml:space="preserve"> amik az adott tervhez tartoznak (terv azonosító alapján) </w:t>
-      </w:r>
-      <w:r>
-        <w:rPr>
-          <w:rFonts w:cs="Times New Roman"/>
-          <w:color w:val="156082" w:themeColor="accent1"/>
-          <w:sz w:val="22"/>
-          <w:szCs w:val="22"/>
-        </w:rPr>
-        <w:t>(User</w:t>
-      </w:r>
-      <w:r>
-        <w:rPr>
-          <w:rFonts w:cs="Times New Roman"/>
-          <w:color w:val="156082" w:themeColor="accent1"/>
-          <w:sz w:val="22"/>
-          <w:szCs w:val="22"/>
-        </w:rPr>
-        <w:t xml:space="preserve"> és Admin is)</w:t>
-      </w:r>
-    </w:p>
-    <w:p>
-      <w:pPr>
-        <w:spacing w:before="60" w:after="60"/>
-        <w:rPr>
-          <w:rFonts w:cs="Times New Roman"/>
-          <w:color w:val="156082" w:themeColor="accent1"/>
-          <w:sz w:val="22"/>
-          <w:szCs w:val="22"/>
-        </w:rPr>
-      </w:pPr>
-      <w:r>
-        <w:rPr>
-          <w:rFonts w:cs="Times New Roman"/>
-          <w:color w:val="156082" w:themeColor="accent1"/>
-          <w:sz w:val="22"/>
-          <w:szCs w:val="22"/>
-        </w:rPr>
-        <w:t>2, „</w:t>
-      </w:r>
-      <w:r>
-        <w:rPr>
-          <w:rFonts w:cs="Times New Roman"/>
-          <w:color w:val="156082" w:themeColor="accent1"/>
-          <w:sz w:val="22"/>
-          <w:szCs w:val="22"/>
-        </w:rPr>
-        <w:t>get” Lekéri</w:t>
-      </w:r>
-      <w:r>
-        <w:rPr>
-          <w:rFonts w:cs="Times New Roman"/>
-          <w:color w:val="156082" w:themeColor="accent1"/>
-          <w:sz w:val="22"/>
-          <w:szCs w:val="22"/>
-        </w:rPr>
-        <w:t xml:space="preserve"> az összes adatot függetlenül </w:t>
-      </w:r>
-      <w:r>
-        <w:rPr>
-          <w:rFonts w:cs="Times New Roman"/>
-          <w:color w:val="156082" w:themeColor="accent1"/>
-          <w:sz w:val="22"/>
-          <w:szCs w:val="22"/>
-        </w:rPr>
-        <w:t>bármitől.</w:t>
-      </w:r>
-      <w:r>
-        <w:rPr>
-          <w:rFonts w:cs="Times New Roman"/>
-          <w:color w:val="156082" w:themeColor="accent1"/>
-          <w:sz w:val="22"/>
-          <w:szCs w:val="22"/>
-        </w:rPr>
-        <w:t xml:space="preserve"> (</w:t>
-      </w:r>
-      <w:r>
-        <w:rPr>
-          <w:rFonts w:cs="Times New Roman"/>
-          <w:color w:val="156082" w:themeColor="accent1"/>
-          <w:sz w:val="22"/>
-          <w:szCs w:val="22"/>
-        </w:rPr>
-        <w:t>Admin)</w:t>
-      </w:r>
-    </w:p>
-    <w:p>
-      <w:pPr>
-        <w:spacing w:before="60" w:after="60"/>
-        <w:rPr>
-          <w:rFonts w:cs="Times New Roman"/>
-          <w:color w:val="156082" w:themeColor="accent1"/>
-          <w:sz w:val="22"/>
-          <w:szCs w:val="22"/>
-        </w:rPr>
-      </w:pPr>
-      <w:r>
-        <w:rPr>
-          <w:rFonts w:cs="Times New Roman"/>
-          <w:color w:val="156082" w:themeColor="accent1"/>
-          <w:sz w:val="22"/>
-          <w:szCs w:val="22"/>
-        </w:rPr>
-        <w:t>3, „get id” Lekéri az adatokat azonosító alapján (Admin)</w:t>
-      </w:r>
-    </w:p>
-    <w:p>
-      <w:pPr>
-        <w:spacing w:before="60" w:after="60"/>
-        <w:rPr>
-          <w:rFonts w:cs="Times New Roman"/>
-          <w:color w:val="156082" w:themeColor="accent1"/>
-          <w:sz w:val="22"/>
-          <w:szCs w:val="22"/>
-        </w:rPr>
-      </w:pPr>
-      <w:r>
-        <w:rPr>
-          <w:rFonts w:cs="Times New Roman"/>
-          <w:color w:val="156082" w:themeColor="accent1"/>
-          <w:sz w:val="22"/>
-          <w:szCs w:val="22"/>
-        </w:rPr>
-        <w:t xml:space="preserve">4.” put </w:t>
-      </w:r>
-      <w:r>
-        <w:rPr>
-          <w:rFonts w:cs="Times New Roman"/>
-          <w:color w:val="156082" w:themeColor="accent1"/>
-          <w:sz w:val="22"/>
-          <w:szCs w:val="22"/>
-        </w:rPr>
-        <w:t>id” Azonosító</w:t>
-      </w:r>
-      <w:r>
-        <w:rPr>
-          <w:rFonts w:cs="Times New Roman"/>
-          <w:color w:val="156082" w:themeColor="accent1"/>
-          <w:sz w:val="22"/>
-          <w:szCs w:val="22"/>
-        </w:rPr>
-        <w:t xml:space="preserve"> alapján tudunk módosítani az adatok értékein. (Admin)</w:t>
-      </w:r>
-    </w:p>
-    <w:p>
-      <w:pPr>
-        <w:spacing w:before="60" w:after="60"/>
-        <w:rPr>
-          <w:rFonts w:cs="Times New Roman"/>
-          <w:color w:val="156082" w:themeColor="accent1"/>
-          <w:sz w:val="22"/>
-          <w:szCs w:val="22"/>
-        </w:rPr>
-      </w:pPr>
-      <w:r>
-        <w:rPr>
-          <w:rFonts w:cs="Times New Roman"/>
-          <w:color w:val="156082" w:themeColor="accent1"/>
-          <w:sz w:val="22"/>
-          <w:szCs w:val="22"/>
-        </w:rPr>
-        <w:t xml:space="preserve">5, </w:t>
-      </w:r>
-      <w:r>
-        <w:rPr>
-          <w:rFonts w:cs="Times New Roman"/>
-          <w:color w:val="156082" w:themeColor="accent1"/>
-          <w:sz w:val="22"/>
-          <w:szCs w:val="22"/>
-        </w:rPr>
-        <w:t>„post” Új</w:t>
-      </w:r>
-      <w:r>
-        <w:rPr>
-          <w:rFonts w:cs="Times New Roman"/>
-          <w:color w:val="156082" w:themeColor="accent1"/>
-          <w:sz w:val="22"/>
-          <w:szCs w:val="22"/>
-        </w:rPr>
-        <w:t xml:space="preserve"> adat felvitele (Admin)</w:t>
-      </w:r>
-    </w:p>
-    <w:p>
-      <w:pPr>
-        <w:spacing w:before="60" w:after="60"/>
-        <w:rPr>
-          <w:rFonts w:cs="Times New Roman"/>
-          <w:color w:val="156082" w:themeColor="accent1"/>
-          <w:sz w:val="22"/>
-          <w:szCs w:val="22"/>
-        </w:rPr>
-      </w:pPr>
-      <w:r>
-        <w:rPr>
-          <w:rFonts w:cs="Times New Roman"/>
-          <w:color w:val="156082" w:themeColor="accent1"/>
-          <w:sz w:val="22"/>
-          <w:szCs w:val="22"/>
-        </w:rPr>
         <w:t>6</w:t>
       </w:r>
       <w:r>
@@ -13555,7 +12501,6 @@
           <w:sz w:val="22"/>
           <w:szCs w:val="22"/>
         </w:rPr>
-        <w:lastRenderedPageBreak/>
         <w:t>„</w:t>
       </w:r>
       <w:r>
@@ -14548,6 +13493,7 @@
           <w:sz w:val="22"/>
           <w:szCs w:val="22"/>
         </w:rPr>
+        <w:lastRenderedPageBreak/>
         <w:t>„delete id” Azonosító alapján való törlés (Admin).</w:t>
       </w:r>
     </w:p>
@@ -14725,7 +13671,6 @@
           <w:sz w:val="22"/>
           <w:szCs w:val="22"/>
         </w:rPr>
-        <w:lastRenderedPageBreak/>
         <w:t>„</w:t>
       </w:r>
       <w:r>
@@ -15521,6 +14466,7 @@
           <w:sz w:val="22"/>
           <w:szCs w:val="22"/>
         </w:rPr>
+        <w:lastRenderedPageBreak/>
         <w:t>„forgotpass”,</w:t>
       </w:r>
       <w:r>
@@ -15728,7 +14674,6 @@
           <w:sz w:val="22"/>
           <w:szCs w:val="22"/>
         </w:rPr>
-        <w:lastRenderedPageBreak/>
         <w:t>„delete {username</w:t>
       </w:r>
       <w:r>
@@ -15850,381 +14795,192 @@
     </w:p>
     <w:p>
       <w:pPr>
-        <w:pStyle w:val="NormlWeb"/>
-        <w:spacing w:before="60" w:beforeAutospacing="0" w:after="60" w:afterAutospacing="0"/>
-        <w:rPr>
-          <w:rFonts w:asciiTheme="minorHAnsi" w:hAnsiTheme="minorHAnsi"/>
-          <w:color w:val="156082" w:themeColor="accent1"/>
-          <w:sz w:val="22"/>
-          <w:szCs w:val="22"/>
-        </w:rPr>
-      </w:pPr>
-      <w:r>
-        <w:rPr>
-          <w:rFonts w:asciiTheme="minorHAnsi" w:hAnsiTheme="minorHAnsi"/>
-          <w:color w:val="156082" w:themeColor="accent1"/>
-          <w:sz w:val="22"/>
-          <w:szCs w:val="22"/>
-        </w:rPr>
-        <w:t>A GitHub egy széles körben elterjedt verziókezelő és együttműködési platform, amely alapvetően megváltoztatta a szoftverfejlesztés gyakorlatát világszerte. Ez a platform nem csupán kódtárolási lehetőségeket kínál, hanem komplex eszközrendszert biztosít a fejlesztőcsapatok számára a hatékony együttműködéshez és projektmenedzsmenthez.</w:t>
-      </w:r>
-    </w:p>
-    <w:p>
-      <w:pPr>
-        <w:pStyle w:val="Cmsor2"/>
-        <w:spacing w:before="60" w:after="60"/>
-        <w:rPr>
-          <w:rFonts w:asciiTheme="minorHAnsi" w:hAnsiTheme="minorHAnsi"/>
-          <w:color w:val="156082" w:themeColor="accent1"/>
-          <w:sz w:val="22"/>
-          <w:szCs w:val="22"/>
-        </w:rPr>
-      </w:pPr>
-      <w:r>
-        <w:rPr>
-          <w:rFonts w:asciiTheme="minorHAnsi" w:hAnsiTheme="minorHAnsi"/>
-          <w:color w:val="156082" w:themeColor="accent1"/>
-          <w:sz w:val="22"/>
-          <w:szCs w:val="22"/>
-        </w:rPr>
-        <w:t>Működés</w:t>
-      </w:r>
-    </w:p>
-    <w:p>
-      <w:pPr>
-        <w:pStyle w:val="NormlWeb"/>
-        <w:spacing w:before="60" w:beforeAutospacing="0" w:after="60" w:afterAutospacing="0"/>
-        <w:rPr>
-          <w:rFonts w:asciiTheme="minorHAnsi" w:hAnsiTheme="minorHAnsi"/>
-          <w:color w:val="156082" w:themeColor="accent1"/>
-          <w:sz w:val="22"/>
-          <w:szCs w:val="22"/>
-        </w:rPr>
-      </w:pPr>
-      <w:r>
-        <w:rPr>
-          <w:rFonts w:asciiTheme="minorHAnsi" w:hAnsiTheme="minorHAnsi"/>
-          <w:color w:val="156082" w:themeColor="accent1"/>
-          <w:sz w:val="22"/>
-          <w:szCs w:val="22"/>
-        </w:rPr>
-        <w:t>A GitHub a Git verziókezelő rendszerre épül, amely lehetővé teszi a forráskód változásainak precíz követését és kezelését. A platform központi koncepciója a repository (repozitórium), amely egy projekt teljes kódbázisát és annak történetét tartalmazza. A fejlesztők saját lokális környezetükben dolgoznak, majd a változtatásaikat feltöltik (push) a központi repozitóriumba, illetve letöltik (pull) onnan a mások által készített módosításokat. Ez a decentralizált munkamódszer biztosítja, hogy több fejlesztő dolgozhasson párhuzamosan ugyanazon a projekten anélkül, hogy egymás munkáját zavarnák.</w:t>
-      </w:r>
-    </w:p>
-    <w:p>
-      <w:pPr>
-        <w:pStyle w:val="NormlWeb"/>
-        <w:spacing w:before="60" w:beforeAutospacing="0" w:after="60" w:afterAutospacing="0"/>
-        <w:rPr>
-          <w:rFonts w:asciiTheme="minorHAnsi" w:hAnsiTheme="minorHAnsi"/>
-          <w:color w:val="156082" w:themeColor="accent1"/>
-          <w:sz w:val="22"/>
-          <w:szCs w:val="22"/>
-        </w:rPr>
-      </w:pPr>
-      <w:r>
-        <w:rPr>
-          <w:rFonts w:asciiTheme="minorHAnsi" w:hAnsiTheme="minorHAnsi"/>
-          <w:color w:val="156082" w:themeColor="accent1"/>
-          <w:sz w:val="22"/>
-          <w:szCs w:val="22"/>
-        </w:rPr>
-        <w:t>A GitHub különleges értéke a társas kódolás (social coding) koncepciójában rejlik, ahol a fejlesztők könnyen áttekinthetik egymás munkáját, visszajelzéseket adhatnak, és közösen finomíthatják a kódot, miközben a teljes változástörténet megőrződik és visszakövethető marad.</w:t>
-      </w:r>
-    </w:p>
-    <w:p>
-      <w:pPr>
-        <w:pStyle w:val="Cmsor2"/>
-        <w:spacing w:before="60" w:after="60"/>
-        <w:rPr>
-          <w:rFonts w:asciiTheme="minorHAnsi" w:hAnsiTheme="minorHAnsi"/>
-          <w:color w:val="156082" w:themeColor="accent1"/>
-          <w:sz w:val="22"/>
-          <w:szCs w:val="22"/>
-        </w:rPr>
-      </w:pPr>
-      <w:r>
-        <w:rPr>
-          <w:rFonts w:asciiTheme="minorHAnsi" w:hAnsiTheme="minorHAnsi"/>
-          <w:color w:val="156082" w:themeColor="accent1"/>
-          <w:sz w:val="22"/>
-          <w:szCs w:val="22"/>
-        </w:rPr>
-        <w:t>Felépítés</w:t>
-      </w:r>
-    </w:p>
-    <w:p>
-      <w:pPr>
-        <w:pStyle w:val="NormlWeb"/>
-        <w:spacing w:before="60" w:beforeAutospacing="0" w:after="60" w:afterAutospacing="0"/>
-        <w:rPr>
-          <w:rFonts w:asciiTheme="minorHAnsi" w:hAnsiTheme="minorHAnsi"/>
-          <w:color w:val="156082" w:themeColor="accent1"/>
-          <w:sz w:val="22"/>
-          <w:szCs w:val="22"/>
-        </w:rPr>
-      </w:pPr>
-      <w:r>
-        <w:rPr>
-          <w:rFonts w:asciiTheme="minorHAnsi" w:hAnsiTheme="minorHAnsi"/>
-          <w:color w:val="156082" w:themeColor="accent1"/>
-          <w:sz w:val="22"/>
-          <w:szCs w:val="22"/>
-        </w:rPr>
-        <w:t>A GitHub ökoszisztémája logikusan strukturált elemekből épül fel, amelyek együttesen teszik lehetővé a komplex szoftverfejlesztési folyamatok hatékony kezelését:</w:t>
-      </w:r>
-    </w:p>
-    <w:p>
-      <w:pPr>
-        <w:pStyle w:val="NormlWeb"/>
-        <w:spacing w:before="60" w:beforeAutospacing="0" w:after="60" w:afterAutospacing="0"/>
-        <w:rPr>
-          <w:rFonts w:asciiTheme="minorHAnsi" w:hAnsiTheme="minorHAnsi"/>
-          <w:color w:val="156082" w:themeColor="accent1"/>
-          <w:sz w:val="22"/>
-          <w:szCs w:val="22"/>
-        </w:rPr>
-      </w:pPr>
-      <w:r>
-        <w:rPr>
-          <w:rFonts w:asciiTheme="minorHAnsi" w:hAnsiTheme="minorHAnsi"/>
-          <w:color w:val="156082" w:themeColor="accent1"/>
-          <w:sz w:val="22"/>
-          <w:szCs w:val="22"/>
-        </w:rPr>
-        <w:t>A repozitóriumok a projektek alapegységei, amelyek nem csak a forráskódot, hanem a dokumentációt, konfigurációs fájlokat és egyéb erőforrásokat is tartalmazzák. Ezek lehetnek nyilvánosak, amelyekhez bárki hozzáférhet, vagy privátak, amelyekhez csak a kijelölt személyek kapnak hozzáférést.</w:t>
-      </w:r>
-    </w:p>
-    <w:p>
-      <w:pPr>
-        <w:pStyle w:val="NormlWeb"/>
-        <w:spacing w:before="60" w:beforeAutospacing="0" w:after="60" w:afterAutospacing="0"/>
-        <w:rPr>
-          <w:rFonts w:asciiTheme="minorHAnsi" w:hAnsiTheme="minorHAnsi"/>
-          <w:color w:val="156082" w:themeColor="accent1"/>
-          <w:sz w:val="22"/>
-          <w:szCs w:val="22"/>
-        </w:rPr>
-      </w:pPr>
-      <w:r>
-        <w:rPr>
-          <w:rFonts w:asciiTheme="minorHAnsi" w:hAnsiTheme="minorHAnsi"/>
-          <w:color w:val="156082" w:themeColor="accent1"/>
-          <w:sz w:val="22"/>
-          <w:szCs w:val="22"/>
-        </w:rPr>
-        <w:t>A branch-ek (ágak) lehetővé teszik a fejlesztőknek, hogy a főkódbázistól (main/master) elkülönítve dolgozzanak új funkciókon vagy hibajavításokon, anélkül hogy a projekt stabil verzióját veszélyeztetnék.</w:t>
-      </w:r>
-    </w:p>
-    <w:p>
-      <w:pPr>
-        <w:pStyle w:val="NormlWeb"/>
-        <w:spacing w:before="60" w:beforeAutospacing="0" w:after="60" w:afterAutospacing="0"/>
-        <w:rPr>
-          <w:rFonts w:asciiTheme="minorHAnsi" w:hAnsiTheme="minorHAnsi"/>
-          <w:color w:val="156082" w:themeColor="accent1"/>
-          <w:sz w:val="22"/>
-          <w:szCs w:val="22"/>
-        </w:rPr>
-      </w:pPr>
-      <w:r>
-        <w:rPr>
-          <w:rFonts w:asciiTheme="minorHAnsi" w:hAnsiTheme="minorHAnsi"/>
-          <w:color w:val="156082" w:themeColor="accent1"/>
-          <w:sz w:val="22"/>
-          <w:szCs w:val="22"/>
-        </w:rPr>
-        <w:t>A pull request-ek a kódfelülvizsgálat és integráció központi eszközei, amelyeken keresztül a fejlesztők kezdeményezhetik változtatásaik egyesítését a főággal. Ez lehetőséget ad a csapatnak a kód áttekintésére, megvitatására és finomítására a véglegesítés előtt.</w:t>
-      </w:r>
-    </w:p>
-    <w:p>
-      <w:pPr>
-        <w:pStyle w:val="NormlWeb"/>
-        <w:spacing w:before="60" w:beforeAutospacing="0" w:after="60" w:afterAutospacing="0"/>
-        <w:rPr>
-          <w:rFonts w:asciiTheme="minorHAnsi" w:hAnsiTheme="minorHAnsi"/>
-          <w:color w:val="156082" w:themeColor="accent1"/>
-          <w:sz w:val="22"/>
-          <w:szCs w:val="22"/>
-        </w:rPr>
-      </w:pPr>
-      <w:r>
-        <w:rPr>
-          <w:rFonts w:asciiTheme="minorHAnsi" w:hAnsiTheme="minorHAnsi"/>
-          <w:color w:val="156082" w:themeColor="accent1"/>
-          <w:sz w:val="22"/>
-          <w:szCs w:val="22"/>
-        </w:rPr>
-        <w:t>Az issues (problémák) rendszere segít a hibák, fejlesztési kérések és feladatok nyomon követésében és kezelésében, míg a project board-ok vizuális áttekintést nyújtanak a munkafolyamatokról és prioritásokról.</w:t>
-      </w:r>
-    </w:p>
-    <w:p>
-      <w:pPr>
-        <w:pStyle w:val="NormlWeb"/>
-        <w:spacing w:before="60" w:beforeAutospacing="0" w:after="60" w:afterAutospacing="0"/>
-        <w:rPr>
-          <w:rFonts w:asciiTheme="minorHAnsi" w:hAnsiTheme="minorHAnsi"/>
-          <w:color w:val="156082" w:themeColor="accent1"/>
-          <w:sz w:val="22"/>
-          <w:szCs w:val="22"/>
-        </w:rPr>
-      </w:pPr>
-      <w:r>
-        <w:rPr>
-          <w:rFonts w:asciiTheme="minorHAnsi" w:hAnsiTheme="minorHAnsi"/>
-          <w:color w:val="156082" w:themeColor="accent1"/>
-          <w:sz w:val="22"/>
-          <w:szCs w:val="22"/>
-        </w:rPr>
-        <w:t>A GitHub Actions segítségével automatizálhatók a folyamatos integráció és folyamatos szállítás (CI/CD) folyamatai, míg a GitHub Packages biztonságos tárolóhelyet kínál a szoftver csomagok számára.</w:t>
-      </w:r>
-    </w:p>
-    <w:p>
-      <w:pPr>
-        <w:pStyle w:val="Cmsor2"/>
-        <w:spacing w:before="60" w:after="60"/>
-        <w:rPr>
-          <w:rFonts w:asciiTheme="minorHAnsi" w:hAnsiTheme="minorHAnsi"/>
-          <w:color w:val="156082" w:themeColor="accent1"/>
-          <w:sz w:val="22"/>
-          <w:szCs w:val="22"/>
-        </w:rPr>
-      </w:pPr>
-      <w:r>
-        <w:rPr>
-          <w:rFonts w:asciiTheme="minorHAnsi" w:hAnsiTheme="minorHAnsi"/>
-          <w:color w:val="156082" w:themeColor="accent1"/>
-          <w:sz w:val="22"/>
-          <w:szCs w:val="22"/>
-        </w:rPr>
-        <w:lastRenderedPageBreak/>
-        <w:t>Használat</w:t>
-      </w:r>
-    </w:p>
-    <w:p>
-      <w:pPr>
-        <w:pStyle w:val="NormlWeb"/>
-        <w:spacing w:before="60" w:beforeAutospacing="0" w:after="60" w:afterAutospacing="0"/>
-        <w:rPr>
-          <w:rFonts w:asciiTheme="minorHAnsi" w:hAnsiTheme="minorHAnsi"/>
-          <w:color w:val="156082" w:themeColor="accent1"/>
-          <w:sz w:val="22"/>
-          <w:szCs w:val="22"/>
-        </w:rPr>
-      </w:pPr>
-      <w:r>
-        <w:rPr>
-          <w:rFonts w:asciiTheme="minorHAnsi" w:hAnsiTheme="minorHAnsi"/>
-          <w:color w:val="156082" w:themeColor="accent1"/>
-          <w:sz w:val="22"/>
-          <w:szCs w:val="22"/>
-        </w:rPr>
-        <w:t>A GitHub használata során a fejlesztési folyamat tipikusan a következő mintát követi:</w:t>
-      </w:r>
-    </w:p>
-    <w:p>
-      <w:pPr>
-        <w:pStyle w:val="NormlWeb"/>
-        <w:spacing w:before="60" w:beforeAutospacing="0" w:after="60" w:afterAutospacing="0"/>
-        <w:rPr>
-          <w:rFonts w:asciiTheme="minorHAnsi" w:hAnsiTheme="minorHAnsi"/>
-          <w:color w:val="156082" w:themeColor="accent1"/>
-          <w:sz w:val="22"/>
-          <w:szCs w:val="22"/>
-        </w:rPr>
-      </w:pPr>
-      <w:r>
-        <w:rPr>
-          <w:rFonts w:asciiTheme="minorHAnsi" w:hAnsiTheme="minorHAnsi"/>
-          <w:color w:val="156082" w:themeColor="accent1"/>
-          <w:sz w:val="22"/>
-          <w:szCs w:val="22"/>
-        </w:rPr>
-        <w:t>A fejlesztők klónozzák a repozitóriumot a saját gépükre, új branch-et hoznak létre a munkájukhoz, majd lokálisan elvégzik a szükséges módosításokat. A változtatások véglegesítése (commit) után feltöltik azokat a GitHub-ra, és pull request-et nyitnak, amelyben részletezik a módosítások célját és hatásait.</w:t>
-      </w:r>
-    </w:p>
-    <w:p>
-      <w:pPr>
-        <w:pStyle w:val="NormlWeb"/>
-        <w:spacing w:before="60" w:beforeAutospacing="0" w:after="60" w:afterAutospacing="0"/>
-        <w:rPr>
-          <w:rFonts w:asciiTheme="minorHAnsi" w:hAnsiTheme="minorHAnsi"/>
-          <w:color w:val="156082" w:themeColor="accent1"/>
-          <w:sz w:val="22"/>
-          <w:szCs w:val="22"/>
-        </w:rPr>
-      </w:pPr>
-      <w:r>
-        <w:rPr>
-          <w:rFonts w:asciiTheme="minorHAnsi" w:hAnsiTheme="minorHAnsi"/>
-          <w:color w:val="156082" w:themeColor="accent1"/>
-          <w:sz w:val="22"/>
-          <w:szCs w:val="22"/>
-        </w:rPr>
-        <w:t>A csapat többi tagja áttekinti a kódot, visszajelzéseket ad, és szükség esetén további módosításokat kér. A kód jóváhagyása után a változtatások egyesíthetők (merge) a főággal, és a branch törölhető.</w:t>
-      </w:r>
-    </w:p>
-    <w:p>
-      <w:pPr>
-        <w:pStyle w:val="NormlWeb"/>
-        <w:spacing w:before="60" w:beforeAutospacing="0" w:after="60" w:afterAutospacing="0"/>
-        <w:rPr>
-          <w:rFonts w:asciiTheme="minorHAnsi" w:hAnsiTheme="minorHAnsi"/>
-          <w:color w:val="156082" w:themeColor="accent1"/>
-          <w:sz w:val="22"/>
-          <w:szCs w:val="22"/>
-        </w:rPr>
-      </w:pPr>
-      <w:r>
-        <w:rPr>
-          <w:rFonts w:asciiTheme="minorHAnsi" w:hAnsiTheme="minorHAnsi"/>
-          <w:color w:val="156082" w:themeColor="accent1"/>
-          <w:sz w:val="22"/>
-          <w:szCs w:val="22"/>
-        </w:rPr>
-        <w:t>Az issues rendszeren keresztül a csapat nyomon követi a fejlesztendő funkciókat és javítandó hibákat, míg a projekttáblák segítenek a feladatok rendszerezésében és prioritásuk meghatározásában.</w:t>
-      </w:r>
-    </w:p>
-    <w:p>
-      <w:pPr>
-        <w:pStyle w:val="NormlWeb"/>
-        <w:spacing w:before="60" w:beforeAutospacing="0" w:after="60" w:afterAutospacing="0"/>
-        <w:rPr>
-          <w:rFonts w:asciiTheme="minorHAnsi" w:hAnsiTheme="minorHAnsi"/>
-          <w:color w:val="156082" w:themeColor="accent1"/>
-          <w:sz w:val="22"/>
-          <w:szCs w:val="22"/>
-        </w:rPr>
-      </w:pPr>
-      <w:r>
-        <w:rPr>
-          <w:rFonts w:asciiTheme="minorHAnsi" w:hAnsiTheme="minorHAnsi"/>
-          <w:color w:val="156082" w:themeColor="accent1"/>
-          <w:sz w:val="22"/>
-          <w:szCs w:val="22"/>
-        </w:rPr>
-        <w:t>A GitHub továbbá gazdag API-t és integrációs lehetőségeket kínál más fejlesztői eszközökkel és szolgáltatásokkal, mint például a Jira, Slack vagy CircleCI, ami tovább növeli a platform sokoldalúságát és beilleszthetőségét a különböző fejlesztési környezetekbe.</w:t>
-      </w:r>
-    </w:p>
-    <w:p>
-      <w:pPr>
-        <w:pStyle w:val="NormlWeb"/>
-        <w:spacing w:before="60" w:beforeAutospacing="0" w:after="60" w:afterAutospacing="0"/>
-        <w:rPr>
-          <w:rFonts w:asciiTheme="minorHAnsi" w:hAnsiTheme="minorHAnsi"/>
-          <w:color w:val="156082" w:themeColor="accent1"/>
-          <w:sz w:val="22"/>
-          <w:szCs w:val="22"/>
-        </w:rPr>
-      </w:pPr>
-      <w:r>
-        <w:rPr>
-          <w:rFonts w:asciiTheme="minorHAnsi" w:hAnsiTheme="minorHAnsi"/>
-          <w:color w:val="156082" w:themeColor="accent1"/>
-          <w:sz w:val="22"/>
-          <w:szCs w:val="22"/>
-        </w:rPr>
-        <w:t>A platform különösen értékes a nyílt forráskódú projektek számára, hiszen globális együttműködési lehetőséget biztosít, ugyanakkor az üzleti felhasználók számára is robusztus megoldást kínál a kódbázisuk védelmére és a fejlesztési folyamatok racionalizálására. A GitHub így vált a modern szoftverfejlesztés megkerülhetetlen pillérévé, amely egyesíti a verziókezelés technikai előnyeit a hatékony csapatmunka társadalmi aspektusaival.</w:t>
+        <w:spacing w:before="60" w:after="60"/>
+        <w:rPr>
+          <w:rFonts w:eastAsia="Times New Roman" w:cs="Times New Roman"/>
+          <w:color w:val="156082" w:themeColor="accent1"/>
+          <w:kern w:val="0"/>
+          <w:sz w:val="22"/>
+          <w:szCs w:val="22"/>
+          <w:lang w:eastAsia="hu-HU"/>
+          <w14:ligatures w14:val="none"/>
+        </w:rPr>
+      </w:pPr>
+      <w:r>
+        <w:rPr>
+          <w:rFonts w:eastAsia="Times New Roman" w:cs="Times New Roman"/>
+          <w:color w:val="156082" w:themeColor="accent1"/>
+          <w:kern w:val="0"/>
+          <w:sz w:val="22"/>
+          <w:szCs w:val="22"/>
+          <w:lang w:eastAsia="hu-HU"/>
+          <w14:ligatures w14:val="none"/>
+        </w:rPr>
+        <w:t>A GitHub egy webbased platform, amelyet főleg szoftverfejlesztési projektek verziókezelésére és együttműködésére használnak. A GitHub a Git verziókezelő rendszerre épül, és számos további funkciót kínál, amelyek megkönnyítik a fejlesztők közötti együttműködést és a projektmenedzsmentet.</w:t>
+      </w:r>
+    </w:p>
+    <w:p>
+      <w:pPr>
+        <w:spacing w:before="60" w:after="60"/>
+        <w:rPr>
+          <w:rFonts w:eastAsia="Times New Roman" w:cs="Times New Roman"/>
+          <w:b/>
+          <w:bCs/>
+          <w:color w:val="156082" w:themeColor="accent1"/>
+          <w:kern w:val="0"/>
+          <w:sz w:val="22"/>
+          <w:szCs w:val="22"/>
+          <w:lang w:eastAsia="hu-HU"/>
+          <w14:ligatures w14:val="none"/>
+        </w:rPr>
+      </w:pPr>
+      <w:r>
+        <w:rPr>
+          <w:rFonts w:eastAsia="Times New Roman" w:cs="Times New Roman"/>
+          <w:b/>
+          <w:bCs/>
+          <w:color w:val="156082" w:themeColor="accent1"/>
+          <w:kern w:val="0"/>
+          <w:sz w:val="22"/>
+          <w:szCs w:val="22"/>
+          <w:lang w:eastAsia="hu-HU"/>
+          <w14:ligatures w14:val="none"/>
+        </w:rPr>
+        <w:t>Felépítése és működése</w:t>
+      </w:r>
+    </w:p>
+    <w:p>
+      <w:pPr>
+        <w:spacing w:before="60" w:after="60"/>
+        <w:rPr>
+          <w:rFonts w:eastAsia="Times New Roman" w:cs="Times New Roman"/>
+          <w:color w:val="156082" w:themeColor="accent1"/>
+          <w:kern w:val="0"/>
+          <w:sz w:val="22"/>
+          <w:szCs w:val="22"/>
+          <w:lang w:eastAsia="hu-HU"/>
+          <w14:ligatures w14:val="none"/>
+        </w:rPr>
+      </w:pPr>
+      <w:r>
+        <w:rPr>
+          <w:rFonts w:eastAsia="Times New Roman" w:cs="Times New Roman"/>
+          <w:color w:val="156082" w:themeColor="accent1"/>
+          <w:kern w:val="0"/>
+          <w:sz w:val="22"/>
+          <w:szCs w:val="22"/>
+          <w:lang w:eastAsia="hu-HU"/>
+          <w14:ligatures w14:val="none"/>
+        </w:rPr>
+        <w:t>A GitHub felépítése központi és elosztott verziókezelési rendszerre alapul. A Git lehetővé teszi a fejlesztők számára, hogy nyomon kövessék a kódváltozásokat, visszaállítsanak korábbi állapotokat, és különböző ágakon dolgozzanak párhuzamosan. A GitHub ezen felül egy felhőalapú platformot biztosít, ahol a fejlesztők tárolhatják és megoszthatják kódjaikat, valamint együttműködhetnek más fejlesztőkkel.</w:t>
+      </w:r>
+    </w:p>
+    <w:p>
+      <w:pPr>
+        <w:spacing w:before="60" w:after="60"/>
+        <w:rPr>
+          <w:rFonts w:eastAsia="Times New Roman" w:cs="Times New Roman"/>
+          <w:color w:val="156082" w:themeColor="accent1"/>
+          <w:kern w:val="0"/>
+          <w:sz w:val="22"/>
+          <w:szCs w:val="22"/>
+          <w:lang w:eastAsia="hu-HU"/>
+          <w14:ligatures w14:val="none"/>
+        </w:rPr>
+      </w:pPr>
+      <w:r>
+        <w:rPr>
+          <w:rFonts w:eastAsia="Times New Roman" w:cs="Times New Roman"/>
+          <w:color w:val="156082" w:themeColor="accent1"/>
+          <w:kern w:val="0"/>
+          <w:sz w:val="22"/>
+          <w:szCs w:val="22"/>
+          <w:lang w:eastAsia="hu-HU"/>
+          <w14:ligatures w14:val="none"/>
+        </w:rPr>
+        <w:t>A GitHub számos funkciót kínál, mint például a pull requestek, amelyek lehetővé teszik a kódváltoztatások felülvizsgálatát és egyeztetését, valamint az issue tracking, amely segít a hibák és feladatok nyomon követésében. Emellett a GitHub támogatja a folyamatos integrációt és üzembe helyezést (CI/CD), valamint számos integrációt más fejlesztői eszközökkel.</w:t>
+      </w:r>
+    </w:p>
+    <w:p>
+      <w:pPr>
+        <w:spacing w:before="60" w:after="60"/>
+        <w:rPr>
+          <w:rFonts w:eastAsia="Times New Roman" w:cs="Times New Roman"/>
+          <w:b/>
+          <w:bCs/>
+          <w:color w:val="156082" w:themeColor="accent1"/>
+          <w:kern w:val="0"/>
+          <w:sz w:val="22"/>
+          <w:szCs w:val="22"/>
+          <w:lang w:eastAsia="hu-HU"/>
+          <w14:ligatures w14:val="none"/>
+        </w:rPr>
+      </w:pPr>
+      <w:r>
+        <w:rPr>
+          <w:rFonts w:eastAsia="Times New Roman" w:cs="Times New Roman"/>
+          <w:b/>
+          <w:bCs/>
+          <w:color w:val="156082" w:themeColor="accent1"/>
+          <w:kern w:val="0"/>
+          <w:sz w:val="22"/>
+          <w:szCs w:val="22"/>
+          <w:lang w:eastAsia="hu-HU"/>
+          <w14:ligatures w14:val="none"/>
+        </w:rPr>
+        <w:t>Használata</w:t>
+      </w:r>
+    </w:p>
+    <w:p>
+      <w:pPr>
+        <w:spacing w:before="60" w:after="60"/>
+        <w:rPr>
+          <w:rFonts w:eastAsia="Times New Roman" w:cs="Times New Roman"/>
+          <w:color w:val="156082" w:themeColor="accent1"/>
+          <w:kern w:val="0"/>
+          <w:sz w:val="22"/>
+          <w:szCs w:val="22"/>
+          <w:lang w:eastAsia="hu-HU"/>
+          <w14:ligatures w14:val="none"/>
+        </w:rPr>
+      </w:pPr>
+      <w:r>
+        <w:rPr>
+          <w:rFonts w:eastAsia="Times New Roman" w:cs="Times New Roman"/>
+          <w:color w:val="156082" w:themeColor="accent1"/>
+          <w:kern w:val="0"/>
+          <w:sz w:val="22"/>
+          <w:szCs w:val="22"/>
+          <w:lang w:eastAsia="hu-HU"/>
+          <w14:ligatures w14:val="none"/>
+        </w:rPr>
+        <w:t>A GitHub használatának megkezdéséhez először létre kell hozni egy fiókot a GitHub weboldalán. Ezután létrehozhatunk egy új repository-t (tárházat), ahol tárolhatjuk a projektünk kódját. A repository lehet nyilvános vagy privát, attól függően, hogy szeretnénk-e, hogy mások is hozzáférjenek a kódunkhoz.</w:t>
+      </w:r>
+    </w:p>
+    <w:p>
+      <w:pPr>
+        <w:spacing w:before="60" w:after="60"/>
+        <w:rPr>
+          <w:rFonts w:eastAsia="Times New Roman" w:cs="Times New Roman"/>
+          <w:color w:val="156082" w:themeColor="accent1"/>
+          <w:kern w:val="0"/>
+          <w:sz w:val="22"/>
+          <w:szCs w:val="22"/>
+          <w:lang w:eastAsia="hu-HU"/>
+          <w14:ligatures w14:val="none"/>
+        </w:rPr>
+      </w:pPr>
+      <w:r>
+        <w:rPr>
+          <w:rFonts w:eastAsia="Times New Roman" w:cs="Times New Roman"/>
+          <w:color w:val="156082" w:themeColor="accent1"/>
+          <w:kern w:val="0"/>
+          <w:sz w:val="22"/>
+          <w:szCs w:val="22"/>
+          <w:lang w:eastAsia="hu-HU"/>
+          <w14:ligatures w14:val="none"/>
+        </w:rPr>
+        <w:t>A GitHubon keresztül a fejlesztők klónozhatják a repository-t a saját gépeikre, hogy helyileg dolgozzanak a kódon. A változtatásokat ezután commitolhatják és pusholhatják vissza a GitHubra, ahol a többi csapattag is láthatja és felülvizsgálhatja azokat. A pull requestek segítségével a fejlesztők bemutathatják változtatásaikat, és megvitathatják azokat a csapattal, mielőtt beolvasztanák a fő ágba.</w:t>
       </w:r>
     </w:p>
     <w:p>
@@ -16809,6 +15565,7 @@
       <w:r>
         <w:rPr>
           <w:rFonts w:asciiTheme="minorHAnsi" w:hAnsiTheme="minorHAnsi"/>
+          <w:noProof/>
           <w:color w:val="156082" w:themeColor="accent1"/>
           <w:sz w:val="22"/>
           <w:szCs w:val="22"/>
@@ -17149,7 +15906,7 @@
           <w:szCs w:val="22"/>
         </w:rPr>
         <w:drawing>
-          <wp:inline distT="0" distB="0" distL="0" distR="0" wp14:anchorId="236CFAA3" wp14:editId="3DBDD278">
+          <wp:inline distT="0" distB="0" distL="0" distR="0" wp14:anchorId="236CFAA3" wp14:editId="4A0E2969">
             <wp:extent cx="5756910" cy="3057525"/>
             <wp:effectExtent l="0" t="0" r="0" b="9525"/>
             <wp:docPr id="133685835" name="Kép 8"/>
@@ -17319,7 +16076,7 @@
           <w:szCs w:val="22"/>
         </w:rPr>
         <w:drawing>
-          <wp:inline distT="0" distB="0" distL="0" distR="0" wp14:anchorId="095C9FAE" wp14:editId="73373950">
+          <wp:inline distT="0" distB="0" distL="0" distR="0" wp14:anchorId="095C9FAE" wp14:editId="61D1D611">
             <wp:extent cx="5828647" cy="3087015"/>
             <wp:effectExtent l="0" t="0" r="1270" b="0"/>
             <wp:docPr id="1755137554" name="Kép 7"/>

--- a/Lakberendezés_Dokumentum.docx
+++ b/Lakberendezés_Dokumentum.docx
@@ -1331,7 +1331,7 @@
           <w:sz w:val="26"/>
           <w:szCs w:val="26"/>
         </w:rPr>
-        <w:t>Front-end</w:t>
+        <w:t>Frontend</w:t>
       </w:r>
       <w:r>
         <w:rPr>
@@ -1351,7 +1351,7 @@
           <w:sz w:val="26"/>
           <w:szCs w:val="26"/>
         </w:rPr>
-        <w:t>HTML, CSS, Bootstrap,  JavaScript (REACT, Axios), Firebase</w:t>
+        <w:t>HTML, CSS, Bootstrap,  JavaScript (REACT, Axios)</w:t>
       </w:r>
     </w:p>
     <w:p>
@@ -1384,7 +1384,7 @@
           <w:sz w:val="26"/>
           <w:szCs w:val="26"/>
         </w:rPr>
-        <w:t>Back-end</w:t>
+        <w:t>Backend</w:t>
       </w:r>
       <w:r>
         <w:rPr>
@@ -1558,6 +1558,33 @@
         </w:rPr>
         <w:t>Visual Studio 2022, Visual Studio code, phpMyAdmin – XAMPP, Swagger, Trello, Github</w:t>
       </w:r>
+      <w:r>
+        <w:rPr>
+          <w:rFonts w:cs="Times New Roman"/>
+          <w:color w:val="156082" w:themeColor="accent1"/>
+          <w:sz w:val="26"/>
+          <w:szCs w:val="26"/>
+        </w:rPr>
+        <w:t xml:space="preserve">, </w:t>
+      </w:r>
+      <w:r>
+        <w:rPr>
+          <w:rFonts w:cs="Times New Roman"/>
+          <w:color w:val="156082" w:themeColor="accent1"/>
+          <w:sz w:val="26"/>
+          <w:szCs w:val="26"/>
+        </w:rPr>
+        <w:t>Firebase</w:t>
+      </w:r>
+      <w:r>
+        <w:rPr>
+          <w:rFonts w:cs="Times New Roman"/>
+          <w:color w:val="156082" w:themeColor="accent1"/>
+          <w:sz w:val="26"/>
+          <w:szCs w:val="26"/>
+        </w:rPr>
+        <w:t>,  Docker, Railway, Cloudinary</w:t>
+      </w:r>
     </w:p>
     <w:p>
       <w:pPr>
@@ -1582,295 +1609,1132 @@
     <w:p>
       <w:pPr>
         <w:pStyle w:val="Cmsor1"/>
-        <w:rPr>
-          <w:rFonts w:cs="Times New Roman"/>
-          <w:sz w:val="22"/>
-          <w:szCs w:val="22"/>
-        </w:rPr>
-      </w:pPr>
-      <w:r>
-        <w:t>HTML összefoglaló</w:t>
-      </w:r>
-    </w:p>
-    <w:p>
-      <w:pPr>
-        <w:spacing w:before="60" w:after="60"/>
-        <w:rPr>
-          <w:rFonts w:cs="Times New Roman"/>
-          <w:color w:val="156082" w:themeColor="accent1"/>
-          <w:sz w:val="26"/>
-          <w:szCs w:val="26"/>
-        </w:rPr>
-      </w:pPr>
-    </w:p>
-    <w:p>
-      <w:pPr>
-        <w:spacing w:before="60" w:after="60"/>
-        <w:rPr>
-          <w:rFonts w:cs="Times New Roman"/>
-          <w:color w:val="156082" w:themeColor="accent1"/>
-          <w:sz w:val="26"/>
-          <w:szCs w:val="26"/>
-        </w:rPr>
-      </w:pPr>
-      <w:r>
-        <w:rPr>
-          <w:rFonts w:cs="Times New Roman"/>
-          <w:color w:val="156082" w:themeColor="accent1"/>
-          <w:sz w:val="26"/>
-          <w:szCs w:val="26"/>
-        </w:rPr>
-        <w:t xml:space="preserve">A HTML (HyperText Markup Language) a webes technológiák alapvető építőeleme, amely meghatározza a weboldalak struktúráját és tartalmát. </w:t>
-      </w:r>
-    </w:p>
-    <w:p>
-      <w:pPr>
-        <w:spacing w:before="60" w:after="60"/>
-        <w:rPr>
-          <w:rFonts w:cs="Times New Roman"/>
-          <w:color w:val="156082" w:themeColor="accent1"/>
-          <w:sz w:val="26"/>
-          <w:szCs w:val="26"/>
-        </w:rPr>
-      </w:pPr>
+        <w:jc w:val="center"/>
+      </w:pPr>
+      <w:r>
+        <w:t>Frontend</w:t>
+      </w:r>
     </w:p>
     <w:p>
       <w:pPr>
         <w:pStyle w:val="Cmsor2"/>
-      </w:pPr>
-      <w:r>
-        <w:t xml:space="preserve"> Működési alapelvek</w:t>
-      </w:r>
-    </w:p>
-    <w:p>
-      <w:pPr>
-        <w:spacing w:before="60" w:after="60"/>
-        <w:rPr>
-          <w:rFonts w:cs="Times New Roman"/>
-          <w:color w:val="156082" w:themeColor="accent1"/>
-          <w:sz w:val="26"/>
-          <w:szCs w:val="26"/>
-        </w:rPr>
-      </w:pPr>
-      <w:r>
-        <w:rPr>
-          <w:rFonts w:cs="Times New Roman"/>
-          <w:color w:val="156082" w:themeColor="accent1"/>
-          <w:sz w:val="26"/>
-          <w:szCs w:val="26"/>
-        </w:rPr>
-        <w:t>A HTML egy szabványosított leíró nyelv, amely elemeken (tag-eken) keresztül határozza meg a webtartalom szerkezetét. A webböngészők ezeket az elemeket értelmezik és jelenítik meg a felhasználók számára. A HTML dokumentumok hierarchikus felépítése lehetővé teszi a tartalom logikus strukturálását.</w:t>
+        <w:rPr>
+          <w:sz w:val="36"/>
+          <w:szCs w:val="36"/>
+        </w:rPr>
+      </w:pPr>
+      <w:r>
+        <w:rPr>
+          <w:sz w:val="36"/>
+          <w:szCs w:val="36"/>
+        </w:rPr>
+        <w:t xml:space="preserve">HTML </w:t>
+      </w:r>
+      <w:r>
+        <w:rPr>
+          <w:rFonts w:cs="Times New Roman"/>
+          <w:sz w:val="36"/>
+          <w:szCs w:val="36"/>
+        </w:rPr>
+        <w:t>é</w:t>
+      </w:r>
+      <w:r>
+        <w:rPr>
+          <w:sz w:val="36"/>
+          <w:szCs w:val="36"/>
+        </w:rPr>
+        <w:t>s CSS</w:t>
+      </w:r>
+      <w:r>
+        <w:rPr>
+          <w:sz w:val="36"/>
+          <w:szCs w:val="36"/>
+        </w:rPr>
+        <w:t xml:space="preserve"> összegzés </w:t>
+      </w:r>
+    </w:p>
+    <w:p>
+      <w:pPr>
+        <w:rPr>
+          <w:color w:val="156082" w:themeColor="accent1"/>
+          <w:sz w:val="26"/>
+          <w:szCs w:val="26"/>
+        </w:rPr>
+      </w:pPr>
+      <w:r>
+        <w:rPr>
+          <w:color w:val="156082" w:themeColor="accent1"/>
+          <w:sz w:val="26"/>
+          <w:szCs w:val="26"/>
+        </w:rPr>
+        <w:t>A HTML és CSS a weboldalak alapvető építőelemei. A HTML (HyperText Markup Language) felelős a tartalom szerkezetéért, míg a CSS (Cascading Style Sheets) a megjelenésért. Együtt alkotják a webes felületek vizuális és strukturális alapjait.</w:t>
+      </w:r>
+      <w:r>
+        <w:rPr>
+          <w:color w:val="156082" w:themeColor="accent1"/>
+          <w:sz w:val="26"/>
+          <w:szCs w:val="26"/>
+        </w:rPr>
+        <w:t xml:space="preserve"> </w:t>
+      </w:r>
+      <w:r>
+        <w:rPr>
+          <w:color w:val="156082" w:themeColor="accent1"/>
+          <w:sz w:val="26"/>
+          <w:szCs w:val="26"/>
+        </w:rPr>
+        <w:t>A HTML segítségével definiáljuk az oldal elemeit - címeket, bekezdéseket, képeket, linkeket és űrlapokat.</w:t>
+      </w:r>
+      <w:r>
+        <w:rPr>
+          <w:color w:val="156082" w:themeColor="accent1"/>
+          <w:sz w:val="26"/>
+          <w:szCs w:val="26"/>
+        </w:rPr>
+        <w:t xml:space="preserve"> </w:t>
+      </w:r>
+      <w:r>
+        <w:rPr>
+          <w:color w:val="156082" w:themeColor="accent1"/>
+          <w:sz w:val="26"/>
+          <w:szCs w:val="26"/>
+        </w:rPr>
+        <w:t>A CSS ezeket az elemeket formázza, meghatározva a színeket, betűtípusokat, méreteket és elrendezést. Lehetővé teszi reszponzív tervezést, így az oldalak jól megjeleníthetők különböző méretű képernyőkön is.</w:t>
+      </w:r>
+      <w:r>
+        <w:rPr>
+          <w:color w:val="156082" w:themeColor="accent1"/>
+          <w:sz w:val="26"/>
+          <w:szCs w:val="26"/>
+        </w:rPr>
+        <w:t xml:space="preserve"> </w:t>
+      </w:r>
+      <w:r>
+        <w:rPr>
+          <w:color w:val="156082" w:themeColor="accent1"/>
+          <w:sz w:val="26"/>
+          <w:szCs w:val="26"/>
+        </w:rPr>
+        <w:t>A</w:t>
+      </w:r>
+      <w:r>
+        <w:rPr>
+          <w:color w:val="156082" w:themeColor="accent1"/>
+          <w:sz w:val="26"/>
+          <w:szCs w:val="26"/>
+        </w:rPr>
+        <w:t xml:space="preserve"> HTML és CSS</w:t>
+      </w:r>
+      <w:r>
+        <w:rPr>
+          <w:color w:val="156082" w:themeColor="accent1"/>
+          <w:sz w:val="26"/>
+          <w:szCs w:val="26"/>
+        </w:rPr>
+        <w:t xml:space="preserve"> együtt</w:t>
+      </w:r>
+      <w:r>
+        <w:rPr>
+          <w:color w:val="156082" w:themeColor="accent1"/>
+          <w:sz w:val="26"/>
+          <w:szCs w:val="26"/>
+        </w:rPr>
+        <w:t xml:space="preserve"> teszi </w:t>
+      </w:r>
+      <w:r>
+        <w:rPr>
+          <w:color w:val="156082" w:themeColor="accent1"/>
+          <w:sz w:val="26"/>
+          <w:szCs w:val="26"/>
+        </w:rPr>
+        <w:t xml:space="preserve">lehetővé </w:t>
+      </w:r>
+      <w:r>
+        <w:rPr>
+          <w:color w:val="156082" w:themeColor="accent1"/>
+          <w:sz w:val="26"/>
+          <w:szCs w:val="26"/>
+        </w:rPr>
+        <w:t>a komplex web</w:t>
+      </w:r>
+      <w:r>
+        <w:rPr>
+          <w:color w:val="156082" w:themeColor="accent1"/>
+          <w:sz w:val="26"/>
+          <w:szCs w:val="26"/>
+        </w:rPr>
+        <w:t xml:space="preserve">es alkalmazások </w:t>
+      </w:r>
+      <w:r>
+        <w:rPr>
+          <w:color w:val="156082" w:themeColor="accent1"/>
+          <w:sz w:val="26"/>
+          <w:szCs w:val="26"/>
+        </w:rPr>
+        <w:t>létrehozását. Bár ma már számos keretrendszer és könyvtár létezik webfejlesztéshez, a HTML és CSS ismerete továbbra is alapvető követelmény minden frontend fejlesztő számára.</w:t>
       </w:r>
     </w:p>
     <w:p>
       <w:pPr>
         <w:pStyle w:val="Cmsor2"/>
-      </w:pPr>
-      <w:r>
-        <w:t>Integráció más technológiákkal</w:t>
-      </w:r>
-    </w:p>
-    <w:p>
-      <w:pPr>
-        <w:spacing w:before="60" w:after="60"/>
-        <w:rPr>
-          <w:rFonts w:cs="Times New Roman"/>
-          <w:color w:val="156082" w:themeColor="accent1"/>
-          <w:sz w:val="26"/>
-          <w:szCs w:val="26"/>
-        </w:rPr>
-      </w:pPr>
-      <w:r>
-        <w:rPr>
-          <w:rFonts w:cs="Times New Roman"/>
-          <w:color w:val="156082" w:themeColor="accent1"/>
-          <w:sz w:val="26"/>
-          <w:szCs w:val="26"/>
-        </w:rPr>
-        <w:t>A modern webfejlesztésben a HTML szorosan együttműködik más technológiákkal:</w:t>
-      </w:r>
-    </w:p>
-    <w:p>
-      <w:pPr>
-        <w:spacing w:before="60" w:after="60"/>
-        <w:rPr>
-          <w:rFonts w:cs="Times New Roman"/>
-          <w:color w:val="156082" w:themeColor="accent1"/>
-          <w:sz w:val="26"/>
-          <w:szCs w:val="26"/>
-        </w:rPr>
-      </w:pPr>
-      <w:r>
-        <w:rPr>
-          <w:rFonts w:cs="Times New Roman"/>
-          <w:color w:val="156082" w:themeColor="accent1"/>
-          <w:sz w:val="26"/>
-          <w:szCs w:val="26"/>
-        </w:rPr>
-        <w:t>- CSS: Megjelenítés és elrendezés vezérlése</w:t>
-      </w:r>
-    </w:p>
-    <w:p>
-      <w:pPr>
-        <w:spacing w:before="60" w:after="60"/>
-        <w:rPr>
-          <w:rFonts w:cs="Times New Roman"/>
-          <w:color w:val="156082" w:themeColor="accent1"/>
-          <w:sz w:val="26"/>
-          <w:szCs w:val="26"/>
-        </w:rPr>
-      </w:pPr>
-      <w:r>
-        <w:rPr>
-          <w:rFonts w:cs="Times New Roman"/>
-          <w:color w:val="156082" w:themeColor="accent1"/>
-          <w:sz w:val="26"/>
-          <w:szCs w:val="26"/>
-        </w:rPr>
-        <w:t>- JavaScript: Dinamikus funkcionalitás és interakció</w:t>
-      </w:r>
-    </w:p>
-    <w:p>
-      <w:pPr>
-        <w:spacing w:before="60" w:after="60"/>
-        <w:rPr>
-          <w:rFonts w:cs="Times New Roman"/>
-          <w:color w:val="156082" w:themeColor="accent1"/>
-          <w:sz w:val="26"/>
-          <w:szCs w:val="26"/>
-        </w:rPr>
-      </w:pPr>
-      <w:r>
-        <w:rPr>
-          <w:rFonts w:cs="Times New Roman"/>
-          <w:color w:val="156082" w:themeColor="accent1"/>
-          <w:sz w:val="26"/>
-          <w:szCs w:val="26"/>
-        </w:rPr>
-        <w:t>- WebAPI-k: Böngésző funkcionalitások elérése</w:t>
-      </w:r>
-    </w:p>
-    <w:p>
-      <w:pPr>
-        <w:spacing w:before="60" w:after="60"/>
-        <w:rPr>
-          <w:rFonts w:cs="Times New Roman"/>
-          <w:color w:val="156082" w:themeColor="accent1"/>
-          <w:sz w:val="26"/>
-          <w:szCs w:val="26"/>
-        </w:rPr>
-      </w:pPr>
-      <w:r>
-        <w:rPr>
-          <w:rFonts w:cs="Times New Roman"/>
-          <w:color w:val="156082" w:themeColor="accent1"/>
-          <w:sz w:val="26"/>
-          <w:szCs w:val="26"/>
-        </w:rPr>
-        <w:t xml:space="preserve">  </w:t>
-      </w:r>
+        <w:rPr>
+          <w:sz w:val="36"/>
+          <w:szCs w:val="36"/>
+        </w:rPr>
+      </w:pPr>
+      <w:r>
+        <w:rPr>
+          <w:sz w:val="36"/>
+          <w:szCs w:val="36"/>
+        </w:rPr>
+        <w:t>Bootstrap</w:t>
+      </w:r>
+      <w:r>
+        <w:rPr>
+          <w:sz w:val="36"/>
+          <w:szCs w:val="36"/>
+        </w:rPr>
+        <w:t xml:space="preserve"> röviden </w:t>
+      </w:r>
+    </w:p>
+    <w:p>
+      <w:pPr>
+        <w:rPr>
+          <w:color w:val="156082" w:themeColor="accent1"/>
+          <w:sz w:val="26"/>
+          <w:szCs w:val="26"/>
+        </w:rPr>
+      </w:pPr>
+      <w:r>
+        <w:rPr>
+          <w:color w:val="156082" w:themeColor="accent1"/>
+          <w:sz w:val="26"/>
+          <w:szCs w:val="26"/>
+        </w:rPr>
+        <w:t>A Bootstrap egy népszerű nyílt forráskódú CSS</w:t>
+      </w:r>
+      <w:r>
+        <w:rPr>
+          <w:color w:val="156082" w:themeColor="accent1"/>
+          <w:sz w:val="26"/>
+          <w:szCs w:val="26"/>
+        </w:rPr>
+        <w:t xml:space="preserve">-en belüli </w:t>
+      </w:r>
+      <w:r>
+        <w:rPr>
+          <w:color w:val="156082" w:themeColor="accent1"/>
+          <w:sz w:val="26"/>
+          <w:szCs w:val="26"/>
+        </w:rPr>
+        <w:t xml:space="preserve"> keretrendszer, amely előre definiált stílusokat és komponenseket kínál a reszponzív weboldalak gyors fejlesztéséhez. A HTML és CSS</w:t>
+      </w:r>
+      <w:r>
+        <w:rPr>
+          <w:color w:val="156082" w:themeColor="accent1"/>
+          <w:sz w:val="26"/>
+          <w:szCs w:val="26"/>
+        </w:rPr>
+        <w:t xml:space="preserve">-el együtt </w:t>
+      </w:r>
+      <w:r>
+        <w:rPr>
+          <w:color w:val="156082" w:themeColor="accent1"/>
+          <w:sz w:val="26"/>
+          <w:szCs w:val="26"/>
+        </w:rPr>
+        <w:t xml:space="preserve"> jelentősen leegyszerűsíti a felhasználói </w:t>
+      </w:r>
+      <w:r>
+        <w:rPr>
+          <w:color w:val="156082" w:themeColor="accent1"/>
+          <w:sz w:val="26"/>
+          <w:szCs w:val="26"/>
+        </w:rPr>
+        <w:lastRenderedPageBreak/>
+        <w:t>felületek létrehozását.</w:t>
+      </w:r>
+      <w:r>
+        <w:rPr>
+          <w:color w:val="156082" w:themeColor="accent1"/>
+          <w:sz w:val="26"/>
+          <w:szCs w:val="26"/>
+        </w:rPr>
+        <w:t xml:space="preserve"> </w:t>
+      </w:r>
+      <w:r>
+        <w:rPr>
+          <w:color w:val="156082" w:themeColor="accent1"/>
+          <w:sz w:val="26"/>
+          <w:szCs w:val="26"/>
+        </w:rPr>
+        <w:t xml:space="preserve">A Bootstrap legfőbb előnye, hogy </w:t>
+      </w:r>
+      <w:r>
+        <w:rPr>
+          <w:color w:val="156082" w:themeColor="accent1"/>
+          <w:sz w:val="26"/>
+          <w:szCs w:val="26"/>
+        </w:rPr>
+        <w:t>előre</w:t>
+      </w:r>
+      <w:r>
+        <w:rPr>
+          <w:color w:val="156082" w:themeColor="accent1"/>
+          <w:sz w:val="26"/>
+          <w:szCs w:val="26"/>
+        </w:rPr>
+        <w:t xml:space="preserve"> </w:t>
+      </w:r>
+      <w:r>
+        <w:rPr>
+          <w:color w:val="156082" w:themeColor="accent1"/>
+          <w:sz w:val="26"/>
+          <w:szCs w:val="26"/>
+        </w:rPr>
+        <w:t>definiált</w:t>
+      </w:r>
+      <w:r>
+        <w:rPr>
+          <w:color w:val="156082" w:themeColor="accent1"/>
+          <w:sz w:val="26"/>
+          <w:szCs w:val="26"/>
+        </w:rPr>
+        <w:t xml:space="preserve"> elemeket  </w:t>
+      </w:r>
+      <w:r>
+        <w:rPr>
+          <w:color w:val="156082" w:themeColor="accent1"/>
+          <w:sz w:val="26"/>
+          <w:szCs w:val="26"/>
+        </w:rPr>
+        <w:t xml:space="preserve">használ - gombokat, navigációs sávokat, kártyákat, űrlapokat -, amelyek mind reszponzívak és könnyen testreszabhatók. A keretrendszer 12 oszlopos </w:t>
+      </w:r>
+      <w:r>
+        <w:rPr>
+          <w:color w:val="156082" w:themeColor="accent1"/>
+          <w:sz w:val="26"/>
+          <w:szCs w:val="26"/>
+        </w:rPr>
+        <w:t>Grid</w:t>
+      </w:r>
+      <w:r>
+        <w:rPr>
+          <w:color w:val="156082" w:themeColor="accent1"/>
+          <w:sz w:val="26"/>
+          <w:szCs w:val="26"/>
+        </w:rPr>
+        <w:t xml:space="preserve"> rendszere lehetővé teszi a tartalom pontos elhelyezését különböző képernyőméretekhez, miközben a beépített segédosztályok egyszerűsítik a margók, paddingok és színek kezelését.</w:t>
+      </w:r>
+      <w:r>
+        <w:rPr>
+          <w:color w:val="156082" w:themeColor="accent1"/>
+          <w:sz w:val="26"/>
+          <w:szCs w:val="26"/>
+        </w:rPr>
+        <w:t xml:space="preserve"> </w:t>
+      </w:r>
+      <w:r>
+        <w:rPr>
+          <w:color w:val="156082" w:themeColor="accent1"/>
+          <w:sz w:val="26"/>
+          <w:szCs w:val="26"/>
+        </w:rPr>
+        <w:t xml:space="preserve">Bár a Bootstrap főként CSS alapú, tartalmaz néhány JavaScript plugint is a komplexebb komponensek működtetéséhez. A keretrendszer különösen hasznos </w:t>
+      </w:r>
+      <w:r>
+        <w:rPr>
+          <w:color w:val="156082" w:themeColor="accent1"/>
+          <w:sz w:val="26"/>
+          <w:szCs w:val="26"/>
+        </w:rPr>
+        <w:t xml:space="preserve">olyan projektek </w:t>
+      </w:r>
+      <w:r>
+        <w:rPr>
+          <w:color w:val="156082" w:themeColor="accent1"/>
+          <w:sz w:val="26"/>
+          <w:szCs w:val="26"/>
+        </w:rPr>
+        <w:t>készítéséhez, ahol egységes vizuális megjelenésre van szükség.</w:t>
+      </w:r>
+      <w:r>
+        <w:rPr>
+          <w:color w:val="156082" w:themeColor="accent1"/>
+          <w:sz w:val="26"/>
+          <w:szCs w:val="26"/>
+        </w:rPr>
+        <w:t xml:space="preserve"> </w:t>
+      </w:r>
+    </w:p>
+    <w:p>
+      <w:pPr>
+        <w:rPr>
+          <w:color w:val="156082" w:themeColor="accent1"/>
+          <w:sz w:val="26"/>
+          <w:szCs w:val="26"/>
+        </w:rPr>
+      </w:pPr>
     </w:p>
     <w:p>
       <w:pPr>
         <w:pStyle w:val="Cmsor2"/>
-      </w:pPr>
-      <w:r>
+        <w:rPr>
+          <w:sz w:val="36"/>
+          <w:szCs w:val="36"/>
+        </w:rPr>
+      </w:pPr>
+      <w:r>
+        <w:rPr>
+          <w:sz w:val="36"/>
+          <w:szCs w:val="36"/>
+        </w:rPr>
+        <w:t>JavaScript összefoglaló</w:t>
+      </w:r>
+    </w:p>
+    <w:p/>
+    <w:p>
+      <w:pPr>
+        <w:spacing w:before="60" w:after="60"/>
+        <w:rPr>
+          <w:color w:val="156082" w:themeColor="accent1"/>
+          <w:sz w:val="26"/>
+          <w:szCs w:val="26"/>
+        </w:rPr>
+      </w:pPr>
+      <w:r>
+        <w:rPr>
+          <w:color w:val="156082" w:themeColor="accent1"/>
+          <w:sz w:val="26"/>
+          <w:szCs w:val="26"/>
+        </w:rPr>
+        <w:t>A JavaScript egy dinamikus programozási nyelv, amely a webes felületek interaktivitásáért felelős. Lehetővé teszi a felhasználói események kezelését, a tartalom dinamikus módosítását és a szerverrel való kommunikációt. A modern JavaScript alkalmazások gyakran keretrendszereket és könyvtárakat használnak a hatékony fejlesztés érdekében.</w:t>
+      </w:r>
+    </w:p>
+    <w:p>
+      <w:pPr>
+        <w:spacing w:before="60" w:after="60"/>
+        <w:rPr>
+          <w:color w:val="156082" w:themeColor="accent1"/>
+          <w:sz w:val="26"/>
+          <w:szCs w:val="26"/>
+        </w:rPr>
+      </w:pPr>
+      <w:r>
+        <w:rPr>
+          <w:color w:val="156082" w:themeColor="accent1"/>
+          <w:sz w:val="26"/>
+          <w:szCs w:val="26"/>
+        </w:rPr>
+        <w:t>Ezen belül a</w:t>
+      </w:r>
+      <w:r>
+        <w:rPr>
+          <w:color w:val="156082" w:themeColor="accent1"/>
+          <w:sz w:val="26"/>
+          <w:szCs w:val="26"/>
+        </w:rPr>
+        <w:t xml:space="preserve"> React egy népszerű JavaScript könyvtár, amely a komponensalapú </w:t>
+      </w:r>
+      <w:r>
+        <w:rPr>
+          <w:color w:val="156082" w:themeColor="accent1"/>
+          <w:sz w:val="26"/>
+          <w:szCs w:val="26"/>
+        </w:rPr>
+        <w:t>felépítést</w:t>
+      </w:r>
+      <w:r>
+        <w:rPr>
+          <w:color w:val="156082" w:themeColor="accent1"/>
+          <w:sz w:val="26"/>
+          <w:szCs w:val="26"/>
+        </w:rPr>
+        <w:t xml:space="preserve"> használja. A React lehetővé teszi újrahasználható UI komponensek létrehozását, amelyek automatikusan frissülnek adatváltozáskor. A virtuális DOM technológia segítségével optimalizált teljesítményt nyújt, miközben egyszerű marad a fejlesztés.</w:t>
+      </w:r>
+      <w:r>
+        <w:rPr>
+          <w:color w:val="156082" w:themeColor="accent1"/>
+          <w:sz w:val="26"/>
+          <w:szCs w:val="26"/>
+        </w:rPr>
+        <w:t xml:space="preserve"> Ha megakarjuk könnyíteni a dolgunkat, </w:t>
+      </w:r>
+      <w:r>
+        <w:rPr>
+          <w:color w:val="156082" w:themeColor="accent1"/>
+          <w:sz w:val="26"/>
+          <w:szCs w:val="26"/>
+        </w:rPr>
+        <w:t xml:space="preserve"> ajánlatos használni az </w:t>
+      </w:r>
+      <w:r>
+        <w:rPr>
+          <w:color w:val="156082" w:themeColor="accent1"/>
+          <w:sz w:val="26"/>
+          <w:szCs w:val="26"/>
+        </w:rPr>
+        <w:t> Axios könyvtár</w:t>
+      </w:r>
+      <w:r>
+        <w:rPr>
+          <w:color w:val="156082" w:themeColor="accent1"/>
+          <w:sz w:val="26"/>
+          <w:szCs w:val="26"/>
+        </w:rPr>
+        <w:t>at</w:t>
+      </w:r>
+      <w:r>
+        <w:rPr>
+          <w:color w:val="156082" w:themeColor="accent1"/>
+          <w:sz w:val="26"/>
+          <w:szCs w:val="26"/>
+        </w:rPr>
+        <w:t xml:space="preserve"> HTTP kérések küldéséhez, amely leegyszerűsíti a szerverrel való kommunikációt. Az Axios támogatja a CRUD</w:t>
+      </w:r>
+      <w:r>
+        <w:rPr>
+          <w:color w:val="156082" w:themeColor="accent1"/>
+          <w:sz w:val="26"/>
+          <w:szCs w:val="26"/>
+        </w:rPr>
+        <w:t xml:space="preserve"> (create, read, update, delete)</w:t>
+      </w:r>
+      <w:r>
+        <w:rPr>
+          <w:color w:val="156082" w:themeColor="accent1"/>
+          <w:sz w:val="26"/>
+          <w:szCs w:val="26"/>
+        </w:rPr>
+        <w:t xml:space="preserve"> műveleteket, képes kezelni a kérések és válaszok átalakítását, és egyszerű hibakezelést biztosít. Különösen hasznos React alkalmazásokban adatok lekéréséhez vagy küldéséhez API-k felé.</w:t>
+      </w:r>
+    </w:p>
+    <w:p>
+      <w:pPr>
+        <w:spacing w:before="60" w:after="60"/>
+        <w:rPr>
+          <w:color w:val="156082" w:themeColor="accent1"/>
+          <w:sz w:val="26"/>
+          <w:szCs w:val="26"/>
+        </w:rPr>
+      </w:pPr>
+      <w:r>
+        <w:rPr>
+          <w:color w:val="156082" w:themeColor="accent1"/>
+          <w:sz w:val="26"/>
+          <w:szCs w:val="26"/>
+        </w:rPr>
+        <w:t>E</w:t>
+      </w:r>
+      <w:r>
+        <w:rPr>
+          <w:color w:val="156082" w:themeColor="accent1"/>
+          <w:sz w:val="26"/>
+          <w:szCs w:val="26"/>
+        </w:rPr>
+        <w:t xml:space="preserve">z a </w:t>
+      </w:r>
+      <w:r>
+        <w:rPr>
+          <w:color w:val="156082" w:themeColor="accent1"/>
+          <w:sz w:val="26"/>
+          <w:szCs w:val="26"/>
+        </w:rPr>
+        <w:t>három technológia alkotja</w:t>
+      </w:r>
+      <w:r>
+        <w:rPr>
+          <w:color w:val="156082" w:themeColor="accent1"/>
+          <w:sz w:val="26"/>
+          <w:szCs w:val="26"/>
+        </w:rPr>
+        <w:t xml:space="preserve"> együtt </w:t>
+      </w:r>
+      <w:r>
+        <w:rPr>
+          <w:color w:val="156082" w:themeColor="accent1"/>
+          <w:sz w:val="26"/>
+          <w:szCs w:val="26"/>
+        </w:rPr>
+        <w:t xml:space="preserve"> a modern frontend fejlesztés alapját. A JavaScript biztosítja az alapvető funkcionalitást, a React hatékony felületeket épít, míg az Axios lehetővé teszi a háttérrendszerekkel való zökkenőmentes kommunikációt.</w:t>
+      </w:r>
+    </w:p>
+    <w:p>
+      <w:pPr>
+        <w:spacing w:before="60" w:after="60"/>
+        <w:rPr>
+          <w:color w:val="156082" w:themeColor="accent1"/>
+          <w:sz w:val="26"/>
+          <w:szCs w:val="26"/>
+        </w:rPr>
+      </w:pPr>
+    </w:p>
+    <w:p>
+      <w:pPr>
+        <w:pStyle w:val="Cmsor1"/>
+        <w:jc w:val="center"/>
+      </w:pPr>
+      <w:r>
+        <w:t>Backend</w:t>
+      </w:r>
+    </w:p>
+    <w:p>
+      <w:pPr>
+        <w:spacing w:before="60" w:after="60"/>
+        <w:rPr>
+          <w:rFonts w:cs="Times New Roman"/>
+          <w:color w:val="156082" w:themeColor="accent1"/>
+          <w:sz w:val="26"/>
+          <w:szCs w:val="26"/>
+        </w:rPr>
+      </w:pPr>
+    </w:p>
+    <w:p>
+      <w:pPr>
+        <w:pStyle w:val="Cmsor2"/>
+        <w:rPr>
+          <w:sz w:val="36"/>
+          <w:szCs w:val="36"/>
+        </w:rPr>
+      </w:pPr>
+      <w:r>
+        <w:rPr>
+          <w:sz w:val="36"/>
+          <w:szCs w:val="36"/>
+        </w:rPr>
         <w:lastRenderedPageBreak/>
-        <w:t>Összegzés</w:t>
-      </w:r>
-    </w:p>
-    <w:p>
-      <w:pPr>
-        <w:spacing w:before="60" w:after="60"/>
-        <w:rPr>
-          <w:rFonts w:cs="Times New Roman"/>
-          <w:color w:val="156082" w:themeColor="accent1"/>
-          <w:sz w:val="26"/>
-          <w:szCs w:val="26"/>
-        </w:rPr>
-      </w:pPr>
-      <w:r>
-        <w:rPr>
-          <w:rFonts w:cs="Times New Roman"/>
-          <w:color w:val="156082" w:themeColor="accent1"/>
-          <w:sz w:val="26"/>
-          <w:szCs w:val="26"/>
-        </w:rPr>
-        <w:t>A HTML technológia folyamatos fejlődése és szabványosítása biztosítja a webes alkalmazások megbízható alapját. A megfelelő HTML implementáció kulcsfontosságú a modern webalkalmazások fejlesztésében és karbantartásában.</w:t>
-      </w:r>
-    </w:p>
-    <w:p>
-      <w:pPr>
-        <w:tabs>
-          <w:tab w:val="left" w:pos="3585"/>
-        </w:tabs>
-        <w:spacing w:before="60" w:after="60"/>
-        <w:rPr>
-          <w:rFonts w:cs="Times New Roman"/>
-          <w:color w:val="156082" w:themeColor="accent1"/>
-          <w:sz w:val="26"/>
-          <w:szCs w:val="26"/>
-        </w:rPr>
-      </w:pPr>
-      <w:r>
-        <w:rPr>
-          <w:rFonts w:cs="Times New Roman"/>
-          <w:color w:val="156082" w:themeColor="accent1"/>
-          <w:sz w:val="26"/>
-          <w:szCs w:val="26"/>
-        </w:rPr>
-        <w:tab/>
-      </w:r>
+        <w:t>C#</w:t>
+      </w:r>
+      <w:r>
+        <w:rPr>
+          <w:sz w:val="36"/>
+          <w:szCs w:val="36"/>
+        </w:rPr>
+        <w:t>, WPF, .NET</w:t>
+      </w:r>
+      <w:r>
+        <w:rPr>
+          <w:sz w:val="36"/>
+          <w:szCs w:val="36"/>
+        </w:rPr>
+        <w:t>-</w:t>
+      </w:r>
+      <w:r>
+        <w:rPr>
+          <w:sz w:val="36"/>
+          <w:szCs w:val="36"/>
+        </w:rPr>
+        <w:t>ASP.NET összefoglaló</w:t>
+      </w:r>
+    </w:p>
+    <w:p>
+      <w:pPr>
+        <w:spacing w:before="60" w:after="60"/>
+        <w:rPr>
+          <w:rFonts w:cs="Times New Roman"/>
+          <w:color w:val="156082" w:themeColor="accent1"/>
+          <w:sz w:val="26"/>
+          <w:szCs w:val="26"/>
+        </w:rPr>
+      </w:pPr>
+    </w:p>
+    <w:p>
+      <w:pPr>
+        <w:rPr>
+          <w:color w:val="156082" w:themeColor="accent1"/>
+          <w:sz w:val="26"/>
+          <w:szCs w:val="26"/>
+        </w:rPr>
+      </w:pPr>
+      <w:r>
+        <w:rPr>
+          <w:color w:val="156082" w:themeColor="accent1"/>
+          <w:sz w:val="26"/>
+          <w:szCs w:val="26"/>
+        </w:rPr>
+        <w:t xml:space="preserve">A C# egy modern, objektumorientált programozási nyelv, amelyet széles körben használnak </w:t>
+      </w:r>
+      <w:r>
+        <w:rPr>
+          <w:color w:val="156082" w:themeColor="accent1"/>
+          <w:sz w:val="26"/>
+          <w:szCs w:val="26"/>
+        </w:rPr>
+        <w:t xml:space="preserve">elsősorban </w:t>
+      </w:r>
+      <w:r>
+        <w:rPr>
+          <w:color w:val="156082" w:themeColor="accent1"/>
+          <w:sz w:val="26"/>
+          <w:szCs w:val="26"/>
+        </w:rPr>
+        <w:t>vállalati alkalmazások fejlesztésére. A nyelv erős típusossága lehetővé teszi komplex rendszerek hatékony megvalósítását. A C# különösen jól integrálható a .NET keretrendszerrel, amely platformfüggetlen végrehajtási környezetet biztosít.</w:t>
+      </w:r>
+      <w:r>
+        <w:rPr>
+          <w:color w:val="156082" w:themeColor="accent1"/>
+          <w:sz w:val="26"/>
+          <w:szCs w:val="26"/>
+        </w:rPr>
+        <w:t xml:space="preserve"> </w:t>
+      </w:r>
+      <w:r>
+        <w:rPr>
+          <w:color w:val="156082" w:themeColor="accent1"/>
+          <w:sz w:val="26"/>
+          <w:szCs w:val="26"/>
+        </w:rPr>
+        <w:t>A .NET keretrendszer átfogó eszközkészletet nyújt alkalmazásfejlesztéshez, magában foglalva a memóriakezelést</w:t>
+      </w:r>
+      <w:r>
+        <w:rPr>
+          <w:color w:val="156082" w:themeColor="accent1"/>
+          <w:sz w:val="26"/>
+          <w:szCs w:val="26"/>
+        </w:rPr>
+        <w:t xml:space="preserve"> </w:t>
+      </w:r>
+      <w:r>
+        <w:rPr>
+          <w:color w:val="156082" w:themeColor="accent1"/>
+          <w:sz w:val="26"/>
+          <w:szCs w:val="26"/>
+        </w:rPr>
+        <w:t xml:space="preserve">és </w:t>
+      </w:r>
+      <w:r>
+        <w:rPr>
+          <w:color w:val="156082" w:themeColor="accent1"/>
+          <w:sz w:val="26"/>
+          <w:szCs w:val="26"/>
+        </w:rPr>
+        <w:t xml:space="preserve"> a </w:t>
+      </w:r>
+      <w:r>
+        <w:rPr>
+          <w:color w:val="156082" w:themeColor="accent1"/>
+          <w:sz w:val="26"/>
+          <w:szCs w:val="26"/>
+        </w:rPr>
+        <w:t>könyvtárakat különböző programozási feladatokhoz.</w:t>
+      </w:r>
+      <w:r>
+        <w:rPr>
+          <w:color w:val="156082" w:themeColor="accent1"/>
+          <w:sz w:val="26"/>
+          <w:szCs w:val="26"/>
+        </w:rPr>
+        <w:t xml:space="preserve"> </w:t>
+      </w:r>
+      <w:r>
+        <w:rPr>
+          <w:color w:val="156082" w:themeColor="accent1"/>
+          <w:sz w:val="26"/>
+          <w:szCs w:val="26"/>
+        </w:rPr>
+        <w:t xml:space="preserve">Az ASP.NET a .NET webes fejlesztési keretrendszere, amely lehetővé teszi modern webalkalmazások és szolgáltatások létrehozását. Az ASP.NET Core különösen jelentős, mivel nyitott forráskódú, platformfüggetlen és kiváló teljesítményt nyújt. A keretrendszer támogatja a MVC </w:t>
+      </w:r>
+      <w:r>
+        <w:rPr>
+          <w:color w:val="156082" w:themeColor="accent1"/>
+          <w:sz w:val="26"/>
+          <w:szCs w:val="26"/>
+        </w:rPr>
+        <w:t>(model-view-controller)</w:t>
+      </w:r>
+      <w:r>
+        <w:rPr>
+          <w:color w:val="156082" w:themeColor="accent1"/>
+          <w:sz w:val="26"/>
+          <w:szCs w:val="26"/>
+        </w:rPr>
+        <w:t xml:space="preserve">mintát, Web API-k </w:t>
+      </w:r>
+      <w:r>
+        <w:rPr>
+          <w:color w:val="156082" w:themeColor="accent1"/>
+          <w:sz w:val="26"/>
+          <w:szCs w:val="26"/>
+        </w:rPr>
+        <w:t xml:space="preserve"> </w:t>
+      </w:r>
+      <w:r>
+        <w:rPr>
+          <w:color w:val="156082" w:themeColor="accent1"/>
+          <w:sz w:val="26"/>
+          <w:szCs w:val="26"/>
+        </w:rPr>
+        <w:t>fejlesztését</w:t>
+      </w:r>
+      <w:r>
+        <w:rPr>
+          <w:color w:val="156082" w:themeColor="accent1"/>
+          <w:sz w:val="26"/>
+          <w:szCs w:val="26"/>
+        </w:rPr>
+        <w:t>folyamatosan frissülve a legújabb technológiákkal.</w:t>
+      </w:r>
+    </w:p>
+    <w:p>
+      <w:pPr>
+        <w:rPr>
+          <w:color w:val="156082" w:themeColor="accent1"/>
+          <w:sz w:val="26"/>
+          <w:szCs w:val="26"/>
+        </w:rPr>
+      </w:pPr>
+      <w:r>
+        <w:rPr>
+          <w:i/>
+          <w:iCs/>
+          <w:color w:val="156082" w:themeColor="accent1"/>
+          <w:sz w:val="26"/>
+          <w:szCs w:val="26"/>
+        </w:rPr>
+        <w:t xml:space="preserve"> </w:t>
+      </w:r>
+      <w:r>
+        <w:rPr>
+          <w:color w:val="156082" w:themeColor="accent1"/>
+          <w:sz w:val="26"/>
+          <w:szCs w:val="26"/>
+        </w:rPr>
+        <w:t xml:space="preserve">A WPF </w:t>
+      </w:r>
+      <w:r>
+        <w:rPr>
+          <w:color w:val="156082" w:themeColor="accent1"/>
+          <w:sz w:val="26"/>
+          <w:szCs w:val="26"/>
+        </w:rPr>
+        <w:t>Application</w:t>
+      </w:r>
+      <w:r>
+        <w:rPr>
+          <w:color w:val="156082" w:themeColor="accent1"/>
+          <w:sz w:val="26"/>
+          <w:szCs w:val="26"/>
+        </w:rPr>
+        <w:t> a .NET keretrendszer részeként kínál megoldást gazdag felhasználói felületek létrehozására Windows rendszerekhez. XAML alapú tervezési módszerét használva lehetővé teszi a vizuális elemek</w:t>
+      </w:r>
+      <w:r>
+        <w:rPr>
+          <w:color w:val="156082" w:themeColor="accent1"/>
+          <w:sz w:val="26"/>
+          <w:szCs w:val="26"/>
+        </w:rPr>
+        <w:t xml:space="preserve"> megjelenítését</w:t>
+      </w:r>
+      <w:r>
+        <w:rPr>
+          <w:color w:val="156082" w:themeColor="accent1"/>
+          <w:sz w:val="26"/>
+          <w:szCs w:val="26"/>
+        </w:rPr>
+        <w:t>.</w:t>
+      </w:r>
+      <w:r>
+        <w:rPr>
+          <w:color w:val="156082" w:themeColor="accent1"/>
+          <w:sz w:val="26"/>
+          <w:szCs w:val="26"/>
+        </w:rPr>
+        <w:t xml:space="preserve"> </w:t>
+      </w:r>
+      <w:r>
+        <w:rPr>
+          <w:color w:val="156082" w:themeColor="accent1"/>
+          <w:sz w:val="26"/>
+          <w:szCs w:val="26"/>
+        </w:rPr>
+        <w:t xml:space="preserve"> A WPF alkalmazások </w:t>
+      </w:r>
+      <w:r>
+        <w:rPr>
+          <w:color w:val="156082" w:themeColor="accent1"/>
+          <w:sz w:val="26"/>
+          <w:szCs w:val="26"/>
+        </w:rPr>
+        <w:t>népszerűek</w:t>
+      </w:r>
+      <w:r>
+        <w:rPr>
+          <w:color w:val="156082" w:themeColor="accent1"/>
+          <w:sz w:val="26"/>
+          <w:szCs w:val="26"/>
+        </w:rPr>
+        <w:t xml:space="preserve"> fejlett adatkötési lehetőségeik révén, miközben támogatják a modern UI/UX tervezési elveket.</w:t>
+      </w:r>
+    </w:p>
+    <w:p>
+      <w:pPr>
+        <w:rPr>
+          <w:color w:val="156082" w:themeColor="accent1"/>
+          <w:sz w:val="26"/>
+          <w:szCs w:val="26"/>
+        </w:rPr>
+      </w:pPr>
+    </w:p>
+    <w:p>
+      <w:pPr>
+        <w:rPr>
+          <w:color w:val="156082" w:themeColor="accent1"/>
+          <w:sz w:val="26"/>
+          <w:szCs w:val="26"/>
+        </w:rPr>
+      </w:pPr>
+      <w:r>
+        <w:rPr>
+          <w:color w:val="156082" w:themeColor="accent1"/>
+          <w:sz w:val="26"/>
+          <w:szCs w:val="26"/>
+        </w:rPr>
+        <w:t>Ezen technológiák együttes használata lehetővé teszi a teljes szoftverfejlesztési életciklus lefedését - az asztali alkalmazásoktól (WPF) a webes megoldásokig (ASP.NET), mindezt a C# nyelv és a .NET platform erőforrásait kihasználva. A Microsoft ökoszisztéma részeként ezek a technológiák folyamatos fejlődésen mennek keresztül, biztosítva a fejlesztők számára a legmodernebb eszközöket és keretrendszereket.</w:t>
+      </w:r>
+    </w:p>
+    <w:p>
+      <w:pPr>
+        <w:rPr>
+          <w:color w:val="156082" w:themeColor="accent1"/>
+        </w:rPr>
+      </w:pPr>
     </w:p>
     <w:p>
       <w:pPr>
         <w:pStyle w:val="Cmsor1"/>
-      </w:pPr>
-      <w:r>
-        <w:br w:type="page"/>
-      </w:r>
-      <w:r>
+        <w:rPr>
+          <w:sz w:val="36"/>
+          <w:szCs w:val="36"/>
+        </w:rPr>
+      </w:pPr>
+      <w:r>
+        <w:rPr>
+          <w:sz w:val="36"/>
+          <w:szCs w:val="36"/>
+        </w:rPr>
+        <w:t>MySQL</w:t>
+      </w:r>
+      <w:r>
+        <w:rPr>
+          <w:sz w:val="36"/>
+          <w:szCs w:val="36"/>
+        </w:rPr>
+        <w:t>, phpMyAdmin, XAMPP, Swagger</w:t>
+      </w:r>
+      <w:r>
+        <w:rPr>
+          <w:sz w:val="36"/>
+          <w:szCs w:val="36"/>
+        </w:rPr>
+        <w:t xml:space="preserve"> </w:t>
+      </w:r>
+      <w:r>
+        <w:rPr>
+          <w:sz w:val="36"/>
+          <w:szCs w:val="36"/>
+        </w:rPr>
+        <w:t>összefoglalás</w:t>
+      </w:r>
+    </w:p>
+    <w:p>
+      <w:pPr>
+        <w:spacing w:before="60" w:after="60"/>
+        <w:rPr>
+          <w:rFonts w:asciiTheme="majorHAnsi" w:eastAsiaTheme="majorEastAsia" w:hAnsiTheme="majorHAnsi" w:cstheme="majorBidi"/>
+          <w:color w:val="0F4761" w:themeColor="accent1" w:themeShade="BF"/>
+          <w:sz w:val="32"/>
+          <w:szCs w:val="32"/>
+        </w:rPr>
+      </w:pPr>
+    </w:p>
+    <w:p>
+      <w:pPr>
+        <w:spacing w:before="60" w:after="60"/>
+        <w:rPr>
+          <w:rFonts w:asciiTheme="majorHAnsi" w:eastAsiaTheme="majorEastAsia" w:hAnsiTheme="majorHAnsi" w:cstheme="majorBidi"/>
+          <w:color w:val="0F4761" w:themeColor="accent1" w:themeShade="BF"/>
+          <w:sz w:val="26"/>
+          <w:szCs w:val="26"/>
+        </w:rPr>
+      </w:pPr>
+      <w:r>
+        <w:rPr>
+          <w:rFonts w:asciiTheme="majorHAnsi" w:eastAsiaTheme="majorEastAsia" w:hAnsiTheme="majorHAnsi" w:cstheme="majorBidi"/>
+          <w:color w:val="0F4761" w:themeColor="accent1" w:themeShade="BF"/>
+          <w:sz w:val="26"/>
+          <w:szCs w:val="26"/>
+        </w:rPr>
+        <w:t>A MySQL</w:t>
+      </w:r>
+      <w:r>
+        <w:rPr>
+          <w:rFonts w:asciiTheme="majorHAnsi" w:eastAsiaTheme="majorEastAsia" w:hAnsiTheme="majorHAnsi" w:cstheme="majorBidi"/>
+          <w:color w:val="0F4761" w:themeColor="accent1" w:themeShade="BF"/>
+          <w:sz w:val="26"/>
+          <w:szCs w:val="26"/>
+        </w:rPr>
+        <w:t xml:space="preserve"> </w:t>
+      </w:r>
+      <w:r>
+        <w:rPr>
+          <w:rFonts w:asciiTheme="majorHAnsi" w:eastAsiaTheme="majorEastAsia" w:hAnsiTheme="majorHAnsi" w:cstheme="majorBidi"/>
+          <w:color w:val="0F4761" w:themeColor="accent1" w:themeShade="BF"/>
+          <w:sz w:val="26"/>
+          <w:szCs w:val="26"/>
+        </w:rPr>
+        <w:t>egy nyílt forráskódú relációs adatbázis-kezelő rendszer, amely a webes fejlesztés egyik alapvető komponensévé vált. A rendszer kiemelkedő teljesítményt, megbízhatóságot és skálázhatóságot nyújt, miközben széles körben támogatott a fejlesztői közösség által.</w:t>
+      </w:r>
+      <w:r>
+        <w:rPr>
+          <w:rFonts w:asciiTheme="majorHAnsi" w:eastAsiaTheme="majorEastAsia" w:hAnsiTheme="majorHAnsi" w:cstheme="majorBidi"/>
+          <w:color w:val="0F4761" w:themeColor="accent1" w:themeShade="BF"/>
+          <w:sz w:val="26"/>
+          <w:szCs w:val="26"/>
+        </w:rPr>
+        <w:t xml:space="preserve"> </w:t>
+      </w:r>
+      <w:r>
+        <w:rPr>
+          <w:rFonts w:asciiTheme="majorHAnsi" w:eastAsiaTheme="majorEastAsia" w:hAnsiTheme="majorHAnsi" w:cstheme="majorBidi"/>
+          <w:color w:val="0F4761" w:themeColor="accent1" w:themeShade="BF"/>
+          <w:sz w:val="26"/>
+          <w:szCs w:val="26"/>
+        </w:rPr>
+        <w:t>A MySQL kezelését nagyban megkönnyíti a phpMyAdmin</w:t>
+      </w:r>
+      <w:r>
+        <w:rPr>
+          <w:rFonts w:asciiTheme="majorHAnsi" w:eastAsiaTheme="majorEastAsia" w:hAnsiTheme="majorHAnsi" w:cstheme="majorBidi"/>
+          <w:color w:val="0F4761" w:themeColor="accent1" w:themeShade="BF"/>
+          <w:sz w:val="26"/>
+          <w:szCs w:val="26"/>
+        </w:rPr>
+        <w:t>,</w:t>
+      </w:r>
+      <w:r>
+        <w:rPr>
+          <w:rFonts w:asciiTheme="majorHAnsi" w:eastAsiaTheme="majorEastAsia" w:hAnsiTheme="majorHAnsi" w:cstheme="majorBidi"/>
+          <w:color w:val="0F4761" w:themeColor="accent1" w:themeShade="BF"/>
+          <w:sz w:val="26"/>
+          <w:szCs w:val="26"/>
+        </w:rPr>
+        <w:t xml:space="preserve"> egy </w:t>
+      </w:r>
+      <w:r>
+        <w:rPr>
+          <w:rFonts w:asciiTheme="majorHAnsi" w:eastAsiaTheme="majorEastAsia" w:hAnsiTheme="majorHAnsi" w:cstheme="majorBidi"/>
+          <w:color w:val="0F4761" w:themeColor="accent1" w:themeShade="BF"/>
+          <w:sz w:val="26"/>
+          <w:szCs w:val="26"/>
+        </w:rPr>
         <w:lastRenderedPageBreak/>
-        <w:t>CSS összefoglaló</w:t>
-      </w:r>
-    </w:p>
-    <w:p>
-      <w:pPr>
-        <w:spacing w:before="60" w:after="60"/>
-        <w:rPr>
-          <w:rFonts w:cs="Times New Roman"/>
-          <w:color w:val="156082" w:themeColor="accent1"/>
-          <w:sz w:val="26"/>
-          <w:szCs w:val="26"/>
-        </w:rPr>
-      </w:pPr>
-    </w:p>
-    <w:p>
-      <w:pPr>
-        <w:spacing w:before="60" w:after="60"/>
-        <w:rPr>
-          <w:rFonts w:cs="Times New Roman"/>
-          <w:color w:val="156082" w:themeColor="accent1"/>
-          <w:sz w:val="26"/>
-          <w:szCs w:val="26"/>
-        </w:rPr>
-      </w:pPr>
-      <w:r>
-        <w:rPr>
-          <w:rFonts w:cs="Times New Roman"/>
-          <w:color w:val="156082" w:themeColor="accent1"/>
-          <w:sz w:val="26"/>
-          <w:szCs w:val="26"/>
-        </w:rPr>
-        <w:t>A CSS (Cascading Style Sheets) a webes megjelenítés szabványos technológiája, amely lehetővé teszi a HTML dokumentumok vizuális megjelenésének és elrendezésének precíz szabályozását. A CSS nélkülözhetetlen eszköz a modern webdesign és a felhasználói élmény kialakításában.</w:t>
-      </w:r>
-    </w:p>
-    <w:p>
-      <w:pPr>
-        <w:spacing w:before="60" w:after="60"/>
-        <w:rPr>
-          <w:rFonts w:cs="Times New Roman"/>
-          <w:color w:val="156082" w:themeColor="accent1"/>
+        <w:t>webalapú felület, amely lehetővé teszi az adatbázisok vizuális kezelését. Ez a megoldás különösen hasznos fejlesztők számára, akik grafikus felületen keresztül szeretnék létrehozni és módosítani a táblákat, illetve SQL lekérdezéseket végrehajtani</w:t>
+      </w:r>
+      <w:r>
+        <w:rPr>
+          <w:rFonts w:asciiTheme="majorHAnsi" w:eastAsiaTheme="majorEastAsia" w:hAnsiTheme="majorHAnsi" w:cstheme="majorBidi"/>
+          <w:color w:val="0F4761" w:themeColor="accent1" w:themeShade="BF"/>
+          <w:sz w:val="26"/>
+          <w:szCs w:val="26"/>
+        </w:rPr>
+        <w:t xml:space="preserve"> </w:t>
+      </w:r>
+      <w:r>
+        <w:rPr>
+          <w:rFonts w:asciiTheme="majorHAnsi" w:eastAsiaTheme="majorEastAsia" w:hAnsiTheme="majorHAnsi" w:cstheme="majorBidi"/>
+          <w:color w:val="0F4761" w:themeColor="accent1" w:themeShade="BF"/>
+          <w:sz w:val="26"/>
+          <w:szCs w:val="26"/>
+        </w:rPr>
+        <w:t>.A helyi fejlesztési környezetekben gyakran alkalmazzák a XAMPP csomagot, amely egy egységes platformot biztosít a MySQL, Apache webszerver és PHP kombinációjával. Ez a megoldás lehetővé teszi a teljes webalkalmazások helyi tesztelését és fejlesztését anélkül, hogy külső szerverre lenne szükség.</w:t>
+      </w:r>
+    </w:p>
+    <w:p>
+      <w:pPr>
+        <w:spacing w:before="60" w:after="60"/>
+        <w:rPr>
+          <w:rFonts w:asciiTheme="majorHAnsi" w:eastAsiaTheme="majorEastAsia" w:hAnsiTheme="majorHAnsi" w:cstheme="majorBidi"/>
+          <w:color w:val="0F4761" w:themeColor="accent1" w:themeShade="BF"/>
+          <w:sz w:val="26"/>
+          <w:szCs w:val="26"/>
+        </w:rPr>
+      </w:pPr>
+    </w:p>
+    <w:p>
+      <w:pPr>
+        <w:spacing w:before="60" w:after="60"/>
+        <w:rPr>
+          <w:rFonts w:asciiTheme="majorHAnsi" w:eastAsiaTheme="majorEastAsia" w:hAnsiTheme="majorHAnsi" w:cstheme="majorBidi"/>
+          <w:color w:val="0F4761" w:themeColor="accent1" w:themeShade="BF"/>
+          <w:sz w:val="26"/>
+          <w:szCs w:val="26"/>
+        </w:rPr>
+      </w:pPr>
+      <w:r>
+        <w:rPr>
+          <w:rFonts w:asciiTheme="majorHAnsi" w:eastAsiaTheme="majorEastAsia" w:hAnsiTheme="majorHAnsi" w:cstheme="majorBidi"/>
+          <w:color w:val="0F4761" w:themeColor="accent1" w:themeShade="BF"/>
+          <w:sz w:val="26"/>
+          <w:szCs w:val="26"/>
+        </w:rPr>
+        <w:t>Modern API-fejlesztés esetén a Swagger</w:t>
+      </w:r>
+      <w:r>
+        <w:rPr>
+          <w:rFonts w:asciiTheme="majorHAnsi" w:eastAsiaTheme="majorEastAsia" w:hAnsiTheme="majorHAnsi" w:cstheme="majorBidi"/>
+          <w:color w:val="0F4761" w:themeColor="accent1" w:themeShade="BF"/>
+          <w:sz w:val="26"/>
+          <w:szCs w:val="26"/>
+        </w:rPr>
+        <w:t xml:space="preserve"> </w:t>
+      </w:r>
+      <w:r>
+        <w:rPr>
+          <w:rFonts w:asciiTheme="majorHAnsi" w:eastAsiaTheme="majorEastAsia" w:hAnsiTheme="majorHAnsi" w:cstheme="majorBidi"/>
+          <w:color w:val="0F4761" w:themeColor="accent1" w:themeShade="BF"/>
+          <w:sz w:val="26"/>
+          <w:szCs w:val="26"/>
+        </w:rPr>
+        <w:t>eszköztár segítségével könnyedén dokumentálható és tesztelhető a MySQL adatbázissal kommunikáló RESTful API-k. Ez a megoldás lehetővé teszi a végpontok egyszerű tesztelését és a fejlesztők közötti együttműködést.</w:t>
+      </w:r>
+    </w:p>
+    <w:p>
+      <w:pPr>
+        <w:spacing w:before="60" w:after="60"/>
+        <w:rPr>
+          <w:rFonts w:asciiTheme="majorHAnsi" w:eastAsiaTheme="majorEastAsia" w:hAnsiTheme="majorHAnsi" w:cstheme="majorBidi"/>
+          <w:color w:val="0F4761" w:themeColor="accent1" w:themeShade="BF"/>
+          <w:sz w:val="26"/>
+          <w:szCs w:val="26"/>
+        </w:rPr>
+      </w:pPr>
+    </w:p>
+    <w:p>
+      <w:pPr>
+        <w:spacing w:before="60" w:after="60"/>
+        <w:rPr>
+          <w:rFonts w:asciiTheme="majorHAnsi" w:eastAsiaTheme="majorEastAsia" w:hAnsiTheme="majorHAnsi" w:cstheme="majorBidi"/>
+          <w:color w:val="0F4761" w:themeColor="accent1" w:themeShade="BF"/>
+          <w:sz w:val="26"/>
+          <w:szCs w:val="26"/>
+        </w:rPr>
+      </w:pPr>
+      <w:r>
+        <w:rPr>
+          <w:rFonts w:asciiTheme="majorHAnsi" w:eastAsiaTheme="majorEastAsia" w:hAnsiTheme="majorHAnsi" w:cstheme="majorBidi"/>
+          <w:color w:val="0F4761" w:themeColor="accent1" w:themeShade="BF"/>
+          <w:sz w:val="26"/>
+          <w:szCs w:val="26"/>
+        </w:rPr>
+        <w:t>A MySQL továbbra is az egyik legnépszerűbb adatbázis-kezelő rendszer marad, amely kiválóan integrálható mind helyi (XAMPP), mind felhőalapú környezetekbe, miközben számos eszköz (phpMyAdmin, Swagger) segíti a fejlesztők munkáját. A rendszer folyamatos fejlődése biztosítja, hogy mindig naprakész megoldásokat kínáljon a modern webalkalmazások fejlesztéséhez.</w:t>
+      </w:r>
+    </w:p>
+    <w:p>
+      <w:pPr>
+        <w:spacing w:before="60" w:after="60"/>
+        <w:rPr>
+          <w:rFonts w:asciiTheme="majorHAnsi" w:eastAsiaTheme="majorEastAsia" w:hAnsiTheme="majorHAnsi" w:cstheme="majorBidi"/>
+          <w:color w:val="0F4761" w:themeColor="accent1" w:themeShade="BF"/>
           <w:sz w:val="26"/>
           <w:szCs w:val="26"/>
         </w:rPr>
@@ -1881,105 +2745,69 @@
         <w:pStyle w:val="Cmsor2"/>
       </w:pPr>
       <w:r>
-        <w:t>Működési alapelvek</w:t>
-      </w:r>
-    </w:p>
-    <w:p>
-      <w:pPr>
-        <w:spacing w:before="60" w:after="60"/>
-        <w:rPr>
-          <w:rFonts w:cs="Times New Roman"/>
-          <w:color w:val="156082" w:themeColor="accent1"/>
-          <w:sz w:val="26"/>
-          <w:szCs w:val="26"/>
-        </w:rPr>
-      </w:pPr>
-    </w:p>
-    <w:p>
-      <w:pPr>
-        <w:spacing w:before="60" w:after="60"/>
-        <w:rPr>
-          <w:rFonts w:cs="Times New Roman"/>
-          <w:color w:val="156082" w:themeColor="accent1"/>
-          <w:sz w:val="26"/>
-          <w:szCs w:val="26"/>
-        </w:rPr>
-      </w:pPr>
-      <w:r>
-        <w:rPr>
-          <w:rFonts w:cs="Times New Roman"/>
-          <w:color w:val="156082" w:themeColor="accent1"/>
-          <w:sz w:val="26"/>
-          <w:szCs w:val="26"/>
-        </w:rPr>
-        <w:t>A CSS szelektorokon</w:t>
-      </w:r>
-      <w:r>
-        <w:rPr>
-          <w:rFonts w:cs="Times New Roman"/>
-          <w:color w:val="156082" w:themeColor="accent1"/>
-          <w:sz w:val="26"/>
-          <w:szCs w:val="26"/>
-        </w:rPr>
-        <w:t xml:space="preserve"> (pl. h</w:t>
-      </w:r>
-      <w:r>
-        <w:rPr>
-          <w:rFonts w:cs="Times New Roman"/>
-          <w:color w:val="156082" w:themeColor="accent1"/>
-          <w:sz w:val="26"/>
-          <w:szCs w:val="26"/>
-        </w:rPr>
-        <w:t>1, .</w:t>
-      </w:r>
-      <w:r>
-        <w:rPr>
-          <w:rFonts w:cs="Times New Roman"/>
-          <w:color w:val="156082" w:themeColor="accent1"/>
-          <w:sz w:val="26"/>
-          <w:szCs w:val="26"/>
-        </w:rPr>
-        <w:t>osztaly, #azonosito)</w:t>
-      </w:r>
-      <w:r>
-        <w:rPr>
-          <w:rFonts w:cs="Times New Roman"/>
-          <w:color w:val="156082" w:themeColor="accent1"/>
-          <w:sz w:val="26"/>
-          <w:szCs w:val="26"/>
-        </w:rPr>
-        <w:t xml:space="preserve"> és deklarációkon</w:t>
-      </w:r>
-      <w:r>
-        <w:rPr>
-          <w:rFonts w:cs="Times New Roman"/>
-          <w:color w:val="156082" w:themeColor="accent1"/>
-          <w:sz w:val="26"/>
-          <w:szCs w:val="26"/>
-        </w:rPr>
-        <w:t xml:space="preserve"> (pl. margin: 10px;)</w:t>
-      </w:r>
-      <w:r>
-        <w:rPr>
-          <w:rFonts w:cs="Times New Roman"/>
-          <w:color w:val="156082" w:themeColor="accent1"/>
-          <w:sz w:val="26"/>
-          <w:szCs w:val="26"/>
-        </w:rPr>
-        <w:t xml:space="preserve"> alapuló szabályrendszer, amely lehetővé teszi a weboldalak stílusának precíz meghatározását. A böngészők a CSS szabályokat hierarchikus rendben alkalmazzák, figyelembe véve a </w:t>
-      </w:r>
-      <w:r>
-        <w:rPr>
-          <w:rFonts w:cs="Times New Roman"/>
-          <w:color w:val="156082" w:themeColor="accent1"/>
-          <w:sz w:val="26"/>
-          <w:szCs w:val="26"/>
-        </w:rPr>
-        <w:t>specificitás</w:t>
-      </w:r>
-      <w:r>
-        <w:rPr>
-          <w:rFonts w:cs="Times New Roman"/>
+        <w:t>Docker, Railway és</w:t>
+      </w:r>
+      <w:r>
+        <w:rPr>
+          <w:lang w:val="en-US"/>
+        </w:rPr>
+        <w:t xml:space="preserve"> Cloudinary  </w:t>
+      </w:r>
+      <w:r>
+        <w:t xml:space="preserve">áttekintés </w:t>
+      </w:r>
+    </w:p>
+    <w:p>
+      <w:pPr>
+        <w:rPr>
+          <w:color w:val="156082" w:themeColor="accent1"/>
+          <w:sz w:val="26"/>
+          <w:szCs w:val="26"/>
+        </w:rPr>
+      </w:pPr>
+      <w:r>
+        <w:rPr>
+          <w:color w:val="156082" w:themeColor="accent1"/>
+          <w:sz w:val="26"/>
+          <w:szCs w:val="26"/>
+        </w:rPr>
+        <w:t>A Docker egy konténerizációs platform, amely forradalmasította a szoftverfejlesztést és üzembe helyezést. A Docker segítségével az alkalmazások és függőségeik elkülönített konténerekben futtathatók, biztosítva a konzisztenciát a fejlesztési, tesztelési és éles</w:t>
+      </w:r>
+      <w:r>
+        <w:rPr>
+          <w:color w:val="156082" w:themeColor="accent1"/>
+          <w:sz w:val="26"/>
+          <w:szCs w:val="26"/>
+        </w:rPr>
+        <w:t xml:space="preserve"> működési</w:t>
+      </w:r>
+      <w:r>
+        <w:rPr>
+          <w:color w:val="156082" w:themeColor="accent1"/>
+          <w:sz w:val="26"/>
+          <w:szCs w:val="26"/>
+        </w:rPr>
+        <w:t xml:space="preserve"> környezetek között. A technológia kulcsfontosságú a modern DevOps folyamatokban, lehetővé téve a gyors és megbízható alkalmazásterjesztést.</w:t>
+      </w:r>
+    </w:p>
+    <w:p>
+      <w:pPr>
+        <w:rPr>
+          <w:color w:val="156082" w:themeColor="accent1"/>
+          <w:sz w:val="26"/>
+          <w:szCs w:val="26"/>
+        </w:rPr>
+      </w:pPr>
+      <w:r>
+        <w:rPr>
+          <w:color w:val="156082" w:themeColor="accent1"/>
+          <w:sz w:val="26"/>
+          <w:szCs w:val="26"/>
+        </w:rPr>
+        <w:t>A Railway egy innovatív felhőalapú platform, amely leegyszerűsíti az alkalmazások üzembe helyezését és skálázását. A megoldás kiemelkedik a felhasználóbarát felületével és az automatikus konfigurációval, támogatva a legnépszerűbb programozási nyelveket és keretrendszereket. A Railway integrált adatbázis-kezelési lehetőségeket és zökkenőmentes Git-integrációt kínál, ideális választást nyújtva mind kis, mind nagyobb projektek számára.</w:t>
+      </w:r>
+      <w:r>
+        <w:rPr>
           <w:color w:val="156082" w:themeColor="accent1"/>
           <w:sz w:val="26"/>
           <w:szCs w:val="26"/>
@@ -1988,217 +2816,11 @@
       </w:r>
       <w:r>
         <w:rPr>
-          <w:rFonts w:cs="Times New Roman"/>
-          <w:color w:val="156082" w:themeColor="accent1"/>
-          <w:sz w:val="26"/>
-          <w:szCs w:val="26"/>
-        </w:rPr>
-        <w:t>és a kaszkádolást.</w:t>
-      </w:r>
-    </w:p>
-    <w:p>
-      <w:pPr>
-        <w:spacing w:before="60" w:after="60"/>
-        <w:rPr>
-          <w:rFonts w:cs="Times New Roman"/>
-          <w:color w:val="156082" w:themeColor="accent1"/>
-          <w:sz w:val="26"/>
-          <w:szCs w:val="26"/>
-        </w:rPr>
-      </w:pPr>
-    </w:p>
-    <w:p>
-      <w:pPr>
-        <w:pStyle w:val="Cmsor2"/>
-      </w:pPr>
-      <w:r>
-        <w:t xml:space="preserve"> Alapvető funkcionalitás</w:t>
-      </w:r>
-    </w:p>
-    <w:p>
-      <w:pPr>
-        <w:spacing w:before="60" w:after="60"/>
-        <w:rPr>
-          <w:rFonts w:cs="Times New Roman"/>
-          <w:color w:val="156082" w:themeColor="accent1"/>
-          <w:sz w:val="26"/>
-          <w:szCs w:val="26"/>
-        </w:rPr>
-      </w:pPr>
-      <w:r>
-        <w:rPr>
-          <w:rFonts w:cs="Times New Roman"/>
-          <w:color w:val="156082" w:themeColor="accent1"/>
-          <w:sz w:val="26"/>
-          <w:szCs w:val="26"/>
-        </w:rPr>
-        <w:t>- Színek és tipográfia kezelése</w:t>
-      </w:r>
-    </w:p>
-    <w:p>
-      <w:pPr>
-        <w:spacing w:before="60" w:after="60"/>
-        <w:rPr>
-          <w:rFonts w:cs="Times New Roman"/>
-          <w:color w:val="156082" w:themeColor="accent1"/>
-          <w:sz w:val="26"/>
-          <w:szCs w:val="26"/>
-        </w:rPr>
-      </w:pPr>
-      <w:r>
-        <w:rPr>
-          <w:rFonts w:cs="Times New Roman"/>
-          <w:color w:val="156082" w:themeColor="accent1"/>
-          <w:sz w:val="26"/>
-          <w:szCs w:val="26"/>
-        </w:rPr>
-        <w:t>- Box model és layoutok definiálása</w:t>
-      </w:r>
-    </w:p>
-    <w:p>
-      <w:pPr>
-        <w:spacing w:before="60" w:after="60"/>
-        <w:rPr>
-          <w:rFonts w:cs="Times New Roman"/>
-          <w:color w:val="156082" w:themeColor="accent1"/>
-          <w:sz w:val="26"/>
-          <w:szCs w:val="26"/>
-        </w:rPr>
-      </w:pPr>
-      <w:r>
-        <w:rPr>
-          <w:rFonts w:cs="Times New Roman"/>
-          <w:color w:val="156082" w:themeColor="accent1"/>
-          <w:sz w:val="26"/>
-          <w:szCs w:val="26"/>
-        </w:rPr>
-        <w:t>- Flexbox és Grid rendszerek</w:t>
-      </w:r>
-    </w:p>
-    <w:p>
-      <w:pPr>
-        <w:spacing w:before="60" w:after="60"/>
-        <w:rPr>
-          <w:rFonts w:cs="Times New Roman"/>
-          <w:color w:val="156082" w:themeColor="accent1"/>
-          <w:sz w:val="26"/>
-          <w:szCs w:val="26"/>
-        </w:rPr>
-      </w:pPr>
-      <w:r>
-        <w:rPr>
-          <w:rFonts w:cs="Times New Roman"/>
-          <w:color w:val="156082" w:themeColor="accent1"/>
-          <w:sz w:val="26"/>
-          <w:szCs w:val="26"/>
-        </w:rPr>
-        <w:t>- Animációk és átmenetek</w:t>
-      </w:r>
-    </w:p>
-    <w:p>
-      <w:pPr>
-        <w:spacing w:before="60" w:after="60"/>
-        <w:rPr>
-          <w:rFonts w:cs="Times New Roman"/>
-          <w:color w:val="156082" w:themeColor="accent1"/>
-          <w:sz w:val="26"/>
-          <w:szCs w:val="26"/>
-        </w:rPr>
-      </w:pPr>
-      <w:r>
-        <w:rPr>
-          <w:rFonts w:cs="Times New Roman"/>
-          <w:color w:val="156082" w:themeColor="accent1"/>
-          <w:sz w:val="26"/>
-          <w:szCs w:val="26"/>
-        </w:rPr>
-        <w:t>- Reszponzív dizájn megvalósítása</w:t>
-      </w:r>
-    </w:p>
-    <w:p>
-      <w:pPr>
-        <w:spacing w:before="60" w:after="60"/>
-        <w:rPr>
-          <w:rFonts w:cs="Times New Roman"/>
-          <w:b/>
-          <w:bCs/>
-          <w:color w:val="156082" w:themeColor="accent1"/>
-          <w:sz w:val="26"/>
-          <w:szCs w:val="26"/>
-        </w:rPr>
-      </w:pPr>
-    </w:p>
-    <w:p>
-      <w:pPr>
-        <w:pStyle w:val="Cmsor2"/>
-      </w:pPr>
-      <w:r>
-        <w:t>Összegzés</w:t>
-      </w:r>
-    </w:p>
-    <w:p>
-      <w:pPr>
-        <w:spacing w:before="60" w:after="60"/>
-        <w:rPr>
-          <w:rFonts w:cs="Times New Roman"/>
-          <w:color w:val="156082" w:themeColor="accent1"/>
-          <w:sz w:val="26"/>
-          <w:szCs w:val="26"/>
-        </w:rPr>
-      </w:pPr>
-      <w:r>
-        <w:rPr>
-          <w:rFonts w:cs="Times New Roman"/>
-          <w:color w:val="156082" w:themeColor="accent1"/>
-          <w:sz w:val="26"/>
-          <w:szCs w:val="26"/>
-        </w:rPr>
-        <w:t>A CSS technológia folyamatos fejlődése biztosítja a modern webalkalmazások rugalmas és hatékony stíluskezelését.</w:t>
-      </w:r>
-      <w:r>
-        <w:rPr>
-          <w:rFonts w:cs="Times New Roman"/>
-          <w:color w:val="156082" w:themeColor="accent1"/>
-          <w:sz w:val="26"/>
-          <w:szCs w:val="26"/>
-        </w:rPr>
-        <w:t xml:space="preserve">  A CSS3 új funkciói, mint például a Grid és Flexbox rendszerek, valamint az animációk, lehetővé teszik a kreatív és reszponzív webdesign megvalósítását.”</w:t>
-      </w:r>
-    </w:p>
-    <w:p>
-      <w:pPr>
-        <w:spacing w:before="60" w:after="60"/>
-        <w:rPr>
-          <w:rFonts w:cs="Times New Roman"/>
-          <w:color w:val="156082" w:themeColor="accent1"/>
-          <w:sz w:val="26"/>
-          <w:szCs w:val="26"/>
-        </w:rPr>
-      </w:pPr>
-    </w:p>
-    <w:p>
-      <w:pPr>
-        <w:pStyle w:val="Cmsor1"/>
-      </w:pPr>
-      <w:r>
-        <w:t>Bootstrap összefoglaló</w:t>
-      </w:r>
-    </w:p>
-    <w:p>
-      <w:pPr>
-        <w:rPr>
-          <w:color w:val="156082" w:themeColor="accent1"/>
-          <w:sz w:val="26"/>
-          <w:szCs w:val="26"/>
-        </w:rPr>
-      </w:pPr>
-      <w:r>
-        <w:rPr>
-          <w:color w:val="156082" w:themeColor="accent1"/>
-          <w:sz w:val="26"/>
-          <w:szCs w:val="26"/>
-        </w:rPr>
-        <w:t xml:space="preserve">A Bootstrap egy nyílt forráskódú CSS keretrendszer, amely előre definiált osztályokkal és komponensekkel segíti a reszponzív és mobilbarát weboldalak </w:t>
+          <w:color w:val="156082" w:themeColor="accent1"/>
+          <w:sz w:val="26"/>
+          <w:szCs w:val="26"/>
+        </w:rPr>
+        <w:t xml:space="preserve">A Cloudinary vezető felhőalapú médiakezelő szolgáltatás, amely átfogó megoldást kínál a digitális tartalmak tárolására, kezelésére és kézbesítésére. A platform intelligens kép- és videóoptimalizálási képességeivel jelentősen javítható a weboldalak teljesítménye és felhasználói élménye. A Cloudinary fejlett API-jai és SDK-i </w:t>
       </w:r>
       <w:r>
         <w:rPr>
@@ -2207,331 +2829,7 @@
           <w:szCs w:val="26"/>
         </w:rPr>
         <w:lastRenderedPageBreak/>
-        <w:t>gyors fejlesztését. A keretrendszer moduláris felépítése és könnyű testreszabhatósága miatt széles körben használják a fejlesztők.</w:t>
-      </w:r>
-    </w:p>
-    <w:p>
-      <w:pPr>
-        <w:pStyle w:val="Cmsor2"/>
-      </w:pPr>
-      <w:r>
-        <w:t>Alapvető funkcionalitás</w:t>
-      </w:r>
-    </w:p>
-    <w:p>
-      <w:pPr>
-        <w:pStyle w:val="Listaszerbekezds"/>
-        <w:numPr>
-          <w:ilvl w:val="0"/>
-          <w:numId w:val="36"/>
-        </w:numPr>
-        <w:rPr>
-          <w:color w:val="156082" w:themeColor="accent1"/>
-          <w:sz w:val="26"/>
-          <w:szCs w:val="26"/>
-        </w:rPr>
-      </w:pPr>
-      <w:r>
-        <w:rPr>
-          <w:color w:val="156082" w:themeColor="accent1"/>
-          <w:sz w:val="26"/>
-          <w:szCs w:val="26"/>
-        </w:rPr>
-        <w:t>Grid rendszer</w:t>
-      </w:r>
-    </w:p>
-    <w:p>
-      <w:pPr>
-        <w:pStyle w:val="Listaszerbekezds"/>
-        <w:numPr>
-          <w:ilvl w:val="0"/>
-          <w:numId w:val="36"/>
-        </w:numPr>
-        <w:rPr>
-          <w:color w:val="156082" w:themeColor="accent1"/>
-          <w:sz w:val="26"/>
-          <w:szCs w:val="26"/>
-        </w:rPr>
-      </w:pPr>
-      <w:r>
-        <w:rPr>
-          <w:color w:val="156082" w:themeColor="accent1"/>
-          <w:sz w:val="26"/>
-          <w:szCs w:val="26"/>
-        </w:rPr>
-        <w:t>Előre definiált osztályok</w:t>
-      </w:r>
-    </w:p>
-    <w:p>
-      <w:pPr>
-        <w:pStyle w:val="Listaszerbekezds"/>
-        <w:numPr>
-          <w:ilvl w:val="0"/>
-          <w:numId w:val="36"/>
-        </w:numPr>
-        <w:rPr>
-          <w:color w:val="156082" w:themeColor="accent1"/>
-          <w:sz w:val="26"/>
-          <w:szCs w:val="26"/>
-        </w:rPr>
-      </w:pPr>
-      <w:r>
-        <w:rPr>
-          <w:color w:val="156082" w:themeColor="accent1"/>
-          <w:sz w:val="26"/>
-          <w:szCs w:val="26"/>
-        </w:rPr>
-        <w:t>Komponensek</w:t>
-      </w:r>
-    </w:p>
-    <w:p>
-      <w:pPr>
-        <w:pStyle w:val="Listaszerbekezds"/>
-        <w:numPr>
-          <w:ilvl w:val="0"/>
-          <w:numId w:val="36"/>
-        </w:numPr>
-        <w:rPr>
-          <w:color w:val="156082" w:themeColor="accent1"/>
-          <w:sz w:val="26"/>
-          <w:szCs w:val="26"/>
-        </w:rPr>
-      </w:pPr>
-      <w:r>
-        <w:rPr>
-          <w:color w:val="156082" w:themeColor="accent1"/>
-          <w:sz w:val="26"/>
-          <w:szCs w:val="26"/>
-        </w:rPr>
-        <w:t>JavaScript pluginok</w:t>
-      </w:r>
-    </w:p>
-    <w:p>
-      <w:pPr>
-        <w:pStyle w:val="Cmsor2"/>
-      </w:pPr>
-      <w:r>
-        <w:t>Összegzés</w:t>
-      </w:r>
-    </w:p>
-    <w:p>
-      <w:pPr>
-        <w:rPr>
-          <w:color w:val="156082" w:themeColor="accent1"/>
-          <w:sz w:val="26"/>
-          <w:szCs w:val="26"/>
-        </w:rPr>
-      </w:pPr>
-      <w:r>
-        <w:rPr>
-          <w:color w:val="156082" w:themeColor="accent1"/>
-          <w:sz w:val="26"/>
-          <w:szCs w:val="26"/>
-        </w:rPr>
-        <w:t>A Bootstrap egy hatékony eszköz a reszponzív weboldalak gyors fejlesztéséhez. Az előre definiált osztályok és komponensek lehetővé teszik a gyors prototípuskészítést, miközben a testreszabhatóság biztosítja az egyedi megjelenést</w:t>
-      </w:r>
-    </w:p>
-    <w:p>
-      <w:pPr>
-        <w:pStyle w:val="Cmsor1"/>
-      </w:pPr>
-      <w:r>
-        <w:t>JavaScript összefoglaló</w:t>
-      </w:r>
-    </w:p>
-    <w:p>
-      <w:pPr>
-        <w:rPr>
-          <w:color w:val="156082" w:themeColor="accent1"/>
-          <w:sz w:val="26"/>
-          <w:szCs w:val="26"/>
-        </w:rPr>
-      </w:pPr>
-      <w:r>
-        <w:rPr>
-          <w:color w:val="156082" w:themeColor="accent1"/>
-          <w:sz w:val="26"/>
-          <w:szCs w:val="26"/>
-        </w:rPr>
-        <w:t>A JavaScript egy dinamikus, magas szintű programozási nyelv, amelyet főleg webes alkalmazások fejlesztésére használnak. A JavaScript lehetővé teszi a weboldalak interaktívvá tételét, valamint a felhasználói felületek dinamikus frissítését. A nyelv aszinkron programozási modellje és a böngészőben való futtatása miatt nélkülözhetetlen a modern webes fejlesztésben.</w:t>
-      </w:r>
-    </w:p>
-    <w:p>
-      <w:pPr>
-        <w:rPr>
-          <w:color w:val="156082" w:themeColor="accent1"/>
-          <w:sz w:val="26"/>
-          <w:szCs w:val="26"/>
-        </w:rPr>
-      </w:pPr>
-    </w:p>
-    <w:p>
-      <w:pPr>
-        <w:pStyle w:val="Cmsor2"/>
-      </w:pPr>
-      <w:r>
-        <w:t>Főbb jellemzők</w:t>
-      </w:r>
-    </w:p>
-    <w:p>
-      <w:pPr>
-        <w:pStyle w:val="Listaszerbekezds"/>
-        <w:numPr>
-          <w:ilvl w:val="0"/>
-          <w:numId w:val="42"/>
-        </w:numPr>
-        <w:rPr>
-          <w:color w:val="156082" w:themeColor="accent1"/>
-          <w:sz w:val="26"/>
-          <w:szCs w:val="26"/>
-        </w:rPr>
-      </w:pPr>
-      <w:r>
-        <w:rPr>
-          <w:color w:val="156082" w:themeColor="accent1"/>
-          <w:sz w:val="26"/>
-          <w:szCs w:val="26"/>
-        </w:rPr>
-        <w:t>Aszinkron programozás: A JavaScript támogatja az aszinkron műveleteket a Promise-ok és async/await szintaxis segítségével.</w:t>
-      </w:r>
-    </w:p>
-    <w:p>
-      <w:pPr>
-        <w:pStyle w:val="Listaszerbekezds"/>
-        <w:numPr>
-          <w:ilvl w:val="0"/>
-          <w:numId w:val="42"/>
-        </w:numPr>
-        <w:rPr>
-          <w:color w:val="156082" w:themeColor="accent1"/>
-          <w:sz w:val="26"/>
-          <w:szCs w:val="26"/>
-        </w:rPr>
-      </w:pPr>
-      <w:r>
-        <w:rPr>
-          <w:color w:val="156082" w:themeColor="accent1"/>
-          <w:sz w:val="26"/>
-          <w:szCs w:val="26"/>
-        </w:rPr>
-        <w:t>DOM manipuláció: A JavaScript segítségével dinamikusan módosíthatjuk a weboldal tartalmát és struktúráját.</w:t>
-      </w:r>
-    </w:p>
-    <w:p>
-      <w:pPr>
-        <w:pStyle w:val="Listaszerbekezds"/>
-        <w:numPr>
-          <w:ilvl w:val="0"/>
-          <w:numId w:val="42"/>
-        </w:numPr>
-        <w:rPr>
-          <w:color w:val="156082" w:themeColor="accent1"/>
-          <w:sz w:val="26"/>
-          <w:szCs w:val="26"/>
-        </w:rPr>
-      </w:pPr>
-      <w:r>
-        <w:rPr>
-          <w:color w:val="156082" w:themeColor="accent1"/>
-          <w:sz w:val="26"/>
-          <w:szCs w:val="26"/>
-        </w:rPr>
-        <w:t>Eseményvezérelt programozás: A JavaScript reagál a felhasználói interakciókra (pl. kattintások, billentyűleütések).</w:t>
-      </w:r>
-    </w:p>
-    <w:p>
-      <w:pPr>
-        <w:pStyle w:val="Listaszerbekezds"/>
-        <w:numPr>
-          <w:ilvl w:val="0"/>
-          <w:numId w:val="42"/>
-        </w:numPr>
-        <w:rPr>
-          <w:color w:val="156082" w:themeColor="accent1"/>
-          <w:sz w:val="26"/>
-          <w:szCs w:val="26"/>
-        </w:rPr>
-      </w:pPr>
-      <w:r>
-        <w:rPr>
-          <w:color w:val="156082" w:themeColor="accent1"/>
-          <w:sz w:val="26"/>
-          <w:szCs w:val="26"/>
-        </w:rPr>
-        <w:t>React: A React egy JavaScript könyvtár, amely lehetővé teszi a hatékony és modularizált felhasználói felületek fejlesztését komponensalapú architektúrával.</w:t>
-      </w:r>
-    </w:p>
-    <w:p>
-      <w:pPr>
-        <w:pStyle w:val="Listaszerbekezds"/>
-        <w:numPr>
-          <w:ilvl w:val="0"/>
-          <w:numId w:val="42"/>
-        </w:numPr>
-        <w:rPr>
-          <w:color w:val="156082" w:themeColor="accent1"/>
-          <w:sz w:val="26"/>
-          <w:szCs w:val="26"/>
-        </w:rPr>
-      </w:pPr>
-      <w:r>
-        <w:rPr>
-          <w:color w:val="156082" w:themeColor="accent1"/>
-          <w:sz w:val="26"/>
-          <w:szCs w:val="26"/>
-        </w:rPr>
-        <w:t>Axios: Az axios egy népszerű JavaScript könyvtár HTTP kérések küldésére, amely leegyszerűsíti a szerverrel való kommunikációt.</w:t>
-      </w:r>
-    </w:p>
-    <w:p>
-      <w:pPr>
-        <w:rPr>
-          <w:color w:val="156082" w:themeColor="accent1"/>
-          <w:sz w:val="26"/>
-          <w:szCs w:val="26"/>
-        </w:rPr>
-      </w:pPr>
-    </w:p>
-    <w:p>
-      <w:pPr>
-        <w:pStyle w:val="Cmsor2"/>
-      </w:pPr>
-      <w:r>
-        <w:lastRenderedPageBreak/>
-        <w:t>React és Axios használata</w:t>
-      </w:r>
-    </w:p>
-    <w:p>
-      <w:pPr>
-        <w:rPr>
-          <w:color w:val="156082" w:themeColor="accent1"/>
-          <w:sz w:val="26"/>
-          <w:szCs w:val="26"/>
-        </w:rPr>
-      </w:pPr>
-      <w:r>
-        <w:rPr>
-          <w:color w:val="156082" w:themeColor="accent1"/>
-          <w:sz w:val="26"/>
-          <w:szCs w:val="26"/>
-        </w:rPr>
-        <w:t>A React segítségével hatékony és újrahasználható felhasználói felületeket hozhatunk létre. A React komponensek lehetővé teszik a kód modularizálását és a felhasználói felületek dinamikus frissítését</w:t>
-      </w:r>
-      <w:r>
-        <w:rPr>
-          <w:color w:val="156082" w:themeColor="accent1"/>
-          <w:sz w:val="26"/>
-          <w:szCs w:val="26"/>
-        </w:rPr>
-        <w:t>, ezzel együtt a</w:t>
-      </w:r>
-      <w:r>
-        <w:rPr>
-          <w:color w:val="156082" w:themeColor="accent1"/>
-          <w:sz w:val="26"/>
-          <w:szCs w:val="26"/>
-        </w:rPr>
-        <w:t>z axios pedig egyszerű és hatékony módszert kínál a szerverrel való kommunikációra</w:t>
+        <w:t>lehetővé teszik a könnyű integrációt minden népszerű fejlesztői környezetbe.</w:t>
       </w:r>
       <w:r>
         <w:rPr>
@@ -2547,923 +2845,8 @@
           <w:sz w:val="26"/>
           <w:szCs w:val="26"/>
         </w:rPr>
-        <w:t>HTTP kérések segítségével.</w:t>
-      </w:r>
-      <w:r>
-        <w:rPr>
-          <w:color w:val="156082" w:themeColor="accent1"/>
-          <w:sz w:val="26"/>
-          <w:szCs w:val="26"/>
-        </w:rPr>
-        <w:t xml:space="preserve"> </w:t>
-      </w:r>
-    </w:p>
-    <w:p>
-      <w:pPr>
-        <w:pStyle w:val="Cmsor2"/>
-      </w:pPr>
-      <w:r>
-        <w:t>Összegzés</w:t>
-      </w:r>
-    </w:p>
-    <w:p>
-      <w:pPr>
-        <w:rPr>
-          <w:color w:val="156082" w:themeColor="accent1"/>
-          <w:sz w:val="26"/>
-          <w:szCs w:val="26"/>
-        </w:rPr>
-      </w:pPr>
-      <w:r>
-        <w:rPr>
-          <w:color w:val="156082" w:themeColor="accent1"/>
-          <w:sz w:val="26"/>
-          <w:szCs w:val="26"/>
-        </w:rPr>
-        <w:t xml:space="preserve">A JavaScript a modern webes fejlesztés alapvető eszköze, amely lehetővé teszi a dinamikus és interaktív felhasználói felületek létrehozását. A React és az axios segítségével a fejlesztők hatékonyan építhetnek fel modern webalkalmazásokat, amelyek képesek kommunikálni a szerverrel és dinamikusan frissíteni a felhasználói felületet. </w:t>
-      </w:r>
-    </w:p>
-    <w:p>
-      <w:pPr>
-        <w:spacing w:before="60" w:after="60"/>
-        <w:rPr>
-          <w:rFonts w:cs="Times New Roman"/>
-          <w:color w:val="156082" w:themeColor="accent1"/>
-          <w:sz w:val="26"/>
-          <w:szCs w:val="26"/>
-        </w:rPr>
-      </w:pPr>
-    </w:p>
-    <w:p>
-      <w:pPr>
-        <w:pStyle w:val="Cmsor1"/>
-      </w:pPr>
-      <w:r>
-        <w:t>C# összefoglaló</w:t>
-      </w:r>
-    </w:p>
-    <w:p>
-      <w:pPr>
-        <w:spacing w:before="60" w:after="60"/>
-        <w:rPr>
-          <w:rFonts w:cs="Times New Roman"/>
-          <w:color w:val="156082" w:themeColor="accent1"/>
-          <w:sz w:val="26"/>
-          <w:szCs w:val="26"/>
-        </w:rPr>
-      </w:pPr>
-    </w:p>
-    <w:p>
-      <w:pPr>
-        <w:pStyle w:val="Cmsor2"/>
-      </w:pPr>
-      <w:r>
-        <w:t xml:space="preserve"> Bevezetés</w:t>
-      </w:r>
-    </w:p>
-    <w:p>
-      <w:pPr>
-        <w:spacing w:before="60" w:after="60"/>
-        <w:rPr>
-          <w:rFonts w:cs="Times New Roman"/>
-          <w:color w:val="156082" w:themeColor="accent1"/>
-          <w:sz w:val="26"/>
-          <w:szCs w:val="26"/>
-        </w:rPr>
-      </w:pPr>
-      <w:r>
-        <w:rPr>
-          <w:rFonts w:cs="Times New Roman"/>
-          <w:color w:val="156082" w:themeColor="accent1"/>
-          <w:sz w:val="26"/>
-          <w:szCs w:val="26"/>
-        </w:rPr>
-        <w:t xml:space="preserve">A C# egy modern, </w:t>
-      </w:r>
-      <w:r>
-        <w:rPr>
-          <w:rFonts w:cs="Times New Roman"/>
-          <w:color w:val="156082" w:themeColor="accent1"/>
-          <w:sz w:val="26"/>
-          <w:szCs w:val="26"/>
-        </w:rPr>
-        <w:t>erős</w:t>
-      </w:r>
-      <w:r>
-        <w:rPr>
-          <w:rFonts w:cs="Times New Roman"/>
-          <w:color w:val="156082" w:themeColor="accent1"/>
-          <w:sz w:val="26"/>
-          <w:szCs w:val="26"/>
-        </w:rPr>
-        <w:t>en</w:t>
-      </w:r>
-      <w:r>
-        <w:rPr>
-          <w:rFonts w:cs="Times New Roman"/>
-          <w:color w:val="156082" w:themeColor="accent1"/>
-          <w:sz w:val="26"/>
-          <w:szCs w:val="26"/>
-        </w:rPr>
-        <w:t xml:space="preserve"> </w:t>
-      </w:r>
-      <w:r>
-        <w:rPr>
-          <w:rFonts w:cs="Times New Roman"/>
-          <w:color w:val="156082" w:themeColor="accent1"/>
-          <w:sz w:val="26"/>
-          <w:szCs w:val="26"/>
-        </w:rPr>
-        <w:t>típusos, objektum-orientált programozási nyelv, amelyet a Microsoft fejlesztett ki a .NET platform részeként.</w:t>
-      </w:r>
-    </w:p>
-    <w:p>
-      <w:pPr>
-        <w:spacing w:before="60" w:after="60"/>
-        <w:rPr>
-          <w:rFonts w:cs="Times New Roman"/>
-          <w:color w:val="156082" w:themeColor="accent1"/>
-          <w:sz w:val="26"/>
-          <w:szCs w:val="26"/>
-        </w:rPr>
-      </w:pPr>
-    </w:p>
-    <w:p>
-      <w:pPr>
-        <w:pStyle w:val="Cmsor2"/>
-      </w:pPr>
-      <w:r>
-        <w:t>Alapvető funkcionalitás</w:t>
-      </w:r>
-    </w:p>
-    <w:p>
-      <w:pPr>
-        <w:pStyle w:val="Listaszerbekezds"/>
-        <w:numPr>
-          <w:ilvl w:val="0"/>
-          <w:numId w:val="47"/>
-        </w:numPr>
-        <w:spacing w:before="60" w:after="60"/>
-        <w:rPr>
-          <w:rFonts w:cs="Times New Roman"/>
-          <w:color w:val="156082" w:themeColor="accent1"/>
-          <w:sz w:val="26"/>
-          <w:szCs w:val="26"/>
-        </w:rPr>
-      </w:pPr>
-      <w:r>
-        <w:rPr>
-          <w:rFonts w:cs="Times New Roman"/>
-          <w:color w:val="156082" w:themeColor="accent1"/>
-          <w:sz w:val="26"/>
-          <w:szCs w:val="26"/>
-        </w:rPr>
-        <w:t>Osztály alapú OOP</w:t>
-      </w:r>
-    </w:p>
-    <w:p>
-      <w:pPr>
-        <w:pStyle w:val="Listaszerbekezds"/>
-        <w:numPr>
-          <w:ilvl w:val="0"/>
-          <w:numId w:val="47"/>
-        </w:numPr>
-        <w:spacing w:before="60" w:after="60"/>
-        <w:rPr>
-          <w:rFonts w:cs="Times New Roman"/>
-          <w:color w:val="156082" w:themeColor="accent1"/>
-          <w:sz w:val="26"/>
-          <w:szCs w:val="26"/>
-        </w:rPr>
-      </w:pPr>
-      <w:r>
-        <w:rPr>
-          <w:rFonts w:cs="Times New Roman"/>
-          <w:color w:val="156082" w:themeColor="accent1"/>
-          <w:sz w:val="26"/>
-          <w:szCs w:val="26"/>
-        </w:rPr>
-        <w:t>Generikus típusok</w:t>
-      </w:r>
-    </w:p>
-    <w:p>
-      <w:pPr>
-        <w:pStyle w:val="Listaszerbekezds"/>
-        <w:numPr>
-          <w:ilvl w:val="0"/>
-          <w:numId w:val="47"/>
-        </w:numPr>
-        <w:spacing w:before="60" w:after="60"/>
-        <w:rPr>
-          <w:rFonts w:cs="Times New Roman"/>
-          <w:color w:val="156082" w:themeColor="accent1"/>
-          <w:sz w:val="26"/>
-          <w:szCs w:val="26"/>
-        </w:rPr>
-      </w:pPr>
-      <w:r>
-        <w:rPr>
-          <w:rFonts w:cs="Times New Roman"/>
-          <w:color w:val="156082" w:themeColor="accent1"/>
-          <w:sz w:val="26"/>
-          <w:szCs w:val="26"/>
-        </w:rPr>
-        <w:t>LINQ</w:t>
-      </w:r>
-      <w:r>
-        <w:rPr>
-          <w:rFonts w:cs="Times New Roman"/>
-          <w:color w:val="156082" w:themeColor="accent1"/>
-          <w:sz w:val="26"/>
-          <w:szCs w:val="26"/>
-        </w:rPr>
-        <w:t>/</w:t>
-      </w:r>
-      <w:r>
-        <w:rPr>
-          <w:rFonts w:cs="Times New Roman"/>
-          <w:color w:val="156082" w:themeColor="accent1"/>
-          <w:sz w:val="26"/>
-          <w:szCs w:val="26"/>
-        </w:rPr>
-        <w:t xml:space="preserve">Async/await </w:t>
-      </w:r>
-    </w:p>
-    <w:p>
-      <w:pPr>
-        <w:pStyle w:val="Listaszerbekezds"/>
-        <w:numPr>
-          <w:ilvl w:val="0"/>
-          <w:numId w:val="47"/>
-        </w:numPr>
-        <w:spacing w:before="60" w:after="60"/>
-        <w:rPr>
-          <w:rFonts w:cs="Times New Roman"/>
-          <w:color w:val="156082" w:themeColor="accent1"/>
-          <w:sz w:val="26"/>
-          <w:szCs w:val="26"/>
-        </w:rPr>
-      </w:pPr>
-      <w:r>
-        <w:rPr>
-          <w:rFonts w:cs="Times New Roman"/>
-          <w:color w:val="156082" w:themeColor="accent1"/>
-          <w:sz w:val="26"/>
-          <w:szCs w:val="26"/>
-        </w:rPr>
-        <w:t>Event</w:t>
-      </w:r>
-      <w:r>
-        <w:rPr>
-          <w:rFonts w:cs="Times New Roman"/>
-          <w:color w:val="156082" w:themeColor="accent1"/>
-          <w:sz w:val="26"/>
-          <w:szCs w:val="26"/>
-        </w:rPr>
-        <w:t xml:space="preserve">ek </w:t>
-      </w:r>
-      <w:r>
-        <w:rPr>
-          <w:rFonts w:cs="Times New Roman"/>
-          <w:color w:val="156082" w:themeColor="accent1"/>
-          <w:sz w:val="26"/>
-          <w:szCs w:val="26"/>
-        </w:rPr>
-        <w:t>é</w:t>
-      </w:r>
-      <w:r>
-        <w:rPr>
-          <w:rFonts w:cs="Times New Roman"/>
-          <w:color w:val="156082" w:themeColor="accent1"/>
-          <w:sz w:val="26"/>
-          <w:szCs w:val="26"/>
-        </w:rPr>
-        <w:t xml:space="preserve">s delegálás </w:t>
-      </w:r>
-    </w:p>
-    <w:p>
-      <w:pPr>
-        <w:pStyle w:val="Listaszerbekezds"/>
-        <w:numPr>
-          <w:ilvl w:val="0"/>
-          <w:numId w:val="47"/>
-        </w:numPr>
-        <w:spacing w:before="60" w:after="60"/>
-        <w:rPr>
-          <w:rFonts w:cs="Times New Roman"/>
-          <w:color w:val="156082" w:themeColor="accent1"/>
-          <w:sz w:val="26"/>
-          <w:szCs w:val="26"/>
-        </w:rPr>
-      </w:pPr>
-      <w:r>
-        <w:rPr>
-          <w:rFonts w:cs="Times New Roman"/>
-          <w:color w:val="156082" w:themeColor="accent1"/>
-          <w:sz w:val="26"/>
-          <w:szCs w:val="26"/>
-        </w:rPr>
-        <w:t>Dependency Injection</w:t>
-      </w:r>
-    </w:p>
-    <w:p>
-      <w:pPr>
-        <w:spacing w:before="60" w:after="60"/>
-        <w:rPr>
-          <w:rFonts w:cs="Times New Roman"/>
-          <w:color w:val="156082" w:themeColor="accent1"/>
-          <w:sz w:val="26"/>
-          <w:szCs w:val="26"/>
-        </w:rPr>
-      </w:pPr>
-    </w:p>
-    <w:p>
-      <w:pPr>
-        <w:pStyle w:val="Cmsor2"/>
-      </w:pPr>
-      <w:r>
-        <w:t>Integráció más technológiákkal</w:t>
-      </w:r>
-    </w:p>
-    <w:p>
-      <w:pPr>
-        <w:pStyle w:val="Listaszerbekezds"/>
-        <w:numPr>
-          <w:ilvl w:val="0"/>
-          <w:numId w:val="49"/>
-        </w:numPr>
-        <w:spacing w:before="60" w:after="60"/>
-        <w:rPr>
-          <w:rFonts w:cs="Times New Roman"/>
-          <w:color w:val="156082" w:themeColor="accent1"/>
-          <w:sz w:val="26"/>
-          <w:szCs w:val="26"/>
-        </w:rPr>
-      </w:pPr>
-      <w:r>
-        <w:rPr>
-          <w:rFonts w:cs="Times New Roman"/>
-          <w:color w:val="156082" w:themeColor="accent1"/>
-          <w:sz w:val="26"/>
-          <w:szCs w:val="26"/>
-        </w:rPr>
-        <w:t>.NET keretrendszer</w:t>
-      </w:r>
-    </w:p>
-    <w:p>
-      <w:pPr>
-        <w:pStyle w:val="Listaszerbekezds"/>
-        <w:numPr>
-          <w:ilvl w:val="0"/>
-          <w:numId w:val="49"/>
-        </w:numPr>
-        <w:spacing w:before="60" w:after="60"/>
-        <w:rPr>
-          <w:rFonts w:cs="Times New Roman"/>
-          <w:color w:val="156082" w:themeColor="accent1"/>
-          <w:sz w:val="26"/>
-          <w:szCs w:val="26"/>
-        </w:rPr>
-      </w:pPr>
-      <w:r>
-        <w:rPr>
-          <w:rFonts w:cs="Times New Roman"/>
-          <w:color w:val="156082" w:themeColor="accent1"/>
-          <w:sz w:val="26"/>
-          <w:szCs w:val="26"/>
-        </w:rPr>
-        <w:t>Visual Studio IDE</w:t>
-      </w:r>
-    </w:p>
-    <w:p>
-      <w:pPr>
-        <w:pStyle w:val="Listaszerbekezds"/>
-        <w:numPr>
-          <w:ilvl w:val="0"/>
-          <w:numId w:val="49"/>
-        </w:numPr>
-        <w:spacing w:before="60" w:after="60"/>
-        <w:rPr>
-          <w:rFonts w:cs="Times New Roman"/>
-          <w:color w:val="156082" w:themeColor="accent1"/>
-          <w:sz w:val="26"/>
-          <w:szCs w:val="26"/>
-        </w:rPr>
-      </w:pPr>
-      <w:r>
-        <w:rPr>
-          <w:rFonts w:cs="Times New Roman"/>
-          <w:color w:val="156082" w:themeColor="accent1"/>
-          <w:sz w:val="26"/>
-          <w:szCs w:val="26"/>
-        </w:rPr>
-        <w:t>NuGet csomagkezelő</w:t>
-      </w:r>
-    </w:p>
-    <w:p>
-      <w:pPr>
-        <w:pStyle w:val="Listaszerbekezds"/>
-        <w:numPr>
-          <w:ilvl w:val="0"/>
-          <w:numId w:val="49"/>
-        </w:numPr>
-        <w:spacing w:before="60" w:after="60"/>
-        <w:rPr>
-          <w:rFonts w:cs="Times New Roman"/>
-          <w:color w:val="156082" w:themeColor="accent1"/>
-          <w:sz w:val="26"/>
-          <w:szCs w:val="26"/>
-        </w:rPr>
-      </w:pPr>
-      <w:r>
-        <w:rPr>
-          <w:rFonts w:cs="Times New Roman"/>
-          <w:color w:val="156082" w:themeColor="accent1"/>
-          <w:sz w:val="26"/>
-          <w:szCs w:val="26"/>
-        </w:rPr>
-        <w:t>Xamarin/MAUI</w:t>
-      </w:r>
-    </w:p>
-    <w:p>
-      <w:pPr>
-        <w:pStyle w:val="Cmsor1"/>
-      </w:pPr>
-      <w:r>
-        <w:lastRenderedPageBreak/>
-        <w:t xml:space="preserve">MySQL </w:t>
-      </w:r>
-      <w:r>
-        <w:t>összefoglaló</w:t>
-      </w:r>
-    </w:p>
-    <w:p>
-      <w:pPr>
-        <w:spacing w:before="60" w:after="60"/>
-        <w:rPr>
-          <w:rFonts w:cs="Times New Roman"/>
-          <w:color w:val="156082" w:themeColor="accent1"/>
-          <w:sz w:val="26"/>
-          <w:szCs w:val="26"/>
-        </w:rPr>
-      </w:pPr>
-    </w:p>
-    <w:p>
-      <w:pPr>
-        <w:pStyle w:val="Cmsor2"/>
-      </w:pPr>
-      <w:r>
-        <w:t>Bevezetés</w:t>
-      </w:r>
-    </w:p>
-    <w:p>
-      <w:pPr>
-        <w:spacing w:before="60" w:after="60"/>
-        <w:rPr>
-          <w:rFonts w:cs="Times New Roman"/>
-          <w:color w:val="156082" w:themeColor="accent1"/>
-          <w:sz w:val="26"/>
-          <w:szCs w:val="26"/>
-        </w:rPr>
-      </w:pPr>
-    </w:p>
-    <w:p>
-      <w:pPr>
-        <w:spacing w:before="60" w:after="60"/>
-        <w:rPr>
-          <w:rFonts w:cs="Times New Roman"/>
-          <w:color w:val="156082" w:themeColor="accent1"/>
-          <w:sz w:val="26"/>
-          <w:szCs w:val="26"/>
-        </w:rPr>
-      </w:pPr>
-      <w:r>
-        <w:rPr>
-          <w:rFonts w:cs="Times New Roman"/>
-          <w:color w:val="156082" w:themeColor="accent1"/>
-          <w:sz w:val="26"/>
-          <w:szCs w:val="26"/>
-        </w:rPr>
-        <w:t>A MySQL egy nyílt forráskódú relációs adatbázis-kezelő rendszer</w:t>
-      </w:r>
-      <w:r>
-        <w:rPr>
-          <w:rFonts w:cs="Times New Roman"/>
-          <w:color w:val="156082" w:themeColor="accent1"/>
-          <w:sz w:val="26"/>
-          <w:szCs w:val="26"/>
-        </w:rPr>
-        <w:t xml:space="preserve"> </w:t>
-      </w:r>
-      <w:r>
-        <w:rPr>
-          <w:rFonts w:cs="Times New Roman"/>
-          <w:color w:val="156082" w:themeColor="accent1"/>
-          <w:sz w:val="26"/>
-          <w:szCs w:val="26"/>
-        </w:rPr>
-        <w:t>komplex lekérdezések</w:t>
-      </w:r>
-      <w:r>
-        <w:rPr>
-          <w:rFonts w:cs="Times New Roman"/>
-          <w:color w:val="156082" w:themeColor="accent1"/>
-          <w:sz w:val="26"/>
-          <w:szCs w:val="26"/>
-        </w:rPr>
-        <w:t>kel</w:t>
-      </w:r>
-      <w:r>
-        <w:rPr>
-          <w:rFonts w:cs="Times New Roman"/>
-          <w:color w:val="156082" w:themeColor="accent1"/>
-          <w:sz w:val="26"/>
-          <w:szCs w:val="26"/>
-        </w:rPr>
-        <w:t xml:space="preserve"> </w:t>
-      </w:r>
-      <w:r>
-        <w:rPr>
-          <w:rFonts w:cs="Times New Roman"/>
-          <w:color w:val="156082" w:themeColor="accent1"/>
-          <w:sz w:val="26"/>
-          <w:szCs w:val="26"/>
-        </w:rPr>
-        <w:t>é</w:t>
-      </w:r>
-      <w:r>
-        <w:rPr>
-          <w:rFonts w:cs="Times New Roman"/>
-          <w:color w:val="156082" w:themeColor="accent1"/>
-          <w:sz w:val="26"/>
-          <w:szCs w:val="26"/>
-        </w:rPr>
-        <w:t xml:space="preserve">s </w:t>
-      </w:r>
-      <w:r>
-        <w:rPr>
-          <w:rFonts w:cs="Times New Roman"/>
-          <w:color w:val="156082" w:themeColor="accent1"/>
-          <w:sz w:val="26"/>
-          <w:szCs w:val="26"/>
-        </w:rPr>
-        <w:t>adatmanipuláció</w:t>
-      </w:r>
-      <w:r>
-        <w:rPr>
-          <w:rFonts w:cs="Times New Roman"/>
-          <w:color w:val="156082" w:themeColor="accent1"/>
-          <w:sz w:val="26"/>
-          <w:szCs w:val="26"/>
-        </w:rPr>
-        <w:t>val</w:t>
-      </w:r>
-      <w:r>
-        <w:rPr>
-          <w:rFonts w:cs="Times New Roman"/>
-          <w:color w:val="156082" w:themeColor="accent1"/>
-          <w:sz w:val="26"/>
-          <w:szCs w:val="26"/>
-        </w:rPr>
-        <w:t>, amely széles körben használt web és vállalati alkalmazásokban.</w:t>
-      </w:r>
-    </w:p>
-    <w:p>
-      <w:pPr>
-        <w:spacing w:before="60" w:after="60"/>
-        <w:rPr>
-          <w:rFonts w:cs="Times New Roman"/>
-          <w:color w:val="156082" w:themeColor="accent1"/>
-          <w:sz w:val="26"/>
-          <w:szCs w:val="26"/>
-        </w:rPr>
-      </w:pPr>
-    </w:p>
-    <w:p>
-      <w:pPr>
-        <w:pStyle w:val="Cmsor2"/>
-      </w:pPr>
-      <w:r>
-        <w:t>Integráció más technológiákkal</w:t>
-      </w:r>
-    </w:p>
-    <w:p>
-      <w:pPr>
-        <w:spacing w:before="60" w:after="60"/>
-        <w:rPr>
-          <w:rFonts w:cs="Times New Roman"/>
-          <w:color w:val="156082" w:themeColor="accent1"/>
-          <w:sz w:val="26"/>
-          <w:szCs w:val="26"/>
-        </w:rPr>
-      </w:pPr>
-      <w:r>
-        <w:rPr>
-          <w:rFonts w:cs="Times New Roman"/>
-          <w:color w:val="156082" w:themeColor="accent1"/>
-          <w:sz w:val="26"/>
-          <w:szCs w:val="26"/>
-        </w:rPr>
-        <w:t xml:space="preserve">- Programozási nyelvek (PHP, Java, </w:t>
-      </w:r>
-      <w:r>
-        <w:rPr>
-          <w:rFonts w:cs="Times New Roman"/>
-          <w:color w:val="156082" w:themeColor="accent1"/>
-          <w:sz w:val="26"/>
-          <w:szCs w:val="26"/>
-        </w:rPr>
-        <w:t>C#</w:t>
-      </w:r>
-      <w:r>
-        <w:rPr>
-          <w:rFonts w:cs="Times New Roman"/>
-          <w:color w:val="156082" w:themeColor="accent1"/>
-          <w:sz w:val="26"/>
-          <w:szCs w:val="26"/>
-        </w:rPr>
-        <w:t xml:space="preserve"> stb.)</w:t>
-      </w:r>
-    </w:p>
-    <w:p>
-      <w:pPr>
-        <w:spacing w:before="60" w:after="60"/>
-        <w:rPr>
-          <w:rFonts w:cs="Times New Roman"/>
-          <w:color w:val="156082" w:themeColor="accent1"/>
-          <w:sz w:val="26"/>
-          <w:szCs w:val="26"/>
-        </w:rPr>
-      </w:pPr>
-      <w:r>
-        <w:rPr>
-          <w:rFonts w:cs="Times New Roman"/>
-          <w:color w:val="156082" w:themeColor="accent1"/>
-          <w:sz w:val="26"/>
-          <w:szCs w:val="26"/>
-        </w:rPr>
-        <w:t>- ORM rendszerek</w:t>
-      </w:r>
-    </w:p>
-    <w:p>
-      <w:pPr>
-        <w:spacing w:before="60" w:after="60"/>
-        <w:rPr>
-          <w:rFonts w:cs="Times New Roman"/>
-          <w:color w:val="156082" w:themeColor="accent1"/>
-          <w:sz w:val="26"/>
-          <w:szCs w:val="26"/>
-        </w:rPr>
-      </w:pPr>
-      <w:r>
-        <w:rPr>
-          <w:rFonts w:cs="Times New Roman"/>
-          <w:color w:val="156082" w:themeColor="accent1"/>
-          <w:sz w:val="26"/>
-          <w:szCs w:val="26"/>
-        </w:rPr>
-        <w:t>- Backup eszközök</w:t>
-      </w:r>
-      <w:r>
-        <w:rPr>
-          <w:rFonts w:cs="Times New Roman"/>
-          <w:color w:val="156082" w:themeColor="accent1"/>
-          <w:sz w:val="26"/>
-          <w:szCs w:val="26"/>
-        </w:rPr>
-        <w:t xml:space="preserve">, </w:t>
-      </w:r>
-      <w:r>
-        <w:rPr>
-          <w:rFonts w:cs="Times New Roman"/>
-          <w:color w:val="156082" w:themeColor="accent1"/>
-          <w:sz w:val="26"/>
-          <w:szCs w:val="26"/>
-        </w:rPr>
-        <w:t>Monitoring rendszerek</w:t>
-      </w:r>
-    </w:p>
-    <w:p>
-      <w:pPr>
-        <w:spacing w:before="60" w:after="60"/>
-        <w:rPr>
-          <w:rFonts w:cs="Times New Roman"/>
-          <w:color w:val="156082" w:themeColor="accent1"/>
-          <w:sz w:val="26"/>
-          <w:szCs w:val="26"/>
-        </w:rPr>
-      </w:pPr>
-      <w:r>
-        <w:rPr>
-          <w:rFonts w:cs="Times New Roman"/>
-          <w:color w:val="156082" w:themeColor="accent1"/>
-          <w:sz w:val="26"/>
-          <w:szCs w:val="26"/>
-        </w:rPr>
-        <w:t>- Cloud platformok</w:t>
-      </w:r>
-    </w:p>
-    <w:p>
-      <w:pPr>
-        <w:pStyle w:val="Cmsor2"/>
-      </w:pPr>
-      <w:r>
-        <w:t>Fejlesztési irányelvek</w:t>
-      </w:r>
-    </w:p>
-    <w:p>
-      <w:pPr>
-        <w:spacing w:before="60" w:after="60"/>
-        <w:rPr>
-          <w:rFonts w:cs="Times New Roman"/>
-          <w:color w:val="156082" w:themeColor="accent1"/>
-          <w:sz w:val="26"/>
-          <w:szCs w:val="26"/>
-        </w:rPr>
-      </w:pPr>
-      <w:r>
-        <w:rPr>
-          <w:rFonts w:cs="Times New Roman"/>
-          <w:color w:val="156082" w:themeColor="accent1"/>
-          <w:sz w:val="26"/>
-          <w:szCs w:val="26"/>
-        </w:rPr>
-        <w:t>- Adatbázis normalizáció</w:t>
-      </w:r>
-      <w:r>
-        <w:rPr>
-          <w:rFonts w:cs="Times New Roman"/>
-          <w:color w:val="156082" w:themeColor="accent1"/>
-          <w:sz w:val="26"/>
-          <w:szCs w:val="26"/>
-        </w:rPr>
-        <w:t xml:space="preserve">, </w:t>
-      </w:r>
-      <w:r>
-        <w:rPr>
-          <w:rFonts w:cs="Times New Roman"/>
-          <w:color w:val="156082" w:themeColor="accent1"/>
-          <w:sz w:val="26"/>
-          <w:szCs w:val="26"/>
-        </w:rPr>
-        <w:t>Index optimalizálás</w:t>
-      </w:r>
-    </w:p>
-    <w:p>
-      <w:pPr>
-        <w:spacing w:before="60" w:after="60"/>
-        <w:rPr>
-          <w:rFonts w:cs="Times New Roman"/>
-          <w:color w:val="156082" w:themeColor="accent1"/>
-          <w:sz w:val="26"/>
-          <w:szCs w:val="26"/>
-        </w:rPr>
-      </w:pPr>
-      <w:r>
-        <w:rPr>
-          <w:rFonts w:cs="Times New Roman"/>
-          <w:color w:val="156082" w:themeColor="accent1"/>
-          <w:sz w:val="26"/>
-          <w:szCs w:val="26"/>
-        </w:rPr>
-        <w:t>- Biztonsági beállítások</w:t>
-      </w:r>
-    </w:p>
-    <w:p>
-      <w:pPr>
-        <w:spacing w:before="60" w:after="60"/>
-        <w:rPr>
-          <w:rFonts w:cs="Times New Roman"/>
-          <w:color w:val="156082" w:themeColor="accent1"/>
-          <w:sz w:val="26"/>
-          <w:szCs w:val="26"/>
-        </w:rPr>
-      </w:pPr>
-      <w:r>
-        <w:rPr>
-          <w:rFonts w:cs="Times New Roman"/>
-          <w:color w:val="156082" w:themeColor="accent1"/>
-          <w:sz w:val="26"/>
-          <w:szCs w:val="26"/>
-        </w:rPr>
-        <w:t>- Teljesítmény hangolás</w:t>
-      </w:r>
-      <w:r>
-        <w:rPr>
-          <w:rFonts w:cs="Times New Roman"/>
-          <w:color w:val="156082" w:themeColor="accent1"/>
-          <w:sz w:val="26"/>
-          <w:szCs w:val="26"/>
-        </w:rPr>
-        <w:t>,</w:t>
-      </w:r>
-      <w:r>
-        <w:rPr>
-          <w:rFonts w:cs="Times New Roman"/>
-          <w:color w:val="156082" w:themeColor="accent1"/>
-          <w:sz w:val="26"/>
-          <w:szCs w:val="26"/>
-        </w:rPr>
-        <w:t xml:space="preserve"> </w:t>
-      </w:r>
-      <w:r>
-        <w:rPr>
-          <w:rFonts w:cs="Times New Roman"/>
-          <w:color w:val="156082" w:themeColor="accent1"/>
-          <w:sz w:val="26"/>
-          <w:szCs w:val="26"/>
-        </w:rPr>
-        <w:t>Backup stratégiák</w:t>
-      </w:r>
-    </w:p>
-    <w:p>
-      <w:pPr>
-        <w:spacing w:before="60" w:after="60"/>
-        <w:rPr>
-          <w:rFonts w:cs="Times New Roman"/>
-          <w:color w:val="156082" w:themeColor="accent1"/>
-          <w:sz w:val="26"/>
-          <w:szCs w:val="26"/>
-        </w:rPr>
-      </w:pPr>
-    </w:p>
-    <w:p>
-      <w:pPr>
-        <w:pStyle w:val="Cmsor2"/>
-      </w:pPr>
-      <w:r>
-        <w:t>Összegzés</w:t>
-      </w:r>
-    </w:p>
-    <w:p>
-      <w:pPr>
-        <w:spacing w:before="60" w:after="60"/>
-        <w:rPr>
-          <w:rFonts w:cs="Times New Roman"/>
-          <w:color w:val="156082" w:themeColor="accent1"/>
-          <w:sz w:val="26"/>
-          <w:szCs w:val="26"/>
-        </w:rPr>
-      </w:pPr>
-    </w:p>
-    <w:p>
-      <w:pPr>
-        <w:spacing w:before="60" w:after="60"/>
-        <w:rPr>
-          <w:rFonts w:cs="Times New Roman"/>
-          <w:color w:val="156082" w:themeColor="accent1"/>
-          <w:sz w:val="26"/>
-          <w:szCs w:val="26"/>
-        </w:rPr>
-      </w:pPr>
-      <w:r>
-        <w:rPr>
-          <w:rFonts w:cs="Times New Roman"/>
-          <w:color w:val="156082" w:themeColor="accent1"/>
-          <w:sz w:val="26"/>
-          <w:szCs w:val="26"/>
-        </w:rPr>
-        <w:t xml:space="preserve">A MySQL megbízható és skálázható adatbázis megoldást nyújt különböző méretű </w:t>
-      </w:r>
-      <w:r>
-        <w:rPr>
-          <w:rFonts w:cs="Times New Roman"/>
-          <w:color w:val="156082" w:themeColor="accent1"/>
-          <w:sz w:val="26"/>
-          <w:szCs w:val="26"/>
-        </w:rPr>
-        <w:t>és fajta problémákhoz</w:t>
-      </w:r>
-      <w:r>
-        <w:rPr>
-          <w:rFonts w:cs="Times New Roman"/>
-          <w:color w:val="156082" w:themeColor="accent1"/>
-          <w:sz w:val="26"/>
-          <w:szCs w:val="26"/>
-        </w:rPr>
-        <w:t>.</w:t>
-      </w:r>
-      <w:r>
-        <w:rPr>
-          <w:rFonts w:cs="Times New Roman"/>
-          <w:color w:val="156082" w:themeColor="accent1"/>
-          <w:sz w:val="26"/>
-          <w:szCs w:val="26"/>
-        </w:rPr>
-        <w:t xml:space="preserve"> </w:t>
-      </w:r>
-    </w:p>
-    <w:p>
-      <w:pPr>
-        <w:spacing w:before="60" w:after="60"/>
-        <w:rPr>
-          <w:rFonts w:cs="Times New Roman"/>
-          <w:b/>
-          <w:color w:val="156082" w:themeColor="accent1"/>
-          <w:sz w:val="26"/>
-          <w:szCs w:val="26"/>
-        </w:rPr>
-      </w:pPr>
+        <w:t>E három technológia együttes használata kiváló alapot nyújt modern, skálázható webalkalmazások fejlesztéséhez. A Docker biztosítja a konzisztens fejlesztési környezetet, a Railway lehetővé teszi a zökkenőmentes felhőbe történő telepítést, míg a Cloudinary optimalizálja a médiatartalmak kezelését. Mindhárom eszköz ingyenes csomaggal rendelkezik, így kiváló kiindulási pontot nyújt a fejlesztők számára.</w:t>
+      </w:r>
     </w:p>
     <w:p>
       <w:pPr>
@@ -3616,189 +2999,516 @@
         <w:pStyle w:val="Cmsor2"/>
       </w:pPr>
       <w:r>
+        <w:t>Működési alapelvek</w:t>
+      </w:r>
+    </w:p>
+    <w:p>
+      <w:pPr>
+        <w:pStyle w:val="Cmsor2"/>
+      </w:pPr>
+      <w:r>
+        <w:rPr>
+          <w:rFonts w:asciiTheme="minorHAnsi" w:hAnsiTheme="minorHAnsi" w:cs="Times New Roman"/>
+          <w:color w:val="156082" w:themeColor="accent1"/>
+          <w:sz w:val="26"/>
+          <w:szCs w:val="26"/>
+        </w:rPr>
+        <w:t xml:space="preserve">Egyfajta szerkesztő/IDE hibrid, ami rendelkezik hibakeresés, intelligens kiegészítés, és git támogatással, valamint bővítmények tucatjával személyre szabható és bővíthető a </w:t>
+      </w:r>
+      <w:r>
+        <w:rPr>
+          <w:rFonts w:asciiTheme="minorHAnsi" w:hAnsiTheme="minorHAnsi" w:cs="Times New Roman"/>
+          <w:color w:val="156082" w:themeColor="accent1"/>
+          <w:sz w:val="26"/>
+          <w:szCs w:val="26"/>
+        </w:rPr>
+        <w:t>tudása,</w:t>
+      </w:r>
+      <w:r>
+        <w:rPr>
+          <w:rFonts w:asciiTheme="minorHAnsi" w:hAnsiTheme="minorHAnsi" w:cs="Times New Roman"/>
+          <w:color w:val="156082" w:themeColor="accent1"/>
+          <w:sz w:val="26"/>
+          <w:szCs w:val="26"/>
+        </w:rPr>
+        <w:t xml:space="preserve"> </w:t>
+      </w:r>
+      <w:r>
+        <w:rPr>
+          <w:rFonts w:asciiTheme="minorHAnsi" w:hAnsiTheme="minorHAnsi" w:cs="Times New Roman"/>
+          <w:color w:val="156082" w:themeColor="accent1"/>
+          <w:sz w:val="26"/>
+          <w:szCs w:val="26"/>
+        </w:rPr>
+        <w:t xml:space="preserve">amely kombinál egy hatékony szövegszerkesztőt fejlett fejlesztői </w:t>
+      </w:r>
+      <w:r>
+        <w:rPr>
+          <w:rFonts w:asciiTheme="minorHAnsi" w:hAnsiTheme="minorHAnsi" w:cs="Times New Roman"/>
+          <w:color w:val="156082" w:themeColor="accent1"/>
+          <w:sz w:val="26"/>
+          <w:szCs w:val="26"/>
+        </w:rPr>
+        <w:t>keretek között.</w:t>
+      </w:r>
+      <w:r>
+        <w:rPr>
+          <w:rFonts w:asciiTheme="minorHAnsi" w:hAnsiTheme="minorHAnsi" w:cs="Times New Roman"/>
+          <w:color w:val="156082" w:themeColor="accent1"/>
+          <w:sz w:val="26"/>
+          <w:szCs w:val="26"/>
+        </w:rPr>
+        <w:t> </w:t>
+      </w:r>
+      <w:r>
+        <w:rPr>
+          <w:rFonts w:asciiTheme="minorHAnsi" w:hAnsiTheme="minorHAnsi"/>
+          <w:sz w:val="26"/>
+          <w:szCs w:val="26"/>
+        </w:rPr>
+        <w:t>Alapvető funkcionalitás</w:t>
+      </w:r>
+      <w:r>
+        <w:rPr>
+          <w:rFonts w:asciiTheme="minorHAnsi" w:hAnsiTheme="minorHAnsi"/>
+          <w:sz w:val="26"/>
+          <w:szCs w:val="26"/>
+        </w:rPr>
+        <w:t xml:space="preserve">ai közé tartozik a </w:t>
+      </w:r>
+      <w:r>
+        <w:rPr>
+          <w:rFonts w:asciiTheme="minorHAnsi" w:hAnsiTheme="minorHAnsi" w:cs="Times New Roman"/>
+          <w:color w:val="156082" w:themeColor="accent1"/>
+          <w:sz w:val="26"/>
+          <w:szCs w:val="26"/>
+        </w:rPr>
+        <w:t>t</w:t>
+      </w:r>
+      <w:r>
+        <w:rPr>
+          <w:rFonts w:asciiTheme="minorHAnsi" w:hAnsiTheme="minorHAnsi" w:cs="Times New Roman"/>
+          <w:color w:val="156082" w:themeColor="accent1"/>
+          <w:sz w:val="26"/>
+          <w:szCs w:val="26"/>
+        </w:rPr>
+        <w:t>öbbnyelvű kódszerkesztés</w:t>
+      </w:r>
+      <w:r>
+        <w:rPr>
+          <w:rFonts w:asciiTheme="minorHAnsi" w:hAnsiTheme="minorHAnsi" w:cs="Times New Roman"/>
+          <w:color w:val="156082" w:themeColor="accent1"/>
+          <w:sz w:val="26"/>
+          <w:szCs w:val="26"/>
+        </w:rPr>
+        <w:t>, b</w:t>
+      </w:r>
+      <w:r>
+        <w:rPr>
+          <w:rFonts w:asciiTheme="minorHAnsi" w:hAnsiTheme="minorHAnsi" w:cs="Times New Roman"/>
+          <w:color w:val="156082" w:themeColor="accent1"/>
+          <w:sz w:val="26"/>
+          <w:szCs w:val="26"/>
+        </w:rPr>
+        <w:t>ővítmény rendszer</w:t>
+      </w:r>
+      <w:r>
+        <w:rPr>
+          <w:rFonts w:asciiTheme="minorHAnsi" w:hAnsiTheme="minorHAnsi" w:cs="Times New Roman"/>
+          <w:color w:val="156082" w:themeColor="accent1"/>
+          <w:sz w:val="26"/>
+          <w:szCs w:val="26"/>
+        </w:rPr>
+        <w:t>, t</w:t>
+      </w:r>
+      <w:r>
+        <w:rPr>
+          <w:rFonts w:asciiTheme="minorHAnsi" w:hAnsiTheme="minorHAnsi" w:cs="Times New Roman"/>
+          <w:color w:val="156082" w:themeColor="accent1"/>
+          <w:sz w:val="26"/>
+          <w:szCs w:val="26"/>
+        </w:rPr>
+        <w:t>estre</w:t>
+      </w:r>
+      <w:r>
+        <w:rPr>
+          <w:rFonts w:asciiTheme="minorHAnsi" w:hAnsiTheme="minorHAnsi" w:cs="Times New Roman"/>
+          <w:color w:val="156082" w:themeColor="accent1"/>
+          <w:sz w:val="26"/>
+          <w:szCs w:val="26"/>
+        </w:rPr>
+        <w:t xml:space="preserve"> </w:t>
+      </w:r>
+      <w:r>
+        <w:rPr>
+          <w:rFonts w:asciiTheme="minorHAnsi" w:hAnsiTheme="minorHAnsi" w:cs="Times New Roman"/>
+          <w:color w:val="156082" w:themeColor="accent1"/>
+          <w:sz w:val="26"/>
+          <w:szCs w:val="26"/>
+        </w:rPr>
+        <w:t>szabható felület</w:t>
+      </w:r>
+      <w:r>
+        <w:rPr>
+          <w:rFonts w:asciiTheme="minorHAnsi" w:hAnsiTheme="minorHAnsi" w:cs="Times New Roman"/>
+          <w:color w:val="156082" w:themeColor="accent1"/>
+          <w:sz w:val="26"/>
+          <w:szCs w:val="26"/>
+        </w:rPr>
+        <w:t xml:space="preserve"> i</w:t>
+      </w:r>
+      <w:r>
+        <w:rPr>
+          <w:rFonts w:asciiTheme="minorHAnsi" w:hAnsiTheme="minorHAnsi" w:cs="Times New Roman"/>
+          <w:color w:val="156082" w:themeColor="accent1"/>
+          <w:sz w:val="26"/>
+          <w:szCs w:val="26"/>
+        </w:rPr>
+        <w:t>ntegrált verziókezelés</w:t>
+      </w:r>
+      <w:r>
+        <w:rPr>
+          <w:rFonts w:asciiTheme="minorHAnsi" w:hAnsiTheme="minorHAnsi" w:cs="Times New Roman"/>
+          <w:color w:val="156082" w:themeColor="accent1"/>
+          <w:sz w:val="26"/>
+          <w:szCs w:val="26"/>
+        </w:rPr>
+        <w:t xml:space="preserve">sel, ami Live Share-t is támogat. </w:t>
+      </w:r>
+    </w:p>
+    <w:p>
+      <w:pPr>
+        <w:pStyle w:val="Cmsor2"/>
+      </w:pPr>
+      <w:r>
+        <w:t>Integráció más technológiákkal</w:t>
+      </w:r>
+    </w:p>
+    <w:p>
+      <w:pPr>
+        <w:spacing w:before="60" w:after="60"/>
+        <w:rPr>
+          <w:rFonts w:cs="Times New Roman"/>
+          <w:color w:val="156082" w:themeColor="accent1"/>
+          <w:sz w:val="26"/>
+          <w:szCs w:val="26"/>
+        </w:rPr>
+      </w:pPr>
+      <w:r>
+        <w:rPr>
+          <w:rFonts w:cs="Times New Roman"/>
+          <w:color w:val="156082" w:themeColor="accent1"/>
+          <w:sz w:val="26"/>
+          <w:szCs w:val="26"/>
+        </w:rPr>
+        <w:t>- Web fejlesztés (HTML, CSS, JS)</w:t>
+      </w:r>
+    </w:p>
+    <w:p>
+      <w:pPr>
+        <w:spacing w:before="60" w:after="60"/>
+        <w:rPr>
+          <w:rFonts w:cs="Times New Roman"/>
+          <w:color w:val="156082" w:themeColor="accent1"/>
+          <w:sz w:val="26"/>
+          <w:szCs w:val="26"/>
+        </w:rPr>
+      </w:pPr>
+      <w:r>
+        <w:rPr>
+          <w:rFonts w:cs="Times New Roman"/>
+          <w:color w:val="156082" w:themeColor="accent1"/>
+          <w:sz w:val="26"/>
+          <w:szCs w:val="26"/>
+        </w:rPr>
+        <w:t>- Docker</w:t>
+      </w:r>
+    </w:p>
+    <w:p>
+      <w:pPr>
+        <w:spacing w:before="60" w:after="60"/>
+        <w:rPr>
+          <w:rFonts w:cs="Times New Roman"/>
+          <w:color w:val="156082" w:themeColor="accent1"/>
+          <w:sz w:val="26"/>
+          <w:szCs w:val="26"/>
+        </w:rPr>
+      </w:pPr>
+      <w:r>
+        <w:rPr>
+          <w:rFonts w:cs="Times New Roman"/>
+          <w:color w:val="156082" w:themeColor="accent1"/>
+          <w:sz w:val="26"/>
+          <w:szCs w:val="26"/>
+        </w:rPr>
+        <w:t>- Cloud fejlesztés</w:t>
+      </w:r>
+    </w:p>
+    <w:p>
+      <w:pPr>
+        <w:spacing w:before="60" w:after="60"/>
+        <w:rPr>
+          <w:rFonts w:cs="Times New Roman"/>
+          <w:sz w:val="26"/>
+          <w:szCs w:val="26"/>
+        </w:rPr>
+      </w:pPr>
+    </w:p>
+    <w:p>
+      <w:pPr>
+        <w:spacing w:before="60" w:after="60"/>
+        <w:rPr>
+          <w:rFonts w:cs="Times New Roman"/>
+          <w:sz w:val="26"/>
+          <w:szCs w:val="26"/>
+        </w:rPr>
+      </w:pPr>
+    </w:p>
+    <w:p>
+      <w:pPr>
+        <w:spacing w:before="60" w:after="60"/>
+        <w:rPr>
+          <w:rFonts w:cs="Times New Roman"/>
+          <w:sz w:val="26"/>
+          <w:szCs w:val="26"/>
+        </w:rPr>
+      </w:pPr>
+      <w:r>
+        <w:rPr>
+          <w:rFonts w:cs="Times New Roman"/>
+          <w:b/>
+          <w:color w:val="156082" w:themeColor="accent1"/>
+          <w:sz w:val="26"/>
+          <w:szCs w:val="26"/>
+        </w:rPr>
+        <w:t xml:space="preserve">Visual Studio 2022 </w:t>
+      </w:r>
+      <w:r>
+        <w:rPr>
+          <w:rFonts w:cs="Times New Roman"/>
+          <w:b/>
+          <w:color w:val="156082" w:themeColor="accent1"/>
+          <w:sz w:val="26"/>
+          <w:szCs w:val="26"/>
+        </w:rPr>
+        <w:t xml:space="preserve">leírás </w:t>
+      </w:r>
+    </w:p>
+    <w:p>
+      <w:pPr>
+        <w:spacing w:before="60" w:after="60"/>
+        <w:rPr>
+          <w:rFonts w:cs="Times New Roman"/>
+          <w:color w:val="156082" w:themeColor="accent1"/>
+          <w:sz w:val="26"/>
+          <w:szCs w:val="26"/>
+        </w:rPr>
+      </w:pPr>
+    </w:p>
+    <w:p>
+      <w:pPr>
+        <w:spacing w:before="60" w:after="60"/>
+        <w:rPr>
+          <w:rFonts w:cs="Times New Roman"/>
+          <w:b/>
+          <w:color w:val="156082" w:themeColor="accent1"/>
+          <w:sz w:val="26"/>
+          <w:szCs w:val="26"/>
+        </w:rPr>
+      </w:pPr>
+      <w:r>
+        <w:rPr>
+          <w:rFonts w:cs="Times New Roman"/>
+          <w:b/>
+          <w:color w:val="156082" w:themeColor="accent1"/>
+          <w:sz w:val="26"/>
+          <w:szCs w:val="26"/>
+        </w:rPr>
+        <w:t>Bevezetés</w:t>
+      </w:r>
+    </w:p>
+    <w:p>
+      <w:pPr>
+        <w:spacing w:before="60" w:after="60"/>
+        <w:rPr>
+          <w:rFonts w:cs="Times New Roman"/>
+          <w:color w:val="156082" w:themeColor="accent1"/>
+          <w:sz w:val="26"/>
+          <w:szCs w:val="26"/>
+        </w:rPr>
+      </w:pPr>
+      <w:r>
+        <w:rPr>
+          <w:rFonts w:cs="Times New Roman"/>
+          <w:color w:val="156082" w:themeColor="accent1"/>
+          <w:sz w:val="26"/>
+          <w:szCs w:val="26"/>
+        </w:rPr>
+        <w:t>A Visual Studio 2022 a Microsoft integrált fejlesztőkörnyezete (IDE), amely átfogó eszközkészletet biztosít professzionális alkalmazásfejlesztéshez.</w:t>
+      </w:r>
+    </w:p>
+    <w:p>
+      <w:pPr>
+        <w:spacing w:before="60" w:after="60"/>
+        <w:rPr>
+          <w:rFonts w:cs="Times New Roman"/>
+          <w:color w:val="156082" w:themeColor="accent1"/>
+          <w:sz w:val="26"/>
+          <w:szCs w:val="26"/>
+        </w:rPr>
+      </w:pPr>
+    </w:p>
+    <w:p>
+      <w:pPr>
+        <w:spacing w:before="60" w:after="60"/>
+        <w:rPr>
+          <w:rFonts w:cs="Times New Roman"/>
+          <w:b/>
+          <w:color w:val="156082" w:themeColor="accent1"/>
+          <w:sz w:val="26"/>
+          <w:szCs w:val="26"/>
+        </w:rPr>
+      </w:pPr>
+      <w:r>
+        <w:rPr>
+          <w:rFonts w:cs="Times New Roman"/>
+          <w:b/>
+          <w:color w:val="156082" w:themeColor="accent1"/>
+          <w:sz w:val="26"/>
+          <w:szCs w:val="26"/>
+        </w:rPr>
+        <w:t>Alapvető funkcionalitás</w:t>
+      </w:r>
+    </w:p>
+    <w:p>
+      <w:pPr>
+        <w:spacing w:before="60" w:after="60"/>
+        <w:rPr>
+          <w:rFonts w:cs="Times New Roman"/>
+          <w:color w:val="156082" w:themeColor="accent1"/>
+          <w:sz w:val="26"/>
+          <w:szCs w:val="26"/>
+        </w:rPr>
+      </w:pPr>
+      <w:r>
+        <w:rPr>
+          <w:rFonts w:cs="Times New Roman"/>
+          <w:color w:val="156082" w:themeColor="accent1"/>
+          <w:sz w:val="26"/>
+          <w:szCs w:val="26"/>
+        </w:rPr>
+        <w:t>- Intelligens kódszerkesztés</w:t>
+      </w:r>
+    </w:p>
+    <w:p>
+      <w:pPr>
+        <w:spacing w:before="60" w:after="60"/>
+        <w:rPr>
+          <w:rFonts w:cs="Times New Roman"/>
+          <w:color w:val="156082" w:themeColor="accent1"/>
+          <w:sz w:val="26"/>
+          <w:szCs w:val="26"/>
+        </w:rPr>
+      </w:pPr>
+      <w:r>
+        <w:rPr>
+          <w:rFonts w:cs="Times New Roman"/>
+          <w:color w:val="156082" w:themeColor="accent1"/>
+          <w:sz w:val="26"/>
+          <w:szCs w:val="26"/>
+        </w:rPr>
         <w:lastRenderedPageBreak/>
-        <w:t>Működési alapelvek</w:t>
-      </w:r>
-    </w:p>
-    <w:p>
-      <w:pPr>
-        <w:pStyle w:val="Cmsor2"/>
-      </w:pPr>
-      <w:r>
-        <w:rPr>
-          <w:rFonts w:asciiTheme="minorHAnsi" w:hAnsiTheme="minorHAnsi" w:cs="Times New Roman"/>
-          <w:color w:val="156082" w:themeColor="accent1"/>
-          <w:sz w:val="26"/>
-          <w:szCs w:val="26"/>
-        </w:rPr>
-        <w:t xml:space="preserve">Egyfajta szerkesztő/IDE hibrid, ami rendelkezik hibakeresés, intelligens kiegészítés, és git támogatással, valamint bővítmények tucatjával személyre szabható és bővíthető a </w:t>
-      </w:r>
-      <w:r>
-        <w:rPr>
-          <w:rFonts w:asciiTheme="minorHAnsi" w:hAnsiTheme="minorHAnsi" w:cs="Times New Roman"/>
-          <w:color w:val="156082" w:themeColor="accent1"/>
-          <w:sz w:val="26"/>
-          <w:szCs w:val="26"/>
-        </w:rPr>
-        <w:t>tudása,</w:t>
-      </w:r>
-      <w:r>
-        <w:rPr>
-          <w:rFonts w:asciiTheme="minorHAnsi" w:hAnsiTheme="minorHAnsi" w:cs="Times New Roman"/>
-          <w:color w:val="156082" w:themeColor="accent1"/>
-          <w:sz w:val="26"/>
-          <w:szCs w:val="26"/>
-        </w:rPr>
-        <w:t xml:space="preserve"> </w:t>
-      </w:r>
-      <w:r>
-        <w:rPr>
-          <w:rFonts w:asciiTheme="minorHAnsi" w:hAnsiTheme="minorHAnsi" w:cs="Times New Roman"/>
-          <w:color w:val="156082" w:themeColor="accent1"/>
-          <w:sz w:val="26"/>
-          <w:szCs w:val="26"/>
-        </w:rPr>
-        <w:t xml:space="preserve">amely kombinál egy hatékony szövegszerkesztőt fejlett fejlesztői </w:t>
-      </w:r>
-      <w:r>
-        <w:rPr>
-          <w:rFonts w:asciiTheme="minorHAnsi" w:hAnsiTheme="minorHAnsi" w:cs="Times New Roman"/>
-          <w:color w:val="156082" w:themeColor="accent1"/>
-          <w:sz w:val="26"/>
-          <w:szCs w:val="26"/>
-        </w:rPr>
-        <w:t>keretek között.</w:t>
-      </w:r>
-      <w:r>
-        <w:rPr>
-          <w:rFonts w:asciiTheme="minorHAnsi" w:hAnsiTheme="minorHAnsi" w:cs="Times New Roman"/>
-          <w:color w:val="156082" w:themeColor="accent1"/>
-          <w:sz w:val="26"/>
-          <w:szCs w:val="26"/>
-        </w:rPr>
-        <w:t> </w:t>
-      </w:r>
-      <w:r>
-        <w:rPr>
-          <w:rFonts w:asciiTheme="minorHAnsi" w:hAnsiTheme="minorHAnsi"/>
-          <w:sz w:val="26"/>
-          <w:szCs w:val="26"/>
-        </w:rPr>
-        <w:t>Alapvető funkcionalitás</w:t>
-      </w:r>
-      <w:r>
-        <w:rPr>
-          <w:rFonts w:asciiTheme="minorHAnsi" w:hAnsiTheme="minorHAnsi"/>
-          <w:sz w:val="26"/>
-          <w:szCs w:val="26"/>
-        </w:rPr>
-        <w:t xml:space="preserve">ai közé tartozik a </w:t>
-      </w:r>
-      <w:r>
-        <w:rPr>
-          <w:rFonts w:asciiTheme="minorHAnsi" w:hAnsiTheme="minorHAnsi" w:cs="Times New Roman"/>
-          <w:color w:val="156082" w:themeColor="accent1"/>
-          <w:sz w:val="26"/>
-          <w:szCs w:val="26"/>
-        </w:rPr>
-        <w:t>t</w:t>
-      </w:r>
-      <w:r>
-        <w:rPr>
-          <w:rFonts w:asciiTheme="minorHAnsi" w:hAnsiTheme="minorHAnsi" w:cs="Times New Roman"/>
-          <w:color w:val="156082" w:themeColor="accent1"/>
-          <w:sz w:val="26"/>
-          <w:szCs w:val="26"/>
-        </w:rPr>
-        <w:t>öbbnyelvű kódszerkesztés</w:t>
-      </w:r>
-      <w:r>
-        <w:rPr>
-          <w:rFonts w:asciiTheme="minorHAnsi" w:hAnsiTheme="minorHAnsi" w:cs="Times New Roman"/>
-          <w:color w:val="156082" w:themeColor="accent1"/>
-          <w:sz w:val="26"/>
-          <w:szCs w:val="26"/>
-        </w:rPr>
-        <w:t>, b</w:t>
-      </w:r>
-      <w:r>
-        <w:rPr>
-          <w:rFonts w:asciiTheme="minorHAnsi" w:hAnsiTheme="minorHAnsi" w:cs="Times New Roman"/>
-          <w:color w:val="156082" w:themeColor="accent1"/>
-          <w:sz w:val="26"/>
-          <w:szCs w:val="26"/>
-        </w:rPr>
-        <w:t>ővítmény rendszer</w:t>
-      </w:r>
-      <w:r>
-        <w:rPr>
-          <w:rFonts w:asciiTheme="minorHAnsi" w:hAnsiTheme="minorHAnsi" w:cs="Times New Roman"/>
-          <w:color w:val="156082" w:themeColor="accent1"/>
-          <w:sz w:val="26"/>
-          <w:szCs w:val="26"/>
-        </w:rPr>
-        <w:t>, t</w:t>
-      </w:r>
-      <w:r>
-        <w:rPr>
-          <w:rFonts w:asciiTheme="minorHAnsi" w:hAnsiTheme="minorHAnsi" w:cs="Times New Roman"/>
-          <w:color w:val="156082" w:themeColor="accent1"/>
-          <w:sz w:val="26"/>
-          <w:szCs w:val="26"/>
-        </w:rPr>
-        <w:t>estre</w:t>
-      </w:r>
-      <w:r>
-        <w:rPr>
-          <w:rFonts w:asciiTheme="minorHAnsi" w:hAnsiTheme="minorHAnsi" w:cs="Times New Roman"/>
-          <w:color w:val="156082" w:themeColor="accent1"/>
-          <w:sz w:val="26"/>
-          <w:szCs w:val="26"/>
-        </w:rPr>
-        <w:t xml:space="preserve"> </w:t>
-      </w:r>
-      <w:r>
-        <w:rPr>
-          <w:rFonts w:asciiTheme="minorHAnsi" w:hAnsiTheme="minorHAnsi" w:cs="Times New Roman"/>
-          <w:color w:val="156082" w:themeColor="accent1"/>
-          <w:sz w:val="26"/>
-          <w:szCs w:val="26"/>
-        </w:rPr>
-        <w:t>szabható felület</w:t>
-      </w:r>
-      <w:r>
-        <w:rPr>
-          <w:rFonts w:asciiTheme="minorHAnsi" w:hAnsiTheme="minorHAnsi" w:cs="Times New Roman"/>
-          <w:color w:val="156082" w:themeColor="accent1"/>
-          <w:sz w:val="26"/>
-          <w:szCs w:val="26"/>
-        </w:rPr>
-        <w:t xml:space="preserve"> i</w:t>
-      </w:r>
-      <w:r>
-        <w:rPr>
-          <w:rFonts w:asciiTheme="minorHAnsi" w:hAnsiTheme="minorHAnsi" w:cs="Times New Roman"/>
-          <w:color w:val="156082" w:themeColor="accent1"/>
-          <w:sz w:val="26"/>
-          <w:szCs w:val="26"/>
-        </w:rPr>
-        <w:t>ntegrált verziókezelés</w:t>
-      </w:r>
-      <w:r>
-        <w:rPr>
-          <w:rFonts w:asciiTheme="minorHAnsi" w:hAnsiTheme="minorHAnsi" w:cs="Times New Roman"/>
-          <w:color w:val="156082" w:themeColor="accent1"/>
-          <w:sz w:val="26"/>
-          <w:szCs w:val="26"/>
-        </w:rPr>
-        <w:t xml:space="preserve">sel, ami Live Share-t is támogat. </w:t>
-      </w:r>
-    </w:p>
-    <w:p>
-      <w:pPr>
-        <w:pStyle w:val="Cmsor2"/>
-      </w:pPr>
-      <w:r>
+        <w:t>- Vizuális tervezőeszközök</w:t>
+      </w:r>
+    </w:p>
+    <w:p>
+      <w:pPr>
+        <w:spacing w:before="60" w:after="60"/>
+        <w:rPr>
+          <w:rFonts w:cs="Times New Roman"/>
+          <w:color w:val="156082" w:themeColor="accent1"/>
+          <w:sz w:val="26"/>
+          <w:szCs w:val="26"/>
+        </w:rPr>
+      </w:pPr>
+      <w:r>
+        <w:rPr>
+          <w:rFonts w:cs="Times New Roman"/>
+          <w:color w:val="156082" w:themeColor="accent1"/>
+          <w:sz w:val="26"/>
+          <w:szCs w:val="26"/>
+        </w:rPr>
+        <w:t>- Beépített tesztelési eszközök</w:t>
+      </w:r>
+    </w:p>
+    <w:p>
+      <w:pPr>
+        <w:spacing w:before="60" w:after="60"/>
+        <w:rPr>
+          <w:rFonts w:cs="Times New Roman"/>
+          <w:color w:val="156082" w:themeColor="accent1"/>
+          <w:sz w:val="26"/>
+          <w:szCs w:val="26"/>
+        </w:rPr>
+      </w:pPr>
+      <w:r>
+        <w:rPr>
+          <w:rFonts w:cs="Times New Roman"/>
+          <w:color w:val="156082" w:themeColor="accent1"/>
+          <w:sz w:val="26"/>
+          <w:szCs w:val="26"/>
+        </w:rPr>
+        <w:t>- Forráskód verziókezelés</w:t>
+      </w:r>
+    </w:p>
+    <w:p>
+      <w:pPr>
+        <w:spacing w:before="60" w:after="60"/>
+        <w:rPr>
+          <w:rFonts w:cs="Times New Roman"/>
+          <w:color w:val="156082" w:themeColor="accent1"/>
+          <w:sz w:val="26"/>
+          <w:szCs w:val="26"/>
+        </w:rPr>
+      </w:pPr>
+      <w:r>
+        <w:rPr>
+          <w:rFonts w:cs="Times New Roman"/>
+          <w:color w:val="156082" w:themeColor="accent1"/>
+          <w:sz w:val="26"/>
+          <w:szCs w:val="26"/>
+        </w:rPr>
+        <w:t>-Tesztelés beépített keretrendszerre</w:t>
+      </w:r>
+      <w:r>
+        <w:rPr>
+          <w:rFonts w:cs="Times New Roman"/>
+          <w:color w:val="156082" w:themeColor="accent1"/>
+          <w:sz w:val="26"/>
+          <w:szCs w:val="26"/>
+        </w:rPr>
+        <w:t>l</w:t>
+      </w:r>
+    </w:p>
+    <w:p>
+      <w:pPr>
+        <w:spacing w:before="60" w:after="60"/>
+        <w:rPr>
+          <w:rFonts w:cs="Times New Roman"/>
+          <w:b/>
+          <w:color w:val="156082" w:themeColor="accent1"/>
+          <w:sz w:val="26"/>
+          <w:szCs w:val="26"/>
+        </w:rPr>
+      </w:pPr>
+      <w:r>
+        <w:rPr>
+          <w:rFonts w:cs="Times New Roman"/>
+          <w:b/>
+          <w:color w:val="156082" w:themeColor="accent1"/>
+          <w:sz w:val="26"/>
+          <w:szCs w:val="26"/>
+        </w:rPr>
         <w:t>Integráció más technológiákkal</w:t>
       </w:r>
     </w:p>
@@ -3819,333 +3529,6 @@
           <w:sz w:val="26"/>
           <w:szCs w:val="26"/>
         </w:rPr>
-        <w:t>- Web fejlesztés (HTML, CSS, JS)</w:t>
-      </w:r>
-    </w:p>
-    <w:p>
-      <w:pPr>
-        <w:spacing w:before="60" w:after="60"/>
-        <w:rPr>
-          <w:rFonts w:cs="Times New Roman"/>
-          <w:color w:val="156082" w:themeColor="accent1"/>
-          <w:sz w:val="26"/>
-          <w:szCs w:val="26"/>
-        </w:rPr>
-      </w:pPr>
-      <w:r>
-        <w:rPr>
-          <w:rFonts w:cs="Times New Roman"/>
-          <w:color w:val="156082" w:themeColor="accent1"/>
-          <w:sz w:val="26"/>
-          <w:szCs w:val="26"/>
-        </w:rPr>
-        <w:t>- Docker</w:t>
-      </w:r>
-    </w:p>
-    <w:p>
-      <w:pPr>
-        <w:spacing w:before="60" w:after="60"/>
-        <w:rPr>
-          <w:rFonts w:cs="Times New Roman"/>
-          <w:color w:val="156082" w:themeColor="accent1"/>
-          <w:sz w:val="26"/>
-          <w:szCs w:val="26"/>
-        </w:rPr>
-      </w:pPr>
-      <w:r>
-        <w:rPr>
-          <w:rFonts w:cs="Times New Roman"/>
-          <w:color w:val="156082" w:themeColor="accent1"/>
-          <w:sz w:val="26"/>
-          <w:szCs w:val="26"/>
-        </w:rPr>
-        <w:t>- Cloud fejlesztés</w:t>
-      </w:r>
-    </w:p>
-    <w:p>
-      <w:pPr>
-        <w:spacing w:before="60" w:after="60"/>
-        <w:rPr>
-          <w:rFonts w:cs="Times New Roman"/>
-          <w:sz w:val="26"/>
-          <w:szCs w:val="26"/>
-        </w:rPr>
-      </w:pPr>
-    </w:p>
-    <w:p>
-      <w:pPr>
-        <w:spacing w:before="60" w:after="60"/>
-        <w:rPr>
-          <w:rFonts w:cs="Times New Roman"/>
-          <w:sz w:val="26"/>
-          <w:szCs w:val="26"/>
-        </w:rPr>
-      </w:pPr>
-    </w:p>
-    <w:p>
-      <w:pPr>
-        <w:spacing w:before="60" w:after="60"/>
-        <w:rPr>
-          <w:rFonts w:cs="Times New Roman"/>
-          <w:sz w:val="26"/>
-          <w:szCs w:val="26"/>
-        </w:rPr>
-      </w:pPr>
-      <w:r>
-        <w:rPr>
-          <w:rFonts w:cs="Times New Roman"/>
-          <w:b/>
-          <w:color w:val="156082" w:themeColor="accent1"/>
-          <w:sz w:val="26"/>
-          <w:szCs w:val="26"/>
-        </w:rPr>
-        <w:t xml:space="preserve">Visual Studio 2022 </w:t>
-      </w:r>
-      <w:r>
-        <w:rPr>
-          <w:rFonts w:cs="Times New Roman"/>
-          <w:b/>
-          <w:color w:val="156082" w:themeColor="accent1"/>
-          <w:sz w:val="26"/>
-          <w:szCs w:val="26"/>
-        </w:rPr>
-        <w:t xml:space="preserve">leírás </w:t>
-      </w:r>
-    </w:p>
-    <w:p>
-      <w:pPr>
-        <w:spacing w:before="60" w:after="60"/>
-        <w:rPr>
-          <w:rFonts w:cs="Times New Roman"/>
-          <w:color w:val="156082" w:themeColor="accent1"/>
-          <w:sz w:val="26"/>
-          <w:szCs w:val="26"/>
-        </w:rPr>
-      </w:pPr>
-    </w:p>
-    <w:p>
-      <w:pPr>
-        <w:spacing w:before="60" w:after="60"/>
-        <w:rPr>
-          <w:rFonts w:cs="Times New Roman"/>
-          <w:b/>
-          <w:color w:val="156082" w:themeColor="accent1"/>
-          <w:sz w:val="26"/>
-          <w:szCs w:val="26"/>
-        </w:rPr>
-      </w:pPr>
-      <w:r>
-        <w:rPr>
-          <w:rFonts w:cs="Times New Roman"/>
-          <w:b/>
-          <w:color w:val="156082" w:themeColor="accent1"/>
-          <w:sz w:val="26"/>
-          <w:szCs w:val="26"/>
-        </w:rPr>
-        <w:t>Bevezetés</w:t>
-      </w:r>
-    </w:p>
-    <w:p>
-      <w:pPr>
-        <w:spacing w:before="60" w:after="60"/>
-        <w:rPr>
-          <w:rFonts w:cs="Times New Roman"/>
-          <w:color w:val="156082" w:themeColor="accent1"/>
-          <w:sz w:val="26"/>
-          <w:szCs w:val="26"/>
-        </w:rPr>
-      </w:pPr>
-      <w:r>
-        <w:rPr>
-          <w:rFonts w:cs="Times New Roman"/>
-          <w:color w:val="156082" w:themeColor="accent1"/>
-          <w:sz w:val="26"/>
-          <w:szCs w:val="26"/>
-        </w:rPr>
-        <w:t>A Visual Studio 2022 a Microsoft integrált fejlesztőkörnyezete (IDE), amely átfogó eszközkészletet biztosít professzionális alkalmazásfejlesztéshez.</w:t>
-      </w:r>
-    </w:p>
-    <w:p>
-      <w:pPr>
-        <w:spacing w:before="60" w:after="60"/>
-        <w:rPr>
-          <w:rFonts w:cs="Times New Roman"/>
-          <w:color w:val="156082" w:themeColor="accent1"/>
-          <w:sz w:val="26"/>
-          <w:szCs w:val="26"/>
-        </w:rPr>
-      </w:pPr>
-    </w:p>
-    <w:p>
-      <w:pPr>
-        <w:spacing w:before="60" w:after="60"/>
-        <w:rPr>
-          <w:rFonts w:cs="Times New Roman"/>
-          <w:b/>
-          <w:color w:val="156082" w:themeColor="accent1"/>
-          <w:sz w:val="26"/>
-          <w:szCs w:val="26"/>
-        </w:rPr>
-      </w:pPr>
-      <w:r>
-        <w:rPr>
-          <w:rFonts w:cs="Times New Roman"/>
-          <w:b/>
-          <w:color w:val="156082" w:themeColor="accent1"/>
-          <w:sz w:val="26"/>
-          <w:szCs w:val="26"/>
-        </w:rPr>
-        <w:t>Alapvető funkcionalitás</w:t>
-      </w:r>
-    </w:p>
-    <w:p>
-      <w:pPr>
-        <w:spacing w:before="60" w:after="60"/>
-        <w:rPr>
-          <w:rFonts w:cs="Times New Roman"/>
-          <w:color w:val="156082" w:themeColor="accent1"/>
-          <w:sz w:val="26"/>
-          <w:szCs w:val="26"/>
-        </w:rPr>
-      </w:pPr>
-      <w:r>
-        <w:rPr>
-          <w:rFonts w:cs="Times New Roman"/>
-          <w:color w:val="156082" w:themeColor="accent1"/>
-          <w:sz w:val="26"/>
-          <w:szCs w:val="26"/>
-        </w:rPr>
-        <w:t>- Intelligens kódszerkesztés</w:t>
-      </w:r>
-    </w:p>
-    <w:p>
-      <w:pPr>
-        <w:spacing w:before="60" w:after="60"/>
-        <w:rPr>
-          <w:rFonts w:cs="Times New Roman"/>
-          <w:color w:val="156082" w:themeColor="accent1"/>
-          <w:sz w:val="26"/>
-          <w:szCs w:val="26"/>
-        </w:rPr>
-      </w:pPr>
-      <w:r>
-        <w:rPr>
-          <w:rFonts w:cs="Times New Roman"/>
-          <w:color w:val="156082" w:themeColor="accent1"/>
-          <w:sz w:val="26"/>
-          <w:szCs w:val="26"/>
-        </w:rPr>
-        <w:t>- Vizuális tervezőeszközök</w:t>
-      </w:r>
-    </w:p>
-    <w:p>
-      <w:pPr>
-        <w:spacing w:before="60" w:after="60"/>
-        <w:rPr>
-          <w:rFonts w:cs="Times New Roman"/>
-          <w:color w:val="156082" w:themeColor="accent1"/>
-          <w:sz w:val="26"/>
-          <w:szCs w:val="26"/>
-        </w:rPr>
-      </w:pPr>
-      <w:r>
-        <w:rPr>
-          <w:rFonts w:cs="Times New Roman"/>
-          <w:color w:val="156082" w:themeColor="accent1"/>
-          <w:sz w:val="26"/>
-          <w:szCs w:val="26"/>
-        </w:rPr>
-        <w:t>- Beépített tesztelési eszközök</w:t>
-      </w:r>
-    </w:p>
-    <w:p>
-      <w:pPr>
-        <w:spacing w:before="60" w:after="60"/>
-        <w:rPr>
-          <w:rFonts w:cs="Times New Roman"/>
-          <w:color w:val="156082" w:themeColor="accent1"/>
-          <w:sz w:val="26"/>
-          <w:szCs w:val="26"/>
-        </w:rPr>
-      </w:pPr>
-      <w:r>
-        <w:rPr>
-          <w:rFonts w:cs="Times New Roman"/>
-          <w:color w:val="156082" w:themeColor="accent1"/>
-          <w:sz w:val="26"/>
-          <w:szCs w:val="26"/>
-        </w:rPr>
-        <w:t>- Forráskód verziókezelés</w:t>
-      </w:r>
-    </w:p>
-    <w:p>
-      <w:pPr>
-        <w:spacing w:before="60" w:after="60"/>
-        <w:rPr>
-          <w:rFonts w:cs="Times New Roman"/>
-          <w:color w:val="156082" w:themeColor="accent1"/>
-          <w:sz w:val="26"/>
-          <w:szCs w:val="26"/>
-        </w:rPr>
-      </w:pPr>
-      <w:r>
-        <w:rPr>
-          <w:rFonts w:cs="Times New Roman"/>
-          <w:color w:val="156082" w:themeColor="accent1"/>
-          <w:sz w:val="26"/>
-          <w:szCs w:val="26"/>
-        </w:rPr>
-        <w:t>-Tesztelés beépített keretrendszerre</w:t>
-      </w:r>
-      <w:r>
-        <w:rPr>
-          <w:rFonts w:cs="Times New Roman"/>
-          <w:color w:val="156082" w:themeColor="accent1"/>
-          <w:sz w:val="26"/>
-          <w:szCs w:val="26"/>
-        </w:rPr>
-        <w:t>l</w:t>
-      </w:r>
-    </w:p>
-    <w:p>
-      <w:pPr>
-        <w:spacing w:before="60" w:after="60"/>
-        <w:rPr>
-          <w:rFonts w:cs="Times New Roman"/>
-          <w:b/>
-          <w:color w:val="156082" w:themeColor="accent1"/>
-          <w:sz w:val="26"/>
-          <w:szCs w:val="26"/>
-        </w:rPr>
-      </w:pPr>
-      <w:r>
-        <w:rPr>
-          <w:rFonts w:cs="Times New Roman"/>
-          <w:b/>
-          <w:color w:val="156082" w:themeColor="accent1"/>
-          <w:sz w:val="26"/>
-          <w:szCs w:val="26"/>
-        </w:rPr>
-        <w:t>Integráció más technológiákkal</w:t>
-      </w:r>
-    </w:p>
-    <w:p>
-      <w:pPr>
-        <w:spacing w:before="60" w:after="60"/>
-        <w:rPr>
-          <w:rFonts w:cs="Times New Roman"/>
-          <w:color w:val="156082" w:themeColor="accent1"/>
-          <w:sz w:val="26"/>
-          <w:szCs w:val="26"/>
-        </w:rPr>
-      </w:pPr>
-      <w:r>
-        <w:rPr>
-          <w:rFonts w:cs="Times New Roman"/>
-          <w:color w:val="156082" w:themeColor="accent1"/>
-          <w:sz w:val="26"/>
-          <w:szCs w:val="26"/>
-        </w:rPr>
         <w:t>- .NET Framework/Core fejlesztés</w:t>
       </w:r>
     </w:p>
@@ -4218,776 +3601,6 @@
           <w:szCs w:val="26"/>
         </w:rPr>
       </w:pPr>
-    </w:p>
-    <w:p>
-      <w:pPr>
-        <w:pStyle w:val="Cmsor1"/>
-        <w:rPr>
-          <w:rFonts w:cs="Times New Roman"/>
-          <w:color w:val="156082" w:themeColor="accent1"/>
-          <w:sz w:val="26"/>
-          <w:szCs w:val="26"/>
-        </w:rPr>
-      </w:pPr>
-      <w:r>
-        <w:rPr>
-          <w:color w:val="156082" w:themeColor="accent1"/>
-        </w:rPr>
-        <w:lastRenderedPageBreak/>
-        <w:t>Swagger összefoglaló</w:t>
-      </w:r>
-    </w:p>
-    <w:p>
-      <w:pPr>
-        <w:spacing w:before="60" w:after="60"/>
-        <w:rPr>
-          <w:rFonts w:cs="Times New Roman"/>
-          <w:color w:val="156082" w:themeColor="accent1"/>
-          <w:sz w:val="26"/>
-          <w:szCs w:val="26"/>
-        </w:rPr>
-      </w:pPr>
-    </w:p>
-    <w:p>
-      <w:pPr>
-        <w:pStyle w:val="Cmsor2"/>
-      </w:pPr>
-      <w:r>
-        <w:t>Bevezetés</w:t>
-      </w:r>
-    </w:p>
-    <w:p>
-      <w:pPr>
-        <w:spacing w:before="60" w:after="60"/>
-        <w:rPr>
-          <w:rFonts w:cs="Times New Roman"/>
-          <w:color w:val="156082" w:themeColor="accent1"/>
-          <w:sz w:val="26"/>
-          <w:szCs w:val="26"/>
-        </w:rPr>
-      </w:pPr>
-      <w:r>
-        <w:rPr>
-          <w:rFonts w:cs="Times New Roman"/>
-          <w:color w:val="156082" w:themeColor="accent1"/>
-          <w:sz w:val="26"/>
-          <w:szCs w:val="26"/>
-        </w:rPr>
-        <w:t>A Swagger egy API dokumentációs és tervezési keretrendszer, amely lehetővé teszi RESTful API-k szabványos leírását és tesztelését.</w:t>
-      </w:r>
-    </w:p>
-    <w:p>
-      <w:pPr>
-        <w:spacing w:before="60" w:after="60"/>
-        <w:rPr>
-          <w:rFonts w:cs="Times New Roman"/>
-          <w:color w:val="156082" w:themeColor="accent1"/>
-          <w:sz w:val="26"/>
-          <w:szCs w:val="26"/>
-        </w:rPr>
-      </w:pPr>
-    </w:p>
-    <w:p>
-      <w:pPr>
-        <w:pStyle w:val="Cmsor2"/>
-      </w:pPr>
-      <w:r>
-        <w:t>Működési alapelvek</w:t>
-      </w:r>
-    </w:p>
-    <w:p>
-      <w:pPr>
-        <w:spacing w:before="60" w:after="60"/>
-        <w:rPr>
-          <w:rFonts w:cs="Times New Roman"/>
-          <w:color w:val="156082" w:themeColor="accent1"/>
-          <w:sz w:val="26"/>
-          <w:szCs w:val="26"/>
-        </w:rPr>
-      </w:pPr>
-      <w:r>
-        <w:rPr>
-          <w:rFonts w:cs="Times New Roman"/>
-          <w:color w:val="156082" w:themeColor="accent1"/>
-          <w:sz w:val="26"/>
-          <w:szCs w:val="26"/>
-        </w:rPr>
-        <w:t>Az eszköz JSON vagy YAML formátumban definiált API specifikációkon alapul, amelyekből automatikusan generál interaktív dokumentációt és kliens könyvtárakat.</w:t>
-      </w:r>
-    </w:p>
-    <w:p>
-      <w:pPr>
-        <w:spacing w:before="60" w:after="60"/>
-        <w:rPr>
-          <w:rFonts w:cs="Times New Roman"/>
-          <w:color w:val="156082" w:themeColor="accent1"/>
-          <w:sz w:val="26"/>
-          <w:szCs w:val="26"/>
-        </w:rPr>
-      </w:pPr>
-    </w:p>
-    <w:p>
-      <w:pPr>
-        <w:pStyle w:val="Cmsor2"/>
-      </w:pPr>
-      <w:r>
-        <w:t>Technológiai háttér</w:t>
-      </w:r>
-    </w:p>
-    <w:p>
-      <w:pPr>
-        <w:spacing w:before="60" w:after="60"/>
-        <w:rPr>
-          <w:rFonts w:cs="Times New Roman"/>
-          <w:color w:val="156082" w:themeColor="accent1"/>
-          <w:sz w:val="26"/>
-          <w:szCs w:val="26"/>
-        </w:rPr>
-      </w:pPr>
-      <w:r>
-        <w:rPr>
-          <w:rFonts w:cs="Times New Roman"/>
-          <w:color w:val="156082" w:themeColor="accent1"/>
-          <w:sz w:val="26"/>
-          <w:szCs w:val="26"/>
-        </w:rPr>
-        <w:t>1. API specifikáció definiálása</w:t>
-      </w:r>
-    </w:p>
-    <w:p>
-      <w:pPr>
-        <w:spacing w:before="60" w:after="60"/>
-        <w:rPr>
-          <w:rFonts w:cs="Times New Roman"/>
-          <w:color w:val="156082" w:themeColor="accent1"/>
-          <w:sz w:val="26"/>
-          <w:szCs w:val="26"/>
-        </w:rPr>
-      </w:pPr>
-      <w:r>
-        <w:rPr>
-          <w:rFonts w:cs="Times New Roman"/>
-          <w:color w:val="156082" w:themeColor="accent1"/>
-          <w:sz w:val="26"/>
-          <w:szCs w:val="26"/>
-        </w:rPr>
-        <w:t>2. Dokumentáció automatikus generálása</w:t>
-      </w:r>
-    </w:p>
-    <w:p>
-      <w:pPr>
-        <w:spacing w:before="60" w:after="60"/>
-        <w:rPr>
-          <w:rFonts w:cs="Times New Roman"/>
-          <w:color w:val="156082" w:themeColor="accent1"/>
-          <w:sz w:val="26"/>
-          <w:szCs w:val="26"/>
-        </w:rPr>
-      </w:pPr>
-      <w:r>
-        <w:rPr>
-          <w:rFonts w:cs="Times New Roman"/>
-          <w:color w:val="156082" w:themeColor="accent1"/>
-          <w:sz w:val="26"/>
-          <w:szCs w:val="26"/>
-        </w:rPr>
-        <w:t>3. Interaktív API felület létrehozása</w:t>
-      </w:r>
-    </w:p>
-    <w:p>
-      <w:pPr>
-        <w:spacing w:before="60" w:after="60"/>
-        <w:rPr>
-          <w:rFonts w:cs="Times New Roman"/>
-          <w:color w:val="156082" w:themeColor="accent1"/>
-          <w:sz w:val="26"/>
-          <w:szCs w:val="26"/>
-        </w:rPr>
-      </w:pPr>
-      <w:r>
-        <w:rPr>
-          <w:rFonts w:cs="Times New Roman"/>
-          <w:color w:val="156082" w:themeColor="accent1"/>
-          <w:sz w:val="26"/>
-          <w:szCs w:val="26"/>
-        </w:rPr>
-        <w:t>4. Kliens kód generálása különböző nyelvekhez</w:t>
-      </w:r>
-    </w:p>
-    <w:p>
-      <w:pPr>
-        <w:spacing w:before="60" w:after="60"/>
-        <w:rPr>
-          <w:rFonts w:cs="Times New Roman"/>
-          <w:color w:val="156082" w:themeColor="accent1"/>
-          <w:sz w:val="26"/>
-          <w:szCs w:val="26"/>
-        </w:rPr>
-      </w:pPr>
-      <w:r>
-        <w:rPr>
-          <w:rFonts w:cs="Times New Roman"/>
-          <w:color w:val="156082" w:themeColor="accent1"/>
-          <w:sz w:val="26"/>
-          <w:szCs w:val="26"/>
-        </w:rPr>
-        <w:t>5. API tesztelési környezet biztosítása</w:t>
-      </w:r>
-    </w:p>
-    <w:p>
-      <w:pPr>
-        <w:pStyle w:val="Cmsor1"/>
-      </w:pPr>
-      <w:r>
-        <w:t>phpMyAdmin összefoglaló</w:t>
-      </w:r>
-    </w:p>
-    <w:p>
-      <w:pPr>
-        <w:spacing w:before="60" w:after="60"/>
-        <w:rPr>
-          <w:rFonts w:cs="Times New Roman"/>
-          <w:color w:val="156082" w:themeColor="accent1"/>
-          <w:sz w:val="26"/>
-          <w:szCs w:val="26"/>
-        </w:rPr>
-      </w:pPr>
-    </w:p>
-    <w:p>
-      <w:pPr>
-        <w:pStyle w:val="Cmsor2"/>
-      </w:pPr>
-      <w:r>
-        <w:t>Bevezetés</w:t>
-      </w:r>
-    </w:p>
-    <w:p>
-      <w:pPr>
-        <w:spacing w:before="60" w:after="60"/>
-        <w:rPr>
-          <w:rFonts w:cs="Times New Roman"/>
-          <w:color w:val="156082" w:themeColor="accent1"/>
-          <w:sz w:val="26"/>
-          <w:szCs w:val="26"/>
-        </w:rPr>
-      </w:pPr>
-      <w:r>
-        <w:rPr>
-          <w:rFonts w:cs="Times New Roman"/>
-          <w:color w:val="156082" w:themeColor="accent1"/>
-          <w:sz w:val="26"/>
-          <w:szCs w:val="26"/>
-        </w:rPr>
-        <w:t>A phpMyAdmin egy nyílt forráskódú webes felülettel rendelkező MySQL/MariaDB adatbázis-kezelő eszköz, amely egyszerűsíti az adatbázisok adminisztrációját.</w:t>
-      </w:r>
-    </w:p>
-    <w:p>
-      <w:pPr>
-        <w:spacing w:before="60" w:after="60"/>
-        <w:rPr>
-          <w:rFonts w:cs="Times New Roman"/>
-          <w:color w:val="156082" w:themeColor="accent1"/>
-          <w:sz w:val="26"/>
-          <w:szCs w:val="26"/>
-        </w:rPr>
-      </w:pPr>
-    </w:p>
-    <w:p>
-      <w:pPr>
-        <w:pStyle w:val="Cmsor2"/>
-      </w:pPr>
-      <w:r>
-        <w:t>Működési alapelvek</w:t>
-      </w:r>
-    </w:p>
-    <w:p>
-      <w:pPr>
-        <w:spacing w:before="60" w:after="60"/>
-        <w:rPr>
-          <w:rFonts w:cs="Times New Roman"/>
-          <w:color w:val="156082" w:themeColor="accent1"/>
-          <w:sz w:val="26"/>
-          <w:szCs w:val="26"/>
-        </w:rPr>
-      </w:pPr>
-      <w:r>
-        <w:rPr>
-          <w:rFonts w:cs="Times New Roman"/>
-          <w:color w:val="156082" w:themeColor="accent1"/>
-          <w:sz w:val="26"/>
-          <w:szCs w:val="26"/>
-        </w:rPr>
-        <w:t>PHP-ban írt webalkalmazásként működik, amely grafikus felületet biztosít MySQL műveletek végrehajtásához.</w:t>
-      </w:r>
-    </w:p>
-    <w:p>
-      <w:pPr>
-        <w:spacing w:before="60" w:after="60"/>
-        <w:rPr>
-          <w:rFonts w:cs="Times New Roman"/>
-          <w:color w:val="156082" w:themeColor="accent1"/>
-          <w:sz w:val="26"/>
-          <w:szCs w:val="26"/>
-        </w:rPr>
-      </w:pPr>
-    </w:p>
-    <w:p>
-      <w:pPr>
-        <w:pStyle w:val="Cmsor2"/>
-      </w:pPr>
-      <w:r>
-        <w:t>Technológiai háttér</w:t>
-      </w:r>
-    </w:p>
-    <w:p>
-      <w:pPr>
-        <w:spacing w:before="60" w:after="60"/>
-        <w:rPr>
-          <w:rFonts w:cs="Times New Roman"/>
-          <w:color w:val="156082" w:themeColor="accent1"/>
-          <w:sz w:val="26"/>
-          <w:szCs w:val="26"/>
-        </w:rPr>
-      </w:pPr>
-      <w:r>
-        <w:rPr>
-          <w:rFonts w:cs="Times New Roman"/>
-          <w:color w:val="156082" w:themeColor="accent1"/>
-          <w:sz w:val="26"/>
-          <w:szCs w:val="26"/>
-        </w:rPr>
-        <w:t>1. Web-alapú felület biztosítása</w:t>
-      </w:r>
-    </w:p>
-    <w:p>
-      <w:pPr>
-        <w:spacing w:before="60" w:after="60"/>
-        <w:rPr>
-          <w:rFonts w:cs="Times New Roman"/>
-          <w:color w:val="156082" w:themeColor="accent1"/>
-          <w:sz w:val="26"/>
-          <w:szCs w:val="26"/>
-        </w:rPr>
-      </w:pPr>
-      <w:r>
-        <w:rPr>
-          <w:rFonts w:cs="Times New Roman"/>
-          <w:color w:val="156082" w:themeColor="accent1"/>
-          <w:sz w:val="26"/>
-          <w:szCs w:val="26"/>
-        </w:rPr>
-        <w:lastRenderedPageBreak/>
-        <w:t>2. SQL lekérdezések végrehajtása</w:t>
-      </w:r>
-    </w:p>
-    <w:p>
-      <w:pPr>
-        <w:spacing w:before="60" w:after="60"/>
-        <w:rPr>
-          <w:rFonts w:cs="Times New Roman"/>
-          <w:color w:val="156082" w:themeColor="accent1"/>
-          <w:sz w:val="26"/>
-          <w:szCs w:val="26"/>
-        </w:rPr>
-      </w:pPr>
-      <w:r>
-        <w:rPr>
-          <w:rFonts w:cs="Times New Roman"/>
-          <w:color w:val="156082" w:themeColor="accent1"/>
-          <w:sz w:val="26"/>
-          <w:szCs w:val="26"/>
-        </w:rPr>
-        <w:t>3. Adatbázis struktúra kezelése</w:t>
-      </w:r>
-    </w:p>
-    <w:p>
-      <w:pPr>
-        <w:spacing w:before="60" w:after="60"/>
-        <w:rPr>
-          <w:rFonts w:cs="Times New Roman"/>
-          <w:color w:val="156082" w:themeColor="accent1"/>
-          <w:sz w:val="26"/>
-          <w:szCs w:val="26"/>
-        </w:rPr>
-      </w:pPr>
-      <w:r>
-        <w:rPr>
-          <w:rFonts w:cs="Times New Roman"/>
-          <w:color w:val="156082" w:themeColor="accent1"/>
-          <w:sz w:val="26"/>
-          <w:szCs w:val="26"/>
-        </w:rPr>
-        <w:t>4. Jogosultságkezelés</w:t>
-      </w:r>
-    </w:p>
-    <w:p>
-      <w:pPr>
-        <w:spacing w:before="60" w:after="60"/>
-        <w:rPr>
-          <w:rFonts w:cs="Times New Roman"/>
-          <w:color w:val="156082" w:themeColor="accent1"/>
-          <w:sz w:val="26"/>
-          <w:szCs w:val="26"/>
-        </w:rPr>
-      </w:pPr>
-      <w:r>
-        <w:rPr>
-          <w:rFonts w:cs="Times New Roman"/>
-          <w:color w:val="156082" w:themeColor="accent1"/>
-          <w:sz w:val="26"/>
-          <w:szCs w:val="26"/>
-        </w:rPr>
-        <w:t>5. Import/Export funkciók</w:t>
-      </w:r>
-    </w:p>
-    <w:p>
-      <w:pPr>
-        <w:pStyle w:val="Cmsor2"/>
-      </w:pPr>
-      <w:r>
-        <w:t>Integráció más technológiákkal</w:t>
-      </w:r>
-    </w:p>
-    <w:p>
-      <w:pPr>
-        <w:spacing w:before="60" w:after="60"/>
-        <w:rPr>
-          <w:rFonts w:cs="Times New Roman"/>
-          <w:color w:val="156082" w:themeColor="accent1"/>
-          <w:sz w:val="26"/>
-          <w:szCs w:val="26"/>
-        </w:rPr>
-      </w:pPr>
-      <w:r>
-        <w:rPr>
-          <w:rFonts w:cs="Times New Roman"/>
-          <w:color w:val="156082" w:themeColor="accent1"/>
-          <w:sz w:val="26"/>
-          <w:szCs w:val="26"/>
-        </w:rPr>
-        <w:t>- MySQL/MariaDB</w:t>
-      </w:r>
-    </w:p>
-    <w:p>
-      <w:pPr>
-        <w:spacing w:before="60" w:after="60"/>
-        <w:rPr>
-          <w:rFonts w:cs="Times New Roman"/>
-          <w:color w:val="156082" w:themeColor="accent1"/>
-          <w:sz w:val="26"/>
-          <w:szCs w:val="26"/>
-        </w:rPr>
-      </w:pPr>
-      <w:r>
-        <w:rPr>
-          <w:rFonts w:cs="Times New Roman"/>
-          <w:color w:val="156082" w:themeColor="accent1"/>
-          <w:sz w:val="26"/>
-          <w:szCs w:val="26"/>
-        </w:rPr>
-        <w:t>- Web szerverek</w:t>
-      </w:r>
-    </w:p>
-    <w:p>
-      <w:pPr>
-        <w:spacing w:before="60" w:after="60"/>
-        <w:rPr>
-          <w:rFonts w:cs="Times New Roman"/>
-          <w:color w:val="156082" w:themeColor="accent1"/>
-          <w:sz w:val="26"/>
-          <w:szCs w:val="26"/>
-        </w:rPr>
-      </w:pPr>
-      <w:r>
-        <w:rPr>
-          <w:rFonts w:cs="Times New Roman"/>
-          <w:color w:val="156082" w:themeColor="accent1"/>
-          <w:sz w:val="26"/>
-          <w:szCs w:val="26"/>
-        </w:rPr>
-        <w:t>- PHP alkalmazások</w:t>
-      </w:r>
-    </w:p>
-    <w:p>
-      <w:pPr>
-        <w:spacing w:before="60" w:after="60"/>
-        <w:rPr>
-          <w:rFonts w:cs="Times New Roman"/>
-          <w:color w:val="156082" w:themeColor="accent1"/>
-          <w:sz w:val="26"/>
-          <w:szCs w:val="26"/>
-        </w:rPr>
-      </w:pPr>
-      <w:r>
-        <w:rPr>
-          <w:rFonts w:cs="Times New Roman"/>
-          <w:color w:val="156082" w:themeColor="accent1"/>
-          <w:sz w:val="26"/>
-          <w:szCs w:val="26"/>
-        </w:rPr>
-        <w:t>- Backup rendszerek</w:t>
-      </w:r>
-    </w:p>
-    <w:p>
-      <w:pPr>
-        <w:spacing w:before="60" w:after="60"/>
-        <w:rPr>
-          <w:rFonts w:cs="Times New Roman"/>
-          <w:color w:val="156082" w:themeColor="accent1"/>
-          <w:sz w:val="26"/>
-          <w:szCs w:val="26"/>
-        </w:rPr>
-      </w:pPr>
-      <w:r>
-        <w:rPr>
-          <w:rFonts w:cs="Times New Roman"/>
-          <w:color w:val="156082" w:themeColor="accent1"/>
-          <w:sz w:val="26"/>
-          <w:szCs w:val="26"/>
-        </w:rPr>
-        <w:t>- Hosting szolgáltatások</w:t>
-      </w:r>
-    </w:p>
-    <w:p>
-      <w:pPr>
-        <w:pStyle w:val="Cmsor1"/>
-      </w:pPr>
-      <w:r>
-        <w:t>.NET összefoglaló</w:t>
-      </w:r>
-    </w:p>
-    <w:p>
-      <w:pPr>
-        <w:rPr>
-          <w:color w:val="156082" w:themeColor="accent1"/>
-          <w:sz w:val="26"/>
-          <w:szCs w:val="26"/>
-        </w:rPr>
-      </w:pPr>
-      <w:r>
-        <w:rPr>
-          <w:color w:val="156082" w:themeColor="accent1"/>
-          <w:sz w:val="26"/>
-          <w:szCs w:val="26"/>
-        </w:rPr>
-        <w:t>A .NET egy nyílt forráskódú, platformfüggetlen fejlesztési keretrendszer, amelyet a Microsoft fejlesztett ki. A .NET lehetővé teszi különböző típusú alkalmazások (pl. web, mobil, asztali, felhő) fejlesztését több programozási nyelv (pl. C#, F#, Visual Basic) használatával. A keretrendszer magas szintű teljesítményt, skálázhatóságot és biztonságot kínál.</w:t>
-      </w:r>
-    </w:p>
-    <w:p>
-      <w:pPr>
-        <w:pStyle w:val="Cmsor2"/>
-      </w:pPr>
-      <w:r>
-        <w:t>Működési alapelvek</w:t>
-      </w:r>
-    </w:p>
-    <w:p>
-      <w:pPr>
-        <w:rPr>
-          <w:color w:val="156082" w:themeColor="accent1"/>
-          <w:sz w:val="26"/>
-          <w:szCs w:val="26"/>
-        </w:rPr>
-      </w:pPr>
-      <w:r>
-        <w:rPr>
-          <w:color w:val="156082" w:themeColor="accent1"/>
-          <w:sz w:val="26"/>
-          <w:szCs w:val="26"/>
-        </w:rPr>
-        <w:t>A .NET egy közös futási környezetre (CLR – Common Language Runtime) épül, amely biztosítja a kód végrehajtását és memóriakezelését. A .NET alkalmazások köztes nyelvre (IL – Intermediate Language) fordítódnak, amelyet a CLR futtat. A keretrendszer támogatja a platformfüggetlenséget, így az alkalmazások futtathatók Windows, Linux és macOS rendszereken is.</w:t>
-      </w:r>
-    </w:p>
-    <w:p>
-      <w:pPr>
-        <w:pStyle w:val="Cmsor2"/>
-      </w:pPr>
-      <w:r>
-        <w:t>Alapvető funkcionalitás</w:t>
-      </w:r>
-    </w:p>
-    <w:p>
-      <w:pPr>
-        <w:pStyle w:val="Listaszerbekezds"/>
-        <w:numPr>
-          <w:ilvl w:val="0"/>
-          <w:numId w:val="40"/>
-        </w:numPr>
-        <w:rPr>
-          <w:color w:val="156082" w:themeColor="accent1"/>
-          <w:sz w:val="26"/>
-          <w:szCs w:val="26"/>
-        </w:rPr>
-      </w:pPr>
-      <w:r>
-        <w:rPr>
-          <w:color w:val="156082" w:themeColor="accent1"/>
-          <w:sz w:val="26"/>
-          <w:szCs w:val="26"/>
-        </w:rPr>
-        <w:t>Többnyelvű támogatás: C#, F#, Visual Basic stb.</w:t>
-      </w:r>
-    </w:p>
-    <w:p>
-      <w:pPr>
-        <w:pStyle w:val="Listaszerbekezds"/>
-        <w:numPr>
-          <w:ilvl w:val="0"/>
-          <w:numId w:val="40"/>
-        </w:numPr>
-        <w:rPr>
-          <w:color w:val="156082" w:themeColor="accent1"/>
-          <w:sz w:val="26"/>
-          <w:szCs w:val="26"/>
-        </w:rPr>
-      </w:pPr>
-      <w:r>
-        <w:rPr>
-          <w:color w:val="156082" w:themeColor="accent1"/>
-          <w:sz w:val="26"/>
-          <w:szCs w:val="26"/>
-        </w:rPr>
-        <w:t>ASP.NET Core: Modern webalkalmazások és API-k fejlesztése.</w:t>
-      </w:r>
-    </w:p>
-    <w:p>
-      <w:pPr>
-        <w:pStyle w:val="Listaszerbekezds"/>
-        <w:numPr>
-          <w:ilvl w:val="0"/>
-          <w:numId w:val="40"/>
-        </w:numPr>
-        <w:rPr>
-          <w:color w:val="156082" w:themeColor="accent1"/>
-          <w:sz w:val="26"/>
-          <w:szCs w:val="26"/>
-        </w:rPr>
-      </w:pPr>
-      <w:r>
-        <w:rPr>
-          <w:color w:val="156082" w:themeColor="accent1"/>
-          <w:sz w:val="26"/>
-          <w:szCs w:val="26"/>
-        </w:rPr>
-        <w:t>Entity Framework: Objektum-relációs leképezés (ORM) adatbázisok kezeléséhez.</w:t>
-      </w:r>
-    </w:p>
-    <w:p>
-      <w:pPr>
-        <w:pStyle w:val="Listaszerbekezds"/>
-        <w:numPr>
-          <w:ilvl w:val="0"/>
-          <w:numId w:val="40"/>
-        </w:numPr>
-        <w:rPr>
-          <w:color w:val="156082" w:themeColor="accent1"/>
-          <w:sz w:val="26"/>
-          <w:szCs w:val="26"/>
-        </w:rPr>
-      </w:pPr>
-      <w:r>
-        <w:rPr>
-          <w:color w:val="156082" w:themeColor="accent1"/>
-          <w:sz w:val="26"/>
-          <w:szCs w:val="26"/>
-        </w:rPr>
-        <w:t>Xamarin: Mobilalkalmazások fejlesztése iOS és Android rendszerekre.</w:t>
-      </w:r>
-    </w:p>
-    <w:p>
-      <w:pPr>
-        <w:pStyle w:val="Listaszerbekezds"/>
-        <w:numPr>
-          <w:ilvl w:val="0"/>
-          <w:numId w:val="40"/>
-        </w:numPr>
-        <w:rPr>
-          <w:color w:val="156082" w:themeColor="accent1"/>
-          <w:sz w:val="26"/>
-          <w:szCs w:val="26"/>
-        </w:rPr>
-      </w:pPr>
-      <w:r>
-        <w:rPr>
-          <w:color w:val="156082" w:themeColor="accent1"/>
-          <w:sz w:val="26"/>
-          <w:szCs w:val="26"/>
-        </w:rPr>
-        <w:t>.NET MAUI: Platformfüggetlen felhasználói felületek készítése.</w:t>
-      </w:r>
-    </w:p>
-    <w:p>
-      <w:pPr>
-        <w:pStyle w:val="Listaszerbekezds"/>
-        <w:numPr>
-          <w:ilvl w:val="0"/>
-          <w:numId w:val="40"/>
-        </w:numPr>
-        <w:rPr>
-          <w:color w:val="156082" w:themeColor="accent1"/>
-          <w:sz w:val="26"/>
-          <w:szCs w:val="26"/>
-        </w:rPr>
-      </w:pPr>
-      <w:r>
-        <w:rPr>
-          <w:color w:val="156082" w:themeColor="accent1"/>
-          <w:sz w:val="26"/>
-          <w:szCs w:val="26"/>
-        </w:rPr>
-        <w:t>Felhő integráció: Azure-ral való zökkenőmentes együttműködés.</w:t>
-      </w:r>
-    </w:p>
-    <w:p>
-      <w:pPr>
-        <w:rPr>
-          <w:color w:val="156082" w:themeColor="accent1"/>
-          <w:sz w:val="26"/>
-          <w:szCs w:val="26"/>
-        </w:rPr>
-      </w:pPr>
-    </w:p>
-    <w:p>
-      <w:pPr>
-        <w:pStyle w:val="Cmsor2"/>
-      </w:pPr>
-      <w:r>
-        <w:lastRenderedPageBreak/>
-        <w:t>Összegzés</w:t>
-      </w:r>
-    </w:p>
-    <w:p>
-      <w:pPr>
-        <w:rPr>
-          <w:color w:val="156082" w:themeColor="accent1"/>
-          <w:sz w:val="26"/>
-          <w:szCs w:val="26"/>
-        </w:rPr>
-      </w:pPr>
-      <w:r>
-        <w:rPr>
-          <w:color w:val="156082" w:themeColor="accent1"/>
-          <w:sz w:val="26"/>
-          <w:szCs w:val="26"/>
-        </w:rPr>
-        <w:t xml:space="preserve">A .NET egy hatékony és sokoldalú keretrendszer, amely lehetővé teszi különböző típusú alkalmazások fejlesztését. A platformfüggetlenség, a magas teljesítmény és a széles körű eszköztár miatt ideális választás mind a kis, </w:t>
-      </w:r>
-      <w:r>
-        <w:rPr>
-          <w:color w:val="156082" w:themeColor="accent1"/>
-          <w:sz w:val="26"/>
-          <w:szCs w:val="26"/>
-        </w:rPr>
-        <w:t>és nagyobb</w:t>
-      </w:r>
-      <w:r>
-        <w:rPr>
-          <w:color w:val="156082" w:themeColor="accent1"/>
-          <w:sz w:val="26"/>
-          <w:szCs w:val="26"/>
-        </w:rPr>
-        <w:t xml:space="preserve"> projektekhez. A .NET folyamatos fejlődése és a nyílt forráskódú közösség támogatása tovább növeli a keretrendszer népszerűségét.</w:t>
-      </w:r>
     </w:p>
     <w:p>
       <w:pPr>
@@ -5160,6 +3773,7 @@
           <w:sz w:val="26"/>
           <w:szCs w:val="26"/>
         </w:rPr>
+        <w:lastRenderedPageBreak/>
         <w:t>achievementek</w:t>
       </w:r>
       <w:r>
@@ -5252,7 +3866,6 @@
           <w:sz w:val="26"/>
           <w:szCs w:val="26"/>
         </w:rPr>
-        <w:lastRenderedPageBreak/>
         <w:t>Az achievementek ösztönzik a felhasználókat arra, hogy többet interakcióba lépjenek a weboldallal, legyen szó napi aktivitásról, egy bizonyos célnak az eléréséről vagy más típusú kihívásokról.</w:t>
       </w:r>
     </w:p>
@@ -5673,6 +4286,7 @@
           <w:sz w:val="26"/>
           <w:szCs w:val="26"/>
         </w:rPr>
+        <w:lastRenderedPageBreak/>
         <w:t>Az achievementek segíthetnek a felhasználóknak konkrét célok kitűzésében, mint például napi aktivitás teljesítése, egy adott feladat befejezése vagy egy adott számú hozzászólás megírása.</w:t>
       </w:r>
     </w:p>
@@ -5706,7 +4320,6 @@
         <w:pStyle w:val="Cmsor2"/>
       </w:pPr>
       <w:r>
-        <w:lastRenderedPageBreak/>
         <w:t>Mire használják az achievementeket a weboldalakon?</w:t>
       </w:r>
     </w:p>
@@ -6225,6 +4838,7 @@
           <w:sz w:val="26"/>
           <w:szCs w:val="26"/>
         </w:rPr>
+        <w:lastRenderedPageBreak/>
         <w:t>Products:</w:t>
       </w:r>
       <w:r>
@@ -6321,7 +4935,6 @@
           <w:sz w:val="26"/>
           <w:szCs w:val="26"/>
         </w:rPr>
-        <w:lastRenderedPageBreak/>
         <w:t>PlanProducts:</w:t>
       </w:r>
       <w:r>
@@ -7069,6 +5682,7 @@
           <w:sz w:val="26"/>
           <w:szCs w:val="26"/>
         </w:rPr>
+        <w:lastRenderedPageBreak/>
         <w:t xml:space="preserve">3. „put </w:t>
       </w:r>
       <w:r>
@@ -7145,7 +5759,6 @@
           <w:sz w:val="26"/>
           <w:szCs w:val="26"/>
         </w:rPr>
-        <w:lastRenderedPageBreak/>
         <w:t>5, „</w:t>
       </w:r>
       <w:r>
@@ -8117,6 +6730,7 @@
           <w:sz w:val="26"/>
           <w:szCs w:val="26"/>
         </w:rPr>
+        <w:lastRenderedPageBreak/>
         <w:t>„</w:t>
       </w:r>
       <w:r>
@@ -8237,7 +6851,6 @@
           <w:sz w:val="26"/>
           <w:szCs w:val="26"/>
         </w:rPr>
-        <w:lastRenderedPageBreak/>
         <w:t xml:space="preserve">„put </w:t>
       </w:r>
       <w:r>
@@ -9105,6 +7718,7 @@
           <w:sz w:val="26"/>
           <w:szCs w:val="26"/>
         </w:rPr>
+        <w:lastRenderedPageBreak/>
         <w:t>„</w:t>
       </w:r>
       <w:r>
@@ -9216,7 +7830,6 @@
           <w:sz w:val="26"/>
           <w:szCs w:val="26"/>
         </w:rPr>
-        <w:lastRenderedPageBreak/>
         <w:t xml:space="preserve">„put id” Azonosító alapján tudunk módosítást végrehajtani az adatok </w:t>
       </w:r>
       <w:r>
@@ -9769,6 +8382,7 @@
           <w:sz w:val="26"/>
           <w:szCs w:val="26"/>
         </w:rPr>
+        <w:lastRenderedPageBreak/>
         <w:t>„upload-profile-</w:t>
       </w:r>
       <w:r>
@@ -9925,7 +8539,6 @@
           <w:sz w:val="26"/>
           <w:szCs w:val="26"/>
         </w:rPr>
-        <w:lastRenderedPageBreak/>
         <w:t>„forgotpass”,</w:t>
       </w:r>
       <w:r>
@@ -10331,6 +8944,7 @@
           <w:lang w:eastAsia="hu-HU"/>
           <w14:ligatures w14:val="none"/>
         </w:rPr>
+        <w:lastRenderedPageBreak/>
         <w:t>A GitHub számos funkciót kínál, mint például a pull requestek, amelyek lehetővé teszik a kódváltoztatások felülvizsgálatát és egyeztetését, valamint az issue tracking, amely segít a hibák és feladatok nyomon követésében. Emellett a GitHub támogatja a folyamatos integrációt és üzembe helyezést (CI/CD), valamint számos integrációt más fejlesztői eszközökkel.</w:t>
       </w:r>
     </w:p>
@@ -10347,7 +8961,6 @@
           <w:rFonts w:eastAsia="Times New Roman"/>
           <w:lang w:eastAsia="hu-HU"/>
         </w:rPr>
-        <w:lastRenderedPageBreak/>
         <w:t>Használata</w:t>
       </w:r>
     </w:p>
@@ -11134,7 +9747,7 @@
           <w:szCs w:val="22"/>
         </w:rPr>
         <w:drawing>
-          <wp:inline distT="0" distB="0" distL="0" distR="0" wp14:anchorId="236CFAA3" wp14:editId="79099126">
+          <wp:inline distT="0" distB="0" distL="0" distR="0" wp14:anchorId="236CFAA3" wp14:editId="2D21D838">
             <wp:extent cx="5756910" cy="3057525"/>
             <wp:effectExtent l="0" t="0" r="0" b="9525"/>
             <wp:docPr id="133685835" name="Kép 8"/>
@@ -11292,7 +9905,7 @@
         </w:rPr>
         <w:lastRenderedPageBreak/>
         <w:drawing>
-          <wp:inline distT="0" distB="0" distL="0" distR="0" wp14:anchorId="095C9FAE" wp14:editId="05FDEA13">
+          <wp:inline distT="0" distB="0" distL="0" distR="0" wp14:anchorId="095C9FAE" wp14:editId="210DE549">
             <wp:extent cx="5828647" cy="3087015"/>
             <wp:effectExtent l="0" t="0" r="1270" b="0"/>
             <wp:docPr id="1755137554" name="Kép 7"/>
@@ -18580,7 +17193,6 @@
   <w:style w:type="character" w:default="1" w:styleId="Bekezdsalapbettpusa">
     <w:name w:val="Default Paragraph Font"/>
     <w:uiPriority w:val="1"/>
-    <w:semiHidden/>
     <w:unhideWhenUsed/>
   </w:style>
   <w:style w:type="table" w:default="1" w:styleId="Normltblzat">

--- a/Lakberendezés_Dokumentum.docx
+++ b/Lakberendezés_Dokumentum.docx
@@ -1,6 +1,6 @@
 
 <file path=word/document.xml><?xml version="1.0" encoding="utf-8"?>
-<w:document xmlns:wpc="http://schemas.microsoft.com/office/word/2010/wordprocessingCanvas" xmlns:cx="http://schemas.microsoft.com/office/drawing/2014/chartex" xmlns:cx1="http://schemas.microsoft.com/office/drawing/2015/9/8/chartex" xmlns:cx2="http://schemas.microsoft.com/office/drawing/2015/10/21/chartex" xmlns:cx3="http://schemas.microsoft.com/office/drawing/2016/5/9/chartex" xmlns:cx4="http://schemas.microsoft.com/office/drawing/2016/5/10/chartex" xmlns:cx5="http://schemas.microsoft.com/office/drawing/2016/5/11/chartex" xmlns:cx6="http://schemas.microsoft.com/office/drawing/2016/5/12/chartex" xmlns:cx7="http://schemas.microsoft.com/office/drawing/2016/5/13/chartex" xmlns:cx8="http://schemas.microsoft.com/office/drawing/2016/5/14/chartex" xmlns:mc="http://schemas.openxmlformats.org/markup-compatibility/2006" xmlns:aink="http://schemas.microsoft.com/office/drawing/2016/ink" xmlns:am3d="http://schemas.microsoft.com/office/drawing/2017/model3d" xmlns:o="urn:schemas-microsoft-com:office:office" xmlns:oel="http://schemas.microsoft.com/office/2019/extlst" xmlns:r="http://schemas.openxmlformats.org/officeDocument/2006/relationships" xmlns:m="http://schemas.openxmlformats.org/officeDocument/2006/math" xmlns:v="urn:schemas-microsoft-com:vml" xmlns:wp14="http://schemas.microsoft.com/office/word/2010/wordprocessingDrawing" xmlns:wp="http://schemas.openxmlformats.org/drawingml/2006/wordprocessingDrawing" xmlns:w10="urn:schemas-microsoft-com:office:word" xmlns:w="http://schemas.openxmlformats.org/wordprocessingml/2006/main" xmlns:w14="http://schemas.microsoft.com/office/word/2010/wordml" xmlns:w15="http://schemas.microsoft.com/office/word/2012/wordml" xmlns:w16cex="http://schemas.microsoft.com/office/word/2018/wordml/cex" xmlns:w16cid="http://schemas.microsoft.com/office/word/2016/wordml/cid" xmlns:w16="http://schemas.microsoft.com/office/word/2018/wordml" xmlns:w16du="http://schemas.microsoft.com/office/word/2023/wordml/word16du" xmlns:w16sdtdh="http://schemas.microsoft.com/office/word/2020/wordml/sdtdatahash" xmlns:w16sdtfl="http://schemas.microsoft.com/office/word/2024/wordml/sdtformatlock" xmlns:w16se="http://schemas.microsoft.com/office/word/2015/wordml/symex" xmlns:wpg="http://schemas.microsoft.com/office/word/2010/wordprocessingGroup" xmlns:wpi="http://schemas.microsoft.com/office/word/2010/wordprocessingInk" xmlns:wne="http://schemas.microsoft.com/office/word/2006/wordml" xmlns:wps="http://schemas.microsoft.com/office/word/2010/wordprocessingShape" mc:Ignorable="w14 w15 w16se w16cid w16 w16cex w16sdtdh w16sdtfl w16du wp14">
+<w:document xmlns:wpc="http://schemas.microsoft.com/office/word/2010/wordprocessingCanvas" xmlns:cx="http://schemas.microsoft.com/office/drawing/2014/chartex" xmlns:cx1="http://schemas.microsoft.com/office/drawing/2015/9/8/chartex" xmlns:cx2="http://schemas.microsoft.com/office/drawing/2015/10/21/chartex" xmlns:cx3="http://schemas.microsoft.com/office/drawing/2016/5/9/chartex" xmlns:cx4="http://schemas.microsoft.com/office/drawing/2016/5/10/chartex" xmlns:cx5="http://schemas.microsoft.com/office/drawing/2016/5/11/chartex" xmlns:cx6="http://schemas.microsoft.com/office/drawing/2016/5/12/chartex" xmlns:cx7="http://schemas.microsoft.com/office/drawing/2016/5/13/chartex" xmlns:cx8="http://schemas.microsoft.com/office/drawing/2016/5/14/chartex" xmlns:mc="http://schemas.openxmlformats.org/markup-compatibility/2006" xmlns:aink="http://schemas.microsoft.com/office/drawing/2016/ink" xmlns:am3d="http://schemas.microsoft.com/office/drawing/2017/model3d" xmlns:o="urn:schemas-microsoft-com:office:office" xmlns:r="http://schemas.openxmlformats.org/officeDocument/2006/relationships" xmlns:m="http://schemas.openxmlformats.org/officeDocument/2006/math" xmlns:v="urn:schemas-microsoft-com:vml" xmlns:wp14="http://schemas.microsoft.com/office/word/2010/wordprocessingDrawing" xmlns:wp="http://schemas.openxmlformats.org/drawingml/2006/wordprocessingDrawing" xmlns:w10="urn:schemas-microsoft-com:office:word" xmlns:w="http://schemas.openxmlformats.org/wordprocessingml/2006/main" xmlns:w14="http://schemas.microsoft.com/office/word/2010/wordml" xmlns:w15="http://schemas.microsoft.com/office/word/2012/wordml" xmlns:w16cid="http://schemas.microsoft.com/office/word/2016/wordml/cid" xmlns:w16se="http://schemas.microsoft.com/office/word/2015/wordml/symex" xmlns:wpg="http://schemas.microsoft.com/office/word/2010/wordprocessingGroup" xmlns:wpi="http://schemas.microsoft.com/office/word/2010/wordprocessingInk" xmlns:wne="http://schemas.microsoft.com/office/word/2006/wordml" xmlns:wps="http://schemas.microsoft.com/office/word/2010/wordprocessingShape" mc:Ignorable="w14 w15 w16se w16cid wp14">
   <w:body>
     <w:bookmarkStart w:id="0" w:name="_Hlk193359483" w:displacedByCustomXml="next"/>
     <w:bookmarkEnd w:id="0" w:displacedByCustomXml="next"/>
@@ -1556,8 +1556,19 @@
           <w:sz w:val="26"/>
           <w:szCs w:val="26"/>
         </w:rPr>
-        <w:t>Visual Studio 2022, Visual Studio code, phpMyAdmin – XAMPP, Swagger, Trello, Github</w:t>
-      </w:r>
+        <w:t xml:space="preserve">Visual Studio 2022, Visual Studio code, phpMyAdmin – XAMPP, Swagger, Trello, </w:t>
+      </w:r>
+      <w:proofErr w:type="spellStart"/>
+      <w:r>
+        <w:rPr>
+          <w:rFonts w:cs="Times New Roman"/>
+          <w:color w:val="156082" w:themeColor="accent1"/>
+          <w:sz w:val="26"/>
+          <w:szCs w:val="26"/>
+        </w:rPr>
+        <w:t>Github</w:t>
+      </w:r>
+      <w:proofErr w:type="spellEnd"/>
       <w:r>
         <w:rPr>
           <w:rFonts w:cs="Times New Roman"/>
@@ -1667,7 +1678,79 @@
           <w:sz w:val="26"/>
           <w:szCs w:val="26"/>
         </w:rPr>
-        <w:t>A HTML és CSS a weboldalak alapvető építőelemei. A HTML (HyperText Markup Language) felelős a tartalom szerkezetéért, míg a CSS (Cascading Style Sheets) a megjelenésért. Együtt alkotják a webes felületek vizuális és strukturális alapjait.</w:t>
+        <w:t xml:space="preserve">A HTML és CSS a weboldalak alapvető építőelemei. A HTML (HyperText </w:t>
+      </w:r>
+      <w:proofErr w:type="spellStart"/>
+      <w:r>
+        <w:rPr>
+          <w:color w:val="156082" w:themeColor="accent1"/>
+          <w:sz w:val="26"/>
+          <w:szCs w:val="26"/>
+        </w:rPr>
+        <w:t>Markup</w:t>
+      </w:r>
+      <w:proofErr w:type="spellEnd"/>
+      <w:r>
+        <w:rPr>
+          <w:color w:val="156082" w:themeColor="accent1"/>
+          <w:sz w:val="26"/>
+          <w:szCs w:val="26"/>
+        </w:rPr>
+        <w:t xml:space="preserve"> Language) felelős a tartalom szerkezetéért, míg a CSS (</w:t>
+      </w:r>
+      <w:proofErr w:type="spellStart"/>
+      <w:r>
+        <w:rPr>
+          <w:color w:val="156082" w:themeColor="accent1"/>
+          <w:sz w:val="26"/>
+          <w:szCs w:val="26"/>
+        </w:rPr>
+        <w:t>Cascading</w:t>
+      </w:r>
+      <w:proofErr w:type="spellEnd"/>
+      <w:r>
+        <w:rPr>
+          <w:color w:val="156082" w:themeColor="accent1"/>
+          <w:sz w:val="26"/>
+          <w:szCs w:val="26"/>
+        </w:rPr>
+        <w:t xml:space="preserve"> </w:t>
+      </w:r>
+      <w:proofErr w:type="spellStart"/>
+      <w:r>
+        <w:rPr>
+          <w:color w:val="156082" w:themeColor="accent1"/>
+          <w:sz w:val="26"/>
+          <w:szCs w:val="26"/>
+        </w:rPr>
+        <w:t>Style</w:t>
+      </w:r>
+      <w:proofErr w:type="spellEnd"/>
+      <w:r>
+        <w:rPr>
+          <w:color w:val="156082" w:themeColor="accent1"/>
+          <w:sz w:val="26"/>
+          <w:szCs w:val="26"/>
+        </w:rPr>
+        <w:t xml:space="preserve"> </w:t>
+      </w:r>
+      <w:proofErr w:type="spellStart"/>
+      <w:r>
+        <w:rPr>
+          <w:color w:val="156082" w:themeColor="accent1"/>
+          <w:sz w:val="26"/>
+          <w:szCs w:val="26"/>
+        </w:rPr>
+        <w:t>Sheets</w:t>
+      </w:r>
+      <w:proofErr w:type="spellEnd"/>
+      <w:r>
+        <w:rPr>
+          <w:color w:val="156082" w:themeColor="accent1"/>
+          <w:sz w:val="26"/>
+          <w:szCs w:val="26"/>
+        </w:rPr>
+        <w:t>) a megjelenésért. Együtt alkotják a webes felületek vizuális és strukturális alapjait.</w:t>
       </w:r>
       <w:r>
         <w:rPr>
@@ -1811,39 +1894,39 @@
           <w:sz w:val="26"/>
           <w:szCs w:val="26"/>
         </w:rPr>
-        <w:t>A Bootstrap egy népszerű nyílt forráskódú CSS</w:t>
-      </w:r>
-      <w:r>
-        <w:rPr>
-          <w:color w:val="156082" w:themeColor="accent1"/>
-          <w:sz w:val="26"/>
-          <w:szCs w:val="26"/>
-        </w:rPr>
-        <w:t xml:space="preserve">-en belüli </w:t>
-      </w:r>
-      <w:r>
-        <w:rPr>
-          <w:color w:val="156082" w:themeColor="accent1"/>
-          <w:sz w:val="26"/>
-          <w:szCs w:val="26"/>
-        </w:rPr>
-        <w:t xml:space="preserve"> keretrendszer, amely előre definiált stílusokat és komponenseket kínál a reszponzív weboldalak gyors fejlesztéséhez. A HTML és CSS</w:t>
-      </w:r>
-      <w:r>
-        <w:rPr>
-          <w:color w:val="156082" w:themeColor="accent1"/>
-          <w:sz w:val="26"/>
-          <w:szCs w:val="26"/>
-        </w:rPr>
-        <w:t xml:space="preserve">-el együtt </w:t>
-      </w:r>
-      <w:r>
-        <w:rPr>
-          <w:color w:val="156082" w:themeColor="accent1"/>
-          <w:sz w:val="26"/>
-          <w:szCs w:val="26"/>
-        </w:rPr>
-        <w:t xml:space="preserve"> jelentősen leegyszerűsíti a felhasználói </w:t>
+        <w:t xml:space="preserve">A Bootstrap egy népszerű nyílt forráskódú CSS-en belüli  keretrendszer, amely előre definiált stílusokat és komponenseket kínál a reszponzív weboldalak gyors fejlesztéséhez. A HTML és CSS-el együtt  jelentősen leegyszerűsíti a felhasználói felületek létrehozását. A Bootstrap legfőbb előnye, hogy </w:t>
+      </w:r>
+      <w:r>
+        <w:rPr>
+          <w:color w:val="156082" w:themeColor="accent1"/>
+          <w:sz w:val="26"/>
+          <w:szCs w:val="26"/>
+        </w:rPr>
+        <w:t>előre</w:t>
+      </w:r>
+      <w:r>
+        <w:rPr>
+          <w:color w:val="156082" w:themeColor="accent1"/>
+          <w:sz w:val="26"/>
+          <w:szCs w:val="26"/>
+        </w:rPr>
+        <w:t xml:space="preserve"> </w:t>
+      </w:r>
+      <w:r>
+        <w:rPr>
+          <w:color w:val="156082" w:themeColor="accent1"/>
+          <w:sz w:val="26"/>
+          <w:szCs w:val="26"/>
+        </w:rPr>
+        <w:t>definiált</w:t>
+      </w:r>
+      <w:r>
+        <w:rPr>
+          <w:color w:val="156082" w:themeColor="accent1"/>
+          <w:sz w:val="26"/>
+          <w:szCs w:val="26"/>
+        </w:rPr>
+        <w:t xml:space="preserve"> elemeket  </w:t>
       </w:r>
       <w:r>
         <w:rPr>
@@ -1852,64 +1935,27 @@
           <w:szCs w:val="26"/>
         </w:rPr>
         <w:lastRenderedPageBreak/>
-        <w:t>felületek létrehozását.</w:t>
-      </w:r>
-      <w:r>
-        <w:rPr>
-          <w:color w:val="156082" w:themeColor="accent1"/>
-          <w:sz w:val="26"/>
-          <w:szCs w:val="26"/>
-        </w:rPr>
-        <w:t xml:space="preserve"> </w:t>
-      </w:r>
-      <w:r>
-        <w:rPr>
-          <w:color w:val="156082" w:themeColor="accent1"/>
-          <w:sz w:val="26"/>
-          <w:szCs w:val="26"/>
-        </w:rPr>
-        <w:t xml:space="preserve">A Bootstrap legfőbb előnye, hogy </w:t>
-      </w:r>
-      <w:r>
-        <w:rPr>
-          <w:color w:val="156082" w:themeColor="accent1"/>
-          <w:sz w:val="26"/>
-          <w:szCs w:val="26"/>
-        </w:rPr>
-        <w:t>előre</w:t>
-      </w:r>
-      <w:r>
-        <w:rPr>
-          <w:color w:val="156082" w:themeColor="accent1"/>
-          <w:sz w:val="26"/>
-          <w:szCs w:val="26"/>
-        </w:rPr>
-        <w:t xml:space="preserve"> </w:t>
-      </w:r>
-      <w:r>
-        <w:rPr>
-          <w:color w:val="156082" w:themeColor="accent1"/>
-          <w:sz w:val="26"/>
-          <w:szCs w:val="26"/>
-        </w:rPr>
-        <w:t>definiált</w:t>
-      </w:r>
-      <w:r>
-        <w:rPr>
-          <w:color w:val="156082" w:themeColor="accent1"/>
-          <w:sz w:val="26"/>
-          <w:szCs w:val="26"/>
-        </w:rPr>
-        <w:t xml:space="preserve"> elemeket  </w:t>
-      </w:r>
-      <w:r>
-        <w:rPr>
-          <w:color w:val="156082" w:themeColor="accent1"/>
-          <w:sz w:val="26"/>
-          <w:szCs w:val="26"/>
-        </w:rPr>
-        <w:t xml:space="preserve">használ - gombokat, navigációs sávokat, kártyákat, űrlapokat -, amelyek mind reszponzívak és könnyen testreszabhatók. A keretrendszer 12 oszlopos </w:t>
-      </w:r>
+        <w:t xml:space="preserve">használ - gombokat, navigációs sávokat, kártyákat, űrlapokat -, amelyek mind reszponzívak és könnyen </w:t>
+      </w:r>
+      <w:proofErr w:type="spellStart"/>
+      <w:r>
+        <w:rPr>
+          <w:color w:val="156082" w:themeColor="accent1"/>
+          <w:sz w:val="26"/>
+          <w:szCs w:val="26"/>
+        </w:rPr>
+        <w:t>testreszabhatók</w:t>
+      </w:r>
+      <w:proofErr w:type="spellEnd"/>
+      <w:r>
+        <w:rPr>
+          <w:color w:val="156082" w:themeColor="accent1"/>
+          <w:sz w:val="26"/>
+          <w:szCs w:val="26"/>
+        </w:rPr>
+        <w:t xml:space="preserve">. A keretrendszer 12 oszlopos </w:t>
+      </w:r>
+      <w:proofErr w:type="spellStart"/>
       <w:r>
         <w:rPr>
           <w:color w:val="156082" w:themeColor="accent1"/>
@@ -1918,29 +1964,32 @@
         </w:rPr>
         <w:t>Grid</w:t>
       </w:r>
-      <w:r>
-        <w:rPr>
-          <w:color w:val="156082" w:themeColor="accent1"/>
-          <w:sz w:val="26"/>
-          <w:szCs w:val="26"/>
-        </w:rPr>
-        <w:t xml:space="preserve"> rendszere lehetővé teszi a tartalom pontos elhelyezését különböző képernyőméretekhez, miközben a beépített segédosztályok egyszerűsítik a margók, paddingok és színek kezelését.</w:t>
-      </w:r>
-      <w:r>
-        <w:rPr>
-          <w:color w:val="156082" w:themeColor="accent1"/>
-          <w:sz w:val="26"/>
-          <w:szCs w:val="26"/>
-        </w:rPr>
-        <w:t xml:space="preserve"> </w:t>
-      </w:r>
-      <w:r>
-        <w:rPr>
-          <w:color w:val="156082" w:themeColor="accent1"/>
-          <w:sz w:val="26"/>
-          <w:szCs w:val="26"/>
-        </w:rPr>
-        <w:t xml:space="preserve">Bár a Bootstrap főként CSS alapú, tartalmaz néhány JavaScript plugint is a komplexebb komponensek működtetéséhez. A keretrendszer különösen hasznos </w:t>
+      <w:proofErr w:type="spellEnd"/>
+      <w:r>
+        <w:rPr>
+          <w:color w:val="156082" w:themeColor="accent1"/>
+          <w:sz w:val="26"/>
+          <w:szCs w:val="26"/>
+        </w:rPr>
+        <w:t xml:space="preserve"> rendszere lehetővé teszi a tartalom pontos elhelyezését különböző képernyőméretekhez, miközben a beépített segédosztályok egyszerűsítik a margók, paddingok és színek kezelését. Bár a Bootstrap főként CSS alapú, tartalmaz néhány JavaScript </w:t>
+      </w:r>
+      <w:proofErr w:type="spellStart"/>
+      <w:r>
+        <w:rPr>
+          <w:color w:val="156082" w:themeColor="accent1"/>
+          <w:sz w:val="26"/>
+          <w:szCs w:val="26"/>
+        </w:rPr>
+        <w:t>plugint</w:t>
+      </w:r>
+      <w:proofErr w:type="spellEnd"/>
+      <w:r>
+        <w:rPr>
+          <w:color w:val="156082" w:themeColor="accent1"/>
+          <w:sz w:val="26"/>
+          <w:szCs w:val="26"/>
+        </w:rPr>
+        <w:t xml:space="preserve"> is a komplexebb komponensek működtetéséhez. A keretrendszer különösen hasznos </w:t>
       </w:r>
       <w:r>
         <w:rPr>
@@ -1956,15 +2005,7 @@
           <w:sz w:val="26"/>
           <w:szCs w:val="26"/>
         </w:rPr>
-        <w:t>készítéséhez, ahol egységes vizuális megjelenésre van szükség.</w:t>
-      </w:r>
-      <w:r>
-        <w:rPr>
-          <w:color w:val="156082" w:themeColor="accent1"/>
-          <w:sz w:val="26"/>
-          <w:szCs w:val="26"/>
-        </w:rPr>
-        <w:t xml:space="preserve"> </w:t>
+        <w:t xml:space="preserve">készítéséhez, ahol egységes vizuális megjelenésre van szükség. </w:t>
       </w:r>
     </w:p>
     <w:p>
@@ -2202,7 +2243,6 @@
           <w:sz w:val="36"/>
           <w:szCs w:val="36"/>
         </w:rPr>
-        <w:lastRenderedPageBreak/>
         <w:t>C#</w:t>
       </w:r>
       <w:r>
@@ -2252,6 +2292,7 @@
           <w:sz w:val="26"/>
           <w:szCs w:val="26"/>
         </w:rPr>
+        <w:lastRenderedPageBreak/>
         <w:t xml:space="preserve">A C# egy modern, objektumorientált programozási nyelv, amelyet széles körben használnak </w:t>
       </w:r>
       <w:r>
@@ -2332,15 +2373,51 @@
           <w:sz w:val="26"/>
           <w:szCs w:val="26"/>
         </w:rPr>
-        <w:t xml:space="preserve">Az ASP.NET a .NET webes fejlesztési keretrendszere, amely lehetővé teszi modern webalkalmazások és szolgáltatások létrehozását. Az ASP.NET Core különösen jelentős, mivel nyitott forráskódú, platformfüggetlen és kiváló teljesítményt nyújt. A keretrendszer támogatja a MVC </w:t>
-      </w:r>
-      <w:r>
-        <w:rPr>
-          <w:color w:val="156082" w:themeColor="accent1"/>
-          <w:sz w:val="26"/>
-          <w:szCs w:val="26"/>
-        </w:rPr>
-        <w:t>(model-view-controller)</w:t>
+        <w:t xml:space="preserve">Az ASP.NET a .NET webes fejlesztési keretrendszere, amely lehetővé teszi modern webalkalmazások és szolgáltatások létrehozását. Az ASP.NET </w:t>
+      </w:r>
+      <w:proofErr w:type="spellStart"/>
+      <w:r>
+        <w:rPr>
+          <w:color w:val="156082" w:themeColor="accent1"/>
+          <w:sz w:val="26"/>
+          <w:szCs w:val="26"/>
+        </w:rPr>
+        <w:t>Core</w:t>
+      </w:r>
+      <w:proofErr w:type="spellEnd"/>
+      <w:r>
+        <w:rPr>
+          <w:color w:val="156082" w:themeColor="accent1"/>
+          <w:sz w:val="26"/>
+          <w:szCs w:val="26"/>
+        </w:rPr>
+        <w:t xml:space="preserve"> különösen jelentős, mivel nyitott forráskódú, platformfüggetlen és kiváló teljesítményt nyújt. A keretrendszer támogatja a MVC </w:t>
+      </w:r>
+      <w:r>
+        <w:rPr>
+          <w:color w:val="156082" w:themeColor="accent1"/>
+          <w:sz w:val="26"/>
+          <w:szCs w:val="26"/>
+        </w:rPr>
+        <w:t>(</w:t>
+      </w:r>
+      <w:proofErr w:type="spellStart"/>
+      <w:r>
+        <w:rPr>
+          <w:color w:val="156082" w:themeColor="accent1"/>
+          <w:sz w:val="26"/>
+          <w:szCs w:val="26"/>
+        </w:rPr>
+        <w:t>model-view-controller</w:t>
+      </w:r>
+      <w:proofErr w:type="spellEnd"/>
+      <w:r>
+        <w:rPr>
+          <w:color w:val="156082" w:themeColor="accent1"/>
+          <w:sz w:val="26"/>
+          <w:szCs w:val="26"/>
+        </w:rPr>
+        <w:t>)</w:t>
       </w:r>
       <w:r>
         <w:rPr>
@@ -2496,43 +2573,41 @@
       <w:pPr>
         <w:rPr>
           <w:color w:val="156082" w:themeColor="accent1"/>
+          <w:sz w:val="26"/>
+          <w:szCs w:val="26"/>
         </w:rPr>
       </w:pPr>
     </w:p>
     <w:p>
       <w:pPr>
         <w:pStyle w:val="Cmsor1"/>
-        <w:rPr>
-          <w:sz w:val="36"/>
-          <w:szCs w:val="36"/>
-        </w:rPr>
-      </w:pPr>
-      <w:r>
-        <w:rPr>
-          <w:sz w:val="36"/>
-          <w:szCs w:val="36"/>
-        </w:rPr>
+        <w:jc w:val="center"/>
+      </w:pPr>
+      <w:r>
+        <w:t>Felhasznált fejlesztési és elérési környezetek</w:t>
+      </w:r>
+    </w:p>
+    <w:p>
+      <w:pPr>
+        <w:rPr>
+          <w:color w:val="156082" w:themeColor="accent1"/>
+        </w:rPr>
+      </w:pPr>
+    </w:p>
+    <w:p>
+      <w:pPr>
+        <w:pStyle w:val="Cmsor2"/>
+      </w:pPr>
+      <w:r>
         <w:t>MySQL</w:t>
       </w:r>
       <w:r>
-        <w:rPr>
-          <w:sz w:val="36"/>
-          <w:szCs w:val="36"/>
-        </w:rPr>
         <w:t>, phpMyAdmin, XAMPP, Swagger</w:t>
       </w:r>
       <w:r>
-        <w:rPr>
-          <w:sz w:val="36"/>
-          <w:szCs w:val="36"/>
-        </w:rPr>
         <w:t xml:space="preserve"> </w:t>
       </w:r>
       <w:r>
-        <w:rPr>
-          <w:sz w:val="36"/>
-          <w:szCs w:val="36"/>
-        </w:rPr>
         <w:t>összefoglalás</w:t>
       </w:r>
     </w:p>
@@ -2582,7 +2657,7 @@
           <w:sz w:val="26"/>
           <w:szCs w:val="26"/>
         </w:rPr>
-        <w:t>egy nyílt forráskódú relációs adatbázis-kezelő rendszer, amely a webes fejlesztés egyik alapvető komponensévé vált. A rendszer kiemelkedő teljesítményt, megbízhatóságot és skálázhatóságot nyújt, miközben széles körben támogatott a fejlesztői közösség által.</w:t>
+        <w:t>egy nyílt forráskódú relációs adatbázis-kezelő rendszer, amely a webes fejlesztés egyik alapvető komponens</w:t>
       </w:r>
       <w:r>
         <w:rPr>
@@ -2591,7 +2666,7 @@
           <w:sz w:val="26"/>
           <w:szCs w:val="26"/>
         </w:rPr>
-        <w:t xml:space="preserve"> </w:t>
+        <w:t>e</w:t>
       </w:r>
       <w:r>
         <w:rPr>
@@ -2600,7 +2675,7 @@
           <w:sz w:val="26"/>
           <w:szCs w:val="26"/>
         </w:rPr>
-        <w:t>A MySQL kezelését nagyban megkönnyíti a phpMyAdmin</w:t>
+        <w:t>. A rendszer kiemelkedő teljesítményt, megbízhatóságot és skálázhatóságot nyújt, miközben széles körben támogatott a fejlesztői közösség által.</w:t>
       </w:r>
       <w:r>
         <w:rPr>
@@ -2609,7 +2684,7 @@
           <w:sz w:val="26"/>
           <w:szCs w:val="26"/>
         </w:rPr>
-        <w:t>,</w:t>
+        <w:t xml:space="preserve"> </w:t>
       </w:r>
       <w:r>
         <w:rPr>
@@ -2618,7 +2693,7 @@
           <w:sz w:val="26"/>
           <w:szCs w:val="26"/>
         </w:rPr>
-        <w:t xml:space="preserve"> egy </w:t>
+        <w:t>A MySQL kezelését nagyban megkönnyíti a phpMyAdmin</w:t>
       </w:r>
       <w:r>
         <w:rPr>
@@ -2627,8 +2702,7 @@
           <w:sz w:val="26"/>
           <w:szCs w:val="26"/>
         </w:rPr>
-        <w:lastRenderedPageBreak/>
-        <w:t>webalapú felület, amely lehetővé teszi az adatbázisok vizuális kezelését. Ez a megoldás különösen hasznos fejlesztők számára, akik grafikus felületen keresztül szeretnék létrehozni és módosítani a táblákat, illetve SQL lekérdezéseket végrehajtani</w:t>
+        <w:t>,</w:t>
       </w:r>
       <w:r>
         <w:rPr>
@@ -2637,7 +2711,7 @@
           <w:sz w:val="26"/>
           <w:szCs w:val="26"/>
         </w:rPr>
-        <w:t xml:space="preserve"> </w:t>
+        <w:t xml:space="preserve"> egy webalapú felület, amely lehetővé teszi az adatbázisok vizuális kezelését. Ez a </w:t>
       </w:r>
       <w:r>
         <w:rPr>
@@ -2646,30 +2720,27 @@
           <w:sz w:val="26"/>
           <w:szCs w:val="26"/>
         </w:rPr>
-        <w:t>.A helyi fejlesztési környezetekben gyakran alkalmazzák a XAMPP csomagot, amely egy egységes platformot biztosít a MySQL, Apache webszerver és PHP kombinációjával. Ez a megoldás lehetővé teszi a teljes webalkalmazások helyi tesztelését és fejlesztését anélkül, hogy külső szerverre lenne szükség.</w:t>
-      </w:r>
-    </w:p>
-    <w:p>
-      <w:pPr>
-        <w:spacing w:before="60" w:after="60"/>
+        <w:lastRenderedPageBreak/>
+        <w:t>megoldás különösen hasznos fejlesztők számára, akik grafikus felületen keresztül szeretnék létrehozni és módosítani a táblákat, illetve SQL lekérdezéseket végrehajtani.</w:t>
+      </w:r>
+      <w:r>
         <w:rPr>
           <w:rFonts w:asciiTheme="majorHAnsi" w:eastAsiaTheme="majorEastAsia" w:hAnsiTheme="majorHAnsi" w:cstheme="majorBidi"/>
           <w:color w:val="0F4761" w:themeColor="accent1" w:themeShade="BF"/>
           <w:sz w:val="26"/>
           <w:szCs w:val="26"/>
         </w:rPr>
-      </w:pPr>
-    </w:p>
-    <w:p>
-      <w:pPr>
-        <w:spacing w:before="60" w:after="60"/>
+        <w:t xml:space="preserve"> </w:t>
+      </w:r>
+      <w:r>
         <w:rPr>
           <w:rFonts w:asciiTheme="majorHAnsi" w:eastAsiaTheme="majorEastAsia" w:hAnsiTheme="majorHAnsi" w:cstheme="majorBidi"/>
           <w:color w:val="0F4761" w:themeColor="accent1" w:themeShade="BF"/>
           <w:sz w:val="26"/>
           <w:szCs w:val="26"/>
         </w:rPr>
-      </w:pPr>
+        <w:t>A helyi fejlesztési környezetekben gyakran alkalmazzák a XAMPP csomagot, amely egy egységes platformot biztosít a MySQL, Apach</w:t>
+      </w:r>
       <w:r>
         <w:rPr>
           <w:rFonts w:asciiTheme="majorHAnsi" w:eastAsiaTheme="majorEastAsia" w:hAnsiTheme="majorHAnsi" w:cstheme="majorBidi"/>
@@ -2677,7 +2748,7 @@
           <w:sz w:val="26"/>
           <w:szCs w:val="26"/>
         </w:rPr>
-        <w:t>Modern API-fejlesztés esetén a Swagger</w:t>
+        <w:t>e,</w:t>
       </w:r>
       <w:r>
         <w:rPr>
@@ -2686,7 +2757,7 @@
           <w:sz w:val="26"/>
           <w:szCs w:val="26"/>
         </w:rPr>
-        <w:t xml:space="preserve"> </w:t>
+        <w:t xml:space="preserve"> és </w:t>
       </w:r>
       <w:r>
         <w:rPr>
@@ -2695,19 +2766,17 @@
           <w:sz w:val="26"/>
           <w:szCs w:val="26"/>
         </w:rPr>
-        <w:t>eszköztár segítségével könnyedén dokumentálható és tesztelhető a MySQL adatbázissal kommunikáló RESTful API-k. Ez a megoldás lehetővé teszi a végpontok egyszerű tesztelését és a fejlesztők közötti együttműködést.</w:t>
-      </w:r>
-    </w:p>
-    <w:p>
-      <w:pPr>
-        <w:spacing w:before="60" w:after="60"/>
+        <w:t xml:space="preserve">a </w:t>
+      </w:r>
+      <w:r>
         <w:rPr>
           <w:rFonts w:asciiTheme="majorHAnsi" w:eastAsiaTheme="majorEastAsia" w:hAnsiTheme="majorHAnsi" w:cstheme="majorBidi"/>
           <w:color w:val="0F4761" w:themeColor="accent1" w:themeShade="BF"/>
           <w:sz w:val="26"/>
           <w:szCs w:val="26"/>
         </w:rPr>
-      </w:pPr>
+        <w:t>PHP kombinációjával. Ez a megoldás lehetővé teszi a teljes webalkalmazások helyi tesztelését és fejlesztését anélkül, hogy külső szerverre lenne szükség.</w:t>
+      </w:r>
     </w:p>
     <w:p>
       <w:pPr>
@@ -2719,25 +2788,157 @@
           <w:szCs w:val="26"/>
         </w:rPr>
       </w:pPr>
-      <w:r>
+    </w:p>
+    <w:p>
+      <w:pPr>
+        <w:spacing w:before="60" w:after="60"/>
         <w:rPr>
           <w:rFonts w:asciiTheme="majorHAnsi" w:eastAsiaTheme="majorEastAsia" w:hAnsiTheme="majorHAnsi" w:cstheme="majorBidi"/>
           <w:color w:val="0F4761" w:themeColor="accent1" w:themeShade="BF"/>
           <w:sz w:val="26"/>
           <w:szCs w:val="26"/>
         </w:rPr>
-        <w:t>A MySQL továbbra is az egyik legnépszerűbb adatbázis-kezelő rendszer marad, amely kiválóan integrálható mind helyi (XAMPP), mind felhőalapú környezetekbe, miközben számos eszköz (phpMyAdmin, Swagger) segíti a fejlesztők munkáját. A rendszer folyamatos fejlődése biztosítja, hogy mindig naprakész megoldásokat kínáljon a modern webalkalmazások fejlesztéséhez.</w:t>
-      </w:r>
-    </w:p>
-    <w:p>
-      <w:pPr>
-        <w:spacing w:before="60" w:after="60"/>
+      </w:pPr>
+      <w:r>
         <w:rPr>
           <w:rFonts w:asciiTheme="majorHAnsi" w:eastAsiaTheme="majorEastAsia" w:hAnsiTheme="majorHAnsi" w:cstheme="majorBidi"/>
           <w:color w:val="0F4761" w:themeColor="accent1" w:themeShade="BF"/>
           <w:sz w:val="26"/>
           <w:szCs w:val="26"/>
         </w:rPr>
+        <w:t>Az</w:t>
+      </w:r>
+      <w:r>
+        <w:rPr>
+          <w:rFonts w:asciiTheme="majorHAnsi" w:eastAsiaTheme="majorEastAsia" w:hAnsiTheme="majorHAnsi" w:cstheme="majorBidi"/>
+          <w:color w:val="0F4761" w:themeColor="accent1" w:themeShade="BF"/>
+          <w:sz w:val="26"/>
+          <w:szCs w:val="26"/>
+        </w:rPr>
+        <w:t xml:space="preserve"> API-fejlesztés esetén </w:t>
+      </w:r>
+      <w:r>
+        <w:rPr>
+          <w:rFonts w:asciiTheme="majorHAnsi" w:eastAsiaTheme="majorEastAsia" w:hAnsiTheme="majorHAnsi" w:cstheme="majorBidi"/>
+          <w:color w:val="0F4761" w:themeColor="accent1" w:themeShade="BF"/>
+          <w:sz w:val="26"/>
+          <w:szCs w:val="26"/>
+        </w:rPr>
+        <w:t xml:space="preserve">nálunk a </w:t>
+      </w:r>
+      <w:r>
+        <w:rPr>
+          <w:rFonts w:asciiTheme="majorHAnsi" w:eastAsiaTheme="majorEastAsia" w:hAnsiTheme="majorHAnsi" w:cstheme="majorBidi"/>
+          <w:color w:val="0F4761" w:themeColor="accent1" w:themeShade="BF"/>
+          <w:sz w:val="26"/>
+          <w:szCs w:val="26"/>
+        </w:rPr>
+        <w:t>Swagger</w:t>
+      </w:r>
+      <w:r>
+        <w:rPr>
+          <w:rFonts w:asciiTheme="majorHAnsi" w:eastAsiaTheme="majorEastAsia" w:hAnsiTheme="majorHAnsi" w:cstheme="majorBidi"/>
+          <w:color w:val="0F4761" w:themeColor="accent1" w:themeShade="BF"/>
+          <w:sz w:val="26"/>
+          <w:szCs w:val="26"/>
+        </w:rPr>
+        <w:t>-re esett a választás aminek</w:t>
+      </w:r>
+      <w:r>
+        <w:rPr>
+          <w:rFonts w:asciiTheme="majorHAnsi" w:eastAsiaTheme="majorEastAsia" w:hAnsiTheme="majorHAnsi" w:cstheme="majorBidi"/>
+          <w:color w:val="0F4761" w:themeColor="accent1" w:themeShade="BF"/>
+          <w:sz w:val="26"/>
+          <w:szCs w:val="26"/>
+        </w:rPr>
+        <w:t xml:space="preserve"> segítségével könnyedén dokumentálható és tesztelhető a MySQL adatbázi</w:t>
+      </w:r>
+      <w:r>
+        <w:rPr>
+          <w:rFonts w:asciiTheme="majorHAnsi" w:eastAsiaTheme="majorEastAsia" w:hAnsiTheme="majorHAnsi" w:cstheme="majorBidi"/>
+          <w:color w:val="0F4761" w:themeColor="accent1" w:themeShade="BF"/>
+          <w:sz w:val="26"/>
+          <w:szCs w:val="26"/>
+        </w:rPr>
+        <w:t xml:space="preserve">s, </w:t>
+      </w:r>
+      <w:r>
+        <w:rPr>
+          <w:rFonts w:asciiTheme="majorHAnsi" w:eastAsiaTheme="majorEastAsia" w:hAnsiTheme="majorHAnsi" w:cstheme="majorBidi"/>
+          <w:color w:val="0F4761" w:themeColor="accent1" w:themeShade="BF"/>
+          <w:sz w:val="26"/>
+          <w:szCs w:val="26"/>
+        </w:rPr>
+        <w:t xml:space="preserve">és a vele </w:t>
+      </w:r>
+      <w:r>
+        <w:rPr>
+          <w:rFonts w:asciiTheme="majorHAnsi" w:eastAsiaTheme="majorEastAsia" w:hAnsiTheme="majorHAnsi" w:cstheme="majorBidi"/>
+          <w:color w:val="0F4761" w:themeColor="accent1" w:themeShade="BF"/>
+          <w:sz w:val="26"/>
+          <w:szCs w:val="26"/>
+        </w:rPr>
+        <w:t xml:space="preserve"> kommunikáló RESTful API-k</w:t>
+      </w:r>
+      <w:r>
+        <w:rPr>
+          <w:rFonts w:asciiTheme="majorHAnsi" w:eastAsiaTheme="majorEastAsia" w:hAnsiTheme="majorHAnsi" w:cstheme="majorBidi"/>
+          <w:color w:val="0F4761" w:themeColor="accent1" w:themeShade="BF"/>
+          <w:sz w:val="26"/>
+          <w:szCs w:val="26"/>
+        </w:rPr>
+        <w:t xml:space="preserve"> szinte bármelyik pontja</w:t>
+      </w:r>
+      <w:r>
+        <w:rPr>
+          <w:rFonts w:asciiTheme="majorHAnsi" w:eastAsiaTheme="majorEastAsia" w:hAnsiTheme="majorHAnsi" w:cstheme="majorBidi"/>
+          <w:color w:val="0F4761" w:themeColor="accent1" w:themeShade="BF"/>
+          <w:sz w:val="26"/>
+          <w:szCs w:val="26"/>
+        </w:rPr>
+        <w:t>. Ez a megoldás lehetővé teszi a végpontok egyszerű tesztelését és a fejlesztők közötti együttműködést.</w:t>
+      </w:r>
+    </w:p>
+    <w:p>
+      <w:pPr>
+        <w:spacing w:before="60" w:after="60"/>
+        <w:rPr>
+          <w:rFonts w:asciiTheme="majorHAnsi" w:eastAsiaTheme="majorEastAsia" w:hAnsiTheme="majorHAnsi" w:cstheme="majorBidi"/>
+          <w:color w:val="0F4761" w:themeColor="accent1" w:themeShade="BF"/>
+          <w:sz w:val="26"/>
+          <w:szCs w:val="26"/>
+        </w:rPr>
+      </w:pPr>
+    </w:p>
+    <w:p>
+      <w:pPr>
+        <w:spacing w:before="60" w:after="60"/>
+        <w:rPr>
+          <w:rFonts w:asciiTheme="majorHAnsi" w:eastAsiaTheme="majorEastAsia" w:hAnsiTheme="majorHAnsi" w:cstheme="majorBidi"/>
+          <w:color w:val="0F4761" w:themeColor="accent1" w:themeShade="BF"/>
+          <w:sz w:val="26"/>
+          <w:szCs w:val="26"/>
+        </w:rPr>
+      </w:pPr>
+      <w:r>
+        <w:rPr>
+          <w:rFonts w:asciiTheme="majorHAnsi" w:eastAsiaTheme="majorEastAsia" w:hAnsiTheme="majorHAnsi" w:cstheme="majorBidi"/>
+          <w:color w:val="0F4761" w:themeColor="accent1" w:themeShade="BF"/>
+          <w:sz w:val="26"/>
+          <w:szCs w:val="26"/>
+        </w:rPr>
+        <w:t>A MySQL továbbra is az egyik legnépszerűbb adatbázis-kezelő rendszer marad, amely kiválóan integrálható mind helyi (XAMPP), mind felhőalapú környezetekbe, miközben számos eszköz (phpMyAdmin, Swagger) segíti a fejlesztők munkáját. A rendszer folyamatos fejlődése biztosítja, hogy mindig naprakész megoldásokat kínáljon a modern webalkalmazások fejlesztéséhez.</w:t>
+      </w:r>
+    </w:p>
+    <w:p>
+      <w:pPr>
+        <w:spacing w:before="60" w:after="60"/>
+        <w:rPr>
+          <w:rFonts w:asciiTheme="majorHAnsi" w:eastAsiaTheme="majorEastAsia" w:hAnsiTheme="majorHAnsi" w:cstheme="majorBidi"/>
+          <w:color w:val="0F4761" w:themeColor="accent1" w:themeShade="BF"/>
+          <w:sz w:val="26"/>
+          <w:szCs w:val="26"/>
+        </w:rPr>
       </w:pPr>
     </w:p>
     <w:p>
@@ -2748,9 +2949,6 @@
         <w:t>Docker, Railway és</w:t>
       </w:r>
       <w:r>
-        <w:rPr>
-          <w:lang w:val="en-US"/>
-        </w:rPr>
         <w:t xml:space="preserve"> Cloudinary  </w:t>
       </w:r>
       <w:r>
@@ -2771,40 +2969,370 @@
           <w:sz w:val="26"/>
           <w:szCs w:val="26"/>
         </w:rPr>
-        <w:t>A Docker egy konténerizációs platform, amely forradalmasította a szoftverfejlesztést és üzembe helyezést. A Docker segítségével az alkalmazások és függőségeik elkülönített konténerekben futtathatók, biztosítva a konzisztenciát a fejlesztési, tesztelési és éles</w:t>
-      </w:r>
-      <w:r>
-        <w:rPr>
-          <w:color w:val="156082" w:themeColor="accent1"/>
-          <w:sz w:val="26"/>
-          <w:szCs w:val="26"/>
-        </w:rPr>
-        <w:t xml:space="preserve"> működési</w:t>
-      </w:r>
-      <w:r>
-        <w:rPr>
-          <w:color w:val="156082" w:themeColor="accent1"/>
-          <w:sz w:val="26"/>
-          <w:szCs w:val="26"/>
-        </w:rPr>
-        <w:t xml:space="preserve"> környezetek között. A technológia kulcsfontosságú a modern DevOps folyamatokban, lehetővé téve a gyors és megbízható alkalmazásterjesztést.</w:t>
-      </w:r>
-    </w:p>
-    <w:p>
-      <w:pPr>
-        <w:rPr>
-          <w:color w:val="156082" w:themeColor="accent1"/>
-          <w:sz w:val="26"/>
-          <w:szCs w:val="26"/>
-        </w:rPr>
-      </w:pPr>
-      <w:r>
-        <w:rPr>
-          <w:color w:val="156082" w:themeColor="accent1"/>
-          <w:sz w:val="26"/>
-          <w:szCs w:val="26"/>
-        </w:rPr>
-        <w:t>A Railway egy innovatív felhőalapú platform, amely leegyszerűsíti az alkalmazások üzembe helyezését és skálázását. A megoldás kiemelkedik a felhasználóbarát felületével és az automatikus konfigurációval, támogatva a legnépszerűbb programozási nyelveket és keretrendszereket. A Railway integrált adatbázis-kezelési lehetőségeket és zökkenőmentes Git-integrációt kínál, ideális választást nyújtva mind kis, mind nagyobb projektek számára.</w:t>
+        <w:t xml:space="preserve">A Docker egy konténerizációs platform, amely forradalmasította a szoftverfejlesztést és </w:t>
+      </w:r>
+      <w:r>
+        <w:rPr>
+          <w:color w:val="156082" w:themeColor="accent1"/>
+          <w:sz w:val="26"/>
+          <w:szCs w:val="26"/>
+        </w:rPr>
+        <w:t xml:space="preserve">annak </w:t>
+      </w:r>
+      <w:r>
+        <w:rPr>
+          <w:color w:val="156082" w:themeColor="accent1"/>
+          <w:sz w:val="26"/>
+          <w:szCs w:val="26"/>
+        </w:rPr>
+        <w:t>üzembe helyezés</w:t>
+      </w:r>
+      <w:r>
+        <w:rPr>
+          <w:color w:val="156082" w:themeColor="accent1"/>
+          <w:sz w:val="26"/>
+          <w:szCs w:val="26"/>
+        </w:rPr>
+        <w:t>é</w:t>
+      </w:r>
+      <w:r>
+        <w:rPr>
+          <w:color w:val="156082" w:themeColor="accent1"/>
+          <w:sz w:val="26"/>
+          <w:szCs w:val="26"/>
+        </w:rPr>
+        <w:t>t. A Docker segítségével az alkalmazások és függőségeik elkülönített konténerekben futtathatók, biztosítva a konziszten</w:t>
+      </w:r>
+      <w:r>
+        <w:rPr>
+          <w:color w:val="156082" w:themeColor="accent1"/>
+          <w:sz w:val="26"/>
+          <w:szCs w:val="26"/>
+        </w:rPr>
+        <w:t xml:space="preserve">s </w:t>
+      </w:r>
+      <w:r>
+        <w:rPr>
+          <w:color w:val="156082" w:themeColor="accent1"/>
+          <w:sz w:val="26"/>
+          <w:szCs w:val="26"/>
+        </w:rPr>
+        <w:t>fejlesztés</w:t>
+      </w:r>
+      <w:r>
+        <w:rPr>
+          <w:color w:val="156082" w:themeColor="accent1"/>
+          <w:sz w:val="26"/>
+          <w:szCs w:val="26"/>
+        </w:rPr>
+        <w:t>t</w:t>
+      </w:r>
+      <w:r>
+        <w:rPr>
+          <w:color w:val="156082" w:themeColor="accent1"/>
+          <w:sz w:val="26"/>
+          <w:szCs w:val="26"/>
+        </w:rPr>
+        <w:t>, tesztelés</w:t>
+      </w:r>
+      <w:r>
+        <w:rPr>
+          <w:color w:val="156082" w:themeColor="accent1"/>
+          <w:sz w:val="26"/>
+          <w:szCs w:val="26"/>
+        </w:rPr>
+        <w:t>t</w:t>
+      </w:r>
+      <w:r>
+        <w:rPr>
+          <w:color w:val="156082" w:themeColor="accent1"/>
+          <w:sz w:val="26"/>
+          <w:szCs w:val="26"/>
+        </w:rPr>
+        <w:t xml:space="preserve"> és </w:t>
+      </w:r>
+      <w:r>
+        <w:rPr>
+          <w:color w:val="156082" w:themeColor="accent1"/>
+          <w:sz w:val="26"/>
+          <w:szCs w:val="26"/>
+        </w:rPr>
+        <w:t xml:space="preserve">az </w:t>
+      </w:r>
+      <w:r>
+        <w:rPr>
+          <w:color w:val="156082" w:themeColor="accent1"/>
+          <w:sz w:val="26"/>
+          <w:szCs w:val="26"/>
+        </w:rPr>
+        <w:t>éles</w:t>
+      </w:r>
+      <w:r>
+        <w:rPr>
+          <w:color w:val="156082" w:themeColor="accent1"/>
+          <w:sz w:val="26"/>
+          <w:szCs w:val="26"/>
+        </w:rPr>
+        <w:t xml:space="preserve"> működés</w:t>
+      </w:r>
+      <w:r>
+        <w:rPr>
+          <w:color w:val="156082" w:themeColor="accent1"/>
+          <w:sz w:val="26"/>
+          <w:szCs w:val="26"/>
+        </w:rPr>
+        <w:t>t a</w:t>
+      </w:r>
+      <w:r>
+        <w:rPr>
+          <w:color w:val="156082" w:themeColor="accent1"/>
+          <w:sz w:val="26"/>
+          <w:szCs w:val="26"/>
+        </w:rPr>
+        <w:t xml:space="preserve"> környezetek között.</w:t>
+      </w:r>
+      <w:r>
+        <w:rPr>
+          <w:color w:val="156082" w:themeColor="accent1"/>
+          <w:sz w:val="26"/>
+          <w:szCs w:val="26"/>
+        </w:rPr>
+        <w:t xml:space="preserve"> Ez k</w:t>
+      </w:r>
+      <w:r>
+        <w:rPr>
+          <w:color w:val="156082" w:themeColor="accent1"/>
+          <w:sz w:val="26"/>
+          <w:szCs w:val="26"/>
+        </w:rPr>
+        <w:t>ulcsfontosságú a modern DevOps</w:t>
+      </w:r>
+      <w:r>
+        <w:rPr>
+          <w:color w:val="156082" w:themeColor="accent1"/>
+          <w:sz w:val="26"/>
+          <w:szCs w:val="26"/>
+        </w:rPr>
+        <w:t xml:space="preserve"> (</w:t>
+      </w:r>
+      <w:r>
+        <w:rPr>
+          <w:color w:val="156082" w:themeColor="accent1"/>
+          <w:sz w:val="26"/>
+          <w:szCs w:val="26"/>
+        </w:rPr>
+        <w:t>fejlesztés és üzemeltetés összekötve</w:t>
+      </w:r>
+      <w:r>
+        <w:rPr>
+          <w:color w:val="156082" w:themeColor="accent1"/>
+          <w:sz w:val="26"/>
+          <w:szCs w:val="26"/>
+        </w:rPr>
+        <w:t>)</w:t>
+      </w:r>
+      <w:r>
+        <w:rPr>
+          <w:color w:val="156082" w:themeColor="accent1"/>
+          <w:sz w:val="26"/>
+          <w:szCs w:val="26"/>
+        </w:rPr>
+        <w:t xml:space="preserve"> folyamatokban, lehetővé téve a gyors és megbízható alkalmazásterjesztést.</w:t>
+      </w:r>
+    </w:p>
+    <w:p>
+      <w:pPr>
+        <w:rPr>
+          <w:color w:val="156082" w:themeColor="accent1"/>
+          <w:sz w:val="26"/>
+          <w:szCs w:val="26"/>
+        </w:rPr>
+      </w:pPr>
+      <w:r>
+        <w:rPr>
+          <w:color w:val="156082" w:themeColor="accent1"/>
+          <w:sz w:val="26"/>
+          <w:szCs w:val="26"/>
+        </w:rPr>
+        <w:t xml:space="preserve">Következő a </w:t>
+      </w:r>
+      <w:r>
+        <w:rPr>
+          <w:color w:val="156082" w:themeColor="accent1"/>
+          <w:sz w:val="26"/>
+          <w:szCs w:val="26"/>
+        </w:rPr>
+        <w:t xml:space="preserve"> Railway </w:t>
+      </w:r>
+      <w:r>
+        <w:rPr>
+          <w:color w:val="156082" w:themeColor="accent1"/>
+          <w:sz w:val="26"/>
+          <w:szCs w:val="26"/>
+        </w:rPr>
+        <w:t xml:space="preserve">ami </w:t>
+      </w:r>
+      <w:r>
+        <w:rPr>
+          <w:color w:val="156082" w:themeColor="accent1"/>
+          <w:sz w:val="26"/>
+          <w:szCs w:val="26"/>
+        </w:rPr>
+        <w:t>egy innovatív felhőalapú platform, amely leegyszerűsíti az alkalmazások üzembe helyezését és skálázását. A megoldás kiemelkedik a felhasználóbarát felületével és az automatikus konfiguráció</w:t>
+      </w:r>
+      <w:r>
+        <w:rPr>
+          <w:color w:val="156082" w:themeColor="accent1"/>
+          <w:sz w:val="26"/>
+          <w:szCs w:val="26"/>
+        </w:rPr>
+        <w:t>jával</w:t>
+      </w:r>
+      <w:r>
+        <w:rPr>
+          <w:color w:val="156082" w:themeColor="accent1"/>
+          <w:sz w:val="26"/>
+          <w:szCs w:val="26"/>
+        </w:rPr>
+        <w:t xml:space="preserve">, támogatva a legnépszerűbb programozási nyelveket és keretrendszereket. A Railway integrált adatbázis-kezelési lehetőségeket és zökkenőmentes Git-integrációt kínál, </w:t>
+      </w:r>
+      <w:r>
+        <w:rPr>
+          <w:color w:val="156082" w:themeColor="accent1"/>
+          <w:sz w:val="26"/>
+          <w:szCs w:val="26"/>
+        </w:rPr>
+        <w:t xml:space="preserve">így </w:t>
+      </w:r>
+      <w:r>
+        <w:rPr>
+          <w:color w:val="156082" w:themeColor="accent1"/>
+          <w:sz w:val="26"/>
+          <w:szCs w:val="26"/>
+        </w:rPr>
+        <w:t xml:space="preserve">ideális választást nyújt mind kis, </w:t>
+      </w:r>
+      <w:r>
+        <w:rPr>
+          <w:color w:val="156082" w:themeColor="accent1"/>
+          <w:sz w:val="26"/>
+          <w:szCs w:val="26"/>
+        </w:rPr>
+        <w:t>és</w:t>
+      </w:r>
+      <w:r>
+        <w:rPr>
+          <w:color w:val="156082" w:themeColor="accent1"/>
+          <w:sz w:val="26"/>
+          <w:szCs w:val="26"/>
+        </w:rPr>
+        <w:t xml:space="preserve"> nagyobb projektek számára.</w:t>
+      </w:r>
+    </w:p>
+    <w:p>
+      <w:pPr>
+        <w:rPr>
+          <w:color w:val="156082" w:themeColor="accent1"/>
+          <w:sz w:val="26"/>
+          <w:szCs w:val="26"/>
+        </w:rPr>
+      </w:pPr>
+      <w:r>
+        <w:rPr>
+          <w:color w:val="156082" w:themeColor="accent1"/>
+          <w:sz w:val="26"/>
+          <w:szCs w:val="26"/>
+        </w:rPr>
+        <w:t xml:space="preserve"> A Cloudinary </w:t>
+      </w:r>
+      <w:r>
+        <w:rPr>
+          <w:color w:val="156082" w:themeColor="accent1"/>
+          <w:sz w:val="26"/>
+          <w:szCs w:val="26"/>
+        </w:rPr>
+        <w:t>egy</w:t>
+      </w:r>
+      <w:r>
+        <w:rPr>
+          <w:color w:val="156082" w:themeColor="accent1"/>
+          <w:sz w:val="26"/>
+          <w:szCs w:val="26"/>
+        </w:rPr>
+        <w:t xml:space="preserve"> felhőalapú médiakezelő szolgáltatás, amely átfogó megoldást kínál a digitális tartalmak tárolására, kezelésére és kézbesítésére. A platform intelligens kép- és videóoptimalizálási képességeivel jelentősen javítható a weboldalak teljesítménye és felhasználói élménye. A Cloudinary fejlett API-jai és SDK-i</w:t>
+      </w:r>
+      <w:r>
+        <w:rPr>
+          <w:color w:val="156082" w:themeColor="accent1"/>
+          <w:sz w:val="26"/>
+          <w:szCs w:val="26"/>
+        </w:rPr>
+        <w:t xml:space="preserve"> (Software Development </w:t>
+      </w:r>
+      <w:r>
+        <w:rPr>
+          <w:color w:val="156082" w:themeColor="accent1"/>
+          <w:sz w:val="26"/>
+          <w:szCs w:val="26"/>
+        </w:rPr>
+        <w:lastRenderedPageBreak/>
+        <w:t>Kit)</w:t>
+      </w:r>
+      <w:r>
+        <w:rPr>
+          <w:color w:val="156082" w:themeColor="accent1"/>
+          <w:sz w:val="26"/>
+          <w:szCs w:val="26"/>
+        </w:rPr>
+        <w:t xml:space="preserve"> lehetővé teszik a könnyű integrációt minden népszerű fejlesztői környezetbe. E három technológia együttes használata kiváló alapot nyújt modern, skálázható webalkalmazások fejlesztéséhez. A Docker biztosítja a konzisztens fejlesztési környezetet, a Railway lehetővé teszi a zökkenőmentes felhőbe történő telepítést, míg a Cloudinary optimalizálja a médiatartalmak kezelését. M</w:t>
+      </w:r>
+      <w:r>
+        <w:rPr>
+          <w:color w:val="156082" w:themeColor="accent1"/>
+          <w:sz w:val="26"/>
+          <w:szCs w:val="26"/>
+        </w:rPr>
+        <w:t>ivel m</w:t>
+      </w:r>
+      <w:r>
+        <w:rPr>
+          <w:color w:val="156082" w:themeColor="accent1"/>
+          <w:sz w:val="26"/>
+          <w:szCs w:val="26"/>
+        </w:rPr>
+        <w:t xml:space="preserve">indhárom </w:t>
+      </w:r>
+      <w:r>
+        <w:rPr>
+          <w:color w:val="156082" w:themeColor="accent1"/>
+          <w:sz w:val="26"/>
+          <w:szCs w:val="26"/>
+        </w:rPr>
+        <w:t xml:space="preserve">szoftver </w:t>
+      </w:r>
+      <w:r>
+        <w:rPr>
+          <w:color w:val="156082" w:themeColor="accent1"/>
+          <w:sz w:val="26"/>
+          <w:szCs w:val="26"/>
+        </w:rPr>
+        <w:t>rendelkezik</w:t>
+      </w:r>
+      <w:r>
+        <w:rPr>
+          <w:color w:val="156082" w:themeColor="accent1"/>
+          <w:sz w:val="26"/>
+          <w:szCs w:val="26"/>
+        </w:rPr>
+        <w:t xml:space="preserve"> egy ingyenes csomaggal</w:t>
+      </w:r>
+      <w:r>
+        <w:rPr>
+          <w:color w:val="156082" w:themeColor="accent1"/>
+          <w:sz w:val="26"/>
+          <w:szCs w:val="26"/>
+        </w:rPr>
+        <w:t>,</w:t>
       </w:r>
       <w:r>
         <w:rPr>
@@ -2820,7 +3348,401 @@
           <w:sz w:val="26"/>
           <w:szCs w:val="26"/>
         </w:rPr>
-        <w:t xml:space="preserve">A Cloudinary vezető felhőalapú médiakezelő szolgáltatás, amely átfogó megoldást kínál a digitális tartalmak tárolására, kezelésére és kézbesítésére. A platform intelligens kép- és videóoptimalizálási képességeivel jelentősen javítható a weboldalak teljesítménye és felhasználói élménye. A Cloudinary fejlett API-jai és SDK-i </w:t>
+        <w:t>kiváló kiindulási pontot nyújt</w:t>
+      </w:r>
+      <w:r>
+        <w:rPr>
+          <w:color w:val="156082" w:themeColor="accent1"/>
+          <w:sz w:val="26"/>
+          <w:szCs w:val="26"/>
+        </w:rPr>
+        <w:t>ott számunkra</w:t>
+      </w:r>
+      <w:r>
+        <w:rPr>
+          <w:color w:val="156082" w:themeColor="accent1"/>
+          <w:sz w:val="26"/>
+          <w:szCs w:val="26"/>
+        </w:rPr>
+        <w:t>.</w:t>
+      </w:r>
+    </w:p>
+    <w:p>
+      <w:pPr>
+        <w:rPr>
+          <w:color w:val="156082" w:themeColor="accent1"/>
+          <w:sz w:val="26"/>
+          <w:szCs w:val="26"/>
+        </w:rPr>
+      </w:pPr>
+    </w:p>
+    <w:p>
+      <w:pPr>
+        <w:pStyle w:val="Cmsor2"/>
+      </w:pPr>
+      <w:r>
+        <w:t>Visual Studio 2022 és Visual Studio</w:t>
+      </w:r>
+      <w:r>
+        <w:t xml:space="preserve"> Code összehasonlítás</w:t>
+      </w:r>
+    </w:p>
+    <w:p>
+      <w:pPr>
+        <w:pStyle w:val="Cmsor2"/>
+      </w:pPr>
+    </w:p>
+    <w:p>
+      <w:pPr>
+        <w:rPr>
+          <w:color w:val="156082" w:themeColor="accent1"/>
+          <w:sz w:val="26"/>
+          <w:szCs w:val="26"/>
+        </w:rPr>
+      </w:pPr>
+      <w:r>
+        <w:rPr>
+          <w:color w:val="156082" w:themeColor="accent1"/>
+          <w:sz w:val="26"/>
+          <w:szCs w:val="26"/>
+        </w:rPr>
+        <w:t>M</w:t>
+      </w:r>
+      <w:r>
+        <w:rPr>
+          <w:color w:val="156082" w:themeColor="accent1"/>
+          <w:sz w:val="26"/>
+          <w:szCs w:val="26"/>
+        </w:rPr>
+        <w:t xml:space="preserve">indkettő </w:t>
+      </w:r>
+      <w:r>
+        <w:rPr>
+          <w:color w:val="156082" w:themeColor="accent1"/>
+          <w:sz w:val="26"/>
+          <w:szCs w:val="26"/>
+        </w:rPr>
+        <w:t>a</w:t>
+      </w:r>
+      <w:r>
+        <w:rPr>
+          <w:color w:val="156082" w:themeColor="accent1"/>
+          <w:sz w:val="26"/>
+          <w:szCs w:val="26"/>
+        </w:rPr>
+        <w:t xml:space="preserve"> </w:t>
+      </w:r>
+      <w:r>
+        <w:rPr>
+          <w:color w:val="156082" w:themeColor="accent1"/>
+          <w:sz w:val="26"/>
+          <w:szCs w:val="26"/>
+        </w:rPr>
+        <w:t xml:space="preserve">Microsoft </w:t>
+      </w:r>
+      <w:r>
+        <w:rPr>
+          <w:color w:val="156082" w:themeColor="accent1"/>
+          <w:sz w:val="26"/>
+          <w:szCs w:val="26"/>
+        </w:rPr>
+        <w:t xml:space="preserve">által készített </w:t>
+      </w:r>
+      <w:r>
+        <w:rPr>
+          <w:color w:val="156082" w:themeColor="accent1"/>
+          <w:sz w:val="26"/>
+          <w:szCs w:val="26"/>
+        </w:rPr>
+        <w:t>fejlesztői eszköz, de különböző célokra és projektméretekre optimalizált</w:t>
+      </w:r>
+      <w:r>
+        <w:rPr>
+          <w:color w:val="156082" w:themeColor="accent1"/>
+          <w:sz w:val="26"/>
+          <w:szCs w:val="26"/>
+        </w:rPr>
+        <w:t>a</w:t>
+      </w:r>
+      <w:r>
+        <w:rPr>
+          <w:color w:val="156082" w:themeColor="accent1"/>
+          <w:sz w:val="26"/>
+          <w:szCs w:val="26"/>
+        </w:rPr>
+        <w:t>k. A Visual Studio 2022 egy teljes értékű integrált fejlesztői környezet (IDE), amely elsősorban nagyobb, komplex .NET</w:t>
+      </w:r>
+      <w:r>
+        <w:rPr>
+          <w:color w:val="156082" w:themeColor="accent1"/>
+          <w:sz w:val="26"/>
+          <w:szCs w:val="26"/>
+        </w:rPr>
+        <w:t>,</w:t>
+      </w:r>
+      <w:r>
+        <w:rPr>
+          <w:color w:val="156082" w:themeColor="accent1"/>
+          <w:sz w:val="26"/>
+          <w:szCs w:val="26"/>
+        </w:rPr>
+        <w:t xml:space="preserve"> C++ </w:t>
+      </w:r>
+      <w:r>
+        <w:rPr>
+          <w:color w:val="156082" w:themeColor="accent1"/>
+          <w:sz w:val="26"/>
+          <w:szCs w:val="26"/>
+        </w:rPr>
+        <w:t xml:space="preserve">és C# </w:t>
+      </w:r>
+      <w:r>
+        <w:rPr>
+          <w:color w:val="156082" w:themeColor="accent1"/>
+          <w:sz w:val="26"/>
+          <w:szCs w:val="26"/>
+        </w:rPr>
+        <w:t xml:space="preserve">projektekhez ajánlott, </w:t>
+      </w:r>
+      <w:r>
+        <w:rPr>
+          <w:color w:val="156082" w:themeColor="accent1"/>
+          <w:sz w:val="26"/>
+          <w:szCs w:val="26"/>
+        </w:rPr>
+        <w:t>amiben</w:t>
+      </w:r>
+      <w:r>
+        <w:rPr>
+          <w:color w:val="156082" w:themeColor="accent1"/>
+          <w:sz w:val="26"/>
+          <w:szCs w:val="26"/>
+        </w:rPr>
+        <w:t xml:space="preserve"> beépített adatbázis-kezelés, GUI tervezőeszközök és professzionális hibakeresési lehetőségek</w:t>
+      </w:r>
+      <w:r>
+        <w:rPr>
+          <w:color w:val="156082" w:themeColor="accent1"/>
+          <w:sz w:val="26"/>
+          <w:szCs w:val="26"/>
+        </w:rPr>
+        <w:t xml:space="preserve"> is találhatók</w:t>
+      </w:r>
+      <w:r>
+        <w:rPr>
+          <w:color w:val="156082" w:themeColor="accent1"/>
+          <w:sz w:val="26"/>
+          <w:szCs w:val="26"/>
+        </w:rPr>
+        <w:t xml:space="preserve">. Ez az eszköz különösen hatékony vállalati környezetekben, ahol a teljes </w:t>
+      </w:r>
+      <w:proofErr w:type="spellStart"/>
+      <w:r>
+        <w:rPr>
+          <w:color w:val="156082" w:themeColor="accent1"/>
+          <w:sz w:val="26"/>
+          <w:szCs w:val="26"/>
+        </w:rPr>
+        <w:t>stack</w:t>
+      </w:r>
+      <w:proofErr w:type="spellEnd"/>
+      <w:r>
+        <w:rPr>
+          <w:color w:val="156082" w:themeColor="accent1"/>
+          <w:sz w:val="26"/>
+          <w:szCs w:val="26"/>
+        </w:rPr>
+        <w:t xml:space="preserve"> fejlesztésre van szükség, és jól </w:t>
+      </w:r>
+      <w:proofErr w:type="spellStart"/>
+      <w:r>
+        <w:rPr>
+          <w:color w:val="156082" w:themeColor="accent1"/>
+          <w:sz w:val="26"/>
+          <w:szCs w:val="26"/>
+        </w:rPr>
+        <w:t>integrálódik</w:t>
+      </w:r>
+      <w:proofErr w:type="spellEnd"/>
+      <w:r>
+        <w:rPr>
+          <w:color w:val="156082" w:themeColor="accent1"/>
+          <w:sz w:val="26"/>
+          <w:szCs w:val="26"/>
+        </w:rPr>
+        <w:t xml:space="preserve"> más Microsoft termékekkel, mint az </w:t>
+      </w:r>
+      <w:proofErr w:type="spellStart"/>
+      <w:r>
+        <w:rPr>
+          <w:color w:val="156082" w:themeColor="accent1"/>
+          <w:sz w:val="26"/>
+          <w:szCs w:val="26"/>
+        </w:rPr>
+        <w:t>Azure</w:t>
+      </w:r>
+      <w:proofErr w:type="spellEnd"/>
+      <w:r>
+        <w:rPr>
+          <w:color w:val="156082" w:themeColor="accent1"/>
+          <w:sz w:val="26"/>
+          <w:szCs w:val="26"/>
+        </w:rPr>
+        <w:t xml:space="preserve"> vagy SQL Server.</w:t>
+      </w:r>
+    </w:p>
+    <w:p>
+      <w:pPr>
+        <w:rPr>
+          <w:color w:val="156082" w:themeColor="accent1"/>
+          <w:sz w:val="26"/>
+          <w:szCs w:val="26"/>
+        </w:rPr>
+      </w:pPr>
+      <w:r>
+        <w:rPr>
+          <w:color w:val="156082" w:themeColor="accent1"/>
+          <w:sz w:val="26"/>
+          <w:szCs w:val="26"/>
+        </w:rPr>
+        <w:t>Ezzel szemben a Visual Studio Code</w:t>
+      </w:r>
+      <w:r>
+        <w:rPr>
+          <w:color w:val="156082" w:themeColor="accent1"/>
+          <w:sz w:val="26"/>
+          <w:szCs w:val="26"/>
+        </w:rPr>
+        <w:t xml:space="preserve"> (röviden VS Code</w:t>
+      </w:r>
+      <w:bookmarkStart w:id="1" w:name="_GoBack"/>
+      <w:bookmarkEnd w:id="1"/>
+      <w:r>
+        <w:rPr>
+          <w:color w:val="156082" w:themeColor="accent1"/>
+          <w:sz w:val="26"/>
+          <w:szCs w:val="26"/>
+        </w:rPr>
+        <w:t>)</w:t>
+      </w:r>
+      <w:r>
+        <w:rPr>
+          <w:color w:val="156082" w:themeColor="accent1"/>
+          <w:sz w:val="26"/>
+          <w:szCs w:val="26"/>
+        </w:rPr>
+        <w:t xml:space="preserve"> egy könnyű, nyílt forráskódú kódszerkesztő, amelyet főleg webfejlesztéshez és kis- vagy közepes méretű projektekhez használnak. A VS Code moduláris kialakítása és a gazdag bővítménykönyvtára lehetővé teszi a gyors </w:t>
+      </w:r>
+      <w:proofErr w:type="spellStart"/>
+      <w:r>
+        <w:rPr>
+          <w:color w:val="156082" w:themeColor="accent1"/>
+          <w:sz w:val="26"/>
+          <w:szCs w:val="26"/>
+        </w:rPr>
+        <w:t>testreszabást</w:t>
+      </w:r>
+      <w:proofErr w:type="spellEnd"/>
+      <w:r>
+        <w:rPr>
+          <w:color w:val="156082" w:themeColor="accent1"/>
+          <w:sz w:val="26"/>
+          <w:szCs w:val="26"/>
+        </w:rPr>
+        <w:t xml:space="preserve">, miközben alacsony erőforrás-igényű marad. Bár kevésbé teljes körű, mint a Visual Studio 2022, a VS Code népszerű választás frontend fejlesztők és agilis csapatok körében, köszönhetően a gyors működésének és az egyszerű használatának. Mindkét eszköz támogatja a webes fejlesztést, de míg a Visual Studio 2022 a nagyvállalati szintű megoldásokhoz nyújt kifinomultabb eszközöket, addig a VS Code a gyors prototípuskészítés és a rugalmas fejlesztés előnyeit kínálja. A választás a projekt méretétől, a technológiai </w:t>
+      </w:r>
+      <w:proofErr w:type="spellStart"/>
+      <w:r>
+        <w:rPr>
+          <w:color w:val="156082" w:themeColor="accent1"/>
+          <w:sz w:val="26"/>
+          <w:szCs w:val="26"/>
+        </w:rPr>
+        <w:t>stacktől</w:t>
+      </w:r>
+      <w:proofErr w:type="spellEnd"/>
+      <w:r>
+        <w:rPr>
+          <w:color w:val="156082" w:themeColor="accent1"/>
+          <w:sz w:val="26"/>
+          <w:szCs w:val="26"/>
+        </w:rPr>
+        <w:t xml:space="preserve"> és a csapat igényeitől függ.</w:t>
+      </w:r>
+    </w:p>
+    <w:p>
+      <w:r>
+        <w:t xml:space="preserve"> </w:t>
+      </w:r>
+    </w:p>
+    <w:p>
+      <w:pPr>
+        <w:rPr>
+          <w:color w:val="156082" w:themeColor="accent1"/>
+          <w:sz w:val="26"/>
+          <w:szCs w:val="26"/>
+        </w:rPr>
+      </w:pPr>
+    </w:p>
+    <w:p>
+      <w:pPr>
+        <w:pStyle w:val="Cmsor2"/>
+      </w:pPr>
+      <w:r>
+        <w:t>GitHub és Trello</w:t>
+      </w:r>
+      <w:r>
+        <w:t xml:space="preserve"> összefoglaló</w:t>
+      </w:r>
+    </w:p>
+    <w:p/>
+    <w:p>
+      <w:pPr>
+        <w:rPr>
+          <w:color w:val="156082" w:themeColor="accent1"/>
+          <w:sz w:val="26"/>
+          <w:szCs w:val="26"/>
+        </w:rPr>
+      </w:pPr>
+      <w:r>
+        <w:rPr>
+          <w:color w:val="156082" w:themeColor="accent1"/>
+          <w:sz w:val="26"/>
+          <w:szCs w:val="26"/>
+        </w:rPr>
+        <w:t xml:space="preserve">GitHub egy </w:t>
+      </w:r>
+      <w:r>
+        <w:rPr>
+          <w:color w:val="156082" w:themeColor="accent1"/>
+          <w:sz w:val="26"/>
+          <w:szCs w:val="26"/>
+        </w:rPr>
+        <w:t xml:space="preserve">olyan web-es </w:t>
+      </w:r>
+      <w:r>
+        <w:rPr>
+          <w:color w:val="156082" w:themeColor="accent1"/>
+          <w:sz w:val="26"/>
+          <w:szCs w:val="26"/>
+        </w:rPr>
+        <w:t>platform, amely lehetővé teszi a fejlesztők számára a kód</w:t>
+      </w:r>
+      <w:r>
+        <w:rPr>
+          <w:color w:val="156082" w:themeColor="accent1"/>
+          <w:sz w:val="26"/>
+          <w:szCs w:val="26"/>
+        </w:rPr>
+        <w:t xml:space="preserve">ok </w:t>
+      </w:r>
+      <w:r>
+        <w:rPr>
+          <w:color w:val="156082" w:themeColor="accent1"/>
+          <w:sz w:val="26"/>
+          <w:szCs w:val="26"/>
+        </w:rPr>
+        <w:t xml:space="preserve">tárolását, verziókezelését és együttműködését. A Git verziókövető rendszerre épül, és </w:t>
       </w:r>
       <w:r>
         <w:rPr>
@@ -2829,7 +3751,23 @@
           <w:szCs w:val="26"/>
         </w:rPr>
         <w:lastRenderedPageBreak/>
-        <w:t>lehetővé teszik a könnyű integrációt minden népszerű fejlesztői környezetbe.</w:t>
+        <w:t>számos funkciót kínál, mint például a pull</w:t>
+      </w:r>
+      <w:r>
+        <w:rPr>
+          <w:color w:val="156082" w:themeColor="accent1"/>
+          <w:sz w:val="26"/>
+          <w:szCs w:val="26"/>
+        </w:rPr>
+        <w:t>/push</w:t>
+      </w:r>
+      <w:r>
+        <w:rPr>
+          <w:color w:val="156082" w:themeColor="accent1"/>
+          <w:sz w:val="26"/>
+          <w:szCs w:val="26"/>
+        </w:rPr>
+        <w:t xml:space="preserve"> request-ek, issue tracking és code review. A GitHub lehetővé teszi nyilvános és privát repository-k</w:t>
       </w:r>
       <w:r>
         <w:rPr>
@@ -2845,9 +3783,68 @@
           <w:sz w:val="26"/>
           <w:szCs w:val="26"/>
         </w:rPr>
-        <w:t>E három technológia együttes használata kiváló alapot nyújt modern, skálázható webalkalmazások fejlesztéséhez. A Docker biztosítja a konzisztens fejlesztési környezetet, a Railway lehetővé teszi a zökkenőmentes felhőbe történő telepítést, míg a Cloudinary optimalizálja a médiatartalmak kezelését. Mindhárom eszköz ingyenes csomaggal rendelkezik, így kiváló kiindulási pontot nyújt a fejlesztők számára.</w:t>
-      </w:r>
-    </w:p>
+        <w:t>létrehozását, valamint integrálható más fejlesztői eszközökkel.</w:t>
+      </w:r>
+    </w:p>
+    <w:p>
+      <w:pPr>
+        <w:rPr>
+          <w:color w:val="156082" w:themeColor="accent1"/>
+          <w:sz w:val="26"/>
+          <w:szCs w:val="26"/>
+        </w:rPr>
+      </w:pPr>
+      <w:r>
+        <w:rPr>
+          <w:color w:val="156082" w:themeColor="accent1"/>
+          <w:sz w:val="26"/>
+          <w:szCs w:val="26"/>
+        </w:rPr>
+        <w:t xml:space="preserve">Ezzel szemben a </w:t>
+      </w:r>
+      <w:r>
+        <w:rPr>
+          <w:color w:val="156082" w:themeColor="accent1"/>
+          <w:sz w:val="26"/>
+          <w:szCs w:val="26"/>
+        </w:rPr>
+        <w:t>Trello egy vizuális projektmenedzsment eszköz, amely Kanban</w:t>
+      </w:r>
+      <w:r>
+        <w:rPr>
+          <w:color w:val="156082" w:themeColor="accent1"/>
+          <w:sz w:val="26"/>
+          <w:szCs w:val="26"/>
+        </w:rPr>
+        <w:t xml:space="preserve"> (kártyás)</w:t>
+      </w:r>
+      <w:r>
+        <w:rPr>
+          <w:color w:val="156082" w:themeColor="accent1"/>
+          <w:sz w:val="26"/>
+          <w:szCs w:val="26"/>
+        </w:rPr>
+        <w:t xml:space="preserve"> módszertant alkalmaz. A felhasználók táblákat, listákat és kártyákat hozhatnak létre a feladatok nyomon követéséhez. A Trello egyszerű és intuitív felülete lehetővé teszi a csapatok számára, hogy hatékonyan szervezzék a munkafolyamatokat. </w:t>
+      </w:r>
+    </w:p>
+    <w:p>
+      <w:pPr>
+        <w:rPr>
+          <w:color w:val="156082" w:themeColor="accent1"/>
+          <w:sz w:val="26"/>
+          <w:szCs w:val="26"/>
+        </w:rPr>
+      </w:pPr>
+      <w:r>
+        <w:rPr>
+          <w:color w:val="156082" w:themeColor="accent1"/>
+          <w:sz w:val="26"/>
+          <w:szCs w:val="26"/>
+        </w:rPr>
+        <w:t>Mindkét platform fontos szerepet játszik a modern szoftverfejlesztési folyamatokban, különböző területeken nyújtva támogatást a fejlesztők és projektmenedzserek számára.</w:t>
+      </w:r>
+    </w:p>
+    <w:p/>
     <w:p>
       <w:pPr>
         <w:pStyle w:val="Cmsor1"/>
@@ -3013,8 +4010,9 @@
           <w:sz w:val="26"/>
           <w:szCs w:val="26"/>
         </w:rPr>
-        <w:t xml:space="preserve">Egyfajta szerkesztő/IDE hibrid, ami rendelkezik hibakeresés, intelligens kiegészítés, és git támogatással, valamint bővítmények tucatjával személyre szabható és bővíthető a </w:t>
-      </w:r>
+        <w:t xml:space="preserve">Egyfajta szerkesztő/IDE hibrid, ami rendelkezik hibakeresés, intelligens kiegészítés, és </w:t>
+      </w:r>
+      <w:proofErr w:type="spellStart"/>
       <w:r>
         <w:rPr>
           <w:rFonts w:asciiTheme="minorHAnsi" w:hAnsiTheme="minorHAnsi" w:cs="Times New Roman"/>
@@ -3022,6 +4020,25 @@
           <w:sz w:val="26"/>
           <w:szCs w:val="26"/>
         </w:rPr>
+        <w:t>git</w:t>
+      </w:r>
+      <w:proofErr w:type="spellEnd"/>
+      <w:r>
+        <w:rPr>
+          <w:rFonts w:asciiTheme="minorHAnsi" w:hAnsiTheme="minorHAnsi" w:cs="Times New Roman"/>
+          <w:color w:val="156082" w:themeColor="accent1"/>
+          <w:sz w:val="26"/>
+          <w:szCs w:val="26"/>
+        </w:rPr>
+        <w:t xml:space="preserve"> támogatással, valamint bővítmények tucatjával személyre szabható és bővíthető a </w:t>
+      </w:r>
+      <w:r>
+        <w:rPr>
+          <w:rFonts w:asciiTheme="minorHAnsi" w:hAnsiTheme="minorHAnsi" w:cs="Times New Roman"/>
+          <w:color w:val="156082" w:themeColor="accent1"/>
+          <w:sz w:val="26"/>
+          <w:szCs w:val="26"/>
+        </w:rPr>
         <w:t>tudása,</w:t>
       </w:r>
       <w:r>
@@ -3173,7 +4190,47 @@
           <w:sz w:val="26"/>
           <w:szCs w:val="26"/>
         </w:rPr>
-        <w:t xml:space="preserve">sel, ami Live Share-t is támogat. </w:t>
+        <w:t xml:space="preserve">sel, ami </w:t>
+      </w:r>
+      <w:proofErr w:type="spellStart"/>
+      <w:r>
+        <w:rPr>
+          <w:rFonts w:asciiTheme="minorHAnsi" w:hAnsiTheme="minorHAnsi" w:cs="Times New Roman"/>
+          <w:color w:val="156082" w:themeColor="accent1"/>
+          <w:sz w:val="26"/>
+          <w:szCs w:val="26"/>
+        </w:rPr>
+        <w:t>Live</w:t>
+      </w:r>
+      <w:proofErr w:type="spellEnd"/>
+      <w:r>
+        <w:rPr>
+          <w:rFonts w:asciiTheme="minorHAnsi" w:hAnsiTheme="minorHAnsi" w:cs="Times New Roman"/>
+          <w:color w:val="156082" w:themeColor="accent1"/>
+          <w:sz w:val="26"/>
+          <w:szCs w:val="26"/>
+        </w:rPr>
+        <w:t xml:space="preserve"> </w:t>
+      </w:r>
+      <w:proofErr w:type="spellStart"/>
+      <w:r>
+        <w:rPr>
+          <w:rFonts w:asciiTheme="minorHAnsi" w:hAnsiTheme="minorHAnsi" w:cs="Times New Roman"/>
+          <w:color w:val="156082" w:themeColor="accent1"/>
+          <w:sz w:val="26"/>
+          <w:szCs w:val="26"/>
+        </w:rPr>
+        <w:t>Share</w:t>
+      </w:r>
+      <w:proofErr w:type="spellEnd"/>
+      <w:r>
+        <w:rPr>
+          <w:rFonts w:asciiTheme="minorHAnsi" w:hAnsiTheme="minorHAnsi" w:cs="Times New Roman"/>
+          <w:color w:val="156082" w:themeColor="accent1"/>
+          <w:sz w:val="26"/>
+          <w:szCs w:val="26"/>
+        </w:rPr>
+        <w:t xml:space="preserve">-t is támogat. </w:t>
       </w:r>
     </w:p>
     <w:p>
@@ -3241,7 +4298,27 @@
           <w:sz w:val="26"/>
           <w:szCs w:val="26"/>
         </w:rPr>
-        <w:t>- Cloud fejlesztés</w:t>
+        <w:t xml:space="preserve">- </w:t>
+      </w:r>
+      <w:proofErr w:type="spellStart"/>
+      <w:r>
+        <w:rPr>
+          <w:rFonts w:cs="Times New Roman"/>
+          <w:color w:val="156082" w:themeColor="accent1"/>
+          <w:sz w:val="26"/>
+          <w:szCs w:val="26"/>
+        </w:rPr>
+        <w:t>Cloud</w:t>
+      </w:r>
+      <w:proofErr w:type="spellEnd"/>
+      <w:r>
+        <w:rPr>
+          <w:rFonts w:cs="Times New Roman"/>
+          <w:color w:val="156082" w:themeColor="accent1"/>
+          <w:sz w:val="26"/>
+          <w:szCs w:val="26"/>
+        </w:rPr>
+        <w:t xml:space="preserve"> fejlesztés</w:t>
       </w:r>
     </w:p>
     <w:p>
@@ -3344,6 +4421,7 @@
           <w:sz w:val="26"/>
           <w:szCs w:val="26"/>
         </w:rPr>
+        <w:lastRenderedPageBreak/>
         <w:t>A Visual Studio 2022 a Microsoft integrált fejlesztőkörnyezete (IDE), amely átfogó eszközkészletet biztosít professzionális alkalmazásfejlesztéshez.</w:t>
       </w:r>
     </w:p>
@@ -3417,9 +4495,335 @@
           <w:sz w:val="26"/>
           <w:szCs w:val="26"/>
         </w:rPr>
+        <w:t>- Vizuális tervezőeszközök</w:t>
+      </w:r>
+    </w:p>
+    <w:p>
+      <w:pPr>
+        <w:spacing w:before="60" w:after="60"/>
+        <w:rPr>
+          <w:rFonts w:cs="Times New Roman"/>
+          <w:color w:val="156082" w:themeColor="accent1"/>
+          <w:sz w:val="26"/>
+          <w:szCs w:val="26"/>
+        </w:rPr>
+      </w:pPr>
+      <w:r>
+        <w:rPr>
+          <w:rFonts w:cs="Times New Roman"/>
+          <w:color w:val="156082" w:themeColor="accent1"/>
+          <w:sz w:val="26"/>
+          <w:szCs w:val="26"/>
+        </w:rPr>
+        <w:t>- Beépített tesztelési eszközök</w:t>
+      </w:r>
+    </w:p>
+    <w:p>
+      <w:pPr>
+        <w:spacing w:before="60" w:after="60"/>
+        <w:rPr>
+          <w:rFonts w:cs="Times New Roman"/>
+          <w:color w:val="156082" w:themeColor="accent1"/>
+          <w:sz w:val="26"/>
+          <w:szCs w:val="26"/>
+        </w:rPr>
+      </w:pPr>
+      <w:r>
+        <w:rPr>
+          <w:rFonts w:cs="Times New Roman"/>
+          <w:color w:val="156082" w:themeColor="accent1"/>
+          <w:sz w:val="26"/>
+          <w:szCs w:val="26"/>
+        </w:rPr>
+        <w:t>- Forráskód verziókezelés</w:t>
+      </w:r>
+    </w:p>
+    <w:p>
+      <w:pPr>
+        <w:spacing w:before="60" w:after="60"/>
+        <w:rPr>
+          <w:rFonts w:cs="Times New Roman"/>
+          <w:color w:val="156082" w:themeColor="accent1"/>
+          <w:sz w:val="26"/>
+          <w:szCs w:val="26"/>
+        </w:rPr>
+      </w:pPr>
+      <w:r>
+        <w:rPr>
+          <w:rFonts w:cs="Times New Roman"/>
+          <w:color w:val="156082" w:themeColor="accent1"/>
+          <w:sz w:val="26"/>
+          <w:szCs w:val="26"/>
+        </w:rPr>
+        <w:t>-Tesztelés beépített keretrendszerre</w:t>
+      </w:r>
+      <w:r>
+        <w:rPr>
+          <w:rFonts w:cs="Times New Roman"/>
+          <w:color w:val="156082" w:themeColor="accent1"/>
+          <w:sz w:val="26"/>
+          <w:szCs w:val="26"/>
+        </w:rPr>
+        <w:t>l</w:t>
+      </w:r>
+    </w:p>
+    <w:p>
+      <w:pPr>
+        <w:spacing w:before="60" w:after="60"/>
+        <w:rPr>
+          <w:rFonts w:cs="Times New Roman"/>
+          <w:b/>
+          <w:color w:val="156082" w:themeColor="accent1"/>
+          <w:sz w:val="26"/>
+          <w:szCs w:val="26"/>
+        </w:rPr>
+      </w:pPr>
+      <w:r>
+        <w:rPr>
+          <w:rFonts w:cs="Times New Roman"/>
+          <w:b/>
+          <w:color w:val="156082" w:themeColor="accent1"/>
+          <w:sz w:val="26"/>
+          <w:szCs w:val="26"/>
+        </w:rPr>
+        <w:t>Integráció más technológiákkal</w:t>
+      </w:r>
+    </w:p>
+    <w:p>
+      <w:pPr>
+        <w:spacing w:before="60" w:after="60"/>
+        <w:rPr>
+          <w:rFonts w:cs="Times New Roman"/>
+          <w:color w:val="156082" w:themeColor="accent1"/>
+          <w:sz w:val="26"/>
+          <w:szCs w:val="26"/>
+        </w:rPr>
+      </w:pPr>
+      <w:r>
+        <w:rPr>
+          <w:rFonts w:cs="Times New Roman"/>
+          <w:color w:val="156082" w:themeColor="accent1"/>
+          <w:sz w:val="26"/>
+          <w:szCs w:val="26"/>
+        </w:rPr>
+        <w:t>- .NET Framework/</w:t>
+      </w:r>
+      <w:proofErr w:type="spellStart"/>
+      <w:r>
+        <w:rPr>
+          <w:rFonts w:cs="Times New Roman"/>
+          <w:color w:val="156082" w:themeColor="accent1"/>
+          <w:sz w:val="26"/>
+          <w:szCs w:val="26"/>
+        </w:rPr>
+        <w:t>Core</w:t>
+      </w:r>
+      <w:proofErr w:type="spellEnd"/>
+      <w:r>
+        <w:rPr>
+          <w:rFonts w:cs="Times New Roman"/>
+          <w:color w:val="156082" w:themeColor="accent1"/>
+          <w:sz w:val="26"/>
+          <w:szCs w:val="26"/>
+        </w:rPr>
+        <w:t xml:space="preserve"> fejlesztés</w:t>
+      </w:r>
+    </w:p>
+    <w:p>
+      <w:pPr>
+        <w:spacing w:before="60" w:after="60"/>
+        <w:rPr>
+          <w:rFonts w:cs="Times New Roman"/>
+          <w:color w:val="156082" w:themeColor="accent1"/>
+          <w:sz w:val="26"/>
+          <w:szCs w:val="26"/>
+        </w:rPr>
+      </w:pPr>
+      <w:r>
+        <w:rPr>
+          <w:rFonts w:cs="Times New Roman"/>
+          <w:color w:val="156082" w:themeColor="accent1"/>
+          <w:sz w:val="26"/>
+          <w:szCs w:val="26"/>
+        </w:rPr>
+        <w:t>- C++ fejlesztés</w:t>
+      </w:r>
+    </w:p>
+    <w:p>
+      <w:pPr>
+        <w:spacing w:before="60" w:after="60"/>
+        <w:rPr>
+          <w:rFonts w:cs="Times New Roman"/>
+          <w:color w:val="156082" w:themeColor="accent1"/>
+          <w:sz w:val="26"/>
+          <w:szCs w:val="26"/>
+        </w:rPr>
+      </w:pPr>
+      <w:r>
+        <w:rPr>
+          <w:rFonts w:cs="Times New Roman"/>
+          <w:color w:val="156082" w:themeColor="accent1"/>
+          <w:sz w:val="26"/>
+          <w:szCs w:val="26"/>
+        </w:rPr>
+        <w:t>- Web fejlesztés</w:t>
+      </w:r>
+    </w:p>
+    <w:p>
+      <w:pPr>
+        <w:spacing w:before="60" w:after="60"/>
+        <w:rPr>
+          <w:rFonts w:cs="Times New Roman"/>
+          <w:color w:val="156082" w:themeColor="accent1"/>
+          <w:sz w:val="26"/>
+          <w:szCs w:val="26"/>
+        </w:rPr>
+      </w:pPr>
+      <w:r>
+        <w:rPr>
+          <w:rFonts w:cs="Times New Roman"/>
+          <w:color w:val="156082" w:themeColor="accent1"/>
+          <w:sz w:val="26"/>
+          <w:szCs w:val="26"/>
+        </w:rPr>
+        <w:t>- Mobil fejlesztés</w:t>
+      </w:r>
+    </w:p>
+    <w:p>
+      <w:pPr>
+        <w:spacing w:before="60" w:after="60"/>
+        <w:rPr>
+          <w:rFonts w:cs="Times New Roman"/>
+          <w:sz w:val="26"/>
+          <w:szCs w:val="26"/>
+        </w:rPr>
+      </w:pPr>
+    </w:p>
+    <w:p>
+      <w:pPr>
+        <w:spacing w:before="60" w:after="60"/>
+        <w:rPr>
+          <w:rFonts w:cs="Times New Roman"/>
+          <w:sz w:val="26"/>
+          <w:szCs w:val="26"/>
+        </w:rPr>
+      </w:pPr>
+    </w:p>
+    <w:p>
+      <w:pPr>
+        <w:pStyle w:val="Cmsor1"/>
+      </w:pPr>
+      <w:r>
+        <w:t>Firebase</w:t>
+      </w:r>
+    </w:p>
+    <w:p>
+      <w:pPr>
+        <w:spacing w:before="60" w:after="60"/>
+        <w:rPr>
+          <w:rFonts w:cs="Times New Roman"/>
+          <w:color w:val="156082" w:themeColor="accent1"/>
+          <w:sz w:val="26"/>
+          <w:szCs w:val="26"/>
+        </w:rPr>
+      </w:pPr>
+    </w:p>
+    <w:p>
+      <w:pPr>
+        <w:spacing w:before="60" w:after="60"/>
+        <w:rPr>
+          <w:rFonts w:cs="Times New Roman"/>
+          <w:color w:val="156082" w:themeColor="accent1"/>
+          <w:sz w:val="26"/>
+          <w:szCs w:val="26"/>
+        </w:rPr>
+      </w:pPr>
+      <w:r>
+        <w:rPr>
+          <w:rFonts w:cs="Times New Roman"/>
+          <w:color w:val="156082" w:themeColor="accent1"/>
+          <w:sz w:val="26"/>
+          <w:szCs w:val="26"/>
+        </w:rPr>
+        <w:t xml:space="preserve">A Firebase egy Google által fejlesztett platform, amely számos eszközt és szolgáltatást kínál mobil és webalkalmazások fejlesztéséhez, üzemeltetéséhez és skálázásához. </w:t>
+      </w:r>
+    </w:p>
+    <w:p>
+      <w:pPr>
+        <w:pStyle w:val="Cmsor2"/>
+      </w:pPr>
+      <w:r>
+        <w:t>Felépítése és működése</w:t>
+      </w:r>
+    </w:p>
+    <w:p>
+      <w:pPr>
+        <w:spacing w:before="60" w:after="60"/>
+        <w:rPr>
+          <w:rFonts w:cs="Times New Roman"/>
+          <w:color w:val="156082" w:themeColor="accent1"/>
+          <w:sz w:val="26"/>
+          <w:szCs w:val="26"/>
+        </w:rPr>
+      </w:pPr>
+      <w:r>
+        <w:rPr>
+          <w:rFonts w:cs="Times New Roman"/>
+          <w:color w:val="156082" w:themeColor="accent1"/>
+          <w:sz w:val="26"/>
+          <w:szCs w:val="26"/>
+        </w:rPr>
+        <w:t xml:space="preserve">A Firebase egy átfogó platform, amely több alrendszerből áll, </w:t>
+      </w:r>
+      <w:r>
+        <w:rPr>
+          <w:rFonts w:cs="Times New Roman"/>
+          <w:color w:val="156082" w:themeColor="accent1"/>
+          <w:sz w:val="26"/>
+          <w:szCs w:val="26"/>
+        </w:rPr>
+        <w:t>e</w:t>
+      </w:r>
+      <w:r>
+        <w:rPr>
+          <w:rFonts w:cs="Times New Roman"/>
+          <w:color w:val="156082" w:themeColor="accent1"/>
+          <w:sz w:val="26"/>
+          <w:szCs w:val="26"/>
+        </w:rPr>
+        <w:t>zek közé tartozik például a valós idejű adatbázis, hitelesítés, tárhely, üzenetküldés, analitika és még sok más. A Firebase felépítése moduláris, ami azt jelenti, hogy a fejlesztők csak azokat a szolgáltatásokat használhatják, amelyekre valóban szükségük van. A platform felhőalapú, ami lehetővé teszi a könnyű integrációt és skálázhatóságot.</w:t>
+      </w:r>
+    </w:p>
+    <w:p>
+      <w:pPr>
+        <w:spacing w:before="60" w:after="60"/>
+        <w:rPr>
+          <w:rFonts w:cs="Times New Roman"/>
+          <w:color w:val="156082" w:themeColor="accent1"/>
+          <w:sz w:val="26"/>
+          <w:szCs w:val="26"/>
+        </w:rPr>
+      </w:pPr>
+      <w:r>
+        <w:rPr>
+          <w:rFonts w:cs="Times New Roman"/>
+          <w:color w:val="156082" w:themeColor="accent1"/>
+          <w:sz w:val="26"/>
+          <w:szCs w:val="26"/>
+        </w:rPr>
+        <w:t xml:space="preserve">A Firebase valós idejű adatbázisa például lehetővé teszi, hogy az alkalmazások valós időben szinkronizálják az adatokat a felhőben, miközben a hitelesítési rendszere egyszerű és biztonságos módszert kínál a felhasználók azonosítására. </w:t>
+      </w:r>
+    </w:p>
+    <w:p>
+      <w:pPr>
+        <w:pStyle w:val="Cmsor1"/>
+      </w:pPr>
+      <w:proofErr w:type="spellStart"/>
+      <w:r>
         <w:lastRenderedPageBreak/>
-        <w:t>- Vizuális tervezőeszközök</w:t>
-      </w:r>
+        <w:t>Achievements</w:t>
+      </w:r>
+      <w:proofErr w:type="spellEnd"/>
     </w:p>
     <w:p>
       <w:pPr>
@@ -3438,312 +4842,9 @@
           <w:sz w:val="26"/>
           <w:szCs w:val="26"/>
         </w:rPr>
-        <w:t>- Beépített tesztelési eszközök</w:t>
-      </w:r>
-    </w:p>
-    <w:p>
-      <w:pPr>
-        <w:spacing w:before="60" w:after="60"/>
-        <w:rPr>
-          <w:rFonts w:cs="Times New Roman"/>
-          <w:color w:val="156082" w:themeColor="accent1"/>
-          <w:sz w:val="26"/>
-          <w:szCs w:val="26"/>
-        </w:rPr>
-      </w:pPr>
-      <w:r>
-        <w:rPr>
-          <w:rFonts w:cs="Times New Roman"/>
-          <w:color w:val="156082" w:themeColor="accent1"/>
-          <w:sz w:val="26"/>
-          <w:szCs w:val="26"/>
-        </w:rPr>
-        <w:t>- Forráskód verziókezelés</w:t>
-      </w:r>
-    </w:p>
-    <w:p>
-      <w:pPr>
-        <w:spacing w:before="60" w:after="60"/>
-        <w:rPr>
-          <w:rFonts w:cs="Times New Roman"/>
-          <w:color w:val="156082" w:themeColor="accent1"/>
-          <w:sz w:val="26"/>
-          <w:szCs w:val="26"/>
-        </w:rPr>
-      </w:pPr>
-      <w:r>
-        <w:rPr>
-          <w:rFonts w:cs="Times New Roman"/>
-          <w:color w:val="156082" w:themeColor="accent1"/>
-          <w:sz w:val="26"/>
-          <w:szCs w:val="26"/>
-        </w:rPr>
-        <w:t>-Tesztelés beépített keretrendszerre</w:t>
-      </w:r>
-      <w:r>
-        <w:rPr>
-          <w:rFonts w:cs="Times New Roman"/>
-          <w:color w:val="156082" w:themeColor="accent1"/>
-          <w:sz w:val="26"/>
-          <w:szCs w:val="26"/>
-        </w:rPr>
-        <w:t>l</w:t>
-      </w:r>
-    </w:p>
-    <w:p>
-      <w:pPr>
-        <w:spacing w:before="60" w:after="60"/>
-        <w:rPr>
-          <w:rFonts w:cs="Times New Roman"/>
-          <w:b/>
-          <w:color w:val="156082" w:themeColor="accent1"/>
-          <w:sz w:val="26"/>
-          <w:szCs w:val="26"/>
-        </w:rPr>
-      </w:pPr>
-      <w:r>
-        <w:rPr>
-          <w:rFonts w:cs="Times New Roman"/>
-          <w:b/>
-          <w:color w:val="156082" w:themeColor="accent1"/>
-          <w:sz w:val="26"/>
-          <w:szCs w:val="26"/>
-        </w:rPr>
-        <w:t>Integráció más technológiákkal</w:t>
-      </w:r>
-    </w:p>
-    <w:p>
-      <w:pPr>
-        <w:spacing w:before="60" w:after="60"/>
-        <w:rPr>
-          <w:rFonts w:cs="Times New Roman"/>
-          <w:color w:val="156082" w:themeColor="accent1"/>
-          <w:sz w:val="26"/>
-          <w:szCs w:val="26"/>
-        </w:rPr>
-      </w:pPr>
-      <w:r>
-        <w:rPr>
-          <w:rFonts w:cs="Times New Roman"/>
-          <w:color w:val="156082" w:themeColor="accent1"/>
-          <w:sz w:val="26"/>
-          <w:szCs w:val="26"/>
-        </w:rPr>
-        <w:t>- .NET Framework/Core fejlesztés</w:t>
-      </w:r>
-    </w:p>
-    <w:p>
-      <w:pPr>
-        <w:spacing w:before="60" w:after="60"/>
-        <w:rPr>
-          <w:rFonts w:cs="Times New Roman"/>
-          <w:color w:val="156082" w:themeColor="accent1"/>
-          <w:sz w:val="26"/>
-          <w:szCs w:val="26"/>
-        </w:rPr>
-      </w:pPr>
-      <w:r>
-        <w:rPr>
-          <w:rFonts w:cs="Times New Roman"/>
-          <w:color w:val="156082" w:themeColor="accent1"/>
-          <w:sz w:val="26"/>
-          <w:szCs w:val="26"/>
-        </w:rPr>
-        <w:t>- C++ fejlesztés</w:t>
-      </w:r>
-    </w:p>
-    <w:p>
-      <w:pPr>
-        <w:spacing w:before="60" w:after="60"/>
-        <w:rPr>
-          <w:rFonts w:cs="Times New Roman"/>
-          <w:color w:val="156082" w:themeColor="accent1"/>
-          <w:sz w:val="26"/>
-          <w:szCs w:val="26"/>
-        </w:rPr>
-      </w:pPr>
-      <w:r>
-        <w:rPr>
-          <w:rFonts w:cs="Times New Roman"/>
-          <w:color w:val="156082" w:themeColor="accent1"/>
-          <w:sz w:val="26"/>
-          <w:szCs w:val="26"/>
-        </w:rPr>
-        <w:t>- Web fejlesztés</w:t>
-      </w:r>
-    </w:p>
-    <w:p>
-      <w:pPr>
-        <w:spacing w:before="60" w:after="60"/>
-        <w:rPr>
-          <w:rFonts w:cs="Times New Roman"/>
-          <w:color w:val="156082" w:themeColor="accent1"/>
-          <w:sz w:val="26"/>
-          <w:szCs w:val="26"/>
-        </w:rPr>
-      </w:pPr>
-      <w:r>
-        <w:rPr>
-          <w:rFonts w:cs="Times New Roman"/>
-          <w:color w:val="156082" w:themeColor="accent1"/>
-          <w:sz w:val="26"/>
-          <w:szCs w:val="26"/>
-        </w:rPr>
-        <w:t>- Mobil fejlesztés</w:t>
-      </w:r>
-    </w:p>
-    <w:p>
-      <w:pPr>
-        <w:spacing w:before="60" w:after="60"/>
-        <w:rPr>
-          <w:rFonts w:cs="Times New Roman"/>
-          <w:sz w:val="26"/>
-          <w:szCs w:val="26"/>
-        </w:rPr>
-      </w:pPr>
-    </w:p>
-    <w:p>
-      <w:pPr>
-        <w:spacing w:before="60" w:after="60"/>
-        <w:rPr>
-          <w:rFonts w:cs="Times New Roman"/>
-          <w:sz w:val="26"/>
-          <w:szCs w:val="26"/>
-        </w:rPr>
-      </w:pPr>
-    </w:p>
-    <w:p>
-      <w:pPr>
-        <w:pStyle w:val="Cmsor1"/>
-      </w:pPr>
-      <w:r>
-        <w:t>Firebase</w:t>
-      </w:r>
-    </w:p>
-    <w:p>
-      <w:pPr>
-        <w:spacing w:before="60" w:after="60"/>
-        <w:rPr>
-          <w:rFonts w:cs="Times New Roman"/>
-          <w:color w:val="156082" w:themeColor="accent1"/>
-          <w:sz w:val="26"/>
-          <w:szCs w:val="26"/>
-        </w:rPr>
-      </w:pPr>
-    </w:p>
-    <w:p>
-      <w:pPr>
-        <w:spacing w:before="60" w:after="60"/>
-        <w:rPr>
-          <w:rFonts w:cs="Times New Roman"/>
-          <w:color w:val="156082" w:themeColor="accent1"/>
-          <w:sz w:val="26"/>
-          <w:szCs w:val="26"/>
-        </w:rPr>
-      </w:pPr>
-      <w:r>
-        <w:rPr>
-          <w:rFonts w:cs="Times New Roman"/>
-          <w:color w:val="156082" w:themeColor="accent1"/>
-          <w:sz w:val="26"/>
-          <w:szCs w:val="26"/>
-        </w:rPr>
-        <w:t xml:space="preserve">A Firebase egy Google által fejlesztett platform, amely számos eszközt és szolgáltatást kínál mobil és webalkalmazások fejlesztéséhez, üzemeltetéséhez és skálázásához. </w:t>
-      </w:r>
-    </w:p>
-    <w:p>
-      <w:pPr>
-        <w:pStyle w:val="Cmsor2"/>
-      </w:pPr>
-      <w:r>
-        <w:t>Felépítése és működése</w:t>
-      </w:r>
-    </w:p>
-    <w:p>
-      <w:pPr>
-        <w:spacing w:before="60" w:after="60"/>
-        <w:rPr>
-          <w:rFonts w:cs="Times New Roman"/>
-          <w:color w:val="156082" w:themeColor="accent1"/>
-          <w:sz w:val="26"/>
-          <w:szCs w:val="26"/>
-        </w:rPr>
-      </w:pPr>
-      <w:r>
-        <w:rPr>
-          <w:rFonts w:cs="Times New Roman"/>
-          <w:color w:val="156082" w:themeColor="accent1"/>
-          <w:sz w:val="26"/>
-          <w:szCs w:val="26"/>
-        </w:rPr>
-        <w:t xml:space="preserve">A Firebase egy átfogó platform, amely több alrendszerből áll, </w:t>
-      </w:r>
-      <w:r>
-        <w:rPr>
-          <w:rFonts w:cs="Times New Roman"/>
-          <w:color w:val="156082" w:themeColor="accent1"/>
-          <w:sz w:val="26"/>
-          <w:szCs w:val="26"/>
-        </w:rPr>
-        <w:t>e</w:t>
-      </w:r>
-      <w:r>
-        <w:rPr>
-          <w:rFonts w:cs="Times New Roman"/>
-          <w:color w:val="156082" w:themeColor="accent1"/>
-          <w:sz w:val="26"/>
-          <w:szCs w:val="26"/>
-        </w:rPr>
-        <w:t>zek közé tartozik például a valós idejű adatbázis, hitelesítés, tárhely, üzenetküldés, analitika és még sok más. A Firebase felépítése moduláris, ami azt jelenti, hogy a fejlesztők csak azokat a szolgáltatásokat használhatják, amelyekre valóban szükségük van. A platform felhőalapú, ami lehetővé teszi a könnyű integrációt és skálázhatóságot.</w:t>
-      </w:r>
-    </w:p>
-    <w:p>
-      <w:pPr>
-        <w:spacing w:before="60" w:after="60"/>
-        <w:rPr>
-          <w:rFonts w:cs="Times New Roman"/>
-          <w:color w:val="156082" w:themeColor="accent1"/>
-          <w:sz w:val="26"/>
-          <w:szCs w:val="26"/>
-        </w:rPr>
-      </w:pPr>
-      <w:r>
-        <w:rPr>
-          <w:rFonts w:cs="Times New Roman"/>
-          <w:color w:val="156082" w:themeColor="accent1"/>
-          <w:sz w:val="26"/>
-          <w:szCs w:val="26"/>
-        </w:rPr>
-        <w:t xml:space="preserve">A Firebase valós idejű adatbázisa például lehetővé teszi, hogy az alkalmazások valós időben szinkronizálják az adatokat a felhőben, miközben a hitelesítési rendszere egyszerű és biztonságos módszert kínál a felhasználók azonosítására. </w:t>
-      </w:r>
-    </w:p>
-    <w:p>
-      <w:pPr>
-        <w:pStyle w:val="Cmsor1"/>
-      </w:pPr>
-      <w:r>
-        <w:t>Achievements</w:t>
-      </w:r>
-    </w:p>
-    <w:p>
-      <w:pPr>
-        <w:spacing w:before="60" w:after="60"/>
-        <w:rPr>
-          <w:rFonts w:cs="Times New Roman"/>
-          <w:color w:val="156082" w:themeColor="accent1"/>
-          <w:sz w:val="26"/>
-          <w:szCs w:val="26"/>
-        </w:rPr>
-      </w:pPr>
-      <w:r>
-        <w:rPr>
-          <w:rFonts w:cs="Times New Roman"/>
-          <w:color w:val="156082" w:themeColor="accent1"/>
-          <w:sz w:val="26"/>
-          <w:szCs w:val="26"/>
-        </w:rPr>
         <w:t xml:space="preserve">Az </w:t>
       </w:r>
+      <w:proofErr w:type="spellStart"/>
       <w:r>
         <w:rPr>
           <w:rFonts w:cs="Times New Roman"/>
@@ -3755,6 +4856,7 @@
         </w:rPr>
         <w:t>achievementek</w:t>
       </w:r>
+      <w:proofErr w:type="spellEnd"/>
       <w:r>
         <w:rPr>
           <w:rFonts w:cs="Times New Roman"/>
@@ -3764,6 +4866,7 @@
         </w:rPr>
         <w:t xml:space="preserve"> (magyarul "eredmények") weboldalakon és alkalmazásokban általában olyan rendszerek, amelyek a felhasználók elért teljesítményeit, aktivitásait vagy egyéb sikeres tevékenységeit követik és jutalmazzák. Az </w:t>
       </w:r>
+      <w:proofErr w:type="spellStart"/>
       <w:r>
         <w:rPr>
           <w:rFonts w:cs="Times New Roman"/>
@@ -3773,9 +4876,9 @@
           <w:sz w:val="26"/>
           <w:szCs w:val="26"/>
         </w:rPr>
-        <w:lastRenderedPageBreak/>
         <w:t>achievementek</w:t>
       </w:r>
+      <w:proofErr w:type="spellEnd"/>
       <w:r>
         <w:rPr>
           <w:rFonts w:cs="Times New Roman"/>
@@ -3806,7 +4909,21 @@
         <w:rPr>
           <w:color w:val="156082" w:themeColor="accent1"/>
         </w:rPr>
-        <w:t>Az achievementek fő szerepei:</w:t>
+        <w:t xml:space="preserve">Az </w:t>
+      </w:r>
+      <w:proofErr w:type="spellStart"/>
+      <w:r>
+        <w:rPr>
+          <w:color w:val="156082" w:themeColor="accent1"/>
+        </w:rPr>
+        <w:t>achievementek</w:t>
+      </w:r>
+      <w:proofErr w:type="spellEnd"/>
+      <w:r>
+        <w:rPr>
+          <w:color w:val="156082" w:themeColor="accent1"/>
+        </w:rPr>
+        <w:t xml:space="preserve"> fő szerepei:</w:t>
       </w:r>
     </w:p>
     <w:p>
@@ -3866,7 +4983,27 @@
           <w:sz w:val="26"/>
           <w:szCs w:val="26"/>
         </w:rPr>
-        <w:t>Az achievementek ösztönzik a felhasználókat arra, hogy többet interakcióba lépjenek a weboldallal, legyen szó napi aktivitásról, egy bizonyos célnak az eléréséről vagy más típusú kihívásokról.</w:t>
+        <w:t xml:space="preserve">Az </w:t>
+      </w:r>
+      <w:proofErr w:type="spellStart"/>
+      <w:r>
+        <w:rPr>
+          <w:rFonts w:cs="Times New Roman"/>
+          <w:color w:val="156082" w:themeColor="accent1"/>
+          <w:sz w:val="26"/>
+          <w:szCs w:val="26"/>
+        </w:rPr>
+        <w:t>achievementek</w:t>
+      </w:r>
+      <w:proofErr w:type="spellEnd"/>
+      <w:r>
+        <w:rPr>
+          <w:rFonts w:cs="Times New Roman"/>
+          <w:color w:val="156082" w:themeColor="accent1"/>
+          <w:sz w:val="26"/>
+          <w:szCs w:val="26"/>
+        </w:rPr>
+        <w:t xml:space="preserve"> ösztönzik a felhasználókat arra, hogy többet interakcióba lépjenek a weboldallal, legyen szó napi aktivitásról, egy bizonyos célnak az eléréséről vagy más típusú kihívásokról.</w:t>
       </w:r>
     </w:p>
     <w:p>
@@ -3891,7 +5028,27 @@
           <w:sz w:val="26"/>
           <w:szCs w:val="26"/>
         </w:rPr>
-        <w:t xml:space="preserve">Az achievementek gyakran az </w:t>
+        <w:t xml:space="preserve">Az </w:t>
+      </w:r>
+      <w:proofErr w:type="spellStart"/>
+      <w:r>
+        <w:rPr>
+          <w:rFonts w:cs="Times New Roman"/>
+          <w:color w:val="156082" w:themeColor="accent1"/>
+          <w:sz w:val="26"/>
+          <w:szCs w:val="26"/>
+        </w:rPr>
+        <w:t>achievementek</w:t>
+      </w:r>
+      <w:proofErr w:type="spellEnd"/>
+      <w:r>
+        <w:rPr>
+          <w:rFonts w:cs="Times New Roman"/>
+          <w:color w:val="156082" w:themeColor="accent1"/>
+          <w:sz w:val="26"/>
+          <w:szCs w:val="26"/>
+        </w:rPr>
+        <w:t xml:space="preserve"> gyakran az </w:t>
       </w:r>
       <w:r>
         <w:rPr>
@@ -3971,7 +5128,27 @@
           <w:sz w:val="26"/>
           <w:szCs w:val="26"/>
         </w:rPr>
-        <w:t>Az achievementek izgalmasabbá teszik a felhasználók számára az oldalon végzett tevékenységeket, segítve a monotonitás elkerülését.</w:t>
+        <w:t xml:space="preserve">Az </w:t>
+      </w:r>
+      <w:proofErr w:type="spellStart"/>
+      <w:r>
+        <w:rPr>
+          <w:rFonts w:cs="Times New Roman"/>
+          <w:color w:val="156082" w:themeColor="accent1"/>
+          <w:sz w:val="26"/>
+          <w:szCs w:val="26"/>
+        </w:rPr>
+        <w:t>achievementek</w:t>
+      </w:r>
+      <w:proofErr w:type="spellEnd"/>
+      <w:r>
+        <w:rPr>
+          <w:rFonts w:cs="Times New Roman"/>
+          <w:color w:val="156082" w:themeColor="accent1"/>
+          <w:sz w:val="26"/>
+          <w:szCs w:val="26"/>
+        </w:rPr>
+        <w:t xml:space="preserve"> izgalmasabbá teszik a felhasználók számára az oldalon végzett tevékenységeket, segítve a monotonitás elkerülését.</w:t>
       </w:r>
     </w:p>
     <w:p>
@@ -4013,6 +5190,7 @@
           <w:szCs w:val="26"/>
         </w:rPr>
       </w:pPr>
+      <w:proofErr w:type="spellStart"/>
       <w:r>
         <w:rPr>
           <w:rFonts w:cs="Times New Roman"/>
@@ -4022,7 +5200,43 @@
           <w:sz w:val="26"/>
           <w:szCs w:val="26"/>
         </w:rPr>
-        <w:t>Gamifikáció (játékosítás)</w:t>
+        <w:t>Gamifikáció</w:t>
+      </w:r>
+      <w:proofErr w:type="spellEnd"/>
+      <w:r>
+        <w:rPr>
+          <w:rFonts w:cs="Times New Roman"/>
+          <w:b/>
+          <w:bCs/>
+          <w:color w:val="156082" w:themeColor="accent1"/>
+          <w:sz w:val="26"/>
+          <w:szCs w:val="26"/>
+        </w:rPr>
+        <w:t xml:space="preserve"> (</w:t>
+      </w:r>
+      <w:proofErr w:type="spellStart"/>
+      <w:r>
+        <w:rPr>
+          <w:rFonts w:cs="Times New Roman"/>
+          <w:b/>
+          <w:bCs/>
+          <w:color w:val="156082" w:themeColor="accent1"/>
+          <w:sz w:val="26"/>
+          <w:szCs w:val="26"/>
+        </w:rPr>
+        <w:t>játékosítás</w:t>
+      </w:r>
+      <w:proofErr w:type="spellEnd"/>
+      <w:r>
+        <w:rPr>
+          <w:rFonts w:cs="Times New Roman"/>
+          <w:b/>
+          <w:bCs/>
+          <w:color w:val="156082" w:themeColor="accent1"/>
+          <w:sz w:val="26"/>
+          <w:szCs w:val="26"/>
+        </w:rPr>
+        <w:t>)</w:t>
       </w:r>
       <w:r>
         <w:rPr>
@@ -4056,8 +5270,29 @@
           <w:sz w:val="26"/>
           <w:szCs w:val="26"/>
         </w:rPr>
-        <w:t xml:space="preserve">Az achievementek gyakran a </w:t>
-      </w:r>
+        <w:t xml:space="preserve">Az </w:t>
+      </w:r>
+      <w:proofErr w:type="spellStart"/>
+      <w:r>
+        <w:rPr>
+          <w:rFonts w:cs="Times New Roman"/>
+          <w:color w:val="156082" w:themeColor="accent1"/>
+          <w:sz w:val="26"/>
+          <w:szCs w:val="26"/>
+        </w:rPr>
+        <w:t>achievementek</w:t>
+      </w:r>
+      <w:proofErr w:type="spellEnd"/>
+      <w:r>
+        <w:rPr>
+          <w:rFonts w:cs="Times New Roman"/>
+          <w:color w:val="156082" w:themeColor="accent1"/>
+          <w:sz w:val="26"/>
+          <w:szCs w:val="26"/>
+        </w:rPr>
+        <w:t xml:space="preserve"> gyakran a </w:t>
+      </w:r>
+      <w:proofErr w:type="spellStart"/>
       <w:r>
         <w:rPr>
           <w:rFonts w:cs="Times New Roman"/>
@@ -4069,6 +5304,7 @@
         </w:rPr>
         <w:t>gamifikáció</w:t>
       </w:r>
+      <w:proofErr w:type="spellEnd"/>
       <w:r>
         <w:rPr>
           <w:rFonts w:cs="Times New Roman"/>
@@ -4101,7 +5337,27 @@
           <w:sz w:val="26"/>
           <w:szCs w:val="26"/>
         </w:rPr>
-        <w:t>A felhasználók a különböző achievementek elérésével játékszerűen "fejlődnek", rangokat, szinteket érhetnek el, ami tovább növeli a motivációt.</w:t>
+        <w:t xml:space="preserve">A felhasználók a különböző </w:t>
+      </w:r>
+      <w:proofErr w:type="spellStart"/>
+      <w:r>
+        <w:rPr>
+          <w:rFonts w:cs="Times New Roman"/>
+          <w:color w:val="156082" w:themeColor="accent1"/>
+          <w:sz w:val="26"/>
+          <w:szCs w:val="26"/>
+        </w:rPr>
+        <w:t>achievementek</w:t>
+      </w:r>
+      <w:proofErr w:type="spellEnd"/>
+      <w:r>
+        <w:rPr>
+          <w:rFonts w:cs="Times New Roman"/>
+          <w:color w:val="156082" w:themeColor="accent1"/>
+          <w:sz w:val="26"/>
+          <w:szCs w:val="26"/>
+        </w:rPr>
+        <w:t xml:space="preserve"> elérésével játékszerűen "fejlődnek", rangokat, szinteket érhetnek el, ami tovább növeli a motivációt.</w:t>
       </w:r>
     </w:p>
     <w:p>
@@ -4161,7 +5417,47 @@
           <w:sz w:val="26"/>
           <w:szCs w:val="26"/>
         </w:rPr>
-        <w:t>Az achievementek segíthetnek a felhasználók közötti versengés kialakításában. Egyes weboldalak lehetőséget adnak a felhasználóknak, hogy megosszák a megszerzett achievementeket másokkal, vagy akár ranglistákra kerüljenek.</w:t>
+        <w:t xml:space="preserve">Az </w:t>
+      </w:r>
+      <w:proofErr w:type="spellStart"/>
+      <w:r>
+        <w:rPr>
+          <w:rFonts w:cs="Times New Roman"/>
+          <w:color w:val="156082" w:themeColor="accent1"/>
+          <w:sz w:val="26"/>
+          <w:szCs w:val="26"/>
+        </w:rPr>
+        <w:t>achievementek</w:t>
+      </w:r>
+      <w:proofErr w:type="spellEnd"/>
+      <w:r>
+        <w:rPr>
+          <w:rFonts w:cs="Times New Roman"/>
+          <w:color w:val="156082" w:themeColor="accent1"/>
+          <w:sz w:val="26"/>
+          <w:szCs w:val="26"/>
+        </w:rPr>
+        <w:t xml:space="preserve"> segíthetnek a felhasználók közötti versengés kialakításában. Egyes weboldalak lehetőséget adnak a felhasználóknak, hogy megosszák a megszerzett </w:t>
+      </w:r>
+      <w:proofErr w:type="spellStart"/>
+      <w:r>
+        <w:rPr>
+          <w:rFonts w:cs="Times New Roman"/>
+          <w:color w:val="156082" w:themeColor="accent1"/>
+          <w:sz w:val="26"/>
+          <w:szCs w:val="26"/>
+        </w:rPr>
+        <w:t>achievementeket</w:t>
+      </w:r>
+      <w:proofErr w:type="spellEnd"/>
+      <w:r>
+        <w:rPr>
+          <w:rFonts w:cs="Times New Roman"/>
+          <w:color w:val="156082" w:themeColor="accent1"/>
+          <w:sz w:val="26"/>
+          <w:szCs w:val="26"/>
+        </w:rPr>
+        <w:t xml:space="preserve"> másokkal, vagy akár ranglistákra kerüljenek.</w:t>
       </w:r>
     </w:p>
     <w:p>
@@ -4252,6 +5548,7 @@
           <w:sz w:val="26"/>
           <w:szCs w:val="26"/>
         </w:rPr>
+        <w:lastRenderedPageBreak/>
         <w:t>Célok kitűzése és elérése</w:t>
       </w:r>
       <w:r>
@@ -4286,8 +5583,27 @@
           <w:sz w:val="26"/>
           <w:szCs w:val="26"/>
         </w:rPr>
-        <w:lastRenderedPageBreak/>
-        <w:t>Az achievementek segíthetnek a felhasználóknak konkrét célok kitűzésében, mint például napi aktivitás teljesítése, egy adott feladat befejezése vagy egy adott számú hozzászólás megírása.</w:t>
+        <w:t xml:space="preserve">Az </w:t>
+      </w:r>
+      <w:proofErr w:type="spellStart"/>
+      <w:r>
+        <w:rPr>
+          <w:rFonts w:cs="Times New Roman"/>
+          <w:color w:val="156082" w:themeColor="accent1"/>
+          <w:sz w:val="26"/>
+          <w:szCs w:val="26"/>
+        </w:rPr>
+        <w:t>achievementek</w:t>
+      </w:r>
+      <w:proofErr w:type="spellEnd"/>
+      <w:r>
+        <w:rPr>
+          <w:rFonts w:cs="Times New Roman"/>
+          <w:color w:val="156082" w:themeColor="accent1"/>
+          <w:sz w:val="26"/>
+          <w:szCs w:val="26"/>
+        </w:rPr>
+        <w:t xml:space="preserve"> segíthetnek a felhasználóknak konkrét célok kitűzésében, mint például napi aktivitás teljesítése, egy adott feladat befejezése vagy egy adott számú hozzászólás megírása.</w:t>
       </w:r>
     </w:p>
     <w:p>
@@ -4320,7 +5636,15 @@
         <w:pStyle w:val="Cmsor2"/>
       </w:pPr>
       <w:r>
-        <w:t>Mire használják az achievementeket a weboldalakon?</w:t>
+        <w:t xml:space="preserve">Mire használják az </w:t>
+      </w:r>
+      <w:proofErr w:type="spellStart"/>
+      <w:r>
+        <w:t>achievementeket</w:t>
+      </w:r>
+      <w:proofErr w:type="spellEnd"/>
+      <w:r>
+        <w:t xml:space="preserve"> a weboldalakon?</w:t>
       </w:r>
     </w:p>
     <w:p>
@@ -4377,7 +5701,27 @@
           <w:sz w:val="26"/>
           <w:szCs w:val="26"/>
         </w:rPr>
-        <w:t>Egyes e-kereskedelmi weboldalak is használhatnak achievementeket, hogy jutalmazzák a vásárlókat. Például: "Első vásárlás", "10 vásárlás"</w:t>
+        <w:t xml:space="preserve">Egyes e-kereskedelmi weboldalak is használhatnak </w:t>
+      </w:r>
+      <w:proofErr w:type="spellStart"/>
+      <w:r>
+        <w:rPr>
+          <w:rFonts w:cs="Times New Roman"/>
+          <w:color w:val="156082" w:themeColor="accent1"/>
+          <w:sz w:val="26"/>
+          <w:szCs w:val="26"/>
+        </w:rPr>
+        <w:t>achievementeket</w:t>
+      </w:r>
+      <w:proofErr w:type="spellEnd"/>
+      <w:r>
+        <w:rPr>
+          <w:rFonts w:cs="Times New Roman"/>
+          <w:color w:val="156082" w:themeColor="accent1"/>
+          <w:sz w:val="26"/>
+          <w:szCs w:val="26"/>
+        </w:rPr>
+        <w:t>, hogy jutalmazzák a vásárlókat. Például: "Első vásárlás", "10 vásárlás"</w:t>
       </w:r>
       <w:r>
         <w:rPr>
@@ -4425,6 +5769,7 @@
         </w:rPr>
         <w:t xml:space="preserve">Az </w:t>
       </w:r>
+      <w:proofErr w:type="spellStart"/>
       <w:r>
         <w:rPr>
           <w:rFonts w:cs="Times New Roman"/>
@@ -4436,6 +5781,7 @@
         </w:rPr>
         <w:t>achievementek</w:t>
       </w:r>
+      <w:proofErr w:type="spellEnd"/>
       <w:r>
         <w:rPr>
           <w:rFonts w:cs="Times New Roman"/>
@@ -4553,6 +5899,7 @@
           <w:szCs w:val="26"/>
         </w:rPr>
       </w:pPr>
+      <w:proofErr w:type="spellStart"/>
       <w:r>
         <w:rPr>
           <w:rFonts w:cs="Times New Roman"/>
@@ -4562,39 +5909,9 @@
           <w:sz w:val="26"/>
           <w:szCs w:val="26"/>
         </w:rPr>
-        <w:t>Userek:</w:t>
-      </w:r>
-      <w:r>
-        <w:rPr>
-          <w:rFonts w:cs="Times New Roman"/>
-          <w:color w:val="156082" w:themeColor="accent1"/>
-          <w:sz w:val="26"/>
-          <w:szCs w:val="26"/>
-        </w:rPr>
-        <w:t xml:space="preserve"> felhasználók adatai</w:t>
-      </w:r>
-    </w:p>
-    <w:p>
-      <w:pPr>
-        <w:spacing w:before="60" w:after="60"/>
-        <w:rPr>
-          <w:rFonts w:cs="Times New Roman"/>
-          <w:color w:val="156082" w:themeColor="accent1"/>
-          <w:sz w:val="26"/>
-          <w:szCs w:val="26"/>
-        </w:rPr>
-      </w:pPr>
-    </w:p>
-    <w:p>
-      <w:pPr>
-        <w:spacing w:before="60" w:after="60"/>
-        <w:rPr>
-          <w:rFonts w:cs="Times New Roman"/>
-          <w:color w:val="156082" w:themeColor="accent1"/>
-          <w:sz w:val="26"/>
-          <w:szCs w:val="26"/>
-        </w:rPr>
-      </w:pPr>
+        <w:t>Userek</w:t>
+      </w:r>
+      <w:proofErr w:type="spellEnd"/>
       <w:r>
         <w:rPr>
           <w:rFonts w:cs="Times New Roman"/>
@@ -4604,34 +5921,16 @@
           <w:sz w:val="26"/>
           <w:szCs w:val="26"/>
         </w:rPr>
-        <w:t>UserPlans:</w:t>
-      </w:r>
-      <w:r>
-        <w:rPr>
-          <w:rFonts w:cs="Times New Roman"/>
-          <w:color w:val="156082" w:themeColor="accent1"/>
-          <w:sz w:val="26"/>
-          <w:szCs w:val="26"/>
-        </w:rPr>
-        <w:t xml:space="preserve"> A felhasználók által elmentett tervek (bútor koordinációk, nagyítás, kicsinyítés adatok, mikor készült és hogy melyik </w:t>
-      </w:r>
-      <w:r>
-        <w:rPr>
-          <w:rFonts w:cs="Times New Roman"/>
-          <w:color w:val="156082" w:themeColor="accent1"/>
-          <w:sz w:val="26"/>
-          <w:szCs w:val="26"/>
-        </w:rPr>
-        <w:t>felhasználóhoz</w:t>
-      </w:r>
-      <w:r>
-        <w:rPr>
-          <w:rFonts w:cs="Times New Roman"/>
-          <w:color w:val="156082" w:themeColor="accent1"/>
-          <w:sz w:val="26"/>
-          <w:szCs w:val="26"/>
-        </w:rPr>
-        <w:t xml:space="preserve"> tartozik.</w:t>
+        <w:t>:</w:t>
+      </w:r>
+      <w:r>
+        <w:rPr>
+          <w:rFonts w:cs="Times New Roman"/>
+          <w:color w:val="156082" w:themeColor="accent1"/>
+          <w:sz w:val="26"/>
+          <w:szCs w:val="26"/>
+        </w:rPr>
+        <w:t xml:space="preserve"> felhasználók adatai</w:t>
       </w:r>
     </w:p>
     <w:p>
@@ -4655,6 +5954,7 @@
           <w:szCs w:val="26"/>
         </w:rPr>
       </w:pPr>
+      <w:proofErr w:type="spellStart"/>
       <w:r>
         <w:rPr>
           <w:rFonts w:cs="Times New Roman"/>
@@ -4664,75 +5964,9 @@
           <w:sz w:val="26"/>
           <w:szCs w:val="26"/>
         </w:rPr>
-        <w:t>Shops:</w:t>
-      </w:r>
-      <w:r>
-        <w:rPr>
-          <w:rFonts w:cs="Times New Roman"/>
-          <w:color w:val="156082" w:themeColor="accent1"/>
-          <w:sz w:val="26"/>
-          <w:szCs w:val="26"/>
-        </w:rPr>
-        <w:t xml:space="preserve"> A </w:t>
-      </w:r>
-      <w:r>
-        <w:rPr>
-          <w:rFonts w:cs="Times New Roman"/>
-          <w:color w:val="156082" w:themeColor="accent1"/>
-          <w:sz w:val="26"/>
-          <w:szCs w:val="26"/>
-        </w:rPr>
-        <w:t>felhasznált</w:t>
-      </w:r>
-      <w:r>
-        <w:rPr>
-          <w:rFonts w:cs="Times New Roman"/>
-          <w:color w:val="156082" w:themeColor="accent1"/>
-          <w:sz w:val="26"/>
-          <w:szCs w:val="26"/>
-        </w:rPr>
-        <w:t xml:space="preserve"> üzletek </w:t>
-      </w:r>
-      <w:r>
-        <w:rPr>
-          <w:rFonts w:cs="Times New Roman"/>
-          <w:color w:val="156082" w:themeColor="accent1"/>
-          <w:sz w:val="26"/>
-          <w:szCs w:val="26"/>
-        </w:rPr>
-        <w:t>adatai,</w:t>
-      </w:r>
-      <w:r>
-        <w:rPr>
-          <w:rFonts w:cs="Times New Roman"/>
-          <w:color w:val="156082" w:themeColor="accent1"/>
-          <w:sz w:val="26"/>
-          <w:szCs w:val="26"/>
-        </w:rPr>
-        <w:t xml:space="preserve"> nevei, weboldaluk, telefonszámuk és email címük.</w:t>
-      </w:r>
-    </w:p>
-    <w:p>
-      <w:pPr>
-        <w:spacing w:before="60" w:after="60"/>
-        <w:rPr>
-          <w:rFonts w:cs="Times New Roman"/>
-          <w:color w:val="156082" w:themeColor="accent1"/>
-          <w:sz w:val="26"/>
-          <w:szCs w:val="26"/>
-        </w:rPr>
-      </w:pPr>
-    </w:p>
-    <w:p>
-      <w:pPr>
-        <w:spacing w:before="60" w:after="60"/>
-        <w:rPr>
-          <w:rFonts w:cs="Times New Roman"/>
-          <w:color w:val="156082" w:themeColor="accent1"/>
-          <w:sz w:val="26"/>
-          <w:szCs w:val="26"/>
-        </w:rPr>
-      </w:pPr>
+        <w:t>UserPlans</w:t>
+      </w:r>
+      <w:proofErr w:type="spellEnd"/>
       <w:r>
         <w:rPr>
           <w:rFonts w:cs="Times New Roman"/>
@@ -4742,70 +5976,34 @@
           <w:sz w:val="26"/>
           <w:szCs w:val="26"/>
         </w:rPr>
-        <w:t>Producttype</w:t>
-      </w:r>
-      <w:r>
-        <w:rPr>
-          <w:rFonts w:cs="Times New Roman"/>
-          <w:color w:val="156082" w:themeColor="accent1"/>
-          <w:sz w:val="26"/>
-          <w:szCs w:val="26"/>
-        </w:rPr>
-        <w:t xml:space="preserve">: A </w:t>
-      </w:r>
-      <w:r>
-        <w:rPr>
-          <w:rFonts w:cs="Times New Roman"/>
-          <w:color w:val="156082" w:themeColor="accent1"/>
-          <w:sz w:val="26"/>
-          <w:szCs w:val="26"/>
-        </w:rPr>
-        <w:t>felhasznált</w:t>
-      </w:r>
-      <w:r>
-        <w:rPr>
-          <w:rFonts w:cs="Times New Roman"/>
-          <w:color w:val="156082" w:themeColor="accent1"/>
-          <w:sz w:val="26"/>
-          <w:szCs w:val="26"/>
-        </w:rPr>
-        <w:t xml:space="preserve"> bútorok </w:t>
-      </w:r>
-      <w:r>
-        <w:rPr>
-          <w:rFonts w:cs="Times New Roman"/>
-          <w:color w:val="156082" w:themeColor="accent1"/>
-          <w:sz w:val="26"/>
-          <w:szCs w:val="26"/>
-        </w:rPr>
-        <w:t>típusai,</w:t>
-      </w:r>
-      <w:r>
-        <w:rPr>
-          <w:rFonts w:cs="Times New Roman"/>
-          <w:color w:val="156082" w:themeColor="accent1"/>
-          <w:sz w:val="26"/>
-          <w:szCs w:val="26"/>
-        </w:rPr>
-        <w:t xml:space="preserve"> vegyük példának asztal, szék, </w:t>
-      </w:r>
-      <w:r>
-        <w:rPr>
-          <w:rFonts w:cs="Times New Roman"/>
-          <w:color w:val="156082" w:themeColor="accent1"/>
-          <w:sz w:val="26"/>
-          <w:szCs w:val="26"/>
-        </w:rPr>
-        <w:t>TV állvány</w:t>
-      </w:r>
-      <w:r>
-        <w:rPr>
-          <w:rFonts w:cs="Times New Roman"/>
-          <w:color w:val="156082" w:themeColor="accent1"/>
-          <w:sz w:val="26"/>
-          <w:szCs w:val="26"/>
-        </w:rPr>
-        <w:t>, az adatokon kívül tartalmazza még hogy melyik szobához tartoznak.</w:t>
+        <w:t>:</w:t>
+      </w:r>
+      <w:r>
+        <w:rPr>
+          <w:rFonts w:cs="Times New Roman"/>
+          <w:color w:val="156082" w:themeColor="accent1"/>
+          <w:sz w:val="26"/>
+          <w:szCs w:val="26"/>
+        </w:rPr>
+        <w:t xml:space="preserve"> A felhasználók által elmentett tervek (bútor koordinációk, nagyítás, kicsinyítés adatok, mikor készült és hogy melyik </w:t>
+      </w:r>
+      <w:r>
+        <w:rPr>
+          <w:rFonts w:cs="Times New Roman"/>
+          <w:color w:val="156082" w:themeColor="accent1"/>
+          <w:sz w:val="26"/>
+          <w:szCs w:val="26"/>
+        </w:rPr>
+        <w:t>felhasználóhoz</w:t>
+      </w:r>
+      <w:r>
+        <w:rPr>
+          <w:rFonts w:cs="Times New Roman"/>
+          <w:color w:val="156082" w:themeColor="accent1"/>
+          <w:sz w:val="26"/>
+          <w:szCs w:val="26"/>
+        </w:rPr>
+        <w:t xml:space="preserve"> tartozik.</w:t>
       </w:r>
     </w:p>
     <w:p>
@@ -4829,6 +6027,7 @@
           <w:szCs w:val="26"/>
         </w:rPr>
       </w:pPr>
+      <w:proofErr w:type="spellStart"/>
       <w:r>
         <w:rPr>
           <w:rFonts w:cs="Times New Roman"/>
@@ -4838,6 +6037,192 @@
           <w:sz w:val="26"/>
           <w:szCs w:val="26"/>
         </w:rPr>
+        <w:t>Shops</w:t>
+      </w:r>
+      <w:proofErr w:type="spellEnd"/>
+      <w:r>
+        <w:rPr>
+          <w:rFonts w:cs="Times New Roman"/>
+          <w:b/>
+          <w:bCs/>
+          <w:color w:val="156082" w:themeColor="accent1"/>
+          <w:sz w:val="26"/>
+          <w:szCs w:val="26"/>
+        </w:rPr>
+        <w:t>:</w:t>
+      </w:r>
+      <w:r>
+        <w:rPr>
+          <w:rFonts w:cs="Times New Roman"/>
+          <w:color w:val="156082" w:themeColor="accent1"/>
+          <w:sz w:val="26"/>
+          <w:szCs w:val="26"/>
+        </w:rPr>
+        <w:t xml:space="preserve"> A </w:t>
+      </w:r>
+      <w:r>
+        <w:rPr>
+          <w:rFonts w:cs="Times New Roman"/>
+          <w:color w:val="156082" w:themeColor="accent1"/>
+          <w:sz w:val="26"/>
+          <w:szCs w:val="26"/>
+        </w:rPr>
+        <w:t>felhasznált</w:t>
+      </w:r>
+      <w:r>
+        <w:rPr>
+          <w:rFonts w:cs="Times New Roman"/>
+          <w:color w:val="156082" w:themeColor="accent1"/>
+          <w:sz w:val="26"/>
+          <w:szCs w:val="26"/>
+        </w:rPr>
+        <w:t xml:space="preserve"> üzletek </w:t>
+      </w:r>
+      <w:r>
+        <w:rPr>
+          <w:rFonts w:cs="Times New Roman"/>
+          <w:color w:val="156082" w:themeColor="accent1"/>
+          <w:sz w:val="26"/>
+          <w:szCs w:val="26"/>
+        </w:rPr>
+        <w:t>adatai,</w:t>
+      </w:r>
+      <w:r>
+        <w:rPr>
+          <w:rFonts w:cs="Times New Roman"/>
+          <w:color w:val="156082" w:themeColor="accent1"/>
+          <w:sz w:val="26"/>
+          <w:szCs w:val="26"/>
+        </w:rPr>
+        <w:t xml:space="preserve"> nevei, weboldaluk, telefonszámuk és email címük.</w:t>
+      </w:r>
+    </w:p>
+    <w:p>
+      <w:pPr>
+        <w:spacing w:before="60" w:after="60"/>
+        <w:rPr>
+          <w:rFonts w:cs="Times New Roman"/>
+          <w:color w:val="156082" w:themeColor="accent1"/>
+          <w:sz w:val="26"/>
+          <w:szCs w:val="26"/>
+        </w:rPr>
+      </w:pPr>
+    </w:p>
+    <w:p>
+      <w:pPr>
+        <w:spacing w:before="60" w:after="60"/>
+        <w:rPr>
+          <w:rFonts w:cs="Times New Roman"/>
+          <w:color w:val="156082" w:themeColor="accent1"/>
+          <w:sz w:val="26"/>
+          <w:szCs w:val="26"/>
+        </w:rPr>
+      </w:pPr>
+      <w:r>
+        <w:rPr>
+          <w:rFonts w:cs="Times New Roman"/>
+          <w:b/>
+          <w:bCs/>
+          <w:color w:val="156082" w:themeColor="accent1"/>
+          <w:sz w:val="26"/>
+          <w:szCs w:val="26"/>
+        </w:rPr>
+        <w:t>Producttype</w:t>
+      </w:r>
+      <w:r>
+        <w:rPr>
+          <w:rFonts w:cs="Times New Roman"/>
+          <w:color w:val="156082" w:themeColor="accent1"/>
+          <w:sz w:val="26"/>
+          <w:szCs w:val="26"/>
+        </w:rPr>
+        <w:t xml:space="preserve">: A </w:t>
+      </w:r>
+      <w:r>
+        <w:rPr>
+          <w:rFonts w:cs="Times New Roman"/>
+          <w:color w:val="156082" w:themeColor="accent1"/>
+          <w:sz w:val="26"/>
+          <w:szCs w:val="26"/>
+        </w:rPr>
+        <w:t>felhasznált</w:t>
+      </w:r>
+      <w:r>
+        <w:rPr>
+          <w:rFonts w:cs="Times New Roman"/>
+          <w:color w:val="156082" w:themeColor="accent1"/>
+          <w:sz w:val="26"/>
+          <w:szCs w:val="26"/>
+        </w:rPr>
+        <w:t xml:space="preserve"> bútorok </w:t>
+      </w:r>
+      <w:r>
+        <w:rPr>
+          <w:rFonts w:cs="Times New Roman"/>
+          <w:color w:val="156082" w:themeColor="accent1"/>
+          <w:sz w:val="26"/>
+          <w:szCs w:val="26"/>
+        </w:rPr>
+        <w:t>típusai,</w:t>
+      </w:r>
+      <w:r>
+        <w:rPr>
+          <w:rFonts w:cs="Times New Roman"/>
+          <w:color w:val="156082" w:themeColor="accent1"/>
+          <w:sz w:val="26"/>
+          <w:szCs w:val="26"/>
+        </w:rPr>
+        <w:t xml:space="preserve"> vegyük példának asztal, szék, </w:t>
+      </w:r>
+      <w:r>
+        <w:rPr>
+          <w:rFonts w:cs="Times New Roman"/>
+          <w:color w:val="156082" w:themeColor="accent1"/>
+          <w:sz w:val="26"/>
+          <w:szCs w:val="26"/>
+        </w:rPr>
+        <w:t>TV állvány</w:t>
+      </w:r>
+      <w:r>
+        <w:rPr>
+          <w:rFonts w:cs="Times New Roman"/>
+          <w:color w:val="156082" w:themeColor="accent1"/>
+          <w:sz w:val="26"/>
+          <w:szCs w:val="26"/>
+        </w:rPr>
+        <w:t>, az adatokon kívül tartalmazza még hogy melyik szobához tartoznak.</w:t>
+      </w:r>
+    </w:p>
+    <w:p>
+      <w:pPr>
+        <w:spacing w:before="60" w:after="60"/>
+        <w:rPr>
+          <w:rFonts w:cs="Times New Roman"/>
+          <w:color w:val="156082" w:themeColor="accent1"/>
+          <w:sz w:val="26"/>
+          <w:szCs w:val="26"/>
+        </w:rPr>
+      </w:pPr>
+    </w:p>
+    <w:p>
+      <w:pPr>
+        <w:spacing w:before="60" w:after="60"/>
+        <w:rPr>
+          <w:rFonts w:cs="Times New Roman"/>
+          <w:color w:val="156082" w:themeColor="accent1"/>
+          <w:sz w:val="26"/>
+          <w:szCs w:val="26"/>
+        </w:rPr>
+      </w:pPr>
+      <w:r>
+        <w:rPr>
+          <w:rFonts w:cs="Times New Roman"/>
+          <w:b/>
+          <w:bCs/>
+          <w:color w:val="156082" w:themeColor="accent1"/>
+          <w:sz w:val="26"/>
+          <w:szCs w:val="26"/>
+        </w:rPr>
         <w:lastRenderedPageBreak/>
         <w:t>Products:</w:t>
       </w:r>
@@ -4866,7 +6251,27 @@
           <w:sz w:val="26"/>
           <w:szCs w:val="26"/>
         </w:rPr>
-        <w:t xml:space="preserve">, áruk és a bútorok képeinek url-je a megfelelő </w:t>
+        <w:t xml:space="preserve">, áruk és a bútorok képeinek </w:t>
+      </w:r>
+      <w:proofErr w:type="spellStart"/>
+      <w:r>
+        <w:rPr>
+          <w:rFonts w:cs="Times New Roman"/>
+          <w:color w:val="156082" w:themeColor="accent1"/>
+          <w:sz w:val="26"/>
+          <w:szCs w:val="26"/>
+        </w:rPr>
+        <w:t>url</w:t>
+      </w:r>
+      <w:proofErr w:type="spellEnd"/>
+      <w:r>
+        <w:rPr>
+          <w:rFonts w:cs="Times New Roman"/>
+          <w:color w:val="156082" w:themeColor="accent1"/>
+          <w:sz w:val="26"/>
+          <w:szCs w:val="26"/>
+        </w:rPr>
+        <w:t xml:space="preserve">-je a megfelelő </w:t>
       </w:r>
       <w:r>
         <w:rPr>
@@ -4926,6 +6331,7 @@
           <w:szCs w:val="26"/>
         </w:rPr>
       </w:pPr>
+      <w:proofErr w:type="spellStart"/>
       <w:r>
         <w:rPr>
           <w:rFonts w:cs="Times New Roman"/>
@@ -4935,57 +6341,9 @@
           <w:sz w:val="26"/>
           <w:szCs w:val="26"/>
         </w:rPr>
-        <w:t>PlanProducts:</w:t>
-      </w:r>
-      <w:r>
-        <w:rPr>
-          <w:rFonts w:cs="Times New Roman"/>
-          <w:color w:val="156082" w:themeColor="accent1"/>
-          <w:sz w:val="26"/>
-          <w:szCs w:val="26"/>
-        </w:rPr>
-        <w:t xml:space="preserve"> A tervekhez használt bútorok adatai, </w:t>
-      </w:r>
-      <w:r>
-        <w:rPr>
-          <w:rFonts w:cs="Times New Roman"/>
-          <w:color w:val="156082" w:themeColor="accent1"/>
-          <w:sz w:val="26"/>
-          <w:szCs w:val="26"/>
-        </w:rPr>
-        <w:t>illetve,</w:t>
-      </w:r>
-      <w:r>
-        <w:rPr>
-          <w:rFonts w:cs="Times New Roman"/>
-          <w:color w:val="156082" w:themeColor="accent1"/>
-          <w:sz w:val="26"/>
-          <w:szCs w:val="26"/>
-        </w:rPr>
-        <w:t xml:space="preserve"> hogy melyik tervhez tartoznak pontosan.</w:t>
-      </w:r>
-    </w:p>
-    <w:p>
-      <w:pPr>
-        <w:spacing w:before="60" w:after="60"/>
-        <w:rPr>
-          <w:rFonts w:cs="Times New Roman"/>
-          <w:color w:val="156082" w:themeColor="accent1"/>
-          <w:sz w:val="26"/>
-          <w:szCs w:val="26"/>
-        </w:rPr>
-      </w:pPr>
-    </w:p>
-    <w:p>
-      <w:pPr>
-        <w:spacing w:before="60" w:after="60"/>
-        <w:rPr>
-          <w:rFonts w:cs="Times New Roman"/>
-          <w:color w:val="156082" w:themeColor="accent1"/>
-          <w:sz w:val="26"/>
-          <w:szCs w:val="26"/>
-        </w:rPr>
-      </w:pPr>
+        <w:t>PlanProducts</w:t>
+      </w:r>
+      <w:proofErr w:type="spellEnd"/>
       <w:r>
         <w:rPr>
           <w:rFonts w:cs="Times New Roman"/>
@@ -4995,16 +6353,34 @@
           <w:sz w:val="26"/>
           <w:szCs w:val="26"/>
         </w:rPr>
-        <w:t>Categories:</w:t>
-      </w:r>
-      <w:r>
-        <w:rPr>
-          <w:rFonts w:cs="Times New Roman"/>
-          <w:color w:val="156082" w:themeColor="accent1"/>
-          <w:sz w:val="26"/>
-          <w:szCs w:val="26"/>
-        </w:rPr>
-        <w:t xml:space="preserve"> Különböző szobák.</w:t>
+        <w:t>:</w:t>
+      </w:r>
+      <w:r>
+        <w:rPr>
+          <w:rFonts w:cs="Times New Roman"/>
+          <w:color w:val="156082" w:themeColor="accent1"/>
+          <w:sz w:val="26"/>
+          <w:szCs w:val="26"/>
+        </w:rPr>
+        <w:t xml:space="preserve"> A tervekhez használt bútorok adatai, </w:t>
+      </w:r>
+      <w:r>
+        <w:rPr>
+          <w:rFonts w:cs="Times New Roman"/>
+          <w:color w:val="156082" w:themeColor="accent1"/>
+          <w:sz w:val="26"/>
+          <w:szCs w:val="26"/>
+        </w:rPr>
+        <w:t>illetve,</w:t>
+      </w:r>
+      <w:r>
+        <w:rPr>
+          <w:rFonts w:cs="Times New Roman"/>
+          <w:color w:val="156082" w:themeColor="accent1"/>
+          <w:sz w:val="26"/>
+          <w:szCs w:val="26"/>
+        </w:rPr>
+        <w:t xml:space="preserve"> hogy melyik tervhez tartoznak pontosan.</w:t>
       </w:r>
     </w:p>
     <w:p>
@@ -5028,6 +6404,7 @@
           <w:szCs w:val="26"/>
         </w:rPr>
       </w:pPr>
+      <w:proofErr w:type="spellStart"/>
       <w:r>
         <w:rPr>
           <w:rFonts w:cs="Times New Roman"/>
@@ -5037,6 +6414,60 @@
           <w:sz w:val="26"/>
           <w:szCs w:val="26"/>
         </w:rPr>
+        <w:t>Categories</w:t>
+      </w:r>
+      <w:proofErr w:type="spellEnd"/>
+      <w:r>
+        <w:rPr>
+          <w:rFonts w:cs="Times New Roman"/>
+          <w:b/>
+          <w:bCs/>
+          <w:color w:val="156082" w:themeColor="accent1"/>
+          <w:sz w:val="26"/>
+          <w:szCs w:val="26"/>
+        </w:rPr>
+        <w:t>:</w:t>
+      </w:r>
+      <w:r>
+        <w:rPr>
+          <w:rFonts w:cs="Times New Roman"/>
+          <w:color w:val="156082" w:themeColor="accent1"/>
+          <w:sz w:val="26"/>
+          <w:szCs w:val="26"/>
+        </w:rPr>
+        <w:t xml:space="preserve"> Különböző szobák.</w:t>
+      </w:r>
+    </w:p>
+    <w:p>
+      <w:pPr>
+        <w:spacing w:before="60" w:after="60"/>
+        <w:rPr>
+          <w:rFonts w:cs="Times New Roman"/>
+          <w:color w:val="156082" w:themeColor="accent1"/>
+          <w:sz w:val="26"/>
+          <w:szCs w:val="26"/>
+        </w:rPr>
+      </w:pPr>
+    </w:p>
+    <w:p>
+      <w:pPr>
+        <w:spacing w:before="60" w:after="60"/>
+        <w:rPr>
+          <w:rFonts w:cs="Times New Roman"/>
+          <w:color w:val="156082" w:themeColor="accent1"/>
+          <w:sz w:val="26"/>
+          <w:szCs w:val="26"/>
+        </w:rPr>
+      </w:pPr>
+      <w:r>
+        <w:rPr>
+          <w:rFonts w:cs="Times New Roman"/>
+          <w:b/>
+          <w:bCs/>
+          <w:color w:val="156082" w:themeColor="accent1"/>
+          <w:sz w:val="26"/>
+          <w:szCs w:val="26"/>
+        </w:rPr>
         <w:t>Achievement:</w:t>
       </w:r>
       <w:r>
@@ -5136,7 +6567,27 @@
           <w:sz w:val="26"/>
           <w:szCs w:val="26"/>
         </w:rPr>
-        <w:t xml:space="preserve"> illetve egy icon a design kedvéért majd </w:t>
+        <w:t xml:space="preserve"> illetve egy </w:t>
+      </w:r>
+      <w:proofErr w:type="spellStart"/>
+      <w:r>
+        <w:rPr>
+          <w:rFonts w:cs="Times New Roman"/>
+          <w:color w:val="156082" w:themeColor="accent1"/>
+          <w:sz w:val="26"/>
+          <w:szCs w:val="26"/>
+        </w:rPr>
+        <w:t>icon</w:t>
+      </w:r>
+      <w:proofErr w:type="spellEnd"/>
+      <w:r>
+        <w:rPr>
+          <w:rFonts w:cs="Times New Roman"/>
+          <w:color w:val="156082" w:themeColor="accent1"/>
+          <w:sz w:val="26"/>
+          <w:szCs w:val="26"/>
+        </w:rPr>
+        <w:t xml:space="preserve"> a design kedvéért majd </w:t>
       </w:r>
       <w:r>
         <w:rPr>
@@ -5203,7 +6654,27 @@
           <w:sz w:val="26"/>
           <w:szCs w:val="26"/>
         </w:rPr>
-        <w:t xml:space="preserve"> mint User (alapszintű felhasználó, alapértelmezetten ezt kapja meg </w:t>
+        <w:t xml:space="preserve"> mint </w:t>
+      </w:r>
+      <w:proofErr w:type="spellStart"/>
+      <w:r>
+        <w:rPr>
+          <w:rFonts w:cs="Times New Roman"/>
+          <w:color w:val="156082" w:themeColor="accent1"/>
+          <w:sz w:val="26"/>
+          <w:szCs w:val="26"/>
+        </w:rPr>
+        <w:t>User</w:t>
+      </w:r>
+      <w:proofErr w:type="spellEnd"/>
+      <w:r>
+        <w:rPr>
+          <w:rFonts w:cs="Times New Roman"/>
+          <w:color w:val="156082" w:themeColor="accent1"/>
+          <w:sz w:val="26"/>
+          <w:szCs w:val="26"/>
+        </w:rPr>
+        <w:t xml:space="preserve"> (alapszintű felhasználó, alapértelmezetten ezt kapja meg </w:t>
       </w:r>
       <w:r>
         <w:rPr>
@@ -5223,14 +6694,25 @@
         </w:rPr>
         <w:t xml:space="preserve"> ha regisztrál.) és </w:t>
       </w:r>
-      <w:r>
-        <w:rPr>
-          <w:rFonts w:cs="Times New Roman"/>
-          <w:color w:val="156082" w:themeColor="accent1"/>
-          <w:sz w:val="26"/>
-          <w:szCs w:val="26"/>
-        </w:rPr>
-        <w:t>Admin (</w:t>
+      <w:proofErr w:type="spellStart"/>
+      <w:r>
+        <w:rPr>
+          <w:rFonts w:cs="Times New Roman"/>
+          <w:color w:val="156082" w:themeColor="accent1"/>
+          <w:sz w:val="26"/>
+          <w:szCs w:val="26"/>
+        </w:rPr>
+        <w:t>Admin</w:t>
+      </w:r>
+      <w:proofErr w:type="spellEnd"/>
+      <w:r>
+        <w:rPr>
+          <w:rFonts w:cs="Times New Roman"/>
+          <w:color w:val="156082" w:themeColor="accent1"/>
+          <w:sz w:val="26"/>
+          <w:szCs w:val="26"/>
+        </w:rPr>
+        <w:t xml:space="preserve"> (</w:t>
       </w:r>
       <w:r>
         <w:rPr>
@@ -5277,9 +6759,11 @@
       <w:pPr>
         <w:pStyle w:val="Cmsor2"/>
       </w:pPr>
+      <w:proofErr w:type="spellStart"/>
       <w:r>
         <w:t>Achievementek</w:t>
       </w:r>
+      <w:proofErr w:type="spellEnd"/>
     </w:p>
     <w:p>
       <w:pPr>
@@ -5298,7 +6782,67 @@
           <w:sz w:val="26"/>
           <w:szCs w:val="26"/>
         </w:rPr>
-        <w:t>1, „all” Az összes achievementet visszaadja függetlenül a felhasználótól (Admin jogosultság)</w:t>
+        <w:t>1, „</w:t>
+      </w:r>
+      <w:proofErr w:type="spellStart"/>
+      <w:r>
+        <w:rPr>
+          <w:rFonts w:cs="Times New Roman"/>
+          <w:color w:val="156082" w:themeColor="accent1"/>
+          <w:sz w:val="26"/>
+          <w:szCs w:val="26"/>
+        </w:rPr>
+        <w:t>all</w:t>
+      </w:r>
+      <w:proofErr w:type="spellEnd"/>
+      <w:r>
+        <w:rPr>
+          <w:rFonts w:cs="Times New Roman"/>
+          <w:color w:val="156082" w:themeColor="accent1"/>
+          <w:sz w:val="26"/>
+          <w:szCs w:val="26"/>
+        </w:rPr>
+        <w:t xml:space="preserve">” Az összes </w:t>
+      </w:r>
+      <w:proofErr w:type="spellStart"/>
+      <w:r>
+        <w:rPr>
+          <w:rFonts w:cs="Times New Roman"/>
+          <w:color w:val="156082" w:themeColor="accent1"/>
+          <w:sz w:val="26"/>
+          <w:szCs w:val="26"/>
+        </w:rPr>
+        <w:t>achievementet</w:t>
+      </w:r>
+      <w:proofErr w:type="spellEnd"/>
+      <w:r>
+        <w:rPr>
+          <w:rFonts w:cs="Times New Roman"/>
+          <w:color w:val="156082" w:themeColor="accent1"/>
+          <w:sz w:val="26"/>
+          <w:szCs w:val="26"/>
+        </w:rPr>
+        <w:t xml:space="preserve"> visszaadja függetlenül a felhasználótól (</w:t>
+      </w:r>
+      <w:proofErr w:type="spellStart"/>
+      <w:r>
+        <w:rPr>
+          <w:rFonts w:cs="Times New Roman"/>
+          <w:color w:val="156082" w:themeColor="accent1"/>
+          <w:sz w:val="26"/>
+          <w:szCs w:val="26"/>
+        </w:rPr>
+        <w:t>Admin</w:t>
+      </w:r>
+      <w:proofErr w:type="spellEnd"/>
+      <w:r>
+        <w:rPr>
+          <w:rFonts w:cs="Times New Roman"/>
+          <w:color w:val="156082" w:themeColor="accent1"/>
+          <w:sz w:val="26"/>
+          <w:szCs w:val="26"/>
+        </w:rPr>
+        <w:t xml:space="preserve"> jogosultság)</w:t>
       </w:r>
     </w:p>
     <w:p>
@@ -5318,7 +6862,87 @@
           <w:sz w:val="26"/>
           <w:szCs w:val="26"/>
         </w:rPr>
-        <w:t>2, „Me” Visszaadja az éppen bejelentkezett felhasználó által elért achievementeket. (User és Admin is egyaránt)</w:t>
+        <w:t>2, „</w:t>
+      </w:r>
+      <w:proofErr w:type="spellStart"/>
+      <w:r>
+        <w:rPr>
+          <w:rFonts w:cs="Times New Roman"/>
+          <w:color w:val="156082" w:themeColor="accent1"/>
+          <w:sz w:val="26"/>
+          <w:szCs w:val="26"/>
+        </w:rPr>
+        <w:t>Me</w:t>
+      </w:r>
+      <w:proofErr w:type="spellEnd"/>
+      <w:r>
+        <w:rPr>
+          <w:rFonts w:cs="Times New Roman"/>
+          <w:color w:val="156082" w:themeColor="accent1"/>
+          <w:sz w:val="26"/>
+          <w:szCs w:val="26"/>
+        </w:rPr>
+        <w:t xml:space="preserve">” Visszaadja az éppen bejelentkezett felhasználó által elért </w:t>
+      </w:r>
+      <w:proofErr w:type="spellStart"/>
+      <w:r>
+        <w:rPr>
+          <w:rFonts w:cs="Times New Roman"/>
+          <w:color w:val="156082" w:themeColor="accent1"/>
+          <w:sz w:val="26"/>
+          <w:szCs w:val="26"/>
+        </w:rPr>
+        <w:t>achievementeket</w:t>
+      </w:r>
+      <w:proofErr w:type="spellEnd"/>
+      <w:r>
+        <w:rPr>
+          <w:rFonts w:cs="Times New Roman"/>
+          <w:color w:val="156082" w:themeColor="accent1"/>
+          <w:sz w:val="26"/>
+          <w:szCs w:val="26"/>
+        </w:rPr>
+        <w:t>. (</w:t>
+      </w:r>
+      <w:proofErr w:type="spellStart"/>
+      <w:r>
+        <w:rPr>
+          <w:rFonts w:cs="Times New Roman"/>
+          <w:color w:val="156082" w:themeColor="accent1"/>
+          <w:sz w:val="26"/>
+          <w:szCs w:val="26"/>
+        </w:rPr>
+        <w:t>User</w:t>
+      </w:r>
+      <w:proofErr w:type="spellEnd"/>
+      <w:r>
+        <w:rPr>
+          <w:rFonts w:cs="Times New Roman"/>
+          <w:color w:val="156082" w:themeColor="accent1"/>
+          <w:sz w:val="26"/>
+          <w:szCs w:val="26"/>
+        </w:rPr>
+        <w:t xml:space="preserve"> és </w:t>
+      </w:r>
+      <w:proofErr w:type="spellStart"/>
+      <w:r>
+        <w:rPr>
+          <w:rFonts w:cs="Times New Roman"/>
+          <w:color w:val="156082" w:themeColor="accent1"/>
+          <w:sz w:val="26"/>
+          <w:szCs w:val="26"/>
+        </w:rPr>
+        <w:t>Admin</w:t>
+      </w:r>
+      <w:proofErr w:type="spellEnd"/>
+      <w:r>
+        <w:rPr>
+          <w:rFonts w:cs="Times New Roman"/>
+          <w:color w:val="156082" w:themeColor="accent1"/>
+          <w:sz w:val="26"/>
+          <w:szCs w:val="26"/>
+        </w:rPr>
+        <w:t xml:space="preserve"> is egyaránt)</w:t>
       </w:r>
     </w:p>
     <w:p>
@@ -5347,16 +6971,87 @@
           <w:sz w:val="26"/>
           <w:szCs w:val="26"/>
         </w:rPr>
-        <w:t>,” userid</w:t>
-      </w:r>
-      <w:r>
-        <w:rPr>
-          <w:rFonts w:cs="Times New Roman"/>
-          <w:color w:val="156082" w:themeColor="accent1"/>
-          <w:sz w:val="26"/>
-          <w:szCs w:val="26"/>
-        </w:rPr>
-        <w:t>” Visszaadja felhasználói azonosító szerint az elért achievementeket (szintén User és admin jogosultság)</w:t>
+        <w:t xml:space="preserve">,” </w:t>
+      </w:r>
+      <w:proofErr w:type="spellStart"/>
+      <w:r>
+        <w:rPr>
+          <w:rFonts w:cs="Times New Roman"/>
+          <w:color w:val="156082" w:themeColor="accent1"/>
+          <w:sz w:val="26"/>
+          <w:szCs w:val="26"/>
+        </w:rPr>
+        <w:t>userid</w:t>
+      </w:r>
+      <w:proofErr w:type="spellEnd"/>
+      <w:r>
+        <w:rPr>
+          <w:rFonts w:cs="Times New Roman"/>
+          <w:color w:val="156082" w:themeColor="accent1"/>
+          <w:sz w:val="26"/>
+          <w:szCs w:val="26"/>
+        </w:rPr>
+        <w:t xml:space="preserve">” Visszaadja felhasználói azonosító szerint az elért </w:t>
+      </w:r>
+      <w:proofErr w:type="spellStart"/>
+      <w:r>
+        <w:rPr>
+          <w:rFonts w:cs="Times New Roman"/>
+          <w:color w:val="156082" w:themeColor="accent1"/>
+          <w:sz w:val="26"/>
+          <w:szCs w:val="26"/>
+        </w:rPr>
+        <w:t>achievementeket</w:t>
+      </w:r>
+      <w:proofErr w:type="spellEnd"/>
+      <w:r>
+        <w:rPr>
+          <w:rFonts w:cs="Times New Roman"/>
+          <w:color w:val="156082" w:themeColor="accent1"/>
+          <w:sz w:val="26"/>
+          <w:szCs w:val="26"/>
+        </w:rPr>
+        <w:t xml:space="preserve"> (szintén </w:t>
+      </w:r>
+      <w:proofErr w:type="spellStart"/>
+      <w:r>
+        <w:rPr>
+          <w:rFonts w:cs="Times New Roman"/>
+          <w:color w:val="156082" w:themeColor="accent1"/>
+          <w:sz w:val="26"/>
+          <w:szCs w:val="26"/>
+        </w:rPr>
+        <w:t>User</w:t>
+      </w:r>
+      <w:proofErr w:type="spellEnd"/>
+      <w:r>
+        <w:rPr>
+          <w:rFonts w:cs="Times New Roman"/>
+          <w:color w:val="156082" w:themeColor="accent1"/>
+          <w:sz w:val="26"/>
+          <w:szCs w:val="26"/>
+        </w:rPr>
+        <w:t xml:space="preserve"> és </w:t>
+      </w:r>
+      <w:proofErr w:type="spellStart"/>
+      <w:r>
+        <w:rPr>
+          <w:rFonts w:cs="Times New Roman"/>
+          <w:color w:val="156082" w:themeColor="accent1"/>
+          <w:sz w:val="26"/>
+          <w:szCs w:val="26"/>
+        </w:rPr>
+        <w:t>admin</w:t>
+      </w:r>
+      <w:proofErr w:type="spellEnd"/>
+      <w:r>
+        <w:rPr>
+          <w:rFonts w:cs="Times New Roman"/>
+          <w:color w:val="156082" w:themeColor="accent1"/>
+          <w:sz w:val="26"/>
+          <w:szCs w:val="26"/>
+        </w:rPr>
+        <w:t xml:space="preserve"> jogosultság)</w:t>
       </w:r>
     </w:p>
     <w:p>
@@ -5378,23 +7073,54 @@
         </w:rPr>
         <w:t>4, „</w:t>
       </w:r>
-      <w:r>
-        <w:rPr>
-          <w:rFonts w:cs="Times New Roman"/>
-          <w:color w:val="156082" w:themeColor="accent1"/>
-          <w:sz w:val="26"/>
-          <w:szCs w:val="26"/>
-        </w:rPr>
-        <w:t>new” Egy</w:t>
-      </w:r>
-      <w:r>
-        <w:rPr>
-          <w:rFonts w:cs="Times New Roman"/>
-          <w:color w:val="156082" w:themeColor="accent1"/>
-          <w:sz w:val="26"/>
-          <w:szCs w:val="26"/>
-        </w:rPr>
-        <w:t xml:space="preserve"> új achievementet add hozzá a felhasználó </w:t>
+      <w:proofErr w:type="spellStart"/>
+      <w:r>
+        <w:rPr>
+          <w:rFonts w:cs="Times New Roman"/>
+          <w:color w:val="156082" w:themeColor="accent1"/>
+          <w:sz w:val="26"/>
+          <w:szCs w:val="26"/>
+        </w:rPr>
+        <w:t>new</w:t>
+      </w:r>
+      <w:proofErr w:type="spellEnd"/>
+      <w:r>
+        <w:rPr>
+          <w:rFonts w:cs="Times New Roman"/>
+          <w:color w:val="156082" w:themeColor="accent1"/>
+          <w:sz w:val="26"/>
+          <w:szCs w:val="26"/>
+        </w:rPr>
+        <w:t>” Egy</w:t>
+      </w:r>
+      <w:r>
+        <w:rPr>
+          <w:rFonts w:cs="Times New Roman"/>
+          <w:color w:val="156082" w:themeColor="accent1"/>
+          <w:sz w:val="26"/>
+          <w:szCs w:val="26"/>
+        </w:rPr>
+        <w:t xml:space="preserve"> új </w:t>
+      </w:r>
+      <w:proofErr w:type="spellStart"/>
+      <w:r>
+        <w:rPr>
+          <w:rFonts w:cs="Times New Roman"/>
+          <w:color w:val="156082" w:themeColor="accent1"/>
+          <w:sz w:val="26"/>
+          <w:szCs w:val="26"/>
+        </w:rPr>
+        <w:t>achievementet</w:t>
+      </w:r>
+      <w:proofErr w:type="spellEnd"/>
+      <w:r>
+        <w:rPr>
+          <w:rFonts w:cs="Times New Roman"/>
+          <w:color w:val="156082" w:themeColor="accent1"/>
+          <w:sz w:val="26"/>
+          <w:szCs w:val="26"/>
+        </w:rPr>
+        <w:t xml:space="preserve"> add hozzá a felhasználó </w:t>
       </w:r>
       <w:r>
         <w:rPr>
@@ -5405,6 +7131,7 @@
         </w:rPr>
         <w:t>gyűjteményéhez (</w:t>
       </w:r>
+      <w:proofErr w:type="spellStart"/>
       <w:r>
         <w:rPr>
           <w:rFonts w:cs="Times New Roman"/>
@@ -5421,8 +7148,19 @@
           <w:sz w:val="26"/>
           <w:szCs w:val="26"/>
         </w:rPr>
-        <w:t xml:space="preserve">ser és </w:t>
-      </w:r>
+        <w:t>ser</w:t>
+      </w:r>
+      <w:proofErr w:type="spellEnd"/>
+      <w:r>
+        <w:rPr>
+          <w:rFonts w:cs="Times New Roman"/>
+          <w:color w:val="156082" w:themeColor="accent1"/>
+          <w:sz w:val="26"/>
+          <w:szCs w:val="26"/>
+        </w:rPr>
+        <w:t xml:space="preserve"> és </w:t>
+      </w:r>
+      <w:proofErr w:type="spellStart"/>
       <w:r>
         <w:rPr>
           <w:rFonts w:cs="Times New Roman"/>
@@ -5439,7 +7177,17 @@
           <w:sz w:val="26"/>
           <w:szCs w:val="26"/>
         </w:rPr>
-        <w:t>dmin is)</w:t>
+        <w:t>dmin</w:t>
+      </w:r>
+      <w:proofErr w:type="spellEnd"/>
+      <w:r>
+        <w:rPr>
+          <w:rFonts w:cs="Times New Roman"/>
+          <w:color w:val="156082" w:themeColor="accent1"/>
+          <w:sz w:val="26"/>
+          <w:szCs w:val="26"/>
+        </w:rPr>
+        <w:t xml:space="preserve"> is)</w:t>
       </w:r>
     </w:p>
     <w:p>
@@ -5479,23 +7227,54 @@
         </w:rPr>
         <w:t xml:space="preserve"> </w:t>
       </w:r>
-      <w:r>
-        <w:rPr>
-          <w:rFonts w:cs="Times New Roman"/>
-          <w:color w:val="156082" w:themeColor="accent1"/>
-          <w:sz w:val="26"/>
-          <w:szCs w:val="26"/>
-        </w:rPr>
-        <w:t>id” Törli</w:t>
-      </w:r>
-      <w:r>
-        <w:rPr>
-          <w:rFonts w:cs="Times New Roman"/>
-          <w:color w:val="156082" w:themeColor="accent1"/>
-          <w:sz w:val="26"/>
-          <w:szCs w:val="26"/>
-        </w:rPr>
-        <w:t xml:space="preserve"> az elért achievementeket azonosító </w:t>
+      <w:proofErr w:type="spellStart"/>
+      <w:r>
+        <w:rPr>
+          <w:rFonts w:cs="Times New Roman"/>
+          <w:color w:val="156082" w:themeColor="accent1"/>
+          <w:sz w:val="26"/>
+          <w:szCs w:val="26"/>
+        </w:rPr>
+        <w:t>id</w:t>
+      </w:r>
+      <w:proofErr w:type="spellEnd"/>
+      <w:r>
+        <w:rPr>
+          <w:rFonts w:cs="Times New Roman"/>
+          <w:color w:val="156082" w:themeColor="accent1"/>
+          <w:sz w:val="26"/>
+          <w:szCs w:val="26"/>
+        </w:rPr>
+        <w:t>” Törli</w:t>
+      </w:r>
+      <w:r>
+        <w:rPr>
+          <w:rFonts w:cs="Times New Roman"/>
+          <w:color w:val="156082" w:themeColor="accent1"/>
+          <w:sz w:val="26"/>
+          <w:szCs w:val="26"/>
+        </w:rPr>
+        <w:t xml:space="preserve"> az elért </w:t>
+      </w:r>
+      <w:proofErr w:type="spellStart"/>
+      <w:r>
+        <w:rPr>
+          <w:rFonts w:cs="Times New Roman"/>
+          <w:color w:val="156082" w:themeColor="accent1"/>
+          <w:sz w:val="26"/>
+          <w:szCs w:val="26"/>
+        </w:rPr>
+        <w:t>achievementeket</w:t>
+      </w:r>
+      <w:proofErr w:type="spellEnd"/>
+      <w:r>
+        <w:rPr>
+          <w:rFonts w:cs="Times New Roman"/>
+          <w:color w:val="156082" w:themeColor="accent1"/>
+          <w:sz w:val="26"/>
+          <w:szCs w:val="26"/>
+        </w:rPr>
+        <w:t xml:space="preserve"> azonosító </w:t>
       </w:r>
       <w:r>
         <w:rPr>
@@ -5506,14 +7285,25 @@
         </w:rPr>
         <w:t>alapján. (</w:t>
       </w:r>
-      <w:r>
-        <w:rPr>
-          <w:rFonts w:cs="Times New Roman"/>
-          <w:color w:val="156082" w:themeColor="accent1"/>
-          <w:sz w:val="26"/>
-          <w:szCs w:val="26"/>
-        </w:rPr>
-        <w:t>Admin jog)</w:t>
+      <w:proofErr w:type="spellStart"/>
+      <w:r>
+        <w:rPr>
+          <w:rFonts w:cs="Times New Roman"/>
+          <w:color w:val="156082" w:themeColor="accent1"/>
+          <w:sz w:val="26"/>
+          <w:szCs w:val="26"/>
+        </w:rPr>
+        <w:t>Admin</w:t>
+      </w:r>
+      <w:proofErr w:type="spellEnd"/>
+      <w:r>
+        <w:rPr>
+          <w:rFonts w:cs="Times New Roman"/>
+          <w:color w:val="156082" w:themeColor="accent1"/>
+          <w:sz w:val="26"/>
+          <w:szCs w:val="26"/>
+        </w:rPr>
+        <w:t xml:space="preserve"> jog)</w:t>
       </w:r>
     </w:p>
     <w:p>
@@ -5554,14 +7344,25 @@
         </w:rPr>
         <w:t>1, „</w:t>
       </w:r>
-      <w:r>
-        <w:rPr>
-          <w:rFonts w:cs="Times New Roman"/>
-          <w:color w:val="156082" w:themeColor="accent1"/>
-          <w:sz w:val="26"/>
-          <w:szCs w:val="26"/>
-        </w:rPr>
-        <w:t>get” Visszaadja</w:t>
+      <w:proofErr w:type="spellStart"/>
+      <w:r>
+        <w:rPr>
+          <w:rFonts w:cs="Times New Roman"/>
+          <w:color w:val="156082" w:themeColor="accent1"/>
+          <w:sz w:val="26"/>
+          <w:szCs w:val="26"/>
+        </w:rPr>
+        <w:t>get</w:t>
+      </w:r>
+      <w:proofErr w:type="spellEnd"/>
+      <w:r>
+        <w:rPr>
+          <w:rFonts w:cs="Times New Roman"/>
+          <w:color w:val="156082" w:themeColor="accent1"/>
+          <w:sz w:val="26"/>
+          <w:szCs w:val="26"/>
+        </w:rPr>
+        <w:t>” Visszaadja</w:t>
       </w:r>
       <w:r>
         <w:rPr>
@@ -5581,14 +7382,25 @@
         </w:rPr>
         <w:t>bármitől. (</w:t>
       </w:r>
-      <w:r>
-        <w:rPr>
-          <w:rFonts w:cs="Times New Roman"/>
-          <w:color w:val="156082" w:themeColor="accent1"/>
-          <w:sz w:val="26"/>
-          <w:szCs w:val="26"/>
-        </w:rPr>
-        <w:t>Admin jog)</w:t>
+      <w:proofErr w:type="spellStart"/>
+      <w:r>
+        <w:rPr>
+          <w:rFonts w:cs="Times New Roman"/>
+          <w:color w:val="156082" w:themeColor="accent1"/>
+          <w:sz w:val="26"/>
+          <w:szCs w:val="26"/>
+        </w:rPr>
+        <w:t>Admin</w:t>
+      </w:r>
+      <w:proofErr w:type="spellEnd"/>
+      <w:r>
+        <w:rPr>
+          <w:rFonts w:cs="Times New Roman"/>
+          <w:color w:val="156082" w:themeColor="accent1"/>
+          <w:sz w:val="26"/>
+          <w:szCs w:val="26"/>
+        </w:rPr>
+        <w:t xml:space="preserve"> jog)</w:t>
       </w:r>
     </w:p>
     <w:p>
@@ -5610,14 +7422,25 @@
         </w:rPr>
         <w:t>2, „</w:t>
       </w:r>
-      <w:r>
-        <w:rPr>
-          <w:rFonts w:cs="Times New Roman"/>
-          <w:color w:val="156082" w:themeColor="accent1"/>
-          <w:sz w:val="26"/>
-          <w:szCs w:val="26"/>
-        </w:rPr>
-        <w:t>id” visszaadja</w:t>
+      <w:proofErr w:type="spellStart"/>
+      <w:r>
+        <w:rPr>
+          <w:rFonts w:cs="Times New Roman"/>
+          <w:color w:val="156082" w:themeColor="accent1"/>
+          <w:sz w:val="26"/>
+          <w:szCs w:val="26"/>
+        </w:rPr>
+        <w:t>id</w:t>
+      </w:r>
+      <w:proofErr w:type="spellEnd"/>
+      <w:r>
+        <w:rPr>
+          <w:rFonts w:cs="Times New Roman"/>
+          <w:color w:val="156082" w:themeColor="accent1"/>
+          <w:sz w:val="26"/>
+          <w:szCs w:val="26"/>
+        </w:rPr>
+        <w:t>” visszaadja</w:t>
       </w:r>
       <w:r>
         <w:rPr>
@@ -5637,15 +7460,27 @@
         </w:rPr>
         <w:t>szűrve. (</w:t>
       </w:r>
-      <w:r>
-        <w:rPr>
-          <w:rFonts w:cs="Times New Roman"/>
-          <w:color w:val="156082" w:themeColor="accent1"/>
-          <w:sz w:val="26"/>
-          <w:szCs w:val="26"/>
-        </w:rPr>
-        <w:t xml:space="preserve">User és </w:t>
-      </w:r>
+      <w:proofErr w:type="spellStart"/>
+      <w:r>
+        <w:rPr>
+          <w:rFonts w:cs="Times New Roman"/>
+          <w:color w:val="156082" w:themeColor="accent1"/>
+          <w:sz w:val="26"/>
+          <w:szCs w:val="26"/>
+        </w:rPr>
+        <w:t>User</w:t>
+      </w:r>
+      <w:proofErr w:type="spellEnd"/>
+      <w:r>
+        <w:rPr>
+          <w:rFonts w:cs="Times New Roman"/>
+          <w:color w:val="156082" w:themeColor="accent1"/>
+          <w:sz w:val="26"/>
+          <w:szCs w:val="26"/>
+        </w:rPr>
+        <w:t xml:space="preserve"> és </w:t>
+      </w:r>
+      <w:proofErr w:type="spellStart"/>
       <w:r>
         <w:rPr>
           <w:rFonts w:cs="Times New Roman"/>
@@ -5662,7 +7497,17 @@
           <w:sz w:val="26"/>
           <w:szCs w:val="26"/>
         </w:rPr>
-        <w:t>dmin is)</w:t>
+        <w:t>dmin</w:t>
+      </w:r>
+      <w:proofErr w:type="spellEnd"/>
+      <w:r>
+        <w:rPr>
+          <w:rFonts w:cs="Times New Roman"/>
+          <w:color w:val="156082" w:themeColor="accent1"/>
+          <w:sz w:val="26"/>
+          <w:szCs w:val="26"/>
+        </w:rPr>
+        <w:t xml:space="preserve"> is)</w:t>
       </w:r>
     </w:p>
     <w:p>
@@ -5683,25 +7528,76 @@
           <w:szCs w:val="26"/>
         </w:rPr>
         <w:lastRenderedPageBreak/>
-        <w:t xml:space="preserve">3. „put </w:t>
-      </w:r>
-      <w:r>
-        <w:rPr>
-          <w:rFonts w:cs="Times New Roman"/>
-          <w:color w:val="156082" w:themeColor="accent1"/>
-          <w:sz w:val="26"/>
-          <w:szCs w:val="26"/>
-        </w:rPr>
-        <w:t>id” Azonosító</w:t>
-      </w:r>
-      <w:r>
-        <w:rPr>
-          <w:rFonts w:cs="Times New Roman"/>
-          <w:color w:val="156082" w:themeColor="accent1"/>
-          <w:sz w:val="26"/>
-          <w:szCs w:val="26"/>
-        </w:rPr>
-        <w:t xml:space="preserve"> alapján tudunk módosítást végezni az adatok értékein (Admin jogosultság)</w:t>
+        <w:t>3. „</w:t>
+      </w:r>
+      <w:proofErr w:type="spellStart"/>
+      <w:r>
+        <w:rPr>
+          <w:rFonts w:cs="Times New Roman"/>
+          <w:color w:val="156082" w:themeColor="accent1"/>
+          <w:sz w:val="26"/>
+          <w:szCs w:val="26"/>
+        </w:rPr>
+        <w:t>put</w:t>
+      </w:r>
+      <w:proofErr w:type="spellEnd"/>
+      <w:r>
+        <w:rPr>
+          <w:rFonts w:cs="Times New Roman"/>
+          <w:color w:val="156082" w:themeColor="accent1"/>
+          <w:sz w:val="26"/>
+          <w:szCs w:val="26"/>
+        </w:rPr>
+        <w:t xml:space="preserve"> </w:t>
+      </w:r>
+      <w:proofErr w:type="spellStart"/>
+      <w:r>
+        <w:rPr>
+          <w:rFonts w:cs="Times New Roman"/>
+          <w:color w:val="156082" w:themeColor="accent1"/>
+          <w:sz w:val="26"/>
+          <w:szCs w:val="26"/>
+        </w:rPr>
+        <w:t>id</w:t>
+      </w:r>
+      <w:proofErr w:type="spellEnd"/>
+      <w:r>
+        <w:rPr>
+          <w:rFonts w:cs="Times New Roman"/>
+          <w:color w:val="156082" w:themeColor="accent1"/>
+          <w:sz w:val="26"/>
+          <w:szCs w:val="26"/>
+        </w:rPr>
+        <w:t>” Azonosító</w:t>
+      </w:r>
+      <w:r>
+        <w:rPr>
+          <w:rFonts w:cs="Times New Roman"/>
+          <w:color w:val="156082" w:themeColor="accent1"/>
+          <w:sz w:val="26"/>
+          <w:szCs w:val="26"/>
+        </w:rPr>
+        <w:t xml:space="preserve"> alapján tudunk módosítást végezni az adatok értékein (</w:t>
+      </w:r>
+      <w:proofErr w:type="spellStart"/>
+      <w:r>
+        <w:rPr>
+          <w:rFonts w:cs="Times New Roman"/>
+          <w:color w:val="156082" w:themeColor="accent1"/>
+          <w:sz w:val="26"/>
+          <w:szCs w:val="26"/>
+        </w:rPr>
+        <w:t>Admin</w:t>
+      </w:r>
+      <w:proofErr w:type="spellEnd"/>
+      <w:r>
+        <w:rPr>
+          <w:rFonts w:cs="Times New Roman"/>
+          <w:color w:val="156082" w:themeColor="accent1"/>
+          <w:sz w:val="26"/>
+          <w:szCs w:val="26"/>
+        </w:rPr>
+        <w:t xml:space="preserve"> jogosultság)</w:t>
       </w:r>
     </w:p>
     <w:p>
@@ -5739,7 +7635,27 @@
           <w:sz w:val="26"/>
           <w:szCs w:val="26"/>
         </w:rPr>
-        <w:t xml:space="preserve"> felvitele (Admin)</w:t>
+        <w:t xml:space="preserve"> felvitele (</w:t>
+      </w:r>
+      <w:proofErr w:type="spellStart"/>
+      <w:r>
+        <w:rPr>
+          <w:rFonts w:cs="Times New Roman"/>
+          <w:color w:val="156082" w:themeColor="accent1"/>
+          <w:sz w:val="26"/>
+          <w:szCs w:val="26"/>
+        </w:rPr>
+        <w:t>Admin</w:t>
+      </w:r>
+      <w:proofErr w:type="spellEnd"/>
+      <w:r>
+        <w:rPr>
+          <w:rFonts w:cs="Times New Roman"/>
+          <w:color w:val="156082" w:themeColor="accent1"/>
+          <w:sz w:val="26"/>
+          <w:szCs w:val="26"/>
+        </w:rPr>
+        <w:t>)</w:t>
       </w:r>
     </w:p>
     <w:p>
@@ -5806,14 +7722,25 @@
         </w:rPr>
         <w:t>-</w:t>
       </w:r>
-      <w:r>
-        <w:rPr>
-          <w:rFonts w:cs="Times New Roman"/>
-          <w:color w:val="156082" w:themeColor="accent1"/>
-          <w:sz w:val="26"/>
-          <w:szCs w:val="26"/>
-        </w:rPr>
-        <w:t xml:space="preserve">ba majd amikor ez megtörtént lementi az asztalra és végül meg is nyitja </w:t>
+      <w:proofErr w:type="spellStart"/>
+      <w:r>
+        <w:rPr>
+          <w:rFonts w:cs="Times New Roman"/>
+          <w:color w:val="156082" w:themeColor="accent1"/>
+          <w:sz w:val="26"/>
+          <w:szCs w:val="26"/>
+        </w:rPr>
+        <w:t>ba</w:t>
+      </w:r>
+      <w:proofErr w:type="spellEnd"/>
+      <w:r>
+        <w:rPr>
+          <w:rFonts w:cs="Times New Roman"/>
+          <w:color w:val="156082" w:themeColor="accent1"/>
+          <w:sz w:val="26"/>
+          <w:szCs w:val="26"/>
+        </w:rPr>
+        <w:t xml:space="preserve"> majd amikor ez megtörtént lementi az asztalra és végül meg is nyitja </w:t>
       </w:r>
       <w:r>
         <w:rPr>
@@ -5824,14 +7751,25 @@
         </w:rPr>
         <w:t>azt. (</w:t>
       </w:r>
-      <w:r>
-        <w:rPr>
-          <w:rFonts w:cs="Times New Roman"/>
-          <w:color w:val="156082" w:themeColor="accent1"/>
-          <w:sz w:val="26"/>
-          <w:szCs w:val="26"/>
-        </w:rPr>
-        <w:t>Admin)</w:t>
+      <w:proofErr w:type="spellStart"/>
+      <w:r>
+        <w:rPr>
+          <w:rFonts w:cs="Times New Roman"/>
+          <w:color w:val="156082" w:themeColor="accent1"/>
+          <w:sz w:val="26"/>
+          <w:szCs w:val="26"/>
+        </w:rPr>
+        <w:t>Admin</w:t>
+      </w:r>
+      <w:proofErr w:type="spellEnd"/>
+      <w:r>
+        <w:rPr>
+          <w:rFonts w:cs="Times New Roman"/>
+          <w:color w:val="156082" w:themeColor="accent1"/>
+          <w:sz w:val="26"/>
+          <w:szCs w:val="26"/>
+        </w:rPr>
+        <w:t>)</w:t>
       </w:r>
     </w:p>
     <w:p>
@@ -5853,26 +7791,57 @@
         </w:rPr>
         <w:t xml:space="preserve">6, „delete </w:t>
       </w:r>
-      <w:bookmarkStart w:id="1" w:name="_Hlk192953552"/>
-      <w:r>
-        <w:rPr>
-          <w:rFonts w:cs="Times New Roman"/>
-          <w:color w:val="156082" w:themeColor="accent1"/>
-          <w:sz w:val="26"/>
-          <w:szCs w:val="26"/>
-        </w:rPr>
-        <w:t>id” Azonosító</w:t>
-      </w:r>
-      <w:r>
-        <w:rPr>
-          <w:rFonts w:cs="Times New Roman"/>
-          <w:color w:val="156082" w:themeColor="accent1"/>
-          <w:sz w:val="26"/>
-          <w:szCs w:val="26"/>
-        </w:rPr>
-        <w:t xml:space="preserve"> alapján való szűrés majd törlés (Admin)</w:t>
-      </w:r>
-      <w:bookmarkEnd w:id="1"/>
+      <w:bookmarkStart w:id="2" w:name="_Hlk192953552"/>
+      <w:proofErr w:type="spellStart"/>
+      <w:r>
+        <w:rPr>
+          <w:rFonts w:cs="Times New Roman"/>
+          <w:color w:val="156082" w:themeColor="accent1"/>
+          <w:sz w:val="26"/>
+          <w:szCs w:val="26"/>
+        </w:rPr>
+        <w:t>id</w:t>
+      </w:r>
+      <w:proofErr w:type="spellEnd"/>
+      <w:r>
+        <w:rPr>
+          <w:rFonts w:cs="Times New Roman"/>
+          <w:color w:val="156082" w:themeColor="accent1"/>
+          <w:sz w:val="26"/>
+          <w:szCs w:val="26"/>
+        </w:rPr>
+        <w:t>” Azonosító</w:t>
+      </w:r>
+      <w:r>
+        <w:rPr>
+          <w:rFonts w:cs="Times New Roman"/>
+          <w:color w:val="156082" w:themeColor="accent1"/>
+          <w:sz w:val="26"/>
+          <w:szCs w:val="26"/>
+        </w:rPr>
+        <w:t xml:space="preserve"> alapján való szűrés majd törlés (</w:t>
+      </w:r>
+      <w:proofErr w:type="spellStart"/>
+      <w:r>
+        <w:rPr>
+          <w:rFonts w:cs="Times New Roman"/>
+          <w:color w:val="156082" w:themeColor="accent1"/>
+          <w:sz w:val="26"/>
+          <w:szCs w:val="26"/>
+        </w:rPr>
+        <w:t>Admin</w:t>
+      </w:r>
+      <w:proofErr w:type="spellEnd"/>
+      <w:r>
+        <w:rPr>
+          <w:rFonts w:cs="Times New Roman"/>
+          <w:color w:val="156082" w:themeColor="accent1"/>
+          <w:sz w:val="26"/>
+          <w:szCs w:val="26"/>
+        </w:rPr>
+        <w:t>)</w:t>
+      </w:r>
+      <w:bookmarkEnd w:id="2"/>
     </w:p>
     <w:p>
       <w:pPr>
@@ -5912,6 +7881,7 @@
         </w:rPr>
         <w:t>1, „</w:t>
       </w:r>
+      <w:proofErr w:type="spellStart"/>
       <w:r>
         <w:rPr>
           <w:rFonts w:cs="Times New Roman"/>
@@ -5928,16 +7898,66 @@
           <w:sz w:val="26"/>
           <w:szCs w:val="26"/>
         </w:rPr>
-        <w:t>cart” A</w:t>
-      </w:r>
-      <w:r>
-        <w:rPr>
-          <w:rFonts w:cs="Times New Roman"/>
-          <w:color w:val="156082" w:themeColor="accent1"/>
-          <w:sz w:val="26"/>
-          <w:szCs w:val="26"/>
-        </w:rPr>
-        <w:t xml:space="preserve"> már kosárba tett termékeket egy gombnyomással elküldheti magának emailben ezzel is könnyítve a dolgát a későbbi nézegetéshez. (User és Admin </w:t>
+        <w:t>cart</w:t>
+      </w:r>
+      <w:proofErr w:type="spellEnd"/>
+      <w:r>
+        <w:rPr>
+          <w:rFonts w:cs="Times New Roman"/>
+          <w:color w:val="156082" w:themeColor="accent1"/>
+          <w:sz w:val="26"/>
+          <w:szCs w:val="26"/>
+        </w:rPr>
+        <w:t>” A</w:t>
+      </w:r>
+      <w:r>
+        <w:rPr>
+          <w:rFonts w:cs="Times New Roman"/>
+          <w:color w:val="156082" w:themeColor="accent1"/>
+          <w:sz w:val="26"/>
+          <w:szCs w:val="26"/>
+        </w:rPr>
+        <w:t xml:space="preserve"> már kosárba tett termékeket egy gombnyomással elküldheti magának emailben ezzel is könnyítve a dolgát a későbbi nézegetéshez. (</w:t>
+      </w:r>
+      <w:proofErr w:type="spellStart"/>
+      <w:r>
+        <w:rPr>
+          <w:rFonts w:cs="Times New Roman"/>
+          <w:color w:val="156082" w:themeColor="accent1"/>
+          <w:sz w:val="26"/>
+          <w:szCs w:val="26"/>
+        </w:rPr>
+        <w:t>User</w:t>
+      </w:r>
+      <w:proofErr w:type="spellEnd"/>
+      <w:r>
+        <w:rPr>
+          <w:rFonts w:cs="Times New Roman"/>
+          <w:color w:val="156082" w:themeColor="accent1"/>
+          <w:sz w:val="26"/>
+          <w:szCs w:val="26"/>
+        </w:rPr>
+        <w:t xml:space="preserve"> és </w:t>
+      </w:r>
+      <w:proofErr w:type="spellStart"/>
+      <w:r>
+        <w:rPr>
+          <w:rFonts w:cs="Times New Roman"/>
+          <w:color w:val="156082" w:themeColor="accent1"/>
+          <w:sz w:val="26"/>
+          <w:szCs w:val="26"/>
+        </w:rPr>
+        <w:t>Admin</w:t>
+      </w:r>
+      <w:proofErr w:type="spellEnd"/>
+      <w:r>
+        <w:rPr>
+          <w:rFonts w:cs="Times New Roman"/>
+          <w:color w:val="156082" w:themeColor="accent1"/>
+          <w:sz w:val="26"/>
+          <w:szCs w:val="26"/>
+        </w:rPr>
+        <w:t xml:space="preserve"> </w:t>
       </w:r>
       <w:r>
         <w:rPr>
@@ -5964,9 +7984,11 @@
       <w:pPr>
         <w:pStyle w:val="Cmsor2"/>
       </w:pPr>
+      <w:proofErr w:type="spellStart"/>
       <w:r>
         <w:t>PlanProducts</w:t>
       </w:r>
+      <w:proofErr w:type="spellEnd"/>
     </w:p>
     <w:p>
       <w:pPr>
@@ -5985,8 +8007,39 @@
           <w:sz w:val="26"/>
           <w:szCs w:val="26"/>
         </w:rPr>
-        <w:t>1, „get-products/{planid</w:t>
-      </w:r>
+        <w:t>1, „</w:t>
+      </w:r>
+      <w:proofErr w:type="spellStart"/>
+      <w:r>
+        <w:rPr>
+          <w:rFonts w:cs="Times New Roman"/>
+          <w:color w:val="156082" w:themeColor="accent1"/>
+          <w:sz w:val="26"/>
+          <w:szCs w:val="26"/>
+        </w:rPr>
+        <w:t>get-products</w:t>
+      </w:r>
+      <w:proofErr w:type="spellEnd"/>
+      <w:r>
+        <w:rPr>
+          <w:rFonts w:cs="Times New Roman"/>
+          <w:color w:val="156082" w:themeColor="accent1"/>
+          <w:sz w:val="26"/>
+          <w:szCs w:val="26"/>
+        </w:rPr>
+        <w:t>/{</w:t>
+      </w:r>
+      <w:proofErr w:type="spellStart"/>
+      <w:r>
+        <w:rPr>
+          <w:rFonts w:cs="Times New Roman"/>
+          <w:color w:val="156082" w:themeColor="accent1"/>
+          <w:sz w:val="26"/>
+          <w:szCs w:val="26"/>
+        </w:rPr>
+        <w:t>planid</w:t>
+      </w:r>
+      <w:proofErr w:type="spellEnd"/>
       <w:r>
         <w:rPr>
           <w:rFonts w:cs="Times New Roman"/>
@@ -6030,16 +8083,47 @@
           <w:sz w:val="26"/>
           <w:szCs w:val="26"/>
         </w:rPr>
-        <w:t>(User</w:t>
-      </w:r>
-      <w:r>
-        <w:rPr>
-          <w:rFonts w:cs="Times New Roman"/>
-          <w:color w:val="156082" w:themeColor="accent1"/>
-          <w:sz w:val="26"/>
-          <w:szCs w:val="26"/>
-        </w:rPr>
-        <w:t xml:space="preserve"> és Admin is)</w:t>
+        <w:t>(</w:t>
+      </w:r>
+      <w:proofErr w:type="spellStart"/>
+      <w:r>
+        <w:rPr>
+          <w:rFonts w:cs="Times New Roman"/>
+          <w:color w:val="156082" w:themeColor="accent1"/>
+          <w:sz w:val="26"/>
+          <w:szCs w:val="26"/>
+        </w:rPr>
+        <w:t>User</w:t>
+      </w:r>
+      <w:proofErr w:type="spellEnd"/>
+      <w:r>
+        <w:rPr>
+          <w:rFonts w:cs="Times New Roman"/>
+          <w:color w:val="156082" w:themeColor="accent1"/>
+          <w:sz w:val="26"/>
+          <w:szCs w:val="26"/>
+        </w:rPr>
+        <w:t xml:space="preserve"> és </w:t>
+      </w:r>
+      <w:proofErr w:type="spellStart"/>
+      <w:r>
+        <w:rPr>
+          <w:rFonts w:cs="Times New Roman"/>
+          <w:color w:val="156082" w:themeColor="accent1"/>
+          <w:sz w:val="26"/>
+          <w:szCs w:val="26"/>
+        </w:rPr>
+        <w:t>Admin</w:t>
+      </w:r>
+      <w:proofErr w:type="spellEnd"/>
+      <w:r>
+        <w:rPr>
+          <w:rFonts w:cs="Times New Roman"/>
+          <w:color w:val="156082" w:themeColor="accent1"/>
+          <w:sz w:val="26"/>
+          <w:szCs w:val="26"/>
+        </w:rPr>
+        <w:t xml:space="preserve"> is)</w:t>
       </w:r>
     </w:p>
     <w:p>
@@ -6061,14 +8145,25 @@
         </w:rPr>
         <w:t>2, „</w:t>
       </w:r>
-      <w:r>
-        <w:rPr>
-          <w:rFonts w:cs="Times New Roman"/>
-          <w:color w:val="156082" w:themeColor="accent1"/>
-          <w:sz w:val="26"/>
-          <w:szCs w:val="26"/>
-        </w:rPr>
-        <w:t>get” Lekéri</w:t>
+      <w:proofErr w:type="spellStart"/>
+      <w:r>
+        <w:rPr>
+          <w:rFonts w:cs="Times New Roman"/>
+          <w:color w:val="156082" w:themeColor="accent1"/>
+          <w:sz w:val="26"/>
+          <w:szCs w:val="26"/>
+        </w:rPr>
+        <w:t>get</w:t>
+      </w:r>
+      <w:proofErr w:type="spellEnd"/>
+      <w:r>
+        <w:rPr>
+          <w:rFonts w:cs="Times New Roman"/>
+          <w:color w:val="156082" w:themeColor="accent1"/>
+          <w:sz w:val="26"/>
+          <w:szCs w:val="26"/>
+        </w:rPr>
+        <w:t>” Lekéri</w:t>
       </w:r>
       <w:r>
         <w:rPr>
@@ -6097,14 +8192,25 @@
         </w:rPr>
         <w:t xml:space="preserve"> (</w:t>
       </w:r>
-      <w:r>
-        <w:rPr>
-          <w:rFonts w:cs="Times New Roman"/>
-          <w:color w:val="156082" w:themeColor="accent1"/>
-          <w:sz w:val="26"/>
-          <w:szCs w:val="26"/>
-        </w:rPr>
-        <w:t>Admin)</w:t>
+      <w:proofErr w:type="spellStart"/>
+      <w:r>
+        <w:rPr>
+          <w:rFonts w:cs="Times New Roman"/>
+          <w:color w:val="156082" w:themeColor="accent1"/>
+          <w:sz w:val="26"/>
+          <w:szCs w:val="26"/>
+        </w:rPr>
+        <w:t>Admin</w:t>
+      </w:r>
+      <w:proofErr w:type="spellEnd"/>
+      <w:r>
+        <w:rPr>
+          <w:rFonts w:cs="Times New Roman"/>
+          <w:color w:val="156082" w:themeColor="accent1"/>
+          <w:sz w:val="26"/>
+          <w:szCs w:val="26"/>
+        </w:rPr>
+        <w:t>)</w:t>
       </w:r>
     </w:p>
     <w:p>
@@ -6124,7 +8230,67 @@
           <w:sz w:val="26"/>
           <w:szCs w:val="26"/>
         </w:rPr>
-        <w:t>3, „get id” Lekéri az adatokat azonosító alapján (Admin)</w:t>
+        <w:t>3, „</w:t>
+      </w:r>
+      <w:proofErr w:type="spellStart"/>
+      <w:r>
+        <w:rPr>
+          <w:rFonts w:cs="Times New Roman"/>
+          <w:color w:val="156082" w:themeColor="accent1"/>
+          <w:sz w:val="26"/>
+          <w:szCs w:val="26"/>
+        </w:rPr>
+        <w:t>get</w:t>
+      </w:r>
+      <w:proofErr w:type="spellEnd"/>
+      <w:r>
+        <w:rPr>
+          <w:rFonts w:cs="Times New Roman"/>
+          <w:color w:val="156082" w:themeColor="accent1"/>
+          <w:sz w:val="26"/>
+          <w:szCs w:val="26"/>
+        </w:rPr>
+        <w:t xml:space="preserve"> </w:t>
+      </w:r>
+      <w:proofErr w:type="spellStart"/>
+      <w:r>
+        <w:rPr>
+          <w:rFonts w:cs="Times New Roman"/>
+          <w:color w:val="156082" w:themeColor="accent1"/>
+          <w:sz w:val="26"/>
+          <w:szCs w:val="26"/>
+        </w:rPr>
+        <w:t>id</w:t>
+      </w:r>
+      <w:proofErr w:type="spellEnd"/>
+      <w:r>
+        <w:rPr>
+          <w:rFonts w:cs="Times New Roman"/>
+          <w:color w:val="156082" w:themeColor="accent1"/>
+          <w:sz w:val="26"/>
+          <w:szCs w:val="26"/>
+        </w:rPr>
+        <w:t>” Lekéri az adatokat azonosító alapján (</w:t>
+      </w:r>
+      <w:proofErr w:type="spellStart"/>
+      <w:r>
+        <w:rPr>
+          <w:rFonts w:cs="Times New Roman"/>
+          <w:color w:val="156082" w:themeColor="accent1"/>
+          <w:sz w:val="26"/>
+          <w:szCs w:val="26"/>
+        </w:rPr>
+        <w:t>Admin</w:t>
+      </w:r>
+      <w:proofErr w:type="spellEnd"/>
+      <w:r>
+        <w:rPr>
+          <w:rFonts w:cs="Times New Roman"/>
+          <w:color w:val="156082" w:themeColor="accent1"/>
+          <w:sz w:val="26"/>
+          <w:szCs w:val="26"/>
+        </w:rPr>
+        <w:t>)</w:t>
       </w:r>
     </w:p>
     <w:p>
@@ -6144,25 +8310,76 @@
           <w:sz w:val="26"/>
           <w:szCs w:val="26"/>
         </w:rPr>
-        <w:t xml:space="preserve">4.” put </w:t>
-      </w:r>
-      <w:r>
-        <w:rPr>
-          <w:rFonts w:cs="Times New Roman"/>
-          <w:color w:val="156082" w:themeColor="accent1"/>
-          <w:sz w:val="26"/>
-          <w:szCs w:val="26"/>
-        </w:rPr>
-        <w:t>id” Azonosító</w:t>
-      </w:r>
-      <w:r>
-        <w:rPr>
-          <w:rFonts w:cs="Times New Roman"/>
-          <w:color w:val="156082" w:themeColor="accent1"/>
-          <w:sz w:val="26"/>
-          <w:szCs w:val="26"/>
-        </w:rPr>
-        <w:t xml:space="preserve"> alapján tudunk módosítani az adatok értékein. (Admin)</w:t>
+        <w:t xml:space="preserve">4.” </w:t>
+      </w:r>
+      <w:proofErr w:type="spellStart"/>
+      <w:r>
+        <w:rPr>
+          <w:rFonts w:cs="Times New Roman"/>
+          <w:color w:val="156082" w:themeColor="accent1"/>
+          <w:sz w:val="26"/>
+          <w:szCs w:val="26"/>
+        </w:rPr>
+        <w:t>put</w:t>
+      </w:r>
+      <w:proofErr w:type="spellEnd"/>
+      <w:r>
+        <w:rPr>
+          <w:rFonts w:cs="Times New Roman"/>
+          <w:color w:val="156082" w:themeColor="accent1"/>
+          <w:sz w:val="26"/>
+          <w:szCs w:val="26"/>
+        </w:rPr>
+        <w:t xml:space="preserve"> </w:t>
+      </w:r>
+      <w:proofErr w:type="spellStart"/>
+      <w:r>
+        <w:rPr>
+          <w:rFonts w:cs="Times New Roman"/>
+          <w:color w:val="156082" w:themeColor="accent1"/>
+          <w:sz w:val="26"/>
+          <w:szCs w:val="26"/>
+        </w:rPr>
+        <w:t>id</w:t>
+      </w:r>
+      <w:proofErr w:type="spellEnd"/>
+      <w:r>
+        <w:rPr>
+          <w:rFonts w:cs="Times New Roman"/>
+          <w:color w:val="156082" w:themeColor="accent1"/>
+          <w:sz w:val="26"/>
+          <w:szCs w:val="26"/>
+        </w:rPr>
+        <w:t>” Azonosító</w:t>
+      </w:r>
+      <w:r>
+        <w:rPr>
+          <w:rFonts w:cs="Times New Roman"/>
+          <w:color w:val="156082" w:themeColor="accent1"/>
+          <w:sz w:val="26"/>
+          <w:szCs w:val="26"/>
+        </w:rPr>
+        <w:t xml:space="preserve"> alapján tudunk módosítani az adatok értékein. (</w:t>
+      </w:r>
+      <w:proofErr w:type="spellStart"/>
+      <w:r>
+        <w:rPr>
+          <w:rFonts w:cs="Times New Roman"/>
+          <w:color w:val="156082" w:themeColor="accent1"/>
+          <w:sz w:val="26"/>
+          <w:szCs w:val="26"/>
+        </w:rPr>
+        <w:t>Admin</w:t>
+      </w:r>
+      <w:proofErr w:type="spellEnd"/>
+      <w:r>
+        <w:rPr>
+          <w:rFonts w:cs="Times New Roman"/>
+          <w:color w:val="156082" w:themeColor="accent1"/>
+          <w:sz w:val="26"/>
+          <w:szCs w:val="26"/>
+        </w:rPr>
+        <w:t>)</w:t>
       </w:r>
     </w:p>
     <w:p>
@@ -6200,7 +8417,27 @@
           <w:sz w:val="26"/>
           <w:szCs w:val="26"/>
         </w:rPr>
-        <w:t xml:space="preserve"> adat felvitele (Admin)</w:t>
+        <w:t xml:space="preserve"> adat felvitele (</w:t>
+      </w:r>
+      <w:proofErr w:type="spellStart"/>
+      <w:r>
+        <w:rPr>
+          <w:rFonts w:cs="Times New Roman"/>
+          <w:color w:val="156082" w:themeColor="accent1"/>
+          <w:sz w:val="26"/>
+          <w:szCs w:val="26"/>
+        </w:rPr>
+        <w:t>Admin</w:t>
+      </w:r>
+      <w:proofErr w:type="spellEnd"/>
+      <w:r>
+        <w:rPr>
+          <w:rFonts w:cs="Times New Roman"/>
+          <w:color w:val="156082" w:themeColor="accent1"/>
+          <w:sz w:val="26"/>
+          <w:szCs w:val="26"/>
+        </w:rPr>
+        <w:t>)</w:t>
       </w:r>
     </w:p>
     <w:p>
@@ -6229,7 +8466,27 @@
           <w:sz w:val="26"/>
           <w:szCs w:val="26"/>
         </w:rPr>
-        <w:t>,” save” Elmenti</w:t>
+        <w:t xml:space="preserve">,” </w:t>
+      </w:r>
+      <w:proofErr w:type="spellStart"/>
+      <w:r>
+        <w:rPr>
+          <w:rFonts w:cs="Times New Roman"/>
+          <w:color w:val="156082" w:themeColor="accent1"/>
+          <w:sz w:val="26"/>
+          <w:szCs w:val="26"/>
+        </w:rPr>
+        <w:t>save</w:t>
+      </w:r>
+      <w:proofErr w:type="spellEnd"/>
+      <w:r>
+        <w:rPr>
+          <w:rFonts w:cs="Times New Roman"/>
+          <w:color w:val="156082" w:themeColor="accent1"/>
+          <w:sz w:val="26"/>
+          <w:szCs w:val="26"/>
+        </w:rPr>
+        <w:t>” Elmenti</w:t>
       </w:r>
       <w:r>
         <w:rPr>
@@ -6276,7 +8533,47 @@
           <w:sz w:val="26"/>
           <w:szCs w:val="26"/>
         </w:rPr>
-        <w:t>7. „delete id” Azonosító alapján való szűrés majd törlés (Admin)</w:t>
+        <w:t xml:space="preserve">7. „delete </w:t>
+      </w:r>
+      <w:proofErr w:type="spellStart"/>
+      <w:r>
+        <w:rPr>
+          <w:rFonts w:cs="Times New Roman"/>
+          <w:color w:val="156082" w:themeColor="accent1"/>
+          <w:sz w:val="26"/>
+          <w:szCs w:val="26"/>
+        </w:rPr>
+        <w:t>id</w:t>
+      </w:r>
+      <w:proofErr w:type="spellEnd"/>
+      <w:r>
+        <w:rPr>
+          <w:rFonts w:cs="Times New Roman"/>
+          <w:color w:val="156082" w:themeColor="accent1"/>
+          <w:sz w:val="26"/>
+          <w:szCs w:val="26"/>
+        </w:rPr>
+        <w:t>” Azonosító alapján való szűrés majd törlés (</w:t>
+      </w:r>
+      <w:proofErr w:type="spellStart"/>
+      <w:r>
+        <w:rPr>
+          <w:rFonts w:cs="Times New Roman"/>
+          <w:color w:val="156082" w:themeColor="accent1"/>
+          <w:sz w:val="26"/>
+          <w:szCs w:val="26"/>
+        </w:rPr>
+        <w:t>Admin</w:t>
+      </w:r>
+      <w:proofErr w:type="spellEnd"/>
+      <w:r>
+        <w:rPr>
+          <w:rFonts w:cs="Times New Roman"/>
+          <w:color w:val="156082" w:themeColor="accent1"/>
+          <w:sz w:val="26"/>
+          <w:szCs w:val="26"/>
+        </w:rPr>
+        <w:t>)</w:t>
       </w:r>
     </w:p>
     <w:p>
@@ -6321,14 +8618,25 @@
         </w:rPr>
         <w:t>„</w:t>
       </w:r>
-      <w:r>
-        <w:rPr>
-          <w:rFonts w:cs="Times New Roman"/>
-          <w:color w:val="156082" w:themeColor="accent1"/>
-          <w:sz w:val="26"/>
-          <w:szCs w:val="26"/>
-        </w:rPr>
-        <w:t>get” Lekéri</w:t>
+      <w:proofErr w:type="spellStart"/>
+      <w:r>
+        <w:rPr>
+          <w:rFonts w:cs="Times New Roman"/>
+          <w:color w:val="156082" w:themeColor="accent1"/>
+          <w:sz w:val="26"/>
+          <w:szCs w:val="26"/>
+        </w:rPr>
+        <w:t>get</w:t>
+      </w:r>
+      <w:proofErr w:type="spellEnd"/>
+      <w:r>
+        <w:rPr>
+          <w:rFonts w:cs="Times New Roman"/>
+          <w:color w:val="156082" w:themeColor="accent1"/>
+          <w:sz w:val="26"/>
+          <w:szCs w:val="26"/>
+        </w:rPr>
+        <w:t>” Lekéri</w:t>
       </w:r>
       <w:r>
         <w:rPr>
@@ -6357,14 +8665,25 @@
         </w:rPr>
         <w:t xml:space="preserve"> (</w:t>
       </w:r>
-      <w:r>
-        <w:rPr>
-          <w:rFonts w:cs="Times New Roman"/>
-          <w:color w:val="156082" w:themeColor="accent1"/>
-          <w:sz w:val="26"/>
-          <w:szCs w:val="26"/>
-        </w:rPr>
-        <w:t>Admin)</w:t>
+      <w:proofErr w:type="spellStart"/>
+      <w:r>
+        <w:rPr>
+          <w:rFonts w:cs="Times New Roman"/>
+          <w:color w:val="156082" w:themeColor="accent1"/>
+          <w:sz w:val="26"/>
+          <w:szCs w:val="26"/>
+        </w:rPr>
+        <w:t>Admin</w:t>
+      </w:r>
+      <w:proofErr w:type="spellEnd"/>
+      <w:r>
+        <w:rPr>
+          <w:rFonts w:cs="Times New Roman"/>
+          <w:color w:val="156082" w:themeColor="accent1"/>
+          <w:sz w:val="26"/>
+          <w:szCs w:val="26"/>
+        </w:rPr>
+        <w:t>)</w:t>
       </w:r>
     </w:p>
     <w:p>
@@ -6453,6 +8772,7 @@
         </w:rPr>
         <w:t>összeset. (</w:t>
       </w:r>
+      <w:proofErr w:type="spellStart"/>
       <w:r>
         <w:rPr>
           <w:rFonts w:cs="Times New Roman"/>
@@ -6469,8 +8789,19 @@
           <w:sz w:val="26"/>
           <w:szCs w:val="26"/>
         </w:rPr>
-        <w:t xml:space="preserve">ser és </w:t>
-      </w:r>
+        <w:t>ser</w:t>
+      </w:r>
+      <w:proofErr w:type="spellEnd"/>
+      <w:r>
+        <w:rPr>
+          <w:rFonts w:cs="Times New Roman"/>
+          <w:color w:val="156082" w:themeColor="accent1"/>
+          <w:sz w:val="26"/>
+          <w:szCs w:val="26"/>
+        </w:rPr>
+        <w:t xml:space="preserve"> és </w:t>
+      </w:r>
+      <w:proofErr w:type="spellStart"/>
       <w:r>
         <w:rPr>
           <w:rFonts w:cs="Times New Roman"/>
@@ -6487,7 +8818,17 @@
           <w:sz w:val="26"/>
           <w:szCs w:val="26"/>
         </w:rPr>
-        <w:t>dmin)</w:t>
+        <w:t>dmin</w:t>
+      </w:r>
+      <w:proofErr w:type="spellEnd"/>
+      <w:r>
+        <w:rPr>
+          <w:rFonts w:cs="Times New Roman"/>
+          <w:color w:val="156082" w:themeColor="accent1"/>
+          <w:sz w:val="26"/>
+          <w:szCs w:val="26"/>
+        </w:rPr>
+        <w:t>)</w:t>
       </w:r>
     </w:p>
     <w:p>
@@ -6513,14 +8854,25 @@
         </w:rPr>
         <w:t>„</w:t>
       </w:r>
-      <w:r>
-        <w:rPr>
-          <w:rFonts w:cs="Times New Roman"/>
-          <w:color w:val="156082" w:themeColor="accent1"/>
-          <w:sz w:val="26"/>
-          <w:szCs w:val="26"/>
-        </w:rPr>
-        <w:t>typeandroom” Megnézi,</w:t>
+      <w:proofErr w:type="spellStart"/>
+      <w:r>
+        <w:rPr>
+          <w:rFonts w:cs="Times New Roman"/>
+          <w:color w:val="156082" w:themeColor="accent1"/>
+          <w:sz w:val="26"/>
+          <w:szCs w:val="26"/>
+        </w:rPr>
+        <w:t>typeandroom</w:t>
+      </w:r>
+      <w:proofErr w:type="spellEnd"/>
+      <w:r>
+        <w:rPr>
+          <w:rFonts w:cs="Times New Roman"/>
+          <w:color w:val="156082" w:themeColor="accent1"/>
+          <w:sz w:val="26"/>
+          <w:szCs w:val="26"/>
+        </w:rPr>
+        <w:t>” Megnézi,</w:t>
       </w:r>
       <w:r>
         <w:rPr>
@@ -6583,8 +8935,19 @@
           <w:sz w:val="26"/>
           <w:szCs w:val="26"/>
         </w:rPr>
-        <w:t xml:space="preserve"> ám ha nincs akkor error</w:t>
-      </w:r>
+        <w:t xml:space="preserve"> ám ha nincs akkor </w:t>
+      </w:r>
+      <w:proofErr w:type="spellStart"/>
+      <w:r>
+        <w:rPr>
+          <w:rFonts w:cs="Times New Roman"/>
+          <w:color w:val="156082" w:themeColor="accent1"/>
+          <w:sz w:val="26"/>
+          <w:szCs w:val="26"/>
+        </w:rPr>
+        <w:t>error</w:t>
+      </w:r>
+      <w:proofErr w:type="spellEnd"/>
       <w:r>
         <w:rPr>
           <w:rFonts w:cs="Times New Roman"/>
@@ -6601,8 +8964,29 @@
           <w:sz w:val="26"/>
           <w:szCs w:val="26"/>
         </w:rPr>
-        <w:t xml:space="preserve">t dob. (User és </w:t>
-      </w:r>
+        <w:t>t dob. (</w:t>
+      </w:r>
+      <w:proofErr w:type="spellStart"/>
+      <w:r>
+        <w:rPr>
+          <w:rFonts w:cs="Times New Roman"/>
+          <w:color w:val="156082" w:themeColor="accent1"/>
+          <w:sz w:val="26"/>
+          <w:szCs w:val="26"/>
+        </w:rPr>
+        <w:t>User</w:t>
+      </w:r>
+      <w:proofErr w:type="spellEnd"/>
+      <w:r>
+        <w:rPr>
+          <w:rFonts w:cs="Times New Roman"/>
+          <w:color w:val="156082" w:themeColor="accent1"/>
+          <w:sz w:val="26"/>
+          <w:szCs w:val="26"/>
+        </w:rPr>
+        <w:t xml:space="preserve"> és </w:t>
+      </w:r>
+      <w:proofErr w:type="spellStart"/>
       <w:r>
         <w:rPr>
           <w:rFonts w:cs="Times New Roman"/>
@@ -6619,7 +9003,17 @@
           <w:sz w:val="26"/>
           <w:szCs w:val="26"/>
         </w:rPr>
-        <w:t>dmin)</w:t>
+        <w:t>dmin</w:t>
+      </w:r>
+      <w:proofErr w:type="spellEnd"/>
+      <w:r>
+        <w:rPr>
+          <w:rFonts w:cs="Times New Roman"/>
+          <w:color w:val="156082" w:themeColor="accent1"/>
+          <w:sz w:val="26"/>
+          <w:szCs w:val="26"/>
+        </w:rPr>
+        <w:t>)</w:t>
       </w:r>
     </w:p>
     <w:p>
@@ -6643,7 +9037,47 @@
           <w:sz w:val="26"/>
           <w:szCs w:val="26"/>
         </w:rPr>
-        <w:t xml:space="preserve">„search{name} </w:t>
+        <w:t>„</w:t>
+      </w:r>
+      <w:proofErr w:type="spellStart"/>
+      <w:r>
+        <w:rPr>
+          <w:rFonts w:cs="Times New Roman"/>
+          <w:color w:val="156082" w:themeColor="accent1"/>
+          <w:sz w:val="26"/>
+          <w:szCs w:val="26"/>
+        </w:rPr>
+        <w:t>search</w:t>
+      </w:r>
+      <w:proofErr w:type="spellEnd"/>
+      <w:r>
+        <w:rPr>
+          <w:rFonts w:cs="Times New Roman"/>
+          <w:color w:val="156082" w:themeColor="accent1"/>
+          <w:sz w:val="26"/>
+          <w:szCs w:val="26"/>
+        </w:rPr>
+        <w:t>{</w:t>
+      </w:r>
+      <w:proofErr w:type="spellStart"/>
+      <w:r>
+        <w:rPr>
+          <w:rFonts w:cs="Times New Roman"/>
+          <w:color w:val="156082" w:themeColor="accent1"/>
+          <w:sz w:val="26"/>
+          <w:szCs w:val="26"/>
+        </w:rPr>
+        <w:t>name</w:t>
+      </w:r>
+      <w:proofErr w:type="spellEnd"/>
+      <w:r>
+        <w:rPr>
+          <w:rFonts w:cs="Times New Roman"/>
+          <w:color w:val="156082" w:themeColor="accent1"/>
+          <w:sz w:val="26"/>
+          <w:szCs w:val="26"/>
+        </w:rPr>
+        <w:t xml:space="preserve">} </w:t>
       </w:r>
       <w:r>
         <w:rPr>
@@ -6672,6 +9106,7 @@
         </w:rPr>
         <w:t>„(</w:t>
       </w:r>
+      <w:proofErr w:type="spellStart"/>
       <w:r>
         <w:rPr>
           <w:rFonts w:cs="Times New Roman"/>
@@ -6688,8 +9123,19 @@
           <w:sz w:val="26"/>
           <w:szCs w:val="26"/>
         </w:rPr>
-        <w:t xml:space="preserve">ser és </w:t>
-      </w:r>
+        <w:t>ser</w:t>
+      </w:r>
+      <w:proofErr w:type="spellEnd"/>
+      <w:r>
+        <w:rPr>
+          <w:rFonts w:cs="Times New Roman"/>
+          <w:color w:val="156082" w:themeColor="accent1"/>
+          <w:sz w:val="26"/>
+          <w:szCs w:val="26"/>
+        </w:rPr>
+        <w:t xml:space="preserve"> és </w:t>
+      </w:r>
+      <w:proofErr w:type="spellStart"/>
       <w:r>
         <w:rPr>
           <w:rFonts w:cs="Times New Roman"/>
@@ -6706,7 +9152,17 @@
           <w:sz w:val="26"/>
           <w:szCs w:val="26"/>
         </w:rPr>
-        <w:t>dmin)</w:t>
+        <w:t>dmin</w:t>
+      </w:r>
+      <w:proofErr w:type="spellEnd"/>
+      <w:r>
+        <w:rPr>
+          <w:rFonts w:cs="Times New Roman"/>
+          <w:color w:val="156082" w:themeColor="accent1"/>
+          <w:sz w:val="26"/>
+          <w:szCs w:val="26"/>
+        </w:rPr>
+        <w:t>)</w:t>
       </w:r>
     </w:p>
     <w:p>
@@ -6730,7 +9186,6 @@
           <w:sz w:val="26"/>
           <w:szCs w:val="26"/>
         </w:rPr>
-        <w:lastRenderedPageBreak/>
         <w:t>„</w:t>
       </w:r>
       <w:r>
@@ -6767,7 +9222,27 @@
           <w:sz w:val="26"/>
           <w:szCs w:val="26"/>
         </w:rPr>
-        <w:t xml:space="preserve">xcel fileba majd amikor ez megtörtént lementi az asztalra és végül meg is nyitja </w:t>
+        <w:t xml:space="preserve">xcel </w:t>
+      </w:r>
+      <w:proofErr w:type="spellStart"/>
+      <w:r>
+        <w:rPr>
+          <w:rFonts w:cs="Times New Roman"/>
+          <w:color w:val="156082" w:themeColor="accent1"/>
+          <w:sz w:val="26"/>
+          <w:szCs w:val="26"/>
+        </w:rPr>
+        <w:t>fileba</w:t>
+      </w:r>
+      <w:proofErr w:type="spellEnd"/>
+      <w:r>
+        <w:rPr>
+          <w:rFonts w:cs="Times New Roman"/>
+          <w:color w:val="156082" w:themeColor="accent1"/>
+          <w:sz w:val="26"/>
+          <w:szCs w:val="26"/>
+        </w:rPr>
+        <w:t xml:space="preserve"> majd amikor ez megtörtént lementi az asztalra és végül meg is nyitja </w:t>
       </w:r>
       <w:r>
         <w:rPr>
@@ -6778,14 +9253,25 @@
         </w:rPr>
         <w:t>azt. (</w:t>
       </w:r>
-      <w:r>
-        <w:rPr>
-          <w:rFonts w:cs="Times New Roman"/>
-          <w:color w:val="156082" w:themeColor="accent1"/>
-          <w:sz w:val="26"/>
-          <w:szCs w:val="26"/>
-        </w:rPr>
-        <w:t>Admin)</w:t>
+      <w:proofErr w:type="spellStart"/>
+      <w:r>
+        <w:rPr>
+          <w:rFonts w:cs="Times New Roman"/>
+          <w:color w:val="156082" w:themeColor="accent1"/>
+          <w:sz w:val="26"/>
+          <w:szCs w:val="26"/>
+        </w:rPr>
+        <w:t>Admin</w:t>
+      </w:r>
+      <w:proofErr w:type="spellEnd"/>
+      <w:r>
+        <w:rPr>
+          <w:rFonts w:cs="Times New Roman"/>
+          <w:color w:val="156082" w:themeColor="accent1"/>
+          <w:sz w:val="26"/>
+          <w:szCs w:val="26"/>
+        </w:rPr>
+        <w:t>)</w:t>
       </w:r>
     </w:p>
     <w:p>
@@ -6809,25 +9295,77 @@
           <w:sz w:val="26"/>
           <w:szCs w:val="26"/>
         </w:rPr>
-        <w:t xml:space="preserve">„get </w:t>
-      </w:r>
-      <w:r>
-        <w:rPr>
-          <w:rFonts w:cs="Times New Roman"/>
-          <w:color w:val="156082" w:themeColor="accent1"/>
-          <w:sz w:val="26"/>
-          <w:szCs w:val="26"/>
-        </w:rPr>
-        <w:t>id” Lekéri</w:t>
-      </w:r>
-      <w:r>
-        <w:rPr>
-          <w:rFonts w:cs="Times New Roman"/>
-          <w:color w:val="156082" w:themeColor="accent1"/>
-          <w:sz w:val="26"/>
-          <w:szCs w:val="26"/>
-        </w:rPr>
-        <w:t xml:space="preserve"> az adatokat azonosító alapján (Admin)</w:t>
+        <w:lastRenderedPageBreak/>
+        <w:t>„</w:t>
+      </w:r>
+      <w:proofErr w:type="spellStart"/>
+      <w:r>
+        <w:rPr>
+          <w:rFonts w:cs="Times New Roman"/>
+          <w:color w:val="156082" w:themeColor="accent1"/>
+          <w:sz w:val="26"/>
+          <w:szCs w:val="26"/>
+        </w:rPr>
+        <w:t>get</w:t>
+      </w:r>
+      <w:proofErr w:type="spellEnd"/>
+      <w:r>
+        <w:rPr>
+          <w:rFonts w:cs="Times New Roman"/>
+          <w:color w:val="156082" w:themeColor="accent1"/>
+          <w:sz w:val="26"/>
+          <w:szCs w:val="26"/>
+        </w:rPr>
+        <w:t xml:space="preserve"> </w:t>
+      </w:r>
+      <w:proofErr w:type="spellStart"/>
+      <w:r>
+        <w:rPr>
+          <w:rFonts w:cs="Times New Roman"/>
+          <w:color w:val="156082" w:themeColor="accent1"/>
+          <w:sz w:val="26"/>
+          <w:szCs w:val="26"/>
+        </w:rPr>
+        <w:t>id</w:t>
+      </w:r>
+      <w:proofErr w:type="spellEnd"/>
+      <w:r>
+        <w:rPr>
+          <w:rFonts w:cs="Times New Roman"/>
+          <w:color w:val="156082" w:themeColor="accent1"/>
+          <w:sz w:val="26"/>
+          <w:szCs w:val="26"/>
+        </w:rPr>
+        <w:t>” Lekéri</w:t>
+      </w:r>
+      <w:r>
+        <w:rPr>
+          <w:rFonts w:cs="Times New Roman"/>
+          <w:color w:val="156082" w:themeColor="accent1"/>
+          <w:sz w:val="26"/>
+          <w:szCs w:val="26"/>
+        </w:rPr>
+        <w:t xml:space="preserve"> az adatokat azonosító alapján (</w:t>
+      </w:r>
+      <w:proofErr w:type="spellStart"/>
+      <w:r>
+        <w:rPr>
+          <w:rFonts w:cs="Times New Roman"/>
+          <w:color w:val="156082" w:themeColor="accent1"/>
+          <w:sz w:val="26"/>
+          <w:szCs w:val="26"/>
+        </w:rPr>
+        <w:t>Admin</w:t>
+      </w:r>
+      <w:proofErr w:type="spellEnd"/>
+      <w:r>
+        <w:rPr>
+          <w:rFonts w:cs="Times New Roman"/>
+          <w:color w:val="156082" w:themeColor="accent1"/>
+          <w:sz w:val="26"/>
+          <w:szCs w:val="26"/>
+        </w:rPr>
+        <w:t>)</w:t>
       </w:r>
     </w:p>
     <w:p>
@@ -6851,25 +9389,76 @@
           <w:sz w:val="26"/>
           <w:szCs w:val="26"/>
         </w:rPr>
-        <w:t xml:space="preserve">„put </w:t>
-      </w:r>
-      <w:r>
-        <w:rPr>
-          <w:rFonts w:cs="Times New Roman"/>
-          <w:color w:val="156082" w:themeColor="accent1"/>
-          <w:sz w:val="26"/>
-          <w:szCs w:val="26"/>
-        </w:rPr>
-        <w:t>id” Azonosító</w:t>
-      </w:r>
-      <w:r>
-        <w:rPr>
-          <w:rFonts w:cs="Times New Roman"/>
-          <w:color w:val="156082" w:themeColor="accent1"/>
-          <w:sz w:val="26"/>
-          <w:szCs w:val="26"/>
-        </w:rPr>
-        <w:t xml:space="preserve"> alapján tudunk módosítani az adatok értékein. (Admin)</w:t>
+        <w:t>„</w:t>
+      </w:r>
+      <w:proofErr w:type="spellStart"/>
+      <w:r>
+        <w:rPr>
+          <w:rFonts w:cs="Times New Roman"/>
+          <w:color w:val="156082" w:themeColor="accent1"/>
+          <w:sz w:val="26"/>
+          <w:szCs w:val="26"/>
+        </w:rPr>
+        <w:t>put</w:t>
+      </w:r>
+      <w:proofErr w:type="spellEnd"/>
+      <w:r>
+        <w:rPr>
+          <w:rFonts w:cs="Times New Roman"/>
+          <w:color w:val="156082" w:themeColor="accent1"/>
+          <w:sz w:val="26"/>
+          <w:szCs w:val="26"/>
+        </w:rPr>
+        <w:t xml:space="preserve"> </w:t>
+      </w:r>
+      <w:proofErr w:type="spellStart"/>
+      <w:r>
+        <w:rPr>
+          <w:rFonts w:cs="Times New Roman"/>
+          <w:color w:val="156082" w:themeColor="accent1"/>
+          <w:sz w:val="26"/>
+          <w:szCs w:val="26"/>
+        </w:rPr>
+        <w:t>id</w:t>
+      </w:r>
+      <w:proofErr w:type="spellEnd"/>
+      <w:r>
+        <w:rPr>
+          <w:rFonts w:cs="Times New Roman"/>
+          <w:color w:val="156082" w:themeColor="accent1"/>
+          <w:sz w:val="26"/>
+          <w:szCs w:val="26"/>
+        </w:rPr>
+        <w:t>” Azonosító</w:t>
+      </w:r>
+      <w:r>
+        <w:rPr>
+          <w:rFonts w:cs="Times New Roman"/>
+          <w:color w:val="156082" w:themeColor="accent1"/>
+          <w:sz w:val="26"/>
+          <w:szCs w:val="26"/>
+        </w:rPr>
+        <w:t xml:space="preserve"> alapján tudunk módosítani az adatok értékein. (</w:t>
+      </w:r>
+      <w:proofErr w:type="spellStart"/>
+      <w:r>
+        <w:rPr>
+          <w:rFonts w:cs="Times New Roman"/>
+          <w:color w:val="156082" w:themeColor="accent1"/>
+          <w:sz w:val="26"/>
+          <w:szCs w:val="26"/>
+        </w:rPr>
+        <w:t>Admin</w:t>
+      </w:r>
+      <w:proofErr w:type="spellEnd"/>
+      <w:r>
+        <w:rPr>
+          <w:rFonts w:cs="Times New Roman"/>
+          <w:color w:val="156082" w:themeColor="accent1"/>
+          <w:sz w:val="26"/>
+          <w:szCs w:val="26"/>
+        </w:rPr>
+        <w:t>)</w:t>
       </w:r>
     </w:p>
     <w:p>
@@ -6893,7 +9482,27 @@
           <w:sz w:val="26"/>
           <w:szCs w:val="26"/>
         </w:rPr>
-        <w:t>„post” Új adat felvitele (Admin)</w:t>
+        <w:t>„post” Új adat felvitele (</w:t>
+      </w:r>
+      <w:proofErr w:type="spellStart"/>
+      <w:r>
+        <w:rPr>
+          <w:rFonts w:cs="Times New Roman"/>
+          <w:color w:val="156082" w:themeColor="accent1"/>
+          <w:sz w:val="26"/>
+          <w:szCs w:val="26"/>
+        </w:rPr>
+        <w:t>Admin</w:t>
+      </w:r>
+      <w:proofErr w:type="spellEnd"/>
+      <w:r>
+        <w:rPr>
+          <w:rFonts w:cs="Times New Roman"/>
+          <w:color w:val="156082" w:themeColor="accent1"/>
+          <w:sz w:val="26"/>
+          <w:szCs w:val="26"/>
+        </w:rPr>
+        <w:t>)</w:t>
       </w:r>
     </w:p>
     <w:p>
@@ -6917,7 +9526,47 @@
           <w:sz w:val="26"/>
           <w:szCs w:val="26"/>
         </w:rPr>
-        <w:t>„delete id” Azonosító alapján való törlés (Admin).</w:t>
+        <w:t xml:space="preserve">„delete </w:t>
+      </w:r>
+      <w:proofErr w:type="spellStart"/>
+      <w:r>
+        <w:rPr>
+          <w:rFonts w:cs="Times New Roman"/>
+          <w:color w:val="156082" w:themeColor="accent1"/>
+          <w:sz w:val="26"/>
+          <w:szCs w:val="26"/>
+        </w:rPr>
+        <w:t>id</w:t>
+      </w:r>
+      <w:proofErr w:type="spellEnd"/>
+      <w:r>
+        <w:rPr>
+          <w:rFonts w:cs="Times New Roman"/>
+          <w:color w:val="156082" w:themeColor="accent1"/>
+          <w:sz w:val="26"/>
+          <w:szCs w:val="26"/>
+        </w:rPr>
+        <w:t>” Azonosító alapján való törlés (</w:t>
+      </w:r>
+      <w:proofErr w:type="spellStart"/>
+      <w:r>
+        <w:rPr>
+          <w:rFonts w:cs="Times New Roman"/>
+          <w:color w:val="156082" w:themeColor="accent1"/>
+          <w:sz w:val="26"/>
+          <w:szCs w:val="26"/>
+        </w:rPr>
+        <w:t>Admin</w:t>
+      </w:r>
+      <w:proofErr w:type="spellEnd"/>
+      <w:r>
+        <w:rPr>
+          <w:rFonts w:cs="Times New Roman"/>
+          <w:color w:val="156082" w:themeColor="accent1"/>
+          <w:sz w:val="26"/>
+          <w:szCs w:val="26"/>
+        </w:rPr>
+        <w:t>).</w:t>
       </w:r>
     </w:p>
     <w:p>
@@ -6962,14 +9611,25 @@
         </w:rPr>
         <w:t>„</w:t>
       </w:r>
-      <w:r>
-        <w:rPr>
-          <w:rFonts w:cs="Times New Roman"/>
-          <w:color w:val="156082" w:themeColor="accent1"/>
-          <w:sz w:val="26"/>
-          <w:szCs w:val="26"/>
-        </w:rPr>
-        <w:t>get” Lekéri</w:t>
+      <w:proofErr w:type="spellStart"/>
+      <w:r>
+        <w:rPr>
+          <w:rFonts w:cs="Times New Roman"/>
+          <w:color w:val="156082" w:themeColor="accent1"/>
+          <w:sz w:val="26"/>
+          <w:szCs w:val="26"/>
+        </w:rPr>
+        <w:t>get</w:t>
+      </w:r>
+      <w:proofErr w:type="spellEnd"/>
+      <w:r>
+        <w:rPr>
+          <w:rFonts w:cs="Times New Roman"/>
+          <w:color w:val="156082" w:themeColor="accent1"/>
+          <w:sz w:val="26"/>
+          <w:szCs w:val="26"/>
+        </w:rPr>
+        <w:t>” Lekéri</w:t>
       </w:r>
       <w:r>
         <w:rPr>
@@ -6998,14 +9658,25 @@
         </w:rPr>
         <w:t xml:space="preserve"> (</w:t>
       </w:r>
-      <w:r>
-        <w:rPr>
-          <w:rFonts w:cs="Times New Roman"/>
-          <w:color w:val="156082" w:themeColor="accent1"/>
-          <w:sz w:val="26"/>
-          <w:szCs w:val="26"/>
-        </w:rPr>
-        <w:t>Admin)</w:t>
+      <w:proofErr w:type="spellStart"/>
+      <w:r>
+        <w:rPr>
+          <w:rFonts w:cs="Times New Roman"/>
+          <w:color w:val="156082" w:themeColor="accent1"/>
+          <w:sz w:val="26"/>
+          <w:szCs w:val="26"/>
+        </w:rPr>
+        <w:t>Admin</w:t>
+      </w:r>
+      <w:proofErr w:type="spellEnd"/>
+      <w:r>
+        <w:rPr>
+          <w:rFonts w:cs="Times New Roman"/>
+          <w:color w:val="156082" w:themeColor="accent1"/>
+          <w:sz w:val="26"/>
+          <w:szCs w:val="26"/>
+        </w:rPr>
+        <w:t>)</w:t>
       </w:r>
     </w:p>
     <w:p>
@@ -7029,7 +9700,67 @@
           <w:sz w:val="26"/>
           <w:szCs w:val="26"/>
         </w:rPr>
-        <w:t>„get id” Lekéri az adatokat azonosító alapján (Admin)</w:t>
+        <w:t>„</w:t>
+      </w:r>
+      <w:proofErr w:type="spellStart"/>
+      <w:r>
+        <w:rPr>
+          <w:rFonts w:cs="Times New Roman"/>
+          <w:color w:val="156082" w:themeColor="accent1"/>
+          <w:sz w:val="26"/>
+          <w:szCs w:val="26"/>
+        </w:rPr>
+        <w:t>get</w:t>
+      </w:r>
+      <w:proofErr w:type="spellEnd"/>
+      <w:r>
+        <w:rPr>
+          <w:rFonts w:cs="Times New Roman"/>
+          <w:color w:val="156082" w:themeColor="accent1"/>
+          <w:sz w:val="26"/>
+          <w:szCs w:val="26"/>
+        </w:rPr>
+        <w:t xml:space="preserve"> </w:t>
+      </w:r>
+      <w:proofErr w:type="spellStart"/>
+      <w:r>
+        <w:rPr>
+          <w:rFonts w:cs="Times New Roman"/>
+          <w:color w:val="156082" w:themeColor="accent1"/>
+          <w:sz w:val="26"/>
+          <w:szCs w:val="26"/>
+        </w:rPr>
+        <w:t>id</w:t>
+      </w:r>
+      <w:proofErr w:type="spellEnd"/>
+      <w:r>
+        <w:rPr>
+          <w:rFonts w:cs="Times New Roman"/>
+          <w:color w:val="156082" w:themeColor="accent1"/>
+          <w:sz w:val="26"/>
+          <w:szCs w:val="26"/>
+        </w:rPr>
+        <w:t>” Lekéri az adatokat azonosító alapján (</w:t>
+      </w:r>
+      <w:proofErr w:type="spellStart"/>
+      <w:r>
+        <w:rPr>
+          <w:rFonts w:cs="Times New Roman"/>
+          <w:color w:val="156082" w:themeColor="accent1"/>
+          <w:sz w:val="26"/>
+          <w:szCs w:val="26"/>
+        </w:rPr>
+        <w:t>Admin</w:t>
+      </w:r>
+      <w:proofErr w:type="spellEnd"/>
+      <w:r>
+        <w:rPr>
+          <w:rFonts w:cs="Times New Roman"/>
+          <w:color w:val="156082" w:themeColor="accent1"/>
+          <w:sz w:val="26"/>
+          <w:szCs w:val="26"/>
+        </w:rPr>
+        <w:t>)</w:t>
       </w:r>
     </w:p>
     <w:p>
@@ -7053,25 +9784,76 @@
           <w:sz w:val="26"/>
           <w:szCs w:val="26"/>
         </w:rPr>
-        <w:t xml:space="preserve">„put </w:t>
-      </w:r>
-      <w:r>
-        <w:rPr>
-          <w:rFonts w:cs="Times New Roman"/>
-          <w:color w:val="156082" w:themeColor="accent1"/>
-          <w:sz w:val="26"/>
-          <w:szCs w:val="26"/>
-        </w:rPr>
-        <w:t>id” Azonosító</w:t>
-      </w:r>
-      <w:r>
-        <w:rPr>
-          <w:rFonts w:cs="Times New Roman"/>
-          <w:color w:val="156082" w:themeColor="accent1"/>
-          <w:sz w:val="26"/>
-          <w:szCs w:val="26"/>
-        </w:rPr>
-        <w:t xml:space="preserve"> alapján tudunk módosítani az adatok értékein. (Admin)</w:t>
+        <w:t>„</w:t>
+      </w:r>
+      <w:proofErr w:type="spellStart"/>
+      <w:r>
+        <w:rPr>
+          <w:rFonts w:cs="Times New Roman"/>
+          <w:color w:val="156082" w:themeColor="accent1"/>
+          <w:sz w:val="26"/>
+          <w:szCs w:val="26"/>
+        </w:rPr>
+        <w:t>put</w:t>
+      </w:r>
+      <w:proofErr w:type="spellEnd"/>
+      <w:r>
+        <w:rPr>
+          <w:rFonts w:cs="Times New Roman"/>
+          <w:color w:val="156082" w:themeColor="accent1"/>
+          <w:sz w:val="26"/>
+          <w:szCs w:val="26"/>
+        </w:rPr>
+        <w:t xml:space="preserve"> </w:t>
+      </w:r>
+      <w:proofErr w:type="spellStart"/>
+      <w:r>
+        <w:rPr>
+          <w:rFonts w:cs="Times New Roman"/>
+          <w:color w:val="156082" w:themeColor="accent1"/>
+          <w:sz w:val="26"/>
+          <w:szCs w:val="26"/>
+        </w:rPr>
+        <w:t>id</w:t>
+      </w:r>
+      <w:proofErr w:type="spellEnd"/>
+      <w:r>
+        <w:rPr>
+          <w:rFonts w:cs="Times New Roman"/>
+          <w:color w:val="156082" w:themeColor="accent1"/>
+          <w:sz w:val="26"/>
+          <w:szCs w:val="26"/>
+        </w:rPr>
+        <w:t>” Azonosító</w:t>
+      </w:r>
+      <w:r>
+        <w:rPr>
+          <w:rFonts w:cs="Times New Roman"/>
+          <w:color w:val="156082" w:themeColor="accent1"/>
+          <w:sz w:val="26"/>
+          <w:szCs w:val="26"/>
+        </w:rPr>
+        <w:t xml:space="preserve"> alapján tudunk módosítani az adatok értékein. (</w:t>
+      </w:r>
+      <w:proofErr w:type="spellStart"/>
+      <w:r>
+        <w:rPr>
+          <w:rFonts w:cs="Times New Roman"/>
+          <w:color w:val="156082" w:themeColor="accent1"/>
+          <w:sz w:val="26"/>
+          <w:szCs w:val="26"/>
+        </w:rPr>
+        <w:t>Admin</w:t>
+      </w:r>
+      <w:proofErr w:type="spellEnd"/>
+      <w:r>
+        <w:rPr>
+          <w:rFonts w:cs="Times New Roman"/>
+          <w:color w:val="156082" w:themeColor="accent1"/>
+          <w:sz w:val="26"/>
+          <w:szCs w:val="26"/>
+        </w:rPr>
+        <w:t>)</w:t>
       </w:r>
     </w:p>
     <w:p>
@@ -7113,7 +9895,27 @@
           <w:sz w:val="26"/>
           <w:szCs w:val="26"/>
         </w:rPr>
-        <w:t xml:space="preserve"> adat felvitele (Admin)</w:t>
+        <w:t xml:space="preserve"> adat felvitele (</w:t>
+      </w:r>
+      <w:proofErr w:type="spellStart"/>
+      <w:r>
+        <w:rPr>
+          <w:rFonts w:cs="Times New Roman"/>
+          <w:color w:val="156082" w:themeColor="accent1"/>
+          <w:sz w:val="26"/>
+          <w:szCs w:val="26"/>
+        </w:rPr>
+        <w:t>Admin</w:t>
+      </w:r>
+      <w:proofErr w:type="spellEnd"/>
+      <w:r>
+        <w:rPr>
+          <w:rFonts w:cs="Times New Roman"/>
+          <w:color w:val="156082" w:themeColor="accent1"/>
+          <w:sz w:val="26"/>
+          <w:szCs w:val="26"/>
+        </w:rPr>
+        <w:t>)</w:t>
       </w:r>
     </w:p>
     <w:p>
@@ -7173,7 +9975,27 @@
           <w:sz w:val="26"/>
           <w:szCs w:val="26"/>
         </w:rPr>
-        <w:t xml:space="preserve">xcel fileba majd amikor ez megtörtént lementi az asztalra és végül meg is nyitja </w:t>
+        <w:t xml:space="preserve">xcel </w:t>
+      </w:r>
+      <w:proofErr w:type="spellStart"/>
+      <w:r>
+        <w:rPr>
+          <w:rFonts w:cs="Times New Roman"/>
+          <w:color w:val="156082" w:themeColor="accent1"/>
+          <w:sz w:val="26"/>
+          <w:szCs w:val="26"/>
+        </w:rPr>
+        <w:t>fileba</w:t>
+      </w:r>
+      <w:proofErr w:type="spellEnd"/>
+      <w:r>
+        <w:rPr>
+          <w:rFonts w:cs="Times New Roman"/>
+          <w:color w:val="156082" w:themeColor="accent1"/>
+          <w:sz w:val="26"/>
+          <w:szCs w:val="26"/>
+        </w:rPr>
+        <w:t xml:space="preserve"> majd amikor ez megtörtént lementi az asztalra és végül meg is nyitja </w:t>
       </w:r>
       <w:r>
         <w:rPr>
@@ -7184,14 +10006,25 @@
         </w:rPr>
         <w:t>azt. (</w:t>
       </w:r>
-      <w:r>
-        <w:rPr>
-          <w:rFonts w:cs="Times New Roman"/>
-          <w:color w:val="156082" w:themeColor="accent1"/>
-          <w:sz w:val="26"/>
-          <w:szCs w:val="26"/>
-        </w:rPr>
-        <w:t>Admin)</w:t>
+      <w:proofErr w:type="spellStart"/>
+      <w:r>
+        <w:rPr>
+          <w:rFonts w:cs="Times New Roman"/>
+          <w:color w:val="156082" w:themeColor="accent1"/>
+          <w:sz w:val="26"/>
+          <w:szCs w:val="26"/>
+        </w:rPr>
+        <w:t>Admin</w:t>
+      </w:r>
+      <w:proofErr w:type="spellEnd"/>
+      <w:r>
+        <w:rPr>
+          <w:rFonts w:cs="Times New Roman"/>
+          <w:color w:val="156082" w:themeColor="accent1"/>
+          <w:sz w:val="26"/>
+          <w:szCs w:val="26"/>
+        </w:rPr>
+        <w:t>)</w:t>
       </w:r>
     </w:p>
     <w:p>
@@ -7217,23 +10050,74 @@
         </w:rPr>
         <w:t>„</w:t>
       </w:r>
-      <w:r>
-        <w:rPr>
-          <w:rFonts w:cs="Times New Roman"/>
-          <w:color w:val="156082" w:themeColor="accent1"/>
-          <w:sz w:val="26"/>
-          <w:szCs w:val="26"/>
-        </w:rPr>
-        <w:t>byroom” Az</w:t>
-      </w:r>
-      <w:r>
-        <w:rPr>
-          <w:rFonts w:cs="Times New Roman"/>
-          <w:color w:val="156082" w:themeColor="accent1"/>
-          <w:sz w:val="26"/>
-          <w:szCs w:val="26"/>
-        </w:rPr>
-        <w:t xml:space="preserve"> adott típusokat szobák szerint szűri (User, Admin)</w:t>
+      <w:proofErr w:type="spellStart"/>
+      <w:r>
+        <w:rPr>
+          <w:rFonts w:cs="Times New Roman"/>
+          <w:color w:val="156082" w:themeColor="accent1"/>
+          <w:sz w:val="26"/>
+          <w:szCs w:val="26"/>
+        </w:rPr>
+        <w:t>byroom</w:t>
+      </w:r>
+      <w:proofErr w:type="spellEnd"/>
+      <w:r>
+        <w:rPr>
+          <w:rFonts w:cs="Times New Roman"/>
+          <w:color w:val="156082" w:themeColor="accent1"/>
+          <w:sz w:val="26"/>
+          <w:szCs w:val="26"/>
+        </w:rPr>
+        <w:t>” Az</w:t>
+      </w:r>
+      <w:r>
+        <w:rPr>
+          <w:rFonts w:cs="Times New Roman"/>
+          <w:color w:val="156082" w:themeColor="accent1"/>
+          <w:sz w:val="26"/>
+          <w:szCs w:val="26"/>
+        </w:rPr>
+        <w:t xml:space="preserve"> adott típusokat szobák szerint szűri (</w:t>
+      </w:r>
+      <w:proofErr w:type="spellStart"/>
+      <w:r>
+        <w:rPr>
+          <w:rFonts w:cs="Times New Roman"/>
+          <w:color w:val="156082" w:themeColor="accent1"/>
+          <w:sz w:val="26"/>
+          <w:szCs w:val="26"/>
+        </w:rPr>
+        <w:t>User</w:t>
+      </w:r>
+      <w:proofErr w:type="spellEnd"/>
+      <w:r>
+        <w:rPr>
+          <w:rFonts w:cs="Times New Roman"/>
+          <w:color w:val="156082" w:themeColor="accent1"/>
+          <w:sz w:val="26"/>
+          <w:szCs w:val="26"/>
+        </w:rPr>
+        <w:t xml:space="preserve">, </w:t>
+      </w:r>
+      <w:proofErr w:type="spellStart"/>
+      <w:r>
+        <w:rPr>
+          <w:rFonts w:cs="Times New Roman"/>
+          <w:color w:val="156082" w:themeColor="accent1"/>
+          <w:sz w:val="26"/>
+          <w:szCs w:val="26"/>
+        </w:rPr>
+        <w:t>Admin</w:t>
+      </w:r>
+      <w:proofErr w:type="spellEnd"/>
+      <w:r>
+        <w:rPr>
+          <w:rFonts w:cs="Times New Roman"/>
+          <w:color w:val="156082" w:themeColor="accent1"/>
+          <w:sz w:val="26"/>
+          <w:szCs w:val="26"/>
+        </w:rPr>
+        <w:t>)</w:t>
       </w:r>
     </w:p>
     <w:p>
@@ -7257,7 +10141,47 @@
           <w:sz w:val="26"/>
           <w:szCs w:val="26"/>
         </w:rPr>
-        <w:t>„delete id” Azonosító alapján való törlés (Admin).</w:t>
+        <w:t xml:space="preserve">„delete </w:t>
+      </w:r>
+      <w:proofErr w:type="spellStart"/>
+      <w:r>
+        <w:rPr>
+          <w:rFonts w:cs="Times New Roman"/>
+          <w:color w:val="156082" w:themeColor="accent1"/>
+          <w:sz w:val="26"/>
+          <w:szCs w:val="26"/>
+        </w:rPr>
+        <w:t>id</w:t>
+      </w:r>
+      <w:proofErr w:type="spellEnd"/>
+      <w:r>
+        <w:rPr>
+          <w:rFonts w:cs="Times New Roman"/>
+          <w:color w:val="156082" w:themeColor="accent1"/>
+          <w:sz w:val="26"/>
+          <w:szCs w:val="26"/>
+        </w:rPr>
+        <w:t>” Azonosító alapján való törlés (</w:t>
+      </w:r>
+      <w:proofErr w:type="spellStart"/>
+      <w:r>
+        <w:rPr>
+          <w:rFonts w:cs="Times New Roman"/>
+          <w:color w:val="156082" w:themeColor="accent1"/>
+          <w:sz w:val="26"/>
+          <w:szCs w:val="26"/>
+        </w:rPr>
+        <w:t>Admin</w:t>
+      </w:r>
+      <w:proofErr w:type="spellEnd"/>
+      <w:r>
+        <w:rPr>
+          <w:rFonts w:cs="Times New Roman"/>
+          <w:color w:val="156082" w:themeColor="accent1"/>
+          <w:sz w:val="26"/>
+          <w:szCs w:val="26"/>
+        </w:rPr>
+        <w:t>).</w:t>
       </w:r>
     </w:p>
     <w:p>
@@ -7302,14 +10226,25 @@
         </w:rPr>
         <w:t>„</w:t>
       </w:r>
-      <w:r>
-        <w:rPr>
-          <w:rFonts w:cs="Times New Roman"/>
-          <w:color w:val="156082" w:themeColor="accent1"/>
-          <w:sz w:val="26"/>
-          <w:szCs w:val="26"/>
-        </w:rPr>
-        <w:t>get” Lekéri</w:t>
+      <w:proofErr w:type="spellStart"/>
+      <w:r>
+        <w:rPr>
+          <w:rFonts w:cs="Times New Roman"/>
+          <w:color w:val="156082" w:themeColor="accent1"/>
+          <w:sz w:val="26"/>
+          <w:szCs w:val="26"/>
+        </w:rPr>
+        <w:t>get</w:t>
+      </w:r>
+      <w:proofErr w:type="spellEnd"/>
+      <w:r>
+        <w:rPr>
+          <w:rFonts w:cs="Times New Roman"/>
+          <w:color w:val="156082" w:themeColor="accent1"/>
+          <w:sz w:val="26"/>
+          <w:szCs w:val="26"/>
+        </w:rPr>
+        <w:t>” Lekéri</w:t>
       </w:r>
       <w:r>
         <w:rPr>
@@ -7338,14 +10273,25 @@
         </w:rPr>
         <w:t xml:space="preserve"> (</w:t>
       </w:r>
-      <w:r>
-        <w:rPr>
-          <w:rFonts w:cs="Times New Roman"/>
-          <w:color w:val="156082" w:themeColor="accent1"/>
-          <w:sz w:val="26"/>
-          <w:szCs w:val="26"/>
-        </w:rPr>
-        <w:t>Admin)</w:t>
+      <w:proofErr w:type="spellStart"/>
+      <w:r>
+        <w:rPr>
+          <w:rFonts w:cs="Times New Roman"/>
+          <w:color w:val="156082" w:themeColor="accent1"/>
+          <w:sz w:val="26"/>
+          <w:szCs w:val="26"/>
+        </w:rPr>
+        <w:t>Admin</w:t>
+      </w:r>
+      <w:proofErr w:type="spellEnd"/>
+      <w:r>
+        <w:rPr>
+          <w:rFonts w:cs="Times New Roman"/>
+          <w:color w:val="156082" w:themeColor="accent1"/>
+          <w:sz w:val="26"/>
+          <w:szCs w:val="26"/>
+        </w:rPr>
+        <w:t>)</w:t>
       </w:r>
     </w:p>
     <w:p>
@@ -7369,7 +10315,67 @@
           <w:sz w:val="26"/>
           <w:szCs w:val="26"/>
         </w:rPr>
-        <w:t>„get id” Lekéri az adatokat azonosító alapján (Admin)</w:t>
+        <w:t>„</w:t>
+      </w:r>
+      <w:proofErr w:type="spellStart"/>
+      <w:r>
+        <w:rPr>
+          <w:rFonts w:cs="Times New Roman"/>
+          <w:color w:val="156082" w:themeColor="accent1"/>
+          <w:sz w:val="26"/>
+          <w:szCs w:val="26"/>
+        </w:rPr>
+        <w:t>get</w:t>
+      </w:r>
+      <w:proofErr w:type="spellEnd"/>
+      <w:r>
+        <w:rPr>
+          <w:rFonts w:cs="Times New Roman"/>
+          <w:color w:val="156082" w:themeColor="accent1"/>
+          <w:sz w:val="26"/>
+          <w:szCs w:val="26"/>
+        </w:rPr>
+        <w:t xml:space="preserve"> </w:t>
+      </w:r>
+      <w:proofErr w:type="spellStart"/>
+      <w:r>
+        <w:rPr>
+          <w:rFonts w:cs="Times New Roman"/>
+          <w:color w:val="156082" w:themeColor="accent1"/>
+          <w:sz w:val="26"/>
+          <w:szCs w:val="26"/>
+        </w:rPr>
+        <w:t>id</w:t>
+      </w:r>
+      <w:proofErr w:type="spellEnd"/>
+      <w:r>
+        <w:rPr>
+          <w:rFonts w:cs="Times New Roman"/>
+          <w:color w:val="156082" w:themeColor="accent1"/>
+          <w:sz w:val="26"/>
+          <w:szCs w:val="26"/>
+        </w:rPr>
+        <w:t>” Lekéri az adatokat azonosító alapján (</w:t>
+      </w:r>
+      <w:proofErr w:type="spellStart"/>
+      <w:r>
+        <w:rPr>
+          <w:rFonts w:cs="Times New Roman"/>
+          <w:color w:val="156082" w:themeColor="accent1"/>
+          <w:sz w:val="26"/>
+          <w:szCs w:val="26"/>
+        </w:rPr>
+        <w:t>Admin</w:t>
+      </w:r>
+      <w:proofErr w:type="spellEnd"/>
+      <w:r>
+        <w:rPr>
+          <w:rFonts w:cs="Times New Roman"/>
+          <w:color w:val="156082" w:themeColor="accent1"/>
+          <w:sz w:val="26"/>
+          <w:szCs w:val="26"/>
+        </w:rPr>
+        <w:t>)</w:t>
       </w:r>
     </w:p>
     <w:p>
@@ -7393,25 +10399,76 @@
           <w:sz w:val="26"/>
           <w:szCs w:val="26"/>
         </w:rPr>
-        <w:t xml:space="preserve">„put </w:t>
-      </w:r>
-      <w:r>
-        <w:rPr>
-          <w:rFonts w:cs="Times New Roman"/>
-          <w:color w:val="156082" w:themeColor="accent1"/>
-          <w:sz w:val="26"/>
-          <w:szCs w:val="26"/>
-        </w:rPr>
-        <w:t>id” Azonosító</w:t>
-      </w:r>
-      <w:r>
-        <w:rPr>
-          <w:rFonts w:cs="Times New Roman"/>
-          <w:color w:val="156082" w:themeColor="accent1"/>
-          <w:sz w:val="26"/>
-          <w:szCs w:val="26"/>
-        </w:rPr>
-        <w:t xml:space="preserve"> alapján tudunk módosítani az adatok értékein. (Admin)</w:t>
+        <w:t>„</w:t>
+      </w:r>
+      <w:proofErr w:type="spellStart"/>
+      <w:r>
+        <w:rPr>
+          <w:rFonts w:cs="Times New Roman"/>
+          <w:color w:val="156082" w:themeColor="accent1"/>
+          <w:sz w:val="26"/>
+          <w:szCs w:val="26"/>
+        </w:rPr>
+        <w:t>put</w:t>
+      </w:r>
+      <w:proofErr w:type="spellEnd"/>
+      <w:r>
+        <w:rPr>
+          <w:rFonts w:cs="Times New Roman"/>
+          <w:color w:val="156082" w:themeColor="accent1"/>
+          <w:sz w:val="26"/>
+          <w:szCs w:val="26"/>
+        </w:rPr>
+        <w:t xml:space="preserve"> </w:t>
+      </w:r>
+      <w:proofErr w:type="spellStart"/>
+      <w:r>
+        <w:rPr>
+          <w:rFonts w:cs="Times New Roman"/>
+          <w:color w:val="156082" w:themeColor="accent1"/>
+          <w:sz w:val="26"/>
+          <w:szCs w:val="26"/>
+        </w:rPr>
+        <w:t>id</w:t>
+      </w:r>
+      <w:proofErr w:type="spellEnd"/>
+      <w:r>
+        <w:rPr>
+          <w:rFonts w:cs="Times New Roman"/>
+          <w:color w:val="156082" w:themeColor="accent1"/>
+          <w:sz w:val="26"/>
+          <w:szCs w:val="26"/>
+        </w:rPr>
+        <w:t>” Azonosító</w:t>
+      </w:r>
+      <w:r>
+        <w:rPr>
+          <w:rFonts w:cs="Times New Roman"/>
+          <w:color w:val="156082" w:themeColor="accent1"/>
+          <w:sz w:val="26"/>
+          <w:szCs w:val="26"/>
+        </w:rPr>
+        <w:t xml:space="preserve"> alapján tudunk módosítani az adatok értékein. (</w:t>
+      </w:r>
+      <w:proofErr w:type="spellStart"/>
+      <w:r>
+        <w:rPr>
+          <w:rFonts w:cs="Times New Roman"/>
+          <w:color w:val="156082" w:themeColor="accent1"/>
+          <w:sz w:val="26"/>
+          <w:szCs w:val="26"/>
+        </w:rPr>
+        <w:t>Admin</w:t>
+      </w:r>
+      <w:proofErr w:type="spellEnd"/>
+      <w:r>
+        <w:rPr>
+          <w:rFonts w:cs="Times New Roman"/>
+          <w:color w:val="156082" w:themeColor="accent1"/>
+          <w:sz w:val="26"/>
+          <w:szCs w:val="26"/>
+        </w:rPr>
+        <w:t>)</w:t>
       </w:r>
     </w:p>
     <w:p>
@@ -7453,7 +10510,27 @@
           <w:sz w:val="26"/>
           <w:szCs w:val="26"/>
         </w:rPr>
-        <w:t xml:space="preserve"> adat felvitele (Admin)</w:t>
+        <w:t xml:space="preserve"> adat felvitele (</w:t>
+      </w:r>
+      <w:proofErr w:type="spellStart"/>
+      <w:r>
+        <w:rPr>
+          <w:rFonts w:cs="Times New Roman"/>
+          <w:color w:val="156082" w:themeColor="accent1"/>
+          <w:sz w:val="26"/>
+          <w:szCs w:val="26"/>
+        </w:rPr>
+        <w:t>Admin</w:t>
+      </w:r>
+      <w:proofErr w:type="spellEnd"/>
+      <w:r>
+        <w:rPr>
+          <w:rFonts w:cs="Times New Roman"/>
+          <w:color w:val="156082" w:themeColor="accent1"/>
+          <w:sz w:val="26"/>
+          <w:szCs w:val="26"/>
+        </w:rPr>
+        <w:t>)</w:t>
       </w:r>
     </w:p>
     <w:p>
@@ -7522,7 +10599,27 @@
           <w:sz w:val="26"/>
           <w:szCs w:val="26"/>
         </w:rPr>
-        <w:t xml:space="preserve">xcel fileba majd amikor ez megtörtént lementi az asztalra és végül meg is nyitja </w:t>
+        <w:t xml:space="preserve">xcel </w:t>
+      </w:r>
+      <w:proofErr w:type="spellStart"/>
+      <w:r>
+        <w:rPr>
+          <w:rFonts w:cs="Times New Roman"/>
+          <w:color w:val="156082" w:themeColor="accent1"/>
+          <w:sz w:val="26"/>
+          <w:szCs w:val="26"/>
+        </w:rPr>
+        <w:t>fileba</w:t>
+      </w:r>
+      <w:proofErr w:type="spellEnd"/>
+      <w:r>
+        <w:rPr>
+          <w:rFonts w:cs="Times New Roman"/>
+          <w:color w:val="156082" w:themeColor="accent1"/>
+          <w:sz w:val="26"/>
+          <w:szCs w:val="26"/>
+        </w:rPr>
+        <w:t xml:space="preserve"> majd amikor ez megtörtént lementi az asztalra és végül meg is nyitja </w:t>
       </w:r>
       <w:r>
         <w:rPr>
@@ -7533,14 +10630,25 @@
         </w:rPr>
         <w:t>azt. (</w:t>
       </w:r>
-      <w:r>
-        <w:rPr>
-          <w:rFonts w:cs="Times New Roman"/>
-          <w:color w:val="156082" w:themeColor="accent1"/>
-          <w:sz w:val="26"/>
-          <w:szCs w:val="26"/>
-        </w:rPr>
-        <w:t>Admin)</w:t>
+      <w:proofErr w:type="spellStart"/>
+      <w:r>
+        <w:rPr>
+          <w:rFonts w:cs="Times New Roman"/>
+          <w:color w:val="156082" w:themeColor="accent1"/>
+          <w:sz w:val="26"/>
+          <w:szCs w:val="26"/>
+        </w:rPr>
+        <w:t>Admin</w:t>
+      </w:r>
+      <w:proofErr w:type="spellEnd"/>
+      <w:r>
+        <w:rPr>
+          <w:rFonts w:cs="Times New Roman"/>
+          <w:color w:val="156082" w:themeColor="accent1"/>
+          <w:sz w:val="26"/>
+          <w:szCs w:val="26"/>
+        </w:rPr>
+        <w:t>)</w:t>
       </w:r>
     </w:p>
     <w:p>
@@ -7564,7 +10672,47 @@
           <w:sz w:val="26"/>
           <w:szCs w:val="26"/>
         </w:rPr>
-        <w:t>„delete id” Azonosító alapján való törlés (Admin).</w:t>
+        <w:t xml:space="preserve">„delete </w:t>
+      </w:r>
+      <w:proofErr w:type="spellStart"/>
+      <w:r>
+        <w:rPr>
+          <w:rFonts w:cs="Times New Roman"/>
+          <w:color w:val="156082" w:themeColor="accent1"/>
+          <w:sz w:val="26"/>
+          <w:szCs w:val="26"/>
+        </w:rPr>
+        <w:t>id</w:t>
+      </w:r>
+      <w:proofErr w:type="spellEnd"/>
+      <w:r>
+        <w:rPr>
+          <w:rFonts w:cs="Times New Roman"/>
+          <w:color w:val="156082" w:themeColor="accent1"/>
+          <w:sz w:val="26"/>
+          <w:szCs w:val="26"/>
+        </w:rPr>
+        <w:t>” Azonosító alapján való törlés (</w:t>
+      </w:r>
+      <w:proofErr w:type="spellStart"/>
+      <w:r>
+        <w:rPr>
+          <w:rFonts w:cs="Times New Roman"/>
+          <w:color w:val="156082" w:themeColor="accent1"/>
+          <w:sz w:val="26"/>
+          <w:szCs w:val="26"/>
+        </w:rPr>
+        <w:t>Admin</w:t>
+      </w:r>
+      <w:proofErr w:type="spellEnd"/>
+      <w:r>
+        <w:rPr>
+          <w:rFonts w:cs="Times New Roman"/>
+          <w:color w:val="156082" w:themeColor="accent1"/>
+          <w:sz w:val="26"/>
+          <w:szCs w:val="26"/>
+        </w:rPr>
+        <w:t>).</w:t>
       </w:r>
     </w:p>
     <w:p>
@@ -7607,17 +10755,39 @@
           <w:sz w:val="26"/>
           <w:szCs w:val="26"/>
         </w:rPr>
-        <w:t>” Search</w:t>
-      </w:r>
-      <w:r>
-        <w:rPr>
-          <w:rFonts w:cs="Times New Roman"/>
-          <w:color w:val="156082" w:themeColor="accent1"/>
-          <w:sz w:val="26"/>
-          <w:szCs w:val="26"/>
-        </w:rPr>
-        <w:t>{id</w:t>
-      </w:r>
+        <w:t xml:space="preserve">” </w:t>
+      </w:r>
+      <w:proofErr w:type="spellStart"/>
+      <w:r>
+        <w:rPr>
+          <w:rFonts w:cs="Times New Roman"/>
+          <w:color w:val="156082" w:themeColor="accent1"/>
+          <w:sz w:val="26"/>
+          <w:szCs w:val="26"/>
+        </w:rPr>
+        <w:t>Search</w:t>
+      </w:r>
+      <w:proofErr w:type="spellEnd"/>
+      <w:r>
+        <w:rPr>
+          <w:rFonts w:cs="Times New Roman"/>
+          <w:color w:val="156082" w:themeColor="accent1"/>
+          <w:sz w:val="26"/>
+          <w:szCs w:val="26"/>
+        </w:rPr>
+        <w:t>{</w:t>
+      </w:r>
+      <w:proofErr w:type="spellStart"/>
+      <w:r>
+        <w:rPr>
+          <w:rFonts w:cs="Times New Roman"/>
+          <w:color w:val="156082" w:themeColor="accent1"/>
+          <w:sz w:val="26"/>
+          <w:szCs w:val="26"/>
+        </w:rPr>
+        <w:t>id</w:t>
+      </w:r>
+      <w:proofErr w:type="spellEnd"/>
       <w:r>
         <w:rPr>
           <w:rFonts w:cs="Times New Roman"/>
@@ -7645,14 +10815,45 @@
         </w:rPr>
         <w:t>tervet. (</w:t>
       </w:r>
-      <w:r>
-        <w:rPr>
-          <w:rFonts w:cs="Times New Roman"/>
-          <w:color w:val="156082" w:themeColor="accent1"/>
-          <w:sz w:val="26"/>
-          <w:szCs w:val="26"/>
-        </w:rPr>
-        <w:t>User és admin)</w:t>
+      <w:proofErr w:type="spellStart"/>
+      <w:r>
+        <w:rPr>
+          <w:rFonts w:cs="Times New Roman"/>
+          <w:color w:val="156082" w:themeColor="accent1"/>
+          <w:sz w:val="26"/>
+          <w:szCs w:val="26"/>
+        </w:rPr>
+        <w:t>User</w:t>
+      </w:r>
+      <w:proofErr w:type="spellEnd"/>
+      <w:r>
+        <w:rPr>
+          <w:rFonts w:cs="Times New Roman"/>
+          <w:color w:val="156082" w:themeColor="accent1"/>
+          <w:sz w:val="26"/>
+          <w:szCs w:val="26"/>
+        </w:rPr>
+        <w:t xml:space="preserve"> és </w:t>
+      </w:r>
+      <w:proofErr w:type="spellStart"/>
+      <w:r>
+        <w:rPr>
+          <w:rFonts w:cs="Times New Roman"/>
+          <w:color w:val="156082" w:themeColor="accent1"/>
+          <w:sz w:val="26"/>
+          <w:szCs w:val="26"/>
+        </w:rPr>
+        <w:t>admin</w:t>
+      </w:r>
+      <w:proofErr w:type="spellEnd"/>
+      <w:r>
+        <w:rPr>
+          <w:rFonts w:cs="Times New Roman"/>
+          <w:color w:val="156082" w:themeColor="accent1"/>
+          <w:sz w:val="26"/>
+          <w:szCs w:val="26"/>
+        </w:rPr>
+        <w:t>)</w:t>
       </w:r>
     </w:p>
     <w:p>
@@ -7678,23 +10879,54 @@
         </w:rPr>
         <w:t>„</w:t>
       </w:r>
-      <w:r>
-        <w:rPr>
-          <w:rFonts w:cs="Times New Roman"/>
-          <w:color w:val="156082" w:themeColor="accent1"/>
-          <w:sz w:val="26"/>
-          <w:szCs w:val="26"/>
-        </w:rPr>
-        <w:t>get” Visszaadja</w:t>
-      </w:r>
-      <w:r>
-        <w:rPr>
-          <w:rFonts w:cs="Times New Roman"/>
-          <w:color w:val="156082" w:themeColor="accent1"/>
-          <w:sz w:val="26"/>
-          <w:szCs w:val="26"/>
-        </w:rPr>
-        <w:t xml:space="preserve"> az összes adatot függetlenül bármitől. (Admin)</w:t>
+      <w:proofErr w:type="spellStart"/>
+      <w:r>
+        <w:rPr>
+          <w:rFonts w:cs="Times New Roman"/>
+          <w:color w:val="156082" w:themeColor="accent1"/>
+          <w:sz w:val="26"/>
+          <w:szCs w:val="26"/>
+        </w:rPr>
+        <w:t>get</w:t>
+      </w:r>
+      <w:proofErr w:type="spellEnd"/>
+      <w:r>
+        <w:rPr>
+          <w:rFonts w:cs="Times New Roman"/>
+          <w:color w:val="156082" w:themeColor="accent1"/>
+          <w:sz w:val="26"/>
+          <w:szCs w:val="26"/>
+        </w:rPr>
+        <w:t>” Visszaadja</w:t>
+      </w:r>
+      <w:r>
+        <w:rPr>
+          <w:rFonts w:cs="Times New Roman"/>
+          <w:color w:val="156082" w:themeColor="accent1"/>
+          <w:sz w:val="26"/>
+          <w:szCs w:val="26"/>
+        </w:rPr>
+        <w:t xml:space="preserve"> az összes adatot függetlenül bármitől. (</w:t>
+      </w:r>
+      <w:proofErr w:type="spellStart"/>
+      <w:r>
+        <w:rPr>
+          <w:rFonts w:cs="Times New Roman"/>
+          <w:color w:val="156082" w:themeColor="accent1"/>
+          <w:sz w:val="26"/>
+          <w:szCs w:val="26"/>
+        </w:rPr>
+        <w:t>Admin</w:t>
+      </w:r>
+      <w:proofErr w:type="spellEnd"/>
+      <w:r>
+        <w:rPr>
+          <w:rFonts w:cs="Times New Roman"/>
+          <w:color w:val="156082" w:themeColor="accent1"/>
+          <w:sz w:val="26"/>
+          <w:szCs w:val="26"/>
+        </w:rPr>
+        <w:t>)</w:t>
       </w:r>
     </w:p>
     <w:p>
@@ -7718,7 +10950,6 @@
           <w:sz w:val="26"/>
           <w:szCs w:val="26"/>
         </w:rPr>
-        <w:lastRenderedPageBreak/>
         <w:t>„</w:t>
       </w:r>
       <w:r>
@@ -7764,7 +10995,27 @@
           <w:sz w:val="26"/>
           <w:szCs w:val="26"/>
         </w:rPr>
-        <w:t xml:space="preserve">xcel fileba majd amikor ez megtörtént lementi az asztalra és végül meg is nyitja </w:t>
+        <w:t xml:space="preserve">xcel </w:t>
+      </w:r>
+      <w:proofErr w:type="spellStart"/>
+      <w:r>
+        <w:rPr>
+          <w:rFonts w:cs="Times New Roman"/>
+          <w:color w:val="156082" w:themeColor="accent1"/>
+          <w:sz w:val="26"/>
+          <w:szCs w:val="26"/>
+        </w:rPr>
+        <w:t>fileba</w:t>
+      </w:r>
+      <w:proofErr w:type="spellEnd"/>
+      <w:r>
+        <w:rPr>
+          <w:rFonts w:cs="Times New Roman"/>
+          <w:color w:val="156082" w:themeColor="accent1"/>
+          <w:sz w:val="26"/>
+          <w:szCs w:val="26"/>
+        </w:rPr>
+        <w:t xml:space="preserve"> majd amikor ez megtörtént lementi az asztalra és végül meg is nyitja </w:t>
       </w:r>
       <w:r>
         <w:rPr>
@@ -7775,14 +11026,25 @@
         </w:rPr>
         <w:t>azt. (</w:t>
       </w:r>
-      <w:r>
-        <w:rPr>
-          <w:rFonts w:cs="Times New Roman"/>
-          <w:color w:val="156082" w:themeColor="accent1"/>
-          <w:sz w:val="26"/>
-          <w:szCs w:val="26"/>
-        </w:rPr>
-        <w:t>Admin)</w:t>
+      <w:proofErr w:type="spellStart"/>
+      <w:r>
+        <w:rPr>
+          <w:rFonts w:cs="Times New Roman"/>
+          <w:color w:val="156082" w:themeColor="accent1"/>
+          <w:sz w:val="26"/>
+          <w:szCs w:val="26"/>
+        </w:rPr>
+        <w:t>Admin</w:t>
+      </w:r>
+      <w:proofErr w:type="spellEnd"/>
+      <w:r>
+        <w:rPr>
+          <w:rFonts w:cs="Times New Roman"/>
+          <w:color w:val="156082" w:themeColor="accent1"/>
+          <w:sz w:val="26"/>
+          <w:szCs w:val="26"/>
+        </w:rPr>
+        <w:t>)</w:t>
       </w:r>
     </w:p>
     <w:p>
@@ -7806,7 +11068,87 @@
           <w:sz w:val="26"/>
           <w:szCs w:val="26"/>
         </w:rPr>
-        <w:t>„get id” Azonosító alapján adja vissza az adatokat. (User és Admin)</w:t>
+        <w:t>„</w:t>
+      </w:r>
+      <w:proofErr w:type="spellStart"/>
+      <w:r>
+        <w:rPr>
+          <w:rFonts w:cs="Times New Roman"/>
+          <w:color w:val="156082" w:themeColor="accent1"/>
+          <w:sz w:val="26"/>
+          <w:szCs w:val="26"/>
+        </w:rPr>
+        <w:t>get</w:t>
+      </w:r>
+      <w:proofErr w:type="spellEnd"/>
+      <w:r>
+        <w:rPr>
+          <w:rFonts w:cs="Times New Roman"/>
+          <w:color w:val="156082" w:themeColor="accent1"/>
+          <w:sz w:val="26"/>
+          <w:szCs w:val="26"/>
+        </w:rPr>
+        <w:t xml:space="preserve"> </w:t>
+      </w:r>
+      <w:proofErr w:type="spellStart"/>
+      <w:r>
+        <w:rPr>
+          <w:rFonts w:cs="Times New Roman"/>
+          <w:color w:val="156082" w:themeColor="accent1"/>
+          <w:sz w:val="26"/>
+          <w:szCs w:val="26"/>
+        </w:rPr>
+        <w:t>id</w:t>
+      </w:r>
+      <w:proofErr w:type="spellEnd"/>
+      <w:r>
+        <w:rPr>
+          <w:rFonts w:cs="Times New Roman"/>
+          <w:color w:val="156082" w:themeColor="accent1"/>
+          <w:sz w:val="26"/>
+          <w:szCs w:val="26"/>
+        </w:rPr>
+        <w:t>” Azonosító alapján adja vissza az adatokat. (</w:t>
+      </w:r>
+      <w:proofErr w:type="spellStart"/>
+      <w:r>
+        <w:rPr>
+          <w:rFonts w:cs="Times New Roman"/>
+          <w:color w:val="156082" w:themeColor="accent1"/>
+          <w:sz w:val="26"/>
+          <w:szCs w:val="26"/>
+        </w:rPr>
+        <w:t>User</w:t>
+      </w:r>
+      <w:proofErr w:type="spellEnd"/>
+      <w:r>
+        <w:rPr>
+          <w:rFonts w:cs="Times New Roman"/>
+          <w:color w:val="156082" w:themeColor="accent1"/>
+          <w:sz w:val="26"/>
+          <w:szCs w:val="26"/>
+        </w:rPr>
+        <w:t xml:space="preserve"> és </w:t>
+      </w:r>
+      <w:proofErr w:type="spellStart"/>
+      <w:r>
+        <w:rPr>
+          <w:rFonts w:cs="Times New Roman"/>
+          <w:color w:val="156082" w:themeColor="accent1"/>
+          <w:sz w:val="26"/>
+          <w:szCs w:val="26"/>
+        </w:rPr>
+        <w:t>Admin</w:t>
+      </w:r>
+      <w:proofErr w:type="spellEnd"/>
+      <w:r>
+        <w:rPr>
+          <w:rFonts w:cs="Times New Roman"/>
+          <w:color w:val="156082" w:themeColor="accent1"/>
+          <w:sz w:val="26"/>
+          <w:szCs w:val="26"/>
+        </w:rPr>
+        <w:t>)</w:t>
       </w:r>
     </w:p>
     <w:p>
@@ -7830,7 +11172,47 @@
           <w:sz w:val="26"/>
           <w:szCs w:val="26"/>
         </w:rPr>
-        <w:t xml:space="preserve">„put id” Azonosító alapján tudunk módosítást végrehajtani az adatok </w:t>
+        <w:t>„</w:t>
+      </w:r>
+      <w:proofErr w:type="spellStart"/>
+      <w:r>
+        <w:rPr>
+          <w:rFonts w:cs="Times New Roman"/>
+          <w:color w:val="156082" w:themeColor="accent1"/>
+          <w:sz w:val="26"/>
+          <w:szCs w:val="26"/>
+        </w:rPr>
+        <w:t>put</w:t>
+      </w:r>
+      <w:proofErr w:type="spellEnd"/>
+      <w:r>
+        <w:rPr>
+          <w:rFonts w:cs="Times New Roman"/>
+          <w:color w:val="156082" w:themeColor="accent1"/>
+          <w:sz w:val="26"/>
+          <w:szCs w:val="26"/>
+        </w:rPr>
+        <w:t xml:space="preserve"> </w:t>
+      </w:r>
+      <w:proofErr w:type="spellStart"/>
+      <w:r>
+        <w:rPr>
+          <w:rFonts w:cs="Times New Roman"/>
+          <w:color w:val="156082" w:themeColor="accent1"/>
+          <w:sz w:val="26"/>
+          <w:szCs w:val="26"/>
+        </w:rPr>
+        <w:t>id</w:t>
+      </w:r>
+      <w:proofErr w:type="spellEnd"/>
+      <w:r>
+        <w:rPr>
+          <w:rFonts w:cs="Times New Roman"/>
+          <w:color w:val="156082" w:themeColor="accent1"/>
+          <w:sz w:val="26"/>
+          <w:szCs w:val="26"/>
+        </w:rPr>
+        <w:t xml:space="preserve">” Azonosító alapján tudunk módosítást végrehajtani az adatok </w:t>
       </w:r>
       <w:r>
         <w:rPr>
@@ -7841,14 +11223,25 @@
         </w:rPr>
         <w:t>értékein. (</w:t>
       </w:r>
-      <w:r>
-        <w:rPr>
-          <w:rFonts w:cs="Times New Roman"/>
-          <w:color w:val="156082" w:themeColor="accent1"/>
-          <w:sz w:val="26"/>
-          <w:szCs w:val="26"/>
-        </w:rPr>
-        <w:t>Admin)</w:t>
+      <w:proofErr w:type="spellStart"/>
+      <w:r>
+        <w:rPr>
+          <w:rFonts w:cs="Times New Roman"/>
+          <w:color w:val="156082" w:themeColor="accent1"/>
+          <w:sz w:val="26"/>
+          <w:szCs w:val="26"/>
+        </w:rPr>
+        <w:t>Admin</w:t>
+      </w:r>
+      <w:proofErr w:type="spellEnd"/>
+      <w:r>
+        <w:rPr>
+          <w:rFonts w:cs="Times New Roman"/>
+          <w:color w:val="156082" w:themeColor="accent1"/>
+          <w:sz w:val="26"/>
+          <w:szCs w:val="26"/>
+        </w:rPr>
+        <w:t>)</w:t>
       </w:r>
     </w:p>
     <w:p>
@@ -7872,6 +11265,7 @@
           <w:sz w:val="26"/>
           <w:szCs w:val="26"/>
         </w:rPr>
+        <w:lastRenderedPageBreak/>
         <w:t xml:space="preserve">„post </w:t>
       </w:r>
       <w:r>
@@ -7890,7 +11284,27 @@
           <w:sz w:val="26"/>
           <w:szCs w:val="26"/>
         </w:rPr>
-        <w:t xml:space="preserve"> adat felvitele (Admin)</w:t>
+        <w:t xml:space="preserve"> adat felvitele (</w:t>
+      </w:r>
+      <w:proofErr w:type="spellStart"/>
+      <w:r>
+        <w:rPr>
+          <w:rFonts w:cs="Times New Roman"/>
+          <w:color w:val="156082" w:themeColor="accent1"/>
+          <w:sz w:val="26"/>
+          <w:szCs w:val="26"/>
+        </w:rPr>
+        <w:t>Admin</w:t>
+      </w:r>
+      <w:proofErr w:type="spellEnd"/>
+      <w:r>
+        <w:rPr>
+          <w:rFonts w:cs="Times New Roman"/>
+          <w:color w:val="156082" w:themeColor="accent1"/>
+          <w:sz w:val="26"/>
+          <w:szCs w:val="26"/>
+        </w:rPr>
+        <w:t>)</w:t>
       </w:r>
     </w:p>
     <w:p>
@@ -7914,7 +11328,47 @@
           <w:sz w:val="26"/>
           <w:szCs w:val="26"/>
         </w:rPr>
-        <w:t>„delete id” Azonosító alapján törli az adott tervet. (Admin)</w:t>
+        <w:t xml:space="preserve">„delete </w:t>
+      </w:r>
+      <w:proofErr w:type="spellStart"/>
+      <w:r>
+        <w:rPr>
+          <w:rFonts w:cs="Times New Roman"/>
+          <w:color w:val="156082" w:themeColor="accent1"/>
+          <w:sz w:val="26"/>
+          <w:szCs w:val="26"/>
+        </w:rPr>
+        <w:t>id</w:t>
+      </w:r>
+      <w:proofErr w:type="spellEnd"/>
+      <w:r>
+        <w:rPr>
+          <w:rFonts w:cs="Times New Roman"/>
+          <w:color w:val="156082" w:themeColor="accent1"/>
+          <w:sz w:val="26"/>
+          <w:szCs w:val="26"/>
+        </w:rPr>
+        <w:t>” Azonosító alapján törli az adott tervet. (</w:t>
+      </w:r>
+      <w:proofErr w:type="spellStart"/>
+      <w:r>
+        <w:rPr>
+          <w:rFonts w:cs="Times New Roman"/>
+          <w:color w:val="156082" w:themeColor="accent1"/>
+          <w:sz w:val="26"/>
+          <w:szCs w:val="26"/>
+        </w:rPr>
+        <w:t>Admin</w:t>
+      </w:r>
+      <w:proofErr w:type="spellEnd"/>
+      <w:r>
+        <w:rPr>
+          <w:rFonts w:cs="Times New Roman"/>
+          <w:color w:val="156082" w:themeColor="accent1"/>
+          <w:sz w:val="26"/>
+          <w:szCs w:val="26"/>
+        </w:rPr>
+        <w:t>)</w:t>
       </w:r>
     </w:p>
     <w:p>
@@ -7968,7 +11422,87 @@
           <w:sz w:val="26"/>
           <w:szCs w:val="26"/>
         </w:rPr>
-        <w:t>„get-plan/{userid}” A felhasználó alapján megkeresi az adott elmentett tervet és visszaadja azt. (User és admin)</w:t>
+        <w:t>„</w:t>
+      </w:r>
+      <w:proofErr w:type="spellStart"/>
+      <w:r>
+        <w:rPr>
+          <w:rFonts w:cs="Times New Roman"/>
+          <w:color w:val="156082" w:themeColor="accent1"/>
+          <w:sz w:val="26"/>
+          <w:szCs w:val="26"/>
+        </w:rPr>
+        <w:t>get-plan</w:t>
+      </w:r>
+      <w:proofErr w:type="spellEnd"/>
+      <w:r>
+        <w:rPr>
+          <w:rFonts w:cs="Times New Roman"/>
+          <w:color w:val="156082" w:themeColor="accent1"/>
+          <w:sz w:val="26"/>
+          <w:szCs w:val="26"/>
+        </w:rPr>
+        <w:t>/{</w:t>
+      </w:r>
+      <w:proofErr w:type="spellStart"/>
+      <w:r>
+        <w:rPr>
+          <w:rFonts w:cs="Times New Roman"/>
+          <w:color w:val="156082" w:themeColor="accent1"/>
+          <w:sz w:val="26"/>
+          <w:szCs w:val="26"/>
+        </w:rPr>
+        <w:t>userid</w:t>
+      </w:r>
+      <w:proofErr w:type="spellEnd"/>
+      <w:r>
+        <w:rPr>
+          <w:rFonts w:cs="Times New Roman"/>
+          <w:color w:val="156082" w:themeColor="accent1"/>
+          <w:sz w:val="26"/>
+          <w:szCs w:val="26"/>
+        </w:rPr>
+        <w:t>}” A felhasználó alapján megkeresi az adott elmentett tervet és visszaadja azt. (</w:t>
+      </w:r>
+      <w:proofErr w:type="spellStart"/>
+      <w:r>
+        <w:rPr>
+          <w:rFonts w:cs="Times New Roman"/>
+          <w:color w:val="156082" w:themeColor="accent1"/>
+          <w:sz w:val="26"/>
+          <w:szCs w:val="26"/>
+        </w:rPr>
+        <w:t>User</w:t>
+      </w:r>
+      <w:proofErr w:type="spellEnd"/>
+      <w:r>
+        <w:rPr>
+          <w:rFonts w:cs="Times New Roman"/>
+          <w:color w:val="156082" w:themeColor="accent1"/>
+          <w:sz w:val="26"/>
+          <w:szCs w:val="26"/>
+        </w:rPr>
+        <w:t xml:space="preserve"> és </w:t>
+      </w:r>
+      <w:proofErr w:type="spellStart"/>
+      <w:r>
+        <w:rPr>
+          <w:rFonts w:cs="Times New Roman"/>
+          <w:color w:val="156082" w:themeColor="accent1"/>
+          <w:sz w:val="26"/>
+          <w:szCs w:val="26"/>
+        </w:rPr>
+        <w:t>admin</w:t>
+      </w:r>
+      <w:proofErr w:type="spellEnd"/>
+      <w:r>
+        <w:rPr>
+          <w:rFonts w:cs="Times New Roman"/>
+          <w:color w:val="156082" w:themeColor="accent1"/>
+          <w:sz w:val="26"/>
+          <w:szCs w:val="26"/>
+        </w:rPr>
+        <w:t>)</w:t>
       </w:r>
     </w:p>
     <w:p>
@@ -7992,7 +11526,27 @@
           <w:sz w:val="26"/>
           <w:szCs w:val="26"/>
         </w:rPr>
-        <w:t xml:space="preserve">„get” </w:t>
+        <w:t>„</w:t>
+      </w:r>
+      <w:proofErr w:type="spellStart"/>
+      <w:r>
+        <w:rPr>
+          <w:rFonts w:cs="Times New Roman"/>
+          <w:color w:val="156082" w:themeColor="accent1"/>
+          <w:sz w:val="26"/>
+          <w:szCs w:val="26"/>
+        </w:rPr>
+        <w:t>get</w:t>
+      </w:r>
+      <w:proofErr w:type="spellEnd"/>
+      <w:r>
+        <w:rPr>
+          <w:rFonts w:cs="Times New Roman"/>
+          <w:color w:val="156082" w:themeColor="accent1"/>
+          <w:sz w:val="26"/>
+          <w:szCs w:val="26"/>
+        </w:rPr>
+        <w:t xml:space="preserve">” </w:t>
       </w:r>
       <w:r>
         <w:rPr>
@@ -8010,7 +11564,27 @@
           <w:sz w:val="26"/>
           <w:szCs w:val="26"/>
         </w:rPr>
-        <w:t xml:space="preserve"> az összes adatot függetlenül bármi mástól. (Admin)</w:t>
+        <w:t xml:space="preserve"> az összes adatot függetlenül bármi mástól. (</w:t>
+      </w:r>
+      <w:proofErr w:type="spellStart"/>
+      <w:r>
+        <w:rPr>
+          <w:rFonts w:cs="Times New Roman"/>
+          <w:color w:val="156082" w:themeColor="accent1"/>
+          <w:sz w:val="26"/>
+          <w:szCs w:val="26"/>
+        </w:rPr>
+        <w:t>Admin</w:t>
+      </w:r>
+      <w:proofErr w:type="spellEnd"/>
+      <w:r>
+        <w:rPr>
+          <w:rFonts w:cs="Times New Roman"/>
+          <w:color w:val="156082" w:themeColor="accent1"/>
+          <w:sz w:val="26"/>
+          <w:szCs w:val="26"/>
+        </w:rPr>
+        <w:t>)</w:t>
       </w:r>
     </w:p>
     <w:p>
@@ -8034,7 +11608,67 @@
           <w:sz w:val="26"/>
           <w:szCs w:val="26"/>
         </w:rPr>
-        <w:t>„get id” Azonosító alapján adja vissza az adatokat (Admin)</w:t>
+        <w:t>„</w:t>
+      </w:r>
+      <w:proofErr w:type="spellStart"/>
+      <w:r>
+        <w:rPr>
+          <w:rFonts w:cs="Times New Roman"/>
+          <w:color w:val="156082" w:themeColor="accent1"/>
+          <w:sz w:val="26"/>
+          <w:szCs w:val="26"/>
+        </w:rPr>
+        <w:t>get</w:t>
+      </w:r>
+      <w:proofErr w:type="spellEnd"/>
+      <w:r>
+        <w:rPr>
+          <w:rFonts w:cs="Times New Roman"/>
+          <w:color w:val="156082" w:themeColor="accent1"/>
+          <w:sz w:val="26"/>
+          <w:szCs w:val="26"/>
+        </w:rPr>
+        <w:t xml:space="preserve"> </w:t>
+      </w:r>
+      <w:proofErr w:type="spellStart"/>
+      <w:r>
+        <w:rPr>
+          <w:rFonts w:cs="Times New Roman"/>
+          <w:color w:val="156082" w:themeColor="accent1"/>
+          <w:sz w:val="26"/>
+          <w:szCs w:val="26"/>
+        </w:rPr>
+        <w:t>id</w:t>
+      </w:r>
+      <w:proofErr w:type="spellEnd"/>
+      <w:r>
+        <w:rPr>
+          <w:rFonts w:cs="Times New Roman"/>
+          <w:color w:val="156082" w:themeColor="accent1"/>
+          <w:sz w:val="26"/>
+          <w:szCs w:val="26"/>
+        </w:rPr>
+        <w:t>” Azonosító alapján adja vissza az adatokat (</w:t>
+      </w:r>
+      <w:proofErr w:type="spellStart"/>
+      <w:r>
+        <w:rPr>
+          <w:rFonts w:cs="Times New Roman"/>
+          <w:color w:val="156082" w:themeColor="accent1"/>
+          <w:sz w:val="26"/>
+          <w:szCs w:val="26"/>
+        </w:rPr>
+        <w:t>Admin</w:t>
+      </w:r>
+      <w:proofErr w:type="spellEnd"/>
+      <w:r>
+        <w:rPr>
+          <w:rFonts w:cs="Times New Roman"/>
+          <w:color w:val="156082" w:themeColor="accent1"/>
+          <w:sz w:val="26"/>
+          <w:szCs w:val="26"/>
+        </w:rPr>
+        <w:t>)</w:t>
       </w:r>
     </w:p>
     <w:p>
@@ -8058,7 +11692,27 @@
           <w:sz w:val="26"/>
           <w:szCs w:val="26"/>
         </w:rPr>
-        <w:t xml:space="preserve">„register” Végigmegy az </w:t>
+        <w:t>„</w:t>
+      </w:r>
+      <w:proofErr w:type="spellStart"/>
+      <w:r>
+        <w:rPr>
+          <w:rFonts w:cs="Times New Roman"/>
+          <w:color w:val="156082" w:themeColor="accent1"/>
+          <w:sz w:val="26"/>
+          <w:szCs w:val="26"/>
+        </w:rPr>
+        <w:t>register</w:t>
+      </w:r>
+      <w:proofErr w:type="spellEnd"/>
+      <w:r>
+        <w:rPr>
+          <w:rFonts w:cs="Times New Roman"/>
+          <w:color w:val="156082" w:themeColor="accent1"/>
+          <w:sz w:val="26"/>
+          <w:szCs w:val="26"/>
+        </w:rPr>
+        <w:t xml:space="preserve">” Végigmegy az </w:t>
       </w:r>
       <w:r>
         <w:rPr>
@@ -8184,7 +11838,47 @@
           <w:sz w:val="26"/>
           <w:szCs w:val="26"/>
         </w:rPr>
-        <w:t xml:space="preserve"> hogy amikor a felhazsnáló a jelszóját megadja azt ne a megadott állapotban hanem Hashelve (titkosítva) mentsem </w:t>
+        <w:t xml:space="preserve"> hogy amikor a </w:t>
+      </w:r>
+      <w:proofErr w:type="spellStart"/>
+      <w:r>
+        <w:rPr>
+          <w:rFonts w:cs="Times New Roman"/>
+          <w:color w:val="156082" w:themeColor="accent1"/>
+          <w:sz w:val="26"/>
+          <w:szCs w:val="26"/>
+        </w:rPr>
+        <w:t>felhazsnáló</w:t>
+      </w:r>
+      <w:proofErr w:type="spellEnd"/>
+      <w:r>
+        <w:rPr>
+          <w:rFonts w:cs="Times New Roman"/>
+          <w:color w:val="156082" w:themeColor="accent1"/>
+          <w:sz w:val="26"/>
+          <w:szCs w:val="26"/>
+        </w:rPr>
+        <w:t xml:space="preserve"> a jelszóját megadja azt ne a megadott állapotban hanem </w:t>
+      </w:r>
+      <w:proofErr w:type="spellStart"/>
+      <w:r>
+        <w:rPr>
+          <w:rFonts w:cs="Times New Roman"/>
+          <w:color w:val="156082" w:themeColor="accent1"/>
+          <w:sz w:val="26"/>
+          <w:szCs w:val="26"/>
+        </w:rPr>
+        <w:t>Hashelve</w:t>
+      </w:r>
+      <w:proofErr w:type="spellEnd"/>
+      <w:r>
+        <w:rPr>
+          <w:rFonts w:cs="Times New Roman"/>
+          <w:color w:val="156082" w:themeColor="accent1"/>
+          <w:sz w:val="26"/>
+          <w:szCs w:val="26"/>
+        </w:rPr>
+        <w:t xml:space="preserve"> (titkosítva) mentsem </w:t>
       </w:r>
       <w:r>
         <w:rPr>
@@ -8202,7 +11896,27 @@
           <w:sz w:val="26"/>
           <w:szCs w:val="26"/>
         </w:rPr>
-        <w:t xml:space="preserve"> ügyelve a biztonságra. Továbbá alkalmazom az elsődlegesen létrehozott Role </w:t>
+        <w:t xml:space="preserve"> ügyelve a biztonságra. Továbbá alkalmazom az elsődlegesen létrehozott </w:t>
+      </w:r>
+      <w:proofErr w:type="spellStart"/>
+      <w:r>
+        <w:rPr>
+          <w:rFonts w:cs="Times New Roman"/>
+          <w:color w:val="156082" w:themeColor="accent1"/>
+          <w:sz w:val="26"/>
+          <w:szCs w:val="26"/>
+        </w:rPr>
+        <w:t>Role</w:t>
+      </w:r>
+      <w:proofErr w:type="spellEnd"/>
+      <w:r>
+        <w:rPr>
+          <w:rFonts w:cs="Times New Roman"/>
+          <w:color w:val="156082" w:themeColor="accent1"/>
+          <w:sz w:val="26"/>
+          <w:szCs w:val="26"/>
+        </w:rPr>
+        <w:t xml:space="preserve"> </w:t>
       </w:r>
       <w:r>
         <w:rPr>
@@ -8220,7 +11934,27 @@
           <w:sz w:val="26"/>
           <w:szCs w:val="26"/>
         </w:rPr>
-        <w:t xml:space="preserve"> ahol szerepköröket osztok a felhasználóknak (alapértelmezetten User rangot kapnak.</w:t>
+        <w:t xml:space="preserve"> ahol szerepköröket osztok a felhasználóknak (alapértelmezetten </w:t>
+      </w:r>
+      <w:proofErr w:type="spellStart"/>
+      <w:r>
+        <w:rPr>
+          <w:rFonts w:cs="Times New Roman"/>
+          <w:color w:val="156082" w:themeColor="accent1"/>
+          <w:sz w:val="26"/>
+          <w:szCs w:val="26"/>
+        </w:rPr>
+        <w:t>User</w:t>
+      </w:r>
+      <w:proofErr w:type="spellEnd"/>
+      <w:r>
+        <w:rPr>
+          <w:rFonts w:cs="Times New Roman"/>
+          <w:color w:val="156082" w:themeColor="accent1"/>
+          <w:sz w:val="26"/>
+          <w:szCs w:val="26"/>
+        </w:rPr>
+        <w:t xml:space="preserve"> rangot kapnak.</w:t>
       </w:r>
     </w:p>
     <w:p>
@@ -8262,7 +11996,47 @@
           <w:sz w:val="26"/>
           <w:szCs w:val="26"/>
         </w:rPr>
-        <w:t xml:space="preserve"> végig fut az adatokon megnézi van e már ilyen felhasználó aztán ellenőrzi az adatok helyességét, ha valaki elrontaná az adatokat akkor hibát dob vissza. ha sikeres a bejelentkezés egy Jwt tokent kap a </w:t>
+        <w:t xml:space="preserve"> végig fut az adatokon megnézi van e már ilyen felhasználó aztán ellenőrzi az adatok helyességét, ha valaki elrontaná az adatokat akkor hibát dob vissza. ha sikeres a bejelentkezés egy </w:t>
+      </w:r>
+      <w:proofErr w:type="spellStart"/>
+      <w:r>
+        <w:rPr>
+          <w:rFonts w:cs="Times New Roman"/>
+          <w:color w:val="156082" w:themeColor="accent1"/>
+          <w:sz w:val="26"/>
+          <w:szCs w:val="26"/>
+        </w:rPr>
+        <w:t>Jwt</w:t>
+      </w:r>
+      <w:proofErr w:type="spellEnd"/>
+      <w:r>
+        <w:rPr>
+          <w:rFonts w:cs="Times New Roman"/>
+          <w:color w:val="156082" w:themeColor="accent1"/>
+          <w:sz w:val="26"/>
+          <w:szCs w:val="26"/>
+        </w:rPr>
+        <w:t xml:space="preserve"> </w:t>
+      </w:r>
+      <w:proofErr w:type="spellStart"/>
+      <w:r>
+        <w:rPr>
+          <w:rFonts w:cs="Times New Roman"/>
+          <w:color w:val="156082" w:themeColor="accent1"/>
+          <w:sz w:val="26"/>
+          <w:szCs w:val="26"/>
+        </w:rPr>
+        <w:t>tokent</w:t>
+      </w:r>
+      <w:proofErr w:type="spellEnd"/>
+      <w:r>
+        <w:rPr>
+          <w:rFonts w:cs="Times New Roman"/>
+          <w:color w:val="156082" w:themeColor="accent1"/>
+          <w:sz w:val="26"/>
+          <w:szCs w:val="26"/>
+        </w:rPr>
+        <w:t xml:space="preserve"> kap a </w:t>
       </w:r>
       <w:r>
         <w:rPr>
@@ -8280,7 +12054,47 @@
           <w:sz w:val="26"/>
           <w:szCs w:val="26"/>
         </w:rPr>
-        <w:t xml:space="preserve"> amiben szerepel a role-ja, email címe, a token lejárata, készítési </w:t>
+        <w:t xml:space="preserve"> amiben szerepel a </w:t>
+      </w:r>
+      <w:proofErr w:type="spellStart"/>
+      <w:r>
+        <w:rPr>
+          <w:rFonts w:cs="Times New Roman"/>
+          <w:color w:val="156082" w:themeColor="accent1"/>
+          <w:sz w:val="26"/>
+          <w:szCs w:val="26"/>
+        </w:rPr>
+        <w:t>role</w:t>
+      </w:r>
+      <w:proofErr w:type="spellEnd"/>
+      <w:r>
+        <w:rPr>
+          <w:rFonts w:cs="Times New Roman"/>
+          <w:color w:val="156082" w:themeColor="accent1"/>
+          <w:sz w:val="26"/>
+          <w:szCs w:val="26"/>
+        </w:rPr>
+        <w:t xml:space="preserve">-ja, email címe, a </w:t>
+      </w:r>
+      <w:proofErr w:type="spellStart"/>
+      <w:r>
+        <w:rPr>
+          <w:rFonts w:cs="Times New Roman"/>
+          <w:color w:val="156082" w:themeColor="accent1"/>
+          <w:sz w:val="26"/>
+          <w:szCs w:val="26"/>
+        </w:rPr>
+        <w:t>token</w:t>
+      </w:r>
+      <w:proofErr w:type="spellEnd"/>
+      <w:r>
+        <w:rPr>
+          <w:rFonts w:cs="Times New Roman"/>
+          <w:color w:val="156082" w:themeColor="accent1"/>
+          <w:sz w:val="26"/>
+          <w:szCs w:val="26"/>
+        </w:rPr>
+        <w:t xml:space="preserve"> lejárata, készítési </w:t>
       </w:r>
       <w:r>
         <w:rPr>
@@ -8322,16 +12136,36 @@
           <w:sz w:val="26"/>
           <w:szCs w:val="26"/>
         </w:rPr>
-        <w:t>„change-</w:t>
-      </w:r>
-      <w:r>
-        <w:rPr>
-          <w:rFonts w:cs="Times New Roman"/>
-          <w:color w:val="156082" w:themeColor="accent1"/>
-          <w:sz w:val="26"/>
-          <w:szCs w:val="26"/>
-        </w:rPr>
-        <w:t>password” Lehetővé</w:t>
+        <w:t>„</w:t>
+      </w:r>
+      <w:proofErr w:type="spellStart"/>
+      <w:r>
+        <w:rPr>
+          <w:rFonts w:cs="Times New Roman"/>
+          <w:color w:val="156082" w:themeColor="accent1"/>
+          <w:sz w:val="26"/>
+          <w:szCs w:val="26"/>
+        </w:rPr>
+        <w:t>change-</w:t>
+      </w:r>
+      <w:r>
+        <w:rPr>
+          <w:rFonts w:cs="Times New Roman"/>
+          <w:color w:val="156082" w:themeColor="accent1"/>
+          <w:sz w:val="26"/>
+          <w:szCs w:val="26"/>
+        </w:rPr>
+        <w:t>password</w:t>
+      </w:r>
+      <w:proofErr w:type="spellEnd"/>
+      <w:r>
+        <w:rPr>
+          <w:rFonts w:cs="Times New Roman"/>
+          <w:color w:val="156082" w:themeColor="accent1"/>
+          <w:sz w:val="26"/>
+          <w:szCs w:val="26"/>
+        </w:rPr>
+        <w:t>” Lehetővé</w:t>
       </w:r>
       <w:r>
         <w:rPr>
@@ -8358,7 +12192,67 @@
           <w:sz w:val="26"/>
           <w:szCs w:val="26"/>
         </w:rPr>
-        <w:t xml:space="preserve"> hogy megváltoztassák a jelszavukat a hitelesített felhasználók (User, Admin)</w:t>
+        <w:t xml:space="preserve"> hogy megváltoztassák a </w:t>
+      </w:r>
+      <w:proofErr w:type="spellStart"/>
+      <w:r>
+        <w:rPr>
+          <w:rFonts w:cs="Times New Roman"/>
+          <w:color w:val="156082" w:themeColor="accent1"/>
+          <w:sz w:val="26"/>
+          <w:szCs w:val="26"/>
+        </w:rPr>
+        <w:t>jelszavukat</w:t>
+      </w:r>
+      <w:proofErr w:type="spellEnd"/>
+      <w:r>
+        <w:rPr>
+          <w:rFonts w:cs="Times New Roman"/>
+          <w:color w:val="156082" w:themeColor="accent1"/>
+          <w:sz w:val="26"/>
+          <w:szCs w:val="26"/>
+        </w:rPr>
+        <w:t xml:space="preserve"> a hitelesített felhasználók (</w:t>
+      </w:r>
+      <w:proofErr w:type="spellStart"/>
+      <w:r>
+        <w:rPr>
+          <w:rFonts w:cs="Times New Roman"/>
+          <w:color w:val="156082" w:themeColor="accent1"/>
+          <w:sz w:val="26"/>
+          <w:szCs w:val="26"/>
+        </w:rPr>
+        <w:t>User</w:t>
+      </w:r>
+      <w:proofErr w:type="spellEnd"/>
+      <w:r>
+        <w:rPr>
+          <w:rFonts w:cs="Times New Roman"/>
+          <w:color w:val="156082" w:themeColor="accent1"/>
+          <w:sz w:val="26"/>
+          <w:szCs w:val="26"/>
+        </w:rPr>
+        <w:t xml:space="preserve">, </w:t>
+      </w:r>
+      <w:proofErr w:type="spellStart"/>
+      <w:r>
+        <w:rPr>
+          <w:rFonts w:cs="Times New Roman"/>
+          <w:color w:val="156082" w:themeColor="accent1"/>
+          <w:sz w:val="26"/>
+          <w:szCs w:val="26"/>
+        </w:rPr>
+        <w:t>Admin</w:t>
+      </w:r>
+      <w:proofErr w:type="spellEnd"/>
+      <w:r>
+        <w:rPr>
+          <w:rFonts w:cs="Times New Roman"/>
+          <w:color w:val="156082" w:themeColor="accent1"/>
+          <w:sz w:val="26"/>
+          <w:szCs w:val="26"/>
+        </w:rPr>
+        <w:t>)</w:t>
       </w:r>
     </w:p>
     <w:p>
@@ -8382,17 +12276,36 @@
           <w:sz w:val="26"/>
           <w:szCs w:val="26"/>
         </w:rPr>
-        <w:lastRenderedPageBreak/>
-        <w:t>„upload-profile-</w:t>
-      </w:r>
-      <w:r>
-        <w:rPr>
-          <w:rFonts w:cs="Times New Roman"/>
-          <w:color w:val="156082" w:themeColor="accent1"/>
-          <w:sz w:val="26"/>
-          <w:szCs w:val="26"/>
-        </w:rPr>
-        <w:t>picture” Lehetővé</w:t>
+        <w:t>„</w:t>
+      </w:r>
+      <w:proofErr w:type="spellStart"/>
+      <w:r>
+        <w:rPr>
+          <w:rFonts w:cs="Times New Roman"/>
+          <w:color w:val="156082" w:themeColor="accent1"/>
+          <w:sz w:val="26"/>
+          <w:szCs w:val="26"/>
+        </w:rPr>
+        <w:t>upload-profile-</w:t>
+      </w:r>
+      <w:r>
+        <w:rPr>
+          <w:rFonts w:cs="Times New Roman"/>
+          <w:color w:val="156082" w:themeColor="accent1"/>
+          <w:sz w:val="26"/>
+          <w:szCs w:val="26"/>
+        </w:rPr>
+        <w:t>picture</w:t>
+      </w:r>
+      <w:proofErr w:type="spellEnd"/>
+      <w:r>
+        <w:rPr>
+          <w:rFonts w:cs="Times New Roman"/>
+          <w:color w:val="156082" w:themeColor="accent1"/>
+          <w:sz w:val="26"/>
+          <w:szCs w:val="26"/>
+        </w:rPr>
+        <w:t>” Lehetővé</w:t>
       </w:r>
       <w:r>
         <w:rPr>
@@ -8448,15 +12361,37 @@
         </w:rPr>
         <w:t>feltöltést. (</w:t>
       </w:r>
-      <w:r>
-        <w:rPr>
-          <w:rFonts w:cs="Times New Roman"/>
-          <w:color w:val="156082" w:themeColor="accent1"/>
-          <w:sz w:val="26"/>
-          <w:szCs w:val="26"/>
-        </w:rPr>
-        <w:t>User és admin</w:t>
-      </w:r>
+      <w:proofErr w:type="spellStart"/>
+      <w:r>
+        <w:rPr>
+          <w:rFonts w:cs="Times New Roman"/>
+          <w:color w:val="156082" w:themeColor="accent1"/>
+          <w:sz w:val="26"/>
+          <w:szCs w:val="26"/>
+        </w:rPr>
+        <w:t>User</w:t>
+      </w:r>
+      <w:proofErr w:type="spellEnd"/>
+      <w:r>
+        <w:rPr>
+          <w:rFonts w:cs="Times New Roman"/>
+          <w:color w:val="156082" w:themeColor="accent1"/>
+          <w:sz w:val="26"/>
+          <w:szCs w:val="26"/>
+        </w:rPr>
+        <w:t xml:space="preserve"> és </w:t>
+      </w:r>
+      <w:proofErr w:type="spellStart"/>
+      <w:r>
+        <w:rPr>
+          <w:rFonts w:cs="Times New Roman"/>
+          <w:color w:val="156082" w:themeColor="accent1"/>
+          <w:sz w:val="26"/>
+          <w:szCs w:val="26"/>
+        </w:rPr>
+        <w:t>admin</w:t>
+      </w:r>
+      <w:proofErr w:type="spellEnd"/>
     </w:p>
     <w:p>
       <w:pPr>
@@ -8479,16 +12414,36 @@
           <w:sz w:val="26"/>
           <w:szCs w:val="26"/>
         </w:rPr>
-        <w:t>„save-</w:t>
-      </w:r>
-      <w:r>
-        <w:rPr>
-          <w:rFonts w:cs="Times New Roman"/>
-          <w:color w:val="156082" w:themeColor="accent1"/>
-          <w:sz w:val="26"/>
-          <w:szCs w:val="26"/>
-        </w:rPr>
-        <w:t>plan” Elmenti</w:t>
+        <w:t>„</w:t>
+      </w:r>
+      <w:proofErr w:type="spellStart"/>
+      <w:r>
+        <w:rPr>
+          <w:rFonts w:cs="Times New Roman"/>
+          <w:color w:val="156082" w:themeColor="accent1"/>
+          <w:sz w:val="26"/>
+          <w:szCs w:val="26"/>
+        </w:rPr>
+        <w:t>save-</w:t>
+      </w:r>
+      <w:r>
+        <w:rPr>
+          <w:rFonts w:cs="Times New Roman"/>
+          <w:color w:val="156082" w:themeColor="accent1"/>
+          <w:sz w:val="26"/>
+          <w:szCs w:val="26"/>
+        </w:rPr>
+        <w:t>plan</w:t>
+      </w:r>
+      <w:proofErr w:type="spellEnd"/>
+      <w:r>
+        <w:rPr>
+          <w:rFonts w:cs="Times New Roman"/>
+          <w:color w:val="156082" w:themeColor="accent1"/>
+          <w:sz w:val="26"/>
+          <w:szCs w:val="26"/>
+        </w:rPr>
+        <w:t>” Elmenti</w:t>
       </w:r>
       <w:r>
         <w:rPr>
@@ -8499,23 +12454,54 @@
         </w:rPr>
         <w:t xml:space="preserve"> a felhasználóhoz tartozó tervet. (</w:t>
       </w:r>
-      <w:r>
-        <w:rPr>
-          <w:rFonts w:cs="Times New Roman"/>
-          <w:color w:val="156082" w:themeColor="accent1"/>
-          <w:sz w:val="26"/>
-          <w:szCs w:val="26"/>
-        </w:rPr>
-        <w:t>User,</w:t>
-      </w:r>
-      <w:r>
-        <w:rPr>
-          <w:rFonts w:cs="Times New Roman"/>
-          <w:color w:val="156082" w:themeColor="accent1"/>
-          <w:sz w:val="26"/>
-          <w:szCs w:val="26"/>
-        </w:rPr>
-        <w:t xml:space="preserve"> admin)</w:t>
+      <w:proofErr w:type="spellStart"/>
+      <w:r>
+        <w:rPr>
+          <w:rFonts w:cs="Times New Roman"/>
+          <w:color w:val="156082" w:themeColor="accent1"/>
+          <w:sz w:val="26"/>
+          <w:szCs w:val="26"/>
+        </w:rPr>
+        <w:t>User</w:t>
+      </w:r>
+      <w:proofErr w:type="spellEnd"/>
+      <w:r>
+        <w:rPr>
+          <w:rFonts w:cs="Times New Roman"/>
+          <w:color w:val="156082" w:themeColor="accent1"/>
+          <w:sz w:val="26"/>
+          <w:szCs w:val="26"/>
+        </w:rPr>
+        <w:t>,</w:t>
+      </w:r>
+      <w:r>
+        <w:rPr>
+          <w:rFonts w:cs="Times New Roman"/>
+          <w:color w:val="156082" w:themeColor="accent1"/>
+          <w:sz w:val="26"/>
+          <w:szCs w:val="26"/>
+        </w:rPr>
+        <w:t xml:space="preserve"> </w:t>
+      </w:r>
+      <w:proofErr w:type="spellStart"/>
+      <w:r>
+        <w:rPr>
+          <w:rFonts w:cs="Times New Roman"/>
+          <w:color w:val="156082" w:themeColor="accent1"/>
+          <w:sz w:val="26"/>
+          <w:szCs w:val="26"/>
+        </w:rPr>
+        <w:t>admin</w:t>
+      </w:r>
+      <w:proofErr w:type="spellEnd"/>
+      <w:r>
+        <w:rPr>
+          <w:rFonts w:cs="Times New Roman"/>
+          <w:color w:val="156082" w:themeColor="accent1"/>
+          <w:sz w:val="26"/>
+          <w:szCs w:val="26"/>
+        </w:rPr>
+        <w:t>)</w:t>
       </w:r>
     </w:p>
     <w:p>
@@ -8539,7 +12525,27 @@
           <w:sz w:val="26"/>
           <w:szCs w:val="26"/>
         </w:rPr>
-        <w:t>„forgotpass”,</w:t>
+        <w:t>„</w:t>
+      </w:r>
+      <w:proofErr w:type="spellStart"/>
+      <w:r>
+        <w:rPr>
+          <w:rFonts w:cs="Times New Roman"/>
+          <w:color w:val="156082" w:themeColor="accent1"/>
+          <w:sz w:val="26"/>
+          <w:szCs w:val="26"/>
+        </w:rPr>
+        <w:t>forgotpass</w:t>
+      </w:r>
+      <w:proofErr w:type="spellEnd"/>
+      <w:r>
+        <w:rPr>
+          <w:rFonts w:cs="Times New Roman"/>
+          <w:color w:val="156082" w:themeColor="accent1"/>
+          <w:sz w:val="26"/>
+          <w:szCs w:val="26"/>
+        </w:rPr>
+        <w:t>”,</w:t>
       </w:r>
       <w:r>
         <w:rPr>
@@ -8635,7 +12641,27 @@
           <w:sz w:val="26"/>
           <w:szCs w:val="26"/>
         </w:rPr>
-        <w:t xml:space="preserve">„reset-password” Ez áll rendelkezésre </w:t>
+        <w:t>„</w:t>
+      </w:r>
+      <w:proofErr w:type="spellStart"/>
+      <w:r>
+        <w:rPr>
+          <w:rFonts w:cs="Times New Roman"/>
+          <w:color w:val="156082" w:themeColor="accent1"/>
+          <w:sz w:val="26"/>
+          <w:szCs w:val="26"/>
+        </w:rPr>
+        <w:t>reset-password</w:t>
+      </w:r>
+      <w:proofErr w:type="spellEnd"/>
+      <w:r>
+        <w:rPr>
+          <w:rFonts w:cs="Times New Roman"/>
+          <w:color w:val="156082" w:themeColor="accent1"/>
+          <w:sz w:val="26"/>
+          <w:szCs w:val="26"/>
+        </w:rPr>
+        <w:t xml:space="preserve">” Ez áll rendelkezésre </w:t>
       </w:r>
       <w:r>
         <w:rPr>
@@ -8677,6 +12703,7 @@
           <w:sz w:val="26"/>
           <w:szCs w:val="26"/>
         </w:rPr>
+        <w:lastRenderedPageBreak/>
         <w:t>„</w:t>
       </w:r>
       <w:r>
@@ -8704,7 +12731,47 @@
           <w:sz w:val="26"/>
           <w:szCs w:val="26"/>
         </w:rPr>
-        <w:t xml:space="preserve"> adatokat exportálja egy excel fileba majd amikor ez megtörtént lementi az asztalra és végül meg is nyitja </w:t>
+        <w:t xml:space="preserve"> adatokat exportálja egy </w:t>
+      </w:r>
+      <w:proofErr w:type="spellStart"/>
+      <w:r>
+        <w:rPr>
+          <w:rFonts w:cs="Times New Roman"/>
+          <w:color w:val="156082" w:themeColor="accent1"/>
+          <w:sz w:val="26"/>
+          <w:szCs w:val="26"/>
+        </w:rPr>
+        <w:t>excel</w:t>
+      </w:r>
+      <w:proofErr w:type="spellEnd"/>
+      <w:r>
+        <w:rPr>
+          <w:rFonts w:cs="Times New Roman"/>
+          <w:color w:val="156082" w:themeColor="accent1"/>
+          <w:sz w:val="26"/>
+          <w:szCs w:val="26"/>
+        </w:rPr>
+        <w:t xml:space="preserve"> </w:t>
+      </w:r>
+      <w:proofErr w:type="spellStart"/>
+      <w:r>
+        <w:rPr>
+          <w:rFonts w:cs="Times New Roman"/>
+          <w:color w:val="156082" w:themeColor="accent1"/>
+          <w:sz w:val="26"/>
+          <w:szCs w:val="26"/>
+        </w:rPr>
+        <w:t>fileba</w:t>
+      </w:r>
+      <w:proofErr w:type="spellEnd"/>
+      <w:r>
+        <w:rPr>
+          <w:rFonts w:cs="Times New Roman"/>
+          <w:color w:val="156082" w:themeColor="accent1"/>
+          <w:sz w:val="26"/>
+          <w:szCs w:val="26"/>
+        </w:rPr>
+        <w:t xml:space="preserve"> majd amikor ez megtörtént lementi az asztalra és végül meg is nyitja </w:t>
       </w:r>
       <w:r>
         <w:rPr>
@@ -8715,14 +12782,25 @@
         </w:rPr>
         <w:t>azt. (</w:t>
       </w:r>
-      <w:r>
-        <w:rPr>
-          <w:rFonts w:cs="Times New Roman"/>
-          <w:color w:val="156082" w:themeColor="accent1"/>
-          <w:sz w:val="26"/>
-          <w:szCs w:val="26"/>
-        </w:rPr>
-        <w:t>Admin)</w:t>
+      <w:proofErr w:type="spellStart"/>
+      <w:r>
+        <w:rPr>
+          <w:rFonts w:cs="Times New Roman"/>
+          <w:color w:val="156082" w:themeColor="accent1"/>
+          <w:sz w:val="26"/>
+          <w:szCs w:val="26"/>
+        </w:rPr>
+        <w:t>Admin</w:t>
+      </w:r>
+      <w:proofErr w:type="spellEnd"/>
+      <w:r>
+        <w:rPr>
+          <w:rFonts w:cs="Times New Roman"/>
+          <w:color w:val="156082" w:themeColor="accent1"/>
+          <w:sz w:val="26"/>
+          <w:szCs w:val="26"/>
+        </w:rPr>
+        <w:t>)</w:t>
       </w:r>
     </w:p>
     <w:p>
@@ -8746,8 +12824,19 @@
           <w:sz w:val="26"/>
           <w:szCs w:val="26"/>
         </w:rPr>
-        <w:t>„delete {username</w:t>
-      </w:r>
+        <w:t>„delete {</w:t>
+      </w:r>
+      <w:proofErr w:type="spellStart"/>
+      <w:r>
+        <w:rPr>
+          <w:rFonts w:cs="Times New Roman"/>
+          <w:color w:val="156082" w:themeColor="accent1"/>
+          <w:sz w:val="26"/>
+          <w:szCs w:val="26"/>
+        </w:rPr>
+        <w:t>username</w:t>
+      </w:r>
+      <w:proofErr w:type="spellEnd"/>
       <w:r>
         <w:rPr>
           <w:rFonts w:cs="Times New Roman"/>
@@ -8764,7 +12853,27 @@
           <w:sz w:val="26"/>
           <w:szCs w:val="26"/>
         </w:rPr>
-        <w:t xml:space="preserve"> alapján szűr és végül törli az adatokat. (Admin)</w:t>
+        <w:t xml:space="preserve"> alapján szűr és végül törli az adatokat. (</w:t>
+      </w:r>
+      <w:proofErr w:type="spellStart"/>
+      <w:r>
+        <w:rPr>
+          <w:rFonts w:cs="Times New Roman"/>
+          <w:color w:val="156082" w:themeColor="accent1"/>
+          <w:sz w:val="26"/>
+          <w:szCs w:val="26"/>
+        </w:rPr>
+        <w:t>Admin</w:t>
+      </w:r>
+      <w:proofErr w:type="spellEnd"/>
+      <w:r>
+        <w:rPr>
+          <w:rFonts w:cs="Times New Roman"/>
+          <w:color w:val="156082" w:themeColor="accent1"/>
+          <w:sz w:val="26"/>
+          <w:szCs w:val="26"/>
+        </w:rPr>
+        <w:t>)</w:t>
       </w:r>
     </w:p>
     <w:p>
@@ -8876,7 +12985,33 @@
           <w:lang w:eastAsia="hu-HU"/>
           <w14:ligatures w14:val="none"/>
         </w:rPr>
-        <w:t>A GitHub egy webbased platform, amelyet főleg szoftverfejlesztési projektek verziókezelésére és együttműködésére használnak. A GitHub a Git verziókezelő rendszerre épül, és számos további funkciót kínál, amelyek megkönnyítik a fejlesztők közötti együttműködést és a projektmenedzsmentet.</w:t>
+        <w:t xml:space="preserve">A GitHub egy </w:t>
+      </w:r>
+      <w:proofErr w:type="spellStart"/>
+      <w:r>
+        <w:rPr>
+          <w:rFonts w:eastAsia="Times New Roman" w:cs="Times New Roman"/>
+          <w:color w:val="156082" w:themeColor="accent1"/>
+          <w:kern w:val="0"/>
+          <w:sz w:val="26"/>
+          <w:szCs w:val="26"/>
+          <w:lang w:eastAsia="hu-HU"/>
+          <w14:ligatures w14:val="none"/>
+        </w:rPr>
+        <w:t>webbased</w:t>
+      </w:r>
+      <w:proofErr w:type="spellEnd"/>
+      <w:r>
+        <w:rPr>
+          <w:rFonts w:eastAsia="Times New Roman" w:cs="Times New Roman"/>
+          <w:color w:val="156082" w:themeColor="accent1"/>
+          <w:kern w:val="0"/>
+          <w:sz w:val="26"/>
+          <w:szCs w:val="26"/>
+          <w:lang w:eastAsia="hu-HU"/>
+          <w14:ligatures w14:val="none"/>
+        </w:rPr>
+        <w:t xml:space="preserve"> platform, amelyet főleg szoftverfejlesztési projektek verziókezelésére és együttműködésére használnak. A GitHub a Git verziókezelő rendszerre épül, és számos további funkciót kínál, amelyek megkönnyítik a fejlesztők közötti együttműködést és a projektmenedzsmentet.</w:t>
       </w:r>
     </w:p>
     <w:p>
@@ -8944,8 +13079,33 @@
           <w:lang w:eastAsia="hu-HU"/>
           <w14:ligatures w14:val="none"/>
         </w:rPr>
-        <w:lastRenderedPageBreak/>
-        <w:t>A GitHub számos funkciót kínál, mint például a pull requestek, amelyek lehetővé teszik a kódváltoztatások felülvizsgálatát és egyeztetését, valamint az issue tracking, amely segít a hibák és feladatok nyomon követésében. Emellett a GitHub támogatja a folyamatos integrációt és üzembe helyezést (CI/CD), valamint számos integrációt más fejlesztői eszközökkel.</w:t>
+        <w:t xml:space="preserve">A GitHub számos funkciót kínál, mint például a pull </w:t>
+      </w:r>
+      <w:proofErr w:type="spellStart"/>
+      <w:r>
+        <w:rPr>
+          <w:rFonts w:eastAsia="Times New Roman" w:cs="Times New Roman"/>
+          <w:color w:val="156082" w:themeColor="accent1"/>
+          <w:kern w:val="0"/>
+          <w:sz w:val="26"/>
+          <w:szCs w:val="26"/>
+          <w:lang w:eastAsia="hu-HU"/>
+          <w14:ligatures w14:val="none"/>
+        </w:rPr>
+        <w:t>requestek</w:t>
+      </w:r>
+      <w:proofErr w:type="spellEnd"/>
+      <w:r>
+        <w:rPr>
+          <w:rFonts w:eastAsia="Times New Roman" w:cs="Times New Roman"/>
+          <w:color w:val="156082" w:themeColor="accent1"/>
+          <w:kern w:val="0"/>
+          <w:sz w:val="26"/>
+          <w:szCs w:val="26"/>
+          <w:lang w:eastAsia="hu-HU"/>
+          <w14:ligatures w14:val="none"/>
+        </w:rPr>
+        <w:t>, amelyek lehetővé teszik a kódváltoztatások felülvizsgálatát és egyeztetését, valamint az issue tracking, amely segít a hibák és feladatok nyomon követésében. Emellett a GitHub támogatja a folyamatos integrációt és üzembe helyezést (CI/CD), valamint számos integrációt más fejlesztői eszközökkel.</w:t>
       </w:r>
     </w:p>
     <w:p>
@@ -8987,12 +13147,9 @@
           <w:lang w:eastAsia="hu-HU"/>
           <w14:ligatures w14:val="none"/>
         </w:rPr>
-        <w:t>A GitHub használatának megkezdéséhez először létre kell hozni egy fiókot a GitHub weboldalán. Ezután létrehozhatunk egy új repository-t (tárházat), ahol tárolhatjuk a projektünk kódját. A repository lehet nyilvános vagy privát, attól függően, hogy szeretnénk-e, hogy mások is hozzáférjenek a kódunkhoz.</w:t>
-      </w:r>
-    </w:p>
-    <w:p>
-      <w:pPr>
-        <w:spacing w:before="60" w:after="60"/>
+        <w:t xml:space="preserve">A GitHub használatának megkezdéséhez először létre kell hozni egy fiókot a GitHub weboldalán. Ezután létrehozhatunk egy új repository-t (tárházat), ahol tárolhatjuk a </w:t>
+      </w:r>
+      <w:r>
         <w:rPr>
           <w:rFonts w:eastAsia="Times New Roman" w:cs="Times New Roman"/>
           <w:color w:val="156082" w:themeColor="accent1"/>
@@ -9002,8 +13159,13 @@
           <w:lang w:eastAsia="hu-HU"/>
           <w14:ligatures w14:val="none"/>
         </w:rPr>
-      </w:pPr>
-      <w:r>
+        <w:lastRenderedPageBreak/>
+        <w:t>projektünk kódját. A repository lehet nyilvános vagy privát, attól függően, hogy szeretnénk-e, hogy mások is hozzáférjenek a kódunkhoz.</w:t>
+      </w:r>
+    </w:p>
+    <w:p>
+      <w:pPr>
+        <w:spacing w:before="60" w:after="60"/>
         <w:rPr>
           <w:rFonts w:eastAsia="Times New Roman" w:cs="Times New Roman"/>
           <w:color w:val="156082" w:themeColor="accent1"/>
@@ -9013,7 +13175,122 @@
           <w:lang w:eastAsia="hu-HU"/>
           <w14:ligatures w14:val="none"/>
         </w:rPr>
-        <w:t>A GitHubon keresztül a fejlesztők klónozhatják a repository-t a saját gépeikre, hogy helyileg dolgozzanak a kódon. A változtatásokat ezután commitolhatják és pusholhatják vissza a GitHubra, ahol a többi csapattag is láthatja és felülvizsgálhatja azokat. A pull requestek segítségével a fejlesztők bemutathatják változtatásaikat, és megvitathatják azokat a csapattal, mielőtt beolvasztanák a fő ágba.</w:t>
+      </w:pPr>
+      <w:r>
+        <w:rPr>
+          <w:rFonts w:eastAsia="Times New Roman" w:cs="Times New Roman"/>
+          <w:color w:val="156082" w:themeColor="accent1"/>
+          <w:kern w:val="0"/>
+          <w:sz w:val="26"/>
+          <w:szCs w:val="26"/>
+          <w:lang w:eastAsia="hu-HU"/>
+          <w14:ligatures w14:val="none"/>
+        </w:rPr>
+        <w:t xml:space="preserve">A GitHubon keresztül a fejlesztők klónozhatják a repository-t a saját </w:t>
+      </w:r>
+      <w:proofErr w:type="spellStart"/>
+      <w:r>
+        <w:rPr>
+          <w:rFonts w:eastAsia="Times New Roman" w:cs="Times New Roman"/>
+          <w:color w:val="156082" w:themeColor="accent1"/>
+          <w:kern w:val="0"/>
+          <w:sz w:val="26"/>
+          <w:szCs w:val="26"/>
+          <w:lang w:eastAsia="hu-HU"/>
+          <w14:ligatures w14:val="none"/>
+        </w:rPr>
+        <w:t>gépeikre</w:t>
+      </w:r>
+      <w:proofErr w:type="spellEnd"/>
+      <w:r>
+        <w:rPr>
+          <w:rFonts w:eastAsia="Times New Roman" w:cs="Times New Roman"/>
+          <w:color w:val="156082" w:themeColor="accent1"/>
+          <w:kern w:val="0"/>
+          <w:sz w:val="26"/>
+          <w:szCs w:val="26"/>
+          <w:lang w:eastAsia="hu-HU"/>
+          <w14:ligatures w14:val="none"/>
+        </w:rPr>
+        <w:t xml:space="preserve">, hogy helyileg dolgozzanak a kódon. A változtatásokat ezután </w:t>
+      </w:r>
+      <w:proofErr w:type="spellStart"/>
+      <w:r>
+        <w:rPr>
+          <w:rFonts w:eastAsia="Times New Roman" w:cs="Times New Roman"/>
+          <w:color w:val="156082" w:themeColor="accent1"/>
+          <w:kern w:val="0"/>
+          <w:sz w:val="26"/>
+          <w:szCs w:val="26"/>
+          <w:lang w:eastAsia="hu-HU"/>
+          <w14:ligatures w14:val="none"/>
+        </w:rPr>
+        <w:t>commitolhatják</w:t>
+      </w:r>
+      <w:proofErr w:type="spellEnd"/>
+      <w:r>
+        <w:rPr>
+          <w:rFonts w:eastAsia="Times New Roman" w:cs="Times New Roman"/>
+          <w:color w:val="156082" w:themeColor="accent1"/>
+          <w:kern w:val="0"/>
+          <w:sz w:val="26"/>
+          <w:szCs w:val="26"/>
+          <w:lang w:eastAsia="hu-HU"/>
+          <w14:ligatures w14:val="none"/>
+        </w:rPr>
+        <w:t xml:space="preserve"> és </w:t>
+      </w:r>
+      <w:proofErr w:type="spellStart"/>
+      <w:r>
+        <w:rPr>
+          <w:rFonts w:eastAsia="Times New Roman" w:cs="Times New Roman"/>
+          <w:color w:val="156082" w:themeColor="accent1"/>
+          <w:kern w:val="0"/>
+          <w:sz w:val="26"/>
+          <w:szCs w:val="26"/>
+          <w:lang w:eastAsia="hu-HU"/>
+          <w14:ligatures w14:val="none"/>
+        </w:rPr>
+        <w:t>pusholhatják</w:t>
+      </w:r>
+      <w:proofErr w:type="spellEnd"/>
+      <w:r>
+        <w:rPr>
+          <w:rFonts w:eastAsia="Times New Roman" w:cs="Times New Roman"/>
+          <w:color w:val="156082" w:themeColor="accent1"/>
+          <w:kern w:val="0"/>
+          <w:sz w:val="26"/>
+          <w:szCs w:val="26"/>
+          <w:lang w:eastAsia="hu-HU"/>
+          <w14:ligatures w14:val="none"/>
+        </w:rPr>
+        <w:t xml:space="preserve"> vissza a GitHubra, ahol a többi csapattag is láthatja és felülvizsgálhatja azokat. A pull </w:t>
+      </w:r>
+      <w:proofErr w:type="spellStart"/>
+      <w:r>
+        <w:rPr>
+          <w:rFonts w:eastAsia="Times New Roman" w:cs="Times New Roman"/>
+          <w:color w:val="156082" w:themeColor="accent1"/>
+          <w:kern w:val="0"/>
+          <w:sz w:val="26"/>
+          <w:szCs w:val="26"/>
+          <w:lang w:eastAsia="hu-HU"/>
+          <w14:ligatures w14:val="none"/>
+        </w:rPr>
+        <w:t>requestek</w:t>
+      </w:r>
+      <w:proofErr w:type="spellEnd"/>
+      <w:r>
+        <w:rPr>
+          <w:rFonts w:eastAsia="Times New Roman" w:cs="Times New Roman"/>
+          <w:color w:val="156082" w:themeColor="accent1"/>
+          <w:kern w:val="0"/>
+          <w:sz w:val="26"/>
+          <w:szCs w:val="26"/>
+          <w:lang w:eastAsia="hu-HU"/>
+          <w14:ligatures w14:val="none"/>
+        </w:rPr>
+        <w:t xml:space="preserve"> segítségével a fejlesztők bemutathatják változtatásaikat, és megvitathatják azokat a csapattal, mielőtt beolvasztanák a fő ágba.</w:t>
       </w:r>
     </w:p>
     <w:p>
@@ -9139,7 +13416,27 @@
           <w:sz w:val="26"/>
           <w:szCs w:val="26"/>
         </w:rPr>
-        <w:t>A Trello egyedülálló erőssége, hogy egyszerűsége ellenére rendkívül rugalmas és hatékony eszköz, amely ugyanúgy alkalmas egy projekt nyomon követésére, egy csapat összetett munkafolyamatainak menedzselésére. Vizuális jellege, intuitív kezelőfelülete és gazdag funkciókészlete révén a Trello ideális választás bármilyen típusú kollaboratív munka szervezésére és nyomon követésére.</w:t>
+        <w:t xml:space="preserve">A Trello egyedülálló erőssége, hogy egyszerűsége ellenére rendkívül rugalmas és hatékony eszköz, amely ugyanúgy alkalmas egy projekt nyomon követésére, egy csapat összetett munkafolyamatainak menedzselésére. Vizuális jellege, intuitív kezelőfelülete és gazdag funkciókészlete révén a Trello ideális választás bármilyen típusú </w:t>
+      </w:r>
+      <w:proofErr w:type="spellStart"/>
+      <w:r>
+        <w:rPr>
+          <w:rFonts w:asciiTheme="minorHAnsi" w:hAnsiTheme="minorHAnsi"/>
+          <w:color w:val="156082" w:themeColor="accent1"/>
+          <w:sz w:val="26"/>
+          <w:szCs w:val="26"/>
+        </w:rPr>
+        <w:t>kollaboratív</w:t>
+      </w:r>
+      <w:proofErr w:type="spellEnd"/>
+      <w:r>
+        <w:rPr>
+          <w:rFonts w:asciiTheme="minorHAnsi" w:hAnsiTheme="minorHAnsi"/>
+          <w:color w:val="156082" w:themeColor="accent1"/>
+          <w:sz w:val="26"/>
+          <w:szCs w:val="26"/>
+        </w:rPr>
+        <w:t xml:space="preserve"> munka szervezésére és nyomon követésére.</w:t>
       </w:r>
     </w:p>
     <w:p>
@@ -9841,7 +14138,27 @@
           <w:sz w:val="26"/>
           <w:szCs w:val="26"/>
         </w:rPr>
-        <w:t xml:space="preserve"> A navbar-ban</w:t>
+        <w:t xml:space="preserve"> A </w:t>
+      </w:r>
+      <w:proofErr w:type="spellStart"/>
+      <w:r>
+        <w:rPr>
+          <w:rFonts w:asciiTheme="minorHAnsi" w:hAnsiTheme="minorHAnsi"/>
+          <w:color w:val="156082" w:themeColor="accent1"/>
+          <w:sz w:val="26"/>
+          <w:szCs w:val="26"/>
+        </w:rPr>
+        <w:t>navbar</w:t>
+      </w:r>
+      <w:proofErr w:type="spellEnd"/>
+      <w:r>
+        <w:rPr>
+          <w:rFonts w:asciiTheme="minorHAnsi" w:hAnsiTheme="minorHAnsi"/>
+          <w:color w:val="156082" w:themeColor="accent1"/>
+          <w:sz w:val="26"/>
+          <w:szCs w:val="26"/>
+        </w:rPr>
+        <w:t>-ban</w:t>
       </w:r>
       <w:r>
         <w:rPr>
@@ -10376,7 +14693,7 @@
 </file>
 
 <file path=word/endnotes.xml><?xml version="1.0" encoding="utf-8"?>
-<w:endnotes xmlns:wpc="http://schemas.microsoft.com/office/word/2010/wordprocessingCanvas" xmlns:cx="http://schemas.microsoft.com/office/drawing/2014/chartex" xmlns:cx1="http://schemas.microsoft.com/office/drawing/2015/9/8/chartex" xmlns:cx2="http://schemas.microsoft.com/office/drawing/2015/10/21/chartex" xmlns:cx3="http://schemas.microsoft.com/office/drawing/2016/5/9/chartex" xmlns:cx4="http://schemas.microsoft.com/office/drawing/2016/5/10/chartex" xmlns:cx5="http://schemas.microsoft.com/office/drawing/2016/5/11/chartex" xmlns:cx6="http://schemas.microsoft.com/office/drawing/2016/5/12/chartex" xmlns:cx7="http://schemas.microsoft.com/office/drawing/2016/5/13/chartex" xmlns:cx8="http://schemas.microsoft.com/office/drawing/2016/5/14/chartex" xmlns:mc="http://schemas.openxmlformats.org/markup-compatibility/2006" xmlns:aink="http://schemas.microsoft.com/office/drawing/2016/ink" xmlns:am3d="http://schemas.microsoft.com/office/drawing/2017/model3d" xmlns:o="urn:schemas-microsoft-com:office:office" xmlns:oel="http://schemas.microsoft.com/office/2019/extlst" xmlns:r="http://schemas.openxmlformats.org/officeDocument/2006/relationships" xmlns:m="http://schemas.openxmlformats.org/officeDocument/2006/math" xmlns:v="urn:schemas-microsoft-com:vml" xmlns:wp14="http://schemas.microsoft.com/office/word/2010/wordprocessingDrawing" xmlns:wp="http://schemas.openxmlformats.org/drawingml/2006/wordprocessingDrawing" xmlns:w10="urn:schemas-microsoft-com:office:word" xmlns:w="http://schemas.openxmlformats.org/wordprocessingml/2006/main" xmlns:w14="http://schemas.microsoft.com/office/word/2010/wordml" xmlns:w15="http://schemas.microsoft.com/office/word/2012/wordml" xmlns:w16cex="http://schemas.microsoft.com/office/word/2018/wordml/cex" xmlns:w16cid="http://schemas.microsoft.com/office/word/2016/wordml/cid" xmlns:w16="http://schemas.microsoft.com/office/word/2018/wordml" xmlns:w16du="http://schemas.microsoft.com/office/word/2023/wordml/word16du" xmlns:w16sdtdh="http://schemas.microsoft.com/office/word/2020/wordml/sdtdatahash" xmlns:w16sdtfl="http://schemas.microsoft.com/office/word/2024/wordml/sdtformatlock" xmlns:w16se="http://schemas.microsoft.com/office/word/2015/wordml/symex" xmlns:wpg="http://schemas.microsoft.com/office/word/2010/wordprocessingGroup" xmlns:wpi="http://schemas.microsoft.com/office/word/2010/wordprocessingInk" xmlns:wne="http://schemas.microsoft.com/office/word/2006/wordml" xmlns:wps="http://schemas.microsoft.com/office/word/2010/wordprocessingShape" mc:Ignorable="w14 w15 w16se w16cid w16 w16cex w16sdtdh w16sdtfl w16du wp14">
+<w:endnotes xmlns:wpc="http://schemas.microsoft.com/office/word/2010/wordprocessingCanvas" xmlns:cx="http://schemas.microsoft.com/office/drawing/2014/chartex" xmlns:cx1="http://schemas.microsoft.com/office/drawing/2015/9/8/chartex" xmlns:cx2="http://schemas.microsoft.com/office/drawing/2015/10/21/chartex" xmlns:cx3="http://schemas.microsoft.com/office/drawing/2016/5/9/chartex" xmlns:cx4="http://schemas.microsoft.com/office/drawing/2016/5/10/chartex" xmlns:cx5="http://schemas.microsoft.com/office/drawing/2016/5/11/chartex" xmlns:cx6="http://schemas.microsoft.com/office/drawing/2016/5/12/chartex" xmlns:cx7="http://schemas.microsoft.com/office/drawing/2016/5/13/chartex" xmlns:cx8="http://schemas.microsoft.com/office/drawing/2016/5/14/chartex" xmlns:mc="http://schemas.openxmlformats.org/markup-compatibility/2006" xmlns:aink="http://schemas.microsoft.com/office/drawing/2016/ink" xmlns:am3d="http://schemas.microsoft.com/office/drawing/2017/model3d" xmlns:o="urn:schemas-microsoft-com:office:office" xmlns:r="http://schemas.openxmlformats.org/officeDocument/2006/relationships" xmlns:m="http://schemas.openxmlformats.org/officeDocument/2006/math" xmlns:v="urn:schemas-microsoft-com:vml" xmlns:wp14="http://schemas.microsoft.com/office/word/2010/wordprocessingDrawing" xmlns:wp="http://schemas.openxmlformats.org/drawingml/2006/wordprocessingDrawing" xmlns:w10="urn:schemas-microsoft-com:office:word" xmlns:w="http://schemas.openxmlformats.org/wordprocessingml/2006/main" xmlns:w14="http://schemas.microsoft.com/office/word/2010/wordml" xmlns:w15="http://schemas.microsoft.com/office/word/2012/wordml" xmlns:w16cid="http://schemas.microsoft.com/office/word/2016/wordml/cid" xmlns:w16se="http://schemas.microsoft.com/office/word/2015/wordml/symex" xmlns:wpg="http://schemas.microsoft.com/office/word/2010/wordprocessingGroup" xmlns:wpi="http://schemas.microsoft.com/office/word/2010/wordprocessingInk" xmlns:wne="http://schemas.microsoft.com/office/word/2006/wordml" xmlns:wps="http://schemas.microsoft.com/office/word/2010/wordprocessingShape" mc:Ignorable="w14 w15 w16se w16cid wp14">
   <w:endnote w:type="separator" w:id="-1">
     <w:p>
       <w:pPr>
@@ -10401,7 +14718,7 @@
 </file>
 
 <file path=word/footnotes.xml><?xml version="1.0" encoding="utf-8"?>
-<w:footnotes xmlns:wpc="http://schemas.microsoft.com/office/word/2010/wordprocessingCanvas" xmlns:cx="http://schemas.microsoft.com/office/drawing/2014/chartex" xmlns:cx1="http://schemas.microsoft.com/office/drawing/2015/9/8/chartex" xmlns:cx2="http://schemas.microsoft.com/office/drawing/2015/10/21/chartex" xmlns:cx3="http://schemas.microsoft.com/office/drawing/2016/5/9/chartex" xmlns:cx4="http://schemas.microsoft.com/office/drawing/2016/5/10/chartex" xmlns:cx5="http://schemas.microsoft.com/office/drawing/2016/5/11/chartex" xmlns:cx6="http://schemas.microsoft.com/office/drawing/2016/5/12/chartex" xmlns:cx7="http://schemas.microsoft.com/office/drawing/2016/5/13/chartex" xmlns:cx8="http://schemas.microsoft.com/office/drawing/2016/5/14/chartex" xmlns:mc="http://schemas.openxmlformats.org/markup-compatibility/2006" xmlns:aink="http://schemas.microsoft.com/office/drawing/2016/ink" xmlns:am3d="http://schemas.microsoft.com/office/drawing/2017/model3d" xmlns:o="urn:schemas-microsoft-com:office:office" xmlns:oel="http://schemas.microsoft.com/office/2019/extlst" xmlns:r="http://schemas.openxmlformats.org/officeDocument/2006/relationships" xmlns:m="http://schemas.openxmlformats.org/officeDocument/2006/math" xmlns:v="urn:schemas-microsoft-com:vml" xmlns:wp14="http://schemas.microsoft.com/office/word/2010/wordprocessingDrawing" xmlns:wp="http://schemas.openxmlformats.org/drawingml/2006/wordprocessingDrawing" xmlns:w10="urn:schemas-microsoft-com:office:word" xmlns:w="http://schemas.openxmlformats.org/wordprocessingml/2006/main" xmlns:w14="http://schemas.microsoft.com/office/word/2010/wordml" xmlns:w15="http://schemas.microsoft.com/office/word/2012/wordml" xmlns:w16cex="http://schemas.microsoft.com/office/word/2018/wordml/cex" xmlns:w16cid="http://schemas.microsoft.com/office/word/2016/wordml/cid" xmlns:w16="http://schemas.microsoft.com/office/word/2018/wordml" xmlns:w16du="http://schemas.microsoft.com/office/word/2023/wordml/word16du" xmlns:w16sdtdh="http://schemas.microsoft.com/office/word/2020/wordml/sdtdatahash" xmlns:w16sdtfl="http://schemas.microsoft.com/office/word/2024/wordml/sdtformatlock" xmlns:w16se="http://schemas.microsoft.com/office/word/2015/wordml/symex" xmlns:wpg="http://schemas.microsoft.com/office/word/2010/wordprocessingGroup" xmlns:wpi="http://schemas.microsoft.com/office/word/2010/wordprocessingInk" xmlns:wne="http://schemas.microsoft.com/office/word/2006/wordml" xmlns:wps="http://schemas.microsoft.com/office/word/2010/wordprocessingShape" mc:Ignorable="w14 w15 w16se w16cid w16 w16cex w16sdtdh w16sdtfl w16du wp14">
+<w:footnotes xmlns:wpc="http://schemas.microsoft.com/office/word/2010/wordprocessingCanvas" xmlns:cx="http://schemas.microsoft.com/office/drawing/2014/chartex" xmlns:cx1="http://schemas.microsoft.com/office/drawing/2015/9/8/chartex" xmlns:cx2="http://schemas.microsoft.com/office/drawing/2015/10/21/chartex" xmlns:cx3="http://schemas.microsoft.com/office/drawing/2016/5/9/chartex" xmlns:cx4="http://schemas.microsoft.com/office/drawing/2016/5/10/chartex" xmlns:cx5="http://schemas.microsoft.com/office/drawing/2016/5/11/chartex" xmlns:cx6="http://schemas.microsoft.com/office/drawing/2016/5/12/chartex" xmlns:cx7="http://schemas.microsoft.com/office/drawing/2016/5/13/chartex" xmlns:cx8="http://schemas.microsoft.com/office/drawing/2016/5/14/chartex" xmlns:mc="http://schemas.openxmlformats.org/markup-compatibility/2006" xmlns:aink="http://schemas.microsoft.com/office/drawing/2016/ink" xmlns:am3d="http://schemas.microsoft.com/office/drawing/2017/model3d" xmlns:o="urn:schemas-microsoft-com:office:office" xmlns:r="http://schemas.openxmlformats.org/officeDocument/2006/relationships" xmlns:m="http://schemas.openxmlformats.org/officeDocument/2006/math" xmlns:v="urn:schemas-microsoft-com:vml" xmlns:wp14="http://schemas.microsoft.com/office/word/2010/wordprocessingDrawing" xmlns:wp="http://schemas.openxmlformats.org/drawingml/2006/wordprocessingDrawing" xmlns:w10="urn:schemas-microsoft-com:office:word" xmlns:w="http://schemas.openxmlformats.org/wordprocessingml/2006/main" xmlns:w14="http://schemas.microsoft.com/office/word/2010/wordml" xmlns:w15="http://schemas.microsoft.com/office/word/2012/wordml" xmlns:w16cid="http://schemas.microsoft.com/office/word/2016/wordml/cid" xmlns:w16se="http://schemas.microsoft.com/office/word/2015/wordml/symex" xmlns:wpg="http://schemas.microsoft.com/office/word/2010/wordprocessingGroup" xmlns:wpi="http://schemas.microsoft.com/office/word/2010/wordprocessingInk" xmlns:wne="http://schemas.microsoft.com/office/word/2006/wordml" xmlns:wps="http://schemas.microsoft.com/office/word/2010/wordprocessingShape" mc:Ignorable="w14 w15 w16se w16cid wp14">
   <w:footnote w:type="separator" w:id="-1">
     <w:p>
       <w:pPr>
@@ -10426,7 +14743,7 @@
 </file>
 
 <file path=word/numbering.xml><?xml version="1.0" encoding="utf-8"?>
-<w:numbering xmlns:wpc="http://schemas.microsoft.com/office/word/2010/wordprocessingCanvas" xmlns:cx="http://schemas.microsoft.com/office/drawing/2014/chartex" xmlns:cx1="http://schemas.microsoft.com/office/drawing/2015/9/8/chartex" xmlns:cx2="http://schemas.microsoft.com/office/drawing/2015/10/21/chartex" xmlns:cx3="http://schemas.microsoft.com/office/drawing/2016/5/9/chartex" xmlns:cx4="http://schemas.microsoft.com/office/drawing/2016/5/10/chartex" xmlns:cx5="http://schemas.microsoft.com/office/drawing/2016/5/11/chartex" xmlns:cx6="http://schemas.microsoft.com/office/drawing/2016/5/12/chartex" xmlns:cx7="http://schemas.microsoft.com/office/drawing/2016/5/13/chartex" xmlns:cx8="http://schemas.microsoft.com/office/drawing/2016/5/14/chartex" xmlns:mc="http://schemas.openxmlformats.org/markup-compatibility/2006" xmlns:aink="http://schemas.microsoft.com/office/drawing/2016/ink" xmlns:am3d="http://schemas.microsoft.com/office/drawing/2017/model3d" xmlns:o="urn:schemas-microsoft-com:office:office" xmlns:oel="http://schemas.microsoft.com/office/2019/extlst" xmlns:r="http://schemas.openxmlformats.org/officeDocument/2006/relationships" xmlns:m="http://schemas.openxmlformats.org/officeDocument/2006/math" xmlns:v="urn:schemas-microsoft-com:vml" xmlns:wp14="http://schemas.microsoft.com/office/word/2010/wordprocessingDrawing" xmlns:wp="http://schemas.openxmlformats.org/drawingml/2006/wordprocessingDrawing" xmlns:w10="urn:schemas-microsoft-com:office:word" xmlns:w="http://schemas.openxmlformats.org/wordprocessingml/2006/main" xmlns:w14="http://schemas.microsoft.com/office/word/2010/wordml" xmlns:w15="http://schemas.microsoft.com/office/word/2012/wordml" xmlns:w16cex="http://schemas.microsoft.com/office/word/2018/wordml/cex" xmlns:w16cid="http://schemas.microsoft.com/office/word/2016/wordml/cid" xmlns:w16="http://schemas.microsoft.com/office/word/2018/wordml" xmlns:w16du="http://schemas.microsoft.com/office/word/2023/wordml/word16du" xmlns:w16sdtdh="http://schemas.microsoft.com/office/word/2020/wordml/sdtdatahash" xmlns:w16sdtfl="http://schemas.microsoft.com/office/word/2024/wordml/sdtformatlock" xmlns:w16se="http://schemas.microsoft.com/office/word/2015/wordml/symex" xmlns:wpg="http://schemas.microsoft.com/office/word/2010/wordprocessingGroup" xmlns:wpi="http://schemas.microsoft.com/office/word/2010/wordprocessingInk" xmlns:wne="http://schemas.microsoft.com/office/word/2006/wordml" xmlns:wps="http://schemas.microsoft.com/office/word/2010/wordprocessingShape" mc:Ignorable="w14 w15 w16se w16cid w16 w16cex w16sdtdh w16sdtfl w16du wp14">
+<w:numbering xmlns:wpc="http://schemas.microsoft.com/office/word/2010/wordprocessingCanvas" xmlns:cx="http://schemas.microsoft.com/office/drawing/2014/chartex" xmlns:cx1="http://schemas.microsoft.com/office/drawing/2015/9/8/chartex" xmlns:cx2="http://schemas.microsoft.com/office/drawing/2015/10/21/chartex" xmlns:cx3="http://schemas.microsoft.com/office/drawing/2016/5/9/chartex" xmlns:cx4="http://schemas.microsoft.com/office/drawing/2016/5/10/chartex" xmlns:cx5="http://schemas.microsoft.com/office/drawing/2016/5/11/chartex" xmlns:cx6="http://schemas.microsoft.com/office/drawing/2016/5/12/chartex" xmlns:cx7="http://schemas.microsoft.com/office/drawing/2016/5/13/chartex" xmlns:cx8="http://schemas.microsoft.com/office/drawing/2016/5/14/chartex" xmlns:mc="http://schemas.openxmlformats.org/markup-compatibility/2006" xmlns:aink="http://schemas.microsoft.com/office/drawing/2016/ink" xmlns:am3d="http://schemas.microsoft.com/office/drawing/2017/model3d" xmlns:o="urn:schemas-microsoft-com:office:office" xmlns:r="http://schemas.openxmlformats.org/officeDocument/2006/relationships" xmlns:m="http://schemas.openxmlformats.org/officeDocument/2006/math" xmlns:v="urn:schemas-microsoft-com:vml" xmlns:wp14="http://schemas.microsoft.com/office/word/2010/wordprocessingDrawing" xmlns:wp="http://schemas.openxmlformats.org/drawingml/2006/wordprocessingDrawing" xmlns:w10="urn:schemas-microsoft-com:office:word" xmlns:w="http://schemas.openxmlformats.org/wordprocessingml/2006/main" xmlns:w14="http://schemas.microsoft.com/office/word/2010/wordml" xmlns:w15="http://schemas.microsoft.com/office/word/2012/wordml" xmlns:w16cid="http://schemas.microsoft.com/office/word/2016/wordml/cid" xmlns:w16se="http://schemas.microsoft.com/office/word/2015/wordml/symex" xmlns:wpg="http://schemas.microsoft.com/office/word/2010/wordprocessingGroup" xmlns:wpi="http://schemas.microsoft.com/office/word/2010/wordprocessingInk" xmlns:wne="http://schemas.microsoft.com/office/word/2006/wordml" xmlns:wps="http://schemas.microsoft.com/office/word/2010/wordprocessingShape" mc:Ignorable="w14 w15 w16se w16cid wp14">
   <w:abstractNum w:abstractNumId="0" w15:restartNumberingAfterBreak="0">
     <w:nsid w:val="048E5F20"/>
     <w:multiLevelType w:val="multilevel"/>
@@ -16306,67 +20623,67 @@
       </w:rPr>
     </w:lvl>
   </w:abstractNum>
-  <w:num w:numId="1" w16cid:durableId="984551200">
+  <w:num w:numId="1">
     <w:abstractNumId w:val="45"/>
   </w:num>
-  <w:num w:numId="2" w16cid:durableId="1995984996">
+  <w:num w:numId="2">
     <w:abstractNumId w:val="21"/>
   </w:num>
-  <w:num w:numId="3" w16cid:durableId="1180584554">
+  <w:num w:numId="3">
     <w:abstractNumId w:val="23"/>
   </w:num>
-  <w:num w:numId="4" w16cid:durableId="1146321332">
+  <w:num w:numId="4">
     <w:abstractNumId w:val="24"/>
   </w:num>
-  <w:num w:numId="5" w16cid:durableId="344602691">
+  <w:num w:numId="5">
     <w:abstractNumId w:val="29"/>
   </w:num>
-  <w:num w:numId="6" w16cid:durableId="943196275">
+  <w:num w:numId="6">
     <w:abstractNumId w:val="35"/>
   </w:num>
-  <w:num w:numId="7" w16cid:durableId="1915427190">
+  <w:num w:numId="7">
     <w:abstractNumId w:val="11"/>
   </w:num>
-  <w:num w:numId="8" w16cid:durableId="1413039412">
+  <w:num w:numId="8">
     <w:abstractNumId w:val="34"/>
   </w:num>
-  <w:num w:numId="9" w16cid:durableId="1761490040">
+  <w:num w:numId="9">
     <w:abstractNumId w:val="28"/>
   </w:num>
-  <w:num w:numId="10" w16cid:durableId="1813213962">
+  <w:num w:numId="10">
     <w:abstractNumId w:val="1"/>
   </w:num>
-  <w:num w:numId="11" w16cid:durableId="2093623118">
+  <w:num w:numId="11">
     <w:abstractNumId w:val="14"/>
   </w:num>
-  <w:num w:numId="12" w16cid:durableId="1332680686">
+  <w:num w:numId="12">
     <w:abstractNumId w:val="0"/>
   </w:num>
-  <w:num w:numId="13" w16cid:durableId="1017469065">
+  <w:num w:numId="13">
     <w:abstractNumId w:val="38"/>
   </w:num>
-  <w:num w:numId="14" w16cid:durableId="567039170">
+  <w:num w:numId="14">
     <w:abstractNumId w:val="9"/>
   </w:num>
-  <w:num w:numId="15" w16cid:durableId="2138643070">
+  <w:num w:numId="15">
     <w:abstractNumId w:val="18"/>
   </w:num>
-  <w:num w:numId="16" w16cid:durableId="746078464">
+  <w:num w:numId="16">
     <w:abstractNumId w:val="19"/>
   </w:num>
-  <w:num w:numId="17" w16cid:durableId="1120997551">
+  <w:num w:numId="17">
     <w:abstractNumId w:val="43"/>
   </w:num>
-  <w:num w:numId="18" w16cid:durableId="1631470967">
+  <w:num w:numId="18">
     <w:abstractNumId w:val="2"/>
   </w:num>
-  <w:num w:numId="19" w16cid:durableId="1193030504">
+  <w:num w:numId="19">
     <w:abstractNumId w:val="16"/>
   </w:num>
-  <w:num w:numId="20" w16cid:durableId="795174127">
+  <w:num w:numId="20">
     <w:abstractNumId w:val="15"/>
   </w:num>
-  <w:num w:numId="21" w16cid:durableId="2127239125">
+  <w:num w:numId="21">
     <w:abstractNumId w:val="46"/>
     <w:lvlOverride w:ilvl="0">
       <w:startOverride w:val="1"/>
@@ -16396,7 +20713,7 @@
       <w:startOverride w:val="1"/>
     </w:lvlOverride>
   </w:num>
-  <w:num w:numId="22" w16cid:durableId="105544210">
+  <w:num w:numId="22">
     <w:abstractNumId w:val="40"/>
     <w:lvlOverride w:ilvl="0">
       <w:startOverride w:val="1"/>
@@ -16426,7 +20743,7 @@
       <w:startOverride w:val="1"/>
     </w:lvlOverride>
   </w:num>
-  <w:num w:numId="23" w16cid:durableId="1682850122">
+  <w:num w:numId="23">
     <w:abstractNumId w:val="12"/>
     <w:lvlOverride w:ilvl="0">
       <w:startOverride w:val="1"/>
@@ -16456,7 +20773,7 @@
       <w:startOverride w:val="1"/>
     </w:lvlOverride>
   </w:num>
-  <w:num w:numId="24" w16cid:durableId="1980066545">
+  <w:num w:numId="24">
     <w:abstractNumId w:val="6"/>
     <w:lvlOverride w:ilvl="0">
       <w:startOverride w:val="1"/>
@@ -16486,7 +20803,7 @@
       <w:startOverride w:val="1"/>
     </w:lvlOverride>
   </w:num>
-  <w:num w:numId="25" w16cid:durableId="1687245221">
+  <w:num w:numId="25">
     <w:abstractNumId w:val="44"/>
     <w:lvlOverride w:ilvl="0">
       <w:startOverride w:val="1"/>
@@ -16516,83 +20833,83 @@
       <w:startOverride w:val="1"/>
     </w:lvlOverride>
   </w:num>
-  <w:num w:numId="26" w16cid:durableId="84501255">
+  <w:num w:numId="26">
     <w:abstractNumId w:val="31"/>
   </w:num>
-  <w:num w:numId="27" w16cid:durableId="2091538981">
+  <w:num w:numId="27">
     <w:abstractNumId w:val="7"/>
   </w:num>
-  <w:num w:numId="28" w16cid:durableId="443312146">
+  <w:num w:numId="28">
     <w:abstractNumId w:val="32"/>
   </w:num>
-  <w:num w:numId="29" w16cid:durableId="1824004000">
+  <w:num w:numId="29">
     <w:abstractNumId w:val="26"/>
   </w:num>
-  <w:num w:numId="30" w16cid:durableId="2000692362">
+  <w:num w:numId="30">
     <w:abstractNumId w:val="6"/>
   </w:num>
-  <w:num w:numId="31" w16cid:durableId="1104304843">
+  <w:num w:numId="31">
     <w:abstractNumId w:val="36"/>
   </w:num>
-  <w:num w:numId="32" w16cid:durableId="178856080">
+  <w:num w:numId="32">
     <w:abstractNumId w:val="33"/>
   </w:num>
-  <w:num w:numId="33" w16cid:durableId="108820714">
+  <w:num w:numId="33">
     <w:abstractNumId w:val="17"/>
   </w:num>
-  <w:num w:numId="34" w16cid:durableId="1490947426">
+  <w:num w:numId="34">
     <w:abstractNumId w:val="4"/>
   </w:num>
-  <w:num w:numId="35" w16cid:durableId="90901191">
+  <w:num w:numId="35">
     <w:abstractNumId w:val="39"/>
   </w:num>
-  <w:num w:numId="36" w16cid:durableId="1508521973">
+  <w:num w:numId="36">
     <w:abstractNumId w:val="42"/>
   </w:num>
-  <w:num w:numId="37" w16cid:durableId="1636763672">
+  <w:num w:numId="37">
     <w:abstractNumId w:val="20"/>
   </w:num>
-  <w:num w:numId="38" w16cid:durableId="955675012">
+  <w:num w:numId="38">
     <w:abstractNumId w:val="8"/>
   </w:num>
-  <w:num w:numId="39" w16cid:durableId="988173689">
+  <w:num w:numId="39">
     <w:abstractNumId w:val="27"/>
   </w:num>
-  <w:num w:numId="40" w16cid:durableId="736972396">
+  <w:num w:numId="40">
     <w:abstractNumId w:val="25"/>
   </w:num>
-  <w:num w:numId="41" w16cid:durableId="2028869217">
+  <w:num w:numId="41">
     <w:abstractNumId w:val="5"/>
   </w:num>
-  <w:num w:numId="42" w16cid:durableId="1367482222">
+  <w:num w:numId="42">
     <w:abstractNumId w:val="13"/>
   </w:num>
-  <w:num w:numId="43" w16cid:durableId="659315129">
+  <w:num w:numId="43">
     <w:abstractNumId w:val="37"/>
   </w:num>
-  <w:num w:numId="44" w16cid:durableId="1983776132">
+  <w:num w:numId="44">
     <w:abstractNumId w:val="30"/>
   </w:num>
-  <w:num w:numId="45" w16cid:durableId="1919561366">
+  <w:num w:numId="45">
     <w:abstractNumId w:val="41"/>
   </w:num>
-  <w:num w:numId="46" w16cid:durableId="1897474500">
+  <w:num w:numId="46">
     <w:abstractNumId w:val="3"/>
   </w:num>
-  <w:num w:numId="47" w16cid:durableId="2074813597">
+  <w:num w:numId="47">
     <w:abstractNumId w:val="22"/>
   </w:num>
-  <w:num w:numId="48" w16cid:durableId="656033349">
+  <w:num w:numId="48">
     <w:abstractNumId w:val="10"/>
   </w:num>
-  <w:num w:numId="49" w16cid:durableId="1852601458">
+  <w:num w:numId="49">
     <w:abstractNumId w:val="47"/>
   </w:num>
 </w:numbering>
 </file>
 
 <file path=word/styles.xml><?xml version="1.0" encoding="utf-8"?>
-<w:styles xmlns:mc="http://schemas.openxmlformats.org/markup-compatibility/2006" xmlns:r="http://schemas.openxmlformats.org/officeDocument/2006/relationships" xmlns:w="http://schemas.openxmlformats.org/wordprocessingml/2006/main" xmlns:w14="http://schemas.microsoft.com/office/word/2010/wordml" xmlns:w15="http://schemas.microsoft.com/office/word/2012/wordml" xmlns:w16cex="http://schemas.microsoft.com/office/word/2018/wordml/cex" xmlns:w16cid="http://schemas.microsoft.com/office/word/2016/wordml/cid" xmlns:w16="http://schemas.microsoft.com/office/word/2018/wordml" xmlns:w16du="http://schemas.microsoft.com/office/word/2023/wordml/word16du" xmlns:w16sdtdh="http://schemas.microsoft.com/office/word/2020/wordml/sdtdatahash" xmlns:w16sdtfl="http://schemas.microsoft.com/office/word/2024/wordml/sdtformatlock" xmlns:w16se="http://schemas.microsoft.com/office/word/2015/wordml/symex" mc:Ignorable="w14 w15 w16se w16cid w16 w16cex w16sdtdh w16sdtfl w16du">
+<w:styles xmlns:mc="http://schemas.openxmlformats.org/markup-compatibility/2006" xmlns:r="http://schemas.openxmlformats.org/officeDocument/2006/relationships" xmlns:w="http://schemas.openxmlformats.org/wordprocessingml/2006/main" xmlns:w14="http://schemas.microsoft.com/office/word/2010/wordml" xmlns:w15="http://schemas.microsoft.com/office/word/2012/wordml" xmlns:w16cid="http://schemas.microsoft.com/office/word/2016/wordml/cid" xmlns:w16se="http://schemas.microsoft.com/office/word/2015/wordml/symex" mc:Ignorable="w14 w15 w16se w16cid">
   <w:docDefaults>
     <w:rPrDefault>
       <w:rPr>
@@ -16610,7 +20927,7 @@
       </w:pPr>
     </w:pPrDefault>
   </w:docDefaults>
-  <w:latentStyles w:defLockedState="0" w:defUIPriority="99" w:defSemiHidden="0" w:defUnhideWhenUsed="0" w:defQFormat="0" w:count="376">
+  <w:latentStyles w:defLockedState="0" w:defUIPriority="99" w:defSemiHidden="0" w:defUnhideWhenUsed="0" w:defQFormat="0" w:count="375">
     <w:lsdException w:name="Normal" w:uiPriority="0" w:qFormat="1"/>
     <w:lsdException w:name="heading 1" w:uiPriority="9" w:qFormat="1"/>
     <w:lsdException w:name="heading 2" w:semiHidden="1" w:uiPriority="9" w:unhideWhenUsed="1" w:qFormat="1"/>
@@ -16986,7 +21303,6 @@
     <w:lsdException w:name="Smart Hyperlink" w:semiHidden="1" w:unhideWhenUsed="1"/>
     <w:lsdException w:name="Hashtag" w:semiHidden="1" w:unhideWhenUsed="1"/>
     <w:lsdException w:name="Unresolved Mention" w:semiHidden="1" w:unhideWhenUsed="1"/>
-    <w:lsdException w:name="Smart Link" w:semiHidden="1" w:unhideWhenUsed="1"/>
   </w:latentStyles>
   <w:style w:type="paragraph" w:default="1" w:styleId="Norml">
     <w:name w:val="Normal"/>
@@ -17193,6 +21509,7 @@
   <w:style w:type="character" w:default="1" w:styleId="Bekezdsalapbettpusa">
     <w:name w:val="Default Paragraph Font"/>
     <w:uiPriority w:val="1"/>
+    <w:semiHidden/>
     <w:unhideWhenUsed/>
   </w:style>
   <w:style w:type="table" w:default="1" w:styleId="Normltblzat">
@@ -17671,6 +21988,45 @@
       <w:szCs w:val="20"/>
     </w:rPr>
   </w:style>
+  <w:style w:type="paragraph" w:styleId="Lbjegyzetszveg">
+    <w:name w:val="footnote text"/>
+    <w:basedOn w:val="Norml"/>
+    <w:link w:val="LbjegyzetszvegChar"/>
+    <w:uiPriority w:val="99"/>
+    <w:semiHidden/>
+    <w:unhideWhenUsed/>
+    <w:rsid w:val="00843958"/>
+    <w:pPr>
+      <w:spacing w:after="0" w:line="240" w:lineRule="auto"/>
+    </w:pPr>
+    <w:rPr>
+      <w:sz w:val="20"/>
+      <w:szCs w:val="20"/>
+    </w:rPr>
+  </w:style>
+  <w:style w:type="character" w:customStyle="1" w:styleId="LbjegyzetszvegChar">
+    <w:name w:val="Lábjegyzetszöveg Char"/>
+    <w:basedOn w:val="Bekezdsalapbettpusa"/>
+    <w:link w:val="Lbjegyzetszveg"/>
+    <w:uiPriority w:val="99"/>
+    <w:semiHidden/>
+    <w:rsid w:val="00843958"/>
+    <w:rPr>
+      <w:sz w:val="20"/>
+      <w:szCs w:val="20"/>
+    </w:rPr>
+  </w:style>
+  <w:style w:type="character" w:styleId="Lbjegyzet-hivatkozs">
+    <w:name w:val="footnote reference"/>
+    <w:basedOn w:val="Bekezdsalapbettpusa"/>
+    <w:uiPriority w:val="99"/>
+    <w:semiHidden/>
+    <w:unhideWhenUsed/>
+    <w:rsid w:val="00843958"/>
+    <w:rPr>
+      <w:vertAlign w:val="superscript"/>
+    </w:rPr>
+  </w:style>
 </w:styles>
 </file>
 
@@ -17993,7 +22349,7 @@
 </file>
 
 <file path=customXml/itemProps2.xml><?xml version="1.0" encoding="utf-8"?>
-<ds:datastoreItem xmlns:ds="http://schemas.openxmlformats.org/officeDocument/2006/customXml" ds:itemID="{1CAB7933-D94B-4286-A93E-C472195915DF}">
+<ds:datastoreItem xmlns:ds="http://schemas.openxmlformats.org/officeDocument/2006/customXml" ds:itemID="{FFFBAF85-539F-4AA8-A30F-48BA26B71CDF}">
   <ds:schemaRefs>
     <ds:schemaRef ds:uri="http://schemas.openxmlformats.org/officeDocument/2006/bibliography"/>
   </ds:schemaRefs>

--- a/Lakberendezés_Dokumentum.docx
+++ b/Lakberendezés_Dokumentum.docx
@@ -41,10 +41,10 @@
               <w:noProof/>
             </w:rPr>
             <w:drawing>
-              <wp:inline distT="0" distB="0" distL="0" distR="0" wp14:anchorId="4AA66EFA" wp14:editId="5E7F9165">
-                <wp:extent cx="2009775" cy="1721485"/>
-                <wp:effectExtent l="0" t="0" r="9525" b="0"/>
-                <wp:docPr id="3" name="Kép 1" descr="A képen szöveg, Betűtípus, fehér, embléma látható&#10;&#10;Előfordulhat, hogy a mesterséges intelligencia által létrehozott tartalom helytelen."/>
+              <wp:inline distT="0" distB="0" distL="0" distR="0" wp14:anchorId="04C93A1D" wp14:editId="44155C9A">
+                <wp:extent cx="2171700" cy="1533460"/>
+                <wp:effectExtent l="0" t="0" r="0" b="0"/>
+                <wp:docPr id="1485561596" name="Kép 1"/>
                 <wp:cNvGraphicFramePr>
                   <a:graphicFrameLocks xmlns:a="http://schemas.openxmlformats.org/drawingml/2006/main" noChangeAspect="1"/>
                 </wp:cNvGraphicFramePr>
@@ -52,9 +52,9 @@
                   <a:graphicData uri="http://schemas.openxmlformats.org/drawingml/2006/picture">
                     <pic:pic xmlns:pic="http://schemas.openxmlformats.org/drawingml/2006/picture">
                       <pic:nvPicPr>
-                        <pic:cNvPr id="3" name="Kép 1" descr="A képen szöveg, Betűtípus, fehér, embléma látható&#10;&#10;Előfordulhat, hogy a mesterséges intelligencia által létrehozott tartalom helytelen."/>
+                        <pic:cNvPr id="0" name="Picture 1"/>
                         <pic:cNvPicPr>
-                          <a:picLocks noChangeAspect="1"/>
+                          <a:picLocks noChangeAspect="1" noChangeArrowheads="1"/>
                         </pic:cNvPicPr>
                       </pic:nvPicPr>
                       <pic:blipFill>
@@ -65,18 +65,23 @@
                             </a:ext>
                           </a:extLst>
                         </a:blip>
+                        <a:srcRect/>
                         <a:stretch>
                           <a:fillRect/>
                         </a:stretch>
                       </pic:blipFill>
-                      <pic:spPr>
+                      <pic:spPr bwMode="auto">
                         <a:xfrm>
                           <a:off x="0" y="0"/>
-                          <a:ext cx="2009775" cy="1721485"/>
+                          <a:ext cx="2198097" cy="1552099"/>
                         </a:xfrm>
                         <a:prstGeom prst="rect">
                           <a:avLst/>
                         </a:prstGeom>
+                        <a:noFill/>
+                        <a:ln>
+                          <a:noFill/>
+                        </a:ln>
                       </pic:spPr>
                     </pic:pic>
                   </a:graphicData>
@@ -102,7 +107,7 @@
               <w:lang w:val="en-US"/>
             </w:rPr>
             <w:drawing>
-              <wp:inline distT="0" distB="0" distL="0" distR="0" wp14:anchorId="556A8CAC" wp14:editId="23C64FF5">
+              <wp:inline distT="0" distB="0" distL="0" distR="0" wp14:anchorId="556A8CAC" wp14:editId="20B50515">
                 <wp:extent cx="2450448" cy="1048866"/>
                 <wp:effectExtent l="0" t="0" r="7620" b="0"/>
                 <wp:docPr id="1" name="Kép 1" descr="MSZC logo"/>
@@ -134,7 +139,7 @@
                       <pic:spPr bwMode="auto">
                         <a:xfrm>
                           <a:off x="0" y="0"/>
-                          <a:ext cx="2480661" cy="1061798"/>
+                          <a:ext cx="2450448" cy="1048866"/>
                         </a:xfrm>
                         <a:prstGeom prst="rect">
                           <a:avLst/>
@@ -277,21 +282,35 @@
               <w:rFonts w:cstheme="minorHAnsi"/>
               <w:color w:val="156082" w:themeColor="accent1"/>
             </w:rPr>
-            <w:t>Lipták Réka Manuéla</w:t>
+            <w:t>Mészáros Vivien Lara</w:t>
           </w:r>
           <w:r>
             <w:rPr>
               <w:rFonts w:cstheme="minorHAnsi"/>
               <w:color w:val="156082" w:themeColor="accent1"/>
             </w:rPr>
-            <w:t xml:space="preserve"> – </w:t>
+            <w:t xml:space="preserve"> </w:t>
           </w:r>
           <w:r>
             <w:rPr>
               <w:rFonts w:cstheme="minorHAnsi"/>
               <w:color w:val="156082" w:themeColor="accent1"/>
             </w:rPr>
-            <w:t>Mészáros Vivien Lara</w:t>
+            <w:t>–</w:t>
+          </w:r>
+          <w:r>
+            <w:rPr>
+              <w:rFonts w:cstheme="minorHAnsi"/>
+              <w:color w:val="156082" w:themeColor="accent1"/>
+            </w:rPr>
+            <w:t xml:space="preserve"> </w:t>
+          </w:r>
+          <w:r>
+            <w:rPr>
+              <w:rFonts w:cstheme="minorHAnsi"/>
+              <w:color w:val="156082" w:themeColor="accent1"/>
+            </w:rPr>
+            <w:t>Lipták Réka Manuéla</w:t>
           </w:r>
         </w:p>
         <w:p>
@@ -369,6 +388,7 @@
             <w:jc w:val="center"/>
             <w:rPr>
               <w:rFonts w:cstheme="minorHAnsi"/>
+              <w:bCs/>
               <w:color w:val="156082" w:themeColor="accent1"/>
               <w:sz w:val="32"/>
               <w:szCs w:val="32"/>
@@ -404,6 +424,21 @@
             </w:rPr>
             <w:t>.</w:t>
           </w:r>
+        </w:p>
+        <w:p>
+          <w:pPr>
+            <w:autoSpaceDE w:val="0"/>
+            <w:autoSpaceDN w:val="0"/>
+            <w:adjustRightInd w:val="0"/>
+            <w:spacing w:after="0" w:line="360" w:lineRule="auto"/>
+            <w:jc w:val="center"/>
+            <w:rPr>
+              <w:rFonts w:cstheme="minorHAnsi"/>
+              <w:color w:val="156082" w:themeColor="accent1"/>
+              <w:sz w:val="32"/>
+              <w:szCs w:val="32"/>
+            </w:rPr>
+          </w:pPr>
         </w:p>
         <w:p>
           <w:pPr>
@@ -923,11 +958,108 @@
           <w:r>
             <w:rPr>
               <w:rFonts w:cs="Times New Roman"/>
+              <w:noProof/>
               <w:color w:val="156082" w:themeColor="accent1"/>
               <w:sz w:val="28"/>
               <w:szCs w:val="28"/>
             </w:rPr>
-            <w:t xml:space="preserve">Csapattársam találta ki a szobatervező ötletet, mint egy egyedi </w:t>
+            <w:drawing>
+              <wp:inline distT="0" distB="0" distL="0" distR="0" wp14:anchorId="7953F70E" wp14:editId="62D37F74">
+                <wp:extent cx="5759328" cy="2056130"/>
+                <wp:effectExtent l="0" t="0" r="0" b="1270"/>
+                <wp:docPr id="1883909288" name="Kép 4" descr="A képen szöveg, bútorok, képernyőkép, asztal látható&#10;&#10;Előfordulhat, hogy a mesterséges intelligencia által létrehozott tartalom helytelen."/>
+                <wp:cNvGraphicFramePr>
+                  <a:graphicFrameLocks xmlns:a="http://schemas.openxmlformats.org/drawingml/2006/main" noChangeAspect="1"/>
+                </wp:cNvGraphicFramePr>
+                <a:graphic xmlns:a="http://schemas.openxmlformats.org/drawingml/2006/main">
+                  <a:graphicData uri="http://schemas.openxmlformats.org/drawingml/2006/picture">
+                    <pic:pic xmlns:pic="http://schemas.openxmlformats.org/drawingml/2006/picture">
+                      <pic:nvPicPr>
+                        <pic:cNvPr id="1883909288" name="Kép 4" descr="A képen szöveg, bútorok, képernyőkép, asztal látható&#10;&#10;Előfordulhat, hogy a mesterséges intelligencia által létrehozott tartalom helytelen."/>
+                        <pic:cNvPicPr>
+                          <a:picLocks noChangeAspect="1" noChangeArrowheads="1"/>
+                        </pic:cNvPicPr>
+                      </pic:nvPicPr>
+                      <pic:blipFill>
+                        <a:blip r:embed="rId13">
+                          <a:extLst>
+                            <a:ext uri="{28A0092B-C50C-407E-A947-70E740481C1C}">
+                              <a14:useLocalDpi xmlns:a14="http://schemas.microsoft.com/office/drawing/2010/main" val="0"/>
+                            </a:ext>
+                          </a:extLst>
+                        </a:blip>
+                        <a:srcRect/>
+                        <a:stretch>
+                          <a:fillRect/>
+                        </a:stretch>
+                      </pic:blipFill>
+                      <pic:spPr bwMode="auto">
+                        <a:xfrm>
+                          <a:off x="0" y="0"/>
+                          <a:ext cx="5763285" cy="2057543"/>
+                        </a:xfrm>
+                        <a:prstGeom prst="rect">
+                          <a:avLst/>
+                        </a:prstGeom>
+                        <a:noFill/>
+                        <a:ln>
+                          <a:noFill/>
+                        </a:ln>
+                      </pic:spPr>
+                    </pic:pic>
+                  </a:graphicData>
+                </a:graphic>
+              </wp:inline>
+            </w:drawing>
+          </w:r>
+        </w:p>
+        <w:p>
+          <w:pPr>
+            <w:spacing w:before="60" w:after="60"/>
+            <w:rPr>
+              <w:rFonts w:cs="Times New Roman"/>
+              <w:color w:val="156082" w:themeColor="accent1"/>
+              <w:sz w:val="28"/>
+              <w:szCs w:val="28"/>
+            </w:rPr>
+          </w:pPr>
+        </w:p>
+        <w:p>
+          <w:pPr>
+            <w:spacing w:before="60" w:after="60"/>
+            <w:rPr>
+              <w:rFonts w:cs="Times New Roman"/>
+              <w:color w:val="156082" w:themeColor="accent1"/>
+              <w:sz w:val="28"/>
+              <w:szCs w:val="28"/>
+            </w:rPr>
+          </w:pPr>
+          <w:r>
+            <w:rPr>
+              <w:rFonts w:cs="Times New Roman"/>
+              <w:color w:val="156082" w:themeColor="accent1"/>
+              <w:sz w:val="28"/>
+              <w:szCs w:val="28"/>
+            </w:rPr>
+            <w:t xml:space="preserve">Csapattársam találta ki a szobatervező ötletet, </w:t>
+          </w:r>
+          <w:r>
+            <w:rPr>
+              <w:rFonts w:cs="Times New Roman"/>
+              <w:color w:val="156082" w:themeColor="accent1"/>
+              <w:sz w:val="28"/>
+              <w:szCs w:val="28"/>
+            </w:rPr>
+            <w:t>ami</w:t>
+          </w:r>
+          <w:r>
+            <w:rPr>
+              <w:rFonts w:cs="Times New Roman"/>
+              <w:color w:val="156082" w:themeColor="accent1"/>
+              <w:sz w:val="28"/>
+              <w:szCs w:val="28"/>
+            </w:rPr>
+            <w:t xml:space="preserve"> egy egyedi </w:t>
           </w:r>
           <w:r>
             <w:rPr>
@@ -945,7 +1077,16 @@
               <w:sz w:val="28"/>
               <w:szCs w:val="28"/>
             </w:rPr>
-            <w:t xml:space="preserve"> ami nem </w:t>
+            <w:t xml:space="preserve"> </w:t>
+          </w:r>
+          <w:r>
+            <w:rPr>
+              <w:rFonts w:cs="Times New Roman"/>
+              <w:color w:val="156082" w:themeColor="accent1"/>
+              <w:sz w:val="28"/>
+              <w:szCs w:val="28"/>
+            </w:rPr>
+            <w:t xml:space="preserve">nem </w:t>
           </w:r>
           <w:r>
             <w:rPr>
@@ -1206,64 +1347,35 @@
             <w:t xml:space="preserve"> szó lesz.</w:t>
           </w:r>
         </w:p>
-        <w:p>
-          <w:pPr>
-            <w:spacing w:before="60" w:after="60"/>
-            <w:rPr>
-              <w:rFonts w:cs="Times New Roman"/>
-              <w:color w:val="156082" w:themeColor="accent1"/>
-              <w:sz w:val="22"/>
-              <w:szCs w:val="22"/>
-            </w:rPr>
-          </w:pPr>
-        </w:p>
-        <w:p>
-          <w:pPr>
-            <w:spacing w:before="60" w:after="60"/>
-            <w:rPr>
-              <w:rFonts w:cs="Times New Roman"/>
-              <w:color w:val="156082" w:themeColor="accent1"/>
-              <w:sz w:val="22"/>
-              <w:szCs w:val="22"/>
-            </w:rPr>
-          </w:pPr>
-        </w:p>
-        <w:p>
-          <w:pPr>
-            <w:spacing w:before="60" w:after="60"/>
-            <w:rPr>
-              <w:rFonts w:cs="Times New Roman"/>
-              <w:color w:val="156082" w:themeColor="accent1"/>
-              <w:sz w:val="22"/>
-              <w:szCs w:val="22"/>
-            </w:rPr>
-          </w:pPr>
-        </w:p>
-        <w:p>
-          <w:pPr>
-            <w:spacing w:before="60" w:after="60"/>
-            <w:rPr>
-              <w:rFonts w:cs="Times New Roman"/>
-              <w:sz w:val="22"/>
-              <w:szCs w:val="22"/>
-            </w:rPr>
-          </w:pPr>
-          <w:r>
-            <w:rPr>
-              <w:rFonts w:cs="Times New Roman"/>
-              <w:sz w:val="22"/>
-              <w:szCs w:val="22"/>
-            </w:rPr>
-            <w:br w:type="page"/>
-          </w:r>
-        </w:p>
       </w:sdtContent>
     </w:sdt>
     <w:p>
       <w:pPr>
+        <w:pStyle w:val="Cmsor1"/>
+      </w:pPr>
+      <w:r>
+        <w:lastRenderedPageBreak/>
+        <w:t>A projekt elkészítéséhez az alábbi kódolási nyelvek</w:t>
+      </w:r>
+      <w:r>
+        <w:t xml:space="preserve">, </w:t>
+      </w:r>
+      <w:r>
+        <w:t>szoftverek</w:t>
+      </w:r>
+      <w:r>
+        <w:t xml:space="preserve"> kerültek felhasználásra</w:t>
+      </w:r>
+      <w:r>
+        <w:t>:</w:t>
+      </w:r>
+    </w:p>
+    <w:p>
+      <w:pPr>
         <w:spacing w:before="60" w:after="60"/>
         <w:rPr>
           <w:rFonts w:cs="Times New Roman"/>
+          <w:color w:val="156082" w:themeColor="accent1"/>
           <w:sz w:val="22"/>
           <w:szCs w:val="22"/>
         </w:rPr>
@@ -1274,6 +1386,307 @@
         <w:spacing w:before="60" w:after="60"/>
         <w:rPr>
           <w:rFonts w:cs="Times New Roman"/>
+          <w:color w:val="156082" w:themeColor="accent1"/>
+          <w:sz w:val="26"/>
+          <w:szCs w:val="26"/>
+        </w:rPr>
+      </w:pPr>
+      <w:r>
+        <w:rPr>
+          <w:rFonts w:cs="Times New Roman"/>
+          <w:b/>
+          <w:bCs/>
+          <w:color w:val="156082" w:themeColor="accent1"/>
+          <w:sz w:val="26"/>
+          <w:szCs w:val="26"/>
+        </w:rPr>
+        <w:t>Frontend</w:t>
+      </w:r>
+      <w:r>
+        <w:rPr>
+          <w:rFonts w:cs="Times New Roman"/>
+          <w:b/>
+          <w:bCs/>
+          <w:color w:val="156082" w:themeColor="accent1"/>
+          <w:sz w:val="26"/>
+          <w:szCs w:val="26"/>
+        </w:rPr>
+        <w:t xml:space="preserve"> oldalon: </w:t>
+      </w:r>
+      <w:r>
+        <w:rPr>
+          <w:rFonts w:cs="Times New Roman"/>
+          <w:color w:val="156082" w:themeColor="accent1"/>
+          <w:sz w:val="26"/>
+          <w:szCs w:val="26"/>
+        </w:rPr>
+        <w:t xml:space="preserve">HTML, CSS, </w:t>
+      </w:r>
+      <w:r>
+        <w:rPr>
+          <w:rFonts w:cs="Times New Roman"/>
+          <w:color w:val="156082" w:themeColor="accent1"/>
+          <w:sz w:val="26"/>
+          <w:szCs w:val="26"/>
+        </w:rPr>
+        <w:t>Bootstrap, JavaScript</w:t>
+      </w:r>
+      <w:r>
+        <w:rPr>
+          <w:rFonts w:cs="Times New Roman"/>
+          <w:color w:val="156082" w:themeColor="accent1"/>
+          <w:sz w:val="26"/>
+          <w:szCs w:val="26"/>
+        </w:rPr>
+        <w:t xml:space="preserve"> (REACT, Axios)</w:t>
+      </w:r>
+    </w:p>
+    <w:p>
+      <w:pPr>
+        <w:spacing w:before="60" w:after="60"/>
+        <w:rPr>
+          <w:rFonts w:cs="Times New Roman"/>
+          <w:color w:val="156082" w:themeColor="accent1"/>
+          <w:sz w:val="26"/>
+          <w:szCs w:val="26"/>
+        </w:rPr>
+      </w:pPr>
+    </w:p>
+    <w:p>
+      <w:pPr>
+        <w:spacing w:before="60" w:after="60"/>
+        <w:rPr>
+          <w:rFonts w:cs="Times New Roman"/>
+          <w:color w:val="156082" w:themeColor="accent1"/>
+          <w:sz w:val="26"/>
+          <w:szCs w:val="26"/>
+        </w:rPr>
+      </w:pPr>
+      <w:r>
+        <w:rPr>
+          <w:rFonts w:cs="Times New Roman"/>
+          <w:b/>
+          <w:bCs/>
+          <w:color w:val="156082" w:themeColor="accent1"/>
+          <w:sz w:val="26"/>
+          <w:szCs w:val="26"/>
+        </w:rPr>
+        <w:t>Backend</w:t>
+      </w:r>
+      <w:r>
+        <w:rPr>
+          <w:rFonts w:cs="Times New Roman"/>
+          <w:b/>
+          <w:bCs/>
+          <w:color w:val="156082" w:themeColor="accent1"/>
+          <w:sz w:val="26"/>
+          <w:szCs w:val="26"/>
+        </w:rPr>
+        <w:t xml:space="preserve"> oldalon: </w:t>
+      </w:r>
+      <w:r>
+        <w:rPr>
+          <w:rFonts w:cs="Times New Roman"/>
+          <w:color w:val="156082" w:themeColor="accent1"/>
+          <w:sz w:val="26"/>
+          <w:szCs w:val="26"/>
+        </w:rPr>
+        <w:t>C#, WPF Application, MySQL, ASP.NET</w:t>
+      </w:r>
+    </w:p>
+    <w:p>
+      <w:pPr>
+        <w:spacing w:before="60" w:after="60"/>
+        <w:rPr>
+          <w:rFonts w:cs="Times New Roman"/>
+          <w:color w:val="156082" w:themeColor="accent1"/>
+          <w:sz w:val="26"/>
+          <w:szCs w:val="26"/>
+        </w:rPr>
+      </w:pPr>
+    </w:p>
+    <w:p>
+      <w:pPr>
+        <w:spacing w:before="60" w:after="60"/>
+        <w:rPr>
+          <w:rFonts w:cs="Times New Roman"/>
+          <w:color w:val="156082" w:themeColor="accent1"/>
+          <w:sz w:val="26"/>
+          <w:szCs w:val="26"/>
+        </w:rPr>
+      </w:pPr>
+      <w:r>
+        <w:rPr>
+          <w:rFonts w:cs="Times New Roman"/>
+          <w:b/>
+          <w:bCs/>
+          <w:color w:val="156082" w:themeColor="accent1"/>
+          <w:sz w:val="26"/>
+          <w:szCs w:val="26"/>
+        </w:rPr>
+        <w:t>A</w:t>
+      </w:r>
+      <w:r>
+        <w:rPr>
+          <w:rFonts w:cs="Times New Roman"/>
+          <w:b/>
+          <w:bCs/>
+          <w:color w:val="156082" w:themeColor="accent1"/>
+          <w:sz w:val="26"/>
+          <w:szCs w:val="26"/>
+        </w:rPr>
+        <w:t xml:space="preserve"> pro</w:t>
+      </w:r>
+      <w:r>
+        <w:rPr>
+          <w:rFonts w:cs="Times New Roman"/>
+          <w:b/>
+          <w:bCs/>
+          <w:color w:val="156082" w:themeColor="accent1"/>
+          <w:sz w:val="26"/>
+          <w:szCs w:val="26"/>
+        </w:rPr>
+        <w:t>jek</w:t>
+      </w:r>
+      <w:r>
+        <w:rPr>
+          <w:rFonts w:cs="Times New Roman"/>
+          <w:b/>
+          <w:bCs/>
+          <w:color w:val="156082" w:themeColor="accent1"/>
+          <w:sz w:val="26"/>
+          <w:szCs w:val="26"/>
+        </w:rPr>
+        <w:t>t</w:t>
+      </w:r>
+      <w:r>
+        <w:rPr>
+          <w:rFonts w:cs="Times New Roman"/>
+          <w:b/>
+          <w:bCs/>
+          <w:color w:val="156082" w:themeColor="accent1"/>
+          <w:sz w:val="26"/>
+          <w:szCs w:val="26"/>
+        </w:rPr>
+        <w:t>hez</w:t>
+      </w:r>
+      <w:r>
+        <w:rPr>
+          <w:rFonts w:cs="Times New Roman"/>
+          <w:b/>
+          <w:bCs/>
+          <w:color w:val="156082" w:themeColor="accent1"/>
+          <w:sz w:val="26"/>
+          <w:szCs w:val="26"/>
+        </w:rPr>
+        <w:t xml:space="preserve"> használt </w:t>
+      </w:r>
+      <w:r>
+        <w:rPr>
+          <w:rFonts w:cs="Times New Roman"/>
+          <w:b/>
+          <w:bCs/>
+          <w:color w:val="156082" w:themeColor="accent1"/>
+          <w:sz w:val="26"/>
+          <w:szCs w:val="26"/>
+        </w:rPr>
+        <w:t>fejlesztési</w:t>
+      </w:r>
+      <w:r>
+        <w:rPr>
+          <w:rFonts w:cs="Times New Roman"/>
+          <w:b/>
+          <w:bCs/>
+          <w:color w:val="156082" w:themeColor="accent1"/>
+          <w:sz w:val="26"/>
+          <w:szCs w:val="26"/>
+        </w:rPr>
+        <w:t xml:space="preserve"> és </w:t>
+      </w:r>
+      <w:r>
+        <w:rPr>
+          <w:rFonts w:cs="Times New Roman"/>
+          <w:b/>
+          <w:bCs/>
+          <w:color w:val="156082" w:themeColor="accent1"/>
+          <w:sz w:val="26"/>
+          <w:szCs w:val="26"/>
+        </w:rPr>
+        <w:t>elérési környezetek</w:t>
+      </w:r>
+      <w:r>
+        <w:rPr>
+          <w:rFonts w:cs="Times New Roman"/>
+          <w:b/>
+          <w:bCs/>
+          <w:color w:val="156082" w:themeColor="accent1"/>
+          <w:sz w:val="26"/>
+          <w:szCs w:val="26"/>
+        </w:rPr>
+        <w:t>:</w:t>
+      </w:r>
+      <w:r>
+        <w:rPr>
+          <w:rFonts w:cs="Times New Roman"/>
+          <w:b/>
+          <w:bCs/>
+          <w:color w:val="156082" w:themeColor="accent1"/>
+          <w:sz w:val="26"/>
+          <w:szCs w:val="26"/>
+        </w:rPr>
+        <w:t xml:space="preserve"> </w:t>
+      </w:r>
+      <w:r>
+        <w:rPr>
+          <w:rFonts w:cs="Times New Roman"/>
+          <w:color w:val="156082" w:themeColor="accent1"/>
+          <w:sz w:val="26"/>
+          <w:szCs w:val="26"/>
+        </w:rPr>
+        <w:t>Visual Studio 2022, Visual Studio code, phpMyAdmin – XAMPP, Swagger, Trello, Github</w:t>
+      </w:r>
+      <w:r>
+        <w:rPr>
+          <w:rFonts w:cs="Times New Roman"/>
+          <w:color w:val="156082" w:themeColor="accent1"/>
+          <w:sz w:val="26"/>
+          <w:szCs w:val="26"/>
+        </w:rPr>
+        <w:t xml:space="preserve">, </w:t>
+      </w:r>
+      <w:r>
+        <w:rPr>
+          <w:rFonts w:cs="Times New Roman"/>
+          <w:color w:val="156082" w:themeColor="accent1"/>
+          <w:sz w:val="26"/>
+          <w:szCs w:val="26"/>
+        </w:rPr>
+        <w:t>Firebase</w:t>
+      </w:r>
+      <w:r>
+        <w:rPr>
+          <w:rFonts w:cs="Times New Roman"/>
+          <w:color w:val="156082" w:themeColor="accent1"/>
+          <w:sz w:val="26"/>
+          <w:szCs w:val="26"/>
+        </w:rPr>
+        <w:t>, Docker</w:t>
+      </w:r>
+      <w:r>
+        <w:rPr>
+          <w:rFonts w:cs="Times New Roman"/>
+          <w:color w:val="156082" w:themeColor="accent1"/>
+          <w:sz w:val="26"/>
+          <w:szCs w:val="26"/>
+        </w:rPr>
+        <w:t>, Railway, Cloudinary</w:t>
+      </w:r>
+    </w:p>
+    <w:p>
+      <w:pPr>
+        <w:spacing w:before="60" w:after="60"/>
+        <w:rPr>
+          <w:rFonts w:cs="Times New Roman"/>
           <w:sz w:val="22"/>
           <w:szCs w:val="22"/>
         </w:rPr>
@@ -1282,358 +1695,6 @@
     <w:p>
       <w:pPr>
         <w:pStyle w:val="Cmsor1"/>
-      </w:pPr>
-      <w:r>
-        <w:t>A projekt elkészítéséhez az alábbi kódolási nyelvek</w:t>
-      </w:r>
-      <w:r>
-        <w:t xml:space="preserve">, </w:t>
-      </w:r>
-      <w:r>
-        <w:t>szoftverek</w:t>
-      </w:r>
-      <w:r>
-        <w:t xml:space="preserve"> kerültek felhasználásra</w:t>
-      </w:r>
-      <w:r>
-        <w:t>:</w:t>
-      </w:r>
-    </w:p>
-    <w:p>
-      <w:pPr>
-        <w:spacing w:before="60" w:after="60"/>
-        <w:rPr>
-          <w:rFonts w:cs="Times New Roman"/>
-          <w:color w:val="156082" w:themeColor="accent1"/>
-          <w:sz w:val="22"/>
-          <w:szCs w:val="22"/>
-        </w:rPr>
-      </w:pPr>
-    </w:p>
-    <w:p>
-      <w:pPr>
-        <w:spacing w:before="60" w:after="60"/>
-        <w:rPr>
-          <w:rFonts w:cs="Times New Roman"/>
-          <w:color w:val="156082" w:themeColor="accent1"/>
-          <w:sz w:val="26"/>
-          <w:szCs w:val="26"/>
-        </w:rPr>
-      </w:pPr>
-      <w:r>
-        <w:rPr>
-          <w:rFonts w:cs="Times New Roman"/>
-          <w:b/>
-          <w:bCs/>
-          <w:color w:val="156082" w:themeColor="accent1"/>
-          <w:sz w:val="26"/>
-          <w:szCs w:val="26"/>
-        </w:rPr>
-        <w:t>Frontend</w:t>
-      </w:r>
-      <w:r>
-        <w:rPr>
-          <w:rFonts w:cs="Times New Roman"/>
-          <w:b/>
-          <w:bCs/>
-          <w:color w:val="156082" w:themeColor="accent1"/>
-          <w:sz w:val="26"/>
-          <w:szCs w:val="26"/>
-        </w:rPr>
-        <w:t xml:space="preserve"> oldalon: </w:t>
-      </w:r>
-      <w:r>
-        <w:rPr>
-          <w:rFonts w:cs="Times New Roman"/>
-          <w:color w:val="156082" w:themeColor="accent1"/>
-          <w:sz w:val="26"/>
-          <w:szCs w:val="26"/>
-        </w:rPr>
-        <w:t xml:space="preserve">HTML, CSS, </w:t>
-      </w:r>
-      <w:r>
-        <w:rPr>
-          <w:rFonts w:cs="Times New Roman"/>
-          <w:color w:val="156082" w:themeColor="accent1"/>
-          <w:sz w:val="26"/>
-          <w:szCs w:val="26"/>
-        </w:rPr>
-        <w:t>Bootstrap, JavaScript</w:t>
-      </w:r>
-      <w:r>
-        <w:rPr>
-          <w:rFonts w:cs="Times New Roman"/>
-          <w:color w:val="156082" w:themeColor="accent1"/>
-          <w:sz w:val="26"/>
-          <w:szCs w:val="26"/>
-        </w:rPr>
-        <w:t xml:space="preserve"> (REACT, Axios)</w:t>
-      </w:r>
-    </w:p>
-    <w:p>
-      <w:pPr>
-        <w:spacing w:before="60" w:after="60"/>
-        <w:rPr>
-          <w:rFonts w:cs="Times New Roman"/>
-          <w:color w:val="156082" w:themeColor="accent1"/>
-          <w:sz w:val="26"/>
-          <w:szCs w:val="26"/>
-        </w:rPr>
-      </w:pPr>
-    </w:p>
-    <w:p>
-      <w:pPr>
-        <w:spacing w:before="60" w:after="60"/>
-        <w:rPr>
-          <w:rFonts w:cs="Times New Roman"/>
-          <w:color w:val="156082" w:themeColor="accent1"/>
-          <w:sz w:val="26"/>
-          <w:szCs w:val="26"/>
-        </w:rPr>
-      </w:pPr>
-      <w:r>
-        <w:rPr>
-          <w:rFonts w:cs="Times New Roman"/>
-          <w:b/>
-          <w:bCs/>
-          <w:color w:val="156082" w:themeColor="accent1"/>
-          <w:sz w:val="26"/>
-          <w:szCs w:val="26"/>
-        </w:rPr>
-        <w:t>Backend</w:t>
-      </w:r>
-      <w:r>
-        <w:rPr>
-          <w:rFonts w:cs="Times New Roman"/>
-          <w:b/>
-          <w:bCs/>
-          <w:color w:val="156082" w:themeColor="accent1"/>
-          <w:sz w:val="26"/>
-          <w:szCs w:val="26"/>
-        </w:rPr>
-        <w:t xml:space="preserve"> oldalon: </w:t>
-      </w:r>
-      <w:r>
-        <w:rPr>
-          <w:rFonts w:cs="Times New Roman"/>
-          <w:color w:val="156082" w:themeColor="accent1"/>
-          <w:sz w:val="26"/>
-          <w:szCs w:val="26"/>
-        </w:rPr>
-        <w:t>C#, WPF Application, MySQL, ASP.NET</w:t>
-      </w:r>
-    </w:p>
-    <w:p>
-      <w:pPr>
-        <w:spacing w:before="60" w:after="60"/>
-        <w:rPr>
-          <w:rFonts w:cs="Times New Roman"/>
-          <w:color w:val="156082" w:themeColor="accent1"/>
-          <w:sz w:val="26"/>
-          <w:szCs w:val="26"/>
-        </w:rPr>
-      </w:pPr>
-    </w:p>
-    <w:p>
-      <w:pPr>
-        <w:spacing w:before="60" w:after="60"/>
-        <w:rPr>
-          <w:rFonts w:cs="Times New Roman"/>
-          <w:color w:val="156082" w:themeColor="accent1"/>
-          <w:sz w:val="26"/>
-          <w:szCs w:val="26"/>
-        </w:rPr>
-      </w:pPr>
-      <w:r>
-        <w:rPr>
-          <w:rFonts w:cs="Times New Roman"/>
-          <w:b/>
-          <w:bCs/>
-          <w:color w:val="156082" w:themeColor="accent1"/>
-          <w:sz w:val="26"/>
-          <w:szCs w:val="26"/>
-        </w:rPr>
-        <w:t>A</w:t>
-      </w:r>
-      <w:r>
-        <w:rPr>
-          <w:rFonts w:cs="Times New Roman"/>
-          <w:b/>
-          <w:bCs/>
-          <w:color w:val="156082" w:themeColor="accent1"/>
-          <w:sz w:val="26"/>
-          <w:szCs w:val="26"/>
-        </w:rPr>
-        <w:t xml:space="preserve"> pro</w:t>
-      </w:r>
-      <w:r>
-        <w:rPr>
-          <w:rFonts w:cs="Times New Roman"/>
-          <w:b/>
-          <w:bCs/>
-          <w:color w:val="156082" w:themeColor="accent1"/>
-          <w:sz w:val="26"/>
-          <w:szCs w:val="26"/>
-        </w:rPr>
-        <w:t>jek</w:t>
-      </w:r>
-      <w:r>
-        <w:rPr>
-          <w:rFonts w:cs="Times New Roman"/>
-          <w:b/>
-          <w:bCs/>
-          <w:color w:val="156082" w:themeColor="accent1"/>
-          <w:sz w:val="26"/>
-          <w:szCs w:val="26"/>
-        </w:rPr>
-        <w:t>t</w:t>
-      </w:r>
-      <w:r>
-        <w:rPr>
-          <w:rFonts w:cs="Times New Roman"/>
-          <w:b/>
-          <w:bCs/>
-          <w:color w:val="156082" w:themeColor="accent1"/>
-          <w:sz w:val="26"/>
-          <w:szCs w:val="26"/>
-        </w:rPr>
-        <w:t>hez</w:t>
-      </w:r>
-      <w:r>
-        <w:rPr>
-          <w:rFonts w:cs="Times New Roman"/>
-          <w:b/>
-          <w:bCs/>
-          <w:color w:val="156082" w:themeColor="accent1"/>
-          <w:sz w:val="26"/>
-          <w:szCs w:val="26"/>
-        </w:rPr>
-        <w:t xml:space="preserve"> használt </w:t>
-      </w:r>
-      <w:r>
-        <w:rPr>
-          <w:rFonts w:cs="Times New Roman"/>
-          <w:b/>
-          <w:bCs/>
-          <w:color w:val="156082" w:themeColor="accent1"/>
-          <w:sz w:val="26"/>
-          <w:szCs w:val="26"/>
-        </w:rPr>
-        <w:t>fejlesztési</w:t>
-      </w:r>
-      <w:r>
-        <w:rPr>
-          <w:rFonts w:cs="Times New Roman"/>
-          <w:b/>
-          <w:bCs/>
-          <w:color w:val="156082" w:themeColor="accent1"/>
-          <w:sz w:val="26"/>
-          <w:szCs w:val="26"/>
-        </w:rPr>
-        <w:t xml:space="preserve"> és </w:t>
-      </w:r>
-      <w:r>
-        <w:rPr>
-          <w:rFonts w:cs="Times New Roman"/>
-          <w:b/>
-          <w:bCs/>
-          <w:color w:val="156082" w:themeColor="accent1"/>
-          <w:sz w:val="26"/>
-          <w:szCs w:val="26"/>
-        </w:rPr>
-        <w:t>elérési környezetek</w:t>
-      </w:r>
-      <w:r>
-        <w:rPr>
-          <w:rFonts w:cs="Times New Roman"/>
-          <w:b/>
-          <w:bCs/>
-          <w:color w:val="156082" w:themeColor="accent1"/>
-          <w:sz w:val="26"/>
-          <w:szCs w:val="26"/>
-        </w:rPr>
-        <w:t>:</w:t>
-      </w:r>
-      <w:r>
-        <w:rPr>
-          <w:rFonts w:cs="Times New Roman"/>
-          <w:b/>
-          <w:bCs/>
-          <w:color w:val="156082" w:themeColor="accent1"/>
-          <w:sz w:val="26"/>
-          <w:szCs w:val="26"/>
-        </w:rPr>
-        <w:t xml:space="preserve"> </w:t>
-      </w:r>
-      <w:r>
-        <w:rPr>
-          <w:rFonts w:cs="Times New Roman"/>
-          <w:color w:val="156082" w:themeColor="accent1"/>
-          <w:sz w:val="26"/>
-          <w:szCs w:val="26"/>
-        </w:rPr>
-        <w:t>Visual Studio 2022, Visual Studio code, phpMyAdmin – XAMPP, Swagger, Trello, Github</w:t>
-      </w:r>
-      <w:r>
-        <w:rPr>
-          <w:rFonts w:cs="Times New Roman"/>
-          <w:color w:val="156082" w:themeColor="accent1"/>
-          <w:sz w:val="26"/>
-          <w:szCs w:val="26"/>
-        </w:rPr>
-        <w:t xml:space="preserve">, </w:t>
-      </w:r>
-      <w:r>
-        <w:rPr>
-          <w:rFonts w:cs="Times New Roman"/>
-          <w:color w:val="156082" w:themeColor="accent1"/>
-          <w:sz w:val="26"/>
-          <w:szCs w:val="26"/>
-        </w:rPr>
-        <w:t>Firebase</w:t>
-      </w:r>
-      <w:r>
-        <w:rPr>
-          <w:rFonts w:cs="Times New Roman"/>
-          <w:color w:val="156082" w:themeColor="accent1"/>
-          <w:sz w:val="26"/>
-          <w:szCs w:val="26"/>
-        </w:rPr>
-        <w:t>, Docker</w:t>
-      </w:r>
-      <w:r>
-        <w:rPr>
-          <w:rFonts w:cs="Times New Roman"/>
-          <w:color w:val="156082" w:themeColor="accent1"/>
-          <w:sz w:val="26"/>
-          <w:szCs w:val="26"/>
-        </w:rPr>
-        <w:t>, Railway, Cloudinary</w:t>
-      </w:r>
-    </w:p>
-    <w:p>
-      <w:pPr>
-        <w:spacing w:before="60" w:after="60"/>
-        <w:rPr>
-          <w:rFonts w:cs="Times New Roman"/>
-          <w:sz w:val="22"/>
-          <w:szCs w:val="22"/>
-        </w:rPr>
-      </w:pPr>
-    </w:p>
-    <w:p>
-      <w:pPr>
-        <w:spacing w:before="60" w:after="60"/>
-        <w:rPr>
-          <w:rFonts w:cs="Times New Roman"/>
-          <w:sz w:val="22"/>
-          <w:szCs w:val="22"/>
-        </w:rPr>
-      </w:pPr>
-    </w:p>
-    <w:p>
-      <w:pPr>
-        <w:pStyle w:val="Cmsor1"/>
         <w:jc w:val="center"/>
       </w:pPr>
       <w:r>
@@ -1688,6 +1749,70 @@
       </w:pPr>
       <w:r>
         <w:rPr>
+          <w:noProof/>
+          <w:color w:val="156082" w:themeColor="accent1"/>
+          <w:sz w:val="26"/>
+          <w:szCs w:val="26"/>
+        </w:rPr>
+        <w:drawing>
+          <wp:anchor distT="0" distB="0" distL="114300" distR="114300" simplePos="0" relativeHeight="251661312" behindDoc="0" locked="0" layoutInCell="1" allowOverlap="1" wp14:anchorId="78F4122E" wp14:editId="1E996C98">
+            <wp:simplePos x="0" y="0"/>
+            <wp:positionH relativeFrom="column">
+              <wp:posOffset>2338705</wp:posOffset>
+            </wp:positionH>
+            <wp:positionV relativeFrom="paragraph">
+              <wp:posOffset>975360</wp:posOffset>
+            </wp:positionV>
+            <wp:extent cx="3771900" cy="3009900"/>
+            <wp:effectExtent l="0" t="0" r="0" b="0"/>
+            <wp:wrapSquare wrapText="bothSides"/>
+            <wp:docPr id="1382243978" name="Kép 5"/>
+            <wp:cNvGraphicFramePr>
+              <a:graphicFrameLocks xmlns:a="http://schemas.openxmlformats.org/drawingml/2006/main" noChangeAspect="1"/>
+            </wp:cNvGraphicFramePr>
+            <a:graphic xmlns:a="http://schemas.openxmlformats.org/drawingml/2006/main">
+              <a:graphicData uri="http://schemas.openxmlformats.org/drawingml/2006/picture">
+                <pic:pic xmlns:pic="http://schemas.openxmlformats.org/drawingml/2006/picture">
+                  <pic:nvPicPr>
+                    <pic:cNvPr id="0" name="Picture 5"/>
+                    <pic:cNvPicPr>
+                      <a:picLocks noChangeAspect="1" noChangeArrowheads="1"/>
+                    </pic:cNvPicPr>
+                  </pic:nvPicPr>
+                  <pic:blipFill>
+                    <a:blip r:embed="rId14">
+                      <a:extLst>
+                        <a:ext uri="{28A0092B-C50C-407E-A947-70E740481C1C}">
+                          <a14:useLocalDpi xmlns:a14="http://schemas.microsoft.com/office/drawing/2010/main" val="0"/>
+                        </a:ext>
+                      </a:extLst>
+                    </a:blip>
+                    <a:srcRect/>
+                    <a:stretch>
+                      <a:fillRect/>
+                    </a:stretch>
+                  </pic:blipFill>
+                  <pic:spPr bwMode="auto">
+                    <a:xfrm>
+                      <a:off x="0" y="0"/>
+                      <a:ext cx="3771900" cy="3009900"/>
+                    </a:xfrm>
+                    <a:prstGeom prst="rect">
+                      <a:avLst/>
+                    </a:prstGeom>
+                    <a:noFill/>
+                    <a:ln>
+                      <a:noFill/>
+                    </a:ln>
+                  </pic:spPr>
+                </pic:pic>
+              </a:graphicData>
+            </a:graphic>
+          </wp:anchor>
+        </w:drawing>
+      </w:r>
+      <w:r>
+        <w:rPr>
           <w:color w:val="156082" w:themeColor="accent1"/>
           <w:sz w:val="26"/>
           <w:szCs w:val="26"/>
@@ -1812,6 +1937,7 @@
           <w:sz w:val="36"/>
           <w:szCs w:val="36"/>
         </w:rPr>
+        <w:lastRenderedPageBreak/>
         <w:t>Bootstrap</w:t>
       </w:r>
       <w:r>
@@ -1868,16 +1994,7 @@
           <w:sz w:val="26"/>
           <w:szCs w:val="26"/>
         </w:rPr>
-        <w:t xml:space="preserve"> leegyszerűsíti a felhasználói </w:t>
-      </w:r>
-      <w:r>
-        <w:rPr>
-          <w:color w:val="156082" w:themeColor="accent1"/>
-          <w:sz w:val="26"/>
-          <w:szCs w:val="26"/>
-        </w:rPr>
-        <w:lastRenderedPageBreak/>
-        <w:t xml:space="preserve">felületek létrehozását. A Bootstrap legfőbb előnye, hogy </w:t>
+        <w:t xml:space="preserve"> leegyszerűsíti a felhasználói felületek létrehozását. A Bootstrap legfőbb előnye, hogy </w:t>
       </w:r>
       <w:r>
         <w:rPr>
@@ -2009,7 +2126,7 @@
                     </pic:cNvPicPr>
                   </pic:nvPicPr>
                   <pic:blipFill>
-                    <a:blip r:embed="rId13">
+                    <a:blip r:embed="rId15">
                       <a:extLst>
                         <a:ext uri="{28A0092B-C50C-407E-A947-70E740481C1C}">
                           <a14:useLocalDpi xmlns:a14="http://schemas.microsoft.com/office/drawing/2010/main" val="0"/>
@@ -2087,1030 +2204,32 @@
       </w:pPr>
       <w:r>
         <w:rPr>
-          <w:color w:val="156082" w:themeColor="accent1"/>
-          <w:sz w:val="26"/>
-          <w:szCs w:val="26"/>
-        </w:rPr>
-        <w:t>Ezen belül a</w:t>
-      </w:r>
-      <w:r>
-        <w:rPr>
-          <w:color w:val="156082" w:themeColor="accent1"/>
-          <w:sz w:val="26"/>
-          <w:szCs w:val="26"/>
-        </w:rPr>
-        <w:t xml:space="preserve"> React egy népszerű JavaScript könyvtár, amely a komponensalapú </w:t>
-      </w:r>
-      <w:r>
-        <w:rPr>
-          <w:color w:val="156082" w:themeColor="accent1"/>
-          <w:sz w:val="26"/>
-          <w:szCs w:val="26"/>
-        </w:rPr>
-        <w:t>felépítést</w:t>
-      </w:r>
-      <w:r>
-        <w:rPr>
-          <w:color w:val="156082" w:themeColor="accent1"/>
-          <w:sz w:val="26"/>
-          <w:szCs w:val="26"/>
-        </w:rPr>
-        <w:t xml:space="preserve"> használja. A React lehetővé teszi újrahasználható UI komponensek létrehozását, amelyek automatikusan frissülnek adatváltozáskor. A virtuális DOM technológia segítségével optimalizált teljesítményt nyújt, miközben egyszerű marad a fejlesztés.</w:t>
-      </w:r>
-      <w:r>
-        <w:rPr>
-          <w:color w:val="156082" w:themeColor="accent1"/>
-          <w:sz w:val="26"/>
-          <w:szCs w:val="26"/>
-        </w:rPr>
-        <w:t xml:space="preserve"> Ha megakarjuk könnyíteni a </w:t>
-      </w:r>
-      <w:r>
-        <w:rPr>
-          <w:color w:val="156082" w:themeColor="accent1"/>
-          <w:sz w:val="26"/>
-          <w:szCs w:val="26"/>
-        </w:rPr>
-        <w:t>dolgunkat, ajánlatos</w:t>
-      </w:r>
-      <w:r>
-        <w:rPr>
-          <w:color w:val="156082" w:themeColor="accent1"/>
-          <w:sz w:val="26"/>
-          <w:szCs w:val="26"/>
-        </w:rPr>
-        <w:t xml:space="preserve"> használni az </w:t>
-      </w:r>
-      <w:r>
-        <w:rPr>
-          <w:color w:val="156082" w:themeColor="accent1"/>
-          <w:sz w:val="26"/>
-          <w:szCs w:val="26"/>
-        </w:rPr>
-        <w:t>Axios könyvtár</w:t>
-      </w:r>
-      <w:r>
-        <w:rPr>
-          <w:color w:val="156082" w:themeColor="accent1"/>
-          <w:sz w:val="26"/>
-          <w:szCs w:val="26"/>
-        </w:rPr>
-        <w:t>at</w:t>
-      </w:r>
-      <w:r>
-        <w:rPr>
-          <w:color w:val="156082" w:themeColor="accent1"/>
-          <w:sz w:val="26"/>
-          <w:szCs w:val="26"/>
-        </w:rPr>
-        <w:t xml:space="preserve"> HTTP kérések küldéséhez, amely leegyszerűsíti a szerverrel való kommunikációt. Az Axios támogatja a CRUD</w:t>
-      </w:r>
-      <w:r>
-        <w:rPr>
-          <w:color w:val="156082" w:themeColor="accent1"/>
-          <w:sz w:val="26"/>
-          <w:szCs w:val="26"/>
-        </w:rPr>
-        <w:t xml:space="preserve"> (create, read, update, delete)</w:t>
-      </w:r>
-      <w:r>
-        <w:rPr>
-          <w:color w:val="156082" w:themeColor="accent1"/>
-          <w:sz w:val="26"/>
-          <w:szCs w:val="26"/>
-        </w:rPr>
-        <w:t xml:space="preserve"> műveleteket, képes kezelni a kérések és válaszok átalakítását, és egyszerű hibakezelést biztosít. Különösen hasznos React alkalmazásokban adatok lekéréséhez vagy küldéséhez API-k felé.</w:t>
-      </w:r>
-    </w:p>
-    <w:p>
-      <w:pPr>
-        <w:spacing w:before="60" w:after="60"/>
-        <w:rPr>
-          <w:color w:val="156082" w:themeColor="accent1"/>
-          <w:sz w:val="26"/>
-          <w:szCs w:val="26"/>
-        </w:rPr>
-      </w:pPr>
-      <w:r>
-        <w:rPr>
-          <w:color w:val="156082" w:themeColor="accent1"/>
-          <w:sz w:val="26"/>
-          <w:szCs w:val="26"/>
-        </w:rPr>
-        <w:t>E</w:t>
-      </w:r>
-      <w:r>
-        <w:rPr>
-          <w:color w:val="156082" w:themeColor="accent1"/>
-          <w:sz w:val="26"/>
-          <w:szCs w:val="26"/>
-        </w:rPr>
-        <w:t xml:space="preserve">z a </w:t>
-      </w:r>
-      <w:r>
-        <w:rPr>
-          <w:color w:val="156082" w:themeColor="accent1"/>
-          <w:sz w:val="26"/>
-          <w:szCs w:val="26"/>
-        </w:rPr>
-        <w:t>három technológia alkotja</w:t>
-      </w:r>
-      <w:r>
-        <w:rPr>
-          <w:color w:val="156082" w:themeColor="accent1"/>
-          <w:sz w:val="26"/>
-          <w:szCs w:val="26"/>
-        </w:rPr>
-        <w:t xml:space="preserve"> </w:t>
-      </w:r>
-      <w:r>
-        <w:rPr>
-          <w:color w:val="156082" w:themeColor="accent1"/>
-          <w:sz w:val="26"/>
-          <w:szCs w:val="26"/>
-        </w:rPr>
-        <w:t xml:space="preserve">együtt </w:t>
-      </w:r>
-      <w:r>
-        <w:rPr>
-          <w:color w:val="156082" w:themeColor="accent1"/>
-          <w:sz w:val="26"/>
-          <w:szCs w:val="26"/>
-        </w:rPr>
-        <w:t>a</w:t>
-      </w:r>
-      <w:r>
-        <w:rPr>
-          <w:color w:val="156082" w:themeColor="accent1"/>
-          <w:sz w:val="26"/>
-          <w:szCs w:val="26"/>
-        </w:rPr>
-        <w:t xml:space="preserve"> modern frontend fejlesztés alapját. A JavaScript biztosítja az alapvető funkcionalitást, a React hatékony felületeket épít, míg az Axios lehetővé teszi a háttérrendszerekkel való zökkenőmentes kommunikációt.</w:t>
-      </w:r>
-    </w:p>
-    <w:p>
-      <w:pPr>
-        <w:spacing w:before="60" w:after="60"/>
-        <w:rPr>
-          <w:color w:val="156082" w:themeColor="accent1"/>
-          <w:sz w:val="26"/>
-          <w:szCs w:val="26"/>
-        </w:rPr>
-      </w:pPr>
-    </w:p>
-    <w:p>
-      <w:pPr>
-        <w:pStyle w:val="Cmsor1"/>
-        <w:jc w:val="center"/>
-      </w:pPr>
-      <w:r>
-        <w:lastRenderedPageBreak/>
-        <w:t>Backend</w:t>
-      </w:r>
-    </w:p>
-    <w:p>
-      <w:pPr>
-        <w:spacing w:before="60" w:after="60"/>
-        <w:rPr>
-          <w:rFonts w:cs="Times New Roman"/>
-          <w:color w:val="156082" w:themeColor="accent1"/>
-          <w:sz w:val="26"/>
-          <w:szCs w:val="26"/>
-        </w:rPr>
-      </w:pPr>
-    </w:p>
-    <w:p>
-      <w:pPr>
-        <w:pStyle w:val="Cmsor2"/>
-        <w:rPr>
-          <w:sz w:val="36"/>
-          <w:szCs w:val="36"/>
-        </w:rPr>
-      </w:pPr>
-      <w:r>
-        <w:rPr>
-          <w:sz w:val="36"/>
-          <w:szCs w:val="36"/>
-        </w:rPr>
-        <w:t>C#</w:t>
-      </w:r>
-      <w:r>
-        <w:rPr>
-          <w:sz w:val="36"/>
-          <w:szCs w:val="36"/>
-        </w:rPr>
-        <w:t>, WPF, .NET</w:t>
-      </w:r>
-      <w:r>
-        <w:rPr>
-          <w:sz w:val="36"/>
-          <w:szCs w:val="36"/>
-        </w:rPr>
-        <w:t>-</w:t>
-      </w:r>
-      <w:r>
-        <w:rPr>
-          <w:sz w:val="36"/>
-          <w:szCs w:val="36"/>
-        </w:rPr>
-        <w:t>ASP.NET összefoglaló</w:t>
-      </w:r>
-    </w:p>
-    <w:p>
-      <w:pPr>
-        <w:spacing w:before="60" w:after="60"/>
-        <w:rPr>
-          <w:rFonts w:cs="Times New Roman"/>
-          <w:color w:val="156082" w:themeColor="accent1"/>
-          <w:sz w:val="26"/>
-          <w:szCs w:val="26"/>
-        </w:rPr>
-      </w:pPr>
-    </w:p>
-    <w:p>
-      <w:pPr>
-        <w:rPr>
-          <w:color w:val="156082" w:themeColor="accent1"/>
-          <w:sz w:val="26"/>
-          <w:szCs w:val="26"/>
-        </w:rPr>
-      </w:pPr>
-      <w:r>
-        <w:rPr>
-          <w:color w:val="156082" w:themeColor="accent1"/>
-          <w:sz w:val="26"/>
-          <w:szCs w:val="26"/>
-        </w:rPr>
-        <w:t xml:space="preserve">A C# egy modern, objektumorientált programozási nyelv, amelyet széles körben használnak </w:t>
-      </w:r>
-      <w:r>
-        <w:rPr>
-          <w:color w:val="156082" w:themeColor="accent1"/>
-          <w:sz w:val="26"/>
-          <w:szCs w:val="26"/>
-        </w:rPr>
-        <w:t xml:space="preserve">elsősorban </w:t>
-      </w:r>
-      <w:r>
-        <w:rPr>
-          <w:color w:val="156082" w:themeColor="accent1"/>
-          <w:sz w:val="26"/>
-          <w:szCs w:val="26"/>
-        </w:rPr>
-        <w:t>vállalati alkalmazások fejlesztésére. A nyelv erős típusossága lehetővé teszi komplex rendszerek hatékony megvalósítását. A C# különösen jól integrálható a .NET keretrendszerrel, amely platformfüggetlen végrehajtási környezetet biztosít.</w:t>
-      </w:r>
-      <w:r>
-        <w:rPr>
-          <w:color w:val="156082" w:themeColor="accent1"/>
-          <w:sz w:val="26"/>
-          <w:szCs w:val="26"/>
-        </w:rPr>
-        <w:t xml:space="preserve"> </w:t>
-      </w:r>
-      <w:r>
-        <w:rPr>
-          <w:color w:val="156082" w:themeColor="accent1"/>
-          <w:sz w:val="26"/>
-          <w:szCs w:val="26"/>
-        </w:rPr>
-        <w:t>A .NET keretrendszer átfogó eszközkészletet nyújt alkalmazásfejlesztéshez, magában foglalva a memóriakezelést</w:t>
-      </w:r>
-      <w:r>
-        <w:rPr>
-          <w:color w:val="156082" w:themeColor="accent1"/>
-          <w:sz w:val="26"/>
-          <w:szCs w:val="26"/>
-        </w:rPr>
-        <w:t xml:space="preserve"> </w:t>
-      </w:r>
-      <w:r>
-        <w:rPr>
-          <w:color w:val="156082" w:themeColor="accent1"/>
-          <w:sz w:val="26"/>
-          <w:szCs w:val="26"/>
-        </w:rPr>
-        <w:t>és</w:t>
-      </w:r>
-      <w:r>
-        <w:rPr>
-          <w:color w:val="156082" w:themeColor="accent1"/>
-          <w:sz w:val="26"/>
-          <w:szCs w:val="26"/>
-        </w:rPr>
-        <w:t xml:space="preserve"> a </w:t>
-      </w:r>
-      <w:r>
-        <w:rPr>
-          <w:color w:val="156082" w:themeColor="accent1"/>
-          <w:sz w:val="26"/>
-          <w:szCs w:val="26"/>
-        </w:rPr>
-        <w:t>könyvtárakat különböző programozási feladatokhoz.</w:t>
-      </w:r>
-      <w:r>
-        <w:rPr>
-          <w:color w:val="156082" w:themeColor="accent1"/>
-          <w:sz w:val="26"/>
-          <w:szCs w:val="26"/>
-        </w:rPr>
-        <w:t xml:space="preserve"> </w:t>
-      </w:r>
-      <w:r>
-        <w:rPr>
-          <w:color w:val="156082" w:themeColor="accent1"/>
-          <w:sz w:val="26"/>
-          <w:szCs w:val="26"/>
-        </w:rPr>
-        <w:t xml:space="preserve">Az ASP.NET a .NET webes fejlesztési keretrendszere, amely lehetővé teszi modern webalkalmazások és szolgáltatások létrehozását. Az ASP.NET Core különösen jelentős, mivel nyitott forráskódú, platformfüggetlen és kiváló teljesítményt nyújt. A keretrendszer támogatja a MVC </w:t>
-      </w:r>
-      <w:r>
-        <w:rPr>
-          <w:color w:val="156082" w:themeColor="accent1"/>
-          <w:sz w:val="26"/>
-          <w:szCs w:val="26"/>
-        </w:rPr>
-        <w:t>(model-view-</w:t>
-      </w:r>
-      <w:r>
-        <w:rPr>
-          <w:color w:val="156082" w:themeColor="accent1"/>
-          <w:sz w:val="26"/>
-          <w:szCs w:val="26"/>
-        </w:rPr>
-        <w:t>controller) mintát</w:t>
-      </w:r>
-      <w:r>
-        <w:rPr>
-          <w:color w:val="156082" w:themeColor="accent1"/>
-          <w:sz w:val="26"/>
-          <w:szCs w:val="26"/>
-        </w:rPr>
-        <w:t>, Web API-k</w:t>
-      </w:r>
-      <w:r>
-        <w:rPr>
-          <w:color w:val="156082" w:themeColor="accent1"/>
-          <w:sz w:val="26"/>
-          <w:szCs w:val="26"/>
-        </w:rPr>
-        <w:t xml:space="preserve"> </w:t>
-      </w:r>
-      <w:r>
-        <w:rPr>
-          <w:color w:val="156082" w:themeColor="accent1"/>
-          <w:sz w:val="26"/>
-          <w:szCs w:val="26"/>
-        </w:rPr>
-        <w:t>fejlesztését</w:t>
-      </w:r>
-      <w:r>
-        <w:rPr>
-          <w:color w:val="156082" w:themeColor="accent1"/>
-          <w:sz w:val="26"/>
-          <w:szCs w:val="26"/>
-        </w:rPr>
-        <w:t xml:space="preserve"> </w:t>
-      </w:r>
-      <w:r>
-        <w:rPr>
-          <w:color w:val="156082" w:themeColor="accent1"/>
-          <w:sz w:val="26"/>
-          <w:szCs w:val="26"/>
-        </w:rPr>
-        <w:t>folyamatosan frissülve a legújabb technológiákkal.</w:t>
-      </w:r>
-    </w:p>
-    <w:p>
-      <w:pPr>
-        <w:rPr>
-          <w:color w:val="156082" w:themeColor="accent1"/>
-          <w:sz w:val="26"/>
-          <w:szCs w:val="26"/>
-        </w:rPr>
-      </w:pPr>
-      <w:r>
-        <w:rPr>
-          <w:i/>
-          <w:iCs/>
-          <w:color w:val="156082" w:themeColor="accent1"/>
-          <w:sz w:val="26"/>
-          <w:szCs w:val="26"/>
-        </w:rPr>
-        <w:t xml:space="preserve"> </w:t>
-      </w:r>
-      <w:r>
-        <w:rPr>
-          <w:color w:val="156082" w:themeColor="accent1"/>
-          <w:sz w:val="26"/>
-          <w:szCs w:val="26"/>
-        </w:rPr>
-        <w:t xml:space="preserve">A WPF </w:t>
-      </w:r>
-      <w:r>
-        <w:rPr>
-          <w:color w:val="156082" w:themeColor="accent1"/>
-          <w:sz w:val="26"/>
-          <w:szCs w:val="26"/>
-        </w:rPr>
-        <w:t>Application</w:t>
-      </w:r>
-      <w:r>
-        <w:rPr>
-          <w:color w:val="156082" w:themeColor="accent1"/>
-          <w:sz w:val="26"/>
-          <w:szCs w:val="26"/>
-        </w:rPr>
-        <w:t> a .NET keretrendszer részeként kínál megoldást gazdag felhasználói felületek létrehozására Windows rendszerekhez. XAML alapú tervezési módszerét használva lehetővé teszi a vizuális elemek</w:t>
-      </w:r>
-      <w:r>
-        <w:rPr>
-          <w:color w:val="156082" w:themeColor="accent1"/>
-          <w:sz w:val="26"/>
-          <w:szCs w:val="26"/>
-        </w:rPr>
-        <w:t xml:space="preserve"> megjelenítését</w:t>
-      </w:r>
-      <w:r>
-        <w:rPr>
-          <w:color w:val="156082" w:themeColor="accent1"/>
-          <w:sz w:val="26"/>
-          <w:szCs w:val="26"/>
-        </w:rPr>
-        <w:t>.</w:t>
-      </w:r>
-      <w:r>
-        <w:rPr>
-          <w:color w:val="156082" w:themeColor="accent1"/>
-          <w:sz w:val="26"/>
-          <w:szCs w:val="26"/>
-        </w:rPr>
-        <w:t xml:space="preserve"> </w:t>
-      </w:r>
-      <w:r>
-        <w:rPr>
-          <w:color w:val="156082" w:themeColor="accent1"/>
-          <w:sz w:val="26"/>
-          <w:szCs w:val="26"/>
-        </w:rPr>
-        <w:t xml:space="preserve"> A WPF alkalmazások </w:t>
-      </w:r>
-      <w:r>
-        <w:rPr>
-          <w:color w:val="156082" w:themeColor="accent1"/>
-          <w:sz w:val="26"/>
-          <w:szCs w:val="26"/>
-        </w:rPr>
-        <w:t>népszerűek</w:t>
-      </w:r>
-      <w:r>
-        <w:rPr>
-          <w:color w:val="156082" w:themeColor="accent1"/>
-          <w:sz w:val="26"/>
-          <w:szCs w:val="26"/>
-        </w:rPr>
-        <w:t xml:space="preserve"> fejlett adatkötési lehetőségeik révén, miközben támogatják a modern UI/UX tervezési elveket.</w:t>
-      </w:r>
-    </w:p>
-    <w:p>
-      <w:pPr>
-        <w:rPr>
-          <w:color w:val="156082" w:themeColor="accent1"/>
-          <w:sz w:val="26"/>
-          <w:szCs w:val="26"/>
-        </w:rPr>
-      </w:pPr>
-    </w:p>
-    <w:p>
-      <w:pPr>
-        <w:rPr>
-          <w:color w:val="156082" w:themeColor="accent1"/>
-          <w:sz w:val="26"/>
-          <w:szCs w:val="26"/>
-        </w:rPr>
-      </w:pPr>
-      <w:r>
-        <w:rPr>
-          <w:color w:val="156082" w:themeColor="accent1"/>
-          <w:sz w:val="26"/>
-          <w:szCs w:val="26"/>
-        </w:rPr>
-        <w:t>Eze</w:t>
-      </w:r>
-      <w:r>
-        <w:rPr>
-          <w:color w:val="156082" w:themeColor="accent1"/>
-          <w:sz w:val="26"/>
-          <w:szCs w:val="26"/>
-        </w:rPr>
-        <w:t>k</w:t>
-      </w:r>
-      <w:r>
-        <w:rPr>
-          <w:color w:val="156082" w:themeColor="accent1"/>
-          <w:sz w:val="26"/>
-          <w:szCs w:val="26"/>
-        </w:rPr>
-        <w:t xml:space="preserve"> együttes használata lehetővé teszi a teljes fejlesztés</w:t>
-      </w:r>
-      <w:r>
-        <w:rPr>
-          <w:color w:val="156082" w:themeColor="accent1"/>
-          <w:sz w:val="26"/>
-          <w:szCs w:val="26"/>
-        </w:rPr>
-        <w:t>i</w:t>
-      </w:r>
-      <w:r>
-        <w:rPr>
-          <w:color w:val="156082" w:themeColor="accent1"/>
-          <w:sz w:val="26"/>
-          <w:szCs w:val="26"/>
-        </w:rPr>
-        <w:t xml:space="preserve"> ciklus lefedését - az asztali alkalmazásoktól (WPF) a webes megoldásokig (ASP.NET), mindezt a C# nyelv és a .NET platform erőforrásait kihasználva. A Microsoft ökoszisztéma részeként ezek a technológiák folyamatos fejlődésen mennek keresztül, biztosítva a fejlesztők számára a legmodernebb eszközöket és keretrendszereket.</w:t>
-      </w:r>
-    </w:p>
-    <w:p>
-      <w:pPr>
-        <w:rPr>
-          <w:color w:val="156082" w:themeColor="accent1"/>
-          <w:sz w:val="26"/>
-          <w:szCs w:val="26"/>
-        </w:rPr>
-      </w:pPr>
-    </w:p>
-    <w:p>
-      <w:pPr>
-        <w:pStyle w:val="Cmsor1"/>
-        <w:jc w:val="center"/>
-      </w:pPr>
-      <w:r>
-        <w:t>Felhasznált fejlesztési és elérési környezetek</w:t>
-      </w:r>
-    </w:p>
-    <w:p/>
-    <w:p>
-      <w:pPr>
-        <w:pStyle w:val="Cmsor2"/>
-      </w:pPr>
-      <w:r>
-        <w:lastRenderedPageBreak/>
-        <w:t>Firebase</w:t>
-      </w:r>
-    </w:p>
-    <w:p>
-      <w:pPr>
-        <w:rPr>
-          <w:color w:val="156082" w:themeColor="accent1"/>
-          <w:sz w:val="26"/>
-          <w:szCs w:val="26"/>
-        </w:rPr>
-      </w:pPr>
-      <w:r>
-        <w:rPr>
-          <w:color w:val="156082" w:themeColor="accent1"/>
-          <w:sz w:val="26"/>
-          <w:szCs w:val="26"/>
-        </w:rPr>
-        <w:t xml:space="preserve">A Firebase egy átfogó fejlesztői platform, amely elsősorban frontend fejlesztők számára nyújt egyszerű megoldásokat backend </w:t>
-      </w:r>
-      <w:r>
-        <w:rPr>
-          <w:color w:val="156082" w:themeColor="accent1"/>
-          <w:sz w:val="26"/>
-          <w:szCs w:val="26"/>
-        </w:rPr>
-        <w:t>használata</w:t>
-      </w:r>
-      <w:r>
-        <w:rPr>
-          <w:color w:val="156082" w:themeColor="accent1"/>
-          <w:sz w:val="26"/>
-          <w:szCs w:val="26"/>
-        </w:rPr>
-        <w:t xml:space="preserve"> nélkül. A legfontosabb jellemzője, hogy</w:t>
-      </w:r>
-      <w:r>
-        <w:rPr>
-          <w:color w:val="156082" w:themeColor="accent1"/>
-        </w:rPr>
-        <w:t xml:space="preserve"> </w:t>
-      </w:r>
-      <w:r>
-        <w:rPr>
-          <w:color w:val="156082" w:themeColor="accent1"/>
-          <w:sz w:val="26"/>
-          <w:szCs w:val="26"/>
-        </w:rPr>
-        <w:t>lehetővé teszi</w:t>
-      </w:r>
-      <w:r>
-        <w:rPr>
-          <w:color w:val="156082" w:themeColor="accent1"/>
-          <w:sz w:val="26"/>
-          <w:szCs w:val="26"/>
-        </w:rPr>
-        <w:t xml:space="preserve"> a</w:t>
-      </w:r>
-      <w:r>
-        <w:rPr>
-          <w:color w:val="156082" w:themeColor="accent1"/>
-          <w:sz w:val="26"/>
-          <w:szCs w:val="26"/>
-        </w:rPr>
-        <w:t xml:space="preserve"> webes alkalmazások gyors fejlesztését és hosztolását anélkül, hogy saját szerverinfrastruktúrát kellene kezelni.</w:t>
-      </w:r>
-    </w:p>
-    <w:p>
-      <w:pPr>
-        <w:rPr>
-          <w:color w:val="156082" w:themeColor="accent1"/>
-          <w:sz w:val="26"/>
-          <w:szCs w:val="26"/>
-        </w:rPr>
-      </w:pPr>
-      <w:r>
-        <w:rPr>
-          <w:color w:val="156082" w:themeColor="accent1"/>
-          <w:sz w:val="26"/>
-          <w:szCs w:val="26"/>
-        </w:rPr>
-        <w:t xml:space="preserve">A platform </w:t>
-      </w:r>
-      <w:r>
-        <w:rPr>
-          <w:color w:val="156082" w:themeColor="accent1"/>
-          <w:sz w:val="26"/>
-          <w:szCs w:val="26"/>
-        </w:rPr>
-        <w:t>egyik legalapvetőbb</w:t>
-      </w:r>
-      <w:r>
-        <w:rPr>
-          <w:color w:val="156082" w:themeColor="accent1"/>
-          <w:sz w:val="26"/>
-          <w:szCs w:val="26"/>
-        </w:rPr>
-        <w:t xml:space="preserve"> szolgáltatásai közé tartozik a Firebase Hosting, amely lehetővé teszi statikus weboldalak és single-page alkalmazások gyors, biztonságos hosztolását globális CDN-en</w:t>
-      </w:r>
-      <w:r>
-        <w:rPr>
-          <w:color w:val="156082" w:themeColor="accent1"/>
-          <w:sz w:val="26"/>
-          <w:szCs w:val="26"/>
-        </w:rPr>
-        <w:t xml:space="preserve"> </w:t>
-      </w:r>
-      <w:r>
-        <w:rPr>
-          <w:color w:val="156082" w:themeColor="accent1"/>
-          <w:sz w:val="26"/>
-          <w:szCs w:val="26"/>
-        </w:rPr>
-        <w:t>(Content Delivery Network)</w:t>
-      </w:r>
-      <w:r>
-        <w:rPr>
-          <w:color w:val="156082" w:themeColor="accent1"/>
-          <w:sz w:val="26"/>
-          <w:szCs w:val="26"/>
-        </w:rPr>
-        <w:t xml:space="preserve"> keresztül. A Firebase Authentication</w:t>
-      </w:r>
-      <w:r>
-        <w:rPr>
-          <w:color w:val="156082" w:themeColor="accent1"/>
-          <w:sz w:val="26"/>
-          <w:szCs w:val="26"/>
-        </w:rPr>
-        <w:t xml:space="preserve"> pedig</w:t>
-      </w:r>
-      <w:r>
-        <w:rPr>
-          <w:color w:val="156082" w:themeColor="accent1"/>
-          <w:sz w:val="26"/>
-          <w:szCs w:val="26"/>
-        </w:rPr>
-        <w:t xml:space="preserve"> egyszerű bejelentkezési megoldásokat </w:t>
-      </w:r>
-      <w:r>
-        <w:rPr>
-          <w:color w:val="156082" w:themeColor="accent1"/>
-          <w:sz w:val="26"/>
-          <w:szCs w:val="26"/>
-        </w:rPr>
-        <w:t>szolgáltatótól függetlenül. (Bárhonnan jelentkezünk be, egységesen van lekezelve, nem kell mindenre külön API-t írni)</w:t>
-      </w:r>
-    </w:p>
-    <w:p>
-      <w:pPr>
-        <w:rPr>
-          <w:color w:val="156082" w:themeColor="accent1"/>
-          <w:sz w:val="26"/>
-          <w:szCs w:val="26"/>
-        </w:rPr>
-      </w:pPr>
-      <w:r>
-        <w:rPr>
-          <w:color w:val="156082" w:themeColor="accent1"/>
-          <w:sz w:val="26"/>
-          <w:szCs w:val="26"/>
-        </w:rPr>
-        <w:t>További hasznos funkciók közé tartozik a Firebase Storage fájltároláshoz</w:t>
-      </w:r>
-      <w:r>
-        <w:rPr>
-          <w:color w:val="156082" w:themeColor="accent1"/>
-          <w:sz w:val="26"/>
-          <w:szCs w:val="26"/>
-        </w:rPr>
-        <w:t xml:space="preserve"> és</w:t>
-      </w:r>
-      <w:r>
-        <w:rPr>
-          <w:color w:val="156082" w:themeColor="accent1"/>
-          <w:sz w:val="26"/>
-          <w:szCs w:val="26"/>
-        </w:rPr>
-        <w:t xml:space="preserve"> a Cloud Functions szerver nélküli </w:t>
-      </w:r>
-      <w:r>
-        <w:rPr>
-          <w:color w:val="156082" w:themeColor="accent1"/>
-          <w:sz w:val="26"/>
-          <w:szCs w:val="26"/>
-        </w:rPr>
-        <w:t>vezérléshez</w:t>
-      </w:r>
-      <w:r>
-        <w:rPr>
-          <w:color w:val="156082" w:themeColor="accent1"/>
-          <w:sz w:val="26"/>
-          <w:szCs w:val="26"/>
-        </w:rPr>
-        <w:t xml:space="preserve">. </w:t>
-      </w:r>
-      <w:r>
-        <w:rPr>
-          <w:color w:val="156082" w:themeColor="accent1"/>
-          <w:sz w:val="26"/>
-          <w:szCs w:val="26"/>
-        </w:rPr>
-        <w:t>Minde</w:t>
-      </w:r>
-      <w:r>
-        <w:rPr>
-          <w:color w:val="156082" w:themeColor="accent1"/>
-          <w:sz w:val="26"/>
-          <w:szCs w:val="26"/>
-        </w:rPr>
-        <w:t>n</w:t>
-      </w:r>
-      <w:r>
-        <w:rPr>
-          <w:color w:val="156082" w:themeColor="accent1"/>
-          <w:sz w:val="26"/>
-          <w:szCs w:val="26"/>
-        </w:rPr>
-        <w:t xml:space="preserve"> integrált környezetben, könnyen kezelhető felületen érhető el, minimalizálva a backend</w:t>
-      </w:r>
-      <w:r>
-        <w:rPr>
-          <w:color w:val="156082" w:themeColor="accent1"/>
-          <w:sz w:val="26"/>
-          <w:szCs w:val="26"/>
-        </w:rPr>
-        <w:t>től való</w:t>
-      </w:r>
-      <w:r>
-        <w:rPr>
-          <w:color w:val="156082" w:themeColor="accent1"/>
-          <w:sz w:val="26"/>
-          <w:szCs w:val="26"/>
-        </w:rPr>
-        <w:t xml:space="preserve"> </w:t>
-      </w:r>
-      <w:r>
-        <w:rPr>
-          <w:color w:val="156082" w:themeColor="accent1"/>
-          <w:sz w:val="26"/>
-          <w:szCs w:val="26"/>
-        </w:rPr>
-        <w:t>függőséget</w:t>
-      </w:r>
-      <w:r>
-        <w:rPr>
-          <w:color w:val="156082" w:themeColor="accent1"/>
-          <w:sz w:val="26"/>
-          <w:szCs w:val="26"/>
-        </w:rPr>
-        <w:t>.</w:t>
-      </w:r>
-    </w:p>
-    <w:p>
-      <w:pPr>
-        <w:rPr>
-          <w:color w:val="156082" w:themeColor="accent1"/>
-        </w:rPr>
-      </w:pPr>
-    </w:p>
-    <w:p>
-      <w:pPr>
-        <w:pStyle w:val="Cmsor2"/>
-      </w:pPr>
-      <w:r>
-        <w:t>MySQL</w:t>
-      </w:r>
-      <w:r>
-        <w:t>, phpMyAdmin, XAMPP, Swagger</w:t>
-      </w:r>
-      <w:r>
-        <w:t xml:space="preserve"> </w:t>
-      </w:r>
-      <w:r>
-        <w:t>összefoglalás</w:t>
-      </w:r>
-    </w:p>
-    <w:p>
-      <w:pPr>
-        <w:spacing w:before="60" w:after="60"/>
-        <w:rPr>
-          <w:rFonts w:asciiTheme="majorHAnsi" w:eastAsiaTheme="majorEastAsia" w:hAnsiTheme="majorHAnsi" w:cstheme="majorBidi"/>
-          <w:color w:val="0F4761" w:themeColor="accent1" w:themeShade="BF"/>
-          <w:sz w:val="32"/>
-          <w:szCs w:val="32"/>
-        </w:rPr>
-      </w:pPr>
-    </w:p>
-    <w:p>
-      <w:pPr>
-        <w:spacing w:before="60" w:after="60"/>
-        <w:rPr>
-          <w:rFonts w:asciiTheme="majorHAnsi" w:eastAsiaTheme="majorEastAsia" w:hAnsiTheme="majorHAnsi" w:cstheme="majorBidi"/>
-          <w:color w:val="156082" w:themeColor="accent1"/>
-          <w:sz w:val="26"/>
-          <w:szCs w:val="26"/>
-        </w:rPr>
-      </w:pPr>
-      <w:r>
-        <w:rPr>
-          <w:rFonts w:asciiTheme="majorHAnsi" w:eastAsiaTheme="majorEastAsia" w:hAnsiTheme="majorHAnsi" w:cstheme="majorBidi"/>
-          <w:color w:val="156082" w:themeColor="accent1"/>
-          <w:sz w:val="26"/>
-          <w:szCs w:val="26"/>
-        </w:rPr>
-        <w:t>A MySQL</w:t>
-      </w:r>
-      <w:r>
-        <w:rPr>
-          <w:rFonts w:asciiTheme="majorHAnsi" w:eastAsiaTheme="majorEastAsia" w:hAnsiTheme="majorHAnsi" w:cstheme="majorBidi"/>
-          <w:color w:val="156082" w:themeColor="accent1"/>
-          <w:sz w:val="26"/>
-          <w:szCs w:val="26"/>
-        </w:rPr>
-        <w:t xml:space="preserve"> </w:t>
-      </w:r>
-      <w:r>
-        <w:rPr>
-          <w:rFonts w:asciiTheme="majorHAnsi" w:eastAsiaTheme="majorEastAsia" w:hAnsiTheme="majorHAnsi" w:cstheme="majorBidi"/>
-          <w:color w:val="156082" w:themeColor="accent1"/>
-          <w:sz w:val="26"/>
-          <w:szCs w:val="26"/>
-        </w:rPr>
-        <w:t>egy nyílt forráskódú relációs adatbázis-kezelő rendszer, amely a webes fejlesztés egyik alapvető komponens</w:t>
-      </w:r>
-      <w:r>
-        <w:rPr>
-          <w:rFonts w:asciiTheme="majorHAnsi" w:eastAsiaTheme="majorEastAsia" w:hAnsiTheme="majorHAnsi" w:cstheme="majorBidi"/>
-          <w:color w:val="156082" w:themeColor="accent1"/>
-          <w:sz w:val="26"/>
-          <w:szCs w:val="26"/>
-        </w:rPr>
-        <w:t>e</w:t>
-      </w:r>
-      <w:r>
-        <w:rPr>
-          <w:rFonts w:asciiTheme="majorHAnsi" w:eastAsiaTheme="majorEastAsia" w:hAnsiTheme="majorHAnsi" w:cstheme="majorBidi"/>
-          <w:color w:val="156082" w:themeColor="accent1"/>
-          <w:sz w:val="26"/>
-          <w:szCs w:val="26"/>
-        </w:rPr>
-        <w:t>. A rendszer kiemelkedő teljesítményt, megbízhatóságot és skálázhatóságot nyújt, miközben széles körben támogatott a fejlesztői közösség által.</w:t>
-      </w:r>
-      <w:r>
-        <w:rPr>
-          <w:rFonts w:asciiTheme="majorHAnsi" w:eastAsiaTheme="majorEastAsia" w:hAnsiTheme="majorHAnsi" w:cstheme="majorBidi"/>
-          <w:color w:val="156082" w:themeColor="accent1"/>
-          <w:sz w:val="26"/>
-          <w:szCs w:val="26"/>
-        </w:rPr>
-        <w:t xml:space="preserve"> </w:t>
-      </w:r>
-      <w:r>
-        <w:rPr>
-          <w:rFonts w:asciiTheme="majorHAnsi" w:eastAsiaTheme="majorEastAsia" w:hAnsiTheme="majorHAnsi" w:cstheme="majorBidi"/>
-          <w:color w:val="156082" w:themeColor="accent1"/>
-          <w:sz w:val="26"/>
-          <w:szCs w:val="26"/>
-        </w:rPr>
-        <w:t>A MySQL kezelését nagyban megkönnyíti a phpMyAdmin</w:t>
-      </w:r>
-      <w:r>
-        <w:rPr>
-          <w:rFonts w:asciiTheme="majorHAnsi" w:eastAsiaTheme="majorEastAsia" w:hAnsiTheme="majorHAnsi" w:cstheme="majorBidi"/>
-          <w:color w:val="156082" w:themeColor="accent1"/>
-          <w:sz w:val="26"/>
-          <w:szCs w:val="26"/>
-        </w:rPr>
-        <w:t>,</w:t>
-      </w:r>
-      <w:r>
-        <w:rPr>
-          <w:rFonts w:asciiTheme="majorHAnsi" w:eastAsiaTheme="majorEastAsia" w:hAnsiTheme="majorHAnsi" w:cstheme="majorBidi"/>
-          <w:color w:val="156082" w:themeColor="accent1"/>
-          <w:sz w:val="26"/>
-          <w:szCs w:val="26"/>
-        </w:rPr>
-        <w:t xml:space="preserve"> egy webalapú felület, amely lehetővé teszi az adatbázisok vizuális kezelését. Ez a megoldás különösen hasznos fejlesztők számára, akik grafikus felületen keresztül szeretnék létrehozni és módosítani a táblákat, illetve SQL lekérdezéseket végrehajtani.</w:t>
-      </w:r>
-      <w:r>
-        <w:rPr>
-          <w:rFonts w:asciiTheme="majorHAnsi" w:eastAsiaTheme="majorEastAsia" w:hAnsiTheme="majorHAnsi" w:cstheme="majorBidi"/>
-          <w:color w:val="156082" w:themeColor="accent1"/>
-          <w:sz w:val="26"/>
-          <w:szCs w:val="26"/>
-        </w:rPr>
-        <w:t xml:space="preserve"> </w:t>
-      </w:r>
-      <w:r>
-        <w:rPr>
-          <w:rFonts w:asciiTheme="majorHAnsi" w:eastAsiaTheme="majorEastAsia" w:hAnsiTheme="majorHAnsi" w:cstheme="majorBidi"/>
-          <w:color w:val="156082" w:themeColor="accent1"/>
-          <w:sz w:val="26"/>
-          <w:szCs w:val="26"/>
-        </w:rPr>
-        <w:t>A helyi fejlesztési környezetekben gyakran alkalmazzák a XAMPP csomagot, amely egy egységes platformot biztosít a MySQL, Apach</w:t>
-      </w:r>
-      <w:r>
-        <w:rPr>
-          <w:rFonts w:asciiTheme="majorHAnsi" w:eastAsiaTheme="majorEastAsia" w:hAnsiTheme="majorHAnsi" w:cstheme="majorBidi"/>
-          <w:color w:val="156082" w:themeColor="accent1"/>
-          <w:sz w:val="26"/>
-          <w:szCs w:val="26"/>
-        </w:rPr>
-        <w:t>e,</w:t>
-      </w:r>
-      <w:r>
-        <w:rPr>
-          <w:rFonts w:asciiTheme="majorHAnsi" w:eastAsiaTheme="majorEastAsia" w:hAnsiTheme="majorHAnsi" w:cstheme="majorBidi"/>
-          <w:color w:val="156082" w:themeColor="accent1"/>
-          <w:sz w:val="26"/>
-          <w:szCs w:val="26"/>
-        </w:rPr>
-        <w:t xml:space="preserve"> és </w:t>
-      </w:r>
-      <w:r>
-        <w:rPr>
-          <w:rFonts w:asciiTheme="majorHAnsi" w:eastAsiaTheme="majorEastAsia" w:hAnsiTheme="majorHAnsi" w:cstheme="majorBidi"/>
-          <w:color w:val="156082" w:themeColor="accent1"/>
-          <w:sz w:val="26"/>
-          <w:szCs w:val="26"/>
-        </w:rPr>
-        <w:t xml:space="preserve">a </w:t>
-      </w:r>
-      <w:r>
-        <w:rPr>
-          <w:rFonts w:asciiTheme="majorHAnsi" w:eastAsiaTheme="majorEastAsia" w:hAnsiTheme="majorHAnsi" w:cstheme="majorBidi"/>
-          <w:color w:val="156082" w:themeColor="accent1"/>
-          <w:sz w:val="26"/>
-          <w:szCs w:val="26"/>
-        </w:rPr>
-        <w:t>PHP kombinációjával. Ez a megoldás lehetővé teszi a teljes webalkalmazások helyi tesztelését és fejlesztését anélkül, hogy külső szerverre lenne szükség.</w:t>
-      </w:r>
-    </w:p>
-    <w:p>
-      <w:pPr>
-        <w:spacing w:before="60" w:after="60"/>
-        <w:rPr>
-          <w:rFonts w:asciiTheme="majorHAnsi" w:eastAsiaTheme="majorEastAsia" w:hAnsiTheme="majorHAnsi" w:cstheme="majorBidi"/>
-          <w:color w:val="156082" w:themeColor="accent1"/>
-          <w:sz w:val="26"/>
-          <w:szCs w:val="26"/>
-        </w:rPr>
-      </w:pPr>
-      <w:r>
-        <w:rPr>
-          <w:rFonts w:asciiTheme="majorHAnsi" w:eastAsiaTheme="majorEastAsia" w:hAnsiTheme="majorHAnsi" w:cstheme="majorBidi"/>
           <w:noProof/>
           <w:color w:val="156082" w:themeColor="accent1"/>
           <w:sz w:val="26"/>
           <w:szCs w:val="26"/>
         </w:rPr>
-        <w:lastRenderedPageBreak/>
         <w:drawing>
-          <wp:inline distT="0" distB="0" distL="0" distR="0" wp14:anchorId="1C918FF6" wp14:editId="3763C98F">
-            <wp:extent cx="5753100" cy="3390900"/>
-            <wp:effectExtent l="0" t="0" r="0" b="0"/>
-            <wp:docPr id="1179574758" name="Kép 4"/>
+          <wp:anchor distT="0" distB="0" distL="114300" distR="114300" simplePos="0" relativeHeight="251662336" behindDoc="1" locked="0" layoutInCell="1" allowOverlap="1" wp14:anchorId="4856994B" wp14:editId="6249D0B2">
+            <wp:simplePos x="0" y="0"/>
+            <wp:positionH relativeFrom="margin">
+              <wp:posOffset>-166370</wp:posOffset>
+            </wp:positionH>
+            <wp:positionV relativeFrom="paragraph">
+              <wp:posOffset>784860</wp:posOffset>
+            </wp:positionV>
+            <wp:extent cx="6322695" cy="1504315"/>
+            <wp:effectExtent l="0" t="0" r="1905" b="635"/>
+            <wp:wrapTight wrapText="bothSides">
+              <wp:wrapPolygon edited="0">
+                <wp:start x="0" y="0"/>
+                <wp:lineTo x="0" y="21336"/>
+                <wp:lineTo x="21541" y="21336"/>
+                <wp:lineTo x="21541" y="0"/>
+                <wp:lineTo x="0" y="0"/>
+              </wp:wrapPolygon>
+            </wp:wrapTight>
+            <wp:docPr id="1313256542" name="Kép 7"/>
             <wp:cNvGraphicFramePr>
               <a:graphicFrameLocks xmlns:a="http://schemas.openxmlformats.org/drawingml/2006/main" noChangeAspect="1"/>
             </wp:cNvGraphicFramePr>
@@ -3118,13 +2237,13 @@
               <a:graphicData uri="http://schemas.openxmlformats.org/drawingml/2006/picture">
                 <pic:pic xmlns:pic="http://schemas.openxmlformats.org/drawingml/2006/picture">
                   <pic:nvPicPr>
-                    <pic:cNvPr id="0" name="Picture 4"/>
+                    <pic:cNvPr id="0" name="Picture 7"/>
                     <pic:cNvPicPr>
                       <a:picLocks noChangeAspect="1" noChangeArrowheads="1"/>
                     </pic:cNvPicPr>
                   </pic:nvPicPr>
                   <pic:blipFill>
-                    <a:blip r:embed="rId14" cstate="print">
+                    <a:blip r:embed="rId16">
                       <a:extLst>
                         <a:ext uri="{28A0092B-C50C-407E-A947-70E740481C1C}">
                           <a14:useLocalDpi xmlns:a14="http://schemas.microsoft.com/office/drawing/2010/main" val="0"/>
@@ -3139,7 +2258,1268 @@
                   <pic:spPr bwMode="auto">
                     <a:xfrm>
                       <a:off x="0" y="0"/>
-                      <a:ext cx="5753100" cy="3390900"/>
+                      <a:ext cx="6322695" cy="1504315"/>
+                    </a:xfrm>
+                    <a:prstGeom prst="rect">
+                      <a:avLst/>
+                    </a:prstGeom>
+                    <a:noFill/>
+                    <a:ln>
+                      <a:noFill/>
+                    </a:ln>
+                  </pic:spPr>
+                </pic:pic>
+              </a:graphicData>
+            </a:graphic>
+            <wp14:sizeRelH relativeFrom="margin">
+              <wp14:pctWidth>0</wp14:pctWidth>
+            </wp14:sizeRelH>
+            <wp14:sizeRelV relativeFrom="margin">
+              <wp14:pctHeight>0</wp14:pctHeight>
+            </wp14:sizeRelV>
+          </wp:anchor>
+        </w:drawing>
+      </w:r>
+      <w:r>
+        <w:rPr>
+          <w:color w:val="156082" w:themeColor="accent1"/>
+          <w:sz w:val="26"/>
+          <w:szCs w:val="26"/>
+        </w:rPr>
+        <w:t>Ezen belül a</w:t>
+      </w:r>
+      <w:r>
+        <w:rPr>
+          <w:color w:val="156082" w:themeColor="accent1"/>
+          <w:sz w:val="26"/>
+          <w:szCs w:val="26"/>
+        </w:rPr>
+        <w:t xml:space="preserve"> React egy népszerű JavaScript könyvtár, amely a komponensalapú </w:t>
+      </w:r>
+      <w:r>
+        <w:rPr>
+          <w:color w:val="156082" w:themeColor="accent1"/>
+          <w:sz w:val="26"/>
+          <w:szCs w:val="26"/>
+        </w:rPr>
+        <w:t>felépítést</w:t>
+      </w:r>
+      <w:r>
+        <w:rPr>
+          <w:color w:val="156082" w:themeColor="accent1"/>
+          <w:sz w:val="26"/>
+          <w:szCs w:val="26"/>
+        </w:rPr>
+        <w:t xml:space="preserve"> használja. A React lehetővé teszi </w:t>
+      </w:r>
+      <w:r>
+        <w:rPr>
+          <w:color w:val="156082" w:themeColor="accent1"/>
+          <w:sz w:val="26"/>
+          <w:szCs w:val="26"/>
+        </w:rPr>
+        <w:t>ú</w:t>
+      </w:r>
+      <w:r>
+        <w:rPr>
+          <w:color w:val="156082" w:themeColor="accent1"/>
+          <w:sz w:val="26"/>
+          <w:szCs w:val="26"/>
+        </w:rPr>
+        <w:t>jrahasználható</w:t>
+      </w:r>
+      <w:r>
+        <w:rPr>
+          <w:color w:val="156082" w:themeColor="accent1"/>
+          <w:sz w:val="26"/>
+          <w:szCs w:val="26"/>
+        </w:rPr>
+        <w:t xml:space="preserve"> UI komponensek létrehozását, amelyek automatikusan frissülnek adatváltozáskor. A virtuális DOM technológia segítségével optimalizált teljesítményt nyújt, miközben egyszerű marad a fejlesztés.</w:t>
+      </w:r>
+      <w:r>
+        <w:rPr>
+          <w:color w:val="156082" w:themeColor="accent1"/>
+          <w:sz w:val="26"/>
+          <w:szCs w:val="26"/>
+        </w:rPr>
+        <w:t xml:space="preserve"> Ha megakarjuk könnyíteni a </w:t>
+      </w:r>
+      <w:r>
+        <w:rPr>
+          <w:color w:val="156082" w:themeColor="accent1"/>
+          <w:sz w:val="26"/>
+          <w:szCs w:val="26"/>
+        </w:rPr>
+        <w:t>dolgunkat, ajánlatos</w:t>
+      </w:r>
+      <w:r>
+        <w:rPr>
+          <w:color w:val="156082" w:themeColor="accent1"/>
+          <w:sz w:val="26"/>
+          <w:szCs w:val="26"/>
+        </w:rPr>
+        <w:t xml:space="preserve"> használni az </w:t>
+      </w:r>
+      <w:r>
+        <w:rPr>
+          <w:color w:val="156082" w:themeColor="accent1"/>
+          <w:sz w:val="26"/>
+          <w:szCs w:val="26"/>
+        </w:rPr>
+        <w:lastRenderedPageBreak/>
+        <w:t>Axios könyvtár</w:t>
+      </w:r>
+      <w:r>
+        <w:rPr>
+          <w:color w:val="156082" w:themeColor="accent1"/>
+          <w:sz w:val="26"/>
+          <w:szCs w:val="26"/>
+        </w:rPr>
+        <w:t>at</w:t>
+      </w:r>
+      <w:r>
+        <w:rPr>
+          <w:color w:val="156082" w:themeColor="accent1"/>
+          <w:sz w:val="26"/>
+          <w:szCs w:val="26"/>
+        </w:rPr>
+        <w:t xml:space="preserve"> HTTP kérések küldéséhez, </w:t>
+      </w:r>
+      <w:r>
+        <w:rPr>
+          <w:color w:val="156082" w:themeColor="accent1"/>
+          <w:sz w:val="26"/>
+          <w:szCs w:val="26"/>
+        </w:rPr>
+        <w:t>amik</w:t>
+      </w:r>
+      <w:r>
+        <w:rPr>
+          <w:color w:val="156082" w:themeColor="accent1"/>
+          <w:sz w:val="26"/>
+          <w:szCs w:val="26"/>
+        </w:rPr>
+        <w:t xml:space="preserve"> leegyszerűsíti</w:t>
+      </w:r>
+      <w:r>
+        <w:rPr>
+          <w:color w:val="156082" w:themeColor="accent1"/>
+          <w:sz w:val="26"/>
+          <w:szCs w:val="26"/>
+        </w:rPr>
+        <w:t>k</w:t>
+      </w:r>
+      <w:r>
+        <w:rPr>
+          <w:color w:val="156082" w:themeColor="accent1"/>
+          <w:sz w:val="26"/>
+          <w:szCs w:val="26"/>
+        </w:rPr>
+        <w:t xml:space="preserve"> a szerverrel való kommunikációt. Az Axios támogatja a CRUD</w:t>
+      </w:r>
+      <w:r>
+        <w:rPr>
+          <w:color w:val="156082" w:themeColor="accent1"/>
+          <w:sz w:val="26"/>
+          <w:szCs w:val="26"/>
+        </w:rPr>
+        <w:t xml:space="preserve"> (create, read, update, delete)</w:t>
+      </w:r>
+      <w:r>
+        <w:rPr>
+          <w:color w:val="156082" w:themeColor="accent1"/>
+          <w:sz w:val="26"/>
+          <w:szCs w:val="26"/>
+        </w:rPr>
+        <w:t xml:space="preserve"> műveleteket, képes kezelni a kérések és válaszok átalakítását, és egyszerű hibakezelést biztosít. Különösen hasznos React alkalmazásokban adatok lekéréséhez vagy küldéséhez API-k felé.</w:t>
+      </w:r>
+      <w:r>
+        <w:rPr>
+          <w:color w:val="156082" w:themeColor="accent1"/>
+          <w:sz w:val="26"/>
+          <w:szCs w:val="26"/>
+        </w:rPr>
+        <w:t xml:space="preserve"> A programban használtuk a CRACO-t is (Create React App Configuration)</w:t>
+      </w:r>
+      <w:r>
+        <w:rPr>
+          <w:color w:val="156082" w:themeColor="accent1"/>
+          <w:sz w:val="26"/>
+          <w:szCs w:val="26"/>
+        </w:rPr>
+        <w:t xml:space="preserve"> ami lényegében a könnyebb futtatásért felelős.</w:t>
+      </w:r>
+    </w:p>
+    <w:p>
+      <w:pPr>
+        <w:spacing w:before="60" w:after="60"/>
+        <w:rPr>
+          <w:color w:val="156082" w:themeColor="accent1"/>
+          <w:sz w:val="26"/>
+          <w:szCs w:val="26"/>
+        </w:rPr>
+      </w:pPr>
+      <w:r>
+        <w:rPr>
+          <w:color w:val="156082" w:themeColor="accent1"/>
+          <w:sz w:val="26"/>
+          <w:szCs w:val="26"/>
+        </w:rPr>
+        <w:t>A CRACO</w:t>
+      </w:r>
+      <w:r>
+        <w:rPr>
+          <w:color w:val="156082" w:themeColor="accent1"/>
+          <w:sz w:val="26"/>
+          <w:szCs w:val="26"/>
+        </w:rPr>
+        <w:t xml:space="preserve"> </w:t>
+      </w:r>
+      <w:r>
+        <w:rPr>
+          <w:color w:val="156082" w:themeColor="accent1"/>
+          <w:sz w:val="26"/>
+          <w:szCs w:val="26"/>
+        </w:rPr>
+        <w:t>kivételével</w:t>
+      </w:r>
+      <w:r>
+        <w:rPr>
+          <w:color w:val="156082" w:themeColor="accent1"/>
+          <w:sz w:val="26"/>
+          <w:szCs w:val="26"/>
+        </w:rPr>
+        <w:t xml:space="preserve"> ez a három</w:t>
+      </w:r>
+      <w:r>
+        <w:rPr>
+          <w:color w:val="156082" w:themeColor="accent1"/>
+          <w:sz w:val="26"/>
+          <w:szCs w:val="26"/>
+        </w:rPr>
+        <w:t xml:space="preserve"> technológia alkotja</w:t>
+      </w:r>
+      <w:r>
+        <w:rPr>
+          <w:color w:val="156082" w:themeColor="accent1"/>
+          <w:sz w:val="26"/>
+          <w:szCs w:val="26"/>
+        </w:rPr>
+        <w:t xml:space="preserve"> </w:t>
+      </w:r>
+      <w:r>
+        <w:rPr>
+          <w:color w:val="156082" w:themeColor="accent1"/>
+          <w:sz w:val="26"/>
+          <w:szCs w:val="26"/>
+        </w:rPr>
+        <w:t xml:space="preserve">együtt </w:t>
+      </w:r>
+      <w:r>
+        <w:rPr>
+          <w:color w:val="156082" w:themeColor="accent1"/>
+          <w:sz w:val="26"/>
+          <w:szCs w:val="26"/>
+        </w:rPr>
+        <w:t>a</w:t>
+      </w:r>
+      <w:r>
+        <w:rPr>
+          <w:color w:val="156082" w:themeColor="accent1"/>
+          <w:sz w:val="26"/>
+          <w:szCs w:val="26"/>
+        </w:rPr>
+        <w:t xml:space="preserve"> modern frontend fejlesztés alapját. A JavaScript biztosítja az alapvető funkcionalitást, a React hatékony felületeket épít, míg az Axios lehetővé teszi a háttérrendszerekkel való zökkenőmentes kommunikációt.</w:t>
+      </w:r>
+    </w:p>
+    <w:p>
+      <w:pPr>
+        <w:spacing w:before="60" w:after="60"/>
+        <w:rPr>
+          <w:color w:val="156082" w:themeColor="accent1"/>
+          <w:sz w:val="26"/>
+          <w:szCs w:val="26"/>
+        </w:rPr>
+      </w:pPr>
+    </w:p>
+    <w:p>
+      <w:pPr>
+        <w:pStyle w:val="Cmsor1"/>
+        <w:jc w:val="center"/>
+      </w:pPr>
+      <w:r>
+        <w:t>Backend</w:t>
+      </w:r>
+    </w:p>
+    <w:p>
+      <w:pPr>
+        <w:spacing w:before="60" w:after="60"/>
+        <w:rPr>
+          <w:rFonts w:cs="Times New Roman"/>
+          <w:color w:val="156082" w:themeColor="accent1"/>
+          <w:sz w:val="26"/>
+          <w:szCs w:val="26"/>
+        </w:rPr>
+      </w:pPr>
+    </w:p>
+    <w:p>
+      <w:pPr>
+        <w:pStyle w:val="Cmsor2"/>
+        <w:rPr>
+          <w:sz w:val="36"/>
+          <w:szCs w:val="36"/>
+        </w:rPr>
+      </w:pPr>
+      <w:r>
+        <w:rPr>
+          <w:sz w:val="36"/>
+          <w:szCs w:val="36"/>
+        </w:rPr>
+        <w:t>C#</w:t>
+      </w:r>
+      <w:r>
+        <w:rPr>
+          <w:sz w:val="36"/>
+          <w:szCs w:val="36"/>
+        </w:rPr>
+        <w:t>, WPF, .NET</w:t>
+      </w:r>
+      <w:r>
+        <w:rPr>
+          <w:sz w:val="36"/>
+          <w:szCs w:val="36"/>
+        </w:rPr>
+        <w:t>-</w:t>
+      </w:r>
+      <w:r>
+        <w:rPr>
+          <w:sz w:val="36"/>
+          <w:szCs w:val="36"/>
+        </w:rPr>
+        <w:t>ASP.NET összefoglaló</w:t>
+      </w:r>
+    </w:p>
+    <w:p>
+      <w:pPr>
+        <w:spacing w:before="60" w:after="60"/>
+        <w:rPr>
+          <w:rFonts w:cs="Times New Roman"/>
+          <w:color w:val="156082" w:themeColor="accent1"/>
+          <w:sz w:val="26"/>
+          <w:szCs w:val="26"/>
+        </w:rPr>
+      </w:pPr>
+    </w:p>
+    <w:p>
+      <w:pPr>
+        <w:rPr>
+          <w:color w:val="156082" w:themeColor="accent1"/>
+          <w:sz w:val="26"/>
+          <w:szCs w:val="26"/>
+        </w:rPr>
+      </w:pPr>
+      <w:r>
+        <w:rPr>
+          <w:color w:val="156082" w:themeColor="accent1"/>
+          <w:sz w:val="26"/>
+          <w:szCs w:val="26"/>
+        </w:rPr>
+        <w:t xml:space="preserve">A C# egy modern, objektumorientált programozási nyelv, amelyet széles körben használnak </w:t>
+      </w:r>
+      <w:r>
+        <w:rPr>
+          <w:color w:val="156082" w:themeColor="accent1"/>
+          <w:sz w:val="26"/>
+          <w:szCs w:val="26"/>
+        </w:rPr>
+        <w:t xml:space="preserve">elsősorban </w:t>
+      </w:r>
+      <w:r>
+        <w:rPr>
+          <w:color w:val="156082" w:themeColor="accent1"/>
+          <w:sz w:val="26"/>
+          <w:szCs w:val="26"/>
+        </w:rPr>
+        <w:t>vállalati alkalmazások fejlesztésére. A nyelv erős típusossága lehetővé teszi komplex rendszerek hatékony megvalósítását. A C# különösen jól integrálható a .NET keretrendszerrel, amely platformfüggetlen végrehajtási környezetet biztosít.</w:t>
+      </w:r>
+      <w:r>
+        <w:rPr>
+          <w:color w:val="156082" w:themeColor="accent1"/>
+          <w:sz w:val="26"/>
+          <w:szCs w:val="26"/>
+        </w:rPr>
+        <w:t xml:space="preserve"> </w:t>
+      </w:r>
+      <w:r>
+        <w:rPr>
+          <w:color w:val="156082" w:themeColor="accent1"/>
+          <w:sz w:val="26"/>
+          <w:szCs w:val="26"/>
+        </w:rPr>
+        <w:t>A .NET keretrendszer átfogó eszközkészletet nyújt alkalmazásfejlesztéshez, magában foglalva a memóriakezelést</w:t>
+      </w:r>
+      <w:r>
+        <w:rPr>
+          <w:color w:val="156082" w:themeColor="accent1"/>
+          <w:sz w:val="26"/>
+          <w:szCs w:val="26"/>
+        </w:rPr>
+        <w:t xml:space="preserve"> </w:t>
+      </w:r>
+      <w:r>
+        <w:rPr>
+          <w:color w:val="156082" w:themeColor="accent1"/>
+          <w:sz w:val="26"/>
+          <w:szCs w:val="26"/>
+        </w:rPr>
+        <w:t>és</w:t>
+      </w:r>
+      <w:r>
+        <w:rPr>
+          <w:color w:val="156082" w:themeColor="accent1"/>
+          <w:sz w:val="26"/>
+          <w:szCs w:val="26"/>
+        </w:rPr>
+        <w:t xml:space="preserve"> a </w:t>
+      </w:r>
+      <w:r>
+        <w:rPr>
+          <w:color w:val="156082" w:themeColor="accent1"/>
+          <w:sz w:val="26"/>
+          <w:szCs w:val="26"/>
+        </w:rPr>
+        <w:t>könyvtárakat különböző programozási feladatokhoz.</w:t>
+      </w:r>
+      <w:r>
+        <w:rPr>
+          <w:color w:val="156082" w:themeColor="accent1"/>
+          <w:sz w:val="26"/>
+          <w:szCs w:val="26"/>
+        </w:rPr>
+        <w:t xml:space="preserve"> </w:t>
+      </w:r>
+      <w:r>
+        <w:rPr>
+          <w:color w:val="156082" w:themeColor="accent1"/>
+          <w:sz w:val="26"/>
+          <w:szCs w:val="26"/>
+        </w:rPr>
+        <w:t xml:space="preserve">Az ASP.NET a .NET webes fejlesztési keretrendszere, amely lehetővé teszi modern webalkalmazások és szolgáltatások létrehozását. Az ASP.NET Core különösen jelentős, mivel nyitott forráskódú, platformfüggetlen és kiváló teljesítményt nyújt. A keretrendszer támogatja a MVC </w:t>
+      </w:r>
+      <w:r>
+        <w:rPr>
+          <w:color w:val="156082" w:themeColor="accent1"/>
+          <w:sz w:val="26"/>
+          <w:szCs w:val="26"/>
+        </w:rPr>
+        <w:t>(model-view-</w:t>
+      </w:r>
+      <w:r>
+        <w:rPr>
+          <w:color w:val="156082" w:themeColor="accent1"/>
+          <w:sz w:val="26"/>
+          <w:szCs w:val="26"/>
+        </w:rPr>
+        <w:t>controller) mintát</w:t>
+      </w:r>
+      <w:r>
+        <w:rPr>
+          <w:color w:val="156082" w:themeColor="accent1"/>
+          <w:sz w:val="26"/>
+          <w:szCs w:val="26"/>
+        </w:rPr>
+        <w:t>, Web API-k</w:t>
+      </w:r>
+      <w:r>
+        <w:rPr>
+          <w:color w:val="156082" w:themeColor="accent1"/>
+          <w:sz w:val="26"/>
+          <w:szCs w:val="26"/>
+        </w:rPr>
+        <w:t xml:space="preserve"> </w:t>
+      </w:r>
+      <w:r>
+        <w:rPr>
+          <w:color w:val="156082" w:themeColor="accent1"/>
+          <w:sz w:val="26"/>
+          <w:szCs w:val="26"/>
+        </w:rPr>
+        <w:t>fejlesztését</w:t>
+      </w:r>
+      <w:r>
+        <w:rPr>
+          <w:color w:val="156082" w:themeColor="accent1"/>
+          <w:sz w:val="26"/>
+          <w:szCs w:val="26"/>
+        </w:rPr>
+        <w:t xml:space="preserve"> </w:t>
+      </w:r>
+      <w:r>
+        <w:rPr>
+          <w:color w:val="156082" w:themeColor="accent1"/>
+          <w:sz w:val="26"/>
+          <w:szCs w:val="26"/>
+        </w:rPr>
+        <w:t>folyamatosan frissülve a legújabb technológiákkal.</w:t>
+      </w:r>
+    </w:p>
+    <w:p>
+      <w:pPr>
+        <w:rPr>
+          <w:color w:val="156082" w:themeColor="accent1"/>
+          <w:sz w:val="26"/>
+          <w:szCs w:val="26"/>
+        </w:rPr>
+      </w:pPr>
+      <w:r>
+        <w:rPr>
+          <w:noProof/>
+          <w:color w:val="156082" w:themeColor="accent1"/>
+          <w:sz w:val="26"/>
+          <w:szCs w:val="26"/>
+        </w:rPr>
+        <w:lastRenderedPageBreak/>
+        <w:drawing>
+          <wp:anchor distT="0" distB="0" distL="114300" distR="114300" simplePos="0" relativeHeight="251663360" behindDoc="1" locked="0" layoutInCell="1" allowOverlap="1" wp14:anchorId="6C7015D0" wp14:editId="29BD702F">
+            <wp:simplePos x="0" y="0"/>
+            <wp:positionH relativeFrom="column">
+              <wp:posOffset>2272030</wp:posOffset>
+            </wp:positionH>
+            <wp:positionV relativeFrom="paragraph">
+              <wp:posOffset>748030</wp:posOffset>
+            </wp:positionV>
+            <wp:extent cx="4210050" cy="4171950"/>
+            <wp:effectExtent l="0" t="0" r="0" b="0"/>
+            <wp:wrapTight wrapText="bothSides">
+              <wp:wrapPolygon edited="0">
+                <wp:start x="0" y="0"/>
+                <wp:lineTo x="0" y="21501"/>
+                <wp:lineTo x="21502" y="21501"/>
+                <wp:lineTo x="21502" y="0"/>
+                <wp:lineTo x="0" y="0"/>
+              </wp:wrapPolygon>
+            </wp:wrapTight>
+            <wp:docPr id="718336531" name="Kép 8"/>
+            <wp:cNvGraphicFramePr>
+              <a:graphicFrameLocks xmlns:a="http://schemas.openxmlformats.org/drawingml/2006/main" noChangeAspect="1"/>
+            </wp:cNvGraphicFramePr>
+            <a:graphic xmlns:a="http://schemas.openxmlformats.org/drawingml/2006/main">
+              <a:graphicData uri="http://schemas.openxmlformats.org/drawingml/2006/picture">
+                <pic:pic xmlns:pic="http://schemas.openxmlformats.org/drawingml/2006/picture">
+                  <pic:nvPicPr>
+                    <pic:cNvPr id="0" name="Picture 8"/>
+                    <pic:cNvPicPr>
+                      <a:picLocks noChangeAspect="1" noChangeArrowheads="1"/>
+                    </pic:cNvPicPr>
+                  </pic:nvPicPr>
+                  <pic:blipFill>
+                    <a:blip r:embed="rId17">
+                      <a:extLst>
+                        <a:ext uri="{28A0092B-C50C-407E-A947-70E740481C1C}">
+                          <a14:useLocalDpi xmlns:a14="http://schemas.microsoft.com/office/drawing/2010/main" val="0"/>
+                        </a:ext>
+                      </a:extLst>
+                    </a:blip>
+                    <a:srcRect/>
+                    <a:stretch>
+                      <a:fillRect/>
+                    </a:stretch>
+                  </pic:blipFill>
+                  <pic:spPr bwMode="auto">
+                    <a:xfrm>
+                      <a:off x="0" y="0"/>
+                      <a:ext cx="4210050" cy="4171950"/>
+                    </a:xfrm>
+                    <a:prstGeom prst="rect">
+                      <a:avLst/>
+                    </a:prstGeom>
+                    <a:noFill/>
+                    <a:ln>
+                      <a:noFill/>
+                    </a:ln>
+                  </pic:spPr>
+                </pic:pic>
+              </a:graphicData>
+            </a:graphic>
+            <wp14:sizeRelH relativeFrom="margin">
+              <wp14:pctWidth>0</wp14:pctWidth>
+            </wp14:sizeRelH>
+            <wp14:sizeRelV relativeFrom="margin">
+              <wp14:pctHeight>0</wp14:pctHeight>
+            </wp14:sizeRelV>
+          </wp:anchor>
+        </w:drawing>
+      </w:r>
+      <w:r>
+        <w:rPr>
+          <w:i/>
+          <w:iCs/>
+          <w:color w:val="156082" w:themeColor="accent1"/>
+          <w:sz w:val="26"/>
+          <w:szCs w:val="26"/>
+        </w:rPr>
+        <w:t xml:space="preserve"> </w:t>
+      </w:r>
+      <w:r>
+        <w:rPr>
+          <w:color w:val="156082" w:themeColor="accent1"/>
+          <w:sz w:val="26"/>
+          <w:szCs w:val="26"/>
+        </w:rPr>
+        <w:t xml:space="preserve">A WPF </w:t>
+      </w:r>
+      <w:r>
+        <w:rPr>
+          <w:color w:val="156082" w:themeColor="accent1"/>
+          <w:sz w:val="26"/>
+          <w:szCs w:val="26"/>
+        </w:rPr>
+        <w:t>Application</w:t>
+      </w:r>
+      <w:r>
+        <w:rPr>
+          <w:color w:val="156082" w:themeColor="accent1"/>
+          <w:sz w:val="26"/>
+          <w:szCs w:val="26"/>
+        </w:rPr>
+        <w:t> a .NET keretrendszer részeként kínál megoldást gazdag felhasználói felületek létrehozására Windows rendszerekhez. XAML alapú tervezési módszerét használva lehetővé teszi a vizuális elemek</w:t>
+      </w:r>
+      <w:r>
+        <w:rPr>
+          <w:color w:val="156082" w:themeColor="accent1"/>
+          <w:sz w:val="26"/>
+          <w:szCs w:val="26"/>
+        </w:rPr>
+        <w:t xml:space="preserve"> megjelenítését</w:t>
+      </w:r>
+      <w:r>
+        <w:rPr>
+          <w:color w:val="156082" w:themeColor="accent1"/>
+          <w:sz w:val="26"/>
+          <w:szCs w:val="26"/>
+        </w:rPr>
+        <w:t>.</w:t>
+      </w:r>
+      <w:r>
+        <w:rPr>
+          <w:color w:val="156082" w:themeColor="accent1"/>
+          <w:sz w:val="26"/>
+          <w:szCs w:val="26"/>
+        </w:rPr>
+        <w:t xml:space="preserve"> </w:t>
+      </w:r>
+      <w:r>
+        <w:rPr>
+          <w:color w:val="156082" w:themeColor="accent1"/>
+          <w:sz w:val="26"/>
+          <w:szCs w:val="26"/>
+        </w:rPr>
+        <w:t xml:space="preserve"> A WPF alkalmazások </w:t>
+      </w:r>
+      <w:r>
+        <w:rPr>
+          <w:color w:val="156082" w:themeColor="accent1"/>
+          <w:sz w:val="26"/>
+          <w:szCs w:val="26"/>
+        </w:rPr>
+        <w:t>népszerűek</w:t>
+      </w:r>
+      <w:r>
+        <w:rPr>
+          <w:color w:val="156082" w:themeColor="accent1"/>
+          <w:sz w:val="26"/>
+          <w:szCs w:val="26"/>
+        </w:rPr>
+        <w:t xml:space="preserve"> fejlett adatkötési lehetőségeik révén, miközben támogatják a modern UI/UX tervezési elveket.</w:t>
+      </w:r>
+    </w:p>
+    <w:p>
+      <w:pPr>
+        <w:rPr>
+          <w:color w:val="156082" w:themeColor="accent1"/>
+          <w:sz w:val="26"/>
+          <w:szCs w:val="26"/>
+        </w:rPr>
+      </w:pPr>
+    </w:p>
+    <w:p>
+      <w:pPr>
+        <w:rPr>
+          <w:color w:val="156082" w:themeColor="accent1"/>
+          <w:sz w:val="26"/>
+          <w:szCs w:val="26"/>
+        </w:rPr>
+      </w:pPr>
+      <w:r>
+        <w:rPr>
+          <w:color w:val="156082" w:themeColor="accent1"/>
+          <w:sz w:val="26"/>
+          <w:szCs w:val="26"/>
+        </w:rPr>
+        <w:t>Eze</w:t>
+      </w:r>
+      <w:r>
+        <w:rPr>
+          <w:color w:val="156082" w:themeColor="accent1"/>
+          <w:sz w:val="26"/>
+          <w:szCs w:val="26"/>
+        </w:rPr>
+        <w:t>k</w:t>
+      </w:r>
+      <w:r>
+        <w:rPr>
+          <w:color w:val="156082" w:themeColor="accent1"/>
+          <w:sz w:val="26"/>
+          <w:szCs w:val="26"/>
+        </w:rPr>
+        <w:t xml:space="preserve"> együttes használata lehetővé teszi a teljes fejlesztés</w:t>
+      </w:r>
+      <w:r>
+        <w:rPr>
+          <w:color w:val="156082" w:themeColor="accent1"/>
+          <w:sz w:val="26"/>
+          <w:szCs w:val="26"/>
+        </w:rPr>
+        <w:t>i</w:t>
+      </w:r>
+      <w:r>
+        <w:rPr>
+          <w:color w:val="156082" w:themeColor="accent1"/>
+          <w:sz w:val="26"/>
+          <w:szCs w:val="26"/>
+        </w:rPr>
+        <w:t xml:space="preserve"> ciklus lefedését - az asztali alkalmazásoktól (WPF) a webes megoldásokig (ASP.NET), mindezt a C# nyelv és a .NET platform erőforrásait kihasználva. A Microsoft ökoszisztéma részeként ezek a technológiák folyamatos fejlődésen mennek keresztül, biztosítva a fejlesztők számára a legmodernebb eszközöket és keretrendszereket.</w:t>
+      </w:r>
+    </w:p>
+    <w:p>
+      <w:pPr>
+        <w:rPr>
+          <w:color w:val="156082" w:themeColor="accent1"/>
+          <w:sz w:val="26"/>
+          <w:szCs w:val="26"/>
+        </w:rPr>
+      </w:pPr>
+    </w:p>
+    <w:p>
+      <w:pPr>
+        <w:pStyle w:val="Cmsor1"/>
+        <w:jc w:val="center"/>
+      </w:pPr>
+      <w:r>
+        <w:t>Felhasznált fejlesztési és elérési környezetek</w:t>
+      </w:r>
+    </w:p>
+    <w:p/>
+    <w:p>
+      <w:pPr>
+        <w:pStyle w:val="Cmsor2"/>
+      </w:pPr>
+      <w:r>
+        <w:t>Firebase</w:t>
+      </w:r>
+    </w:p>
+    <w:p>
+      <w:pPr>
+        <w:rPr>
+          <w:color w:val="156082" w:themeColor="accent1"/>
+          <w:sz w:val="26"/>
+          <w:szCs w:val="26"/>
+        </w:rPr>
+      </w:pPr>
+      <w:r>
+        <w:rPr>
+          <w:color w:val="156082" w:themeColor="accent1"/>
+          <w:sz w:val="26"/>
+          <w:szCs w:val="26"/>
+        </w:rPr>
+        <w:t xml:space="preserve">A Firebase egy átfogó fejlesztői platform, amely elsősorban frontend fejlesztők számára nyújt egyszerű megoldásokat backend </w:t>
+      </w:r>
+      <w:r>
+        <w:rPr>
+          <w:color w:val="156082" w:themeColor="accent1"/>
+          <w:sz w:val="26"/>
+          <w:szCs w:val="26"/>
+        </w:rPr>
+        <w:t>használata</w:t>
+      </w:r>
+      <w:r>
+        <w:rPr>
+          <w:color w:val="156082" w:themeColor="accent1"/>
+          <w:sz w:val="26"/>
+          <w:szCs w:val="26"/>
+        </w:rPr>
+        <w:t xml:space="preserve"> nélkül. A legfontosabb jellemzője, hogy</w:t>
+      </w:r>
+      <w:r>
+        <w:rPr>
+          <w:color w:val="156082" w:themeColor="accent1"/>
+        </w:rPr>
+        <w:t xml:space="preserve"> </w:t>
+      </w:r>
+      <w:r>
+        <w:rPr>
+          <w:color w:val="156082" w:themeColor="accent1"/>
+          <w:sz w:val="26"/>
+          <w:szCs w:val="26"/>
+        </w:rPr>
+        <w:t>lehetővé teszi</w:t>
+      </w:r>
+      <w:r>
+        <w:rPr>
+          <w:color w:val="156082" w:themeColor="accent1"/>
+          <w:sz w:val="26"/>
+          <w:szCs w:val="26"/>
+        </w:rPr>
+        <w:t xml:space="preserve"> a</w:t>
+      </w:r>
+      <w:r>
+        <w:rPr>
+          <w:color w:val="156082" w:themeColor="accent1"/>
+          <w:sz w:val="26"/>
+          <w:szCs w:val="26"/>
+        </w:rPr>
+        <w:t xml:space="preserve"> webes alkalmazások gyors fejlesztését és hosztolását anélkül, hogy saját szerverinfrastruktúrát kellene kezelni.</w:t>
+      </w:r>
+    </w:p>
+    <w:p>
+      <w:pPr>
+        <w:rPr>
+          <w:color w:val="156082" w:themeColor="accent1"/>
+          <w:sz w:val="26"/>
+          <w:szCs w:val="26"/>
+        </w:rPr>
+      </w:pPr>
+      <w:r>
+        <w:rPr>
+          <w:color w:val="156082" w:themeColor="accent1"/>
+          <w:sz w:val="26"/>
+          <w:szCs w:val="26"/>
+        </w:rPr>
+        <w:t xml:space="preserve">A platform </w:t>
+      </w:r>
+      <w:r>
+        <w:rPr>
+          <w:color w:val="156082" w:themeColor="accent1"/>
+          <w:sz w:val="26"/>
+          <w:szCs w:val="26"/>
+        </w:rPr>
+        <w:t>egyik legalapvetőbb</w:t>
+      </w:r>
+      <w:r>
+        <w:rPr>
+          <w:color w:val="156082" w:themeColor="accent1"/>
+          <w:sz w:val="26"/>
+          <w:szCs w:val="26"/>
+        </w:rPr>
+        <w:t xml:space="preserve"> szolgáltatásai közé tartozik a Firebase Hosting, amely lehetővé teszi statikus weboldalak és single-page alkalmazások gyors, biztonságos hosztolását globális CDN-en</w:t>
+      </w:r>
+      <w:r>
+        <w:rPr>
+          <w:color w:val="156082" w:themeColor="accent1"/>
+          <w:sz w:val="26"/>
+          <w:szCs w:val="26"/>
+        </w:rPr>
+        <w:t xml:space="preserve"> </w:t>
+      </w:r>
+      <w:r>
+        <w:rPr>
+          <w:color w:val="156082" w:themeColor="accent1"/>
+          <w:sz w:val="26"/>
+          <w:szCs w:val="26"/>
+        </w:rPr>
+        <w:t>(Content Delivery Network)</w:t>
+      </w:r>
+      <w:r>
+        <w:rPr>
+          <w:color w:val="156082" w:themeColor="accent1"/>
+          <w:sz w:val="26"/>
+          <w:szCs w:val="26"/>
+        </w:rPr>
+        <w:t xml:space="preserve"> keresztül. A </w:t>
+      </w:r>
+      <w:r>
+        <w:rPr>
+          <w:color w:val="156082" w:themeColor="accent1"/>
+          <w:sz w:val="26"/>
+          <w:szCs w:val="26"/>
+        </w:rPr>
+        <w:lastRenderedPageBreak/>
+        <w:t>Firebase Authentication</w:t>
+      </w:r>
+      <w:r>
+        <w:rPr>
+          <w:color w:val="156082" w:themeColor="accent1"/>
+          <w:sz w:val="26"/>
+          <w:szCs w:val="26"/>
+        </w:rPr>
+        <w:t xml:space="preserve"> pedig</w:t>
+      </w:r>
+      <w:r>
+        <w:rPr>
+          <w:color w:val="156082" w:themeColor="accent1"/>
+          <w:sz w:val="26"/>
+          <w:szCs w:val="26"/>
+        </w:rPr>
+        <w:t xml:space="preserve"> egyszerű bejelentkezési megoldásokat </w:t>
+      </w:r>
+      <w:r>
+        <w:rPr>
+          <w:color w:val="156082" w:themeColor="accent1"/>
+          <w:sz w:val="26"/>
+          <w:szCs w:val="26"/>
+        </w:rPr>
+        <w:t>szolgáltatótól függetlenül. (Bárhonnan jelentkezünk be, egységesen van lekezelve, nem kell mindenre külön API-t írni)</w:t>
+      </w:r>
+    </w:p>
+    <w:p>
+      <w:pPr>
+        <w:rPr>
+          <w:color w:val="156082" w:themeColor="accent1"/>
+          <w:sz w:val="26"/>
+          <w:szCs w:val="26"/>
+        </w:rPr>
+      </w:pPr>
+      <w:r>
+        <w:rPr>
+          <w:color w:val="156082" w:themeColor="accent1"/>
+          <w:sz w:val="26"/>
+          <w:szCs w:val="26"/>
+        </w:rPr>
+        <w:t>További hasznos funkciók közé tartozik a Firebase Storage fájltároláshoz</w:t>
+      </w:r>
+      <w:r>
+        <w:rPr>
+          <w:color w:val="156082" w:themeColor="accent1"/>
+          <w:sz w:val="26"/>
+          <w:szCs w:val="26"/>
+        </w:rPr>
+        <w:t xml:space="preserve"> és</w:t>
+      </w:r>
+      <w:r>
+        <w:rPr>
+          <w:color w:val="156082" w:themeColor="accent1"/>
+          <w:sz w:val="26"/>
+          <w:szCs w:val="26"/>
+        </w:rPr>
+        <w:t xml:space="preserve"> a Cloud Functions szerver nélküli </w:t>
+      </w:r>
+      <w:r>
+        <w:rPr>
+          <w:color w:val="156082" w:themeColor="accent1"/>
+          <w:sz w:val="26"/>
+          <w:szCs w:val="26"/>
+        </w:rPr>
+        <w:t>vezérléshez</w:t>
+      </w:r>
+      <w:r>
+        <w:rPr>
+          <w:color w:val="156082" w:themeColor="accent1"/>
+          <w:sz w:val="26"/>
+          <w:szCs w:val="26"/>
+        </w:rPr>
+        <w:t xml:space="preserve">. </w:t>
+      </w:r>
+      <w:r>
+        <w:rPr>
+          <w:color w:val="156082" w:themeColor="accent1"/>
+          <w:sz w:val="26"/>
+          <w:szCs w:val="26"/>
+        </w:rPr>
+        <w:t>Minde</w:t>
+      </w:r>
+      <w:r>
+        <w:rPr>
+          <w:color w:val="156082" w:themeColor="accent1"/>
+          <w:sz w:val="26"/>
+          <w:szCs w:val="26"/>
+        </w:rPr>
+        <w:t>n</w:t>
+      </w:r>
+      <w:r>
+        <w:rPr>
+          <w:color w:val="156082" w:themeColor="accent1"/>
+          <w:sz w:val="26"/>
+          <w:szCs w:val="26"/>
+        </w:rPr>
+        <w:t xml:space="preserve"> integrált környezetben, könnyen kezelhető felületen érhető el, minimalizálva a backend</w:t>
+      </w:r>
+      <w:r>
+        <w:rPr>
+          <w:color w:val="156082" w:themeColor="accent1"/>
+          <w:sz w:val="26"/>
+          <w:szCs w:val="26"/>
+        </w:rPr>
+        <w:t>től való</w:t>
+      </w:r>
+      <w:r>
+        <w:rPr>
+          <w:color w:val="156082" w:themeColor="accent1"/>
+          <w:sz w:val="26"/>
+          <w:szCs w:val="26"/>
+        </w:rPr>
+        <w:t xml:space="preserve"> </w:t>
+      </w:r>
+      <w:r>
+        <w:rPr>
+          <w:color w:val="156082" w:themeColor="accent1"/>
+          <w:sz w:val="26"/>
+          <w:szCs w:val="26"/>
+        </w:rPr>
+        <w:t>függőséget</w:t>
+      </w:r>
+      <w:r>
+        <w:rPr>
+          <w:color w:val="156082" w:themeColor="accent1"/>
+          <w:sz w:val="26"/>
+          <w:szCs w:val="26"/>
+        </w:rPr>
+        <w:t>.</w:t>
+      </w:r>
+    </w:p>
+    <w:p>
+      <w:pPr>
+        <w:rPr>
+          <w:color w:val="156082" w:themeColor="accent1"/>
+        </w:rPr>
+      </w:pPr>
+    </w:p>
+    <w:p>
+      <w:pPr>
+        <w:pStyle w:val="Cmsor2"/>
+      </w:pPr>
+      <w:r>
+        <w:t>MySQL</w:t>
+      </w:r>
+      <w:r>
+        <w:t>, phpMyAdmin, XAMPP, Swagger</w:t>
+      </w:r>
+      <w:r>
+        <w:t xml:space="preserve"> </w:t>
+      </w:r>
+      <w:r>
+        <w:t>összefoglalás</w:t>
+      </w:r>
+    </w:p>
+    <w:p>
+      <w:pPr>
+        <w:spacing w:before="60" w:after="60"/>
+        <w:rPr>
+          <w:rFonts w:asciiTheme="majorHAnsi" w:eastAsiaTheme="majorEastAsia" w:hAnsiTheme="majorHAnsi" w:cstheme="majorBidi"/>
+          <w:color w:val="0F4761" w:themeColor="accent1" w:themeShade="BF"/>
+          <w:sz w:val="32"/>
+          <w:szCs w:val="32"/>
+        </w:rPr>
+      </w:pPr>
+    </w:p>
+    <w:p>
+      <w:pPr>
+        <w:spacing w:before="60" w:after="60"/>
+        <w:rPr>
+          <w:rFonts w:asciiTheme="majorHAnsi" w:eastAsiaTheme="majorEastAsia" w:hAnsiTheme="majorHAnsi" w:cstheme="majorBidi"/>
+          <w:noProof/>
+          <w:color w:val="156082" w:themeColor="accent1"/>
+          <w:sz w:val="26"/>
+          <w:szCs w:val="26"/>
+        </w:rPr>
+      </w:pPr>
+      <w:r>
+        <w:rPr>
+          <w:rFonts w:asciiTheme="majorHAnsi" w:eastAsiaTheme="majorEastAsia" w:hAnsiTheme="majorHAnsi" w:cstheme="majorBidi"/>
+          <w:color w:val="156082" w:themeColor="accent1"/>
+          <w:sz w:val="26"/>
+          <w:szCs w:val="26"/>
+        </w:rPr>
+        <w:t>A MySQL</w:t>
+      </w:r>
+      <w:r>
+        <w:rPr>
+          <w:rFonts w:asciiTheme="majorHAnsi" w:eastAsiaTheme="majorEastAsia" w:hAnsiTheme="majorHAnsi" w:cstheme="majorBidi"/>
+          <w:color w:val="156082" w:themeColor="accent1"/>
+          <w:sz w:val="26"/>
+          <w:szCs w:val="26"/>
+        </w:rPr>
+        <w:t xml:space="preserve"> </w:t>
+      </w:r>
+      <w:r>
+        <w:rPr>
+          <w:rFonts w:asciiTheme="majorHAnsi" w:eastAsiaTheme="majorEastAsia" w:hAnsiTheme="majorHAnsi" w:cstheme="majorBidi"/>
+          <w:color w:val="156082" w:themeColor="accent1"/>
+          <w:sz w:val="26"/>
+          <w:szCs w:val="26"/>
+        </w:rPr>
+        <w:t>egy nyílt forráskódú relációs adatbázis-kezelő rendszer, amely a webes fejlesztés egyik alapvető komponens</w:t>
+      </w:r>
+      <w:r>
+        <w:rPr>
+          <w:rFonts w:asciiTheme="majorHAnsi" w:eastAsiaTheme="majorEastAsia" w:hAnsiTheme="majorHAnsi" w:cstheme="majorBidi"/>
+          <w:color w:val="156082" w:themeColor="accent1"/>
+          <w:sz w:val="26"/>
+          <w:szCs w:val="26"/>
+        </w:rPr>
+        <w:t>e</w:t>
+      </w:r>
+      <w:r>
+        <w:rPr>
+          <w:rFonts w:asciiTheme="majorHAnsi" w:eastAsiaTheme="majorEastAsia" w:hAnsiTheme="majorHAnsi" w:cstheme="majorBidi"/>
+          <w:color w:val="156082" w:themeColor="accent1"/>
+          <w:sz w:val="26"/>
+          <w:szCs w:val="26"/>
+        </w:rPr>
+        <w:t>. A rendszer kiemelkedő teljesítményt, megbízhatóságot és skálázhatóságot nyújt, miközben széles körben támogatott a fejlesztői közösség által.</w:t>
+      </w:r>
+      <w:r>
+        <w:rPr>
+          <w:rFonts w:asciiTheme="majorHAnsi" w:eastAsiaTheme="majorEastAsia" w:hAnsiTheme="majorHAnsi" w:cstheme="majorBidi"/>
+          <w:color w:val="156082" w:themeColor="accent1"/>
+          <w:sz w:val="26"/>
+          <w:szCs w:val="26"/>
+        </w:rPr>
+        <w:t xml:space="preserve"> </w:t>
+      </w:r>
+      <w:r>
+        <w:rPr>
+          <w:rFonts w:asciiTheme="majorHAnsi" w:eastAsiaTheme="majorEastAsia" w:hAnsiTheme="majorHAnsi" w:cstheme="majorBidi"/>
+          <w:color w:val="156082" w:themeColor="accent1"/>
+          <w:sz w:val="26"/>
+          <w:szCs w:val="26"/>
+        </w:rPr>
+        <w:t>A MySQL kezelését nagyban megkönnyíti a phpMyAdmin</w:t>
+      </w:r>
+      <w:r>
+        <w:rPr>
+          <w:rFonts w:asciiTheme="majorHAnsi" w:eastAsiaTheme="majorEastAsia" w:hAnsiTheme="majorHAnsi" w:cstheme="majorBidi"/>
+          <w:color w:val="156082" w:themeColor="accent1"/>
+          <w:sz w:val="26"/>
+          <w:szCs w:val="26"/>
+        </w:rPr>
+        <w:t>,</w:t>
+      </w:r>
+      <w:r>
+        <w:rPr>
+          <w:rFonts w:asciiTheme="majorHAnsi" w:eastAsiaTheme="majorEastAsia" w:hAnsiTheme="majorHAnsi" w:cstheme="majorBidi"/>
+          <w:color w:val="156082" w:themeColor="accent1"/>
+          <w:sz w:val="26"/>
+          <w:szCs w:val="26"/>
+        </w:rPr>
+        <w:t xml:space="preserve"> egy webalapú felület, amely lehetővé teszi az adatbázisok vizuális kezelését. Ez a megoldás különösen hasznos fejlesztők számára, akik grafikus felületen keresztül szeretnék létrehozni és módosítani a táblákat, illetve SQL lekérdezéseket végrehajtani.</w:t>
+      </w:r>
+      <w:r>
+        <w:rPr>
+          <w:rFonts w:asciiTheme="majorHAnsi" w:eastAsiaTheme="majorEastAsia" w:hAnsiTheme="majorHAnsi" w:cstheme="majorBidi"/>
+          <w:color w:val="156082" w:themeColor="accent1"/>
+          <w:sz w:val="26"/>
+          <w:szCs w:val="26"/>
+        </w:rPr>
+        <w:t xml:space="preserve"> </w:t>
+      </w:r>
+      <w:r>
+        <w:rPr>
+          <w:rFonts w:asciiTheme="majorHAnsi" w:eastAsiaTheme="majorEastAsia" w:hAnsiTheme="majorHAnsi" w:cstheme="majorBidi"/>
+          <w:color w:val="156082" w:themeColor="accent1"/>
+          <w:sz w:val="26"/>
+          <w:szCs w:val="26"/>
+        </w:rPr>
+        <w:t>A helyi fejlesztési környezetekben gyakran alkalmazzák a XAMPP csomagot, amely egy egységes platformot biztosít a MySQL, Apach</w:t>
+      </w:r>
+      <w:r>
+        <w:rPr>
+          <w:rFonts w:asciiTheme="majorHAnsi" w:eastAsiaTheme="majorEastAsia" w:hAnsiTheme="majorHAnsi" w:cstheme="majorBidi"/>
+          <w:color w:val="156082" w:themeColor="accent1"/>
+          <w:sz w:val="26"/>
+          <w:szCs w:val="26"/>
+        </w:rPr>
+        <w:t>e,</w:t>
+      </w:r>
+      <w:r>
+        <w:rPr>
+          <w:rFonts w:asciiTheme="majorHAnsi" w:eastAsiaTheme="majorEastAsia" w:hAnsiTheme="majorHAnsi" w:cstheme="majorBidi"/>
+          <w:color w:val="156082" w:themeColor="accent1"/>
+          <w:sz w:val="26"/>
+          <w:szCs w:val="26"/>
+        </w:rPr>
+        <w:t xml:space="preserve"> és </w:t>
+      </w:r>
+      <w:r>
+        <w:rPr>
+          <w:rFonts w:asciiTheme="majorHAnsi" w:eastAsiaTheme="majorEastAsia" w:hAnsiTheme="majorHAnsi" w:cstheme="majorBidi"/>
+          <w:color w:val="156082" w:themeColor="accent1"/>
+          <w:sz w:val="26"/>
+          <w:szCs w:val="26"/>
+        </w:rPr>
+        <w:t xml:space="preserve">a </w:t>
+      </w:r>
+      <w:r>
+        <w:rPr>
+          <w:rFonts w:asciiTheme="majorHAnsi" w:eastAsiaTheme="majorEastAsia" w:hAnsiTheme="majorHAnsi" w:cstheme="majorBidi"/>
+          <w:color w:val="156082" w:themeColor="accent1"/>
+          <w:sz w:val="26"/>
+          <w:szCs w:val="26"/>
+        </w:rPr>
+        <w:t>PHP kombinációjával. Ez a megoldás lehetővé teszi a teljes webalkalmazások helyi tesztelését és fejlesztését anélkül, hogy külső szerverre lenne szükség.</w:t>
+      </w:r>
+      <w:r>
+        <w:rPr>
+          <w:rFonts w:asciiTheme="majorHAnsi" w:eastAsiaTheme="majorEastAsia" w:hAnsiTheme="majorHAnsi" w:cstheme="majorBidi"/>
+          <w:noProof/>
+          <w:color w:val="156082" w:themeColor="accent1"/>
+          <w:sz w:val="26"/>
+          <w:szCs w:val="26"/>
+        </w:rPr>
+        <w:t xml:space="preserve"> </w:t>
+      </w:r>
+    </w:p>
+    <w:p>
+      <w:pPr>
+        <w:spacing w:before="60" w:after="60"/>
+        <w:rPr>
+          <w:rFonts w:asciiTheme="majorHAnsi" w:eastAsiaTheme="majorEastAsia" w:hAnsiTheme="majorHAnsi" w:cstheme="majorBidi"/>
+          <w:color w:val="156082" w:themeColor="accent1"/>
+          <w:sz w:val="26"/>
+          <w:szCs w:val="26"/>
+        </w:rPr>
+      </w:pPr>
+      <w:r>
+        <w:rPr>
+          <w:rFonts w:asciiTheme="majorHAnsi" w:eastAsiaTheme="majorEastAsia" w:hAnsiTheme="majorHAnsi" w:cstheme="majorBidi"/>
+          <w:noProof/>
+          <w:color w:val="156082" w:themeColor="accent1"/>
+          <w:sz w:val="26"/>
+          <w:szCs w:val="26"/>
+        </w:rPr>
+        <w:drawing>
+          <wp:inline distT="0" distB="0" distL="0" distR="0" wp14:anchorId="46ABB672" wp14:editId="7FC0FAD5">
+            <wp:extent cx="4913906" cy="3217023"/>
+            <wp:effectExtent l="0" t="0" r="1270" b="2540"/>
+            <wp:docPr id="1293228754" name="Kép 20" descr="A képen szöveg, képernyőkép, szoftver, Számítógépes ikon látható&#10;&#10;Előfordulhat, hogy a mesterséges intelligencia által létrehozott tartalom helytelen."/>
+            <wp:cNvGraphicFramePr>
+              <a:graphicFrameLocks xmlns:a="http://schemas.openxmlformats.org/drawingml/2006/main" noChangeAspect="1"/>
+            </wp:cNvGraphicFramePr>
+            <a:graphic xmlns:a="http://schemas.openxmlformats.org/drawingml/2006/main">
+              <a:graphicData uri="http://schemas.openxmlformats.org/drawingml/2006/picture">
+                <pic:pic xmlns:pic="http://schemas.openxmlformats.org/drawingml/2006/picture">
+                  <pic:nvPicPr>
+                    <pic:cNvPr id="1293228754" name="Kép 20" descr="A képen szöveg, képernyőkép, szoftver, Számítógépes ikon látható&#10;&#10;Előfordulhat, hogy a mesterséges intelligencia által létrehozott tartalom helytelen."/>
+                    <pic:cNvPicPr>
+                      <a:picLocks noChangeAspect="1" noChangeArrowheads="1"/>
+                    </pic:cNvPicPr>
+                  </pic:nvPicPr>
+                  <pic:blipFill>
+                    <a:blip r:embed="rId18">
+                      <a:extLst>
+                        <a:ext uri="{28A0092B-C50C-407E-A947-70E740481C1C}">
+                          <a14:useLocalDpi xmlns:a14="http://schemas.microsoft.com/office/drawing/2010/main" val="0"/>
+                        </a:ext>
+                      </a:extLst>
+                    </a:blip>
+                    <a:srcRect/>
+                    <a:stretch>
+                      <a:fillRect/>
+                    </a:stretch>
+                  </pic:blipFill>
+                  <pic:spPr bwMode="auto">
+                    <a:xfrm>
+                      <a:off x="0" y="0"/>
+                      <a:ext cx="4973705" cy="3256172"/>
                     </a:xfrm>
                     <a:prstGeom prst="rect">
                       <a:avLst/>
@@ -3166,6 +3546,133 @@
           <w:szCs w:val="26"/>
         </w:rPr>
       </w:pPr>
+      <w:r>
+        <w:rPr>
+          <w:rFonts w:asciiTheme="majorHAnsi" w:eastAsiaTheme="majorEastAsia" w:hAnsiTheme="majorHAnsi" w:cstheme="majorBidi"/>
+          <w:color w:val="156082" w:themeColor="accent1"/>
+          <w:sz w:val="26"/>
+          <w:szCs w:val="26"/>
+        </w:rPr>
+        <w:lastRenderedPageBreak/>
+        <w:t>Az</w:t>
+      </w:r>
+      <w:r>
+        <w:rPr>
+          <w:rFonts w:asciiTheme="majorHAnsi" w:eastAsiaTheme="majorEastAsia" w:hAnsiTheme="majorHAnsi" w:cstheme="majorBidi"/>
+          <w:color w:val="156082" w:themeColor="accent1"/>
+          <w:sz w:val="26"/>
+          <w:szCs w:val="26"/>
+        </w:rPr>
+        <w:t xml:space="preserve"> API-fejlesztés esetén </w:t>
+      </w:r>
+      <w:r>
+        <w:rPr>
+          <w:rFonts w:asciiTheme="majorHAnsi" w:eastAsiaTheme="majorEastAsia" w:hAnsiTheme="majorHAnsi" w:cstheme="majorBidi"/>
+          <w:color w:val="156082" w:themeColor="accent1"/>
+          <w:sz w:val="26"/>
+          <w:szCs w:val="26"/>
+        </w:rPr>
+        <w:t xml:space="preserve">nálunk a </w:t>
+      </w:r>
+      <w:r>
+        <w:rPr>
+          <w:rFonts w:asciiTheme="majorHAnsi" w:eastAsiaTheme="majorEastAsia" w:hAnsiTheme="majorHAnsi" w:cstheme="majorBidi"/>
+          <w:color w:val="156082" w:themeColor="accent1"/>
+          <w:sz w:val="26"/>
+          <w:szCs w:val="26"/>
+        </w:rPr>
+        <w:t>Swagger</w:t>
+      </w:r>
+      <w:r>
+        <w:rPr>
+          <w:rFonts w:asciiTheme="majorHAnsi" w:eastAsiaTheme="majorEastAsia" w:hAnsiTheme="majorHAnsi" w:cstheme="majorBidi"/>
+          <w:color w:val="156082" w:themeColor="accent1"/>
+          <w:sz w:val="26"/>
+          <w:szCs w:val="26"/>
+        </w:rPr>
+        <w:t xml:space="preserve">-re esett a </w:t>
+      </w:r>
+      <w:r>
+        <w:rPr>
+          <w:rFonts w:asciiTheme="majorHAnsi" w:eastAsiaTheme="majorEastAsia" w:hAnsiTheme="majorHAnsi" w:cstheme="majorBidi"/>
+          <w:color w:val="156082" w:themeColor="accent1"/>
+          <w:sz w:val="26"/>
+          <w:szCs w:val="26"/>
+        </w:rPr>
+        <w:t>választás,</w:t>
+      </w:r>
+      <w:r>
+        <w:rPr>
+          <w:rFonts w:asciiTheme="majorHAnsi" w:eastAsiaTheme="majorEastAsia" w:hAnsiTheme="majorHAnsi" w:cstheme="majorBidi"/>
+          <w:color w:val="156082" w:themeColor="accent1"/>
+          <w:sz w:val="26"/>
+          <w:szCs w:val="26"/>
+        </w:rPr>
+        <w:t xml:space="preserve"> aminek</w:t>
+      </w:r>
+      <w:r>
+        <w:rPr>
+          <w:rFonts w:asciiTheme="majorHAnsi" w:eastAsiaTheme="majorEastAsia" w:hAnsiTheme="majorHAnsi" w:cstheme="majorBidi"/>
+          <w:color w:val="156082" w:themeColor="accent1"/>
+          <w:sz w:val="26"/>
+          <w:szCs w:val="26"/>
+        </w:rPr>
+        <w:t xml:space="preserve"> segítségével könnyedén dokumentálható és tesztelhető a MySQL adatbázi</w:t>
+      </w:r>
+      <w:r>
+        <w:rPr>
+          <w:rFonts w:asciiTheme="majorHAnsi" w:eastAsiaTheme="majorEastAsia" w:hAnsiTheme="majorHAnsi" w:cstheme="majorBidi"/>
+          <w:color w:val="156082" w:themeColor="accent1"/>
+          <w:sz w:val="26"/>
+          <w:szCs w:val="26"/>
+        </w:rPr>
+        <w:t xml:space="preserve">s, </w:t>
+      </w:r>
+      <w:r>
+        <w:rPr>
+          <w:rFonts w:asciiTheme="majorHAnsi" w:eastAsiaTheme="majorEastAsia" w:hAnsiTheme="majorHAnsi" w:cstheme="majorBidi"/>
+          <w:color w:val="156082" w:themeColor="accent1"/>
+          <w:sz w:val="26"/>
+          <w:szCs w:val="26"/>
+        </w:rPr>
+        <w:t xml:space="preserve">és a </w:t>
+      </w:r>
+      <w:r>
+        <w:rPr>
+          <w:rFonts w:asciiTheme="majorHAnsi" w:eastAsiaTheme="majorEastAsia" w:hAnsiTheme="majorHAnsi" w:cstheme="majorBidi"/>
+          <w:color w:val="156082" w:themeColor="accent1"/>
+          <w:sz w:val="26"/>
+          <w:szCs w:val="26"/>
+        </w:rPr>
+        <w:t>vele kommunikáló</w:t>
+      </w:r>
+      <w:r>
+        <w:rPr>
+          <w:rFonts w:asciiTheme="majorHAnsi" w:eastAsiaTheme="majorEastAsia" w:hAnsiTheme="majorHAnsi" w:cstheme="majorBidi"/>
+          <w:color w:val="156082" w:themeColor="accent1"/>
+          <w:sz w:val="26"/>
+          <w:szCs w:val="26"/>
+        </w:rPr>
+        <w:t xml:space="preserve"> RESTful API-k</w:t>
+      </w:r>
+      <w:r>
+        <w:rPr>
+          <w:rFonts w:asciiTheme="majorHAnsi" w:eastAsiaTheme="majorEastAsia" w:hAnsiTheme="majorHAnsi" w:cstheme="majorBidi"/>
+          <w:color w:val="156082" w:themeColor="accent1"/>
+          <w:sz w:val="26"/>
+          <w:szCs w:val="26"/>
+        </w:rPr>
+        <w:t xml:space="preserve"> szinte bármelyik pontja</w:t>
+      </w:r>
+      <w:r>
+        <w:rPr>
+          <w:rFonts w:asciiTheme="majorHAnsi" w:eastAsiaTheme="majorEastAsia" w:hAnsiTheme="majorHAnsi" w:cstheme="majorBidi"/>
+          <w:color w:val="156082" w:themeColor="accent1"/>
+          <w:sz w:val="26"/>
+          <w:szCs w:val="26"/>
+        </w:rPr>
+        <w:t>. Ez a megoldás lehetővé teszi a végpontok egyszerű tesztelését és a fejlesztők közötti együttműködést.</w:t>
+      </w:r>
     </w:p>
     <w:p>
       <w:pPr>
@@ -3180,1185 +3687,24 @@
       <w:r>
         <w:rPr>
           <w:rFonts w:asciiTheme="majorHAnsi" w:eastAsiaTheme="majorEastAsia" w:hAnsiTheme="majorHAnsi" w:cstheme="majorBidi"/>
-          <w:color w:val="156082" w:themeColor="accent1"/>
-          <w:sz w:val="26"/>
-          <w:szCs w:val="26"/>
-        </w:rPr>
-        <w:t>Az</w:t>
-      </w:r>
-      <w:r>
-        <w:rPr>
-          <w:rFonts w:asciiTheme="majorHAnsi" w:eastAsiaTheme="majorEastAsia" w:hAnsiTheme="majorHAnsi" w:cstheme="majorBidi"/>
-          <w:color w:val="156082" w:themeColor="accent1"/>
-          <w:sz w:val="26"/>
-          <w:szCs w:val="26"/>
-        </w:rPr>
-        <w:t xml:space="preserve"> API-fejlesztés esetén </w:t>
-      </w:r>
-      <w:r>
-        <w:rPr>
-          <w:rFonts w:asciiTheme="majorHAnsi" w:eastAsiaTheme="majorEastAsia" w:hAnsiTheme="majorHAnsi" w:cstheme="majorBidi"/>
-          <w:color w:val="156082" w:themeColor="accent1"/>
-          <w:sz w:val="26"/>
-          <w:szCs w:val="26"/>
-        </w:rPr>
-        <w:t xml:space="preserve">nálunk a </w:t>
-      </w:r>
-      <w:r>
-        <w:rPr>
-          <w:rFonts w:asciiTheme="majorHAnsi" w:eastAsiaTheme="majorEastAsia" w:hAnsiTheme="majorHAnsi" w:cstheme="majorBidi"/>
-          <w:color w:val="156082" w:themeColor="accent1"/>
-          <w:sz w:val="26"/>
-          <w:szCs w:val="26"/>
-        </w:rPr>
-        <w:t>Swagger</w:t>
-      </w:r>
-      <w:r>
-        <w:rPr>
-          <w:rFonts w:asciiTheme="majorHAnsi" w:eastAsiaTheme="majorEastAsia" w:hAnsiTheme="majorHAnsi" w:cstheme="majorBidi"/>
-          <w:color w:val="156082" w:themeColor="accent1"/>
-          <w:sz w:val="26"/>
-          <w:szCs w:val="26"/>
-        </w:rPr>
-        <w:t xml:space="preserve">-re esett a </w:t>
-      </w:r>
-      <w:r>
-        <w:rPr>
-          <w:rFonts w:asciiTheme="majorHAnsi" w:eastAsiaTheme="majorEastAsia" w:hAnsiTheme="majorHAnsi" w:cstheme="majorBidi"/>
-          <w:color w:val="156082" w:themeColor="accent1"/>
-          <w:sz w:val="26"/>
-          <w:szCs w:val="26"/>
-        </w:rPr>
-        <w:t>választás,</w:t>
-      </w:r>
-      <w:r>
-        <w:rPr>
-          <w:rFonts w:asciiTheme="majorHAnsi" w:eastAsiaTheme="majorEastAsia" w:hAnsiTheme="majorHAnsi" w:cstheme="majorBidi"/>
-          <w:color w:val="156082" w:themeColor="accent1"/>
-          <w:sz w:val="26"/>
-          <w:szCs w:val="26"/>
-        </w:rPr>
-        <w:t xml:space="preserve"> aminek</w:t>
-      </w:r>
-      <w:r>
-        <w:rPr>
-          <w:rFonts w:asciiTheme="majorHAnsi" w:eastAsiaTheme="majorEastAsia" w:hAnsiTheme="majorHAnsi" w:cstheme="majorBidi"/>
-          <w:color w:val="156082" w:themeColor="accent1"/>
-          <w:sz w:val="26"/>
-          <w:szCs w:val="26"/>
-        </w:rPr>
-        <w:t xml:space="preserve"> segítségével könnyedén dokumentálható és tesztelhető a MySQL adatbázi</w:t>
-      </w:r>
-      <w:r>
-        <w:rPr>
-          <w:rFonts w:asciiTheme="majorHAnsi" w:eastAsiaTheme="majorEastAsia" w:hAnsiTheme="majorHAnsi" w:cstheme="majorBidi"/>
-          <w:color w:val="156082" w:themeColor="accent1"/>
-          <w:sz w:val="26"/>
-          <w:szCs w:val="26"/>
-        </w:rPr>
-        <w:t xml:space="preserve">s, </w:t>
-      </w:r>
-      <w:r>
-        <w:rPr>
-          <w:rFonts w:asciiTheme="majorHAnsi" w:eastAsiaTheme="majorEastAsia" w:hAnsiTheme="majorHAnsi" w:cstheme="majorBidi"/>
-          <w:color w:val="156082" w:themeColor="accent1"/>
-          <w:sz w:val="26"/>
-          <w:szCs w:val="26"/>
-        </w:rPr>
-        <w:t xml:space="preserve">és a </w:t>
-      </w:r>
-      <w:r>
-        <w:rPr>
-          <w:rFonts w:asciiTheme="majorHAnsi" w:eastAsiaTheme="majorEastAsia" w:hAnsiTheme="majorHAnsi" w:cstheme="majorBidi"/>
-          <w:color w:val="156082" w:themeColor="accent1"/>
-          <w:sz w:val="26"/>
-          <w:szCs w:val="26"/>
-        </w:rPr>
-        <w:t>vele kommunikáló</w:t>
-      </w:r>
-      <w:r>
-        <w:rPr>
-          <w:rFonts w:asciiTheme="majorHAnsi" w:eastAsiaTheme="majorEastAsia" w:hAnsiTheme="majorHAnsi" w:cstheme="majorBidi"/>
-          <w:color w:val="156082" w:themeColor="accent1"/>
-          <w:sz w:val="26"/>
-          <w:szCs w:val="26"/>
-        </w:rPr>
-        <w:t xml:space="preserve"> RESTful API-k</w:t>
-      </w:r>
-      <w:r>
-        <w:rPr>
-          <w:rFonts w:asciiTheme="majorHAnsi" w:eastAsiaTheme="majorEastAsia" w:hAnsiTheme="majorHAnsi" w:cstheme="majorBidi"/>
-          <w:color w:val="156082" w:themeColor="accent1"/>
-          <w:sz w:val="26"/>
-          <w:szCs w:val="26"/>
-        </w:rPr>
-        <w:t xml:space="preserve"> szinte bármelyik pontja</w:t>
-      </w:r>
-      <w:r>
-        <w:rPr>
-          <w:rFonts w:asciiTheme="majorHAnsi" w:eastAsiaTheme="majorEastAsia" w:hAnsiTheme="majorHAnsi" w:cstheme="majorBidi"/>
-          <w:color w:val="156082" w:themeColor="accent1"/>
-          <w:sz w:val="26"/>
-          <w:szCs w:val="26"/>
-        </w:rPr>
-        <w:t>. Ez a megoldás lehetővé teszi a végpontok egyszerű tesztelését és a fejlesztők közötti együttműködést.</w:t>
-      </w:r>
-    </w:p>
-    <w:p>
-      <w:pPr>
-        <w:spacing w:before="60" w:after="60"/>
-        <w:rPr>
-          <w:rFonts w:asciiTheme="majorHAnsi" w:eastAsiaTheme="majorEastAsia" w:hAnsiTheme="majorHAnsi" w:cstheme="majorBidi"/>
-          <w:color w:val="156082" w:themeColor="accent1"/>
-          <w:sz w:val="26"/>
-          <w:szCs w:val="26"/>
-        </w:rPr>
-      </w:pPr>
-    </w:p>
-    <w:p>
-      <w:pPr>
-        <w:spacing w:before="60" w:after="60"/>
-        <w:rPr>
-          <w:rFonts w:asciiTheme="majorHAnsi" w:eastAsiaTheme="majorEastAsia" w:hAnsiTheme="majorHAnsi" w:cstheme="majorBidi"/>
-          <w:color w:val="0F4761" w:themeColor="accent1" w:themeShade="BF"/>
-          <w:sz w:val="26"/>
-          <w:szCs w:val="26"/>
-        </w:rPr>
-      </w:pPr>
-      <w:r>
-        <w:rPr>
-          <w:rFonts w:asciiTheme="majorHAnsi" w:eastAsiaTheme="majorEastAsia" w:hAnsiTheme="majorHAnsi" w:cstheme="majorBidi"/>
-          <w:color w:val="156082" w:themeColor="accent1"/>
-          <w:sz w:val="26"/>
-          <w:szCs w:val="26"/>
-        </w:rPr>
-        <w:t>A MySQL továbbra is az egyik legnépszerűbb adatbázis-kezelő rendszer marad, amely kiválóan integrálható mind helyi (XAMPP), mind felhőalapú környezetekbe, miközben számos eszköz (phpMyAdmin, Swagger) segíti a fejlesztők munkáját. A rendszer folyamatos fejlődése biztosítja, hogy mindig naprakész megoldásokat kínáljon a modern webalkalmazások fejlesztéséhez.</w:t>
-      </w:r>
-    </w:p>
-    <w:p>
-      <w:pPr>
-        <w:spacing w:before="60" w:after="60"/>
-        <w:rPr>
-          <w:rFonts w:asciiTheme="majorHAnsi" w:eastAsiaTheme="majorEastAsia" w:hAnsiTheme="majorHAnsi" w:cstheme="majorBidi"/>
-          <w:color w:val="0F4761" w:themeColor="accent1" w:themeShade="BF"/>
-          <w:sz w:val="26"/>
-          <w:szCs w:val="26"/>
-        </w:rPr>
-      </w:pPr>
-    </w:p>
-    <w:p>
-      <w:pPr>
-        <w:pStyle w:val="Cmsor2"/>
-      </w:pPr>
-      <w:r>
-        <w:t>Docker, Railway és</w:t>
-      </w:r>
-      <w:r>
-        <w:t xml:space="preserve"> Cloudinary </w:t>
-      </w:r>
-      <w:r>
-        <w:t xml:space="preserve">áttekintés </w:t>
-      </w:r>
-    </w:p>
-    <w:p>
-      <w:pPr>
-        <w:rPr>
-          <w:color w:val="156082" w:themeColor="accent1"/>
-          <w:sz w:val="26"/>
-          <w:szCs w:val="26"/>
-        </w:rPr>
-      </w:pPr>
-      <w:r>
-        <w:rPr>
-          <w:color w:val="156082" w:themeColor="accent1"/>
-          <w:sz w:val="26"/>
-          <w:szCs w:val="26"/>
-        </w:rPr>
-        <w:t xml:space="preserve">A Docker egy konténerizációs platform, amely forradalmasította a szoftverfejlesztést és </w:t>
-      </w:r>
-      <w:r>
-        <w:rPr>
-          <w:color w:val="156082" w:themeColor="accent1"/>
-          <w:sz w:val="26"/>
-          <w:szCs w:val="26"/>
-        </w:rPr>
-        <w:t xml:space="preserve">annak </w:t>
-      </w:r>
-      <w:r>
-        <w:rPr>
-          <w:color w:val="156082" w:themeColor="accent1"/>
-          <w:sz w:val="26"/>
-          <w:szCs w:val="26"/>
-        </w:rPr>
-        <w:t>üzembe helyezés</w:t>
-      </w:r>
-      <w:r>
-        <w:rPr>
-          <w:color w:val="156082" w:themeColor="accent1"/>
-          <w:sz w:val="26"/>
-          <w:szCs w:val="26"/>
-        </w:rPr>
-        <w:t>é</w:t>
-      </w:r>
-      <w:r>
-        <w:rPr>
-          <w:color w:val="156082" w:themeColor="accent1"/>
-          <w:sz w:val="26"/>
-          <w:szCs w:val="26"/>
-        </w:rPr>
-        <w:t>t. A Docker segítségével az alkalmazások és függőségeik elkülönített konténerekben futtathatók, biztosítva a konziszten</w:t>
-      </w:r>
-      <w:r>
-        <w:rPr>
-          <w:color w:val="156082" w:themeColor="accent1"/>
-          <w:sz w:val="26"/>
-          <w:szCs w:val="26"/>
-        </w:rPr>
-        <w:t xml:space="preserve">s </w:t>
-      </w:r>
-      <w:r>
-        <w:rPr>
-          <w:color w:val="156082" w:themeColor="accent1"/>
-          <w:sz w:val="26"/>
-          <w:szCs w:val="26"/>
-        </w:rPr>
-        <w:t>fejlesztés</w:t>
-      </w:r>
-      <w:r>
-        <w:rPr>
-          <w:color w:val="156082" w:themeColor="accent1"/>
-          <w:sz w:val="26"/>
-          <w:szCs w:val="26"/>
-        </w:rPr>
-        <w:t>t</w:t>
-      </w:r>
-      <w:r>
-        <w:rPr>
-          <w:color w:val="156082" w:themeColor="accent1"/>
-          <w:sz w:val="26"/>
-          <w:szCs w:val="26"/>
-        </w:rPr>
-        <w:t>, tesztelés</w:t>
-      </w:r>
-      <w:r>
-        <w:rPr>
-          <w:color w:val="156082" w:themeColor="accent1"/>
-          <w:sz w:val="26"/>
-          <w:szCs w:val="26"/>
-        </w:rPr>
-        <w:t>t</w:t>
-      </w:r>
-      <w:r>
-        <w:rPr>
-          <w:color w:val="156082" w:themeColor="accent1"/>
-          <w:sz w:val="26"/>
-          <w:szCs w:val="26"/>
-        </w:rPr>
-        <w:t xml:space="preserve"> és </w:t>
-      </w:r>
-      <w:r>
-        <w:rPr>
-          <w:color w:val="156082" w:themeColor="accent1"/>
-          <w:sz w:val="26"/>
-          <w:szCs w:val="26"/>
-        </w:rPr>
-        <w:t xml:space="preserve">az </w:t>
-      </w:r>
-      <w:r>
-        <w:rPr>
-          <w:color w:val="156082" w:themeColor="accent1"/>
-          <w:sz w:val="26"/>
-          <w:szCs w:val="26"/>
-        </w:rPr>
-        <w:t>éles</w:t>
-      </w:r>
-      <w:r>
-        <w:rPr>
-          <w:color w:val="156082" w:themeColor="accent1"/>
-          <w:sz w:val="26"/>
-          <w:szCs w:val="26"/>
-        </w:rPr>
-        <w:t xml:space="preserve"> működés</w:t>
-      </w:r>
-      <w:r>
-        <w:rPr>
-          <w:color w:val="156082" w:themeColor="accent1"/>
-          <w:sz w:val="26"/>
-          <w:szCs w:val="26"/>
-        </w:rPr>
-        <w:t>t a</w:t>
-      </w:r>
-      <w:r>
-        <w:rPr>
-          <w:color w:val="156082" w:themeColor="accent1"/>
-          <w:sz w:val="26"/>
-          <w:szCs w:val="26"/>
-        </w:rPr>
-        <w:t xml:space="preserve"> környezetek között.</w:t>
-      </w:r>
-      <w:r>
-        <w:rPr>
-          <w:color w:val="156082" w:themeColor="accent1"/>
-          <w:sz w:val="26"/>
-          <w:szCs w:val="26"/>
-        </w:rPr>
-        <w:t xml:space="preserve"> Ez k</w:t>
-      </w:r>
-      <w:r>
-        <w:rPr>
-          <w:color w:val="156082" w:themeColor="accent1"/>
-          <w:sz w:val="26"/>
-          <w:szCs w:val="26"/>
-        </w:rPr>
-        <w:t>ulcsfontosságú a modern DevOps</w:t>
-      </w:r>
-      <w:r>
-        <w:rPr>
-          <w:color w:val="156082" w:themeColor="accent1"/>
-          <w:sz w:val="26"/>
-          <w:szCs w:val="26"/>
-        </w:rPr>
-        <w:t xml:space="preserve"> (</w:t>
-      </w:r>
-      <w:r>
-        <w:rPr>
-          <w:color w:val="156082" w:themeColor="accent1"/>
-          <w:sz w:val="26"/>
-          <w:szCs w:val="26"/>
-        </w:rPr>
-        <w:t>fejlesztés és üzemeltetés összekötve</w:t>
-      </w:r>
-      <w:r>
-        <w:rPr>
-          <w:color w:val="156082" w:themeColor="accent1"/>
-          <w:sz w:val="26"/>
-          <w:szCs w:val="26"/>
-        </w:rPr>
-        <w:t>)</w:t>
-      </w:r>
-      <w:r>
-        <w:rPr>
-          <w:color w:val="156082" w:themeColor="accent1"/>
-          <w:sz w:val="26"/>
-          <w:szCs w:val="26"/>
-        </w:rPr>
-        <w:t xml:space="preserve"> folyamatokban, lehetővé téve a gyors és megbízható alkalmazásterjesztést.</w:t>
-      </w:r>
-    </w:p>
-    <w:p>
-      <w:pPr>
-        <w:rPr>
-          <w:color w:val="156082" w:themeColor="accent1"/>
-          <w:sz w:val="26"/>
-          <w:szCs w:val="26"/>
-        </w:rPr>
-      </w:pPr>
-      <w:r>
-        <w:rPr>
-          <w:color w:val="156082" w:themeColor="accent1"/>
-          <w:sz w:val="26"/>
-          <w:szCs w:val="26"/>
-        </w:rPr>
-        <w:t xml:space="preserve">Következő a </w:t>
-      </w:r>
-      <w:r>
-        <w:rPr>
-          <w:color w:val="156082" w:themeColor="accent1"/>
-          <w:sz w:val="26"/>
-          <w:szCs w:val="26"/>
-        </w:rPr>
-        <w:t>Railway,</w:t>
-      </w:r>
-      <w:r>
-        <w:rPr>
-          <w:color w:val="156082" w:themeColor="accent1"/>
-          <w:sz w:val="26"/>
-          <w:szCs w:val="26"/>
-        </w:rPr>
-        <w:t xml:space="preserve"> </w:t>
-      </w:r>
-      <w:r>
-        <w:rPr>
-          <w:color w:val="156082" w:themeColor="accent1"/>
-          <w:sz w:val="26"/>
-          <w:szCs w:val="26"/>
-        </w:rPr>
-        <w:t xml:space="preserve">ami </w:t>
-      </w:r>
-      <w:r>
-        <w:rPr>
-          <w:color w:val="156082" w:themeColor="accent1"/>
-          <w:sz w:val="26"/>
-          <w:szCs w:val="26"/>
-        </w:rPr>
-        <w:t xml:space="preserve">egy innovatív felhőalapú platform, amely leegyszerűsíti az alkalmazások üzembe helyezését és skálázását. A megoldás kiemelkedik a </w:t>
-      </w:r>
-      <w:r>
-        <w:rPr>
-          <w:color w:val="156082" w:themeColor="accent1"/>
-          <w:sz w:val="26"/>
-          <w:szCs w:val="26"/>
-        </w:rPr>
-        <w:lastRenderedPageBreak/>
-        <w:t>felhasználóbarát felületével és az automatikus konfiguráció</w:t>
-      </w:r>
-      <w:r>
-        <w:rPr>
-          <w:color w:val="156082" w:themeColor="accent1"/>
-          <w:sz w:val="26"/>
-          <w:szCs w:val="26"/>
-        </w:rPr>
-        <w:t>jával</w:t>
-      </w:r>
-      <w:r>
-        <w:rPr>
-          <w:color w:val="156082" w:themeColor="accent1"/>
-          <w:sz w:val="26"/>
-          <w:szCs w:val="26"/>
-        </w:rPr>
-        <w:t xml:space="preserve">, támogatva a legnépszerűbb programozási nyelveket és keretrendszereket. A Railway integrált adatbázis-kezelési lehetőségeket és zökkenőmentes Git-integrációt kínál, </w:t>
-      </w:r>
-      <w:r>
-        <w:rPr>
-          <w:color w:val="156082" w:themeColor="accent1"/>
-          <w:sz w:val="26"/>
-          <w:szCs w:val="26"/>
-        </w:rPr>
-        <w:t xml:space="preserve">így </w:t>
-      </w:r>
-      <w:r>
-        <w:rPr>
-          <w:color w:val="156082" w:themeColor="accent1"/>
-          <w:sz w:val="26"/>
-          <w:szCs w:val="26"/>
-        </w:rPr>
-        <w:t xml:space="preserve">ideális választást nyújt mind kis, </w:t>
-      </w:r>
-      <w:r>
-        <w:rPr>
-          <w:color w:val="156082" w:themeColor="accent1"/>
-          <w:sz w:val="26"/>
-          <w:szCs w:val="26"/>
-        </w:rPr>
-        <w:t>és</w:t>
-      </w:r>
-      <w:r>
-        <w:rPr>
-          <w:color w:val="156082" w:themeColor="accent1"/>
-          <w:sz w:val="26"/>
-          <w:szCs w:val="26"/>
-        </w:rPr>
-        <w:t xml:space="preserve"> nagyobb projektek számára.</w:t>
-      </w:r>
-    </w:p>
-    <w:p>
-      <w:pPr>
-        <w:rPr>
-          <w:color w:val="156082" w:themeColor="accent1"/>
-          <w:sz w:val="26"/>
-          <w:szCs w:val="26"/>
-        </w:rPr>
-      </w:pPr>
-      <w:r>
-        <w:rPr>
-          <w:color w:val="156082" w:themeColor="accent1"/>
-          <w:sz w:val="26"/>
-          <w:szCs w:val="26"/>
-        </w:rPr>
-        <w:t xml:space="preserve"> A Cloudinary </w:t>
-      </w:r>
-      <w:r>
-        <w:rPr>
-          <w:color w:val="156082" w:themeColor="accent1"/>
-          <w:sz w:val="26"/>
-          <w:szCs w:val="26"/>
-        </w:rPr>
-        <w:t>egy</w:t>
-      </w:r>
-      <w:r>
-        <w:rPr>
-          <w:color w:val="156082" w:themeColor="accent1"/>
-          <w:sz w:val="26"/>
-          <w:szCs w:val="26"/>
-        </w:rPr>
-        <w:t xml:space="preserve"> felhőalapú médiakezelő szolgáltatás, amely átfogó megoldást kínál a digitális tartalmak tárolására, kezelésére és kézbesítésére. A platform intelligens kép- és videóoptimalizálási képességeivel jelentősen javítható a weboldalak teljesítménye és felhasználói élménye. A Cloudinary fejlett API-jai és SDK-i</w:t>
-      </w:r>
-      <w:r>
-        <w:rPr>
-          <w:color w:val="156082" w:themeColor="accent1"/>
-          <w:sz w:val="26"/>
-          <w:szCs w:val="26"/>
-        </w:rPr>
-        <w:t xml:space="preserve"> (Software Development Kit)</w:t>
-      </w:r>
-      <w:r>
-        <w:rPr>
-          <w:color w:val="156082" w:themeColor="accent1"/>
-          <w:sz w:val="26"/>
-          <w:szCs w:val="26"/>
-        </w:rPr>
-        <w:t xml:space="preserve"> lehetővé teszik a könnyű integrációt minden népszerű fejlesztői környezetbe. E három technológia együttes használata kiváló alapot nyújt modern, skálázható webalkalmazások fejlesztéséhez. A Docker biztosítja a konzisztens fejlesztési környezetet, a Railway lehetővé teszi a zökkenőmentes felhőbe történő telepítést, míg a Cloudinary optimalizálja a médiatartalmak kezelését. M</w:t>
-      </w:r>
-      <w:r>
-        <w:rPr>
-          <w:color w:val="156082" w:themeColor="accent1"/>
-          <w:sz w:val="26"/>
-          <w:szCs w:val="26"/>
-        </w:rPr>
-        <w:t>ivel m</w:t>
-      </w:r>
-      <w:r>
-        <w:rPr>
-          <w:color w:val="156082" w:themeColor="accent1"/>
-          <w:sz w:val="26"/>
-          <w:szCs w:val="26"/>
-        </w:rPr>
-        <w:t xml:space="preserve">indhárom </w:t>
-      </w:r>
-      <w:r>
-        <w:rPr>
-          <w:color w:val="156082" w:themeColor="accent1"/>
-          <w:sz w:val="26"/>
-          <w:szCs w:val="26"/>
-        </w:rPr>
-        <w:t xml:space="preserve">szoftver </w:t>
-      </w:r>
-      <w:r>
-        <w:rPr>
-          <w:color w:val="156082" w:themeColor="accent1"/>
-          <w:sz w:val="26"/>
-          <w:szCs w:val="26"/>
-        </w:rPr>
-        <w:t>rendelkezik</w:t>
-      </w:r>
-      <w:r>
-        <w:rPr>
-          <w:color w:val="156082" w:themeColor="accent1"/>
-          <w:sz w:val="26"/>
-          <w:szCs w:val="26"/>
-        </w:rPr>
-        <w:t xml:space="preserve"> egy ingyenes csomaggal</w:t>
-      </w:r>
-      <w:r>
-        <w:rPr>
-          <w:color w:val="156082" w:themeColor="accent1"/>
-          <w:sz w:val="26"/>
-          <w:szCs w:val="26"/>
-        </w:rPr>
-        <w:t>,</w:t>
-      </w:r>
-      <w:r>
-        <w:rPr>
-          <w:color w:val="156082" w:themeColor="accent1"/>
-          <w:sz w:val="26"/>
-          <w:szCs w:val="26"/>
-        </w:rPr>
-        <w:t xml:space="preserve"> </w:t>
-      </w:r>
-      <w:r>
-        <w:rPr>
-          <w:color w:val="156082" w:themeColor="accent1"/>
-          <w:sz w:val="26"/>
-          <w:szCs w:val="26"/>
-        </w:rPr>
-        <w:t>kiváló kiindulási pontot nyújt</w:t>
-      </w:r>
-      <w:r>
-        <w:rPr>
-          <w:color w:val="156082" w:themeColor="accent1"/>
-          <w:sz w:val="26"/>
-          <w:szCs w:val="26"/>
-        </w:rPr>
-        <w:t>ott számunkra</w:t>
-      </w:r>
-      <w:r>
-        <w:rPr>
-          <w:color w:val="156082" w:themeColor="accent1"/>
-          <w:sz w:val="26"/>
-          <w:szCs w:val="26"/>
-        </w:rPr>
-        <w:t>.</w:t>
-      </w:r>
-    </w:p>
-    <w:p>
-      <w:pPr>
-        <w:rPr>
-          <w:color w:val="156082" w:themeColor="accent1"/>
-          <w:sz w:val="26"/>
-          <w:szCs w:val="26"/>
-        </w:rPr>
-      </w:pPr>
-    </w:p>
-    <w:p>
-      <w:pPr>
-        <w:pStyle w:val="Cmsor2"/>
-      </w:pPr>
-      <w:r>
-        <w:t>Visual Studio 2022 és Visual Studio</w:t>
-      </w:r>
-      <w:r>
-        <w:t xml:space="preserve"> Code összehasonlítás</w:t>
-      </w:r>
-    </w:p>
-    <w:p/>
-    <w:p>
-      <w:pPr>
-        <w:rPr>
-          <w:color w:val="156082" w:themeColor="accent1"/>
-          <w:sz w:val="26"/>
-          <w:szCs w:val="26"/>
-        </w:rPr>
-      </w:pPr>
-      <w:r>
-        <w:rPr>
-          <w:color w:val="156082" w:themeColor="accent1"/>
-          <w:sz w:val="26"/>
-          <w:szCs w:val="26"/>
-        </w:rPr>
-        <w:t>M</w:t>
-      </w:r>
-      <w:r>
-        <w:rPr>
-          <w:color w:val="156082" w:themeColor="accent1"/>
-          <w:sz w:val="26"/>
-          <w:szCs w:val="26"/>
-        </w:rPr>
-        <w:t xml:space="preserve">indkettő </w:t>
-      </w:r>
-      <w:r>
-        <w:rPr>
-          <w:color w:val="156082" w:themeColor="accent1"/>
-          <w:sz w:val="26"/>
-          <w:szCs w:val="26"/>
-        </w:rPr>
-        <w:t>a</w:t>
-      </w:r>
-      <w:r>
-        <w:rPr>
-          <w:color w:val="156082" w:themeColor="accent1"/>
-          <w:sz w:val="26"/>
-          <w:szCs w:val="26"/>
-        </w:rPr>
-        <w:t xml:space="preserve"> </w:t>
-      </w:r>
-      <w:r>
-        <w:rPr>
-          <w:color w:val="156082" w:themeColor="accent1"/>
-          <w:sz w:val="26"/>
-          <w:szCs w:val="26"/>
-        </w:rPr>
-        <w:t xml:space="preserve">Microsoft </w:t>
-      </w:r>
-      <w:r>
-        <w:rPr>
-          <w:color w:val="156082" w:themeColor="accent1"/>
-          <w:sz w:val="26"/>
-          <w:szCs w:val="26"/>
-        </w:rPr>
-        <w:t xml:space="preserve">által készített </w:t>
-      </w:r>
-      <w:r>
-        <w:rPr>
-          <w:color w:val="156082" w:themeColor="accent1"/>
-          <w:sz w:val="26"/>
-          <w:szCs w:val="26"/>
-        </w:rPr>
-        <w:t>fejlesztői eszköz, de különböző célokra és projektméretekre optimalizált</w:t>
-      </w:r>
-      <w:r>
-        <w:rPr>
-          <w:color w:val="156082" w:themeColor="accent1"/>
-          <w:sz w:val="26"/>
-          <w:szCs w:val="26"/>
-        </w:rPr>
-        <w:t>a</w:t>
-      </w:r>
-      <w:r>
-        <w:rPr>
-          <w:color w:val="156082" w:themeColor="accent1"/>
-          <w:sz w:val="26"/>
-          <w:szCs w:val="26"/>
-        </w:rPr>
-        <w:t>k. A Visual Studio 2022 egy teljes értékű integrált fejlesztői környezet (IDE), amely elsősorban nagyobb, komplex .NET</w:t>
-      </w:r>
-      <w:r>
-        <w:rPr>
-          <w:color w:val="156082" w:themeColor="accent1"/>
-          <w:sz w:val="26"/>
-          <w:szCs w:val="26"/>
-        </w:rPr>
-        <w:t>,</w:t>
-      </w:r>
-      <w:r>
-        <w:rPr>
-          <w:color w:val="156082" w:themeColor="accent1"/>
-          <w:sz w:val="26"/>
-          <w:szCs w:val="26"/>
-        </w:rPr>
-        <w:t xml:space="preserve"> C++ </w:t>
-      </w:r>
-      <w:r>
-        <w:rPr>
-          <w:color w:val="156082" w:themeColor="accent1"/>
-          <w:sz w:val="26"/>
-          <w:szCs w:val="26"/>
-        </w:rPr>
-        <w:t xml:space="preserve">és C# </w:t>
-      </w:r>
-      <w:r>
-        <w:rPr>
-          <w:color w:val="156082" w:themeColor="accent1"/>
-          <w:sz w:val="26"/>
-          <w:szCs w:val="26"/>
-        </w:rPr>
-        <w:t xml:space="preserve">projektekhez ajánlott, </w:t>
-      </w:r>
-      <w:r>
-        <w:rPr>
-          <w:color w:val="156082" w:themeColor="accent1"/>
-          <w:sz w:val="26"/>
-          <w:szCs w:val="26"/>
-        </w:rPr>
-        <w:t>amiben</w:t>
-      </w:r>
-      <w:r>
-        <w:rPr>
-          <w:color w:val="156082" w:themeColor="accent1"/>
-          <w:sz w:val="26"/>
-          <w:szCs w:val="26"/>
-        </w:rPr>
-        <w:t xml:space="preserve"> beépített adatbázis-kezelés, GUI tervezőeszközök és hibakeresési lehetőségek</w:t>
-      </w:r>
-      <w:r>
-        <w:rPr>
-          <w:color w:val="156082" w:themeColor="accent1"/>
-          <w:sz w:val="26"/>
-          <w:szCs w:val="26"/>
-        </w:rPr>
-        <w:t xml:space="preserve"> is találhatók</w:t>
-      </w:r>
-      <w:r>
-        <w:rPr>
-          <w:color w:val="156082" w:themeColor="accent1"/>
-          <w:sz w:val="26"/>
-          <w:szCs w:val="26"/>
-        </w:rPr>
-        <w:t xml:space="preserve">. Ez az eszköz különösen hatékony vállalati környezetekben, ahol a teljes stack fejlesztésre van szükség, és jól integrálódik más Microsoft termékekkel, mint az Azure vagy SQL </w:t>
-      </w:r>
-      <w:r>
-        <w:rPr>
-          <w:color w:val="156082" w:themeColor="accent1"/>
-          <w:sz w:val="26"/>
-          <w:szCs w:val="26"/>
-        </w:rPr>
-        <w:t>sz</w:t>
-      </w:r>
-      <w:r>
-        <w:rPr>
-          <w:color w:val="156082" w:themeColor="accent1"/>
-          <w:sz w:val="26"/>
-          <w:szCs w:val="26"/>
-        </w:rPr>
-        <w:t>erver.</w:t>
-      </w:r>
-    </w:p>
-    <w:p>
-      <w:pPr>
-        <w:rPr>
-          <w:color w:val="156082" w:themeColor="accent1"/>
-          <w:sz w:val="26"/>
-          <w:szCs w:val="26"/>
-        </w:rPr>
-      </w:pPr>
-      <w:r>
-        <w:rPr>
-          <w:color w:val="156082" w:themeColor="accent1"/>
-          <w:sz w:val="26"/>
-          <w:szCs w:val="26"/>
-        </w:rPr>
-        <w:t>Ezzel szemben a Visual Studio Code</w:t>
-      </w:r>
-      <w:r>
-        <w:rPr>
-          <w:color w:val="156082" w:themeColor="accent1"/>
-          <w:sz w:val="26"/>
-          <w:szCs w:val="26"/>
-        </w:rPr>
-        <w:t xml:space="preserve"> (röviden VS Code)</w:t>
-      </w:r>
-      <w:r>
-        <w:rPr>
-          <w:color w:val="156082" w:themeColor="accent1"/>
-          <w:sz w:val="26"/>
-          <w:szCs w:val="26"/>
-        </w:rPr>
-        <w:t xml:space="preserve"> egy könnyű, nyílt forráskódú szerkesztő, amelyet főleg webfejlesztéshez és kis- vagy közepes méretű projektekhez használnak. A VS Code moduláris kialakítása és a gazdag bővítménykönyvtára lehetővé teszi a gyors </w:t>
-      </w:r>
-      <w:r>
-        <w:rPr>
-          <w:color w:val="156082" w:themeColor="accent1"/>
-          <w:sz w:val="26"/>
-          <w:szCs w:val="26"/>
-        </w:rPr>
-        <w:t>testre szabást</w:t>
-      </w:r>
-      <w:r>
-        <w:rPr>
-          <w:color w:val="156082" w:themeColor="accent1"/>
-          <w:sz w:val="26"/>
-          <w:szCs w:val="26"/>
-        </w:rPr>
-        <w:t>, miközben alacsony erőforrás</w:t>
-      </w:r>
-      <w:r>
-        <w:rPr>
-          <w:color w:val="156082" w:themeColor="accent1"/>
-          <w:sz w:val="26"/>
-          <w:szCs w:val="26"/>
-        </w:rPr>
-        <w:t>t igényel</w:t>
-      </w:r>
-      <w:r>
-        <w:rPr>
-          <w:color w:val="156082" w:themeColor="accent1"/>
-          <w:sz w:val="26"/>
-          <w:szCs w:val="26"/>
-        </w:rPr>
-        <w:t xml:space="preserve">. Bár kevésbé teljes körű, mint a Visual Studio 2022, a VS Code népszerű választás frontend fejlesztők és agilis csapatok körében, köszönhetően a gyors működésének és az egyszerű használatának. Mindkét eszköz támogatja a webes fejlesztést, de míg a Visual Studio 2022 a nagyvállalati szintű megoldásokhoz nyújt kifinomultabb eszközöket, addig a VS Code a gyors </w:t>
-      </w:r>
-      <w:r>
-        <w:rPr>
-          <w:color w:val="156082" w:themeColor="accent1"/>
-          <w:sz w:val="26"/>
-          <w:szCs w:val="26"/>
-        </w:rPr>
-        <w:lastRenderedPageBreak/>
-        <w:t>prototípuskészítés és a rugalmas fejlesztés előnyeit kínálja. A választás a projekt méretétől, a technológiai stacktől és a csapat igényeitől függ.</w:t>
-      </w:r>
-    </w:p>
-    <w:p>
-      <w:r>
-        <w:t xml:space="preserve"> </w:t>
-      </w:r>
-    </w:p>
-    <w:p>
-      <w:pPr>
-        <w:rPr>
-          <w:color w:val="156082" w:themeColor="accent1"/>
-          <w:sz w:val="26"/>
-          <w:szCs w:val="26"/>
-        </w:rPr>
-      </w:pPr>
-    </w:p>
-    <w:p>
-      <w:pPr>
-        <w:pStyle w:val="Cmsor2"/>
-      </w:pPr>
-      <w:r>
-        <w:t>GitHub és Trello</w:t>
-      </w:r>
-      <w:r>
-        <w:t xml:space="preserve"> összefoglaló</w:t>
-      </w:r>
-    </w:p>
-    <w:p/>
-    <w:p>
-      <w:pPr>
-        <w:rPr>
-          <w:color w:val="156082" w:themeColor="accent1"/>
-          <w:sz w:val="26"/>
-          <w:szCs w:val="26"/>
-        </w:rPr>
-      </w:pPr>
-      <w:r>
-        <w:rPr>
-          <w:color w:val="156082" w:themeColor="accent1"/>
-          <w:sz w:val="26"/>
-          <w:szCs w:val="26"/>
-        </w:rPr>
-        <w:t xml:space="preserve">GitHub egy </w:t>
-      </w:r>
-      <w:r>
-        <w:rPr>
-          <w:color w:val="156082" w:themeColor="accent1"/>
-          <w:sz w:val="26"/>
-          <w:szCs w:val="26"/>
-        </w:rPr>
-        <w:t xml:space="preserve">olyan web-es </w:t>
-      </w:r>
-      <w:r>
-        <w:rPr>
-          <w:color w:val="156082" w:themeColor="accent1"/>
-          <w:sz w:val="26"/>
-          <w:szCs w:val="26"/>
-        </w:rPr>
-        <w:t>platform, amely lehetővé teszi a fejlesztők számára a kód</w:t>
-      </w:r>
-      <w:r>
-        <w:rPr>
-          <w:color w:val="156082" w:themeColor="accent1"/>
-          <w:sz w:val="26"/>
-          <w:szCs w:val="26"/>
-        </w:rPr>
-        <w:t xml:space="preserve">ok </w:t>
-      </w:r>
-      <w:r>
-        <w:rPr>
-          <w:color w:val="156082" w:themeColor="accent1"/>
-          <w:sz w:val="26"/>
-          <w:szCs w:val="26"/>
-        </w:rPr>
-        <w:t>tárolását, verziókezelését és együttműködését. A Git verziókövető rendszerre épül, és számos funkciót kínál, mint például a pull</w:t>
-      </w:r>
-      <w:r>
-        <w:rPr>
-          <w:color w:val="156082" w:themeColor="accent1"/>
-          <w:sz w:val="26"/>
-          <w:szCs w:val="26"/>
-        </w:rPr>
-        <w:t>/push</w:t>
-      </w:r>
-      <w:r>
-        <w:rPr>
-          <w:color w:val="156082" w:themeColor="accent1"/>
-          <w:sz w:val="26"/>
-          <w:szCs w:val="26"/>
-        </w:rPr>
-        <w:t xml:space="preserve"> request-ek, issue tracking és code review. A GitHub lehetővé teszi nyilvános és privát repository-k</w:t>
-      </w:r>
-      <w:r>
-        <w:rPr>
-          <w:color w:val="156082" w:themeColor="accent1"/>
-          <w:sz w:val="26"/>
-          <w:szCs w:val="26"/>
-        </w:rPr>
-        <w:t xml:space="preserve"> </w:t>
-      </w:r>
-      <w:r>
-        <w:rPr>
-          <w:color w:val="156082" w:themeColor="accent1"/>
-          <w:sz w:val="26"/>
-          <w:szCs w:val="26"/>
-        </w:rPr>
-        <w:t>létrehozását, valamint integrálható más fejlesztői eszközökkel.</w:t>
-      </w:r>
-    </w:p>
-    <w:p>
-      <w:pPr>
-        <w:rPr>
-          <w:color w:val="156082" w:themeColor="accent1"/>
-          <w:sz w:val="26"/>
-          <w:szCs w:val="26"/>
-        </w:rPr>
-      </w:pPr>
-      <w:r>
-        <w:rPr>
-          <w:color w:val="156082" w:themeColor="accent1"/>
-          <w:sz w:val="26"/>
-          <w:szCs w:val="26"/>
-        </w:rPr>
-        <w:t xml:space="preserve">Ezzel szemben a </w:t>
-      </w:r>
-      <w:r>
-        <w:rPr>
-          <w:color w:val="156082" w:themeColor="accent1"/>
-          <w:sz w:val="26"/>
-          <w:szCs w:val="26"/>
-        </w:rPr>
-        <w:t>Trello egy vizuális projektmenedzsment eszköz, amely Kanban</w:t>
-      </w:r>
-      <w:r>
-        <w:rPr>
-          <w:color w:val="156082" w:themeColor="accent1"/>
-          <w:sz w:val="26"/>
-          <w:szCs w:val="26"/>
-        </w:rPr>
-        <w:t>,</w:t>
-      </w:r>
-      <w:r>
-        <w:rPr>
-          <w:color w:val="156082" w:themeColor="accent1"/>
-          <w:sz w:val="26"/>
-          <w:szCs w:val="26"/>
-        </w:rPr>
-        <w:t xml:space="preserve"> </w:t>
-      </w:r>
-      <w:r>
-        <w:rPr>
-          <w:rFonts w:cs="Times New Roman"/>
-          <w:color w:val="156082" w:themeColor="accent1"/>
-          <w:sz w:val="26"/>
-          <w:szCs w:val="26"/>
-        </w:rPr>
-        <w:t>„</w:t>
-      </w:r>
-      <w:r>
-        <w:rPr>
-          <w:color w:val="156082" w:themeColor="accent1"/>
-          <w:sz w:val="26"/>
-          <w:szCs w:val="26"/>
-        </w:rPr>
-        <w:t>kártyás</w:t>
-      </w:r>
-      <w:r>
-        <w:rPr>
-          <w:color w:val="156082" w:themeColor="accent1"/>
-          <w:sz w:val="26"/>
-          <w:szCs w:val="26"/>
-        </w:rPr>
-        <w:t>”</w:t>
-      </w:r>
-      <w:r>
-        <w:rPr>
-          <w:color w:val="156082" w:themeColor="accent1"/>
-          <w:sz w:val="26"/>
-          <w:szCs w:val="26"/>
-        </w:rPr>
-        <w:t xml:space="preserve"> módszertant alkalmaz. A felhasználók táblákat, listákat és kártyákat hozhatnak létre a</w:t>
-      </w:r>
-      <w:r>
-        <w:rPr>
-          <w:color w:val="156082" w:themeColor="accent1"/>
-          <w:sz w:val="26"/>
-          <w:szCs w:val="26"/>
-        </w:rPr>
-        <w:t>z adott feladatrész</w:t>
-      </w:r>
-      <w:r>
-        <w:rPr>
-          <w:color w:val="156082" w:themeColor="accent1"/>
-          <w:sz w:val="26"/>
-          <w:szCs w:val="26"/>
-        </w:rPr>
-        <w:t xml:space="preserve"> </w:t>
-      </w:r>
-      <w:r>
-        <w:rPr>
-          <w:color w:val="156082" w:themeColor="accent1"/>
-          <w:sz w:val="26"/>
-          <w:szCs w:val="26"/>
-        </w:rPr>
-        <w:t>nyomon követeséhez</w:t>
-      </w:r>
-      <w:r>
-        <w:rPr>
-          <w:color w:val="156082" w:themeColor="accent1"/>
-          <w:sz w:val="26"/>
-          <w:szCs w:val="26"/>
-        </w:rPr>
-        <w:t xml:space="preserve">. A Trello egyszerű és </w:t>
-      </w:r>
-      <w:r>
-        <w:rPr>
-          <w:color w:val="156082" w:themeColor="accent1"/>
-          <w:sz w:val="26"/>
-          <w:szCs w:val="26"/>
-        </w:rPr>
-        <w:t>könnyen kezelhető</w:t>
-      </w:r>
-      <w:r>
-        <w:rPr>
-          <w:color w:val="156082" w:themeColor="accent1"/>
-          <w:sz w:val="26"/>
-          <w:szCs w:val="26"/>
-        </w:rPr>
-        <w:t xml:space="preserve"> felülete lehetővé teszi a csapat</w:t>
-      </w:r>
-      <w:r>
-        <w:rPr>
-          <w:color w:val="156082" w:themeColor="accent1"/>
-          <w:sz w:val="26"/>
-          <w:szCs w:val="26"/>
-        </w:rPr>
-        <w:t>tagok</w:t>
-      </w:r>
-      <w:r>
-        <w:rPr>
-          <w:color w:val="156082" w:themeColor="accent1"/>
-          <w:sz w:val="26"/>
-          <w:szCs w:val="26"/>
-        </w:rPr>
-        <w:t xml:space="preserve"> számára, hogy hatékonyan </w:t>
-      </w:r>
-      <w:r>
-        <w:rPr>
-          <w:color w:val="156082" w:themeColor="accent1"/>
-          <w:sz w:val="26"/>
-          <w:szCs w:val="26"/>
-        </w:rPr>
-        <w:t>tudják megtervezni</w:t>
-      </w:r>
-      <w:r>
-        <w:rPr>
-          <w:color w:val="156082" w:themeColor="accent1"/>
-          <w:sz w:val="26"/>
-          <w:szCs w:val="26"/>
-        </w:rPr>
-        <w:t xml:space="preserve"> a </w:t>
-      </w:r>
-      <w:r>
-        <w:rPr>
-          <w:color w:val="156082" w:themeColor="accent1"/>
-          <w:sz w:val="26"/>
-          <w:szCs w:val="26"/>
-        </w:rPr>
-        <w:t xml:space="preserve">különböző </w:t>
-      </w:r>
-      <w:r>
-        <w:rPr>
-          <w:color w:val="156082" w:themeColor="accent1"/>
-          <w:sz w:val="26"/>
-          <w:szCs w:val="26"/>
-        </w:rPr>
-        <w:t xml:space="preserve">munkafolyamatokat. </w:t>
-      </w:r>
-    </w:p>
-    <w:p>
-      <w:pPr>
-        <w:rPr>
-          <w:color w:val="156082" w:themeColor="accent1"/>
-          <w:sz w:val="26"/>
-          <w:szCs w:val="26"/>
-        </w:rPr>
-      </w:pPr>
-      <w:r>
-        <w:rPr>
-          <w:color w:val="156082" w:themeColor="accent1"/>
-          <w:sz w:val="26"/>
-          <w:szCs w:val="26"/>
-        </w:rPr>
-        <w:t>Mindkét platform fontos szerepet játszik a modern szoftverfejlesztési folyamatokban, különböző területeken nyújtva támogatást a fejlesztők számára.</w:t>
-      </w:r>
-    </w:p>
-    <w:p>
-      <w:pPr>
-        <w:rPr>
-          <w:color w:val="156082" w:themeColor="accent1"/>
-          <w:sz w:val="26"/>
-          <w:szCs w:val="26"/>
-        </w:rPr>
-      </w:pPr>
-    </w:p>
-    <w:p>
-      <w:pPr>
-        <w:rPr>
-          <w:color w:val="156082" w:themeColor="accent1"/>
-          <w:sz w:val="26"/>
-          <w:szCs w:val="26"/>
-        </w:rPr>
-      </w:pPr>
-      <w:r>
-        <w:rPr>
           <w:noProof/>
           <w:color w:val="156082" w:themeColor="accent1"/>
           <w:sz w:val="26"/>
           <w:szCs w:val="26"/>
         </w:rPr>
         <w:drawing>
-          <wp:inline distT="0" distB="0" distL="0" distR="0" wp14:anchorId="2FC60055" wp14:editId="31241A07">
-            <wp:extent cx="6219825" cy="3495675"/>
-            <wp:effectExtent l="0" t="0" r="9525" b="9525"/>
-            <wp:docPr id="2125548763" name="Kép 1"/>
+          <wp:anchor distT="0" distB="0" distL="114300" distR="114300" simplePos="0" relativeHeight="251666432" behindDoc="0" locked="0" layoutInCell="1" allowOverlap="1" wp14:anchorId="71D600B7" wp14:editId="0AA800B9">
+            <wp:simplePos x="0" y="0"/>
+            <wp:positionH relativeFrom="column">
+              <wp:posOffset>-1298</wp:posOffset>
+            </wp:positionH>
+            <wp:positionV relativeFrom="paragraph">
+              <wp:posOffset>2292</wp:posOffset>
+            </wp:positionV>
+            <wp:extent cx="5756910" cy="374015"/>
+            <wp:effectExtent l="0" t="0" r="0" b="6985"/>
+            <wp:wrapSquare wrapText="bothSides"/>
+            <wp:docPr id="1383825589" name="Kép 22"/>
             <wp:cNvGraphicFramePr>
               <a:graphicFrameLocks xmlns:a="http://schemas.openxmlformats.org/drawingml/2006/main" noChangeAspect="1"/>
             </wp:cNvGraphicFramePr>
@@ -4366,13 +3712,13 @@
               <a:graphicData uri="http://schemas.openxmlformats.org/drawingml/2006/picture">
                 <pic:pic xmlns:pic="http://schemas.openxmlformats.org/drawingml/2006/picture">
                   <pic:nvPicPr>
-                    <pic:cNvPr id="0" name="Picture 1"/>
+                    <pic:cNvPr id="0" name="Picture 22"/>
                     <pic:cNvPicPr>
                       <a:picLocks noChangeAspect="1" noChangeArrowheads="1"/>
                     </pic:cNvPicPr>
                   </pic:nvPicPr>
                   <pic:blipFill>
-                    <a:blip r:embed="rId15">
+                    <a:blip r:embed="rId19">
                       <a:extLst>
                         <a:ext uri="{28A0092B-C50C-407E-A947-70E740481C1C}">
                           <a14:useLocalDpi xmlns:a14="http://schemas.microsoft.com/office/drawing/2010/main" val="0"/>
@@ -4387,7 +3733,552 @@
                   <pic:spPr bwMode="auto">
                     <a:xfrm>
                       <a:off x="0" y="0"/>
-                      <a:ext cx="6223767" cy="3497890"/>
+                      <a:ext cx="5756910" cy="374015"/>
+                    </a:xfrm>
+                    <a:prstGeom prst="rect">
+                      <a:avLst/>
+                    </a:prstGeom>
+                    <a:noFill/>
+                    <a:ln>
+                      <a:noFill/>
+                    </a:ln>
+                  </pic:spPr>
+                </pic:pic>
+              </a:graphicData>
+            </a:graphic>
+          </wp:anchor>
+        </w:drawing>
+      </w:r>
+    </w:p>
+    <w:p>
+      <w:pPr>
+        <w:spacing w:before="60" w:after="60"/>
+        <w:rPr>
+          <w:rFonts w:asciiTheme="majorHAnsi" w:eastAsiaTheme="majorEastAsia" w:hAnsiTheme="majorHAnsi" w:cstheme="majorBidi"/>
+          <w:color w:val="0F4761" w:themeColor="accent1" w:themeShade="BF"/>
+          <w:sz w:val="26"/>
+          <w:szCs w:val="26"/>
+        </w:rPr>
+      </w:pPr>
+      <w:r>
+        <w:rPr>
+          <w:rFonts w:asciiTheme="majorHAnsi" w:eastAsiaTheme="majorEastAsia" w:hAnsiTheme="majorHAnsi" w:cstheme="majorBidi"/>
+          <w:noProof/>
+          <w:color w:val="156082" w:themeColor="accent1"/>
+          <w:sz w:val="26"/>
+          <w:szCs w:val="26"/>
+        </w:rPr>
+        <w:drawing>
+          <wp:anchor distT="0" distB="0" distL="114300" distR="114300" simplePos="0" relativeHeight="251667456" behindDoc="1" locked="0" layoutInCell="1" allowOverlap="1" wp14:anchorId="709BB26D" wp14:editId="353CCC1B">
+            <wp:simplePos x="0" y="0"/>
+            <wp:positionH relativeFrom="margin">
+              <wp:posOffset>3377565</wp:posOffset>
+            </wp:positionH>
+            <wp:positionV relativeFrom="paragraph">
+              <wp:posOffset>304165</wp:posOffset>
+            </wp:positionV>
+            <wp:extent cx="2965450" cy="1878965"/>
+            <wp:effectExtent l="0" t="0" r="6350" b="6985"/>
+            <wp:wrapTight wrapText="bothSides">
+              <wp:wrapPolygon edited="0">
+                <wp:start x="0" y="0"/>
+                <wp:lineTo x="0" y="21461"/>
+                <wp:lineTo x="21507" y="21461"/>
+                <wp:lineTo x="21507" y="0"/>
+                <wp:lineTo x="0" y="0"/>
+              </wp:wrapPolygon>
+            </wp:wrapTight>
+            <wp:docPr id="1154694880" name="Kép 23"/>
+            <wp:cNvGraphicFramePr>
+              <a:graphicFrameLocks xmlns:a="http://schemas.openxmlformats.org/drawingml/2006/main" noChangeAspect="1"/>
+            </wp:cNvGraphicFramePr>
+            <a:graphic xmlns:a="http://schemas.openxmlformats.org/drawingml/2006/main">
+              <a:graphicData uri="http://schemas.openxmlformats.org/drawingml/2006/picture">
+                <pic:pic xmlns:pic="http://schemas.openxmlformats.org/drawingml/2006/picture">
+                  <pic:nvPicPr>
+                    <pic:cNvPr id="0" name="Picture 23"/>
+                    <pic:cNvPicPr>
+                      <a:picLocks noChangeAspect="1" noChangeArrowheads="1"/>
+                    </pic:cNvPicPr>
+                  </pic:nvPicPr>
+                  <pic:blipFill>
+                    <a:blip r:embed="rId20">
+                      <a:extLst>
+                        <a:ext uri="{28A0092B-C50C-407E-A947-70E740481C1C}">
+                          <a14:useLocalDpi xmlns:a14="http://schemas.microsoft.com/office/drawing/2010/main" val="0"/>
+                        </a:ext>
+                      </a:extLst>
+                    </a:blip>
+                    <a:srcRect/>
+                    <a:stretch>
+                      <a:fillRect/>
+                    </a:stretch>
+                  </pic:blipFill>
+                  <pic:spPr bwMode="auto">
+                    <a:xfrm>
+                      <a:off x="0" y="0"/>
+                      <a:ext cx="2965450" cy="1878965"/>
+                    </a:xfrm>
+                    <a:prstGeom prst="rect">
+                      <a:avLst/>
+                    </a:prstGeom>
+                    <a:noFill/>
+                    <a:ln>
+                      <a:noFill/>
+                    </a:ln>
+                  </pic:spPr>
+                </pic:pic>
+              </a:graphicData>
+            </a:graphic>
+            <wp14:sizeRelH relativeFrom="margin">
+              <wp14:pctWidth>0</wp14:pctWidth>
+            </wp14:sizeRelH>
+            <wp14:sizeRelV relativeFrom="margin">
+              <wp14:pctHeight>0</wp14:pctHeight>
+            </wp14:sizeRelV>
+          </wp:anchor>
+        </w:drawing>
+      </w:r>
+      <w:r>
+        <w:rPr>
+          <w:rFonts w:asciiTheme="majorHAnsi" w:eastAsiaTheme="majorEastAsia" w:hAnsiTheme="majorHAnsi" w:cstheme="majorBidi"/>
+          <w:color w:val="156082" w:themeColor="accent1"/>
+          <w:sz w:val="26"/>
+          <w:szCs w:val="26"/>
+        </w:rPr>
+        <w:t>A MySQL továbbra is az egyik legnépszerűbb adatbázis-kezelő rendszer marad, amely kiválóan integrálható mind helyi (XAMPP), mind felhőalapú környezetekbe, miközben számos eszköz (phpMyAdmin, Swagger) segíti a fejlesztők munkáját. A rendszer folyamatos fejlődése biztosítja, hogy mindig naprakész megoldásokat kínáljon a modern webalkalmazások fejlesztéséhez.</w:t>
+      </w:r>
+    </w:p>
+    <w:p>
+      <w:pPr>
+        <w:spacing w:before="60" w:after="60"/>
+        <w:rPr>
+          <w:rFonts w:asciiTheme="majorHAnsi" w:eastAsiaTheme="majorEastAsia" w:hAnsiTheme="majorHAnsi" w:cstheme="majorBidi"/>
+          <w:color w:val="0F4761" w:themeColor="accent1" w:themeShade="BF"/>
+          <w:sz w:val="26"/>
+          <w:szCs w:val="26"/>
+        </w:rPr>
+      </w:pPr>
+    </w:p>
+    <w:p>
+      <w:pPr>
+        <w:pStyle w:val="Cmsor2"/>
+      </w:pPr>
+      <w:r>
+        <w:t>Docker, Railway és</w:t>
+      </w:r>
+      <w:r>
+        <w:t xml:space="preserve"> Cloudinary </w:t>
+      </w:r>
+      <w:r>
+        <w:t xml:space="preserve">áttekintés </w:t>
+      </w:r>
+    </w:p>
+    <w:p/>
+    <w:p>
+      <w:pPr>
+        <w:rPr>
+          <w:color w:val="156082" w:themeColor="accent1"/>
+          <w:sz w:val="26"/>
+          <w:szCs w:val="26"/>
+        </w:rPr>
+      </w:pPr>
+      <w:r>
+        <w:rPr>
+          <w:color w:val="156082" w:themeColor="accent1"/>
+          <w:sz w:val="26"/>
+          <w:szCs w:val="26"/>
+        </w:rPr>
+        <w:t xml:space="preserve">A Docker egy konténerizációs platform, amely forradalmasította a szoftverfejlesztést és </w:t>
+      </w:r>
+      <w:r>
+        <w:rPr>
+          <w:color w:val="156082" w:themeColor="accent1"/>
+          <w:sz w:val="26"/>
+          <w:szCs w:val="26"/>
+        </w:rPr>
+        <w:t xml:space="preserve">annak </w:t>
+      </w:r>
+      <w:r>
+        <w:rPr>
+          <w:color w:val="156082" w:themeColor="accent1"/>
+          <w:sz w:val="26"/>
+          <w:szCs w:val="26"/>
+        </w:rPr>
+        <w:t>üzembe helyezés</w:t>
+      </w:r>
+      <w:r>
+        <w:rPr>
+          <w:color w:val="156082" w:themeColor="accent1"/>
+          <w:sz w:val="26"/>
+          <w:szCs w:val="26"/>
+        </w:rPr>
+        <w:t>é</w:t>
+      </w:r>
+      <w:r>
+        <w:rPr>
+          <w:color w:val="156082" w:themeColor="accent1"/>
+          <w:sz w:val="26"/>
+          <w:szCs w:val="26"/>
+        </w:rPr>
+        <w:t>t. A Docker segítségével az alkalmazások és függőségeik elkülönített konténerekben futtathatók, biztosítva a konziszten</w:t>
+      </w:r>
+      <w:r>
+        <w:rPr>
+          <w:color w:val="156082" w:themeColor="accent1"/>
+          <w:sz w:val="26"/>
+          <w:szCs w:val="26"/>
+        </w:rPr>
+        <w:t xml:space="preserve">s </w:t>
+      </w:r>
+      <w:r>
+        <w:rPr>
+          <w:color w:val="156082" w:themeColor="accent1"/>
+          <w:sz w:val="26"/>
+          <w:szCs w:val="26"/>
+        </w:rPr>
+        <w:t>fejlesztés</w:t>
+      </w:r>
+      <w:r>
+        <w:rPr>
+          <w:color w:val="156082" w:themeColor="accent1"/>
+          <w:sz w:val="26"/>
+          <w:szCs w:val="26"/>
+        </w:rPr>
+        <w:t>t</w:t>
+      </w:r>
+      <w:r>
+        <w:rPr>
+          <w:color w:val="156082" w:themeColor="accent1"/>
+          <w:sz w:val="26"/>
+          <w:szCs w:val="26"/>
+        </w:rPr>
+        <w:t>, tesztelés</w:t>
+      </w:r>
+      <w:r>
+        <w:rPr>
+          <w:color w:val="156082" w:themeColor="accent1"/>
+          <w:sz w:val="26"/>
+          <w:szCs w:val="26"/>
+        </w:rPr>
+        <w:t>t</w:t>
+      </w:r>
+      <w:r>
+        <w:rPr>
+          <w:color w:val="156082" w:themeColor="accent1"/>
+          <w:sz w:val="26"/>
+          <w:szCs w:val="26"/>
+        </w:rPr>
+        <w:t xml:space="preserve"> és </w:t>
+      </w:r>
+      <w:r>
+        <w:rPr>
+          <w:color w:val="156082" w:themeColor="accent1"/>
+          <w:sz w:val="26"/>
+          <w:szCs w:val="26"/>
+        </w:rPr>
+        <w:t xml:space="preserve">az </w:t>
+      </w:r>
+      <w:r>
+        <w:rPr>
+          <w:color w:val="156082" w:themeColor="accent1"/>
+          <w:sz w:val="26"/>
+          <w:szCs w:val="26"/>
+        </w:rPr>
+        <w:t>éles</w:t>
+      </w:r>
+      <w:r>
+        <w:rPr>
+          <w:color w:val="156082" w:themeColor="accent1"/>
+          <w:sz w:val="26"/>
+          <w:szCs w:val="26"/>
+        </w:rPr>
+        <w:t xml:space="preserve"> működés</w:t>
+      </w:r>
+      <w:r>
+        <w:rPr>
+          <w:color w:val="156082" w:themeColor="accent1"/>
+          <w:sz w:val="26"/>
+          <w:szCs w:val="26"/>
+        </w:rPr>
+        <w:t>t a</w:t>
+      </w:r>
+      <w:r>
+        <w:rPr>
+          <w:color w:val="156082" w:themeColor="accent1"/>
+          <w:sz w:val="26"/>
+          <w:szCs w:val="26"/>
+        </w:rPr>
+        <w:t xml:space="preserve"> környezetek között.</w:t>
+      </w:r>
+      <w:r>
+        <w:rPr>
+          <w:color w:val="156082" w:themeColor="accent1"/>
+          <w:sz w:val="26"/>
+          <w:szCs w:val="26"/>
+        </w:rPr>
+        <w:t xml:space="preserve"> Ez k</w:t>
+      </w:r>
+      <w:r>
+        <w:rPr>
+          <w:color w:val="156082" w:themeColor="accent1"/>
+          <w:sz w:val="26"/>
+          <w:szCs w:val="26"/>
+        </w:rPr>
+        <w:t>ulcsfontosságú a modern DevOps</w:t>
+      </w:r>
+      <w:r>
+        <w:rPr>
+          <w:color w:val="156082" w:themeColor="accent1"/>
+          <w:sz w:val="26"/>
+          <w:szCs w:val="26"/>
+        </w:rPr>
+        <w:t xml:space="preserve"> (</w:t>
+      </w:r>
+      <w:r>
+        <w:rPr>
+          <w:color w:val="156082" w:themeColor="accent1"/>
+          <w:sz w:val="26"/>
+          <w:szCs w:val="26"/>
+        </w:rPr>
+        <w:t>fejlesztés és üzemeltetés összekötve</w:t>
+      </w:r>
+      <w:r>
+        <w:rPr>
+          <w:color w:val="156082" w:themeColor="accent1"/>
+          <w:sz w:val="26"/>
+          <w:szCs w:val="26"/>
+        </w:rPr>
+        <w:t>)</w:t>
+      </w:r>
+      <w:r>
+        <w:rPr>
+          <w:color w:val="156082" w:themeColor="accent1"/>
+          <w:sz w:val="26"/>
+          <w:szCs w:val="26"/>
+        </w:rPr>
+        <w:t xml:space="preserve"> folyamatokban, lehetővé téve a gyors és megbízható alkalmazásterjesztést.</w:t>
+      </w:r>
+      <w:r>
+        <w:rPr>
+          <w:noProof/>
+          <w:color w:val="156082" w:themeColor="accent1"/>
+          <w:sz w:val="26"/>
+          <w:szCs w:val="26"/>
+        </w:rPr>
+        <w:drawing>
+          <wp:anchor distT="0" distB="0" distL="114300" distR="114300" simplePos="0" relativeHeight="251664384" behindDoc="1" locked="0" layoutInCell="1" allowOverlap="1" wp14:anchorId="26E94FF6" wp14:editId="77347389">
+            <wp:simplePos x="0" y="0"/>
+            <wp:positionH relativeFrom="margin">
+              <wp:align>left</wp:align>
+            </wp:positionH>
+            <wp:positionV relativeFrom="paragraph">
+              <wp:posOffset>1405890</wp:posOffset>
+            </wp:positionV>
+            <wp:extent cx="5382895" cy="2655570"/>
+            <wp:effectExtent l="0" t="0" r="8255" b="0"/>
+            <wp:wrapTight wrapText="bothSides">
+              <wp:wrapPolygon edited="0">
+                <wp:start x="0" y="0"/>
+                <wp:lineTo x="0" y="21383"/>
+                <wp:lineTo x="21557" y="21383"/>
+                <wp:lineTo x="21557" y="0"/>
+                <wp:lineTo x="0" y="0"/>
+              </wp:wrapPolygon>
+            </wp:wrapTight>
+            <wp:docPr id="601396198" name="Kép 9" descr="A képen szöveg, képernyőkép, szoftver, szám látható&#10;&#10;Előfordulhat, hogy a mesterséges intelligencia által létrehozott tartalom helytelen."/>
+            <wp:cNvGraphicFramePr>
+              <a:graphicFrameLocks xmlns:a="http://schemas.openxmlformats.org/drawingml/2006/main" noChangeAspect="1"/>
+            </wp:cNvGraphicFramePr>
+            <a:graphic xmlns:a="http://schemas.openxmlformats.org/drawingml/2006/main">
+              <a:graphicData uri="http://schemas.openxmlformats.org/drawingml/2006/picture">
+                <pic:pic xmlns:pic="http://schemas.openxmlformats.org/drawingml/2006/picture">
+                  <pic:nvPicPr>
+                    <pic:cNvPr id="601396198" name="Kép 9" descr="A képen szöveg, képernyőkép, szoftver, szám látható&#10;&#10;Előfordulhat, hogy a mesterséges intelligencia által létrehozott tartalom helytelen."/>
+                    <pic:cNvPicPr>
+                      <a:picLocks noChangeAspect="1" noChangeArrowheads="1"/>
+                    </pic:cNvPicPr>
+                  </pic:nvPicPr>
+                  <pic:blipFill>
+                    <a:blip r:embed="rId21">
+                      <a:extLst>
+                        <a:ext uri="{28A0092B-C50C-407E-A947-70E740481C1C}">
+                          <a14:useLocalDpi xmlns:a14="http://schemas.microsoft.com/office/drawing/2010/main" val="0"/>
+                        </a:ext>
+                      </a:extLst>
+                    </a:blip>
+                    <a:srcRect/>
+                    <a:stretch>
+                      <a:fillRect/>
+                    </a:stretch>
+                  </pic:blipFill>
+                  <pic:spPr bwMode="auto">
+                    <a:xfrm>
+                      <a:off x="0" y="0"/>
+                      <a:ext cx="5382895" cy="2655570"/>
+                    </a:xfrm>
+                    <a:prstGeom prst="rect">
+                      <a:avLst/>
+                    </a:prstGeom>
+                    <a:noFill/>
+                    <a:ln>
+                      <a:noFill/>
+                    </a:ln>
+                  </pic:spPr>
+                </pic:pic>
+              </a:graphicData>
+            </a:graphic>
+            <wp14:sizeRelH relativeFrom="margin">
+              <wp14:pctWidth>0</wp14:pctWidth>
+            </wp14:sizeRelH>
+            <wp14:sizeRelV relativeFrom="margin">
+              <wp14:pctHeight>0</wp14:pctHeight>
+            </wp14:sizeRelV>
+          </wp:anchor>
+        </w:drawing>
+      </w:r>
+      <w:r>
+        <w:rPr>
+          <w:noProof/>
+          <w:color w:val="156082" w:themeColor="accent1"/>
+          <w:sz w:val="26"/>
+          <w:szCs w:val="26"/>
+        </w:rPr>
+        <w:t xml:space="preserve"> </w:t>
+      </w:r>
+      <w:r>
+        <w:rPr>
+          <w:color w:val="156082" w:themeColor="accent1"/>
+          <w:sz w:val="26"/>
+          <w:szCs w:val="26"/>
+        </w:rPr>
+        <w:lastRenderedPageBreak/>
+        <w:t xml:space="preserve">Következő a </w:t>
+      </w:r>
+      <w:r>
+        <w:rPr>
+          <w:color w:val="156082" w:themeColor="accent1"/>
+          <w:sz w:val="26"/>
+          <w:szCs w:val="26"/>
+        </w:rPr>
+        <w:t>Railway,</w:t>
+      </w:r>
+      <w:r>
+        <w:rPr>
+          <w:color w:val="156082" w:themeColor="accent1"/>
+          <w:sz w:val="26"/>
+          <w:szCs w:val="26"/>
+        </w:rPr>
+        <w:t xml:space="preserve"> </w:t>
+      </w:r>
+      <w:r>
+        <w:rPr>
+          <w:color w:val="156082" w:themeColor="accent1"/>
+          <w:sz w:val="26"/>
+          <w:szCs w:val="26"/>
+        </w:rPr>
+        <w:t xml:space="preserve">ami </w:t>
+      </w:r>
+      <w:r>
+        <w:rPr>
+          <w:color w:val="156082" w:themeColor="accent1"/>
+          <w:sz w:val="26"/>
+          <w:szCs w:val="26"/>
+        </w:rPr>
+        <w:t>egy innovatív felhőalapú platform, amely leegyszerűsíti az alkalmazások üzembe helyezését és skálázását. A megoldás kiemelkedik a felhasználóbarát felületével és az automatikus konfiguráció</w:t>
+      </w:r>
+      <w:r>
+        <w:rPr>
+          <w:color w:val="156082" w:themeColor="accent1"/>
+          <w:sz w:val="26"/>
+          <w:szCs w:val="26"/>
+        </w:rPr>
+        <w:t>jával</w:t>
+      </w:r>
+      <w:r>
+        <w:rPr>
+          <w:color w:val="156082" w:themeColor="accent1"/>
+          <w:sz w:val="26"/>
+          <w:szCs w:val="26"/>
+        </w:rPr>
+        <w:t xml:space="preserve">, támogatva a legnépszerűbb programozási nyelveket és keretrendszereket. A Railway integrált adatbázis-kezelési lehetőségeket és zökkenőmentes Git-integrációt kínál, </w:t>
+      </w:r>
+      <w:r>
+        <w:rPr>
+          <w:color w:val="156082" w:themeColor="accent1"/>
+          <w:sz w:val="26"/>
+          <w:szCs w:val="26"/>
+        </w:rPr>
+        <w:t xml:space="preserve">így </w:t>
+      </w:r>
+      <w:r>
+        <w:rPr>
+          <w:color w:val="156082" w:themeColor="accent1"/>
+          <w:sz w:val="26"/>
+          <w:szCs w:val="26"/>
+        </w:rPr>
+        <w:t xml:space="preserve">ideális választást nyújt mind kis, </w:t>
+      </w:r>
+      <w:r>
+        <w:rPr>
+          <w:color w:val="156082" w:themeColor="accent1"/>
+          <w:sz w:val="26"/>
+          <w:szCs w:val="26"/>
+        </w:rPr>
+        <w:t>és</w:t>
+      </w:r>
+      <w:r>
+        <w:rPr>
+          <w:color w:val="156082" w:themeColor="accent1"/>
+          <w:sz w:val="26"/>
+          <w:szCs w:val="26"/>
+        </w:rPr>
+        <w:t xml:space="preserve"> nagyobb projektek számára.</w:t>
+      </w:r>
+      <w:r>
+        <w:rPr>
+          <w:noProof/>
+        </w:rPr>
+        <w:t xml:space="preserve"> </w:t>
+      </w:r>
+      <w:r>
+        <w:rPr>
+          <w:noProof/>
+        </w:rPr>
+        <w:drawing>
+          <wp:inline distT="0" distB="0" distL="0" distR="0" wp14:anchorId="75DD98AB" wp14:editId="208578AD">
+            <wp:extent cx="5962650" cy="1888490"/>
+            <wp:effectExtent l="0" t="0" r="0" b="0"/>
+            <wp:docPr id="661781234" name="Kép 11" descr="A képen szöveg, képernyőkép, szoftver, Betűtípus látható&#10;&#10;Előfordulhat, hogy a mesterséges intelligencia által létrehozott tartalom helytelen."/>
+            <wp:cNvGraphicFramePr>
+              <a:graphicFrameLocks xmlns:a="http://schemas.openxmlformats.org/drawingml/2006/main" noChangeAspect="1"/>
+            </wp:cNvGraphicFramePr>
+            <a:graphic xmlns:a="http://schemas.openxmlformats.org/drawingml/2006/main">
+              <a:graphicData uri="http://schemas.openxmlformats.org/drawingml/2006/picture">
+                <pic:pic xmlns:pic="http://schemas.openxmlformats.org/drawingml/2006/picture">
+                  <pic:nvPicPr>
+                    <pic:cNvPr id="661781234" name="Kép 11" descr="A képen szöveg, képernyőkép, szoftver, Betűtípus látható&#10;&#10;Előfordulhat, hogy a mesterséges intelligencia által létrehozott tartalom helytelen."/>
+                    <pic:cNvPicPr>
+                      <a:picLocks noChangeAspect="1" noChangeArrowheads="1"/>
+                    </pic:cNvPicPr>
+                  </pic:nvPicPr>
+                  <pic:blipFill>
+                    <a:blip r:embed="rId22">
+                      <a:extLst>
+                        <a:ext uri="{28A0092B-C50C-407E-A947-70E740481C1C}">
+                          <a14:useLocalDpi xmlns:a14="http://schemas.microsoft.com/office/drawing/2010/main" val="0"/>
+                        </a:ext>
+                      </a:extLst>
+                    </a:blip>
+                    <a:srcRect/>
+                    <a:stretch>
+                      <a:fillRect/>
+                    </a:stretch>
+                  </pic:blipFill>
+                  <pic:spPr bwMode="auto">
+                    <a:xfrm>
+                      <a:off x="0" y="0"/>
+                      <a:ext cx="5993252" cy="1898182"/>
                     </a:xfrm>
                     <a:prstGeom prst="rect">
                       <a:avLst/>
@@ -4412,10 +4303,933 @@
           <w:szCs w:val="26"/>
         </w:rPr>
       </w:pPr>
+      <w:r>
+        <w:rPr>
+          <w:color w:val="156082" w:themeColor="accent1"/>
+          <w:sz w:val="26"/>
+          <w:szCs w:val="26"/>
+        </w:rPr>
+        <w:t xml:space="preserve"> A Cloudinary </w:t>
+      </w:r>
+      <w:r>
+        <w:rPr>
+          <w:color w:val="156082" w:themeColor="accent1"/>
+          <w:sz w:val="26"/>
+          <w:szCs w:val="26"/>
+        </w:rPr>
+        <w:t>egy</w:t>
+      </w:r>
+      <w:r>
+        <w:rPr>
+          <w:color w:val="156082" w:themeColor="accent1"/>
+          <w:sz w:val="26"/>
+          <w:szCs w:val="26"/>
+        </w:rPr>
+        <w:t xml:space="preserve"> felhőalapú médiakezelő szolgáltatás, amely átfogó megoldást kínál a digitális tartalmak tárolására, kezelésére és kézbesítésére. A platform intelligens kép- és videóoptimalizálási képességeivel jelentősen javítható a weboldalak teljesítménye és felhasználói élménye. A Cloudinary fejlett API-jai és SDK-i</w:t>
+      </w:r>
+      <w:r>
+        <w:rPr>
+          <w:color w:val="156082" w:themeColor="accent1"/>
+          <w:sz w:val="26"/>
+          <w:szCs w:val="26"/>
+        </w:rPr>
+        <w:t xml:space="preserve"> (Software Development Kit)</w:t>
+      </w:r>
+      <w:r>
+        <w:rPr>
+          <w:color w:val="156082" w:themeColor="accent1"/>
+          <w:sz w:val="26"/>
+          <w:szCs w:val="26"/>
+        </w:rPr>
+        <w:t xml:space="preserve"> lehetővé teszik a könnyű integrációt minden népszerű fejlesztői környezetbe. E három technológia együttes használata kiváló alapot nyújt modern, skálázható webalkalmazások fejlesztéséhez. A Docker biztosítja a konzisztens fejlesztési környezetet, a Railway lehetővé teszi a zökkenőmentes felhőbe történő telepítést, míg a Cloudinary optimalizálja a médiatartalmak kezelését. M</w:t>
+      </w:r>
+      <w:r>
+        <w:rPr>
+          <w:color w:val="156082" w:themeColor="accent1"/>
+          <w:sz w:val="26"/>
+          <w:szCs w:val="26"/>
+        </w:rPr>
+        <w:t>ivel m</w:t>
+      </w:r>
+      <w:r>
+        <w:rPr>
+          <w:color w:val="156082" w:themeColor="accent1"/>
+          <w:sz w:val="26"/>
+          <w:szCs w:val="26"/>
+        </w:rPr>
+        <w:t xml:space="preserve">indhárom </w:t>
+      </w:r>
+      <w:r>
+        <w:rPr>
+          <w:color w:val="156082" w:themeColor="accent1"/>
+          <w:sz w:val="26"/>
+          <w:szCs w:val="26"/>
+        </w:rPr>
+        <w:t xml:space="preserve">szoftver </w:t>
+      </w:r>
+      <w:r>
+        <w:rPr>
+          <w:color w:val="156082" w:themeColor="accent1"/>
+          <w:sz w:val="26"/>
+          <w:szCs w:val="26"/>
+        </w:rPr>
+        <w:t>rendelkezik</w:t>
+      </w:r>
+      <w:r>
+        <w:rPr>
+          <w:color w:val="156082" w:themeColor="accent1"/>
+          <w:sz w:val="26"/>
+          <w:szCs w:val="26"/>
+        </w:rPr>
+        <w:t xml:space="preserve"> egy ingyenes csomaggal</w:t>
+      </w:r>
+      <w:r>
+        <w:rPr>
+          <w:color w:val="156082" w:themeColor="accent1"/>
+          <w:sz w:val="26"/>
+          <w:szCs w:val="26"/>
+        </w:rPr>
+        <w:t>,</w:t>
+      </w:r>
+      <w:r>
+        <w:rPr>
+          <w:color w:val="156082" w:themeColor="accent1"/>
+          <w:sz w:val="26"/>
+          <w:szCs w:val="26"/>
+        </w:rPr>
+        <w:t xml:space="preserve"> </w:t>
+      </w:r>
+      <w:r>
+        <w:rPr>
+          <w:color w:val="156082" w:themeColor="accent1"/>
+          <w:sz w:val="26"/>
+          <w:szCs w:val="26"/>
+        </w:rPr>
+        <w:t>kiváló kiindulási pontot nyújt</w:t>
+      </w:r>
+      <w:r>
+        <w:rPr>
+          <w:color w:val="156082" w:themeColor="accent1"/>
+          <w:sz w:val="26"/>
+          <w:szCs w:val="26"/>
+        </w:rPr>
+        <w:t>ott számunkra</w:t>
+      </w:r>
+      <w:r>
+        <w:rPr>
+          <w:color w:val="156082" w:themeColor="accent1"/>
+          <w:sz w:val="26"/>
+          <w:szCs w:val="26"/>
+        </w:rPr>
+        <w:t>.</w:t>
+      </w:r>
+    </w:p>
+    <w:p>
+      <w:pPr>
+        <w:rPr>
+          <w:color w:val="156082" w:themeColor="accent1"/>
+          <w:sz w:val="26"/>
+          <w:szCs w:val="26"/>
+        </w:rPr>
+      </w:pPr>
+    </w:p>
+    <w:p>
+      <w:pPr>
+        <w:pStyle w:val="Cmsor2"/>
+      </w:pPr>
+      <w:r>
+        <w:t>Visual Studio 2022 és Visual Studio</w:t>
+      </w:r>
+      <w:r>
+        <w:t xml:space="preserve"> Code összehasonlítás</w:t>
+      </w:r>
+    </w:p>
+    <w:p/>
+    <w:p>
+      <w:pPr>
+        <w:rPr>
+          <w:color w:val="156082" w:themeColor="accent1"/>
+          <w:sz w:val="26"/>
+          <w:szCs w:val="26"/>
+        </w:rPr>
+      </w:pPr>
+      <w:r>
+        <w:rPr>
+          <w:color w:val="156082" w:themeColor="accent1"/>
+          <w:sz w:val="26"/>
+          <w:szCs w:val="26"/>
+        </w:rPr>
+        <w:t>M</w:t>
+      </w:r>
+      <w:r>
+        <w:rPr>
+          <w:color w:val="156082" w:themeColor="accent1"/>
+          <w:sz w:val="26"/>
+          <w:szCs w:val="26"/>
+        </w:rPr>
+        <w:t xml:space="preserve">indkettő </w:t>
+      </w:r>
+      <w:r>
+        <w:rPr>
+          <w:color w:val="156082" w:themeColor="accent1"/>
+          <w:sz w:val="26"/>
+          <w:szCs w:val="26"/>
+        </w:rPr>
+        <w:t>a</w:t>
+      </w:r>
+      <w:r>
+        <w:rPr>
+          <w:color w:val="156082" w:themeColor="accent1"/>
+          <w:sz w:val="26"/>
+          <w:szCs w:val="26"/>
+        </w:rPr>
+        <w:t xml:space="preserve"> </w:t>
+      </w:r>
+      <w:r>
+        <w:rPr>
+          <w:color w:val="156082" w:themeColor="accent1"/>
+          <w:sz w:val="26"/>
+          <w:szCs w:val="26"/>
+        </w:rPr>
+        <w:t xml:space="preserve">Microsoft </w:t>
+      </w:r>
+      <w:r>
+        <w:rPr>
+          <w:color w:val="156082" w:themeColor="accent1"/>
+          <w:sz w:val="26"/>
+          <w:szCs w:val="26"/>
+        </w:rPr>
+        <w:t xml:space="preserve">által készített </w:t>
+      </w:r>
+      <w:r>
+        <w:rPr>
+          <w:color w:val="156082" w:themeColor="accent1"/>
+          <w:sz w:val="26"/>
+          <w:szCs w:val="26"/>
+        </w:rPr>
+        <w:t>fejlesztői eszköz, de különböző célokra és projektméretekre optimalizált</w:t>
+      </w:r>
+      <w:r>
+        <w:rPr>
+          <w:color w:val="156082" w:themeColor="accent1"/>
+          <w:sz w:val="26"/>
+          <w:szCs w:val="26"/>
+        </w:rPr>
+        <w:t>a</w:t>
+      </w:r>
+      <w:r>
+        <w:rPr>
+          <w:color w:val="156082" w:themeColor="accent1"/>
+          <w:sz w:val="26"/>
+          <w:szCs w:val="26"/>
+        </w:rPr>
+        <w:t>k. A Visual Studio 2022 egy teljes értékű integrált fejlesztői környezet (IDE), amely elsősorban nagyobb, komplex .NET</w:t>
+      </w:r>
+      <w:r>
+        <w:rPr>
+          <w:color w:val="156082" w:themeColor="accent1"/>
+          <w:sz w:val="26"/>
+          <w:szCs w:val="26"/>
+        </w:rPr>
+        <w:t>,</w:t>
+      </w:r>
+      <w:r>
+        <w:rPr>
+          <w:color w:val="156082" w:themeColor="accent1"/>
+          <w:sz w:val="26"/>
+          <w:szCs w:val="26"/>
+        </w:rPr>
+        <w:t xml:space="preserve"> C++ </w:t>
+      </w:r>
+      <w:r>
+        <w:rPr>
+          <w:color w:val="156082" w:themeColor="accent1"/>
+          <w:sz w:val="26"/>
+          <w:szCs w:val="26"/>
+        </w:rPr>
+        <w:t xml:space="preserve">és C# </w:t>
+      </w:r>
+      <w:r>
+        <w:rPr>
+          <w:color w:val="156082" w:themeColor="accent1"/>
+          <w:sz w:val="26"/>
+          <w:szCs w:val="26"/>
+        </w:rPr>
+        <w:t xml:space="preserve">projektekhez ajánlott, </w:t>
+      </w:r>
+      <w:r>
+        <w:rPr>
+          <w:color w:val="156082" w:themeColor="accent1"/>
+          <w:sz w:val="26"/>
+          <w:szCs w:val="26"/>
+        </w:rPr>
+        <w:t>amiben</w:t>
+      </w:r>
+      <w:r>
+        <w:rPr>
+          <w:color w:val="156082" w:themeColor="accent1"/>
+          <w:sz w:val="26"/>
+          <w:szCs w:val="26"/>
+        </w:rPr>
+        <w:t xml:space="preserve"> beépített adatbázis-kezelés, GUI tervezőeszközök és hibakeresési lehetőségek</w:t>
+      </w:r>
+      <w:r>
+        <w:rPr>
+          <w:color w:val="156082" w:themeColor="accent1"/>
+          <w:sz w:val="26"/>
+          <w:szCs w:val="26"/>
+        </w:rPr>
+        <w:t xml:space="preserve"> is találhatók</w:t>
+      </w:r>
+      <w:r>
+        <w:rPr>
+          <w:color w:val="156082" w:themeColor="accent1"/>
+          <w:sz w:val="26"/>
+          <w:szCs w:val="26"/>
+        </w:rPr>
+        <w:t xml:space="preserve">. Ez az eszköz különösen hatékony vállalati környezetekben, ahol a teljes stack fejlesztésre van szükség, és jól integrálódik más Microsoft termékekkel, mint az Azure vagy SQL </w:t>
+      </w:r>
+      <w:r>
+        <w:rPr>
+          <w:color w:val="156082" w:themeColor="accent1"/>
+          <w:sz w:val="26"/>
+          <w:szCs w:val="26"/>
+        </w:rPr>
+        <w:t>sz</w:t>
+      </w:r>
+      <w:r>
+        <w:rPr>
+          <w:color w:val="156082" w:themeColor="accent1"/>
+          <w:sz w:val="26"/>
+          <w:szCs w:val="26"/>
+        </w:rPr>
+        <w:t>erver.</w:t>
+      </w:r>
+    </w:p>
+    <w:p>
+      <w:pPr>
+        <w:rPr>
+          <w:color w:val="156082" w:themeColor="accent1"/>
+          <w:sz w:val="26"/>
+          <w:szCs w:val="26"/>
+        </w:rPr>
+      </w:pPr>
+      <w:r>
+        <w:rPr>
+          <w:noProof/>
+          <w:color w:val="156082" w:themeColor="accent1"/>
+          <w:sz w:val="26"/>
+          <w:szCs w:val="26"/>
+        </w:rPr>
+        <w:lastRenderedPageBreak/>
+        <w:drawing>
+          <wp:anchor distT="0" distB="0" distL="114300" distR="114300" simplePos="0" relativeHeight="251668480" behindDoc="1" locked="0" layoutInCell="1" allowOverlap="1" wp14:anchorId="08745E00" wp14:editId="55D584EC">
+            <wp:simplePos x="0" y="0"/>
+            <wp:positionH relativeFrom="margin">
+              <wp:align>right</wp:align>
+            </wp:positionH>
+            <wp:positionV relativeFrom="paragraph">
+              <wp:posOffset>7951</wp:posOffset>
+            </wp:positionV>
+            <wp:extent cx="3721100" cy="2094230"/>
+            <wp:effectExtent l="0" t="0" r="0" b="1270"/>
+            <wp:wrapTight wrapText="bothSides">
+              <wp:wrapPolygon edited="0">
+                <wp:start x="0" y="0"/>
+                <wp:lineTo x="0" y="21417"/>
+                <wp:lineTo x="21453" y="21417"/>
+                <wp:lineTo x="21453" y="0"/>
+                <wp:lineTo x="0" y="0"/>
+              </wp:wrapPolygon>
+            </wp:wrapTight>
+            <wp:docPr id="1560083078" name="Kép 25"/>
+            <wp:cNvGraphicFramePr>
+              <a:graphicFrameLocks xmlns:a="http://schemas.openxmlformats.org/drawingml/2006/main" noChangeAspect="1"/>
+            </wp:cNvGraphicFramePr>
+            <a:graphic xmlns:a="http://schemas.openxmlformats.org/drawingml/2006/main">
+              <a:graphicData uri="http://schemas.openxmlformats.org/drawingml/2006/picture">
+                <pic:pic xmlns:pic="http://schemas.openxmlformats.org/drawingml/2006/picture">
+                  <pic:nvPicPr>
+                    <pic:cNvPr id="0" name="Picture 25"/>
+                    <pic:cNvPicPr>
+                      <a:picLocks noChangeAspect="1" noChangeArrowheads="1"/>
+                    </pic:cNvPicPr>
+                  </pic:nvPicPr>
+                  <pic:blipFill>
+                    <a:blip r:embed="rId23" cstate="print">
+                      <a:extLst>
+                        <a:ext uri="{28A0092B-C50C-407E-A947-70E740481C1C}">
+                          <a14:useLocalDpi xmlns:a14="http://schemas.microsoft.com/office/drawing/2010/main" val="0"/>
+                        </a:ext>
+                      </a:extLst>
+                    </a:blip>
+                    <a:srcRect/>
+                    <a:stretch>
+                      <a:fillRect/>
+                    </a:stretch>
+                  </pic:blipFill>
+                  <pic:spPr bwMode="auto">
+                    <a:xfrm>
+                      <a:off x="0" y="0"/>
+                      <a:ext cx="3721100" cy="2094230"/>
+                    </a:xfrm>
+                    <a:prstGeom prst="rect">
+                      <a:avLst/>
+                    </a:prstGeom>
+                    <a:noFill/>
+                    <a:ln>
+                      <a:noFill/>
+                    </a:ln>
+                  </pic:spPr>
+                </pic:pic>
+              </a:graphicData>
+            </a:graphic>
+          </wp:anchor>
+        </w:drawing>
+      </w:r>
+    </w:p>
+    <w:p>
+      <w:pPr>
+        <w:rPr>
+          <w:color w:val="156082" w:themeColor="accent1"/>
+          <w:sz w:val="26"/>
+          <w:szCs w:val="26"/>
+        </w:rPr>
+      </w:pPr>
+      <w:r>
+        <w:rPr>
+          <w:color w:val="156082" w:themeColor="accent1"/>
+          <w:sz w:val="26"/>
+          <w:szCs w:val="26"/>
+        </w:rPr>
+        <w:t>Ezzel szemben a Visual Studio Code</w:t>
+      </w:r>
+      <w:r>
+        <w:rPr>
+          <w:color w:val="156082" w:themeColor="accent1"/>
+          <w:sz w:val="26"/>
+          <w:szCs w:val="26"/>
+        </w:rPr>
+        <w:t xml:space="preserve"> (röviden VS Code)</w:t>
+      </w:r>
+      <w:r>
+        <w:rPr>
+          <w:color w:val="156082" w:themeColor="accent1"/>
+          <w:sz w:val="26"/>
+          <w:szCs w:val="26"/>
+        </w:rPr>
+        <w:t xml:space="preserve"> egy könnyű, nyílt forráskódú szerkesztő, amelyet főleg webfejlesztéshez és kis- vagy közepes méretű projektekhez használnak. A VS Code moduláris kialakítása és a gazdag bővítménykönyvtára lehetővé teszi a gyors </w:t>
+      </w:r>
+      <w:r>
+        <w:rPr>
+          <w:color w:val="156082" w:themeColor="accent1"/>
+          <w:sz w:val="26"/>
+          <w:szCs w:val="26"/>
+        </w:rPr>
+        <w:t>testre szabást</w:t>
+      </w:r>
+      <w:r>
+        <w:rPr>
+          <w:color w:val="156082" w:themeColor="accent1"/>
+          <w:sz w:val="26"/>
+          <w:szCs w:val="26"/>
+        </w:rPr>
+        <w:t>, miközben alacsony erőforrás</w:t>
+      </w:r>
+      <w:r>
+        <w:rPr>
+          <w:color w:val="156082" w:themeColor="accent1"/>
+          <w:sz w:val="26"/>
+          <w:szCs w:val="26"/>
+        </w:rPr>
+        <w:t>t igényel</w:t>
+      </w:r>
+      <w:r>
+        <w:rPr>
+          <w:color w:val="156082" w:themeColor="accent1"/>
+          <w:sz w:val="26"/>
+          <w:szCs w:val="26"/>
+        </w:rPr>
+        <w:t>. Bár kevésbé teljes körű, mint a Visual Studio 2022, a VS Code népszerű választás frontend fejlesztők és agilis csapatok körében, köszönhetően a gyors működésének és az egyszerű használatának. Mindkét eszköz támogatja a webes fejlesztést, de míg a Visual Studio 2022 a nagyvállalati szintű megoldásokhoz nyújt kifinomultabb eszközöket, addig a VS Code a gyors prototípuskészítés és a rugalmas fejlesztés előnyeit kínálja. A választás a projekt méretétől, a technológiai stacktől és a csapat igényeitől függ.</w:t>
+      </w:r>
+    </w:p>
+    <w:p>
+      <w:r>
+        <w:t xml:space="preserve"> </w:t>
+      </w:r>
+    </w:p>
+    <w:p>
+      <w:pPr>
+        <w:pStyle w:val="Cmsor2"/>
+      </w:pPr>
+      <w:r>
+        <w:t>GitHub és Trello</w:t>
+      </w:r>
+      <w:r>
+        <w:t xml:space="preserve"> összefoglaló</w:t>
+      </w:r>
+    </w:p>
+    <w:p/>
+    <w:p>
+      <w:pPr>
+        <w:rPr>
+          <w:color w:val="156082" w:themeColor="accent1"/>
+          <w:sz w:val="26"/>
+          <w:szCs w:val="26"/>
+        </w:rPr>
+      </w:pPr>
+      <w:r>
+        <w:rPr>
+          <w:noProof/>
+          <w:color w:val="156082" w:themeColor="accent1"/>
+          <w:sz w:val="26"/>
+          <w:szCs w:val="26"/>
+        </w:rPr>
+        <w:drawing>
+          <wp:anchor distT="0" distB="0" distL="114300" distR="114300" simplePos="0" relativeHeight="251669504" behindDoc="1" locked="0" layoutInCell="1" allowOverlap="1" wp14:anchorId="6B40B974" wp14:editId="74059333">
+            <wp:simplePos x="0" y="0"/>
+            <wp:positionH relativeFrom="margin">
+              <wp:align>center</wp:align>
+            </wp:positionH>
+            <wp:positionV relativeFrom="paragraph">
+              <wp:posOffset>1188251</wp:posOffset>
+            </wp:positionV>
+            <wp:extent cx="4737100" cy="2313305"/>
+            <wp:effectExtent l="0" t="0" r="6350" b="0"/>
+            <wp:wrapTight wrapText="bothSides">
+              <wp:wrapPolygon edited="0">
+                <wp:start x="0" y="0"/>
+                <wp:lineTo x="0" y="21345"/>
+                <wp:lineTo x="21542" y="21345"/>
+                <wp:lineTo x="21542" y="0"/>
+                <wp:lineTo x="0" y="0"/>
+              </wp:wrapPolygon>
+            </wp:wrapTight>
+            <wp:docPr id="1187704527" name="Kép 14" descr="A képen szöveg, képernyőkép, szoftver, Számítógépes ikon látható&#10;&#10;Előfordulhat, hogy a mesterséges intelligencia által létrehozott tartalom helytelen."/>
+            <wp:cNvGraphicFramePr>
+              <a:graphicFrameLocks xmlns:a="http://schemas.openxmlformats.org/drawingml/2006/main" noChangeAspect="1"/>
+            </wp:cNvGraphicFramePr>
+            <a:graphic xmlns:a="http://schemas.openxmlformats.org/drawingml/2006/main">
+              <a:graphicData uri="http://schemas.openxmlformats.org/drawingml/2006/picture">
+                <pic:pic xmlns:pic="http://schemas.openxmlformats.org/drawingml/2006/picture">
+                  <pic:nvPicPr>
+                    <pic:cNvPr id="1187704527" name="Kép 14" descr="A képen szöveg, képernyőkép, szoftver, Számítógépes ikon látható&#10;&#10;Előfordulhat, hogy a mesterséges intelligencia által létrehozott tartalom helytelen."/>
+                    <pic:cNvPicPr>
+                      <a:picLocks noChangeAspect="1" noChangeArrowheads="1"/>
+                    </pic:cNvPicPr>
+                  </pic:nvPicPr>
+                  <pic:blipFill>
+                    <a:blip r:embed="rId24">
+                      <a:extLst>
+                        <a:ext uri="{28A0092B-C50C-407E-A947-70E740481C1C}">
+                          <a14:useLocalDpi xmlns:a14="http://schemas.microsoft.com/office/drawing/2010/main" val="0"/>
+                        </a:ext>
+                      </a:extLst>
+                    </a:blip>
+                    <a:srcRect/>
+                    <a:stretch>
+                      <a:fillRect/>
+                    </a:stretch>
+                  </pic:blipFill>
+                  <pic:spPr bwMode="auto">
+                    <a:xfrm>
+                      <a:off x="0" y="0"/>
+                      <a:ext cx="4737100" cy="2313305"/>
+                    </a:xfrm>
+                    <a:prstGeom prst="rect">
+                      <a:avLst/>
+                    </a:prstGeom>
+                    <a:noFill/>
+                    <a:ln>
+                      <a:noFill/>
+                    </a:ln>
+                  </pic:spPr>
+                </pic:pic>
+              </a:graphicData>
+            </a:graphic>
+          </wp:anchor>
+        </w:drawing>
+      </w:r>
+      <w:r>
+        <w:rPr>
+          <w:color w:val="156082" w:themeColor="accent1"/>
+          <w:sz w:val="26"/>
+          <w:szCs w:val="26"/>
+        </w:rPr>
+        <w:t xml:space="preserve">GitHub egy </w:t>
+      </w:r>
+      <w:r>
+        <w:rPr>
+          <w:color w:val="156082" w:themeColor="accent1"/>
+          <w:sz w:val="26"/>
+          <w:szCs w:val="26"/>
+        </w:rPr>
+        <w:t xml:space="preserve">olyan web-es </w:t>
+      </w:r>
+      <w:r>
+        <w:rPr>
+          <w:color w:val="156082" w:themeColor="accent1"/>
+          <w:sz w:val="26"/>
+          <w:szCs w:val="26"/>
+        </w:rPr>
+        <w:t>platform, amely lehetővé teszi a fejlesztők számára a kód</w:t>
+      </w:r>
+      <w:r>
+        <w:rPr>
+          <w:color w:val="156082" w:themeColor="accent1"/>
+          <w:sz w:val="26"/>
+          <w:szCs w:val="26"/>
+        </w:rPr>
+        <w:t xml:space="preserve">ok </w:t>
+      </w:r>
+      <w:r>
+        <w:rPr>
+          <w:color w:val="156082" w:themeColor="accent1"/>
+          <w:sz w:val="26"/>
+          <w:szCs w:val="26"/>
+        </w:rPr>
+        <w:t>tárolását, verziókezelését és együttműködését. A Git verziókövető rendszerre épül, és számos funkciót kínál, mint például a pull</w:t>
+      </w:r>
+      <w:r>
+        <w:rPr>
+          <w:color w:val="156082" w:themeColor="accent1"/>
+          <w:sz w:val="26"/>
+          <w:szCs w:val="26"/>
+        </w:rPr>
+        <w:t>/push</w:t>
+      </w:r>
+      <w:r>
+        <w:rPr>
+          <w:color w:val="156082" w:themeColor="accent1"/>
+          <w:sz w:val="26"/>
+          <w:szCs w:val="26"/>
+        </w:rPr>
+        <w:t xml:space="preserve"> request-ek, issue tracking és code review. A GitHub lehetővé teszi nyilvános és privát repository-k</w:t>
+      </w:r>
+      <w:r>
+        <w:rPr>
+          <w:color w:val="156082" w:themeColor="accent1"/>
+          <w:sz w:val="26"/>
+          <w:szCs w:val="26"/>
+        </w:rPr>
+        <w:t xml:space="preserve"> </w:t>
+      </w:r>
+      <w:r>
+        <w:rPr>
+          <w:color w:val="156082" w:themeColor="accent1"/>
+          <w:sz w:val="26"/>
+          <w:szCs w:val="26"/>
+        </w:rPr>
+        <w:t>létrehozását, valamint integrálható más fejlesztői eszközökkel.</w:t>
+      </w:r>
+      <w:r>
+        <w:rPr>
+          <w:noProof/>
+          <w:color w:val="156082" w:themeColor="accent1"/>
+          <w:sz w:val="26"/>
+          <w:szCs w:val="26"/>
+        </w:rPr>
+        <w:t xml:space="preserve"> </w:t>
+      </w:r>
+    </w:p>
+    <w:p>
+      <w:pPr>
+        <w:rPr>
+          <w:color w:val="156082" w:themeColor="accent1"/>
+          <w:sz w:val="26"/>
+          <w:szCs w:val="26"/>
+        </w:rPr>
+      </w:pPr>
+      <w:r>
+        <w:rPr>
+          <w:noProof/>
+          <w:color w:val="156082" w:themeColor="accent1"/>
+          <w:sz w:val="26"/>
+          <w:szCs w:val="26"/>
+        </w:rPr>
+        <w:lastRenderedPageBreak/>
+        <w:drawing>
+          <wp:anchor distT="0" distB="0" distL="114300" distR="114300" simplePos="0" relativeHeight="251670528" behindDoc="0" locked="0" layoutInCell="1" allowOverlap="1" wp14:anchorId="3CF13BC4" wp14:editId="48BA7E70">
+            <wp:simplePos x="0" y="0"/>
+            <wp:positionH relativeFrom="margin">
+              <wp:posOffset>4332163</wp:posOffset>
+            </wp:positionH>
+            <wp:positionV relativeFrom="paragraph">
+              <wp:posOffset>89</wp:posOffset>
+            </wp:positionV>
+            <wp:extent cx="1804946" cy="3831805"/>
+            <wp:effectExtent l="0" t="0" r="5080" b="0"/>
+            <wp:wrapSquare wrapText="bothSides"/>
+            <wp:docPr id="619040724" name="Kép 26"/>
+            <wp:cNvGraphicFramePr>
+              <a:graphicFrameLocks xmlns:a="http://schemas.openxmlformats.org/drawingml/2006/main" noChangeAspect="1"/>
+            </wp:cNvGraphicFramePr>
+            <a:graphic xmlns:a="http://schemas.openxmlformats.org/drawingml/2006/main">
+              <a:graphicData uri="http://schemas.openxmlformats.org/drawingml/2006/picture">
+                <pic:pic xmlns:pic="http://schemas.openxmlformats.org/drawingml/2006/picture">
+                  <pic:nvPicPr>
+                    <pic:cNvPr id="0" name="Picture 26"/>
+                    <pic:cNvPicPr>
+                      <a:picLocks noChangeAspect="1" noChangeArrowheads="1"/>
+                    </pic:cNvPicPr>
+                  </pic:nvPicPr>
+                  <pic:blipFill>
+                    <a:blip r:embed="rId25">
+                      <a:extLst>
+                        <a:ext uri="{28A0092B-C50C-407E-A947-70E740481C1C}">
+                          <a14:useLocalDpi xmlns:a14="http://schemas.microsoft.com/office/drawing/2010/main" val="0"/>
+                        </a:ext>
+                      </a:extLst>
+                    </a:blip>
+                    <a:srcRect/>
+                    <a:stretch>
+                      <a:fillRect/>
+                    </a:stretch>
+                  </pic:blipFill>
+                  <pic:spPr bwMode="auto">
+                    <a:xfrm>
+                      <a:off x="0" y="0"/>
+                      <a:ext cx="1811360" cy="3845422"/>
+                    </a:xfrm>
+                    <a:prstGeom prst="rect">
+                      <a:avLst/>
+                    </a:prstGeom>
+                    <a:noFill/>
+                    <a:ln>
+                      <a:noFill/>
+                    </a:ln>
+                  </pic:spPr>
+                </pic:pic>
+              </a:graphicData>
+            </a:graphic>
+            <wp14:sizeRelH relativeFrom="margin">
+              <wp14:pctWidth>0</wp14:pctWidth>
+            </wp14:sizeRelH>
+            <wp14:sizeRelV relativeFrom="margin">
+              <wp14:pctHeight>0</wp14:pctHeight>
+            </wp14:sizeRelV>
+          </wp:anchor>
+        </w:drawing>
+      </w:r>
+      <w:r>
+        <w:rPr>
+          <w:color w:val="156082" w:themeColor="accent1"/>
+          <w:sz w:val="26"/>
+          <w:szCs w:val="26"/>
+        </w:rPr>
+        <w:t xml:space="preserve">Ezzel szemben a </w:t>
+      </w:r>
+      <w:r>
+        <w:rPr>
+          <w:color w:val="156082" w:themeColor="accent1"/>
+          <w:sz w:val="26"/>
+          <w:szCs w:val="26"/>
+        </w:rPr>
+        <w:t>Trello egy vizuális projektmenedzsment eszköz, amely Kanban</w:t>
+      </w:r>
+      <w:r>
+        <w:rPr>
+          <w:color w:val="156082" w:themeColor="accent1"/>
+          <w:sz w:val="26"/>
+          <w:szCs w:val="26"/>
+        </w:rPr>
+        <w:t>,</w:t>
+      </w:r>
+      <w:r>
+        <w:rPr>
+          <w:color w:val="156082" w:themeColor="accent1"/>
+          <w:sz w:val="26"/>
+          <w:szCs w:val="26"/>
+        </w:rPr>
+        <w:t xml:space="preserve"> </w:t>
+      </w:r>
+      <w:r>
+        <w:rPr>
+          <w:rFonts w:cs="Times New Roman"/>
+          <w:color w:val="156082" w:themeColor="accent1"/>
+          <w:sz w:val="26"/>
+          <w:szCs w:val="26"/>
+        </w:rPr>
+        <w:t>„</w:t>
+      </w:r>
+      <w:r>
+        <w:rPr>
+          <w:color w:val="156082" w:themeColor="accent1"/>
+          <w:sz w:val="26"/>
+          <w:szCs w:val="26"/>
+        </w:rPr>
+        <w:t>kártyás</w:t>
+      </w:r>
+      <w:r>
+        <w:rPr>
+          <w:color w:val="156082" w:themeColor="accent1"/>
+          <w:sz w:val="26"/>
+          <w:szCs w:val="26"/>
+        </w:rPr>
+        <w:t>”</w:t>
+      </w:r>
+      <w:r>
+        <w:rPr>
+          <w:color w:val="156082" w:themeColor="accent1"/>
+          <w:sz w:val="26"/>
+          <w:szCs w:val="26"/>
+        </w:rPr>
+        <w:t xml:space="preserve"> módszertant alkalmaz. A felhasználók táblákat, listákat és kártyákat hozhatnak létre a</w:t>
+      </w:r>
+      <w:r>
+        <w:rPr>
+          <w:color w:val="156082" w:themeColor="accent1"/>
+          <w:sz w:val="26"/>
+          <w:szCs w:val="26"/>
+        </w:rPr>
+        <w:t>z adott feladatrész</w:t>
+      </w:r>
+      <w:r>
+        <w:rPr>
+          <w:color w:val="156082" w:themeColor="accent1"/>
+          <w:sz w:val="26"/>
+          <w:szCs w:val="26"/>
+        </w:rPr>
+        <w:t xml:space="preserve"> </w:t>
+      </w:r>
+      <w:r>
+        <w:rPr>
+          <w:color w:val="156082" w:themeColor="accent1"/>
+          <w:sz w:val="26"/>
+          <w:szCs w:val="26"/>
+        </w:rPr>
+        <w:t>nyomon követeséhez</w:t>
+      </w:r>
+      <w:r>
+        <w:rPr>
+          <w:color w:val="156082" w:themeColor="accent1"/>
+          <w:sz w:val="26"/>
+          <w:szCs w:val="26"/>
+        </w:rPr>
+        <w:t xml:space="preserve">. A Trello egyszerű és </w:t>
+      </w:r>
+      <w:r>
+        <w:rPr>
+          <w:color w:val="156082" w:themeColor="accent1"/>
+          <w:sz w:val="26"/>
+          <w:szCs w:val="26"/>
+        </w:rPr>
+        <w:t>könnyen kezelhető</w:t>
+      </w:r>
+      <w:r>
+        <w:rPr>
+          <w:color w:val="156082" w:themeColor="accent1"/>
+          <w:sz w:val="26"/>
+          <w:szCs w:val="26"/>
+        </w:rPr>
+        <w:t xml:space="preserve"> felülete lehetővé teszi a csapat</w:t>
+      </w:r>
+      <w:r>
+        <w:rPr>
+          <w:color w:val="156082" w:themeColor="accent1"/>
+          <w:sz w:val="26"/>
+          <w:szCs w:val="26"/>
+        </w:rPr>
+        <w:t>tagok</w:t>
+      </w:r>
+      <w:r>
+        <w:rPr>
+          <w:color w:val="156082" w:themeColor="accent1"/>
+          <w:sz w:val="26"/>
+          <w:szCs w:val="26"/>
+        </w:rPr>
+        <w:t xml:space="preserve"> számára, hogy hatékonyan </w:t>
+      </w:r>
+      <w:r>
+        <w:rPr>
+          <w:color w:val="156082" w:themeColor="accent1"/>
+          <w:sz w:val="26"/>
+          <w:szCs w:val="26"/>
+        </w:rPr>
+        <w:t>tudják megtervezni</w:t>
+      </w:r>
+      <w:r>
+        <w:rPr>
+          <w:color w:val="156082" w:themeColor="accent1"/>
+          <w:sz w:val="26"/>
+          <w:szCs w:val="26"/>
+        </w:rPr>
+        <w:t xml:space="preserve"> a </w:t>
+      </w:r>
+      <w:r>
+        <w:rPr>
+          <w:color w:val="156082" w:themeColor="accent1"/>
+          <w:sz w:val="26"/>
+          <w:szCs w:val="26"/>
+        </w:rPr>
+        <w:t xml:space="preserve">különböző </w:t>
+      </w:r>
+      <w:r>
+        <w:rPr>
+          <w:color w:val="156082" w:themeColor="accent1"/>
+          <w:sz w:val="26"/>
+          <w:szCs w:val="26"/>
+        </w:rPr>
+        <w:t xml:space="preserve">munkafolyamatokat. </w:t>
+      </w:r>
+    </w:p>
+    <w:p>
+      <w:pPr>
+        <w:rPr>
+          <w:color w:val="156082" w:themeColor="accent1"/>
+          <w:sz w:val="26"/>
+          <w:szCs w:val="26"/>
+        </w:rPr>
+      </w:pPr>
+      <w:r>
+        <w:rPr>
+          <w:color w:val="156082" w:themeColor="accent1"/>
+          <w:sz w:val="26"/>
+          <w:szCs w:val="26"/>
+        </w:rPr>
+        <w:t>Mindkét platform fontos szerepet játszik a modern szoftverfejlesztési folyamatokban, különböző területeken nyújtva támogatást a fejlesztők számára.</w:t>
+      </w:r>
+    </w:p>
+    <w:p>
+      <w:pPr>
+        <w:rPr>
+          <w:color w:val="156082" w:themeColor="accent1"/>
+          <w:sz w:val="26"/>
+          <w:szCs w:val="26"/>
+        </w:rPr>
+      </w:pPr>
+    </w:p>
+    <w:p>
+      <w:pPr>
+        <w:rPr>
+          <w:color w:val="156082" w:themeColor="accent1"/>
+          <w:sz w:val="26"/>
+          <w:szCs w:val="26"/>
+        </w:rPr>
+      </w:pPr>
+    </w:p>
+    <w:p>
+      <w:pPr>
+        <w:rPr>
+          <w:color w:val="156082" w:themeColor="accent1"/>
+          <w:sz w:val="26"/>
+          <w:szCs w:val="26"/>
+        </w:rPr>
+      </w:pPr>
+    </w:p>
+    <w:p>
+      <w:pPr>
+        <w:rPr>
+          <w:color w:val="156082" w:themeColor="accent1"/>
+          <w:sz w:val="26"/>
+          <w:szCs w:val="26"/>
+        </w:rPr>
+      </w:pPr>
     </w:p>
     <w:p>
       <w:pPr>
         <w:pStyle w:val="Cmsor1"/>
+        <w:jc w:val="center"/>
       </w:pPr>
       <w:r>
         <w:t>Az adatbázis felépítése</w:t>
@@ -4488,7 +5302,16 @@
           <w:sz w:val="26"/>
           <w:szCs w:val="26"/>
         </w:rPr>
-        <w:t>8db fontosabb táblát tartalmaz:</w:t>
+        <w:t>8</w:t>
+      </w:r>
+      <w:r>
+        <w:rPr>
+          <w:rFonts w:cs="Times New Roman"/>
+          <w:color w:val="156082" w:themeColor="accent1"/>
+          <w:sz w:val="26"/>
+          <w:szCs w:val="26"/>
+        </w:rPr>
+        <w:t>db fontosabb táblát tartalmaz:</w:t>
       </w:r>
     </w:p>
     <w:p>
@@ -4501,6 +5324,63 @@
           <w:szCs w:val="26"/>
         </w:rPr>
       </w:pPr>
+      <w:r>
+        <w:rPr>
+          <w:rFonts w:cs="Times New Roman"/>
+          <w:noProof/>
+          <w:color w:val="156082" w:themeColor="accent1"/>
+          <w:sz w:val="26"/>
+          <w:szCs w:val="26"/>
+        </w:rPr>
+        <w:drawing>
+          <wp:inline distT="0" distB="0" distL="0" distR="0" wp14:anchorId="153499B6" wp14:editId="5A485DD4">
+            <wp:extent cx="5753100" cy="1809750"/>
+            <wp:effectExtent l="0" t="0" r="0" b="0"/>
+            <wp:docPr id="1328453969" name="Kép 15"/>
+            <wp:cNvGraphicFramePr>
+              <a:graphicFrameLocks xmlns:a="http://schemas.openxmlformats.org/drawingml/2006/main" noChangeAspect="1"/>
+            </wp:cNvGraphicFramePr>
+            <a:graphic xmlns:a="http://schemas.openxmlformats.org/drawingml/2006/main">
+              <a:graphicData uri="http://schemas.openxmlformats.org/drawingml/2006/picture">
+                <pic:pic xmlns:pic="http://schemas.openxmlformats.org/drawingml/2006/picture">
+                  <pic:nvPicPr>
+                    <pic:cNvPr id="0" name="Picture 15"/>
+                    <pic:cNvPicPr>
+                      <a:picLocks noChangeAspect="1" noChangeArrowheads="1"/>
+                    </pic:cNvPicPr>
+                  </pic:nvPicPr>
+                  <pic:blipFill>
+                    <a:blip r:embed="rId26">
+                      <a:extLst>
+                        <a:ext uri="{28A0092B-C50C-407E-A947-70E740481C1C}">
+                          <a14:useLocalDpi xmlns:a14="http://schemas.microsoft.com/office/drawing/2010/main" val="0"/>
+                        </a:ext>
+                      </a:extLst>
+                    </a:blip>
+                    <a:srcRect/>
+                    <a:stretch>
+                      <a:fillRect/>
+                    </a:stretch>
+                  </pic:blipFill>
+                  <pic:spPr bwMode="auto">
+                    <a:xfrm>
+                      <a:off x="0" y="0"/>
+                      <a:ext cx="5753100" cy="1809750"/>
+                    </a:xfrm>
+                    <a:prstGeom prst="rect">
+                      <a:avLst/>
+                    </a:prstGeom>
+                    <a:noFill/>
+                    <a:ln>
+                      <a:noFill/>
+                    </a:ln>
+                  </pic:spPr>
+                </pic:pic>
+              </a:graphicData>
+            </a:graphic>
+          </wp:inline>
+        </w:drawing>
+      </w:r>
     </w:p>
     <w:p>
       <w:pPr>
@@ -4701,6 +5581,7 @@
           <w:sz w:val="26"/>
           <w:szCs w:val="26"/>
         </w:rPr>
+        <w:lastRenderedPageBreak/>
         <w:t>Producttype</w:t>
       </w:r>
       <w:r>
@@ -5143,25 +6024,70 @@
           <w:sz w:val="26"/>
           <w:szCs w:val="26"/>
         </w:rPr>
-        <w:t xml:space="preserve">Amikor a felhasználók lettek megtervezve akkor két külön szekcióra szedtem </w:t>
-      </w:r>
-      <w:r>
-        <w:rPr>
-          <w:rFonts w:cs="Times New Roman"/>
-          <w:color w:val="156082" w:themeColor="accent1"/>
-          <w:sz w:val="26"/>
-          <w:szCs w:val="26"/>
-        </w:rPr>
-        <w:t>őket,</w:t>
-      </w:r>
-      <w:r>
-        <w:rPr>
-          <w:rFonts w:cs="Times New Roman"/>
-          <w:color w:val="156082" w:themeColor="accent1"/>
-          <w:sz w:val="26"/>
-          <w:szCs w:val="26"/>
-        </w:rPr>
-        <w:t xml:space="preserve"> mint User (alapszintű felha</w:t>
+        <w:t>Amikor a felhasználók megtervez</w:t>
+      </w:r>
+      <w:r>
+        <w:rPr>
+          <w:rFonts w:cs="Times New Roman"/>
+          <w:color w:val="156082" w:themeColor="accent1"/>
+          <w:sz w:val="26"/>
+          <w:szCs w:val="26"/>
+        </w:rPr>
+        <w:t>ésre kerültek,</w:t>
+      </w:r>
+      <w:r>
+        <w:rPr>
+          <w:rFonts w:cs="Times New Roman"/>
+          <w:color w:val="156082" w:themeColor="accent1"/>
+          <w:sz w:val="26"/>
+          <w:szCs w:val="26"/>
+        </w:rPr>
+        <w:t xml:space="preserve"> két külön szekcióra </w:t>
+      </w:r>
+      <w:r>
+        <w:rPr>
+          <w:rFonts w:cs="Times New Roman"/>
+          <w:color w:val="156082" w:themeColor="accent1"/>
+          <w:sz w:val="26"/>
+          <w:szCs w:val="26"/>
+        </w:rPr>
+        <w:t>lettek osztva</w:t>
+      </w:r>
+      <w:r>
+        <w:rPr>
+          <w:rFonts w:cs="Times New Roman"/>
+          <w:color w:val="156082" w:themeColor="accent1"/>
+          <w:sz w:val="26"/>
+          <w:szCs w:val="26"/>
+        </w:rPr>
+        <w:t>,</w:t>
+      </w:r>
+      <w:r>
+        <w:rPr>
+          <w:rFonts w:cs="Times New Roman"/>
+          <w:color w:val="156082" w:themeColor="accent1"/>
+          <w:sz w:val="26"/>
+          <w:szCs w:val="26"/>
+        </w:rPr>
+        <w:t xml:space="preserve"> mint User (</w:t>
+      </w:r>
+      <w:r>
+        <w:rPr>
+          <w:rFonts w:cs="Times New Roman"/>
+          <w:color w:val="156082" w:themeColor="accent1"/>
+          <w:sz w:val="26"/>
+          <w:szCs w:val="26"/>
+        </w:rPr>
+        <w:t xml:space="preserve">egyszerű </w:t>
+      </w:r>
+      <w:r>
+        <w:rPr>
+          <w:rFonts w:cs="Times New Roman"/>
+          <w:color w:val="156082" w:themeColor="accent1"/>
+          <w:sz w:val="26"/>
+          <w:szCs w:val="26"/>
+        </w:rPr>
+        <w:t>felha</w:t>
       </w:r>
       <w:r>
         <w:rPr>
@@ -5235,8 +6161,7 @@
           <w:sz w:val="26"/>
           <w:szCs w:val="26"/>
         </w:rPr>
-        <w:lastRenderedPageBreak/>
-        <w:t>De hogy pontosan szétszedve milyen funkciókat valósítottam meg:</w:t>
+        <w:t xml:space="preserve">Lebontva pedig ezek a funkciók lépnek életbe: </w:t>
       </w:r>
     </w:p>
     <w:p>
@@ -5449,6 +6374,7 @@
           <w:sz w:val="26"/>
           <w:szCs w:val="26"/>
         </w:rPr>
+        <w:lastRenderedPageBreak/>
         <w:t>„</w:t>
       </w:r>
       <w:r>
@@ -5532,6 +6458,73 @@
       </w:pPr>
       <w:r>
         <w:rPr>
+          <w:noProof/>
+        </w:rPr>
+        <w:drawing>
+          <wp:anchor distT="0" distB="0" distL="114300" distR="114300" simplePos="0" relativeHeight="251665408" behindDoc="0" locked="0" layoutInCell="1" allowOverlap="1" wp14:anchorId="40F29F69" wp14:editId="089E5C93">
+            <wp:simplePos x="0" y="0"/>
+            <wp:positionH relativeFrom="margin">
+              <wp:posOffset>-359410</wp:posOffset>
+            </wp:positionH>
+            <wp:positionV relativeFrom="paragraph">
+              <wp:posOffset>494030</wp:posOffset>
+            </wp:positionV>
+            <wp:extent cx="6748145" cy="1638300"/>
+            <wp:effectExtent l="0" t="0" r="0" b="0"/>
+            <wp:wrapSquare wrapText="bothSides"/>
+            <wp:docPr id="1330167922" name="Kép 16"/>
+            <wp:cNvGraphicFramePr>
+              <a:graphicFrameLocks xmlns:a="http://schemas.openxmlformats.org/drawingml/2006/main" noChangeAspect="1"/>
+            </wp:cNvGraphicFramePr>
+            <a:graphic xmlns:a="http://schemas.openxmlformats.org/drawingml/2006/main">
+              <a:graphicData uri="http://schemas.openxmlformats.org/drawingml/2006/picture">
+                <pic:pic xmlns:pic="http://schemas.openxmlformats.org/drawingml/2006/picture">
+                  <pic:nvPicPr>
+                    <pic:cNvPr id="0" name="Picture 16"/>
+                    <pic:cNvPicPr>
+                      <a:picLocks noChangeAspect="1" noChangeArrowheads="1"/>
+                    </pic:cNvPicPr>
+                  </pic:nvPicPr>
+                  <pic:blipFill>
+                    <a:blip r:embed="rId27">
+                      <a:extLst>
+                        <a:ext uri="{28A0092B-C50C-407E-A947-70E740481C1C}">
+                          <a14:useLocalDpi xmlns:a14="http://schemas.microsoft.com/office/drawing/2010/main" val="0"/>
+                        </a:ext>
+                      </a:extLst>
+                    </a:blip>
+                    <a:srcRect/>
+                    <a:stretch>
+                      <a:fillRect/>
+                    </a:stretch>
+                  </pic:blipFill>
+                  <pic:spPr bwMode="auto">
+                    <a:xfrm>
+                      <a:off x="0" y="0"/>
+                      <a:ext cx="6748145" cy="1638300"/>
+                    </a:xfrm>
+                    <a:prstGeom prst="rect">
+                      <a:avLst/>
+                    </a:prstGeom>
+                    <a:noFill/>
+                    <a:ln>
+                      <a:noFill/>
+                    </a:ln>
+                  </pic:spPr>
+                </pic:pic>
+              </a:graphicData>
+            </a:graphic>
+            <wp14:sizeRelH relativeFrom="margin">
+              <wp14:pctWidth>0</wp14:pctWidth>
+            </wp14:sizeRelH>
+            <wp14:sizeRelV relativeFrom="margin">
+              <wp14:pctHeight>0</wp14:pctHeight>
+            </wp14:sizeRelV>
+          </wp:anchor>
+        </w:drawing>
+      </w:r>
+      <w:r>
+        <w:rPr>
           <w:rFonts w:cs="Times New Roman"/>
           <w:color w:val="156082" w:themeColor="accent1"/>
           <w:sz w:val="26"/>
@@ -5611,6 +6604,17 @@
         </w:rPr>
         <w:t>)</w:t>
       </w:r>
+    </w:p>
+    <w:p>
+      <w:pPr>
+        <w:spacing w:before="60" w:after="60"/>
+        <w:rPr>
+          <w:rFonts w:cs="Times New Roman"/>
+          <w:color w:val="156082" w:themeColor="accent1"/>
+          <w:sz w:val="26"/>
+          <w:szCs w:val="26"/>
+        </w:rPr>
+      </w:pPr>
     </w:p>
     <w:p>
       <w:pPr>
@@ -6368,6 +7372,7 @@
           <w:sz w:val="26"/>
           <w:szCs w:val="26"/>
         </w:rPr>
+        <w:lastRenderedPageBreak/>
         <w:t>„get id” Lekéri az adatokat azonosító alapján (Admin)</w:t>
       </w:r>
     </w:p>
@@ -6542,6 +7547,73 @@
         </w:rPr>
         <w:t>„delete id” Azonosító alapján való szűrés majd törlés (Admin)</w:t>
       </w:r>
+      <w:r>
+        <w:rPr>
+          <w:rFonts w:cs="Times New Roman"/>
+          <w:noProof/>
+          <w:color w:val="156082" w:themeColor="accent1"/>
+          <w:sz w:val="26"/>
+          <w:szCs w:val="26"/>
+        </w:rPr>
+        <w:t xml:space="preserve"> </w:t>
+      </w:r>
+      <w:r>
+        <w:rPr>
+          <w:rFonts w:cs="Times New Roman"/>
+          <w:noProof/>
+          <w:color w:val="156082" w:themeColor="accent1"/>
+          <w:sz w:val="26"/>
+          <w:szCs w:val="26"/>
+        </w:rPr>
+        <w:drawing>
+          <wp:inline distT="0" distB="0" distL="0" distR="0" wp14:anchorId="793F47EC" wp14:editId="01E029EC">
+            <wp:extent cx="5748655" cy="1677670"/>
+            <wp:effectExtent l="0" t="0" r="4445" b="0"/>
+            <wp:docPr id="1242330403" name="Kép 18" descr="A képen szöveg, képernyőkép, szám, Betűtípus látható&#10;&#10;Előfordulhat, hogy a mesterséges intelligencia által létrehozott tartalom helytelen."/>
+            <wp:cNvGraphicFramePr>
+              <a:graphicFrameLocks xmlns:a="http://schemas.openxmlformats.org/drawingml/2006/main" noChangeAspect="1"/>
+            </wp:cNvGraphicFramePr>
+            <a:graphic xmlns:a="http://schemas.openxmlformats.org/drawingml/2006/main">
+              <a:graphicData uri="http://schemas.openxmlformats.org/drawingml/2006/picture">
+                <pic:pic xmlns:pic="http://schemas.openxmlformats.org/drawingml/2006/picture">
+                  <pic:nvPicPr>
+                    <pic:cNvPr id="1242330403" name="Kép 18" descr="A képen szöveg, képernyőkép, szám, Betűtípus látható&#10;&#10;Előfordulhat, hogy a mesterséges intelligencia által létrehozott tartalom helytelen."/>
+                    <pic:cNvPicPr>
+                      <a:picLocks noChangeAspect="1" noChangeArrowheads="1"/>
+                    </pic:cNvPicPr>
+                  </pic:nvPicPr>
+                  <pic:blipFill>
+                    <a:blip r:embed="rId28">
+                      <a:extLst>
+                        <a:ext uri="{28A0092B-C50C-407E-A947-70E740481C1C}">
+                          <a14:useLocalDpi xmlns:a14="http://schemas.microsoft.com/office/drawing/2010/main" val="0"/>
+                        </a:ext>
+                      </a:extLst>
+                    </a:blip>
+                    <a:srcRect/>
+                    <a:stretch>
+                      <a:fillRect/>
+                    </a:stretch>
+                  </pic:blipFill>
+                  <pic:spPr bwMode="auto">
+                    <a:xfrm>
+                      <a:off x="0" y="0"/>
+                      <a:ext cx="5748655" cy="1677670"/>
+                    </a:xfrm>
+                    <a:prstGeom prst="rect">
+                      <a:avLst/>
+                    </a:prstGeom>
+                    <a:noFill/>
+                    <a:ln>
+                      <a:noFill/>
+                    </a:ln>
+                  </pic:spPr>
+                </pic:pic>
+              </a:graphicData>
+            </a:graphic>
+          </wp:inline>
+        </w:drawing>
+      </w:r>
     </w:p>
     <w:p>
       <w:pPr>
@@ -7203,17 +8275,6 @@
     </w:p>
     <w:p>
       <w:pPr>
-        <w:spacing w:before="60" w:after="60"/>
-        <w:rPr>
-          <w:rFonts w:cs="Times New Roman"/>
-          <w:color w:val="156082" w:themeColor="accent1"/>
-          <w:sz w:val="26"/>
-          <w:szCs w:val="26"/>
-        </w:rPr>
-      </w:pPr>
-    </w:p>
-    <w:p>
-      <w:pPr>
         <w:pStyle w:val="Cmsor2"/>
       </w:pPr>
       <w:r>
@@ -7397,6 +8458,16 @@
         </w:rPr>
         <w:t xml:space="preserve"> adat felvitele (Admin)</w:t>
       </w:r>
+      <w:r>
+        <w:rPr>
+          <w:rFonts w:cs="Times New Roman"/>
+          <w:noProof/>
+          <w:color w:val="156082" w:themeColor="accent1"/>
+          <w:sz w:val="26"/>
+          <w:szCs w:val="26"/>
+        </w:rPr>
+        <w:t xml:space="preserve"> </w:t>
+      </w:r>
     </w:p>
     <w:p>
       <w:pPr>
@@ -7517,6 +8588,16 @@
         </w:rPr>
         <w:t xml:space="preserve"> adott típusokat szobák szerint szűri (User, Admin)</w:t>
       </w:r>
+      <w:r>
+        <w:rPr>
+          <w:rFonts w:cs="Times New Roman"/>
+          <w:noProof/>
+          <w:color w:val="156082" w:themeColor="accent1"/>
+          <w:sz w:val="26"/>
+          <w:szCs w:val="26"/>
+        </w:rPr>
+        <w:t xml:space="preserve"> </w:t>
+      </w:r>
     </w:p>
     <w:p>
       <w:pPr>
@@ -7552,6 +8633,63 @@
           <w:szCs w:val="26"/>
         </w:rPr>
       </w:pPr>
+      <w:r>
+        <w:rPr>
+          <w:rFonts w:cs="Times New Roman"/>
+          <w:noProof/>
+          <w:color w:val="156082" w:themeColor="accent1"/>
+          <w:sz w:val="26"/>
+          <w:szCs w:val="26"/>
+        </w:rPr>
+        <w:drawing>
+          <wp:inline distT="0" distB="0" distL="0" distR="0" wp14:anchorId="264C40B9" wp14:editId="20AD6407">
+            <wp:extent cx="6163441" cy="2067339"/>
+            <wp:effectExtent l="0" t="0" r="0" b="9525"/>
+            <wp:docPr id="293046354" name="Kép 17" descr="A képen szöveg, képernyőkép, szám, Betűtípus látható&#10;&#10;Előfordulhat, hogy a mesterséges intelligencia által létrehozott tartalom helytelen."/>
+            <wp:cNvGraphicFramePr>
+              <a:graphicFrameLocks xmlns:a="http://schemas.openxmlformats.org/drawingml/2006/main" noChangeAspect="1"/>
+            </wp:cNvGraphicFramePr>
+            <a:graphic xmlns:a="http://schemas.openxmlformats.org/drawingml/2006/main">
+              <a:graphicData uri="http://schemas.openxmlformats.org/drawingml/2006/picture">
+                <pic:pic xmlns:pic="http://schemas.openxmlformats.org/drawingml/2006/picture">
+                  <pic:nvPicPr>
+                    <pic:cNvPr id="293046354" name="Kép 17" descr="A képen szöveg, képernyőkép, szám, Betűtípus látható&#10;&#10;Előfordulhat, hogy a mesterséges intelligencia által létrehozott tartalom helytelen."/>
+                    <pic:cNvPicPr>
+                      <a:picLocks noChangeAspect="1" noChangeArrowheads="1"/>
+                    </pic:cNvPicPr>
+                  </pic:nvPicPr>
+                  <pic:blipFill>
+                    <a:blip r:embed="rId29">
+                      <a:extLst>
+                        <a:ext uri="{28A0092B-C50C-407E-A947-70E740481C1C}">
+                          <a14:useLocalDpi xmlns:a14="http://schemas.microsoft.com/office/drawing/2010/main" val="0"/>
+                        </a:ext>
+                      </a:extLst>
+                    </a:blip>
+                    <a:srcRect/>
+                    <a:stretch>
+                      <a:fillRect/>
+                    </a:stretch>
+                  </pic:blipFill>
+                  <pic:spPr bwMode="auto">
+                    <a:xfrm>
+                      <a:off x="0" y="0"/>
+                      <a:ext cx="6264782" cy="2101331"/>
+                    </a:xfrm>
+                    <a:prstGeom prst="rect">
+                      <a:avLst/>
+                    </a:prstGeom>
+                    <a:noFill/>
+                    <a:ln>
+                      <a:noFill/>
+                    </a:ln>
+                  </pic:spPr>
+                </pic:pic>
+              </a:graphicData>
+            </a:graphic>
+          </wp:inline>
+        </w:drawing>
+      </w:r>
     </w:p>
     <w:p>
       <w:pPr>
@@ -7852,6 +8990,86 @@
     <w:p>
       <w:pPr>
         <w:spacing w:before="60" w:after="60"/>
+        <w:ind w:left="1080"/>
+        <w:rPr>
+          <w:rFonts w:cs="Times New Roman"/>
+          <w:color w:val="156082" w:themeColor="accent1"/>
+          <w:sz w:val="26"/>
+          <w:szCs w:val="26"/>
+        </w:rPr>
+      </w:pPr>
+    </w:p>
+    <w:p>
+      <w:pPr>
+        <w:spacing w:before="60" w:after="60"/>
+        <w:rPr>
+          <w:rFonts w:cs="Times New Roman"/>
+          <w:color w:val="156082" w:themeColor="accent1"/>
+          <w:sz w:val="26"/>
+          <w:szCs w:val="26"/>
+        </w:rPr>
+      </w:pPr>
+      <w:r>
+        <w:rPr>
+          <w:rFonts w:cs="Times New Roman"/>
+          <w:noProof/>
+          <w:color w:val="156082" w:themeColor="accent1"/>
+          <w:sz w:val="26"/>
+          <w:szCs w:val="26"/>
+        </w:rPr>
+        <w:drawing>
+          <wp:inline distT="0" distB="0" distL="0" distR="0" wp14:anchorId="20C099FB" wp14:editId="1B3707EC">
+            <wp:extent cx="5756910" cy="1478915"/>
+            <wp:effectExtent l="0" t="0" r="0" b="6985"/>
+            <wp:docPr id="1385182504" name="Kép 27"/>
+            <wp:cNvGraphicFramePr>
+              <a:graphicFrameLocks xmlns:a="http://schemas.openxmlformats.org/drawingml/2006/main" noChangeAspect="1"/>
+            </wp:cNvGraphicFramePr>
+            <a:graphic xmlns:a="http://schemas.openxmlformats.org/drawingml/2006/main">
+              <a:graphicData uri="http://schemas.openxmlformats.org/drawingml/2006/picture">
+                <pic:pic xmlns:pic="http://schemas.openxmlformats.org/drawingml/2006/picture">
+                  <pic:nvPicPr>
+                    <pic:cNvPr id="0" name="Picture 27"/>
+                    <pic:cNvPicPr>
+                      <a:picLocks noChangeAspect="1" noChangeArrowheads="1"/>
+                    </pic:cNvPicPr>
+                  </pic:nvPicPr>
+                  <pic:blipFill>
+                    <a:blip r:embed="rId30">
+                      <a:extLst>
+                        <a:ext uri="{28A0092B-C50C-407E-A947-70E740481C1C}">
+                          <a14:useLocalDpi xmlns:a14="http://schemas.microsoft.com/office/drawing/2010/main" val="0"/>
+                        </a:ext>
+                      </a:extLst>
+                    </a:blip>
+                    <a:srcRect/>
+                    <a:stretch>
+                      <a:fillRect/>
+                    </a:stretch>
+                  </pic:blipFill>
+                  <pic:spPr bwMode="auto">
+                    <a:xfrm>
+                      <a:off x="0" y="0"/>
+                      <a:ext cx="5756910" cy="1478915"/>
+                    </a:xfrm>
+                    <a:prstGeom prst="rect">
+                      <a:avLst/>
+                    </a:prstGeom>
+                    <a:noFill/>
+                    <a:ln>
+                      <a:noFill/>
+                    </a:ln>
+                  </pic:spPr>
+                </pic:pic>
+              </a:graphicData>
+            </a:graphic>
+          </wp:inline>
+        </w:drawing>
+      </w:r>
+    </w:p>
+    <w:p>
+      <w:pPr>
+        <w:spacing w:before="60" w:after="60"/>
         <w:rPr>
           <w:rFonts w:cs="Times New Roman"/>
           <w:color w:val="156082" w:themeColor="accent1"/>
@@ -7865,6 +9083,7 @@
         <w:pStyle w:val="Cmsor2"/>
       </w:pPr>
       <w:r>
+        <w:lastRenderedPageBreak/>
         <w:t>Tervek</w:t>
       </w:r>
     </w:p>
@@ -8223,6 +9442,96 @@
           <w:szCs w:val="26"/>
         </w:rPr>
         <w:t>„delete id” Azonosító alapján törli az adott tervet. (Admin)</w:t>
+      </w:r>
+      <w:r>
+        <w:rPr>
+          <w:rFonts w:cs="Times New Roman"/>
+          <w:noProof/>
+          <w:color w:val="156082" w:themeColor="accent1"/>
+          <w:sz w:val="26"/>
+          <w:szCs w:val="26"/>
+        </w:rPr>
+        <w:t xml:space="preserve"> </w:t>
+      </w:r>
+    </w:p>
+    <w:p>
+      <w:pPr>
+        <w:spacing w:before="60" w:after="60"/>
+        <w:ind w:left="1440"/>
+        <w:rPr>
+          <w:rFonts w:cs="Times New Roman"/>
+          <w:color w:val="156082" w:themeColor="accent1"/>
+          <w:sz w:val="26"/>
+          <w:szCs w:val="26"/>
+        </w:rPr>
+      </w:pPr>
+    </w:p>
+    <w:p>
+      <w:pPr>
+        <w:spacing w:before="60" w:after="60"/>
+        <w:rPr>
+          <w:rFonts w:cs="Times New Roman"/>
+          <w:color w:val="156082" w:themeColor="accent1"/>
+          <w:sz w:val="26"/>
+          <w:szCs w:val="26"/>
+        </w:rPr>
+      </w:pPr>
+      <w:r>
+        <w:rPr>
+          <w:rFonts w:cs="Times New Roman"/>
+          <w:noProof/>
+          <w:color w:val="156082" w:themeColor="accent1"/>
+          <w:sz w:val="26"/>
+          <w:szCs w:val="26"/>
+        </w:rPr>
+        <w:drawing>
+          <wp:inline distT="0" distB="0" distL="0" distR="0" wp14:anchorId="49AEDA3E" wp14:editId="34A3934F">
+            <wp:extent cx="6461992" cy="1892410"/>
+            <wp:effectExtent l="0" t="0" r="0" b="0"/>
+            <wp:docPr id="33503489" name="Kép 19" descr="A képen szöveg, képernyőkép, szám, Betűtípus látható&#10;&#10;Előfordulhat, hogy a mesterséges intelligencia által létrehozott tartalom helytelen."/>
+            <wp:cNvGraphicFramePr>
+              <a:graphicFrameLocks xmlns:a="http://schemas.openxmlformats.org/drawingml/2006/main" noChangeAspect="1"/>
+            </wp:cNvGraphicFramePr>
+            <a:graphic xmlns:a="http://schemas.openxmlformats.org/drawingml/2006/main">
+              <a:graphicData uri="http://schemas.openxmlformats.org/drawingml/2006/picture">
+                <pic:pic xmlns:pic="http://schemas.openxmlformats.org/drawingml/2006/picture">
+                  <pic:nvPicPr>
+                    <pic:cNvPr id="33503489" name="Kép 19" descr="A képen szöveg, képernyőkép, szám, Betűtípus látható&#10;&#10;Előfordulhat, hogy a mesterséges intelligencia által létrehozott tartalom helytelen."/>
+                    <pic:cNvPicPr>
+                      <a:picLocks noChangeAspect="1" noChangeArrowheads="1"/>
+                    </pic:cNvPicPr>
+                  </pic:nvPicPr>
+                  <pic:blipFill>
+                    <a:blip r:embed="rId31">
+                      <a:extLst>
+                        <a:ext uri="{28A0092B-C50C-407E-A947-70E740481C1C}">
+                          <a14:useLocalDpi xmlns:a14="http://schemas.microsoft.com/office/drawing/2010/main" val="0"/>
+                        </a:ext>
+                      </a:extLst>
+                    </a:blip>
+                    <a:srcRect/>
+                    <a:stretch>
+                      <a:fillRect/>
+                    </a:stretch>
+                  </pic:blipFill>
+                  <pic:spPr bwMode="auto">
+                    <a:xfrm>
+                      <a:off x="0" y="0"/>
+                      <a:ext cx="6470741" cy="1894972"/>
+                    </a:xfrm>
+                    <a:prstGeom prst="rect">
+                      <a:avLst/>
+                    </a:prstGeom>
+                    <a:noFill/>
+                    <a:ln>
+                      <a:noFill/>
+                    </a:ln>
+                  </pic:spPr>
+                </pic:pic>
+              </a:graphicData>
+            </a:graphic>
+          </wp:inline>
+        </w:drawing>
       </w:r>
     </w:p>
     <w:p>
@@ -8302,7 +9611,6 @@
           <w:sz w:val="26"/>
           <w:szCs w:val="26"/>
         </w:rPr>
-        <w:lastRenderedPageBreak/>
         <w:t xml:space="preserve">„get” </w:t>
       </w:r>
       <w:r>
@@ -8812,7 +10120,17 @@
           <w:sz w:val="26"/>
           <w:szCs w:val="26"/>
         </w:rPr>
-        <w:t xml:space="preserve"> alkalmaz</w:t>
+        <w:t xml:space="preserve"> </w:t>
+      </w:r>
+      <w:r>
+        <w:rPr>
+          <w:rFonts w:cs="Times New Roman"/>
+          <w:color w:val="156082" w:themeColor="accent1"/>
+          <w:sz w:val="26"/>
+          <w:szCs w:val="26"/>
+        </w:rPr>
+        <w:lastRenderedPageBreak/>
+        <w:t>alkalmaz</w:t>
       </w:r>
       <w:r>
         <w:rPr>
@@ -9558,16 +10876,7 @@
           <w:sz w:val="26"/>
           <w:szCs w:val="26"/>
         </w:rPr>
-        <w:t xml:space="preserve"> </w:t>
-      </w:r>
-      <w:r>
-        <w:rPr>
-          <w:rFonts w:cs="Times New Roman"/>
-          <w:color w:val="156082" w:themeColor="accent1"/>
-          <w:sz w:val="26"/>
-          <w:szCs w:val="26"/>
-        </w:rPr>
-        <w:t>(User és admin)</w:t>
+        <w:t xml:space="preserve"> (User és admin)</w:t>
       </w:r>
     </w:p>
     <w:p>
@@ -9898,6 +11207,12 @@
           <w:sz w:val="22"/>
           <w:szCs w:val="22"/>
         </w:rPr>
+      </w:pPr>
+    </w:p>
+    <w:p>
+      <w:pPr>
+        <w:pStyle w:val="Cmsor1"/>
+        <w:jc w:val="center"/>
       </w:pPr>
     </w:p>
     <w:p>
@@ -10027,7 +11342,7 @@
                     </pic:cNvPicPr>
                   </pic:nvPicPr>
                   <pic:blipFill>
-                    <a:blip r:embed="rId16">
+                    <a:blip r:embed="rId32">
                       <a:extLst>
                         <a:ext uri="{28A0092B-C50C-407E-A947-70E740481C1C}">
                           <a14:useLocalDpi xmlns:a14="http://schemas.microsoft.com/office/drawing/2010/main" val="0"/>
@@ -10096,7 +11411,7 @@
                     <pic:cNvPicPr/>
                   </pic:nvPicPr>
                   <pic:blipFill>
-                    <a:blip r:embed="rId17">
+                    <a:blip r:embed="rId33">
                       <a:extLst>
                         <a:ext uri="{28A0092B-C50C-407E-A947-70E740481C1C}">
                           <a14:useLocalDpi xmlns:a14="http://schemas.microsoft.com/office/drawing/2010/main" val="0"/>
@@ -10189,7 +11504,6 @@
           <w:sz w:val="26"/>
           <w:szCs w:val="26"/>
         </w:rPr>
-        <w:lastRenderedPageBreak/>
         <w:t>(~`! @#$%^&amp;*()_-+={[}]|\:;"'&lt;,&gt;.?/)</w:t>
       </w:r>
       <w:r>
@@ -10386,7 +11700,7 @@
           <w:szCs w:val="22"/>
         </w:rPr>
         <w:drawing>
-          <wp:inline distT="0" distB="0" distL="0" distR="0" wp14:anchorId="236CFAA3" wp14:editId="71E22B6A">
+          <wp:inline distT="0" distB="0" distL="0" distR="0" wp14:anchorId="236CFAA3" wp14:editId="337F9D2D">
             <wp:extent cx="5756910" cy="3057525"/>
             <wp:effectExtent l="0" t="0" r="0" b="9525"/>
             <wp:docPr id="133685835" name="Kép 8"/>
@@ -10403,7 +11717,7 @@
                     </pic:cNvPicPr>
                   </pic:nvPicPr>
                   <pic:blipFill>
-                    <a:blip r:embed="rId18" cstate="print">
+                    <a:blip r:embed="rId34" cstate="print">
                       <a:extLst>
                         <a:ext uri="{28A0092B-C50C-407E-A947-70E740481C1C}">
                           <a14:useLocalDpi xmlns:a14="http://schemas.microsoft.com/office/drawing/2010/main" val="0"/>
@@ -10544,7 +11858,7 @@
         </w:rPr>
         <w:lastRenderedPageBreak/>
         <w:drawing>
-          <wp:inline distT="0" distB="0" distL="0" distR="0" wp14:anchorId="095C9FAE" wp14:editId="70D68CBD">
+          <wp:inline distT="0" distB="0" distL="0" distR="0" wp14:anchorId="095C9FAE" wp14:editId="2968C5F9">
             <wp:extent cx="5828647" cy="3087015"/>
             <wp:effectExtent l="0" t="0" r="1270" b="0"/>
             <wp:docPr id="1755137554" name="Kép 7"/>
@@ -10561,7 +11875,7 @@
                     </pic:cNvPicPr>
                   </pic:nvPicPr>
                   <pic:blipFill>
-                    <a:blip r:embed="rId19" cstate="print">
+                    <a:blip r:embed="rId35" cstate="print">
                       <a:extLst>
                         <a:ext uri="{28A0092B-C50C-407E-A947-70E740481C1C}">
                           <a14:useLocalDpi xmlns:a14="http://schemas.microsoft.com/office/drawing/2010/main" val="0"/>
@@ -10770,7 +12084,7 @@
         </w:rPr>
         <w:t xml:space="preserve">Firebase: </w:t>
       </w:r>
-      <w:hyperlink r:id="rId20" w:history="1">
+      <w:hyperlink r:id="rId36" w:history="1">
         <w:r>
           <w:rPr>
             <w:rStyle w:val="Hiperhivatkozs"/>
@@ -10810,7 +12124,7 @@
         </w:rPr>
         <w:t xml:space="preserve">.NET: </w:t>
       </w:r>
-      <w:hyperlink r:id="rId21" w:history="1">
+      <w:hyperlink r:id="rId37" w:history="1">
         <w:r>
           <w:rPr>
             <w:rStyle w:val="Hiperhivatkozs"/>
@@ -10850,7 +12164,7 @@
         </w:rPr>
         <w:t xml:space="preserve">MySQL: </w:t>
       </w:r>
-      <w:hyperlink r:id="rId22" w:history="1">
+      <w:hyperlink r:id="rId38" w:history="1">
         <w:r>
           <w:rPr>
             <w:rStyle w:val="Hiperhivatkozs"/>
@@ -10890,7 +12204,7 @@
         </w:rPr>
         <w:t xml:space="preserve">phpMyAdmin: </w:t>
       </w:r>
-      <w:hyperlink r:id="rId23" w:history="1">
+      <w:hyperlink r:id="rId39" w:history="1">
         <w:r>
           <w:rPr>
             <w:rStyle w:val="Hiperhivatkozs"/>
@@ -10930,7 +12244,7 @@
         </w:rPr>
         <w:t xml:space="preserve">GitHub: </w:t>
       </w:r>
-      <w:hyperlink r:id="rId24" w:history="1">
+      <w:hyperlink r:id="rId40" w:history="1">
         <w:r>
           <w:rPr>
             <w:rStyle w:val="Hiperhivatkozs"/>
@@ -10970,7 +12284,7 @@
         </w:rPr>
         <w:t xml:space="preserve">C#: </w:t>
       </w:r>
-      <w:hyperlink r:id="rId25" w:history="1">
+      <w:hyperlink r:id="rId41" w:history="1">
         <w:r>
           <w:rPr>
             <w:rStyle w:val="Hiperhivatkozs"/>
@@ -11030,7 +12344,7 @@
           <w:sz w:val="22"/>
           <w:szCs w:val="22"/>
         </w:rPr>
-        <w:t xml:space="preserve">Bootstrap kép: </w:t>
+        <w:t>VS Code vs VS 22</w:t>
       </w:r>
       <w:r>
         <w:rPr>
@@ -11039,7 +12353,27 @@
           <w:sz w:val="22"/>
           <w:szCs w:val="22"/>
         </w:rPr>
-        <w:t>https://getbootstrap.com/</w:t>
+        <w:t xml:space="preserve"> kép: </w:t>
+      </w:r>
+      <w:hyperlink r:id="rId42" w:history="1">
+        <w:r>
+          <w:rPr>
+            <w:rStyle w:val="Hiperhivatkozs"/>
+            <w:rFonts w:cs="Times New Roman"/>
+            <w:sz w:val="22"/>
+            <w:szCs w:val="22"/>
+          </w:rPr>
+          <w:t>https://codeop.tech/visual-studio-vs-visual-studio-code-whats-the-difference/</w:t>
+        </w:r>
+      </w:hyperlink>
+      <w:r>
+        <w:rPr>
+          <w:rFonts w:cs="Times New Roman"/>
+          <w:color w:val="156082" w:themeColor="accent1"/>
+          <w:sz w:val="22"/>
+          <w:szCs w:val="22"/>
+        </w:rPr>
+        <w:t xml:space="preserve"> - 2025.04.03</w:t>
       </w:r>
     </w:p>
     <w:p>
@@ -18328,6 +19662,7 @@
   <w:style w:type="character" w:default="1" w:styleId="Bekezdsalapbettpusa">
     <w:name w:val="Default Paragraph Font"/>
     <w:uiPriority w:val="1"/>
+    <w:semiHidden/>
     <w:unhideWhenUsed/>
   </w:style>
   <w:style w:type="table" w:default="1" w:styleId="Normltblzat">

--- a/Lakberendezés_Dokumentum.docx
+++ b/Lakberendezés_Dokumentum.docx
@@ -1180,7 +1180,25 @@
               <w:sz w:val="28"/>
               <w:szCs w:val="28"/>
             </w:rPr>
-            <w:t>megtervezhetjük a leendő álomszobánkat.</w:t>
+            <w:t>megtervezhetjük</w:t>
+          </w:r>
+          <w:r>
+            <w:rPr>
+              <w:rFonts w:cs="Times New Roman"/>
+              <w:color w:val="156082" w:themeColor="accent1"/>
+              <w:sz w:val="28"/>
+              <w:szCs w:val="28"/>
+            </w:rPr>
+            <w:t xml:space="preserve"> </w:t>
+          </w:r>
+          <w:r>
+            <w:rPr>
+              <w:rFonts w:cs="Times New Roman"/>
+              <w:color w:val="156082" w:themeColor="accent1"/>
+              <w:sz w:val="28"/>
+              <w:szCs w:val="28"/>
+            </w:rPr>
+            <w:t>leendő álomszobánkat.</w:t>
           </w:r>
         </w:p>
         <w:p>
@@ -1227,7 +1245,43 @@
               <w:sz w:val="28"/>
               <w:szCs w:val="28"/>
             </w:rPr>
-            <w:t xml:space="preserve">különböző szobákat, és a számtalan bútort, de ezek segítségéhez </w:t>
+            <w:t xml:space="preserve">különböző szobákat, és a </w:t>
+          </w:r>
+          <w:r>
+            <w:rPr>
+              <w:rFonts w:cs="Times New Roman"/>
+              <w:color w:val="156082" w:themeColor="accent1"/>
+              <w:sz w:val="28"/>
+              <w:szCs w:val="28"/>
+            </w:rPr>
+            <w:t xml:space="preserve">megannyi </w:t>
+          </w:r>
+          <w:r>
+            <w:rPr>
+              <w:rFonts w:cs="Times New Roman"/>
+              <w:color w:val="156082" w:themeColor="accent1"/>
+              <w:sz w:val="28"/>
+              <w:szCs w:val="28"/>
+            </w:rPr>
+            <w:t xml:space="preserve"> bútort, de ezek </w:t>
+          </w:r>
+          <w:r>
+            <w:rPr>
+              <w:rFonts w:cs="Times New Roman"/>
+              <w:color w:val="156082" w:themeColor="accent1"/>
+              <w:sz w:val="28"/>
+              <w:szCs w:val="28"/>
+            </w:rPr>
+            <w:t>megvalósításához</w:t>
+          </w:r>
+          <w:r>
+            <w:rPr>
+              <w:rFonts w:cs="Times New Roman"/>
+              <w:color w:val="156082" w:themeColor="accent1"/>
+              <w:sz w:val="28"/>
+              <w:szCs w:val="28"/>
+            </w:rPr>
+            <w:t xml:space="preserve"> </w:t>
           </w:r>
           <w:r>
             <w:rPr>
@@ -1299,7 +1353,7 @@
               <w:sz w:val="28"/>
               <w:szCs w:val="28"/>
             </w:rPr>
-            <w:t xml:space="preserve"> amikről </w:t>
+            <w:t xml:space="preserve"> amikről</w:t>
           </w:r>
           <w:r>
             <w:rPr>
@@ -1308,7 +1362,7 @@
               <w:sz w:val="28"/>
               <w:szCs w:val="28"/>
             </w:rPr>
-            <w:t>a k</w:t>
+            <w:t xml:space="preserve"> </w:t>
           </w:r>
           <w:r>
             <w:rPr>
@@ -1317,25 +1371,7 @@
               <w:sz w:val="28"/>
               <w:szCs w:val="28"/>
             </w:rPr>
-            <w:t>é</w:t>
-          </w:r>
-          <w:r>
-            <w:rPr>
-              <w:rFonts w:cs="Times New Roman"/>
-              <w:color w:val="156082" w:themeColor="accent1"/>
-              <w:sz w:val="28"/>
-              <w:szCs w:val="28"/>
-            </w:rPr>
-            <w:t>ső</w:t>
-          </w:r>
-          <w:r>
-            <w:rPr>
-              <w:rFonts w:cs="Times New Roman"/>
-              <w:color w:val="156082" w:themeColor="accent1"/>
-              <w:sz w:val="28"/>
-              <w:szCs w:val="28"/>
-            </w:rPr>
-            <w:t>bbiekben</w:t>
+            <w:t>elsősorban</w:t>
           </w:r>
           <w:r>
             <w:rPr>
@@ -1438,7 +1474,25 @@
           <w:sz w:val="26"/>
           <w:szCs w:val="26"/>
         </w:rPr>
-        <w:t xml:space="preserve"> (REACT, Axios)</w:t>
+        <w:t xml:space="preserve"> (REACT, Axios</w:t>
+      </w:r>
+      <w:r>
+        <w:rPr>
+          <w:rFonts w:cs="Times New Roman"/>
+          <w:color w:val="156082" w:themeColor="accent1"/>
+          <w:sz w:val="26"/>
+          <w:szCs w:val="26"/>
+        </w:rPr>
+        <w:t>,Craco</w:t>
+      </w:r>
+      <w:r>
+        <w:rPr>
+          <w:rFonts w:cs="Times New Roman"/>
+          <w:color w:val="156082" w:themeColor="accent1"/>
+          <w:sz w:val="26"/>
+          <w:szCs w:val="26"/>
+        </w:rPr>
+        <w:t>)</w:t>
       </w:r>
     </w:p>
     <w:p>
@@ -1643,7 +1697,7 @@
           <w:sz w:val="26"/>
           <w:szCs w:val="26"/>
         </w:rPr>
-        <w:t>Visual Studio 2022, Visual Studio code, phpMyAdmin – XAMPP, Swagger, Trello, Github</w:t>
+        <w:t>Firebase</w:t>
       </w:r>
       <w:r>
         <w:rPr>
@@ -1661,16 +1715,16 @@
           <w:sz w:val="26"/>
           <w:szCs w:val="26"/>
         </w:rPr>
-        <w:t>Firebase</w:t>
-      </w:r>
-      <w:r>
-        <w:rPr>
-          <w:rFonts w:cs="Times New Roman"/>
-          <w:color w:val="156082" w:themeColor="accent1"/>
-          <w:sz w:val="26"/>
-          <w:szCs w:val="26"/>
-        </w:rPr>
-        <w:t>, Docker</w:t>
+        <w:t xml:space="preserve">Visual Studio 2022, Visual Studio code, phpMyAdmin – XAMPP, Swagger, </w:t>
+      </w:r>
+      <w:r>
+        <w:rPr>
+          <w:rFonts w:cs="Times New Roman"/>
+          <w:color w:val="156082" w:themeColor="accent1"/>
+          <w:sz w:val="26"/>
+          <w:szCs w:val="26"/>
+        </w:rPr>
+        <w:t>Docker</w:t>
       </w:r>
       <w:r>
         <w:rPr>
@@ -1680,6 +1734,24 @@
           <w:szCs w:val="26"/>
         </w:rPr>
         <w:t>, Railway, Cloudinary</w:t>
+      </w:r>
+      <w:r>
+        <w:rPr>
+          <w:rFonts w:cs="Times New Roman"/>
+          <w:color w:val="156082" w:themeColor="accent1"/>
+          <w:sz w:val="26"/>
+          <w:szCs w:val="26"/>
+        </w:rPr>
+        <w:t xml:space="preserve">, </w:t>
+      </w:r>
+      <w:r>
+        <w:rPr>
+          <w:rFonts w:cs="Times New Roman"/>
+          <w:color w:val="156082" w:themeColor="accent1"/>
+          <w:sz w:val="26"/>
+          <w:szCs w:val="26"/>
+        </w:rPr>
+        <w:t>Trello, Github</w:t>
       </w:r>
     </w:p>
     <w:p>
@@ -1817,7 +1889,39 @@
           <w:sz w:val="26"/>
           <w:szCs w:val="26"/>
         </w:rPr>
-        <w:t>A HTML és CSS a weboldalak alapvető építőelemei. A HTML (HyperText Markup Language) felelős a tartalom szerkezetéért, míg a CSS (Cascading Style Sheets) a megjelenésért. Együtt alkotják a webes felületek vizuális és strukturális alapjait.</w:t>
+        <w:t xml:space="preserve">A HTML és CSS a weboldalak alapvető építőelemei. A HTML (HyperText Markup Language) felelős a tartalom szerkezetéért, a CSS (Cascading Style Sheets) </w:t>
+      </w:r>
+      <w:r>
+        <w:rPr>
+          <w:color w:val="156082" w:themeColor="accent1"/>
+          <w:sz w:val="26"/>
+          <w:szCs w:val="26"/>
+        </w:rPr>
+        <w:t xml:space="preserve">pedig </w:t>
+      </w:r>
+      <w:r>
+        <w:rPr>
+          <w:color w:val="156082" w:themeColor="accent1"/>
+          <w:sz w:val="26"/>
+          <w:szCs w:val="26"/>
+        </w:rPr>
+        <w:t>a megjelenésért.</w:t>
+      </w:r>
+      <w:r>
+        <w:rPr>
+          <w:color w:val="156082" w:themeColor="accent1"/>
+          <w:sz w:val="26"/>
+          <w:szCs w:val="26"/>
+        </w:rPr>
+        <w:t xml:space="preserve"> Ezek ketten </w:t>
+      </w:r>
+      <w:r>
+        <w:rPr>
+          <w:color w:val="156082" w:themeColor="accent1"/>
+          <w:sz w:val="26"/>
+          <w:szCs w:val="26"/>
+        </w:rPr>
+        <w:t>alkotják a webes felületek vizuális és strukturális alapjait.</w:t>
       </w:r>
       <w:r>
         <w:rPr>
@@ -1833,7 +1937,7 @@
           <w:sz w:val="26"/>
           <w:szCs w:val="26"/>
         </w:rPr>
-        <w:t>A HTML segítségével definiáljuk az oldal elemeit - címeket, bekezdéseket, képeket, linkeket és űrlapokat.</w:t>
+        <w:t>A HTML segítségével definiáljuk az oldal elemeit - címeket, bekezdéseket, képeket, linkeket.</w:t>
       </w:r>
       <w:r>
         <w:rPr>
@@ -1849,79 +1953,7 @@
           <w:sz w:val="26"/>
           <w:szCs w:val="26"/>
         </w:rPr>
-        <w:t>A CSS ezeket az elemeket formázza, meghatározva a színeket, betűtípusokat, méreteket és elrendezést. Lehetővé teszi reszponzív tervezést, így az oldalak jól megjeleníthetők különböző méretű képernyőkön is.</w:t>
-      </w:r>
-      <w:r>
-        <w:rPr>
-          <w:color w:val="156082" w:themeColor="accent1"/>
-          <w:sz w:val="26"/>
-          <w:szCs w:val="26"/>
-        </w:rPr>
-        <w:t xml:space="preserve"> </w:t>
-      </w:r>
-      <w:r>
-        <w:rPr>
-          <w:color w:val="156082" w:themeColor="accent1"/>
-          <w:sz w:val="26"/>
-          <w:szCs w:val="26"/>
-        </w:rPr>
-        <w:t>A</w:t>
-      </w:r>
-      <w:r>
-        <w:rPr>
-          <w:color w:val="156082" w:themeColor="accent1"/>
-          <w:sz w:val="26"/>
-          <w:szCs w:val="26"/>
-        </w:rPr>
-        <w:t xml:space="preserve"> HTML és CSS</w:t>
-      </w:r>
-      <w:r>
-        <w:rPr>
-          <w:color w:val="156082" w:themeColor="accent1"/>
-          <w:sz w:val="26"/>
-          <w:szCs w:val="26"/>
-        </w:rPr>
-        <w:t xml:space="preserve"> együtt</w:t>
-      </w:r>
-      <w:r>
-        <w:rPr>
-          <w:color w:val="156082" w:themeColor="accent1"/>
-          <w:sz w:val="26"/>
-          <w:szCs w:val="26"/>
-        </w:rPr>
-        <w:t xml:space="preserve"> teszi </w:t>
-      </w:r>
-      <w:r>
-        <w:rPr>
-          <w:color w:val="156082" w:themeColor="accent1"/>
-          <w:sz w:val="26"/>
-          <w:szCs w:val="26"/>
-        </w:rPr>
-        <w:t xml:space="preserve">lehetővé </w:t>
-      </w:r>
-      <w:r>
-        <w:rPr>
-          <w:color w:val="156082" w:themeColor="accent1"/>
-          <w:sz w:val="26"/>
-          <w:szCs w:val="26"/>
-        </w:rPr>
-        <w:t>a komplex web</w:t>
-      </w:r>
-      <w:r>
-        <w:rPr>
-          <w:color w:val="156082" w:themeColor="accent1"/>
-          <w:sz w:val="26"/>
-          <w:szCs w:val="26"/>
-        </w:rPr>
-        <w:t xml:space="preserve">es alkalmazások </w:t>
-      </w:r>
-      <w:r>
-        <w:rPr>
-          <w:color w:val="156082" w:themeColor="accent1"/>
-          <w:sz w:val="26"/>
-          <w:szCs w:val="26"/>
-        </w:rPr>
-        <w:t>létrehozását. Bár ma már számos keretrendszer és könyvtár létezik webfejlesztéshez, a HTML és CSS ismerete továbbra is alapvető követelmény minden frontend fejlesztő számára.</w:t>
+        <w:t>A CSS ezeket az elemeket formázza, meghatározva a színeket, betűtípusokat, méreteket és elrendezést. Lehetővé teszi reszponzív tervezést, így az oldalak jól megjeleníthetők különböző méretű képernyőkön is. Bár ma már számos keretrendszer és könyvtár létezik webfejlesztéshez, a HTML és CSS ismerete továbbra is alapvető követelmény minden frontend fejlesztő számára.</w:t>
       </w:r>
     </w:p>
     <w:p>
@@ -2042,7 +2074,15 @@
           <w:sz w:val="26"/>
           <w:szCs w:val="26"/>
         </w:rPr>
-        <w:t xml:space="preserve"> - gombokat, navigációs sávokat, kártyákat, űrlapokat -, amelyek mind reszponzívak és könnyen </w:t>
+        <w:t xml:space="preserve">, </w:t>
+      </w:r>
+      <w:r>
+        <w:rPr>
+          <w:color w:val="156082" w:themeColor="accent1"/>
+          <w:sz w:val="26"/>
+          <w:szCs w:val="26"/>
+        </w:rPr>
+        <w:t xml:space="preserve">gombokat, navigációs sávokat, kártyákat, űrlapokat, amelyek mind reszponzívak és könnyen </w:t>
       </w:r>
       <w:r>
         <w:rPr>
@@ -2074,7 +2114,39 @@
           <w:sz w:val="26"/>
           <w:szCs w:val="26"/>
         </w:rPr>
-        <w:t xml:space="preserve"> rendszere lehetővé teszi a tartalom pontos elhelyezését különböző képernyőméretekhez, miközben a beépített segédosztályok egyszerűsítik a margók, paddingok és színek kezelését. Bár a Bootstrap főként CSS alapú, tartalmaz néhány JavaScript plugint is a komplexebb komponensek működtetéséhez. A keretrendszer különösen hasznos </w:t>
+        <w:t xml:space="preserve"> rendszere lehetővé teszi a tartalom pontos elhelyezését különböző képernyőméretekhez, miközben a beépített segédosztályok egyszerűsítik a margók, padding</w:t>
+      </w:r>
+      <w:r>
+        <w:rPr>
+          <w:color w:val="156082" w:themeColor="accent1"/>
+          <w:sz w:val="26"/>
+          <w:szCs w:val="26"/>
+        </w:rPr>
+        <w:t>-ek (belső margó)</w:t>
+      </w:r>
+      <w:r>
+        <w:rPr>
+          <w:color w:val="156082" w:themeColor="accent1"/>
+          <w:sz w:val="26"/>
+          <w:szCs w:val="26"/>
+        </w:rPr>
+        <w:t xml:space="preserve"> és színek kezelését. A </w:t>
+      </w:r>
+      <w:r>
+        <w:rPr>
+          <w:color w:val="156082" w:themeColor="accent1"/>
+          <w:sz w:val="26"/>
+          <w:szCs w:val="26"/>
+        </w:rPr>
+        <w:t xml:space="preserve">Bootstrap </w:t>
+      </w:r>
+      <w:r>
+        <w:rPr>
+          <w:color w:val="156082" w:themeColor="accent1"/>
+          <w:sz w:val="26"/>
+          <w:szCs w:val="26"/>
+        </w:rPr>
+        <w:t xml:space="preserve">különösen hasznos </w:t>
       </w:r>
       <w:r>
         <w:rPr>
@@ -2109,7 +2181,7 @@
           <w:szCs w:val="26"/>
         </w:rPr>
         <w:drawing>
-          <wp:inline distT="0" distB="0" distL="0" distR="0" wp14:anchorId="575E4A57" wp14:editId="6CC23F1F">
+          <wp:inline distT="0" distB="0" distL="0" distR="0" wp14:anchorId="575E4A57" wp14:editId="52E11EE6">
             <wp:extent cx="5419725" cy="723900"/>
             <wp:effectExtent l="0" t="0" r="9525" b="0"/>
             <wp:docPr id="1536839375" name="Kép 8"/>
@@ -2366,56 +2438,64 @@
           <w:sz w:val="26"/>
           <w:szCs w:val="26"/>
         </w:rPr>
+        <w:t>Axios könyvtár</w:t>
+      </w:r>
+      <w:r>
+        <w:rPr>
+          <w:color w:val="156082" w:themeColor="accent1"/>
+          <w:sz w:val="26"/>
+          <w:szCs w:val="26"/>
+        </w:rPr>
+        <w:t>at</w:t>
+      </w:r>
+      <w:r>
+        <w:rPr>
+          <w:color w:val="156082" w:themeColor="accent1"/>
+          <w:sz w:val="26"/>
+          <w:szCs w:val="26"/>
+        </w:rPr>
+        <w:t xml:space="preserve"> HTTP kérések küldéséhez, </w:t>
+      </w:r>
+      <w:r>
+        <w:rPr>
+          <w:color w:val="156082" w:themeColor="accent1"/>
+          <w:sz w:val="26"/>
+          <w:szCs w:val="26"/>
+        </w:rPr>
+        <w:t>amik</w:t>
+      </w:r>
+      <w:r>
+        <w:rPr>
+          <w:color w:val="156082" w:themeColor="accent1"/>
+          <w:sz w:val="26"/>
+          <w:szCs w:val="26"/>
+        </w:rPr>
+        <w:t xml:space="preserve"> leegyszerűsíti</w:t>
+      </w:r>
+      <w:r>
+        <w:rPr>
+          <w:color w:val="156082" w:themeColor="accent1"/>
+          <w:sz w:val="26"/>
+          <w:szCs w:val="26"/>
+        </w:rPr>
+        <w:t>k</w:t>
+      </w:r>
+      <w:r>
+        <w:rPr>
+          <w:color w:val="156082" w:themeColor="accent1"/>
+          <w:sz w:val="26"/>
+          <w:szCs w:val="26"/>
+        </w:rPr>
+        <w:t xml:space="preserve"> a szerverrel való </w:t>
+      </w:r>
+      <w:r>
+        <w:rPr>
+          <w:color w:val="156082" w:themeColor="accent1"/>
+          <w:sz w:val="26"/>
+          <w:szCs w:val="26"/>
+        </w:rPr>
         <w:lastRenderedPageBreak/>
-        <w:t>Axios könyvtár</w:t>
-      </w:r>
-      <w:r>
-        <w:rPr>
-          <w:color w:val="156082" w:themeColor="accent1"/>
-          <w:sz w:val="26"/>
-          <w:szCs w:val="26"/>
-        </w:rPr>
-        <w:t>at</w:t>
-      </w:r>
-      <w:r>
-        <w:rPr>
-          <w:color w:val="156082" w:themeColor="accent1"/>
-          <w:sz w:val="26"/>
-          <w:szCs w:val="26"/>
-        </w:rPr>
-        <w:t xml:space="preserve"> HTTP kérések küldéséhez, </w:t>
-      </w:r>
-      <w:r>
-        <w:rPr>
-          <w:color w:val="156082" w:themeColor="accent1"/>
-          <w:sz w:val="26"/>
-          <w:szCs w:val="26"/>
-        </w:rPr>
-        <w:t>amik</w:t>
-      </w:r>
-      <w:r>
-        <w:rPr>
-          <w:color w:val="156082" w:themeColor="accent1"/>
-          <w:sz w:val="26"/>
-          <w:szCs w:val="26"/>
-        </w:rPr>
-        <w:t xml:space="preserve"> leegyszerűsíti</w:t>
-      </w:r>
-      <w:r>
-        <w:rPr>
-          <w:color w:val="156082" w:themeColor="accent1"/>
-          <w:sz w:val="26"/>
-          <w:szCs w:val="26"/>
-        </w:rPr>
-        <w:t>k</w:t>
-      </w:r>
-      <w:r>
-        <w:rPr>
-          <w:color w:val="156082" w:themeColor="accent1"/>
-          <w:sz w:val="26"/>
-          <w:szCs w:val="26"/>
-        </w:rPr>
-        <w:t xml:space="preserve"> a szerverrel való kommunikációt. Az Axios támogatja a CRUD</w:t>
+        <w:t>kommunikációt. Az Axios támogatja a CRUD</w:t>
       </w:r>
       <w:r>
         <w:rPr>
@@ -2431,7 +2511,47 @@
           <w:sz w:val="26"/>
           <w:szCs w:val="26"/>
         </w:rPr>
-        <w:t xml:space="preserve"> műveleteket, képes kezelni a kérések és válaszok átalakítását, és egyszerű hibakezelést biztosít. Különösen hasznos React alkalmazásokban adatok lekéréséhez vagy küldéséhez API-k felé.</w:t>
+        <w:t xml:space="preserve"> műveleteket, képes kezelni a kérések és válaszok átalakítását, és egyszerű hibakezelést biztosít. Különösen hasznos </w:t>
+      </w:r>
+      <w:r>
+        <w:rPr>
+          <w:color w:val="156082" w:themeColor="accent1"/>
+          <w:sz w:val="26"/>
+          <w:szCs w:val="26"/>
+        </w:rPr>
+        <w:t xml:space="preserve">a </w:t>
+      </w:r>
+      <w:r>
+        <w:rPr>
+          <w:color w:val="156082" w:themeColor="accent1"/>
+          <w:sz w:val="26"/>
+          <w:szCs w:val="26"/>
+        </w:rPr>
+        <w:t xml:space="preserve">React </w:t>
+      </w:r>
+      <w:r>
+        <w:rPr>
+          <w:color w:val="156082" w:themeColor="accent1"/>
+          <w:sz w:val="26"/>
+          <w:szCs w:val="26"/>
+        </w:rPr>
+        <w:t>alapú</w:t>
+      </w:r>
+      <w:r>
+        <w:rPr>
+          <w:color w:val="156082" w:themeColor="accent1"/>
+          <w:sz w:val="26"/>
+          <w:szCs w:val="26"/>
+        </w:rPr>
+        <w:t xml:space="preserve"> </w:t>
+      </w:r>
+      <w:r>
+        <w:rPr>
+          <w:color w:val="156082" w:themeColor="accent1"/>
+          <w:sz w:val="26"/>
+          <w:szCs w:val="26"/>
+        </w:rPr>
+        <w:t>alkalmazásokban adatok lekéréséhez vagy küldéséhez API-k felé.</w:t>
       </w:r>
       <w:r>
         <w:rPr>
@@ -3032,23 +3152,87 @@
           <w:sz w:val="26"/>
           <w:szCs w:val="26"/>
         </w:rPr>
-        <w:t xml:space="preserve">A Firebase egy átfogó fejlesztői platform, amely elsősorban frontend fejlesztők számára nyújt egyszerű megoldásokat backend </w:t>
-      </w:r>
-      <w:r>
-        <w:rPr>
-          <w:color w:val="156082" w:themeColor="accent1"/>
-          <w:sz w:val="26"/>
-          <w:szCs w:val="26"/>
-        </w:rPr>
-        <w:t>használata</w:t>
-      </w:r>
-      <w:r>
-        <w:rPr>
-          <w:color w:val="156082" w:themeColor="accent1"/>
-          <w:sz w:val="26"/>
-          <w:szCs w:val="26"/>
-        </w:rPr>
-        <w:t xml:space="preserve"> nélkül. A legfontosabb jellemzője, hogy</w:t>
+        <w:t>A Firebase egy átfogó fejlesztői platform, am</w:t>
+      </w:r>
+      <w:r>
+        <w:rPr>
+          <w:color w:val="156082" w:themeColor="accent1"/>
+          <w:sz w:val="26"/>
+          <w:szCs w:val="26"/>
+        </w:rPr>
+        <w:t>it</w:t>
+      </w:r>
+      <w:r>
+        <w:rPr>
+          <w:color w:val="156082" w:themeColor="accent1"/>
+          <w:sz w:val="26"/>
+          <w:szCs w:val="26"/>
+        </w:rPr>
+        <w:t xml:space="preserve"> elsősorban frontend </w:t>
+      </w:r>
+      <w:r>
+        <w:rPr>
+          <w:color w:val="156082" w:themeColor="accent1"/>
+          <w:sz w:val="26"/>
+          <w:szCs w:val="26"/>
+        </w:rPr>
+        <w:t>elérésé</w:t>
+      </w:r>
+      <w:r>
+        <w:rPr>
+          <w:color w:val="156082" w:themeColor="accent1"/>
+          <w:sz w:val="26"/>
+          <w:szCs w:val="26"/>
+        </w:rPr>
+        <w:t xml:space="preserve">hez </w:t>
+      </w:r>
+      <w:r>
+        <w:rPr>
+          <w:color w:val="156082" w:themeColor="accent1"/>
+          <w:sz w:val="26"/>
+          <w:szCs w:val="26"/>
+        </w:rPr>
+        <w:t xml:space="preserve">használunk a </w:t>
+      </w:r>
+      <w:r>
+        <w:rPr>
+          <w:color w:val="156082" w:themeColor="accent1"/>
+          <w:sz w:val="26"/>
+          <w:szCs w:val="26"/>
+        </w:rPr>
+        <w:t xml:space="preserve"> backend </w:t>
+      </w:r>
+      <w:r>
+        <w:rPr>
+          <w:color w:val="156082" w:themeColor="accent1"/>
+          <w:sz w:val="26"/>
+          <w:szCs w:val="26"/>
+        </w:rPr>
+        <w:t>futtatása</w:t>
+      </w:r>
+      <w:r>
+        <w:rPr>
+          <w:color w:val="156082" w:themeColor="accent1"/>
+          <w:sz w:val="26"/>
+          <w:szCs w:val="26"/>
+        </w:rPr>
+        <w:t xml:space="preserve"> nélkül. </w:t>
+      </w:r>
+      <w:r>
+        <w:rPr>
+          <w:color w:val="156082" w:themeColor="accent1"/>
+          <w:sz w:val="26"/>
+          <w:szCs w:val="26"/>
+        </w:rPr>
+        <w:t>L</w:t>
+      </w:r>
+      <w:r>
+        <w:rPr>
+          <w:color w:val="156082" w:themeColor="accent1"/>
+          <w:sz w:val="26"/>
+          <w:szCs w:val="26"/>
+        </w:rPr>
+        <w:t>egfontosabb jellemzője, hogy</w:t>
       </w:r>
       <w:r>
         <w:rPr>
@@ -3103,15 +3287,23 @@
           <w:sz w:val="26"/>
           <w:szCs w:val="26"/>
         </w:rPr>
-        <w:t>egyik legalapvetőbb</w:t>
-      </w:r>
-      <w:r>
-        <w:rPr>
-          <w:color w:val="156082" w:themeColor="accent1"/>
-          <w:sz w:val="26"/>
-          <w:szCs w:val="26"/>
-        </w:rPr>
-        <w:t xml:space="preserve"> szolgáltatásai közé tartozik a Firebase Hosting, amely lehetővé teszi statikus weboldalak és single-page alkalmazások gyors, biztonságos hosztolását globális CDN-en</w:t>
+        <w:t xml:space="preserve">egyik </w:t>
+      </w:r>
+      <w:r>
+        <w:rPr>
+          <w:color w:val="156082" w:themeColor="accent1"/>
+          <w:sz w:val="26"/>
+          <w:szCs w:val="26"/>
+        </w:rPr>
+        <w:t xml:space="preserve">alapvető szolgáltatása </w:t>
+      </w:r>
+      <w:r>
+        <w:rPr>
+          <w:color w:val="156082" w:themeColor="accent1"/>
+          <w:sz w:val="26"/>
+          <w:szCs w:val="26"/>
+        </w:rPr>
+        <w:t>a Firebase Hosting, amely lehetővé teszi statikus weboldalak és single-page alkalmazások gyors, biztonságos hosztolását globális CDN-en</w:t>
       </w:r>
       <w:r>
         <w:rPr>
@@ -3135,7 +3327,63 @@
           <w:sz w:val="26"/>
           <w:szCs w:val="26"/>
         </w:rPr>
-        <w:t xml:space="preserve"> keresztül. A </w:t>
+        <w:t xml:space="preserve"> keresztül. </w:t>
+      </w:r>
+      <w:r>
+        <w:rPr>
+          <w:color w:val="156082" w:themeColor="accent1"/>
+          <w:sz w:val="26"/>
+          <w:szCs w:val="26"/>
+        </w:rPr>
+        <w:t xml:space="preserve">A </w:t>
+      </w:r>
+      <w:r>
+        <w:rPr>
+          <w:color w:val="156082" w:themeColor="accent1"/>
+          <w:sz w:val="26"/>
+          <w:szCs w:val="26"/>
+        </w:rPr>
+        <w:t>bejelentkez</w:t>
+      </w:r>
+      <w:r>
+        <w:rPr>
+          <w:color w:val="156082" w:themeColor="accent1"/>
+          <w:sz w:val="26"/>
+          <w:szCs w:val="26"/>
+        </w:rPr>
+        <w:t>é</w:t>
+      </w:r>
+      <w:r>
+        <w:rPr>
+          <w:color w:val="156082" w:themeColor="accent1"/>
+          <w:sz w:val="26"/>
+          <w:szCs w:val="26"/>
+        </w:rPr>
+        <w:t>snél</w:t>
+      </w:r>
+      <w:r>
+        <w:rPr>
+          <w:color w:val="156082" w:themeColor="accent1"/>
+          <w:sz w:val="26"/>
+          <w:szCs w:val="26"/>
+        </w:rPr>
+        <w:t xml:space="preserve"> </w:t>
+      </w:r>
+      <w:r>
+        <w:rPr>
+          <w:color w:val="156082" w:themeColor="accent1"/>
+          <w:sz w:val="26"/>
+          <w:szCs w:val="26"/>
+        </w:rPr>
+        <w:t xml:space="preserve">pedig a </w:t>
+      </w:r>
+      <w:r>
+        <w:rPr>
+          <w:color w:val="156082" w:themeColor="accent1"/>
+          <w:sz w:val="26"/>
+          <w:szCs w:val="26"/>
+        </w:rPr>
+        <w:t xml:space="preserve"> </w:t>
       </w:r>
       <w:r>
         <w:rPr>
@@ -3152,64 +3400,186 @@
           <w:sz w:val="26"/>
           <w:szCs w:val="26"/>
         </w:rPr>
-        <w:t xml:space="preserve"> pedig</w:t>
-      </w:r>
-      <w:r>
-        <w:rPr>
-          <w:color w:val="156082" w:themeColor="accent1"/>
-          <w:sz w:val="26"/>
-          <w:szCs w:val="26"/>
-        </w:rPr>
-        <w:t xml:space="preserve"> egyszerű bejelentkezési megoldásokat </w:t>
-      </w:r>
-      <w:r>
-        <w:rPr>
-          <w:color w:val="156082" w:themeColor="accent1"/>
-          <w:sz w:val="26"/>
-          <w:szCs w:val="26"/>
-        </w:rPr>
-        <w:t>szolgáltatótól függetlenül. (Bárhonnan jelentkezünk be, egységesen van lekezelve, nem kell mindenre külön API-t írni)</w:t>
-      </w:r>
-    </w:p>
-    <w:p>
-      <w:pPr>
-        <w:rPr>
-          <w:color w:val="156082" w:themeColor="accent1"/>
-          <w:sz w:val="26"/>
-          <w:szCs w:val="26"/>
-        </w:rPr>
-      </w:pPr>
-      <w:r>
-        <w:rPr>
-          <w:color w:val="156082" w:themeColor="accent1"/>
-          <w:sz w:val="26"/>
-          <w:szCs w:val="26"/>
-        </w:rPr>
-        <w:t>További hasznos funkciók közé tartozik a Firebase Storage fájltároláshoz</w:t>
-      </w:r>
-      <w:r>
-        <w:rPr>
-          <w:color w:val="156082" w:themeColor="accent1"/>
-          <w:sz w:val="26"/>
-          <w:szCs w:val="26"/>
-        </w:rPr>
-        <w:t xml:space="preserve"> és</w:t>
-      </w:r>
-      <w:r>
-        <w:rPr>
-          <w:color w:val="156082" w:themeColor="accent1"/>
-          <w:sz w:val="26"/>
-          <w:szCs w:val="26"/>
-        </w:rPr>
-        <w:t xml:space="preserve"> a Cloud Functions szerver nélküli </w:t>
-      </w:r>
-      <w:r>
-        <w:rPr>
-          <w:color w:val="156082" w:themeColor="accent1"/>
-          <w:sz w:val="26"/>
-          <w:szCs w:val="26"/>
-        </w:rPr>
-        <w:t>vezérléshez</w:t>
+        <w:t xml:space="preserve">-t </w:t>
+      </w:r>
+      <w:r>
+        <w:rPr>
+          <w:color w:val="156082" w:themeColor="accent1"/>
+          <w:sz w:val="26"/>
+          <w:szCs w:val="26"/>
+        </w:rPr>
+        <w:t>használjuk,</w:t>
+      </w:r>
+      <w:r>
+        <w:rPr>
+          <w:color w:val="156082" w:themeColor="accent1"/>
+          <w:sz w:val="26"/>
+          <w:szCs w:val="26"/>
+        </w:rPr>
+        <w:t xml:space="preserve"> ami </w:t>
+      </w:r>
+      <w:r>
+        <w:rPr>
+          <w:color w:val="156082" w:themeColor="accent1"/>
+          <w:sz w:val="26"/>
+          <w:szCs w:val="26"/>
+        </w:rPr>
+        <w:t xml:space="preserve">szolgáltató </w:t>
+      </w:r>
+      <w:r>
+        <w:rPr>
+          <w:color w:val="156082" w:themeColor="accent1"/>
+          <w:sz w:val="26"/>
+          <w:szCs w:val="26"/>
+        </w:rPr>
+        <w:t>független</w:t>
+      </w:r>
+      <w:r>
+        <w:rPr>
+          <w:color w:val="156082" w:themeColor="accent1"/>
+          <w:sz w:val="26"/>
+          <w:szCs w:val="26"/>
+        </w:rPr>
+        <w:t>. (Bárhonnan jelentkezünk be, egységesen van lekezelve, nem kell mindenre külön API-t írni)</w:t>
+      </w:r>
+    </w:p>
+    <w:p>
+      <w:pPr>
+        <w:rPr>
+          <w:color w:val="156082" w:themeColor="accent1"/>
+        </w:rPr>
+      </w:pPr>
+      <w:r>
+        <w:rPr>
+          <w:color w:val="156082" w:themeColor="accent1"/>
+          <w:sz w:val="26"/>
+          <w:szCs w:val="26"/>
+        </w:rPr>
+        <w:t>Röviden</w:t>
+      </w:r>
+      <w:r>
+        <w:rPr>
+          <w:color w:val="156082" w:themeColor="accent1"/>
+          <w:sz w:val="26"/>
+          <w:szCs w:val="26"/>
+        </w:rPr>
+        <w:t xml:space="preserve"> a Firebase egy egyszerű frontend elérési lehetőség a backend </w:t>
+      </w:r>
+      <w:r>
+        <w:rPr>
+          <w:color w:val="156082" w:themeColor="accent1"/>
+          <w:sz w:val="26"/>
+          <w:szCs w:val="26"/>
+        </w:rPr>
+        <w:t xml:space="preserve">kezelése </w:t>
+      </w:r>
+      <w:r>
+        <w:rPr>
+          <w:color w:val="156082" w:themeColor="accent1"/>
+          <w:sz w:val="26"/>
+          <w:szCs w:val="26"/>
+        </w:rPr>
+        <w:t>nélkül</w:t>
+      </w:r>
+      <w:r>
+        <w:rPr>
+          <w:color w:val="156082" w:themeColor="accent1"/>
+          <w:sz w:val="26"/>
+          <w:szCs w:val="26"/>
+        </w:rPr>
+        <w:t>,</w:t>
+      </w:r>
+      <w:r>
+        <w:rPr>
+          <w:color w:val="156082" w:themeColor="accent1"/>
+          <w:sz w:val="26"/>
+          <w:szCs w:val="26"/>
+        </w:rPr>
+        <w:t xml:space="preserve"> </w:t>
+      </w:r>
+      <w:r>
+        <w:rPr>
+          <w:color w:val="156082" w:themeColor="accent1"/>
+          <w:sz w:val="26"/>
+          <w:szCs w:val="26"/>
+        </w:rPr>
+        <w:t>í</w:t>
+      </w:r>
+      <w:r>
+        <w:rPr>
+          <w:color w:val="156082" w:themeColor="accent1"/>
+          <w:sz w:val="26"/>
+          <w:szCs w:val="26"/>
+        </w:rPr>
+        <w:t xml:space="preserve">gy </w:t>
+      </w:r>
+      <w:r>
+        <w:rPr>
+          <w:color w:val="156082" w:themeColor="accent1"/>
+          <w:sz w:val="26"/>
+          <w:szCs w:val="26"/>
+        </w:rPr>
+        <w:t>leegyszerűsít</w:t>
+      </w:r>
+      <w:r>
+        <w:rPr>
+          <w:color w:val="156082" w:themeColor="accent1"/>
+          <w:sz w:val="26"/>
+          <w:szCs w:val="26"/>
+        </w:rPr>
+        <w:t>i</w:t>
+      </w:r>
+      <w:r>
+        <w:rPr>
+          <w:b/>
+          <w:bCs/>
+          <w:i/>
+          <w:iCs/>
+          <w:color w:val="156082" w:themeColor="accent1"/>
+          <w:sz w:val="26"/>
+          <w:szCs w:val="26"/>
+        </w:rPr>
+        <w:t xml:space="preserve"> </w:t>
+      </w:r>
+      <w:r>
+        <w:rPr>
+          <w:color w:val="156082" w:themeColor="accent1"/>
+          <w:sz w:val="26"/>
+          <w:szCs w:val="26"/>
+        </w:rPr>
+        <w:t>é</w:t>
+      </w:r>
+      <w:r>
+        <w:rPr>
+          <w:color w:val="156082" w:themeColor="accent1"/>
+          <w:sz w:val="26"/>
+          <w:szCs w:val="26"/>
+        </w:rPr>
+        <w:t>s gyorsít</w:t>
+      </w:r>
+      <w:r>
+        <w:rPr>
+          <w:color w:val="156082" w:themeColor="accent1"/>
+          <w:sz w:val="26"/>
+          <w:szCs w:val="26"/>
+        </w:rPr>
+        <w:t>ja</w:t>
+      </w:r>
+      <w:r>
+        <w:rPr>
+          <w:color w:val="156082" w:themeColor="accent1"/>
+          <w:sz w:val="26"/>
+          <w:szCs w:val="26"/>
+        </w:rPr>
+        <w:t xml:space="preserve"> a folyamato</w:t>
+      </w:r>
+      <w:r>
+        <w:rPr>
+          <w:color w:val="156082" w:themeColor="accent1"/>
+          <w:sz w:val="26"/>
+          <w:szCs w:val="26"/>
+        </w:rPr>
+        <w:t>kat</w:t>
       </w:r>
       <w:r>
         <w:rPr>
@@ -3219,69 +3589,6 @@
         </w:rPr>
         <w:t xml:space="preserve">. </w:t>
       </w:r>
-      <w:r>
-        <w:rPr>
-          <w:color w:val="156082" w:themeColor="accent1"/>
-          <w:sz w:val="26"/>
-          <w:szCs w:val="26"/>
-        </w:rPr>
-        <w:t>Minde</w:t>
-      </w:r>
-      <w:r>
-        <w:rPr>
-          <w:color w:val="156082" w:themeColor="accent1"/>
-          <w:sz w:val="26"/>
-          <w:szCs w:val="26"/>
-        </w:rPr>
-        <w:t>n</w:t>
-      </w:r>
-      <w:r>
-        <w:rPr>
-          <w:color w:val="156082" w:themeColor="accent1"/>
-          <w:sz w:val="26"/>
-          <w:szCs w:val="26"/>
-        </w:rPr>
-        <w:t xml:space="preserve"> integrált környezetben, könnyen kezelhető felületen érhető el, minimalizálva a backend</w:t>
-      </w:r>
-      <w:r>
-        <w:rPr>
-          <w:color w:val="156082" w:themeColor="accent1"/>
-          <w:sz w:val="26"/>
-          <w:szCs w:val="26"/>
-        </w:rPr>
-        <w:t>től való</w:t>
-      </w:r>
-      <w:r>
-        <w:rPr>
-          <w:color w:val="156082" w:themeColor="accent1"/>
-          <w:sz w:val="26"/>
-          <w:szCs w:val="26"/>
-        </w:rPr>
-        <w:t xml:space="preserve"> </w:t>
-      </w:r>
-      <w:r>
-        <w:rPr>
-          <w:color w:val="156082" w:themeColor="accent1"/>
-          <w:sz w:val="26"/>
-          <w:szCs w:val="26"/>
-        </w:rPr>
-        <w:t>függőséget</w:t>
-      </w:r>
-      <w:r>
-        <w:rPr>
-          <w:color w:val="156082" w:themeColor="accent1"/>
-          <w:sz w:val="26"/>
-          <w:szCs w:val="26"/>
-        </w:rPr>
-        <w:t>.</w:t>
-      </w:r>
-    </w:p>
-    <w:p>
-      <w:pPr>
-        <w:rPr>
-          <w:color w:val="156082" w:themeColor="accent1"/>
-        </w:rPr>
-      </w:pPr>
     </w:p>
     <w:p>
       <w:pPr>
@@ -3365,7 +3672,7 @@
           <w:sz w:val="26"/>
           <w:szCs w:val="26"/>
         </w:rPr>
-        <w:t>. A rendszer kiemelkedő teljesítményt, megbízhatóságot és skálázhatóságot nyújt, miközben széles körben támogatott a fejlesztői közösség által.</w:t>
+        <w:t xml:space="preserve">. </w:t>
       </w:r>
       <w:r>
         <w:rPr>
@@ -3374,6 +3681,69 @@
           <w:sz w:val="26"/>
           <w:szCs w:val="26"/>
         </w:rPr>
+        <w:t>K</w:t>
+      </w:r>
+      <w:r>
+        <w:rPr>
+          <w:rFonts w:asciiTheme="majorHAnsi" w:eastAsiaTheme="majorEastAsia" w:hAnsiTheme="majorHAnsi" w:cstheme="majorBidi"/>
+          <w:color w:val="156082" w:themeColor="accent1"/>
+          <w:sz w:val="26"/>
+          <w:szCs w:val="26"/>
+        </w:rPr>
+        <w:t>ezelését nagyban megkönnyíti a phpMyAdmin</w:t>
+      </w:r>
+      <w:r>
+        <w:rPr>
+          <w:rFonts w:asciiTheme="majorHAnsi" w:eastAsiaTheme="majorEastAsia" w:hAnsiTheme="majorHAnsi" w:cstheme="majorBidi"/>
+          <w:color w:val="156082" w:themeColor="accent1"/>
+          <w:sz w:val="26"/>
+          <w:szCs w:val="26"/>
+        </w:rPr>
+        <w:t>,</w:t>
+      </w:r>
+      <w:r>
+        <w:rPr>
+          <w:rFonts w:asciiTheme="majorHAnsi" w:eastAsiaTheme="majorEastAsia" w:hAnsiTheme="majorHAnsi" w:cstheme="majorBidi"/>
+          <w:color w:val="156082" w:themeColor="accent1"/>
+          <w:sz w:val="26"/>
+          <w:szCs w:val="26"/>
+        </w:rPr>
+        <w:t xml:space="preserve"> egy webalapú felület, amely lehetővé teszi az adatbázisok vizuális kezelését. Ez</w:t>
+      </w:r>
+      <w:r>
+        <w:rPr>
+          <w:rFonts w:asciiTheme="majorHAnsi" w:eastAsiaTheme="majorEastAsia" w:hAnsiTheme="majorHAnsi" w:cstheme="majorBidi"/>
+          <w:color w:val="156082" w:themeColor="accent1"/>
+          <w:sz w:val="26"/>
+          <w:szCs w:val="26"/>
+        </w:rPr>
+        <w:t xml:space="preserve">t a </w:t>
+      </w:r>
+      <w:r>
+        <w:rPr>
+          <w:rFonts w:asciiTheme="majorHAnsi" w:eastAsiaTheme="majorEastAsia" w:hAnsiTheme="majorHAnsi" w:cstheme="majorBidi"/>
+          <w:color w:val="156082" w:themeColor="accent1"/>
+          <w:sz w:val="26"/>
+          <w:szCs w:val="26"/>
+        </w:rPr>
+        <w:t>felületet</w:t>
+      </w:r>
+      <w:r>
+        <w:rPr>
+          <w:rFonts w:asciiTheme="majorHAnsi" w:eastAsiaTheme="majorEastAsia" w:hAnsiTheme="majorHAnsi" w:cstheme="majorBidi"/>
+          <w:color w:val="156082" w:themeColor="accent1"/>
+          <w:sz w:val="26"/>
+          <w:szCs w:val="26"/>
+        </w:rPr>
+        <w:t xml:space="preserve"> választottuk</w:t>
+      </w:r>
+      <w:r>
+        <w:rPr>
+          <w:rFonts w:asciiTheme="majorHAnsi" w:eastAsiaTheme="majorEastAsia" w:hAnsiTheme="majorHAnsi" w:cstheme="majorBidi"/>
+          <w:color w:val="156082" w:themeColor="accent1"/>
+          <w:sz w:val="26"/>
+          <w:szCs w:val="26"/>
+        </w:rPr>
         <w:t xml:space="preserve"> </w:t>
       </w:r>
       <w:r>
@@ -3383,7 +3753,7 @@
           <w:sz w:val="26"/>
           <w:szCs w:val="26"/>
         </w:rPr>
-        <w:t>A MySQL kezelését nagyban megkönnyíti a phpMyAdmin</w:t>
+        <w:t xml:space="preserve">könnyű megjelenése </w:t>
       </w:r>
       <w:r>
         <w:rPr>
@@ -3392,7 +3762,7 @@
           <w:sz w:val="26"/>
           <w:szCs w:val="26"/>
         </w:rPr>
-        <w:t>,</w:t>
+        <w:t>é</w:t>
       </w:r>
       <w:r>
         <w:rPr>
@@ -3401,7 +3771,7 @@
           <w:sz w:val="26"/>
           <w:szCs w:val="26"/>
         </w:rPr>
-        <w:t xml:space="preserve"> egy webalapú felület, amely lehetővé teszi az adatbázisok vizuális kezelését. Ez a megoldás különösen hasznos fejlesztők számára, akik grafikus felületen keresztül szeretnék létrehozni és módosítani a táblákat, illetve SQL lekérdezéseket végrehajtani.</w:t>
+        <w:t>s kezelhetősége miatt,</w:t>
       </w:r>
       <w:r>
         <w:rPr>
@@ -3419,7 +3789,7 @@
           <w:sz w:val="26"/>
           <w:szCs w:val="26"/>
         </w:rPr>
-        <w:t>A helyi fejlesztési környezetekben gyakran alkalmazzák a XAMPP csomagot, amely egy egységes platformot biztosít a MySQL, Apach</w:t>
+        <w:t>az</w:t>
       </w:r>
       <w:r>
         <w:rPr>
@@ -3428,6 +3798,204 @@
           <w:sz w:val="26"/>
           <w:szCs w:val="26"/>
         </w:rPr>
+        <w:t xml:space="preserve"> SQL lekérdezések</w:t>
+      </w:r>
+      <w:r>
+        <w:rPr>
+          <w:rFonts w:asciiTheme="majorHAnsi" w:eastAsiaTheme="majorEastAsia" w:hAnsiTheme="majorHAnsi" w:cstheme="majorBidi"/>
+          <w:color w:val="156082" w:themeColor="accent1"/>
+          <w:sz w:val="26"/>
+          <w:szCs w:val="26"/>
+        </w:rPr>
+        <w:t xml:space="preserve"> </w:t>
+      </w:r>
+      <w:r>
+        <w:rPr>
+          <w:rFonts w:asciiTheme="majorHAnsi" w:eastAsiaTheme="majorEastAsia" w:hAnsiTheme="majorHAnsi" w:cstheme="majorBidi"/>
+          <w:color w:val="156082" w:themeColor="accent1"/>
+          <w:sz w:val="26"/>
+          <w:szCs w:val="26"/>
+        </w:rPr>
+        <w:t>é</w:t>
+      </w:r>
+      <w:r>
+        <w:rPr>
+          <w:rFonts w:asciiTheme="majorHAnsi" w:eastAsiaTheme="majorEastAsia" w:hAnsiTheme="majorHAnsi" w:cstheme="majorBidi"/>
+          <w:color w:val="156082" w:themeColor="accent1"/>
+          <w:sz w:val="26"/>
+          <w:szCs w:val="26"/>
+        </w:rPr>
+        <w:t xml:space="preserve">s </w:t>
+      </w:r>
+      <w:r>
+        <w:rPr>
+          <w:rFonts w:asciiTheme="majorHAnsi" w:eastAsiaTheme="majorEastAsia" w:hAnsiTheme="majorHAnsi" w:cstheme="majorBidi"/>
+          <w:color w:val="156082" w:themeColor="accent1"/>
+          <w:sz w:val="26"/>
+          <w:szCs w:val="26"/>
+        </w:rPr>
+        <w:t>a táblák</w:t>
+      </w:r>
+      <w:r>
+        <w:rPr>
+          <w:rFonts w:asciiTheme="majorHAnsi" w:eastAsiaTheme="majorEastAsia" w:hAnsiTheme="majorHAnsi" w:cstheme="majorBidi"/>
+          <w:color w:val="156082" w:themeColor="accent1"/>
+          <w:sz w:val="26"/>
+          <w:szCs w:val="26"/>
+        </w:rPr>
+        <w:t xml:space="preserve"> </w:t>
+      </w:r>
+      <w:r>
+        <w:rPr>
+          <w:rFonts w:asciiTheme="majorHAnsi" w:eastAsiaTheme="majorEastAsia" w:hAnsiTheme="majorHAnsi" w:cstheme="majorBidi"/>
+          <w:color w:val="156082" w:themeColor="accent1"/>
+          <w:sz w:val="26"/>
+          <w:szCs w:val="26"/>
+        </w:rPr>
+        <w:t>módosítása</w:t>
+      </w:r>
+      <w:r>
+        <w:rPr>
+          <w:rFonts w:asciiTheme="majorHAnsi" w:eastAsiaTheme="majorEastAsia" w:hAnsiTheme="majorHAnsi" w:cstheme="majorBidi"/>
+          <w:color w:val="156082" w:themeColor="accent1"/>
+          <w:sz w:val="26"/>
+          <w:szCs w:val="26"/>
+        </w:rPr>
+        <w:t xml:space="preserve"> </w:t>
+      </w:r>
+      <w:r>
+        <w:rPr>
+          <w:rFonts w:asciiTheme="majorHAnsi" w:eastAsiaTheme="majorEastAsia" w:hAnsiTheme="majorHAnsi" w:cstheme="majorBidi"/>
+          <w:color w:val="156082" w:themeColor="accent1"/>
+          <w:sz w:val="26"/>
+          <w:szCs w:val="26"/>
+        </w:rPr>
+        <w:t>könnyedén elvégezhető</w:t>
+      </w:r>
+      <w:r>
+        <w:rPr>
+          <w:rFonts w:asciiTheme="majorHAnsi" w:eastAsiaTheme="majorEastAsia" w:hAnsiTheme="majorHAnsi" w:cstheme="majorBidi"/>
+          <w:color w:val="156082" w:themeColor="accent1"/>
+          <w:sz w:val="26"/>
+          <w:szCs w:val="26"/>
+        </w:rPr>
+        <w:t xml:space="preserve"> vele</w:t>
+      </w:r>
+      <w:r>
+        <w:rPr>
+          <w:rFonts w:asciiTheme="majorHAnsi" w:eastAsiaTheme="majorEastAsia" w:hAnsiTheme="majorHAnsi" w:cstheme="majorBidi"/>
+          <w:color w:val="156082" w:themeColor="accent1"/>
+          <w:sz w:val="26"/>
+          <w:szCs w:val="26"/>
+        </w:rPr>
+        <w:t>.</w:t>
+      </w:r>
+      <w:r>
+        <w:rPr>
+          <w:rFonts w:asciiTheme="majorHAnsi" w:eastAsiaTheme="majorEastAsia" w:hAnsiTheme="majorHAnsi" w:cstheme="majorBidi"/>
+          <w:color w:val="156082" w:themeColor="accent1"/>
+          <w:sz w:val="26"/>
+          <w:szCs w:val="26"/>
+        </w:rPr>
+        <w:t xml:space="preserve"> </w:t>
+      </w:r>
+      <w:r>
+        <w:rPr>
+          <w:rFonts w:asciiTheme="majorHAnsi" w:eastAsiaTheme="majorEastAsia" w:hAnsiTheme="majorHAnsi" w:cstheme="majorBidi"/>
+          <w:color w:val="156082" w:themeColor="accent1"/>
+          <w:sz w:val="26"/>
+          <w:szCs w:val="26"/>
+        </w:rPr>
+        <w:t xml:space="preserve">Eléréséhez a  </w:t>
+      </w:r>
+      <w:r>
+        <w:rPr>
+          <w:rFonts w:asciiTheme="majorHAnsi" w:eastAsiaTheme="majorEastAsia" w:hAnsiTheme="majorHAnsi" w:cstheme="majorBidi"/>
+          <w:color w:val="156082" w:themeColor="accent1"/>
+          <w:sz w:val="26"/>
+          <w:szCs w:val="26"/>
+        </w:rPr>
+        <w:t>XAMPP</w:t>
+      </w:r>
+      <w:r>
+        <w:rPr>
+          <w:rFonts w:asciiTheme="majorHAnsi" w:eastAsiaTheme="majorEastAsia" w:hAnsiTheme="majorHAnsi" w:cstheme="majorBidi"/>
+          <w:color w:val="156082" w:themeColor="accent1"/>
+          <w:sz w:val="26"/>
+          <w:szCs w:val="26"/>
+        </w:rPr>
+        <w:t>-ot</w:t>
+      </w:r>
+      <w:r>
+        <w:rPr>
+          <w:rFonts w:asciiTheme="majorHAnsi" w:eastAsiaTheme="majorEastAsia" w:hAnsiTheme="majorHAnsi" w:cstheme="majorBidi"/>
+          <w:color w:val="156082" w:themeColor="accent1"/>
+          <w:sz w:val="26"/>
+          <w:szCs w:val="26"/>
+        </w:rPr>
+        <w:t xml:space="preserve"> </w:t>
+      </w:r>
+      <w:r>
+        <w:rPr>
+          <w:rFonts w:asciiTheme="majorHAnsi" w:eastAsiaTheme="majorEastAsia" w:hAnsiTheme="majorHAnsi" w:cstheme="majorBidi"/>
+          <w:color w:val="156082" w:themeColor="accent1"/>
+          <w:sz w:val="26"/>
+          <w:szCs w:val="26"/>
+        </w:rPr>
+        <w:t>használjuk</w:t>
+      </w:r>
+      <w:r>
+        <w:rPr>
+          <w:rFonts w:asciiTheme="majorHAnsi" w:eastAsiaTheme="majorEastAsia" w:hAnsiTheme="majorHAnsi" w:cstheme="majorBidi"/>
+          <w:color w:val="156082" w:themeColor="accent1"/>
+          <w:sz w:val="26"/>
+          <w:szCs w:val="26"/>
+        </w:rPr>
+        <w:t>, am</w:t>
+      </w:r>
+      <w:r>
+        <w:rPr>
+          <w:rFonts w:asciiTheme="majorHAnsi" w:eastAsiaTheme="majorEastAsia" w:hAnsiTheme="majorHAnsi" w:cstheme="majorBidi"/>
+          <w:color w:val="156082" w:themeColor="accent1"/>
+          <w:sz w:val="26"/>
+          <w:szCs w:val="26"/>
+        </w:rPr>
+        <w:t xml:space="preserve">i </w:t>
+      </w:r>
+      <w:r>
+        <w:rPr>
+          <w:rFonts w:asciiTheme="majorHAnsi" w:eastAsiaTheme="majorEastAsia" w:hAnsiTheme="majorHAnsi" w:cstheme="majorBidi"/>
+          <w:color w:val="156082" w:themeColor="accent1"/>
+          <w:sz w:val="26"/>
+          <w:szCs w:val="26"/>
+        </w:rPr>
+        <w:t xml:space="preserve">egy egységes </w:t>
+      </w:r>
+      <w:r>
+        <w:rPr>
+          <w:rFonts w:asciiTheme="majorHAnsi" w:eastAsiaTheme="majorEastAsia" w:hAnsiTheme="majorHAnsi" w:cstheme="majorBidi"/>
+          <w:color w:val="156082" w:themeColor="accent1"/>
+          <w:sz w:val="26"/>
+          <w:szCs w:val="26"/>
+        </w:rPr>
+        <w:t>futtatást</w:t>
+      </w:r>
+      <w:r>
+        <w:rPr>
+          <w:rFonts w:asciiTheme="majorHAnsi" w:eastAsiaTheme="majorEastAsia" w:hAnsiTheme="majorHAnsi" w:cstheme="majorBidi"/>
+          <w:color w:val="156082" w:themeColor="accent1"/>
+          <w:sz w:val="26"/>
+          <w:szCs w:val="26"/>
+        </w:rPr>
+        <w:t xml:space="preserve"> biztosít a MySQL, Apach</w:t>
+      </w:r>
+      <w:r>
+        <w:rPr>
+          <w:rFonts w:asciiTheme="majorHAnsi" w:eastAsiaTheme="majorEastAsia" w:hAnsiTheme="majorHAnsi" w:cstheme="majorBidi"/>
+          <w:color w:val="156082" w:themeColor="accent1"/>
+          <w:sz w:val="26"/>
+          <w:szCs w:val="26"/>
+        </w:rPr>
         <w:t>e,</w:t>
       </w:r>
       <w:r>
@@ -3455,17 +4023,7 @@
           <w:sz w:val="26"/>
           <w:szCs w:val="26"/>
         </w:rPr>
-        <w:t>PHP kombinációjával. Ez a megoldás lehetővé teszi a teljes webalkalmazások helyi tesztelését és fejlesztését anélkül, hogy külső szerverre lenne szükség.</w:t>
-      </w:r>
-      <w:r>
-        <w:rPr>
-          <w:rFonts w:asciiTheme="majorHAnsi" w:eastAsiaTheme="majorEastAsia" w:hAnsiTheme="majorHAnsi" w:cstheme="majorBidi"/>
-          <w:noProof/>
-          <w:color w:val="156082" w:themeColor="accent1"/>
-          <w:sz w:val="26"/>
-          <w:szCs w:val="26"/>
-        </w:rPr>
-        <w:t xml:space="preserve"> </w:t>
+        <w:t xml:space="preserve">PHP kombinációjával. </w:t>
       </w:r>
     </w:p>
     <w:p>
@@ -3540,145 +4098,7 @@
       <w:pPr>
         <w:spacing w:before="60" w:after="60"/>
         <w:rPr>
-          <w:rFonts w:asciiTheme="majorHAnsi" w:eastAsiaTheme="majorEastAsia" w:hAnsiTheme="majorHAnsi" w:cstheme="majorBidi"/>
-          <w:color w:val="156082" w:themeColor="accent1"/>
-          <w:sz w:val="26"/>
-          <w:szCs w:val="26"/>
-        </w:rPr>
-      </w:pPr>
-      <w:r>
-        <w:rPr>
-          <w:rFonts w:asciiTheme="majorHAnsi" w:eastAsiaTheme="majorEastAsia" w:hAnsiTheme="majorHAnsi" w:cstheme="majorBidi"/>
-          <w:color w:val="156082" w:themeColor="accent1"/>
-          <w:sz w:val="26"/>
-          <w:szCs w:val="26"/>
-        </w:rPr>
-        <w:lastRenderedPageBreak/>
-        <w:t>Az</w:t>
-      </w:r>
-      <w:r>
-        <w:rPr>
-          <w:rFonts w:asciiTheme="majorHAnsi" w:eastAsiaTheme="majorEastAsia" w:hAnsiTheme="majorHAnsi" w:cstheme="majorBidi"/>
-          <w:color w:val="156082" w:themeColor="accent1"/>
-          <w:sz w:val="26"/>
-          <w:szCs w:val="26"/>
-        </w:rPr>
-        <w:t xml:space="preserve"> API-fejlesztés esetén </w:t>
-      </w:r>
-      <w:r>
-        <w:rPr>
-          <w:rFonts w:asciiTheme="majorHAnsi" w:eastAsiaTheme="majorEastAsia" w:hAnsiTheme="majorHAnsi" w:cstheme="majorBidi"/>
-          <w:color w:val="156082" w:themeColor="accent1"/>
-          <w:sz w:val="26"/>
-          <w:szCs w:val="26"/>
-        </w:rPr>
-        <w:t xml:space="preserve">nálunk a </w:t>
-      </w:r>
-      <w:r>
-        <w:rPr>
-          <w:rFonts w:asciiTheme="majorHAnsi" w:eastAsiaTheme="majorEastAsia" w:hAnsiTheme="majorHAnsi" w:cstheme="majorBidi"/>
-          <w:color w:val="156082" w:themeColor="accent1"/>
-          <w:sz w:val="26"/>
-          <w:szCs w:val="26"/>
-        </w:rPr>
-        <w:t>Swagger</w:t>
-      </w:r>
-      <w:r>
-        <w:rPr>
-          <w:rFonts w:asciiTheme="majorHAnsi" w:eastAsiaTheme="majorEastAsia" w:hAnsiTheme="majorHAnsi" w:cstheme="majorBidi"/>
-          <w:color w:val="156082" w:themeColor="accent1"/>
-          <w:sz w:val="26"/>
-          <w:szCs w:val="26"/>
-        </w:rPr>
-        <w:t xml:space="preserve">-re esett a </w:t>
-      </w:r>
-      <w:r>
-        <w:rPr>
-          <w:rFonts w:asciiTheme="majorHAnsi" w:eastAsiaTheme="majorEastAsia" w:hAnsiTheme="majorHAnsi" w:cstheme="majorBidi"/>
-          <w:color w:val="156082" w:themeColor="accent1"/>
-          <w:sz w:val="26"/>
-          <w:szCs w:val="26"/>
-        </w:rPr>
-        <w:t>választás,</w:t>
-      </w:r>
-      <w:r>
-        <w:rPr>
-          <w:rFonts w:asciiTheme="majorHAnsi" w:eastAsiaTheme="majorEastAsia" w:hAnsiTheme="majorHAnsi" w:cstheme="majorBidi"/>
-          <w:color w:val="156082" w:themeColor="accent1"/>
-          <w:sz w:val="26"/>
-          <w:szCs w:val="26"/>
-        </w:rPr>
-        <w:t xml:space="preserve"> aminek</w:t>
-      </w:r>
-      <w:r>
-        <w:rPr>
-          <w:rFonts w:asciiTheme="majorHAnsi" w:eastAsiaTheme="majorEastAsia" w:hAnsiTheme="majorHAnsi" w:cstheme="majorBidi"/>
-          <w:color w:val="156082" w:themeColor="accent1"/>
-          <w:sz w:val="26"/>
-          <w:szCs w:val="26"/>
-        </w:rPr>
-        <w:t xml:space="preserve"> segítségével könnyedén dokumentálható és tesztelhető a MySQL adatbázi</w:t>
-      </w:r>
-      <w:r>
-        <w:rPr>
-          <w:rFonts w:asciiTheme="majorHAnsi" w:eastAsiaTheme="majorEastAsia" w:hAnsiTheme="majorHAnsi" w:cstheme="majorBidi"/>
-          <w:color w:val="156082" w:themeColor="accent1"/>
-          <w:sz w:val="26"/>
-          <w:szCs w:val="26"/>
-        </w:rPr>
-        <w:t xml:space="preserve">s, </w:t>
-      </w:r>
-      <w:r>
-        <w:rPr>
-          <w:rFonts w:asciiTheme="majorHAnsi" w:eastAsiaTheme="majorEastAsia" w:hAnsiTheme="majorHAnsi" w:cstheme="majorBidi"/>
-          <w:color w:val="156082" w:themeColor="accent1"/>
-          <w:sz w:val="26"/>
-          <w:szCs w:val="26"/>
-        </w:rPr>
-        <w:t xml:space="preserve">és a </w:t>
-      </w:r>
-      <w:r>
-        <w:rPr>
-          <w:rFonts w:asciiTheme="majorHAnsi" w:eastAsiaTheme="majorEastAsia" w:hAnsiTheme="majorHAnsi" w:cstheme="majorBidi"/>
-          <w:color w:val="156082" w:themeColor="accent1"/>
-          <w:sz w:val="26"/>
-          <w:szCs w:val="26"/>
-        </w:rPr>
-        <w:t>vele kommunikáló</w:t>
-      </w:r>
-      <w:r>
-        <w:rPr>
-          <w:rFonts w:asciiTheme="majorHAnsi" w:eastAsiaTheme="majorEastAsia" w:hAnsiTheme="majorHAnsi" w:cstheme="majorBidi"/>
-          <w:color w:val="156082" w:themeColor="accent1"/>
-          <w:sz w:val="26"/>
-          <w:szCs w:val="26"/>
-        </w:rPr>
-        <w:t xml:space="preserve"> RESTful API-k</w:t>
-      </w:r>
-      <w:r>
-        <w:rPr>
-          <w:rFonts w:asciiTheme="majorHAnsi" w:eastAsiaTheme="majorEastAsia" w:hAnsiTheme="majorHAnsi" w:cstheme="majorBidi"/>
-          <w:color w:val="156082" w:themeColor="accent1"/>
-          <w:sz w:val="26"/>
-          <w:szCs w:val="26"/>
-        </w:rPr>
-        <w:t xml:space="preserve"> szinte bármelyik pontja</w:t>
-      </w:r>
-      <w:r>
-        <w:rPr>
-          <w:rFonts w:asciiTheme="majorHAnsi" w:eastAsiaTheme="majorEastAsia" w:hAnsiTheme="majorHAnsi" w:cstheme="majorBidi"/>
-          <w:color w:val="156082" w:themeColor="accent1"/>
-          <w:sz w:val="26"/>
-          <w:szCs w:val="26"/>
-        </w:rPr>
-        <w:t>. Ez a megoldás lehetővé teszi a végpontok egyszerű tesztelését és a fejlesztők közötti együttműködést.</w:t>
-      </w:r>
-    </w:p>
-    <w:p>
-      <w:pPr>
-        <w:spacing w:before="60" w:after="60"/>
-        <w:rPr>
-          <w:rFonts w:asciiTheme="majorHAnsi" w:eastAsiaTheme="majorEastAsia" w:hAnsiTheme="majorHAnsi" w:cstheme="majorBidi"/>
+          <w:rFonts w:eastAsiaTheme="majorEastAsia" w:cstheme="majorBidi"/>
           <w:color w:val="156082" w:themeColor="accent1"/>
           <w:sz w:val="26"/>
           <w:szCs w:val="26"/>
@@ -3693,16 +4113,16 @@
           <w:szCs w:val="26"/>
         </w:rPr>
         <w:drawing>
-          <wp:anchor distT="0" distB="0" distL="114300" distR="114300" simplePos="0" relativeHeight="251666432" behindDoc="0" locked="0" layoutInCell="1" allowOverlap="1" wp14:anchorId="71D600B7" wp14:editId="0AA800B9">
+          <wp:anchor distT="0" distB="0" distL="114300" distR="114300" simplePos="0" relativeHeight="251666432" behindDoc="1" locked="0" layoutInCell="1" allowOverlap="1" wp14:anchorId="71D600B7" wp14:editId="327EBF3E">
             <wp:simplePos x="0" y="0"/>
-            <wp:positionH relativeFrom="column">
-              <wp:posOffset>-1298</wp:posOffset>
+            <wp:positionH relativeFrom="margin">
+              <wp:align>center</wp:align>
             </wp:positionH>
             <wp:positionV relativeFrom="paragraph">
-              <wp:posOffset>2292</wp:posOffset>
+              <wp:posOffset>981872</wp:posOffset>
             </wp:positionV>
-            <wp:extent cx="5756910" cy="374015"/>
-            <wp:effectExtent l="0" t="0" r="0" b="6985"/>
+            <wp:extent cx="6506210" cy="552450"/>
+            <wp:effectExtent l="0" t="0" r="8890" b="0"/>
             <wp:wrapSquare wrapText="bothSides"/>
             <wp:docPr id="1383825589" name="Kép 22"/>
             <wp:cNvGraphicFramePr>
@@ -3733,7 +4153,7 @@
                   <pic:spPr bwMode="auto">
                     <a:xfrm>
                       <a:off x="0" y="0"/>
-                      <a:ext cx="5756910" cy="374015"/>
+                      <a:ext cx="6506210" cy="552450"/>
                     </a:xfrm>
                     <a:prstGeom prst="rect">
                       <a:avLst/>
@@ -3746,9 +4166,206 @@
                 </pic:pic>
               </a:graphicData>
             </a:graphic>
+            <wp14:sizeRelH relativeFrom="margin">
+              <wp14:pctWidth>0</wp14:pctWidth>
+            </wp14:sizeRelH>
+            <wp14:sizeRelV relativeFrom="margin">
+              <wp14:pctHeight>0</wp14:pctHeight>
+            </wp14:sizeRelV>
           </wp:anchor>
         </w:drawing>
       </w:r>
+      <w:r>
+        <w:rPr>
+          <w:rFonts w:asciiTheme="majorHAnsi" w:eastAsiaTheme="majorEastAsia" w:hAnsiTheme="majorHAnsi" w:cstheme="majorBidi"/>
+          <w:color w:val="156082" w:themeColor="accent1"/>
+          <w:sz w:val="26"/>
+          <w:szCs w:val="26"/>
+        </w:rPr>
+        <w:t>Az</w:t>
+      </w:r>
+      <w:r>
+        <w:rPr>
+          <w:rFonts w:asciiTheme="majorHAnsi" w:eastAsiaTheme="majorEastAsia" w:hAnsiTheme="majorHAnsi" w:cstheme="majorBidi"/>
+          <w:color w:val="156082" w:themeColor="accent1"/>
+          <w:sz w:val="26"/>
+          <w:szCs w:val="26"/>
+        </w:rPr>
+        <w:t xml:space="preserve"> API-fejlesztés esetén </w:t>
+      </w:r>
+      <w:r>
+        <w:rPr>
+          <w:rFonts w:asciiTheme="majorHAnsi" w:eastAsiaTheme="majorEastAsia" w:hAnsiTheme="majorHAnsi" w:cstheme="majorBidi"/>
+          <w:color w:val="156082" w:themeColor="accent1"/>
+          <w:sz w:val="26"/>
+          <w:szCs w:val="26"/>
+        </w:rPr>
+        <w:t xml:space="preserve">nálunk a </w:t>
+      </w:r>
+      <w:r>
+        <w:rPr>
+          <w:rFonts w:asciiTheme="majorHAnsi" w:eastAsiaTheme="majorEastAsia" w:hAnsiTheme="majorHAnsi" w:cstheme="majorBidi"/>
+          <w:color w:val="156082" w:themeColor="accent1"/>
+          <w:sz w:val="26"/>
+          <w:szCs w:val="26"/>
+        </w:rPr>
+        <w:t>Swagger</w:t>
+      </w:r>
+      <w:r>
+        <w:rPr>
+          <w:rFonts w:asciiTheme="majorHAnsi" w:eastAsiaTheme="majorEastAsia" w:hAnsiTheme="majorHAnsi" w:cstheme="majorBidi"/>
+          <w:color w:val="156082" w:themeColor="accent1"/>
+          <w:sz w:val="26"/>
+          <w:szCs w:val="26"/>
+        </w:rPr>
+        <w:t xml:space="preserve">-re esett a </w:t>
+      </w:r>
+      <w:r>
+        <w:rPr>
+          <w:rFonts w:asciiTheme="majorHAnsi" w:eastAsiaTheme="majorEastAsia" w:hAnsiTheme="majorHAnsi" w:cstheme="majorBidi"/>
+          <w:color w:val="156082" w:themeColor="accent1"/>
+          <w:sz w:val="26"/>
+          <w:szCs w:val="26"/>
+        </w:rPr>
+        <w:t>választás,</w:t>
+      </w:r>
+      <w:r>
+        <w:rPr>
+          <w:rFonts w:asciiTheme="majorHAnsi" w:eastAsiaTheme="majorEastAsia" w:hAnsiTheme="majorHAnsi" w:cstheme="majorBidi"/>
+          <w:color w:val="156082" w:themeColor="accent1"/>
+          <w:sz w:val="26"/>
+          <w:szCs w:val="26"/>
+        </w:rPr>
+        <w:t xml:space="preserve"> aminek</w:t>
+      </w:r>
+      <w:r>
+        <w:rPr>
+          <w:rFonts w:asciiTheme="majorHAnsi" w:eastAsiaTheme="majorEastAsia" w:hAnsiTheme="majorHAnsi" w:cstheme="majorBidi"/>
+          <w:color w:val="156082" w:themeColor="accent1"/>
+          <w:sz w:val="26"/>
+          <w:szCs w:val="26"/>
+        </w:rPr>
+        <w:t xml:space="preserve"> segítségével könnyedén dokumentálható és tesztelhető </w:t>
+      </w:r>
+      <w:r>
+        <w:rPr>
+          <w:rFonts w:asciiTheme="majorHAnsi" w:eastAsiaTheme="majorEastAsia" w:hAnsiTheme="majorHAnsi" w:cstheme="majorBidi"/>
+          <w:color w:val="156082" w:themeColor="accent1"/>
+          <w:sz w:val="26"/>
+          <w:szCs w:val="26"/>
+        </w:rPr>
+        <w:t>az</w:t>
+      </w:r>
+      <w:r>
+        <w:rPr>
+          <w:rFonts w:asciiTheme="majorHAnsi" w:eastAsiaTheme="majorEastAsia" w:hAnsiTheme="majorHAnsi" w:cstheme="majorBidi"/>
+          <w:color w:val="156082" w:themeColor="accent1"/>
+          <w:sz w:val="26"/>
+          <w:szCs w:val="26"/>
+        </w:rPr>
+        <w:t xml:space="preserve"> adatbázi</w:t>
+      </w:r>
+      <w:r>
+        <w:rPr>
+          <w:rFonts w:asciiTheme="majorHAnsi" w:eastAsiaTheme="majorEastAsia" w:hAnsiTheme="majorHAnsi" w:cstheme="majorBidi"/>
+          <w:color w:val="156082" w:themeColor="accent1"/>
+          <w:sz w:val="26"/>
+          <w:szCs w:val="26"/>
+        </w:rPr>
+        <w:t xml:space="preserve">s, </w:t>
+      </w:r>
+      <w:r>
+        <w:rPr>
+          <w:rFonts w:asciiTheme="majorHAnsi" w:eastAsiaTheme="majorEastAsia" w:hAnsiTheme="majorHAnsi" w:cstheme="majorBidi"/>
+          <w:color w:val="156082" w:themeColor="accent1"/>
+          <w:sz w:val="26"/>
+          <w:szCs w:val="26"/>
+        </w:rPr>
+        <w:t>elérhető a vele</w:t>
+      </w:r>
+      <w:r>
+        <w:rPr>
+          <w:rFonts w:asciiTheme="majorHAnsi" w:eastAsiaTheme="majorEastAsia" w:hAnsiTheme="majorHAnsi" w:cstheme="majorBidi"/>
+          <w:color w:val="156082" w:themeColor="accent1"/>
+          <w:sz w:val="26"/>
+          <w:szCs w:val="26"/>
+        </w:rPr>
+        <w:t xml:space="preserve"> kommunikáló</w:t>
+      </w:r>
+      <w:r>
+        <w:rPr>
+          <w:rFonts w:asciiTheme="majorHAnsi" w:eastAsiaTheme="majorEastAsia" w:hAnsiTheme="majorHAnsi" w:cstheme="majorBidi"/>
+          <w:color w:val="156082" w:themeColor="accent1"/>
+          <w:sz w:val="26"/>
+          <w:szCs w:val="26"/>
+        </w:rPr>
+        <w:t xml:space="preserve"> RESTful API-k</w:t>
+      </w:r>
+      <w:r>
+        <w:rPr>
+          <w:rFonts w:asciiTheme="majorHAnsi" w:eastAsiaTheme="majorEastAsia" w:hAnsiTheme="majorHAnsi" w:cstheme="majorBidi"/>
+          <w:color w:val="156082" w:themeColor="accent1"/>
+          <w:sz w:val="26"/>
+          <w:szCs w:val="26"/>
+        </w:rPr>
+        <w:t xml:space="preserve"> </w:t>
+      </w:r>
+      <w:r>
+        <w:rPr>
+          <w:rFonts w:asciiTheme="majorHAnsi" w:eastAsiaTheme="majorEastAsia" w:hAnsiTheme="majorHAnsi" w:cstheme="majorBidi"/>
+          <w:color w:val="156082" w:themeColor="accent1"/>
+          <w:sz w:val="26"/>
+          <w:szCs w:val="26"/>
+        </w:rPr>
+        <w:t>összes</w:t>
+      </w:r>
+      <w:r>
+        <w:rPr>
+          <w:rFonts w:asciiTheme="majorHAnsi" w:eastAsiaTheme="majorEastAsia" w:hAnsiTheme="majorHAnsi" w:cstheme="majorBidi"/>
+          <w:color w:val="156082" w:themeColor="accent1"/>
+          <w:sz w:val="26"/>
+          <w:szCs w:val="26"/>
+        </w:rPr>
+        <w:t xml:space="preserve"> pontja</w:t>
+      </w:r>
+      <w:r>
+        <w:rPr>
+          <w:rFonts w:asciiTheme="majorHAnsi" w:eastAsiaTheme="majorEastAsia" w:hAnsiTheme="majorHAnsi" w:cstheme="majorBidi"/>
+          <w:color w:val="156082" w:themeColor="accent1"/>
+          <w:sz w:val="26"/>
+          <w:szCs w:val="26"/>
+        </w:rPr>
+        <w:t xml:space="preserve">. Ez a megoldás lehetővé teszi a </w:t>
+      </w:r>
+      <w:r>
+        <w:rPr>
+          <w:rFonts w:eastAsiaTheme="majorEastAsia" w:cstheme="majorBidi"/>
+          <w:color w:val="156082" w:themeColor="accent1"/>
+          <w:sz w:val="26"/>
+          <w:szCs w:val="26"/>
+        </w:rPr>
+        <w:t>végpontok egyszerű összekapcsolását és tesztelését</w:t>
+      </w:r>
+      <w:r>
+        <w:rPr>
+          <w:rFonts w:eastAsiaTheme="majorEastAsia" w:cstheme="majorBidi"/>
+          <w:color w:val="156082" w:themeColor="accent1"/>
+          <w:sz w:val="26"/>
+          <w:szCs w:val="26"/>
+        </w:rPr>
+        <w:t>.</w:t>
+      </w:r>
+    </w:p>
+    <w:p>
+      <w:pPr>
+        <w:spacing w:before="60" w:after="60"/>
+        <w:rPr>
+          <w:rFonts w:asciiTheme="majorHAnsi" w:eastAsiaTheme="majorEastAsia" w:hAnsiTheme="majorHAnsi" w:cstheme="majorBidi"/>
+          <w:color w:val="156082" w:themeColor="accent1"/>
+          <w:sz w:val="26"/>
+          <w:szCs w:val="26"/>
+        </w:rPr>
+      </w:pPr>
     </w:p>
     <w:p>
       <w:pPr>
@@ -3768,6 +4385,7 @@
           <w:sz w:val="26"/>
           <w:szCs w:val="26"/>
         </w:rPr>
+        <w:lastRenderedPageBreak/>
         <w:drawing>
           <wp:anchor distT="0" distB="0" distL="114300" distR="114300" simplePos="0" relativeHeight="251667456" behindDoc="1" locked="0" layoutInCell="1" allowOverlap="1" wp14:anchorId="709BB26D" wp14:editId="353CCC1B">
             <wp:simplePos x="0" y="0"/>
@@ -3846,7 +4464,52 @@
           <w:sz w:val="26"/>
           <w:szCs w:val="26"/>
         </w:rPr>
-        <w:t>A MySQL továbbra is az egyik legnépszerűbb adatbázis-kezelő rendszer marad, amely kiválóan integrálható mind helyi (XAMPP), mind felhőalapú környezetekbe, miközben számos eszköz (phpMyAdmin, Swagger) segíti a fejlesztők munkáját. A rendszer folyamatos fejlődése biztosítja, hogy mindig naprakész megoldásokat kínáljon a modern webalkalmazások fejlesztéséhez.</w:t>
+        <w:t>A MySQL továbbra is az egyik legnépszerűbb adatbázis-kezelő rendszer marad, am</w:t>
+      </w:r>
+      <w:r>
+        <w:rPr>
+          <w:rFonts w:asciiTheme="majorHAnsi" w:eastAsiaTheme="majorEastAsia" w:hAnsiTheme="majorHAnsi" w:cstheme="majorBidi"/>
+          <w:color w:val="156082" w:themeColor="accent1"/>
+          <w:sz w:val="26"/>
+          <w:szCs w:val="26"/>
+        </w:rPr>
+        <w:t xml:space="preserve">i </w:t>
+      </w:r>
+      <w:r>
+        <w:rPr>
+          <w:rFonts w:asciiTheme="majorHAnsi" w:eastAsiaTheme="majorEastAsia" w:hAnsiTheme="majorHAnsi" w:cstheme="majorBidi"/>
+          <w:color w:val="156082" w:themeColor="accent1"/>
+          <w:sz w:val="26"/>
+          <w:szCs w:val="26"/>
+        </w:rPr>
+        <w:t xml:space="preserve">kiválóan integrálható mind helyi (XAMPP), mind felhőalapú környezetekbe, miközben számos eszköz (phpMyAdmin, Swagger) segíti a </w:t>
+      </w:r>
+      <w:r>
+        <w:rPr>
+          <w:rFonts w:asciiTheme="majorHAnsi" w:eastAsiaTheme="majorEastAsia" w:hAnsiTheme="majorHAnsi" w:cstheme="majorBidi"/>
+          <w:color w:val="156082" w:themeColor="accent1"/>
+          <w:sz w:val="26"/>
+          <w:szCs w:val="26"/>
+        </w:rPr>
+        <w:t>fejlesz</w:t>
+      </w:r>
+      <w:r>
+        <w:rPr>
+          <w:rFonts w:asciiTheme="majorHAnsi" w:eastAsiaTheme="majorEastAsia" w:hAnsiTheme="majorHAnsi" w:cstheme="majorBidi"/>
+          <w:color w:val="156082" w:themeColor="accent1"/>
+          <w:sz w:val="26"/>
+          <w:szCs w:val="26"/>
+        </w:rPr>
+        <w:t>tést</w:t>
+      </w:r>
+      <w:r>
+        <w:rPr>
+          <w:rFonts w:asciiTheme="majorHAnsi" w:eastAsiaTheme="majorEastAsia" w:hAnsiTheme="majorHAnsi" w:cstheme="majorBidi"/>
+          <w:color w:val="156082" w:themeColor="accent1"/>
+          <w:sz w:val="26"/>
+          <w:szCs w:val="26"/>
+        </w:rPr>
+        <w:t xml:space="preserve">. </w:t>
       </w:r>
     </w:p>
     <w:p>
@@ -3878,34 +4541,64 @@
     <w:p>
       <w:pPr>
         <w:rPr>
-          <w:color w:val="156082" w:themeColor="accent1"/>
-          <w:sz w:val="26"/>
-          <w:szCs w:val="26"/>
-        </w:rPr>
-      </w:pPr>
-      <w:r>
-        <w:rPr>
-          <w:color w:val="156082" w:themeColor="accent1"/>
-          <w:sz w:val="26"/>
-          <w:szCs w:val="26"/>
-        </w:rPr>
-        <w:t xml:space="preserve">A Docker egy konténerizációs platform, amely forradalmasította a szoftverfejlesztést és </w:t>
-      </w:r>
-      <w:r>
-        <w:rPr>
-          <w:color w:val="156082" w:themeColor="accent1"/>
-          <w:sz w:val="26"/>
-          <w:szCs w:val="26"/>
-        </w:rPr>
-        <w:t xml:space="preserve">annak </w:t>
-      </w:r>
-      <w:r>
-        <w:rPr>
-          <w:color w:val="156082" w:themeColor="accent1"/>
-          <w:sz w:val="26"/>
-          <w:szCs w:val="26"/>
-        </w:rPr>
-        <w:t>üzembe helyezés</w:t>
+          <w:noProof/>
+        </w:rPr>
+      </w:pPr>
+      <w:r>
+        <w:rPr>
+          <w:color w:val="156082" w:themeColor="accent1"/>
+          <w:sz w:val="26"/>
+          <w:szCs w:val="26"/>
+        </w:rPr>
+        <w:t>A Docker egy konténerizációs platform, amely forradalm</w:t>
+      </w:r>
+      <w:r>
+        <w:rPr>
+          <w:color w:val="156082" w:themeColor="accent1"/>
+          <w:sz w:val="26"/>
+          <w:szCs w:val="26"/>
+        </w:rPr>
+        <w:t>i a ma ismert</w:t>
+      </w:r>
+      <w:r>
+        <w:rPr>
+          <w:color w:val="156082" w:themeColor="accent1"/>
+          <w:sz w:val="26"/>
+          <w:szCs w:val="26"/>
+        </w:rPr>
+        <w:t xml:space="preserve"> </w:t>
+      </w:r>
+      <w:r>
+        <w:rPr>
+          <w:color w:val="156082" w:themeColor="accent1"/>
+          <w:sz w:val="26"/>
+          <w:szCs w:val="26"/>
+        </w:rPr>
+        <w:t>szoftverfejlesz</w:t>
+      </w:r>
+      <w:r>
+        <w:rPr>
+          <w:color w:val="156082" w:themeColor="accent1"/>
+          <w:sz w:val="26"/>
+          <w:szCs w:val="26"/>
+        </w:rPr>
+        <w:t>tés</w:t>
+      </w:r>
+      <w:r>
+        <w:rPr>
+          <w:color w:val="156082" w:themeColor="accent1"/>
+          <w:sz w:val="26"/>
+          <w:szCs w:val="26"/>
+        </w:rPr>
+        <w:t xml:space="preserve"> és üzembe helyezés</w:t>
+      </w:r>
+      <w:r>
+        <w:rPr>
+          <w:color w:val="156082" w:themeColor="accent1"/>
+          <w:sz w:val="26"/>
+          <w:szCs w:val="26"/>
+        </w:rPr>
+        <w:t xml:space="preserve"> tekintet</w:t>
       </w:r>
       <w:r>
         <w:rPr>
@@ -3921,143 +4614,111 @@
           <w:sz w:val="26"/>
           <w:szCs w:val="26"/>
         </w:rPr>
-        <w:t>t. A Docker segítségével az alkalmazások és függőségeik elkülönített konténerekben futtathatók, biztosítva a konziszten</w:t>
-      </w:r>
-      <w:r>
-        <w:rPr>
-          <w:color w:val="156082" w:themeColor="accent1"/>
-          <w:sz w:val="26"/>
-          <w:szCs w:val="26"/>
-        </w:rPr>
-        <w:t xml:space="preserve">s </w:t>
-      </w:r>
-      <w:r>
-        <w:rPr>
-          <w:color w:val="156082" w:themeColor="accent1"/>
-          <w:sz w:val="26"/>
-          <w:szCs w:val="26"/>
-        </w:rPr>
-        <w:t>fejlesztés</w:t>
-      </w:r>
-      <w:r>
-        <w:rPr>
-          <w:color w:val="156082" w:themeColor="accent1"/>
-          <w:sz w:val="26"/>
-          <w:szCs w:val="26"/>
-        </w:rPr>
-        <w:t>t</w:t>
-      </w:r>
-      <w:r>
-        <w:rPr>
-          <w:color w:val="156082" w:themeColor="accent1"/>
-          <w:sz w:val="26"/>
-          <w:szCs w:val="26"/>
-        </w:rPr>
-        <w:t>, tesztelés</w:t>
-      </w:r>
-      <w:r>
-        <w:rPr>
-          <w:color w:val="156082" w:themeColor="accent1"/>
-          <w:sz w:val="26"/>
-          <w:szCs w:val="26"/>
-        </w:rPr>
-        <w:t>t</w:t>
-      </w:r>
-      <w:r>
-        <w:rPr>
-          <w:color w:val="156082" w:themeColor="accent1"/>
-          <w:sz w:val="26"/>
-          <w:szCs w:val="26"/>
-        </w:rPr>
-        <w:t xml:space="preserve"> és </w:t>
-      </w:r>
-      <w:r>
-        <w:rPr>
-          <w:color w:val="156082" w:themeColor="accent1"/>
-          <w:sz w:val="26"/>
-          <w:szCs w:val="26"/>
-        </w:rPr>
-        <w:t xml:space="preserve">az </w:t>
-      </w:r>
-      <w:r>
-        <w:rPr>
-          <w:color w:val="156082" w:themeColor="accent1"/>
-          <w:sz w:val="26"/>
-          <w:szCs w:val="26"/>
-        </w:rPr>
-        <w:t>éles</w:t>
-      </w:r>
-      <w:r>
-        <w:rPr>
-          <w:color w:val="156082" w:themeColor="accent1"/>
-          <w:sz w:val="26"/>
-          <w:szCs w:val="26"/>
-        </w:rPr>
-        <w:t xml:space="preserve"> működés</w:t>
-      </w:r>
-      <w:r>
-        <w:rPr>
-          <w:color w:val="156082" w:themeColor="accent1"/>
-          <w:sz w:val="26"/>
-          <w:szCs w:val="26"/>
-        </w:rPr>
-        <w:t>t a</w:t>
-      </w:r>
-      <w:r>
-        <w:rPr>
-          <w:color w:val="156082" w:themeColor="accent1"/>
-          <w:sz w:val="26"/>
-          <w:szCs w:val="26"/>
-        </w:rPr>
-        <w:t xml:space="preserve"> környezetek között.</w:t>
-      </w:r>
-      <w:r>
-        <w:rPr>
-          <w:color w:val="156082" w:themeColor="accent1"/>
-          <w:sz w:val="26"/>
-          <w:szCs w:val="26"/>
-        </w:rPr>
-        <w:t xml:space="preserve"> Ez k</w:t>
-      </w:r>
-      <w:r>
-        <w:rPr>
-          <w:color w:val="156082" w:themeColor="accent1"/>
-          <w:sz w:val="26"/>
-          <w:szCs w:val="26"/>
-        </w:rPr>
-        <w:t>ulcsfontosságú a modern DevOps</w:t>
-      </w:r>
-      <w:r>
-        <w:rPr>
-          <w:color w:val="156082" w:themeColor="accent1"/>
-          <w:sz w:val="26"/>
-          <w:szCs w:val="26"/>
-        </w:rPr>
-        <w:t xml:space="preserve"> (</w:t>
-      </w:r>
-      <w:r>
-        <w:rPr>
-          <w:color w:val="156082" w:themeColor="accent1"/>
-          <w:sz w:val="26"/>
-          <w:szCs w:val="26"/>
-        </w:rPr>
-        <w:t>fejlesztés és üzemeltetés összekötve</w:t>
-      </w:r>
-      <w:r>
-        <w:rPr>
-          <w:color w:val="156082" w:themeColor="accent1"/>
-          <w:sz w:val="26"/>
-          <w:szCs w:val="26"/>
-        </w:rPr>
-        <w:t>)</w:t>
-      </w:r>
-      <w:r>
-        <w:rPr>
-          <w:color w:val="156082" w:themeColor="accent1"/>
-          <w:sz w:val="26"/>
-          <w:szCs w:val="26"/>
-        </w:rPr>
-        <w:t xml:space="preserve"> folyamatokban, lehetővé téve a gyors és megbízható alkalmazásterjesztést.</w:t>
+        <w:t>ben</w:t>
+      </w:r>
+      <w:r>
+        <w:rPr>
+          <w:color w:val="156082" w:themeColor="accent1"/>
+          <w:sz w:val="26"/>
+          <w:szCs w:val="26"/>
+        </w:rPr>
+        <w:t xml:space="preserve">. </w:t>
+      </w:r>
+      <w:r>
+        <w:rPr>
+          <w:color w:val="156082" w:themeColor="accent1"/>
+          <w:sz w:val="26"/>
+          <w:szCs w:val="26"/>
+        </w:rPr>
+        <w:t xml:space="preserve">A Docker segítségével az alkalmazások gyorsabban és megbízhatóbban </w:t>
+      </w:r>
+      <w:r>
+        <w:rPr>
+          <w:color w:val="156082" w:themeColor="accent1"/>
+          <w:sz w:val="26"/>
+          <w:szCs w:val="26"/>
+        </w:rPr>
+        <w:t>üzemeltethetők</w:t>
+      </w:r>
+      <w:r>
+        <w:rPr>
+          <w:color w:val="156082" w:themeColor="accent1"/>
+          <w:sz w:val="26"/>
+          <w:szCs w:val="26"/>
+        </w:rPr>
+        <w:t>, mivel minden környezetben azonos módon viselkednek. Ez csökkenti a telepítési hibákat és gyorsítja a fejlesztési ciklust.</w:t>
+      </w:r>
+      <w:r>
+        <w:rPr>
+          <w:color w:val="156082" w:themeColor="accent1"/>
+          <w:sz w:val="26"/>
+          <w:szCs w:val="26"/>
+        </w:rPr>
+        <w:t xml:space="preserve"> </w:t>
+      </w:r>
+      <w:r>
+        <w:rPr>
+          <w:color w:val="156082" w:themeColor="accent1"/>
+          <w:sz w:val="26"/>
+          <w:szCs w:val="26"/>
+        </w:rPr>
+        <w:t>Ez</w:t>
+      </w:r>
+      <w:r>
+        <w:rPr>
+          <w:color w:val="156082" w:themeColor="accent1"/>
+          <w:sz w:val="26"/>
+          <w:szCs w:val="26"/>
+        </w:rPr>
+        <w:t xml:space="preserve"> volt az egyik fő szempont, amit figyelembe vettünk az </w:t>
+      </w:r>
+      <w:r>
+        <w:rPr>
+          <w:color w:val="156082" w:themeColor="accent1"/>
+          <w:sz w:val="26"/>
+          <w:szCs w:val="26"/>
+        </w:rPr>
+        <w:t xml:space="preserve"> üzemeltetés </w:t>
+      </w:r>
+      <w:r>
+        <w:rPr>
+          <w:color w:val="156082" w:themeColor="accent1"/>
+          <w:sz w:val="26"/>
+          <w:szCs w:val="26"/>
+        </w:rPr>
+        <w:t>szempontjából</w:t>
+      </w:r>
+      <w:r>
+        <w:rPr>
+          <w:color w:val="156082" w:themeColor="accent1"/>
+          <w:sz w:val="26"/>
+          <w:szCs w:val="26"/>
+        </w:rPr>
+        <w:t xml:space="preserve">, lehetővé téve a gyors és megbízható </w:t>
+      </w:r>
+      <w:r>
+        <w:rPr>
+          <w:color w:val="156082" w:themeColor="accent1"/>
+          <w:sz w:val="26"/>
+          <w:szCs w:val="26"/>
+        </w:rPr>
+        <w:t>alkalmazás</w:t>
+      </w:r>
+      <w:r>
+        <w:rPr>
+          <w:color w:val="156082" w:themeColor="accent1"/>
+          <w:sz w:val="26"/>
+          <w:szCs w:val="26"/>
+        </w:rPr>
+        <w:t>kezelést</w:t>
+      </w:r>
+      <w:r>
+        <w:rPr>
+          <w:color w:val="156082" w:themeColor="accent1"/>
+          <w:sz w:val="26"/>
+          <w:szCs w:val="26"/>
+        </w:rPr>
+        <w:t>.</w:t>
       </w:r>
       <w:r>
         <w:rPr>
@@ -4152,99 +4813,308 @@
           <w:sz w:val="26"/>
           <w:szCs w:val="26"/>
         </w:rPr>
+        <w:t>Ehhez társul</w:t>
+      </w:r>
+      <w:r>
+        <w:rPr>
+          <w:color w:val="156082" w:themeColor="accent1"/>
+          <w:sz w:val="26"/>
+          <w:szCs w:val="26"/>
+        </w:rPr>
+        <w:t xml:space="preserve"> a </w:t>
+      </w:r>
+      <w:r>
+        <w:rPr>
+          <w:color w:val="156082" w:themeColor="accent1"/>
+          <w:sz w:val="26"/>
+          <w:szCs w:val="26"/>
+        </w:rPr>
+        <w:t>Railway,</w:t>
+      </w:r>
+      <w:r>
+        <w:rPr>
+          <w:color w:val="156082" w:themeColor="accent1"/>
+          <w:sz w:val="26"/>
+          <w:szCs w:val="26"/>
+        </w:rPr>
+        <w:t xml:space="preserve"> </w:t>
+      </w:r>
+      <w:r>
+        <w:rPr>
+          <w:color w:val="156082" w:themeColor="accent1"/>
+          <w:sz w:val="26"/>
+          <w:szCs w:val="26"/>
+        </w:rPr>
+        <w:t>egy innovatív felhőalapú platform, am</w:t>
+      </w:r>
+      <w:r>
+        <w:rPr>
+          <w:color w:val="156082" w:themeColor="accent1"/>
+          <w:sz w:val="26"/>
+          <w:szCs w:val="26"/>
+        </w:rPr>
+        <w:t>i</w:t>
+      </w:r>
+      <w:r>
+        <w:rPr>
+          <w:color w:val="156082" w:themeColor="accent1"/>
+          <w:sz w:val="26"/>
+          <w:szCs w:val="26"/>
+        </w:rPr>
+        <w:t xml:space="preserve"> leegyszerűsíti az alkalmazások üzembe </w:t>
+      </w:r>
+      <w:r>
+        <w:rPr>
+          <w:color w:val="156082" w:themeColor="accent1"/>
+          <w:sz w:val="26"/>
+          <w:szCs w:val="26"/>
+        </w:rPr>
+        <w:t>helyezés</w:t>
+      </w:r>
+      <w:r>
+        <w:rPr>
+          <w:color w:val="156082" w:themeColor="accent1"/>
+          <w:sz w:val="26"/>
+          <w:szCs w:val="26"/>
+        </w:rPr>
+        <w:t>ét, ezzel kiegészítve a Dockert</w:t>
+      </w:r>
+      <w:r>
+        <w:rPr>
+          <w:color w:val="156082" w:themeColor="accent1"/>
+          <w:sz w:val="26"/>
+          <w:szCs w:val="26"/>
+        </w:rPr>
+        <w:t xml:space="preserve">. </w:t>
+      </w:r>
+      <w:r>
+        <w:rPr>
+          <w:color w:val="156082" w:themeColor="accent1"/>
+          <w:sz w:val="26"/>
+          <w:szCs w:val="26"/>
+        </w:rPr>
+        <w:t>F</w:t>
+      </w:r>
+      <w:r>
+        <w:rPr>
+          <w:color w:val="156082" w:themeColor="accent1"/>
+          <w:sz w:val="26"/>
+          <w:szCs w:val="26"/>
+        </w:rPr>
+        <w:t>elhasználóbarát felület</w:t>
+      </w:r>
+      <w:r>
+        <w:rPr>
+          <w:color w:val="156082" w:themeColor="accent1"/>
+          <w:sz w:val="26"/>
+          <w:szCs w:val="26"/>
+        </w:rPr>
+        <w:t>e,</w:t>
+      </w:r>
+      <w:r>
+        <w:rPr>
+          <w:color w:val="156082" w:themeColor="accent1"/>
+          <w:sz w:val="26"/>
+          <w:szCs w:val="26"/>
+        </w:rPr>
+        <w:t xml:space="preserve"> és automatikus konfiguráció</w:t>
+      </w:r>
+      <w:r>
+        <w:rPr>
+          <w:color w:val="156082" w:themeColor="accent1"/>
+          <w:sz w:val="26"/>
+          <w:szCs w:val="26"/>
+        </w:rPr>
+        <w:t>j</w:t>
+      </w:r>
+      <w:r>
+        <w:rPr>
+          <w:color w:val="156082" w:themeColor="accent1"/>
+          <w:sz w:val="26"/>
+          <w:szCs w:val="26"/>
+        </w:rPr>
+        <w:t>a</w:t>
+      </w:r>
+      <w:r>
+        <w:rPr>
+          <w:color w:val="156082" w:themeColor="accent1"/>
+          <w:sz w:val="26"/>
+          <w:szCs w:val="26"/>
+        </w:rPr>
+        <w:t xml:space="preserve"> miatt választottuk</w:t>
+      </w:r>
+      <w:r>
+        <w:rPr>
+          <w:color w:val="156082" w:themeColor="accent1"/>
+          <w:sz w:val="26"/>
+          <w:szCs w:val="26"/>
+        </w:rPr>
+        <w:t>,</w:t>
+      </w:r>
+      <w:r>
+        <w:rPr>
+          <w:color w:val="156082" w:themeColor="accent1"/>
+          <w:sz w:val="26"/>
+          <w:szCs w:val="26"/>
+        </w:rPr>
+        <w:t xml:space="preserve"> ami </w:t>
+      </w:r>
+      <w:r>
+        <w:rPr>
+          <w:color w:val="156082" w:themeColor="accent1"/>
+          <w:sz w:val="26"/>
+          <w:szCs w:val="26"/>
+        </w:rPr>
+        <w:t>támogat</w:t>
+      </w:r>
+      <w:r>
+        <w:rPr>
+          <w:color w:val="156082" w:themeColor="accent1"/>
+          <w:sz w:val="26"/>
+          <w:szCs w:val="26"/>
+        </w:rPr>
+        <w:t>ja</w:t>
+      </w:r>
+      <w:r>
+        <w:rPr>
+          <w:color w:val="156082" w:themeColor="accent1"/>
+          <w:sz w:val="26"/>
+          <w:szCs w:val="26"/>
+        </w:rPr>
+        <w:t xml:space="preserve"> a </w:t>
+      </w:r>
+      <w:r>
+        <w:rPr>
+          <w:color w:val="156082" w:themeColor="accent1"/>
+          <w:sz w:val="26"/>
+          <w:szCs w:val="26"/>
+        </w:rPr>
+        <w:t xml:space="preserve">ma népszerű </w:t>
+      </w:r>
+      <w:r>
+        <w:rPr>
+          <w:color w:val="156082" w:themeColor="accent1"/>
+          <w:sz w:val="26"/>
+          <w:szCs w:val="26"/>
+        </w:rPr>
+        <w:t>programozási nyelveket és keretrendszereket. A Railway</w:t>
+      </w:r>
+      <w:r>
+        <w:rPr>
+          <w:color w:val="156082" w:themeColor="accent1"/>
+          <w:sz w:val="26"/>
+          <w:szCs w:val="26"/>
+        </w:rPr>
+        <w:t xml:space="preserve">-nél különösen jól jött a </w:t>
+      </w:r>
+      <w:r>
+        <w:rPr>
+          <w:color w:val="156082" w:themeColor="accent1"/>
+          <w:sz w:val="26"/>
+          <w:szCs w:val="26"/>
+        </w:rPr>
+        <w:t>GitHub integráció, ami automatikusan buildeli a kódot</w:t>
+      </w:r>
+      <w:r>
+        <w:rPr>
+          <w:color w:val="156082" w:themeColor="accent1"/>
+          <w:sz w:val="26"/>
+          <w:szCs w:val="26"/>
+        </w:rPr>
+        <w:t xml:space="preserve">, </w:t>
+      </w:r>
+      <w:r>
+        <w:rPr>
+          <w:color w:val="156082" w:themeColor="accent1"/>
+          <w:sz w:val="26"/>
+          <w:szCs w:val="26"/>
+        </w:rPr>
+        <w:t xml:space="preserve">így </w:t>
+      </w:r>
+      <w:r>
+        <w:rPr>
+          <w:color w:val="156082" w:themeColor="accent1"/>
+          <w:sz w:val="26"/>
+          <w:szCs w:val="26"/>
+        </w:rPr>
+        <w:t>ideális választást nyújt</w:t>
+      </w:r>
+      <w:r>
+        <w:rPr>
+          <w:color w:val="156082" w:themeColor="accent1"/>
+          <w:sz w:val="26"/>
+          <w:szCs w:val="26"/>
+        </w:rPr>
+        <w:t>ott</w:t>
+      </w:r>
+      <w:r>
+        <w:rPr>
+          <w:color w:val="156082" w:themeColor="accent1"/>
+          <w:sz w:val="26"/>
+          <w:szCs w:val="26"/>
+        </w:rPr>
+        <w:t xml:space="preserve"> </w:t>
+      </w:r>
+      <w:r>
+        <w:rPr>
+          <w:color w:val="156082" w:themeColor="accent1"/>
+          <w:sz w:val="26"/>
+          <w:szCs w:val="26"/>
+        </w:rPr>
+        <w:t xml:space="preserve">a </w:t>
+      </w:r>
+      <w:r>
+        <w:rPr>
+          <w:color w:val="156082" w:themeColor="accent1"/>
+          <w:sz w:val="26"/>
+          <w:szCs w:val="26"/>
+        </w:rPr>
+        <w:t>projekt</w:t>
+      </w:r>
+      <w:r>
+        <w:rPr>
+          <w:color w:val="156082" w:themeColor="accent1"/>
+          <w:sz w:val="26"/>
+          <w:szCs w:val="26"/>
+        </w:rPr>
+        <w:t>ünk</w:t>
+      </w:r>
+      <w:r>
+        <w:rPr>
+          <w:color w:val="156082" w:themeColor="accent1"/>
+          <w:sz w:val="26"/>
+          <w:szCs w:val="26"/>
+        </w:rPr>
+        <w:t xml:space="preserve"> </w:t>
+      </w:r>
+      <w:r>
+        <w:rPr>
+          <w:color w:val="156082" w:themeColor="accent1"/>
+          <w:sz w:val="26"/>
+          <w:szCs w:val="26"/>
+        </w:rPr>
+        <w:t>számára.</w:t>
+      </w:r>
+      <w:r>
+        <w:rPr>
+          <w:noProof/>
+        </w:rPr>
+        <w:t xml:space="preserve"> </w:t>
+      </w:r>
+    </w:p>
+    <w:p>
+      <w:pPr>
+        <w:rPr>
+          <w:color w:val="156082" w:themeColor="accent1"/>
+          <w:sz w:val="26"/>
+          <w:szCs w:val="26"/>
+        </w:rPr>
+      </w:pPr>
+      <w:r>
+        <w:rPr>
+          <w:noProof/>
+        </w:rPr>
         <w:lastRenderedPageBreak/>
-        <w:t xml:space="preserve">Következő a </w:t>
-      </w:r>
-      <w:r>
-        <w:rPr>
-          <w:color w:val="156082" w:themeColor="accent1"/>
-          <w:sz w:val="26"/>
-          <w:szCs w:val="26"/>
-        </w:rPr>
-        <w:t>Railway,</w:t>
-      </w:r>
-      <w:r>
-        <w:rPr>
-          <w:color w:val="156082" w:themeColor="accent1"/>
-          <w:sz w:val="26"/>
-          <w:szCs w:val="26"/>
-        </w:rPr>
-        <w:t xml:space="preserve"> </w:t>
-      </w:r>
-      <w:r>
-        <w:rPr>
-          <w:color w:val="156082" w:themeColor="accent1"/>
-          <w:sz w:val="26"/>
-          <w:szCs w:val="26"/>
-        </w:rPr>
-        <w:t xml:space="preserve">ami </w:t>
-      </w:r>
-      <w:r>
-        <w:rPr>
-          <w:color w:val="156082" w:themeColor="accent1"/>
-          <w:sz w:val="26"/>
-          <w:szCs w:val="26"/>
-        </w:rPr>
-        <w:t>egy innovatív felhőalapú platform, amely leegyszerűsíti az alkalmazások üzembe helyezését és skálázását. A megoldás kiemelkedik a felhasználóbarát felületével és az automatikus konfiguráció</w:t>
-      </w:r>
-      <w:r>
-        <w:rPr>
-          <w:color w:val="156082" w:themeColor="accent1"/>
-          <w:sz w:val="26"/>
-          <w:szCs w:val="26"/>
-        </w:rPr>
-        <w:t>jával</w:t>
-      </w:r>
-      <w:r>
-        <w:rPr>
-          <w:color w:val="156082" w:themeColor="accent1"/>
-          <w:sz w:val="26"/>
-          <w:szCs w:val="26"/>
-        </w:rPr>
-        <w:t xml:space="preserve">, támogatva a legnépszerűbb programozási nyelveket és keretrendszereket. A Railway integrált adatbázis-kezelési lehetőségeket és zökkenőmentes Git-integrációt kínál, </w:t>
-      </w:r>
-      <w:r>
-        <w:rPr>
-          <w:color w:val="156082" w:themeColor="accent1"/>
-          <w:sz w:val="26"/>
-          <w:szCs w:val="26"/>
-        </w:rPr>
-        <w:t xml:space="preserve">így </w:t>
-      </w:r>
-      <w:r>
-        <w:rPr>
-          <w:color w:val="156082" w:themeColor="accent1"/>
-          <w:sz w:val="26"/>
-          <w:szCs w:val="26"/>
-        </w:rPr>
-        <w:t xml:space="preserve">ideális választást nyújt mind kis, </w:t>
-      </w:r>
-      <w:r>
-        <w:rPr>
-          <w:color w:val="156082" w:themeColor="accent1"/>
-          <w:sz w:val="26"/>
-          <w:szCs w:val="26"/>
-        </w:rPr>
-        <w:t>és</w:t>
-      </w:r>
-      <w:r>
-        <w:rPr>
-          <w:color w:val="156082" w:themeColor="accent1"/>
-          <w:sz w:val="26"/>
-          <w:szCs w:val="26"/>
-        </w:rPr>
-        <w:t xml:space="preserve"> nagyobb projektek számára.</w:t>
-      </w:r>
-      <w:r>
-        <w:rPr>
-          <w:noProof/>
-        </w:rPr>
-        <w:t xml:space="preserve"> </w:t>
-      </w:r>
-      <w:r>
-        <w:rPr>
-          <w:noProof/>
-        </w:rPr>
         <w:drawing>
           <wp:inline distT="0" distB="0" distL="0" distR="0" wp14:anchorId="75DD98AB" wp14:editId="208578AD">
             <wp:extent cx="5962650" cy="1888490"/>
@@ -4317,15 +5187,95 @@
           <w:sz w:val="26"/>
           <w:szCs w:val="26"/>
         </w:rPr>
-        <w:t>egy</w:t>
-      </w:r>
-      <w:r>
-        <w:rPr>
-          <w:color w:val="156082" w:themeColor="accent1"/>
-          <w:sz w:val="26"/>
-          <w:szCs w:val="26"/>
-        </w:rPr>
-        <w:t xml:space="preserve"> felhőalapú médiakezelő szolgáltatás, amely átfogó megoldást kínál a digitális tartalmak tárolására, kezelésére és kézbesítésére. A platform intelligens kép- és videóoptimalizálási képességeivel jelentősen javítható a weboldalak teljesítménye és felhasználói élménye. A Cloudinary fejlett API-jai és SDK-i</w:t>
+        <w:t>ezekhez k</w:t>
+      </w:r>
+      <w:r>
+        <w:rPr>
+          <w:color w:val="156082" w:themeColor="accent1"/>
+          <w:sz w:val="26"/>
+          <w:szCs w:val="26"/>
+        </w:rPr>
+        <w:t>é</w:t>
+      </w:r>
+      <w:r>
+        <w:rPr>
+          <w:color w:val="156082" w:themeColor="accent1"/>
+          <w:sz w:val="26"/>
+          <w:szCs w:val="26"/>
+        </w:rPr>
+        <w:t>p</w:t>
+      </w:r>
+      <w:r>
+        <w:rPr>
+          <w:color w:val="156082" w:themeColor="accent1"/>
+          <w:sz w:val="26"/>
+          <w:szCs w:val="26"/>
+        </w:rPr>
+        <w:t>e</w:t>
+      </w:r>
+      <w:r>
+        <w:rPr>
+          <w:color w:val="156082" w:themeColor="accent1"/>
+          <w:sz w:val="26"/>
+          <w:szCs w:val="26"/>
+        </w:rPr>
+        <w:t>st</w:t>
+      </w:r>
+      <w:r>
+        <w:rPr>
+          <w:color w:val="156082" w:themeColor="accent1"/>
+          <w:sz w:val="26"/>
+          <w:szCs w:val="26"/>
+        </w:rPr>
+        <w:t xml:space="preserve"> felhőalapú médiakezelő, a</w:t>
+      </w:r>
+      <w:r>
+        <w:rPr>
+          <w:color w:val="156082" w:themeColor="accent1"/>
+          <w:sz w:val="26"/>
+          <w:szCs w:val="26"/>
+        </w:rPr>
+        <w:t>mi</w:t>
+      </w:r>
+      <w:r>
+        <w:rPr>
+          <w:color w:val="156082" w:themeColor="accent1"/>
+          <w:sz w:val="26"/>
+          <w:szCs w:val="26"/>
+        </w:rPr>
+        <w:t xml:space="preserve"> átfogó megoldást kínál a digitális tartalmak tárolására, kezelésére és kézbesítésére. A platform intelligens kép- és videóoptimalizálási képességeivel jelentősen jav</w:t>
+      </w:r>
+      <w:r>
+        <w:rPr>
+          <w:color w:val="156082" w:themeColor="accent1"/>
+          <w:sz w:val="26"/>
+          <w:szCs w:val="26"/>
+        </w:rPr>
+        <w:t xml:space="preserve">ul a </w:t>
+      </w:r>
+      <w:r>
+        <w:rPr>
+          <w:color w:val="156082" w:themeColor="accent1"/>
+          <w:sz w:val="26"/>
+          <w:szCs w:val="26"/>
+        </w:rPr>
+        <w:t xml:space="preserve"> weboldal</w:t>
+      </w:r>
+      <w:r>
+        <w:rPr>
+          <w:color w:val="156082" w:themeColor="accent1"/>
+          <w:sz w:val="26"/>
+          <w:szCs w:val="26"/>
+        </w:rPr>
+        <w:t>unk</w:t>
+      </w:r>
+      <w:r>
+        <w:rPr>
+          <w:color w:val="156082" w:themeColor="accent1"/>
+          <w:sz w:val="26"/>
+          <w:szCs w:val="26"/>
+        </w:rPr>
+        <w:t xml:space="preserve"> teljesítménye és felhasználói élménye. A fejlett API-jai és SDK-i</w:t>
       </w:r>
       <w:r>
         <w:rPr>
@@ -4341,7 +5291,96 @@
           <w:sz w:val="26"/>
           <w:szCs w:val="26"/>
         </w:rPr>
-        <w:t xml:space="preserve"> lehetővé teszik a könnyű integrációt minden népszerű fejlesztői környezetbe. E három technológia együttes használata kiváló alapot nyújt modern, skálázható webalkalmazások fejlesztéséhez. A Docker biztosítja a konzisztens fejlesztési környezetet, a Railway lehetővé teszi a zökkenőmentes felhőbe történő telepítést, míg a Cloudinary optimalizálja a médiatartalmak kezelését. M</w:t>
+        <w:t xml:space="preserve"> lehetővé teszik a könnyű integrációt minden népszerű fejlesztői környezetbe.</w:t>
+      </w:r>
+    </w:p>
+    <w:p>
+      <w:pPr>
+        <w:rPr>
+          <w:color w:val="156082" w:themeColor="accent1"/>
+          <w:sz w:val="26"/>
+          <w:szCs w:val="26"/>
+        </w:rPr>
+      </w:pPr>
+      <w:r>
+        <w:rPr>
+          <w:color w:val="156082" w:themeColor="accent1"/>
+          <w:sz w:val="26"/>
+          <w:szCs w:val="26"/>
+        </w:rPr>
+        <w:t xml:space="preserve"> Mind</w:t>
+      </w:r>
+      <w:r>
+        <w:rPr>
+          <w:color w:val="156082" w:themeColor="accent1"/>
+          <w:sz w:val="26"/>
+          <w:szCs w:val="26"/>
+        </w:rPr>
+        <w:t>három technológia együttes</w:t>
+      </w:r>
+      <w:r>
+        <w:rPr>
+          <w:color w:val="156082" w:themeColor="accent1"/>
+          <w:sz w:val="26"/>
+          <w:szCs w:val="26"/>
+        </w:rPr>
+        <w:t>en</w:t>
+      </w:r>
+      <w:r>
+        <w:rPr>
+          <w:color w:val="156082" w:themeColor="accent1"/>
+          <w:sz w:val="26"/>
+          <w:szCs w:val="26"/>
+        </w:rPr>
+        <w:t xml:space="preserve"> </w:t>
+      </w:r>
+      <w:r>
+        <w:rPr>
+          <w:color w:val="156082" w:themeColor="accent1"/>
+          <w:sz w:val="26"/>
+          <w:szCs w:val="26"/>
+        </w:rPr>
+        <w:t>nyújt stabil alapot</w:t>
+      </w:r>
+      <w:r>
+        <w:rPr>
+          <w:color w:val="156082" w:themeColor="accent1"/>
+          <w:sz w:val="26"/>
+          <w:szCs w:val="26"/>
+        </w:rPr>
+        <w:t xml:space="preserve"> </w:t>
+      </w:r>
+      <w:r>
+        <w:rPr>
+          <w:color w:val="156082" w:themeColor="accent1"/>
+          <w:sz w:val="26"/>
+          <w:szCs w:val="26"/>
+        </w:rPr>
+        <w:t>az oldalunk</w:t>
+      </w:r>
+      <w:r>
+        <w:rPr>
+          <w:color w:val="156082" w:themeColor="accent1"/>
+          <w:sz w:val="26"/>
+          <w:szCs w:val="26"/>
+        </w:rPr>
+        <w:t xml:space="preserve"> </w:t>
+      </w:r>
+      <w:r>
+        <w:rPr>
+          <w:color w:val="156082" w:themeColor="accent1"/>
+          <w:sz w:val="26"/>
+          <w:szCs w:val="26"/>
+        </w:rPr>
+        <w:t xml:space="preserve">futtatásához es </w:t>
+      </w:r>
+      <w:r>
+        <w:rPr>
+          <w:color w:val="156082" w:themeColor="accent1"/>
+          <w:sz w:val="26"/>
+          <w:szCs w:val="26"/>
+        </w:rPr>
+        <w:t>fejlesztéséhez. A Docker biztosítja a konzisztens fejlesztési környezetet, a Railway lehetővé teszi a zökkenőmentes felhőbe történő telepítést, míg a Cloudinary optimalizálja a médiatartalmak kezelését. M</w:t>
       </w:r>
       <w:r>
         <w:rPr>
@@ -4507,7 +5546,23 @@
           <w:sz w:val="26"/>
           <w:szCs w:val="26"/>
         </w:rPr>
-        <w:t>fejlesztői eszköz, de különböző célokra és projektméretekre optimalizált</w:t>
+        <w:t xml:space="preserve">fejlesztői </w:t>
+      </w:r>
+      <w:r>
+        <w:rPr>
+          <w:color w:val="156082" w:themeColor="accent1"/>
+          <w:sz w:val="26"/>
+          <w:szCs w:val="26"/>
+        </w:rPr>
+        <w:t>szoftver</w:t>
+      </w:r>
+      <w:r>
+        <w:rPr>
+          <w:color w:val="156082" w:themeColor="accent1"/>
+          <w:sz w:val="26"/>
+          <w:szCs w:val="26"/>
+        </w:rPr>
+        <w:t>, de különböző célokra és projektméretekre optimalizált</w:t>
       </w:r>
       <w:r>
         <w:rPr>
@@ -4523,39 +5578,39 @@
           <w:sz w:val="26"/>
           <w:szCs w:val="26"/>
         </w:rPr>
-        <w:t>k. A Visual Studio 2022 egy teljes értékű integrált fejlesztői környezet (IDE), amely elsősorban nagyobb, komplex .NET</w:t>
-      </w:r>
-      <w:r>
-        <w:rPr>
-          <w:color w:val="156082" w:themeColor="accent1"/>
-          <w:sz w:val="26"/>
-          <w:szCs w:val="26"/>
-        </w:rPr>
-        <w:t>,</w:t>
-      </w:r>
-      <w:r>
-        <w:rPr>
-          <w:color w:val="156082" w:themeColor="accent1"/>
-          <w:sz w:val="26"/>
-          <w:szCs w:val="26"/>
-        </w:rPr>
-        <w:t xml:space="preserve"> C++ </w:t>
-      </w:r>
-      <w:r>
-        <w:rPr>
-          <w:color w:val="156082" w:themeColor="accent1"/>
-          <w:sz w:val="26"/>
-          <w:szCs w:val="26"/>
-        </w:rPr>
-        <w:t xml:space="preserve">és C# </w:t>
-      </w:r>
-      <w:r>
-        <w:rPr>
-          <w:color w:val="156082" w:themeColor="accent1"/>
-          <w:sz w:val="26"/>
-          <w:szCs w:val="26"/>
-        </w:rPr>
-        <w:t xml:space="preserve">projektekhez ajánlott, </w:t>
+        <w:t>k. A Visual Studio 2022 egy teljes értékű integrált fejlesztői környezet (IDE), amely elsősorban nagyobb</w:t>
+      </w:r>
+      <w:r>
+        <w:rPr>
+          <w:color w:val="156082" w:themeColor="accent1"/>
+          <w:sz w:val="26"/>
+          <w:szCs w:val="26"/>
+        </w:rPr>
+        <w:t xml:space="preserve"> </w:t>
+      </w:r>
+      <w:r>
+        <w:rPr>
+          <w:color w:val="156082" w:themeColor="accent1"/>
+          <w:sz w:val="26"/>
+          <w:szCs w:val="26"/>
+        </w:rPr>
+        <w:t>é</w:t>
+      </w:r>
+      <w:r>
+        <w:rPr>
+          <w:color w:val="156082" w:themeColor="accent1"/>
+          <w:sz w:val="26"/>
+          <w:szCs w:val="26"/>
+        </w:rPr>
+        <w:t xml:space="preserve">s </w:t>
+      </w:r>
+      <w:r>
+        <w:rPr>
+          <w:color w:val="156082" w:themeColor="accent1"/>
+          <w:sz w:val="26"/>
+          <w:szCs w:val="26"/>
+        </w:rPr>
+        <w:t xml:space="preserve">komplex projektekhez ajánlott, </w:t>
       </w:r>
       <w:r>
         <w:rPr>
@@ -4571,39 +5626,111 @@
           <w:sz w:val="26"/>
           <w:szCs w:val="26"/>
         </w:rPr>
-        <w:t xml:space="preserve"> beépített adatbázis-kezelés, GUI tervezőeszközök és hibakeresési lehetőségek</w:t>
-      </w:r>
-      <w:r>
-        <w:rPr>
-          <w:color w:val="156082" w:themeColor="accent1"/>
-          <w:sz w:val="26"/>
-          <w:szCs w:val="26"/>
-        </w:rPr>
-        <w:t xml:space="preserve"> is találhatók</w:t>
-      </w:r>
-      <w:r>
-        <w:rPr>
-          <w:color w:val="156082" w:themeColor="accent1"/>
-          <w:sz w:val="26"/>
-          <w:szCs w:val="26"/>
-        </w:rPr>
-        <w:t xml:space="preserve">. Ez az eszköz különösen hatékony vállalati környezetekben, ahol a teljes stack fejlesztésre van szükség, és jól integrálódik más Microsoft termékekkel, mint az Azure vagy SQL </w:t>
-      </w:r>
-      <w:r>
-        <w:rPr>
-          <w:color w:val="156082" w:themeColor="accent1"/>
-          <w:sz w:val="26"/>
-          <w:szCs w:val="26"/>
-        </w:rPr>
-        <w:t>sz</w:t>
-      </w:r>
-      <w:r>
-        <w:rPr>
-          <w:color w:val="156082" w:themeColor="accent1"/>
-          <w:sz w:val="26"/>
-          <w:szCs w:val="26"/>
-        </w:rPr>
-        <w:t>erver.</w:t>
+        <w:t xml:space="preserve"> beépített adatbázis-kezelés, GUI tervezőeszköz és hibakeresési lehetőség</w:t>
+      </w:r>
+      <w:r>
+        <w:rPr>
+          <w:color w:val="156082" w:themeColor="accent1"/>
+          <w:sz w:val="26"/>
+          <w:szCs w:val="26"/>
+        </w:rPr>
+        <w:t xml:space="preserve"> is található</w:t>
+      </w:r>
+      <w:r>
+        <w:rPr>
+          <w:color w:val="156082" w:themeColor="accent1"/>
+          <w:sz w:val="26"/>
+          <w:szCs w:val="26"/>
+        </w:rPr>
+        <w:t xml:space="preserve">. Ez különösen hatékony </w:t>
+      </w:r>
+      <w:r>
+        <w:rPr>
+          <w:color w:val="156082" w:themeColor="accent1"/>
+          <w:sz w:val="26"/>
+          <w:szCs w:val="26"/>
+        </w:rPr>
+        <w:t>olyan projekteknél, mint ak</w:t>
+      </w:r>
+      <w:r>
+        <w:rPr>
+          <w:color w:val="156082" w:themeColor="accent1"/>
+          <w:sz w:val="26"/>
+          <w:szCs w:val="26"/>
+        </w:rPr>
+        <w:t>á</w:t>
+      </w:r>
+      <w:r>
+        <w:rPr>
+          <w:color w:val="156082" w:themeColor="accent1"/>
+          <w:sz w:val="26"/>
+          <w:szCs w:val="26"/>
+        </w:rPr>
+        <w:t xml:space="preserve">r a </w:t>
+      </w:r>
+      <w:r>
+        <w:rPr>
+          <w:color w:val="156082" w:themeColor="accent1"/>
+          <w:sz w:val="26"/>
+          <w:szCs w:val="26"/>
+        </w:rPr>
+        <w:t>miénk</w:t>
+      </w:r>
+      <w:r>
+        <w:rPr>
+          <w:color w:val="156082" w:themeColor="accent1"/>
+          <w:sz w:val="26"/>
+          <w:szCs w:val="26"/>
+        </w:rPr>
+        <w:t xml:space="preserve">, ahol a teljes stack fejlesztésre van szükség, és jól integrálódik más </w:t>
+      </w:r>
+      <w:r>
+        <w:rPr>
+          <w:color w:val="156082" w:themeColor="accent1"/>
+          <w:sz w:val="26"/>
+          <w:szCs w:val="26"/>
+        </w:rPr>
+        <w:t>adatbázisokkal</w:t>
+      </w:r>
+      <w:r>
+        <w:rPr>
+          <w:color w:val="156082" w:themeColor="accent1"/>
+          <w:sz w:val="26"/>
+          <w:szCs w:val="26"/>
+        </w:rPr>
+        <w:t xml:space="preserve">, mint </w:t>
+      </w:r>
+      <w:r>
+        <w:rPr>
+          <w:color w:val="156082" w:themeColor="accent1"/>
+          <w:sz w:val="26"/>
+          <w:szCs w:val="26"/>
+        </w:rPr>
+        <w:t xml:space="preserve">pl. </w:t>
+      </w:r>
+      <w:r>
+        <w:rPr>
+          <w:color w:val="156082" w:themeColor="accent1"/>
+          <w:sz w:val="26"/>
+          <w:szCs w:val="26"/>
+        </w:rPr>
+        <w:t>SQL vagy MySQL-</w:t>
+      </w:r>
+      <w:r>
+        <w:rPr>
+          <w:color w:val="156082" w:themeColor="accent1"/>
+          <w:sz w:val="26"/>
+          <w:szCs w:val="26"/>
+        </w:rPr>
+        <w:t>l</w:t>
+      </w:r>
+      <w:r>
+        <w:rPr>
+          <w:color w:val="156082" w:themeColor="accent1"/>
+          <w:sz w:val="26"/>
+          <w:szCs w:val="26"/>
+        </w:rPr>
+        <w:t>el.</w:t>
       </w:r>
     </w:p>
     <w:p>
@@ -4623,13 +5750,13 @@
         </w:rPr>
         <w:lastRenderedPageBreak/>
         <w:drawing>
-          <wp:anchor distT="0" distB="0" distL="114300" distR="114300" simplePos="0" relativeHeight="251668480" behindDoc="1" locked="0" layoutInCell="1" allowOverlap="1" wp14:anchorId="08745E00" wp14:editId="55D584EC">
+          <wp:anchor distT="0" distB="0" distL="114300" distR="114300" simplePos="0" relativeHeight="251668480" behindDoc="1" locked="0" layoutInCell="1" allowOverlap="1" wp14:anchorId="08745E00" wp14:editId="566ACDF6">
             <wp:simplePos x="0" y="0"/>
             <wp:positionH relativeFrom="margin">
               <wp:align>right</wp:align>
             </wp:positionH>
             <wp:positionV relativeFrom="paragraph">
-              <wp:posOffset>7951</wp:posOffset>
+              <wp:posOffset>162</wp:posOffset>
             </wp:positionV>
             <wp:extent cx="3721100" cy="2094230"/>
             <wp:effectExtent l="0" t="0" r="0" b="1270"/>
@@ -4687,15 +5814,6 @@
           </wp:anchor>
         </w:drawing>
       </w:r>
-    </w:p>
-    <w:p>
-      <w:pPr>
-        <w:rPr>
-          <w:color w:val="156082" w:themeColor="accent1"/>
-          <w:sz w:val="26"/>
-          <w:szCs w:val="26"/>
-        </w:rPr>
-      </w:pPr>
       <w:r>
         <w:rPr>
           <w:color w:val="156082" w:themeColor="accent1"/>
@@ -4718,7 +5836,64 @@
           <w:sz w:val="26"/>
           <w:szCs w:val="26"/>
         </w:rPr>
-        <w:t xml:space="preserve"> egy könnyű, nyílt forráskódú szerkesztő, amelyet főleg webfejlesztéshez és kis- vagy közepes méretű projektekhez használnak. A VS Code moduláris kialakítása és a gazdag bővítménykönyvtára lehetővé teszi a gyors </w:t>
+        <w:t> egy könnyű, nyílt forráskódú szerkesztő, am</w:t>
+      </w:r>
+      <w:r>
+        <w:rPr>
+          <w:color w:val="156082" w:themeColor="accent1"/>
+          <w:sz w:val="26"/>
+          <w:szCs w:val="26"/>
+        </w:rPr>
+        <w:t xml:space="preserve">it most elsősorban </w:t>
+      </w:r>
+      <w:r>
+        <w:rPr>
+          <w:color w:val="156082" w:themeColor="accent1"/>
+          <w:sz w:val="26"/>
+          <w:szCs w:val="26"/>
+        </w:rPr>
+        <w:t xml:space="preserve">webfejlesztéshez </w:t>
+      </w:r>
+      <w:r>
+        <w:rPr>
+          <w:color w:val="156082" w:themeColor="accent1"/>
+          <w:sz w:val="26"/>
+          <w:szCs w:val="26"/>
+        </w:rPr>
+        <w:t>h</w:t>
+      </w:r>
+      <w:r>
+        <w:rPr>
+          <w:color w:val="156082" w:themeColor="accent1"/>
+          <w:sz w:val="26"/>
+          <w:szCs w:val="26"/>
+        </w:rPr>
+        <w:t xml:space="preserve">asználtunk, de más közepesen nagy projektekhez is alkalmas. </w:t>
+      </w:r>
+      <w:r>
+        <w:rPr>
+          <w:color w:val="156082" w:themeColor="accent1"/>
+          <w:sz w:val="26"/>
+          <w:szCs w:val="26"/>
+        </w:rPr>
+        <w:t xml:space="preserve"> </w:t>
+      </w:r>
+    </w:p>
+    <w:p>
+      <w:pPr>
+        <w:rPr>
+          <w:color w:val="156082" w:themeColor="accent1"/>
+          <w:sz w:val="26"/>
+          <w:szCs w:val="26"/>
+        </w:rPr>
+      </w:pPr>
+      <w:r>
+        <w:rPr>
+          <w:color w:val="156082" w:themeColor="accent1"/>
+          <w:sz w:val="26"/>
+          <w:szCs w:val="26"/>
+        </w:rPr>
+        <w:t xml:space="preserve">A VS Code moduláris kialakítása és a gazdag bővítménykönyvtára lehetővé teszi a gyors </w:t>
       </w:r>
       <w:r>
         <w:rPr>
@@ -4750,13 +5925,185 @@
           <w:sz w:val="26"/>
           <w:szCs w:val="26"/>
         </w:rPr>
-        <w:t>. Bár kevésbé teljes körű, mint a Visual Studio 2022, a VS Code népszerű választás frontend fejlesztők és agilis csapatok körében, köszönhetően a gyors működésének és az egyszerű használatának. Mindkét eszköz támogatja a webes fejlesztést, de míg a Visual Studio 2022 a nagyvállalati szintű megoldásokhoz nyújt kifinomultabb eszközöket, addig a VS Code a gyors prototípuskészítés és a rugalmas fejlesztés előnyeit kínálja. A választás a projekt méretétől, a technológiai stacktől és a csapat igényeitől függ.</w:t>
-      </w:r>
-    </w:p>
-    <w:p>
-      <w:r>
+        <w:t xml:space="preserve">. Bár kevésbé teljes körű, mint a Visual Studio 2022, a VS Code népszerű választás </w:t>
+      </w:r>
+      <w:r>
+        <w:rPr>
+          <w:color w:val="156082" w:themeColor="accent1"/>
+          <w:sz w:val="26"/>
+          <w:szCs w:val="26"/>
+        </w:rPr>
+        <w:t xml:space="preserve">a </w:t>
+      </w:r>
+      <w:r>
+        <w:rPr>
+          <w:color w:val="156082" w:themeColor="accent1"/>
+          <w:sz w:val="26"/>
+          <w:szCs w:val="26"/>
+        </w:rPr>
+        <w:t xml:space="preserve">fejlesztők körében, köszönhetően a gyors működésének és az egyszerű használatának. Mindkét eszköz támogatja a webes fejlesztést, de </w:t>
+      </w:r>
+      <w:r>
+        <w:rPr>
+          <w:color w:val="156082" w:themeColor="accent1"/>
+          <w:sz w:val="26"/>
+          <w:szCs w:val="26"/>
+        </w:rPr>
+        <w:t>a</w:t>
+      </w:r>
+      <w:r>
+        <w:rPr>
+          <w:color w:val="156082" w:themeColor="accent1"/>
+          <w:sz w:val="26"/>
+          <w:szCs w:val="26"/>
+        </w:rPr>
+        <w:t xml:space="preserve">míg a Visual Studio 2022 a </w:t>
+      </w:r>
+      <w:r>
+        <w:rPr>
+          <w:color w:val="156082" w:themeColor="accent1"/>
+          <w:sz w:val="26"/>
+          <w:szCs w:val="26"/>
+        </w:rPr>
+        <w:t>nehezebb, komplexebb</w:t>
+      </w:r>
+      <w:r>
+        <w:rPr>
+          <w:color w:val="156082" w:themeColor="accent1"/>
+          <w:sz w:val="26"/>
+          <w:szCs w:val="26"/>
+        </w:rPr>
+        <w:t xml:space="preserve"> megoldásokhoz nyújt </w:t>
+      </w:r>
+      <w:r>
+        <w:rPr>
+          <w:color w:val="156082" w:themeColor="accent1"/>
+          <w:sz w:val="26"/>
+          <w:szCs w:val="26"/>
+        </w:rPr>
+        <w:t>megoldást</w:t>
+      </w:r>
+      <w:r>
+        <w:rPr>
+          <w:color w:val="156082" w:themeColor="accent1"/>
+          <w:sz w:val="26"/>
+          <w:szCs w:val="26"/>
+        </w:rPr>
+        <w:t xml:space="preserve">, addig a VS Code a </w:t>
+      </w:r>
+      <w:r>
+        <w:rPr>
+          <w:color w:val="156082" w:themeColor="accent1"/>
+          <w:sz w:val="26"/>
+          <w:szCs w:val="26"/>
+        </w:rPr>
+        <w:t>gyors</w:t>
+      </w:r>
+      <w:r>
+        <w:rPr>
+          <w:color w:val="156082" w:themeColor="accent1"/>
+          <w:sz w:val="26"/>
+          <w:szCs w:val="26"/>
+        </w:rPr>
+        <w:t>aságot</w:t>
+      </w:r>
+      <w:r>
+        <w:rPr>
+          <w:color w:val="156082" w:themeColor="accent1"/>
+          <w:sz w:val="26"/>
+          <w:szCs w:val="26"/>
+        </w:rPr>
+        <w:t xml:space="preserve"> és a rugalmas fejlesztés</w:t>
+      </w:r>
+      <w:r>
+        <w:rPr>
+          <w:color w:val="156082" w:themeColor="accent1"/>
+          <w:sz w:val="26"/>
+          <w:szCs w:val="26"/>
+        </w:rPr>
+        <w:t>t részesíti előnyben</w:t>
+      </w:r>
+      <w:r>
+        <w:rPr>
+          <w:color w:val="156082" w:themeColor="accent1"/>
+          <w:sz w:val="26"/>
+          <w:szCs w:val="26"/>
+        </w:rPr>
+        <w:t xml:space="preserve">. A választás a projekt méretétől, </w:t>
+      </w:r>
+      <w:r>
+        <w:rPr>
+          <w:color w:val="156082" w:themeColor="accent1"/>
+          <w:sz w:val="26"/>
+          <w:szCs w:val="26"/>
+        </w:rPr>
+        <w:t>é</w:t>
+      </w:r>
+      <w:r>
+        <w:rPr>
+          <w:color w:val="156082" w:themeColor="accent1"/>
+          <w:sz w:val="26"/>
+          <w:szCs w:val="26"/>
+        </w:rPr>
+        <w:t>s az elv</w:t>
+      </w:r>
+      <w:r>
+        <w:rPr>
+          <w:color w:val="156082" w:themeColor="accent1"/>
+          <w:sz w:val="26"/>
+          <w:szCs w:val="26"/>
+        </w:rPr>
+        <w:t>á</w:t>
+      </w:r>
+      <w:r>
+        <w:rPr>
+          <w:color w:val="156082" w:themeColor="accent1"/>
+          <w:sz w:val="26"/>
+          <w:szCs w:val="26"/>
+        </w:rPr>
+        <w:t>rt</w:t>
+      </w:r>
+      <w:r>
+        <w:rPr>
+          <w:color w:val="156082" w:themeColor="accent1"/>
+          <w:sz w:val="26"/>
+          <w:szCs w:val="26"/>
+        </w:rPr>
         <w:t xml:space="preserve"> </w:t>
       </w:r>
+      <w:r>
+        <w:rPr>
+          <w:color w:val="156082" w:themeColor="accent1"/>
+          <w:sz w:val="26"/>
+          <w:szCs w:val="26"/>
+        </w:rPr>
+        <w:t>igény</w:t>
+      </w:r>
+      <w:r>
+        <w:rPr>
+          <w:color w:val="156082" w:themeColor="accent1"/>
+          <w:sz w:val="26"/>
+          <w:szCs w:val="26"/>
+        </w:rPr>
+        <w:t>től</w:t>
+      </w:r>
+      <w:r>
+        <w:rPr>
+          <w:color w:val="156082" w:themeColor="accent1"/>
+          <w:sz w:val="26"/>
+          <w:szCs w:val="26"/>
+        </w:rPr>
+        <w:t xml:space="preserve"> függ.</w:t>
+      </w:r>
+    </w:p>
+    <w:p>
+      <w:pPr>
+        <w:rPr>
+          <w:color w:val="156082" w:themeColor="accent1"/>
+          <w:sz w:val="26"/>
+          <w:szCs w:val="26"/>
+        </w:rPr>
+      </w:pPr>
     </w:p>
     <w:p>
       <w:pPr>
@@ -4786,13 +6133,13 @@
           <w:szCs w:val="26"/>
         </w:rPr>
         <w:drawing>
-          <wp:anchor distT="0" distB="0" distL="114300" distR="114300" simplePos="0" relativeHeight="251669504" behindDoc="1" locked="0" layoutInCell="1" allowOverlap="1" wp14:anchorId="6B40B974" wp14:editId="74059333">
+          <wp:anchor distT="0" distB="0" distL="114300" distR="114300" simplePos="0" relativeHeight="251669504" behindDoc="1" locked="0" layoutInCell="1" allowOverlap="1" wp14:anchorId="6B40B974" wp14:editId="55972D4F">
             <wp:simplePos x="0" y="0"/>
             <wp:positionH relativeFrom="margin">
-              <wp:align>center</wp:align>
+              <wp:posOffset>487370</wp:posOffset>
             </wp:positionH>
             <wp:positionV relativeFrom="paragraph">
-              <wp:posOffset>1188251</wp:posOffset>
+              <wp:posOffset>1410305</wp:posOffset>
             </wp:positionV>
             <wp:extent cx="4737100" cy="2313305"/>
             <wp:effectExtent l="0" t="0" r="6350" b="0"/>
@@ -4920,7 +6267,39 @@
           <w:sz w:val="26"/>
           <w:szCs w:val="26"/>
         </w:rPr>
-        <w:t>létrehozását, valamint integrálható más fejlesztői eszközökkel.</w:t>
+        <w:t>létrehozását, valamint integrálható más fejlesztői eszközökkel</w:t>
+      </w:r>
+      <w:r>
+        <w:rPr>
+          <w:color w:val="156082" w:themeColor="accent1"/>
+          <w:sz w:val="26"/>
+          <w:szCs w:val="26"/>
+        </w:rPr>
+        <w:t xml:space="preserve"> (</w:t>
+      </w:r>
+      <w:r>
+        <w:rPr>
+          <w:color w:val="156082" w:themeColor="accent1"/>
+          <w:sz w:val="26"/>
+          <w:szCs w:val="26"/>
+        </w:rPr>
+        <w:t>pl.</w:t>
+      </w:r>
+      <w:r>
+        <w:rPr>
+          <w:color w:val="156082" w:themeColor="accent1"/>
+          <w:sz w:val="26"/>
+          <w:szCs w:val="26"/>
+        </w:rPr>
+        <w:t xml:space="preserve"> Railway)</w:t>
+      </w:r>
+      <w:r>
+        <w:rPr>
+          <w:color w:val="156082" w:themeColor="accent1"/>
+          <w:sz w:val="26"/>
+          <w:szCs w:val="26"/>
+        </w:rPr>
+        <w:t>.</w:t>
       </w:r>
       <w:r>
         <w:rPr>
@@ -4949,7 +6328,7 @@
         </w:rPr>
         <w:lastRenderedPageBreak/>
         <w:drawing>
-          <wp:anchor distT="0" distB="0" distL="114300" distR="114300" simplePos="0" relativeHeight="251670528" behindDoc="0" locked="0" layoutInCell="1" allowOverlap="1" wp14:anchorId="3CF13BC4" wp14:editId="48BA7E70">
+          <wp:anchor distT="0" distB="0" distL="114300" distR="114300" simplePos="0" relativeHeight="251670528" behindDoc="0" locked="0" layoutInCell="1" allowOverlap="1" wp14:anchorId="3CF13BC4" wp14:editId="65DACCF1">
             <wp:simplePos x="0" y="0"/>
             <wp:positionH relativeFrom="margin">
               <wp:posOffset>4332163</wp:posOffset>
@@ -4989,7 +6368,7 @@
                   <pic:spPr bwMode="auto">
                     <a:xfrm>
                       <a:off x="0" y="0"/>
-                      <a:ext cx="1811360" cy="3845422"/>
+                      <a:ext cx="1804946" cy="3831805"/>
                     </a:xfrm>
                     <a:prstGeom prst="rect">
                       <a:avLst/>
@@ -5122,31 +6501,63 @@
           <w:sz w:val="26"/>
           <w:szCs w:val="26"/>
         </w:rPr>
-        <w:t xml:space="preserve"> felülete lehetővé teszi a csapat</w:t>
-      </w:r>
-      <w:r>
-        <w:rPr>
-          <w:color w:val="156082" w:themeColor="accent1"/>
-          <w:sz w:val="26"/>
-          <w:szCs w:val="26"/>
-        </w:rPr>
-        <w:t>tagok</w:t>
-      </w:r>
-      <w:r>
-        <w:rPr>
-          <w:color w:val="156082" w:themeColor="accent1"/>
-          <w:sz w:val="26"/>
-          <w:szCs w:val="26"/>
-        </w:rPr>
-        <w:t xml:space="preserve"> számára, hogy hatékonyan </w:t>
-      </w:r>
-      <w:r>
-        <w:rPr>
-          <w:color w:val="156082" w:themeColor="accent1"/>
-          <w:sz w:val="26"/>
-          <w:szCs w:val="26"/>
-        </w:rPr>
-        <w:t>tudják megtervezni</w:t>
+        <w:t xml:space="preserve"> felülete lehetővé teszi a </w:t>
+      </w:r>
+      <w:r>
+        <w:rPr>
+          <w:color w:val="156082" w:themeColor="accent1"/>
+          <w:sz w:val="26"/>
+          <w:szCs w:val="26"/>
+        </w:rPr>
+        <w:t>könnyű kommunikációt a csapatban</w:t>
+      </w:r>
+      <w:r>
+        <w:rPr>
+          <w:color w:val="156082" w:themeColor="accent1"/>
+          <w:sz w:val="26"/>
+          <w:szCs w:val="26"/>
+        </w:rPr>
+        <w:t xml:space="preserve">, </w:t>
+      </w:r>
+      <w:r>
+        <w:rPr>
+          <w:color w:val="156082" w:themeColor="accent1"/>
+          <w:sz w:val="26"/>
+          <w:szCs w:val="26"/>
+        </w:rPr>
+        <w:t xml:space="preserve">miközben </w:t>
+      </w:r>
+      <w:r>
+        <w:rPr>
+          <w:color w:val="156082" w:themeColor="accent1"/>
+          <w:sz w:val="26"/>
+          <w:szCs w:val="26"/>
+        </w:rPr>
+        <w:t xml:space="preserve">hatékonyan </w:t>
+      </w:r>
+      <w:r>
+        <w:rPr>
+          <w:color w:val="156082" w:themeColor="accent1"/>
+          <w:sz w:val="26"/>
+          <w:szCs w:val="26"/>
+        </w:rPr>
+        <w:t>tudj</w:t>
+      </w:r>
+      <w:r>
+        <w:rPr>
+          <w:color w:val="156082" w:themeColor="accent1"/>
+          <w:sz w:val="26"/>
+          <w:szCs w:val="26"/>
+        </w:rPr>
+        <w:t>uk</w:t>
+      </w:r>
+      <w:r>
+        <w:rPr>
+          <w:color w:val="156082" w:themeColor="accent1"/>
+          <w:sz w:val="26"/>
+          <w:szCs w:val="26"/>
+        </w:rPr>
+        <w:t xml:space="preserve"> megtervezni</w:t>
       </w:r>
       <w:r>
         <w:rPr>
@@ -5187,17 +6598,50 @@
           <w:sz w:val="26"/>
           <w:szCs w:val="26"/>
         </w:rPr>
-        <w:t>Mindkét platform fontos szerepet játszik a modern szoftverfejlesztési folyamatokban, különböző területeken nyújtva támogatást a fejlesztők számára.</w:t>
-      </w:r>
-    </w:p>
-    <w:p>
-      <w:pPr>
-        <w:rPr>
-          <w:color w:val="156082" w:themeColor="accent1"/>
-          <w:sz w:val="26"/>
-          <w:szCs w:val="26"/>
-        </w:rPr>
-      </w:pPr>
+        <w:t>A két platform nélkülözhetetlen a projekt</w:t>
+      </w:r>
+      <w:r>
+        <w:rPr>
+          <w:color w:val="156082" w:themeColor="accent1"/>
+          <w:sz w:val="26"/>
+          <w:szCs w:val="26"/>
+        </w:rPr>
+        <w:t xml:space="preserve"> szempontjából</w:t>
+      </w:r>
+      <w:r>
+        <w:rPr>
+          <w:color w:val="156082" w:themeColor="accent1"/>
+          <w:sz w:val="26"/>
+          <w:szCs w:val="26"/>
+        </w:rPr>
+        <w:t>, nemcsak kommunikáció, hanem egyéb feladatok</w:t>
+      </w:r>
+      <w:r>
+        <w:rPr>
+          <w:color w:val="156082" w:themeColor="accent1"/>
+          <w:sz w:val="26"/>
+          <w:szCs w:val="26"/>
+        </w:rPr>
+        <w:t xml:space="preserve"> miatt</w:t>
+      </w:r>
+      <w:r>
+        <w:rPr>
+          <w:color w:val="156082" w:themeColor="accent1"/>
+          <w:sz w:val="26"/>
+          <w:szCs w:val="26"/>
+        </w:rPr>
+        <w:t xml:space="preserve"> is</w:t>
+      </w:r>
+      <w:r>
+        <w:rPr>
+          <w:i/>
+          <w:iCs/>
+          <w:color w:val="156082" w:themeColor="accent1"/>
+          <w:sz w:val="26"/>
+          <w:szCs w:val="26"/>
+        </w:rPr>
+        <w:t>.</w:t>
+      </w:r>
     </w:p>
     <w:p>
       <w:pPr>
@@ -5452,7 +6896,25 @@
           <w:sz w:val="26"/>
           <w:szCs w:val="26"/>
         </w:rPr>
-        <w:t xml:space="preserve"> A felhasználók által elmentett tervek (bútor koordinációk, nagyítás, kicsinyítés adatok, mikor készült és hogy melyik </w:t>
+        <w:t xml:space="preserve"> A felhasználók által elmentett tervek (bútor koordinációk, </w:t>
+      </w:r>
+      <w:r>
+        <w:rPr>
+          <w:rFonts w:cs="Times New Roman"/>
+          <w:color w:val="156082" w:themeColor="accent1"/>
+          <w:sz w:val="26"/>
+          <w:szCs w:val="26"/>
+        </w:rPr>
+        <w:t xml:space="preserve">méretezési </w:t>
+      </w:r>
+      <w:r>
+        <w:rPr>
+          <w:rFonts w:cs="Times New Roman"/>
+          <w:color w:val="156082" w:themeColor="accent1"/>
+          <w:sz w:val="26"/>
+          <w:szCs w:val="26"/>
+        </w:rPr>
+        <w:t xml:space="preserve">adatok, mikor készült és hogy melyik </w:t>
       </w:r>
       <w:r>
         <w:rPr>
@@ -5548,7 +7010,7 @@
           <w:sz w:val="26"/>
           <w:szCs w:val="26"/>
         </w:rPr>
-        <w:t xml:space="preserve"> nevei, weboldaluk, telefonszámuk és email címük.</w:t>
+        <w:t xml:space="preserve"> nevei, weboldaluk, telefonszám és email címük.</w:t>
       </w:r>
     </w:p>
     <w:p>
@@ -5581,7 +7043,6 @@
           <w:sz w:val="26"/>
           <w:szCs w:val="26"/>
         </w:rPr>
-        <w:lastRenderedPageBreak/>
         <w:t>Producttype</w:t>
       </w:r>
       <w:r>
@@ -5627,7 +7088,25 @@
           <w:sz w:val="26"/>
           <w:szCs w:val="26"/>
         </w:rPr>
-        <w:t xml:space="preserve"> vegyük példának asztal, szék, </w:t>
+        <w:t xml:space="preserve"> </w:t>
+      </w:r>
+      <w:r>
+        <w:rPr>
+          <w:rFonts w:cs="Times New Roman"/>
+          <w:color w:val="156082" w:themeColor="accent1"/>
+          <w:sz w:val="26"/>
+          <w:szCs w:val="26"/>
+        </w:rPr>
+        <w:t>pl.</w:t>
+      </w:r>
+      <w:r>
+        <w:rPr>
+          <w:rFonts w:cs="Times New Roman"/>
+          <w:color w:val="156082" w:themeColor="accent1"/>
+          <w:sz w:val="26"/>
+          <w:szCs w:val="26"/>
+        </w:rPr>
+        <w:t xml:space="preserve"> asztal, szék, </w:t>
       </w:r>
       <w:r>
         <w:rPr>
@@ -5645,7 +7124,34 @@
           <w:sz w:val="26"/>
           <w:szCs w:val="26"/>
         </w:rPr>
-        <w:t>, az adatokon kívül tartalmazza még hogy melyik szobához tartoznak.</w:t>
+        <w:t xml:space="preserve">, az adatokon kívül </w:t>
+      </w:r>
+      <w:r>
+        <w:rPr>
+          <w:rFonts w:cs="Times New Roman"/>
+          <w:color w:val="156082" w:themeColor="accent1"/>
+          <w:sz w:val="26"/>
+          <w:szCs w:val="26"/>
+        </w:rPr>
+        <w:t>tartalmazza,</w:t>
+      </w:r>
+      <w:r>
+        <w:rPr>
+          <w:rFonts w:cs="Times New Roman"/>
+          <w:color w:val="156082" w:themeColor="accent1"/>
+          <w:sz w:val="26"/>
+          <w:szCs w:val="26"/>
+        </w:rPr>
+        <w:t xml:space="preserve"> </w:t>
+      </w:r>
+      <w:r>
+        <w:rPr>
+          <w:rFonts w:cs="Times New Roman"/>
+          <w:color w:val="156082" w:themeColor="accent1"/>
+          <w:sz w:val="26"/>
+          <w:szCs w:val="26"/>
+        </w:rPr>
+        <w:t>hogy melyik szobához tartoznak.</w:t>
       </w:r>
     </w:p>
     <w:p>
@@ -5696,6 +7202,33 @@
           <w:sz w:val="26"/>
           <w:szCs w:val="26"/>
         </w:rPr>
+        <w:t>UR</w:t>
+      </w:r>
+      <w:r>
+        <w:rPr>
+          <w:rFonts w:cs="Times New Roman"/>
+          <w:color w:val="156082" w:themeColor="accent1"/>
+          <w:sz w:val="26"/>
+          <w:szCs w:val="26"/>
+        </w:rPr>
+        <w:t>L</w:t>
+      </w:r>
+      <w:r>
+        <w:rPr>
+          <w:rFonts w:cs="Times New Roman"/>
+          <w:color w:val="156082" w:themeColor="accent1"/>
+          <w:sz w:val="26"/>
+          <w:szCs w:val="26"/>
+        </w:rPr>
+        <w:t xml:space="preserve">, áruk és a bútorok képeinek </w:t>
+      </w:r>
+      <w:r>
+        <w:rPr>
+          <w:rFonts w:cs="Times New Roman"/>
+          <w:color w:val="156082" w:themeColor="accent1"/>
+          <w:sz w:val="26"/>
+          <w:szCs w:val="26"/>
+        </w:rPr>
         <w:t>URL</w:t>
       </w:r>
       <w:r>
@@ -5705,7 +7238,7 @@
           <w:sz w:val="26"/>
           <w:szCs w:val="26"/>
         </w:rPr>
-        <w:t xml:space="preserve">, áruk és a bútorok képeinek url-je a megfelelő </w:t>
+        <w:t xml:space="preserve">-je a megfelelő </w:t>
       </w:r>
       <w:r>
         <w:rPr>
@@ -5843,7 +7376,34 @@
           <w:sz w:val="26"/>
           <w:szCs w:val="26"/>
         </w:rPr>
-        <w:t xml:space="preserve"> Különböző szobák.</w:t>
+        <w:t xml:space="preserve"> Különböző szobák</w:t>
+      </w:r>
+      <w:r>
+        <w:rPr>
+          <w:rFonts w:cs="Times New Roman"/>
+          <w:color w:val="156082" w:themeColor="accent1"/>
+          <w:sz w:val="26"/>
+          <w:szCs w:val="26"/>
+        </w:rPr>
+        <w:t xml:space="preserve"> pl</w:t>
+      </w:r>
+      <w:r>
+        <w:rPr>
+          <w:rFonts w:cs="Times New Roman"/>
+          <w:color w:val="156082" w:themeColor="accent1"/>
+          <w:sz w:val="26"/>
+          <w:szCs w:val="26"/>
+        </w:rPr>
+        <w:t>.</w:t>
+      </w:r>
+      <w:r>
+        <w:rPr>
+          <w:rFonts w:cs="Times New Roman"/>
+          <w:color w:val="156082" w:themeColor="accent1"/>
+          <w:sz w:val="26"/>
+          <w:szCs w:val="26"/>
+        </w:rPr>
+        <w:t xml:space="preserve"> nappali, hálószoba.</w:t>
       </w:r>
     </w:p>
     <w:p>
@@ -5894,16 +7454,52 @@
           <w:sz w:val="26"/>
           <w:szCs w:val="26"/>
         </w:rPr>
-        <w:t>felhasználok</w:t>
-      </w:r>
-      <w:r>
-        <w:rPr>
-          <w:rFonts w:cs="Times New Roman"/>
-          <w:color w:val="156082" w:themeColor="accent1"/>
-          <w:sz w:val="26"/>
-          <w:szCs w:val="26"/>
-        </w:rPr>
-        <w:t xml:space="preserve"> által szerzett mérföldköveket </w:t>
+        <w:t>fe</w:t>
+      </w:r>
+      <w:r>
+        <w:rPr>
+          <w:rFonts w:cs="Times New Roman"/>
+          <w:color w:val="156082" w:themeColor="accent1"/>
+          <w:sz w:val="26"/>
+          <w:szCs w:val="26"/>
+        </w:rPr>
+        <w:t>lhasznál</w:t>
+      </w:r>
+      <w:r>
+        <w:rPr>
+          <w:rFonts w:cs="Times New Roman"/>
+          <w:color w:val="156082" w:themeColor="accent1"/>
+          <w:sz w:val="26"/>
+          <w:szCs w:val="26"/>
+        </w:rPr>
+        <w:t>ó</w:t>
+      </w:r>
+      <w:r>
+        <w:rPr>
+          <w:rFonts w:cs="Times New Roman"/>
+          <w:color w:val="156082" w:themeColor="accent1"/>
+          <w:sz w:val="26"/>
+          <w:szCs w:val="26"/>
+        </w:rPr>
+        <w:t>k</w:t>
+      </w:r>
+      <w:r>
+        <w:rPr>
+          <w:rFonts w:cs="Times New Roman"/>
+          <w:color w:val="156082" w:themeColor="accent1"/>
+          <w:sz w:val="26"/>
+          <w:szCs w:val="26"/>
+        </w:rPr>
+        <w:t xml:space="preserve"> </w:t>
+      </w:r>
+      <w:r>
+        <w:rPr>
+          <w:rFonts w:cs="Times New Roman"/>
+          <w:color w:val="156082" w:themeColor="accent1"/>
+          <w:sz w:val="26"/>
+          <w:szCs w:val="26"/>
+        </w:rPr>
+        <w:t xml:space="preserve">által szerzett mérföldköveket </w:t>
       </w:r>
       <w:r>
         <w:rPr>
@@ -5921,16 +7517,25 @@
           <w:sz w:val="26"/>
           <w:szCs w:val="26"/>
         </w:rPr>
-        <w:t xml:space="preserve"> amiben szerepel egy </w:t>
-      </w:r>
-      <w:r>
-        <w:rPr>
-          <w:rFonts w:cs="Times New Roman"/>
-          <w:color w:val="156082" w:themeColor="accent1"/>
-          <w:sz w:val="26"/>
-          <w:szCs w:val="26"/>
-        </w:rPr>
-        <w:t>cím,</w:t>
+        <w:t xml:space="preserve"> amiben szerepel </w:t>
+      </w:r>
+      <w:r>
+        <w:rPr>
+          <w:rFonts w:cs="Times New Roman"/>
+          <w:color w:val="156082" w:themeColor="accent1"/>
+          <w:sz w:val="26"/>
+          <w:szCs w:val="26"/>
+        </w:rPr>
+        <w:t>a mérföldkő neve</w:t>
+      </w:r>
+      <w:r>
+        <w:rPr>
+          <w:rFonts w:cs="Times New Roman"/>
+          <w:color w:val="156082" w:themeColor="accent1"/>
+          <w:sz w:val="26"/>
+          <w:szCs w:val="26"/>
+        </w:rPr>
+        <w:t>,</w:t>
       </w:r>
       <w:r>
         <w:rPr>
@@ -5993,7 +7598,7 @@
           <w:sz w:val="26"/>
           <w:szCs w:val="26"/>
         </w:rPr>
-        <w:t xml:space="preserve"> hogy mikor és hogy pontosan ki kapta meg.</w:t>
+        <w:t xml:space="preserve"> hogy mikor és pontosan ki kapta meg.</w:t>
       </w:r>
     </w:p>
     <w:p>
@@ -6206,7 +7811,39 @@
           <w:sz w:val="26"/>
           <w:szCs w:val="26"/>
         </w:rPr>
-        <w:t>z achievementek (Teljesítmények) virtuális jutalmak, kitüntetések amit a felhasználó szerezhet meg különböző célok, teljesítmények elérése után (</w:t>
+        <w:t xml:space="preserve">z achievementek (Teljesítmények) virtuális jutalmak, </w:t>
+      </w:r>
+      <w:r>
+        <w:rPr>
+          <w:color w:val="156082" w:themeColor="accent1"/>
+          <w:sz w:val="26"/>
+          <w:szCs w:val="26"/>
+        </w:rPr>
+        <w:t>kitüntetések,</w:t>
+      </w:r>
+      <w:r>
+        <w:rPr>
+          <w:color w:val="156082" w:themeColor="accent1"/>
+          <w:sz w:val="26"/>
+          <w:szCs w:val="26"/>
+        </w:rPr>
+        <w:t xml:space="preserve"> amit a felhasználó különböző</w:t>
+      </w:r>
+      <w:r>
+        <w:rPr>
+          <w:color w:val="156082" w:themeColor="accent1"/>
+          <w:sz w:val="26"/>
+          <w:szCs w:val="26"/>
+        </w:rPr>
+        <w:t xml:space="preserve"> célok, teljesítmények után szerezhet meg</w:t>
+      </w:r>
+      <w:r>
+        <w:rPr>
+          <w:color w:val="156082" w:themeColor="accent1"/>
+          <w:sz w:val="26"/>
+          <w:szCs w:val="26"/>
+        </w:rPr>
+        <w:t xml:space="preserve"> (</w:t>
       </w:r>
       <w:r>
         <w:rPr>
@@ -6374,7 +8011,6 @@
           <w:sz w:val="26"/>
           <w:szCs w:val="26"/>
         </w:rPr>
-        <w:lastRenderedPageBreak/>
         <w:t>„</w:t>
       </w:r>
       <w:r>
@@ -6458,16 +8094,110 @@
       </w:pPr>
       <w:r>
         <w:rPr>
+          <w:rFonts w:cs="Times New Roman"/>
+          <w:color w:val="156082" w:themeColor="accent1"/>
+          <w:sz w:val="26"/>
+          <w:szCs w:val="26"/>
+        </w:rPr>
+        <w:lastRenderedPageBreak/>
+        <w:t>„</w:t>
+      </w:r>
+      <w:r>
+        <w:rPr>
+          <w:rFonts w:cs="Times New Roman"/>
+          <w:color w:val="156082" w:themeColor="accent1"/>
+          <w:sz w:val="26"/>
+          <w:szCs w:val="26"/>
+        </w:rPr>
+        <w:t>delete</w:t>
+      </w:r>
+      <w:r>
+        <w:rPr>
+          <w:rFonts w:cs="Times New Roman"/>
+          <w:color w:val="156082" w:themeColor="accent1"/>
+          <w:sz w:val="26"/>
+          <w:szCs w:val="26"/>
+        </w:rPr>
+        <w:t xml:space="preserve"> </w:t>
+      </w:r>
+      <w:r>
+        <w:rPr>
+          <w:rFonts w:cs="Times New Roman"/>
+          <w:color w:val="156082" w:themeColor="accent1"/>
+          <w:sz w:val="26"/>
+          <w:szCs w:val="26"/>
+        </w:rPr>
+        <w:t>id” Törli</w:t>
+      </w:r>
+      <w:r>
+        <w:rPr>
+          <w:rFonts w:cs="Times New Roman"/>
+          <w:color w:val="156082" w:themeColor="accent1"/>
+          <w:sz w:val="26"/>
+          <w:szCs w:val="26"/>
+        </w:rPr>
+        <w:t xml:space="preserve"> az elért achievementeket azonosító </w:t>
+      </w:r>
+      <w:r>
+        <w:rPr>
+          <w:rFonts w:cs="Times New Roman"/>
+          <w:color w:val="156082" w:themeColor="accent1"/>
+          <w:sz w:val="26"/>
+          <w:szCs w:val="26"/>
+        </w:rPr>
+        <w:t>alapján. (</w:t>
+      </w:r>
+      <w:r>
+        <w:rPr>
+          <w:rFonts w:cs="Times New Roman"/>
+          <w:color w:val="156082" w:themeColor="accent1"/>
+          <w:sz w:val="26"/>
+          <w:szCs w:val="26"/>
+        </w:rPr>
+        <w:t xml:space="preserve">Admin </w:t>
+      </w:r>
+      <w:r>
+        <w:rPr>
+          <w:rFonts w:cs="Times New Roman"/>
+          <w:color w:val="156082" w:themeColor="accent1"/>
+          <w:sz w:val="26"/>
+          <w:szCs w:val="26"/>
+        </w:rPr>
+        <w:t>jogosultság</w:t>
+      </w:r>
+      <w:r>
+        <w:rPr>
+          <w:rFonts w:cs="Times New Roman"/>
+          <w:color w:val="156082" w:themeColor="accent1"/>
+          <w:sz w:val="26"/>
+          <w:szCs w:val="26"/>
+        </w:rPr>
+        <w:t>)</w:t>
+      </w:r>
+    </w:p>
+    <w:p>
+      <w:pPr>
+        <w:pStyle w:val="Listaszerbekezds"/>
+        <w:spacing w:before="60" w:after="60"/>
+        <w:rPr>
+          <w:rFonts w:cs="Times New Roman"/>
+          <w:color w:val="156082" w:themeColor="accent1"/>
+          <w:sz w:val="26"/>
+          <w:szCs w:val="26"/>
+        </w:rPr>
+      </w:pPr>
+      <w:r>
+        <w:rPr>
           <w:noProof/>
         </w:rPr>
         <w:drawing>
-          <wp:anchor distT="0" distB="0" distL="114300" distR="114300" simplePos="0" relativeHeight="251665408" behindDoc="0" locked="0" layoutInCell="1" allowOverlap="1" wp14:anchorId="40F29F69" wp14:editId="089E5C93">
+          <wp:anchor distT="0" distB="0" distL="114300" distR="114300" simplePos="0" relativeHeight="251665408" behindDoc="1" locked="0" layoutInCell="1" allowOverlap="1" wp14:anchorId="40F29F69" wp14:editId="6F88C645">
             <wp:simplePos x="0" y="0"/>
             <wp:positionH relativeFrom="margin">
-              <wp:posOffset>-359410</wp:posOffset>
+              <wp:posOffset>-379730</wp:posOffset>
             </wp:positionH>
             <wp:positionV relativeFrom="paragraph">
-              <wp:posOffset>494030</wp:posOffset>
+              <wp:posOffset>196555</wp:posOffset>
             </wp:positionV>
             <wp:extent cx="6748145" cy="1638300"/>
             <wp:effectExtent l="0" t="0" r="0" b="0"/>
@@ -6523,109 +8253,6 @@
           </wp:anchor>
         </w:drawing>
       </w:r>
-      <w:r>
-        <w:rPr>
-          <w:rFonts w:cs="Times New Roman"/>
-          <w:color w:val="156082" w:themeColor="accent1"/>
-          <w:sz w:val="26"/>
-          <w:szCs w:val="26"/>
-        </w:rPr>
-        <w:t>„</w:t>
-      </w:r>
-      <w:r>
-        <w:rPr>
-          <w:rFonts w:cs="Times New Roman"/>
-          <w:color w:val="156082" w:themeColor="accent1"/>
-          <w:sz w:val="26"/>
-          <w:szCs w:val="26"/>
-        </w:rPr>
-        <w:t>delete</w:t>
-      </w:r>
-      <w:r>
-        <w:rPr>
-          <w:rFonts w:cs="Times New Roman"/>
-          <w:color w:val="156082" w:themeColor="accent1"/>
-          <w:sz w:val="26"/>
-          <w:szCs w:val="26"/>
-        </w:rPr>
-        <w:t xml:space="preserve"> </w:t>
-      </w:r>
-      <w:r>
-        <w:rPr>
-          <w:rFonts w:cs="Times New Roman"/>
-          <w:color w:val="156082" w:themeColor="accent1"/>
-          <w:sz w:val="26"/>
-          <w:szCs w:val="26"/>
-        </w:rPr>
-        <w:t>id” Törli</w:t>
-      </w:r>
-      <w:r>
-        <w:rPr>
-          <w:rFonts w:cs="Times New Roman"/>
-          <w:color w:val="156082" w:themeColor="accent1"/>
-          <w:sz w:val="26"/>
-          <w:szCs w:val="26"/>
-        </w:rPr>
-        <w:t xml:space="preserve"> az elért achievementeket azonosító </w:t>
-      </w:r>
-      <w:r>
-        <w:rPr>
-          <w:rFonts w:cs="Times New Roman"/>
-          <w:color w:val="156082" w:themeColor="accent1"/>
-          <w:sz w:val="26"/>
-          <w:szCs w:val="26"/>
-        </w:rPr>
-        <w:t>alapján. (</w:t>
-      </w:r>
-      <w:r>
-        <w:rPr>
-          <w:rFonts w:cs="Times New Roman"/>
-          <w:color w:val="156082" w:themeColor="accent1"/>
-          <w:sz w:val="26"/>
-          <w:szCs w:val="26"/>
-        </w:rPr>
-        <w:t xml:space="preserve">Admin </w:t>
-      </w:r>
-      <w:r>
-        <w:rPr>
-          <w:rFonts w:cs="Times New Roman"/>
-          <w:color w:val="156082" w:themeColor="accent1"/>
-          <w:sz w:val="26"/>
-          <w:szCs w:val="26"/>
-        </w:rPr>
-        <w:t>jogosultság</w:t>
-      </w:r>
-      <w:r>
-        <w:rPr>
-          <w:rFonts w:cs="Times New Roman"/>
-          <w:color w:val="156082" w:themeColor="accent1"/>
-          <w:sz w:val="26"/>
-          <w:szCs w:val="26"/>
-        </w:rPr>
-        <w:t>)</w:t>
-      </w:r>
-    </w:p>
-    <w:p>
-      <w:pPr>
-        <w:spacing w:before="60" w:after="60"/>
-        <w:rPr>
-          <w:rFonts w:cs="Times New Roman"/>
-          <w:color w:val="156082" w:themeColor="accent1"/>
-          <w:sz w:val="26"/>
-          <w:szCs w:val="26"/>
-        </w:rPr>
-      </w:pPr>
-    </w:p>
-    <w:p>
-      <w:pPr>
-        <w:spacing w:before="60" w:after="60"/>
-        <w:rPr>
-          <w:rFonts w:cs="Times New Roman"/>
-          <w:color w:val="156082" w:themeColor="accent1"/>
-          <w:sz w:val="26"/>
-          <w:szCs w:val="26"/>
-        </w:rPr>
-      </w:pPr>
     </w:p>
     <w:p>
       <w:pPr>
@@ -7372,7 +8999,6 @@
           <w:sz w:val="26"/>
           <w:szCs w:val="26"/>
         </w:rPr>
-        <w:lastRenderedPageBreak/>
         <w:t>„get id” Lekéri az adatokat azonosító alapján (Admin)</w:t>
       </w:r>
     </w:p>
@@ -7484,6 +9110,7 @@
           <w:sz w:val="26"/>
           <w:szCs w:val="26"/>
         </w:rPr>
+        <w:lastRenderedPageBreak/>
         <w:t>„</w:t>
       </w:r>
       <w:r>
@@ -8437,7 +10064,6 @@
           <w:sz w:val="26"/>
           <w:szCs w:val="26"/>
         </w:rPr>
-        <w:lastRenderedPageBreak/>
         <w:t>„</w:t>
       </w:r>
       <w:r>
@@ -8568,6 +10194,7 @@
           <w:sz w:val="26"/>
           <w:szCs w:val="26"/>
         </w:rPr>
+        <w:lastRenderedPageBreak/>
         <w:t>„</w:t>
       </w:r>
       <w:r>
@@ -9083,7 +10710,6 @@
         <w:pStyle w:val="Cmsor2"/>
       </w:pPr>
       <w:r>
-        <w:lastRenderedPageBreak/>
         <w:t>Tervek</w:t>
       </w:r>
     </w:p>
@@ -9228,6 +10854,7 @@
           <w:sz w:val="26"/>
           <w:szCs w:val="26"/>
         </w:rPr>
+        <w:lastRenderedPageBreak/>
         <w:t>„</w:t>
       </w:r>
       <w:r>
@@ -10120,17 +11747,7 @@
           <w:sz w:val="26"/>
           <w:szCs w:val="26"/>
         </w:rPr>
-        <w:t xml:space="preserve"> </w:t>
-      </w:r>
-      <w:r>
-        <w:rPr>
-          <w:rFonts w:cs="Times New Roman"/>
-          <w:color w:val="156082" w:themeColor="accent1"/>
-          <w:sz w:val="26"/>
-          <w:szCs w:val="26"/>
-        </w:rPr>
-        <w:lastRenderedPageBreak/>
-        <w:t>alkalmaz</w:t>
+        <w:t xml:space="preserve"> alkalmaz</w:t>
       </w:r>
       <w:r>
         <w:rPr>
@@ -10227,6 +11844,7 @@
           <w:sz w:val="26"/>
           <w:szCs w:val="26"/>
         </w:rPr>
+        <w:lastRenderedPageBreak/>
         <w:t>„</w:t>
       </w:r>
       <w:r>
@@ -11187,50 +12805,26 @@
     </w:p>
     <w:p>
       <w:pPr>
+        <w:pStyle w:val="Cmsor1"/>
+      </w:pPr>
+    </w:p>
+    <w:p/>
+    <w:p>
+      <w:pPr>
+        <w:pStyle w:val="Cmsor1"/>
+        <w:jc w:val="center"/>
+      </w:pPr>
+      <w:r>
+        <w:t>Felhasználói dokumentáció</w:t>
+      </w:r>
+    </w:p>
+    <w:p>
+      <w:pPr>
         <w:pStyle w:val="NormlWeb"/>
         <w:spacing w:before="60" w:beforeAutospacing="0" w:after="60" w:afterAutospacing="0"/>
         <w:rPr>
           <w:rFonts w:asciiTheme="minorHAnsi" w:hAnsiTheme="minorHAnsi"/>
           <w:color w:val="156082" w:themeColor="accent1"/>
-          <w:sz w:val="22"/>
-          <w:szCs w:val="22"/>
-        </w:rPr>
-      </w:pPr>
-    </w:p>
-    <w:p>
-      <w:pPr>
-        <w:pStyle w:val="NormlWeb"/>
-        <w:spacing w:before="60" w:beforeAutospacing="0" w:after="60" w:afterAutospacing="0"/>
-        <w:rPr>
-          <w:rFonts w:asciiTheme="minorHAnsi" w:hAnsiTheme="minorHAnsi"/>
-          <w:color w:val="156082" w:themeColor="accent1"/>
-          <w:sz w:val="22"/>
-          <w:szCs w:val="22"/>
-        </w:rPr>
-      </w:pPr>
-    </w:p>
-    <w:p>
-      <w:pPr>
-        <w:pStyle w:val="Cmsor1"/>
-        <w:jc w:val="center"/>
-      </w:pPr>
-    </w:p>
-    <w:p>
-      <w:pPr>
-        <w:pStyle w:val="Cmsor1"/>
-        <w:jc w:val="center"/>
-      </w:pPr>
-      <w:r>
-        <w:t>Felhasználói dokumentáció</w:t>
-      </w:r>
-    </w:p>
-    <w:p>
-      <w:pPr>
-        <w:pStyle w:val="NormlWeb"/>
-        <w:spacing w:before="60" w:beforeAutospacing="0" w:after="60" w:afterAutospacing="0"/>
-        <w:rPr>
-          <w:rFonts w:asciiTheme="minorHAnsi" w:hAnsiTheme="minorHAnsi"/>
-          <w:color w:val="156082" w:themeColor="accent1"/>
           <w:sz w:val="26"/>
           <w:szCs w:val="26"/>
         </w:rPr>
@@ -11241,6 +12835,7 @@
         <w:pStyle w:val="Cmsor2"/>
       </w:pPr>
       <w:r>
+        <w:lastRenderedPageBreak/>
         <w:t>Bejelentkezés és Regisztráció</w:t>
       </w:r>
     </w:p>
@@ -11700,7 +13295,7 @@
           <w:szCs w:val="22"/>
         </w:rPr>
         <w:drawing>
-          <wp:inline distT="0" distB="0" distL="0" distR="0" wp14:anchorId="236CFAA3" wp14:editId="337F9D2D">
+          <wp:inline distT="0" distB="0" distL="0" distR="0" wp14:anchorId="236CFAA3" wp14:editId="518BCFCB">
             <wp:extent cx="5756910" cy="3057525"/>
             <wp:effectExtent l="0" t="0" r="0" b="9525"/>
             <wp:docPr id="133685835" name="Kép 8"/>
@@ -11858,7 +13453,7 @@
         </w:rPr>
         <w:lastRenderedPageBreak/>
         <w:drawing>
-          <wp:inline distT="0" distB="0" distL="0" distR="0" wp14:anchorId="095C9FAE" wp14:editId="2968C5F9">
+          <wp:inline distT="0" distB="0" distL="0" distR="0" wp14:anchorId="095C9FAE" wp14:editId="5663E66D">
             <wp:extent cx="5828647" cy="3087015"/>
             <wp:effectExtent l="0" t="0" r="1270" b="0"/>
             <wp:docPr id="1755137554" name="Kép 7"/>
@@ -19662,7 +21257,6 @@
   <w:style w:type="character" w:default="1" w:styleId="Bekezdsalapbettpusa">
     <w:name w:val="Default Paragraph Font"/>
     <w:uiPriority w:val="1"/>
-    <w:semiHidden/>
     <w:unhideWhenUsed/>
   </w:style>
   <w:style w:type="table" w:default="1" w:styleId="Normltblzat">
